--- a/README.docx
+++ b/README.docx
@@ -46,6 +46,1252 @@
       <w:r>
         <w:rPr/>
         <w:t>Réinitialisation du mot de passe</w:t>
+      </w:r>
+    </w:p>
+    <w:p>
+      <w:pPr>
+        <w:pStyle w:val="Compact"/>
+        <w:numPr>
+          <w:ilvl w:val="0"/>
+          <w:numId w:val="15"/>
+        </w:numPr>
+        <w:rPr/>
+      </w:pPr>
+      <w:r>
+        <w:rPr/>
+        <w:t>Éteindre le switch et s’y connecter sur le port serial</w:t>
+      </w:r>
+    </w:p>
+    <w:p>
+      <w:pPr>
+        <w:pStyle w:val="Compact"/>
+        <w:numPr>
+          <w:ilvl w:val="0"/>
+          <w:numId w:val="4"/>
+        </w:numPr>
+        <w:rPr/>
+      </w:pPr>
+      <w:r>
+        <w:rPr/>
+        <w:t>Appuyer sur CTRL+C continuellement pendant le boot</w:t>
+      </w:r>
+    </w:p>
+    <w:p>
+      <w:pPr>
+        <w:pStyle w:val="Compact"/>
+        <w:numPr>
+          <w:ilvl w:val="0"/>
+          <w:numId w:val="4"/>
+        </w:numPr>
+        <w:rPr/>
+      </w:pPr>
+      <w:r>
+        <w:rPr/>
+        <w:t>Une fois sur le loader, taper la commande</w:t>
+      </w:r>
+    </w:p>
+    <w:p>
+      <w:pPr>
+        <w:pStyle w:val="SourceCode"/>
+        <w:rPr/>
+      </w:pPr>
+      <w:r>
+        <w:rPr>
+          <w:rStyle w:val="VerbatimChar"/>
+        </w:rPr>
+        <w:t>loader &gt; cmdline recoverymode=1</w:t>
+      </w:r>
+    </w:p>
+    <w:p>
+      <w:pPr>
+        <w:pStyle w:val="Compact"/>
+        <w:numPr>
+          <w:ilvl w:val="0"/>
+          <w:numId w:val="16"/>
+        </w:numPr>
+        <w:rPr/>
+      </w:pPr>
+      <w:r>
+        <w:rPr/>
+        <w:t xml:space="preserve">Identifier avec </w:t>
+      </w:r>
+      <w:r>
+        <w:rPr>
+          <w:rStyle w:val="VerbatimChar"/>
+        </w:rPr>
+        <w:t>dir</w:t>
+      </w:r>
+      <w:r>
+        <w:rPr/>
+        <w:t xml:space="preserve"> l’image de nxos sur laquelle booter (la plus récente)</w:t>
+      </w:r>
+    </w:p>
+    <w:p>
+      <w:pPr>
+        <w:pStyle w:val="Compact"/>
+        <w:numPr>
+          <w:ilvl w:val="0"/>
+          <w:numId w:val="5"/>
+        </w:numPr>
+        <w:rPr/>
+      </w:pPr>
+      <w:r>
+        <w:rPr/>
+        <w:t xml:space="preserve">Utiliser la commande </w:t>
+      </w:r>
+      <w:r>
+        <w:rPr>
+          <w:rStyle w:val="VerbatimChar"/>
+        </w:rPr>
+        <w:t>boot nxos.&lt;version&gt;.bin</w:t>
+      </w:r>
+      <w:r>
+        <w:rPr/>
+        <w:t xml:space="preserve"> pour booter sur nxos</w:t>
+      </w:r>
+    </w:p>
+    <w:p>
+      <w:pPr>
+        <w:pStyle w:val="Compact"/>
+        <w:numPr>
+          <w:ilvl w:val="0"/>
+          <w:numId w:val="5"/>
+        </w:numPr>
+        <w:rPr/>
+      </w:pPr>
+      <w:r>
+        <w:rPr/>
+        <w:t xml:space="preserve">Sur le mode </w:t>
+      </w:r>
+      <w:r>
+        <w:rPr>
+          <w:rStyle w:val="VerbatimChar"/>
+        </w:rPr>
+        <w:t>boot</w:t>
+      </w:r>
+      <w:r>
+        <w:rPr/>
+        <w:t xml:space="preserve"> du switch</w:t>
+      </w:r>
+    </w:p>
+    <w:p>
+      <w:pPr>
+        <w:pStyle w:val="SourceCode"/>
+        <w:rPr/>
+      </w:pPr>
+      <w:r>
+        <w:rPr>
+          <w:rStyle w:val="VerbatimChar"/>
+        </w:rPr>
+        <w:t>switch(boot)# conf t</w:t>
+      </w:r>
+      <w:r>
+        <w:rPr/>
+        <w:br/>
+      </w:r>
+      <w:r>
+        <w:rPr>
+          <w:rStyle w:val="VerbatimChar"/>
+        </w:rPr>
+        <w:t>switch(boot)(config)# admin-password &lt;mot de passe&gt;</w:t>
+      </w:r>
+      <w:r>
+        <w:rPr/>
+        <w:br/>
+      </w:r>
+      <w:r>
+        <w:rPr>
+          <w:rStyle w:val="VerbatimChar"/>
+        </w:rPr>
+        <w:t>switch(boot)(config)# exit</w:t>
+      </w:r>
+      <w:r>
+        <w:rPr/>
+        <w:br/>
+      </w:r>
+      <w:r>
+        <w:rPr>
+          <w:rStyle w:val="VerbatimChar"/>
+        </w:rPr>
+        <w:t>switch(boot)# load-nxos</w:t>
+      </w:r>
+    </w:p>
+    <w:p>
+      <w:pPr>
+        <w:pStyle w:val="Compact"/>
+        <w:numPr>
+          <w:ilvl w:val="0"/>
+          <w:numId w:val="17"/>
+        </w:numPr>
+        <w:rPr/>
+      </w:pPr>
+      <w:r>
+        <w:rPr/>
+        <w:t xml:space="preserve">Se connecter avec le username </w:t>
+      </w:r>
+      <w:r>
+        <w:rPr>
+          <w:rStyle w:val="VerbatimChar"/>
+        </w:rPr>
+        <w:t>admin</w:t>
+      </w:r>
+      <w:r>
+        <w:rPr/>
+        <w:t xml:space="preserve"> et le mot de passe choisi.</w:t>
+      </w:r>
+    </w:p>
+    <w:p>
+      <w:pPr>
+        <w:pStyle w:val="BlockText"/>
+        <w:rPr/>
+      </w:pPr>
+      <w:r>
+        <w:rPr>
+          <w:b/>
+          <w:bCs/>
+        </w:rPr>
+        <w:t>A NOTER</w:t>
+      </w:r>
+      <w:r>
+        <w:rPr/>
+        <w:t xml:space="preserve"> que le démarrage peut prendre du temps, la configuration n’est pas immédiatement accessible.</w:t>
+      </w:r>
+    </w:p>
+    <w:p>
+      <w:pPr>
+        <w:pStyle w:val="Heading4"/>
+        <w:rPr/>
+      </w:pPr>
+      <w:bookmarkStart w:id="3" w:name="simple-réinitialisation-de-mot-de-passe"/>
+      <w:r>
+        <w:rPr/>
+        <w:t>Simple réinitialisation de mot de passe</w:t>
+      </w:r>
+    </w:p>
+    <w:p>
+      <w:pPr>
+        <w:pStyle w:val="FirstParagraph"/>
+        <w:rPr/>
+      </w:pPr>
+      <w:r>
+        <w:rPr/>
+        <w:t>Si l’on souhaite simplement modifier le mot de passe, il faut l’enregistrer dans la configuration</w:t>
+      </w:r>
+    </w:p>
+    <w:p>
+      <w:pPr>
+        <w:pStyle w:val="SourceCode"/>
+        <w:rPr/>
+      </w:pPr>
+      <w:r>
+        <w:rPr>
+          <w:rStyle w:val="VerbatimChar"/>
+        </w:rPr>
+        <w:t>switch# conf t</w:t>
+      </w:r>
+      <w:r>
+        <w:rPr/>
+        <w:br/>
+      </w:r>
+      <w:r>
+        <w:rPr>
+          <w:rStyle w:val="VerbatimChar"/>
+        </w:rPr>
+        <w:t>switch(config)# username admin password &lt;mot de passe&gt;</w:t>
+      </w:r>
+      <w:r>
+        <w:rPr/>
+        <w:br/>
+      </w:r>
+      <w:r>
+        <w:rPr>
+          <w:rStyle w:val="VerbatimChar"/>
+        </w:rPr>
+        <w:t>switch(config)# exit</w:t>
+      </w:r>
+      <w:r>
+        <w:rPr/>
+        <w:br/>
+      </w:r>
+      <w:r>
+        <w:rPr>
+          <w:rStyle w:val="VerbatimChar"/>
+        </w:rPr>
+        <w:t>switch# copy run start</w:t>
+      </w:r>
+      <w:bookmarkEnd w:id="2"/>
+      <w:bookmarkEnd w:id="3"/>
+    </w:p>
+    <w:p>
+      <w:pPr>
+        <w:pStyle w:val="Heading3"/>
+        <w:rPr/>
+      </w:pPr>
+      <w:bookmarkStart w:id="4" w:name="réinitialisation-complète"/>
+      <w:r>
+        <w:rPr/>
+        <w:t>Réinitialisation complète</w:t>
+      </w:r>
+    </w:p>
+    <w:p>
+      <w:pPr>
+        <w:pStyle w:val="FirstParagraph"/>
+        <w:rPr/>
+      </w:pPr>
+      <w:r>
+        <w:rPr/>
+        <w:t>Une fois l’accès au switch obtenu, on le réinitialise comme suit :</w:t>
+      </w:r>
+    </w:p>
+    <w:p>
+      <w:pPr>
+        <w:pStyle w:val="SourceCode"/>
+        <w:rPr/>
+      </w:pPr>
+      <w:r>
+        <w:rPr>
+          <w:rStyle w:val="VerbatimChar"/>
+        </w:rPr>
+        <w:t>switch# conf t</w:t>
+      </w:r>
+      <w:r>
+        <w:rPr/>
+        <w:br/>
+      </w:r>
+      <w:r>
+        <w:rPr>
+          <w:rStyle w:val="VerbatimChar"/>
+        </w:rPr>
+        <w:t>switch(config)# write erase</w:t>
+      </w:r>
+      <w:r>
+        <w:rPr/>
+        <w:br/>
+      </w:r>
+      <w:r>
+        <w:rPr>
+          <w:rStyle w:val="VerbatimChar"/>
+        </w:rPr>
+        <w:t>switch(config)# write erase boot</w:t>
+      </w:r>
+      <w:r>
+        <w:rPr/>
+        <w:br/>
+      </w:r>
+      <w:r>
+        <w:rPr>
+          <w:rStyle w:val="VerbatimChar"/>
+        </w:rPr>
+        <w:t>switch(config)# exit</w:t>
+      </w:r>
+      <w:r>
+        <w:rPr/>
+        <w:br/>
+      </w:r>
+      <w:r>
+        <w:rPr>
+          <w:rStyle w:val="VerbatimChar"/>
+        </w:rPr>
+        <w:t>switch# reload</w:t>
+      </w:r>
+    </w:p>
+    <w:p>
+      <w:pPr>
+        <w:pStyle w:val="FirstParagraph"/>
+        <w:rPr/>
+      </w:pPr>
+      <w:r>
+        <w:rPr/>
+        <w:t xml:space="preserve">Au redémarrage, le switch va se charger sur le loader. Il faut démarrer sur une image de nxos en utilisant la commande </w:t>
+      </w:r>
+      <w:r>
+        <w:rPr>
+          <w:rStyle w:val="VerbatimChar"/>
+        </w:rPr>
+        <w:t>boot</w:t>
+      </w:r>
+      <w:r>
+        <w:rPr/>
+        <w:t xml:space="preserve"> (les versions disponibles sont visibles via </w:t>
+      </w:r>
+      <w:r>
+        <w:rPr>
+          <w:rStyle w:val="VerbatimChar"/>
+        </w:rPr>
+        <w:t>dir</w:t>
+      </w:r>
+      <w:r>
+        <w:rPr/>
+        <w:t>).</w:t>
+      </w:r>
+    </w:p>
+    <w:p>
+      <w:pPr>
+        <w:pStyle w:val="BodyText"/>
+        <w:rPr/>
+      </w:pPr>
+      <w:r>
+        <w:rPr/>
+        <w:t xml:space="preserve">Une fois fait, le switch va boucler sur son processus POAP (Power On Auto Provisioning) ; il cherche une configuration accessible sur le réseau. Il faut taper </w:t>
+      </w:r>
+      <w:r>
+        <w:rPr>
+          <w:rStyle w:val="VerbatimChar"/>
+        </w:rPr>
+        <w:t>yes</w:t>
+      </w:r>
+      <w:r>
+        <w:rPr/>
+        <w:t xml:space="preserve"> pour passer en configuration manuelle.</w:t>
+      </w:r>
+    </w:p>
+    <w:p>
+      <w:pPr>
+        <w:pStyle w:val="BodyText"/>
+        <w:rPr/>
+      </w:pPr>
+      <w:r>
+        <w:rPr/>
+        <w:t xml:space="preserve">Procéder ensuite aux configurations manuelles classiques. </w:t>
+      </w:r>
+      <w:r>
+        <w:rPr>
+          <w:b/>
+          <w:bCs/>
+        </w:rPr>
+        <w:t>Ne pas oublier l’adresse IP du port management et l’accès via SSH.</w:t>
+      </w:r>
+    </w:p>
+    <w:p>
+      <w:pPr>
+        <w:pStyle w:val="BodyText"/>
+        <w:rPr/>
+      </w:pPr>
+      <w:r>
+        <w:rPr/>
+        <w:t xml:space="preserve">Une fois le switch configuré, il faut lui indiquer l’image de boot. </w:t>
+      </w:r>
+      <w:r>
+        <w:rPr>
+          <w:b/>
+          <w:bCs/>
+        </w:rPr>
+        <w:t>Sinon, le switch redémarre en loader.</w:t>
+      </w:r>
+    </w:p>
+    <w:p>
+      <w:pPr>
+        <w:pStyle w:val="SourceCode"/>
+        <w:rPr/>
+      </w:pPr>
+      <w:r>
+        <w:rPr>
+          <w:rStyle w:val="VerbatimChar"/>
+        </w:rPr>
+        <w:t>switch# conf t</w:t>
+      </w:r>
+      <w:r>
+        <w:rPr/>
+        <w:br/>
+      </w:r>
+      <w:r>
+        <w:rPr>
+          <w:rStyle w:val="VerbatimChar"/>
+        </w:rPr>
+        <w:t>switch(config)# boot nxos.&lt;version&gt;.bin</w:t>
+      </w:r>
+      <w:r>
+        <w:rPr/>
+        <w:br/>
+      </w:r>
+      <w:r>
+        <w:rPr>
+          <w:rStyle w:val="VerbatimChar"/>
+        </w:rPr>
+        <w:t>switch(config)# exit</w:t>
+      </w:r>
+      <w:r>
+        <w:rPr/>
+        <w:br/>
+      </w:r>
+      <w:r>
+        <w:rPr>
+          <w:rStyle w:val="VerbatimChar"/>
+        </w:rPr>
+        <w:t>switch# copy run start</w:t>
+      </w:r>
+      <w:bookmarkEnd w:id="1"/>
+      <w:bookmarkEnd w:id="4"/>
+    </w:p>
+    <w:p>
+      <w:pPr>
+        <w:pStyle w:val="Heading2"/>
+        <w:rPr/>
+      </w:pPr>
+      <w:bookmarkStart w:id="5" w:name="X00b796b79697edb7029e459e85da0bb0037129f"/>
+      <w:r>
+        <w:rPr/>
+        <w:t>Premier démarrage (connexion HTTP sur Management)</w:t>
+      </w:r>
+    </w:p>
+    <w:p>
+      <w:pPr>
+        <w:pStyle w:val="FirstParagraph"/>
+        <w:rPr/>
+      </w:pPr>
+      <w:r>
+        <w:rPr>
+          <w:b/>
+          <w:bCs/>
+        </w:rPr>
+        <w:t>A NOTER</w:t>
+      </w:r>
+      <w:r>
+        <w:rPr/>
+        <w:t>: Il est aussi possible d’utiliser immédiatement la configuration de base en HTTPS autosigné.</w:t>
+      </w:r>
+    </w:p>
+    <w:p>
+      <w:pPr>
+        <w:pStyle w:val="BodyText"/>
+        <w:rPr/>
+      </w:pPr>
+      <w:r>
+        <w:rPr/>
+        <w:t>Il faut s’assurer que HTTP est bien en écoute et que le VRF est configuré sur le port management</w:t>
+      </w:r>
+    </w:p>
+    <w:p>
+      <w:pPr>
+        <w:pStyle w:val="SourceCode"/>
+        <w:rPr/>
+      </w:pPr>
+      <w:r>
+        <w:rPr>
+          <w:rStyle w:val="VerbatimChar"/>
+        </w:rPr>
+        <w:t>switch# conf t</w:t>
+      </w:r>
+      <w:r>
+        <w:rPr/>
+        <w:br/>
+      </w:r>
+      <w:r>
+        <w:rPr>
+          <w:rStyle w:val="VerbatimChar"/>
+        </w:rPr>
+        <w:t>switch(config)# nxapi http port 80</w:t>
+      </w:r>
+      <w:r>
+        <w:rPr/>
+        <w:br/>
+      </w:r>
+      <w:r>
+        <w:rPr>
+          <w:rStyle w:val="VerbatimChar"/>
+        </w:rPr>
+        <w:t>switch(config)# nxapi use-vrf management</w:t>
+      </w:r>
+    </w:p>
+    <w:p>
+      <w:pPr>
+        <w:pStyle w:val="FirstParagraph"/>
+        <w:rPr/>
+      </w:pPr>
+      <w:r>
+        <w:rPr/>
+        <w:t>Si besoin, sauvegarder la configuration:</w:t>
+      </w:r>
+    </w:p>
+    <w:p>
+      <w:pPr>
+        <w:pStyle w:val="SourceCode"/>
+        <w:rPr/>
+      </w:pPr>
+      <w:r>
+        <w:rPr>
+          <w:rStyle w:val="VerbatimChar"/>
+        </w:rPr>
+        <w:t>copy run start</w:t>
+      </w:r>
+      <w:bookmarkEnd w:id="5"/>
+    </w:p>
+    <w:p>
+      <w:pPr>
+        <w:pStyle w:val="Heading2"/>
+        <w:rPr/>
+      </w:pPr>
+      <w:bookmarkStart w:id="6" w:name="utilisation-du-certificat-autosigné"/>
+      <w:r>
+        <w:rPr/>
+        <w:t>Utilisation du certificat autosigné</w:t>
+      </w:r>
+    </w:p>
+    <w:p>
+      <w:pPr>
+        <w:pStyle w:val="FirstParagraph"/>
+        <w:rPr/>
+      </w:pPr>
+      <w:r>
+        <w:rPr/>
+        <w:t>Le switch autosigne un certificat par défaut pour permettre une connexion HTTPS. Il est possible d’importer un certificat de confiance.</w:t>
+      </w:r>
+    </w:p>
+    <w:p>
+      <w:pPr>
+        <w:pStyle w:val="SourceCode"/>
+        <w:rPr/>
+      </w:pPr>
+      <w:r>
+        <w:rPr>
+          <w:rStyle w:val="VerbatimChar"/>
+        </w:rPr>
+        <w:t>switch# conf t</w:t>
+      </w:r>
+      <w:r>
+        <w:rPr/>
+        <w:br/>
+      </w:r>
+      <w:r>
+        <w:rPr>
+          <w:rStyle w:val="VerbatimChar"/>
+        </w:rPr>
+        <w:t>switch(config)# nxapi certificate httpscrt certfile bootflash:certificate.crt</w:t>
+      </w:r>
+      <w:r>
+        <w:rPr/>
+        <w:br/>
+      </w:r>
+      <w:r>
+        <w:rPr>
+          <w:rStyle w:val="VerbatimChar"/>
+        </w:rPr>
+        <w:t>switch(config)# nxapi certificate httpskey keyfile bootflash:privkey.key password pass123!</w:t>
+      </w:r>
+      <w:r>
+        <w:rPr/>
+        <w:br/>
+      </w:r>
+      <w:r>
+        <w:rPr>
+          <w:rStyle w:val="VerbatimChar"/>
+        </w:rPr>
+        <w:t>switch(config)# nxapi certificate enable</w:t>
+      </w:r>
+      <w:bookmarkEnd w:id="6"/>
+    </w:p>
+    <w:p>
+      <w:pPr>
+        <w:pStyle w:val="Heading2"/>
+        <w:rPr/>
+      </w:pPr>
+      <w:bookmarkStart w:id="7" w:name="nxapi"/>
+      <w:r>
+        <w:rPr/>
+        <w:t>NXAPI</w:t>
+      </w:r>
+    </w:p>
+    <w:p>
+      <w:pPr>
+        <w:pStyle w:val="FirstParagraph"/>
+        <w:rPr/>
+      </w:pPr>
+      <w:r>
+        <w:rPr/>
+        <w:t xml:space="preserve">NXAPI est une </w:t>
+      </w:r>
+      <w:r>
+        <w:rPr>
+          <w:b/>
+          <w:bCs/>
+        </w:rPr>
+        <w:t>feature</w:t>
+      </w:r>
+      <w:r>
+        <w:rPr/>
+        <w:t xml:space="preserve"> à activer sur les switchs. Une fois cette feature activée, il est possible de la manipuler dans </w:t>
+      </w:r>
+      <w:r>
+        <w:rPr>
+          <w:i/>
+          <w:iCs/>
+        </w:rPr>
+        <w:t>Developer Sandbox</w:t>
+      </w:r>
+      <w:r>
+        <w:rPr/>
+        <w:t>. Sur celle-ci, il est possible de générer du code dans le langage que l’on souhaite pour scripter ses appels d’API. Il faut se connecter au switch en HTTPS via un navigateur pour y accéder.</w:t>
+      </w:r>
+    </w:p>
+    <w:p>
+      <w:pPr>
+        <w:pStyle w:val="BodyText"/>
+        <w:rPr/>
+      </w:pPr>
+      <w:r>
+        <w:rPr/>
+        <w:t xml:space="preserve">Il existe deux types d’API : - NXCLI, qui permet d’envoyer des commandes CLI au switch et de recevoir la réponse. &gt; Mais cette API est lente et demande une authentification à chaque commande. - NXREST, une API REST qui permet de vérifier l’état du switch et de modifier certaines configurations. &gt; Ces requêtes sont rapides et pratiques pour le monitoring. </w:t>
+      </w:r>
+      <w:r>
+        <w:rPr>
+          <w:b/>
+          <w:bCs/>
+        </w:rPr>
+        <w:t>On utilise cette API en priorité.</w:t>
+      </w:r>
+      <w:r>
+        <w:rPr/>
+        <w:t xml:space="preserve"> &gt; L’API REST ne permet pas de sauvegarder la running-config et de correctement évaluer les niveaux optiques.</w:t>
+      </w:r>
+    </w:p>
+    <w:p>
+      <w:pPr>
+        <w:pStyle w:val="Heading3"/>
+        <w:rPr/>
+      </w:pPr>
+      <w:bookmarkStart w:id="8" w:name="endpoints"/>
+      <w:r>
+        <w:rPr/>
+        <w:t>Endpoints</w:t>
+      </w:r>
+    </w:p>
+    <w:p>
+      <w:pPr>
+        <w:pStyle w:val="FirstParagraph"/>
+        <w:rPr/>
+      </w:pPr>
+      <w:r>
+        <w:rPr/>
+        <w:t xml:space="preserve">L’API dispose de plusieurs endpoints fournissant des informations différentes : - </w:t>
+      </w:r>
+      <w:r>
+        <w:rPr>
+          <w:rStyle w:val="VerbatimChar"/>
+        </w:rPr>
+        <w:t>https://&lt;ip_switch&gt;/api/ins</w:t>
+      </w:r>
+      <w:r>
+        <w:rPr/>
+        <w:t xml:space="preserve"> est l’endpoint de </w:t>
+      </w:r>
+      <w:r>
+        <w:rPr>
+          <w:b/>
+          <w:bCs/>
+        </w:rPr>
+        <w:t>NXAPI-CLI</w:t>
+      </w:r>
+      <w:r>
+        <w:rPr/>
+        <w:t xml:space="preserve">. Il permet d’envoyer des commandes CLI au switch via </w:t>
+      </w:r>
+      <w:r>
+        <w:rPr>
+          <w:rStyle w:val="VerbatimChar"/>
+        </w:rPr>
+        <w:t>POST</w:t>
+      </w:r>
+      <w:r>
+        <w:rPr/>
+        <w:t xml:space="preserve"> et renvoie un JSON de résultat. Une réponse peut mettre </w:t>
+      </w:r>
+      <w:r>
+        <w:rPr>
+          <w:b/>
+          <w:bCs/>
+        </w:rPr>
+        <w:t>3 à 5 secondes</w:t>
+      </w:r>
+      <w:r>
+        <w:rPr/>
+        <w:t xml:space="preserve"> avant d’arriver.</w:t>
+      </w:r>
+    </w:p>
+    <w:p>
+      <w:pPr>
+        <w:pStyle w:val="BodyText"/>
+        <w:rPr/>
+      </w:pPr>
+      <w:r>
+        <w:rPr/>
+        <w:t>La requête contient donc les identifiants d’authentification et son payload :</w:t>
+      </w:r>
+    </w:p>
+    <w:p>
+      <w:pPr>
+        <w:pStyle w:val="SourceCode"/>
+        <w:rPr/>
+      </w:pPr>
+      <w:r>
+        <w:rPr>
+          <w:rStyle w:val="FunctionTok"/>
+        </w:rPr>
+        <w:t>{</w:t>
+      </w:r>
+      <w:r>
+        <w:rPr/>
+        <w:br/>
+      </w:r>
+      <w:r>
+        <w:rPr>
+          <w:rStyle w:val="NormalTok"/>
+        </w:rPr>
+        <w:t xml:space="preserve">    </w:t>
+      </w:r>
+      <w:r>
+        <w:rPr>
+          <w:rStyle w:val="DataTypeTok"/>
+        </w:rPr>
+        <w:t>"jsonrpc"</w:t>
+      </w:r>
+      <w:r>
+        <w:rPr>
+          <w:rStyle w:val="FunctionTok"/>
+        </w:rPr>
+        <w:t>:</w:t>
+      </w:r>
+      <w:r>
+        <w:rPr>
+          <w:rStyle w:val="NormalTok"/>
+        </w:rPr>
+        <w:t xml:space="preserve"> </w:t>
+      </w:r>
+      <w:r>
+        <w:rPr>
+          <w:rStyle w:val="StringTok"/>
+        </w:rPr>
+        <w:t>"2.0"</w:t>
+      </w:r>
+      <w:r>
+        <w:rPr>
+          <w:rStyle w:val="FunctionTok"/>
+        </w:rPr>
+        <w:t>,</w:t>
+      </w:r>
+      <w:r>
+        <w:rPr/>
+        <w:br/>
+      </w:r>
+      <w:r>
+        <w:rPr>
+          <w:rStyle w:val="NormalTok"/>
+        </w:rPr>
+        <w:t xml:space="preserve">    </w:t>
+      </w:r>
+      <w:r>
+        <w:rPr>
+          <w:rStyle w:val="DataTypeTok"/>
+        </w:rPr>
+        <w:t>"method"</w:t>
+      </w:r>
+      <w:r>
+        <w:rPr>
+          <w:rStyle w:val="FunctionTok"/>
+        </w:rPr>
+        <w:t>:</w:t>
+      </w:r>
+      <w:r>
+        <w:rPr>
+          <w:rStyle w:val="NormalTok"/>
+        </w:rPr>
+        <w:t xml:space="preserve"> </w:t>
+      </w:r>
+      <w:r>
+        <w:rPr>
+          <w:rStyle w:val="StringTok"/>
+        </w:rPr>
+        <w:t>"cli"</w:t>
+      </w:r>
+      <w:r>
+        <w:rPr>
+          <w:rStyle w:val="FunctionTok"/>
+        </w:rPr>
+        <w:t>,</w:t>
+      </w:r>
+      <w:r>
+        <w:rPr/>
+        <w:br/>
+      </w:r>
+      <w:r>
+        <w:rPr>
+          <w:rStyle w:val="NormalTok"/>
+        </w:rPr>
+        <w:t xml:space="preserve">    </w:t>
+      </w:r>
+      <w:r>
+        <w:rPr>
+          <w:rStyle w:val="DataTypeTok"/>
+        </w:rPr>
+        <w:t>"params"</w:t>
+      </w:r>
+      <w:r>
+        <w:rPr>
+          <w:rStyle w:val="FunctionTok"/>
+        </w:rPr>
+        <w:t>:</w:t>
+      </w:r>
+      <w:r>
+        <w:rPr>
+          <w:rStyle w:val="NormalTok"/>
+        </w:rPr>
+        <w:t xml:space="preserve"> </w:t>
+      </w:r>
+      <w:r>
+        <w:rPr>
+          <w:rStyle w:val="FunctionTok"/>
+        </w:rPr>
+        <w:t>{</w:t>
+      </w:r>
+      <w:r>
+        <w:rPr/>
+        <w:br/>
+      </w:r>
+      <w:r>
+        <w:rPr>
+          <w:rStyle w:val="NormalTok"/>
+        </w:rPr>
+        <w:t xml:space="preserve">        </w:t>
+      </w:r>
+      <w:r>
+        <w:rPr>
+          <w:rStyle w:val="DataTypeTok"/>
+        </w:rPr>
+        <w:t>"cmd"</w:t>
+      </w:r>
+      <w:r>
+        <w:rPr>
+          <w:rStyle w:val="FunctionTok"/>
+        </w:rPr>
+        <w:t>:</w:t>
+      </w:r>
+      <w:r>
+        <w:rPr>
+          <w:rStyle w:val="NormalTok"/>
+        </w:rPr>
+        <w:t xml:space="preserve"> </w:t>
+      </w:r>
+      <w:r>
+        <w:rPr>
+          <w:rStyle w:val="ErrorTok"/>
+        </w:rPr>
+        <w:t>&lt;Commande</w:t>
+      </w:r>
+      <w:r>
+        <w:rPr>
+          <w:rStyle w:val="NormalTok"/>
+        </w:rPr>
+        <w:t xml:space="preserve"> </w:t>
+      </w:r>
+      <w:r>
+        <w:rPr>
+          <w:rStyle w:val="ErrorTok"/>
+        </w:rPr>
+        <w:t>CLI</w:t>
+      </w:r>
+      <w:r>
+        <w:rPr>
+          <w:rStyle w:val="NormalTok"/>
+        </w:rPr>
+        <w:t xml:space="preserve"> </w:t>
+      </w:r>
+      <w:r>
+        <w:rPr>
+          <w:rStyle w:val="ErrorTok"/>
+        </w:rPr>
+        <w:t>à</w:t>
+      </w:r>
+      <w:r>
+        <w:rPr>
+          <w:rStyle w:val="NormalTok"/>
+        </w:rPr>
+        <w:t xml:space="preserve"> </w:t>
+      </w:r>
+      <w:r>
+        <w:rPr>
+          <w:rStyle w:val="ErrorTok"/>
+        </w:rPr>
+        <w:t>envoyer</w:t>
+      </w:r>
+      <w:r>
+        <w:rPr>
+          <w:rStyle w:val="NormalTok"/>
+        </w:rPr>
+        <w:t xml:space="preserve"> </w:t>
+      </w:r>
+      <w:r>
+        <w:rPr>
+          <w:rStyle w:val="ErrorTok"/>
+        </w:rPr>
+        <w:t>au</w:t>
+      </w:r>
+      <w:r>
+        <w:rPr>
+          <w:rStyle w:val="NormalTok"/>
+        </w:rPr>
+        <w:t xml:space="preserve"> </w:t>
+      </w:r>
+      <w:r>
+        <w:rPr>
+          <w:rStyle w:val="ErrorTok"/>
+        </w:rPr>
+        <w:t>switch&gt;</w:t>
+      </w:r>
+      <w:r>
+        <w:rPr>
+          <w:rStyle w:val="FunctionTok"/>
+        </w:rPr>
+        <w:t>,</w:t>
+      </w:r>
+      <w:r>
+        <w:rPr/>
+        <w:br/>
+      </w:r>
+      <w:r>
+        <w:rPr>
+          <w:rStyle w:val="NormalTok"/>
+        </w:rPr>
+        <w:t xml:space="preserve">        </w:t>
+      </w:r>
+      <w:r>
+        <w:rPr>
+          <w:rStyle w:val="DataTypeTok"/>
+        </w:rPr>
+        <w:t>"version"</w:t>
+      </w:r>
+      <w:r>
+        <w:rPr>
+          <w:rStyle w:val="FunctionTok"/>
+        </w:rPr>
+        <w:t>:</w:t>
+      </w:r>
+      <w:r>
+        <w:rPr>
+          <w:rStyle w:val="NormalTok"/>
+        </w:rPr>
+        <w:t xml:space="preserve"> </w:t>
+      </w:r>
+      <w:r>
+        <w:rPr>
+          <w:rStyle w:val="DecValTok"/>
+        </w:rPr>
+        <w:t>1</w:t>
+      </w:r>
+      <w:r>
+        <w:rPr/>
+        <w:br/>
+      </w:r>
+      <w:r>
+        <w:rPr>
+          <w:rStyle w:val="NormalTok"/>
+        </w:rPr>
+        <w:t xml:space="preserve">    </w:t>
+      </w:r>
+      <w:r>
+        <w:rPr>
+          <w:rStyle w:val="FunctionTok"/>
+        </w:rPr>
+        <w:t>},</w:t>
+      </w:r>
+      <w:r>
+        <w:rPr/>
+        <w:br/>
+      </w:r>
+      <w:r>
+        <w:rPr>
+          <w:rStyle w:val="NormalTok"/>
+        </w:rPr>
+        <w:t xml:space="preserve">    </w:t>
+      </w:r>
+      <w:r>
+        <w:rPr>
+          <w:rStyle w:val="DataTypeTok"/>
+        </w:rPr>
+        <w:t>"id"</w:t>
+      </w:r>
+      <w:r>
+        <w:rPr>
+          <w:rStyle w:val="FunctionTok"/>
+        </w:rPr>
+        <w:t>:</w:t>
+      </w:r>
+      <w:r>
+        <w:rPr>
+          <w:rStyle w:val="NormalTok"/>
+        </w:rPr>
+        <w:t xml:space="preserve"> </w:t>
+      </w:r>
+      <w:r>
+        <w:rPr>
+          <w:rStyle w:val="DecValTok"/>
+        </w:rPr>
+        <w:t>1</w:t>
+      </w:r>
+      <w:r>
+        <w:rPr/>
+        <w:br/>
+      </w:r>
+      <w:r>
+        <w:rPr>
+          <w:rStyle w:val="FunctionTok"/>
+        </w:rPr>
+        <w:t>}</w:t>
+      </w:r>
+    </w:p>
+    <w:p>
+      <w:pPr>
+        <w:pStyle w:val="FirstParagraph"/>
+        <w:rPr/>
+      </w:pPr>
+      <w:r>
+        <w:rPr/>
+        <w:t xml:space="preserve">Il existe également des endpoints de type </w:t>
+      </w:r>
+      <w:r>
+        <w:rPr>
+          <w:rStyle w:val="VerbatimChar"/>
+        </w:rPr>
+        <w:t>GET</w:t>
+      </w:r>
+      <w:r>
+        <w:rPr/>
+        <w:t xml:space="preserve"> accessibles via NXAPI-REST, permettant de récupérer des données du switch : - </w:t>
+      </w:r>
+      <w:r>
+        <w:rPr>
+          <w:rStyle w:val="VerbatimChar"/>
+        </w:rPr>
+        <w:t>https://&lt;ip_switch&gt;/api/mo/sys.json</w:t>
+      </w:r>
+      <w:r>
+        <w:rPr/>
+        <w:t xml:space="preserve"> renvoie les informations du switch, notamment son nom, son uptime, etc. - </w:t>
+      </w:r>
+      <w:r>
+        <w:rPr>
+          <w:rStyle w:val="VerbatimChar"/>
+        </w:rPr>
+        <w:t>https://&lt;ip_switch&gt;/api/class/ethpmPhysIf.json</w:t>
+      </w:r>
+      <w:r>
+        <w:rPr/>
+        <w:t xml:space="preserve"> renvoie l’état des interfaces, notamment si elles sont </w:t>
+      </w:r>
+      <w:r>
+        <w:rPr>
+          <w:b/>
+          <w:bCs/>
+        </w:rPr>
+        <w:t>UP</w:t>
+      </w:r>
+      <w:r>
+        <w:rPr/>
+        <w:t xml:space="preserve"> ou </w:t>
+      </w:r>
+      <w:r>
+        <w:rPr>
+          <w:b/>
+          <w:bCs/>
+        </w:rPr>
+        <w:t>DOWN</w:t>
+      </w:r>
+      <w:r>
+        <w:rPr/>
+        <w:t xml:space="preserve"> administrativement et opérationnellement. On peut aussi voir si les interfaces sont en full ou half-duplex. - </w:t>
+      </w:r>
+      <w:r>
+        <w:rPr>
+          <w:rStyle w:val="VerbatimChar"/>
+        </w:rPr>
+        <w:t>https://&lt;ip_switch&gt;/api/class/rmonEtherStats.json</w:t>
+      </w:r>
+      <w:r>
+        <w:rPr/>
+        <w:t xml:space="preserve"> renvoie les statistiques des interfaces. Il s’agit de tous les compteurs: CRC, paquets perdus, etc.</w:t>
+      </w:r>
+      <w:bookmarkEnd w:id="0"/>
+      <w:bookmarkEnd w:id="7"/>
+      <w:bookmarkEnd w:id="8"/>
+    </w:p>
+    <w:p>
+      <w:pPr>
+        <w:pStyle w:val="Heading1"/>
+        <w:rPr/>
+      </w:pPr>
+      <w:bookmarkStart w:id="9" w:name="utilisation-du-script"/>
+      <w:r>
+        <w:rPr/>
+        <w:t>Utilisation du script</w:t>
+      </w:r>
+    </w:p>
+    <w:p>
+      <w:pPr>
+        <w:pStyle w:val="FirstParagraph"/>
+        <w:rPr/>
+      </w:pPr>
+      <w:r>
+        <w:rPr/>
+        <w:t>Le script a pour vocation d’être un cronjob. Il prend en entrée les tests à réaliser et renvoie en sortie un fichier de log et de résultats pour faciliter l’intervention.</w:t>
+      </w:r>
+    </w:p>
+    <w:p>
+      <w:pPr>
+        <w:pStyle w:val="Heading2"/>
+        <w:rPr/>
+      </w:pPr>
+      <w:bookmarkStart w:id="10" w:name="premier-démarrage"/>
+      <w:r>
+        <w:rPr/>
+        <w:t>Premier démarrage</w:t>
+      </w:r>
+    </w:p>
+    <w:p>
+      <w:pPr>
+        <w:pStyle w:val="FirstParagraph"/>
+        <w:rPr/>
+      </w:pPr>
+      <w:r>
+        <w:rPr/>
+        <w:t xml:space="preserve">Le script est écrit en Python 3.14. Assurez-vous d’avoir </w:t>
+      </w:r>
+      <w:r>
+        <w:rPr>
+          <w:rStyle w:val="VerbatimChar"/>
+        </w:rPr>
+        <w:t>pip</w:t>
+      </w:r>
+      <w:r>
+        <w:rPr/>
+        <w:t xml:space="preserve"> installé. 1. Placez-vous à la racine du projet. 2. Initialisez un environnement virtuel :</w:t>
+      </w:r>
+    </w:p>
+    <w:p>
+      <w:pPr>
+        <w:pStyle w:val="SourceCode"/>
+        <w:rPr/>
+      </w:pPr>
+      <w:r>
+        <w:rPr>
+          <w:rStyle w:val="ExtensionTok"/>
+        </w:rPr>
+        <w:t>python</w:t>
+      </w:r>
+      <w:r>
+        <w:rPr>
+          <w:rStyle w:val="NormalTok"/>
+        </w:rPr>
+        <w:t xml:space="preserve"> </w:t>
+      </w:r>
+      <w:r>
+        <w:rPr>
+          <w:rStyle w:val="AttributeTok"/>
+        </w:rPr>
+        <w:t>-m</w:t>
+      </w:r>
+      <w:r>
+        <w:rPr>
+          <w:rStyle w:val="NormalTok"/>
+        </w:rPr>
+        <w:t xml:space="preserve"> venv .venv</w:t>
       </w:r>
     </w:p>
     <w:p>
@@ -59,35 +1305,28 @@
       </w:pPr>
       <w:r>
         <w:rPr/>
-        <w:t>Éteindre le switch et s’y connecter sur le port serial</w:t>
-      </w:r>
-    </w:p>
-    <w:p>
-      <w:pPr>
-        <w:pStyle w:val="Compact"/>
-        <w:numPr>
-          <w:ilvl w:val="0"/>
-          <w:numId w:val="1"/>
-        </w:numPr>
-        <w:rPr/>
-      </w:pPr>
-      <w:r>
-        <w:rPr/>
-        <w:t>Appuyer sur CTRL+C continuellement pendant le boot</w:t>
-      </w:r>
-    </w:p>
-    <w:p>
-      <w:pPr>
-        <w:pStyle w:val="Compact"/>
-        <w:numPr>
-          <w:ilvl w:val="0"/>
-          <w:numId w:val="1"/>
-        </w:numPr>
-        <w:rPr/>
-      </w:pPr>
-      <w:r>
-        <w:rPr/>
-        <w:t>Une fois sur le loader, taper la commande</w:t>
+        <w:t>Démarrez l’environnement virtuel.</w:t>
+      </w:r>
+    </w:p>
+    <w:p>
+      <w:pPr>
+        <w:pStyle w:val="FirstParagraph"/>
+        <w:rPr/>
+      </w:pPr>
+      <w:r>
+        <w:rPr/>
+        <w:t xml:space="preserve">Sur </w:t>
+      </w:r>
+      <w:r>
+        <w:rPr>
+          <w:b/>
+          <w:bCs/>
+        </w:rPr>
+        <w:t>Windows</w:t>
+      </w:r>
+      <w:r>
+        <w:rPr/>
+        <w:t xml:space="preserve"> :</w:t>
       </w:r>
     </w:p>
     <w:p>
@@ -97,9 +1336,83 @@
       </w:pPr>
       <w:r>
         <w:rPr>
-          <w:rStyle w:val="VerbatimChar"/>
-        </w:rPr>
-        <w:t>loader &gt; cmdline recoverymode=1</w:t>
+          <w:rStyle w:val="OperatorTok"/>
+        </w:rPr>
+        <w:t>.</w:t>
+      </w:r>
+      <w:r>
+        <w:rPr>
+          <w:rStyle w:val="FunctionTok"/>
+        </w:rPr>
+        <w:t>venv</w:t>
+      </w:r>
+      <w:r>
+        <w:rPr>
+          <w:rStyle w:val="NormalTok"/>
+        </w:rPr>
+        <w:t>\Scripts\activate</w:t>
+      </w:r>
+      <w:r>
+        <w:rPr>
+          <w:rStyle w:val="OperatorTok"/>
+        </w:rPr>
+        <w:t>.</w:t>
+      </w:r>
+      <w:r>
+        <w:rPr>
+          <w:rStyle w:val="FunctionTok"/>
+        </w:rPr>
+        <w:t>ps1</w:t>
+      </w:r>
+    </w:p>
+    <w:p>
+      <w:pPr>
+        <w:pStyle w:val="FirstParagraph"/>
+        <w:rPr/>
+      </w:pPr>
+      <w:r>
+        <w:rPr/>
+        <w:t xml:space="preserve">Sur </w:t>
+      </w:r>
+      <w:r>
+        <w:rPr>
+          <w:b/>
+          <w:bCs/>
+        </w:rPr>
+        <w:t>Linux</w:t>
+      </w:r>
+      <w:r>
+        <w:rPr/>
+        <w:t xml:space="preserve"> ou </w:t>
+      </w:r>
+      <w:r>
+        <w:rPr>
+          <w:b/>
+          <w:bCs/>
+        </w:rPr>
+        <w:t>macOS</w:t>
+      </w:r>
+      <w:r>
+        <w:rPr/>
+        <w:t xml:space="preserve"> :</w:t>
+      </w:r>
+    </w:p>
+    <w:p>
+      <w:pPr>
+        <w:pStyle w:val="SourceCode"/>
+        <w:rPr/>
+      </w:pPr>
+      <w:r>
+        <w:rPr>
+          <w:rStyle w:val="BuiltInTok"/>
+        </w:rPr>
+        <w:t>source</w:t>
+      </w:r>
+      <w:r>
+        <w:rPr>
+          <w:rStyle w:val="NormalTok"/>
+        </w:rPr>
+        <w:t xml:space="preserve"> .venv/bin/activate</w:t>
       </w:r>
     </w:p>
     <w:p>
@@ -113,17 +1426,413 @@
       </w:pPr>
       <w:r>
         <w:rPr/>
-        <w:t xml:space="preserve">Identifier avec </w:t>
-      </w:r>
-      <w:r>
-        <w:rPr>
-          <w:rStyle w:val="VerbatimChar"/>
-        </w:rPr>
-        <w:t>dir</w:t>
-      </w:r>
-      <w:r>
-        <w:rPr/>
-        <w:t xml:space="preserve"> l’image de nxos sur laquelle booter (la plus récente)</w:t>
+        <w:t>Installez les dépendances :</w:t>
+      </w:r>
+    </w:p>
+    <w:p>
+      <w:pPr>
+        <w:pStyle w:val="SourceCode"/>
+        <w:rPr/>
+      </w:pPr>
+      <w:r>
+        <w:rPr>
+          <w:rStyle w:val="ExtensionTok"/>
+        </w:rPr>
+        <w:t>python</w:t>
+      </w:r>
+      <w:r>
+        <w:rPr>
+          <w:rStyle w:val="NormalTok"/>
+        </w:rPr>
+        <w:t xml:space="preserve"> </w:t>
+      </w:r>
+      <w:r>
+        <w:rPr>
+          <w:rStyle w:val="AttributeTok"/>
+        </w:rPr>
+        <w:t>-m</w:t>
+      </w:r>
+      <w:r>
+        <w:rPr>
+          <w:rStyle w:val="NormalTok"/>
+        </w:rPr>
+        <w:t xml:space="preserve"> pip install </w:t>
+      </w:r>
+      <w:r>
+        <w:rPr>
+          <w:rStyle w:val="AttributeTok"/>
+        </w:rPr>
+        <w:t>-e</w:t>
+      </w:r>
+      <w:r>
+        <w:rPr>
+          <w:rStyle w:val="NormalTok"/>
+        </w:rPr>
+        <w:t xml:space="preserve"> .</w:t>
+      </w:r>
+      <w:bookmarkEnd w:id="10"/>
+    </w:p>
+    <w:p>
+      <w:pPr>
+        <w:pStyle w:val="Heading2"/>
+        <w:rPr/>
+      </w:pPr>
+      <w:bookmarkStart w:id="11" w:name="utilisation-courante"/>
+      <w:r>
+        <w:rPr/>
+        <w:t>Utilisation courante</w:t>
+      </w:r>
+    </w:p>
+    <w:p>
+      <w:pPr>
+        <w:pStyle w:val="FirstParagraph"/>
+        <w:rPr/>
+      </w:pPr>
+      <w:r>
+        <w:rPr/>
+        <w:t xml:space="preserve">Avant toute chose, assurez-vous : 1. D’avoir </w:t>
+      </w:r>
+      <w:r>
+        <w:rPr>
+          <w:b/>
+          <w:bCs/>
+        </w:rPr>
+        <w:t>démarré votre environnement virtuel Python</w:t>
+      </w:r>
+      <w:r>
+        <w:rPr/>
+        <w:t xml:space="preserve">. 2. D’avoir un fichier </w:t>
+      </w:r>
+      <w:r>
+        <w:rPr>
+          <w:rStyle w:val="VerbatimChar"/>
+        </w:rPr>
+        <w:t>.env</w:t>
+      </w:r>
+      <w:r>
+        <w:rPr/>
+        <w:t xml:space="preserve"> à la racine du projet contenant les identifiants des switchs à contacter :</w:t>
+      </w:r>
+    </w:p>
+    <w:p>
+      <w:pPr>
+        <w:pStyle w:val="SourceCode"/>
+        <w:rPr/>
+      </w:pPr>
+      <w:r>
+        <w:rPr>
+          <w:rStyle w:val="VerbatimChar"/>
+        </w:rPr>
+        <w:t>SWITCH_USER_ID="nom_d_utilisateur"</w:t>
+      </w:r>
+      <w:r>
+        <w:rPr/>
+        <w:br/>
+      </w:r>
+      <w:r>
+        <w:rPr>
+          <w:rStyle w:val="VerbatimChar"/>
+        </w:rPr>
+        <w:t>SWITCH_PASSWORD="mot_de_passe"</w:t>
+      </w:r>
+    </w:p>
+    <w:p>
+      <w:pPr>
+        <w:pStyle w:val="FirstParagraph"/>
+        <w:rPr/>
+      </w:pPr>
+      <w:r>
+        <w:rPr/>
+        <w:t>Vous pourrez ensuite lancer le programme avec :</w:t>
+      </w:r>
+    </w:p>
+    <w:p>
+      <w:pPr>
+        <w:pStyle w:val="SourceCode"/>
+        <w:rPr/>
+      </w:pPr>
+      <w:r>
+        <w:rPr>
+          <w:rStyle w:val="VerbatimChar"/>
+        </w:rPr>
+        <w:t>python main.py -h</w:t>
+      </w:r>
+    </w:p>
+    <w:p>
+      <w:pPr>
+        <w:pStyle w:val="FirstParagraph"/>
+        <w:rPr/>
+      </w:pPr>
+      <w:r>
+        <w:rPr/>
+        <w:t>Vous aurez le manuel qui s’affiche, avec les différents arguments.</w:t>
+      </w:r>
+    </w:p>
+    <w:p>
+      <w:pPr>
+        <w:pStyle w:val="SourceCode"/>
+        <w:rPr/>
+      </w:pPr>
+      <w:r>
+        <w:rPr>
+          <w:rStyle w:val="VerbatimChar"/>
+        </w:rPr>
+        <w:t>usage: main.py [-h] [--unused_ports N] [--half_duplex]</w:t>
+      </w:r>
+      <w:r>
+        <w:rPr/>
+        <w:br/>
+      </w:r>
+      <w:r>
+        <w:rPr>
+          <w:rStyle w:val="VerbatimChar"/>
+        </w:rPr>
+        <w:t xml:space="preserve">               [--check_transceiver {WARN,ALERT}]</w:t>
+      </w:r>
+      <w:r>
+        <w:rPr/>
+        <w:br/>
+      </w:r>
+      <w:r>
+        <w:rPr>
+          <w:rStyle w:val="VerbatimChar"/>
+        </w:rPr>
+        <w:t xml:space="preserve">               [--CRC critical_delta reference_directory_path]</w:t>
+      </w:r>
+      <w:r>
+        <w:rPr/>
+        <w:br/>
+      </w:r>
+      <w:r>
+        <w:rPr>
+          <w:rStyle w:val="VerbatimChar"/>
+        </w:rPr>
+        <w:t xml:space="preserve">               [--demo_path demo_directory_path]</w:t>
+      </w:r>
+      <w:r>
+        <w:rPr/>
+        <w:br/>
+      </w:r>
+      <w:r>
+        <w:rPr>
+          <w:rStyle w:val="VerbatimChar"/>
+        </w:rPr>
+        <w:t xml:space="preserve">               switch_ip_list log_dir_path result_dir_path</w:t>
+      </w:r>
+      <w:r>
+        <w:rPr/>
+        <w:br/>
+        <w:br/>
+      </w:r>
+      <w:r>
+        <w:rPr>
+          <w:rStyle w:val="VerbatimChar"/>
+        </w:rPr>
+        <w:t>A program to maintain Cisco switched through NX-API calls</w:t>
+      </w:r>
+      <w:r>
+        <w:rPr/>
+        <w:br/>
+        <w:br/>
+      </w:r>
+      <w:r>
+        <w:rPr>
+          <w:rStyle w:val="VerbatimChar"/>
+        </w:rPr>
+        <w:t>positional arguments:</w:t>
+      </w:r>
+      <w:r>
+        <w:rPr/>
+        <w:br/>
+      </w:r>
+      <w:r>
+        <w:rPr>
+          <w:rStyle w:val="VerbatimChar"/>
+        </w:rPr>
+        <w:t xml:space="preserve">  switch_ip_list        The file containing all the switch ips (separated by a</w:t>
+      </w:r>
+      <w:r>
+        <w:rPr/>
+        <w:br/>
+      </w:r>
+      <w:r>
+        <w:rPr>
+          <w:rStyle w:val="VerbatimChar"/>
+        </w:rPr>
+        <w:t xml:space="preserve">                        newline)</w:t>
+      </w:r>
+      <w:r>
+        <w:rPr/>
+        <w:br/>
+      </w:r>
+      <w:r>
+        <w:rPr>
+          <w:rStyle w:val="VerbatimChar"/>
+        </w:rPr>
+        <w:t xml:space="preserve">  log_dir_path          The directory on where to store logs of the program</w:t>
+      </w:r>
+      <w:r>
+        <w:rPr/>
+        <w:br/>
+      </w:r>
+      <w:r>
+        <w:rPr>
+          <w:rStyle w:val="VerbatimChar"/>
+        </w:rPr>
+        <w:t xml:space="preserve">  result_dir_path       The directory on where to store results of the program</w:t>
+      </w:r>
+      <w:r>
+        <w:rPr/>
+        <w:br/>
+        <w:br/>
+      </w:r>
+      <w:r>
+        <w:rPr>
+          <w:rStyle w:val="VerbatimChar"/>
+        </w:rPr>
+        <w:t>options:</w:t>
+      </w:r>
+      <w:r>
+        <w:rPr/>
+        <w:br/>
+      </w:r>
+      <w:r>
+        <w:rPr>
+          <w:rStyle w:val="VerbatimChar"/>
+        </w:rPr>
+        <w:t xml:space="preserve">  -h, --help            show this help message and exit</w:t>
+      </w:r>
+      <w:r>
+        <w:rPr/>
+        <w:br/>
+      </w:r>
+      <w:r>
+        <w:rPr>
+          <w:rStyle w:val="VerbatimChar"/>
+        </w:rPr>
+        <w:t xml:space="preserve">  --unused_ports N      Check for DOWN ports unused since N days</w:t>
+      </w:r>
+      <w:r>
+        <w:rPr/>
+        <w:br/>
+      </w:r>
+      <w:r>
+        <w:rPr>
+          <w:rStyle w:val="VerbatimChar"/>
+        </w:rPr>
+        <w:t xml:space="preserve">  --half_duplex         Check for interfaces running in half duplex mode</w:t>
+      </w:r>
+      <w:r>
+        <w:rPr/>
+        <w:br/>
+      </w:r>
+      <w:r>
+        <w:rPr>
+          <w:rStyle w:val="VerbatimChar"/>
+        </w:rPr>
+        <w:t xml:space="preserve">  --check_transceivers {WARN,ALERT}</w:t>
+      </w:r>
+      <w:r>
+        <w:rPr/>
+        <w:br/>
+      </w:r>
+      <w:r>
+        <w:rPr>
+          <w:rStyle w:val="VerbatimChar"/>
+        </w:rPr>
+        <w:t xml:space="preserve">                        Check transceivers hardware and notify for issues</w:t>
+      </w:r>
+      <w:r>
+        <w:rPr/>
+        <w:br/>
+      </w:r>
+      <w:r>
+        <w:rPr>
+          <w:rStyle w:val="VerbatimChar"/>
+        </w:rPr>
+        <w:t xml:space="preserve">                        higher or equal to specified level</w:t>
+      </w:r>
+      <w:r>
+        <w:rPr/>
+        <w:br/>
+      </w:r>
+      <w:r>
+        <w:rPr>
+          <w:rStyle w:val="VerbatimChar"/>
+        </w:rPr>
+        <w:t xml:space="preserve">  --CRC critical_delta reference_directory_path</w:t>
+      </w:r>
+      <w:r>
+        <w:rPr/>
+        <w:br/>
+      </w:r>
+      <w:r>
+        <w:rPr>
+          <w:rStyle w:val="VerbatimChar"/>
+        </w:rPr>
+        <w:t xml:space="preserve">                        Check for additional cRC and Align errors according to</w:t>
+      </w:r>
+      <w:r>
+        <w:rPr/>
+        <w:br/>
+      </w:r>
+      <w:r>
+        <w:rPr>
+          <w:rStyle w:val="VerbatimChar"/>
+        </w:rPr>
+        <w:t xml:space="preserve">                        the reference directory</w:t>
+      </w:r>
+      <w:r>
+        <w:rPr/>
+        <w:br/>
+      </w:r>
+      <w:r>
+        <w:rPr>
+          <w:rStyle w:val="VerbatimChar"/>
+        </w:rPr>
+        <w:t xml:space="preserve">  --demo_path demo_directory_path</w:t>
+      </w:r>
+      <w:r>
+        <w:rPr/>
+        <w:br/>
+      </w:r>
+      <w:r>
+        <w:rPr>
+          <w:rStyle w:val="VerbatimChar"/>
+        </w:rPr>
+        <w:t xml:space="preserve">                        Enable demo and read local files instead of switch</w:t>
+      </w:r>
+      <w:r>
+        <w:rPr/>
+        <w:br/>
+      </w:r>
+      <w:r>
+        <w:rPr>
+          <w:rStyle w:val="VerbatimChar"/>
+        </w:rPr>
+        <w:t xml:space="preserve">                        API. For testing purposes only.</w:t>
+      </w:r>
+    </w:p>
+    <w:p>
+      <w:pPr>
+        <w:pStyle w:val="Heading3"/>
+        <w:rPr/>
+      </w:pPr>
+      <w:bookmarkStart w:id="12" w:name="arguments"/>
+      <w:r>
+        <w:rPr/>
+        <w:t>Arguments</w:t>
+      </w:r>
+    </w:p>
+    <w:p>
+      <w:pPr>
+        <w:pStyle w:val="Heading4"/>
+        <w:rPr/>
+      </w:pPr>
+      <w:bookmarkStart w:id="13" w:name="obligatoires"/>
+      <w:r>
+        <w:rPr/>
+        <w:t>Obligatoires</w:t>
       </w:r>
     </w:p>
     <w:p>
@@ -131,23 +1840,19 @@
         <w:pStyle w:val="Compact"/>
         <w:numPr>
           <w:ilvl w:val="0"/>
-          <w:numId w:val="2"/>
+          <w:numId w:val="3"/>
         </w:numPr>
         <w:rPr/>
       </w:pPr>
       <w:r>
-        <w:rPr/>
-        <w:t xml:space="preserve">Utiliser la commande </w:t>
-      </w:r>
-      <w:r>
-        <w:rPr>
-          <w:rStyle w:val="VerbatimChar"/>
-        </w:rPr>
-        <w:t>boot nxos.&lt;version&gt;.bin</w:t>
-      </w:r>
-      <w:r>
-        <w:rPr/>
-        <w:t xml:space="preserve"> pour booter sur nxos</w:t>
+        <w:rPr>
+          <w:rStyle w:val="VerbatimChar"/>
+        </w:rPr>
+        <w:t>switch_ip_list</w:t>
+      </w:r>
+      <w:r>
+        <w:rPr/>
+        <w:t>: La liste des adresses IP des switchs à monitorer, séparée par une nouvelle ligne.</w:t>
       </w:r>
     </w:p>
     <w:p>
@@ -155,65 +1860,19 @@
         <w:pStyle w:val="Compact"/>
         <w:numPr>
           <w:ilvl w:val="0"/>
-          <w:numId w:val="2"/>
+          <w:numId w:val="3"/>
         </w:numPr>
         <w:rPr/>
       </w:pPr>
       <w:r>
-        <w:rPr/>
-        <w:t xml:space="preserve">Sur le mode </w:t>
-      </w:r>
-      <w:r>
-        <w:rPr>
-          <w:rStyle w:val="VerbatimChar"/>
-        </w:rPr>
-        <w:t>boot</w:t>
-      </w:r>
-      <w:r>
-        <w:rPr/>
-        <w:t xml:space="preserve"> du switch</w:t>
-      </w:r>
-    </w:p>
-    <w:p>
-      <w:pPr>
-        <w:pStyle w:val="SourceCode"/>
-        <w:rPr/>
-      </w:pPr>
-      <w:r>
-        <w:rPr>
-          <w:rStyle w:val="VerbatimChar"/>
-        </w:rPr>
-        <w:t>switch(boot)# conf t</w:t>
-      </w:r>
-      <w:r>
-        <w:rPr/>
-        <w:br/>
-      </w:r>
-      <w:r>
-        <w:rPr>
-          <w:rStyle w:val="VerbatimChar"/>
-        </w:rPr>
-        <w:t>switch(boot)(config)# admin-password &lt;mot de passe&gt;</w:t>
-      </w:r>
-      <w:r>
-        <w:rPr/>
-        <w:br/>
-      </w:r>
-      <w:r>
-        <w:rPr>
-          <w:rStyle w:val="VerbatimChar"/>
-        </w:rPr>
-        <w:t>switch(boot)(config)# exit</w:t>
-      </w:r>
-      <w:r>
-        <w:rPr/>
-        <w:br/>
-      </w:r>
-      <w:r>
-        <w:rPr>
-          <w:rStyle w:val="VerbatimChar"/>
-        </w:rPr>
-        <w:t>switch(boot)# load-nxos</w:t>
+        <w:rPr>
+          <w:rStyle w:val="VerbatimChar"/>
+        </w:rPr>
+        <w:t>log_dir_path</w:t>
+      </w:r>
+      <w:r>
+        <w:rPr/>
+        <w:t>: Le chemin d’accès du répertoire dans lequel stocker les fichiers de logs.</w:t>
       </w:r>
     </w:p>
     <w:p>
@@ -221,1077 +1880,31 @@
         <w:pStyle w:val="Compact"/>
         <w:numPr>
           <w:ilvl w:val="0"/>
-          <w:numId w:val="20"/>
+          <w:numId w:val="3"/>
         </w:numPr>
         <w:rPr/>
       </w:pPr>
       <w:r>
-        <w:rPr/>
-        <w:t xml:space="preserve">Se connecter avec le username </w:t>
-      </w:r>
-      <w:r>
-        <w:rPr>
-          <w:rStyle w:val="VerbatimChar"/>
-        </w:rPr>
-        <w:t>admin</w:t>
-      </w:r>
-      <w:r>
-        <w:rPr/>
-        <w:t xml:space="preserve"> et le mot de passe choisi.</w:t>
-      </w:r>
-    </w:p>
-    <w:p>
-      <w:pPr>
-        <w:pStyle w:val="BlockText"/>
-        <w:rPr/>
-      </w:pPr>
-      <w:r>
-        <w:rPr>
-          <w:b/>
-          <w:bCs/>
-        </w:rPr>
-        <w:t>A NOTER</w:t>
-      </w:r>
-      <w:r>
-        <w:rPr/>
-        <w:t xml:space="preserve"> que le démarrage peut prendre du temps, la configuration n’est pas immédiatement accessible.</w:t>
-      </w:r>
+        <w:rPr>
+          <w:rStyle w:val="VerbatimChar"/>
+        </w:rPr>
+        <w:t>result_dir_path</w:t>
+      </w:r>
+      <w:r>
+        <w:rPr/>
+        <w:t>: Le chemin du répertoire dans lequel stocker les fichiers de résultats pour les interventions.</w:t>
+      </w:r>
+      <w:bookmarkEnd w:id="13"/>
     </w:p>
     <w:p>
       <w:pPr>
         <w:pStyle w:val="Heading4"/>
         <w:rPr/>
       </w:pPr>
-      <w:bookmarkStart w:id="3" w:name="simple-réinitialisation-de-mot-de-passe"/>
-      <w:r>
-        <w:rPr/>
-        <w:t>Simple réinitialisation de mot de passe</w:t>
-      </w:r>
-    </w:p>
-    <w:p>
-      <w:pPr>
-        <w:pStyle w:val="FirstParagraph"/>
-        <w:rPr/>
-      </w:pPr>
-      <w:r>
-        <w:rPr/>
-        <w:t>Si l’on souhaite simplement modifier le mot de passe, il faut l’enregistrer dans la configuration</w:t>
-      </w:r>
-    </w:p>
-    <w:p>
-      <w:pPr>
-        <w:pStyle w:val="SourceCode"/>
-        <w:rPr/>
-      </w:pPr>
-      <w:r>
-        <w:rPr>
-          <w:rStyle w:val="VerbatimChar"/>
-        </w:rPr>
-        <w:t>switch# conf t</w:t>
-      </w:r>
-      <w:r>
-        <w:rPr/>
-        <w:br/>
-      </w:r>
-      <w:r>
-        <w:rPr>
-          <w:rStyle w:val="VerbatimChar"/>
-        </w:rPr>
-        <w:t>switch(config)# username admin password &lt;mot de passe&gt;</w:t>
-      </w:r>
-      <w:r>
-        <w:rPr/>
-        <w:br/>
-      </w:r>
-      <w:r>
-        <w:rPr>
-          <w:rStyle w:val="VerbatimChar"/>
-        </w:rPr>
-        <w:t>switch(config)# exit</w:t>
-      </w:r>
-      <w:r>
-        <w:rPr/>
-        <w:br/>
-      </w:r>
-      <w:r>
-        <w:rPr>
-          <w:rStyle w:val="VerbatimChar"/>
-        </w:rPr>
-        <w:t>switch# copy run start</w:t>
-      </w:r>
-      <w:bookmarkEnd w:id="2"/>
-      <w:bookmarkEnd w:id="3"/>
-    </w:p>
-    <w:p>
-      <w:pPr>
-        <w:pStyle w:val="Heading3"/>
-        <w:rPr/>
-      </w:pPr>
-      <w:bookmarkStart w:id="4" w:name="réinitialisation-complète"/>
-      <w:r>
-        <w:rPr/>
-        <w:t>Réinitialisation complète</w:t>
-      </w:r>
-    </w:p>
-    <w:p>
-      <w:pPr>
-        <w:pStyle w:val="FirstParagraph"/>
-        <w:rPr/>
-      </w:pPr>
-      <w:r>
-        <w:rPr/>
-        <w:t>Une fois l’accès au switch obtenu, on le réinitialise comme suit :</w:t>
-      </w:r>
-    </w:p>
-    <w:p>
-      <w:pPr>
-        <w:pStyle w:val="SourceCode"/>
-        <w:rPr/>
-      </w:pPr>
-      <w:r>
-        <w:rPr>
-          <w:rStyle w:val="VerbatimChar"/>
-        </w:rPr>
-        <w:t>switch# conf t</w:t>
-      </w:r>
-      <w:r>
-        <w:rPr/>
-        <w:br/>
-      </w:r>
-      <w:r>
-        <w:rPr>
-          <w:rStyle w:val="VerbatimChar"/>
-        </w:rPr>
-        <w:t>switch(config)# write erase</w:t>
-      </w:r>
-      <w:r>
-        <w:rPr/>
-        <w:br/>
-      </w:r>
-      <w:r>
-        <w:rPr>
-          <w:rStyle w:val="VerbatimChar"/>
-        </w:rPr>
-        <w:t>switch(config)# write erase boot</w:t>
-      </w:r>
-      <w:r>
-        <w:rPr/>
-        <w:br/>
-      </w:r>
-      <w:r>
-        <w:rPr>
-          <w:rStyle w:val="VerbatimChar"/>
-        </w:rPr>
-        <w:t>switch(config)# exit</w:t>
-      </w:r>
-      <w:r>
-        <w:rPr/>
-        <w:br/>
-      </w:r>
-      <w:r>
-        <w:rPr>
-          <w:rStyle w:val="VerbatimChar"/>
-        </w:rPr>
-        <w:t>switch# reload</w:t>
-      </w:r>
-    </w:p>
-    <w:p>
-      <w:pPr>
-        <w:pStyle w:val="FirstParagraph"/>
-        <w:rPr/>
-      </w:pPr>
-      <w:r>
-        <w:rPr/>
-        <w:t xml:space="preserve">Au redémarrage, le switch va se charger sur le loader. Il faut démarrer sur une image de nxos en utilisant la commande </w:t>
-      </w:r>
-      <w:r>
-        <w:rPr>
-          <w:rStyle w:val="VerbatimChar"/>
-        </w:rPr>
-        <w:t>boot</w:t>
-      </w:r>
-      <w:r>
-        <w:rPr/>
-        <w:t xml:space="preserve"> (les versions disponibles sont visibles via </w:t>
-      </w:r>
-      <w:r>
-        <w:rPr>
-          <w:rStyle w:val="VerbatimChar"/>
-        </w:rPr>
-        <w:t>dir</w:t>
-      </w:r>
-      <w:r>
-        <w:rPr/>
-        <w:t>).</w:t>
-      </w:r>
-    </w:p>
-    <w:p>
-      <w:pPr>
-        <w:pStyle w:val="BodyText"/>
-        <w:rPr/>
-      </w:pPr>
-      <w:r>
-        <w:rPr/>
-        <w:t xml:space="preserve">Une fois fait, le switch va boucler sur son processus POAP (Power On Auto Provisioning) ; il cherche une configuration accessible sur le réseau. Il faut taper </w:t>
-      </w:r>
-      <w:r>
-        <w:rPr>
-          <w:rStyle w:val="VerbatimChar"/>
-        </w:rPr>
-        <w:t>yes</w:t>
-      </w:r>
-      <w:r>
-        <w:rPr/>
-        <w:t xml:space="preserve"> pour passer en configuration manuelle.</w:t>
-      </w:r>
-    </w:p>
-    <w:p>
-      <w:pPr>
-        <w:pStyle w:val="BodyText"/>
-        <w:rPr/>
-      </w:pPr>
-      <w:r>
-        <w:rPr/>
-        <w:t xml:space="preserve">Procéder ensuite aux configurations manuelles classiques. </w:t>
-      </w:r>
-      <w:r>
-        <w:rPr>
-          <w:b/>
-          <w:bCs/>
-        </w:rPr>
-        <w:t>Ne pas oublier l’adresse IP du port management et l’accès via SSH.</w:t>
-      </w:r>
-    </w:p>
-    <w:p>
-      <w:pPr>
-        <w:pStyle w:val="BodyText"/>
-        <w:rPr/>
-      </w:pPr>
-      <w:r>
-        <w:rPr/>
-        <w:t xml:space="preserve">Une fois le switch configuré, il faut lui indiquer l’image de boot. </w:t>
-      </w:r>
-      <w:r>
-        <w:rPr>
-          <w:b/>
-          <w:bCs/>
-        </w:rPr>
-        <w:t>Sinon, le switch redémarre en loader.</w:t>
-      </w:r>
-    </w:p>
-    <w:p>
-      <w:pPr>
-        <w:pStyle w:val="SourceCode"/>
-        <w:rPr/>
-      </w:pPr>
-      <w:r>
-        <w:rPr>
-          <w:rStyle w:val="VerbatimChar"/>
-        </w:rPr>
-        <w:t>switch# conf t</w:t>
-      </w:r>
-      <w:r>
-        <w:rPr/>
-        <w:br/>
-      </w:r>
-      <w:r>
-        <w:rPr>
-          <w:rStyle w:val="VerbatimChar"/>
-        </w:rPr>
-        <w:t>switch(config)# boot nxos.&lt;version&gt;.bin</w:t>
-      </w:r>
-      <w:r>
-        <w:rPr/>
-        <w:br/>
-      </w:r>
-      <w:r>
-        <w:rPr>
-          <w:rStyle w:val="VerbatimChar"/>
-        </w:rPr>
-        <w:t>switch(config)# exit</w:t>
-      </w:r>
-      <w:r>
-        <w:rPr/>
-        <w:br/>
-      </w:r>
-      <w:r>
-        <w:rPr>
-          <w:rStyle w:val="VerbatimChar"/>
-        </w:rPr>
-        <w:t>switch# copy run start</w:t>
-      </w:r>
-      <w:bookmarkEnd w:id="1"/>
-      <w:bookmarkEnd w:id="4"/>
-    </w:p>
-    <w:p>
-      <w:pPr>
-        <w:pStyle w:val="Heading2"/>
-        <w:rPr/>
-      </w:pPr>
-      <w:bookmarkStart w:id="5" w:name="X00b796b79697edb7029e459e85da0bb0037129f"/>
-      <w:r>
-        <w:rPr/>
-        <w:t>Premier démarrage (connexion HTTP sur Management)</w:t>
-      </w:r>
-    </w:p>
-    <w:p>
-      <w:pPr>
-        <w:pStyle w:val="FirstParagraph"/>
-        <w:rPr/>
-      </w:pPr>
-      <w:r>
-        <w:rPr>
-          <w:b/>
-          <w:bCs/>
-        </w:rPr>
-        <w:t>A NOTER</w:t>
-      </w:r>
-      <w:r>
-        <w:rPr/>
-        <w:t>: Il est aussi possible d’utiliser immédiatement la configuration de base en HTTPS autosigné.</w:t>
-      </w:r>
-    </w:p>
-    <w:p>
-      <w:pPr>
-        <w:pStyle w:val="BodyText"/>
-        <w:rPr/>
-      </w:pPr>
-      <w:r>
-        <w:rPr/>
-        <w:t>Il faut s’assurer que HTTP est bien en écoute et que le VRF est configuré sur le port management</w:t>
-      </w:r>
-    </w:p>
-    <w:p>
-      <w:pPr>
-        <w:pStyle w:val="SourceCode"/>
-        <w:rPr/>
-      </w:pPr>
-      <w:r>
-        <w:rPr>
-          <w:rStyle w:val="VerbatimChar"/>
-        </w:rPr>
-        <w:t>switch# conf t</w:t>
-      </w:r>
-      <w:r>
-        <w:rPr/>
-        <w:br/>
-      </w:r>
-      <w:r>
-        <w:rPr>
-          <w:rStyle w:val="VerbatimChar"/>
-        </w:rPr>
-        <w:t>switch(config)# nxapi http port 80</w:t>
-      </w:r>
-      <w:r>
-        <w:rPr/>
-        <w:br/>
-      </w:r>
-      <w:r>
-        <w:rPr>
-          <w:rStyle w:val="VerbatimChar"/>
-        </w:rPr>
-        <w:t>switch(config)# nxapi use-vrf management</w:t>
-      </w:r>
-    </w:p>
-    <w:p>
-      <w:pPr>
-        <w:pStyle w:val="FirstParagraph"/>
-        <w:rPr/>
-      </w:pPr>
-      <w:r>
-        <w:rPr/>
-        <w:t>Si besoin, sauvegarder la configuration:</w:t>
-      </w:r>
-    </w:p>
-    <w:p>
-      <w:pPr>
-        <w:pStyle w:val="SourceCode"/>
-        <w:rPr/>
-      </w:pPr>
-      <w:r>
-        <w:rPr>
-          <w:rStyle w:val="VerbatimChar"/>
-        </w:rPr>
-        <w:t>copy run start</w:t>
-      </w:r>
-      <w:bookmarkEnd w:id="5"/>
-    </w:p>
-    <w:p>
-      <w:pPr>
-        <w:pStyle w:val="Heading2"/>
-        <w:rPr/>
-      </w:pPr>
-      <w:bookmarkStart w:id="6" w:name="utilisation-du-certificat-autosigné"/>
-      <w:r>
-        <w:rPr/>
-        <w:t>Utilisation du certificat autosigné</w:t>
-      </w:r>
-    </w:p>
-    <w:p>
-      <w:pPr>
-        <w:pStyle w:val="FirstParagraph"/>
-        <w:rPr/>
-      </w:pPr>
-      <w:r>
-        <w:rPr/>
-        <w:t>Le switch autosigne un certificat par défaut pour permettre une connexion HTTPS. Il est possible d’importer un certificat de confiance.</w:t>
-      </w:r>
-    </w:p>
-    <w:p>
-      <w:pPr>
-        <w:pStyle w:val="SourceCode"/>
-        <w:rPr/>
-      </w:pPr>
-      <w:r>
-        <w:rPr>
-          <w:rStyle w:val="VerbatimChar"/>
-        </w:rPr>
-        <w:t>switch# conf t</w:t>
-      </w:r>
-      <w:r>
-        <w:rPr/>
-        <w:br/>
-      </w:r>
-      <w:r>
-        <w:rPr>
-          <w:rStyle w:val="VerbatimChar"/>
-        </w:rPr>
-        <w:t>switch(config)# nxapi certificate httpscrt certfile bootflash:certificate.crt</w:t>
-      </w:r>
-      <w:r>
-        <w:rPr/>
-        <w:br/>
-      </w:r>
-      <w:r>
-        <w:rPr>
-          <w:rStyle w:val="VerbatimChar"/>
-        </w:rPr>
-        <w:t>switch(config)# nxapi certificate httpskey keyfile bootflash:privkey.key password pass123!</w:t>
-      </w:r>
-      <w:r>
-        <w:rPr/>
-        <w:br/>
-      </w:r>
-      <w:r>
-        <w:rPr>
-          <w:rStyle w:val="VerbatimChar"/>
-        </w:rPr>
-        <w:t>switch(config)# nxapi certificate enable</w:t>
-      </w:r>
-      <w:bookmarkEnd w:id="6"/>
-    </w:p>
-    <w:p>
-      <w:pPr>
-        <w:pStyle w:val="Heading2"/>
-        <w:rPr/>
-      </w:pPr>
-      <w:bookmarkStart w:id="7" w:name="nxapi"/>
-      <w:r>
-        <w:rPr/>
-        <w:t>NXAPI</w:t>
-      </w:r>
-    </w:p>
-    <w:p>
-      <w:pPr>
-        <w:pStyle w:val="FirstParagraph"/>
-        <w:rPr/>
-      </w:pPr>
-      <w:r>
-        <w:rPr/>
-        <w:t xml:space="preserve">NXAPI est une </w:t>
-      </w:r>
-      <w:r>
-        <w:rPr>
-          <w:b/>
-          <w:bCs/>
-        </w:rPr>
-        <w:t>feature</w:t>
-      </w:r>
-      <w:r>
-        <w:rPr/>
-        <w:t xml:space="preserve"> à activer sur les switchs. Une fois cette feature activée, il est possible de la manipuler dans </w:t>
-      </w:r>
-      <w:r>
-        <w:rPr>
-          <w:i/>
-          <w:iCs/>
-        </w:rPr>
-        <w:t>Developer Sandbox</w:t>
-      </w:r>
-      <w:r>
-        <w:rPr/>
-        <w:t>. Sur celle-ci, il est possible de générer du code dans le langage que l’on souhaite pour scripter ses appels d’API. Il faut se connecter au switch en HTTPS via un navigateur pour y accéder.</w:t>
-      </w:r>
-    </w:p>
-    <w:p>
-      <w:pPr>
-        <w:pStyle w:val="BodyText"/>
-        <w:rPr/>
-      </w:pPr>
-      <w:r>
-        <w:rPr/>
-        <w:t xml:space="preserve">Il existe deux types d’API : - NXCLI, qui permet d’envoyer des commandes CLI au switch et de recevoir la réponse. &gt; Mais cette API est lente et demande une authentification à chaque commande. - NXREST, une API REST qui permet de vérifier l’état du switch et de modifier certaines configurations. &gt; Ces requêtes sont rapides et pratiques pour le monitoring. </w:t>
-      </w:r>
-      <w:r>
-        <w:rPr>
-          <w:b/>
-          <w:bCs/>
-        </w:rPr>
-        <w:t>On utilise cette API en priorité.</w:t>
-      </w:r>
-      <w:r>
-        <w:rPr/>
-        <w:t xml:space="preserve"> &gt; L’API REST ne permet pas de sauvegarder la running-config et de correctement évaluer les niveaux optiques.</w:t>
-      </w:r>
-    </w:p>
-    <w:p>
-      <w:pPr>
-        <w:pStyle w:val="Heading3"/>
-        <w:rPr/>
-      </w:pPr>
-      <w:bookmarkStart w:id="8" w:name="endpoints"/>
-      <w:r>
-        <w:rPr/>
-        <w:t>Endpoints</w:t>
-      </w:r>
-    </w:p>
-    <w:p>
-      <w:pPr>
-        <w:pStyle w:val="FirstParagraph"/>
-        <w:rPr/>
-      </w:pPr>
-      <w:r>
-        <w:rPr/>
-        <w:t xml:space="preserve">L’API dispose de plusieurs endpoints fournissant des informations différentes : - </w:t>
-      </w:r>
-      <w:r>
-        <w:rPr>
-          <w:rStyle w:val="VerbatimChar"/>
-        </w:rPr>
-        <w:t>https://&lt;ip_switch&gt;/api/ins</w:t>
-      </w:r>
-      <w:r>
-        <w:rPr/>
-        <w:t xml:space="preserve"> est l’endpoint de </w:t>
-      </w:r>
-      <w:r>
-        <w:rPr>
-          <w:b/>
-          <w:bCs/>
-        </w:rPr>
-        <w:t>NXAPI-CLI</w:t>
-      </w:r>
-      <w:r>
-        <w:rPr/>
-        <w:t xml:space="preserve">. Il permet d’envoyer des commandes CLI au switch via </w:t>
-      </w:r>
-      <w:r>
-        <w:rPr>
-          <w:rStyle w:val="VerbatimChar"/>
-        </w:rPr>
-        <w:t>POST</w:t>
-      </w:r>
-      <w:r>
-        <w:rPr/>
-        <w:t xml:space="preserve"> et renvoie un JSON de résultat. Une réponse peut mettre </w:t>
-      </w:r>
-      <w:r>
-        <w:rPr>
-          <w:b/>
-          <w:bCs/>
-        </w:rPr>
-        <w:t>3 à 5 secondes</w:t>
-      </w:r>
-      <w:r>
-        <w:rPr/>
-        <w:t xml:space="preserve"> avant d’arriver.</w:t>
-      </w:r>
-    </w:p>
-    <w:p>
-      <w:pPr>
-        <w:pStyle w:val="BodyText"/>
-        <w:rPr/>
-      </w:pPr>
-      <w:r>
-        <w:rPr/>
-        <w:t>La requête contient donc les identifiants d’authentification et son payload :</w:t>
-      </w:r>
-    </w:p>
-    <w:p>
-      <w:pPr>
-        <w:pStyle w:val="SourceCode"/>
-        <w:rPr/>
-      </w:pPr>
-      <w:r>
-        <w:rPr>
-          <w:rStyle w:val="FunctionTok"/>
-        </w:rPr>
-        <w:t>{</w:t>
-      </w:r>
-      <w:r>
-        <w:rPr/>
-        <w:br/>
-      </w:r>
-      <w:r>
-        <w:rPr>
-          <w:rStyle w:val="NormalTok"/>
-        </w:rPr>
-        <w:t xml:space="preserve">    </w:t>
-      </w:r>
-      <w:r>
-        <w:rPr>
-          <w:rStyle w:val="DataTypeTok"/>
-        </w:rPr>
-        <w:t>"jsonrpc"</w:t>
-      </w:r>
-      <w:r>
-        <w:rPr>
-          <w:rStyle w:val="FunctionTok"/>
-        </w:rPr>
-        <w:t>:</w:t>
-      </w:r>
-      <w:r>
-        <w:rPr>
-          <w:rStyle w:val="NormalTok"/>
-        </w:rPr>
-        <w:t xml:space="preserve"> </w:t>
-      </w:r>
-      <w:r>
-        <w:rPr>
-          <w:rStyle w:val="StringTok"/>
-        </w:rPr>
-        <w:t>"2.0"</w:t>
-      </w:r>
-      <w:r>
-        <w:rPr>
-          <w:rStyle w:val="FunctionTok"/>
-        </w:rPr>
-        <w:t>,</w:t>
-      </w:r>
-      <w:r>
-        <w:rPr/>
-        <w:br/>
-      </w:r>
-      <w:r>
-        <w:rPr>
-          <w:rStyle w:val="NormalTok"/>
-        </w:rPr>
-        <w:t xml:space="preserve">    </w:t>
-      </w:r>
-      <w:r>
-        <w:rPr>
-          <w:rStyle w:val="DataTypeTok"/>
-        </w:rPr>
-        <w:t>"method"</w:t>
-      </w:r>
-      <w:r>
-        <w:rPr>
-          <w:rStyle w:val="FunctionTok"/>
-        </w:rPr>
-        <w:t>:</w:t>
-      </w:r>
-      <w:r>
-        <w:rPr>
-          <w:rStyle w:val="NormalTok"/>
-        </w:rPr>
-        <w:t xml:space="preserve"> </w:t>
-      </w:r>
-      <w:r>
-        <w:rPr>
-          <w:rStyle w:val="StringTok"/>
-        </w:rPr>
-        <w:t>"cli"</w:t>
-      </w:r>
-      <w:r>
-        <w:rPr>
-          <w:rStyle w:val="FunctionTok"/>
-        </w:rPr>
-        <w:t>,</w:t>
-      </w:r>
-      <w:r>
-        <w:rPr/>
-        <w:br/>
-      </w:r>
-      <w:r>
-        <w:rPr>
-          <w:rStyle w:val="NormalTok"/>
-        </w:rPr>
-        <w:t xml:space="preserve">    </w:t>
-      </w:r>
-      <w:r>
-        <w:rPr>
-          <w:rStyle w:val="DataTypeTok"/>
-        </w:rPr>
-        <w:t>"params"</w:t>
-      </w:r>
-      <w:r>
-        <w:rPr>
-          <w:rStyle w:val="FunctionTok"/>
-        </w:rPr>
-        <w:t>:</w:t>
-      </w:r>
-      <w:r>
-        <w:rPr>
-          <w:rStyle w:val="NormalTok"/>
-        </w:rPr>
-        <w:t xml:space="preserve"> </w:t>
-      </w:r>
-      <w:r>
-        <w:rPr>
-          <w:rStyle w:val="FunctionTok"/>
-        </w:rPr>
-        <w:t>{</w:t>
-      </w:r>
-      <w:r>
-        <w:rPr/>
-        <w:br/>
-      </w:r>
-      <w:r>
-        <w:rPr>
-          <w:rStyle w:val="NormalTok"/>
-        </w:rPr>
-        <w:t xml:space="preserve">        </w:t>
-      </w:r>
-      <w:r>
-        <w:rPr>
-          <w:rStyle w:val="DataTypeTok"/>
-        </w:rPr>
-        <w:t>"cmd"</w:t>
-      </w:r>
-      <w:r>
-        <w:rPr>
-          <w:rStyle w:val="FunctionTok"/>
-        </w:rPr>
-        <w:t>:</w:t>
-      </w:r>
-      <w:r>
-        <w:rPr>
-          <w:rStyle w:val="NormalTok"/>
-        </w:rPr>
-        <w:t xml:space="preserve"> </w:t>
-      </w:r>
-      <w:r>
-        <w:rPr>
-          <w:rStyle w:val="ErrorTok"/>
-        </w:rPr>
-        <w:t>&lt;Commande</w:t>
-      </w:r>
-      <w:r>
-        <w:rPr>
-          <w:rStyle w:val="NormalTok"/>
-        </w:rPr>
-        <w:t xml:space="preserve"> </w:t>
-      </w:r>
-      <w:r>
-        <w:rPr>
-          <w:rStyle w:val="ErrorTok"/>
-        </w:rPr>
-        <w:t>CLI</w:t>
-      </w:r>
-      <w:r>
-        <w:rPr>
-          <w:rStyle w:val="NormalTok"/>
-        </w:rPr>
-        <w:t xml:space="preserve"> </w:t>
-      </w:r>
-      <w:r>
-        <w:rPr>
-          <w:rStyle w:val="ErrorTok"/>
-        </w:rPr>
-        <w:t>à</w:t>
-      </w:r>
-      <w:r>
-        <w:rPr>
-          <w:rStyle w:val="NormalTok"/>
-        </w:rPr>
-        <w:t xml:space="preserve"> </w:t>
-      </w:r>
-      <w:r>
-        <w:rPr>
-          <w:rStyle w:val="ErrorTok"/>
-        </w:rPr>
-        <w:t>envoyer</w:t>
-      </w:r>
-      <w:r>
-        <w:rPr>
-          <w:rStyle w:val="NormalTok"/>
-        </w:rPr>
-        <w:t xml:space="preserve"> </w:t>
-      </w:r>
-      <w:r>
-        <w:rPr>
-          <w:rStyle w:val="ErrorTok"/>
-        </w:rPr>
-        <w:t>au</w:t>
-      </w:r>
-      <w:r>
-        <w:rPr>
-          <w:rStyle w:val="NormalTok"/>
-        </w:rPr>
-        <w:t xml:space="preserve"> </w:t>
-      </w:r>
-      <w:r>
-        <w:rPr>
-          <w:rStyle w:val="ErrorTok"/>
-        </w:rPr>
-        <w:t>switch&gt;</w:t>
-      </w:r>
-      <w:r>
-        <w:rPr>
-          <w:rStyle w:val="FunctionTok"/>
-        </w:rPr>
-        <w:t>,</w:t>
-      </w:r>
-      <w:r>
-        <w:rPr/>
-        <w:br/>
-      </w:r>
-      <w:r>
-        <w:rPr>
-          <w:rStyle w:val="NormalTok"/>
-        </w:rPr>
-        <w:t xml:space="preserve">        </w:t>
-      </w:r>
-      <w:r>
-        <w:rPr>
-          <w:rStyle w:val="DataTypeTok"/>
-        </w:rPr>
-        <w:t>"version"</w:t>
-      </w:r>
-      <w:r>
-        <w:rPr>
-          <w:rStyle w:val="FunctionTok"/>
-        </w:rPr>
-        <w:t>:</w:t>
-      </w:r>
-      <w:r>
-        <w:rPr>
-          <w:rStyle w:val="NormalTok"/>
-        </w:rPr>
-        <w:t xml:space="preserve"> </w:t>
-      </w:r>
-      <w:r>
-        <w:rPr>
-          <w:rStyle w:val="DecValTok"/>
-        </w:rPr>
-        <w:t>1</w:t>
-      </w:r>
-      <w:r>
-        <w:rPr/>
-        <w:br/>
-      </w:r>
-      <w:r>
-        <w:rPr>
-          <w:rStyle w:val="NormalTok"/>
-        </w:rPr>
-        <w:t xml:space="preserve">    </w:t>
-      </w:r>
-      <w:r>
-        <w:rPr>
-          <w:rStyle w:val="FunctionTok"/>
-        </w:rPr>
-        <w:t>},</w:t>
-      </w:r>
-      <w:r>
-        <w:rPr/>
-        <w:br/>
-      </w:r>
-      <w:r>
-        <w:rPr>
-          <w:rStyle w:val="NormalTok"/>
-        </w:rPr>
-        <w:t xml:space="preserve">    </w:t>
-      </w:r>
-      <w:r>
-        <w:rPr>
-          <w:rStyle w:val="DataTypeTok"/>
-        </w:rPr>
-        <w:t>"id"</w:t>
-      </w:r>
-      <w:r>
-        <w:rPr>
-          <w:rStyle w:val="FunctionTok"/>
-        </w:rPr>
-        <w:t>:</w:t>
-      </w:r>
-      <w:r>
-        <w:rPr>
-          <w:rStyle w:val="NormalTok"/>
-        </w:rPr>
-        <w:t xml:space="preserve"> </w:t>
-      </w:r>
-      <w:r>
-        <w:rPr>
-          <w:rStyle w:val="DecValTok"/>
-        </w:rPr>
-        <w:t>1</w:t>
-      </w:r>
-      <w:r>
-        <w:rPr/>
-        <w:br/>
-      </w:r>
-      <w:r>
-        <w:rPr>
-          <w:rStyle w:val="FunctionTok"/>
-        </w:rPr>
-        <w:t>}</w:t>
-      </w:r>
-    </w:p>
-    <w:p>
-      <w:pPr>
-        <w:pStyle w:val="FirstParagraph"/>
-        <w:rPr/>
-      </w:pPr>
-      <w:r>
-        <w:rPr/>
-        <w:t xml:space="preserve">Il existe également des endpoints de type </w:t>
-      </w:r>
-      <w:r>
-        <w:rPr>
-          <w:rStyle w:val="VerbatimChar"/>
-        </w:rPr>
-        <w:t>GET</w:t>
-      </w:r>
-      <w:r>
-        <w:rPr/>
-        <w:t xml:space="preserve"> accessibles via NXAPI-REST, permettant de récupérer des données du switch : - </w:t>
-      </w:r>
-      <w:r>
-        <w:rPr>
-          <w:rStyle w:val="VerbatimChar"/>
-        </w:rPr>
-        <w:t>https://&lt;ip_switch&gt;/api/mo/sys.json</w:t>
-      </w:r>
-      <w:r>
-        <w:rPr/>
-        <w:t xml:space="preserve"> renvoie les informations du switch, notamment son nom, son uptime, etc. - </w:t>
-      </w:r>
-      <w:r>
-        <w:rPr>
-          <w:rStyle w:val="VerbatimChar"/>
-        </w:rPr>
-        <w:t>https://&lt;ip_switch&gt;/api/class/ethpmPhysIf.json</w:t>
-      </w:r>
-      <w:r>
-        <w:rPr/>
-        <w:t xml:space="preserve"> renvoie l’état des interfaces, notamment si elles sont </w:t>
-      </w:r>
-      <w:r>
-        <w:rPr>
-          <w:b/>
-          <w:bCs/>
-        </w:rPr>
-        <w:t>UP</w:t>
-      </w:r>
-      <w:r>
-        <w:rPr/>
-        <w:t xml:space="preserve"> ou </w:t>
-      </w:r>
-      <w:r>
-        <w:rPr>
-          <w:b/>
-          <w:bCs/>
-        </w:rPr>
-        <w:t>DOWN</w:t>
-      </w:r>
-      <w:r>
-        <w:rPr/>
-        <w:t xml:space="preserve"> administrativement et opérationnellement. On peut aussi voir si les interfaces sont en full ou half-duplex. - </w:t>
-      </w:r>
-      <w:r>
-        <w:rPr>
-          <w:rStyle w:val="VerbatimChar"/>
-        </w:rPr>
-        <w:t>https://&lt;ip_switch&gt;/api/class/rmonEtherStats.json</w:t>
-      </w:r>
-      <w:r>
-        <w:rPr/>
-        <w:t xml:space="preserve"> renvoie les statistiques des interfaces. Il s’agit de tous les compteurs: CRC, paquets perdus, etc.</w:t>
-      </w:r>
-      <w:bookmarkEnd w:id="0"/>
-      <w:bookmarkEnd w:id="7"/>
-      <w:bookmarkEnd w:id="8"/>
-    </w:p>
-    <w:p>
-      <w:pPr>
-        <w:pStyle w:val="Heading1"/>
-        <w:rPr/>
-      </w:pPr>
-      <w:bookmarkStart w:id="9" w:name="utilisation-du-script"/>
-      <w:r>
-        <w:rPr/>
-        <w:t>Utilisation du script</w:t>
-      </w:r>
-    </w:p>
-    <w:p>
-      <w:pPr>
-        <w:pStyle w:val="FirstParagraph"/>
-        <w:rPr/>
-      </w:pPr>
-      <w:r>
-        <w:rPr/>
-        <w:t>Le script a pour vocation d’être un cronjob. Il prend en entrée les tests à réaliser et renvoie en sortie un fichier de log et de résultats pour faciliter l’intervention.</w:t>
-      </w:r>
-    </w:p>
-    <w:p>
-      <w:pPr>
-        <w:pStyle w:val="Heading2"/>
-        <w:rPr/>
-      </w:pPr>
-      <w:bookmarkStart w:id="10" w:name="premier-démarrage"/>
-      <w:r>
-        <w:rPr/>
-        <w:t>Premier démarrage</w:t>
-      </w:r>
-    </w:p>
-    <w:p>
-      <w:pPr>
-        <w:pStyle w:val="FirstParagraph"/>
-        <w:rPr/>
-      </w:pPr>
-      <w:r>
-        <w:rPr/>
-        <w:t xml:space="preserve">Le script est écrit en Python 3.14. Assurez-vous d’avoir </w:t>
-      </w:r>
-      <w:r>
-        <w:rPr>
-          <w:rStyle w:val="VerbatimChar"/>
-        </w:rPr>
-        <w:t>pip</w:t>
-      </w:r>
-      <w:r>
-        <w:rPr/>
-        <w:t xml:space="preserve"> installé. 1. Placez-vous à la racine du projet. 2. Initialisez un environnement virtuel :</w:t>
-      </w:r>
-    </w:p>
-    <w:p>
-      <w:pPr>
-        <w:pStyle w:val="SourceCode"/>
-        <w:rPr/>
-      </w:pPr>
-      <w:r>
-        <w:rPr>
-          <w:rStyle w:val="ExtensionTok"/>
-        </w:rPr>
-        <w:t>python</w:t>
-      </w:r>
-      <w:r>
-        <w:rPr>
-          <w:rStyle w:val="NormalTok"/>
-        </w:rPr>
-        <w:t xml:space="preserve"> </w:t>
-      </w:r>
-      <w:r>
-        <w:rPr>
-          <w:rStyle w:val="AttributeTok"/>
-        </w:rPr>
-        <w:t>-m</w:t>
-      </w:r>
-      <w:r>
-        <w:rPr>
-          <w:rStyle w:val="NormalTok"/>
-        </w:rPr>
-        <w:t xml:space="preserve"> venv .venv</w:t>
+      <w:bookmarkStart w:id="14" w:name="optionnels"/>
+      <w:r>
+        <w:rPr/>
+        <w:t>Optionnels</w:t>
       </w:r>
     </w:p>
     <w:p>
@@ -1299,120 +1912,40 @@
         <w:pStyle w:val="Compact"/>
         <w:numPr>
           <w:ilvl w:val="0"/>
-          <w:numId w:val="21"/>
+          <w:numId w:val="3"/>
         </w:numPr>
         <w:rPr/>
       </w:pPr>
       <w:r>
-        <w:rPr/>
-        <w:t>Démarrez l’environnement virtuel.</w:t>
-      </w:r>
-    </w:p>
-    <w:p>
-      <w:pPr>
-        <w:pStyle w:val="FirstParagraph"/>
-        <w:rPr/>
-      </w:pPr>
-      <w:r>
-        <w:rPr/>
-        <w:t xml:space="preserve">Sur </w:t>
+        <w:rPr>
+          <w:rStyle w:val="VerbatimChar"/>
+        </w:rPr>
+        <w:t>--unused_ports N</w:t>
+      </w:r>
+      <w:r>
+        <w:rPr/>
+        <w:t xml:space="preserve">: Vérifie l’existence de ports </w:t>
       </w:r>
       <w:r>
         <w:rPr>
           <w:b/>
           <w:bCs/>
         </w:rPr>
-        <w:t>Windows</w:t>
-      </w:r>
-      <w:r>
-        <w:rPr/>
-        <w:t xml:space="preserve"> :</w:t>
-      </w:r>
-    </w:p>
-    <w:p>
-      <w:pPr>
-        <w:pStyle w:val="SourceCode"/>
-        <w:rPr/>
-      </w:pPr>
-      <w:r>
-        <w:rPr>
-          <w:rStyle w:val="OperatorTok"/>
-        </w:rPr>
-        <w:t>.</w:t>
-      </w:r>
-      <w:r>
-        <w:rPr>
-          <w:rStyle w:val="FunctionTok"/>
-        </w:rPr>
-        <w:t>venv</w:t>
-      </w:r>
-      <w:r>
-        <w:rPr>
-          <w:rStyle w:val="NormalTok"/>
-        </w:rPr>
-        <w:t>\Scripts\activate</w:t>
-      </w:r>
-      <w:r>
-        <w:rPr>
-          <w:rStyle w:val="OperatorTok"/>
-        </w:rPr>
-        <w:t>.</w:t>
-      </w:r>
-      <w:r>
-        <w:rPr>
-          <w:rStyle w:val="FunctionTok"/>
-        </w:rPr>
-        <w:t>ps1</w:t>
-      </w:r>
-    </w:p>
-    <w:p>
-      <w:pPr>
-        <w:pStyle w:val="FirstParagraph"/>
-        <w:rPr/>
-      </w:pPr>
-      <w:r>
-        <w:rPr/>
-        <w:t xml:space="preserve">Sur </w:t>
-      </w:r>
-      <w:r>
-        <w:rPr>
-          <w:b/>
-          <w:bCs/>
-        </w:rPr>
-        <w:t>Linux</w:t>
-      </w:r>
-      <w:r>
-        <w:rPr/>
-        <w:t xml:space="preserve"> ou </w:t>
-      </w:r>
-      <w:r>
-        <w:rPr>
-          <w:b/>
-          <w:bCs/>
-        </w:rPr>
-        <w:t>macOS</w:t>
-      </w:r>
-      <w:r>
-        <w:rPr/>
-        <w:t xml:space="preserve"> :</w:t>
-      </w:r>
-    </w:p>
-    <w:p>
-      <w:pPr>
-        <w:pStyle w:val="SourceCode"/>
-        <w:rPr/>
-      </w:pPr>
-      <w:r>
-        <w:rPr>
-          <w:rStyle w:val="BuiltInTok"/>
-        </w:rPr>
-        <w:t>source</w:t>
-      </w:r>
-      <w:r>
-        <w:rPr>
-          <w:rStyle w:val="NormalTok"/>
-        </w:rPr>
-        <w:t xml:space="preserve"> .venv/bin/activate</w:t>
+        <w:t>DOWN</w:t>
+      </w:r>
+      <w:r>
+        <w:rPr/>
+        <w:t xml:space="preserve"> qui ne sont pas administrativement down depuis plus de </w:t>
+      </w:r>
+      <w:r>
+        <w:rPr>
+          <w:rStyle w:val="VerbatimChar"/>
+        </w:rPr>
+        <w:t>N</w:t>
+      </w:r>
+      <w:r>
+        <w:rPr/>
+        <w:t xml:space="preserve"> jours.</w:t>
       </w:r>
     </w:p>
     <w:p>
@@ -1420,419 +1953,30 @@
         <w:pStyle w:val="Compact"/>
         <w:numPr>
           <w:ilvl w:val="0"/>
-          <w:numId w:val="22"/>
+          <w:numId w:val="3"/>
         </w:numPr>
         <w:rPr/>
       </w:pPr>
       <w:r>
-        <w:rPr/>
-        <w:t>Installez les dépendances :</w:t>
-      </w:r>
-    </w:p>
-    <w:p>
-      <w:pPr>
-        <w:pStyle w:val="SourceCode"/>
-        <w:rPr/>
-      </w:pPr>
-      <w:r>
-        <w:rPr>
-          <w:rStyle w:val="ExtensionTok"/>
-        </w:rPr>
-        <w:t>python</w:t>
-      </w:r>
-      <w:r>
-        <w:rPr>
-          <w:rStyle w:val="NormalTok"/>
-        </w:rPr>
-        <w:t xml:space="preserve"> </w:t>
-      </w:r>
-      <w:r>
-        <w:rPr>
-          <w:rStyle w:val="AttributeTok"/>
-        </w:rPr>
-        <w:t>-m</w:t>
-      </w:r>
-      <w:r>
-        <w:rPr>
-          <w:rStyle w:val="NormalTok"/>
-        </w:rPr>
-        <w:t xml:space="preserve"> pip install </w:t>
-      </w:r>
-      <w:r>
-        <w:rPr>
-          <w:rStyle w:val="AttributeTok"/>
-        </w:rPr>
-        <w:t>-e</w:t>
-      </w:r>
-      <w:r>
-        <w:rPr>
-          <w:rStyle w:val="NormalTok"/>
-        </w:rPr>
-        <w:t xml:space="preserve"> .</w:t>
-      </w:r>
-      <w:bookmarkEnd w:id="10"/>
-    </w:p>
-    <w:p>
-      <w:pPr>
-        <w:pStyle w:val="Heading2"/>
-        <w:rPr/>
-      </w:pPr>
-      <w:bookmarkStart w:id="11" w:name="utilisation-courante"/>
-      <w:r>
-        <w:rPr/>
-        <w:t>Utilisation courante</w:t>
-      </w:r>
-    </w:p>
-    <w:p>
-      <w:pPr>
-        <w:pStyle w:val="FirstParagraph"/>
-        <w:rPr/>
-      </w:pPr>
-      <w:r>
-        <w:rPr/>
-        <w:t xml:space="preserve">Avant toute chose, assurez-vous : 1. D’avoir </w:t>
+        <w:rPr>
+          <w:rStyle w:val="VerbatimChar"/>
+        </w:rPr>
+        <w:t>--half_duplex</w:t>
+      </w:r>
+      <w:r>
+        <w:rPr/>
+        <w:t xml:space="preserve">: Vérifie l’existence d’interfaces </w:t>
       </w:r>
       <w:r>
         <w:rPr>
           <w:b/>
           <w:bCs/>
         </w:rPr>
-        <w:t>démarré votre environnement virtuel Python</w:t>
-      </w:r>
-      <w:r>
-        <w:rPr/>
-        <w:t xml:space="preserve">. 2. D’avoir un fichier </w:t>
-      </w:r>
-      <w:r>
-        <w:rPr>
-          <w:rStyle w:val="VerbatimChar"/>
-        </w:rPr>
-        <w:t>.env</w:t>
-      </w:r>
-      <w:r>
-        <w:rPr/>
-        <w:t xml:space="preserve"> à la racine du projet contenant les identifiants des switchs à contacter :</w:t>
-      </w:r>
-    </w:p>
-    <w:p>
-      <w:pPr>
-        <w:pStyle w:val="SourceCode"/>
-        <w:rPr/>
-      </w:pPr>
-      <w:r>
-        <w:rPr>
-          <w:rStyle w:val="VerbatimChar"/>
-        </w:rPr>
-        <w:t>SWITCH_USER_ID="nom_d_utilisateur"</w:t>
-      </w:r>
-      <w:r>
-        <w:rPr/>
-        <w:br/>
-      </w:r>
-      <w:r>
-        <w:rPr>
-          <w:rStyle w:val="VerbatimChar"/>
-        </w:rPr>
-        <w:t>SWITCH_PASSWORD="mot_de_passe"</w:t>
-      </w:r>
-    </w:p>
-    <w:p>
-      <w:pPr>
-        <w:pStyle w:val="FirstParagraph"/>
-        <w:rPr/>
-      </w:pPr>
-      <w:r>
-        <w:rPr/>
-        <w:t>Vous pourrez ensuite lancer le programme avec :</w:t>
-      </w:r>
-    </w:p>
-    <w:p>
-      <w:pPr>
-        <w:pStyle w:val="SourceCode"/>
-        <w:rPr/>
-      </w:pPr>
-      <w:r>
-        <w:rPr>
-          <w:rStyle w:val="VerbatimChar"/>
-        </w:rPr>
-        <w:t>python main.py -h</w:t>
-      </w:r>
-    </w:p>
-    <w:p>
-      <w:pPr>
-        <w:pStyle w:val="FirstParagraph"/>
-        <w:rPr/>
-      </w:pPr>
-      <w:r>
-        <w:rPr/>
-        <w:t>Vous aurez le manuel qui s’affiche, avec les différents arguments.</w:t>
-      </w:r>
-    </w:p>
-    <w:p>
-      <w:pPr>
-        <w:pStyle w:val="SourceCode"/>
-        <w:rPr/>
-      </w:pPr>
-      <w:r>
-        <w:rPr>
-          <w:rStyle w:val="VerbatimChar"/>
-        </w:rPr>
-        <w:t>usage: main.py [-h] [--unused_ports N] [--half_duplex]</w:t>
-      </w:r>
-      <w:r>
-        <w:rPr/>
-        <w:br/>
-      </w:r>
-      <w:r>
-        <w:rPr>
-          <w:rStyle w:val="VerbatimChar"/>
-        </w:rPr>
-        <w:t xml:space="preserve">               [--check_transceiver {WARN,ALERT}]</w:t>
-      </w:r>
-      <w:r>
-        <w:rPr/>
-        <w:br/>
-      </w:r>
-      <w:r>
-        <w:rPr>
-          <w:rStyle w:val="VerbatimChar"/>
-        </w:rPr>
-        <w:t xml:space="preserve">               [--CRC critical_delta reference_directory_path]</w:t>
-      </w:r>
-      <w:r>
-        <w:rPr/>
-        <w:br/>
-      </w:r>
-      <w:r>
-        <w:rPr>
-          <w:rStyle w:val="VerbatimChar"/>
-        </w:rPr>
-        <w:t xml:space="preserve">               [--demo_path demo_directory_path]</w:t>
-      </w:r>
-      <w:r>
-        <w:rPr/>
-        <w:br/>
-      </w:r>
-      <w:r>
-        <w:rPr>
-          <w:rStyle w:val="VerbatimChar"/>
-        </w:rPr>
-        <w:t xml:space="preserve">               switch_ip_list log_dir_path result_dir_path</w:t>
-      </w:r>
-      <w:r>
-        <w:rPr/>
-        <w:br/>
-        <w:br/>
-      </w:r>
-      <w:r>
-        <w:rPr>
-          <w:rStyle w:val="VerbatimChar"/>
-        </w:rPr>
-        <w:t>A program to maintain Cisco switched through NX-API calls</w:t>
-      </w:r>
-      <w:r>
-        <w:rPr/>
-        <w:br/>
-        <w:br/>
-      </w:r>
-      <w:r>
-        <w:rPr>
-          <w:rStyle w:val="VerbatimChar"/>
-        </w:rPr>
-        <w:t>positional arguments:</w:t>
-      </w:r>
-      <w:r>
-        <w:rPr/>
-        <w:br/>
-      </w:r>
-      <w:r>
-        <w:rPr>
-          <w:rStyle w:val="VerbatimChar"/>
-        </w:rPr>
-        <w:t xml:space="preserve">  switch_ip_list        The file containing all the switch ips (separated by a</w:t>
-      </w:r>
-      <w:r>
-        <w:rPr/>
-        <w:br/>
-      </w:r>
-      <w:r>
-        <w:rPr>
-          <w:rStyle w:val="VerbatimChar"/>
-        </w:rPr>
-        <w:t xml:space="preserve">                        newline)</w:t>
-      </w:r>
-      <w:r>
-        <w:rPr/>
-        <w:br/>
-      </w:r>
-      <w:r>
-        <w:rPr>
-          <w:rStyle w:val="VerbatimChar"/>
-        </w:rPr>
-        <w:t xml:space="preserve">  log_dir_path          The directory on where to store logs of the program</w:t>
-      </w:r>
-      <w:r>
-        <w:rPr/>
-        <w:br/>
-      </w:r>
-      <w:r>
-        <w:rPr>
-          <w:rStyle w:val="VerbatimChar"/>
-        </w:rPr>
-        <w:t xml:space="preserve">  result_dir_path       The directory on where to store results of the program</w:t>
-      </w:r>
-      <w:r>
-        <w:rPr/>
-        <w:br/>
-        <w:br/>
-      </w:r>
-      <w:r>
-        <w:rPr>
-          <w:rStyle w:val="VerbatimChar"/>
-        </w:rPr>
-        <w:t>options:</w:t>
-      </w:r>
-      <w:r>
-        <w:rPr/>
-        <w:br/>
-      </w:r>
-      <w:r>
-        <w:rPr>
-          <w:rStyle w:val="VerbatimChar"/>
-        </w:rPr>
-        <w:t xml:space="preserve">  -h, --help            show this help message and exit</w:t>
-      </w:r>
-      <w:r>
-        <w:rPr/>
-        <w:br/>
-      </w:r>
-      <w:r>
-        <w:rPr>
-          <w:rStyle w:val="VerbatimChar"/>
-        </w:rPr>
-        <w:t xml:space="preserve">  --unused_ports N      Check for DOWN ports unused since N days</w:t>
-      </w:r>
-      <w:r>
-        <w:rPr/>
-        <w:br/>
-      </w:r>
-      <w:r>
-        <w:rPr>
-          <w:rStyle w:val="VerbatimChar"/>
-        </w:rPr>
-        <w:t xml:space="preserve">  --half_duplex         Check for interfaces running in half duplex mode</w:t>
-      </w:r>
-      <w:r>
-        <w:rPr/>
-        <w:br/>
-      </w:r>
-      <w:r>
-        <w:rPr>
-          <w:rStyle w:val="VerbatimChar"/>
-        </w:rPr>
-        <w:t xml:space="preserve">  --check_transceivers {WARN,ALERT}</w:t>
-      </w:r>
-      <w:r>
-        <w:rPr/>
-        <w:br/>
-      </w:r>
-      <w:r>
-        <w:rPr>
-          <w:rStyle w:val="VerbatimChar"/>
-        </w:rPr>
-        <w:t xml:space="preserve">                        Check transceivers hardware and notify for issues</w:t>
-      </w:r>
-      <w:r>
-        <w:rPr/>
-        <w:br/>
-      </w:r>
-      <w:r>
-        <w:rPr>
-          <w:rStyle w:val="VerbatimChar"/>
-        </w:rPr>
-        <w:t xml:space="preserve">                        higher or equal to specified level</w:t>
-      </w:r>
-      <w:r>
-        <w:rPr/>
-        <w:br/>
-      </w:r>
-      <w:r>
-        <w:rPr>
-          <w:rStyle w:val="VerbatimChar"/>
-        </w:rPr>
-        <w:t xml:space="preserve">  --CRC critical_delta reference_directory_path</w:t>
-      </w:r>
-      <w:r>
-        <w:rPr/>
-        <w:br/>
-      </w:r>
-      <w:r>
-        <w:rPr>
-          <w:rStyle w:val="VerbatimChar"/>
-        </w:rPr>
-        <w:t xml:space="preserve">                        Check for additional cRC and Align errors according to</w:t>
-      </w:r>
-      <w:r>
-        <w:rPr/>
-        <w:br/>
-      </w:r>
-      <w:r>
-        <w:rPr>
-          <w:rStyle w:val="VerbatimChar"/>
-        </w:rPr>
-        <w:t xml:space="preserve">                        the reference directory</w:t>
-      </w:r>
-      <w:r>
-        <w:rPr/>
-        <w:br/>
-      </w:r>
-      <w:r>
-        <w:rPr>
-          <w:rStyle w:val="VerbatimChar"/>
-        </w:rPr>
-        <w:t xml:space="preserve">  --demo_path demo_directory_path</w:t>
-      </w:r>
-      <w:r>
-        <w:rPr/>
-        <w:br/>
-      </w:r>
-      <w:r>
-        <w:rPr>
-          <w:rStyle w:val="VerbatimChar"/>
-        </w:rPr>
-        <w:t xml:space="preserve">                        Enable demo and read local files instead of switch</w:t>
-      </w:r>
-      <w:r>
-        <w:rPr/>
-        <w:br/>
-      </w:r>
-      <w:r>
-        <w:rPr>
-          <w:rStyle w:val="VerbatimChar"/>
-        </w:rPr>
-        <w:t xml:space="preserve">                        API. For testing purposes only.</w:t>
-      </w:r>
-    </w:p>
-    <w:p>
-      <w:pPr>
-        <w:pStyle w:val="Heading3"/>
-        <w:rPr/>
-      </w:pPr>
-      <w:bookmarkStart w:id="12" w:name="arguments"/>
-      <w:r>
-        <w:rPr/>
-        <w:t>Arguments</w:t>
-      </w:r>
-    </w:p>
-    <w:p>
-      <w:pPr>
-        <w:pStyle w:val="Heading4"/>
-        <w:rPr/>
-      </w:pPr>
-      <w:bookmarkStart w:id="13" w:name="obligatoires"/>
-      <w:r>
-        <w:rPr/>
-        <w:t>Obligatoires</w:t>
+        <w:t>UP</w:t>
+      </w:r>
+      <w:r>
+        <w:rPr/>
+        <w:t xml:space="preserve"> qui fonctionnent en half-duplex (au lieu de full-duplex).</w:t>
       </w:r>
     </w:p>
     <w:p>
@@ -1840,7 +1984,7 @@
         <w:pStyle w:val="Compact"/>
         <w:numPr>
           <w:ilvl w:val="0"/>
-          <w:numId w:val="6"/>
+          <w:numId w:val="3"/>
         </w:numPr>
         <w:rPr/>
       </w:pPr>
@@ -1848,11 +1992,31 @@
         <w:rPr>
           <w:rStyle w:val="VerbatimChar"/>
         </w:rPr>
-        <w:t>switch_ip_list</w:t>
-      </w:r>
-      <w:r>
-        <w:rPr/>
-        <w:t>: La liste des adresses IP des switchs à monitorer, séparée par une nouvelle ligne.</w:t>
+        <w:t>--check_transceivers {WARN, ALERT}</w:t>
+      </w:r>
+      <w:r>
+        <w:rPr/>
+        <w:t>: Vérifie l’état matériel des transceivers et renvoie les erreurs satisfaisant au moins le niveau spécifié (</w:t>
+      </w:r>
+      <w:r>
+        <w:rPr>
+          <w:rStyle w:val="VerbatimChar"/>
+        </w:rPr>
+        <w:t>WARN</w:t>
+      </w:r>
+      <w:r>
+        <w:rPr/>
+        <w:t xml:space="preserve"> ou </w:t>
+      </w:r>
+      <w:r>
+        <w:rPr>
+          <w:rStyle w:val="VerbatimChar"/>
+        </w:rPr>
+        <w:t>ALERT</w:t>
+      </w:r>
+      <w:r>
+        <w:rPr/>
+        <w:t>).</w:t>
       </w:r>
     </w:p>
     <w:p>
@@ -1860,7 +2024,7 @@
         <w:pStyle w:val="Compact"/>
         <w:numPr>
           <w:ilvl w:val="0"/>
-          <w:numId w:val="6"/>
+          <w:numId w:val="3"/>
         </w:numPr>
         <w:rPr/>
       </w:pPr>
@@ -1868,11 +2032,42 @@
         <w:rPr>
           <w:rStyle w:val="VerbatimChar"/>
         </w:rPr>
-        <w:t>log_dir_path</w:t>
-      </w:r>
-      <w:r>
-        <w:rPr/>
-        <w:t>: Le chemin d’accès du répertoire dans lequel stocker les fichiers de logs.</w:t>
+        <w:t>--CRC critical_delta reference_directory_path</w:t>
+      </w:r>
+      <w:r>
+        <w:rPr/>
+        <w:t xml:space="preserve">: Contrôle les statistiques CRC des interfaces par rapport au dossier de référence </w:t>
+      </w:r>
+      <w:r>
+        <w:rPr>
+          <w:rStyle w:val="VerbatimChar"/>
+        </w:rPr>
+        <w:t>reference_directory_path</w:t>
+      </w:r>
+      <w:r>
+        <w:rPr/>
+        <w:t xml:space="preserve"> spécifié. Affiche des erreurs </w:t>
+      </w:r>
+      <w:r>
+        <w:rPr>
+          <w:b/>
+          <w:bCs/>
+        </w:rPr>
+        <w:t>CRITICAL</w:t>
+      </w:r>
+      <w:r>
+        <w:rPr/>
+        <w:t xml:space="preserve"> si les compteurs ont augmenté d’au moins </w:t>
+      </w:r>
+      <w:r>
+        <w:rPr>
+          <w:rStyle w:val="VerbatimChar"/>
+        </w:rPr>
+        <w:t>critical_delta</w:t>
+      </w:r>
+      <w:r>
+        <w:rPr/>
+        <w:t>.</w:t>
       </w:r>
     </w:p>
     <w:p>
@@ -1880,202 +2075,7 @@
         <w:pStyle w:val="Compact"/>
         <w:numPr>
           <w:ilvl w:val="0"/>
-          <w:numId w:val="6"/>
-        </w:numPr>
-        <w:rPr/>
-      </w:pPr>
-      <w:r>
-        <w:rPr>
-          <w:rStyle w:val="VerbatimChar"/>
-        </w:rPr>
-        <w:t>result_dir_path</w:t>
-      </w:r>
-      <w:r>
-        <w:rPr/>
-        <w:t>: Le chemin du répertoire dans lequel stocker les fichiers de résultats pour les interventions.</w:t>
-      </w:r>
-      <w:bookmarkEnd w:id="13"/>
-    </w:p>
-    <w:p>
-      <w:pPr>
-        <w:pStyle w:val="Heading4"/>
-        <w:rPr/>
-      </w:pPr>
-      <w:bookmarkStart w:id="14" w:name="optionnels"/>
-      <w:r>
-        <w:rPr/>
-        <w:t>Optionnels</w:t>
-      </w:r>
-    </w:p>
-    <w:p>
-      <w:pPr>
-        <w:pStyle w:val="Compact"/>
-        <w:numPr>
-          <w:ilvl w:val="0"/>
-          <w:numId w:val="6"/>
-        </w:numPr>
-        <w:rPr/>
-      </w:pPr>
-      <w:r>
-        <w:rPr>
-          <w:rStyle w:val="VerbatimChar"/>
-        </w:rPr>
-        <w:t>--unused_ports N</w:t>
-      </w:r>
-      <w:r>
-        <w:rPr/>
-        <w:t xml:space="preserve">: Vérifie l’existence de ports </w:t>
-      </w:r>
-      <w:r>
-        <w:rPr>
-          <w:b/>
-          <w:bCs/>
-        </w:rPr>
-        <w:t>DOWN</w:t>
-      </w:r>
-      <w:r>
-        <w:rPr/>
-        <w:t xml:space="preserve"> qui ne sont pas administrativement down depuis plus de </w:t>
-      </w:r>
-      <w:r>
-        <w:rPr>
-          <w:rStyle w:val="VerbatimChar"/>
-        </w:rPr>
-        <w:t>N</w:t>
-      </w:r>
-      <w:r>
-        <w:rPr/>
-        <w:t xml:space="preserve"> jours.</w:t>
-      </w:r>
-    </w:p>
-    <w:p>
-      <w:pPr>
-        <w:pStyle w:val="Compact"/>
-        <w:numPr>
-          <w:ilvl w:val="0"/>
-          <w:numId w:val="6"/>
-        </w:numPr>
-        <w:rPr/>
-      </w:pPr>
-      <w:r>
-        <w:rPr>
-          <w:rStyle w:val="VerbatimChar"/>
-        </w:rPr>
-        <w:t>--half_duplex</w:t>
-      </w:r>
-      <w:r>
-        <w:rPr/>
-        <w:t xml:space="preserve">: Vérifie l’existence d’interfaces </w:t>
-      </w:r>
-      <w:r>
-        <w:rPr>
-          <w:b/>
-          <w:bCs/>
-        </w:rPr>
-        <w:t>UP</w:t>
-      </w:r>
-      <w:r>
-        <w:rPr/>
-        <w:t xml:space="preserve"> qui fonctionnent en half-duplex (au lieu de full-duplex).</w:t>
-      </w:r>
-    </w:p>
-    <w:p>
-      <w:pPr>
-        <w:pStyle w:val="Compact"/>
-        <w:numPr>
-          <w:ilvl w:val="0"/>
-          <w:numId w:val="6"/>
-        </w:numPr>
-        <w:rPr/>
-      </w:pPr>
-      <w:r>
-        <w:rPr>
-          <w:rStyle w:val="VerbatimChar"/>
-        </w:rPr>
-        <w:t>--check_transceivers {WARN, ALERT}</w:t>
-      </w:r>
-      <w:r>
-        <w:rPr/>
-        <w:t>: Vérifie l’état matériel des transceivers et renvoie les erreurs satisfaisant au moins le niveau spécifié (</w:t>
-      </w:r>
-      <w:r>
-        <w:rPr>
-          <w:rStyle w:val="VerbatimChar"/>
-        </w:rPr>
-        <w:t>WARN</w:t>
-      </w:r>
-      <w:r>
-        <w:rPr/>
-        <w:t xml:space="preserve"> ou </w:t>
-      </w:r>
-      <w:r>
-        <w:rPr>
-          <w:rStyle w:val="VerbatimChar"/>
-        </w:rPr>
-        <w:t>ALERT</w:t>
-      </w:r>
-      <w:r>
-        <w:rPr/>
-        <w:t>).</w:t>
-      </w:r>
-    </w:p>
-    <w:p>
-      <w:pPr>
-        <w:pStyle w:val="Compact"/>
-        <w:numPr>
-          <w:ilvl w:val="0"/>
-          <w:numId w:val="6"/>
-        </w:numPr>
-        <w:rPr/>
-      </w:pPr>
-      <w:r>
-        <w:rPr>
-          <w:rStyle w:val="VerbatimChar"/>
-        </w:rPr>
-        <w:t>--CRC critical_delta reference_directory_path</w:t>
-      </w:r>
-      <w:r>
-        <w:rPr/>
-        <w:t xml:space="preserve">: Contrôle les statistiques CRC des interfaces par rapport au dossier de référence </w:t>
-      </w:r>
-      <w:r>
-        <w:rPr>
-          <w:rStyle w:val="VerbatimChar"/>
-        </w:rPr>
-        <w:t>reference_directory_path</w:t>
-      </w:r>
-      <w:r>
-        <w:rPr/>
-        <w:t xml:space="preserve"> spécifié. Affiche des erreurs </w:t>
-      </w:r>
-      <w:r>
-        <w:rPr>
-          <w:b/>
-          <w:bCs/>
-        </w:rPr>
-        <w:t>CRITICAL</w:t>
-      </w:r>
-      <w:r>
-        <w:rPr/>
-        <w:t xml:space="preserve"> si les compteurs ont augmenté d’au moins </w:t>
-      </w:r>
-      <w:r>
-        <w:rPr>
-          <w:rStyle w:val="VerbatimChar"/>
-        </w:rPr>
-        <w:t>critical_delta</w:t>
-      </w:r>
-      <w:r>
-        <w:rPr/>
-        <w:t>.</w:t>
-      </w:r>
-    </w:p>
-    <w:p>
-      <w:pPr>
-        <w:pStyle w:val="Compact"/>
-        <w:numPr>
-          <w:ilvl w:val="0"/>
-          <w:numId w:val="6"/>
+          <w:numId w:val="3"/>
         </w:numPr>
         <w:rPr/>
       </w:pPr>
@@ -2637,13 +2637,7 @@
                     </pic:cNvPicPr>
                   </pic:nvPicPr>
                   <pic:blipFill>
-                    <a:blip r:embed="rId2">
-                      <a:extLst>
-                        <a:ext uri="{96DAC541-7B7A-43D3-8B79-37D633B846F1}">
-                          <asvg:svgBlip xmlns:asvg="http://schemas.microsoft.com/office/drawing/2016/SVG/main" r:embed="rId3"/>
-                        </a:ext>
-                      </a:extLst>
-                    </a:blip>
+                    <a:blip r:embed="rId2"/>
                     <a:stretch>
                       <a:fillRect/>
                     </a:stretch>
@@ -2949,7 +2943,7 @@
         <w:pStyle w:val="Compact"/>
         <w:numPr>
           <w:ilvl w:val="0"/>
-          <w:numId w:val="23"/>
+          <w:numId w:val="20"/>
         </w:numPr>
         <w:rPr/>
       </w:pPr>
@@ -2973,7 +2967,7 @@
         <w:pStyle w:val="Compact"/>
         <w:numPr>
           <w:ilvl w:val="0"/>
-          <w:numId w:val="1"/>
+          <w:numId w:val="4"/>
         </w:numPr>
         <w:rPr/>
       </w:pPr>
@@ -2997,7 +2991,7 @@
         <w:pStyle w:val="Compact"/>
         <w:numPr>
           <w:ilvl w:val="0"/>
-          <w:numId w:val="1"/>
+          <w:numId w:val="4"/>
         </w:numPr>
         <w:rPr/>
       </w:pPr>
@@ -3061,7 +3055,7 @@
         <w:pStyle w:val="Compact"/>
         <w:numPr>
           <w:ilvl w:val="0"/>
-          <w:numId w:val="1"/>
+          <w:numId w:val="4"/>
         </w:numPr>
         <w:rPr/>
       </w:pPr>
@@ -3125,7 +3119,7 @@
         <w:pStyle w:val="Compact"/>
         <w:numPr>
           <w:ilvl w:val="0"/>
-          <w:numId w:val="1"/>
+          <w:numId w:val="4"/>
         </w:numPr>
         <w:rPr/>
       </w:pPr>
@@ -3206,7 +3200,7 @@
         <w:rPr/>
         <w:t xml:space="preserve">Avec </w:t>
       </w:r>
-      <w:hyperlink r:id="rId4">
+      <w:hyperlink r:id="rId3">
         <w:r>
           <w:rPr>
             <w:rStyle w:val="Hyperlink"/>
@@ -3254,7 +3248,7 @@
         <w:pStyle w:val="Compact"/>
         <w:numPr>
           <w:ilvl w:val="0"/>
-          <w:numId w:val="6"/>
+          <w:numId w:val="3"/>
         </w:numPr>
         <w:rPr/>
       </w:pPr>
@@ -3288,7 +3282,7 @@
         <w:pStyle w:val="Compact"/>
         <w:numPr>
           <w:ilvl w:val="0"/>
-          <w:numId w:val="6"/>
+          <w:numId w:val="3"/>
         </w:numPr>
         <w:rPr/>
       </w:pPr>
@@ -3400,7 +3394,7 @@
         <w:pStyle w:val="Compact"/>
         <w:numPr>
           <w:ilvl w:val="0"/>
-          <w:numId w:val="6"/>
+          <w:numId w:val="3"/>
         </w:numPr>
         <w:rPr/>
       </w:pPr>
@@ -3424,7 +3418,7 @@
         <w:pStyle w:val="Compact"/>
         <w:numPr>
           <w:ilvl w:val="0"/>
-          <w:numId w:val="6"/>
+          <w:numId w:val="3"/>
         </w:numPr>
         <w:rPr/>
       </w:pPr>
@@ -3480,7 +3474,7 @@
         <w:rPr/>
         <w:t xml:space="preserve">La bibliothèque Python native </w:t>
       </w:r>
-      <w:hyperlink r:id="rId5">
+      <w:hyperlink r:id="rId4">
         <w:r>
           <w:rPr>
             <w:rStyle w:val="Hyperlink"/>
@@ -3498,7 +3492,7 @@
         <w:pStyle w:val="Compact"/>
         <w:numPr>
           <w:ilvl w:val="0"/>
-          <w:numId w:val="6"/>
+          <w:numId w:val="3"/>
         </w:numPr>
         <w:rPr/>
       </w:pPr>
@@ -3532,7 +3526,7 @@
         <w:pStyle w:val="Compact"/>
         <w:numPr>
           <w:ilvl w:val="1"/>
-          <w:numId w:val="6"/>
+          <w:numId w:val="3"/>
         </w:numPr>
         <w:rPr/>
       </w:pPr>
@@ -3556,7 +3550,7 @@
         <w:pStyle w:val="Compact"/>
         <w:numPr>
           <w:ilvl w:val="0"/>
-          <w:numId w:val="6"/>
+          <w:numId w:val="3"/>
         </w:numPr>
         <w:rPr/>
       </w:pPr>
@@ -3625,6 +3619,879 @@
       <w:r>
         <w:rPr/>
         <w:t xml:space="preserve"> qui récupère un endpoint REST et écrit le résultat dans le fichier de résultat.</w:t>
+      </w:r>
+    </w:p>
+    <w:p>
+      <w:pPr>
+        <w:pStyle w:val="Compact"/>
+        <w:numPr>
+          <w:ilvl w:val="0"/>
+          <w:numId w:val="21"/>
+        </w:numPr>
+        <w:rPr/>
+      </w:pPr>
+      <w:r>
+        <w:rPr>
+          <w:rStyle w:val="VerbatimChar"/>
+        </w:rPr>
+        <w:t>result_file.py</w:t>
+      </w:r>
+      <w:r>
+        <w:rPr/>
+        <w:t xml:space="preserve">: Ajoutez un </w:t>
+      </w:r>
+      <w:r>
+        <w:rPr>
+          <w:rStyle w:val="VerbatimChar"/>
+        </w:rPr>
+        <w:t>Label</w:t>
+      </w:r>
+      <w:r>
+        <w:rPr/>
+        <w:t xml:space="preserve"> et un </w:t>
+      </w:r>
+      <w:r>
+        <w:rPr>
+          <w:rStyle w:val="VerbatimChar"/>
+        </w:rPr>
+        <w:t>ResultOutput</w:t>
+      </w:r>
+    </w:p>
+    <w:p>
+      <w:pPr>
+        <w:pStyle w:val="SourceCode"/>
+        <w:rPr/>
+      </w:pPr>
+      <w:r>
+        <w:rPr>
+          <w:rStyle w:val="CommentTok"/>
+        </w:rPr>
+        <w:t># result_file.py</w:t>
+      </w:r>
+      <w:r>
+        <w:rPr/>
+        <w:br/>
+      </w:r>
+      <w:r>
+        <w:rPr>
+          <w:rStyle w:val="KeywordTok"/>
+        </w:rPr>
+        <w:t>class</w:t>
+      </w:r>
+      <w:r>
+        <w:rPr>
+          <w:rStyle w:val="NormalTok"/>
+        </w:rPr>
+        <w:t xml:space="preserve"> Label(Enum):</w:t>
+      </w:r>
+      <w:r>
+        <w:rPr/>
+        <w:br/>
+      </w:r>
+      <w:r>
+        <w:rPr>
+          <w:rStyle w:val="NormalTok"/>
+        </w:rPr>
+        <w:t xml:space="preserve">  ...</w:t>
+      </w:r>
+      <w:r>
+        <w:rPr/>
+        <w:br/>
+      </w:r>
+      <w:r>
+        <w:rPr>
+          <w:rStyle w:val="NormalTok"/>
+        </w:rPr>
+        <w:t xml:space="preserve">  EXAMPLE_CHECK </w:t>
+      </w:r>
+      <w:r>
+        <w:rPr>
+          <w:rStyle w:val="OperatorTok"/>
+        </w:rPr>
+        <w:t>=</w:t>
+      </w:r>
+      <w:r>
+        <w:rPr>
+          <w:rStyle w:val="NormalTok"/>
+        </w:rPr>
+        <w:t xml:space="preserve"> </w:t>
+      </w:r>
+      <w:r>
+        <w:rPr>
+          <w:rStyle w:val="StringTok"/>
+        </w:rPr>
+        <w:t>"example"</w:t>
+      </w:r>
+      <w:r>
+        <w:rPr/>
+        <w:br/>
+        <w:br/>
+      </w:r>
+      <w:r>
+        <w:rPr>
+          <w:rStyle w:val="KeywordTok"/>
+        </w:rPr>
+        <w:t>class</w:t>
+      </w:r>
+      <w:r>
+        <w:rPr>
+          <w:rStyle w:val="NormalTok"/>
+        </w:rPr>
+        <w:t xml:space="preserve"> ExampleCheck(ResultOutput):</w:t>
+      </w:r>
+      <w:r>
+        <w:rPr/>
+        <w:br/>
+      </w:r>
+      <w:r>
+        <w:rPr>
+          <w:rStyle w:val="NormalTok"/>
+        </w:rPr>
+        <w:t xml:space="preserve">    </w:t>
+      </w:r>
+      <w:r>
+        <w:rPr>
+          <w:rStyle w:val="KeywordTok"/>
+        </w:rPr>
+        <w:t>def</w:t>
+      </w:r>
+      <w:r>
+        <w:rPr>
+          <w:rStyle w:val="NormalTok"/>
+        </w:rPr>
+        <w:t xml:space="preserve"> </w:t>
+      </w:r>
+      <w:r>
+        <w:rPr>
+          <w:rStyle w:val="FunctionTok"/>
+        </w:rPr>
+        <w:t>__init__</w:t>
+      </w:r>
+      <w:r>
+        <w:rPr>
+          <w:rStyle w:val="NormalTok"/>
+        </w:rPr>
+        <w:t>(</w:t>
+      </w:r>
+      <w:r>
+        <w:rPr>
+          <w:rStyle w:val="VariableTok"/>
+        </w:rPr>
+        <w:t>self</w:t>
+      </w:r>
+      <w:r>
+        <w:rPr>
+          <w:rStyle w:val="NormalTok"/>
+        </w:rPr>
+        <w:t>, data):</w:t>
+      </w:r>
+      <w:r>
+        <w:rPr/>
+        <w:br/>
+      </w:r>
+      <w:r>
+        <w:rPr>
+          <w:rStyle w:val="NormalTok"/>
+        </w:rPr>
+        <w:t xml:space="preserve">        </w:t>
+      </w:r>
+      <w:r>
+        <w:rPr>
+          <w:rStyle w:val="VariableTok"/>
+        </w:rPr>
+        <w:t>self</w:t>
+      </w:r>
+      <w:r>
+        <w:rPr>
+          <w:rStyle w:val="NormalTok"/>
+        </w:rPr>
+        <w:t xml:space="preserve">.data </w:t>
+      </w:r>
+      <w:r>
+        <w:rPr>
+          <w:rStyle w:val="OperatorTok"/>
+        </w:rPr>
+        <w:t>=</w:t>
+      </w:r>
+      <w:r>
+        <w:rPr>
+          <w:rStyle w:val="NormalTok"/>
+        </w:rPr>
+        <w:t xml:space="preserve"> data</w:t>
+      </w:r>
+      <w:r>
+        <w:rPr/>
+        <w:br/>
+        <w:br/>
+      </w:r>
+      <w:r>
+        <w:rPr>
+          <w:rStyle w:val="NormalTok"/>
+        </w:rPr>
+        <w:t xml:space="preserve">    </w:t>
+      </w:r>
+      <w:r>
+        <w:rPr>
+          <w:rStyle w:val="KeywordTok"/>
+        </w:rPr>
+        <w:t>def</w:t>
+      </w:r>
+      <w:r>
+        <w:rPr>
+          <w:rStyle w:val="NormalTok"/>
+        </w:rPr>
+        <w:t xml:space="preserve"> write(</w:t>
+      </w:r>
+      <w:r>
+        <w:rPr>
+          <w:rStyle w:val="VariableTok"/>
+        </w:rPr>
+        <w:t>self</w:t>
+      </w:r>
+      <w:r>
+        <w:rPr>
+          <w:rStyle w:val="NormalTok"/>
+        </w:rPr>
+        <w:t>, output):</w:t>
+      </w:r>
+      <w:r>
+        <w:rPr/>
+        <w:br/>
+      </w:r>
+      <w:r>
+        <w:rPr>
+          <w:rStyle w:val="NormalTok"/>
+        </w:rPr>
+        <w:t xml:space="preserve">        output(</w:t>
+      </w:r>
+      <w:r>
+        <w:rPr>
+          <w:rStyle w:val="SpecialStringTok"/>
+        </w:rPr>
+        <w:t>f"&gt; Example check:</w:t>
+      </w:r>
+      <w:r>
+        <w:rPr>
+          <w:rStyle w:val="CharTok"/>
+        </w:rPr>
+        <w:t>\n</w:t>
+      </w:r>
+      <w:r>
+        <w:rPr>
+          <w:rStyle w:val="SpecialStringTok"/>
+        </w:rPr>
+        <w:t>"</w:t>
+      </w:r>
+      <w:r>
+        <w:rPr>
+          <w:rStyle w:val="NormalTok"/>
+        </w:rPr>
+        <w:t>)</w:t>
+      </w:r>
+      <w:r>
+        <w:rPr/>
+        <w:br/>
+      </w:r>
+      <w:r>
+        <w:rPr>
+          <w:rStyle w:val="NormalTok"/>
+        </w:rPr>
+        <w:t xml:space="preserve">        output(</w:t>
+      </w:r>
+      <w:r>
+        <w:rPr>
+          <w:rStyle w:val="SpecialStringTok"/>
+        </w:rPr>
+        <w:t>f"</w:t>
+      </w:r>
+      <w:r>
+        <w:rPr>
+          <w:rStyle w:val="CharTok"/>
+        </w:rPr>
+        <w:t>\t</w:t>
+      </w:r>
+      <w:r>
+        <w:rPr>
+          <w:rStyle w:val="SpecialStringTok"/>
+        </w:rPr>
+        <w:t xml:space="preserve">- value: </w:t>
+      </w:r>
+      <w:r>
+        <w:rPr>
+          <w:rStyle w:val="SpecialCharTok"/>
+        </w:rPr>
+        <w:t>{</w:t>
+      </w:r>
+      <w:r>
+        <w:rPr>
+          <w:rStyle w:val="VariableTok"/>
+        </w:rPr>
+        <w:t>self</w:t>
+      </w:r>
+      <w:r>
+        <w:rPr>
+          <w:rStyle w:val="SpecialCharTok"/>
+        </w:rPr>
+        <w:t>.</w:t>
+      </w:r>
+      <w:r>
+        <w:rPr>
+          <w:rStyle w:val="NormalTok"/>
+        </w:rPr>
+        <w:t>data</w:t>
+      </w:r>
+      <w:r>
+        <w:rPr>
+          <w:rStyle w:val="SpecialCharTok"/>
+        </w:rPr>
+        <w:t>}</w:t>
+      </w:r>
+      <w:r>
+        <w:rPr>
+          <w:rStyle w:val="CharTok"/>
+        </w:rPr>
+        <w:t>\n\n</w:t>
+      </w:r>
+      <w:r>
+        <w:rPr>
+          <w:rStyle w:val="SpecialStringTok"/>
+        </w:rPr>
+        <w:t>"</w:t>
+      </w:r>
+      <w:r>
+        <w:rPr>
+          <w:rStyle w:val="NormalTok"/>
+        </w:rPr>
+        <w:t>)</w:t>
+      </w:r>
+      <w:r>
+        <w:rPr/>
+        <w:br/>
+        <w:br/>
+      </w:r>
+      <w:r>
+        <w:rPr>
+          <w:rStyle w:val="KeywordTok"/>
+        </w:rPr>
+        <w:t>class</w:t>
+      </w:r>
+      <w:r>
+        <w:rPr>
+          <w:rStyle w:val="NormalTok"/>
+        </w:rPr>
+        <w:t xml:space="preserve"> ResultFile:</w:t>
+      </w:r>
+      <w:r>
+        <w:rPr/>
+        <w:br/>
+      </w:r>
+      <w:r>
+        <w:rPr>
+          <w:rStyle w:val="NormalTok"/>
+        </w:rPr>
+        <w:t xml:space="preserve">    ...</w:t>
+      </w:r>
+      <w:r>
+        <w:rPr/>
+        <w:br/>
+      </w:r>
+      <w:r>
+        <w:rPr>
+          <w:rStyle w:val="NormalTok"/>
+        </w:rPr>
+        <w:t xml:space="preserve">    </w:t>
+      </w:r>
+      <w:r>
+        <w:rPr>
+          <w:rStyle w:val="KeywordTok"/>
+        </w:rPr>
+        <w:t>def</w:t>
+      </w:r>
+      <w:r>
+        <w:rPr>
+          <w:rStyle w:val="NormalTok"/>
+        </w:rPr>
+        <w:t xml:space="preserve"> set_example_check(</w:t>
+      </w:r>
+      <w:r>
+        <w:rPr>
+          <w:rStyle w:val="VariableTok"/>
+        </w:rPr>
+        <w:t>self</w:t>
+      </w:r>
+      <w:r>
+        <w:rPr>
+          <w:rStyle w:val="NormalTok"/>
+        </w:rPr>
+        <w:t xml:space="preserve">, ip_addr: </w:t>
+      </w:r>
+      <w:r>
+        <w:rPr>
+          <w:rStyle w:val="BuiltInTok"/>
+        </w:rPr>
+        <w:t>str</w:t>
+      </w:r>
+      <w:r>
+        <w:rPr>
+          <w:rStyle w:val="NormalTok"/>
+        </w:rPr>
+        <w:t>, data):</w:t>
+      </w:r>
+      <w:r>
+        <w:rPr/>
+        <w:br/>
+      </w:r>
+      <w:r>
+        <w:rPr>
+          <w:rStyle w:val="NormalTok"/>
+        </w:rPr>
+        <w:t xml:space="preserve">        </w:t>
+      </w:r>
+      <w:r>
+        <w:rPr>
+          <w:rStyle w:val="VariableTok"/>
+        </w:rPr>
+        <w:t>self</w:t>
+      </w:r>
+      <w:r>
+        <w:rPr>
+          <w:rStyle w:val="NormalTok"/>
+        </w:rPr>
+        <w:t>._init_dict(ip_addr)</w:t>
+      </w:r>
+      <w:r>
+        <w:rPr/>
+        <w:br/>
+      </w:r>
+      <w:r>
+        <w:rPr>
+          <w:rStyle w:val="NormalTok"/>
+        </w:rPr>
+        <w:t xml:space="preserve">        </w:t>
+      </w:r>
+      <w:r>
+        <w:rPr>
+          <w:rStyle w:val="VariableTok"/>
+        </w:rPr>
+        <w:t>self</w:t>
+      </w:r>
+      <w:r>
+        <w:rPr>
+          <w:rStyle w:val="NormalTok"/>
+        </w:rPr>
+        <w:t xml:space="preserve">.switch_outputs[ip_addr][Label.EXAMPLE_CHECK] </w:t>
+      </w:r>
+      <w:r>
+        <w:rPr>
+          <w:rStyle w:val="OperatorTok"/>
+        </w:rPr>
+        <w:t>=</w:t>
+      </w:r>
+      <w:r>
+        <w:rPr>
+          <w:rStyle w:val="NormalTok"/>
+        </w:rPr>
+        <w:t xml:space="preserve"> ExampleCheck(data)</w:t>
+      </w:r>
+    </w:p>
+    <w:p>
+      <w:pPr>
+        <w:pStyle w:val="Compact"/>
+        <w:numPr>
+          <w:ilvl w:val="0"/>
+          <w:numId w:val="22"/>
+        </w:numPr>
+        <w:rPr/>
+      </w:pPr>
+      <w:r>
+        <w:rPr>
+          <w:rStyle w:val="VerbatimChar"/>
+        </w:rPr>
+        <w:t>nxapi_requests.py</w:t>
+      </w:r>
+      <w:r>
+        <w:rPr/>
+        <w:t xml:space="preserve">: Ajoutez la méthode de monitoring et envoyez les données à </w:t>
+      </w:r>
+      <w:r>
+        <w:rPr>
+          <w:rStyle w:val="VerbatimChar"/>
+        </w:rPr>
+        <w:t>result</w:t>
+      </w:r>
+    </w:p>
+    <w:p>
+      <w:pPr>
+        <w:pStyle w:val="SourceCode"/>
+        <w:rPr/>
+      </w:pPr>
+      <w:r>
+        <w:rPr>
+          <w:rStyle w:val="CommentTok"/>
+        </w:rPr>
+        <w:t># nxapi_requests.py</w:t>
+      </w:r>
+      <w:r>
+        <w:rPr/>
+        <w:br/>
+      </w:r>
+      <w:r>
+        <w:rPr>
+          <w:rStyle w:val="KeywordTok"/>
+        </w:rPr>
+        <w:t>class</w:t>
+      </w:r>
+      <w:r>
+        <w:rPr>
+          <w:rStyle w:val="NormalTok"/>
+        </w:rPr>
+        <w:t xml:space="preserve"> NXAPI_REST:</w:t>
+      </w:r>
+      <w:r>
+        <w:rPr/>
+        <w:br/>
+      </w:r>
+      <w:r>
+        <w:rPr>
+          <w:rStyle w:val="NormalTok"/>
+        </w:rPr>
+        <w:t xml:space="preserve">    ...</w:t>
+      </w:r>
+      <w:r>
+        <w:rPr/>
+        <w:br/>
+      </w:r>
+      <w:r>
+        <w:rPr>
+          <w:rStyle w:val="NormalTok"/>
+        </w:rPr>
+        <w:t xml:space="preserve">    </w:t>
+      </w:r>
+      <w:r>
+        <w:rPr>
+          <w:rStyle w:val="KeywordTok"/>
+        </w:rPr>
+        <w:t>def</w:t>
+      </w:r>
+      <w:r>
+        <w:rPr>
+          <w:rStyle w:val="NormalTok"/>
+        </w:rPr>
+        <w:t xml:space="preserve"> get_example_metric(</w:t>
+      </w:r>
+      <w:r>
+        <w:rPr>
+          <w:rStyle w:val="VariableTok"/>
+        </w:rPr>
+        <w:t>self</w:t>
+      </w:r>
+      <w:r>
+        <w:rPr>
+          <w:rStyle w:val="NormalTok"/>
+        </w:rPr>
+        <w:t>):</w:t>
+      </w:r>
+      <w:r>
+        <w:rPr/>
+        <w:br/>
+      </w:r>
+      <w:r>
+        <w:rPr>
+          <w:rStyle w:val="NormalTok"/>
+        </w:rPr>
+        <w:t xml:space="preserve">        data </w:t>
+      </w:r>
+      <w:r>
+        <w:rPr>
+          <w:rStyle w:val="OperatorTok"/>
+        </w:rPr>
+        <w:t>=</w:t>
+      </w:r>
+      <w:r>
+        <w:rPr>
+          <w:rStyle w:val="NormalTok"/>
+        </w:rPr>
+        <w:t xml:space="preserve"> </w:t>
+      </w:r>
+      <w:r>
+        <w:rPr>
+          <w:rStyle w:val="VariableTok"/>
+        </w:rPr>
+        <w:t>self</w:t>
+      </w:r>
+      <w:r>
+        <w:rPr>
+          <w:rStyle w:val="NormalTok"/>
+        </w:rPr>
+        <w:t>._get(</w:t>
+      </w:r>
+      <w:r>
+        <w:rPr>
+          <w:rStyle w:val="StringTok"/>
+        </w:rPr>
+        <w:t>"class/myExample.json"</w:t>
+      </w:r>
+      <w:r>
+        <w:rPr>
+          <w:rStyle w:val="NormalTok"/>
+        </w:rPr>
+        <w:t>)</w:t>
+      </w:r>
+      <w:r>
+        <w:rPr/>
+        <w:br/>
+      </w:r>
+      <w:r>
+        <w:rPr>
+          <w:rStyle w:val="NormalTok"/>
+        </w:rPr>
+        <w:t xml:space="preserve">        value </w:t>
+      </w:r>
+      <w:r>
+        <w:rPr>
+          <w:rStyle w:val="OperatorTok"/>
+        </w:rPr>
+        <w:t>=</w:t>
+      </w:r>
+      <w:r>
+        <w:rPr>
+          <w:rStyle w:val="NormalTok"/>
+        </w:rPr>
+        <w:t xml:space="preserve"> glom(data, (</w:t>
+      </w:r>
+      <w:r>
+        <w:rPr>
+          <w:rStyle w:val="StringTok"/>
+        </w:rPr>
+        <w:t>"imdata"</w:t>
+      </w:r>
+      <w:r>
+        <w:rPr>
+          <w:rStyle w:val="NormalTok"/>
+        </w:rPr>
+        <w:t>, [</w:t>
+      </w:r>
+      <w:r>
+        <w:rPr>
+          <w:rStyle w:val="StringTok"/>
+        </w:rPr>
+        <w:t>"myExample.attributes.value"</w:t>
+      </w:r>
+      <w:r>
+        <w:rPr>
+          <w:rStyle w:val="NormalTok"/>
+        </w:rPr>
+        <w:t>]))[</w:t>
+      </w:r>
+      <w:r>
+        <w:rPr>
+          <w:rStyle w:val="DecValTok"/>
+        </w:rPr>
+        <w:t>0</w:t>
+      </w:r>
+      <w:r>
+        <w:rPr>
+          <w:rStyle w:val="NormalTok"/>
+        </w:rPr>
+        <w:t>]</w:t>
+      </w:r>
+      <w:r>
+        <w:rPr/>
+        <w:br/>
+      </w:r>
+      <w:r>
+        <w:rPr>
+          <w:rStyle w:val="NormalTok"/>
+        </w:rPr>
+        <w:t xml:space="preserve">        </w:t>
+      </w:r>
+      <w:r>
+        <w:rPr>
+          <w:rStyle w:val="VariableTok"/>
+        </w:rPr>
+        <w:t>self</w:t>
+      </w:r>
+      <w:r>
+        <w:rPr>
+          <w:rStyle w:val="NormalTok"/>
+        </w:rPr>
+        <w:t>.result.set_example_check(</w:t>
+      </w:r>
+      <w:r>
+        <w:rPr>
+          <w:rStyle w:val="VariableTok"/>
+        </w:rPr>
+        <w:t>self</w:t>
+      </w:r>
+      <w:r>
+        <w:rPr>
+          <w:rStyle w:val="NormalTok"/>
+        </w:rPr>
+        <w:t>.switch_ip, value)</w:t>
+      </w:r>
+      <w:r>
+        <w:rPr/>
+        <w:br/>
+      </w:r>
+      <w:r>
+        <w:rPr>
+          <w:rStyle w:val="NormalTok"/>
+        </w:rPr>
+        <w:t xml:space="preserve">        </w:t>
+      </w:r>
+      <w:r>
+        <w:rPr>
+          <w:rStyle w:val="ControlFlowTok"/>
+        </w:rPr>
+        <w:t>return</w:t>
+      </w:r>
+      <w:r>
+        <w:rPr>
+          <w:rStyle w:val="NormalTok"/>
+        </w:rPr>
+        <w:t xml:space="preserve"> value</w:t>
+      </w:r>
+    </w:p>
+    <w:p>
+      <w:pPr>
+        <w:pStyle w:val="Compact"/>
+        <w:numPr>
+          <w:ilvl w:val="0"/>
+          <w:numId w:val="23"/>
+        </w:numPr>
+        <w:rPr/>
+      </w:pPr>
+      <w:r>
+        <w:rPr>
+          <w:rStyle w:val="VerbatimChar"/>
+        </w:rPr>
+        <w:t>switch_connection.py</w:t>
+      </w:r>
+      <w:r>
+        <w:rPr/>
+        <w:t xml:space="preserve">: Ajoutez la méthode de monitoring à </w:t>
+      </w:r>
+      <w:r>
+        <w:rPr>
+          <w:rStyle w:val="VerbatimChar"/>
+        </w:rPr>
+        <w:t>SwitchConnection</w:t>
+      </w:r>
+      <w:r>
+        <w:rPr/>
+        <w:t xml:space="preserve"> pour y faire appel dans </w:t>
+      </w:r>
+      <w:r>
+        <w:rPr>
+          <w:rStyle w:val="VerbatimChar"/>
+        </w:rPr>
+        <w:t>main.py</w:t>
+      </w:r>
+    </w:p>
+    <w:p>
+      <w:pPr>
+        <w:pStyle w:val="SourceCode"/>
+        <w:rPr/>
+      </w:pPr>
+      <w:r>
+        <w:rPr>
+          <w:rStyle w:val="CommentTok"/>
+        </w:rPr>
+        <w:t># switch_connection.py</w:t>
+      </w:r>
+      <w:r>
+        <w:rPr/>
+        <w:br/>
+      </w:r>
+      <w:r>
+        <w:rPr>
+          <w:rStyle w:val="KeywordTok"/>
+        </w:rPr>
+        <w:t>class</w:t>
+      </w:r>
+      <w:r>
+        <w:rPr>
+          <w:rStyle w:val="NormalTok"/>
+        </w:rPr>
+        <w:t xml:space="preserve"> SwitchConnection:</w:t>
+      </w:r>
+      <w:r>
+        <w:rPr/>
+        <w:br/>
+      </w:r>
+      <w:r>
+        <w:rPr>
+          <w:rStyle w:val="NormalTok"/>
+        </w:rPr>
+        <w:t xml:space="preserve">    ...</w:t>
+      </w:r>
+      <w:r>
+        <w:rPr/>
+        <w:br/>
+      </w:r>
+      <w:r>
+        <w:rPr>
+          <w:rStyle w:val="NormalTok"/>
+        </w:rPr>
+        <w:t xml:space="preserve">    </w:t>
+      </w:r>
+      <w:r>
+        <w:rPr>
+          <w:rStyle w:val="KeywordTok"/>
+        </w:rPr>
+        <w:t>def</w:t>
+      </w:r>
+      <w:r>
+        <w:rPr>
+          <w:rStyle w:val="NormalTok"/>
+        </w:rPr>
+        <w:t xml:space="preserve"> get_example_metric(</w:t>
+      </w:r>
+      <w:r>
+        <w:rPr>
+          <w:rStyle w:val="VariableTok"/>
+        </w:rPr>
+        <w:t>self</w:t>
+      </w:r>
+      <w:r>
+        <w:rPr>
+          <w:rStyle w:val="NormalTok"/>
+        </w:rPr>
+        <w:t>):</w:t>
+      </w:r>
+      <w:r>
+        <w:rPr/>
+        <w:br/>
+      </w:r>
+      <w:r>
+        <w:rPr>
+          <w:rStyle w:val="NormalTok"/>
+        </w:rPr>
+        <w:t xml:space="preserve">        </w:t>
+      </w:r>
+      <w:r>
+        <w:rPr>
+          <w:rStyle w:val="ControlFlowTok"/>
+        </w:rPr>
+        <w:t>return</w:t>
+      </w:r>
+      <w:r>
+        <w:rPr>
+          <w:rStyle w:val="NormalTok"/>
+        </w:rPr>
+        <w:t xml:space="preserve"> </w:t>
+      </w:r>
+      <w:r>
+        <w:rPr>
+          <w:rStyle w:val="VariableTok"/>
+        </w:rPr>
+        <w:t>self</w:t>
+      </w:r>
+      <w:r>
+        <w:rPr>
+          <w:rStyle w:val="NormalTok"/>
+        </w:rPr>
+        <w:t>.rest.get_example_metric()</w:t>
       </w:r>
     </w:p>
     <w:p>
@@ -3633,879 +4500,6 @@
         <w:numPr>
           <w:ilvl w:val="0"/>
           <w:numId w:val="24"/>
-        </w:numPr>
-        <w:rPr/>
-      </w:pPr>
-      <w:r>
-        <w:rPr>
-          <w:rStyle w:val="VerbatimChar"/>
-        </w:rPr>
-        <w:t>result_file.py</w:t>
-      </w:r>
-      <w:r>
-        <w:rPr/>
-        <w:t xml:space="preserve">: Ajoutez un </w:t>
-      </w:r>
-      <w:r>
-        <w:rPr>
-          <w:rStyle w:val="VerbatimChar"/>
-        </w:rPr>
-        <w:t>Label</w:t>
-      </w:r>
-      <w:r>
-        <w:rPr/>
-        <w:t xml:space="preserve"> et un </w:t>
-      </w:r>
-      <w:r>
-        <w:rPr>
-          <w:rStyle w:val="VerbatimChar"/>
-        </w:rPr>
-        <w:t>ResultOutput</w:t>
-      </w:r>
-    </w:p>
-    <w:p>
-      <w:pPr>
-        <w:pStyle w:val="SourceCode"/>
-        <w:rPr/>
-      </w:pPr>
-      <w:r>
-        <w:rPr>
-          <w:rStyle w:val="CommentTok"/>
-        </w:rPr>
-        <w:t># result_file.py</w:t>
-      </w:r>
-      <w:r>
-        <w:rPr/>
-        <w:br/>
-      </w:r>
-      <w:r>
-        <w:rPr>
-          <w:rStyle w:val="KeywordTok"/>
-        </w:rPr>
-        <w:t>class</w:t>
-      </w:r>
-      <w:r>
-        <w:rPr>
-          <w:rStyle w:val="NormalTok"/>
-        </w:rPr>
-        <w:t xml:space="preserve"> Label(Enum):</w:t>
-      </w:r>
-      <w:r>
-        <w:rPr/>
-        <w:br/>
-      </w:r>
-      <w:r>
-        <w:rPr>
-          <w:rStyle w:val="NormalTok"/>
-        </w:rPr>
-        <w:t xml:space="preserve">  ...</w:t>
-      </w:r>
-      <w:r>
-        <w:rPr/>
-        <w:br/>
-      </w:r>
-      <w:r>
-        <w:rPr>
-          <w:rStyle w:val="NormalTok"/>
-        </w:rPr>
-        <w:t xml:space="preserve">  EXAMPLE_CHECK </w:t>
-      </w:r>
-      <w:r>
-        <w:rPr>
-          <w:rStyle w:val="OperatorTok"/>
-        </w:rPr>
-        <w:t>=</w:t>
-      </w:r>
-      <w:r>
-        <w:rPr>
-          <w:rStyle w:val="NormalTok"/>
-        </w:rPr>
-        <w:t xml:space="preserve"> </w:t>
-      </w:r>
-      <w:r>
-        <w:rPr>
-          <w:rStyle w:val="StringTok"/>
-        </w:rPr>
-        <w:t>"example"</w:t>
-      </w:r>
-      <w:r>
-        <w:rPr/>
-        <w:br/>
-        <w:br/>
-      </w:r>
-      <w:r>
-        <w:rPr>
-          <w:rStyle w:val="KeywordTok"/>
-        </w:rPr>
-        <w:t>class</w:t>
-      </w:r>
-      <w:r>
-        <w:rPr>
-          <w:rStyle w:val="NormalTok"/>
-        </w:rPr>
-        <w:t xml:space="preserve"> ExampleCheck(ResultOutput):</w:t>
-      </w:r>
-      <w:r>
-        <w:rPr/>
-        <w:br/>
-      </w:r>
-      <w:r>
-        <w:rPr>
-          <w:rStyle w:val="NormalTok"/>
-        </w:rPr>
-        <w:t xml:space="preserve">    </w:t>
-      </w:r>
-      <w:r>
-        <w:rPr>
-          <w:rStyle w:val="KeywordTok"/>
-        </w:rPr>
-        <w:t>def</w:t>
-      </w:r>
-      <w:r>
-        <w:rPr>
-          <w:rStyle w:val="NormalTok"/>
-        </w:rPr>
-        <w:t xml:space="preserve"> </w:t>
-      </w:r>
-      <w:r>
-        <w:rPr>
-          <w:rStyle w:val="FunctionTok"/>
-        </w:rPr>
-        <w:t>__init__</w:t>
-      </w:r>
-      <w:r>
-        <w:rPr>
-          <w:rStyle w:val="NormalTok"/>
-        </w:rPr>
-        <w:t>(</w:t>
-      </w:r>
-      <w:r>
-        <w:rPr>
-          <w:rStyle w:val="VariableTok"/>
-        </w:rPr>
-        <w:t>self</w:t>
-      </w:r>
-      <w:r>
-        <w:rPr>
-          <w:rStyle w:val="NormalTok"/>
-        </w:rPr>
-        <w:t>, data):</w:t>
-      </w:r>
-      <w:r>
-        <w:rPr/>
-        <w:br/>
-      </w:r>
-      <w:r>
-        <w:rPr>
-          <w:rStyle w:val="NormalTok"/>
-        </w:rPr>
-        <w:t xml:space="preserve">        </w:t>
-      </w:r>
-      <w:r>
-        <w:rPr>
-          <w:rStyle w:val="VariableTok"/>
-        </w:rPr>
-        <w:t>self</w:t>
-      </w:r>
-      <w:r>
-        <w:rPr>
-          <w:rStyle w:val="NormalTok"/>
-        </w:rPr>
-        <w:t xml:space="preserve">.data </w:t>
-      </w:r>
-      <w:r>
-        <w:rPr>
-          <w:rStyle w:val="OperatorTok"/>
-        </w:rPr>
-        <w:t>=</w:t>
-      </w:r>
-      <w:r>
-        <w:rPr>
-          <w:rStyle w:val="NormalTok"/>
-        </w:rPr>
-        <w:t xml:space="preserve"> data</w:t>
-      </w:r>
-      <w:r>
-        <w:rPr/>
-        <w:br/>
-        <w:br/>
-      </w:r>
-      <w:r>
-        <w:rPr>
-          <w:rStyle w:val="NormalTok"/>
-        </w:rPr>
-        <w:t xml:space="preserve">    </w:t>
-      </w:r>
-      <w:r>
-        <w:rPr>
-          <w:rStyle w:val="KeywordTok"/>
-        </w:rPr>
-        <w:t>def</w:t>
-      </w:r>
-      <w:r>
-        <w:rPr>
-          <w:rStyle w:val="NormalTok"/>
-        </w:rPr>
-        <w:t xml:space="preserve"> write(</w:t>
-      </w:r>
-      <w:r>
-        <w:rPr>
-          <w:rStyle w:val="VariableTok"/>
-        </w:rPr>
-        <w:t>self</w:t>
-      </w:r>
-      <w:r>
-        <w:rPr>
-          <w:rStyle w:val="NormalTok"/>
-        </w:rPr>
-        <w:t>, output):</w:t>
-      </w:r>
-      <w:r>
-        <w:rPr/>
-        <w:br/>
-      </w:r>
-      <w:r>
-        <w:rPr>
-          <w:rStyle w:val="NormalTok"/>
-        </w:rPr>
-        <w:t xml:space="preserve">        output(</w:t>
-      </w:r>
-      <w:r>
-        <w:rPr>
-          <w:rStyle w:val="SpecialStringTok"/>
-        </w:rPr>
-        <w:t>f"&gt; Example check:</w:t>
-      </w:r>
-      <w:r>
-        <w:rPr>
-          <w:rStyle w:val="CharTok"/>
-        </w:rPr>
-        <w:t>\n</w:t>
-      </w:r>
-      <w:r>
-        <w:rPr>
-          <w:rStyle w:val="SpecialStringTok"/>
-        </w:rPr>
-        <w:t>"</w:t>
-      </w:r>
-      <w:r>
-        <w:rPr>
-          <w:rStyle w:val="NormalTok"/>
-        </w:rPr>
-        <w:t>)</w:t>
-      </w:r>
-      <w:r>
-        <w:rPr/>
-        <w:br/>
-      </w:r>
-      <w:r>
-        <w:rPr>
-          <w:rStyle w:val="NormalTok"/>
-        </w:rPr>
-        <w:t xml:space="preserve">        output(</w:t>
-      </w:r>
-      <w:r>
-        <w:rPr>
-          <w:rStyle w:val="SpecialStringTok"/>
-        </w:rPr>
-        <w:t>f"</w:t>
-      </w:r>
-      <w:r>
-        <w:rPr>
-          <w:rStyle w:val="CharTok"/>
-        </w:rPr>
-        <w:t>\t</w:t>
-      </w:r>
-      <w:r>
-        <w:rPr>
-          <w:rStyle w:val="SpecialStringTok"/>
-        </w:rPr>
-        <w:t xml:space="preserve">- value: </w:t>
-      </w:r>
-      <w:r>
-        <w:rPr>
-          <w:rStyle w:val="SpecialCharTok"/>
-        </w:rPr>
-        <w:t>{</w:t>
-      </w:r>
-      <w:r>
-        <w:rPr>
-          <w:rStyle w:val="VariableTok"/>
-        </w:rPr>
-        <w:t>self</w:t>
-      </w:r>
-      <w:r>
-        <w:rPr>
-          <w:rStyle w:val="SpecialCharTok"/>
-        </w:rPr>
-        <w:t>.</w:t>
-      </w:r>
-      <w:r>
-        <w:rPr>
-          <w:rStyle w:val="NormalTok"/>
-        </w:rPr>
-        <w:t>data</w:t>
-      </w:r>
-      <w:r>
-        <w:rPr>
-          <w:rStyle w:val="SpecialCharTok"/>
-        </w:rPr>
-        <w:t>}</w:t>
-      </w:r>
-      <w:r>
-        <w:rPr>
-          <w:rStyle w:val="CharTok"/>
-        </w:rPr>
-        <w:t>\n\n</w:t>
-      </w:r>
-      <w:r>
-        <w:rPr>
-          <w:rStyle w:val="SpecialStringTok"/>
-        </w:rPr>
-        <w:t>"</w:t>
-      </w:r>
-      <w:r>
-        <w:rPr>
-          <w:rStyle w:val="NormalTok"/>
-        </w:rPr>
-        <w:t>)</w:t>
-      </w:r>
-      <w:r>
-        <w:rPr/>
-        <w:br/>
-        <w:br/>
-      </w:r>
-      <w:r>
-        <w:rPr>
-          <w:rStyle w:val="KeywordTok"/>
-        </w:rPr>
-        <w:t>class</w:t>
-      </w:r>
-      <w:r>
-        <w:rPr>
-          <w:rStyle w:val="NormalTok"/>
-        </w:rPr>
-        <w:t xml:space="preserve"> ResultFile:</w:t>
-      </w:r>
-      <w:r>
-        <w:rPr/>
-        <w:br/>
-      </w:r>
-      <w:r>
-        <w:rPr>
-          <w:rStyle w:val="NormalTok"/>
-        </w:rPr>
-        <w:t xml:space="preserve">    ...</w:t>
-      </w:r>
-      <w:r>
-        <w:rPr/>
-        <w:br/>
-      </w:r>
-      <w:r>
-        <w:rPr>
-          <w:rStyle w:val="NormalTok"/>
-        </w:rPr>
-        <w:t xml:space="preserve">    </w:t>
-      </w:r>
-      <w:r>
-        <w:rPr>
-          <w:rStyle w:val="KeywordTok"/>
-        </w:rPr>
-        <w:t>def</w:t>
-      </w:r>
-      <w:r>
-        <w:rPr>
-          <w:rStyle w:val="NormalTok"/>
-        </w:rPr>
-        <w:t xml:space="preserve"> set_example_check(</w:t>
-      </w:r>
-      <w:r>
-        <w:rPr>
-          <w:rStyle w:val="VariableTok"/>
-        </w:rPr>
-        <w:t>self</w:t>
-      </w:r>
-      <w:r>
-        <w:rPr>
-          <w:rStyle w:val="NormalTok"/>
-        </w:rPr>
-        <w:t xml:space="preserve">, ip_addr: </w:t>
-      </w:r>
-      <w:r>
-        <w:rPr>
-          <w:rStyle w:val="BuiltInTok"/>
-        </w:rPr>
-        <w:t>str</w:t>
-      </w:r>
-      <w:r>
-        <w:rPr>
-          <w:rStyle w:val="NormalTok"/>
-        </w:rPr>
-        <w:t>, data):</w:t>
-      </w:r>
-      <w:r>
-        <w:rPr/>
-        <w:br/>
-      </w:r>
-      <w:r>
-        <w:rPr>
-          <w:rStyle w:val="NormalTok"/>
-        </w:rPr>
-        <w:t xml:space="preserve">        </w:t>
-      </w:r>
-      <w:r>
-        <w:rPr>
-          <w:rStyle w:val="VariableTok"/>
-        </w:rPr>
-        <w:t>self</w:t>
-      </w:r>
-      <w:r>
-        <w:rPr>
-          <w:rStyle w:val="NormalTok"/>
-        </w:rPr>
-        <w:t>._init_dict(ip_addr)</w:t>
-      </w:r>
-      <w:r>
-        <w:rPr/>
-        <w:br/>
-      </w:r>
-      <w:r>
-        <w:rPr>
-          <w:rStyle w:val="NormalTok"/>
-        </w:rPr>
-        <w:t xml:space="preserve">        </w:t>
-      </w:r>
-      <w:r>
-        <w:rPr>
-          <w:rStyle w:val="VariableTok"/>
-        </w:rPr>
-        <w:t>self</w:t>
-      </w:r>
-      <w:r>
-        <w:rPr>
-          <w:rStyle w:val="NormalTok"/>
-        </w:rPr>
-        <w:t xml:space="preserve">.switch_outputs[ip_addr][Label.EXAMPLE_CHECK] </w:t>
-      </w:r>
-      <w:r>
-        <w:rPr>
-          <w:rStyle w:val="OperatorTok"/>
-        </w:rPr>
-        <w:t>=</w:t>
-      </w:r>
-      <w:r>
-        <w:rPr>
-          <w:rStyle w:val="NormalTok"/>
-        </w:rPr>
-        <w:t xml:space="preserve"> ExampleCheck(data)</w:t>
-      </w:r>
-    </w:p>
-    <w:p>
-      <w:pPr>
-        <w:pStyle w:val="Compact"/>
-        <w:numPr>
-          <w:ilvl w:val="0"/>
-          <w:numId w:val="25"/>
-        </w:numPr>
-        <w:rPr/>
-      </w:pPr>
-      <w:r>
-        <w:rPr>
-          <w:rStyle w:val="VerbatimChar"/>
-        </w:rPr>
-        <w:t>nxapi_requests.py</w:t>
-      </w:r>
-      <w:r>
-        <w:rPr/>
-        <w:t xml:space="preserve">: Ajoutez la méthode de monitoring et envoyez les données à </w:t>
-      </w:r>
-      <w:r>
-        <w:rPr>
-          <w:rStyle w:val="VerbatimChar"/>
-        </w:rPr>
-        <w:t>result</w:t>
-      </w:r>
-    </w:p>
-    <w:p>
-      <w:pPr>
-        <w:pStyle w:val="SourceCode"/>
-        <w:rPr/>
-      </w:pPr>
-      <w:r>
-        <w:rPr>
-          <w:rStyle w:val="CommentTok"/>
-        </w:rPr>
-        <w:t># nxapi_requests.py</w:t>
-      </w:r>
-      <w:r>
-        <w:rPr/>
-        <w:br/>
-      </w:r>
-      <w:r>
-        <w:rPr>
-          <w:rStyle w:val="KeywordTok"/>
-        </w:rPr>
-        <w:t>class</w:t>
-      </w:r>
-      <w:r>
-        <w:rPr>
-          <w:rStyle w:val="NormalTok"/>
-        </w:rPr>
-        <w:t xml:space="preserve"> NXAPI_REST:</w:t>
-      </w:r>
-      <w:r>
-        <w:rPr/>
-        <w:br/>
-      </w:r>
-      <w:r>
-        <w:rPr>
-          <w:rStyle w:val="NormalTok"/>
-        </w:rPr>
-        <w:t xml:space="preserve">    ...</w:t>
-      </w:r>
-      <w:r>
-        <w:rPr/>
-        <w:br/>
-      </w:r>
-      <w:r>
-        <w:rPr>
-          <w:rStyle w:val="NormalTok"/>
-        </w:rPr>
-        <w:t xml:space="preserve">    </w:t>
-      </w:r>
-      <w:r>
-        <w:rPr>
-          <w:rStyle w:val="KeywordTok"/>
-        </w:rPr>
-        <w:t>def</w:t>
-      </w:r>
-      <w:r>
-        <w:rPr>
-          <w:rStyle w:val="NormalTok"/>
-        </w:rPr>
-        <w:t xml:space="preserve"> get_example_metric(</w:t>
-      </w:r>
-      <w:r>
-        <w:rPr>
-          <w:rStyle w:val="VariableTok"/>
-        </w:rPr>
-        <w:t>self</w:t>
-      </w:r>
-      <w:r>
-        <w:rPr>
-          <w:rStyle w:val="NormalTok"/>
-        </w:rPr>
-        <w:t>):</w:t>
-      </w:r>
-      <w:r>
-        <w:rPr/>
-        <w:br/>
-      </w:r>
-      <w:r>
-        <w:rPr>
-          <w:rStyle w:val="NormalTok"/>
-        </w:rPr>
-        <w:t xml:space="preserve">        data </w:t>
-      </w:r>
-      <w:r>
-        <w:rPr>
-          <w:rStyle w:val="OperatorTok"/>
-        </w:rPr>
-        <w:t>=</w:t>
-      </w:r>
-      <w:r>
-        <w:rPr>
-          <w:rStyle w:val="NormalTok"/>
-        </w:rPr>
-        <w:t xml:space="preserve"> </w:t>
-      </w:r>
-      <w:r>
-        <w:rPr>
-          <w:rStyle w:val="VariableTok"/>
-        </w:rPr>
-        <w:t>self</w:t>
-      </w:r>
-      <w:r>
-        <w:rPr>
-          <w:rStyle w:val="NormalTok"/>
-        </w:rPr>
-        <w:t>._get(</w:t>
-      </w:r>
-      <w:r>
-        <w:rPr>
-          <w:rStyle w:val="StringTok"/>
-        </w:rPr>
-        <w:t>"class/myExample.json"</w:t>
-      </w:r>
-      <w:r>
-        <w:rPr>
-          <w:rStyle w:val="NormalTok"/>
-        </w:rPr>
-        <w:t>)</w:t>
-      </w:r>
-      <w:r>
-        <w:rPr/>
-        <w:br/>
-      </w:r>
-      <w:r>
-        <w:rPr>
-          <w:rStyle w:val="NormalTok"/>
-        </w:rPr>
-        <w:t xml:space="preserve">        value </w:t>
-      </w:r>
-      <w:r>
-        <w:rPr>
-          <w:rStyle w:val="OperatorTok"/>
-        </w:rPr>
-        <w:t>=</w:t>
-      </w:r>
-      <w:r>
-        <w:rPr>
-          <w:rStyle w:val="NormalTok"/>
-        </w:rPr>
-        <w:t xml:space="preserve"> glom(data, (</w:t>
-      </w:r>
-      <w:r>
-        <w:rPr>
-          <w:rStyle w:val="StringTok"/>
-        </w:rPr>
-        <w:t>"imdata"</w:t>
-      </w:r>
-      <w:r>
-        <w:rPr>
-          <w:rStyle w:val="NormalTok"/>
-        </w:rPr>
-        <w:t>, [</w:t>
-      </w:r>
-      <w:r>
-        <w:rPr>
-          <w:rStyle w:val="StringTok"/>
-        </w:rPr>
-        <w:t>"myExample.attributes.value"</w:t>
-      </w:r>
-      <w:r>
-        <w:rPr>
-          <w:rStyle w:val="NormalTok"/>
-        </w:rPr>
-        <w:t>]))[</w:t>
-      </w:r>
-      <w:r>
-        <w:rPr>
-          <w:rStyle w:val="DecValTok"/>
-        </w:rPr>
-        <w:t>0</w:t>
-      </w:r>
-      <w:r>
-        <w:rPr>
-          <w:rStyle w:val="NormalTok"/>
-        </w:rPr>
-        <w:t>]</w:t>
-      </w:r>
-      <w:r>
-        <w:rPr/>
-        <w:br/>
-      </w:r>
-      <w:r>
-        <w:rPr>
-          <w:rStyle w:val="NormalTok"/>
-        </w:rPr>
-        <w:t xml:space="preserve">        </w:t>
-      </w:r>
-      <w:r>
-        <w:rPr>
-          <w:rStyle w:val="VariableTok"/>
-        </w:rPr>
-        <w:t>self</w:t>
-      </w:r>
-      <w:r>
-        <w:rPr>
-          <w:rStyle w:val="NormalTok"/>
-        </w:rPr>
-        <w:t>.result.set_example_check(</w:t>
-      </w:r>
-      <w:r>
-        <w:rPr>
-          <w:rStyle w:val="VariableTok"/>
-        </w:rPr>
-        <w:t>self</w:t>
-      </w:r>
-      <w:r>
-        <w:rPr>
-          <w:rStyle w:val="NormalTok"/>
-        </w:rPr>
-        <w:t>.switch_ip, value)</w:t>
-      </w:r>
-      <w:r>
-        <w:rPr/>
-        <w:br/>
-      </w:r>
-      <w:r>
-        <w:rPr>
-          <w:rStyle w:val="NormalTok"/>
-        </w:rPr>
-        <w:t xml:space="preserve">        </w:t>
-      </w:r>
-      <w:r>
-        <w:rPr>
-          <w:rStyle w:val="ControlFlowTok"/>
-        </w:rPr>
-        <w:t>return</w:t>
-      </w:r>
-      <w:r>
-        <w:rPr>
-          <w:rStyle w:val="NormalTok"/>
-        </w:rPr>
-        <w:t xml:space="preserve"> value</w:t>
-      </w:r>
-    </w:p>
-    <w:p>
-      <w:pPr>
-        <w:pStyle w:val="Compact"/>
-        <w:numPr>
-          <w:ilvl w:val="0"/>
-          <w:numId w:val="26"/>
-        </w:numPr>
-        <w:rPr/>
-      </w:pPr>
-      <w:r>
-        <w:rPr>
-          <w:rStyle w:val="VerbatimChar"/>
-        </w:rPr>
-        <w:t>switch_connection.py</w:t>
-      </w:r>
-      <w:r>
-        <w:rPr/>
-        <w:t xml:space="preserve">: Ajoutez la méthode de monitoring à </w:t>
-      </w:r>
-      <w:r>
-        <w:rPr>
-          <w:rStyle w:val="VerbatimChar"/>
-        </w:rPr>
-        <w:t>SwitchConnection</w:t>
-      </w:r>
-      <w:r>
-        <w:rPr/>
-        <w:t xml:space="preserve"> pour y faire appel dans </w:t>
-      </w:r>
-      <w:r>
-        <w:rPr>
-          <w:rStyle w:val="VerbatimChar"/>
-        </w:rPr>
-        <w:t>main.py</w:t>
-      </w:r>
-    </w:p>
-    <w:p>
-      <w:pPr>
-        <w:pStyle w:val="SourceCode"/>
-        <w:rPr/>
-      </w:pPr>
-      <w:r>
-        <w:rPr>
-          <w:rStyle w:val="CommentTok"/>
-        </w:rPr>
-        <w:t># switch_connection.py</w:t>
-      </w:r>
-      <w:r>
-        <w:rPr/>
-        <w:br/>
-      </w:r>
-      <w:r>
-        <w:rPr>
-          <w:rStyle w:val="KeywordTok"/>
-        </w:rPr>
-        <w:t>class</w:t>
-      </w:r>
-      <w:r>
-        <w:rPr>
-          <w:rStyle w:val="NormalTok"/>
-        </w:rPr>
-        <w:t xml:space="preserve"> SwitchConnection:</w:t>
-      </w:r>
-      <w:r>
-        <w:rPr/>
-        <w:br/>
-      </w:r>
-      <w:r>
-        <w:rPr>
-          <w:rStyle w:val="NormalTok"/>
-        </w:rPr>
-        <w:t xml:space="preserve">    ...</w:t>
-      </w:r>
-      <w:r>
-        <w:rPr/>
-        <w:br/>
-      </w:r>
-      <w:r>
-        <w:rPr>
-          <w:rStyle w:val="NormalTok"/>
-        </w:rPr>
-        <w:t xml:space="preserve">    </w:t>
-      </w:r>
-      <w:r>
-        <w:rPr>
-          <w:rStyle w:val="KeywordTok"/>
-        </w:rPr>
-        <w:t>def</w:t>
-      </w:r>
-      <w:r>
-        <w:rPr>
-          <w:rStyle w:val="NormalTok"/>
-        </w:rPr>
-        <w:t xml:space="preserve"> get_example_metric(</w:t>
-      </w:r>
-      <w:r>
-        <w:rPr>
-          <w:rStyle w:val="VariableTok"/>
-        </w:rPr>
-        <w:t>self</w:t>
-      </w:r>
-      <w:r>
-        <w:rPr>
-          <w:rStyle w:val="NormalTok"/>
-        </w:rPr>
-        <w:t>):</w:t>
-      </w:r>
-      <w:r>
-        <w:rPr/>
-        <w:br/>
-      </w:r>
-      <w:r>
-        <w:rPr>
-          <w:rStyle w:val="NormalTok"/>
-        </w:rPr>
-        <w:t xml:space="preserve">        </w:t>
-      </w:r>
-      <w:r>
-        <w:rPr>
-          <w:rStyle w:val="ControlFlowTok"/>
-        </w:rPr>
-        <w:t>return</w:t>
-      </w:r>
-      <w:r>
-        <w:rPr>
-          <w:rStyle w:val="NormalTok"/>
-        </w:rPr>
-        <w:t xml:space="preserve"> </w:t>
-      </w:r>
-      <w:r>
-        <w:rPr>
-          <w:rStyle w:val="VariableTok"/>
-        </w:rPr>
-        <w:t>self</w:t>
-      </w:r>
-      <w:r>
-        <w:rPr>
-          <w:rStyle w:val="NormalTok"/>
-        </w:rPr>
-        <w:t>.rest.get_example_metric()</w:t>
-      </w:r>
-    </w:p>
-    <w:p>
-      <w:pPr>
-        <w:pStyle w:val="Compact"/>
-        <w:numPr>
-          <w:ilvl w:val="0"/>
-          <w:numId w:val="27"/>
         </w:numPr>
         <w:rPr/>
       </w:pPr>
@@ -5020,9 +5014,8 @@
   </w:abstractNum>
   <w:abstractNum w:abstractNumId="3">
     <w:lvl w:ilvl="0">
-      <w:start w:val="7"/>
-      <w:numFmt w:val="decimal"/>
-      <w:lvlText w:val="%1."/>
+      <w:numFmt w:val="bullet"/>
+      <w:lvlText w:val=""/>
       <w:lvlJc w:val="left"/>
       <w:pPr>
         <w:tabs>
@@ -5030,12 +5023,14 @@
         </w:tabs>
         <w:ind w:left="720" w:hanging="480"/>
       </w:pPr>
-      <w:rPr/>
+      <w:rPr>
+        <w:rFonts w:ascii="Symbol" w:hAnsi="Symbol" w:cs="Symbol" w:hint="default"/>
+      </w:rPr>
     </w:lvl>
     <w:lvl w:ilvl="1">
-      <w:start w:val="7"/>
-      <w:numFmt w:val="decimal"/>
-      <w:lvlText w:val="%2."/>
+      <w:start w:val="0"/>
+      <w:numFmt w:val="bullet"/>
+      <w:lvlText w:val=""/>
       <w:lvlJc w:val="left"/>
       <w:pPr>
         <w:tabs>
@@ -5043,12 +5038,14 @@
         </w:tabs>
         <w:ind w:left="1440" w:hanging="480"/>
       </w:pPr>
-      <w:rPr/>
+      <w:rPr>
+        <w:rFonts w:ascii="Symbol" w:hAnsi="Symbol" w:cs="Symbol" w:hint="default"/>
+      </w:rPr>
     </w:lvl>
     <w:lvl w:ilvl="2">
-      <w:start w:val="7"/>
-      <w:numFmt w:val="decimal"/>
-      <w:lvlText w:val="%3."/>
+      <w:start w:val="0"/>
+      <w:numFmt w:val="bullet"/>
+      <w:lvlText w:val=""/>
       <w:lvlJc w:val="left"/>
       <w:pPr>
         <w:tabs>
@@ -5056,12 +5053,14 @@
         </w:tabs>
         <w:ind w:left="2160" w:hanging="480"/>
       </w:pPr>
-      <w:rPr/>
+      <w:rPr>
+        <w:rFonts w:ascii="Symbol" w:hAnsi="Symbol" w:cs="Symbol" w:hint="default"/>
+      </w:rPr>
     </w:lvl>
     <w:lvl w:ilvl="3">
-      <w:start w:val="7"/>
-      <w:numFmt w:val="decimal"/>
-      <w:lvlText w:val="%4."/>
+      <w:start w:val="0"/>
+      <w:numFmt w:val="bullet"/>
+      <w:lvlText w:val=""/>
       <w:lvlJc w:val="left"/>
       <w:pPr>
         <w:tabs>
@@ -5069,12 +5068,14 @@
         </w:tabs>
         <w:ind w:left="2880" w:hanging="480"/>
       </w:pPr>
-      <w:rPr/>
+      <w:rPr>
+        <w:rFonts w:ascii="Symbol" w:hAnsi="Symbol" w:cs="Symbol" w:hint="default"/>
+      </w:rPr>
     </w:lvl>
     <w:lvl w:ilvl="4">
-      <w:start w:val="7"/>
-      <w:numFmt w:val="decimal"/>
-      <w:lvlText w:val="%5."/>
+      <w:start w:val="0"/>
+      <w:numFmt w:val="bullet"/>
+      <w:lvlText w:val=""/>
       <w:lvlJc w:val="left"/>
       <w:pPr>
         <w:tabs>
@@ -5082,12 +5083,14 @@
         </w:tabs>
         <w:ind w:left="3600" w:hanging="480"/>
       </w:pPr>
-      <w:rPr/>
+      <w:rPr>
+        <w:rFonts w:ascii="Symbol" w:hAnsi="Symbol" w:cs="Symbol" w:hint="default"/>
+      </w:rPr>
     </w:lvl>
     <w:lvl w:ilvl="5">
-      <w:start w:val="7"/>
-      <w:numFmt w:val="decimal"/>
-      <w:lvlText w:val="%6."/>
+      <w:start w:val="0"/>
+      <w:numFmt w:val="bullet"/>
+      <w:lvlText w:val=""/>
       <w:lvlJc w:val="left"/>
       <w:pPr>
         <w:tabs>
@@ -5095,12 +5098,14 @@
         </w:tabs>
         <w:ind w:left="4320" w:hanging="480"/>
       </w:pPr>
-      <w:rPr/>
+      <w:rPr>
+        <w:rFonts w:ascii="Symbol" w:hAnsi="Symbol" w:cs="Symbol" w:hint="default"/>
+      </w:rPr>
     </w:lvl>
     <w:lvl w:ilvl="6">
-      <w:start w:val="7"/>
-      <w:numFmt w:val="decimal"/>
-      <w:lvlText w:val="%7."/>
+      <w:start w:val="0"/>
+      <w:numFmt w:val="bullet"/>
+      <w:lvlText w:val=""/>
       <w:lvlJc w:val="left"/>
       <w:pPr>
         <w:tabs>
@@ -5108,12 +5113,14 @@
         </w:tabs>
         <w:ind w:left="5040" w:hanging="480"/>
       </w:pPr>
-      <w:rPr/>
+      <w:rPr>
+        <w:rFonts w:ascii="Symbol" w:hAnsi="Symbol" w:cs="Symbol" w:hint="default"/>
+      </w:rPr>
     </w:lvl>
     <w:lvl w:ilvl="7">
-      <w:start w:val="7"/>
-      <w:numFmt w:val="decimal"/>
-      <w:lvlText w:val="%8."/>
+      <w:start w:val="0"/>
+      <w:numFmt w:val="bullet"/>
+      <w:lvlText w:val=""/>
       <w:lvlJc w:val="left"/>
       <w:pPr>
         <w:tabs>
@@ -5121,12 +5128,14 @@
         </w:tabs>
         <w:ind w:left="5760" w:hanging="480"/>
       </w:pPr>
-      <w:rPr/>
+      <w:rPr>
+        <w:rFonts w:ascii="Symbol" w:hAnsi="Symbol" w:cs="Symbol" w:hint="default"/>
+      </w:rPr>
     </w:lvl>
     <w:lvl w:ilvl="8">
-      <w:start w:val="7"/>
-      <w:numFmt w:val="decimal"/>
-      <w:lvlText w:val="%9."/>
+      <w:start w:val="0"/>
+      <w:numFmt w:val="bullet"/>
+      <w:lvlText w:val=""/>
       <w:lvlJc w:val="left"/>
       <w:pPr>
         <w:tabs>
@@ -5134,12 +5143,14 @@
         </w:tabs>
         <w:ind w:left="6480" w:hanging="480"/>
       </w:pPr>
-      <w:rPr/>
+      <w:rPr>
+        <w:rFonts w:ascii="Symbol" w:hAnsi="Symbol" w:cs="Symbol" w:hint="default"/>
+      </w:rPr>
     </w:lvl>
   </w:abstractNum>
   <w:abstractNum w:abstractNumId="4">
     <w:lvl w:ilvl="0">
-      <w:start w:val="3"/>
+      <w:start w:val="1"/>
       <w:numFmt w:val="decimal"/>
       <w:lvlText w:val="%1."/>
       <w:lvlJc w:val="left"/>
@@ -5152,7 +5163,7 @@
       <w:rPr/>
     </w:lvl>
     <w:lvl w:ilvl="1">
-      <w:start w:val="3"/>
+      <w:start w:val="1"/>
       <w:numFmt w:val="decimal"/>
       <w:lvlText w:val="%2."/>
       <w:lvlJc w:val="left"/>
@@ -5165,7 +5176,7 @@
       <w:rPr/>
     </w:lvl>
     <w:lvl w:ilvl="2">
-      <w:start w:val="3"/>
+      <w:start w:val="1"/>
       <w:numFmt w:val="decimal"/>
       <w:lvlText w:val="%3."/>
       <w:lvlJc w:val="left"/>
@@ -5178,7 +5189,7 @@
       <w:rPr/>
     </w:lvl>
     <w:lvl w:ilvl="3">
-      <w:start w:val="3"/>
+      <w:start w:val="1"/>
       <w:numFmt w:val="decimal"/>
       <w:lvlText w:val="%4."/>
       <w:lvlJc w:val="left"/>
@@ -5191,7 +5202,7 @@
       <w:rPr/>
     </w:lvl>
     <w:lvl w:ilvl="4">
-      <w:start w:val="3"/>
+      <w:start w:val="1"/>
       <w:numFmt w:val="decimal"/>
       <w:lvlText w:val="%5."/>
       <w:lvlJc w:val="left"/>
@@ -5204,7 +5215,7 @@
       <w:rPr/>
     </w:lvl>
     <w:lvl w:ilvl="5">
-      <w:start w:val="3"/>
+      <w:start w:val="1"/>
       <w:numFmt w:val="decimal"/>
       <w:lvlText w:val="%6."/>
       <w:lvlJc w:val="left"/>
@@ -5217,7 +5228,7 @@
       <w:rPr/>
     </w:lvl>
     <w:lvl w:ilvl="6">
-      <w:start w:val="3"/>
+      <w:start w:val="1"/>
       <w:numFmt w:val="decimal"/>
       <w:lvlText w:val="%7."/>
       <w:lvlJc w:val="left"/>
@@ -5230,7 +5241,7 @@
       <w:rPr/>
     </w:lvl>
     <w:lvl w:ilvl="7">
-      <w:start w:val="3"/>
+      <w:start w:val="1"/>
       <w:numFmt w:val="decimal"/>
       <w:lvlText w:val="%8."/>
       <w:lvlJc w:val="left"/>
@@ -5243,7 +5254,7 @@
       <w:rPr/>
     </w:lvl>
     <w:lvl w:ilvl="8">
-      <w:start w:val="3"/>
+      <w:start w:val="1"/>
       <w:numFmt w:val="decimal"/>
       <w:lvlText w:val="%9."/>
       <w:lvlJc w:val="left"/>
@@ -5377,8 +5388,9 @@
   </w:abstractNum>
   <w:abstractNum w:abstractNumId="6">
     <w:lvl w:ilvl="0">
-      <w:numFmt w:val="bullet"/>
-      <w:lvlText w:val=""/>
+      <w:start w:val="7"/>
+      <w:numFmt w:val="decimal"/>
+      <w:lvlText w:val="%1."/>
       <w:lvlJc w:val="left"/>
       <w:pPr>
         <w:tabs>
@@ -5386,14 +5398,12 @@
         </w:tabs>
         <w:ind w:left="720" w:hanging="480"/>
       </w:pPr>
-      <w:rPr>
-        <w:rFonts w:ascii="Symbol" w:hAnsi="Symbol" w:cs="Symbol" w:hint="default"/>
-      </w:rPr>
+      <w:rPr/>
     </w:lvl>
     <w:lvl w:ilvl="1">
-      <w:start w:val="0"/>
-      <w:numFmt w:val="bullet"/>
-      <w:lvlText w:val=""/>
+      <w:start w:val="7"/>
+      <w:numFmt w:val="decimal"/>
+      <w:lvlText w:val="%2."/>
       <w:lvlJc w:val="left"/>
       <w:pPr>
         <w:tabs>
@@ -5401,14 +5411,12 @@
         </w:tabs>
         <w:ind w:left="1440" w:hanging="480"/>
       </w:pPr>
-      <w:rPr>
-        <w:rFonts w:ascii="Symbol" w:hAnsi="Symbol" w:cs="Symbol" w:hint="default"/>
-      </w:rPr>
+      <w:rPr/>
     </w:lvl>
     <w:lvl w:ilvl="2">
-      <w:start w:val="0"/>
-      <w:numFmt w:val="bullet"/>
-      <w:lvlText w:val=""/>
+      <w:start w:val="7"/>
+      <w:numFmt w:val="decimal"/>
+      <w:lvlText w:val="%3."/>
       <w:lvlJc w:val="left"/>
       <w:pPr>
         <w:tabs>
@@ -5416,14 +5424,12 @@
         </w:tabs>
         <w:ind w:left="2160" w:hanging="480"/>
       </w:pPr>
-      <w:rPr>
-        <w:rFonts w:ascii="Symbol" w:hAnsi="Symbol" w:cs="Symbol" w:hint="default"/>
-      </w:rPr>
+      <w:rPr/>
     </w:lvl>
     <w:lvl w:ilvl="3">
-      <w:start w:val="0"/>
-      <w:numFmt w:val="bullet"/>
-      <w:lvlText w:val=""/>
+      <w:start w:val="7"/>
+      <w:numFmt w:val="decimal"/>
+      <w:lvlText w:val="%4."/>
       <w:lvlJc w:val="left"/>
       <w:pPr>
         <w:tabs>
@@ -5431,14 +5437,12 @@
         </w:tabs>
         <w:ind w:left="2880" w:hanging="480"/>
       </w:pPr>
-      <w:rPr>
-        <w:rFonts w:ascii="Symbol" w:hAnsi="Symbol" w:cs="Symbol" w:hint="default"/>
-      </w:rPr>
+      <w:rPr/>
     </w:lvl>
     <w:lvl w:ilvl="4">
-      <w:start w:val="0"/>
-      <w:numFmt w:val="bullet"/>
-      <w:lvlText w:val=""/>
+      <w:start w:val="7"/>
+      <w:numFmt w:val="decimal"/>
+      <w:lvlText w:val="%5."/>
       <w:lvlJc w:val="left"/>
       <w:pPr>
         <w:tabs>
@@ -5446,14 +5450,12 @@
         </w:tabs>
         <w:ind w:left="3600" w:hanging="480"/>
       </w:pPr>
-      <w:rPr>
-        <w:rFonts w:ascii="Symbol" w:hAnsi="Symbol" w:cs="Symbol" w:hint="default"/>
-      </w:rPr>
+      <w:rPr/>
     </w:lvl>
     <w:lvl w:ilvl="5">
-      <w:start w:val="0"/>
-      <w:numFmt w:val="bullet"/>
-      <w:lvlText w:val=""/>
+      <w:start w:val="7"/>
+      <w:numFmt w:val="decimal"/>
+      <w:lvlText w:val="%6."/>
       <w:lvlJc w:val="left"/>
       <w:pPr>
         <w:tabs>
@@ -5461,14 +5463,12 @@
         </w:tabs>
         <w:ind w:left="4320" w:hanging="480"/>
       </w:pPr>
-      <w:rPr>
-        <w:rFonts w:ascii="Symbol" w:hAnsi="Symbol" w:cs="Symbol" w:hint="default"/>
-      </w:rPr>
+      <w:rPr/>
     </w:lvl>
     <w:lvl w:ilvl="6">
-      <w:start w:val="0"/>
-      <w:numFmt w:val="bullet"/>
-      <w:lvlText w:val=""/>
+      <w:start w:val="7"/>
+      <w:numFmt w:val="decimal"/>
+      <w:lvlText w:val="%7."/>
       <w:lvlJc w:val="left"/>
       <w:pPr>
         <w:tabs>
@@ -5476,14 +5476,12 @@
         </w:tabs>
         <w:ind w:left="5040" w:hanging="480"/>
       </w:pPr>
-      <w:rPr>
-        <w:rFonts w:ascii="Symbol" w:hAnsi="Symbol" w:cs="Symbol" w:hint="default"/>
-      </w:rPr>
+      <w:rPr/>
     </w:lvl>
     <w:lvl w:ilvl="7">
-      <w:start w:val="0"/>
-      <w:numFmt w:val="bullet"/>
-      <w:lvlText w:val=""/>
+      <w:start w:val="7"/>
+      <w:numFmt w:val="decimal"/>
+      <w:lvlText w:val="%8."/>
       <w:lvlJc w:val="left"/>
       <w:pPr>
         <w:tabs>
@@ -5491,14 +5489,12 @@
         </w:tabs>
         <w:ind w:left="5760" w:hanging="480"/>
       </w:pPr>
-      <w:rPr>
-        <w:rFonts w:ascii="Symbol" w:hAnsi="Symbol" w:cs="Symbol" w:hint="default"/>
-      </w:rPr>
+      <w:rPr/>
     </w:lvl>
     <w:lvl w:ilvl="8">
-      <w:start w:val="0"/>
-      <w:numFmt w:val="bullet"/>
-      <w:lvlText w:val=""/>
+      <w:start w:val="7"/>
+      <w:numFmt w:val="decimal"/>
+      <w:lvlText w:val="%9."/>
       <w:lvlJc w:val="left"/>
       <w:pPr>
         <w:tabs>
@@ -5506,15 +5502,14 @@
         </w:tabs>
         <w:ind w:left="6480" w:hanging="480"/>
       </w:pPr>
-      <w:rPr>
-        <w:rFonts w:ascii="Symbol" w:hAnsi="Symbol" w:cs="Symbol" w:hint="default"/>
-      </w:rPr>
+      <w:rPr/>
     </w:lvl>
   </w:abstractNum>
   <w:abstractNum w:abstractNumId="7">
     <w:lvl w:ilvl="0">
-      <w:numFmt w:val="bullet"/>
-      <w:lvlText w:val=""/>
+      <w:start w:val="3"/>
+      <w:numFmt w:val="decimal"/>
+      <w:lvlText w:val="%1."/>
       <w:lvlJc w:val="left"/>
       <w:pPr>
         <w:tabs>
@@ -5522,14 +5517,12 @@
         </w:tabs>
         <w:ind w:left="720" w:hanging="480"/>
       </w:pPr>
-      <w:rPr>
-        <w:rFonts w:ascii="Symbol" w:hAnsi="Symbol" w:cs="Symbol" w:hint="default"/>
-      </w:rPr>
+      <w:rPr/>
     </w:lvl>
     <w:lvl w:ilvl="1">
-      <w:start w:val="0"/>
-      <w:numFmt w:val="bullet"/>
-      <w:lvlText w:val=""/>
+      <w:start w:val="3"/>
+      <w:numFmt w:val="decimal"/>
+      <w:lvlText w:val="%2."/>
       <w:lvlJc w:val="left"/>
       <w:pPr>
         <w:tabs>
@@ -5537,14 +5530,12 @@
         </w:tabs>
         <w:ind w:left="1440" w:hanging="480"/>
       </w:pPr>
-      <w:rPr>
-        <w:rFonts w:ascii="Symbol" w:hAnsi="Symbol" w:cs="Symbol" w:hint="default"/>
-      </w:rPr>
+      <w:rPr/>
     </w:lvl>
     <w:lvl w:ilvl="2">
-      <w:start w:val="0"/>
-      <w:numFmt w:val="bullet"/>
-      <w:lvlText w:val=""/>
+      <w:start w:val="3"/>
+      <w:numFmt w:val="decimal"/>
+      <w:lvlText w:val="%3."/>
       <w:lvlJc w:val="left"/>
       <w:pPr>
         <w:tabs>
@@ -5552,14 +5543,12 @@
         </w:tabs>
         <w:ind w:left="2160" w:hanging="480"/>
       </w:pPr>
-      <w:rPr>
-        <w:rFonts w:ascii="Symbol" w:hAnsi="Symbol" w:cs="Symbol" w:hint="default"/>
-      </w:rPr>
+      <w:rPr/>
     </w:lvl>
     <w:lvl w:ilvl="3">
-      <w:start w:val="0"/>
-      <w:numFmt w:val="bullet"/>
-      <w:lvlText w:val=""/>
+      <w:start w:val="3"/>
+      <w:numFmt w:val="decimal"/>
+      <w:lvlText w:val="%4."/>
       <w:lvlJc w:val="left"/>
       <w:pPr>
         <w:tabs>
@@ -5567,14 +5556,12 @@
         </w:tabs>
         <w:ind w:left="2880" w:hanging="480"/>
       </w:pPr>
-      <w:rPr>
-        <w:rFonts w:ascii="Symbol" w:hAnsi="Symbol" w:cs="Symbol" w:hint="default"/>
-      </w:rPr>
+      <w:rPr/>
     </w:lvl>
     <w:lvl w:ilvl="4">
-      <w:start w:val="0"/>
-      <w:numFmt w:val="bullet"/>
-      <w:lvlText w:val=""/>
+      <w:start w:val="3"/>
+      <w:numFmt w:val="decimal"/>
+      <w:lvlText w:val="%5."/>
       <w:lvlJc w:val="left"/>
       <w:pPr>
         <w:tabs>
@@ -5582,14 +5569,12 @@
         </w:tabs>
         <w:ind w:left="3600" w:hanging="480"/>
       </w:pPr>
-      <w:rPr>
-        <w:rFonts w:ascii="Symbol" w:hAnsi="Symbol" w:cs="Symbol" w:hint="default"/>
-      </w:rPr>
+      <w:rPr/>
     </w:lvl>
     <w:lvl w:ilvl="5">
-      <w:start w:val="0"/>
-      <w:numFmt w:val="bullet"/>
-      <w:lvlText w:val=""/>
+      <w:start w:val="3"/>
+      <w:numFmt w:val="decimal"/>
+      <w:lvlText w:val="%6."/>
       <w:lvlJc w:val="left"/>
       <w:pPr>
         <w:tabs>
@@ -5597,14 +5582,12 @@
         </w:tabs>
         <w:ind w:left="4320" w:hanging="480"/>
       </w:pPr>
-      <w:rPr>
-        <w:rFonts w:ascii="Symbol" w:hAnsi="Symbol" w:cs="Symbol" w:hint="default"/>
-      </w:rPr>
+      <w:rPr/>
     </w:lvl>
     <w:lvl w:ilvl="6">
-      <w:start w:val="0"/>
-      <w:numFmt w:val="bullet"/>
-      <w:lvlText w:val=""/>
+      <w:start w:val="3"/>
+      <w:numFmt w:val="decimal"/>
+      <w:lvlText w:val="%7."/>
       <w:lvlJc w:val="left"/>
       <w:pPr>
         <w:tabs>
@@ -5612,14 +5595,12 @@
         </w:tabs>
         <w:ind w:left="5040" w:hanging="480"/>
       </w:pPr>
-      <w:rPr>
-        <w:rFonts w:ascii="Symbol" w:hAnsi="Symbol" w:cs="Symbol" w:hint="default"/>
-      </w:rPr>
+      <w:rPr/>
     </w:lvl>
     <w:lvl w:ilvl="7">
-      <w:start w:val="0"/>
-      <w:numFmt w:val="bullet"/>
-      <w:lvlText w:val=""/>
+      <w:start w:val="3"/>
+      <w:numFmt w:val="decimal"/>
+      <w:lvlText w:val="%8."/>
       <w:lvlJc w:val="left"/>
       <w:pPr>
         <w:tabs>
@@ -5627,14 +5608,12 @@
         </w:tabs>
         <w:ind w:left="5760" w:hanging="480"/>
       </w:pPr>
-      <w:rPr>
-        <w:rFonts w:ascii="Symbol" w:hAnsi="Symbol" w:cs="Symbol" w:hint="default"/>
-      </w:rPr>
+      <w:rPr/>
     </w:lvl>
     <w:lvl w:ilvl="8">
-      <w:start w:val="0"/>
-      <w:numFmt w:val="bullet"/>
-      <w:lvlText w:val=""/>
+      <w:start w:val="3"/>
+      <w:numFmt w:val="decimal"/>
+      <w:lvlText w:val="%9."/>
       <w:lvlJc w:val="left"/>
       <w:pPr>
         <w:tabs>
@@ -5642,14 +5621,12 @@
         </w:tabs>
         <w:ind w:left="6480" w:hanging="480"/>
       </w:pPr>
-      <w:rPr>
-        <w:rFonts w:ascii="Symbol" w:hAnsi="Symbol" w:cs="Symbol" w:hint="default"/>
-      </w:rPr>
+      <w:rPr/>
     </w:lvl>
   </w:abstractNum>
   <w:abstractNum w:abstractNumId="8">
     <w:lvl w:ilvl="0">
-      <w:start w:val="1"/>
+      <w:start w:val="4"/>
       <w:numFmt w:val="decimal"/>
       <w:lvlText w:val="%1."/>
       <w:lvlJc w:val="left"/>
@@ -5662,7 +5639,7 @@
       <w:rPr/>
     </w:lvl>
     <w:lvl w:ilvl="1">
-      <w:start w:val="1"/>
+      <w:start w:val="4"/>
       <w:numFmt w:val="decimal"/>
       <w:lvlText w:val="%2."/>
       <w:lvlJc w:val="left"/>
@@ -5675,7 +5652,7 @@
       <w:rPr/>
     </w:lvl>
     <w:lvl w:ilvl="2">
-      <w:start w:val="1"/>
+      <w:start w:val="4"/>
       <w:numFmt w:val="decimal"/>
       <w:lvlText w:val="%3."/>
       <w:lvlJc w:val="left"/>
@@ -5688,7 +5665,7 @@
       <w:rPr/>
     </w:lvl>
     <w:lvl w:ilvl="3">
-      <w:start w:val="1"/>
+      <w:start w:val="4"/>
       <w:numFmt w:val="decimal"/>
       <w:lvlText w:val="%4."/>
       <w:lvlJc w:val="left"/>
@@ -5701,7 +5678,7 @@
       <w:rPr/>
     </w:lvl>
     <w:lvl w:ilvl="4">
-      <w:start w:val="1"/>
+      <w:start w:val="4"/>
       <w:numFmt w:val="decimal"/>
       <w:lvlText w:val="%5."/>
       <w:lvlJc w:val="left"/>
@@ -5714,7 +5691,7 @@
       <w:rPr/>
     </w:lvl>
     <w:lvl w:ilvl="5">
-      <w:start w:val="1"/>
+      <w:start w:val="4"/>
       <w:numFmt w:val="decimal"/>
       <w:lvlText w:val="%6."/>
       <w:lvlJc w:val="left"/>
@@ -5727,7 +5704,7 @@
       <w:rPr/>
     </w:lvl>
     <w:lvl w:ilvl="6">
-      <w:start w:val="1"/>
+      <w:start w:val="4"/>
       <w:numFmt w:val="decimal"/>
       <w:lvlText w:val="%7."/>
       <w:lvlJc w:val="left"/>
@@ -5740,7 +5717,7 @@
       <w:rPr/>
     </w:lvl>
     <w:lvl w:ilvl="7">
-      <w:start w:val="1"/>
+      <w:start w:val="4"/>
       <w:numFmt w:val="decimal"/>
       <w:lvlText w:val="%8."/>
       <w:lvlJc w:val="left"/>
@@ -5753,7 +5730,7 @@
       <w:rPr/>
     </w:lvl>
     <w:lvl w:ilvl="8">
-      <w:start w:val="1"/>
+      <w:start w:val="4"/>
       <w:numFmt w:val="decimal"/>
       <w:lvlText w:val="%9."/>
       <w:lvlJc w:val="left"/>
@@ -5768,8 +5745,9 @@
   </w:abstractNum>
   <w:abstractNum w:abstractNumId="9">
     <w:lvl w:ilvl="0">
-      <w:numFmt w:val="bullet"/>
-      <w:lvlText w:val=""/>
+      <w:start w:val="1"/>
+      <w:numFmt w:val="decimal"/>
+      <w:lvlText w:val="%1."/>
       <w:lvlJc w:val="left"/>
       <w:pPr>
         <w:tabs>
@@ -5777,14 +5755,12 @@
         </w:tabs>
         <w:ind w:left="720" w:hanging="480"/>
       </w:pPr>
-      <w:rPr>
-        <w:rFonts w:ascii="Symbol" w:hAnsi="Symbol" w:cs="Symbol" w:hint="default"/>
-      </w:rPr>
+      <w:rPr/>
     </w:lvl>
     <w:lvl w:ilvl="1">
-      <w:start w:val="0"/>
-      <w:numFmt w:val="bullet"/>
-      <w:lvlText w:val=""/>
+      <w:start w:val="1"/>
+      <w:numFmt w:val="decimal"/>
+      <w:lvlText w:val="%2."/>
       <w:lvlJc w:val="left"/>
       <w:pPr>
         <w:tabs>
@@ -5792,14 +5768,12 @@
         </w:tabs>
         <w:ind w:left="1440" w:hanging="480"/>
       </w:pPr>
-      <w:rPr>
-        <w:rFonts w:ascii="Symbol" w:hAnsi="Symbol" w:cs="Symbol" w:hint="default"/>
-      </w:rPr>
+      <w:rPr/>
     </w:lvl>
     <w:lvl w:ilvl="2">
-      <w:start w:val="0"/>
-      <w:numFmt w:val="bullet"/>
-      <w:lvlText w:val=""/>
+      <w:start w:val="1"/>
+      <w:numFmt w:val="decimal"/>
+      <w:lvlText w:val="%3."/>
       <w:lvlJc w:val="left"/>
       <w:pPr>
         <w:tabs>
@@ -5807,14 +5781,12 @@
         </w:tabs>
         <w:ind w:left="2160" w:hanging="480"/>
       </w:pPr>
-      <w:rPr>
-        <w:rFonts w:ascii="Symbol" w:hAnsi="Symbol" w:cs="Symbol" w:hint="default"/>
-      </w:rPr>
+      <w:rPr/>
     </w:lvl>
     <w:lvl w:ilvl="3">
-      <w:start w:val="0"/>
-      <w:numFmt w:val="bullet"/>
-      <w:lvlText w:val=""/>
+      <w:start w:val="1"/>
+      <w:numFmt w:val="decimal"/>
+      <w:lvlText w:val="%4."/>
       <w:lvlJc w:val="left"/>
       <w:pPr>
         <w:tabs>
@@ -5822,14 +5794,12 @@
         </w:tabs>
         <w:ind w:left="2880" w:hanging="480"/>
       </w:pPr>
-      <w:rPr>
-        <w:rFonts w:ascii="Symbol" w:hAnsi="Symbol" w:cs="Symbol" w:hint="default"/>
-      </w:rPr>
+      <w:rPr/>
     </w:lvl>
     <w:lvl w:ilvl="4">
-      <w:start w:val="0"/>
-      <w:numFmt w:val="bullet"/>
-      <w:lvlText w:val=""/>
+      <w:start w:val="1"/>
+      <w:numFmt w:val="decimal"/>
+      <w:lvlText w:val="%5."/>
       <w:lvlJc w:val="left"/>
       <w:pPr>
         <w:tabs>
@@ -5837,14 +5807,12 @@
         </w:tabs>
         <w:ind w:left="3600" w:hanging="480"/>
       </w:pPr>
-      <w:rPr>
-        <w:rFonts w:ascii="Symbol" w:hAnsi="Symbol" w:cs="Symbol" w:hint="default"/>
-      </w:rPr>
+      <w:rPr/>
     </w:lvl>
     <w:lvl w:ilvl="5">
-      <w:start w:val="0"/>
-      <w:numFmt w:val="bullet"/>
-      <w:lvlText w:val=""/>
+      <w:start w:val="1"/>
+      <w:numFmt w:val="decimal"/>
+      <w:lvlText w:val="%6."/>
       <w:lvlJc w:val="left"/>
       <w:pPr>
         <w:tabs>
@@ -5852,14 +5820,12 @@
         </w:tabs>
         <w:ind w:left="4320" w:hanging="480"/>
       </w:pPr>
-      <w:rPr>
-        <w:rFonts w:ascii="Symbol" w:hAnsi="Symbol" w:cs="Symbol" w:hint="default"/>
-      </w:rPr>
+      <w:rPr/>
     </w:lvl>
     <w:lvl w:ilvl="6">
-      <w:start w:val="0"/>
-      <w:numFmt w:val="bullet"/>
-      <w:lvlText w:val=""/>
+      <w:start w:val="1"/>
+      <w:numFmt w:val="decimal"/>
+      <w:lvlText w:val="%7."/>
       <w:lvlJc w:val="left"/>
       <w:pPr>
         <w:tabs>
@@ -5867,14 +5833,12 @@
         </w:tabs>
         <w:ind w:left="5040" w:hanging="480"/>
       </w:pPr>
-      <w:rPr>
-        <w:rFonts w:ascii="Symbol" w:hAnsi="Symbol" w:cs="Symbol" w:hint="default"/>
-      </w:rPr>
+      <w:rPr/>
     </w:lvl>
     <w:lvl w:ilvl="7">
-      <w:start w:val="0"/>
-      <w:numFmt w:val="bullet"/>
-      <w:lvlText w:val=""/>
+      <w:start w:val="1"/>
+      <w:numFmt w:val="decimal"/>
+      <w:lvlText w:val="%8."/>
       <w:lvlJc w:val="left"/>
       <w:pPr>
         <w:tabs>
@@ -5882,14 +5846,12 @@
         </w:tabs>
         <w:ind w:left="5760" w:hanging="480"/>
       </w:pPr>
-      <w:rPr>
-        <w:rFonts w:ascii="Symbol" w:hAnsi="Symbol" w:cs="Symbol" w:hint="default"/>
-      </w:rPr>
+      <w:rPr/>
     </w:lvl>
     <w:lvl w:ilvl="8">
-      <w:start w:val="0"/>
-      <w:numFmt w:val="bullet"/>
-      <w:lvlText w:val=""/>
+      <w:start w:val="1"/>
+      <w:numFmt w:val="decimal"/>
+      <w:lvlText w:val="%9."/>
       <w:lvlJc w:val="left"/>
       <w:pPr>
         <w:tabs>
@@ -5897,15 +5859,14 @@
         </w:tabs>
         <w:ind w:left="6480" w:hanging="480"/>
       </w:pPr>
-      <w:rPr>
-        <w:rFonts w:ascii="Symbol" w:hAnsi="Symbol" w:cs="Symbol" w:hint="default"/>
-      </w:rPr>
+      <w:rPr/>
     </w:lvl>
   </w:abstractNum>
   <w:abstractNum w:abstractNumId="10">
     <w:lvl w:ilvl="0">
-      <w:numFmt w:val="bullet"/>
-      <w:lvlText w:val=""/>
+      <w:start w:val="1"/>
+      <w:numFmt w:val="decimal"/>
+      <w:lvlText w:val="%1."/>
       <w:lvlJc w:val="left"/>
       <w:pPr>
         <w:tabs>
@@ -5913,14 +5874,12 @@
         </w:tabs>
         <w:ind w:left="720" w:hanging="480"/>
       </w:pPr>
-      <w:rPr>
-        <w:rFonts w:ascii="Symbol" w:hAnsi="Symbol" w:cs="Symbol" w:hint="default"/>
-      </w:rPr>
+      <w:rPr/>
     </w:lvl>
     <w:lvl w:ilvl="1">
-      <w:start w:val="0"/>
-      <w:numFmt w:val="bullet"/>
-      <w:lvlText w:val=""/>
+      <w:start w:val="1"/>
+      <w:numFmt w:val="decimal"/>
+      <w:lvlText w:val="%2."/>
       <w:lvlJc w:val="left"/>
       <w:pPr>
         <w:tabs>
@@ -5928,14 +5887,12 @@
         </w:tabs>
         <w:ind w:left="1440" w:hanging="480"/>
       </w:pPr>
-      <w:rPr>
-        <w:rFonts w:ascii="Symbol" w:hAnsi="Symbol" w:cs="Symbol" w:hint="default"/>
-      </w:rPr>
+      <w:rPr/>
     </w:lvl>
     <w:lvl w:ilvl="2">
-      <w:start w:val="0"/>
-      <w:numFmt w:val="bullet"/>
-      <w:lvlText w:val=""/>
+      <w:start w:val="1"/>
+      <w:numFmt w:val="decimal"/>
+      <w:lvlText w:val="%3."/>
       <w:lvlJc w:val="left"/>
       <w:pPr>
         <w:tabs>
@@ -5943,14 +5900,12 @@
         </w:tabs>
         <w:ind w:left="2160" w:hanging="480"/>
       </w:pPr>
-      <w:rPr>
-        <w:rFonts w:ascii="Symbol" w:hAnsi="Symbol" w:cs="Symbol" w:hint="default"/>
-      </w:rPr>
+      <w:rPr/>
     </w:lvl>
     <w:lvl w:ilvl="3">
-      <w:start w:val="0"/>
-      <w:numFmt w:val="bullet"/>
-      <w:lvlText w:val=""/>
+      <w:start w:val="1"/>
+      <w:numFmt w:val="decimal"/>
+      <w:lvlText w:val="%4."/>
       <w:lvlJc w:val="left"/>
       <w:pPr>
         <w:tabs>
@@ -5958,14 +5913,12 @@
         </w:tabs>
         <w:ind w:left="2880" w:hanging="480"/>
       </w:pPr>
-      <w:rPr>
-        <w:rFonts w:ascii="Symbol" w:hAnsi="Symbol" w:cs="Symbol" w:hint="default"/>
-      </w:rPr>
+      <w:rPr/>
     </w:lvl>
     <w:lvl w:ilvl="4">
-      <w:start w:val="0"/>
-      <w:numFmt w:val="bullet"/>
-      <w:lvlText w:val=""/>
+      <w:start w:val="1"/>
+      <w:numFmt w:val="decimal"/>
+      <w:lvlText w:val="%5."/>
       <w:lvlJc w:val="left"/>
       <w:pPr>
         <w:tabs>
@@ -5973,14 +5926,12 @@
         </w:tabs>
         <w:ind w:left="3600" w:hanging="480"/>
       </w:pPr>
-      <w:rPr>
-        <w:rFonts w:ascii="Symbol" w:hAnsi="Symbol" w:cs="Symbol" w:hint="default"/>
-      </w:rPr>
+      <w:rPr/>
     </w:lvl>
     <w:lvl w:ilvl="5">
-      <w:start w:val="0"/>
-      <w:numFmt w:val="bullet"/>
-      <w:lvlText w:val=""/>
+      <w:start w:val="1"/>
+      <w:numFmt w:val="decimal"/>
+      <w:lvlText w:val="%6."/>
       <w:lvlJc w:val="left"/>
       <w:pPr>
         <w:tabs>
@@ -5988,14 +5939,12 @@
         </w:tabs>
         <w:ind w:left="4320" w:hanging="480"/>
       </w:pPr>
-      <w:rPr>
-        <w:rFonts w:ascii="Symbol" w:hAnsi="Symbol" w:cs="Symbol" w:hint="default"/>
-      </w:rPr>
+      <w:rPr/>
     </w:lvl>
     <w:lvl w:ilvl="6">
-      <w:start w:val="0"/>
-      <w:numFmt w:val="bullet"/>
-      <w:lvlText w:val=""/>
+      <w:start w:val="1"/>
+      <w:numFmt w:val="decimal"/>
+      <w:lvlText w:val="%7."/>
       <w:lvlJc w:val="left"/>
       <w:pPr>
         <w:tabs>
@@ -6003,14 +5952,12 @@
         </w:tabs>
         <w:ind w:left="5040" w:hanging="480"/>
       </w:pPr>
-      <w:rPr>
-        <w:rFonts w:ascii="Symbol" w:hAnsi="Symbol" w:cs="Symbol" w:hint="default"/>
-      </w:rPr>
+      <w:rPr/>
     </w:lvl>
     <w:lvl w:ilvl="7">
-      <w:start w:val="0"/>
-      <w:numFmt w:val="bullet"/>
-      <w:lvlText w:val=""/>
+      <w:start w:val="1"/>
+      <w:numFmt w:val="decimal"/>
+      <w:lvlText w:val="%8."/>
       <w:lvlJc w:val="left"/>
       <w:pPr>
         <w:tabs>
@@ -6018,14 +5965,12 @@
         </w:tabs>
         <w:ind w:left="5760" w:hanging="480"/>
       </w:pPr>
-      <w:rPr>
-        <w:rFonts w:ascii="Symbol" w:hAnsi="Symbol" w:cs="Symbol" w:hint="default"/>
-      </w:rPr>
+      <w:rPr/>
     </w:lvl>
     <w:lvl w:ilvl="8">
-      <w:start w:val="0"/>
-      <w:numFmt w:val="bullet"/>
-      <w:lvlText w:val=""/>
+      <w:start w:val="1"/>
+      <w:numFmt w:val="decimal"/>
+      <w:lvlText w:val="%9."/>
       <w:lvlJc w:val="left"/>
       <w:pPr>
         <w:tabs>
@@ -6033,15 +5978,14 @@
         </w:tabs>
         <w:ind w:left="6480" w:hanging="480"/>
       </w:pPr>
-      <w:rPr>
-        <w:rFonts w:ascii="Symbol" w:hAnsi="Symbol" w:cs="Symbol" w:hint="default"/>
-      </w:rPr>
+      <w:rPr/>
     </w:lvl>
   </w:abstractNum>
   <w:abstractNum w:abstractNumId="11">
     <w:lvl w:ilvl="0">
-      <w:numFmt w:val="bullet"/>
-      <w:lvlText w:val=""/>
+      <w:start w:val="2"/>
+      <w:numFmt w:val="decimal"/>
+      <w:lvlText w:val="%1."/>
       <w:lvlJc w:val="left"/>
       <w:pPr>
         <w:tabs>
@@ -6049,14 +5993,12 @@
         </w:tabs>
         <w:ind w:left="720" w:hanging="480"/>
       </w:pPr>
-      <w:rPr>
-        <w:rFonts w:ascii="Symbol" w:hAnsi="Symbol" w:cs="Symbol" w:hint="default"/>
-      </w:rPr>
+      <w:rPr/>
     </w:lvl>
     <w:lvl w:ilvl="1">
-      <w:start w:val="0"/>
-      <w:numFmt w:val="bullet"/>
-      <w:lvlText w:val=""/>
+      <w:start w:val="2"/>
+      <w:numFmt w:val="decimal"/>
+      <w:lvlText w:val="%2."/>
       <w:lvlJc w:val="left"/>
       <w:pPr>
         <w:tabs>
@@ -6064,14 +6006,12 @@
         </w:tabs>
         <w:ind w:left="1440" w:hanging="480"/>
       </w:pPr>
-      <w:rPr>
-        <w:rFonts w:ascii="Symbol" w:hAnsi="Symbol" w:cs="Symbol" w:hint="default"/>
-      </w:rPr>
+      <w:rPr/>
     </w:lvl>
     <w:lvl w:ilvl="2">
-      <w:start w:val="0"/>
-      <w:numFmt w:val="bullet"/>
-      <w:lvlText w:val=""/>
+      <w:start w:val="2"/>
+      <w:numFmt w:val="decimal"/>
+      <w:lvlText w:val="%3."/>
       <w:lvlJc w:val="left"/>
       <w:pPr>
         <w:tabs>
@@ -6079,14 +6019,12 @@
         </w:tabs>
         <w:ind w:left="2160" w:hanging="480"/>
       </w:pPr>
-      <w:rPr>
-        <w:rFonts w:ascii="Symbol" w:hAnsi="Symbol" w:cs="Symbol" w:hint="default"/>
-      </w:rPr>
+      <w:rPr/>
     </w:lvl>
     <w:lvl w:ilvl="3">
-      <w:start w:val="0"/>
-      <w:numFmt w:val="bullet"/>
-      <w:lvlText w:val=""/>
+      <w:start w:val="2"/>
+      <w:numFmt w:val="decimal"/>
+      <w:lvlText w:val="%4."/>
       <w:lvlJc w:val="left"/>
       <w:pPr>
         <w:tabs>
@@ -6094,14 +6032,12 @@
         </w:tabs>
         <w:ind w:left="2880" w:hanging="480"/>
       </w:pPr>
-      <w:rPr>
-        <w:rFonts w:ascii="Symbol" w:hAnsi="Symbol" w:cs="Symbol" w:hint="default"/>
-      </w:rPr>
+      <w:rPr/>
     </w:lvl>
     <w:lvl w:ilvl="4">
-      <w:start w:val="0"/>
-      <w:numFmt w:val="bullet"/>
-      <w:lvlText w:val=""/>
+      <w:start w:val="2"/>
+      <w:numFmt w:val="decimal"/>
+      <w:lvlText w:val="%5."/>
       <w:lvlJc w:val="left"/>
       <w:pPr>
         <w:tabs>
@@ -6109,14 +6045,12 @@
         </w:tabs>
         <w:ind w:left="3600" w:hanging="480"/>
       </w:pPr>
-      <w:rPr>
-        <w:rFonts w:ascii="Symbol" w:hAnsi="Symbol" w:cs="Symbol" w:hint="default"/>
-      </w:rPr>
+      <w:rPr/>
     </w:lvl>
     <w:lvl w:ilvl="5">
-      <w:start w:val="0"/>
-      <w:numFmt w:val="bullet"/>
-      <w:lvlText w:val=""/>
+      <w:start w:val="2"/>
+      <w:numFmt w:val="decimal"/>
+      <w:lvlText w:val="%6."/>
       <w:lvlJc w:val="left"/>
       <w:pPr>
         <w:tabs>
@@ -6124,14 +6058,12 @@
         </w:tabs>
         <w:ind w:left="4320" w:hanging="480"/>
       </w:pPr>
-      <w:rPr>
-        <w:rFonts w:ascii="Symbol" w:hAnsi="Symbol" w:cs="Symbol" w:hint="default"/>
-      </w:rPr>
+      <w:rPr/>
     </w:lvl>
     <w:lvl w:ilvl="6">
-      <w:start w:val="0"/>
-      <w:numFmt w:val="bullet"/>
-      <w:lvlText w:val=""/>
+      <w:start w:val="2"/>
+      <w:numFmt w:val="decimal"/>
+      <w:lvlText w:val="%7."/>
       <w:lvlJc w:val="left"/>
       <w:pPr>
         <w:tabs>
@@ -6139,14 +6071,12 @@
         </w:tabs>
         <w:ind w:left="5040" w:hanging="480"/>
       </w:pPr>
-      <w:rPr>
-        <w:rFonts w:ascii="Symbol" w:hAnsi="Symbol" w:cs="Symbol" w:hint="default"/>
-      </w:rPr>
+      <w:rPr/>
     </w:lvl>
     <w:lvl w:ilvl="7">
-      <w:start w:val="0"/>
-      <w:numFmt w:val="bullet"/>
-      <w:lvlText w:val=""/>
+      <w:start w:val="2"/>
+      <w:numFmt w:val="decimal"/>
+      <w:lvlText w:val="%8."/>
       <w:lvlJc w:val="left"/>
       <w:pPr>
         <w:tabs>
@@ -6154,14 +6084,12 @@
         </w:tabs>
         <w:ind w:left="5760" w:hanging="480"/>
       </w:pPr>
-      <w:rPr>
-        <w:rFonts w:ascii="Symbol" w:hAnsi="Symbol" w:cs="Symbol" w:hint="default"/>
-      </w:rPr>
+      <w:rPr/>
     </w:lvl>
     <w:lvl w:ilvl="8">
-      <w:start w:val="0"/>
-      <w:numFmt w:val="bullet"/>
-      <w:lvlText w:val=""/>
+      <w:start w:val="2"/>
+      <w:numFmt w:val="decimal"/>
+      <w:lvlText w:val="%9."/>
       <w:lvlJc w:val="left"/>
       <w:pPr>
         <w:tabs>
@@ -6169,15 +6097,14 @@
         </w:tabs>
         <w:ind w:left="6480" w:hanging="480"/>
       </w:pPr>
-      <w:rPr>
-        <w:rFonts w:ascii="Symbol" w:hAnsi="Symbol" w:cs="Symbol" w:hint="default"/>
-      </w:rPr>
+      <w:rPr/>
     </w:lvl>
   </w:abstractNum>
   <w:abstractNum w:abstractNumId="12">
     <w:lvl w:ilvl="0">
-      <w:numFmt w:val="bullet"/>
-      <w:lvlText w:val=""/>
+      <w:start w:val="3"/>
+      <w:numFmt w:val="decimal"/>
+      <w:lvlText w:val="%1."/>
       <w:lvlJc w:val="left"/>
       <w:pPr>
         <w:tabs>
@@ -6185,14 +6112,12 @@
         </w:tabs>
         <w:ind w:left="720" w:hanging="480"/>
       </w:pPr>
-      <w:rPr>
-        <w:rFonts w:ascii="Symbol" w:hAnsi="Symbol" w:cs="Symbol" w:hint="default"/>
-      </w:rPr>
+      <w:rPr/>
     </w:lvl>
     <w:lvl w:ilvl="1">
-      <w:start w:val="0"/>
-      <w:numFmt w:val="bullet"/>
-      <w:lvlText w:val=""/>
+      <w:start w:val="3"/>
+      <w:numFmt w:val="decimal"/>
+      <w:lvlText w:val="%2."/>
       <w:lvlJc w:val="left"/>
       <w:pPr>
         <w:tabs>
@@ -6200,14 +6125,12 @@
         </w:tabs>
         <w:ind w:left="1440" w:hanging="480"/>
       </w:pPr>
-      <w:rPr>
-        <w:rFonts w:ascii="Symbol" w:hAnsi="Symbol" w:cs="Symbol" w:hint="default"/>
-      </w:rPr>
+      <w:rPr/>
     </w:lvl>
     <w:lvl w:ilvl="2">
-      <w:start w:val="0"/>
-      <w:numFmt w:val="bullet"/>
-      <w:lvlText w:val=""/>
+      <w:start w:val="3"/>
+      <w:numFmt w:val="decimal"/>
+      <w:lvlText w:val="%3."/>
       <w:lvlJc w:val="left"/>
       <w:pPr>
         <w:tabs>
@@ -6215,14 +6138,12 @@
         </w:tabs>
         <w:ind w:left="2160" w:hanging="480"/>
       </w:pPr>
-      <w:rPr>
-        <w:rFonts w:ascii="Symbol" w:hAnsi="Symbol" w:cs="Symbol" w:hint="default"/>
-      </w:rPr>
+      <w:rPr/>
     </w:lvl>
     <w:lvl w:ilvl="3">
-      <w:start w:val="0"/>
-      <w:numFmt w:val="bullet"/>
-      <w:lvlText w:val=""/>
+      <w:start w:val="3"/>
+      <w:numFmt w:val="decimal"/>
+      <w:lvlText w:val="%4."/>
       <w:lvlJc w:val="left"/>
       <w:pPr>
         <w:tabs>
@@ -6230,14 +6151,12 @@
         </w:tabs>
         <w:ind w:left="2880" w:hanging="480"/>
       </w:pPr>
-      <w:rPr>
-        <w:rFonts w:ascii="Symbol" w:hAnsi="Symbol" w:cs="Symbol" w:hint="default"/>
-      </w:rPr>
+      <w:rPr/>
     </w:lvl>
     <w:lvl w:ilvl="4">
-      <w:start w:val="0"/>
-      <w:numFmt w:val="bullet"/>
-      <w:lvlText w:val=""/>
+      <w:start w:val="3"/>
+      <w:numFmt w:val="decimal"/>
+      <w:lvlText w:val="%5."/>
       <w:lvlJc w:val="left"/>
       <w:pPr>
         <w:tabs>
@@ -6245,14 +6164,12 @@
         </w:tabs>
         <w:ind w:left="3600" w:hanging="480"/>
       </w:pPr>
-      <w:rPr>
-        <w:rFonts w:ascii="Symbol" w:hAnsi="Symbol" w:cs="Symbol" w:hint="default"/>
-      </w:rPr>
+      <w:rPr/>
     </w:lvl>
     <w:lvl w:ilvl="5">
-      <w:start w:val="0"/>
-      <w:numFmt w:val="bullet"/>
-      <w:lvlText w:val=""/>
+      <w:start w:val="3"/>
+      <w:numFmt w:val="decimal"/>
+      <w:lvlText w:val="%6."/>
       <w:lvlJc w:val="left"/>
       <w:pPr>
         <w:tabs>
@@ -6260,14 +6177,12 @@
         </w:tabs>
         <w:ind w:left="4320" w:hanging="480"/>
       </w:pPr>
-      <w:rPr>
-        <w:rFonts w:ascii="Symbol" w:hAnsi="Symbol" w:cs="Symbol" w:hint="default"/>
-      </w:rPr>
+      <w:rPr/>
     </w:lvl>
     <w:lvl w:ilvl="6">
-      <w:start w:val="0"/>
-      <w:numFmt w:val="bullet"/>
-      <w:lvlText w:val=""/>
+      <w:start w:val="3"/>
+      <w:numFmt w:val="decimal"/>
+      <w:lvlText w:val="%7."/>
       <w:lvlJc w:val="left"/>
       <w:pPr>
         <w:tabs>
@@ -6275,14 +6190,12 @@
         </w:tabs>
         <w:ind w:left="5040" w:hanging="480"/>
       </w:pPr>
-      <w:rPr>
-        <w:rFonts w:ascii="Symbol" w:hAnsi="Symbol" w:cs="Symbol" w:hint="default"/>
-      </w:rPr>
+      <w:rPr/>
     </w:lvl>
     <w:lvl w:ilvl="7">
-      <w:start w:val="0"/>
-      <w:numFmt w:val="bullet"/>
-      <w:lvlText w:val=""/>
+      <w:start w:val="3"/>
+      <w:numFmt w:val="decimal"/>
+      <w:lvlText w:val="%8."/>
       <w:lvlJc w:val="left"/>
       <w:pPr>
         <w:tabs>
@@ -6290,14 +6203,12 @@
         </w:tabs>
         <w:ind w:left="5760" w:hanging="480"/>
       </w:pPr>
-      <w:rPr>
-        <w:rFonts w:ascii="Symbol" w:hAnsi="Symbol" w:cs="Symbol" w:hint="default"/>
-      </w:rPr>
+      <w:rPr/>
     </w:lvl>
     <w:lvl w:ilvl="8">
-      <w:start w:val="0"/>
-      <w:numFmt w:val="bullet"/>
-      <w:lvlText w:val=""/>
+      <w:start w:val="3"/>
+      <w:numFmt w:val="decimal"/>
+      <w:lvlText w:val="%9."/>
       <w:lvlJc w:val="left"/>
       <w:pPr>
         <w:tabs>
@@ -6305,14 +6216,12 @@
         </w:tabs>
         <w:ind w:left="6480" w:hanging="480"/>
       </w:pPr>
-      <w:rPr>
-        <w:rFonts w:ascii="Symbol" w:hAnsi="Symbol" w:cs="Symbol" w:hint="default"/>
-      </w:rPr>
+      <w:rPr/>
     </w:lvl>
   </w:abstractNum>
   <w:abstractNum w:abstractNumId="13">
     <w:lvl w:ilvl="0">
-      <w:start w:val="1"/>
+      <w:start w:val="4"/>
       <w:numFmt w:val="decimal"/>
       <w:lvlText w:val="%1."/>
       <w:lvlJc w:val="left"/>
@@ -6325,7 +6234,7 @@
       <w:rPr/>
     </w:lvl>
     <w:lvl w:ilvl="1">
-      <w:start w:val="1"/>
+      <w:start w:val="4"/>
       <w:numFmt w:val="decimal"/>
       <w:lvlText w:val="%2."/>
       <w:lvlJc w:val="left"/>
@@ -6338,7 +6247,7 @@
       <w:rPr/>
     </w:lvl>
     <w:lvl w:ilvl="2">
-      <w:start w:val="1"/>
+      <w:start w:val="4"/>
       <w:numFmt w:val="decimal"/>
       <w:lvlText w:val="%3."/>
       <w:lvlJc w:val="left"/>
@@ -6351,7 +6260,7 @@
       <w:rPr/>
     </w:lvl>
     <w:lvl w:ilvl="3">
-      <w:start w:val="1"/>
+      <w:start w:val="4"/>
       <w:numFmt w:val="decimal"/>
       <w:lvlText w:val="%4."/>
       <w:lvlJc w:val="left"/>
@@ -6364,7 +6273,7 @@
       <w:rPr/>
     </w:lvl>
     <w:lvl w:ilvl="4">
-      <w:start w:val="1"/>
+      <w:start w:val="4"/>
       <w:numFmt w:val="decimal"/>
       <w:lvlText w:val="%5."/>
       <w:lvlJc w:val="left"/>
@@ -6377,7 +6286,7 @@
       <w:rPr/>
     </w:lvl>
     <w:lvl w:ilvl="5">
-      <w:start w:val="1"/>
+      <w:start w:val="4"/>
       <w:numFmt w:val="decimal"/>
       <w:lvlText w:val="%6."/>
       <w:lvlJc w:val="left"/>
@@ -6390,7 +6299,7 @@
       <w:rPr/>
     </w:lvl>
     <w:lvl w:ilvl="6">
-      <w:start w:val="1"/>
+      <w:start w:val="4"/>
       <w:numFmt w:val="decimal"/>
       <w:lvlText w:val="%7."/>
       <w:lvlJc w:val="left"/>
@@ -6403,7 +6312,7 @@
       <w:rPr/>
     </w:lvl>
     <w:lvl w:ilvl="7">
-      <w:start w:val="1"/>
+      <w:start w:val="4"/>
       <w:numFmt w:val="decimal"/>
       <w:lvlText w:val="%8."/>
       <w:lvlJc w:val="left"/>
@@ -6416,7 +6325,7 @@
       <w:rPr/>
     </w:lvl>
     <w:lvl w:ilvl="8">
-      <w:start w:val="1"/>
+      <w:start w:val="4"/>
       <w:numFmt w:val="decimal"/>
       <w:lvlText w:val="%9."/>
       <w:lvlJc w:val="left"/>
@@ -6430,363 +6339,6 @@
     </w:lvl>
   </w:abstractNum>
   <w:abstractNum w:abstractNumId="14">
-    <w:lvl w:ilvl="0">
-      <w:start w:val="2"/>
-      <w:numFmt w:val="decimal"/>
-      <w:lvlText w:val="%1."/>
-      <w:lvlJc w:val="left"/>
-      <w:pPr>
-        <w:tabs>
-          <w:tab w:val="num" w:pos="0"/>
-        </w:tabs>
-        <w:ind w:left="720" w:hanging="480"/>
-      </w:pPr>
-      <w:rPr/>
-    </w:lvl>
-    <w:lvl w:ilvl="1">
-      <w:start w:val="2"/>
-      <w:numFmt w:val="decimal"/>
-      <w:lvlText w:val="%2."/>
-      <w:lvlJc w:val="left"/>
-      <w:pPr>
-        <w:tabs>
-          <w:tab w:val="num" w:pos="0"/>
-        </w:tabs>
-        <w:ind w:left="1440" w:hanging="480"/>
-      </w:pPr>
-      <w:rPr/>
-    </w:lvl>
-    <w:lvl w:ilvl="2">
-      <w:start w:val="2"/>
-      <w:numFmt w:val="decimal"/>
-      <w:lvlText w:val="%3."/>
-      <w:lvlJc w:val="left"/>
-      <w:pPr>
-        <w:tabs>
-          <w:tab w:val="num" w:pos="0"/>
-        </w:tabs>
-        <w:ind w:left="2160" w:hanging="480"/>
-      </w:pPr>
-      <w:rPr/>
-    </w:lvl>
-    <w:lvl w:ilvl="3">
-      <w:start w:val="2"/>
-      <w:numFmt w:val="decimal"/>
-      <w:lvlText w:val="%4."/>
-      <w:lvlJc w:val="left"/>
-      <w:pPr>
-        <w:tabs>
-          <w:tab w:val="num" w:pos="0"/>
-        </w:tabs>
-        <w:ind w:left="2880" w:hanging="480"/>
-      </w:pPr>
-      <w:rPr/>
-    </w:lvl>
-    <w:lvl w:ilvl="4">
-      <w:start w:val="2"/>
-      <w:numFmt w:val="decimal"/>
-      <w:lvlText w:val="%5."/>
-      <w:lvlJc w:val="left"/>
-      <w:pPr>
-        <w:tabs>
-          <w:tab w:val="num" w:pos="0"/>
-        </w:tabs>
-        <w:ind w:left="3600" w:hanging="480"/>
-      </w:pPr>
-      <w:rPr/>
-    </w:lvl>
-    <w:lvl w:ilvl="5">
-      <w:start w:val="2"/>
-      <w:numFmt w:val="decimal"/>
-      <w:lvlText w:val="%6."/>
-      <w:lvlJc w:val="left"/>
-      <w:pPr>
-        <w:tabs>
-          <w:tab w:val="num" w:pos="0"/>
-        </w:tabs>
-        <w:ind w:left="4320" w:hanging="480"/>
-      </w:pPr>
-      <w:rPr/>
-    </w:lvl>
-    <w:lvl w:ilvl="6">
-      <w:start w:val="2"/>
-      <w:numFmt w:val="decimal"/>
-      <w:lvlText w:val="%7."/>
-      <w:lvlJc w:val="left"/>
-      <w:pPr>
-        <w:tabs>
-          <w:tab w:val="num" w:pos="0"/>
-        </w:tabs>
-        <w:ind w:left="5040" w:hanging="480"/>
-      </w:pPr>
-      <w:rPr/>
-    </w:lvl>
-    <w:lvl w:ilvl="7">
-      <w:start w:val="2"/>
-      <w:numFmt w:val="decimal"/>
-      <w:lvlText w:val="%8."/>
-      <w:lvlJc w:val="left"/>
-      <w:pPr>
-        <w:tabs>
-          <w:tab w:val="num" w:pos="0"/>
-        </w:tabs>
-        <w:ind w:left="5760" w:hanging="480"/>
-      </w:pPr>
-      <w:rPr/>
-    </w:lvl>
-    <w:lvl w:ilvl="8">
-      <w:start w:val="2"/>
-      <w:numFmt w:val="decimal"/>
-      <w:lvlText w:val="%9."/>
-      <w:lvlJc w:val="left"/>
-      <w:pPr>
-        <w:tabs>
-          <w:tab w:val="num" w:pos="0"/>
-        </w:tabs>
-        <w:ind w:left="6480" w:hanging="480"/>
-      </w:pPr>
-      <w:rPr/>
-    </w:lvl>
-  </w:abstractNum>
-  <w:abstractNum w:abstractNumId="15">
-    <w:lvl w:ilvl="0">
-      <w:start w:val="3"/>
-      <w:numFmt w:val="decimal"/>
-      <w:lvlText w:val="%1."/>
-      <w:lvlJc w:val="left"/>
-      <w:pPr>
-        <w:tabs>
-          <w:tab w:val="num" w:pos="0"/>
-        </w:tabs>
-        <w:ind w:left="720" w:hanging="480"/>
-      </w:pPr>
-      <w:rPr/>
-    </w:lvl>
-    <w:lvl w:ilvl="1">
-      <w:start w:val="3"/>
-      <w:numFmt w:val="decimal"/>
-      <w:lvlText w:val="%2."/>
-      <w:lvlJc w:val="left"/>
-      <w:pPr>
-        <w:tabs>
-          <w:tab w:val="num" w:pos="0"/>
-        </w:tabs>
-        <w:ind w:left="1440" w:hanging="480"/>
-      </w:pPr>
-      <w:rPr/>
-    </w:lvl>
-    <w:lvl w:ilvl="2">
-      <w:start w:val="3"/>
-      <w:numFmt w:val="decimal"/>
-      <w:lvlText w:val="%3."/>
-      <w:lvlJc w:val="left"/>
-      <w:pPr>
-        <w:tabs>
-          <w:tab w:val="num" w:pos="0"/>
-        </w:tabs>
-        <w:ind w:left="2160" w:hanging="480"/>
-      </w:pPr>
-      <w:rPr/>
-    </w:lvl>
-    <w:lvl w:ilvl="3">
-      <w:start w:val="3"/>
-      <w:numFmt w:val="decimal"/>
-      <w:lvlText w:val="%4."/>
-      <w:lvlJc w:val="left"/>
-      <w:pPr>
-        <w:tabs>
-          <w:tab w:val="num" w:pos="0"/>
-        </w:tabs>
-        <w:ind w:left="2880" w:hanging="480"/>
-      </w:pPr>
-      <w:rPr/>
-    </w:lvl>
-    <w:lvl w:ilvl="4">
-      <w:start w:val="3"/>
-      <w:numFmt w:val="decimal"/>
-      <w:lvlText w:val="%5."/>
-      <w:lvlJc w:val="left"/>
-      <w:pPr>
-        <w:tabs>
-          <w:tab w:val="num" w:pos="0"/>
-        </w:tabs>
-        <w:ind w:left="3600" w:hanging="480"/>
-      </w:pPr>
-      <w:rPr/>
-    </w:lvl>
-    <w:lvl w:ilvl="5">
-      <w:start w:val="3"/>
-      <w:numFmt w:val="decimal"/>
-      <w:lvlText w:val="%6."/>
-      <w:lvlJc w:val="left"/>
-      <w:pPr>
-        <w:tabs>
-          <w:tab w:val="num" w:pos="0"/>
-        </w:tabs>
-        <w:ind w:left="4320" w:hanging="480"/>
-      </w:pPr>
-      <w:rPr/>
-    </w:lvl>
-    <w:lvl w:ilvl="6">
-      <w:start w:val="3"/>
-      <w:numFmt w:val="decimal"/>
-      <w:lvlText w:val="%7."/>
-      <w:lvlJc w:val="left"/>
-      <w:pPr>
-        <w:tabs>
-          <w:tab w:val="num" w:pos="0"/>
-        </w:tabs>
-        <w:ind w:left="5040" w:hanging="480"/>
-      </w:pPr>
-      <w:rPr/>
-    </w:lvl>
-    <w:lvl w:ilvl="7">
-      <w:start w:val="3"/>
-      <w:numFmt w:val="decimal"/>
-      <w:lvlText w:val="%8."/>
-      <w:lvlJc w:val="left"/>
-      <w:pPr>
-        <w:tabs>
-          <w:tab w:val="num" w:pos="0"/>
-        </w:tabs>
-        <w:ind w:left="5760" w:hanging="480"/>
-      </w:pPr>
-      <w:rPr/>
-    </w:lvl>
-    <w:lvl w:ilvl="8">
-      <w:start w:val="3"/>
-      <w:numFmt w:val="decimal"/>
-      <w:lvlText w:val="%9."/>
-      <w:lvlJc w:val="left"/>
-      <w:pPr>
-        <w:tabs>
-          <w:tab w:val="num" w:pos="0"/>
-        </w:tabs>
-        <w:ind w:left="6480" w:hanging="480"/>
-      </w:pPr>
-      <w:rPr/>
-    </w:lvl>
-  </w:abstractNum>
-  <w:abstractNum w:abstractNumId="16">
-    <w:lvl w:ilvl="0">
-      <w:start w:val="4"/>
-      <w:numFmt w:val="decimal"/>
-      <w:lvlText w:val="%1."/>
-      <w:lvlJc w:val="left"/>
-      <w:pPr>
-        <w:tabs>
-          <w:tab w:val="num" w:pos="0"/>
-        </w:tabs>
-        <w:ind w:left="720" w:hanging="480"/>
-      </w:pPr>
-      <w:rPr/>
-    </w:lvl>
-    <w:lvl w:ilvl="1">
-      <w:start w:val="4"/>
-      <w:numFmt w:val="decimal"/>
-      <w:lvlText w:val="%2."/>
-      <w:lvlJc w:val="left"/>
-      <w:pPr>
-        <w:tabs>
-          <w:tab w:val="num" w:pos="0"/>
-        </w:tabs>
-        <w:ind w:left="1440" w:hanging="480"/>
-      </w:pPr>
-      <w:rPr/>
-    </w:lvl>
-    <w:lvl w:ilvl="2">
-      <w:start w:val="4"/>
-      <w:numFmt w:val="decimal"/>
-      <w:lvlText w:val="%3."/>
-      <w:lvlJc w:val="left"/>
-      <w:pPr>
-        <w:tabs>
-          <w:tab w:val="num" w:pos="0"/>
-        </w:tabs>
-        <w:ind w:left="2160" w:hanging="480"/>
-      </w:pPr>
-      <w:rPr/>
-    </w:lvl>
-    <w:lvl w:ilvl="3">
-      <w:start w:val="4"/>
-      <w:numFmt w:val="decimal"/>
-      <w:lvlText w:val="%4."/>
-      <w:lvlJc w:val="left"/>
-      <w:pPr>
-        <w:tabs>
-          <w:tab w:val="num" w:pos="0"/>
-        </w:tabs>
-        <w:ind w:left="2880" w:hanging="480"/>
-      </w:pPr>
-      <w:rPr/>
-    </w:lvl>
-    <w:lvl w:ilvl="4">
-      <w:start w:val="4"/>
-      <w:numFmt w:val="decimal"/>
-      <w:lvlText w:val="%5."/>
-      <w:lvlJc w:val="left"/>
-      <w:pPr>
-        <w:tabs>
-          <w:tab w:val="num" w:pos="0"/>
-        </w:tabs>
-        <w:ind w:left="3600" w:hanging="480"/>
-      </w:pPr>
-      <w:rPr/>
-    </w:lvl>
-    <w:lvl w:ilvl="5">
-      <w:start w:val="4"/>
-      <w:numFmt w:val="decimal"/>
-      <w:lvlText w:val="%6."/>
-      <w:lvlJc w:val="left"/>
-      <w:pPr>
-        <w:tabs>
-          <w:tab w:val="num" w:pos="0"/>
-        </w:tabs>
-        <w:ind w:left="4320" w:hanging="480"/>
-      </w:pPr>
-      <w:rPr/>
-    </w:lvl>
-    <w:lvl w:ilvl="6">
-      <w:start w:val="4"/>
-      <w:numFmt w:val="decimal"/>
-      <w:lvlText w:val="%7."/>
-      <w:lvlJc w:val="left"/>
-      <w:pPr>
-        <w:tabs>
-          <w:tab w:val="num" w:pos="0"/>
-        </w:tabs>
-        <w:ind w:left="5040" w:hanging="480"/>
-      </w:pPr>
-      <w:rPr/>
-    </w:lvl>
-    <w:lvl w:ilvl="7">
-      <w:start w:val="4"/>
-      <w:numFmt w:val="decimal"/>
-      <w:lvlText w:val="%8."/>
-      <w:lvlJc w:val="left"/>
-      <w:pPr>
-        <w:tabs>
-          <w:tab w:val="num" w:pos="0"/>
-        </w:tabs>
-        <w:ind w:left="5760" w:hanging="480"/>
-      </w:pPr>
-      <w:rPr/>
-    </w:lvl>
-    <w:lvl w:ilvl="8">
-      <w:start w:val="4"/>
-      <w:numFmt w:val="decimal"/>
-      <w:lvlText w:val="%9."/>
-      <w:lvlJc w:val="left"/>
-      <w:pPr>
-        <w:tabs>
-          <w:tab w:val="num" w:pos="0"/>
-        </w:tabs>
-        <w:ind w:left="6480" w:hanging="480"/>
-      </w:pPr>
-      <w:rPr/>
-    </w:lvl>
-  </w:abstractNum>
-  <w:abstractNum w:abstractNumId="17">
     <w:lvl w:ilvl="0">
       <w:start w:val="1"/>
       <w:numFmt w:val="none"/>
@@ -6948,70 +6500,61 @@
     <w:abstractNumId w:val="14"/>
   </w:num>
   <w:num w:numId="15">
-    <w:abstractNumId w:val="15"/>
-  </w:num>
-  <w:num w:numId="16">
-    <w:abstractNumId w:val="16"/>
-  </w:num>
-  <w:num w:numId="17">
-    <w:abstractNumId w:val="17"/>
-  </w:num>
-  <w:num w:numId="18">
-    <w:abstractNumId w:val="1"/>
+    <w:abstractNumId w:val="4"/>
     <w:lvlOverride w:ilvl="0">
       <w:startOverride w:val="1"/>
     </w:lvlOverride>
   </w:num>
+  <w:num w:numId="16">
+    <w:abstractNumId w:val="5"/>
+    <w:lvlOverride w:ilvl="0">
+      <w:startOverride w:val="4"/>
+    </w:lvlOverride>
+  </w:num>
+  <w:num w:numId="17">
+    <w:abstractNumId w:val="6"/>
+    <w:lvlOverride w:ilvl="0">
+      <w:startOverride w:val="7"/>
+    </w:lvlOverride>
+  </w:num>
+  <w:num w:numId="18">
+    <w:abstractNumId w:val="7"/>
+    <w:lvlOverride w:ilvl="0">
+      <w:startOverride w:val="3"/>
+    </w:lvlOverride>
+  </w:num>
   <w:num w:numId="19">
-    <w:abstractNumId w:val="2"/>
+    <w:abstractNumId w:val="5"/>
     <w:lvlOverride w:ilvl="0">
       <w:startOverride w:val="4"/>
     </w:lvlOverride>
   </w:num>
   <w:num w:numId="20">
-    <w:abstractNumId w:val="3"/>
+    <w:abstractNumId w:val="4"/>
     <w:lvlOverride w:ilvl="0">
-      <w:startOverride w:val="7"/>
+      <w:startOverride w:val="1"/>
     </w:lvlOverride>
   </w:num>
   <w:num w:numId="21">
     <w:abstractNumId w:val="4"/>
     <w:lvlOverride w:ilvl="0">
-      <w:startOverride w:val="3"/>
+      <w:startOverride w:val="1"/>
     </w:lvlOverride>
   </w:num>
   <w:num w:numId="22">
-    <w:abstractNumId w:val="2"/>
-    <w:lvlOverride w:ilvl="0">
-      <w:startOverride w:val="4"/>
-    </w:lvlOverride>
-  </w:num>
-  <w:num w:numId="23">
-    <w:abstractNumId w:val="1"/>
-    <w:lvlOverride w:ilvl="0">
-      <w:startOverride w:val="1"/>
-    </w:lvlOverride>
-  </w:num>
-  <w:num w:numId="24">
-    <w:abstractNumId w:val="1"/>
-    <w:lvlOverride w:ilvl="0">
-      <w:startOverride w:val="1"/>
-    </w:lvlOverride>
-  </w:num>
-  <w:num w:numId="25">
-    <w:abstractNumId w:val="14"/>
+    <w:abstractNumId w:val="11"/>
     <w:lvlOverride w:ilvl="0">
       <w:startOverride w:val="2"/>
     </w:lvlOverride>
   </w:num>
-  <w:num w:numId="26">
-    <w:abstractNumId w:val="4"/>
+  <w:num w:numId="23">
+    <w:abstractNumId w:val="7"/>
     <w:lvlOverride w:ilvl="0">
       <w:startOverride w:val="3"/>
     </w:lvlOverride>
   </w:num>
-  <w:num w:numId="27">
-    <w:abstractNumId w:val="2"/>
+  <w:num w:numId="24">
+    <w:abstractNumId w:val="5"/>
     <w:lvlOverride w:ilvl="0">
       <w:startOverride w:val="4"/>
     </w:lvlOverride>
@@ -7042,6 +6585,7 @@
     <w:qFormat/>
     <w:pPr>
       <w:widowControl/>
+      <w:suppressAutoHyphens w:val="true"/>
       <w:bidi w:val="0"/>
       <w:spacing w:before="0" w:after="200"/>
       <w:jc w:val="left"/>
@@ -7271,9 +6815,16 @@
     <w:qFormat/>
     <w:rPr/>
   </w:style>
+  <w:style w:type="character" w:styleId="FootnoteCharactersuser">
+    <w:name w:val="Footnote Characters (user)"/>
+    <w:basedOn w:val="BodyTextChar"/>
+    <w:qFormat/>
+    <w:rPr>
+      <w:vertAlign w:val="superscript"/>
+    </w:rPr>
+  </w:style>
   <w:style w:type="character" w:styleId="FootnoteCharacters">
     <w:name w:val="Footnote Characters"/>
-    <w:basedOn w:val="BodyTextChar"/>
     <w:qFormat/>
     <w:rPr>
       <w:vertAlign w:val="superscript"/>
@@ -7666,6 +7217,7 @@
       <w:keepNext w:val="true"/>
       <w:keepLines/>
       <w:widowControl/>
+      <w:suppressAutoHyphens w:val="true"/>
       <w:bidi w:val="0"/>
       <w:spacing w:before="0" w:after="200"/>
       <w:jc w:val="center"/>
@@ -7687,6 +7239,7 @@
       <w:keepNext w:val="true"/>
       <w:keepLines/>
       <w:widowControl/>
+      <w:suppressAutoHyphens w:val="true"/>
       <w:bidi w:val="0"/>
       <w:spacing w:before="0" w:after="200"/>
       <w:jc w:val="center"/>
@@ -7769,6 +7322,7 @@
     <w:qFormat/>
     <w:pPr>
       <w:widowControl/>
+      <w:suppressAutoHyphens w:val="true"/>
       <w:bidi w:val="0"/>
       <w:spacing w:before="100" w:after="100"/>
       <w:ind w:hanging="0" w:left="480" w:right="480"/>

--- a/README.docx
+++ b/README.docx
@@ -46,1373 +46,6 @@
       <w:r>
         <w:rPr/>
         <w:t>Réinitialisation du mot de passe</w:t>
-      </w:r>
-    </w:p>
-    <w:p>
-      <w:pPr>
-        <w:pStyle w:val="Compact"/>
-        <w:numPr>
-          <w:ilvl w:val="0"/>
-          <w:numId w:val="15"/>
-        </w:numPr>
-        <w:rPr/>
-      </w:pPr>
-      <w:r>
-        <w:rPr/>
-        <w:t>Éteindre le switch et s’y connecter sur le port serial</w:t>
-      </w:r>
-    </w:p>
-    <w:p>
-      <w:pPr>
-        <w:pStyle w:val="Compact"/>
-        <w:numPr>
-          <w:ilvl w:val="0"/>
-          <w:numId w:val="4"/>
-        </w:numPr>
-        <w:rPr/>
-      </w:pPr>
-      <w:r>
-        <w:rPr/>
-        <w:t>Appuyer sur CTRL+C continuellement pendant le boot</w:t>
-      </w:r>
-    </w:p>
-    <w:p>
-      <w:pPr>
-        <w:pStyle w:val="Compact"/>
-        <w:numPr>
-          <w:ilvl w:val="0"/>
-          <w:numId w:val="4"/>
-        </w:numPr>
-        <w:rPr/>
-      </w:pPr>
-      <w:r>
-        <w:rPr/>
-        <w:t>Une fois sur le loader, taper la commande</w:t>
-      </w:r>
-    </w:p>
-    <w:p>
-      <w:pPr>
-        <w:pStyle w:val="SourceCode"/>
-        <w:rPr/>
-      </w:pPr>
-      <w:r>
-        <w:rPr>
-          <w:rStyle w:val="VerbatimChar"/>
-        </w:rPr>
-        <w:t>loader &gt; cmdline recoverymode=1</w:t>
-      </w:r>
-    </w:p>
-    <w:p>
-      <w:pPr>
-        <w:pStyle w:val="Compact"/>
-        <w:numPr>
-          <w:ilvl w:val="0"/>
-          <w:numId w:val="16"/>
-        </w:numPr>
-        <w:rPr/>
-      </w:pPr>
-      <w:r>
-        <w:rPr/>
-        <w:t xml:space="preserve">Identifier avec </w:t>
-      </w:r>
-      <w:r>
-        <w:rPr>
-          <w:rStyle w:val="VerbatimChar"/>
-        </w:rPr>
-        <w:t>dir</w:t>
-      </w:r>
-      <w:r>
-        <w:rPr/>
-        <w:t xml:space="preserve"> l’image de nxos sur laquelle booter (la plus récente)</w:t>
-      </w:r>
-    </w:p>
-    <w:p>
-      <w:pPr>
-        <w:pStyle w:val="Compact"/>
-        <w:numPr>
-          <w:ilvl w:val="0"/>
-          <w:numId w:val="5"/>
-        </w:numPr>
-        <w:rPr/>
-      </w:pPr>
-      <w:r>
-        <w:rPr/>
-        <w:t xml:space="preserve">Utiliser la commande </w:t>
-      </w:r>
-      <w:r>
-        <w:rPr>
-          <w:rStyle w:val="VerbatimChar"/>
-        </w:rPr>
-        <w:t>boot nxos.&lt;version&gt;.bin</w:t>
-      </w:r>
-      <w:r>
-        <w:rPr/>
-        <w:t xml:space="preserve"> pour booter sur nxos</w:t>
-      </w:r>
-    </w:p>
-    <w:p>
-      <w:pPr>
-        <w:pStyle w:val="Compact"/>
-        <w:numPr>
-          <w:ilvl w:val="0"/>
-          <w:numId w:val="5"/>
-        </w:numPr>
-        <w:rPr/>
-      </w:pPr>
-      <w:r>
-        <w:rPr/>
-        <w:t xml:space="preserve">Sur le mode </w:t>
-      </w:r>
-      <w:r>
-        <w:rPr>
-          <w:rStyle w:val="VerbatimChar"/>
-        </w:rPr>
-        <w:t>boot</w:t>
-      </w:r>
-      <w:r>
-        <w:rPr/>
-        <w:t xml:space="preserve"> du switch</w:t>
-      </w:r>
-    </w:p>
-    <w:p>
-      <w:pPr>
-        <w:pStyle w:val="SourceCode"/>
-        <w:rPr/>
-      </w:pPr>
-      <w:r>
-        <w:rPr>
-          <w:rStyle w:val="VerbatimChar"/>
-        </w:rPr>
-        <w:t>switch(boot)# conf t</w:t>
-      </w:r>
-      <w:r>
-        <w:rPr/>
-        <w:br/>
-      </w:r>
-      <w:r>
-        <w:rPr>
-          <w:rStyle w:val="VerbatimChar"/>
-        </w:rPr>
-        <w:t>switch(boot)(config)# admin-password &lt;mot de passe&gt;</w:t>
-      </w:r>
-      <w:r>
-        <w:rPr/>
-        <w:br/>
-      </w:r>
-      <w:r>
-        <w:rPr>
-          <w:rStyle w:val="VerbatimChar"/>
-        </w:rPr>
-        <w:t>switch(boot)(config)# exit</w:t>
-      </w:r>
-      <w:r>
-        <w:rPr/>
-        <w:br/>
-      </w:r>
-      <w:r>
-        <w:rPr>
-          <w:rStyle w:val="VerbatimChar"/>
-        </w:rPr>
-        <w:t>switch(boot)# load-nxos</w:t>
-      </w:r>
-    </w:p>
-    <w:p>
-      <w:pPr>
-        <w:pStyle w:val="Compact"/>
-        <w:numPr>
-          <w:ilvl w:val="0"/>
-          <w:numId w:val="17"/>
-        </w:numPr>
-        <w:rPr/>
-      </w:pPr>
-      <w:r>
-        <w:rPr/>
-        <w:t xml:space="preserve">Se connecter avec le username </w:t>
-      </w:r>
-      <w:r>
-        <w:rPr>
-          <w:rStyle w:val="VerbatimChar"/>
-        </w:rPr>
-        <w:t>admin</w:t>
-      </w:r>
-      <w:r>
-        <w:rPr/>
-        <w:t xml:space="preserve"> et le mot de passe choisi.</w:t>
-      </w:r>
-    </w:p>
-    <w:p>
-      <w:pPr>
-        <w:pStyle w:val="BlockText"/>
-        <w:rPr/>
-      </w:pPr>
-      <w:r>
-        <w:rPr>
-          <w:b/>
-          <w:bCs/>
-        </w:rPr>
-        <w:t>A NOTER</w:t>
-      </w:r>
-      <w:r>
-        <w:rPr/>
-        <w:t xml:space="preserve"> que le démarrage peut prendre du temps, la configuration n’est pas immédiatement accessible.</w:t>
-      </w:r>
-    </w:p>
-    <w:p>
-      <w:pPr>
-        <w:pStyle w:val="Heading4"/>
-        <w:rPr/>
-      </w:pPr>
-      <w:bookmarkStart w:id="3" w:name="simple-réinitialisation-de-mot-de-passe"/>
-      <w:r>
-        <w:rPr/>
-        <w:t>Simple réinitialisation de mot de passe</w:t>
-      </w:r>
-    </w:p>
-    <w:p>
-      <w:pPr>
-        <w:pStyle w:val="FirstParagraph"/>
-        <w:rPr/>
-      </w:pPr>
-      <w:r>
-        <w:rPr/>
-        <w:t>Si l’on souhaite simplement modifier le mot de passe, il faut l’enregistrer dans la configuration</w:t>
-      </w:r>
-    </w:p>
-    <w:p>
-      <w:pPr>
-        <w:pStyle w:val="SourceCode"/>
-        <w:rPr/>
-      </w:pPr>
-      <w:r>
-        <w:rPr>
-          <w:rStyle w:val="VerbatimChar"/>
-        </w:rPr>
-        <w:t>switch# conf t</w:t>
-      </w:r>
-      <w:r>
-        <w:rPr/>
-        <w:br/>
-      </w:r>
-      <w:r>
-        <w:rPr>
-          <w:rStyle w:val="VerbatimChar"/>
-        </w:rPr>
-        <w:t>switch(config)# username admin password &lt;mot de passe&gt;</w:t>
-      </w:r>
-      <w:r>
-        <w:rPr/>
-        <w:br/>
-      </w:r>
-      <w:r>
-        <w:rPr>
-          <w:rStyle w:val="VerbatimChar"/>
-        </w:rPr>
-        <w:t>switch(config)# exit</w:t>
-      </w:r>
-      <w:r>
-        <w:rPr/>
-        <w:br/>
-      </w:r>
-      <w:r>
-        <w:rPr>
-          <w:rStyle w:val="VerbatimChar"/>
-        </w:rPr>
-        <w:t>switch# copy run start</w:t>
-      </w:r>
-      <w:bookmarkEnd w:id="2"/>
-      <w:bookmarkEnd w:id="3"/>
-    </w:p>
-    <w:p>
-      <w:pPr>
-        <w:pStyle w:val="Heading3"/>
-        <w:rPr/>
-      </w:pPr>
-      <w:bookmarkStart w:id="4" w:name="réinitialisation-complète"/>
-      <w:r>
-        <w:rPr/>
-        <w:t>Réinitialisation complète</w:t>
-      </w:r>
-    </w:p>
-    <w:p>
-      <w:pPr>
-        <w:pStyle w:val="FirstParagraph"/>
-        <w:rPr/>
-      </w:pPr>
-      <w:r>
-        <w:rPr/>
-        <w:t>Une fois l’accès au switch obtenu, on le réinitialise comme suit :</w:t>
-      </w:r>
-    </w:p>
-    <w:p>
-      <w:pPr>
-        <w:pStyle w:val="SourceCode"/>
-        <w:rPr/>
-      </w:pPr>
-      <w:r>
-        <w:rPr>
-          <w:rStyle w:val="VerbatimChar"/>
-        </w:rPr>
-        <w:t>switch# conf t</w:t>
-      </w:r>
-      <w:r>
-        <w:rPr/>
-        <w:br/>
-      </w:r>
-      <w:r>
-        <w:rPr>
-          <w:rStyle w:val="VerbatimChar"/>
-        </w:rPr>
-        <w:t>switch(config)# write erase</w:t>
-      </w:r>
-      <w:r>
-        <w:rPr/>
-        <w:br/>
-      </w:r>
-      <w:r>
-        <w:rPr>
-          <w:rStyle w:val="VerbatimChar"/>
-        </w:rPr>
-        <w:t>switch(config)# write erase boot</w:t>
-      </w:r>
-      <w:r>
-        <w:rPr/>
-        <w:br/>
-      </w:r>
-      <w:r>
-        <w:rPr>
-          <w:rStyle w:val="VerbatimChar"/>
-        </w:rPr>
-        <w:t>switch(config)# exit</w:t>
-      </w:r>
-      <w:r>
-        <w:rPr/>
-        <w:br/>
-      </w:r>
-      <w:r>
-        <w:rPr>
-          <w:rStyle w:val="VerbatimChar"/>
-        </w:rPr>
-        <w:t>switch# reload</w:t>
-      </w:r>
-    </w:p>
-    <w:p>
-      <w:pPr>
-        <w:pStyle w:val="FirstParagraph"/>
-        <w:rPr/>
-      </w:pPr>
-      <w:r>
-        <w:rPr/>
-        <w:t xml:space="preserve">Au redémarrage, le switch va se charger sur le loader. Il faut démarrer sur une image de nxos en utilisant la commande </w:t>
-      </w:r>
-      <w:r>
-        <w:rPr>
-          <w:rStyle w:val="VerbatimChar"/>
-        </w:rPr>
-        <w:t>boot</w:t>
-      </w:r>
-      <w:r>
-        <w:rPr/>
-        <w:t xml:space="preserve"> (les versions disponibles sont visibles via </w:t>
-      </w:r>
-      <w:r>
-        <w:rPr>
-          <w:rStyle w:val="VerbatimChar"/>
-        </w:rPr>
-        <w:t>dir</w:t>
-      </w:r>
-      <w:r>
-        <w:rPr/>
-        <w:t>).</w:t>
-      </w:r>
-    </w:p>
-    <w:p>
-      <w:pPr>
-        <w:pStyle w:val="BodyText"/>
-        <w:rPr/>
-      </w:pPr>
-      <w:r>
-        <w:rPr/>
-        <w:t xml:space="preserve">Une fois fait, le switch va boucler sur son processus POAP (Power On Auto Provisioning) ; il cherche une configuration accessible sur le réseau. Il faut taper </w:t>
-      </w:r>
-      <w:r>
-        <w:rPr>
-          <w:rStyle w:val="VerbatimChar"/>
-        </w:rPr>
-        <w:t>yes</w:t>
-      </w:r>
-      <w:r>
-        <w:rPr/>
-        <w:t xml:space="preserve"> pour passer en configuration manuelle.</w:t>
-      </w:r>
-    </w:p>
-    <w:p>
-      <w:pPr>
-        <w:pStyle w:val="BodyText"/>
-        <w:rPr/>
-      </w:pPr>
-      <w:r>
-        <w:rPr/>
-        <w:t xml:space="preserve">Procéder ensuite aux configurations manuelles classiques. </w:t>
-      </w:r>
-      <w:r>
-        <w:rPr>
-          <w:b/>
-          <w:bCs/>
-        </w:rPr>
-        <w:t>Ne pas oublier l’adresse IP du port management et l’accès via SSH.</w:t>
-      </w:r>
-    </w:p>
-    <w:p>
-      <w:pPr>
-        <w:pStyle w:val="BodyText"/>
-        <w:rPr/>
-      </w:pPr>
-      <w:r>
-        <w:rPr/>
-        <w:t xml:space="preserve">Une fois le switch configuré, il faut lui indiquer l’image de boot. </w:t>
-      </w:r>
-      <w:r>
-        <w:rPr>
-          <w:b/>
-          <w:bCs/>
-        </w:rPr>
-        <w:t>Sinon, le switch redémarre en loader.</w:t>
-      </w:r>
-    </w:p>
-    <w:p>
-      <w:pPr>
-        <w:pStyle w:val="SourceCode"/>
-        <w:rPr/>
-      </w:pPr>
-      <w:r>
-        <w:rPr>
-          <w:rStyle w:val="VerbatimChar"/>
-        </w:rPr>
-        <w:t>switch# conf t</w:t>
-      </w:r>
-      <w:r>
-        <w:rPr/>
-        <w:br/>
-      </w:r>
-      <w:r>
-        <w:rPr>
-          <w:rStyle w:val="VerbatimChar"/>
-        </w:rPr>
-        <w:t>switch(config)# boot nxos.&lt;version&gt;.bin</w:t>
-      </w:r>
-      <w:r>
-        <w:rPr/>
-        <w:br/>
-      </w:r>
-      <w:r>
-        <w:rPr>
-          <w:rStyle w:val="VerbatimChar"/>
-        </w:rPr>
-        <w:t>switch(config)# exit</w:t>
-      </w:r>
-      <w:r>
-        <w:rPr/>
-        <w:br/>
-      </w:r>
-      <w:r>
-        <w:rPr>
-          <w:rStyle w:val="VerbatimChar"/>
-        </w:rPr>
-        <w:t>switch# copy run start</w:t>
-      </w:r>
-      <w:bookmarkEnd w:id="1"/>
-      <w:bookmarkEnd w:id="4"/>
-    </w:p>
-    <w:p>
-      <w:pPr>
-        <w:pStyle w:val="Heading2"/>
-        <w:rPr/>
-      </w:pPr>
-      <w:bookmarkStart w:id="5" w:name="X00b796b79697edb7029e459e85da0bb0037129f"/>
-      <w:r>
-        <w:rPr/>
-        <w:t>Premier démarrage (connexion HTTP sur Management)</w:t>
-      </w:r>
-    </w:p>
-    <w:p>
-      <w:pPr>
-        <w:pStyle w:val="FirstParagraph"/>
-        <w:rPr/>
-      </w:pPr>
-      <w:r>
-        <w:rPr>
-          <w:b/>
-          <w:bCs/>
-        </w:rPr>
-        <w:t>A NOTER</w:t>
-      </w:r>
-      <w:r>
-        <w:rPr/>
-        <w:t>: Il est aussi possible d’utiliser immédiatement la configuration de base en HTTPS autosigné.</w:t>
-      </w:r>
-    </w:p>
-    <w:p>
-      <w:pPr>
-        <w:pStyle w:val="BodyText"/>
-        <w:rPr/>
-      </w:pPr>
-      <w:r>
-        <w:rPr/>
-        <w:t>Il faut s’assurer que HTTP est bien en écoute et que le VRF est configuré sur le port management</w:t>
-      </w:r>
-    </w:p>
-    <w:p>
-      <w:pPr>
-        <w:pStyle w:val="SourceCode"/>
-        <w:rPr/>
-      </w:pPr>
-      <w:r>
-        <w:rPr>
-          <w:rStyle w:val="VerbatimChar"/>
-        </w:rPr>
-        <w:t>switch# conf t</w:t>
-      </w:r>
-      <w:r>
-        <w:rPr/>
-        <w:br/>
-      </w:r>
-      <w:r>
-        <w:rPr>
-          <w:rStyle w:val="VerbatimChar"/>
-        </w:rPr>
-        <w:t>switch(config)# nxapi http port 80</w:t>
-      </w:r>
-      <w:r>
-        <w:rPr/>
-        <w:br/>
-      </w:r>
-      <w:r>
-        <w:rPr>
-          <w:rStyle w:val="VerbatimChar"/>
-        </w:rPr>
-        <w:t>switch(config)# nxapi use-vrf management</w:t>
-      </w:r>
-    </w:p>
-    <w:p>
-      <w:pPr>
-        <w:pStyle w:val="FirstParagraph"/>
-        <w:rPr/>
-      </w:pPr>
-      <w:r>
-        <w:rPr/>
-        <w:t>Si besoin, sauvegarder la configuration:</w:t>
-      </w:r>
-    </w:p>
-    <w:p>
-      <w:pPr>
-        <w:pStyle w:val="SourceCode"/>
-        <w:rPr/>
-      </w:pPr>
-      <w:r>
-        <w:rPr>
-          <w:rStyle w:val="VerbatimChar"/>
-        </w:rPr>
-        <w:t>copy run start</w:t>
-      </w:r>
-      <w:bookmarkEnd w:id="5"/>
-    </w:p>
-    <w:p>
-      <w:pPr>
-        <w:pStyle w:val="Heading2"/>
-        <w:rPr/>
-      </w:pPr>
-      <w:bookmarkStart w:id="6" w:name="utilisation-du-certificat-autosigné"/>
-      <w:r>
-        <w:rPr/>
-        <w:t>Utilisation du certificat autosigné</w:t>
-      </w:r>
-    </w:p>
-    <w:p>
-      <w:pPr>
-        <w:pStyle w:val="FirstParagraph"/>
-        <w:rPr/>
-      </w:pPr>
-      <w:r>
-        <w:rPr/>
-        <w:t>Le switch autosigne un certificat par défaut pour permettre une connexion HTTPS. Il est possible d’importer un certificat de confiance.</w:t>
-      </w:r>
-    </w:p>
-    <w:p>
-      <w:pPr>
-        <w:pStyle w:val="SourceCode"/>
-        <w:rPr/>
-      </w:pPr>
-      <w:r>
-        <w:rPr>
-          <w:rStyle w:val="VerbatimChar"/>
-        </w:rPr>
-        <w:t>switch# conf t</w:t>
-      </w:r>
-      <w:r>
-        <w:rPr/>
-        <w:br/>
-      </w:r>
-      <w:r>
-        <w:rPr>
-          <w:rStyle w:val="VerbatimChar"/>
-        </w:rPr>
-        <w:t>switch(config)# nxapi certificate httpscrt certfile bootflash:certificate.crt</w:t>
-      </w:r>
-      <w:r>
-        <w:rPr/>
-        <w:br/>
-      </w:r>
-      <w:r>
-        <w:rPr>
-          <w:rStyle w:val="VerbatimChar"/>
-        </w:rPr>
-        <w:t>switch(config)# nxapi certificate httpskey keyfile bootflash:privkey.key password pass123!</w:t>
-      </w:r>
-      <w:r>
-        <w:rPr/>
-        <w:br/>
-      </w:r>
-      <w:r>
-        <w:rPr>
-          <w:rStyle w:val="VerbatimChar"/>
-        </w:rPr>
-        <w:t>switch(config)# nxapi certificate enable</w:t>
-      </w:r>
-      <w:bookmarkEnd w:id="6"/>
-    </w:p>
-    <w:p>
-      <w:pPr>
-        <w:pStyle w:val="Heading2"/>
-        <w:rPr/>
-      </w:pPr>
-      <w:bookmarkStart w:id="7" w:name="nxapi"/>
-      <w:r>
-        <w:rPr/>
-        <w:t>NXAPI</w:t>
-      </w:r>
-    </w:p>
-    <w:p>
-      <w:pPr>
-        <w:pStyle w:val="FirstParagraph"/>
-        <w:rPr/>
-      </w:pPr>
-      <w:r>
-        <w:rPr/>
-        <w:t xml:space="preserve">NXAPI est une </w:t>
-      </w:r>
-      <w:r>
-        <w:rPr>
-          <w:b/>
-          <w:bCs/>
-        </w:rPr>
-        <w:t>feature</w:t>
-      </w:r>
-      <w:r>
-        <w:rPr/>
-        <w:t xml:space="preserve"> à activer sur les switchs. Une fois cette feature activée, il est possible de la manipuler dans </w:t>
-      </w:r>
-      <w:r>
-        <w:rPr>
-          <w:i/>
-          <w:iCs/>
-        </w:rPr>
-        <w:t>Developer Sandbox</w:t>
-      </w:r>
-      <w:r>
-        <w:rPr/>
-        <w:t>. Sur celle-ci, il est possible de générer du code dans le langage que l’on souhaite pour scripter ses appels d’API. Il faut se connecter au switch en HTTPS via un navigateur pour y accéder.</w:t>
-      </w:r>
-    </w:p>
-    <w:p>
-      <w:pPr>
-        <w:pStyle w:val="BodyText"/>
-        <w:rPr/>
-      </w:pPr>
-      <w:r>
-        <w:rPr/>
-        <w:t xml:space="preserve">Il existe deux types d’API : - NXCLI, qui permet d’envoyer des commandes CLI au switch et de recevoir la réponse. &gt; Mais cette API est lente et demande une authentification à chaque commande. - NXREST, une API REST qui permet de vérifier l’état du switch et de modifier certaines configurations. &gt; Ces requêtes sont rapides et pratiques pour le monitoring. </w:t>
-      </w:r>
-      <w:r>
-        <w:rPr>
-          <w:b/>
-          <w:bCs/>
-        </w:rPr>
-        <w:t>On utilise cette API en priorité.</w:t>
-      </w:r>
-      <w:r>
-        <w:rPr/>
-        <w:t xml:space="preserve"> &gt; L’API REST ne permet pas de sauvegarder la running-config et de correctement évaluer les niveaux optiques.</w:t>
-      </w:r>
-    </w:p>
-    <w:p>
-      <w:pPr>
-        <w:pStyle w:val="Heading3"/>
-        <w:rPr/>
-      </w:pPr>
-      <w:bookmarkStart w:id="8" w:name="endpoints"/>
-      <w:r>
-        <w:rPr/>
-        <w:t>Endpoints</w:t>
-      </w:r>
-    </w:p>
-    <w:p>
-      <w:pPr>
-        <w:pStyle w:val="FirstParagraph"/>
-        <w:rPr/>
-      </w:pPr>
-      <w:r>
-        <w:rPr/>
-        <w:t xml:space="preserve">L’API dispose de plusieurs endpoints fournissant des informations différentes : - </w:t>
-      </w:r>
-      <w:r>
-        <w:rPr>
-          <w:rStyle w:val="VerbatimChar"/>
-        </w:rPr>
-        <w:t>https://&lt;ip_switch&gt;/api/ins</w:t>
-      </w:r>
-      <w:r>
-        <w:rPr/>
-        <w:t xml:space="preserve"> est l’endpoint de </w:t>
-      </w:r>
-      <w:r>
-        <w:rPr>
-          <w:b/>
-          <w:bCs/>
-        </w:rPr>
-        <w:t>NXAPI-CLI</w:t>
-      </w:r>
-      <w:r>
-        <w:rPr/>
-        <w:t xml:space="preserve">. Il permet d’envoyer des commandes CLI au switch via </w:t>
-      </w:r>
-      <w:r>
-        <w:rPr>
-          <w:rStyle w:val="VerbatimChar"/>
-        </w:rPr>
-        <w:t>POST</w:t>
-      </w:r>
-      <w:r>
-        <w:rPr/>
-        <w:t xml:space="preserve"> et renvoie un JSON de résultat. Une réponse peut mettre </w:t>
-      </w:r>
-      <w:r>
-        <w:rPr>
-          <w:b/>
-          <w:bCs/>
-        </w:rPr>
-        <w:t>3 à 5 secondes</w:t>
-      </w:r>
-      <w:r>
-        <w:rPr/>
-        <w:t xml:space="preserve"> avant d’arriver.</w:t>
-      </w:r>
-    </w:p>
-    <w:p>
-      <w:pPr>
-        <w:pStyle w:val="BodyText"/>
-        <w:rPr/>
-      </w:pPr>
-      <w:r>
-        <w:rPr/>
-        <w:t>La requête contient donc les identifiants d’authentification et son payload :</w:t>
-      </w:r>
-    </w:p>
-    <w:p>
-      <w:pPr>
-        <w:pStyle w:val="SourceCode"/>
-        <w:rPr/>
-      </w:pPr>
-      <w:r>
-        <w:rPr>
-          <w:rStyle w:val="FunctionTok"/>
-        </w:rPr>
-        <w:t>{</w:t>
-      </w:r>
-      <w:r>
-        <w:rPr/>
-        <w:br/>
-      </w:r>
-      <w:r>
-        <w:rPr>
-          <w:rStyle w:val="NormalTok"/>
-        </w:rPr>
-        <w:t xml:space="preserve">    </w:t>
-      </w:r>
-      <w:r>
-        <w:rPr>
-          <w:rStyle w:val="DataTypeTok"/>
-        </w:rPr>
-        <w:t>"jsonrpc"</w:t>
-      </w:r>
-      <w:r>
-        <w:rPr>
-          <w:rStyle w:val="FunctionTok"/>
-        </w:rPr>
-        <w:t>:</w:t>
-      </w:r>
-      <w:r>
-        <w:rPr>
-          <w:rStyle w:val="NormalTok"/>
-        </w:rPr>
-        <w:t xml:space="preserve"> </w:t>
-      </w:r>
-      <w:r>
-        <w:rPr>
-          <w:rStyle w:val="StringTok"/>
-        </w:rPr>
-        <w:t>"2.0"</w:t>
-      </w:r>
-      <w:r>
-        <w:rPr>
-          <w:rStyle w:val="FunctionTok"/>
-        </w:rPr>
-        <w:t>,</w:t>
-      </w:r>
-      <w:r>
-        <w:rPr/>
-        <w:br/>
-      </w:r>
-      <w:r>
-        <w:rPr>
-          <w:rStyle w:val="NormalTok"/>
-        </w:rPr>
-        <w:t xml:space="preserve">    </w:t>
-      </w:r>
-      <w:r>
-        <w:rPr>
-          <w:rStyle w:val="DataTypeTok"/>
-        </w:rPr>
-        <w:t>"method"</w:t>
-      </w:r>
-      <w:r>
-        <w:rPr>
-          <w:rStyle w:val="FunctionTok"/>
-        </w:rPr>
-        <w:t>:</w:t>
-      </w:r>
-      <w:r>
-        <w:rPr>
-          <w:rStyle w:val="NormalTok"/>
-        </w:rPr>
-        <w:t xml:space="preserve"> </w:t>
-      </w:r>
-      <w:r>
-        <w:rPr>
-          <w:rStyle w:val="StringTok"/>
-        </w:rPr>
-        <w:t>"cli"</w:t>
-      </w:r>
-      <w:r>
-        <w:rPr>
-          <w:rStyle w:val="FunctionTok"/>
-        </w:rPr>
-        <w:t>,</w:t>
-      </w:r>
-      <w:r>
-        <w:rPr/>
-        <w:br/>
-      </w:r>
-      <w:r>
-        <w:rPr>
-          <w:rStyle w:val="NormalTok"/>
-        </w:rPr>
-        <w:t xml:space="preserve">    </w:t>
-      </w:r>
-      <w:r>
-        <w:rPr>
-          <w:rStyle w:val="DataTypeTok"/>
-        </w:rPr>
-        <w:t>"params"</w:t>
-      </w:r>
-      <w:r>
-        <w:rPr>
-          <w:rStyle w:val="FunctionTok"/>
-        </w:rPr>
-        <w:t>:</w:t>
-      </w:r>
-      <w:r>
-        <w:rPr>
-          <w:rStyle w:val="NormalTok"/>
-        </w:rPr>
-        <w:t xml:space="preserve"> </w:t>
-      </w:r>
-      <w:r>
-        <w:rPr>
-          <w:rStyle w:val="FunctionTok"/>
-        </w:rPr>
-        <w:t>{</w:t>
-      </w:r>
-      <w:r>
-        <w:rPr/>
-        <w:br/>
-      </w:r>
-      <w:r>
-        <w:rPr>
-          <w:rStyle w:val="NormalTok"/>
-        </w:rPr>
-        <w:t xml:space="preserve">        </w:t>
-      </w:r>
-      <w:r>
-        <w:rPr>
-          <w:rStyle w:val="DataTypeTok"/>
-        </w:rPr>
-        <w:t>"cmd"</w:t>
-      </w:r>
-      <w:r>
-        <w:rPr>
-          <w:rStyle w:val="FunctionTok"/>
-        </w:rPr>
-        <w:t>:</w:t>
-      </w:r>
-      <w:r>
-        <w:rPr>
-          <w:rStyle w:val="NormalTok"/>
-        </w:rPr>
-        <w:t xml:space="preserve"> </w:t>
-      </w:r>
-      <w:r>
-        <w:rPr>
-          <w:rStyle w:val="ErrorTok"/>
-        </w:rPr>
-        <w:t>&lt;Commande</w:t>
-      </w:r>
-      <w:r>
-        <w:rPr>
-          <w:rStyle w:val="NormalTok"/>
-        </w:rPr>
-        <w:t xml:space="preserve"> </w:t>
-      </w:r>
-      <w:r>
-        <w:rPr>
-          <w:rStyle w:val="ErrorTok"/>
-        </w:rPr>
-        <w:t>CLI</w:t>
-      </w:r>
-      <w:r>
-        <w:rPr>
-          <w:rStyle w:val="NormalTok"/>
-        </w:rPr>
-        <w:t xml:space="preserve"> </w:t>
-      </w:r>
-      <w:r>
-        <w:rPr>
-          <w:rStyle w:val="ErrorTok"/>
-        </w:rPr>
-        <w:t>à</w:t>
-      </w:r>
-      <w:r>
-        <w:rPr>
-          <w:rStyle w:val="NormalTok"/>
-        </w:rPr>
-        <w:t xml:space="preserve"> </w:t>
-      </w:r>
-      <w:r>
-        <w:rPr>
-          <w:rStyle w:val="ErrorTok"/>
-        </w:rPr>
-        <w:t>envoyer</w:t>
-      </w:r>
-      <w:r>
-        <w:rPr>
-          <w:rStyle w:val="NormalTok"/>
-        </w:rPr>
-        <w:t xml:space="preserve"> </w:t>
-      </w:r>
-      <w:r>
-        <w:rPr>
-          <w:rStyle w:val="ErrorTok"/>
-        </w:rPr>
-        <w:t>au</w:t>
-      </w:r>
-      <w:r>
-        <w:rPr>
-          <w:rStyle w:val="NormalTok"/>
-        </w:rPr>
-        <w:t xml:space="preserve"> </w:t>
-      </w:r>
-      <w:r>
-        <w:rPr>
-          <w:rStyle w:val="ErrorTok"/>
-        </w:rPr>
-        <w:t>switch&gt;</w:t>
-      </w:r>
-      <w:r>
-        <w:rPr>
-          <w:rStyle w:val="FunctionTok"/>
-        </w:rPr>
-        <w:t>,</w:t>
-      </w:r>
-      <w:r>
-        <w:rPr/>
-        <w:br/>
-      </w:r>
-      <w:r>
-        <w:rPr>
-          <w:rStyle w:val="NormalTok"/>
-        </w:rPr>
-        <w:t xml:space="preserve">        </w:t>
-      </w:r>
-      <w:r>
-        <w:rPr>
-          <w:rStyle w:val="DataTypeTok"/>
-        </w:rPr>
-        <w:t>"version"</w:t>
-      </w:r>
-      <w:r>
-        <w:rPr>
-          <w:rStyle w:val="FunctionTok"/>
-        </w:rPr>
-        <w:t>:</w:t>
-      </w:r>
-      <w:r>
-        <w:rPr>
-          <w:rStyle w:val="NormalTok"/>
-        </w:rPr>
-        <w:t xml:space="preserve"> </w:t>
-      </w:r>
-      <w:r>
-        <w:rPr>
-          <w:rStyle w:val="DecValTok"/>
-        </w:rPr>
-        <w:t>1</w:t>
-      </w:r>
-      <w:r>
-        <w:rPr/>
-        <w:br/>
-      </w:r>
-      <w:r>
-        <w:rPr>
-          <w:rStyle w:val="NormalTok"/>
-        </w:rPr>
-        <w:t xml:space="preserve">    </w:t>
-      </w:r>
-      <w:r>
-        <w:rPr>
-          <w:rStyle w:val="FunctionTok"/>
-        </w:rPr>
-        <w:t>},</w:t>
-      </w:r>
-      <w:r>
-        <w:rPr/>
-        <w:br/>
-      </w:r>
-      <w:r>
-        <w:rPr>
-          <w:rStyle w:val="NormalTok"/>
-        </w:rPr>
-        <w:t xml:space="preserve">    </w:t>
-      </w:r>
-      <w:r>
-        <w:rPr>
-          <w:rStyle w:val="DataTypeTok"/>
-        </w:rPr>
-        <w:t>"id"</w:t>
-      </w:r>
-      <w:r>
-        <w:rPr>
-          <w:rStyle w:val="FunctionTok"/>
-        </w:rPr>
-        <w:t>:</w:t>
-      </w:r>
-      <w:r>
-        <w:rPr>
-          <w:rStyle w:val="NormalTok"/>
-        </w:rPr>
-        <w:t xml:space="preserve"> </w:t>
-      </w:r>
-      <w:r>
-        <w:rPr>
-          <w:rStyle w:val="DecValTok"/>
-        </w:rPr>
-        <w:t>1</w:t>
-      </w:r>
-      <w:r>
-        <w:rPr/>
-        <w:br/>
-      </w:r>
-      <w:r>
-        <w:rPr>
-          <w:rStyle w:val="FunctionTok"/>
-        </w:rPr>
-        <w:t>}</w:t>
-      </w:r>
-    </w:p>
-    <w:p>
-      <w:pPr>
-        <w:pStyle w:val="FirstParagraph"/>
-        <w:rPr/>
-      </w:pPr>
-      <w:r>
-        <w:rPr/>
-        <w:t xml:space="preserve">Il existe également des endpoints de type </w:t>
-      </w:r>
-      <w:r>
-        <w:rPr>
-          <w:rStyle w:val="VerbatimChar"/>
-        </w:rPr>
-        <w:t>GET</w:t>
-      </w:r>
-      <w:r>
-        <w:rPr/>
-        <w:t xml:space="preserve"> accessibles via NXAPI-REST, permettant de récupérer des données du switch : - </w:t>
-      </w:r>
-      <w:r>
-        <w:rPr>
-          <w:rStyle w:val="VerbatimChar"/>
-        </w:rPr>
-        <w:t>https://&lt;ip_switch&gt;/api/mo/sys.json</w:t>
-      </w:r>
-      <w:r>
-        <w:rPr/>
-        <w:t xml:space="preserve"> renvoie les informations du switch, notamment son nom, son uptime, etc. - </w:t>
-      </w:r>
-      <w:r>
-        <w:rPr>
-          <w:rStyle w:val="VerbatimChar"/>
-        </w:rPr>
-        <w:t>https://&lt;ip_switch&gt;/api/class/ethpmPhysIf.json</w:t>
-      </w:r>
-      <w:r>
-        <w:rPr/>
-        <w:t xml:space="preserve"> renvoie l’état des interfaces, notamment si elles sont </w:t>
-      </w:r>
-      <w:r>
-        <w:rPr>
-          <w:b/>
-          <w:bCs/>
-        </w:rPr>
-        <w:t>UP</w:t>
-      </w:r>
-      <w:r>
-        <w:rPr/>
-        <w:t xml:space="preserve"> ou </w:t>
-      </w:r>
-      <w:r>
-        <w:rPr>
-          <w:b/>
-          <w:bCs/>
-        </w:rPr>
-        <w:t>DOWN</w:t>
-      </w:r>
-      <w:r>
-        <w:rPr/>
-        <w:t xml:space="preserve"> administrativement et opérationnellement. On peut aussi voir si les interfaces sont en full ou half-duplex. - </w:t>
-      </w:r>
-      <w:r>
-        <w:rPr>
-          <w:rStyle w:val="VerbatimChar"/>
-        </w:rPr>
-        <w:t>https://&lt;ip_switch&gt;/api/class/rmonEtherStats.json</w:t>
-      </w:r>
-      <w:r>
-        <w:rPr/>
-        <w:t xml:space="preserve"> renvoie les statistiques des interfaces. Il s’agit de tous les compteurs: CRC, paquets perdus, etc.</w:t>
-      </w:r>
-      <w:bookmarkEnd w:id="0"/>
-      <w:bookmarkEnd w:id="7"/>
-      <w:bookmarkEnd w:id="8"/>
-    </w:p>
-    <w:p>
-      <w:pPr>
-        <w:pStyle w:val="Heading1"/>
-        <w:rPr/>
-      </w:pPr>
-      <w:bookmarkStart w:id="9" w:name="utilisation-du-script"/>
-      <w:r>
-        <w:rPr/>
-        <w:t>Utilisation du script</w:t>
-      </w:r>
-    </w:p>
-    <w:p>
-      <w:pPr>
-        <w:pStyle w:val="FirstParagraph"/>
-        <w:rPr/>
-      </w:pPr>
-      <w:r>
-        <w:rPr/>
-        <w:t>Le script a pour vocation d’être un cronjob. Il prend en entrée les tests à réaliser et renvoie en sortie un fichier de log et de résultats pour faciliter l’intervention.</w:t>
-      </w:r>
-    </w:p>
-    <w:p>
-      <w:pPr>
-        <w:pStyle w:val="Heading2"/>
-        <w:rPr/>
-      </w:pPr>
-      <w:bookmarkStart w:id="10" w:name="premier-démarrage"/>
-      <w:r>
-        <w:rPr/>
-        <w:t>Premier démarrage</w:t>
-      </w:r>
-    </w:p>
-    <w:p>
-      <w:pPr>
-        <w:pStyle w:val="FirstParagraph"/>
-        <w:rPr/>
-      </w:pPr>
-      <w:r>
-        <w:rPr/>
-        <w:t xml:space="preserve">Le script est écrit en Python 3.14. Assurez-vous d’avoir </w:t>
-      </w:r>
-      <w:r>
-        <w:rPr>
-          <w:rStyle w:val="VerbatimChar"/>
-        </w:rPr>
-        <w:t>pip</w:t>
-      </w:r>
-      <w:r>
-        <w:rPr/>
-        <w:t xml:space="preserve"> installé. 1. Placez-vous à la racine du projet. 2. Initialisez un environnement virtuel :</w:t>
-      </w:r>
-    </w:p>
-    <w:p>
-      <w:pPr>
-        <w:pStyle w:val="SourceCode"/>
-        <w:rPr/>
-      </w:pPr>
-      <w:r>
-        <w:rPr>
-          <w:rStyle w:val="ExtensionTok"/>
-        </w:rPr>
-        <w:t>python</w:t>
-      </w:r>
-      <w:r>
-        <w:rPr>
-          <w:rStyle w:val="NormalTok"/>
-        </w:rPr>
-        <w:t xml:space="preserve"> </w:t>
-      </w:r>
-      <w:r>
-        <w:rPr>
-          <w:rStyle w:val="AttributeTok"/>
-        </w:rPr>
-        <w:t>-m</w:t>
-      </w:r>
-      <w:r>
-        <w:rPr>
-          <w:rStyle w:val="NormalTok"/>
-        </w:rPr>
-        <w:t xml:space="preserve"> venv .venv</w:t>
-      </w:r>
-    </w:p>
-    <w:p>
-      <w:pPr>
-        <w:pStyle w:val="Compact"/>
-        <w:numPr>
-          <w:ilvl w:val="0"/>
-          <w:numId w:val="18"/>
-        </w:numPr>
-        <w:rPr/>
-      </w:pPr>
-      <w:r>
-        <w:rPr/>
-        <w:t>Démarrez l’environnement virtuel.</w:t>
-      </w:r>
-    </w:p>
-    <w:p>
-      <w:pPr>
-        <w:pStyle w:val="FirstParagraph"/>
-        <w:rPr/>
-      </w:pPr>
-      <w:r>
-        <w:rPr/>
-        <w:t xml:space="preserve">Sur </w:t>
-      </w:r>
-      <w:r>
-        <w:rPr>
-          <w:b/>
-          <w:bCs/>
-        </w:rPr>
-        <w:t>Windows</w:t>
-      </w:r>
-      <w:r>
-        <w:rPr/>
-        <w:t xml:space="preserve"> :</w:t>
-      </w:r>
-    </w:p>
-    <w:p>
-      <w:pPr>
-        <w:pStyle w:val="SourceCode"/>
-        <w:rPr/>
-      </w:pPr>
-      <w:r>
-        <w:rPr>
-          <w:rStyle w:val="OperatorTok"/>
-        </w:rPr>
-        <w:t>.</w:t>
-      </w:r>
-      <w:r>
-        <w:rPr>
-          <w:rStyle w:val="FunctionTok"/>
-        </w:rPr>
-        <w:t>venv</w:t>
-      </w:r>
-      <w:r>
-        <w:rPr>
-          <w:rStyle w:val="NormalTok"/>
-        </w:rPr>
-        <w:t>\Scripts\activate</w:t>
-      </w:r>
-      <w:r>
-        <w:rPr>
-          <w:rStyle w:val="OperatorTok"/>
-        </w:rPr>
-        <w:t>.</w:t>
-      </w:r>
-      <w:r>
-        <w:rPr>
-          <w:rStyle w:val="FunctionTok"/>
-        </w:rPr>
-        <w:t>ps1</w:t>
-      </w:r>
-    </w:p>
-    <w:p>
-      <w:pPr>
-        <w:pStyle w:val="FirstParagraph"/>
-        <w:rPr/>
-      </w:pPr>
-      <w:r>
-        <w:rPr/>
-        <w:t xml:space="preserve">Sur </w:t>
-      </w:r>
-      <w:r>
-        <w:rPr>
-          <w:b/>
-          <w:bCs/>
-        </w:rPr>
-        <w:t>Linux</w:t>
-      </w:r>
-      <w:r>
-        <w:rPr/>
-        <w:t xml:space="preserve"> ou </w:t>
-      </w:r>
-      <w:r>
-        <w:rPr>
-          <w:b/>
-          <w:bCs/>
-        </w:rPr>
-        <w:t>macOS</w:t>
-      </w:r>
-      <w:r>
-        <w:rPr/>
-        <w:t xml:space="preserve"> :</w:t>
-      </w:r>
-    </w:p>
-    <w:p>
-      <w:pPr>
-        <w:pStyle w:val="SourceCode"/>
-        <w:rPr/>
-      </w:pPr>
-      <w:r>
-        <w:rPr>
-          <w:rStyle w:val="BuiltInTok"/>
-        </w:rPr>
-        <w:t>source</w:t>
-      </w:r>
-      <w:r>
-        <w:rPr>
-          <w:rStyle w:val="NormalTok"/>
-        </w:rPr>
-        <w:t xml:space="preserve"> .venv/bin/activate</w:t>
       </w:r>
     </w:p>
     <w:p>
@@ -1426,413 +59,7 @@
       </w:pPr>
       <w:r>
         <w:rPr/>
-        <w:t>Installez les dépendances :</w:t>
-      </w:r>
-    </w:p>
-    <w:p>
-      <w:pPr>
-        <w:pStyle w:val="SourceCode"/>
-        <w:rPr/>
-      </w:pPr>
-      <w:r>
-        <w:rPr>
-          <w:rStyle w:val="ExtensionTok"/>
-        </w:rPr>
-        <w:t>python</w:t>
-      </w:r>
-      <w:r>
-        <w:rPr>
-          <w:rStyle w:val="NormalTok"/>
-        </w:rPr>
-        <w:t xml:space="preserve"> </w:t>
-      </w:r>
-      <w:r>
-        <w:rPr>
-          <w:rStyle w:val="AttributeTok"/>
-        </w:rPr>
-        <w:t>-m</w:t>
-      </w:r>
-      <w:r>
-        <w:rPr>
-          <w:rStyle w:val="NormalTok"/>
-        </w:rPr>
-        <w:t xml:space="preserve"> pip install </w:t>
-      </w:r>
-      <w:r>
-        <w:rPr>
-          <w:rStyle w:val="AttributeTok"/>
-        </w:rPr>
-        <w:t>-e</w:t>
-      </w:r>
-      <w:r>
-        <w:rPr>
-          <w:rStyle w:val="NormalTok"/>
-        </w:rPr>
-        <w:t xml:space="preserve"> .</w:t>
-      </w:r>
-      <w:bookmarkEnd w:id="10"/>
-    </w:p>
-    <w:p>
-      <w:pPr>
-        <w:pStyle w:val="Heading2"/>
-        <w:rPr/>
-      </w:pPr>
-      <w:bookmarkStart w:id="11" w:name="utilisation-courante"/>
-      <w:r>
-        <w:rPr/>
-        <w:t>Utilisation courante</w:t>
-      </w:r>
-    </w:p>
-    <w:p>
-      <w:pPr>
-        <w:pStyle w:val="FirstParagraph"/>
-        <w:rPr/>
-      </w:pPr>
-      <w:r>
-        <w:rPr/>
-        <w:t xml:space="preserve">Avant toute chose, assurez-vous : 1. D’avoir </w:t>
-      </w:r>
-      <w:r>
-        <w:rPr>
-          <w:b/>
-          <w:bCs/>
-        </w:rPr>
-        <w:t>démarré votre environnement virtuel Python</w:t>
-      </w:r>
-      <w:r>
-        <w:rPr/>
-        <w:t xml:space="preserve">. 2. D’avoir un fichier </w:t>
-      </w:r>
-      <w:r>
-        <w:rPr>
-          <w:rStyle w:val="VerbatimChar"/>
-        </w:rPr>
-        <w:t>.env</w:t>
-      </w:r>
-      <w:r>
-        <w:rPr/>
-        <w:t xml:space="preserve"> à la racine du projet contenant les identifiants des switchs à contacter :</w:t>
-      </w:r>
-    </w:p>
-    <w:p>
-      <w:pPr>
-        <w:pStyle w:val="SourceCode"/>
-        <w:rPr/>
-      </w:pPr>
-      <w:r>
-        <w:rPr>
-          <w:rStyle w:val="VerbatimChar"/>
-        </w:rPr>
-        <w:t>SWITCH_USER_ID="nom_d_utilisateur"</w:t>
-      </w:r>
-      <w:r>
-        <w:rPr/>
-        <w:br/>
-      </w:r>
-      <w:r>
-        <w:rPr>
-          <w:rStyle w:val="VerbatimChar"/>
-        </w:rPr>
-        <w:t>SWITCH_PASSWORD="mot_de_passe"</w:t>
-      </w:r>
-    </w:p>
-    <w:p>
-      <w:pPr>
-        <w:pStyle w:val="FirstParagraph"/>
-        <w:rPr/>
-      </w:pPr>
-      <w:r>
-        <w:rPr/>
-        <w:t>Vous pourrez ensuite lancer le programme avec :</w:t>
-      </w:r>
-    </w:p>
-    <w:p>
-      <w:pPr>
-        <w:pStyle w:val="SourceCode"/>
-        <w:rPr/>
-      </w:pPr>
-      <w:r>
-        <w:rPr>
-          <w:rStyle w:val="VerbatimChar"/>
-        </w:rPr>
-        <w:t>python main.py -h</w:t>
-      </w:r>
-    </w:p>
-    <w:p>
-      <w:pPr>
-        <w:pStyle w:val="FirstParagraph"/>
-        <w:rPr/>
-      </w:pPr>
-      <w:r>
-        <w:rPr/>
-        <w:t>Vous aurez le manuel qui s’affiche, avec les différents arguments.</w:t>
-      </w:r>
-    </w:p>
-    <w:p>
-      <w:pPr>
-        <w:pStyle w:val="SourceCode"/>
-        <w:rPr/>
-      </w:pPr>
-      <w:r>
-        <w:rPr>
-          <w:rStyle w:val="VerbatimChar"/>
-        </w:rPr>
-        <w:t>usage: main.py [-h] [--unused_ports N] [--half_duplex]</w:t>
-      </w:r>
-      <w:r>
-        <w:rPr/>
-        <w:br/>
-      </w:r>
-      <w:r>
-        <w:rPr>
-          <w:rStyle w:val="VerbatimChar"/>
-        </w:rPr>
-        <w:t xml:space="preserve">               [--check_transceiver {WARN,ALERT}]</w:t>
-      </w:r>
-      <w:r>
-        <w:rPr/>
-        <w:br/>
-      </w:r>
-      <w:r>
-        <w:rPr>
-          <w:rStyle w:val="VerbatimChar"/>
-        </w:rPr>
-        <w:t xml:space="preserve">               [--CRC critical_delta reference_directory_path]</w:t>
-      </w:r>
-      <w:r>
-        <w:rPr/>
-        <w:br/>
-      </w:r>
-      <w:r>
-        <w:rPr>
-          <w:rStyle w:val="VerbatimChar"/>
-        </w:rPr>
-        <w:t xml:space="preserve">               [--demo_path demo_directory_path]</w:t>
-      </w:r>
-      <w:r>
-        <w:rPr/>
-        <w:br/>
-      </w:r>
-      <w:r>
-        <w:rPr>
-          <w:rStyle w:val="VerbatimChar"/>
-        </w:rPr>
-        <w:t xml:space="preserve">               switch_ip_list log_dir_path result_dir_path</w:t>
-      </w:r>
-      <w:r>
-        <w:rPr/>
-        <w:br/>
-        <w:br/>
-      </w:r>
-      <w:r>
-        <w:rPr>
-          <w:rStyle w:val="VerbatimChar"/>
-        </w:rPr>
-        <w:t>A program to maintain Cisco switched through NX-API calls</w:t>
-      </w:r>
-      <w:r>
-        <w:rPr/>
-        <w:br/>
-        <w:br/>
-      </w:r>
-      <w:r>
-        <w:rPr>
-          <w:rStyle w:val="VerbatimChar"/>
-        </w:rPr>
-        <w:t>positional arguments:</w:t>
-      </w:r>
-      <w:r>
-        <w:rPr/>
-        <w:br/>
-      </w:r>
-      <w:r>
-        <w:rPr>
-          <w:rStyle w:val="VerbatimChar"/>
-        </w:rPr>
-        <w:t xml:space="preserve">  switch_ip_list        The file containing all the switch ips (separated by a</w:t>
-      </w:r>
-      <w:r>
-        <w:rPr/>
-        <w:br/>
-      </w:r>
-      <w:r>
-        <w:rPr>
-          <w:rStyle w:val="VerbatimChar"/>
-        </w:rPr>
-        <w:t xml:space="preserve">                        newline)</w:t>
-      </w:r>
-      <w:r>
-        <w:rPr/>
-        <w:br/>
-      </w:r>
-      <w:r>
-        <w:rPr>
-          <w:rStyle w:val="VerbatimChar"/>
-        </w:rPr>
-        <w:t xml:space="preserve">  log_dir_path          The directory on where to store logs of the program</w:t>
-      </w:r>
-      <w:r>
-        <w:rPr/>
-        <w:br/>
-      </w:r>
-      <w:r>
-        <w:rPr>
-          <w:rStyle w:val="VerbatimChar"/>
-        </w:rPr>
-        <w:t xml:space="preserve">  result_dir_path       The directory on where to store results of the program</w:t>
-      </w:r>
-      <w:r>
-        <w:rPr/>
-        <w:br/>
-        <w:br/>
-      </w:r>
-      <w:r>
-        <w:rPr>
-          <w:rStyle w:val="VerbatimChar"/>
-        </w:rPr>
-        <w:t>options:</w:t>
-      </w:r>
-      <w:r>
-        <w:rPr/>
-        <w:br/>
-      </w:r>
-      <w:r>
-        <w:rPr>
-          <w:rStyle w:val="VerbatimChar"/>
-        </w:rPr>
-        <w:t xml:space="preserve">  -h, --help            show this help message and exit</w:t>
-      </w:r>
-      <w:r>
-        <w:rPr/>
-        <w:br/>
-      </w:r>
-      <w:r>
-        <w:rPr>
-          <w:rStyle w:val="VerbatimChar"/>
-        </w:rPr>
-        <w:t xml:space="preserve">  --unused_ports N      Check for DOWN ports unused since N days</w:t>
-      </w:r>
-      <w:r>
-        <w:rPr/>
-        <w:br/>
-      </w:r>
-      <w:r>
-        <w:rPr>
-          <w:rStyle w:val="VerbatimChar"/>
-        </w:rPr>
-        <w:t xml:space="preserve">  --half_duplex         Check for interfaces running in half duplex mode</w:t>
-      </w:r>
-      <w:r>
-        <w:rPr/>
-        <w:br/>
-      </w:r>
-      <w:r>
-        <w:rPr>
-          <w:rStyle w:val="VerbatimChar"/>
-        </w:rPr>
-        <w:t xml:space="preserve">  --check_transceivers {WARN,ALERT}</w:t>
-      </w:r>
-      <w:r>
-        <w:rPr/>
-        <w:br/>
-      </w:r>
-      <w:r>
-        <w:rPr>
-          <w:rStyle w:val="VerbatimChar"/>
-        </w:rPr>
-        <w:t xml:space="preserve">                        Check transceivers hardware and notify for issues</w:t>
-      </w:r>
-      <w:r>
-        <w:rPr/>
-        <w:br/>
-      </w:r>
-      <w:r>
-        <w:rPr>
-          <w:rStyle w:val="VerbatimChar"/>
-        </w:rPr>
-        <w:t xml:space="preserve">                        higher or equal to specified level</w:t>
-      </w:r>
-      <w:r>
-        <w:rPr/>
-        <w:br/>
-      </w:r>
-      <w:r>
-        <w:rPr>
-          <w:rStyle w:val="VerbatimChar"/>
-        </w:rPr>
-        <w:t xml:space="preserve">  --CRC critical_delta reference_directory_path</w:t>
-      </w:r>
-      <w:r>
-        <w:rPr/>
-        <w:br/>
-      </w:r>
-      <w:r>
-        <w:rPr>
-          <w:rStyle w:val="VerbatimChar"/>
-        </w:rPr>
-        <w:t xml:space="preserve">                        Check for additional cRC and Align errors according to</w:t>
-      </w:r>
-      <w:r>
-        <w:rPr/>
-        <w:br/>
-      </w:r>
-      <w:r>
-        <w:rPr>
-          <w:rStyle w:val="VerbatimChar"/>
-        </w:rPr>
-        <w:t xml:space="preserve">                        the reference directory</w:t>
-      </w:r>
-      <w:r>
-        <w:rPr/>
-        <w:br/>
-      </w:r>
-      <w:r>
-        <w:rPr>
-          <w:rStyle w:val="VerbatimChar"/>
-        </w:rPr>
-        <w:t xml:space="preserve">  --demo_path demo_directory_path</w:t>
-      </w:r>
-      <w:r>
-        <w:rPr/>
-        <w:br/>
-      </w:r>
-      <w:r>
-        <w:rPr>
-          <w:rStyle w:val="VerbatimChar"/>
-        </w:rPr>
-        <w:t xml:space="preserve">                        Enable demo and read local files instead of switch</w:t>
-      </w:r>
-      <w:r>
-        <w:rPr/>
-        <w:br/>
-      </w:r>
-      <w:r>
-        <w:rPr>
-          <w:rStyle w:val="VerbatimChar"/>
-        </w:rPr>
-        <w:t xml:space="preserve">                        API. For testing purposes only.</w:t>
-      </w:r>
-    </w:p>
-    <w:p>
-      <w:pPr>
-        <w:pStyle w:val="Heading3"/>
-        <w:rPr/>
-      </w:pPr>
-      <w:bookmarkStart w:id="12" w:name="arguments"/>
-      <w:r>
-        <w:rPr/>
-        <w:t>Arguments</w:t>
-      </w:r>
-    </w:p>
-    <w:p>
-      <w:pPr>
-        <w:pStyle w:val="Heading4"/>
-        <w:rPr/>
-      </w:pPr>
-      <w:bookmarkStart w:id="13" w:name="obligatoires"/>
-      <w:r>
-        <w:rPr/>
-        <w:t>Obligatoires</w:t>
+        <w:t>Éteindre le switch et s’y connecter sur le port serial</w:t>
       </w:r>
     </w:p>
     <w:p>
@@ -1840,19 +67,13 @@
         <w:pStyle w:val="Compact"/>
         <w:numPr>
           <w:ilvl w:val="0"/>
-          <w:numId w:val="3"/>
+          <w:numId w:val="1"/>
         </w:numPr>
         <w:rPr/>
       </w:pPr>
       <w:r>
-        <w:rPr>
-          <w:rStyle w:val="VerbatimChar"/>
-        </w:rPr>
-        <w:t>switch_ip_list</w:t>
-      </w:r>
-      <w:r>
-        <w:rPr/>
-        <w:t>: La liste des adresses IP des switchs à monitorer, séparée par une nouvelle ligne.</w:t>
+        <w:rPr/>
+        <w:t>Appuyer sur CTRL+C continuellement pendant le boot</w:t>
       </w:r>
     </w:p>
     <w:p>
@@ -1860,19 +81,25 @@
         <w:pStyle w:val="Compact"/>
         <w:numPr>
           <w:ilvl w:val="0"/>
-          <w:numId w:val="3"/>
+          <w:numId w:val="1"/>
         </w:numPr>
         <w:rPr/>
       </w:pPr>
       <w:r>
-        <w:rPr>
-          <w:rStyle w:val="VerbatimChar"/>
-        </w:rPr>
-        <w:t>log_dir_path</w:t>
-      </w:r>
-      <w:r>
-        <w:rPr/>
-        <w:t>: Le chemin d’accès du répertoire dans lequel stocker les fichiers de logs.</w:t>
+        <w:rPr/>
+        <w:t>Une fois sur le loader, taper la commande</w:t>
+      </w:r>
+    </w:p>
+    <w:p>
+      <w:pPr>
+        <w:pStyle w:val="SourceCode"/>
+        <w:rPr/>
+      </w:pPr>
+      <w:r>
+        <w:rPr>
+          <w:rStyle w:val="VerbatimChar"/>
+        </w:rPr>
+        <w:t>loader &gt; cmdline recoverymode=1</w:t>
       </w:r>
     </w:p>
     <w:p>
@@ -1880,31 +107,23 @@
         <w:pStyle w:val="Compact"/>
         <w:numPr>
           <w:ilvl w:val="0"/>
-          <w:numId w:val="3"/>
+          <w:numId w:val="20"/>
         </w:numPr>
         <w:rPr/>
       </w:pPr>
       <w:r>
-        <w:rPr>
-          <w:rStyle w:val="VerbatimChar"/>
-        </w:rPr>
-        <w:t>result_dir_path</w:t>
-      </w:r>
-      <w:r>
-        <w:rPr/>
-        <w:t>: Le chemin du répertoire dans lequel stocker les fichiers de résultats pour les interventions.</w:t>
-      </w:r>
-      <w:bookmarkEnd w:id="13"/>
-    </w:p>
-    <w:p>
-      <w:pPr>
-        <w:pStyle w:val="Heading4"/>
-        <w:rPr/>
-      </w:pPr>
-      <w:bookmarkStart w:id="14" w:name="optionnels"/>
-      <w:r>
-        <w:rPr/>
-        <w:t>Optionnels</w:t>
+        <w:rPr/>
+        <w:t xml:space="preserve">Identifier avec </w:t>
+      </w:r>
+      <w:r>
+        <w:rPr>
+          <w:rStyle w:val="VerbatimChar"/>
+        </w:rPr>
+        <w:t>dir</w:t>
+      </w:r>
+      <w:r>
+        <w:rPr/>
+        <w:t xml:space="preserve"> l’image de nxos sur laquelle booter (la plus récente)</w:t>
       </w:r>
     </w:p>
     <w:p>
@@ -1912,40 +131,23 @@
         <w:pStyle w:val="Compact"/>
         <w:numPr>
           <w:ilvl w:val="0"/>
-          <w:numId w:val="3"/>
+          <w:numId w:val="2"/>
         </w:numPr>
         <w:rPr/>
       </w:pPr>
       <w:r>
-        <w:rPr>
-          <w:rStyle w:val="VerbatimChar"/>
-        </w:rPr>
-        <w:t>--unused_ports N</w:t>
-      </w:r>
-      <w:r>
-        <w:rPr/>
-        <w:t xml:space="preserve">: Vérifie l’existence de ports </w:t>
-      </w:r>
-      <w:r>
-        <w:rPr>
-          <w:b/>
-          <w:bCs/>
-        </w:rPr>
-        <w:t>DOWN</w:t>
-      </w:r>
-      <w:r>
-        <w:rPr/>
-        <w:t xml:space="preserve"> qui ne sont pas administrativement down depuis plus de </w:t>
-      </w:r>
-      <w:r>
-        <w:rPr>
-          <w:rStyle w:val="VerbatimChar"/>
-        </w:rPr>
-        <w:t>N</w:t>
-      </w:r>
-      <w:r>
-        <w:rPr/>
-        <w:t xml:space="preserve"> jours.</w:t>
+        <w:rPr/>
+        <w:t xml:space="preserve">Utiliser la commande </w:t>
+      </w:r>
+      <w:r>
+        <w:rPr>
+          <w:rStyle w:val="VerbatimChar"/>
+        </w:rPr>
+        <w:t>boot nxos.&lt;version&gt;.bin</w:t>
+      </w:r>
+      <w:r>
+        <w:rPr/>
+        <w:t xml:space="preserve"> pour booter sur nxos</w:t>
       </w:r>
     </w:p>
     <w:p>
@@ -1953,30 +155,65 @@
         <w:pStyle w:val="Compact"/>
         <w:numPr>
           <w:ilvl w:val="0"/>
-          <w:numId w:val="3"/>
+          <w:numId w:val="2"/>
         </w:numPr>
         <w:rPr/>
       </w:pPr>
       <w:r>
-        <w:rPr>
-          <w:rStyle w:val="VerbatimChar"/>
-        </w:rPr>
-        <w:t>--half_duplex</w:t>
-      </w:r>
-      <w:r>
-        <w:rPr/>
-        <w:t xml:space="preserve">: Vérifie l’existence d’interfaces </w:t>
-      </w:r>
-      <w:r>
-        <w:rPr>
-          <w:b/>
-          <w:bCs/>
-        </w:rPr>
-        <w:t>UP</w:t>
-      </w:r>
-      <w:r>
-        <w:rPr/>
-        <w:t xml:space="preserve"> qui fonctionnent en half-duplex (au lieu de full-duplex).</w:t>
+        <w:rPr/>
+        <w:t xml:space="preserve">Sur le mode </w:t>
+      </w:r>
+      <w:r>
+        <w:rPr>
+          <w:rStyle w:val="VerbatimChar"/>
+        </w:rPr>
+        <w:t>boot</w:t>
+      </w:r>
+      <w:r>
+        <w:rPr/>
+        <w:t xml:space="preserve"> du switch</w:t>
+      </w:r>
+    </w:p>
+    <w:p>
+      <w:pPr>
+        <w:pStyle w:val="SourceCode"/>
+        <w:rPr/>
+      </w:pPr>
+      <w:r>
+        <w:rPr>
+          <w:rStyle w:val="VerbatimChar"/>
+        </w:rPr>
+        <w:t>switch(boot)# conf t</w:t>
+      </w:r>
+      <w:r>
+        <w:rPr/>
+        <w:br/>
+      </w:r>
+      <w:r>
+        <w:rPr>
+          <w:rStyle w:val="VerbatimChar"/>
+        </w:rPr>
+        <w:t>switch(boot)(config)# admin-password &lt;mot de passe&gt;</w:t>
+      </w:r>
+      <w:r>
+        <w:rPr/>
+        <w:br/>
+      </w:r>
+      <w:r>
+        <w:rPr>
+          <w:rStyle w:val="VerbatimChar"/>
+        </w:rPr>
+        <w:t>switch(boot)(config)# exit</w:t>
+      </w:r>
+      <w:r>
+        <w:rPr/>
+        <w:br/>
+      </w:r>
+      <w:r>
+        <w:rPr>
+          <w:rStyle w:val="VerbatimChar"/>
+        </w:rPr>
+        <w:t>switch(boot)# load-nxos</w:t>
       </w:r>
     </w:p>
     <w:p>
@@ -1984,120 +221,51 @@
         <w:pStyle w:val="Compact"/>
         <w:numPr>
           <w:ilvl w:val="0"/>
-          <w:numId w:val="3"/>
+          <w:numId w:val="21"/>
         </w:numPr>
         <w:rPr/>
       </w:pPr>
       <w:r>
-        <w:rPr>
-          <w:rStyle w:val="VerbatimChar"/>
-        </w:rPr>
-        <w:t>--check_transceivers {WARN, ALERT}</w:t>
-      </w:r>
-      <w:r>
-        <w:rPr/>
-        <w:t>: Vérifie l’état matériel des transceivers et renvoie les erreurs satisfaisant au moins le niveau spécifié (</w:t>
-      </w:r>
-      <w:r>
-        <w:rPr>
-          <w:rStyle w:val="VerbatimChar"/>
-        </w:rPr>
-        <w:t>WARN</w:t>
-      </w:r>
-      <w:r>
-        <w:rPr/>
-        <w:t xml:space="preserve"> ou </w:t>
-      </w:r>
-      <w:r>
-        <w:rPr>
-          <w:rStyle w:val="VerbatimChar"/>
-        </w:rPr>
-        <w:t>ALERT</w:t>
-      </w:r>
-      <w:r>
-        <w:rPr/>
-        <w:t>).</w:t>
-      </w:r>
-    </w:p>
-    <w:p>
-      <w:pPr>
-        <w:pStyle w:val="Compact"/>
-        <w:numPr>
-          <w:ilvl w:val="0"/>
-          <w:numId w:val="3"/>
-        </w:numPr>
-        <w:rPr/>
-      </w:pPr>
-      <w:r>
-        <w:rPr>
-          <w:rStyle w:val="VerbatimChar"/>
-        </w:rPr>
-        <w:t>--CRC critical_delta reference_directory_path</w:t>
-      </w:r>
-      <w:r>
-        <w:rPr/>
-        <w:t xml:space="preserve">: Contrôle les statistiques CRC des interfaces par rapport au dossier de référence </w:t>
-      </w:r>
-      <w:r>
-        <w:rPr>
-          <w:rStyle w:val="VerbatimChar"/>
-        </w:rPr>
-        <w:t>reference_directory_path</w:t>
-      </w:r>
-      <w:r>
-        <w:rPr/>
-        <w:t xml:space="preserve"> spécifié. Affiche des erreurs </w:t>
-      </w:r>
+        <w:rPr/>
+        <w:t xml:space="preserve">Se connecter avec le username </w:t>
+      </w:r>
+      <w:r>
+        <w:rPr>
+          <w:rStyle w:val="VerbatimChar"/>
+        </w:rPr>
+        <w:t>admin</w:t>
+      </w:r>
+      <w:r>
+        <w:rPr/>
+        <w:t xml:space="preserve"> et le mot de passe choisi.</w:t>
+      </w:r>
+    </w:p>
+    <w:p>
+      <w:pPr>
+        <w:pStyle w:val="BlockText"/>
+        <w:rPr/>
+      </w:pPr>
       <w:r>
         <w:rPr>
           <w:b/>
           <w:bCs/>
         </w:rPr>
-        <w:t>CRITICAL</w:t>
-      </w:r>
-      <w:r>
-        <w:rPr/>
-        <w:t xml:space="preserve"> si les compteurs ont augmenté d’au moins </w:t>
-      </w:r>
-      <w:r>
-        <w:rPr>
-          <w:rStyle w:val="VerbatimChar"/>
-        </w:rPr>
-        <w:t>critical_delta</w:t>
-      </w:r>
-      <w:r>
-        <w:rPr/>
-        <w:t>.</w:t>
-      </w:r>
-    </w:p>
-    <w:p>
-      <w:pPr>
-        <w:pStyle w:val="Compact"/>
-        <w:numPr>
-          <w:ilvl w:val="0"/>
-          <w:numId w:val="3"/>
-        </w:numPr>
-        <w:rPr/>
-      </w:pPr>
-      <w:r>
-        <w:rPr>
-          <w:rStyle w:val="VerbatimChar"/>
-        </w:rPr>
-        <w:t>--demo_path demo_directory_path</w:t>
-      </w:r>
-      <w:r>
-        <w:rPr/>
-        <w:t xml:space="preserve">: Pour réaliser des tests, vérifie les valeurs renseignées dans le </w:t>
-      </w:r>
-      <w:r>
-        <w:rPr>
-          <w:rStyle w:val="VerbatimChar"/>
-        </w:rPr>
-        <w:t>demo_directory_path</w:t>
-      </w:r>
-      <w:r>
-        <w:rPr/>
-        <w:t xml:space="preserve"> plutôt que de s’adresser aux switchs.</w:t>
+        <w:t>A NOTER</w:t>
+      </w:r>
+      <w:r>
+        <w:rPr/>
+        <w:t xml:space="preserve"> que le démarrage peut prendre du temps, la configuration n’est pas immédiatement accessible.</w:t>
+      </w:r>
+    </w:p>
+    <w:p>
+      <w:pPr>
+        <w:pStyle w:val="Heading4"/>
+        <w:rPr/>
+      </w:pPr>
+      <w:bookmarkStart w:id="3" w:name="simple-réinitialisation-de-mot-de-passe"/>
+      <w:r>
+        <w:rPr/>
+        <w:t>Simple réinitialisation de mot de passe</w:t>
       </w:r>
     </w:p>
     <w:p>
@@ -2107,51 +275,484 @@
       </w:pPr>
       <w:r>
         <w:rPr/>
-        <w:t xml:space="preserve">Note d’utilisation: le dossier </w:t>
-      </w:r>
-      <w:r>
-        <w:rPr>
-          <w:rStyle w:val="VerbatimChar"/>
-        </w:rPr>
-        <w:t>references_data/</w:t>
-      </w:r>
-      <w:r>
-        <w:rPr/>
-        <w:t xml:space="preserve"> est utilisé pour le contrôle CRC et </w:t>
+        <w:t>Si l’on souhaite simplement modifier le mot de passe, il faut l’enregistrer dans la configuration</w:t>
+      </w:r>
+    </w:p>
+    <w:p>
+      <w:pPr>
+        <w:pStyle w:val="SourceCode"/>
+        <w:rPr/>
+      </w:pPr>
+      <w:r>
+        <w:rPr>
+          <w:rStyle w:val="VerbatimChar"/>
+        </w:rPr>
+        <w:t>switch# conf t</w:t>
+      </w:r>
+      <w:r>
+        <w:rPr/>
+        <w:br/>
+      </w:r>
+      <w:r>
+        <w:rPr>
+          <w:rStyle w:val="VerbatimChar"/>
+        </w:rPr>
+        <w:t>switch(config)# username admin password &lt;mot de passe&gt;</w:t>
+      </w:r>
+      <w:r>
+        <w:rPr/>
+        <w:br/>
+      </w:r>
+      <w:r>
+        <w:rPr>
+          <w:rStyle w:val="VerbatimChar"/>
+        </w:rPr>
+        <w:t>switch(config)# exit</w:t>
+      </w:r>
+      <w:r>
+        <w:rPr/>
+        <w:br/>
+      </w:r>
+      <w:r>
+        <w:rPr>
+          <w:rStyle w:val="VerbatimChar"/>
+        </w:rPr>
+        <w:t>switch# copy run start</w:t>
+      </w:r>
+      <w:bookmarkEnd w:id="2"/>
+      <w:bookmarkEnd w:id="3"/>
+    </w:p>
+    <w:p>
+      <w:pPr>
+        <w:pStyle w:val="Heading3"/>
+        <w:rPr/>
+      </w:pPr>
+      <w:bookmarkStart w:id="4" w:name="réinitialisation-complète"/>
+      <w:r>
+        <w:rPr/>
+        <w:t>Réinitialisation complète</w:t>
+      </w:r>
+    </w:p>
+    <w:p>
+      <w:pPr>
+        <w:pStyle w:val="FirstParagraph"/>
+        <w:rPr/>
+      </w:pPr>
+      <w:r>
+        <w:rPr/>
+        <w:t>Une fois l’accès au switch obtenu, on le réinitialise comme suit :</w:t>
+      </w:r>
+    </w:p>
+    <w:p>
+      <w:pPr>
+        <w:pStyle w:val="SourceCode"/>
+        <w:rPr/>
+      </w:pPr>
+      <w:r>
+        <w:rPr>
+          <w:rStyle w:val="VerbatimChar"/>
+        </w:rPr>
+        <w:t>switch# conf t</w:t>
+      </w:r>
+      <w:r>
+        <w:rPr/>
+        <w:br/>
+      </w:r>
+      <w:r>
+        <w:rPr>
+          <w:rStyle w:val="VerbatimChar"/>
+        </w:rPr>
+        <w:t>switch(config)# write erase</w:t>
+      </w:r>
+      <w:r>
+        <w:rPr/>
+        <w:br/>
+      </w:r>
+      <w:r>
+        <w:rPr>
+          <w:rStyle w:val="VerbatimChar"/>
+        </w:rPr>
+        <w:t>switch(config)# write erase boot</w:t>
+      </w:r>
+      <w:r>
+        <w:rPr/>
+        <w:br/>
+      </w:r>
+      <w:r>
+        <w:rPr>
+          <w:rStyle w:val="VerbatimChar"/>
+        </w:rPr>
+        <w:t>switch(config)# exit</w:t>
+      </w:r>
+      <w:r>
+        <w:rPr/>
+        <w:br/>
+      </w:r>
+      <w:r>
+        <w:rPr>
+          <w:rStyle w:val="VerbatimChar"/>
+        </w:rPr>
+        <w:t>switch# reload</w:t>
+      </w:r>
+    </w:p>
+    <w:p>
+      <w:pPr>
+        <w:pStyle w:val="FirstParagraph"/>
+        <w:rPr/>
+      </w:pPr>
+      <w:r>
+        <w:rPr/>
+        <w:t xml:space="preserve">Au redémarrage, le switch va se charger sur le loader. Il faut démarrer sur une image de nxos en utilisant la commande </w:t>
+      </w:r>
+      <w:r>
+        <w:rPr>
+          <w:rStyle w:val="VerbatimChar"/>
+        </w:rPr>
+        <w:t>boot</w:t>
+      </w:r>
+      <w:r>
+        <w:rPr/>
+        <w:t xml:space="preserve"> (les versions disponibles sont visibles via </w:t>
+      </w:r>
+      <w:r>
+        <w:rPr>
+          <w:rStyle w:val="VerbatimChar"/>
+        </w:rPr>
+        <w:t>dir</w:t>
+      </w:r>
+      <w:r>
+        <w:rPr/>
+        <w:t>).</w:t>
+      </w:r>
+    </w:p>
+    <w:p>
+      <w:pPr>
+        <w:pStyle w:val="BodyText"/>
+        <w:rPr/>
+      </w:pPr>
+      <w:r>
+        <w:rPr/>
+        <w:t xml:space="preserve">Une fois fait, le switch va boucler sur son processus POAP (Power On Auto Provisioning) ; il cherche une configuration accessible sur le réseau. Il faut taper </w:t>
+      </w:r>
+      <w:r>
+        <w:rPr>
+          <w:rStyle w:val="VerbatimChar"/>
+        </w:rPr>
+        <w:t>yes</w:t>
+      </w:r>
+      <w:r>
+        <w:rPr/>
+        <w:t xml:space="preserve"> pour passer en configuration manuelle.</w:t>
+      </w:r>
+    </w:p>
+    <w:p>
+      <w:pPr>
+        <w:pStyle w:val="BodyText"/>
+        <w:rPr/>
+      </w:pPr>
+      <w:r>
+        <w:rPr/>
+        <w:t xml:space="preserve">Procéder ensuite aux configurations manuelles classiques. </w:t>
       </w:r>
       <w:r>
         <w:rPr>
           <w:b/>
           <w:bCs/>
         </w:rPr>
-        <w:t>est généré et mis à jour automatiquement</w:t>
-      </w:r>
-      <w:r>
-        <w:rPr/>
-        <w:t xml:space="preserve"> par le script lorsque vous exécutez le contrôle avec </w:t>
-      </w:r>
-      <w:r>
-        <w:rPr>
-          <w:rStyle w:val="VerbatimChar"/>
-        </w:rPr>
-        <w:t>--CRC</w:t>
-      </w:r>
-      <w:r>
-        <w:rPr/>
-        <w:t>. Il contient des fichiers JSON de référence nommés par adresse IP de switch.</w:t>
-      </w:r>
-      <w:bookmarkEnd w:id="12"/>
-      <w:bookmarkEnd w:id="14"/>
+        <w:t>Ne pas oublier l’adresse IP du port management et l’accès via SSH.</w:t>
+      </w:r>
+    </w:p>
+    <w:p>
+      <w:pPr>
+        <w:pStyle w:val="BodyText"/>
+        <w:rPr/>
+      </w:pPr>
+      <w:r>
+        <w:rPr/>
+        <w:t xml:space="preserve">Une fois le switch configuré, il faut lui indiquer l’image de boot. </w:t>
+      </w:r>
+      <w:r>
+        <w:rPr>
+          <w:b/>
+          <w:bCs/>
+        </w:rPr>
+        <w:t>Sinon, le switch redémarre en loader.</w:t>
+      </w:r>
+    </w:p>
+    <w:p>
+      <w:pPr>
+        <w:pStyle w:val="SourceCode"/>
+        <w:rPr/>
+      </w:pPr>
+      <w:r>
+        <w:rPr>
+          <w:rStyle w:val="VerbatimChar"/>
+        </w:rPr>
+        <w:t>switch# conf t</w:t>
+      </w:r>
+      <w:r>
+        <w:rPr/>
+        <w:br/>
+      </w:r>
+      <w:r>
+        <w:rPr>
+          <w:rStyle w:val="VerbatimChar"/>
+        </w:rPr>
+        <w:t>switch(config)# boot nxos.&lt;version&gt;.bin</w:t>
+      </w:r>
+      <w:r>
+        <w:rPr/>
+        <w:br/>
+      </w:r>
+      <w:r>
+        <w:rPr>
+          <w:rStyle w:val="VerbatimChar"/>
+        </w:rPr>
+        <w:t>switch(config)# exit</w:t>
+      </w:r>
+      <w:r>
+        <w:rPr/>
+        <w:br/>
+      </w:r>
+      <w:r>
+        <w:rPr>
+          <w:rStyle w:val="VerbatimChar"/>
+        </w:rPr>
+        <w:t>switch# copy run start</w:t>
+      </w:r>
+      <w:bookmarkEnd w:id="1"/>
+      <w:bookmarkEnd w:id="4"/>
+    </w:p>
+    <w:p>
+      <w:pPr>
+        <w:pStyle w:val="Heading2"/>
+        <w:rPr/>
+      </w:pPr>
+      <w:bookmarkStart w:id="5" w:name="X00b796b79697edb7029e459e85da0bb0037129f"/>
+      <w:r>
+        <w:rPr/>
+        <w:t>Premier démarrage (connexion HTTP sur Management)</w:t>
+      </w:r>
+    </w:p>
+    <w:p>
+      <w:pPr>
+        <w:pStyle w:val="FirstParagraph"/>
+        <w:rPr/>
+      </w:pPr>
+      <w:r>
+        <w:rPr>
+          <w:b/>
+          <w:bCs/>
+        </w:rPr>
+        <w:t>A NOTER</w:t>
+      </w:r>
+      <w:r>
+        <w:rPr/>
+        <w:t>: Il est aussi possible d’utiliser immédiatement la configuration de base en HTTPS autosigné.</w:t>
+      </w:r>
+    </w:p>
+    <w:p>
+      <w:pPr>
+        <w:pStyle w:val="BodyText"/>
+        <w:rPr/>
+      </w:pPr>
+      <w:r>
+        <w:rPr/>
+        <w:t>Il faut s’assurer que HTTP est bien en écoute et que le VRF est configuré sur le port management</w:t>
+      </w:r>
+    </w:p>
+    <w:p>
+      <w:pPr>
+        <w:pStyle w:val="SourceCode"/>
+        <w:rPr/>
+      </w:pPr>
+      <w:r>
+        <w:rPr>
+          <w:rStyle w:val="VerbatimChar"/>
+        </w:rPr>
+        <w:t>switch# conf t</w:t>
+      </w:r>
+      <w:r>
+        <w:rPr/>
+        <w:br/>
+      </w:r>
+      <w:r>
+        <w:rPr>
+          <w:rStyle w:val="VerbatimChar"/>
+        </w:rPr>
+        <w:t>switch(config)# nxapi http port 80</w:t>
+      </w:r>
+      <w:r>
+        <w:rPr/>
+        <w:br/>
+      </w:r>
+      <w:r>
+        <w:rPr>
+          <w:rStyle w:val="VerbatimChar"/>
+        </w:rPr>
+        <w:t>switch(config)# nxapi use-vrf management</w:t>
+      </w:r>
+    </w:p>
+    <w:p>
+      <w:pPr>
+        <w:pStyle w:val="FirstParagraph"/>
+        <w:rPr/>
+      </w:pPr>
+      <w:r>
+        <w:rPr/>
+        <w:t>Si besoin, sauvegarder la configuration:</w:t>
+      </w:r>
+    </w:p>
+    <w:p>
+      <w:pPr>
+        <w:pStyle w:val="SourceCode"/>
+        <w:rPr/>
+      </w:pPr>
+      <w:r>
+        <w:rPr>
+          <w:rStyle w:val="VerbatimChar"/>
+        </w:rPr>
+        <w:t>copy run start</w:t>
+      </w:r>
+      <w:bookmarkEnd w:id="5"/>
+    </w:p>
+    <w:p>
+      <w:pPr>
+        <w:pStyle w:val="Heading2"/>
+        <w:rPr/>
+      </w:pPr>
+      <w:bookmarkStart w:id="6" w:name="utilisation-du-certificat-autosigné"/>
+      <w:r>
+        <w:rPr/>
+        <w:t>Utilisation du certificat autosigné</w:t>
+      </w:r>
+    </w:p>
+    <w:p>
+      <w:pPr>
+        <w:pStyle w:val="FirstParagraph"/>
+        <w:rPr/>
+      </w:pPr>
+      <w:r>
+        <w:rPr/>
+        <w:t>Le switch autosigne un certificat par défaut pour permettre une connexion HTTPS. Il est possible d’importer un certificat de confiance.</w:t>
+      </w:r>
+    </w:p>
+    <w:p>
+      <w:pPr>
+        <w:pStyle w:val="SourceCode"/>
+        <w:rPr/>
+      </w:pPr>
+      <w:r>
+        <w:rPr>
+          <w:rStyle w:val="VerbatimChar"/>
+        </w:rPr>
+        <w:t>switch# conf t</w:t>
+      </w:r>
+      <w:r>
+        <w:rPr/>
+        <w:br/>
+      </w:r>
+      <w:r>
+        <w:rPr>
+          <w:rStyle w:val="VerbatimChar"/>
+        </w:rPr>
+        <w:t>switch(config)# nxapi certificate httpscrt certfile bootflash:certificate.crt</w:t>
+      </w:r>
+      <w:r>
+        <w:rPr/>
+        <w:br/>
+      </w:r>
+      <w:r>
+        <w:rPr>
+          <w:rStyle w:val="VerbatimChar"/>
+        </w:rPr>
+        <w:t>switch(config)# nxapi certificate httpskey keyfile bootflash:privkey.key password pass123!</w:t>
+      </w:r>
+      <w:r>
+        <w:rPr/>
+        <w:br/>
+      </w:r>
+      <w:r>
+        <w:rPr>
+          <w:rStyle w:val="VerbatimChar"/>
+        </w:rPr>
+        <w:t>switch(config)# nxapi certificate enable</w:t>
+      </w:r>
+      <w:bookmarkEnd w:id="6"/>
+    </w:p>
+    <w:p>
+      <w:pPr>
+        <w:pStyle w:val="Heading2"/>
+        <w:rPr/>
+      </w:pPr>
+      <w:bookmarkStart w:id="7" w:name="nxapi"/>
+      <w:r>
+        <w:rPr/>
+        <w:t>NXAPI</w:t>
+      </w:r>
+    </w:p>
+    <w:p>
+      <w:pPr>
+        <w:pStyle w:val="FirstParagraph"/>
+        <w:rPr/>
+      </w:pPr>
+      <w:r>
+        <w:rPr/>
+        <w:t xml:space="preserve">NXAPI est une </w:t>
+      </w:r>
+      <w:r>
+        <w:rPr>
+          <w:b/>
+          <w:bCs/>
+        </w:rPr>
+        <w:t>feature</w:t>
+      </w:r>
+      <w:r>
+        <w:rPr/>
+        <w:t xml:space="preserve"> à activer sur les switchs. Une fois cette feature activée, il est possible de la manipuler dans </w:t>
+      </w:r>
+      <w:r>
+        <w:rPr>
+          <w:i/>
+          <w:iCs/>
+        </w:rPr>
+        <w:t>Developer Sandbox</w:t>
+      </w:r>
+      <w:r>
+        <w:rPr/>
+        <w:t>. Sur celle-ci, il est possible de générer du code dans le langage que l’on souhaite pour scripter ses appels d’API. Il faut se connecter au switch en HTTPS via un navigateur pour y accéder.</w:t>
+      </w:r>
+    </w:p>
+    <w:p>
+      <w:pPr>
+        <w:pStyle w:val="BodyText"/>
+        <w:rPr/>
+      </w:pPr>
+      <w:r>
+        <w:rPr/>
+        <w:t xml:space="preserve">Il existe deux types d’API : - NXCLI, qui permet d’envoyer des commandes CLI au switch et de recevoir la réponse. &gt; Mais cette API est lente et demande une authentification à chaque commande. - NXREST, une API REST qui permet de vérifier l’état du switch et de modifier certaines configurations. &gt; Ces requêtes sont rapides et pratiques pour le monitoring. </w:t>
+      </w:r>
+      <w:r>
+        <w:rPr>
+          <w:b/>
+          <w:bCs/>
+        </w:rPr>
+        <w:t>On utilise cette API en priorité.</w:t>
+      </w:r>
+      <w:r>
+        <w:rPr/>
+        <w:t xml:space="preserve"> &gt; L’API REST ne permet pas de sauvegarder la running-config et de correctement évaluer les niveaux optiques.</w:t>
+      </w:r>
     </w:p>
     <w:p>
       <w:pPr>
         <w:pStyle w:val="Heading3"/>
         <w:rPr/>
       </w:pPr>
-      <w:bookmarkStart w:id="15" w:name="exemple-doutput"/>
-      <w:r>
-        <w:rPr/>
-        <w:t>Exemple d’output</w:t>
+      <w:bookmarkStart w:id="8" w:name="endpoints"/>
+      <w:r>
+        <w:rPr/>
+        <w:t>Endpoints</w:t>
       </w:r>
     </w:p>
     <w:p>
@@ -2161,7 +762,59 @@
       </w:pPr>
       <w:r>
         <w:rPr/>
-        <w:t>On exécute le programme avec</w:t>
+        <w:t xml:space="preserve">L’API dispose de plusieurs endpoints fournissant des informations différentes : - </w:t>
+      </w:r>
+      <w:r>
+        <w:rPr>
+          <w:rStyle w:val="VerbatimChar"/>
+        </w:rPr>
+        <w:t>https://&lt;ip_switch&gt;/api/ins</w:t>
+      </w:r>
+      <w:r>
+        <w:rPr/>
+        <w:t xml:space="preserve"> est l’endpoint de </w:t>
+      </w:r>
+      <w:r>
+        <w:rPr>
+          <w:b/>
+          <w:bCs/>
+        </w:rPr>
+        <w:t>NXAPI-CLI</w:t>
+      </w:r>
+      <w:r>
+        <w:rPr/>
+        <w:t xml:space="preserve">. Il permet d’envoyer des commandes CLI au switch via </w:t>
+      </w:r>
+      <w:r>
+        <w:rPr>
+          <w:rStyle w:val="VerbatimChar"/>
+        </w:rPr>
+        <w:t>POST</w:t>
+      </w:r>
+      <w:r>
+        <w:rPr/>
+        <w:t xml:space="preserve"> et renvoie un JSON de résultat. Une réponse peut mettre </w:t>
+      </w:r>
+      <w:r>
+        <w:rPr>
+          <w:b/>
+          <w:bCs/>
+        </w:rPr>
+        <w:t>3 à 5 secondes</w:t>
+      </w:r>
+      <w:r>
+        <w:rPr/>
+        <w:t xml:space="preserve"> avant d’arriver.</w:t>
+      </w:r>
+    </w:p>
+    <w:p>
+      <w:pPr>
+        <w:pStyle w:val="BodyText"/>
+        <w:rPr/>
+      </w:pPr>
+      <w:r>
+        <w:rPr/>
+        <w:t>La requête contient donc les identifiants d’authentification et son payload :</w:t>
       </w:r>
     </w:p>
     <w:p>
@@ -2171,45 +824,31 @@
       </w:pPr>
       <w:r>
         <w:rPr>
-          <w:rStyle w:val="ExtensionTok"/>
-        </w:rPr>
-        <w:t>python</w:t>
-      </w:r>
-      <w:r>
-        <w:rPr>
-          <w:rStyle w:val="NormalTok"/>
-        </w:rPr>
-        <w:t xml:space="preserve"> main.py switch_ips.txt outputs/logs/ outputs/results/ </w:t>
-      </w:r>
-      <w:r>
-        <w:rPr>
-          <w:rStyle w:val="AttributeTok"/>
-        </w:rPr>
-        <w:t>--unused_ports</w:t>
-      </w:r>
-      <w:r>
-        <w:rPr>
-          <w:rStyle w:val="NormalTok"/>
-        </w:rPr>
-        <w:t xml:space="preserve"> 90 </w:t>
-      </w:r>
-      <w:r>
-        <w:rPr>
-          <w:rStyle w:val="AttributeTok"/>
-        </w:rPr>
-        <w:t>--check_transceivers</w:t>
-      </w:r>
-      <w:r>
-        <w:rPr>
-          <w:rStyle w:val="NormalTok"/>
-        </w:rPr>
-        <w:t xml:space="preserve"> WARN </w:t>
-      </w:r>
-      <w:r>
-        <w:rPr>
-          <w:rStyle w:val="AttributeTok"/>
-        </w:rPr>
-        <w:t>--half_duplex</w:t>
+          <w:rStyle w:val="FunctionTok"/>
+        </w:rPr>
+        <w:t>{</w:t>
+      </w:r>
+      <w:r>
+        <w:rPr/>
+        <w:br/>
+      </w:r>
+      <w:r>
+        <w:rPr>
+          <w:rStyle w:val="NormalTok"/>
+        </w:rPr>
+        <w:t xml:space="preserve">    </w:t>
+      </w:r>
+      <w:r>
+        <w:rPr>
+          <w:rStyle w:val="DataTypeTok"/>
+        </w:rPr>
+        <w:t>"jsonrpc"</w:t>
+      </w:r>
+      <w:r>
+        <w:rPr>
+          <w:rStyle w:val="FunctionTok"/>
+        </w:rPr>
+        <w:t>:</w:t>
       </w:r>
       <w:r>
         <w:rPr>
@@ -2219,15 +858,283 @@
       </w:r>
       <w:r>
         <w:rPr>
-          <w:rStyle w:val="AttributeTok"/>
-        </w:rPr>
-        <w:t>--CRC</w:t>
-      </w:r>
-      <w:r>
-        <w:rPr>
-          <w:rStyle w:val="NormalTok"/>
-        </w:rPr>
-        <w:t xml:space="preserve"> 5 references_data/</w:t>
+          <w:rStyle w:val="StringTok"/>
+        </w:rPr>
+        <w:t>"2.0"</w:t>
+      </w:r>
+      <w:r>
+        <w:rPr>
+          <w:rStyle w:val="FunctionTok"/>
+        </w:rPr>
+        <w:t>,</w:t>
+      </w:r>
+      <w:r>
+        <w:rPr/>
+        <w:br/>
+      </w:r>
+      <w:r>
+        <w:rPr>
+          <w:rStyle w:val="NormalTok"/>
+        </w:rPr>
+        <w:t xml:space="preserve">    </w:t>
+      </w:r>
+      <w:r>
+        <w:rPr>
+          <w:rStyle w:val="DataTypeTok"/>
+        </w:rPr>
+        <w:t>"method"</w:t>
+      </w:r>
+      <w:r>
+        <w:rPr>
+          <w:rStyle w:val="FunctionTok"/>
+        </w:rPr>
+        <w:t>:</w:t>
+      </w:r>
+      <w:r>
+        <w:rPr>
+          <w:rStyle w:val="NormalTok"/>
+        </w:rPr>
+        <w:t xml:space="preserve"> </w:t>
+      </w:r>
+      <w:r>
+        <w:rPr>
+          <w:rStyle w:val="StringTok"/>
+        </w:rPr>
+        <w:t>"cli"</w:t>
+      </w:r>
+      <w:r>
+        <w:rPr>
+          <w:rStyle w:val="FunctionTok"/>
+        </w:rPr>
+        <w:t>,</w:t>
+      </w:r>
+      <w:r>
+        <w:rPr/>
+        <w:br/>
+      </w:r>
+      <w:r>
+        <w:rPr>
+          <w:rStyle w:val="NormalTok"/>
+        </w:rPr>
+        <w:t xml:space="preserve">    </w:t>
+      </w:r>
+      <w:r>
+        <w:rPr>
+          <w:rStyle w:val="DataTypeTok"/>
+        </w:rPr>
+        <w:t>"params"</w:t>
+      </w:r>
+      <w:r>
+        <w:rPr>
+          <w:rStyle w:val="FunctionTok"/>
+        </w:rPr>
+        <w:t>:</w:t>
+      </w:r>
+      <w:r>
+        <w:rPr>
+          <w:rStyle w:val="NormalTok"/>
+        </w:rPr>
+        <w:t xml:space="preserve"> </w:t>
+      </w:r>
+      <w:r>
+        <w:rPr>
+          <w:rStyle w:val="FunctionTok"/>
+        </w:rPr>
+        <w:t>{</w:t>
+      </w:r>
+      <w:r>
+        <w:rPr/>
+        <w:br/>
+      </w:r>
+      <w:r>
+        <w:rPr>
+          <w:rStyle w:val="NormalTok"/>
+        </w:rPr>
+        <w:t xml:space="preserve">        </w:t>
+      </w:r>
+      <w:r>
+        <w:rPr>
+          <w:rStyle w:val="DataTypeTok"/>
+        </w:rPr>
+        <w:t>"cmd"</w:t>
+      </w:r>
+      <w:r>
+        <w:rPr>
+          <w:rStyle w:val="FunctionTok"/>
+        </w:rPr>
+        <w:t>:</w:t>
+      </w:r>
+      <w:r>
+        <w:rPr>
+          <w:rStyle w:val="NormalTok"/>
+        </w:rPr>
+        <w:t xml:space="preserve"> </w:t>
+      </w:r>
+      <w:r>
+        <w:rPr>
+          <w:rStyle w:val="ErrorTok"/>
+        </w:rPr>
+        <w:t>&lt;Commande</w:t>
+      </w:r>
+      <w:r>
+        <w:rPr>
+          <w:rStyle w:val="NormalTok"/>
+        </w:rPr>
+        <w:t xml:space="preserve"> </w:t>
+      </w:r>
+      <w:r>
+        <w:rPr>
+          <w:rStyle w:val="ErrorTok"/>
+        </w:rPr>
+        <w:t>CLI</w:t>
+      </w:r>
+      <w:r>
+        <w:rPr>
+          <w:rStyle w:val="NormalTok"/>
+        </w:rPr>
+        <w:t xml:space="preserve"> </w:t>
+      </w:r>
+      <w:r>
+        <w:rPr>
+          <w:rStyle w:val="ErrorTok"/>
+        </w:rPr>
+        <w:t>à</w:t>
+      </w:r>
+      <w:r>
+        <w:rPr>
+          <w:rStyle w:val="NormalTok"/>
+        </w:rPr>
+        <w:t xml:space="preserve"> </w:t>
+      </w:r>
+      <w:r>
+        <w:rPr>
+          <w:rStyle w:val="ErrorTok"/>
+        </w:rPr>
+        <w:t>envoyer</w:t>
+      </w:r>
+      <w:r>
+        <w:rPr>
+          <w:rStyle w:val="NormalTok"/>
+        </w:rPr>
+        <w:t xml:space="preserve"> </w:t>
+      </w:r>
+      <w:r>
+        <w:rPr>
+          <w:rStyle w:val="ErrorTok"/>
+        </w:rPr>
+        <w:t>au</w:t>
+      </w:r>
+      <w:r>
+        <w:rPr>
+          <w:rStyle w:val="NormalTok"/>
+        </w:rPr>
+        <w:t xml:space="preserve"> </w:t>
+      </w:r>
+      <w:r>
+        <w:rPr>
+          <w:rStyle w:val="ErrorTok"/>
+        </w:rPr>
+        <w:t>switch&gt;</w:t>
+      </w:r>
+      <w:r>
+        <w:rPr>
+          <w:rStyle w:val="FunctionTok"/>
+        </w:rPr>
+        <w:t>,</w:t>
+      </w:r>
+      <w:r>
+        <w:rPr/>
+        <w:br/>
+      </w:r>
+      <w:r>
+        <w:rPr>
+          <w:rStyle w:val="NormalTok"/>
+        </w:rPr>
+        <w:t xml:space="preserve">        </w:t>
+      </w:r>
+      <w:r>
+        <w:rPr>
+          <w:rStyle w:val="DataTypeTok"/>
+        </w:rPr>
+        <w:t>"version"</w:t>
+      </w:r>
+      <w:r>
+        <w:rPr>
+          <w:rStyle w:val="FunctionTok"/>
+        </w:rPr>
+        <w:t>:</w:t>
+      </w:r>
+      <w:r>
+        <w:rPr>
+          <w:rStyle w:val="NormalTok"/>
+        </w:rPr>
+        <w:t xml:space="preserve"> </w:t>
+      </w:r>
+      <w:r>
+        <w:rPr>
+          <w:rStyle w:val="DecValTok"/>
+        </w:rPr>
+        <w:t>1</w:t>
+      </w:r>
+      <w:r>
+        <w:rPr/>
+        <w:br/>
+      </w:r>
+      <w:r>
+        <w:rPr>
+          <w:rStyle w:val="NormalTok"/>
+        </w:rPr>
+        <w:t xml:space="preserve">    </w:t>
+      </w:r>
+      <w:r>
+        <w:rPr>
+          <w:rStyle w:val="FunctionTok"/>
+        </w:rPr>
+        <w:t>},</w:t>
+      </w:r>
+      <w:r>
+        <w:rPr/>
+        <w:br/>
+      </w:r>
+      <w:r>
+        <w:rPr>
+          <w:rStyle w:val="NormalTok"/>
+        </w:rPr>
+        <w:t xml:space="preserve">    </w:t>
+      </w:r>
+      <w:r>
+        <w:rPr>
+          <w:rStyle w:val="DataTypeTok"/>
+        </w:rPr>
+        <w:t>"id"</w:t>
+      </w:r>
+      <w:r>
+        <w:rPr>
+          <w:rStyle w:val="FunctionTok"/>
+        </w:rPr>
+        <w:t>:</w:t>
+      </w:r>
+      <w:r>
+        <w:rPr>
+          <w:rStyle w:val="NormalTok"/>
+        </w:rPr>
+        <w:t xml:space="preserve"> </w:t>
+      </w:r>
+      <w:r>
+        <w:rPr>
+          <w:rStyle w:val="DecValTok"/>
+        </w:rPr>
+        <w:t>1</w:t>
+      </w:r>
+      <w:r>
+        <w:rPr/>
+        <w:br/>
+      </w:r>
+      <w:r>
+        <w:rPr>
+          <w:rStyle w:val="FunctionTok"/>
+        </w:rPr>
+        <w:t>}</w:t>
       </w:r>
     </w:p>
     <w:p>
@@ -2237,361 +1144,81 @@
       </w:pPr>
       <w:r>
         <w:rPr/>
-        <w:t>On obtient le résultat suivant:</w:t>
-      </w:r>
-    </w:p>
-    <w:p>
-      <w:pPr>
-        <w:pStyle w:val="SourceCode"/>
-        <w:rPr/>
-      </w:pPr>
-      <w:r>
-        <w:rPr>
-          <w:rStyle w:val="VerbatimChar"/>
-        </w:rPr>
-        <w:t>=============[ Switch: hostname (10.10.10.1) ]=============</w:t>
-      </w:r>
-      <w:r>
-        <w:rPr/>
-        <w:br/>
-        <w:br/>
-      </w:r>
-      <w:r>
-        <w:rPr>
-          <w:rStyle w:val="VerbatimChar"/>
-        </w:rPr>
-        <w:t>&gt; The following ports are unused since 90 days</w:t>
-      </w:r>
-      <w:r>
-        <w:rPr/>
-        <w:br/>
-      </w:r>
-      <w:r>
-        <w:rPr>
-          <w:rStyle w:val="VerbatimChar"/>
-        </w:rPr>
-        <w:t xml:space="preserve">    - eth1/97</w:t>
-      </w:r>
-      <w:r>
-        <w:rPr/>
-        <w:br/>
-      </w:r>
-      <w:r>
-        <w:rPr>
-          <w:rStyle w:val="VerbatimChar"/>
-        </w:rPr>
-        <w:t>Consider unplugging or disabling them to not be notified again.</w:t>
-      </w:r>
-      <w:r>
-        <w:rPr/>
-        <w:br/>
-        <w:br/>
-      </w:r>
-      <w:r>
-        <w:rPr>
-          <w:rStyle w:val="VerbatimChar"/>
-        </w:rPr>
-        <w:t>&gt; CRITICAL: The following interfaces are running in half duplex</w:t>
-      </w:r>
-      <w:r>
-        <w:rPr/>
-        <w:br/>
-      </w:r>
-      <w:r>
-        <w:rPr>
-          <w:rStyle w:val="VerbatimChar"/>
-        </w:rPr>
-        <w:t xml:space="preserve">    - eth1/107</w:t>
-      </w:r>
-      <w:r>
-        <w:rPr/>
-        <w:br/>
-        <w:br/>
-      </w:r>
-      <w:r>
-        <w:rPr>
-          <w:rStyle w:val="VerbatimChar"/>
-        </w:rPr>
-        <w:t>&gt; The following transceivers show hardware issues:</w:t>
-      </w:r>
-      <w:r>
-        <w:rPr/>
-        <w:br/>
-      </w:r>
-      <w:r>
-        <w:rPr>
-          <w:rStyle w:val="VerbatimChar"/>
-        </w:rPr>
-        <w:t xml:space="preserve">    - Interface: Ethernet1/2</w:t>
-      </w:r>
-      <w:r>
-        <w:rPr/>
-        <w:br/>
-      </w:r>
-      <w:r>
-        <w:rPr>
-          <w:rStyle w:val="VerbatimChar"/>
-        </w:rPr>
-        <w:t xml:space="preserve">        + ALERT: Transceiver current exceeded the threshold ! (0.0 &lt; 2.0)</w:t>
-      </w:r>
-      <w:r>
-        <w:rPr/>
-        <w:br/>
-      </w:r>
-      <w:r>
-        <w:rPr>
-          <w:rStyle w:val="VerbatimChar"/>
-        </w:rPr>
-        <w:t xml:space="preserve">        + CRITICAL: Lane 1 is not plugged in !!!</w:t>
-      </w:r>
-      <w:r>
-        <w:rPr/>
-        <w:br/>
-      </w:r>
-      <w:r>
-        <w:rPr>
-          <w:rStyle w:val="VerbatimChar"/>
-        </w:rPr>
-        <w:t xml:space="preserve">        + CRITICAL: Lane 2 is not plugged in !!!</w:t>
-      </w:r>
-      <w:r>
-        <w:rPr/>
-        <w:br/>
-      </w:r>
-      <w:r>
-        <w:rPr>
-          <w:rStyle w:val="VerbatimChar"/>
-        </w:rPr>
-        <w:t xml:space="preserve">        + CRITICAL: Lane 3 is not plugged in !!!</w:t>
-      </w:r>
-      <w:r>
-        <w:rPr/>
-        <w:br/>
-      </w:r>
-      <w:r>
-        <w:rPr>
-          <w:rStyle w:val="VerbatimChar"/>
-        </w:rPr>
-        <w:t xml:space="preserve">        + CRITICAL: Lane 4 is not plugged in !!!</w:t>
-      </w:r>
-      <w:r>
-        <w:rPr/>
-        <w:br/>
-        <w:br/>
-      </w:r>
-      <w:r>
-        <w:rPr>
-          <w:rStyle w:val="VerbatimChar"/>
-        </w:rPr>
-        <w:t xml:space="preserve">    - Interface: Ethernet1/3</w:t>
-      </w:r>
-      <w:r>
-        <w:rPr/>
-        <w:br/>
-      </w:r>
-      <w:r>
-        <w:rPr>
-          <w:rStyle w:val="VerbatimChar"/>
-        </w:rPr>
-        <w:t xml:space="preserve">        + ALERT: Transceiver temperature exceeded the threshold ! (67.0°C &gt; 65.0°C)</w:t>
-      </w:r>
-      <w:r>
-        <w:rPr/>
-        <w:br/>
-      </w:r>
-      <w:r>
-        <w:rPr>
-          <w:rStyle w:val="VerbatimChar"/>
-        </w:rPr>
-        <w:t xml:space="preserve">        + ALERT: Transceiver current exceeded the threshold ! (0.0 &lt; 2.0)</w:t>
-      </w:r>
-      <w:r>
-        <w:rPr/>
-        <w:br/>
-      </w:r>
-      <w:r>
-        <w:rPr>
-          <w:rStyle w:val="VerbatimChar"/>
-        </w:rPr>
-        <w:t xml:space="preserve">        + CRITICAL: Lane 1 is not plugged in !!!</w:t>
-      </w:r>
-      <w:r>
-        <w:rPr/>
-        <w:br/>
-      </w:r>
-      <w:r>
-        <w:rPr>
-          <w:rStyle w:val="VerbatimChar"/>
-        </w:rPr>
-        <w:t xml:space="preserve">        + CRITICAL: Lane 2 is not plugged in !!!</w:t>
-      </w:r>
-      <w:r>
-        <w:rPr/>
-        <w:br/>
-      </w:r>
-      <w:r>
-        <w:rPr>
-          <w:rStyle w:val="VerbatimChar"/>
-        </w:rPr>
-        <w:t xml:space="preserve">        + CRITICAL: Lane 3 is not plugged in !!!</w:t>
-      </w:r>
-      <w:r>
-        <w:rPr/>
-        <w:br/>
-      </w:r>
-      <w:r>
-        <w:rPr>
-          <w:rStyle w:val="VerbatimChar"/>
-        </w:rPr>
-        <w:t xml:space="preserve">        + CRITICAL: Lane 4 is not plugged in !!!</w:t>
-      </w:r>
-      <w:r>
-        <w:rPr/>
-        <w:br/>
-        <w:br/>
-      </w:r>
-      <w:r>
-        <w:rPr>
-          <w:rStyle w:val="VerbatimChar"/>
-        </w:rPr>
-        <w:t xml:space="preserve">    - Interface: Ethernet1/23</w:t>
-      </w:r>
-      <w:r>
-        <w:rPr/>
-        <w:br/>
-      </w:r>
-      <w:r>
-        <w:rPr>
-          <w:rStyle w:val="VerbatimChar"/>
-        </w:rPr>
-        <w:t xml:space="preserve">        + WARN: Transceiver voltage exceeded the threshold ! (3.48 &gt; 3.46)</w:t>
-      </w:r>
-      <w:r>
-        <w:rPr/>
-        <w:br/>
-      </w:r>
-      <w:r>
-        <w:rPr>
-          <w:rStyle w:val="VerbatimChar"/>
-        </w:rPr>
-        <w:t xml:space="preserve">        + ALERT: Transceiver current exceeded the threshold ! (11.0 &gt; 10.0)</w:t>
-      </w:r>
-      <w:r>
-        <w:rPr/>
-        <w:br/>
-      </w:r>
-      <w:r>
-        <w:rPr>
-          <w:rStyle w:val="VerbatimChar"/>
-        </w:rPr>
-        <w:t xml:space="preserve">        + WARN: Lane 1 transfer power has exceeded the threshold ! (-7.02 &lt; -6.0)</w:t>
-      </w:r>
-      <w:r>
-        <w:rPr/>
-        <w:br/>
-      </w:r>
-      <w:r>
-        <w:rPr>
-          <w:rStyle w:val="VerbatimChar"/>
-        </w:rPr>
-        <w:t xml:space="preserve">        + ALERT: Lane 2 receive power has exceeded the threshold ! (7.0 &gt; 6.99)</w:t>
-      </w:r>
-      <w:r>
-        <w:rPr/>
-        <w:br/>
-        <w:br/>
-      </w:r>
-      <w:r>
-        <w:rPr>
-          <w:rStyle w:val="VerbatimChar"/>
-        </w:rPr>
-        <w:t>&gt; The following interfaces shows additional cRC or Align errors compared to the last check</w:t>
-      </w:r>
-      <w:r>
-        <w:rPr/>
-        <w:br/>
-      </w:r>
-      <w:r>
-        <w:rPr>
-          <w:rStyle w:val="VerbatimChar"/>
-        </w:rPr>
-        <w:t xml:space="preserve">    - eth1/97 shows 3 new errors (now 61, was 58)</w:t>
-      </w:r>
-      <w:r>
-        <w:rPr/>
-        <w:br/>
-      </w:r>
-      <w:r>
-        <w:rPr>
-          <w:rStyle w:val="VerbatimChar"/>
-        </w:rPr>
-        <w:t xml:space="preserve">    - CRITICAL: eth1/99 shows 15 new errors (now 15, was 0)</w:t>
-      </w:r>
-      <w:r>
-        <w:rPr/>
-        <w:br/>
-      </w:r>
-      <w:r>
-        <w:rPr>
-          <w:rStyle w:val="VerbatimChar"/>
-        </w:rPr>
-        <w:t xml:space="preserve">    - eth1/102 shows 2 new errors (now 4, was 2)</w:t>
-      </w:r>
-      <w:r>
-        <w:rPr/>
-        <w:br/>
-      </w:r>
-      <w:r>
-        <w:rPr>
-          <w:rStyle w:val="VerbatimChar"/>
-        </w:rPr>
-        <w:t xml:space="preserve">    - CRITICAL: eth1/103 shows 20 new errors (now 20, was 34 and reset since)</w:t>
-      </w:r>
-      <w:r>
-        <w:rPr/>
-        <w:br/>
-        <w:br/>
-      </w:r>
-      <w:r>
-        <w:rPr>
-          <w:rStyle w:val="VerbatimChar"/>
-        </w:rPr>
-        <w:t>================================================</w:t>
-      </w:r>
-      <w:r>
-        <w:rPr/>
-        <w:br/>
-        <w:br/>
-      </w:r>
-      <w:r>
-        <w:rPr>
-          <w:rStyle w:val="VerbatimChar"/>
-        </w:rPr>
-        <w:t>=============[ Switch: hostname (10.10.10.2) ]=============</w:t>
-      </w:r>
-      <w:r>
-        <w:rPr/>
-        <w:br/>
-      </w:r>
-      <w:r>
-        <w:rPr>
-          <w:rStyle w:val="VerbatimChar"/>
-        </w:rPr>
-        <w:t>[...]</w:t>
-      </w:r>
-      <w:bookmarkEnd w:id="9"/>
-      <w:bookmarkEnd w:id="11"/>
-      <w:bookmarkEnd w:id="15"/>
-    </w:p>
-    <w:p>
-      <w:pPr>
-        <w:pStyle w:val="Heading1"/>
-        <w:rPr/>
-      </w:pPr>
-      <w:bookmarkStart w:id="16" w:name="pour-les-développeurs"/>
-      <w:r>
-        <w:rPr/>
-        <w:t>Pour les développeurs</w:t>
+        <w:t xml:space="preserve">Il existe également des endpoints de type </w:t>
+      </w:r>
+      <w:r>
+        <w:rPr>
+          <w:rStyle w:val="VerbatimChar"/>
+        </w:rPr>
+        <w:t>GET</w:t>
+      </w:r>
+      <w:r>
+        <w:rPr/>
+        <w:t xml:space="preserve"> accessibles via NXAPI-REST, permettant de récupérer des données du switch : - </w:t>
+      </w:r>
+      <w:r>
+        <w:rPr>
+          <w:rStyle w:val="VerbatimChar"/>
+        </w:rPr>
+        <w:t>https://&lt;ip_switch&gt;/api/mo/sys.json</w:t>
+      </w:r>
+      <w:r>
+        <w:rPr/>
+        <w:t xml:space="preserve"> renvoie les informations du switch, notamment son nom, son uptime, etc. - </w:t>
+      </w:r>
+      <w:r>
+        <w:rPr>
+          <w:rStyle w:val="VerbatimChar"/>
+        </w:rPr>
+        <w:t>https://&lt;ip_switch&gt;/api/class/ethpmPhysIf.json</w:t>
+      </w:r>
+      <w:r>
+        <w:rPr/>
+        <w:t xml:space="preserve"> renvoie l’état des interfaces, notamment si elles sont </w:t>
+      </w:r>
+      <w:r>
+        <w:rPr>
+          <w:b/>
+          <w:bCs/>
+        </w:rPr>
+        <w:t>UP</w:t>
+      </w:r>
+      <w:r>
+        <w:rPr/>
+        <w:t xml:space="preserve"> ou </w:t>
+      </w:r>
+      <w:r>
+        <w:rPr>
+          <w:b/>
+          <w:bCs/>
+        </w:rPr>
+        <w:t>DOWN</w:t>
+      </w:r>
+      <w:r>
+        <w:rPr/>
+        <w:t xml:space="preserve"> administrativement et opérationnellement. On peut aussi voir si les interfaces sont en full ou half-duplex. - </w:t>
+      </w:r>
+      <w:r>
+        <w:rPr>
+          <w:rStyle w:val="VerbatimChar"/>
+        </w:rPr>
+        <w:t>https://&lt;ip_switch&gt;/api/class/rmonEtherStats.json</w:t>
+      </w:r>
+      <w:r>
+        <w:rPr/>
+        <w:t xml:space="preserve"> renvoie les statistiques des interfaces. Il s’agit de tous les compteurs: CRC, paquets perdus, etc.</w:t>
+      </w:r>
+      <w:bookmarkEnd w:id="8"/>
+    </w:p>
+    <w:p>
+      <w:pPr>
+        <w:pStyle w:val="Heading3"/>
+        <w:rPr/>
+      </w:pPr>
+      <w:bookmarkStart w:id="9" w:name="comment-trouver-de-nouveaux-endpoints"/>
+      <w:r>
+        <w:rPr/>
+        <w:t>Comment trouver de nouveaux endpoints ?</w:t>
       </w:r>
     </w:p>
     <w:p>
@@ -2601,7 +1228,92 @@
       </w:pPr>
       <w:r>
         <w:rPr/>
-        <w:t>Le programme est développé en Python 3.14 et suit une logique de programmation objet qui le rend modulable:</w:t>
+        <w:t>Pour identifier les endpoints d’API à utiliser, il faut se connecter à la sandbox de NXAPI:</w:t>
+        <w:br/>
+        <w:t xml:space="preserve">Sur le navigateur, entrez </w:t>
+      </w:r>
+      <w:r>
+        <w:rPr>
+          <w:rStyle w:val="VerbatimChar"/>
+        </w:rPr>
+        <w:t>https://&lt;ip_switch&gt;</w:t>
+      </w:r>
+      <w:r>
+        <w:rPr/>
+        <w:t xml:space="preserve"> et renseignez les identifiants de connexion.</w:t>
+      </w:r>
+    </w:p>
+    <w:p>
+      <w:pPr>
+        <w:pStyle w:val="Heading4"/>
+        <w:rPr/>
+      </w:pPr>
+      <w:bookmarkStart w:id="10" w:name="pour-lapi-cli"/>
+      <w:r>
+        <w:rPr/>
+        <w:t>Pour l’API CLI</w:t>
+      </w:r>
+    </w:p>
+    <w:p>
+      <w:pPr>
+        <w:pStyle w:val="FirstParagraph"/>
+        <w:rPr/>
+      </w:pPr>
+      <w:r>
+        <w:rPr/>
+        <w:t xml:space="preserve">Le endpoint est toujours </w:t>
+      </w:r>
+      <w:r>
+        <w:rPr>
+          <w:rStyle w:val="VerbatimChar"/>
+        </w:rPr>
+        <w:t>https://&lt;ip_s</w:t>
+      </w:r>
+      <w:r>
+        <w:rPr>
+          <w:rStyle w:val="VerbatimChar"/>
+        </w:rPr>
+        <w:t>wi</w:t>
+      </w:r>
+      <w:r>
+        <w:rPr>
+          <w:rStyle w:val="VerbatimChar"/>
+        </w:rPr>
+        <w:t>tch&gt;/api/ins</w:t>
+      </w:r>
+      <w:r>
+        <w:rPr/>
+        <w:t>, en revanche, les JSON de retour peuvent être vu</w:t>
+      </w:r>
+      <w:r>
+        <w:rPr/>
+        <w:t>s</w:t>
+      </w:r>
+      <w:r>
+        <w:rPr/>
+        <w:t xml:space="preserve"> sur la page “Command Reference” en haut à droite.</w:t>
+      </w:r>
+      <w:bookmarkEnd w:id="10"/>
+    </w:p>
+    <w:p>
+      <w:pPr>
+        <w:pStyle w:val="Heading4"/>
+        <w:rPr/>
+      </w:pPr>
+      <w:bookmarkStart w:id="11" w:name="pour-lapi-rest"/>
+      <w:r>
+        <w:rPr/>
+        <w:t>Pour l’API REST</w:t>
+      </w:r>
+    </w:p>
+    <w:p>
+      <w:pPr>
+        <w:pStyle w:val="FirstParagraph"/>
+        <w:rPr/>
+      </w:pPr>
+      <w:r>
+        <w:rPr/>
+        <w:t>Pour commencer, sélectionnez la méthode NXAPI-REST puis entrez dans le “Model Browser”.</w:t>
       </w:r>
     </w:p>
     <w:p>
@@ -2620,9 +1332,9 @@
             <wp:positionV relativeFrom="paragraph">
               <wp:posOffset>635</wp:posOffset>
             </wp:positionV>
-            <wp:extent cx="3780790" cy="6404610"/>
+            <wp:extent cx="5943600" cy="1320165"/>
             <wp:effectExtent l="0" t="0" r="0" b="0"/>
-            <wp:wrapTopAndBottom/>
+            <wp:wrapSquare wrapText="largest"/>
             <wp:docPr id="1" name="Image1"/>
             <wp:cNvGraphicFramePr>
               <a:graphicFrameLocks xmlns:a="http://schemas.openxmlformats.org/drawingml/2006/main" noChangeAspect="1"/>
@@ -2645,7 +1357,7 @@
                   <pic:spPr bwMode="auto">
                     <a:xfrm>
                       <a:off x="0" y="0"/>
-                      <a:ext cx="3780790" cy="6404610"/>
+                      <a:ext cx="5943600" cy="1320165"/>
                     </a:xfrm>
                     <a:prstGeom prst="rect">
                       <a:avLst/>
@@ -2661,39 +1373,166 @@
     </w:p>
     <w:p>
       <w:pPr>
-        <w:pStyle w:val="Heading2"/>
-        <w:rPr/>
-      </w:pPr>
-      <w:bookmarkStart w:id="17" w:name="contacter-un-endpoint"/>
-      <w:r>
-        <w:rPr/>
-        <w:t>Contacter un endpoint</w:t>
-      </w:r>
-    </w:p>
-    <w:p>
-      <w:pPr>
-        <w:pStyle w:val="FirstParagraph"/>
-        <w:rPr/>
-      </w:pPr>
-      <w:r>
-        <w:rPr/>
-        <w:t>Pour ajouter un point de contacter à endpoint. On procède en 5 étapes</w:t>
-      </w:r>
-    </w:p>
-    <w:p>
-      <w:pPr>
-        <w:pStyle w:val="Heading3"/>
-        <w:rPr/>
-      </w:pPr>
-      <w:bookmarkStart w:id="18" w:name="étape-1-identification-du-besoin"/>
-      <w:r>
-        <w:rPr/>
-        <w:t>Étape 1: Identification du besoin</w:t>
-      </w:r>
-    </w:p>
-    <w:p>
-      <w:pPr>
-        <w:pStyle w:val="FirstParagraph"/>
+        <w:pStyle w:val="BodyText"/>
+        <w:rPr/>
+      </w:pPr>
+      <w:r>
+        <w:rPr/>
+        <w:t>La version REST de NXAPI fonctionne comme une arborescence, avec différents niveau de précision. Elle donne des informations valables à l’instant de la requête.</w:t>
+      </w:r>
+    </w:p>
+    <w:p>
+      <w:pPr>
+        <w:pStyle w:val="BodyText"/>
+        <w:rPr/>
+      </w:pPr>
+      <w:r>
+        <w:rPr/>
+        <w:t xml:space="preserve">Vous entrez par défaut au niveau de la classe </w:t>
+      </w:r>
+      <w:r>
+        <w:rPr>
+          <w:rStyle w:val="VerbatimChar"/>
+        </w:rPr>
+        <w:t>topSystem</w:t>
+      </w:r>
+      <w:r>
+        <w:rPr/>
+        <w:t xml:space="preserve">, qui donne des informations sur l’état du switch. Pour obtenir des informations plus abstraites, il faut aller au niveau antérieur au </w:t>
+      </w:r>
+      <w:r>
+        <w:rPr>
+          <w:rStyle w:val="VerbatimChar"/>
+        </w:rPr>
+        <w:t>topSystem</w:t>
+      </w:r>
+      <w:r>
+        <w:rPr/>
+        <w:t xml:space="preserve">, vous pouvez faire cela en cherchant la classe </w:t>
+      </w:r>
+      <w:r>
+        <w:rPr>
+          <w:rStyle w:val="VerbatimChar"/>
+        </w:rPr>
+        <w:t>topRoot</w:t>
+      </w:r>
+      <w:r>
+        <w:rPr/>
+        <w:t xml:space="preserve"> dans le filtre “Class or DN” (ou en laissant le champ vide).</w:t>
+      </w:r>
+    </w:p>
+    <w:p>
+      <w:pPr>
+        <w:pStyle w:val="BodyText"/>
+        <w:rPr/>
+      </w:pPr>
+      <w:r>
+        <w:rPr/>
+        <w:drawing>
+          <wp:anchor distT="0" distB="0" distL="0" distR="0" simplePos="0" relativeHeight="3" behindDoc="0" locked="0" layoutInCell="0" allowOverlap="1">
+            <wp:simplePos x="0" y="0"/>
+            <wp:positionH relativeFrom="column">
+              <wp:align>center</wp:align>
+            </wp:positionH>
+            <wp:positionV relativeFrom="paragraph">
+              <wp:posOffset>635</wp:posOffset>
+            </wp:positionV>
+            <wp:extent cx="5943600" cy="5150485"/>
+            <wp:effectExtent l="0" t="0" r="0" b="0"/>
+            <wp:wrapSquare wrapText="largest"/>
+            <wp:docPr id="2" name="Image2"/>
+            <wp:cNvGraphicFramePr>
+              <a:graphicFrameLocks xmlns:a="http://schemas.openxmlformats.org/drawingml/2006/main" noChangeAspect="1"/>
+            </wp:cNvGraphicFramePr>
+            <a:graphic xmlns:a="http://schemas.openxmlformats.org/drawingml/2006/main">
+              <a:graphicData uri="http://schemas.openxmlformats.org/drawingml/2006/picture">
+                <pic:pic xmlns:pic="http://schemas.openxmlformats.org/drawingml/2006/picture">
+                  <pic:nvPicPr>
+                    <pic:cNvPr id="2" name="Image2"/>
+                    <pic:cNvPicPr>
+                      <a:picLocks noChangeAspect="1" noChangeArrowheads="1"/>
+                    </pic:cNvPicPr>
+                  </pic:nvPicPr>
+                  <pic:blipFill>
+                    <a:blip r:embed="rId3"/>
+                    <a:stretch>
+                      <a:fillRect/>
+                    </a:stretch>
+                  </pic:blipFill>
+                  <pic:spPr bwMode="auto">
+                    <a:xfrm>
+                      <a:off x="0" y="0"/>
+                      <a:ext cx="5943600" cy="5150485"/>
+                    </a:xfrm>
+                    <a:prstGeom prst="rect">
+                      <a:avLst/>
+                    </a:prstGeom>
+                    <a:noFill/>
+                  </pic:spPr>
+                </pic:pic>
+              </a:graphicData>
+            </a:graphic>
+          </wp:anchor>
+        </w:drawing>
+      </w:r>
+    </w:p>
+    <w:p>
+      <w:pPr>
+        <w:pStyle w:val="BodyText"/>
+        <w:rPr/>
+      </w:pPr>
+      <w:r>
+        <w:rPr/>
+        <w:t xml:space="preserve">A partir de là, vous pouvez faire </w:t>
+      </w:r>
+      <w:r>
+        <w:rPr>
+          <w:rStyle w:val="VerbatimChar"/>
+        </w:rPr>
+        <w:t>CTRL+F</w:t>
+      </w:r>
+      <w:r>
+        <w:rPr/>
+        <w:t xml:space="preserve"> et tapez des mots clés comme </w:t>
+      </w:r>
+      <w:r>
+        <w:rPr>
+          <w:rStyle w:val="VerbatimChar"/>
+        </w:rPr>
+        <w:t>eth</w:t>
+      </w:r>
+      <w:r>
+        <w:rPr/>
+        <w:t xml:space="preserve"> ou </w:t>
+      </w:r>
+      <w:r>
+        <w:rPr>
+          <w:rStyle w:val="VerbatimChar"/>
+        </w:rPr>
+        <w:t>ptp</w:t>
+      </w:r>
+      <w:r>
+        <w:rPr/>
+        <w:t xml:space="preserve"> pour trouver des endpoints ou des informations spécifiques. Si vous ne voyez pas ce que vous cherchez, descendez dans l’arboresecnce en cliquant sur les flèches au niveau des DN.</w:t>
+      </w:r>
+    </w:p>
+    <w:p>
+      <w:pPr>
+        <w:pStyle w:val="BodyText"/>
+        <w:rPr/>
+      </w:pPr>
+      <w:r>
+        <w:rPr/>
+        <w:t>Une fois que vous avez trouvez les données que vous cherchez, vous pouvez identifier l’endpoint de deux manières différentes:</w:t>
+      </w:r>
+    </w:p>
+    <w:p>
+      <w:pPr>
+        <w:pStyle w:val="Normal"/>
+        <w:numPr>
+          <w:ilvl w:val="0"/>
+          <w:numId w:val="4"/>
+        </w:numPr>
         <w:rPr/>
       </w:pPr>
       <w:r>
@@ -2701,143 +1540,74 @@
           <w:b/>
           <w:bCs/>
         </w:rPr>
-        <w:t>Questions</w:t>
-      </w:r>
-      <w:r>
-        <w:rPr/>
-        <w:t xml:space="preserve"> : - Est-ce qu’on peut utiliser l’API REST, ou est-ce qu’on doit plutôt utiliser l’API CLI ? - Si c’est l’</w:t>
-      </w:r>
+        <w:t>Par classe:</w:t>
+      </w:r>
+      <w:r>
+        <w:rPr/>
+        <w:t xml:space="preserve"> Le nom d’une classe est indiqué dans le carré orange. Ainsi, l’endpoint à adresser est </w:t>
+      </w:r>
+      <w:r>
+        <w:rPr>
+          <w:rStyle w:val="VerbatimChar"/>
+        </w:rPr>
+        <w:t>https://&lt;ip_switch&gt;/api/class/&lt;nom_de_classe&gt;.json</w:t>
+      </w:r>
+      <w:r>
+        <w:rPr/>
+        <w:t xml:space="preserve"> (C’est cette méthode que le script utilise couramment)</w:t>
+      </w:r>
+    </w:p>
+    <w:p>
+      <w:pPr>
+        <w:pStyle w:val="Normal"/>
+        <w:numPr>
+          <w:ilvl w:val="0"/>
+          <w:numId w:val="4"/>
+        </w:numPr>
+        <w:rPr/>
+      </w:pPr>
       <w:r>
         <w:rPr>
           <w:b/>
           <w:bCs/>
         </w:rPr>
-        <w:t>API REST</w:t>
-      </w:r>
-      <w:r>
-        <w:rPr/>
-        <w:t xml:space="preserve">, on modifie la classe </w:t>
-      </w:r>
-      <w:r>
-        <w:rPr>
-          <w:rStyle w:val="VerbatimChar"/>
-        </w:rPr>
-        <w:t>NXREST-API</w:t>
-      </w:r>
-      <w:r>
-        <w:rPr/>
-        <w:t xml:space="preserve"> de </w:t>
-      </w:r>
-      <w:r>
-        <w:rPr>
-          <w:rStyle w:val="VerbatimChar"/>
-        </w:rPr>
-        <w:t>nxapi_requests.py</w:t>
-      </w:r>
-      <w:r>
-        <w:rPr/>
-        <w:t>. - Si c’est l’</w:t>
-      </w:r>
-      <w:r>
-        <w:rPr>
-          <w:b/>
-          <w:bCs/>
-        </w:rPr>
-        <w:t>API CLI</w:t>
-      </w:r>
-      <w:r>
-        <w:rPr/>
-        <w:t xml:space="preserve">, on modifie la classe </w:t>
-      </w:r>
-      <w:r>
-        <w:rPr>
-          <w:rStyle w:val="VerbatimChar"/>
-        </w:rPr>
-        <w:t>NXCLI-API</w:t>
-      </w:r>
-      <w:r>
-        <w:rPr/>
-        <w:t xml:space="preserve"> de </w:t>
-      </w:r>
-      <w:r>
-        <w:rPr>
-          <w:rStyle w:val="VerbatimChar"/>
-        </w:rPr>
-        <w:t>nxapi_requests.py</w:t>
-      </w:r>
-      <w:r>
-        <w:rPr/>
-        <w:t xml:space="preserve"> et on utilise la méthode </w:t>
-      </w:r>
-      <w:r>
-        <w:rPr>
-          <w:rStyle w:val="VerbatimChar"/>
-        </w:rPr>
-        <w:t>_wrap_cmd()</w:t>
-      </w:r>
-      <w:r>
-        <w:rPr/>
-        <w:t xml:space="preserve"> pour envoyer la commande au switch. - Est-ce un </w:t>
-      </w:r>
-      <w:r>
-        <w:rPr>
-          <w:rStyle w:val="VerbatimChar"/>
-        </w:rPr>
-        <w:t>POST</w:t>
-      </w:r>
-      <w:r>
-        <w:rPr/>
-        <w:t xml:space="preserve"> ou un </w:t>
-      </w:r>
-      <w:r>
-        <w:rPr>
-          <w:rStyle w:val="VerbatimChar"/>
-        </w:rPr>
-        <w:t>GET</w:t>
-      </w:r>
-      <w:r>
-        <w:rPr/>
-        <w:t xml:space="preserve"> ? - Si c’est un </w:t>
-      </w:r>
-      <w:r>
-        <w:rPr>
-          <w:rStyle w:val="VerbatimChar"/>
-        </w:rPr>
-        <w:t>GET</w:t>
-      </w:r>
-      <w:r>
-        <w:rPr/>
-        <w:t xml:space="preserve">, on utilise la méthode </w:t>
-      </w:r>
-      <w:r>
-        <w:rPr>
-          <w:rStyle w:val="VerbatimChar"/>
-        </w:rPr>
-        <w:t>_get</w:t>
-      </w:r>
-      <w:r>
-        <w:rPr/>
-        <w:t xml:space="preserve"> et on renseigne l’endpoint (sans le </w:t>
-      </w:r>
-      <w:r>
-        <w:rPr>
-          <w:rStyle w:val="VerbatimChar"/>
-        </w:rPr>
-        <w:t>/api</w:t>
-      </w:r>
-      <w:r>
-        <w:rPr/>
-        <w:t xml:space="preserve">). - Si c’est un </w:t>
-      </w:r>
-      <w:r>
-        <w:rPr>
-          <w:rStyle w:val="VerbatimChar"/>
-        </w:rPr>
-        <w:t>POST</w:t>
-      </w:r>
-      <w:r>
-        <w:rPr/>
-        <w:t>, il faut regarder le résultat du sandbox NXAPI pour avoir une idée de la structure. - Si on modifie une configuration, est-ce que cela va avoir une incidence de synchronisation avec NDFC ?</w:t>
+        <w:t>Par DN:</w:t>
+      </w:r>
+      <w:r>
+        <w:rPr/>
+        <w:t xml:space="preserve"> Le nom de DN est indiqué dans la section prévue à cette effet dans le tableau. Ainsi l’endpoint à adresser est </w:t>
+      </w:r>
+      <w:r>
+        <w:rPr>
+          <w:rStyle w:val="VerbatimChar"/>
+        </w:rPr>
+        <w:t>https://&lt;ip_switch&gt;/api/mo/&lt;nom_de_dn&gt;.json</w:t>
+      </w:r>
+    </w:p>
+    <w:p>
+      <w:pPr>
+        <w:pStyle w:val="FirstParagraph"/>
+        <w:rPr/>
+      </w:pPr>
+      <w:r>
+        <w:rPr/>
+        <w:t xml:space="preserve">Ces deux méthodes sont stictement équivalentes. Cela signifie par exemple que, dans l’image précédente, les réponses de - </w:t>
+      </w:r>
+      <w:r>
+        <w:rPr>
+          <w:rStyle w:val="VerbatimChar"/>
+        </w:rPr>
+        <w:t>GET https://&lt;ip_switch&gt;/api/class/topSystem.json</w:t>
+      </w:r>
+      <w:r>
+        <w:rPr/>
+        <w:t xml:space="preserve"> - </w:t>
+      </w:r>
+      <w:r>
+        <w:rPr>
+          <w:rStyle w:val="VerbatimChar"/>
+        </w:rPr>
+        <w:t>GET https://&lt;ip_switch&gt;/api/mo/sys.json</w:t>
       </w:r>
     </w:p>
     <w:p>
@@ -2847,75 +1617,22 @@
       </w:pPr>
       <w:r>
         <w:rPr/>
-        <w:t>On vérifie le format de retour de l’endpoint avec le sandbox de NXAPI (trouver l’IP d’un switch et s’y connecter via le navigateur).</w:t>
-      </w:r>
-    </w:p>
-    <w:p>
-      <w:pPr>
-        <w:pStyle w:val="BodyText"/>
-        <w:rPr/>
-      </w:pPr>
-      <w:r>
-        <w:rPr/>
-        <w:t xml:space="preserve">Le répertoire </w:t>
-      </w:r>
-      <w:r>
-        <w:rPr>
-          <w:rStyle w:val="VerbatimChar"/>
-        </w:rPr>
-        <w:t>demo_json/</w:t>
-      </w:r>
-      <w:r>
-        <w:rPr/>
-        <w:t xml:space="preserve"> contient des JSON qui représentent les endpoints de NXAPI.</w:t>
-        <w:br/>
-        <w:t>Le dossier reproduit ainsi la structure des endpoints NXAPI.</w:t>
-        <w:br/>
-        <w:t xml:space="preserve">Si vous avez besoin d’accéder à de nouveaux endpoints, vous pouvez copier le résultat de la sandbox de NXAPI et les ajouter à </w:t>
-      </w:r>
-      <w:r>
-        <w:rPr>
-          <w:rStyle w:val="VerbatimChar"/>
-        </w:rPr>
-        <w:t>demo_json/</w:t>
-      </w:r>
-      <w:r>
-        <w:rPr/>
-        <w:t xml:space="preserve"> en respectant le chemin d’URL (par ex. </w:t>
-      </w:r>
-      <w:r>
-        <w:rPr>
-          <w:rStyle w:val="VerbatimChar"/>
-        </w:rPr>
-        <w:t>api/mo/sys.json</w:t>
-      </w:r>
-      <w:r>
-        <w:rPr/>
-        <w:t xml:space="preserve"> se transforme en </w:t>
-      </w:r>
-      <w:r>
-        <w:rPr>
-          <w:rStyle w:val="VerbatimChar"/>
-        </w:rPr>
-        <w:t>demo_json/mo/sys.json</w:t>
-      </w:r>
-      <w:r>
-        <w:rPr/>
-        <w:t>).</w:t>
-        <w:br/>
-        <w:t>Ainsi, vous pourrez tester des cas de monitoring spécifique en changeant ce fichier.</w:t>
-      </w:r>
-      <w:bookmarkEnd w:id="18"/>
-    </w:p>
-    <w:p>
-      <w:pPr>
-        <w:pStyle w:val="Heading3"/>
-        <w:rPr/>
-      </w:pPr>
-      <w:bookmarkStart w:id="19" w:name="X07b8d1b52f8143b93a7e70a1f38550fbec1afb9"/>
-      <w:r>
-        <w:rPr/>
-        <w:t>Étape 2: Écriture dans le fichier de résultat</w:t>
+        <w:t>Sont strictement les mêmes.</w:t>
+      </w:r>
+      <w:bookmarkEnd w:id="0"/>
+      <w:bookmarkEnd w:id="7"/>
+      <w:bookmarkEnd w:id="9"/>
+      <w:bookmarkEnd w:id="11"/>
+    </w:p>
+    <w:p>
+      <w:pPr>
+        <w:pStyle w:val="Heading1"/>
+        <w:rPr/>
+      </w:pPr>
+      <w:bookmarkStart w:id="12" w:name="utilisation-du-script"/>
+      <w:r>
+        <w:rPr/>
+        <w:t>Utilisation du script</w:t>
       </w:r>
     </w:p>
     <w:p>
@@ -2925,17 +1642,68 @@
       </w:pPr>
       <w:r>
         <w:rPr/>
-        <w:t xml:space="preserve">Dans le fichier </w:t>
-      </w:r>
-      <w:r>
-        <w:rPr>
-          <w:rStyle w:val="VerbatimChar"/>
-        </w:rPr>
-        <w:t>result_file.py</w:t>
-      </w:r>
-      <w:r>
-        <w:rPr/>
-        <w:t xml:space="preserve"> :</w:t>
+        <w:t>Le script a pour vocation d’être un cronjob. Il prend en entrée les tests à réaliser et renvoie en sortie un fichier de log et de résultats pour faciliter l’intervention.</w:t>
+      </w:r>
+    </w:p>
+    <w:p>
+      <w:pPr>
+        <w:pStyle w:val="Heading2"/>
+        <w:rPr/>
+      </w:pPr>
+      <w:bookmarkStart w:id="13" w:name="premier-démarrage"/>
+      <w:r>
+        <w:rPr/>
+        <w:t>Premier démarrage</w:t>
+      </w:r>
+    </w:p>
+    <w:p>
+      <w:pPr>
+        <w:pStyle w:val="FirstParagraph"/>
+        <w:rPr/>
+      </w:pPr>
+      <w:r>
+        <w:rPr/>
+        <w:t xml:space="preserve">Le script est écrit en Python 3.14. Assurez-vous d’avoir </w:t>
+      </w:r>
+      <w:r>
+        <w:rPr>
+          <w:rStyle w:val="VerbatimChar"/>
+        </w:rPr>
+        <w:t>pip</w:t>
+      </w:r>
+      <w:r>
+        <w:rPr/>
+        <w:t xml:space="preserve"> installé. 1. Placez-vous à la racine du projet. 2. Initialisez un environnement virtuel :</w:t>
+      </w:r>
+    </w:p>
+    <w:p>
+      <w:pPr>
+        <w:pStyle w:val="SourceCode"/>
+        <w:rPr/>
+      </w:pPr>
+      <w:r>
+        <w:rPr>
+          <w:rStyle w:val="ExtensionTok"/>
+        </w:rPr>
+        <w:t>python</w:t>
+      </w:r>
+      <w:r>
+        <w:rPr>
+          <w:rStyle w:val="NormalTok"/>
+        </w:rPr>
+        <w:t xml:space="preserve"> </w:t>
+      </w:r>
+      <w:r>
+        <w:rPr>
+          <w:rStyle w:val="AttributeTok"/>
+        </w:rPr>
+        <w:t>-m</w:t>
+      </w:r>
+      <w:r>
+        <w:rPr>
+          <w:rStyle w:val="NormalTok"/>
+        </w:rPr>
+        <w:t xml:space="preserve"> venv .venv</w:t>
       </w:r>
     </w:p>
     <w:p>
@@ -2943,23 +1711,540 @@
         <w:pStyle w:val="Compact"/>
         <w:numPr>
           <w:ilvl w:val="0"/>
-          <w:numId w:val="20"/>
+          <w:numId w:val="22"/>
         </w:numPr>
         <w:rPr/>
       </w:pPr>
       <w:r>
         <w:rPr/>
-        <w:t xml:space="preserve">Créez un nouveau </w:t>
-      </w:r>
-      <w:r>
-        <w:rPr>
-          <w:rStyle w:val="VerbatimChar"/>
-        </w:rPr>
-        <w:t>Label</w:t>
-      </w:r>
-      <w:r>
-        <w:rPr/>
-        <w:t xml:space="preserve"> correspondant à ce que vous souhaitez monitorer (et ajoutez-le dans le fichier résultat).</w:t>
+        <w:t>Démarrez l’environnement virtuel.</w:t>
+      </w:r>
+    </w:p>
+    <w:p>
+      <w:pPr>
+        <w:pStyle w:val="FirstParagraph"/>
+        <w:rPr/>
+      </w:pPr>
+      <w:r>
+        <w:rPr/>
+        <w:t xml:space="preserve">Sur </w:t>
+      </w:r>
+      <w:r>
+        <w:rPr>
+          <w:b/>
+          <w:bCs/>
+        </w:rPr>
+        <w:t>Windows</w:t>
+      </w:r>
+      <w:r>
+        <w:rPr/>
+        <w:t xml:space="preserve"> :</w:t>
+      </w:r>
+    </w:p>
+    <w:p>
+      <w:pPr>
+        <w:pStyle w:val="SourceCode"/>
+        <w:rPr/>
+      </w:pPr>
+      <w:r>
+        <w:rPr>
+          <w:rStyle w:val="OperatorTok"/>
+        </w:rPr>
+        <w:t>.</w:t>
+      </w:r>
+      <w:r>
+        <w:rPr>
+          <w:rStyle w:val="FunctionTok"/>
+        </w:rPr>
+        <w:t>venv</w:t>
+      </w:r>
+      <w:r>
+        <w:rPr>
+          <w:rStyle w:val="NormalTok"/>
+        </w:rPr>
+        <w:t>\Scripts\activate</w:t>
+      </w:r>
+      <w:r>
+        <w:rPr>
+          <w:rStyle w:val="OperatorTok"/>
+        </w:rPr>
+        <w:t>.</w:t>
+      </w:r>
+      <w:r>
+        <w:rPr>
+          <w:rStyle w:val="FunctionTok"/>
+        </w:rPr>
+        <w:t>ps1</w:t>
+      </w:r>
+    </w:p>
+    <w:p>
+      <w:pPr>
+        <w:pStyle w:val="FirstParagraph"/>
+        <w:rPr/>
+      </w:pPr>
+      <w:r>
+        <w:rPr/>
+        <w:t xml:space="preserve">Sur </w:t>
+      </w:r>
+      <w:r>
+        <w:rPr>
+          <w:b/>
+          <w:bCs/>
+        </w:rPr>
+        <w:t>Linux</w:t>
+      </w:r>
+      <w:r>
+        <w:rPr/>
+        <w:t xml:space="preserve"> ou </w:t>
+      </w:r>
+      <w:r>
+        <w:rPr>
+          <w:b/>
+          <w:bCs/>
+        </w:rPr>
+        <w:t>macOS</w:t>
+      </w:r>
+      <w:r>
+        <w:rPr/>
+        <w:t xml:space="preserve"> :</w:t>
+      </w:r>
+    </w:p>
+    <w:p>
+      <w:pPr>
+        <w:pStyle w:val="SourceCode"/>
+        <w:rPr/>
+      </w:pPr>
+      <w:r>
+        <w:rPr>
+          <w:rStyle w:val="BuiltInTok"/>
+        </w:rPr>
+        <w:t>source</w:t>
+      </w:r>
+      <w:r>
+        <w:rPr>
+          <w:rStyle w:val="NormalTok"/>
+        </w:rPr>
+        <w:t xml:space="preserve"> .venv/bin/activate</w:t>
+      </w:r>
+    </w:p>
+    <w:p>
+      <w:pPr>
+        <w:pStyle w:val="Compact"/>
+        <w:numPr>
+          <w:ilvl w:val="0"/>
+          <w:numId w:val="23"/>
+        </w:numPr>
+        <w:rPr/>
+      </w:pPr>
+      <w:r>
+        <w:rPr/>
+        <w:t>Installez les dépendances :</w:t>
+      </w:r>
+    </w:p>
+    <w:p>
+      <w:pPr>
+        <w:pStyle w:val="SourceCode"/>
+        <w:rPr/>
+      </w:pPr>
+      <w:r>
+        <w:rPr>
+          <w:rStyle w:val="ExtensionTok"/>
+        </w:rPr>
+        <w:t>python</w:t>
+      </w:r>
+      <w:r>
+        <w:rPr>
+          <w:rStyle w:val="NormalTok"/>
+        </w:rPr>
+        <w:t xml:space="preserve"> </w:t>
+      </w:r>
+      <w:r>
+        <w:rPr>
+          <w:rStyle w:val="AttributeTok"/>
+        </w:rPr>
+        <w:t>-m</w:t>
+      </w:r>
+      <w:r>
+        <w:rPr>
+          <w:rStyle w:val="NormalTok"/>
+        </w:rPr>
+        <w:t xml:space="preserve"> pip install </w:t>
+      </w:r>
+      <w:r>
+        <w:rPr>
+          <w:rStyle w:val="AttributeTok"/>
+        </w:rPr>
+        <w:t>-e</w:t>
+      </w:r>
+      <w:r>
+        <w:rPr>
+          <w:rStyle w:val="NormalTok"/>
+        </w:rPr>
+        <w:t xml:space="preserve"> .</w:t>
+      </w:r>
+      <w:bookmarkEnd w:id="13"/>
+    </w:p>
+    <w:p>
+      <w:pPr>
+        <w:pStyle w:val="Heading2"/>
+        <w:rPr/>
+      </w:pPr>
+      <w:bookmarkStart w:id="14" w:name="utilisation-courante"/>
+      <w:r>
+        <w:rPr/>
+        <w:t>Utilisation courante</w:t>
+      </w:r>
+    </w:p>
+    <w:p>
+      <w:pPr>
+        <w:pStyle w:val="FirstParagraph"/>
+        <w:rPr/>
+      </w:pPr>
+      <w:r>
+        <w:rPr/>
+        <w:t xml:space="preserve">Avant toute chose, assurez-vous : 1. D’avoir </w:t>
+      </w:r>
+      <w:r>
+        <w:rPr>
+          <w:b/>
+          <w:bCs/>
+        </w:rPr>
+        <w:t>démarré votre environnement virtuel Python</w:t>
+      </w:r>
+      <w:r>
+        <w:rPr/>
+        <w:t xml:space="preserve">. 2. D’avoir un fichier </w:t>
+      </w:r>
+      <w:r>
+        <w:rPr>
+          <w:rStyle w:val="VerbatimChar"/>
+        </w:rPr>
+        <w:t>.env</w:t>
+      </w:r>
+      <w:r>
+        <w:rPr/>
+        <w:t xml:space="preserve"> à la racine du projet contenant les identifiants des switchs à contacter :</w:t>
+      </w:r>
+    </w:p>
+    <w:p>
+      <w:pPr>
+        <w:pStyle w:val="SourceCode"/>
+        <w:rPr/>
+      </w:pPr>
+      <w:r>
+        <w:rPr>
+          <w:rStyle w:val="VerbatimChar"/>
+        </w:rPr>
+        <w:t>SWITCH_USER_ID="nom_d_utilisateur"</w:t>
+      </w:r>
+      <w:r>
+        <w:rPr/>
+        <w:br/>
+      </w:r>
+      <w:r>
+        <w:rPr>
+          <w:rStyle w:val="VerbatimChar"/>
+        </w:rPr>
+        <w:t>SWITCH_PASSWORD="mot_de_passe"</w:t>
+      </w:r>
+    </w:p>
+    <w:p>
+      <w:pPr>
+        <w:pStyle w:val="FirstParagraph"/>
+        <w:rPr/>
+      </w:pPr>
+      <w:r>
+        <w:rPr/>
+        <w:t>Vous pourrez ensuite lancer le programme avec :</w:t>
+      </w:r>
+    </w:p>
+    <w:p>
+      <w:pPr>
+        <w:pStyle w:val="SourceCode"/>
+        <w:rPr/>
+      </w:pPr>
+      <w:r>
+        <w:rPr>
+          <w:rStyle w:val="VerbatimChar"/>
+        </w:rPr>
+        <w:t>python main.py -h</w:t>
+      </w:r>
+    </w:p>
+    <w:p>
+      <w:pPr>
+        <w:pStyle w:val="FirstParagraph"/>
+        <w:rPr/>
+      </w:pPr>
+      <w:r>
+        <w:rPr/>
+        <w:t>Vous aurez le manuel qui s’affiche, avec les différents arguments.</w:t>
+      </w:r>
+    </w:p>
+    <w:p>
+      <w:pPr>
+        <w:pStyle w:val="SourceCode"/>
+        <w:rPr/>
+      </w:pPr>
+      <w:r>
+        <w:rPr>
+          <w:rStyle w:val="VerbatimChar"/>
+        </w:rPr>
+        <w:t>usage: main.py [-h] [--unused_ports N] [--half_duplex]</w:t>
+      </w:r>
+      <w:r>
+        <w:rPr/>
+        <w:br/>
+      </w:r>
+      <w:r>
+        <w:rPr>
+          <w:rStyle w:val="VerbatimChar"/>
+        </w:rPr>
+        <w:t xml:space="preserve">               [--check_transceiver {WARN,ALERT}]</w:t>
+      </w:r>
+      <w:r>
+        <w:rPr/>
+        <w:br/>
+      </w:r>
+      <w:r>
+        <w:rPr>
+          <w:rStyle w:val="VerbatimChar"/>
+        </w:rPr>
+        <w:t xml:space="preserve">               [--CRC critical_delta reference_directory_path]</w:t>
+      </w:r>
+      <w:r>
+        <w:rPr/>
+        <w:br/>
+      </w:r>
+      <w:r>
+        <w:rPr>
+          <w:rStyle w:val="VerbatimChar"/>
+        </w:rPr>
+        <w:t xml:space="preserve">               [--demo_path demo_directory_path]</w:t>
+      </w:r>
+      <w:r>
+        <w:rPr/>
+        <w:br/>
+      </w:r>
+      <w:r>
+        <w:rPr>
+          <w:rStyle w:val="VerbatimChar"/>
+        </w:rPr>
+        <w:t xml:space="preserve">               switch_ip_list log_dir_path result_dir_path</w:t>
+      </w:r>
+      <w:r>
+        <w:rPr/>
+        <w:br/>
+        <w:br/>
+      </w:r>
+      <w:r>
+        <w:rPr>
+          <w:rStyle w:val="VerbatimChar"/>
+        </w:rPr>
+        <w:t>A program to maintain Cisco switched through NX-API calls</w:t>
+      </w:r>
+      <w:r>
+        <w:rPr/>
+        <w:br/>
+        <w:br/>
+      </w:r>
+      <w:r>
+        <w:rPr>
+          <w:rStyle w:val="VerbatimChar"/>
+        </w:rPr>
+        <w:t>positional arguments:</w:t>
+      </w:r>
+      <w:r>
+        <w:rPr/>
+        <w:br/>
+      </w:r>
+      <w:r>
+        <w:rPr>
+          <w:rStyle w:val="VerbatimChar"/>
+        </w:rPr>
+        <w:t xml:space="preserve">  switch_ip_list        The file containing all the switch ips (separated by a</w:t>
+      </w:r>
+      <w:r>
+        <w:rPr/>
+        <w:br/>
+      </w:r>
+      <w:r>
+        <w:rPr>
+          <w:rStyle w:val="VerbatimChar"/>
+        </w:rPr>
+        <w:t xml:space="preserve">                        newline)</w:t>
+      </w:r>
+      <w:r>
+        <w:rPr/>
+        <w:br/>
+      </w:r>
+      <w:r>
+        <w:rPr>
+          <w:rStyle w:val="VerbatimChar"/>
+        </w:rPr>
+        <w:t xml:space="preserve">  log_dir_path          The directory on where to store logs of the program</w:t>
+      </w:r>
+      <w:r>
+        <w:rPr/>
+        <w:br/>
+      </w:r>
+      <w:r>
+        <w:rPr>
+          <w:rStyle w:val="VerbatimChar"/>
+        </w:rPr>
+        <w:t xml:space="preserve">  result_dir_path       The directory on where to store results of the program</w:t>
+      </w:r>
+      <w:r>
+        <w:rPr/>
+        <w:br/>
+        <w:br/>
+      </w:r>
+      <w:r>
+        <w:rPr>
+          <w:rStyle w:val="VerbatimChar"/>
+        </w:rPr>
+        <w:t>options:</w:t>
+      </w:r>
+      <w:r>
+        <w:rPr/>
+        <w:br/>
+      </w:r>
+      <w:r>
+        <w:rPr>
+          <w:rStyle w:val="VerbatimChar"/>
+        </w:rPr>
+        <w:t xml:space="preserve">  -h, --help            show this help message and exit</w:t>
+      </w:r>
+      <w:r>
+        <w:rPr/>
+        <w:br/>
+      </w:r>
+      <w:r>
+        <w:rPr>
+          <w:rStyle w:val="VerbatimChar"/>
+        </w:rPr>
+        <w:t xml:space="preserve">  --unused_ports N      Check for DOWN ports unused since N days</w:t>
+      </w:r>
+      <w:r>
+        <w:rPr/>
+        <w:br/>
+      </w:r>
+      <w:r>
+        <w:rPr>
+          <w:rStyle w:val="VerbatimChar"/>
+        </w:rPr>
+        <w:t xml:space="preserve">  --half_duplex         Check for interfaces running in half duplex mode</w:t>
+      </w:r>
+      <w:r>
+        <w:rPr/>
+        <w:br/>
+      </w:r>
+      <w:r>
+        <w:rPr>
+          <w:rStyle w:val="VerbatimChar"/>
+        </w:rPr>
+        <w:t xml:space="preserve">  --check_transceivers {WARN,ALERT}</w:t>
+      </w:r>
+      <w:r>
+        <w:rPr/>
+        <w:br/>
+      </w:r>
+      <w:r>
+        <w:rPr>
+          <w:rStyle w:val="VerbatimChar"/>
+        </w:rPr>
+        <w:t xml:space="preserve">                        Check transceivers hardware and notify for issues</w:t>
+      </w:r>
+      <w:r>
+        <w:rPr/>
+        <w:br/>
+      </w:r>
+      <w:r>
+        <w:rPr>
+          <w:rStyle w:val="VerbatimChar"/>
+        </w:rPr>
+        <w:t xml:space="preserve">                        higher or equal to specified level</w:t>
+      </w:r>
+      <w:r>
+        <w:rPr/>
+        <w:br/>
+      </w:r>
+      <w:r>
+        <w:rPr>
+          <w:rStyle w:val="VerbatimChar"/>
+        </w:rPr>
+        <w:t xml:space="preserve">  --CRC critical_delta reference_directory_path</w:t>
+      </w:r>
+      <w:r>
+        <w:rPr/>
+        <w:br/>
+      </w:r>
+      <w:r>
+        <w:rPr>
+          <w:rStyle w:val="VerbatimChar"/>
+        </w:rPr>
+        <w:t xml:space="preserve">                        Check for additional cRC and Align errors according to</w:t>
+      </w:r>
+      <w:r>
+        <w:rPr/>
+        <w:br/>
+      </w:r>
+      <w:r>
+        <w:rPr>
+          <w:rStyle w:val="VerbatimChar"/>
+        </w:rPr>
+        <w:t xml:space="preserve">                        the reference directory</w:t>
+      </w:r>
+      <w:r>
+        <w:rPr/>
+        <w:br/>
+      </w:r>
+      <w:r>
+        <w:rPr>
+          <w:rStyle w:val="VerbatimChar"/>
+        </w:rPr>
+        <w:t xml:space="preserve">  --demo_path demo_directory_path</w:t>
+      </w:r>
+      <w:r>
+        <w:rPr/>
+        <w:br/>
+      </w:r>
+      <w:r>
+        <w:rPr>
+          <w:rStyle w:val="VerbatimChar"/>
+        </w:rPr>
+        <w:t xml:space="preserve">                        Enable demo and read local files instead of switch</w:t>
+      </w:r>
+      <w:r>
+        <w:rPr/>
+        <w:br/>
+      </w:r>
+      <w:r>
+        <w:rPr>
+          <w:rStyle w:val="VerbatimChar"/>
+        </w:rPr>
+        <w:t xml:space="preserve">                        API. For testing purposes only.</w:t>
+      </w:r>
+    </w:p>
+    <w:p>
+      <w:pPr>
+        <w:pStyle w:val="Heading3"/>
+        <w:rPr/>
+      </w:pPr>
+      <w:bookmarkStart w:id="15" w:name="arguments"/>
+      <w:r>
+        <w:rPr/>
+        <w:t>Arguments</w:t>
+      </w:r>
+    </w:p>
+    <w:p>
+      <w:pPr>
+        <w:pStyle w:val="Heading4"/>
+        <w:rPr/>
+      </w:pPr>
+      <w:bookmarkStart w:id="16" w:name="obligatoires"/>
+      <w:r>
+        <w:rPr/>
+        <w:t>Obligatoires</w:t>
       </w:r>
     </w:p>
     <w:p>
@@ -2972,18 +2257,14 @@
         <w:rPr/>
       </w:pPr>
       <w:r>
-        <w:rPr/>
-        <w:t xml:space="preserve">Créez un nouvel objet qui hérite de la classe abstraite </w:t>
-      </w:r>
-      <w:r>
-        <w:rPr>
-          <w:rStyle w:val="VerbatimChar"/>
-        </w:rPr>
-        <w:t>ResultOutput</w:t>
-      </w:r>
-      <w:r>
-        <w:rPr/>
-        <w:t>. Utilisez la structure de données la plus propice pour récupérer les données de monitoring.</w:t>
+        <w:rPr>
+          <w:rStyle w:val="VerbatimChar"/>
+        </w:rPr>
+        <w:t>switch_ip_list</w:t>
+      </w:r>
+      <w:r>
+        <w:rPr/>
+        <w:t>: La liste des adresses IP des switchs à monitorer, séparée par une nouvelle ligne.</w:t>
       </w:r>
     </w:p>
     <w:p>
@@ -2996,58 +2277,14 @@
         <w:rPr/>
       </w:pPr>
       <w:r>
-        <w:rPr/>
-        <w:t xml:space="preserve">Créez la méthode </w:t>
-      </w:r>
-      <w:r>
-        <w:rPr>
-          <w:rStyle w:val="VerbatimChar"/>
-        </w:rPr>
-        <w:t>write</w:t>
-      </w:r>
-      <w:r>
-        <w:rPr/>
-        <w:t xml:space="preserve"> de votre objet, qui prend la fonction </w:t>
-      </w:r>
-      <w:r>
-        <w:rPr>
-          <w:rStyle w:val="VerbatimChar"/>
-        </w:rPr>
-        <w:t>output</w:t>
-      </w:r>
-      <w:r>
-        <w:rPr/>
-        <w:t xml:space="preserve"> en paramètre. Considérez cette fonction comme l’équivalent de </w:t>
-      </w:r>
-      <w:r>
-        <w:rPr>
-          <w:rStyle w:val="VerbatimChar"/>
-        </w:rPr>
-        <w:t>print</w:t>
-      </w:r>
-      <w:r>
-        <w:rPr/>
-        <w:t xml:space="preserve"> qui renverra tout dans le fichier de résultat. &gt; Votre objet sera géré dans la classe </w:t>
-      </w:r>
-      <w:r>
-        <w:rPr>
-          <w:rStyle w:val="VerbatimChar"/>
-        </w:rPr>
-        <w:t>ResultFile</w:t>
-      </w:r>
-      <w:r>
-        <w:rPr/>
-        <w:t xml:space="preserve">. La fonction d’output qui est passée en paramètre y est définie par </w:t>
-      </w:r>
-      <w:r>
-        <w:rPr>
-          <w:rStyle w:val="VerbatimChar"/>
-        </w:rPr>
-        <w:t>_output</w:t>
-      </w:r>
-      <w:r>
-        <w:rPr/>
-        <w:t>. Vous n’avez pas besoin de la modifier.</w:t>
+        <w:rPr>
+          <w:rStyle w:val="VerbatimChar"/>
+        </w:rPr>
+        <w:t>log_dir_path</w:t>
+      </w:r>
+      <w:r>
+        <w:rPr/>
+        <w:t>: Le chemin d’accès du répertoire dans lequel stocker les fichiers de logs.</w:t>
       </w:r>
     </w:p>
     <w:p>
@@ -3060,58 +2297,26 @@
         <w:rPr/>
       </w:pPr>
       <w:r>
-        <w:rPr/>
-        <w:t xml:space="preserve">Ajoutez votre objet dans la gestion du </w:t>
-      </w:r>
-      <w:r>
-        <w:rPr>
-          <w:rStyle w:val="VerbatimChar"/>
-        </w:rPr>
-        <w:t>ResultFile</w:t>
-      </w:r>
-      <w:r>
-        <w:rPr/>
-        <w:t xml:space="preserve"> dans le dictionnaire </w:t>
-      </w:r>
-      <w:r>
-        <w:rPr>
-          <w:rStyle w:val="VerbatimChar"/>
-        </w:rPr>
-        <w:t>switch_outputs[&lt;ip_du_switch&gt;][&lt;Label du monitoring&gt;]</w:t>
-      </w:r>
-      <w:r>
-        <w:rPr/>
-        <w:t xml:space="preserve">. Votre objet sera automatiquement géré par </w:t>
-      </w:r>
-      <w:r>
-        <w:rPr>
-          <w:rStyle w:val="VerbatimChar"/>
-        </w:rPr>
-        <w:t>ResultFile</w:t>
-      </w:r>
-      <w:r>
-        <w:rPr/>
-        <w:t xml:space="preserve"> une fois fait. &gt; Il est recommandé d’utiliser la fonction </w:t>
-      </w:r>
-      <w:r>
-        <w:rPr>
-          <w:rStyle w:val="VerbatimChar"/>
-        </w:rPr>
-        <w:t>_init_dict(ip_addr)</w:t>
-      </w:r>
-      <w:r>
-        <w:rPr/>
-        <w:t xml:space="preserve"> où </w:t>
-      </w:r>
-      <w:r>
-        <w:rPr>
-          <w:rStyle w:val="VerbatimChar"/>
-        </w:rPr>
-        <w:t>ip_addr</w:t>
-      </w:r>
-      <w:r>
-        <w:rPr/>
-        <w:t xml:space="preserve"> est l’IP du switch, pour être sûr que le dictionnaire dispose bien d’une entrée correspondant au switch.</w:t>
+        <w:rPr>
+          <w:rStyle w:val="VerbatimChar"/>
+        </w:rPr>
+        <w:t>result_dir_path</w:t>
+      </w:r>
+      <w:r>
+        <w:rPr/>
+        <w:t>: Le chemin du répertoire dans lequel stocker les fichiers de résultats pour les interventions.</w:t>
+      </w:r>
+      <w:bookmarkEnd w:id="16"/>
+    </w:p>
+    <w:p>
+      <w:pPr>
+        <w:pStyle w:val="Heading4"/>
+        <w:rPr/>
+      </w:pPr>
+      <w:bookmarkStart w:id="17" w:name="optionnels"/>
+      <w:r>
+        <w:rPr/>
+        <w:t>Optionnels</w:t>
       </w:r>
     </w:p>
     <w:p>
@@ -3124,46 +2329,1253 @@
         <w:rPr/>
       </w:pPr>
       <w:r>
-        <w:rPr/>
-        <w:t>Si besoin, créez des méthodes pour alimenter votre objet au fur et à mesure de votre monitoring.</w:t>
-      </w:r>
-      <w:bookmarkEnd w:id="19"/>
-    </w:p>
-    <w:p>
-      <w:pPr>
-        <w:pStyle w:val="Heading3"/>
-        <w:rPr/>
-      </w:pPr>
-      <w:bookmarkStart w:id="20" w:name="étape-3-formatage-de-la-réponse"/>
-      <w:r>
-        <w:rPr/>
-        <w:t>Étape 3: Formatage de la réponse</w:t>
-      </w:r>
-    </w:p>
-    <w:p>
-      <w:pPr>
-        <w:pStyle w:val="FirstParagraph"/>
-        <w:rPr/>
-      </w:pPr>
-      <w:r>
-        <w:rPr/>
-        <w:t xml:space="preserve">La réponse d’un </w:t>
-      </w:r>
-      <w:r>
-        <w:rPr>
-          <w:rStyle w:val="VerbatimChar"/>
-        </w:rPr>
-        <w:t>GET</w:t>
-      </w:r>
-      <w:r>
-        <w:rPr/>
-        <w:t xml:space="preserve"> sur l’API REST est </w:t>
+        <w:rPr>
+          <w:rStyle w:val="VerbatimChar"/>
+        </w:rPr>
+        <w:t>--unused_ports N</w:t>
+      </w:r>
+      <w:r>
+        <w:rPr/>
+        <w:t xml:space="preserve">: Vérifie l’existence de ports </w:t>
       </w:r>
       <w:r>
         <w:rPr>
           <w:b/>
           <w:bCs/>
         </w:rPr>
+        <w:t>DOWN</w:t>
+      </w:r>
+      <w:r>
+        <w:rPr/>
+        <w:t xml:space="preserve"> qui ne sont pas administrativement down depuis plus de </w:t>
+      </w:r>
+      <w:r>
+        <w:rPr>
+          <w:rStyle w:val="VerbatimChar"/>
+        </w:rPr>
+        <w:t>N</w:t>
+      </w:r>
+      <w:r>
+        <w:rPr/>
+        <w:t xml:space="preserve"> jours.</w:t>
+      </w:r>
+    </w:p>
+    <w:p>
+      <w:pPr>
+        <w:pStyle w:val="Compact"/>
+        <w:numPr>
+          <w:ilvl w:val="0"/>
+          <w:numId w:val="4"/>
+        </w:numPr>
+        <w:rPr/>
+      </w:pPr>
+      <w:r>
+        <w:rPr>
+          <w:rStyle w:val="VerbatimChar"/>
+        </w:rPr>
+        <w:t>--half_duplex</w:t>
+      </w:r>
+      <w:r>
+        <w:rPr/>
+        <w:t xml:space="preserve">: Vérifie l’existence d’interfaces </w:t>
+      </w:r>
+      <w:r>
+        <w:rPr>
+          <w:b/>
+          <w:bCs/>
+        </w:rPr>
+        <w:t>UP</w:t>
+      </w:r>
+      <w:r>
+        <w:rPr/>
+        <w:t xml:space="preserve"> qui fonctionnent en half-duplex (au lieu de full-duplex).</w:t>
+      </w:r>
+    </w:p>
+    <w:p>
+      <w:pPr>
+        <w:pStyle w:val="Compact"/>
+        <w:numPr>
+          <w:ilvl w:val="0"/>
+          <w:numId w:val="4"/>
+        </w:numPr>
+        <w:rPr/>
+      </w:pPr>
+      <w:r>
+        <w:rPr>
+          <w:rStyle w:val="VerbatimChar"/>
+        </w:rPr>
+        <w:t>--check_transceivers {WARN, ALERT}</w:t>
+      </w:r>
+      <w:r>
+        <w:rPr/>
+        <w:t>: Vérifie l’état matériel des transceivers et renvoie les erreurs satisfaisant au moins le niveau spécifié (</w:t>
+      </w:r>
+      <w:r>
+        <w:rPr>
+          <w:rStyle w:val="VerbatimChar"/>
+        </w:rPr>
+        <w:t>WARN</w:t>
+      </w:r>
+      <w:r>
+        <w:rPr/>
+        <w:t xml:space="preserve"> ou </w:t>
+      </w:r>
+      <w:r>
+        <w:rPr>
+          <w:rStyle w:val="VerbatimChar"/>
+        </w:rPr>
+        <w:t>ALERT</w:t>
+      </w:r>
+      <w:r>
+        <w:rPr/>
+        <w:t>).</w:t>
+      </w:r>
+    </w:p>
+    <w:p>
+      <w:pPr>
+        <w:pStyle w:val="Compact"/>
+        <w:numPr>
+          <w:ilvl w:val="0"/>
+          <w:numId w:val="4"/>
+        </w:numPr>
+        <w:rPr/>
+      </w:pPr>
+      <w:r>
+        <w:rPr>
+          <w:rStyle w:val="VerbatimChar"/>
+        </w:rPr>
+        <w:t>--CRC critical_delta reference_directory_path</w:t>
+      </w:r>
+      <w:r>
+        <w:rPr/>
+        <w:t xml:space="preserve">: Contrôle les statistiques CRC des interfaces par rapport au dossier de référence </w:t>
+      </w:r>
+      <w:r>
+        <w:rPr>
+          <w:rStyle w:val="VerbatimChar"/>
+        </w:rPr>
+        <w:t>reference_directory_path</w:t>
+      </w:r>
+      <w:r>
+        <w:rPr/>
+        <w:t xml:space="preserve"> spécifié. Affiche des erreurs </w:t>
+      </w:r>
+      <w:r>
+        <w:rPr>
+          <w:b/>
+          <w:bCs/>
+        </w:rPr>
+        <w:t>CRITICAL</w:t>
+      </w:r>
+      <w:r>
+        <w:rPr/>
+        <w:t xml:space="preserve"> si les compteurs ont augmenté d’au moins </w:t>
+      </w:r>
+      <w:r>
+        <w:rPr>
+          <w:rStyle w:val="VerbatimChar"/>
+        </w:rPr>
+        <w:t>critical_delta</w:t>
+      </w:r>
+      <w:r>
+        <w:rPr/>
+        <w:t>.</w:t>
+      </w:r>
+    </w:p>
+    <w:p>
+      <w:pPr>
+        <w:pStyle w:val="Compact"/>
+        <w:numPr>
+          <w:ilvl w:val="0"/>
+          <w:numId w:val="4"/>
+        </w:numPr>
+        <w:rPr/>
+      </w:pPr>
+      <w:r>
+        <w:rPr>
+          <w:rStyle w:val="VerbatimChar"/>
+        </w:rPr>
+        <w:t>--demo_path demo_directory_path</w:t>
+      </w:r>
+      <w:r>
+        <w:rPr/>
+        <w:t xml:space="preserve">: Pour réaliser des tests, vérifie les valeurs renseignées dans le </w:t>
+      </w:r>
+      <w:r>
+        <w:rPr>
+          <w:rStyle w:val="VerbatimChar"/>
+        </w:rPr>
+        <w:t>demo_directory_path</w:t>
+      </w:r>
+      <w:r>
+        <w:rPr/>
+        <w:t xml:space="preserve"> plutôt que de s’adresser aux switchs.</w:t>
+      </w:r>
+    </w:p>
+    <w:p>
+      <w:pPr>
+        <w:pStyle w:val="FirstParagraph"/>
+        <w:rPr/>
+      </w:pPr>
+      <w:r>
+        <w:rPr/>
+        <w:t xml:space="preserve">Note d’utilisation: le dossier </w:t>
+      </w:r>
+      <w:r>
+        <w:rPr>
+          <w:rStyle w:val="VerbatimChar"/>
+        </w:rPr>
+        <w:t>references_data/</w:t>
+      </w:r>
+      <w:r>
+        <w:rPr/>
+        <w:t xml:space="preserve"> est utilisé pour le contrôle CRC et </w:t>
+      </w:r>
+      <w:r>
+        <w:rPr>
+          <w:b/>
+          <w:bCs/>
+        </w:rPr>
+        <w:t>est généré et mis à jour automatiquement</w:t>
+      </w:r>
+      <w:r>
+        <w:rPr/>
+        <w:t xml:space="preserve"> par le script lorsque vous exécutez le contrôle avec </w:t>
+      </w:r>
+      <w:r>
+        <w:rPr>
+          <w:rStyle w:val="VerbatimChar"/>
+        </w:rPr>
+        <w:t>--CRC</w:t>
+      </w:r>
+      <w:r>
+        <w:rPr/>
+        <w:t>. Il contient des fichiers JSON de référence nommés par adresse IP de switch.</w:t>
+      </w:r>
+      <w:bookmarkEnd w:id="15"/>
+      <w:bookmarkEnd w:id="17"/>
+    </w:p>
+    <w:p>
+      <w:pPr>
+        <w:pStyle w:val="Heading3"/>
+        <w:rPr/>
+      </w:pPr>
+      <w:bookmarkStart w:id="18" w:name="exemple-doutput"/>
+      <w:r>
+        <w:rPr/>
+        <w:t>Exemple d’output</w:t>
+      </w:r>
+    </w:p>
+    <w:p>
+      <w:pPr>
+        <w:pStyle w:val="FirstParagraph"/>
+        <w:rPr/>
+      </w:pPr>
+      <w:r>
+        <w:rPr/>
+        <w:t>On exécute le programme avec</w:t>
+      </w:r>
+    </w:p>
+    <w:p>
+      <w:pPr>
+        <w:pStyle w:val="SourceCode"/>
+        <w:rPr/>
+      </w:pPr>
+      <w:r>
+        <w:rPr>
+          <w:rStyle w:val="ExtensionTok"/>
+        </w:rPr>
+        <w:t>python</w:t>
+      </w:r>
+      <w:r>
+        <w:rPr>
+          <w:rStyle w:val="NormalTok"/>
+        </w:rPr>
+        <w:t xml:space="preserve"> main.py switch_ips.txt outputs/logs/ outputs/results/ </w:t>
+      </w:r>
+      <w:r>
+        <w:rPr>
+          <w:rStyle w:val="AttributeTok"/>
+        </w:rPr>
+        <w:t>--unused_ports</w:t>
+      </w:r>
+      <w:r>
+        <w:rPr>
+          <w:rStyle w:val="NormalTok"/>
+        </w:rPr>
+        <w:t xml:space="preserve"> 90 </w:t>
+      </w:r>
+      <w:r>
+        <w:rPr>
+          <w:rStyle w:val="AttributeTok"/>
+        </w:rPr>
+        <w:t>--check_transceivers</w:t>
+      </w:r>
+      <w:r>
+        <w:rPr>
+          <w:rStyle w:val="NormalTok"/>
+        </w:rPr>
+        <w:t xml:space="preserve"> WARN </w:t>
+      </w:r>
+      <w:r>
+        <w:rPr>
+          <w:rStyle w:val="AttributeTok"/>
+        </w:rPr>
+        <w:t>--half_duplex</w:t>
+      </w:r>
+      <w:r>
+        <w:rPr>
+          <w:rStyle w:val="NormalTok"/>
+        </w:rPr>
+        <w:t xml:space="preserve"> </w:t>
+      </w:r>
+      <w:r>
+        <w:rPr>
+          <w:rStyle w:val="AttributeTok"/>
+        </w:rPr>
+        <w:t>--CRC</w:t>
+      </w:r>
+      <w:r>
+        <w:rPr>
+          <w:rStyle w:val="NormalTok"/>
+        </w:rPr>
+        <w:t xml:space="preserve"> 5 references_data/</w:t>
+      </w:r>
+    </w:p>
+    <w:p>
+      <w:pPr>
+        <w:pStyle w:val="FirstParagraph"/>
+        <w:rPr/>
+      </w:pPr>
+      <w:r>
+        <w:rPr/>
+        <w:t>On obtient le résultat suivant:</w:t>
+      </w:r>
+    </w:p>
+    <w:p>
+      <w:pPr>
+        <w:pStyle w:val="SourceCode"/>
+        <w:rPr/>
+      </w:pPr>
+      <w:r>
+        <w:rPr>
+          <w:rStyle w:val="VerbatimChar"/>
+        </w:rPr>
+        <w:t>=============[ Switch: hostname (10.10.10.1) ]=============</w:t>
+      </w:r>
+      <w:r>
+        <w:rPr/>
+        <w:br/>
+        <w:br/>
+      </w:r>
+      <w:r>
+        <w:rPr>
+          <w:rStyle w:val="VerbatimChar"/>
+        </w:rPr>
+        <w:t>&gt; The following ports are unused since 90 days</w:t>
+      </w:r>
+      <w:r>
+        <w:rPr/>
+        <w:br/>
+      </w:r>
+      <w:r>
+        <w:rPr>
+          <w:rStyle w:val="VerbatimChar"/>
+        </w:rPr>
+        <w:t xml:space="preserve">    - eth1/97</w:t>
+      </w:r>
+      <w:r>
+        <w:rPr/>
+        <w:br/>
+      </w:r>
+      <w:r>
+        <w:rPr>
+          <w:rStyle w:val="VerbatimChar"/>
+        </w:rPr>
+        <w:t>Consider unplugging or disabling them to not be notified again.</w:t>
+      </w:r>
+      <w:r>
+        <w:rPr/>
+        <w:br/>
+        <w:br/>
+      </w:r>
+      <w:r>
+        <w:rPr>
+          <w:rStyle w:val="VerbatimChar"/>
+        </w:rPr>
+        <w:t>&gt; CRITICAL: The following interfaces are running in half duplex</w:t>
+      </w:r>
+      <w:r>
+        <w:rPr/>
+        <w:br/>
+      </w:r>
+      <w:r>
+        <w:rPr>
+          <w:rStyle w:val="VerbatimChar"/>
+        </w:rPr>
+        <w:t xml:space="preserve">    - eth1/107</w:t>
+      </w:r>
+      <w:r>
+        <w:rPr/>
+        <w:br/>
+        <w:br/>
+      </w:r>
+      <w:r>
+        <w:rPr>
+          <w:rStyle w:val="VerbatimChar"/>
+        </w:rPr>
+        <w:t>&gt; The following transceivers show hardware issues:</w:t>
+      </w:r>
+      <w:r>
+        <w:rPr/>
+        <w:br/>
+      </w:r>
+      <w:r>
+        <w:rPr>
+          <w:rStyle w:val="VerbatimChar"/>
+        </w:rPr>
+        <w:t xml:space="preserve">    - Interface: Ethernet1/2</w:t>
+      </w:r>
+      <w:r>
+        <w:rPr/>
+        <w:br/>
+      </w:r>
+      <w:r>
+        <w:rPr>
+          <w:rStyle w:val="VerbatimChar"/>
+        </w:rPr>
+        <w:t xml:space="preserve">        + ALERT: Transceiver current exceeded the threshold ! (0.0 &lt; 2.0)</w:t>
+      </w:r>
+      <w:r>
+        <w:rPr/>
+        <w:br/>
+      </w:r>
+      <w:r>
+        <w:rPr>
+          <w:rStyle w:val="VerbatimChar"/>
+        </w:rPr>
+        <w:t xml:space="preserve">        + CRITICAL: Lane 1 is not plugged in !!!</w:t>
+      </w:r>
+      <w:r>
+        <w:rPr/>
+        <w:br/>
+      </w:r>
+      <w:r>
+        <w:rPr>
+          <w:rStyle w:val="VerbatimChar"/>
+        </w:rPr>
+        <w:t xml:space="preserve">        + CRITICAL: Lane 2 is not plugged in !!!</w:t>
+      </w:r>
+      <w:r>
+        <w:rPr/>
+        <w:br/>
+      </w:r>
+      <w:r>
+        <w:rPr>
+          <w:rStyle w:val="VerbatimChar"/>
+        </w:rPr>
+        <w:t xml:space="preserve">        + CRITICAL: Lane 3 is not plugged in !!!</w:t>
+      </w:r>
+      <w:r>
+        <w:rPr/>
+        <w:br/>
+      </w:r>
+      <w:r>
+        <w:rPr>
+          <w:rStyle w:val="VerbatimChar"/>
+        </w:rPr>
+        <w:t xml:space="preserve">        + CRITICAL: Lane 4 is not plugged in !!!</w:t>
+      </w:r>
+      <w:r>
+        <w:rPr/>
+        <w:br/>
+        <w:br/>
+      </w:r>
+      <w:r>
+        <w:rPr>
+          <w:rStyle w:val="VerbatimChar"/>
+        </w:rPr>
+        <w:t xml:space="preserve">    - Interface: Ethernet1/3</w:t>
+      </w:r>
+      <w:r>
+        <w:rPr/>
+        <w:br/>
+      </w:r>
+      <w:r>
+        <w:rPr>
+          <w:rStyle w:val="VerbatimChar"/>
+        </w:rPr>
+        <w:t xml:space="preserve">        + ALERT: Transceiver temperature exceeded the threshold ! (67.0°C &gt; 65.0°C)</w:t>
+      </w:r>
+      <w:r>
+        <w:rPr/>
+        <w:br/>
+      </w:r>
+      <w:r>
+        <w:rPr>
+          <w:rStyle w:val="VerbatimChar"/>
+        </w:rPr>
+        <w:t xml:space="preserve">        + ALERT: Transceiver current exceeded the threshold ! (0.0 &lt; 2.0)</w:t>
+      </w:r>
+      <w:r>
+        <w:rPr/>
+        <w:br/>
+      </w:r>
+      <w:r>
+        <w:rPr>
+          <w:rStyle w:val="VerbatimChar"/>
+        </w:rPr>
+        <w:t xml:space="preserve">        + CRITICAL: Lane 1 is not plugged in !!!</w:t>
+      </w:r>
+      <w:r>
+        <w:rPr/>
+        <w:br/>
+      </w:r>
+      <w:r>
+        <w:rPr>
+          <w:rStyle w:val="VerbatimChar"/>
+        </w:rPr>
+        <w:t xml:space="preserve">        + CRITICAL: Lane 2 is not plugged in !!!</w:t>
+      </w:r>
+      <w:r>
+        <w:rPr/>
+        <w:br/>
+      </w:r>
+      <w:r>
+        <w:rPr>
+          <w:rStyle w:val="VerbatimChar"/>
+        </w:rPr>
+        <w:t xml:space="preserve">        + CRITICAL: Lane 3 is not plugged in !!!</w:t>
+      </w:r>
+      <w:r>
+        <w:rPr/>
+        <w:br/>
+      </w:r>
+      <w:r>
+        <w:rPr>
+          <w:rStyle w:val="VerbatimChar"/>
+        </w:rPr>
+        <w:t xml:space="preserve">        + CRITICAL: Lane 4 is not plugged in !!!</w:t>
+      </w:r>
+      <w:r>
+        <w:rPr/>
+        <w:br/>
+        <w:br/>
+      </w:r>
+      <w:r>
+        <w:rPr>
+          <w:rStyle w:val="VerbatimChar"/>
+        </w:rPr>
+        <w:t xml:space="preserve">    - Interface: Ethernet1/23</w:t>
+      </w:r>
+      <w:r>
+        <w:rPr/>
+        <w:br/>
+      </w:r>
+      <w:r>
+        <w:rPr>
+          <w:rStyle w:val="VerbatimChar"/>
+        </w:rPr>
+        <w:t xml:space="preserve">        + WARN: Transceiver voltage exceeded the threshold ! (3.48 &gt; 3.46)</w:t>
+      </w:r>
+      <w:r>
+        <w:rPr/>
+        <w:br/>
+      </w:r>
+      <w:r>
+        <w:rPr>
+          <w:rStyle w:val="VerbatimChar"/>
+        </w:rPr>
+        <w:t xml:space="preserve">        + ALERT: Transceiver current exceeded the threshold ! (11.0 &gt; 10.0)</w:t>
+      </w:r>
+      <w:r>
+        <w:rPr/>
+        <w:br/>
+      </w:r>
+      <w:r>
+        <w:rPr>
+          <w:rStyle w:val="VerbatimChar"/>
+        </w:rPr>
+        <w:t xml:space="preserve">        + WARN: Lane 1 transfer power has exceeded the threshold ! (-7.02 &lt; -6.0)</w:t>
+      </w:r>
+      <w:r>
+        <w:rPr/>
+        <w:br/>
+      </w:r>
+      <w:r>
+        <w:rPr>
+          <w:rStyle w:val="VerbatimChar"/>
+        </w:rPr>
+        <w:t xml:space="preserve">        + ALERT: Lane 2 receive power has exceeded the threshold ! (7.0 &gt; 6.99)</w:t>
+      </w:r>
+      <w:r>
+        <w:rPr/>
+        <w:br/>
+        <w:br/>
+      </w:r>
+      <w:r>
+        <w:rPr>
+          <w:rStyle w:val="VerbatimChar"/>
+        </w:rPr>
+        <w:t>&gt; The following interfaces shows additional cRC or Align errors compared to the last check</w:t>
+      </w:r>
+      <w:r>
+        <w:rPr/>
+        <w:br/>
+      </w:r>
+      <w:r>
+        <w:rPr>
+          <w:rStyle w:val="VerbatimChar"/>
+        </w:rPr>
+        <w:t xml:space="preserve">    - eth1/97 shows 3 new errors (now 61, was 58)</w:t>
+      </w:r>
+      <w:r>
+        <w:rPr/>
+        <w:br/>
+      </w:r>
+      <w:r>
+        <w:rPr>
+          <w:rStyle w:val="VerbatimChar"/>
+        </w:rPr>
+        <w:t xml:space="preserve">    - CRITICAL: eth1/99 shows 15 new errors (now 15, was 0)</w:t>
+      </w:r>
+      <w:r>
+        <w:rPr/>
+        <w:br/>
+      </w:r>
+      <w:r>
+        <w:rPr>
+          <w:rStyle w:val="VerbatimChar"/>
+        </w:rPr>
+        <w:t xml:space="preserve">    - eth1/102 shows 2 new errors (now 4, was 2)</w:t>
+      </w:r>
+      <w:r>
+        <w:rPr/>
+        <w:br/>
+      </w:r>
+      <w:r>
+        <w:rPr>
+          <w:rStyle w:val="VerbatimChar"/>
+        </w:rPr>
+        <w:t xml:space="preserve">    - CRITICAL: eth1/103 shows 20 new errors (now 20, was 34 and reset since)</w:t>
+      </w:r>
+      <w:r>
+        <w:rPr/>
+        <w:br/>
+        <w:br/>
+      </w:r>
+      <w:r>
+        <w:rPr>
+          <w:rStyle w:val="VerbatimChar"/>
+        </w:rPr>
+        <w:t>================================================</w:t>
+      </w:r>
+      <w:r>
+        <w:rPr/>
+        <w:br/>
+        <w:br/>
+      </w:r>
+      <w:r>
+        <w:rPr>
+          <w:rStyle w:val="VerbatimChar"/>
+        </w:rPr>
+        <w:t>=============[ Switch: hostname (10.10.10.2) ]=============</w:t>
+      </w:r>
+      <w:r>
+        <w:rPr/>
+        <w:br/>
+      </w:r>
+      <w:r>
+        <w:rPr>
+          <w:rStyle w:val="VerbatimChar"/>
+        </w:rPr>
+        <w:t>[...]</w:t>
+      </w:r>
+      <w:bookmarkEnd w:id="12"/>
+      <w:bookmarkEnd w:id="14"/>
+      <w:bookmarkEnd w:id="18"/>
+    </w:p>
+    <w:p>
+      <w:pPr>
+        <w:pStyle w:val="Heading1"/>
+        <w:rPr/>
+      </w:pPr>
+      <w:bookmarkStart w:id="19" w:name="pour-les-développeurs"/>
+      <w:r>
+        <w:rPr/>
+        <w:t>Pour les développeurs</w:t>
+      </w:r>
+    </w:p>
+    <w:p>
+      <w:pPr>
+        <w:pStyle w:val="FirstParagraph"/>
+        <w:rPr/>
+      </w:pPr>
+      <w:r>
+        <w:rPr/>
+        <w:t>Le programme est développé en Python 3.14 et suit une logique de programmation objet qui le rend modulable:</w:t>
+      </w:r>
+    </w:p>
+    <w:p>
+      <w:pPr>
+        <w:pStyle w:val="BodyText"/>
+        <w:rPr/>
+      </w:pPr>
+      <w:r>
+        <w:rPr/>
+        <w:drawing>
+          <wp:anchor distT="0" distB="0" distL="0" distR="0" simplePos="0" relativeHeight="4" behindDoc="0" locked="0" layoutInCell="0" allowOverlap="1">
+            <wp:simplePos x="0" y="0"/>
+            <wp:positionH relativeFrom="column">
+              <wp:posOffset>1212850</wp:posOffset>
+            </wp:positionH>
+            <wp:positionV relativeFrom="paragraph">
+              <wp:posOffset>-57150</wp:posOffset>
+            </wp:positionV>
+            <wp:extent cx="3191510" cy="5408295"/>
+            <wp:effectExtent l="0" t="0" r="0" b="0"/>
+            <wp:wrapTopAndBottom/>
+            <wp:docPr id="3" name="Image3"/>
+            <wp:cNvGraphicFramePr>
+              <a:graphicFrameLocks xmlns:a="http://schemas.openxmlformats.org/drawingml/2006/main" noChangeAspect="1"/>
+            </wp:cNvGraphicFramePr>
+            <a:graphic xmlns:a="http://schemas.openxmlformats.org/drawingml/2006/main">
+              <a:graphicData uri="http://schemas.openxmlformats.org/drawingml/2006/picture">
+                <pic:pic xmlns:pic="http://schemas.openxmlformats.org/drawingml/2006/picture">
+                  <pic:nvPicPr>
+                    <pic:cNvPr id="3" name="Image3"/>
+                    <pic:cNvPicPr>
+                      <a:picLocks noChangeAspect="1" noChangeArrowheads="1"/>
+                    </pic:cNvPicPr>
+                  </pic:nvPicPr>
+                  <pic:blipFill>
+                    <a:blip r:embed="rId4"/>
+                    <a:stretch>
+                      <a:fillRect/>
+                    </a:stretch>
+                  </pic:blipFill>
+                  <pic:spPr bwMode="auto">
+                    <a:xfrm>
+                      <a:off x="0" y="0"/>
+                      <a:ext cx="3191510" cy="5408295"/>
+                    </a:xfrm>
+                    <a:prstGeom prst="rect">
+                      <a:avLst/>
+                    </a:prstGeom>
+                    <a:noFill/>
+                  </pic:spPr>
+                </pic:pic>
+              </a:graphicData>
+            </a:graphic>
+          </wp:anchor>
+        </w:drawing>
+      </w:r>
+    </w:p>
+    <w:p>
+      <w:pPr>
+        <w:pStyle w:val="Heading2"/>
+        <w:rPr/>
+      </w:pPr>
+      <w:bookmarkStart w:id="20" w:name="contacter-un-endpoint"/>
+      <w:r>
+        <w:rPr/>
+        <w:t>Contacter un endpoint</w:t>
+      </w:r>
+    </w:p>
+    <w:p>
+      <w:pPr>
+        <w:pStyle w:val="FirstParagraph"/>
+        <w:rPr/>
+      </w:pPr>
+      <w:r>
+        <w:rPr/>
+        <w:t>Pour ajouter un point de contacter à endpoint. On procède en 5 étapes</w:t>
+      </w:r>
+    </w:p>
+    <w:p>
+      <w:pPr>
+        <w:pStyle w:val="Heading3"/>
+        <w:rPr/>
+      </w:pPr>
+      <w:bookmarkStart w:id="21" w:name="étape-1-identification-du-besoin"/>
+      <w:r>
+        <w:rPr/>
+        <w:t>Étape 1: Identification du besoin</w:t>
+      </w:r>
+    </w:p>
+    <w:p>
+      <w:pPr>
+        <w:pStyle w:val="FirstParagraph"/>
+        <w:rPr/>
+      </w:pPr>
+      <w:r>
+        <w:rPr>
+          <w:b/>
+          <w:bCs/>
+        </w:rPr>
+        <w:t>Questions</w:t>
+      </w:r>
+      <w:r>
+        <w:rPr/>
+        <w:t xml:space="preserve"> : - Est-ce qu’on peut utiliser l’API REST, ou est-ce qu’on doit plutôt utiliser l’API CLI ? - Si c’est l’</w:t>
+      </w:r>
+      <w:r>
+        <w:rPr>
+          <w:b/>
+          <w:bCs/>
+        </w:rPr>
+        <w:t>API REST</w:t>
+      </w:r>
+      <w:r>
+        <w:rPr/>
+        <w:t xml:space="preserve">, on modifie la classe </w:t>
+      </w:r>
+      <w:r>
+        <w:rPr>
+          <w:rStyle w:val="VerbatimChar"/>
+        </w:rPr>
+        <w:t>NXREST-API</w:t>
+      </w:r>
+      <w:r>
+        <w:rPr/>
+        <w:t xml:space="preserve"> de </w:t>
+      </w:r>
+      <w:r>
+        <w:rPr>
+          <w:rStyle w:val="VerbatimChar"/>
+        </w:rPr>
+        <w:t>nxapi_requests.py</w:t>
+      </w:r>
+      <w:r>
+        <w:rPr/>
+        <w:t>. - Si c’est l’</w:t>
+      </w:r>
+      <w:r>
+        <w:rPr>
+          <w:b/>
+          <w:bCs/>
+        </w:rPr>
+        <w:t>API CLI</w:t>
+      </w:r>
+      <w:r>
+        <w:rPr/>
+        <w:t xml:space="preserve">, on modifie la classe </w:t>
+      </w:r>
+      <w:r>
+        <w:rPr>
+          <w:rStyle w:val="VerbatimChar"/>
+        </w:rPr>
+        <w:t>NXCLI-API</w:t>
+      </w:r>
+      <w:r>
+        <w:rPr/>
+        <w:t xml:space="preserve"> de </w:t>
+      </w:r>
+      <w:r>
+        <w:rPr>
+          <w:rStyle w:val="VerbatimChar"/>
+        </w:rPr>
+        <w:t>nxapi_requests.py</w:t>
+      </w:r>
+      <w:r>
+        <w:rPr/>
+        <w:t xml:space="preserve"> et on utilise la méthode </w:t>
+      </w:r>
+      <w:r>
+        <w:rPr>
+          <w:rStyle w:val="VerbatimChar"/>
+        </w:rPr>
+        <w:t>_wrap_cmd()</w:t>
+      </w:r>
+      <w:r>
+        <w:rPr/>
+        <w:t xml:space="preserve"> pour envoyer la commande au switch. - Est-ce un </w:t>
+      </w:r>
+      <w:r>
+        <w:rPr>
+          <w:rStyle w:val="VerbatimChar"/>
+        </w:rPr>
+        <w:t>POST</w:t>
+      </w:r>
+      <w:r>
+        <w:rPr/>
+        <w:t xml:space="preserve"> ou un </w:t>
+      </w:r>
+      <w:r>
+        <w:rPr>
+          <w:rStyle w:val="VerbatimChar"/>
+        </w:rPr>
+        <w:t>GET</w:t>
+      </w:r>
+      <w:r>
+        <w:rPr/>
+        <w:t xml:space="preserve"> ? - Si c’est un </w:t>
+      </w:r>
+      <w:r>
+        <w:rPr>
+          <w:rStyle w:val="VerbatimChar"/>
+        </w:rPr>
+        <w:t>GET</w:t>
+      </w:r>
+      <w:r>
+        <w:rPr/>
+        <w:t xml:space="preserve">, on utilise la méthode </w:t>
+      </w:r>
+      <w:r>
+        <w:rPr>
+          <w:rStyle w:val="VerbatimChar"/>
+        </w:rPr>
+        <w:t>_get</w:t>
+      </w:r>
+      <w:r>
+        <w:rPr/>
+        <w:t xml:space="preserve"> et on renseigne l’endpoint (sans le </w:t>
+      </w:r>
+      <w:r>
+        <w:rPr>
+          <w:rStyle w:val="VerbatimChar"/>
+        </w:rPr>
+        <w:t>/api</w:t>
+      </w:r>
+      <w:r>
+        <w:rPr/>
+        <w:t xml:space="preserve">). - Si c’est un </w:t>
+      </w:r>
+      <w:r>
+        <w:rPr>
+          <w:rStyle w:val="VerbatimChar"/>
+        </w:rPr>
+        <w:t>POST</w:t>
+      </w:r>
+      <w:r>
+        <w:rPr/>
+        <w:t>, il faut regarder le résultat du sandbox NXAPI pour avoir une idée de la structure. - Si on modifie une configuration, est-ce que cela va avoir une incidence de synchronisation avec NDFC ?</w:t>
+      </w:r>
+    </w:p>
+    <w:p>
+      <w:pPr>
+        <w:pStyle w:val="BodyText"/>
+        <w:rPr/>
+      </w:pPr>
+      <w:r>
+        <w:rPr/>
+        <w:t>On vérifie le format de retour de l’endpoint avec le sandbox de NXAPI (trouver l’IP d’un switch et s’y connecter via le navigateur).</w:t>
+      </w:r>
+    </w:p>
+    <w:p>
+      <w:pPr>
+        <w:pStyle w:val="BodyText"/>
+        <w:rPr/>
+      </w:pPr>
+      <w:r>
+        <w:rPr/>
+        <w:t xml:space="preserve">Le répertoire </w:t>
+      </w:r>
+      <w:r>
+        <w:rPr>
+          <w:rStyle w:val="VerbatimChar"/>
+        </w:rPr>
+        <w:t>demo_json/</w:t>
+      </w:r>
+      <w:r>
+        <w:rPr/>
+        <w:t xml:space="preserve"> contient des JSON qui représentent les endpoints de NXAPI.</w:t>
+        <w:br/>
+        <w:t>Le dossier reproduit ainsi la structure des endpoints NXAPI.</w:t>
+        <w:br/>
+        <w:t xml:space="preserve">Si vous avez besoin d’accéder à de nouveaux endpoints, vous pouvez copier le résultat de la sandbox de NXAPI et les ajouter à </w:t>
+      </w:r>
+      <w:r>
+        <w:rPr>
+          <w:rStyle w:val="VerbatimChar"/>
+        </w:rPr>
+        <w:t>demo_json/</w:t>
+      </w:r>
+      <w:r>
+        <w:rPr/>
+        <w:t xml:space="preserve"> en respectant le chemin d’URL (par ex. </w:t>
+      </w:r>
+      <w:r>
+        <w:rPr>
+          <w:rStyle w:val="VerbatimChar"/>
+        </w:rPr>
+        <w:t>api/mo/sys.json</w:t>
+      </w:r>
+      <w:r>
+        <w:rPr/>
+        <w:t xml:space="preserve"> se transforme en </w:t>
+      </w:r>
+      <w:r>
+        <w:rPr>
+          <w:rStyle w:val="VerbatimChar"/>
+        </w:rPr>
+        <w:t>demo_json/mo/sys.json</w:t>
+      </w:r>
+      <w:r>
+        <w:rPr/>
+        <w:t>).</w:t>
+        <w:br/>
+        <w:t>Ainsi, vous pourrez tester des cas de monitoring spécifique en changeant ce fichier.</w:t>
+      </w:r>
+      <w:bookmarkEnd w:id="21"/>
+    </w:p>
+    <w:p>
+      <w:pPr>
+        <w:pStyle w:val="Heading3"/>
+        <w:rPr/>
+      </w:pPr>
+      <w:bookmarkStart w:id="22" w:name="X07b8d1b52f8143b93a7e70a1f38550fbec1afb9"/>
+      <w:r>
+        <w:rPr/>
+        <w:t>Étape 2: Écriture dans le fichier de résultat</w:t>
+      </w:r>
+    </w:p>
+    <w:p>
+      <w:pPr>
+        <w:pStyle w:val="FirstParagraph"/>
+        <w:rPr/>
+      </w:pPr>
+      <w:r>
+        <w:rPr/>
+        <w:t xml:space="preserve">Dans le fichier </w:t>
+      </w:r>
+      <w:r>
+        <w:rPr>
+          <w:rStyle w:val="VerbatimChar"/>
+        </w:rPr>
+        <w:t>result_file.py</w:t>
+      </w:r>
+      <w:r>
+        <w:rPr/>
+        <w:t xml:space="preserve"> :</w:t>
+      </w:r>
+    </w:p>
+    <w:p>
+      <w:pPr>
+        <w:pStyle w:val="Compact"/>
+        <w:numPr>
+          <w:ilvl w:val="0"/>
+          <w:numId w:val="24"/>
+        </w:numPr>
+        <w:rPr/>
+      </w:pPr>
+      <w:r>
+        <w:rPr/>
+        <w:t xml:space="preserve">Créez un nouveau </w:t>
+      </w:r>
+      <w:r>
+        <w:rPr>
+          <w:rStyle w:val="VerbatimChar"/>
+        </w:rPr>
+        <w:t>Label</w:t>
+      </w:r>
+      <w:r>
+        <w:rPr/>
+        <w:t xml:space="preserve"> correspondant à ce que vous souhaitez monitorer (et ajoutez-le dans le fichier résultat).</w:t>
+      </w:r>
+    </w:p>
+    <w:p>
+      <w:pPr>
+        <w:pStyle w:val="Compact"/>
+        <w:numPr>
+          <w:ilvl w:val="0"/>
+          <w:numId w:val="1"/>
+        </w:numPr>
+        <w:rPr/>
+      </w:pPr>
+      <w:r>
+        <w:rPr/>
+        <w:t xml:space="preserve">Créez un nouvel objet qui hérite de la classe abstraite </w:t>
+      </w:r>
+      <w:r>
+        <w:rPr>
+          <w:rStyle w:val="VerbatimChar"/>
+        </w:rPr>
+        <w:t>ResultOutput</w:t>
+      </w:r>
+      <w:r>
+        <w:rPr/>
+        <w:t>. Utilisez la structure de données la plus propice pour récupérer les données de monitoring.</w:t>
+      </w:r>
+    </w:p>
+    <w:p>
+      <w:pPr>
+        <w:pStyle w:val="Compact"/>
+        <w:numPr>
+          <w:ilvl w:val="0"/>
+          <w:numId w:val="1"/>
+        </w:numPr>
+        <w:rPr/>
+      </w:pPr>
+      <w:r>
+        <w:rPr/>
+        <w:t xml:space="preserve">Créez la méthode </w:t>
+      </w:r>
+      <w:r>
+        <w:rPr>
+          <w:rStyle w:val="VerbatimChar"/>
+        </w:rPr>
+        <w:t>write</w:t>
+      </w:r>
+      <w:r>
+        <w:rPr/>
+        <w:t xml:space="preserve"> de votre objet, qui prend la fonction </w:t>
+      </w:r>
+      <w:r>
+        <w:rPr>
+          <w:rStyle w:val="VerbatimChar"/>
+        </w:rPr>
+        <w:t>output</w:t>
+      </w:r>
+      <w:r>
+        <w:rPr/>
+        <w:t xml:space="preserve"> en paramètre. Considérez cette fonction comme l’équivalent de </w:t>
+      </w:r>
+      <w:r>
+        <w:rPr>
+          <w:rStyle w:val="VerbatimChar"/>
+        </w:rPr>
+        <w:t>print</w:t>
+      </w:r>
+      <w:r>
+        <w:rPr/>
+        <w:t xml:space="preserve"> qui renverra tout dans le fichier de résultat. &gt; Votre objet sera géré dans la classe </w:t>
+      </w:r>
+      <w:r>
+        <w:rPr>
+          <w:rStyle w:val="VerbatimChar"/>
+        </w:rPr>
+        <w:t>ResultFile</w:t>
+      </w:r>
+      <w:r>
+        <w:rPr/>
+        <w:t xml:space="preserve">. La fonction d’output qui est passée en paramètre y est définie par </w:t>
+      </w:r>
+      <w:r>
+        <w:rPr>
+          <w:rStyle w:val="VerbatimChar"/>
+        </w:rPr>
+        <w:t>_output</w:t>
+      </w:r>
+      <w:r>
+        <w:rPr/>
+        <w:t>. Vous n’avez pas besoin de la modifier.</w:t>
+      </w:r>
+    </w:p>
+    <w:p>
+      <w:pPr>
+        <w:pStyle w:val="Compact"/>
+        <w:numPr>
+          <w:ilvl w:val="0"/>
+          <w:numId w:val="1"/>
+        </w:numPr>
+        <w:rPr/>
+      </w:pPr>
+      <w:r>
+        <w:rPr/>
+        <w:t xml:space="preserve">Ajoutez votre objet dans la gestion du </w:t>
+      </w:r>
+      <w:r>
+        <w:rPr>
+          <w:rStyle w:val="VerbatimChar"/>
+        </w:rPr>
+        <w:t>ResultFile</w:t>
+      </w:r>
+      <w:r>
+        <w:rPr/>
+        <w:t xml:space="preserve"> dans le dictionnaire </w:t>
+      </w:r>
+      <w:r>
+        <w:rPr>
+          <w:rStyle w:val="VerbatimChar"/>
+        </w:rPr>
+        <w:t>switch_outputs[&lt;ip_du_switch&gt;][&lt;Label du monitoring&gt;]</w:t>
+      </w:r>
+      <w:r>
+        <w:rPr/>
+        <w:t xml:space="preserve">. Votre objet sera automatiquement géré par </w:t>
+      </w:r>
+      <w:r>
+        <w:rPr>
+          <w:rStyle w:val="VerbatimChar"/>
+        </w:rPr>
+        <w:t>ResultFile</w:t>
+      </w:r>
+      <w:r>
+        <w:rPr/>
+        <w:t xml:space="preserve"> une fois fait. &gt; Il est recommandé d’utiliser la fonction </w:t>
+      </w:r>
+      <w:r>
+        <w:rPr>
+          <w:rStyle w:val="VerbatimChar"/>
+        </w:rPr>
+        <w:t>_init_dict(ip_addr)</w:t>
+      </w:r>
+      <w:r>
+        <w:rPr/>
+        <w:t xml:space="preserve"> où </w:t>
+      </w:r>
+      <w:r>
+        <w:rPr>
+          <w:rStyle w:val="VerbatimChar"/>
+        </w:rPr>
+        <w:t>ip_addr</w:t>
+      </w:r>
+      <w:r>
+        <w:rPr/>
+        <w:t xml:space="preserve"> est l’IP du switch, pour être sûr que le dictionnaire dispose bien d’une entrée correspondant au switch.</w:t>
+      </w:r>
+    </w:p>
+    <w:p>
+      <w:pPr>
+        <w:pStyle w:val="Compact"/>
+        <w:numPr>
+          <w:ilvl w:val="0"/>
+          <w:numId w:val="1"/>
+        </w:numPr>
+        <w:rPr/>
+      </w:pPr>
+      <w:r>
+        <w:rPr/>
+        <w:t>Si besoin, créez des méthodes pour alimenter votre objet au fur et à mesure de votre monitoring.</w:t>
+      </w:r>
+      <w:bookmarkEnd w:id="22"/>
+    </w:p>
+    <w:p>
+      <w:pPr>
+        <w:pStyle w:val="Heading3"/>
+        <w:rPr/>
+      </w:pPr>
+      <w:bookmarkStart w:id="23" w:name="étape-3-formatage-de-la-réponse"/>
+      <w:r>
+        <w:rPr/>
+        <w:t>Étape 3: Formatage de la réponse</w:t>
+      </w:r>
+    </w:p>
+    <w:p>
+      <w:pPr>
+        <w:pStyle w:val="FirstParagraph"/>
+        <w:rPr/>
+      </w:pPr>
+      <w:r>
+        <w:rPr/>
+        <w:t xml:space="preserve">La réponse d’un </w:t>
+      </w:r>
+      <w:r>
+        <w:rPr>
+          <w:rStyle w:val="VerbatimChar"/>
+        </w:rPr>
+        <w:t>GET</w:t>
+      </w:r>
+      <w:r>
+        <w:rPr/>
+        <w:t xml:space="preserve"> sur l’API REST est </w:t>
+      </w:r>
+      <w:r>
+        <w:rPr>
+          <w:b/>
+          <w:bCs/>
+        </w:rPr>
         <w:t>toujours</w:t>
       </w:r>
       <w:r>
@@ -3200,7 +3612,7 @@
         <w:rPr/>
         <w:t xml:space="preserve">Avec </w:t>
       </w:r>
-      <w:hyperlink r:id="rId3">
+      <w:hyperlink r:id="rId5">
         <w:r>
           <w:rPr>
             <w:rStyle w:val="Hyperlink"/>
@@ -3248,7 +3660,7 @@
         <w:pStyle w:val="Compact"/>
         <w:numPr>
           <w:ilvl w:val="0"/>
-          <w:numId w:val="3"/>
+          <w:numId w:val="4"/>
         </w:numPr>
         <w:rPr/>
       </w:pPr>
@@ -3282,7 +3694,7 @@
         <w:pStyle w:val="Compact"/>
         <w:numPr>
           <w:ilvl w:val="0"/>
-          <w:numId w:val="3"/>
+          <w:numId w:val="4"/>
         </w:numPr>
         <w:rPr/>
       </w:pPr>
@@ -3350,14 +3762,14 @@
         <w:rPr/>
         <w:t>. Vous n’avez pas besoin de les modifier.</w:t>
       </w:r>
-      <w:bookmarkEnd w:id="20"/>
+      <w:bookmarkEnd w:id="23"/>
     </w:p>
     <w:p>
       <w:pPr>
         <w:pStyle w:val="Heading3"/>
         <w:rPr/>
       </w:pPr>
-      <w:bookmarkStart w:id="21" w:name="Xf1cd9a2b411a675dbfd562cfe7b36f22e3ce11b"/>
+      <w:bookmarkStart w:id="24" w:name="Xf1cd9a2b411a675dbfd562cfe7b36f22e3ce11b"/>
       <w:r>
         <w:rPr/>
         <w:t xml:space="preserve">Étape 4: Ajout de la fonction de monitoring à </w:t>
@@ -3394,7 +3806,7 @@
         <w:pStyle w:val="Compact"/>
         <w:numPr>
           <w:ilvl w:val="0"/>
-          <w:numId w:val="3"/>
+          <w:numId w:val="4"/>
         </w:numPr>
         <w:rPr/>
       </w:pPr>
@@ -3418,7 +3830,7 @@
         <w:pStyle w:val="Compact"/>
         <w:numPr>
           <w:ilvl w:val="0"/>
-          <w:numId w:val="3"/>
+          <w:numId w:val="4"/>
         </w:numPr>
         <w:rPr/>
       </w:pPr>
@@ -3446,14 +3858,14 @@
         <w:rPr/>
         <w:t xml:space="preserve"> que celui choisi dans les objets NXAPI pour éviter les confusions.</w:t>
       </w:r>
-      <w:bookmarkEnd w:id="21"/>
+      <w:bookmarkEnd w:id="24"/>
     </w:p>
     <w:p>
       <w:pPr>
         <w:pStyle w:val="Heading3"/>
         <w:rPr/>
       </w:pPr>
-      <w:bookmarkStart w:id="22" w:name="Xd6aadefcb863665e2f2c264e07f28d8a764c8e8"/>
+      <w:bookmarkStart w:id="25" w:name="Xd6aadefcb863665e2f2c264e07f28d8a764c8e8"/>
       <w:r>
         <w:rPr/>
         <w:t xml:space="preserve">Étape 5: Parsing des entrées utilisateurs dans </w:t>
@@ -3474,7 +3886,7 @@
         <w:rPr/>
         <w:t xml:space="preserve">La bibliothèque Python native </w:t>
       </w:r>
-      <w:hyperlink r:id="rId4">
+      <w:hyperlink r:id="rId6">
         <w:r>
           <w:rPr>
             <w:rStyle w:val="Hyperlink"/>
@@ -3492,7 +3904,7 @@
         <w:pStyle w:val="Compact"/>
         <w:numPr>
           <w:ilvl w:val="0"/>
-          <w:numId w:val="3"/>
+          <w:numId w:val="4"/>
         </w:numPr>
         <w:rPr/>
       </w:pPr>
@@ -3526,7 +3938,7 @@
         <w:pStyle w:val="Compact"/>
         <w:numPr>
           <w:ilvl w:val="1"/>
-          <w:numId w:val="3"/>
+          <w:numId w:val="4"/>
         </w:numPr>
         <w:rPr/>
       </w:pPr>
@@ -3550,7 +3962,7 @@
         <w:pStyle w:val="Compact"/>
         <w:numPr>
           <w:ilvl w:val="0"/>
-          <w:numId w:val="3"/>
+          <w:numId w:val="4"/>
         </w:numPr>
         <w:rPr/>
       </w:pPr>
@@ -3588,14 +4000,14 @@
         <w:rPr/>
         <w:t xml:space="preserve"> précédemment définie.</w:t>
       </w:r>
-      <w:bookmarkEnd w:id="22"/>
+      <w:bookmarkEnd w:id="25"/>
     </w:p>
     <w:p>
       <w:pPr>
         <w:pStyle w:val="Heading3"/>
         <w:rPr/>
       </w:pPr>
-      <w:bookmarkStart w:id="23" w:name="X961db17d681e73cacdc4cfdcf699805cfbbfcba"/>
+      <w:bookmarkStart w:id="26" w:name="X961db17d681e73cacdc4cfdcf699805cfbbfcba"/>
       <w:r>
         <w:rPr/>
         <w:t>Exemple complet: ajouter un monitoring “example_check”</w:t>
@@ -3626,7 +4038,7 @@
         <w:pStyle w:val="Compact"/>
         <w:numPr>
           <w:ilvl w:val="0"/>
-          <w:numId w:val="21"/>
+          <w:numId w:val="25"/>
         </w:numPr>
         <w:rPr/>
       </w:pPr>
@@ -4099,7 +4511,7 @@
         <w:pStyle w:val="Compact"/>
         <w:numPr>
           <w:ilvl w:val="0"/>
-          <w:numId w:val="22"/>
+          <w:numId w:val="26"/>
         </w:numPr>
         <w:rPr/>
       </w:pPr>
@@ -4357,7 +4769,7 @@
         <w:pStyle w:val="Compact"/>
         <w:numPr>
           <w:ilvl w:val="0"/>
-          <w:numId w:val="23"/>
+          <w:numId w:val="27"/>
         </w:numPr>
         <w:rPr/>
       </w:pPr>
@@ -4499,7 +4911,7 @@
         <w:pStyle w:val="Compact"/>
         <w:numPr>
           <w:ilvl w:val="0"/>
-          <w:numId w:val="24"/>
+          <w:numId w:val="28"/>
         </w:numPr>
         <w:rPr/>
       </w:pPr>
@@ -4755,9 +5167,9 @@
         </w:rPr>
         <w:t xml:space="preserve">    ...</w:t>
       </w:r>
-      <w:bookmarkEnd w:id="16"/>
-      <w:bookmarkEnd w:id="17"/>
-      <w:bookmarkEnd w:id="23"/>
+      <w:bookmarkEnd w:id="19"/>
+      <w:bookmarkEnd w:id="20"/>
+      <w:bookmarkEnd w:id="26"/>
     </w:p>
     <w:sectPr>
       <w:type w:val="nextPage"/>
@@ -5014,6 +5426,125 @@
   </w:abstractNum>
   <w:abstractNum w:abstractNumId="3">
     <w:lvl w:ilvl="0">
+      <w:start w:val="7"/>
+      <w:numFmt w:val="decimal"/>
+      <w:lvlText w:val="%1."/>
+      <w:lvlJc w:val="left"/>
+      <w:pPr>
+        <w:tabs>
+          <w:tab w:val="num" w:pos="0"/>
+        </w:tabs>
+        <w:ind w:left="720" w:hanging="480"/>
+      </w:pPr>
+      <w:rPr/>
+    </w:lvl>
+    <w:lvl w:ilvl="1">
+      <w:start w:val="7"/>
+      <w:numFmt w:val="decimal"/>
+      <w:lvlText w:val="%2."/>
+      <w:lvlJc w:val="left"/>
+      <w:pPr>
+        <w:tabs>
+          <w:tab w:val="num" w:pos="0"/>
+        </w:tabs>
+        <w:ind w:left="1440" w:hanging="480"/>
+      </w:pPr>
+      <w:rPr/>
+    </w:lvl>
+    <w:lvl w:ilvl="2">
+      <w:start w:val="7"/>
+      <w:numFmt w:val="decimal"/>
+      <w:lvlText w:val="%3."/>
+      <w:lvlJc w:val="left"/>
+      <w:pPr>
+        <w:tabs>
+          <w:tab w:val="num" w:pos="0"/>
+        </w:tabs>
+        <w:ind w:left="2160" w:hanging="480"/>
+      </w:pPr>
+      <w:rPr/>
+    </w:lvl>
+    <w:lvl w:ilvl="3">
+      <w:start w:val="7"/>
+      <w:numFmt w:val="decimal"/>
+      <w:lvlText w:val="%4."/>
+      <w:lvlJc w:val="left"/>
+      <w:pPr>
+        <w:tabs>
+          <w:tab w:val="num" w:pos="0"/>
+        </w:tabs>
+        <w:ind w:left="2880" w:hanging="480"/>
+      </w:pPr>
+      <w:rPr/>
+    </w:lvl>
+    <w:lvl w:ilvl="4">
+      <w:start w:val="7"/>
+      <w:numFmt w:val="decimal"/>
+      <w:lvlText w:val="%5."/>
+      <w:lvlJc w:val="left"/>
+      <w:pPr>
+        <w:tabs>
+          <w:tab w:val="num" w:pos="0"/>
+        </w:tabs>
+        <w:ind w:left="3600" w:hanging="480"/>
+      </w:pPr>
+      <w:rPr/>
+    </w:lvl>
+    <w:lvl w:ilvl="5">
+      <w:start w:val="7"/>
+      <w:numFmt w:val="decimal"/>
+      <w:lvlText w:val="%6."/>
+      <w:lvlJc w:val="left"/>
+      <w:pPr>
+        <w:tabs>
+          <w:tab w:val="num" w:pos="0"/>
+        </w:tabs>
+        <w:ind w:left="4320" w:hanging="480"/>
+      </w:pPr>
+      <w:rPr/>
+    </w:lvl>
+    <w:lvl w:ilvl="6">
+      <w:start w:val="7"/>
+      <w:numFmt w:val="decimal"/>
+      <w:lvlText w:val="%7."/>
+      <w:lvlJc w:val="left"/>
+      <w:pPr>
+        <w:tabs>
+          <w:tab w:val="num" w:pos="0"/>
+        </w:tabs>
+        <w:ind w:left="5040" w:hanging="480"/>
+      </w:pPr>
+      <w:rPr/>
+    </w:lvl>
+    <w:lvl w:ilvl="7">
+      <w:start w:val="7"/>
+      <w:numFmt w:val="decimal"/>
+      <w:lvlText w:val="%8."/>
+      <w:lvlJc w:val="left"/>
+      <w:pPr>
+        <w:tabs>
+          <w:tab w:val="num" w:pos="0"/>
+        </w:tabs>
+        <w:ind w:left="5760" w:hanging="480"/>
+      </w:pPr>
+      <w:rPr/>
+    </w:lvl>
+    <w:lvl w:ilvl="8">
+      <w:start w:val="7"/>
+      <w:numFmt w:val="decimal"/>
+      <w:lvlText w:val="%9."/>
+      <w:lvlJc w:val="left"/>
+      <w:pPr>
+        <w:tabs>
+          <w:tab w:val="num" w:pos="0"/>
+        </w:tabs>
+        <w:ind w:left="6480" w:hanging="480"/>
+      </w:pPr>
+      <w:rPr/>
+    </w:lvl>
+  </w:abstractNum>
+  <w:abstractNum w:abstractNumId="4">
+    <w:lvl w:ilvl="0">
       <w:numFmt w:val="bullet"/>
       <w:lvlText w:val=""/>
       <w:lvlJc w:val="left"/>
@@ -5148,128 +5679,9 @@
       </w:rPr>
     </w:lvl>
   </w:abstractNum>
-  <w:abstractNum w:abstractNumId="4">
-    <w:lvl w:ilvl="0">
-      <w:start w:val="1"/>
-      <w:numFmt w:val="decimal"/>
-      <w:lvlText w:val="%1."/>
-      <w:lvlJc w:val="left"/>
-      <w:pPr>
-        <w:tabs>
-          <w:tab w:val="num" w:pos="0"/>
-        </w:tabs>
-        <w:ind w:left="720" w:hanging="480"/>
-      </w:pPr>
-      <w:rPr/>
-    </w:lvl>
-    <w:lvl w:ilvl="1">
-      <w:start w:val="1"/>
-      <w:numFmt w:val="decimal"/>
-      <w:lvlText w:val="%2."/>
-      <w:lvlJc w:val="left"/>
-      <w:pPr>
-        <w:tabs>
-          <w:tab w:val="num" w:pos="0"/>
-        </w:tabs>
-        <w:ind w:left="1440" w:hanging="480"/>
-      </w:pPr>
-      <w:rPr/>
-    </w:lvl>
-    <w:lvl w:ilvl="2">
-      <w:start w:val="1"/>
-      <w:numFmt w:val="decimal"/>
-      <w:lvlText w:val="%3."/>
-      <w:lvlJc w:val="left"/>
-      <w:pPr>
-        <w:tabs>
-          <w:tab w:val="num" w:pos="0"/>
-        </w:tabs>
-        <w:ind w:left="2160" w:hanging="480"/>
-      </w:pPr>
-      <w:rPr/>
-    </w:lvl>
-    <w:lvl w:ilvl="3">
-      <w:start w:val="1"/>
-      <w:numFmt w:val="decimal"/>
-      <w:lvlText w:val="%4."/>
-      <w:lvlJc w:val="left"/>
-      <w:pPr>
-        <w:tabs>
-          <w:tab w:val="num" w:pos="0"/>
-        </w:tabs>
-        <w:ind w:left="2880" w:hanging="480"/>
-      </w:pPr>
-      <w:rPr/>
-    </w:lvl>
-    <w:lvl w:ilvl="4">
-      <w:start w:val="1"/>
-      <w:numFmt w:val="decimal"/>
-      <w:lvlText w:val="%5."/>
-      <w:lvlJc w:val="left"/>
-      <w:pPr>
-        <w:tabs>
-          <w:tab w:val="num" w:pos="0"/>
-        </w:tabs>
-        <w:ind w:left="3600" w:hanging="480"/>
-      </w:pPr>
-      <w:rPr/>
-    </w:lvl>
-    <w:lvl w:ilvl="5">
-      <w:start w:val="1"/>
-      <w:numFmt w:val="decimal"/>
-      <w:lvlText w:val="%6."/>
-      <w:lvlJc w:val="left"/>
-      <w:pPr>
-        <w:tabs>
-          <w:tab w:val="num" w:pos="0"/>
-        </w:tabs>
-        <w:ind w:left="4320" w:hanging="480"/>
-      </w:pPr>
-      <w:rPr/>
-    </w:lvl>
-    <w:lvl w:ilvl="6">
-      <w:start w:val="1"/>
-      <w:numFmt w:val="decimal"/>
-      <w:lvlText w:val="%7."/>
-      <w:lvlJc w:val="left"/>
-      <w:pPr>
-        <w:tabs>
-          <w:tab w:val="num" w:pos="0"/>
-        </w:tabs>
-        <w:ind w:left="5040" w:hanging="480"/>
-      </w:pPr>
-      <w:rPr/>
-    </w:lvl>
-    <w:lvl w:ilvl="7">
-      <w:start w:val="1"/>
-      <w:numFmt w:val="decimal"/>
-      <w:lvlText w:val="%8."/>
-      <w:lvlJc w:val="left"/>
-      <w:pPr>
-        <w:tabs>
-          <w:tab w:val="num" w:pos="0"/>
-        </w:tabs>
-        <w:ind w:left="5760" w:hanging="480"/>
-      </w:pPr>
-      <w:rPr/>
-    </w:lvl>
-    <w:lvl w:ilvl="8">
-      <w:start w:val="1"/>
-      <w:numFmt w:val="decimal"/>
-      <w:lvlText w:val="%9."/>
-      <w:lvlJc w:val="left"/>
-      <w:pPr>
-        <w:tabs>
-          <w:tab w:val="num" w:pos="0"/>
-        </w:tabs>
-        <w:ind w:left="6480" w:hanging="480"/>
-      </w:pPr>
-      <w:rPr/>
-    </w:lvl>
-  </w:abstractNum>
   <w:abstractNum w:abstractNumId="5">
     <w:lvl w:ilvl="0">
-      <w:start w:val="4"/>
+      <w:start w:val="3"/>
       <w:numFmt w:val="decimal"/>
       <w:lvlText w:val="%1."/>
       <w:lvlJc w:val="left"/>
@@ -5282,7 +5694,7 @@
       <w:rPr/>
     </w:lvl>
     <w:lvl w:ilvl="1">
-      <w:start w:val="4"/>
+      <w:start w:val="3"/>
       <w:numFmt w:val="decimal"/>
       <w:lvlText w:val="%2."/>
       <w:lvlJc w:val="left"/>
@@ -5295,7 +5707,7 @@
       <w:rPr/>
     </w:lvl>
     <w:lvl w:ilvl="2">
-      <w:start w:val="4"/>
+      <w:start w:val="3"/>
       <w:numFmt w:val="decimal"/>
       <w:lvlText w:val="%3."/>
       <w:lvlJc w:val="left"/>
@@ -5308,7 +5720,7 @@
       <w:rPr/>
     </w:lvl>
     <w:lvl w:ilvl="3">
-      <w:start w:val="4"/>
+      <w:start w:val="3"/>
       <w:numFmt w:val="decimal"/>
       <w:lvlText w:val="%4."/>
       <w:lvlJc w:val="left"/>
@@ -5321,7 +5733,7 @@
       <w:rPr/>
     </w:lvl>
     <w:lvl w:ilvl="4">
-      <w:start w:val="4"/>
+      <w:start w:val="3"/>
       <w:numFmt w:val="decimal"/>
       <w:lvlText w:val="%5."/>
       <w:lvlJc w:val="left"/>
@@ -5334,7 +5746,7 @@
       <w:rPr/>
     </w:lvl>
     <w:lvl w:ilvl="5">
-      <w:start w:val="4"/>
+      <w:start w:val="3"/>
       <w:numFmt w:val="decimal"/>
       <w:lvlText w:val="%6."/>
       <w:lvlJc w:val="left"/>
@@ -5347,7 +5759,7 @@
       <w:rPr/>
     </w:lvl>
     <w:lvl w:ilvl="6">
-      <w:start w:val="4"/>
+      <w:start w:val="3"/>
       <w:numFmt w:val="decimal"/>
       <w:lvlText w:val="%7."/>
       <w:lvlJc w:val="left"/>
@@ -5360,7 +5772,7 @@
       <w:rPr/>
     </w:lvl>
     <w:lvl w:ilvl="7">
-      <w:start w:val="4"/>
+      <w:start w:val="3"/>
       <w:numFmt w:val="decimal"/>
       <w:lvlText w:val="%8."/>
       <w:lvlJc w:val="left"/>
@@ -5373,7 +5785,7 @@
       <w:rPr/>
     </w:lvl>
     <w:lvl w:ilvl="8">
-      <w:start w:val="4"/>
+      <w:start w:val="3"/>
       <w:numFmt w:val="decimal"/>
       <w:lvlText w:val="%9."/>
       <w:lvlJc w:val="left"/>
@@ -5388,7 +5800,7 @@
   </w:abstractNum>
   <w:abstractNum w:abstractNumId="6">
     <w:lvl w:ilvl="0">
-      <w:start w:val="7"/>
+      <w:start w:val="4"/>
       <w:numFmt w:val="decimal"/>
       <w:lvlText w:val="%1."/>
       <w:lvlJc w:val="left"/>
@@ -5401,7 +5813,7 @@
       <w:rPr/>
     </w:lvl>
     <w:lvl w:ilvl="1">
-      <w:start w:val="7"/>
+      <w:start w:val="4"/>
       <w:numFmt w:val="decimal"/>
       <w:lvlText w:val="%2."/>
       <w:lvlJc w:val="left"/>
@@ -5414,7 +5826,7 @@
       <w:rPr/>
     </w:lvl>
     <w:lvl w:ilvl="2">
-      <w:start w:val="7"/>
+      <w:start w:val="4"/>
       <w:numFmt w:val="decimal"/>
       <w:lvlText w:val="%3."/>
       <w:lvlJc w:val="left"/>
@@ -5427,7 +5839,7 @@
       <w:rPr/>
     </w:lvl>
     <w:lvl w:ilvl="3">
-      <w:start w:val="7"/>
+      <w:start w:val="4"/>
       <w:numFmt w:val="decimal"/>
       <w:lvlText w:val="%4."/>
       <w:lvlJc w:val="left"/>
@@ -5440,7 +5852,7 @@
       <w:rPr/>
     </w:lvl>
     <w:lvl w:ilvl="4">
-      <w:start w:val="7"/>
+      <w:start w:val="4"/>
       <w:numFmt w:val="decimal"/>
       <w:lvlText w:val="%5."/>
       <w:lvlJc w:val="left"/>
@@ -5453,7 +5865,7 @@
       <w:rPr/>
     </w:lvl>
     <w:lvl w:ilvl="5">
-      <w:start w:val="7"/>
+      <w:start w:val="4"/>
       <w:numFmt w:val="decimal"/>
       <w:lvlText w:val="%6."/>
       <w:lvlJc w:val="left"/>
@@ -5466,7 +5878,7 @@
       <w:rPr/>
     </w:lvl>
     <w:lvl w:ilvl="6">
-      <w:start w:val="7"/>
+      <w:start w:val="4"/>
       <w:numFmt w:val="decimal"/>
       <w:lvlText w:val="%7."/>
       <w:lvlJc w:val="left"/>
@@ -5479,7 +5891,7 @@
       <w:rPr/>
     </w:lvl>
     <w:lvl w:ilvl="7">
-      <w:start w:val="7"/>
+      <w:start w:val="4"/>
       <w:numFmt w:val="decimal"/>
       <w:lvlText w:val="%8."/>
       <w:lvlJc w:val="left"/>
@@ -5492,7 +5904,7 @@
       <w:rPr/>
     </w:lvl>
     <w:lvl w:ilvl="8">
-      <w:start w:val="7"/>
+      <w:start w:val="4"/>
       <w:numFmt w:val="decimal"/>
       <w:lvlText w:val="%9."/>
       <w:lvlJc w:val="left"/>
@@ -5507,9 +5919,8 @@
   </w:abstractNum>
   <w:abstractNum w:abstractNumId="7">
     <w:lvl w:ilvl="0">
-      <w:start w:val="3"/>
-      <w:numFmt w:val="decimal"/>
-      <w:lvlText w:val="%1."/>
+      <w:numFmt w:val="bullet"/>
+      <w:lvlText w:val=""/>
       <w:lvlJc w:val="left"/>
       <w:pPr>
         <w:tabs>
@@ -5517,12 +5928,14 @@
         </w:tabs>
         <w:ind w:left="720" w:hanging="480"/>
       </w:pPr>
-      <w:rPr/>
+      <w:rPr>
+        <w:rFonts w:ascii="Symbol" w:hAnsi="Symbol" w:cs="Symbol" w:hint="default"/>
+      </w:rPr>
     </w:lvl>
     <w:lvl w:ilvl="1">
-      <w:start w:val="3"/>
-      <w:numFmt w:val="decimal"/>
-      <w:lvlText w:val="%2."/>
+      <w:start w:val="0"/>
+      <w:numFmt w:val="bullet"/>
+      <w:lvlText w:val=""/>
       <w:lvlJc w:val="left"/>
       <w:pPr>
         <w:tabs>
@@ -5530,12 +5943,14 @@
         </w:tabs>
         <w:ind w:left="1440" w:hanging="480"/>
       </w:pPr>
-      <w:rPr/>
+      <w:rPr>
+        <w:rFonts w:ascii="Symbol" w:hAnsi="Symbol" w:cs="Symbol" w:hint="default"/>
+      </w:rPr>
     </w:lvl>
     <w:lvl w:ilvl="2">
-      <w:start w:val="3"/>
-      <w:numFmt w:val="decimal"/>
-      <w:lvlText w:val="%3."/>
+      <w:start w:val="0"/>
+      <w:numFmt w:val="bullet"/>
+      <w:lvlText w:val=""/>
       <w:lvlJc w:val="left"/>
       <w:pPr>
         <w:tabs>
@@ -5543,12 +5958,14 @@
         </w:tabs>
         <w:ind w:left="2160" w:hanging="480"/>
       </w:pPr>
-      <w:rPr/>
+      <w:rPr>
+        <w:rFonts w:ascii="Symbol" w:hAnsi="Symbol" w:cs="Symbol" w:hint="default"/>
+      </w:rPr>
     </w:lvl>
     <w:lvl w:ilvl="3">
-      <w:start w:val="3"/>
-      <w:numFmt w:val="decimal"/>
-      <w:lvlText w:val="%4."/>
+      <w:start w:val="0"/>
+      <w:numFmt w:val="bullet"/>
+      <w:lvlText w:val=""/>
       <w:lvlJc w:val="left"/>
       <w:pPr>
         <w:tabs>
@@ -5556,12 +5973,14 @@
         </w:tabs>
         <w:ind w:left="2880" w:hanging="480"/>
       </w:pPr>
-      <w:rPr/>
+      <w:rPr>
+        <w:rFonts w:ascii="Symbol" w:hAnsi="Symbol" w:cs="Symbol" w:hint="default"/>
+      </w:rPr>
     </w:lvl>
     <w:lvl w:ilvl="4">
-      <w:start w:val="3"/>
-      <w:numFmt w:val="decimal"/>
-      <w:lvlText w:val="%5."/>
+      <w:start w:val="0"/>
+      <w:numFmt w:val="bullet"/>
+      <w:lvlText w:val=""/>
       <w:lvlJc w:val="left"/>
       <w:pPr>
         <w:tabs>
@@ -5569,12 +5988,14 @@
         </w:tabs>
         <w:ind w:left="3600" w:hanging="480"/>
       </w:pPr>
-      <w:rPr/>
+      <w:rPr>
+        <w:rFonts w:ascii="Symbol" w:hAnsi="Symbol" w:cs="Symbol" w:hint="default"/>
+      </w:rPr>
     </w:lvl>
     <w:lvl w:ilvl="5">
-      <w:start w:val="3"/>
-      <w:numFmt w:val="decimal"/>
-      <w:lvlText w:val="%6."/>
+      <w:start w:val="0"/>
+      <w:numFmt w:val="bullet"/>
+      <w:lvlText w:val=""/>
       <w:lvlJc w:val="left"/>
       <w:pPr>
         <w:tabs>
@@ -5582,12 +6003,14 @@
         </w:tabs>
         <w:ind w:left="4320" w:hanging="480"/>
       </w:pPr>
-      <w:rPr/>
+      <w:rPr>
+        <w:rFonts w:ascii="Symbol" w:hAnsi="Symbol" w:cs="Symbol" w:hint="default"/>
+      </w:rPr>
     </w:lvl>
     <w:lvl w:ilvl="6">
-      <w:start w:val="3"/>
-      <w:numFmt w:val="decimal"/>
-      <w:lvlText w:val="%7."/>
+      <w:start w:val="0"/>
+      <w:numFmt w:val="bullet"/>
+      <w:lvlText w:val=""/>
       <w:lvlJc w:val="left"/>
       <w:pPr>
         <w:tabs>
@@ -5595,12 +6018,14 @@
         </w:tabs>
         <w:ind w:left="5040" w:hanging="480"/>
       </w:pPr>
-      <w:rPr/>
+      <w:rPr>
+        <w:rFonts w:ascii="Symbol" w:hAnsi="Symbol" w:cs="Symbol" w:hint="default"/>
+      </w:rPr>
     </w:lvl>
     <w:lvl w:ilvl="7">
-      <w:start w:val="3"/>
-      <w:numFmt w:val="decimal"/>
-      <w:lvlText w:val="%8."/>
+      <w:start w:val="0"/>
+      <w:numFmt w:val="bullet"/>
+      <w:lvlText w:val=""/>
       <w:lvlJc w:val="left"/>
       <w:pPr>
         <w:tabs>
@@ -5608,12 +6033,14 @@
         </w:tabs>
         <w:ind w:left="5760" w:hanging="480"/>
       </w:pPr>
-      <w:rPr/>
+      <w:rPr>
+        <w:rFonts w:ascii="Symbol" w:hAnsi="Symbol" w:cs="Symbol" w:hint="default"/>
+      </w:rPr>
     </w:lvl>
     <w:lvl w:ilvl="8">
-      <w:start w:val="3"/>
-      <w:numFmt w:val="decimal"/>
-      <w:lvlText w:val="%9."/>
+      <w:start w:val="0"/>
+      <w:numFmt w:val="bullet"/>
+      <w:lvlText w:val=""/>
       <w:lvlJc w:val="left"/>
       <w:pPr>
         <w:tabs>
@@ -5621,14 +6048,15 @@
         </w:tabs>
         <w:ind w:left="6480" w:hanging="480"/>
       </w:pPr>
-      <w:rPr/>
+      <w:rPr>
+        <w:rFonts w:ascii="Symbol" w:hAnsi="Symbol" w:cs="Symbol" w:hint="default"/>
+      </w:rPr>
     </w:lvl>
   </w:abstractNum>
   <w:abstractNum w:abstractNumId="8">
     <w:lvl w:ilvl="0">
-      <w:start w:val="4"/>
-      <w:numFmt w:val="decimal"/>
-      <w:lvlText w:val="%1."/>
+      <w:numFmt w:val="bullet"/>
+      <w:lvlText w:val=""/>
       <w:lvlJc w:val="left"/>
       <w:pPr>
         <w:tabs>
@@ -5636,12 +6064,14 @@
         </w:tabs>
         <w:ind w:left="720" w:hanging="480"/>
       </w:pPr>
-      <w:rPr/>
+      <w:rPr>
+        <w:rFonts w:ascii="Symbol" w:hAnsi="Symbol" w:cs="Symbol" w:hint="default"/>
+      </w:rPr>
     </w:lvl>
     <w:lvl w:ilvl="1">
-      <w:start w:val="4"/>
-      <w:numFmt w:val="decimal"/>
-      <w:lvlText w:val="%2."/>
+      <w:start w:val="0"/>
+      <w:numFmt w:val="bullet"/>
+      <w:lvlText w:val=""/>
       <w:lvlJc w:val="left"/>
       <w:pPr>
         <w:tabs>
@@ -5649,12 +6079,14 @@
         </w:tabs>
         <w:ind w:left="1440" w:hanging="480"/>
       </w:pPr>
-      <w:rPr/>
+      <w:rPr>
+        <w:rFonts w:ascii="Symbol" w:hAnsi="Symbol" w:cs="Symbol" w:hint="default"/>
+      </w:rPr>
     </w:lvl>
     <w:lvl w:ilvl="2">
-      <w:start w:val="4"/>
-      <w:numFmt w:val="decimal"/>
-      <w:lvlText w:val="%3."/>
+      <w:start w:val="0"/>
+      <w:numFmt w:val="bullet"/>
+      <w:lvlText w:val=""/>
       <w:lvlJc w:val="left"/>
       <w:pPr>
         <w:tabs>
@@ -5662,12 +6094,14 @@
         </w:tabs>
         <w:ind w:left="2160" w:hanging="480"/>
       </w:pPr>
-      <w:rPr/>
+      <w:rPr>
+        <w:rFonts w:ascii="Symbol" w:hAnsi="Symbol" w:cs="Symbol" w:hint="default"/>
+      </w:rPr>
     </w:lvl>
     <w:lvl w:ilvl="3">
-      <w:start w:val="4"/>
-      <w:numFmt w:val="decimal"/>
-      <w:lvlText w:val="%4."/>
+      <w:start w:val="0"/>
+      <w:numFmt w:val="bullet"/>
+      <w:lvlText w:val=""/>
       <w:lvlJc w:val="left"/>
       <w:pPr>
         <w:tabs>
@@ -5675,12 +6109,14 @@
         </w:tabs>
         <w:ind w:left="2880" w:hanging="480"/>
       </w:pPr>
-      <w:rPr/>
+      <w:rPr>
+        <w:rFonts w:ascii="Symbol" w:hAnsi="Symbol" w:cs="Symbol" w:hint="default"/>
+      </w:rPr>
     </w:lvl>
     <w:lvl w:ilvl="4">
-      <w:start w:val="4"/>
-      <w:numFmt w:val="decimal"/>
-      <w:lvlText w:val="%5."/>
+      <w:start w:val="0"/>
+      <w:numFmt w:val="bullet"/>
+      <w:lvlText w:val=""/>
       <w:lvlJc w:val="left"/>
       <w:pPr>
         <w:tabs>
@@ -5688,12 +6124,14 @@
         </w:tabs>
         <w:ind w:left="3600" w:hanging="480"/>
       </w:pPr>
-      <w:rPr/>
+      <w:rPr>
+        <w:rFonts w:ascii="Symbol" w:hAnsi="Symbol" w:cs="Symbol" w:hint="default"/>
+      </w:rPr>
     </w:lvl>
     <w:lvl w:ilvl="5">
-      <w:start w:val="4"/>
-      <w:numFmt w:val="decimal"/>
-      <w:lvlText w:val="%6."/>
+      <w:start w:val="0"/>
+      <w:numFmt w:val="bullet"/>
+      <w:lvlText w:val=""/>
       <w:lvlJc w:val="left"/>
       <w:pPr>
         <w:tabs>
@@ -5701,12 +6139,14 @@
         </w:tabs>
         <w:ind w:left="4320" w:hanging="480"/>
       </w:pPr>
-      <w:rPr/>
+      <w:rPr>
+        <w:rFonts w:ascii="Symbol" w:hAnsi="Symbol" w:cs="Symbol" w:hint="default"/>
+      </w:rPr>
     </w:lvl>
     <w:lvl w:ilvl="6">
-      <w:start w:val="4"/>
-      <w:numFmt w:val="decimal"/>
-      <w:lvlText w:val="%7."/>
+      <w:start w:val="0"/>
+      <w:numFmt w:val="bullet"/>
+      <w:lvlText w:val=""/>
       <w:lvlJc w:val="left"/>
       <w:pPr>
         <w:tabs>
@@ -5714,12 +6154,14 @@
         </w:tabs>
         <w:ind w:left="5040" w:hanging="480"/>
       </w:pPr>
-      <w:rPr/>
+      <w:rPr>
+        <w:rFonts w:ascii="Symbol" w:hAnsi="Symbol" w:cs="Symbol" w:hint="default"/>
+      </w:rPr>
     </w:lvl>
     <w:lvl w:ilvl="7">
-      <w:start w:val="4"/>
-      <w:numFmt w:val="decimal"/>
-      <w:lvlText w:val="%8."/>
+      <w:start w:val="0"/>
+      <w:numFmt w:val="bullet"/>
+      <w:lvlText w:val=""/>
       <w:lvlJc w:val="left"/>
       <w:pPr>
         <w:tabs>
@@ -5727,12 +6169,14 @@
         </w:tabs>
         <w:ind w:left="5760" w:hanging="480"/>
       </w:pPr>
-      <w:rPr/>
+      <w:rPr>
+        <w:rFonts w:ascii="Symbol" w:hAnsi="Symbol" w:cs="Symbol" w:hint="default"/>
+      </w:rPr>
     </w:lvl>
     <w:lvl w:ilvl="8">
-      <w:start w:val="4"/>
-      <w:numFmt w:val="decimal"/>
-      <w:lvlText w:val="%9."/>
+      <w:start w:val="0"/>
+      <w:numFmt w:val="bullet"/>
+      <w:lvlText w:val=""/>
       <w:lvlJc w:val="left"/>
       <w:pPr>
         <w:tabs>
@@ -5740,7 +6184,9 @@
         </w:tabs>
         <w:ind w:left="6480" w:hanging="480"/>
       </w:pPr>
-      <w:rPr/>
+      <w:rPr>
+        <w:rFonts w:ascii="Symbol" w:hAnsi="Symbol" w:cs="Symbol" w:hint="default"/>
+      </w:rPr>
     </w:lvl>
   </w:abstractNum>
   <w:abstractNum w:abstractNumId="9">
@@ -5864,9 +6310,8 @@
   </w:abstractNum>
   <w:abstractNum w:abstractNumId="10">
     <w:lvl w:ilvl="0">
-      <w:start w:val="1"/>
-      <w:numFmt w:val="decimal"/>
-      <w:lvlText w:val="%1."/>
+      <w:numFmt w:val="bullet"/>
+      <w:lvlText w:val=""/>
       <w:lvlJc w:val="left"/>
       <w:pPr>
         <w:tabs>
@@ -5874,12 +6319,14 @@
         </w:tabs>
         <w:ind w:left="720" w:hanging="480"/>
       </w:pPr>
-      <w:rPr/>
+      <w:rPr>
+        <w:rFonts w:ascii="Symbol" w:hAnsi="Symbol" w:cs="Symbol" w:hint="default"/>
+      </w:rPr>
     </w:lvl>
     <w:lvl w:ilvl="1">
-      <w:start w:val="1"/>
-      <w:numFmt w:val="decimal"/>
-      <w:lvlText w:val="%2."/>
+      <w:start w:val="0"/>
+      <w:numFmt w:val="bullet"/>
+      <w:lvlText w:val=""/>
       <w:lvlJc w:val="left"/>
       <w:pPr>
         <w:tabs>
@@ -5887,12 +6334,14 @@
         </w:tabs>
         <w:ind w:left="1440" w:hanging="480"/>
       </w:pPr>
-      <w:rPr/>
+      <w:rPr>
+        <w:rFonts w:ascii="Symbol" w:hAnsi="Symbol" w:cs="Symbol" w:hint="default"/>
+      </w:rPr>
     </w:lvl>
     <w:lvl w:ilvl="2">
-      <w:start w:val="1"/>
-      <w:numFmt w:val="decimal"/>
-      <w:lvlText w:val="%3."/>
+      <w:start w:val="0"/>
+      <w:numFmt w:val="bullet"/>
+      <w:lvlText w:val=""/>
       <w:lvlJc w:val="left"/>
       <w:pPr>
         <w:tabs>
@@ -5900,12 +6349,14 @@
         </w:tabs>
         <w:ind w:left="2160" w:hanging="480"/>
       </w:pPr>
-      <w:rPr/>
+      <w:rPr>
+        <w:rFonts w:ascii="Symbol" w:hAnsi="Symbol" w:cs="Symbol" w:hint="default"/>
+      </w:rPr>
     </w:lvl>
     <w:lvl w:ilvl="3">
-      <w:start w:val="1"/>
-      <w:numFmt w:val="decimal"/>
-      <w:lvlText w:val="%4."/>
+      <w:start w:val="0"/>
+      <w:numFmt w:val="bullet"/>
+      <w:lvlText w:val=""/>
       <w:lvlJc w:val="left"/>
       <w:pPr>
         <w:tabs>
@@ -5913,12 +6364,14 @@
         </w:tabs>
         <w:ind w:left="2880" w:hanging="480"/>
       </w:pPr>
-      <w:rPr/>
+      <w:rPr>
+        <w:rFonts w:ascii="Symbol" w:hAnsi="Symbol" w:cs="Symbol" w:hint="default"/>
+      </w:rPr>
     </w:lvl>
     <w:lvl w:ilvl="4">
-      <w:start w:val="1"/>
-      <w:numFmt w:val="decimal"/>
-      <w:lvlText w:val="%5."/>
+      <w:start w:val="0"/>
+      <w:numFmt w:val="bullet"/>
+      <w:lvlText w:val=""/>
       <w:lvlJc w:val="left"/>
       <w:pPr>
         <w:tabs>
@@ -5926,12 +6379,14 @@
         </w:tabs>
         <w:ind w:left="3600" w:hanging="480"/>
       </w:pPr>
-      <w:rPr/>
+      <w:rPr>
+        <w:rFonts w:ascii="Symbol" w:hAnsi="Symbol" w:cs="Symbol" w:hint="default"/>
+      </w:rPr>
     </w:lvl>
     <w:lvl w:ilvl="5">
-      <w:start w:val="1"/>
-      <w:numFmt w:val="decimal"/>
-      <w:lvlText w:val="%6."/>
+      <w:start w:val="0"/>
+      <w:numFmt w:val="bullet"/>
+      <w:lvlText w:val=""/>
       <w:lvlJc w:val="left"/>
       <w:pPr>
         <w:tabs>
@@ -5939,12 +6394,14 @@
         </w:tabs>
         <w:ind w:left="4320" w:hanging="480"/>
       </w:pPr>
-      <w:rPr/>
+      <w:rPr>
+        <w:rFonts w:ascii="Symbol" w:hAnsi="Symbol" w:cs="Symbol" w:hint="default"/>
+      </w:rPr>
     </w:lvl>
     <w:lvl w:ilvl="6">
-      <w:start w:val="1"/>
-      <w:numFmt w:val="decimal"/>
-      <w:lvlText w:val="%7."/>
+      <w:start w:val="0"/>
+      <w:numFmt w:val="bullet"/>
+      <w:lvlText w:val=""/>
       <w:lvlJc w:val="left"/>
       <w:pPr>
         <w:tabs>
@@ -5952,12 +6409,14 @@
         </w:tabs>
         <w:ind w:left="5040" w:hanging="480"/>
       </w:pPr>
-      <w:rPr/>
+      <w:rPr>
+        <w:rFonts w:ascii="Symbol" w:hAnsi="Symbol" w:cs="Symbol" w:hint="default"/>
+      </w:rPr>
     </w:lvl>
     <w:lvl w:ilvl="7">
-      <w:start w:val="1"/>
-      <w:numFmt w:val="decimal"/>
-      <w:lvlText w:val="%8."/>
+      <w:start w:val="0"/>
+      <w:numFmt w:val="bullet"/>
+      <w:lvlText w:val=""/>
       <w:lvlJc w:val="left"/>
       <w:pPr>
         <w:tabs>
@@ -5965,12 +6424,14 @@
         </w:tabs>
         <w:ind w:left="5760" w:hanging="480"/>
       </w:pPr>
-      <w:rPr/>
+      <w:rPr>
+        <w:rFonts w:ascii="Symbol" w:hAnsi="Symbol" w:cs="Symbol" w:hint="default"/>
+      </w:rPr>
     </w:lvl>
     <w:lvl w:ilvl="8">
-      <w:start w:val="1"/>
-      <w:numFmt w:val="decimal"/>
-      <w:lvlText w:val="%9."/>
+      <w:start w:val="0"/>
+      <w:numFmt w:val="bullet"/>
+      <w:lvlText w:val=""/>
       <w:lvlJc w:val="left"/>
       <w:pPr>
         <w:tabs>
@@ -5978,14 +6439,15 @@
         </w:tabs>
         <w:ind w:left="6480" w:hanging="480"/>
       </w:pPr>
-      <w:rPr/>
+      <w:rPr>
+        <w:rFonts w:ascii="Symbol" w:hAnsi="Symbol" w:cs="Symbol" w:hint="default"/>
+      </w:rPr>
     </w:lvl>
   </w:abstractNum>
   <w:abstractNum w:abstractNumId="11">
     <w:lvl w:ilvl="0">
-      <w:start w:val="2"/>
-      <w:numFmt w:val="decimal"/>
-      <w:lvlText w:val="%1."/>
+      <w:numFmt w:val="bullet"/>
+      <w:lvlText w:val=""/>
       <w:lvlJc w:val="left"/>
       <w:pPr>
         <w:tabs>
@@ -5993,12 +6455,14 @@
         </w:tabs>
         <w:ind w:left="720" w:hanging="480"/>
       </w:pPr>
-      <w:rPr/>
+      <w:rPr>
+        <w:rFonts w:ascii="Symbol" w:hAnsi="Symbol" w:cs="Symbol" w:hint="default"/>
+      </w:rPr>
     </w:lvl>
     <w:lvl w:ilvl="1">
-      <w:start w:val="2"/>
-      <w:numFmt w:val="decimal"/>
-      <w:lvlText w:val="%2."/>
+      <w:start w:val="0"/>
+      <w:numFmt w:val="bullet"/>
+      <w:lvlText w:val=""/>
       <w:lvlJc w:val="left"/>
       <w:pPr>
         <w:tabs>
@@ -6006,12 +6470,14 @@
         </w:tabs>
         <w:ind w:left="1440" w:hanging="480"/>
       </w:pPr>
-      <w:rPr/>
+      <w:rPr>
+        <w:rFonts w:ascii="Symbol" w:hAnsi="Symbol" w:cs="Symbol" w:hint="default"/>
+      </w:rPr>
     </w:lvl>
     <w:lvl w:ilvl="2">
-      <w:start w:val="2"/>
-      <w:numFmt w:val="decimal"/>
-      <w:lvlText w:val="%3."/>
+      <w:start w:val="0"/>
+      <w:numFmt w:val="bullet"/>
+      <w:lvlText w:val=""/>
       <w:lvlJc w:val="left"/>
       <w:pPr>
         <w:tabs>
@@ -6019,12 +6485,14 @@
         </w:tabs>
         <w:ind w:left="2160" w:hanging="480"/>
       </w:pPr>
-      <w:rPr/>
+      <w:rPr>
+        <w:rFonts w:ascii="Symbol" w:hAnsi="Symbol" w:cs="Symbol" w:hint="default"/>
+      </w:rPr>
     </w:lvl>
     <w:lvl w:ilvl="3">
-      <w:start w:val="2"/>
-      <w:numFmt w:val="decimal"/>
-      <w:lvlText w:val="%4."/>
+      <w:start w:val="0"/>
+      <w:numFmt w:val="bullet"/>
+      <w:lvlText w:val=""/>
       <w:lvlJc w:val="left"/>
       <w:pPr>
         <w:tabs>
@@ -6032,12 +6500,14 @@
         </w:tabs>
         <w:ind w:left="2880" w:hanging="480"/>
       </w:pPr>
-      <w:rPr/>
+      <w:rPr>
+        <w:rFonts w:ascii="Symbol" w:hAnsi="Symbol" w:cs="Symbol" w:hint="default"/>
+      </w:rPr>
     </w:lvl>
     <w:lvl w:ilvl="4">
-      <w:start w:val="2"/>
-      <w:numFmt w:val="decimal"/>
-      <w:lvlText w:val="%5."/>
+      <w:start w:val="0"/>
+      <w:numFmt w:val="bullet"/>
+      <w:lvlText w:val=""/>
       <w:lvlJc w:val="left"/>
       <w:pPr>
         <w:tabs>
@@ -6045,12 +6515,14 @@
         </w:tabs>
         <w:ind w:left="3600" w:hanging="480"/>
       </w:pPr>
-      <w:rPr/>
+      <w:rPr>
+        <w:rFonts w:ascii="Symbol" w:hAnsi="Symbol" w:cs="Symbol" w:hint="default"/>
+      </w:rPr>
     </w:lvl>
     <w:lvl w:ilvl="5">
-      <w:start w:val="2"/>
-      <w:numFmt w:val="decimal"/>
-      <w:lvlText w:val="%6."/>
+      <w:start w:val="0"/>
+      <w:numFmt w:val="bullet"/>
+      <w:lvlText w:val=""/>
       <w:lvlJc w:val="left"/>
       <w:pPr>
         <w:tabs>
@@ -6058,12 +6530,14 @@
         </w:tabs>
         <w:ind w:left="4320" w:hanging="480"/>
       </w:pPr>
-      <w:rPr/>
+      <w:rPr>
+        <w:rFonts w:ascii="Symbol" w:hAnsi="Symbol" w:cs="Symbol" w:hint="default"/>
+      </w:rPr>
     </w:lvl>
     <w:lvl w:ilvl="6">
-      <w:start w:val="2"/>
-      <w:numFmt w:val="decimal"/>
-      <w:lvlText w:val="%7."/>
+      <w:start w:val="0"/>
+      <w:numFmt w:val="bullet"/>
+      <w:lvlText w:val=""/>
       <w:lvlJc w:val="left"/>
       <w:pPr>
         <w:tabs>
@@ -6071,12 +6545,14 @@
         </w:tabs>
         <w:ind w:left="5040" w:hanging="480"/>
       </w:pPr>
-      <w:rPr/>
+      <w:rPr>
+        <w:rFonts w:ascii="Symbol" w:hAnsi="Symbol" w:cs="Symbol" w:hint="default"/>
+      </w:rPr>
     </w:lvl>
     <w:lvl w:ilvl="7">
-      <w:start w:val="2"/>
-      <w:numFmt w:val="decimal"/>
-      <w:lvlText w:val="%8."/>
+      <w:start w:val="0"/>
+      <w:numFmt w:val="bullet"/>
+      <w:lvlText w:val=""/>
       <w:lvlJc w:val="left"/>
       <w:pPr>
         <w:tabs>
@@ -6084,12 +6560,14 @@
         </w:tabs>
         <w:ind w:left="5760" w:hanging="480"/>
       </w:pPr>
-      <w:rPr/>
+      <w:rPr>
+        <w:rFonts w:ascii="Symbol" w:hAnsi="Symbol" w:cs="Symbol" w:hint="default"/>
+      </w:rPr>
     </w:lvl>
     <w:lvl w:ilvl="8">
-      <w:start w:val="2"/>
-      <w:numFmt w:val="decimal"/>
-      <w:lvlText w:val="%9."/>
+      <w:start w:val="0"/>
+      <w:numFmt w:val="bullet"/>
+      <w:lvlText w:val=""/>
       <w:lvlJc w:val="left"/>
       <w:pPr>
         <w:tabs>
@@ -6097,14 +6575,15 @@
         </w:tabs>
         <w:ind w:left="6480" w:hanging="480"/>
       </w:pPr>
-      <w:rPr/>
+      <w:rPr>
+        <w:rFonts w:ascii="Symbol" w:hAnsi="Symbol" w:cs="Symbol" w:hint="default"/>
+      </w:rPr>
     </w:lvl>
   </w:abstractNum>
   <w:abstractNum w:abstractNumId="12">
     <w:lvl w:ilvl="0">
-      <w:start w:val="3"/>
-      <w:numFmt w:val="decimal"/>
-      <w:lvlText w:val="%1."/>
+      <w:numFmt w:val="bullet"/>
+      <w:lvlText w:val=""/>
       <w:lvlJc w:val="left"/>
       <w:pPr>
         <w:tabs>
@@ -6112,12 +6591,14 @@
         </w:tabs>
         <w:ind w:left="720" w:hanging="480"/>
       </w:pPr>
-      <w:rPr/>
+      <w:rPr>
+        <w:rFonts w:ascii="Symbol" w:hAnsi="Symbol" w:cs="Symbol" w:hint="default"/>
+      </w:rPr>
     </w:lvl>
     <w:lvl w:ilvl="1">
-      <w:start w:val="3"/>
-      <w:numFmt w:val="decimal"/>
-      <w:lvlText w:val="%2."/>
+      <w:start w:val="0"/>
+      <w:numFmt w:val="bullet"/>
+      <w:lvlText w:val=""/>
       <w:lvlJc w:val="left"/>
       <w:pPr>
         <w:tabs>
@@ -6125,12 +6606,14 @@
         </w:tabs>
         <w:ind w:left="1440" w:hanging="480"/>
       </w:pPr>
-      <w:rPr/>
+      <w:rPr>
+        <w:rFonts w:ascii="Symbol" w:hAnsi="Symbol" w:cs="Symbol" w:hint="default"/>
+      </w:rPr>
     </w:lvl>
     <w:lvl w:ilvl="2">
-      <w:start w:val="3"/>
-      <w:numFmt w:val="decimal"/>
-      <w:lvlText w:val="%3."/>
+      <w:start w:val="0"/>
+      <w:numFmt w:val="bullet"/>
+      <w:lvlText w:val=""/>
       <w:lvlJc w:val="left"/>
       <w:pPr>
         <w:tabs>
@@ -6138,12 +6621,14 @@
         </w:tabs>
         <w:ind w:left="2160" w:hanging="480"/>
       </w:pPr>
-      <w:rPr/>
+      <w:rPr>
+        <w:rFonts w:ascii="Symbol" w:hAnsi="Symbol" w:cs="Symbol" w:hint="default"/>
+      </w:rPr>
     </w:lvl>
     <w:lvl w:ilvl="3">
-      <w:start w:val="3"/>
-      <w:numFmt w:val="decimal"/>
-      <w:lvlText w:val="%4."/>
+      <w:start w:val="0"/>
+      <w:numFmt w:val="bullet"/>
+      <w:lvlText w:val=""/>
       <w:lvlJc w:val="left"/>
       <w:pPr>
         <w:tabs>
@@ -6151,12 +6636,14 @@
         </w:tabs>
         <w:ind w:left="2880" w:hanging="480"/>
       </w:pPr>
-      <w:rPr/>
+      <w:rPr>
+        <w:rFonts w:ascii="Symbol" w:hAnsi="Symbol" w:cs="Symbol" w:hint="default"/>
+      </w:rPr>
     </w:lvl>
     <w:lvl w:ilvl="4">
-      <w:start w:val="3"/>
-      <w:numFmt w:val="decimal"/>
-      <w:lvlText w:val="%5."/>
+      <w:start w:val="0"/>
+      <w:numFmt w:val="bullet"/>
+      <w:lvlText w:val=""/>
       <w:lvlJc w:val="left"/>
       <w:pPr>
         <w:tabs>
@@ -6164,12 +6651,14 @@
         </w:tabs>
         <w:ind w:left="3600" w:hanging="480"/>
       </w:pPr>
-      <w:rPr/>
+      <w:rPr>
+        <w:rFonts w:ascii="Symbol" w:hAnsi="Symbol" w:cs="Symbol" w:hint="default"/>
+      </w:rPr>
     </w:lvl>
     <w:lvl w:ilvl="5">
-      <w:start w:val="3"/>
-      <w:numFmt w:val="decimal"/>
-      <w:lvlText w:val="%6."/>
+      <w:start w:val="0"/>
+      <w:numFmt w:val="bullet"/>
+      <w:lvlText w:val=""/>
       <w:lvlJc w:val="left"/>
       <w:pPr>
         <w:tabs>
@@ -6177,12 +6666,14 @@
         </w:tabs>
         <w:ind w:left="4320" w:hanging="480"/>
       </w:pPr>
-      <w:rPr/>
+      <w:rPr>
+        <w:rFonts w:ascii="Symbol" w:hAnsi="Symbol" w:cs="Symbol" w:hint="default"/>
+      </w:rPr>
     </w:lvl>
     <w:lvl w:ilvl="6">
-      <w:start w:val="3"/>
-      <w:numFmt w:val="decimal"/>
-      <w:lvlText w:val="%7."/>
+      <w:start w:val="0"/>
+      <w:numFmt w:val="bullet"/>
+      <w:lvlText w:val=""/>
       <w:lvlJc w:val="left"/>
       <w:pPr>
         <w:tabs>
@@ -6190,12 +6681,14 @@
         </w:tabs>
         <w:ind w:left="5040" w:hanging="480"/>
       </w:pPr>
-      <w:rPr/>
+      <w:rPr>
+        <w:rFonts w:ascii="Symbol" w:hAnsi="Symbol" w:cs="Symbol" w:hint="default"/>
+      </w:rPr>
     </w:lvl>
     <w:lvl w:ilvl="7">
-      <w:start w:val="3"/>
-      <w:numFmt w:val="decimal"/>
-      <w:lvlText w:val="%8."/>
+      <w:start w:val="0"/>
+      <w:numFmt w:val="bullet"/>
+      <w:lvlText w:val=""/>
       <w:lvlJc w:val="left"/>
       <w:pPr>
         <w:tabs>
@@ -6203,12 +6696,14 @@
         </w:tabs>
         <w:ind w:left="5760" w:hanging="480"/>
       </w:pPr>
-      <w:rPr/>
+      <w:rPr>
+        <w:rFonts w:ascii="Symbol" w:hAnsi="Symbol" w:cs="Symbol" w:hint="default"/>
+      </w:rPr>
     </w:lvl>
     <w:lvl w:ilvl="8">
-      <w:start w:val="3"/>
-      <w:numFmt w:val="decimal"/>
-      <w:lvlText w:val="%9."/>
+      <w:start w:val="0"/>
+      <w:numFmt w:val="bullet"/>
+      <w:lvlText w:val=""/>
       <w:lvlJc w:val="left"/>
       <w:pPr>
         <w:tabs>
@@ -6216,11 +6711,506 @@
         </w:tabs>
         <w:ind w:left="6480" w:hanging="480"/>
       </w:pPr>
-      <w:rPr/>
+      <w:rPr>
+        <w:rFonts w:ascii="Symbol" w:hAnsi="Symbol" w:cs="Symbol" w:hint="default"/>
+      </w:rPr>
     </w:lvl>
   </w:abstractNum>
   <w:abstractNum w:abstractNumId="13">
     <w:lvl w:ilvl="0">
+      <w:numFmt w:val="bullet"/>
+      <w:lvlText w:val=""/>
+      <w:lvlJc w:val="left"/>
+      <w:pPr>
+        <w:tabs>
+          <w:tab w:val="num" w:pos="0"/>
+        </w:tabs>
+        <w:ind w:left="720" w:hanging="480"/>
+      </w:pPr>
+      <w:rPr>
+        <w:rFonts w:ascii="Symbol" w:hAnsi="Symbol" w:cs="Symbol" w:hint="default"/>
+      </w:rPr>
+    </w:lvl>
+    <w:lvl w:ilvl="1">
+      <w:start w:val="0"/>
+      <w:numFmt w:val="bullet"/>
+      <w:lvlText w:val=""/>
+      <w:lvlJc w:val="left"/>
+      <w:pPr>
+        <w:tabs>
+          <w:tab w:val="num" w:pos="0"/>
+        </w:tabs>
+        <w:ind w:left="1440" w:hanging="480"/>
+      </w:pPr>
+      <w:rPr>
+        <w:rFonts w:ascii="Symbol" w:hAnsi="Symbol" w:cs="Symbol" w:hint="default"/>
+      </w:rPr>
+    </w:lvl>
+    <w:lvl w:ilvl="2">
+      <w:start w:val="0"/>
+      <w:numFmt w:val="bullet"/>
+      <w:lvlText w:val=""/>
+      <w:lvlJc w:val="left"/>
+      <w:pPr>
+        <w:tabs>
+          <w:tab w:val="num" w:pos="0"/>
+        </w:tabs>
+        <w:ind w:left="2160" w:hanging="480"/>
+      </w:pPr>
+      <w:rPr>
+        <w:rFonts w:ascii="Symbol" w:hAnsi="Symbol" w:cs="Symbol" w:hint="default"/>
+      </w:rPr>
+    </w:lvl>
+    <w:lvl w:ilvl="3">
+      <w:start w:val="0"/>
+      <w:numFmt w:val="bullet"/>
+      <w:lvlText w:val=""/>
+      <w:lvlJc w:val="left"/>
+      <w:pPr>
+        <w:tabs>
+          <w:tab w:val="num" w:pos="0"/>
+        </w:tabs>
+        <w:ind w:left="2880" w:hanging="480"/>
+      </w:pPr>
+      <w:rPr>
+        <w:rFonts w:ascii="Symbol" w:hAnsi="Symbol" w:cs="Symbol" w:hint="default"/>
+      </w:rPr>
+    </w:lvl>
+    <w:lvl w:ilvl="4">
+      <w:start w:val="0"/>
+      <w:numFmt w:val="bullet"/>
+      <w:lvlText w:val=""/>
+      <w:lvlJc w:val="left"/>
+      <w:pPr>
+        <w:tabs>
+          <w:tab w:val="num" w:pos="0"/>
+        </w:tabs>
+        <w:ind w:left="3600" w:hanging="480"/>
+      </w:pPr>
+      <w:rPr>
+        <w:rFonts w:ascii="Symbol" w:hAnsi="Symbol" w:cs="Symbol" w:hint="default"/>
+      </w:rPr>
+    </w:lvl>
+    <w:lvl w:ilvl="5">
+      <w:start w:val="0"/>
+      <w:numFmt w:val="bullet"/>
+      <w:lvlText w:val=""/>
+      <w:lvlJc w:val="left"/>
+      <w:pPr>
+        <w:tabs>
+          <w:tab w:val="num" w:pos="0"/>
+        </w:tabs>
+        <w:ind w:left="4320" w:hanging="480"/>
+      </w:pPr>
+      <w:rPr>
+        <w:rFonts w:ascii="Symbol" w:hAnsi="Symbol" w:cs="Symbol" w:hint="default"/>
+      </w:rPr>
+    </w:lvl>
+    <w:lvl w:ilvl="6">
+      <w:start w:val="0"/>
+      <w:numFmt w:val="bullet"/>
+      <w:lvlText w:val=""/>
+      <w:lvlJc w:val="left"/>
+      <w:pPr>
+        <w:tabs>
+          <w:tab w:val="num" w:pos="0"/>
+        </w:tabs>
+        <w:ind w:left="5040" w:hanging="480"/>
+      </w:pPr>
+      <w:rPr>
+        <w:rFonts w:ascii="Symbol" w:hAnsi="Symbol" w:cs="Symbol" w:hint="default"/>
+      </w:rPr>
+    </w:lvl>
+    <w:lvl w:ilvl="7">
+      <w:start w:val="0"/>
+      <w:numFmt w:val="bullet"/>
+      <w:lvlText w:val=""/>
+      <w:lvlJc w:val="left"/>
+      <w:pPr>
+        <w:tabs>
+          <w:tab w:val="num" w:pos="0"/>
+        </w:tabs>
+        <w:ind w:left="5760" w:hanging="480"/>
+      </w:pPr>
+      <w:rPr>
+        <w:rFonts w:ascii="Symbol" w:hAnsi="Symbol" w:cs="Symbol" w:hint="default"/>
+      </w:rPr>
+    </w:lvl>
+    <w:lvl w:ilvl="8">
+      <w:start w:val="0"/>
+      <w:numFmt w:val="bullet"/>
+      <w:lvlText w:val=""/>
+      <w:lvlJc w:val="left"/>
+      <w:pPr>
+        <w:tabs>
+          <w:tab w:val="num" w:pos="0"/>
+        </w:tabs>
+        <w:ind w:left="6480" w:hanging="480"/>
+      </w:pPr>
+      <w:rPr>
+        <w:rFonts w:ascii="Symbol" w:hAnsi="Symbol" w:cs="Symbol" w:hint="default"/>
+      </w:rPr>
+    </w:lvl>
+  </w:abstractNum>
+  <w:abstractNum w:abstractNumId="14">
+    <w:lvl w:ilvl="0">
+      <w:start w:val="1"/>
+      <w:numFmt w:val="decimal"/>
+      <w:lvlText w:val="%1."/>
+      <w:lvlJc w:val="left"/>
+      <w:pPr>
+        <w:tabs>
+          <w:tab w:val="num" w:pos="0"/>
+        </w:tabs>
+        <w:ind w:left="720" w:hanging="480"/>
+      </w:pPr>
+      <w:rPr/>
+    </w:lvl>
+    <w:lvl w:ilvl="1">
+      <w:start w:val="1"/>
+      <w:numFmt w:val="decimal"/>
+      <w:lvlText w:val="%2."/>
+      <w:lvlJc w:val="left"/>
+      <w:pPr>
+        <w:tabs>
+          <w:tab w:val="num" w:pos="0"/>
+        </w:tabs>
+        <w:ind w:left="1440" w:hanging="480"/>
+      </w:pPr>
+      <w:rPr/>
+    </w:lvl>
+    <w:lvl w:ilvl="2">
+      <w:start w:val="1"/>
+      <w:numFmt w:val="decimal"/>
+      <w:lvlText w:val="%3."/>
+      <w:lvlJc w:val="left"/>
+      <w:pPr>
+        <w:tabs>
+          <w:tab w:val="num" w:pos="0"/>
+        </w:tabs>
+        <w:ind w:left="2160" w:hanging="480"/>
+      </w:pPr>
+      <w:rPr/>
+    </w:lvl>
+    <w:lvl w:ilvl="3">
+      <w:start w:val="1"/>
+      <w:numFmt w:val="decimal"/>
+      <w:lvlText w:val="%4."/>
+      <w:lvlJc w:val="left"/>
+      <w:pPr>
+        <w:tabs>
+          <w:tab w:val="num" w:pos="0"/>
+        </w:tabs>
+        <w:ind w:left="2880" w:hanging="480"/>
+      </w:pPr>
+      <w:rPr/>
+    </w:lvl>
+    <w:lvl w:ilvl="4">
+      <w:start w:val="1"/>
+      <w:numFmt w:val="decimal"/>
+      <w:lvlText w:val="%5."/>
+      <w:lvlJc w:val="left"/>
+      <w:pPr>
+        <w:tabs>
+          <w:tab w:val="num" w:pos="0"/>
+        </w:tabs>
+        <w:ind w:left="3600" w:hanging="480"/>
+      </w:pPr>
+      <w:rPr/>
+    </w:lvl>
+    <w:lvl w:ilvl="5">
+      <w:start w:val="1"/>
+      <w:numFmt w:val="decimal"/>
+      <w:lvlText w:val="%6."/>
+      <w:lvlJc w:val="left"/>
+      <w:pPr>
+        <w:tabs>
+          <w:tab w:val="num" w:pos="0"/>
+        </w:tabs>
+        <w:ind w:left="4320" w:hanging="480"/>
+      </w:pPr>
+      <w:rPr/>
+    </w:lvl>
+    <w:lvl w:ilvl="6">
+      <w:start w:val="1"/>
+      <w:numFmt w:val="decimal"/>
+      <w:lvlText w:val="%7."/>
+      <w:lvlJc w:val="left"/>
+      <w:pPr>
+        <w:tabs>
+          <w:tab w:val="num" w:pos="0"/>
+        </w:tabs>
+        <w:ind w:left="5040" w:hanging="480"/>
+      </w:pPr>
+      <w:rPr/>
+    </w:lvl>
+    <w:lvl w:ilvl="7">
+      <w:start w:val="1"/>
+      <w:numFmt w:val="decimal"/>
+      <w:lvlText w:val="%8."/>
+      <w:lvlJc w:val="left"/>
+      <w:pPr>
+        <w:tabs>
+          <w:tab w:val="num" w:pos="0"/>
+        </w:tabs>
+        <w:ind w:left="5760" w:hanging="480"/>
+      </w:pPr>
+      <w:rPr/>
+    </w:lvl>
+    <w:lvl w:ilvl="8">
+      <w:start w:val="1"/>
+      <w:numFmt w:val="decimal"/>
+      <w:lvlText w:val="%9."/>
+      <w:lvlJc w:val="left"/>
+      <w:pPr>
+        <w:tabs>
+          <w:tab w:val="num" w:pos="0"/>
+        </w:tabs>
+        <w:ind w:left="6480" w:hanging="480"/>
+      </w:pPr>
+      <w:rPr/>
+    </w:lvl>
+  </w:abstractNum>
+  <w:abstractNum w:abstractNumId="15">
+    <w:lvl w:ilvl="0">
+      <w:start w:val="2"/>
+      <w:numFmt w:val="decimal"/>
+      <w:lvlText w:val="%1."/>
+      <w:lvlJc w:val="left"/>
+      <w:pPr>
+        <w:tabs>
+          <w:tab w:val="num" w:pos="0"/>
+        </w:tabs>
+        <w:ind w:left="720" w:hanging="480"/>
+      </w:pPr>
+      <w:rPr/>
+    </w:lvl>
+    <w:lvl w:ilvl="1">
+      <w:start w:val="2"/>
+      <w:numFmt w:val="decimal"/>
+      <w:lvlText w:val="%2."/>
+      <w:lvlJc w:val="left"/>
+      <w:pPr>
+        <w:tabs>
+          <w:tab w:val="num" w:pos="0"/>
+        </w:tabs>
+        <w:ind w:left="1440" w:hanging="480"/>
+      </w:pPr>
+      <w:rPr/>
+    </w:lvl>
+    <w:lvl w:ilvl="2">
+      <w:start w:val="2"/>
+      <w:numFmt w:val="decimal"/>
+      <w:lvlText w:val="%3."/>
+      <w:lvlJc w:val="left"/>
+      <w:pPr>
+        <w:tabs>
+          <w:tab w:val="num" w:pos="0"/>
+        </w:tabs>
+        <w:ind w:left="2160" w:hanging="480"/>
+      </w:pPr>
+      <w:rPr/>
+    </w:lvl>
+    <w:lvl w:ilvl="3">
+      <w:start w:val="2"/>
+      <w:numFmt w:val="decimal"/>
+      <w:lvlText w:val="%4."/>
+      <w:lvlJc w:val="left"/>
+      <w:pPr>
+        <w:tabs>
+          <w:tab w:val="num" w:pos="0"/>
+        </w:tabs>
+        <w:ind w:left="2880" w:hanging="480"/>
+      </w:pPr>
+      <w:rPr/>
+    </w:lvl>
+    <w:lvl w:ilvl="4">
+      <w:start w:val="2"/>
+      <w:numFmt w:val="decimal"/>
+      <w:lvlText w:val="%5."/>
+      <w:lvlJc w:val="left"/>
+      <w:pPr>
+        <w:tabs>
+          <w:tab w:val="num" w:pos="0"/>
+        </w:tabs>
+        <w:ind w:left="3600" w:hanging="480"/>
+      </w:pPr>
+      <w:rPr/>
+    </w:lvl>
+    <w:lvl w:ilvl="5">
+      <w:start w:val="2"/>
+      <w:numFmt w:val="decimal"/>
+      <w:lvlText w:val="%6."/>
+      <w:lvlJc w:val="left"/>
+      <w:pPr>
+        <w:tabs>
+          <w:tab w:val="num" w:pos="0"/>
+        </w:tabs>
+        <w:ind w:left="4320" w:hanging="480"/>
+      </w:pPr>
+      <w:rPr/>
+    </w:lvl>
+    <w:lvl w:ilvl="6">
+      <w:start w:val="2"/>
+      <w:numFmt w:val="decimal"/>
+      <w:lvlText w:val="%7."/>
+      <w:lvlJc w:val="left"/>
+      <w:pPr>
+        <w:tabs>
+          <w:tab w:val="num" w:pos="0"/>
+        </w:tabs>
+        <w:ind w:left="5040" w:hanging="480"/>
+      </w:pPr>
+      <w:rPr/>
+    </w:lvl>
+    <w:lvl w:ilvl="7">
+      <w:start w:val="2"/>
+      <w:numFmt w:val="decimal"/>
+      <w:lvlText w:val="%8."/>
+      <w:lvlJc w:val="left"/>
+      <w:pPr>
+        <w:tabs>
+          <w:tab w:val="num" w:pos="0"/>
+        </w:tabs>
+        <w:ind w:left="5760" w:hanging="480"/>
+      </w:pPr>
+      <w:rPr/>
+    </w:lvl>
+    <w:lvl w:ilvl="8">
+      <w:start w:val="2"/>
+      <w:numFmt w:val="decimal"/>
+      <w:lvlText w:val="%9."/>
+      <w:lvlJc w:val="left"/>
+      <w:pPr>
+        <w:tabs>
+          <w:tab w:val="num" w:pos="0"/>
+        </w:tabs>
+        <w:ind w:left="6480" w:hanging="480"/>
+      </w:pPr>
+      <w:rPr/>
+    </w:lvl>
+  </w:abstractNum>
+  <w:abstractNum w:abstractNumId="16">
+    <w:lvl w:ilvl="0">
+      <w:start w:val="3"/>
+      <w:numFmt w:val="decimal"/>
+      <w:lvlText w:val="%1."/>
+      <w:lvlJc w:val="left"/>
+      <w:pPr>
+        <w:tabs>
+          <w:tab w:val="num" w:pos="0"/>
+        </w:tabs>
+        <w:ind w:left="720" w:hanging="480"/>
+      </w:pPr>
+      <w:rPr/>
+    </w:lvl>
+    <w:lvl w:ilvl="1">
+      <w:start w:val="3"/>
+      <w:numFmt w:val="decimal"/>
+      <w:lvlText w:val="%2."/>
+      <w:lvlJc w:val="left"/>
+      <w:pPr>
+        <w:tabs>
+          <w:tab w:val="num" w:pos="0"/>
+        </w:tabs>
+        <w:ind w:left="1440" w:hanging="480"/>
+      </w:pPr>
+      <w:rPr/>
+    </w:lvl>
+    <w:lvl w:ilvl="2">
+      <w:start w:val="3"/>
+      <w:numFmt w:val="decimal"/>
+      <w:lvlText w:val="%3."/>
+      <w:lvlJc w:val="left"/>
+      <w:pPr>
+        <w:tabs>
+          <w:tab w:val="num" w:pos="0"/>
+        </w:tabs>
+        <w:ind w:left="2160" w:hanging="480"/>
+      </w:pPr>
+      <w:rPr/>
+    </w:lvl>
+    <w:lvl w:ilvl="3">
+      <w:start w:val="3"/>
+      <w:numFmt w:val="decimal"/>
+      <w:lvlText w:val="%4."/>
+      <w:lvlJc w:val="left"/>
+      <w:pPr>
+        <w:tabs>
+          <w:tab w:val="num" w:pos="0"/>
+        </w:tabs>
+        <w:ind w:left="2880" w:hanging="480"/>
+      </w:pPr>
+      <w:rPr/>
+    </w:lvl>
+    <w:lvl w:ilvl="4">
+      <w:start w:val="3"/>
+      <w:numFmt w:val="decimal"/>
+      <w:lvlText w:val="%5."/>
+      <w:lvlJc w:val="left"/>
+      <w:pPr>
+        <w:tabs>
+          <w:tab w:val="num" w:pos="0"/>
+        </w:tabs>
+        <w:ind w:left="3600" w:hanging="480"/>
+      </w:pPr>
+      <w:rPr/>
+    </w:lvl>
+    <w:lvl w:ilvl="5">
+      <w:start w:val="3"/>
+      <w:numFmt w:val="decimal"/>
+      <w:lvlText w:val="%6."/>
+      <w:lvlJc w:val="left"/>
+      <w:pPr>
+        <w:tabs>
+          <w:tab w:val="num" w:pos="0"/>
+        </w:tabs>
+        <w:ind w:left="4320" w:hanging="480"/>
+      </w:pPr>
+      <w:rPr/>
+    </w:lvl>
+    <w:lvl w:ilvl="6">
+      <w:start w:val="3"/>
+      <w:numFmt w:val="decimal"/>
+      <w:lvlText w:val="%7."/>
+      <w:lvlJc w:val="left"/>
+      <w:pPr>
+        <w:tabs>
+          <w:tab w:val="num" w:pos="0"/>
+        </w:tabs>
+        <w:ind w:left="5040" w:hanging="480"/>
+      </w:pPr>
+      <w:rPr/>
+    </w:lvl>
+    <w:lvl w:ilvl="7">
+      <w:start w:val="3"/>
+      <w:numFmt w:val="decimal"/>
+      <w:lvlText w:val="%8."/>
+      <w:lvlJc w:val="left"/>
+      <w:pPr>
+        <w:tabs>
+          <w:tab w:val="num" w:pos="0"/>
+        </w:tabs>
+        <w:ind w:left="5760" w:hanging="480"/>
+      </w:pPr>
+      <w:rPr/>
+    </w:lvl>
+    <w:lvl w:ilvl="8">
+      <w:start w:val="3"/>
+      <w:numFmt w:val="decimal"/>
+      <w:lvlText w:val="%9."/>
+      <w:lvlJc w:val="left"/>
+      <w:pPr>
+        <w:tabs>
+          <w:tab w:val="num" w:pos="0"/>
+        </w:tabs>
+        <w:ind w:left="6480" w:hanging="480"/>
+      </w:pPr>
+      <w:rPr/>
+    </w:lvl>
+  </w:abstractNum>
+  <w:abstractNum w:abstractNumId="17">
+    <w:lvl w:ilvl="0">
       <w:start w:val="4"/>
       <w:numFmt w:val="decimal"/>
       <w:lvlText w:val="%1."/>
@@ -6338,7 +7328,7 @@
       <w:rPr/>
     </w:lvl>
   </w:abstractNum>
-  <w:abstractNum w:abstractNumId="14">
+  <w:abstractNum w:abstractNumId="18">
     <w:lvl w:ilvl="0">
       <w:start w:val="1"/>
       <w:numFmt w:val="none"/>
@@ -6500,61 +7490,73 @@
     <w:abstractNumId w:val="14"/>
   </w:num>
   <w:num w:numId="15">
-    <w:abstractNumId w:val="4"/>
+    <w:abstractNumId w:val="15"/>
+  </w:num>
+  <w:num w:numId="16">
+    <w:abstractNumId w:val="16"/>
+  </w:num>
+  <w:num w:numId="17">
+    <w:abstractNumId w:val="17"/>
+  </w:num>
+  <w:num w:numId="18">
+    <w:abstractNumId w:val="18"/>
+  </w:num>
+  <w:num w:numId="19">
+    <w:abstractNumId w:val="1"/>
     <w:lvlOverride w:ilvl="0">
       <w:startOverride w:val="1"/>
     </w:lvlOverride>
   </w:num>
-  <w:num w:numId="16">
-    <w:abstractNumId w:val="5"/>
+  <w:num w:numId="20">
+    <w:abstractNumId w:val="2"/>
     <w:lvlOverride w:ilvl="0">
       <w:startOverride w:val="4"/>
     </w:lvlOverride>
   </w:num>
-  <w:num w:numId="17">
-    <w:abstractNumId w:val="6"/>
+  <w:num w:numId="21">
+    <w:abstractNumId w:val="3"/>
     <w:lvlOverride w:ilvl="0">
       <w:startOverride w:val="7"/>
     </w:lvlOverride>
   </w:num>
-  <w:num w:numId="18">
-    <w:abstractNumId w:val="7"/>
+  <w:num w:numId="22">
+    <w:abstractNumId w:val="5"/>
     <w:lvlOverride w:ilvl="0">
       <w:startOverride w:val="3"/>
     </w:lvlOverride>
   </w:num>
-  <w:num w:numId="19">
-    <w:abstractNumId w:val="5"/>
+  <w:num w:numId="23">
+    <w:abstractNumId w:val="2"/>
     <w:lvlOverride w:ilvl="0">
       <w:startOverride w:val="4"/>
     </w:lvlOverride>
   </w:num>
-  <w:num w:numId="20">
-    <w:abstractNumId w:val="4"/>
+  <w:num w:numId="24">
+    <w:abstractNumId w:val="1"/>
     <w:lvlOverride w:ilvl="0">
       <w:startOverride w:val="1"/>
     </w:lvlOverride>
   </w:num>
-  <w:num w:numId="21">
-    <w:abstractNumId w:val="4"/>
+  <w:num w:numId="25">
+    <w:abstractNumId w:val="1"/>
     <w:lvlOverride w:ilvl="0">
       <w:startOverride w:val="1"/>
     </w:lvlOverride>
   </w:num>
-  <w:num w:numId="22">
-    <w:abstractNumId w:val="11"/>
+  <w:num w:numId="26">
+    <w:abstractNumId w:val="15"/>
     <w:lvlOverride w:ilvl="0">
       <w:startOverride w:val="2"/>
     </w:lvlOverride>
   </w:num>
-  <w:num w:numId="23">
-    <w:abstractNumId w:val="7"/>
+  <w:num w:numId="27">
+    <w:abstractNumId w:val="5"/>
     <w:lvlOverride w:ilvl="0">
       <w:startOverride w:val="3"/>
     </w:lvlOverride>
   </w:num>
-  <w:num w:numId="24">
-    <w:abstractNumId w:val="5"/>
+  <w:num w:numId="28">
+    <w:abstractNumId w:val="2"/>
     <w:lvlOverride w:ilvl="0">
       <w:startOverride w:val="4"/>
     </w:lvlOverride>
@@ -6585,7 +7587,6 @@
     <w:qFormat/>
     <w:pPr>
       <w:widowControl/>
-      <w:suppressAutoHyphens w:val="true"/>
       <w:bidi w:val="0"/>
       <w:spacing w:before="0" w:after="200"/>
       <w:jc w:val="left"/>
@@ -6815,16 +7816,9 @@
     <w:qFormat/>
     <w:rPr/>
   </w:style>
-  <w:style w:type="character" w:styleId="FootnoteCharactersuser">
-    <w:name w:val="Footnote Characters (user)"/>
-    <w:basedOn w:val="BodyTextChar"/>
-    <w:qFormat/>
-    <w:rPr>
-      <w:vertAlign w:val="superscript"/>
-    </w:rPr>
-  </w:style>
   <w:style w:type="character" w:styleId="FootnoteCharacters">
     <w:name w:val="Footnote Characters"/>
+    <w:basedOn w:val="BodyTextChar"/>
     <w:qFormat/>
     <w:rPr>
       <w:vertAlign w:val="superscript"/>
@@ -7110,7 +8104,7 @@
       <w:spacing w:before="240" w:after="120"/>
     </w:pPr>
     <w:rPr>
-      <w:rFonts w:ascii="Liberation Sans" w:hAnsi="Liberation Sans" w:eastAsia="Noto Sans CJK SC" w:cs="Noto Sans Devanagari"/>
+      <w:rFonts w:ascii="Noto Sans" w:hAnsi="Noto Sans" w:eastAsia="Noto Sans" w:cs="Noto Sans Devanagari"/>
       <w:sz w:val="28"/>
       <w:szCs w:val="28"/>
     </w:rPr>
@@ -7217,7 +8211,6 @@
       <w:keepNext w:val="true"/>
       <w:keepLines/>
       <w:widowControl/>
-      <w:suppressAutoHyphens w:val="true"/>
       <w:bidi w:val="0"/>
       <w:spacing w:before="0" w:after="200"/>
       <w:jc w:val="center"/>
@@ -7239,7 +8232,6 @@
       <w:keepNext w:val="true"/>
       <w:keepLines/>
       <w:widowControl/>
-      <w:suppressAutoHyphens w:val="true"/>
       <w:bidi w:val="0"/>
       <w:spacing w:before="0" w:after="200"/>
       <w:jc w:val="center"/>
@@ -7322,7 +8314,6 @@
     <w:qFormat/>
     <w:pPr>
       <w:widowControl/>
-      <w:suppressAutoHyphens w:val="true"/>
       <w:bidi w:val="0"/>
       <w:spacing w:before="100" w:after="100"/>
       <w:ind w:hanging="0" w:left="480" w:right="480"/>

--- a/README.docx
+++ b/README.docx
@@ -53,7 +53,7 @@
         <w:pStyle w:val="Compact"/>
         <w:numPr>
           <w:ilvl w:val="0"/>
-          <w:numId w:val="19"/>
+          <w:numId w:val="15"/>
         </w:numPr>
         <w:rPr/>
       </w:pPr>
@@ -67,7 +67,7 @@
         <w:pStyle w:val="Compact"/>
         <w:numPr>
           <w:ilvl w:val="0"/>
-          <w:numId w:val="1"/>
+          <w:numId w:val="4"/>
         </w:numPr>
         <w:rPr/>
       </w:pPr>
@@ -81,7 +81,7 @@
         <w:pStyle w:val="Compact"/>
         <w:numPr>
           <w:ilvl w:val="0"/>
-          <w:numId w:val="1"/>
+          <w:numId w:val="4"/>
         </w:numPr>
         <w:rPr/>
       </w:pPr>
@@ -107,7 +107,7 @@
         <w:pStyle w:val="Compact"/>
         <w:numPr>
           <w:ilvl w:val="0"/>
-          <w:numId w:val="20"/>
+          <w:numId w:val="16"/>
         </w:numPr>
         <w:rPr/>
       </w:pPr>
@@ -131,7 +131,7 @@
         <w:pStyle w:val="Compact"/>
         <w:numPr>
           <w:ilvl w:val="0"/>
-          <w:numId w:val="2"/>
+          <w:numId w:val="5"/>
         </w:numPr>
         <w:rPr/>
       </w:pPr>
@@ -155,7 +155,7 @@
         <w:pStyle w:val="Compact"/>
         <w:numPr>
           <w:ilvl w:val="0"/>
-          <w:numId w:val="2"/>
+          <w:numId w:val="5"/>
         </w:numPr>
         <w:rPr/>
       </w:pPr>
@@ -221,7 +221,7 @@
         <w:pStyle w:val="Compact"/>
         <w:numPr>
           <w:ilvl w:val="0"/>
-          <w:numId w:val="21"/>
+          <w:numId w:val="17"/>
         </w:numPr>
         <w:rPr/>
       </w:pPr>
@@ -1267,31 +1267,11 @@
         <w:rPr>
           <w:rStyle w:val="VerbatimChar"/>
         </w:rPr>
-        <w:t>https://&lt;ip_s</w:t>
-      </w:r>
-      <w:r>
-        <w:rPr>
-          <w:rStyle w:val="VerbatimChar"/>
-        </w:rPr>
-        <w:t>wi</w:t>
-      </w:r>
-      <w:r>
-        <w:rPr>
-          <w:rStyle w:val="VerbatimChar"/>
-        </w:rPr>
-        <w:t>tch&gt;/api/ins</w:t>
-      </w:r>
-      <w:r>
-        <w:rPr/>
-        <w:t>, en revanche, les JSON de retour peuvent être vu</w:t>
-      </w:r>
-      <w:r>
-        <w:rPr/>
-        <w:t>s</w:t>
-      </w:r>
-      <w:r>
-        <w:rPr/>
-        <w:t xml:space="preserve"> sur la page “Command Reference” en haut à droite.</w:t>
+        <w:t>https://&lt;ip_switch&gt;/api/ins</w:t>
+      </w:r>
+      <w:r>
+        <w:rPr/>
+        <w:t>, en revanche, les JSON de retour peuvent être vus sur la page “Command Reference” en haut à droite.</w:t>
       </w:r>
       <w:bookmarkEnd w:id="10"/>
     </w:p>
@@ -1531,7 +1511,7 @@
         <w:pStyle w:val="Normal"/>
         <w:numPr>
           <w:ilvl w:val="0"/>
-          <w:numId w:val="4"/>
+          <w:numId w:val="3"/>
         </w:numPr>
         <w:rPr/>
       </w:pPr>
@@ -1562,7 +1542,7 @@
         <w:pStyle w:val="Normal"/>
         <w:numPr>
           <w:ilvl w:val="0"/>
-          <w:numId w:val="4"/>
+          <w:numId w:val="3"/>
         </w:numPr>
         <w:rPr/>
       </w:pPr>
@@ -1575,7 +1555,7 @@
       </w:r>
       <w:r>
         <w:rPr/>
-        <w:t xml:space="preserve"> Le nom de DN est indiqué dans la section prévue à cette effet dans le tableau. Ainsi l’endpoint à adresser est </w:t>
+        <w:t xml:space="preserve"> Le nom de DN est indiqué dans la section prévue à cet effet dans le tableau. Ainsi l’endpoint à adresser est </w:t>
       </w:r>
       <w:r>
         <w:rPr>
@@ -1711,7 +1691,7 @@
         <w:pStyle w:val="Compact"/>
         <w:numPr>
           <w:ilvl w:val="0"/>
-          <w:numId w:val="22"/>
+          <w:numId w:val="18"/>
         </w:numPr>
         <w:rPr/>
       </w:pPr>
@@ -1832,7 +1812,7 @@
         <w:pStyle w:val="Compact"/>
         <w:numPr>
           <w:ilvl w:val="0"/>
-          <w:numId w:val="23"/>
+          <w:numId w:val="19"/>
         </w:numPr>
         <w:rPr/>
       </w:pPr>
@@ -2252,7 +2232,7 @@
         <w:pStyle w:val="Compact"/>
         <w:numPr>
           <w:ilvl w:val="0"/>
-          <w:numId w:val="4"/>
+          <w:numId w:val="3"/>
         </w:numPr>
         <w:rPr/>
       </w:pPr>
@@ -2272,7 +2252,7 @@
         <w:pStyle w:val="Compact"/>
         <w:numPr>
           <w:ilvl w:val="0"/>
-          <w:numId w:val="4"/>
+          <w:numId w:val="3"/>
         </w:numPr>
         <w:rPr/>
       </w:pPr>
@@ -2292,7 +2272,7 @@
         <w:pStyle w:val="Compact"/>
         <w:numPr>
           <w:ilvl w:val="0"/>
-          <w:numId w:val="4"/>
+          <w:numId w:val="3"/>
         </w:numPr>
         <w:rPr/>
       </w:pPr>
@@ -2324,7 +2304,7 @@
         <w:pStyle w:val="Compact"/>
         <w:numPr>
           <w:ilvl w:val="0"/>
-          <w:numId w:val="4"/>
+          <w:numId w:val="3"/>
         </w:numPr>
         <w:rPr/>
       </w:pPr>
@@ -2365,7 +2345,7 @@
         <w:pStyle w:val="Compact"/>
         <w:numPr>
           <w:ilvl w:val="0"/>
-          <w:numId w:val="4"/>
+          <w:numId w:val="3"/>
         </w:numPr>
         <w:rPr/>
       </w:pPr>
@@ -2396,7 +2376,7 @@
         <w:pStyle w:val="Compact"/>
         <w:numPr>
           <w:ilvl w:val="0"/>
-          <w:numId w:val="4"/>
+          <w:numId w:val="3"/>
         </w:numPr>
         <w:rPr/>
       </w:pPr>
@@ -2436,7 +2416,7 @@
         <w:pStyle w:val="Compact"/>
         <w:numPr>
           <w:ilvl w:val="0"/>
-          <w:numId w:val="4"/>
+          <w:numId w:val="3"/>
         </w:numPr>
         <w:rPr/>
       </w:pPr>
@@ -2487,7 +2467,7 @@
         <w:pStyle w:val="Compact"/>
         <w:numPr>
           <w:ilvl w:val="0"/>
-          <w:numId w:val="4"/>
+          <w:numId w:val="3"/>
         </w:numPr>
         <w:rPr/>
       </w:pPr>
@@ -3355,7 +3335,7 @@
         <w:pStyle w:val="Compact"/>
         <w:numPr>
           <w:ilvl w:val="0"/>
-          <w:numId w:val="24"/>
+          <w:numId w:val="20"/>
         </w:numPr>
         <w:rPr/>
       </w:pPr>
@@ -3379,7 +3359,7 @@
         <w:pStyle w:val="Compact"/>
         <w:numPr>
           <w:ilvl w:val="0"/>
-          <w:numId w:val="1"/>
+          <w:numId w:val="4"/>
         </w:numPr>
         <w:rPr/>
       </w:pPr>
@@ -3403,7 +3383,7 @@
         <w:pStyle w:val="Compact"/>
         <w:numPr>
           <w:ilvl w:val="0"/>
-          <w:numId w:val="1"/>
+          <w:numId w:val="4"/>
         </w:numPr>
         <w:rPr/>
       </w:pPr>
@@ -3467,7 +3447,7 @@
         <w:pStyle w:val="Compact"/>
         <w:numPr>
           <w:ilvl w:val="0"/>
-          <w:numId w:val="1"/>
+          <w:numId w:val="4"/>
         </w:numPr>
         <w:rPr/>
       </w:pPr>
@@ -3531,7 +3511,7 @@
         <w:pStyle w:val="Compact"/>
         <w:numPr>
           <w:ilvl w:val="0"/>
-          <w:numId w:val="1"/>
+          <w:numId w:val="4"/>
         </w:numPr>
         <w:rPr/>
       </w:pPr>
@@ -3660,7 +3640,7 @@
         <w:pStyle w:val="Compact"/>
         <w:numPr>
           <w:ilvl w:val="0"/>
-          <w:numId w:val="4"/>
+          <w:numId w:val="3"/>
         </w:numPr>
         <w:rPr/>
       </w:pPr>
@@ -3694,7 +3674,7 @@
         <w:pStyle w:val="Compact"/>
         <w:numPr>
           <w:ilvl w:val="0"/>
-          <w:numId w:val="4"/>
+          <w:numId w:val="3"/>
         </w:numPr>
         <w:rPr/>
       </w:pPr>
@@ -3806,7 +3786,7 @@
         <w:pStyle w:val="Compact"/>
         <w:numPr>
           <w:ilvl w:val="0"/>
-          <w:numId w:val="4"/>
+          <w:numId w:val="3"/>
         </w:numPr>
         <w:rPr/>
       </w:pPr>
@@ -3830,7 +3810,7 @@
         <w:pStyle w:val="Compact"/>
         <w:numPr>
           <w:ilvl w:val="0"/>
-          <w:numId w:val="4"/>
+          <w:numId w:val="3"/>
         </w:numPr>
         <w:rPr/>
       </w:pPr>
@@ -3904,7 +3884,7 @@
         <w:pStyle w:val="Compact"/>
         <w:numPr>
           <w:ilvl w:val="0"/>
-          <w:numId w:val="4"/>
+          <w:numId w:val="3"/>
         </w:numPr>
         <w:rPr/>
       </w:pPr>
@@ -3938,7 +3918,7 @@
         <w:pStyle w:val="Compact"/>
         <w:numPr>
           <w:ilvl w:val="1"/>
-          <w:numId w:val="4"/>
+          <w:numId w:val="3"/>
         </w:numPr>
         <w:rPr/>
       </w:pPr>
@@ -3962,7 +3942,7 @@
         <w:pStyle w:val="Compact"/>
         <w:numPr>
           <w:ilvl w:val="0"/>
-          <w:numId w:val="4"/>
+          <w:numId w:val="3"/>
         </w:numPr>
         <w:rPr/>
       </w:pPr>
@@ -4038,7 +4018,7 @@
         <w:pStyle w:val="Compact"/>
         <w:numPr>
           <w:ilvl w:val="0"/>
-          <w:numId w:val="25"/>
+          <w:numId w:val="21"/>
         </w:numPr>
         <w:rPr/>
       </w:pPr>
@@ -4511,7 +4491,7 @@
         <w:pStyle w:val="Compact"/>
         <w:numPr>
           <w:ilvl w:val="0"/>
-          <w:numId w:val="26"/>
+          <w:numId w:val="22"/>
         </w:numPr>
         <w:rPr/>
       </w:pPr>
@@ -4769,7 +4749,7 @@
         <w:pStyle w:val="Compact"/>
         <w:numPr>
           <w:ilvl w:val="0"/>
-          <w:numId w:val="27"/>
+          <w:numId w:val="23"/>
         </w:numPr>
         <w:rPr/>
       </w:pPr>
@@ -4911,7 +4891,7 @@
         <w:pStyle w:val="Compact"/>
         <w:numPr>
           <w:ilvl w:val="0"/>
-          <w:numId w:val="28"/>
+          <w:numId w:val="24"/>
         </w:numPr>
         <w:rPr/>
       </w:pPr>
@@ -5426,125 +5406,6 @@
   </w:abstractNum>
   <w:abstractNum w:abstractNumId="3">
     <w:lvl w:ilvl="0">
-      <w:start w:val="7"/>
-      <w:numFmt w:val="decimal"/>
-      <w:lvlText w:val="%1."/>
-      <w:lvlJc w:val="left"/>
-      <w:pPr>
-        <w:tabs>
-          <w:tab w:val="num" w:pos="0"/>
-        </w:tabs>
-        <w:ind w:left="720" w:hanging="480"/>
-      </w:pPr>
-      <w:rPr/>
-    </w:lvl>
-    <w:lvl w:ilvl="1">
-      <w:start w:val="7"/>
-      <w:numFmt w:val="decimal"/>
-      <w:lvlText w:val="%2."/>
-      <w:lvlJc w:val="left"/>
-      <w:pPr>
-        <w:tabs>
-          <w:tab w:val="num" w:pos="0"/>
-        </w:tabs>
-        <w:ind w:left="1440" w:hanging="480"/>
-      </w:pPr>
-      <w:rPr/>
-    </w:lvl>
-    <w:lvl w:ilvl="2">
-      <w:start w:val="7"/>
-      <w:numFmt w:val="decimal"/>
-      <w:lvlText w:val="%3."/>
-      <w:lvlJc w:val="left"/>
-      <w:pPr>
-        <w:tabs>
-          <w:tab w:val="num" w:pos="0"/>
-        </w:tabs>
-        <w:ind w:left="2160" w:hanging="480"/>
-      </w:pPr>
-      <w:rPr/>
-    </w:lvl>
-    <w:lvl w:ilvl="3">
-      <w:start w:val="7"/>
-      <w:numFmt w:val="decimal"/>
-      <w:lvlText w:val="%4."/>
-      <w:lvlJc w:val="left"/>
-      <w:pPr>
-        <w:tabs>
-          <w:tab w:val="num" w:pos="0"/>
-        </w:tabs>
-        <w:ind w:left="2880" w:hanging="480"/>
-      </w:pPr>
-      <w:rPr/>
-    </w:lvl>
-    <w:lvl w:ilvl="4">
-      <w:start w:val="7"/>
-      <w:numFmt w:val="decimal"/>
-      <w:lvlText w:val="%5."/>
-      <w:lvlJc w:val="left"/>
-      <w:pPr>
-        <w:tabs>
-          <w:tab w:val="num" w:pos="0"/>
-        </w:tabs>
-        <w:ind w:left="3600" w:hanging="480"/>
-      </w:pPr>
-      <w:rPr/>
-    </w:lvl>
-    <w:lvl w:ilvl="5">
-      <w:start w:val="7"/>
-      <w:numFmt w:val="decimal"/>
-      <w:lvlText w:val="%6."/>
-      <w:lvlJc w:val="left"/>
-      <w:pPr>
-        <w:tabs>
-          <w:tab w:val="num" w:pos="0"/>
-        </w:tabs>
-        <w:ind w:left="4320" w:hanging="480"/>
-      </w:pPr>
-      <w:rPr/>
-    </w:lvl>
-    <w:lvl w:ilvl="6">
-      <w:start w:val="7"/>
-      <w:numFmt w:val="decimal"/>
-      <w:lvlText w:val="%7."/>
-      <w:lvlJc w:val="left"/>
-      <w:pPr>
-        <w:tabs>
-          <w:tab w:val="num" w:pos="0"/>
-        </w:tabs>
-        <w:ind w:left="5040" w:hanging="480"/>
-      </w:pPr>
-      <w:rPr/>
-    </w:lvl>
-    <w:lvl w:ilvl="7">
-      <w:start w:val="7"/>
-      <w:numFmt w:val="decimal"/>
-      <w:lvlText w:val="%8."/>
-      <w:lvlJc w:val="left"/>
-      <w:pPr>
-        <w:tabs>
-          <w:tab w:val="num" w:pos="0"/>
-        </w:tabs>
-        <w:ind w:left="5760" w:hanging="480"/>
-      </w:pPr>
-      <w:rPr/>
-    </w:lvl>
-    <w:lvl w:ilvl="8">
-      <w:start w:val="7"/>
-      <w:numFmt w:val="decimal"/>
-      <w:lvlText w:val="%9."/>
-      <w:lvlJc w:val="left"/>
-      <w:pPr>
-        <w:tabs>
-          <w:tab w:val="num" w:pos="0"/>
-        </w:tabs>
-        <w:ind w:left="6480" w:hanging="480"/>
-      </w:pPr>
-      <w:rPr/>
-    </w:lvl>
-  </w:abstractNum>
-  <w:abstractNum w:abstractNumId="4">
-    <w:lvl w:ilvl="0">
       <w:numFmt w:val="bullet"/>
       <w:lvlText w:val=""/>
       <w:lvlJc w:val="left"/>
@@ -5679,9 +5540,128 @@
       </w:rPr>
     </w:lvl>
   </w:abstractNum>
+  <w:abstractNum w:abstractNumId="4">
+    <w:lvl w:ilvl="0">
+      <w:start w:val="1"/>
+      <w:numFmt w:val="decimal"/>
+      <w:lvlText w:val="%1."/>
+      <w:lvlJc w:val="left"/>
+      <w:pPr>
+        <w:tabs>
+          <w:tab w:val="num" w:pos="0"/>
+        </w:tabs>
+        <w:ind w:left="720" w:hanging="480"/>
+      </w:pPr>
+      <w:rPr/>
+    </w:lvl>
+    <w:lvl w:ilvl="1">
+      <w:start w:val="1"/>
+      <w:numFmt w:val="decimal"/>
+      <w:lvlText w:val="%2."/>
+      <w:lvlJc w:val="left"/>
+      <w:pPr>
+        <w:tabs>
+          <w:tab w:val="num" w:pos="0"/>
+        </w:tabs>
+        <w:ind w:left="1440" w:hanging="480"/>
+      </w:pPr>
+      <w:rPr/>
+    </w:lvl>
+    <w:lvl w:ilvl="2">
+      <w:start w:val="1"/>
+      <w:numFmt w:val="decimal"/>
+      <w:lvlText w:val="%3."/>
+      <w:lvlJc w:val="left"/>
+      <w:pPr>
+        <w:tabs>
+          <w:tab w:val="num" w:pos="0"/>
+        </w:tabs>
+        <w:ind w:left="2160" w:hanging="480"/>
+      </w:pPr>
+      <w:rPr/>
+    </w:lvl>
+    <w:lvl w:ilvl="3">
+      <w:start w:val="1"/>
+      <w:numFmt w:val="decimal"/>
+      <w:lvlText w:val="%4."/>
+      <w:lvlJc w:val="left"/>
+      <w:pPr>
+        <w:tabs>
+          <w:tab w:val="num" w:pos="0"/>
+        </w:tabs>
+        <w:ind w:left="2880" w:hanging="480"/>
+      </w:pPr>
+      <w:rPr/>
+    </w:lvl>
+    <w:lvl w:ilvl="4">
+      <w:start w:val="1"/>
+      <w:numFmt w:val="decimal"/>
+      <w:lvlText w:val="%5."/>
+      <w:lvlJc w:val="left"/>
+      <w:pPr>
+        <w:tabs>
+          <w:tab w:val="num" w:pos="0"/>
+        </w:tabs>
+        <w:ind w:left="3600" w:hanging="480"/>
+      </w:pPr>
+      <w:rPr/>
+    </w:lvl>
+    <w:lvl w:ilvl="5">
+      <w:start w:val="1"/>
+      <w:numFmt w:val="decimal"/>
+      <w:lvlText w:val="%6."/>
+      <w:lvlJc w:val="left"/>
+      <w:pPr>
+        <w:tabs>
+          <w:tab w:val="num" w:pos="0"/>
+        </w:tabs>
+        <w:ind w:left="4320" w:hanging="480"/>
+      </w:pPr>
+      <w:rPr/>
+    </w:lvl>
+    <w:lvl w:ilvl="6">
+      <w:start w:val="1"/>
+      <w:numFmt w:val="decimal"/>
+      <w:lvlText w:val="%7."/>
+      <w:lvlJc w:val="left"/>
+      <w:pPr>
+        <w:tabs>
+          <w:tab w:val="num" w:pos="0"/>
+        </w:tabs>
+        <w:ind w:left="5040" w:hanging="480"/>
+      </w:pPr>
+      <w:rPr/>
+    </w:lvl>
+    <w:lvl w:ilvl="7">
+      <w:start w:val="1"/>
+      <w:numFmt w:val="decimal"/>
+      <w:lvlText w:val="%8."/>
+      <w:lvlJc w:val="left"/>
+      <w:pPr>
+        <w:tabs>
+          <w:tab w:val="num" w:pos="0"/>
+        </w:tabs>
+        <w:ind w:left="5760" w:hanging="480"/>
+      </w:pPr>
+      <w:rPr/>
+    </w:lvl>
+    <w:lvl w:ilvl="8">
+      <w:start w:val="1"/>
+      <w:numFmt w:val="decimal"/>
+      <w:lvlText w:val="%9."/>
+      <w:lvlJc w:val="left"/>
+      <w:pPr>
+        <w:tabs>
+          <w:tab w:val="num" w:pos="0"/>
+        </w:tabs>
+        <w:ind w:left="6480" w:hanging="480"/>
+      </w:pPr>
+      <w:rPr/>
+    </w:lvl>
+  </w:abstractNum>
   <w:abstractNum w:abstractNumId="5">
     <w:lvl w:ilvl="0">
-      <w:start w:val="3"/>
+      <w:start w:val="4"/>
       <w:numFmt w:val="decimal"/>
       <w:lvlText w:val="%1."/>
       <w:lvlJc w:val="left"/>
@@ -5694,7 +5674,7 @@
       <w:rPr/>
     </w:lvl>
     <w:lvl w:ilvl="1">
-      <w:start w:val="3"/>
+      <w:start w:val="4"/>
       <w:numFmt w:val="decimal"/>
       <w:lvlText w:val="%2."/>
       <w:lvlJc w:val="left"/>
@@ -5707,7 +5687,7 @@
       <w:rPr/>
     </w:lvl>
     <w:lvl w:ilvl="2">
-      <w:start w:val="3"/>
+      <w:start w:val="4"/>
       <w:numFmt w:val="decimal"/>
       <w:lvlText w:val="%3."/>
       <w:lvlJc w:val="left"/>
@@ -5720,7 +5700,7 @@
       <w:rPr/>
     </w:lvl>
     <w:lvl w:ilvl="3">
-      <w:start w:val="3"/>
+      <w:start w:val="4"/>
       <w:numFmt w:val="decimal"/>
       <w:lvlText w:val="%4."/>
       <w:lvlJc w:val="left"/>
@@ -5733,7 +5713,7 @@
       <w:rPr/>
     </w:lvl>
     <w:lvl w:ilvl="4">
-      <w:start w:val="3"/>
+      <w:start w:val="4"/>
       <w:numFmt w:val="decimal"/>
       <w:lvlText w:val="%5."/>
       <w:lvlJc w:val="left"/>
@@ -5746,7 +5726,7 @@
       <w:rPr/>
     </w:lvl>
     <w:lvl w:ilvl="5">
-      <w:start w:val="3"/>
+      <w:start w:val="4"/>
       <w:numFmt w:val="decimal"/>
       <w:lvlText w:val="%6."/>
       <w:lvlJc w:val="left"/>
@@ -5759,7 +5739,7 @@
       <w:rPr/>
     </w:lvl>
     <w:lvl w:ilvl="6">
-      <w:start w:val="3"/>
+      <w:start w:val="4"/>
       <w:numFmt w:val="decimal"/>
       <w:lvlText w:val="%7."/>
       <w:lvlJc w:val="left"/>
@@ -5772,7 +5752,7 @@
       <w:rPr/>
     </w:lvl>
     <w:lvl w:ilvl="7">
-      <w:start w:val="3"/>
+      <w:start w:val="4"/>
       <w:numFmt w:val="decimal"/>
       <w:lvlText w:val="%8."/>
       <w:lvlJc w:val="left"/>
@@ -5785,7 +5765,7 @@
       <w:rPr/>
     </w:lvl>
     <w:lvl w:ilvl="8">
-      <w:start w:val="3"/>
+      <w:start w:val="4"/>
       <w:numFmt w:val="decimal"/>
       <w:lvlText w:val="%9."/>
       <w:lvlJc w:val="left"/>
@@ -5800,7 +5780,7 @@
   </w:abstractNum>
   <w:abstractNum w:abstractNumId="6">
     <w:lvl w:ilvl="0">
-      <w:start w:val="4"/>
+      <w:start w:val="7"/>
       <w:numFmt w:val="decimal"/>
       <w:lvlText w:val="%1."/>
       <w:lvlJc w:val="left"/>
@@ -5813,7 +5793,7 @@
       <w:rPr/>
     </w:lvl>
     <w:lvl w:ilvl="1">
-      <w:start w:val="4"/>
+      <w:start w:val="7"/>
       <w:numFmt w:val="decimal"/>
       <w:lvlText w:val="%2."/>
       <w:lvlJc w:val="left"/>
@@ -5826,7 +5806,7 @@
       <w:rPr/>
     </w:lvl>
     <w:lvl w:ilvl="2">
-      <w:start w:val="4"/>
+      <w:start w:val="7"/>
       <w:numFmt w:val="decimal"/>
       <w:lvlText w:val="%3."/>
       <w:lvlJc w:val="left"/>
@@ -5839,7 +5819,7 @@
       <w:rPr/>
     </w:lvl>
     <w:lvl w:ilvl="3">
-      <w:start w:val="4"/>
+      <w:start w:val="7"/>
       <w:numFmt w:val="decimal"/>
       <w:lvlText w:val="%4."/>
       <w:lvlJc w:val="left"/>
@@ -5852,7 +5832,7 @@
       <w:rPr/>
     </w:lvl>
     <w:lvl w:ilvl="4">
-      <w:start w:val="4"/>
+      <w:start w:val="7"/>
       <w:numFmt w:val="decimal"/>
       <w:lvlText w:val="%5."/>
       <w:lvlJc w:val="left"/>
@@ -5865,7 +5845,7 @@
       <w:rPr/>
     </w:lvl>
     <w:lvl w:ilvl="5">
-      <w:start w:val="4"/>
+      <w:start w:val="7"/>
       <w:numFmt w:val="decimal"/>
       <w:lvlText w:val="%6."/>
       <w:lvlJc w:val="left"/>
@@ -5878,7 +5858,7 @@
       <w:rPr/>
     </w:lvl>
     <w:lvl w:ilvl="6">
-      <w:start w:val="4"/>
+      <w:start w:val="7"/>
       <w:numFmt w:val="decimal"/>
       <w:lvlText w:val="%7."/>
       <w:lvlJc w:val="left"/>
@@ -5891,7 +5871,7 @@
       <w:rPr/>
     </w:lvl>
     <w:lvl w:ilvl="7">
-      <w:start w:val="4"/>
+      <w:start w:val="7"/>
       <w:numFmt w:val="decimal"/>
       <w:lvlText w:val="%8."/>
       <w:lvlJc w:val="left"/>
@@ -5904,7 +5884,7 @@
       <w:rPr/>
     </w:lvl>
     <w:lvl w:ilvl="8">
-      <w:start w:val="4"/>
+      <w:start w:val="7"/>
       <w:numFmt w:val="decimal"/>
       <w:lvlText w:val="%9."/>
       <w:lvlJc w:val="left"/>
@@ -5919,8 +5899,9 @@
   </w:abstractNum>
   <w:abstractNum w:abstractNumId="7">
     <w:lvl w:ilvl="0">
-      <w:numFmt w:val="bullet"/>
-      <w:lvlText w:val=""/>
+      <w:start w:val="3"/>
+      <w:numFmt w:val="decimal"/>
+      <w:lvlText w:val="%1."/>
       <w:lvlJc w:val="left"/>
       <w:pPr>
         <w:tabs>
@@ -5928,14 +5909,12 @@
         </w:tabs>
         <w:ind w:left="720" w:hanging="480"/>
       </w:pPr>
-      <w:rPr>
-        <w:rFonts w:ascii="Symbol" w:hAnsi="Symbol" w:cs="Symbol" w:hint="default"/>
-      </w:rPr>
+      <w:rPr/>
     </w:lvl>
     <w:lvl w:ilvl="1">
-      <w:start w:val="0"/>
-      <w:numFmt w:val="bullet"/>
-      <w:lvlText w:val=""/>
+      <w:start w:val="3"/>
+      <w:numFmt w:val="decimal"/>
+      <w:lvlText w:val="%2."/>
       <w:lvlJc w:val="left"/>
       <w:pPr>
         <w:tabs>
@@ -5943,14 +5922,12 @@
         </w:tabs>
         <w:ind w:left="1440" w:hanging="480"/>
       </w:pPr>
-      <w:rPr>
-        <w:rFonts w:ascii="Symbol" w:hAnsi="Symbol" w:cs="Symbol" w:hint="default"/>
-      </w:rPr>
+      <w:rPr/>
     </w:lvl>
     <w:lvl w:ilvl="2">
-      <w:start w:val="0"/>
-      <w:numFmt w:val="bullet"/>
-      <w:lvlText w:val=""/>
+      <w:start w:val="3"/>
+      <w:numFmt w:val="decimal"/>
+      <w:lvlText w:val="%3."/>
       <w:lvlJc w:val="left"/>
       <w:pPr>
         <w:tabs>
@@ -5958,14 +5935,12 @@
         </w:tabs>
         <w:ind w:left="2160" w:hanging="480"/>
       </w:pPr>
-      <w:rPr>
-        <w:rFonts w:ascii="Symbol" w:hAnsi="Symbol" w:cs="Symbol" w:hint="default"/>
-      </w:rPr>
+      <w:rPr/>
     </w:lvl>
     <w:lvl w:ilvl="3">
-      <w:start w:val="0"/>
-      <w:numFmt w:val="bullet"/>
-      <w:lvlText w:val=""/>
+      <w:start w:val="3"/>
+      <w:numFmt w:val="decimal"/>
+      <w:lvlText w:val="%4."/>
       <w:lvlJc w:val="left"/>
       <w:pPr>
         <w:tabs>
@@ -5973,14 +5948,12 @@
         </w:tabs>
         <w:ind w:left="2880" w:hanging="480"/>
       </w:pPr>
-      <w:rPr>
-        <w:rFonts w:ascii="Symbol" w:hAnsi="Symbol" w:cs="Symbol" w:hint="default"/>
-      </w:rPr>
+      <w:rPr/>
     </w:lvl>
     <w:lvl w:ilvl="4">
-      <w:start w:val="0"/>
-      <w:numFmt w:val="bullet"/>
-      <w:lvlText w:val=""/>
+      <w:start w:val="3"/>
+      <w:numFmt w:val="decimal"/>
+      <w:lvlText w:val="%5."/>
       <w:lvlJc w:val="left"/>
       <w:pPr>
         <w:tabs>
@@ -5988,14 +5961,12 @@
         </w:tabs>
         <w:ind w:left="3600" w:hanging="480"/>
       </w:pPr>
-      <w:rPr>
-        <w:rFonts w:ascii="Symbol" w:hAnsi="Symbol" w:cs="Symbol" w:hint="default"/>
-      </w:rPr>
+      <w:rPr/>
     </w:lvl>
     <w:lvl w:ilvl="5">
-      <w:start w:val="0"/>
-      <w:numFmt w:val="bullet"/>
-      <w:lvlText w:val=""/>
+      <w:start w:val="3"/>
+      <w:numFmt w:val="decimal"/>
+      <w:lvlText w:val="%6."/>
       <w:lvlJc w:val="left"/>
       <w:pPr>
         <w:tabs>
@@ -6003,14 +5974,12 @@
         </w:tabs>
         <w:ind w:left="4320" w:hanging="480"/>
       </w:pPr>
-      <w:rPr>
-        <w:rFonts w:ascii="Symbol" w:hAnsi="Symbol" w:cs="Symbol" w:hint="default"/>
-      </w:rPr>
+      <w:rPr/>
     </w:lvl>
     <w:lvl w:ilvl="6">
-      <w:start w:val="0"/>
-      <w:numFmt w:val="bullet"/>
-      <w:lvlText w:val=""/>
+      <w:start w:val="3"/>
+      <w:numFmt w:val="decimal"/>
+      <w:lvlText w:val="%7."/>
       <w:lvlJc w:val="left"/>
       <w:pPr>
         <w:tabs>
@@ -6018,14 +5987,12 @@
         </w:tabs>
         <w:ind w:left="5040" w:hanging="480"/>
       </w:pPr>
-      <w:rPr>
-        <w:rFonts w:ascii="Symbol" w:hAnsi="Symbol" w:cs="Symbol" w:hint="default"/>
-      </w:rPr>
+      <w:rPr/>
     </w:lvl>
     <w:lvl w:ilvl="7">
-      <w:start w:val="0"/>
-      <w:numFmt w:val="bullet"/>
-      <w:lvlText w:val=""/>
+      <w:start w:val="3"/>
+      <w:numFmt w:val="decimal"/>
+      <w:lvlText w:val="%8."/>
       <w:lvlJc w:val="left"/>
       <w:pPr>
         <w:tabs>
@@ -6033,14 +6000,12 @@
         </w:tabs>
         <w:ind w:left="5760" w:hanging="480"/>
       </w:pPr>
-      <w:rPr>
-        <w:rFonts w:ascii="Symbol" w:hAnsi="Symbol" w:cs="Symbol" w:hint="default"/>
-      </w:rPr>
+      <w:rPr/>
     </w:lvl>
     <w:lvl w:ilvl="8">
-      <w:start w:val="0"/>
-      <w:numFmt w:val="bullet"/>
-      <w:lvlText w:val=""/>
+      <w:start w:val="3"/>
+      <w:numFmt w:val="decimal"/>
+      <w:lvlText w:val="%9."/>
       <w:lvlJc w:val="left"/>
       <w:pPr>
         <w:tabs>
@@ -6048,15 +6013,14 @@
         </w:tabs>
         <w:ind w:left="6480" w:hanging="480"/>
       </w:pPr>
-      <w:rPr>
-        <w:rFonts w:ascii="Symbol" w:hAnsi="Symbol" w:cs="Symbol" w:hint="default"/>
-      </w:rPr>
+      <w:rPr/>
     </w:lvl>
   </w:abstractNum>
   <w:abstractNum w:abstractNumId="8">
     <w:lvl w:ilvl="0">
-      <w:numFmt w:val="bullet"/>
-      <w:lvlText w:val=""/>
+      <w:start w:val="4"/>
+      <w:numFmt w:val="decimal"/>
+      <w:lvlText w:val="%1."/>
       <w:lvlJc w:val="left"/>
       <w:pPr>
         <w:tabs>
@@ -6064,14 +6028,12 @@
         </w:tabs>
         <w:ind w:left="720" w:hanging="480"/>
       </w:pPr>
-      <w:rPr>
-        <w:rFonts w:ascii="Symbol" w:hAnsi="Symbol" w:cs="Symbol" w:hint="default"/>
-      </w:rPr>
+      <w:rPr/>
     </w:lvl>
     <w:lvl w:ilvl="1">
-      <w:start w:val="0"/>
-      <w:numFmt w:val="bullet"/>
-      <w:lvlText w:val=""/>
+      <w:start w:val="4"/>
+      <w:numFmt w:val="decimal"/>
+      <w:lvlText w:val="%2."/>
       <w:lvlJc w:val="left"/>
       <w:pPr>
         <w:tabs>
@@ -6079,14 +6041,12 @@
         </w:tabs>
         <w:ind w:left="1440" w:hanging="480"/>
       </w:pPr>
-      <w:rPr>
-        <w:rFonts w:ascii="Symbol" w:hAnsi="Symbol" w:cs="Symbol" w:hint="default"/>
-      </w:rPr>
+      <w:rPr/>
     </w:lvl>
     <w:lvl w:ilvl="2">
-      <w:start w:val="0"/>
-      <w:numFmt w:val="bullet"/>
-      <w:lvlText w:val=""/>
+      <w:start w:val="4"/>
+      <w:numFmt w:val="decimal"/>
+      <w:lvlText w:val="%3."/>
       <w:lvlJc w:val="left"/>
       <w:pPr>
         <w:tabs>
@@ -6094,14 +6054,12 @@
         </w:tabs>
         <w:ind w:left="2160" w:hanging="480"/>
       </w:pPr>
-      <w:rPr>
-        <w:rFonts w:ascii="Symbol" w:hAnsi="Symbol" w:cs="Symbol" w:hint="default"/>
-      </w:rPr>
+      <w:rPr/>
     </w:lvl>
     <w:lvl w:ilvl="3">
-      <w:start w:val="0"/>
-      <w:numFmt w:val="bullet"/>
-      <w:lvlText w:val=""/>
+      <w:start w:val="4"/>
+      <w:numFmt w:val="decimal"/>
+      <w:lvlText w:val="%4."/>
       <w:lvlJc w:val="left"/>
       <w:pPr>
         <w:tabs>
@@ -6109,14 +6067,12 @@
         </w:tabs>
         <w:ind w:left="2880" w:hanging="480"/>
       </w:pPr>
-      <w:rPr>
-        <w:rFonts w:ascii="Symbol" w:hAnsi="Symbol" w:cs="Symbol" w:hint="default"/>
-      </w:rPr>
+      <w:rPr/>
     </w:lvl>
     <w:lvl w:ilvl="4">
-      <w:start w:val="0"/>
-      <w:numFmt w:val="bullet"/>
-      <w:lvlText w:val=""/>
+      <w:start w:val="4"/>
+      <w:numFmt w:val="decimal"/>
+      <w:lvlText w:val="%5."/>
       <w:lvlJc w:val="left"/>
       <w:pPr>
         <w:tabs>
@@ -6124,14 +6080,12 @@
         </w:tabs>
         <w:ind w:left="3600" w:hanging="480"/>
       </w:pPr>
-      <w:rPr>
-        <w:rFonts w:ascii="Symbol" w:hAnsi="Symbol" w:cs="Symbol" w:hint="default"/>
-      </w:rPr>
+      <w:rPr/>
     </w:lvl>
     <w:lvl w:ilvl="5">
-      <w:start w:val="0"/>
-      <w:numFmt w:val="bullet"/>
-      <w:lvlText w:val=""/>
+      <w:start w:val="4"/>
+      <w:numFmt w:val="decimal"/>
+      <w:lvlText w:val="%6."/>
       <w:lvlJc w:val="left"/>
       <w:pPr>
         <w:tabs>
@@ -6139,14 +6093,12 @@
         </w:tabs>
         <w:ind w:left="4320" w:hanging="480"/>
       </w:pPr>
-      <w:rPr>
-        <w:rFonts w:ascii="Symbol" w:hAnsi="Symbol" w:cs="Symbol" w:hint="default"/>
-      </w:rPr>
+      <w:rPr/>
     </w:lvl>
     <w:lvl w:ilvl="6">
-      <w:start w:val="0"/>
-      <w:numFmt w:val="bullet"/>
-      <w:lvlText w:val=""/>
+      <w:start w:val="4"/>
+      <w:numFmt w:val="decimal"/>
+      <w:lvlText w:val="%7."/>
       <w:lvlJc w:val="left"/>
       <w:pPr>
         <w:tabs>
@@ -6154,14 +6106,12 @@
         </w:tabs>
         <w:ind w:left="5040" w:hanging="480"/>
       </w:pPr>
-      <w:rPr>
-        <w:rFonts w:ascii="Symbol" w:hAnsi="Symbol" w:cs="Symbol" w:hint="default"/>
-      </w:rPr>
+      <w:rPr/>
     </w:lvl>
     <w:lvl w:ilvl="7">
-      <w:start w:val="0"/>
-      <w:numFmt w:val="bullet"/>
-      <w:lvlText w:val=""/>
+      <w:start w:val="4"/>
+      <w:numFmt w:val="decimal"/>
+      <w:lvlText w:val="%8."/>
       <w:lvlJc w:val="left"/>
       <w:pPr>
         <w:tabs>
@@ -6169,14 +6119,12 @@
         </w:tabs>
         <w:ind w:left="5760" w:hanging="480"/>
       </w:pPr>
-      <w:rPr>
-        <w:rFonts w:ascii="Symbol" w:hAnsi="Symbol" w:cs="Symbol" w:hint="default"/>
-      </w:rPr>
+      <w:rPr/>
     </w:lvl>
     <w:lvl w:ilvl="8">
-      <w:start w:val="0"/>
-      <w:numFmt w:val="bullet"/>
-      <w:lvlText w:val=""/>
+      <w:start w:val="4"/>
+      <w:numFmt w:val="decimal"/>
+      <w:lvlText w:val="%9."/>
       <w:lvlJc w:val="left"/>
       <w:pPr>
         <w:tabs>
@@ -6184,9 +6132,7 @@
         </w:tabs>
         <w:ind w:left="6480" w:hanging="480"/>
       </w:pPr>
-      <w:rPr>
-        <w:rFonts w:ascii="Symbol" w:hAnsi="Symbol" w:cs="Symbol" w:hint="default"/>
-      </w:rPr>
+      <w:rPr/>
     </w:lvl>
   </w:abstractNum>
   <w:abstractNum w:abstractNumId="9">
@@ -6310,8 +6256,9 @@
   </w:abstractNum>
   <w:abstractNum w:abstractNumId="10">
     <w:lvl w:ilvl="0">
-      <w:numFmt w:val="bullet"/>
-      <w:lvlText w:val=""/>
+      <w:start w:val="1"/>
+      <w:numFmt w:val="decimal"/>
+      <w:lvlText w:val="%1."/>
       <w:lvlJc w:val="left"/>
       <w:pPr>
         <w:tabs>
@@ -6319,14 +6266,12 @@
         </w:tabs>
         <w:ind w:left="720" w:hanging="480"/>
       </w:pPr>
-      <w:rPr>
-        <w:rFonts w:ascii="Symbol" w:hAnsi="Symbol" w:cs="Symbol" w:hint="default"/>
-      </w:rPr>
+      <w:rPr/>
     </w:lvl>
     <w:lvl w:ilvl="1">
-      <w:start w:val="0"/>
-      <w:numFmt w:val="bullet"/>
-      <w:lvlText w:val=""/>
+      <w:start w:val="1"/>
+      <w:numFmt w:val="decimal"/>
+      <w:lvlText w:val="%2."/>
       <w:lvlJc w:val="left"/>
       <w:pPr>
         <w:tabs>
@@ -6334,14 +6279,12 @@
         </w:tabs>
         <w:ind w:left="1440" w:hanging="480"/>
       </w:pPr>
-      <w:rPr>
-        <w:rFonts w:ascii="Symbol" w:hAnsi="Symbol" w:cs="Symbol" w:hint="default"/>
-      </w:rPr>
+      <w:rPr/>
     </w:lvl>
     <w:lvl w:ilvl="2">
-      <w:start w:val="0"/>
-      <w:numFmt w:val="bullet"/>
-      <w:lvlText w:val=""/>
+      <w:start w:val="1"/>
+      <w:numFmt w:val="decimal"/>
+      <w:lvlText w:val="%3."/>
       <w:lvlJc w:val="left"/>
       <w:pPr>
         <w:tabs>
@@ -6349,14 +6292,12 @@
         </w:tabs>
         <w:ind w:left="2160" w:hanging="480"/>
       </w:pPr>
-      <w:rPr>
-        <w:rFonts w:ascii="Symbol" w:hAnsi="Symbol" w:cs="Symbol" w:hint="default"/>
-      </w:rPr>
+      <w:rPr/>
     </w:lvl>
     <w:lvl w:ilvl="3">
-      <w:start w:val="0"/>
-      <w:numFmt w:val="bullet"/>
-      <w:lvlText w:val=""/>
+      <w:start w:val="1"/>
+      <w:numFmt w:val="decimal"/>
+      <w:lvlText w:val="%4."/>
       <w:lvlJc w:val="left"/>
       <w:pPr>
         <w:tabs>
@@ -6364,14 +6305,12 @@
         </w:tabs>
         <w:ind w:left="2880" w:hanging="480"/>
       </w:pPr>
-      <w:rPr>
-        <w:rFonts w:ascii="Symbol" w:hAnsi="Symbol" w:cs="Symbol" w:hint="default"/>
-      </w:rPr>
+      <w:rPr/>
     </w:lvl>
     <w:lvl w:ilvl="4">
-      <w:start w:val="0"/>
-      <w:numFmt w:val="bullet"/>
-      <w:lvlText w:val=""/>
+      <w:start w:val="1"/>
+      <w:numFmt w:val="decimal"/>
+      <w:lvlText w:val="%5."/>
       <w:lvlJc w:val="left"/>
       <w:pPr>
         <w:tabs>
@@ -6379,14 +6318,12 @@
         </w:tabs>
         <w:ind w:left="3600" w:hanging="480"/>
       </w:pPr>
-      <w:rPr>
-        <w:rFonts w:ascii="Symbol" w:hAnsi="Symbol" w:cs="Symbol" w:hint="default"/>
-      </w:rPr>
+      <w:rPr/>
     </w:lvl>
     <w:lvl w:ilvl="5">
-      <w:start w:val="0"/>
-      <w:numFmt w:val="bullet"/>
-      <w:lvlText w:val=""/>
+      <w:start w:val="1"/>
+      <w:numFmt w:val="decimal"/>
+      <w:lvlText w:val="%6."/>
       <w:lvlJc w:val="left"/>
       <w:pPr>
         <w:tabs>
@@ -6394,14 +6331,12 @@
         </w:tabs>
         <w:ind w:left="4320" w:hanging="480"/>
       </w:pPr>
-      <w:rPr>
-        <w:rFonts w:ascii="Symbol" w:hAnsi="Symbol" w:cs="Symbol" w:hint="default"/>
-      </w:rPr>
+      <w:rPr/>
     </w:lvl>
     <w:lvl w:ilvl="6">
-      <w:start w:val="0"/>
-      <w:numFmt w:val="bullet"/>
-      <w:lvlText w:val=""/>
+      <w:start w:val="1"/>
+      <w:numFmt w:val="decimal"/>
+      <w:lvlText w:val="%7."/>
       <w:lvlJc w:val="left"/>
       <w:pPr>
         <w:tabs>
@@ -6409,14 +6344,12 @@
         </w:tabs>
         <w:ind w:left="5040" w:hanging="480"/>
       </w:pPr>
-      <w:rPr>
-        <w:rFonts w:ascii="Symbol" w:hAnsi="Symbol" w:cs="Symbol" w:hint="default"/>
-      </w:rPr>
+      <w:rPr/>
     </w:lvl>
     <w:lvl w:ilvl="7">
-      <w:start w:val="0"/>
-      <w:numFmt w:val="bullet"/>
-      <w:lvlText w:val=""/>
+      <w:start w:val="1"/>
+      <w:numFmt w:val="decimal"/>
+      <w:lvlText w:val="%8."/>
       <w:lvlJc w:val="left"/>
       <w:pPr>
         <w:tabs>
@@ -6424,14 +6357,12 @@
         </w:tabs>
         <w:ind w:left="5760" w:hanging="480"/>
       </w:pPr>
-      <w:rPr>
-        <w:rFonts w:ascii="Symbol" w:hAnsi="Symbol" w:cs="Symbol" w:hint="default"/>
-      </w:rPr>
+      <w:rPr/>
     </w:lvl>
     <w:lvl w:ilvl="8">
-      <w:start w:val="0"/>
-      <w:numFmt w:val="bullet"/>
-      <w:lvlText w:val=""/>
+      <w:start w:val="1"/>
+      <w:numFmt w:val="decimal"/>
+      <w:lvlText w:val="%9."/>
       <w:lvlJc w:val="left"/>
       <w:pPr>
         <w:tabs>
@@ -6439,15 +6370,14 @@
         </w:tabs>
         <w:ind w:left="6480" w:hanging="480"/>
       </w:pPr>
-      <w:rPr>
-        <w:rFonts w:ascii="Symbol" w:hAnsi="Symbol" w:cs="Symbol" w:hint="default"/>
-      </w:rPr>
+      <w:rPr/>
     </w:lvl>
   </w:abstractNum>
   <w:abstractNum w:abstractNumId="11">
     <w:lvl w:ilvl="0">
-      <w:numFmt w:val="bullet"/>
-      <w:lvlText w:val=""/>
+      <w:start w:val="2"/>
+      <w:numFmt w:val="decimal"/>
+      <w:lvlText w:val="%1."/>
       <w:lvlJc w:val="left"/>
       <w:pPr>
         <w:tabs>
@@ -6455,14 +6385,12 @@
         </w:tabs>
         <w:ind w:left="720" w:hanging="480"/>
       </w:pPr>
-      <w:rPr>
-        <w:rFonts w:ascii="Symbol" w:hAnsi="Symbol" w:cs="Symbol" w:hint="default"/>
-      </w:rPr>
+      <w:rPr/>
     </w:lvl>
     <w:lvl w:ilvl="1">
-      <w:start w:val="0"/>
-      <w:numFmt w:val="bullet"/>
-      <w:lvlText w:val=""/>
+      <w:start w:val="2"/>
+      <w:numFmt w:val="decimal"/>
+      <w:lvlText w:val="%2."/>
       <w:lvlJc w:val="left"/>
       <w:pPr>
         <w:tabs>
@@ -6470,14 +6398,12 @@
         </w:tabs>
         <w:ind w:left="1440" w:hanging="480"/>
       </w:pPr>
-      <w:rPr>
-        <w:rFonts w:ascii="Symbol" w:hAnsi="Symbol" w:cs="Symbol" w:hint="default"/>
-      </w:rPr>
+      <w:rPr/>
     </w:lvl>
     <w:lvl w:ilvl="2">
-      <w:start w:val="0"/>
-      <w:numFmt w:val="bullet"/>
-      <w:lvlText w:val=""/>
+      <w:start w:val="2"/>
+      <w:numFmt w:val="decimal"/>
+      <w:lvlText w:val="%3."/>
       <w:lvlJc w:val="left"/>
       <w:pPr>
         <w:tabs>
@@ -6485,14 +6411,12 @@
         </w:tabs>
         <w:ind w:left="2160" w:hanging="480"/>
       </w:pPr>
-      <w:rPr>
-        <w:rFonts w:ascii="Symbol" w:hAnsi="Symbol" w:cs="Symbol" w:hint="default"/>
-      </w:rPr>
+      <w:rPr/>
     </w:lvl>
     <w:lvl w:ilvl="3">
-      <w:start w:val="0"/>
-      <w:numFmt w:val="bullet"/>
-      <w:lvlText w:val=""/>
+      <w:start w:val="2"/>
+      <w:numFmt w:val="decimal"/>
+      <w:lvlText w:val="%4."/>
       <w:lvlJc w:val="left"/>
       <w:pPr>
         <w:tabs>
@@ -6500,14 +6424,12 @@
         </w:tabs>
         <w:ind w:left="2880" w:hanging="480"/>
       </w:pPr>
-      <w:rPr>
-        <w:rFonts w:ascii="Symbol" w:hAnsi="Symbol" w:cs="Symbol" w:hint="default"/>
-      </w:rPr>
+      <w:rPr/>
     </w:lvl>
     <w:lvl w:ilvl="4">
-      <w:start w:val="0"/>
-      <w:numFmt w:val="bullet"/>
-      <w:lvlText w:val=""/>
+      <w:start w:val="2"/>
+      <w:numFmt w:val="decimal"/>
+      <w:lvlText w:val="%5."/>
       <w:lvlJc w:val="left"/>
       <w:pPr>
         <w:tabs>
@@ -6515,14 +6437,12 @@
         </w:tabs>
         <w:ind w:left="3600" w:hanging="480"/>
       </w:pPr>
-      <w:rPr>
-        <w:rFonts w:ascii="Symbol" w:hAnsi="Symbol" w:cs="Symbol" w:hint="default"/>
-      </w:rPr>
+      <w:rPr/>
     </w:lvl>
     <w:lvl w:ilvl="5">
-      <w:start w:val="0"/>
-      <w:numFmt w:val="bullet"/>
-      <w:lvlText w:val=""/>
+      <w:start w:val="2"/>
+      <w:numFmt w:val="decimal"/>
+      <w:lvlText w:val="%6."/>
       <w:lvlJc w:val="left"/>
       <w:pPr>
         <w:tabs>
@@ -6530,14 +6450,12 @@
         </w:tabs>
         <w:ind w:left="4320" w:hanging="480"/>
       </w:pPr>
-      <w:rPr>
-        <w:rFonts w:ascii="Symbol" w:hAnsi="Symbol" w:cs="Symbol" w:hint="default"/>
-      </w:rPr>
+      <w:rPr/>
     </w:lvl>
     <w:lvl w:ilvl="6">
-      <w:start w:val="0"/>
-      <w:numFmt w:val="bullet"/>
-      <w:lvlText w:val=""/>
+      <w:start w:val="2"/>
+      <w:numFmt w:val="decimal"/>
+      <w:lvlText w:val="%7."/>
       <w:lvlJc w:val="left"/>
       <w:pPr>
         <w:tabs>
@@ -6545,14 +6463,12 @@
         </w:tabs>
         <w:ind w:left="5040" w:hanging="480"/>
       </w:pPr>
-      <w:rPr>
-        <w:rFonts w:ascii="Symbol" w:hAnsi="Symbol" w:cs="Symbol" w:hint="default"/>
-      </w:rPr>
+      <w:rPr/>
     </w:lvl>
     <w:lvl w:ilvl="7">
-      <w:start w:val="0"/>
-      <w:numFmt w:val="bullet"/>
-      <w:lvlText w:val=""/>
+      <w:start w:val="2"/>
+      <w:numFmt w:val="decimal"/>
+      <w:lvlText w:val="%8."/>
       <w:lvlJc w:val="left"/>
       <w:pPr>
         <w:tabs>
@@ -6560,14 +6476,12 @@
         </w:tabs>
         <w:ind w:left="5760" w:hanging="480"/>
       </w:pPr>
-      <w:rPr>
-        <w:rFonts w:ascii="Symbol" w:hAnsi="Symbol" w:cs="Symbol" w:hint="default"/>
-      </w:rPr>
+      <w:rPr/>
     </w:lvl>
     <w:lvl w:ilvl="8">
-      <w:start w:val="0"/>
-      <w:numFmt w:val="bullet"/>
-      <w:lvlText w:val=""/>
+      <w:start w:val="2"/>
+      <w:numFmt w:val="decimal"/>
+      <w:lvlText w:val="%9."/>
       <w:lvlJc w:val="left"/>
       <w:pPr>
         <w:tabs>
@@ -6575,15 +6489,14 @@
         </w:tabs>
         <w:ind w:left="6480" w:hanging="480"/>
       </w:pPr>
-      <w:rPr>
-        <w:rFonts w:ascii="Symbol" w:hAnsi="Symbol" w:cs="Symbol" w:hint="default"/>
-      </w:rPr>
+      <w:rPr/>
     </w:lvl>
   </w:abstractNum>
   <w:abstractNum w:abstractNumId="12">
     <w:lvl w:ilvl="0">
-      <w:numFmt w:val="bullet"/>
-      <w:lvlText w:val=""/>
+      <w:start w:val="3"/>
+      <w:numFmt w:val="decimal"/>
+      <w:lvlText w:val="%1."/>
       <w:lvlJc w:val="left"/>
       <w:pPr>
         <w:tabs>
@@ -6591,14 +6504,12 @@
         </w:tabs>
         <w:ind w:left="720" w:hanging="480"/>
       </w:pPr>
-      <w:rPr>
-        <w:rFonts w:ascii="Symbol" w:hAnsi="Symbol" w:cs="Symbol" w:hint="default"/>
-      </w:rPr>
+      <w:rPr/>
     </w:lvl>
     <w:lvl w:ilvl="1">
-      <w:start w:val="0"/>
-      <w:numFmt w:val="bullet"/>
-      <w:lvlText w:val=""/>
+      <w:start w:val="3"/>
+      <w:numFmt w:val="decimal"/>
+      <w:lvlText w:val="%2."/>
       <w:lvlJc w:val="left"/>
       <w:pPr>
         <w:tabs>
@@ -6606,14 +6517,12 @@
         </w:tabs>
         <w:ind w:left="1440" w:hanging="480"/>
       </w:pPr>
-      <w:rPr>
-        <w:rFonts w:ascii="Symbol" w:hAnsi="Symbol" w:cs="Symbol" w:hint="default"/>
-      </w:rPr>
+      <w:rPr/>
     </w:lvl>
     <w:lvl w:ilvl="2">
-      <w:start w:val="0"/>
-      <w:numFmt w:val="bullet"/>
-      <w:lvlText w:val=""/>
+      <w:start w:val="3"/>
+      <w:numFmt w:val="decimal"/>
+      <w:lvlText w:val="%3."/>
       <w:lvlJc w:val="left"/>
       <w:pPr>
         <w:tabs>
@@ -6621,14 +6530,12 @@
         </w:tabs>
         <w:ind w:left="2160" w:hanging="480"/>
       </w:pPr>
-      <w:rPr>
-        <w:rFonts w:ascii="Symbol" w:hAnsi="Symbol" w:cs="Symbol" w:hint="default"/>
-      </w:rPr>
+      <w:rPr/>
     </w:lvl>
     <w:lvl w:ilvl="3">
-      <w:start w:val="0"/>
-      <w:numFmt w:val="bullet"/>
-      <w:lvlText w:val=""/>
+      <w:start w:val="3"/>
+      <w:numFmt w:val="decimal"/>
+      <w:lvlText w:val="%4."/>
       <w:lvlJc w:val="left"/>
       <w:pPr>
         <w:tabs>
@@ -6636,14 +6543,12 @@
         </w:tabs>
         <w:ind w:left="2880" w:hanging="480"/>
       </w:pPr>
-      <w:rPr>
-        <w:rFonts w:ascii="Symbol" w:hAnsi="Symbol" w:cs="Symbol" w:hint="default"/>
-      </w:rPr>
+      <w:rPr/>
     </w:lvl>
     <w:lvl w:ilvl="4">
-      <w:start w:val="0"/>
-      <w:numFmt w:val="bullet"/>
-      <w:lvlText w:val=""/>
+      <w:start w:val="3"/>
+      <w:numFmt w:val="decimal"/>
+      <w:lvlText w:val="%5."/>
       <w:lvlJc w:val="left"/>
       <w:pPr>
         <w:tabs>
@@ -6651,14 +6556,12 @@
         </w:tabs>
         <w:ind w:left="3600" w:hanging="480"/>
       </w:pPr>
-      <w:rPr>
-        <w:rFonts w:ascii="Symbol" w:hAnsi="Symbol" w:cs="Symbol" w:hint="default"/>
-      </w:rPr>
+      <w:rPr/>
     </w:lvl>
     <w:lvl w:ilvl="5">
-      <w:start w:val="0"/>
-      <w:numFmt w:val="bullet"/>
-      <w:lvlText w:val=""/>
+      <w:start w:val="3"/>
+      <w:numFmt w:val="decimal"/>
+      <w:lvlText w:val="%6."/>
       <w:lvlJc w:val="left"/>
       <w:pPr>
         <w:tabs>
@@ -6666,14 +6569,12 @@
         </w:tabs>
         <w:ind w:left="4320" w:hanging="480"/>
       </w:pPr>
-      <w:rPr>
-        <w:rFonts w:ascii="Symbol" w:hAnsi="Symbol" w:cs="Symbol" w:hint="default"/>
-      </w:rPr>
+      <w:rPr/>
     </w:lvl>
     <w:lvl w:ilvl="6">
-      <w:start w:val="0"/>
-      <w:numFmt w:val="bullet"/>
-      <w:lvlText w:val=""/>
+      <w:start w:val="3"/>
+      <w:numFmt w:val="decimal"/>
+      <w:lvlText w:val="%7."/>
       <w:lvlJc w:val="left"/>
       <w:pPr>
         <w:tabs>
@@ -6681,14 +6582,12 @@
         </w:tabs>
         <w:ind w:left="5040" w:hanging="480"/>
       </w:pPr>
-      <w:rPr>
-        <w:rFonts w:ascii="Symbol" w:hAnsi="Symbol" w:cs="Symbol" w:hint="default"/>
-      </w:rPr>
+      <w:rPr/>
     </w:lvl>
     <w:lvl w:ilvl="7">
-      <w:start w:val="0"/>
-      <w:numFmt w:val="bullet"/>
-      <w:lvlText w:val=""/>
+      <w:start w:val="3"/>
+      <w:numFmt w:val="decimal"/>
+      <w:lvlText w:val="%8."/>
       <w:lvlJc w:val="left"/>
       <w:pPr>
         <w:tabs>
@@ -6696,14 +6595,12 @@
         </w:tabs>
         <w:ind w:left="5760" w:hanging="480"/>
       </w:pPr>
-      <w:rPr>
-        <w:rFonts w:ascii="Symbol" w:hAnsi="Symbol" w:cs="Symbol" w:hint="default"/>
-      </w:rPr>
+      <w:rPr/>
     </w:lvl>
     <w:lvl w:ilvl="8">
-      <w:start w:val="0"/>
-      <w:numFmt w:val="bullet"/>
-      <w:lvlText w:val=""/>
+      <w:start w:val="3"/>
+      <w:numFmt w:val="decimal"/>
+      <w:lvlText w:val="%9."/>
       <w:lvlJc w:val="left"/>
       <w:pPr>
         <w:tabs>
@@ -6711,15 +6608,14 @@
         </w:tabs>
         <w:ind w:left="6480" w:hanging="480"/>
       </w:pPr>
-      <w:rPr>
-        <w:rFonts w:ascii="Symbol" w:hAnsi="Symbol" w:cs="Symbol" w:hint="default"/>
-      </w:rPr>
+      <w:rPr/>
     </w:lvl>
   </w:abstractNum>
   <w:abstractNum w:abstractNumId="13">
     <w:lvl w:ilvl="0">
-      <w:numFmt w:val="bullet"/>
-      <w:lvlText w:val=""/>
+      <w:start w:val="4"/>
+      <w:numFmt w:val="decimal"/>
+      <w:lvlText w:val="%1."/>
       <w:lvlJc w:val="left"/>
       <w:pPr>
         <w:tabs>
@@ -6727,14 +6623,12 @@
         </w:tabs>
         <w:ind w:left="720" w:hanging="480"/>
       </w:pPr>
-      <w:rPr>
-        <w:rFonts w:ascii="Symbol" w:hAnsi="Symbol" w:cs="Symbol" w:hint="default"/>
-      </w:rPr>
+      <w:rPr/>
     </w:lvl>
     <w:lvl w:ilvl="1">
-      <w:start w:val="0"/>
-      <w:numFmt w:val="bullet"/>
-      <w:lvlText w:val=""/>
+      <w:start w:val="4"/>
+      <w:numFmt w:val="decimal"/>
+      <w:lvlText w:val="%2."/>
       <w:lvlJc w:val="left"/>
       <w:pPr>
         <w:tabs>
@@ -6742,14 +6636,12 @@
         </w:tabs>
         <w:ind w:left="1440" w:hanging="480"/>
       </w:pPr>
-      <w:rPr>
-        <w:rFonts w:ascii="Symbol" w:hAnsi="Symbol" w:cs="Symbol" w:hint="default"/>
-      </w:rPr>
+      <w:rPr/>
     </w:lvl>
     <w:lvl w:ilvl="2">
-      <w:start w:val="0"/>
-      <w:numFmt w:val="bullet"/>
-      <w:lvlText w:val=""/>
+      <w:start w:val="4"/>
+      <w:numFmt w:val="decimal"/>
+      <w:lvlText w:val="%3."/>
       <w:lvlJc w:val="left"/>
       <w:pPr>
         <w:tabs>
@@ -6757,14 +6649,12 @@
         </w:tabs>
         <w:ind w:left="2160" w:hanging="480"/>
       </w:pPr>
-      <w:rPr>
-        <w:rFonts w:ascii="Symbol" w:hAnsi="Symbol" w:cs="Symbol" w:hint="default"/>
-      </w:rPr>
+      <w:rPr/>
     </w:lvl>
     <w:lvl w:ilvl="3">
-      <w:start w:val="0"/>
-      <w:numFmt w:val="bullet"/>
-      <w:lvlText w:val=""/>
+      <w:start w:val="4"/>
+      <w:numFmt w:val="decimal"/>
+      <w:lvlText w:val="%4."/>
       <w:lvlJc w:val="left"/>
       <w:pPr>
         <w:tabs>
@@ -6772,14 +6662,12 @@
         </w:tabs>
         <w:ind w:left="2880" w:hanging="480"/>
       </w:pPr>
-      <w:rPr>
-        <w:rFonts w:ascii="Symbol" w:hAnsi="Symbol" w:cs="Symbol" w:hint="default"/>
-      </w:rPr>
+      <w:rPr/>
     </w:lvl>
     <w:lvl w:ilvl="4">
-      <w:start w:val="0"/>
-      <w:numFmt w:val="bullet"/>
-      <w:lvlText w:val=""/>
+      <w:start w:val="4"/>
+      <w:numFmt w:val="decimal"/>
+      <w:lvlText w:val="%5."/>
       <w:lvlJc w:val="left"/>
       <w:pPr>
         <w:tabs>
@@ -6787,14 +6675,12 @@
         </w:tabs>
         <w:ind w:left="3600" w:hanging="480"/>
       </w:pPr>
-      <w:rPr>
-        <w:rFonts w:ascii="Symbol" w:hAnsi="Symbol" w:cs="Symbol" w:hint="default"/>
-      </w:rPr>
+      <w:rPr/>
     </w:lvl>
     <w:lvl w:ilvl="5">
-      <w:start w:val="0"/>
-      <w:numFmt w:val="bullet"/>
-      <w:lvlText w:val=""/>
+      <w:start w:val="4"/>
+      <w:numFmt w:val="decimal"/>
+      <w:lvlText w:val="%6."/>
       <w:lvlJc w:val="left"/>
       <w:pPr>
         <w:tabs>
@@ -6802,14 +6688,12 @@
         </w:tabs>
         <w:ind w:left="4320" w:hanging="480"/>
       </w:pPr>
-      <w:rPr>
-        <w:rFonts w:ascii="Symbol" w:hAnsi="Symbol" w:cs="Symbol" w:hint="default"/>
-      </w:rPr>
+      <w:rPr/>
     </w:lvl>
     <w:lvl w:ilvl="6">
-      <w:start w:val="0"/>
-      <w:numFmt w:val="bullet"/>
-      <w:lvlText w:val=""/>
+      <w:start w:val="4"/>
+      <w:numFmt w:val="decimal"/>
+      <w:lvlText w:val="%7."/>
       <w:lvlJc w:val="left"/>
       <w:pPr>
         <w:tabs>
@@ -6817,14 +6701,12 @@
         </w:tabs>
         <w:ind w:left="5040" w:hanging="480"/>
       </w:pPr>
-      <w:rPr>
-        <w:rFonts w:ascii="Symbol" w:hAnsi="Symbol" w:cs="Symbol" w:hint="default"/>
-      </w:rPr>
+      <w:rPr/>
     </w:lvl>
     <w:lvl w:ilvl="7">
-      <w:start w:val="0"/>
-      <w:numFmt w:val="bullet"/>
-      <w:lvlText w:val=""/>
+      <w:start w:val="4"/>
+      <w:numFmt w:val="decimal"/>
+      <w:lvlText w:val="%8."/>
       <w:lvlJc w:val="left"/>
       <w:pPr>
         <w:tabs>
@@ -6832,14 +6714,12 @@
         </w:tabs>
         <w:ind w:left="5760" w:hanging="480"/>
       </w:pPr>
-      <w:rPr>
-        <w:rFonts w:ascii="Symbol" w:hAnsi="Symbol" w:cs="Symbol" w:hint="default"/>
-      </w:rPr>
+      <w:rPr/>
     </w:lvl>
     <w:lvl w:ilvl="8">
-      <w:start w:val="0"/>
-      <w:numFmt w:val="bullet"/>
-      <w:lvlText w:val=""/>
+      <w:start w:val="4"/>
+      <w:numFmt w:val="decimal"/>
+      <w:lvlText w:val="%9."/>
       <w:lvlJc w:val="left"/>
       <w:pPr>
         <w:tabs>
@@ -6847,488 +6727,10 @@
         </w:tabs>
         <w:ind w:left="6480" w:hanging="480"/>
       </w:pPr>
-      <w:rPr>
-        <w:rFonts w:ascii="Symbol" w:hAnsi="Symbol" w:cs="Symbol" w:hint="default"/>
-      </w:rPr>
+      <w:rPr/>
     </w:lvl>
   </w:abstractNum>
   <w:abstractNum w:abstractNumId="14">
-    <w:lvl w:ilvl="0">
-      <w:start w:val="1"/>
-      <w:numFmt w:val="decimal"/>
-      <w:lvlText w:val="%1."/>
-      <w:lvlJc w:val="left"/>
-      <w:pPr>
-        <w:tabs>
-          <w:tab w:val="num" w:pos="0"/>
-        </w:tabs>
-        <w:ind w:left="720" w:hanging="480"/>
-      </w:pPr>
-      <w:rPr/>
-    </w:lvl>
-    <w:lvl w:ilvl="1">
-      <w:start w:val="1"/>
-      <w:numFmt w:val="decimal"/>
-      <w:lvlText w:val="%2."/>
-      <w:lvlJc w:val="left"/>
-      <w:pPr>
-        <w:tabs>
-          <w:tab w:val="num" w:pos="0"/>
-        </w:tabs>
-        <w:ind w:left="1440" w:hanging="480"/>
-      </w:pPr>
-      <w:rPr/>
-    </w:lvl>
-    <w:lvl w:ilvl="2">
-      <w:start w:val="1"/>
-      <w:numFmt w:val="decimal"/>
-      <w:lvlText w:val="%3."/>
-      <w:lvlJc w:val="left"/>
-      <w:pPr>
-        <w:tabs>
-          <w:tab w:val="num" w:pos="0"/>
-        </w:tabs>
-        <w:ind w:left="2160" w:hanging="480"/>
-      </w:pPr>
-      <w:rPr/>
-    </w:lvl>
-    <w:lvl w:ilvl="3">
-      <w:start w:val="1"/>
-      <w:numFmt w:val="decimal"/>
-      <w:lvlText w:val="%4."/>
-      <w:lvlJc w:val="left"/>
-      <w:pPr>
-        <w:tabs>
-          <w:tab w:val="num" w:pos="0"/>
-        </w:tabs>
-        <w:ind w:left="2880" w:hanging="480"/>
-      </w:pPr>
-      <w:rPr/>
-    </w:lvl>
-    <w:lvl w:ilvl="4">
-      <w:start w:val="1"/>
-      <w:numFmt w:val="decimal"/>
-      <w:lvlText w:val="%5."/>
-      <w:lvlJc w:val="left"/>
-      <w:pPr>
-        <w:tabs>
-          <w:tab w:val="num" w:pos="0"/>
-        </w:tabs>
-        <w:ind w:left="3600" w:hanging="480"/>
-      </w:pPr>
-      <w:rPr/>
-    </w:lvl>
-    <w:lvl w:ilvl="5">
-      <w:start w:val="1"/>
-      <w:numFmt w:val="decimal"/>
-      <w:lvlText w:val="%6."/>
-      <w:lvlJc w:val="left"/>
-      <w:pPr>
-        <w:tabs>
-          <w:tab w:val="num" w:pos="0"/>
-        </w:tabs>
-        <w:ind w:left="4320" w:hanging="480"/>
-      </w:pPr>
-      <w:rPr/>
-    </w:lvl>
-    <w:lvl w:ilvl="6">
-      <w:start w:val="1"/>
-      <w:numFmt w:val="decimal"/>
-      <w:lvlText w:val="%7."/>
-      <w:lvlJc w:val="left"/>
-      <w:pPr>
-        <w:tabs>
-          <w:tab w:val="num" w:pos="0"/>
-        </w:tabs>
-        <w:ind w:left="5040" w:hanging="480"/>
-      </w:pPr>
-      <w:rPr/>
-    </w:lvl>
-    <w:lvl w:ilvl="7">
-      <w:start w:val="1"/>
-      <w:numFmt w:val="decimal"/>
-      <w:lvlText w:val="%8."/>
-      <w:lvlJc w:val="left"/>
-      <w:pPr>
-        <w:tabs>
-          <w:tab w:val="num" w:pos="0"/>
-        </w:tabs>
-        <w:ind w:left="5760" w:hanging="480"/>
-      </w:pPr>
-      <w:rPr/>
-    </w:lvl>
-    <w:lvl w:ilvl="8">
-      <w:start w:val="1"/>
-      <w:numFmt w:val="decimal"/>
-      <w:lvlText w:val="%9."/>
-      <w:lvlJc w:val="left"/>
-      <w:pPr>
-        <w:tabs>
-          <w:tab w:val="num" w:pos="0"/>
-        </w:tabs>
-        <w:ind w:left="6480" w:hanging="480"/>
-      </w:pPr>
-      <w:rPr/>
-    </w:lvl>
-  </w:abstractNum>
-  <w:abstractNum w:abstractNumId="15">
-    <w:lvl w:ilvl="0">
-      <w:start w:val="2"/>
-      <w:numFmt w:val="decimal"/>
-      <w:lvlText w:val="%1."/>
-      <w:lvlJc w:val="left"/>
-      <w:pPr>
-        <w:tabs>
-          <w:tab w:val="num" w:pos="0"/>
-        </w:tabs>
-        <w:ind w:left="720" w:hanging="480"/>
-      </w:pPr>
-      <w:rPr/>
-    </w:lvl>
-    <w:lvl w:ilvl="1">
-      <w:start w:val="2"/>
-      <w:numFmt w:val="decimal"/>
-      <w:lvlText w:val="%2."/>
-      <w:lvlJc w:val="left"/>
-      <w:pPr>
-        <w:tabs>
-          <w:tab w:val="num" w:pos="0"/>
-        </w:tabs>
-        <w:ind w:left="1440" w:hanging="480"/>
-      </w:pPr>
-      <w:rPr/>
-    </w:lvl>
-    <w:lvl w:ilvl="2">
-      <w:start w:val="2"/>
-      <w:numFmt w:val="decimal"/>
-      <w:lvlText w:val="%3."/>
-      <w:lvlJc w:val="left"/>
-      <w:pPr>
-        <w:tabs>
-          <w:tab w:val="num" w:pos="0"/>
-        </w:tabs>
-        <w:ind w:left="2160" w:hanging="480"/>
-      </w:pPr>
-      <w:rPr/>
-    </w:lvl>
-    <w:lvl w:ilvl="3">
-      <w:start w:val="2"/>
-      <w:numFmt w:val="decimal"/>
-      <w:lvlText w:val="%4."/>
-      <w:lvlJc w:val="left"/>
-      <w:pPr>
-        <w:tabs>
-          <w:tab w:val="num" w:pos="0"/>
-        </w:tabs>
-        <w:ind w:left="2880" w:hanging="480"/>
-      </w:pPr>
-      <w:rPr/>
-    </w:lvl>
-    <w:lvl w:ilvl="4">
-      <w:start w:val="2"/>
-      <w:numFmt w:val="decimal"/>
-      <w:lvlText w:val="%5."/>
-      <w:lvlJc w:val="left"/>
-      <w:pPr>
-        <w:tabs>
-          <w:tab w:val="num" w:pos="0"/>
-        </w:tabs>
-        <w:ind w:left="3600" w:hanging="480"/>
-      </w:pPr>
-      <w:rPr/>
-    </w:lvl>
-    <w:lvl w:ilvl="5">
-      <w:start w:val="2"/>
-      <w:numFmt w:val="decimal"/>
-      <w:lvlText w:val="%6."/>
-      <w:lvlJc w:val="left"/>
-      <w:pPr>
-        <w:tabs>
-          <w:tab w:val="num" w:pos="0"/>
-        </w:tabs>
-        <w:ind w:left="4320" w:hanging="480"/>
-      </w:pPr>
-      <w:rPr/>
-    </w:lvl>
-    <w:lvl w:ilvl="6">
-      <w:start w:val="2"/>
-      <w:numFmt w:val="decimal"/>
-      <w:lvlText w:val="%7."/>
-      <w:lvlJc w:val="left"/>
-      <w:pPr>
-        <w:tabs>
-          <w:tab w:val="num" w:pos="0"/>
-        </w:tabs>
-        <w:ind w:left="5040" w:hanging="480"/>
-      </w:pPr>
-      <w:rPr/>
-    </w:lvl>
-    <w:lvl w:ilvl="7">
-      <w:start w:val="2"/>
-      <w:numFmt w:val="decimal"/>
-      <w:lvlText w:val="%8."/>
-      <w:lvlJc w:val="left"/>
-      <w:pPr>
-        <w:tabs>
-          <w:tab w:val="num" w:pos="0"/>
-        </w:tabs>
-        <w:ind w:left="5760" w:hanging="480"/>
-      </w:pPr>
-      <w:rPr/>
-    </w:lvl>
-    <w:lvl w:ilvl="8">
-      <w:start w:val="2"/>
-      <w:numFmt w:val="decimal"/>
-      <w:lvlText w:val="%9."/>
-      <w:lvlJc w:val="left"/>
-      <w:pPr>
-        <w:tabs>
-          <w:tab w:val="num" w:pos="0"/>
-        </w:tabs>
-        <w:ind w:left="6480" w:hanging="480"/>
-      </w:pPr>
-      <w:rPr/>
-    </w:lvl>
-  </w:abstractNum>
-  <w:abstractNum w:abstractNumId="16">
-    <w:lvl w:ilvl="0">
-      <w:start w:val="3"/>
-      <w:numFmt w:val="decimal"/>
-      <w:lvlText w:val="%1."/>
-      <w:lvlJc w:val="left"/>
-      <w:pPr>
-        <w:tabs>
-          <w:tab w:val="num" w:pos="0"/>
-        </w:tabs>
-        <w:ind w:left="720" w:hanging="480"/>
-      </w:pPr>
-      <w:rPr/>
-    </w:lvl>
-    <w:lvl w:ilvl="1">
-      <w:start w:val="3"/>
-      <w:numFmt w:val="decimal"/>
-      <w:lvlText w:val="%2."/>
-      <w:lvlJc w:val="left"/>
-      <w:pPr>
-        <w:tabs>
-          <w:tab w:val="num" w:pos="0"/>
-        </w:tabs>
-        <w:ind w:left="1440" w:hanging="480"/>
-      </w:pPr>
-      <w:rPr/>
-    </w:lvl>
-    <w:lvl w:ilvl="2">
-      <w:start w:val="3"/>
-      <w:numFmt w:val="decimal"/>
-      <w:lvlText w:val="%3."/>
-      <w:lvlJc w:val="left"/>
-      <w:pPr>
-        <w:tabs>
-          <w:tab w:val="num" w:pos="0"/>
-        </w:tabs>
-        <w:ind w:left="2160" w:hanging="480"/>
-      </w:pPr>
-      <w:rPr/>
-    </w:lvl>
-    <w:lvl w:ilvl="3">
-      <w:start w:val="3"/>
-      <w:numFmt w:val="decimal"/>
-      <w:lvlText w:val="%4."/>
-      <w:lvlJc w:val="left"/>
-      <w:pPr>
-        <w:tabs>
-          <w:tab w:val="num" w:pos="0"/>
-        </w:tabs>
-        <w:ind w:left="2880" w:hanging="480"/>
-      </w:pPr>
-      <w:rPr/>
-    </w:lvl>
-    <w:lvl w:ilvl="4">
-      <w:start w:val="3"/>
-      <w:numFmt w:val="decimal"/>
-      <w:lvlText w:val="%5."/>
-      <w:lvlJc w:val="left"/>
-      <w:pPr>
-        <w:tabs>
-          <w:tab w:val="num" w:pos="0"/>
-        </w:tabs>
-        <w:ind w:left="3600" w:hanging="480"/>
-      </w:pPr>
-      <w:rPr/>
-    </w:lvl>
-    <w:lvl w:ilvl="5">
-      <w:start w:val="3"/>
-      <w:numFmt w:val="decimal"/>
-      <w:lvlText w:val="%6."/>
-      <w:lvlJc w:val="left"/>
-      <w:pPr>
-        <w:tabs>
-          <w:tab w:val="num" w:pos="0"/>
-        </w:tabs>
-        <w:ind w:left="4320" w:hanging="480"/>
-      </w:pPr>
-      <w:rPr/>
-    </w:lvl>
-    <w:lvl w:ilvl="6">
-      <w:start w:val="3"/>
-      <w:numFmt w:val="decimal"/>
-      <w:lvlText w:val="%7."/>
-      <w:lvlJc w:val="left"/>
-      <w:pPr>
-        <w:tabs>
-          <w:tab w:val="num" w:pos="0"/>
-        </w:tabs>
-        <w:ind w:left="5040" w:hanging="480"/>
-      </w:pPr>
-      <w:rPr/>
-    </w:lvl>
-    <w:lvl w:ilvl="7">
-      <w:start w:val="3"/>
-      <w:numFmt w:val="decimal"/>
-      <w:lvlText w:val="%8."/>
-      <w:lvlJc w:val="left"/>
-      <w:pPr>
-        <w:tabs>
-          <w:tab w:val="num" w:pos="0"/>
-        </w:tabs>
-        <w:ind w:left="5760" w:hanging="480"/>
-      </w:pPr>
-      <w:rPr/>
-    </w:lvl>
-    <w:lvl w:ilvl="8">
-      <w:start w:val="3"/>
-      <w:numFmt w:val="decimal"/>
-      <w:lvlText w:val="%9."/>
-      <w:lvlJc w:val="left"/>
-      <w:pPr>
-        <w:tabs>
-          <w:tab w:val="num" w:pos="0"/>
-        </w:tabs>
-        <w:ind w:left="6480" w:hanging="480"/>
-      </w:pPr>
-      <w:rPr/>
-    </w:lvl>
-  </w:abstractNum>
-  <w:abstractNum w:abstractNumId="17">
-    <w:lvl w:ilvl="0">
-      <w:start w:val="4"/>
-      <w:numFmt w:val="decimal"/>
-      <w:lvlText w:val="%1."/>
-      <w:lvlJc w:val="left"/>
-      <w:pPr>
-        <w:tabs>
-          <w:tab w:val="num" w:pos="0"/>
-        </w:tabs>
-        <w:ind w:left="720" w:hanging="480"/>
-      </w:pPr>
-      <w:rPr/>
-    </w:lvl>
-    <w:lvl w:ilvl="1">
-      <w:start w:val="4"/>
-      <w:numFmt w:val="decimal"/>
-      <w:lvlText w:val="%2."/>
-      <w:lvlJc w:val="left"/>
-      <w:pPr>
-        <w:tabs>
-          <w:tab w:val="num" w:pos="0"/>
-        </w:tabs>
-        <w:ind w:left="1440" w:hanging="480"/>
-      </w:pPr>
-      <w:rPr/>
-    </w:lvl>
-    <w:lvl w:ilvl="2">
-      <w:start w:val="4"/>
-      <w:numFmt w:val="decimal"/>
-      <w:lvlText w:val="%3."/>
-      <w:lvlJc w:val="left"/>
-      <w:pPr>
-        <w:tabs>
-          <w:tab w:val="num" w:pos="0"/>
-        </w:tabs>
-        <w:ind w:left="2160" w:hanging="480"/>
-      </w:pPr>
-      <w:rPr/>
-    </w:lvl>
-    <w:lvl w:ilvl="3">
-      <w:start w:val="4"/>
-      <w:numFmt w:val="decimal"/>
-      <w:lvlText w:val="%4."/>
-      <w:lvlJc w:val="left"/>
-      <w:pPr>
-        <w:tabs>
-          <w:tab w:val="num" w:pos="0"/>
-        </w:tabs>
-        <w:ind w:left="2880" w:hanging="480"/>
-      </w:pPr>
-      <w:rPr/>
-    </w:lvl>
-    <w:lvl w:ilvl="4">
-      <w:start w:val="4"/>
-      <w:numFmt w:val="decimal"/>
-      <w:lvlText w:val="%5."/>
-      <w:lvlJc w:val="left"/>
-      <w:pPr>
-        <w:tabs>
-          <w:tab w:val="num" w:pos="0"/>
-        </w:tabs>
-        <w:ind w:left="3600" w:hanging="480"/>
-      </w:pPr>
-      <w:rPr/>
-    </w:lvl>
-    <w:lvl w:ilvl="5">
-      <w:start w:val="4"/>
-      <w:numFmt w:val="decimal"/>
-      <w:lvlText w:val="%6."/>
-      <w:lvlJc w:val="left"/>
-      <w:pPr>
-        <w:tabs>
-          <w:tab w:val="num" w:pos="0"/>
-        </w:tabs>
-        <w:ind w:left="4320" w:hanging="480"/>
-      </w:pPr>
-      <w:rPr/>
-    </w:lvl>
-    <w:lvl w:ilvl="6">
-      <w:start w:val="4"/>
-      <w:numFmt w:val="decimal"/>
-      <w:lvlText w:val="%7."/>
-      <w:lvlJc w:val="left"/>
-      <w:pPr>
-        <w:tabs>
-          <w:tab w:val="num" w:pos="0"/>
-        </w:tabs>
-        <w:ind w:left="5040" w:hanging="480"/>
-      </w:pPr>
-      <w:rPr/>
-    </w:lvl>
-    <w:lvl w:ilvl="7">
-      <w:start w:val="4"/>
-      <w:numFmt w:val="decimal"/>
-      <w:lvlText w:val="%8."/>
-      <w:lvlJc w:val="left"/>
-      <w:pPr>
-        <w:tabs>
-          <w:tab w:val="num" w:pos="0"/>
-        </w:tabs>
-        <w:ind w:left="5760" w:hanging="480"/>
-      </w:pPr>
-      <w:rPr/>
-    </w:lvl>
-    <w:lvl w:ilvl="8">
-      <w:start w:val="4"/>
-      <w:numFmt w:val="decimal"/>
-      <w:lvlText w:val="%9."/>
-      <w:lvlJc w:val="left"/>
-      <w:pPr>
-        <w:tabs>
-          <w:tab w:val="num" w:pos="0"/>
-        </w:tabs>
-        <w:ind w:left="6480" w:hanging="480"/>
-      </w:pPr>
-      <w:rPr/>
-    </w:lvl>
-  </w:abstractNum>
-  <w:abstractNum w:abstractNumId="18">
     <w:lvl w:ilvl="0">
       <w:start w:val="1"/>
       <w:numFmt w:val="none"/>
@@ -7490,73 +6892,61 @@
     <w:abstractNumId w:val="14"/>
   </w:num>
   <w:num w:numId="15">
-    <w:abstractNumId w:val="15"/>
-  </w:num>
-  <w:num w:numId="16">
-    <w:abstractNumId w:val="16"/>
-  </w:num>
-  <w:num w:numId="17">
-    <w:abstractNumId w:val="17"/>
-  </w:num>
-  <w:num w:numId="18">
-    <w:abstractNumId w:val="18"/>
-  </w:num>
-  <w:num w:numId="19">
-    <w:abstractNumId w:val="1"/>
+    <w:abstractNumId w:val="4"/>
     <w:lvlOverride w:ilvl="0">
       <w:startOverride w:val="1"/>
     </w:lvlOverride>
   </w:num>
-  <w:num w:numId="20">
-    <w:abstractNumId w:val="2"/>
+  <w:num w:numId="16">
+    <w:abstractNumId w:val="5"/>
     <w:lvlOverride w:ilvl="0">
       <w:startOverride w:val="4"/>
     </w:lvlOverride>
   </w:num>
-  <w:num w:numId="21">
-    <w:abstractNumId w:val="3"/>
+  <w:num w:numId="17">
+    <w:abstractNumId w:val="6"/>
     <w:lvlOverride w:ilvl="0">
       <w:startOverride w:val="7"/>
     </w:lvlOverride>
   </w:num>
-  <w:num w:numId="22">
-    <w:abstractNumId w:val="5"/>
+  <w:num w:numId="18">
+    <w:abstractNumId w:val="7"/>
     <w:lvlOverride w:ilvl="0">
       <w:startOverride w:val="3"/>
     </w:lvlOverride>
   </w:num>
-  <w:num w:numId="23">
-    <w:abstractNumId w:val="2"/>
+  <w:num w:numId="19">
+    <w:abstractNumId w:val="5"/>
     <w:lvlOverride w:ilvl="0">
       <w:startOverride w:val="4"/>
     </w:lvlOverride>
   </w:num>
-  <w:num w:numId="24">
-    <w:abstractNumId w:val="1"/>
+  <w:num w:numId="20">
+    <w:abstractNumId w:val="4"/>
     <w:lvlOverride w:ilvl="0">
       <w:startOverride w:val="1"/>
     </w:lvlOverride>
   </w:num>
-  <w:num w:numId="25">
-    <w:abstractNumId w:val="1"/>
+  <w:num w:numId="21">
+    <w:abstractNumId w:val="4"/>
     <w:lvlOverride w:ilvl="0">
       <w:startOverride w:val="1"/>
     </w:lvlOverride>
   </w:num>
-  <w:num w:numId="26">
-    <w:abstractNumId w:val="15"/>
+  <w:num w:numId="22">
+    <w:abstractNumId w:val="11"/>
     <w:lvlOverride w:ilvl="0">
       <w:startOverride w:val="2"/>
     </w:lvlOverride>
   </w:num>
-  <w:num w:numId="27">
-    <w:abstractNumId w:val="5"/>
+  <w:num w:numId="23">
+    <w:abstractNumId w:val="7"/>
     <w:lvlOverride w:ilvl="0">
       <w:startOverride w:val="3"/>
     </w:lvlOverride>
   </w:num>
-  <w:num w:numId="28">
-    <w:abstractNumId w:val="2"/>
+  <w:num w:numId="24">
+    <w:abstractNumId w:val="5"/>
     <w:lvlOverride w:ilvl="0">
       <w:startOverride w:val="4"/>
     </w:lvlOverride>
@@ -7587,6 +6977,7 @@
     <w:qFormat/>
     <w:pPr>
       <w:widowControl/>
+      <w:suppressAutoHyphens w:val="true"/>
       <w:bidi w:val="0"/>
       <w:spacing w:before="0" w:after="200"/>
       <w:jc w:val="left"/>
@@ -7816,9 +7207,16 @@
     <w:qFormat/>
     <w:rPr/>
   </w:style>
+  <w:style w:type="character" w:styleId="FootnoteCharactersuser">
+    <w:name w:val="Footnote Characters (user)"/>
+    <w:basedOn w:val="BodyTextChar"/>
+    <w:qFormat/>
+    <w:rPr>
+      <w:vertAlign w:val="superscript"/>
+    </w:rPr>
+  </w:style>
   <w:style w:type="character" w:styleId="FootnoteCharacters">
     <w:name w:val="Footnote Characters"/>
-    <w:basedOn w:val="BodyTextChar"/>
     <w:qFormat/>
     <w:rPr>
       <w:vertAlign w:val="superscript"/>
@@ -8211,6 +7609,7 @@
       <w:keepNext w:val="true"/>
       <w:keepLines/>
       <w:widowControl/>
+      <w:suppressAutoHyphens w:val="true"/>
       <w:bidi w:val="0"/>
       <w:spacing w:before="0" w:after="200"/>
       <w:jc w:val="center"/>
@@ -8232,6 +7631,7 @@
       <w:keepNext w:val="true"/>
       <w:keepLines/>
       <w:widowControl/>
+      <w:suppressAutoHyphens w:val="true"/>
       <w:bidi w:val="0"/>
       <w:spacing w:before="0" w:after="200"/>
       <w:jc w:val="center"/>
@@ -8314,6 +7714,7 @@
     <w:qFormat/>
     <w:pPr>
       <w:widowControl/>
+      <w:suppressAutoHyphens w:val="true"/>
       <w:bidi w:val="0"/>
       <w:spacing w:before="100" w:after="100"/>
       <w:ind w:hanging="0" w:left="480" w:right="480"/>

--- a/README.docx
+++ b/README.docx
@@ -53,7 +53,7 @@
         <w:pStyle w:val="Compact"/>
         <w:numPr>
           <w:ilvl w:val="0"/>
-          <w:numId w:val="15"/>
+          <w:numId w:val="20"/>
         </w:numPr>
         <w:rPr/>
       </w:pPr>
@@ -67,7 +67,7 @@
         <w:pStyle w:val="Compact"/>
         <w:numPr>
           <w:ilvl w:val="0"/>
-          <w:numId w:val="4"/>
+          <w:numId w:val="1"/>
         </w:numPr>
         <w:rPr/>
       </w:pPr>
@@ -81,7 +81,7 @@
         <w:pStyle w:val="Compact"/>
         <w:numPr>
           <w:ilvl w:val="0"/>
-          <w:numId w:val="4"/>
+          <w:numId w:val="1"/>
         </w:numPr>
         <w:rPr/>
       </w:pPr>
@@ -107,7 +107,7 @@
         <w:pStyle w:val="Compact"/>
         <w:numPr>
           <w:ilvl w:val="0"/>
-          <w:numId w:val="16"/>
+          <w:numId w:val="21"/>
         </w:numPr>
         <w:rPr/>
       </w:pPr>
@@ -131,7 +131,7 @@
         <w:pStyle w:val="Compact"/>
         <w:numPr>
           <w:ilvl w:val="0"/>
-          <w:numId w:val="5"/>
+          <w:numId w:val="2"/>
         </w:numPr>
         <w:rPr/>
       </w:pPr>
@@ -155,7 +155,7 @@
         <w:pStyle w:val="Compact"/>
         <w:numPr>
           <w:ilvl w:val="0"/>
-          <w:numId w:val="5"/>
+          <w:numId w:val="2"/>
         </w:numPr>
         <w:rPr/>
       </w:pPr>
@@ -221,7 +221,7 @@
         <w:pStyle w:val="Compact"/>
         <w:numPr>
           <w:ilvl w:val="0"/>
-          <w:numId w:val="17"/>
+          <w:numId w:val="22"/>
         </w:numPr>
         <w:rPr/>
       </w:pPr>
@@ -1296,6 +1296,102 @@
         <w:t>Pour commencer, sélectionnez la méthode NXAPI-REST puis entrez dans le “Model Browser”.</w:t>
       </w:r>
     </w:p>
+    <w:tbl>
+      <w:tblPr>
+        <w:tblStyle w:val="FigureTable"/>
+        <w:tblW w:w="7920" w:type="dxa"/>
+        <w:jc w:val="center"/>
+        <w:tblInd w:w="0" w:type="dxa"/>
+        <w:tblLayout w:type="fixed"/>
+        <w:tblCellMar>
+          <w:top w:w="0" w:type="dxa"/>
+          <w:left w:w="108" w:type="dxa"/>
+          <w:bottom w:w="0" w:type="dxa"/>
+          <w:right w:w="108" w:type="dxa"/>
+        </w:tblCellMar>
+        <w:tblLook w:firstColumn="0" w:lastRow="0" w:lastColumn="0" w:firstRow="0" w:val="0600"/>
+      </w:tblPr>
+      <w:tblGrid>
+        <w:gridCol w:w="7920"/>
+      </w:tblGrid>
+      <w:tr>
+        <w:trPr>
+          <w:trHeight w:val="2430" w:hRule="atLeast"/>
+        </w:trPr>
+        <w:tc>
+          <w:tcPr>
+            <w:tcW w:w="7920" w:type="dxa"/>
+            <w:tcBorders/>
+          </w:tcPr>
+          <w:p>
+            <w:pPr>
+              <w:pStyle w:val="Compact"/>
+              <w:spacing w:before="36" w:after="36"/>
+              <w:jc w:val="center"/>
+              <w:rPr/>
+            </w:pPr>
+            <w:r>
+              <w:rPr/>
+              <w:drawing>
+                <wp:anchor distT="0" distB="0" distL="0" distR="0" simplePos="0" relativeHeight="2" behindDoc="0" locked="0" layoutInCell="0" allowOverlap="1">
+                  <wp:simplePos x="0" y="0"/>
+                  <wp:positionH relativeFrom="column">
+                    <wp:align>center</wp:align>
+                  </wp:positionH>
+                  <wp:positionV relativeFrom="paragraph">
+                    <wp:posOffset>635</wp:posOffset>
+                  </wp:positionV>
+                  <wp:extent cx="5905500" cy="1311275"/>
+                  <wp:effectExtent l="0" t="0" r="0" b="0"/>
+                  <wp:wrapSquare wrapText="largest"/>
+                  <wp:docPr id="1" name="Image1"/>
+                  <wp:cNvGraphicFramePr>
+                    <a:graphicFrameLocks xmlns:a="http://schemas.openxmlformats.org/drawingml/2006/main" noChangeAspect="1"/>
+                  </wp:cNvGraphicFramePr>
+                  <a:graphic xmlns:a="http://schemas.openxmlformats.org/drawingml/2006/main">
+                    <a:graphicData uri="http://schemas.openxmlformats.org/drawingml/2006/picture">
+                      <pic:pic xmlns:pic="http://schemas.openxmlformats.org/drawingml/2006/picture">
+                        <pic:nvPicPr>
+                          <pic:cNvPr id="1" name="Image1"/>
+                          <pic:cNvPicPr>
+                            <a:picLocks noChangeAspect="1" noChangeArrowheads="1"/>
+                          </pic:cNvPicPr>
+                        </pic:nvPicPr>
+                        <pic:blipFill>
+                          <a:blip r:embed="rId2"/>
+                          <a:stretch>
+                            <a:fillRect/>
+                          </a:stretch>
+                        </pic:blipFill>
+                        <pic:spPr bwMode="auto">
+                          <a:xfrm>
+                            <a:off x="0" y="0"/>
+                            <a:ext cx="5905500" cy="1311275"/>
+                          </a:xfrm>
+                          <a:prstGeom prst="rect">
+                            <a:avLst/>
+                          </a:prstGeom>
+                          <a:noFill/>
+                        </pic:spPr>
+                      </pic:pic>
+                    </a:graphicData>
+                  </a:graphic>
+                </wp:anchor>
+              </w:drawing>
+            </w:r>
+          </w:p>
+        </w:tc>
+      </w:tr>
+    </w:tbl>
+    <w:p>
+      <w:pPr>
+        <w:pStyle w:val="ImageCaption"/>
+        <w:rPr/>
+      </w:pPr>
+      <w:r>
+        <w:rPr/>
+      </w:r>
+    </w:p>
     <w:p>
       <w:pPr>
         <w:pStyle w:val="BodyText"/>
@@ -1303,52 +1399,7 @@
       </w:pPr>
       <w:r>
         <w:rPr/>
-        <w:drawing>
-          <wp:anchor distT="0" distB="0" distL="0" distR="0" simplePos="0" relativeHeight="2" behindDoc="0" locked="0" layoutInCell="0" allowOverlap="1">
-            <wp:simplePos x="0" y="0"/>
-            <wp:positionH relativeFrom="column">
-              <wp:align>center</wp:align>
-            </wp:positionH>
-            <wp:positionV relativeFrom="paragraph">
-              <wp:posOffset>635</wp:posOffset>
-            </wp:positionV>
-            <wp:extent cx="5943600" cy="1320165"/>
-            <wp:effectExtent l="0" t="0" r="0" b="0"/>
-            <wp:wrapSquare wrapText="largest"/>
-            <wp:docPr id="1" name="Image1"/>
-            <wp:cNvGraphicFramePr>
-              <a:graphicFrameLocks xmlns:a="http://schemas.openxmlformats.org/drawingml/2006/main" noChangeAspect="1"/>
-            </wp:cNvGraphicFramePr>
-            <a:graphic xmlns:a="http://schemas.openxmlformats.org/drawingml/2006/main">
-              <a:graphicData uri="http://schemas.openxmlformats.org/drawingml/2006/picture">
-                <pic:pic xmlns:pic="http://schemas.openxmlformats.org/drawingml/2006/picture">
-                  <pic:nvPicPr>
-                    <pic:cNvPr id="1" name="Image1"/>
-                    <pic:cNvPicPr>
-                      <a:picLocks noChangeAspect="1" noChangeArrowheads="1"/>
-                    </pic:cNvPicPr>
-                  </pic:nvPicPr>
-                  <pic:blipFill>
-                    <a:blip r:embed="rId2"/>
-                    <a:stretch>
-                      <a:fillRect/>
-                    </a:stretch>
-                  </pic:blipFill>
-                  <pic:spPr bwMode="auto">
-                    <a:xfrm>
-                      <a:off x="0" y="0"/>
-                      <a:ext cx="5943600" cy="1320165"/>
-                    </a:xfrm>
-                    <a:prstGeom prst="rect">
-                      <a:avLst/>
-                    </a:prstGeom>
-                    <a:noFill/>
-                  </pic:spPr>
-                </pic:pic>
-              </a:graphicData>
-            </a:graphic>
-          </wp:anchor>
-        </w:drawing>
+        <w:t>La version REST de NXAPI fonctionne comme une arborescence, avec différents niveau de précision. Elle donne des informations valables à l’instant de la requête.</w:t>
       </w:r>
     </w:p>
     <w:p>
@@ -1358,16 +1409,6 @@
       </w:pPr>
       <w:r>
         <w:rPr/>
-        <w:t>La version REST de NXAPI fonctionne comme une arborescence, avec différents niveau de précision. Elle donne des informations valables à l’instant de la requête.</w:t>
-      </w:r>
-    </w:p>
-    <w:p>
-      <w:pPr>
-        <w:pStyle w:val="BodyText"/>
-        <w:rPr/>
-      </w:pPr>
-      <w:r>
-        <w:rPr/>
         <w:t xml:space="preserve">Vous entrez par défaut au niveau de la classe </w:t>
       </w:r>
       <w:r>
@@ -1401,9 +1442,50 @@
         <w:t xml:space="preserve"> dans le filtre “Class or DN” (ou en laissant le champ vide).</w:t>
       </w:r>
     </w:p>
-    <w:p>
-      <w:pPr>
-        <w:pStyle w:val="BodyText"/>
+    <w:tbl>
+      <w:tblPr>
+        <w:tblStyle w:val="FigureTable"/>
+        <w:tblW w:w="7920" w:type="dxa"/>
+        <w:jc w:val="center"/>
+        <w:tblInd w:w="0" w:type="dxa"/>
+        <w:tblLayout w:type="fixed"/>
+        <w:tblCellMar>
+          <w:top w:w="0" w:type="dxa"/>
+          <w:left w:w="108" w:type="dxa"/>
+          <w:bottom w:w="0" w:type="dxa"/>
+          <w:right w:w="108" w:type="dxa"/>
+        </w:tblCellMar>
+        <w:tblLook w:firstColumn="0" w:lastRow="0" w:lastColumn="0" w:firstRow="0" w:val="0600"/>
+      </w:tblPr>
+      <w:tblGrid>
+        <w:gridCol w:w="7920"/>
+      </w:tblGrid>
+      <w:tr>
+        <w:trPr>
+          <w:trHeight w:val="450" w:hRule="atLeast"/>
+        </w:trPr>
+        <w:tc>
+          <w:tcPr>
+            <w:tcW w:w="7920" w:type="dxa"/>
+            <w:tcBorders/>
+          </w:tcPr>
+          <w:p>
+            <w:pPr>
+              <w:pStyle w:val="Compact"/>
+              <w:spacing w:before="36" w:after="36"/>
+              <w:jc w:val="center"/>
+              <w:rPr/>
+            </w:pPr>
+            <w:r>
+              <w:rPr/>
+            </w:r>
+          </w:p>
+        </w:tc>
+      </w:tr>
+    </w:tbl>
+    <w:p>
+      <w:pPr>
+        <w:pStyle w:val="ImageCaption"/>
         <w:rPr/>
       </w:pPr>
       <w:r>
@@ -1417,9 +1499,9 @@
             <wp:positionV relativeFrom="paragraph">
               <wp:posOffset>635</wp:posOffset>
             </wp:positionV>
-            <wp:extent cx="5943600" cy="5150485"/>
+            <wp:extent cx="4601210" cy="3987165"/>
             <wp:effectExtent l="0" t="0" r="0" b="0"/>
-            <wp:wrapSquare wrapText="largest"/>
+            <wp:wrapTopAndBottom/>
             <wp:docPr id="2" name="Image2"/>
             <wp:cNvGraphicFramePr>
               <a:graphicFrameLocks xmlns:a="http://schemas.openxmlformats.org/drawingml/2006/main" noChangeAspect="1"/>
@@ -1442,7 +1524,7 @@
                   <pic:spPr bwMode="auto">
                     <a:xfrm>
                       <a:off x="0" y="0"/>
-                      <a:ext cx="5943600" cy="5150485"/>
+                      <a:ext cx="4601210" cy="3987165"/>
                     </a:xfrm>
                     <a:prstGeom prst="rect">
                       <a:avLst/>
@@ -1511,7 +1593,7 @@
         <w:pStyle w:val="Normal"/>
         <w:numPr>
           <w:ilvl w:val="0"/>
-          <w:numId w:val="3"/>
+          <w:numId w:val="4"/>
         </w:numPr>
         <w:rPr/>
       </w:pPr>
@@ -1542,7 +1624,7 @@
         <w:pStyle w:val="Normal"/>
         <w:numPr>
           <w:ilvl w:val="0"/>
-          <w:numId w:val="3"/>
+          <w:numId w:val="4"/>
         </w:numPr>
         <w:rPr/>
       </w:pPr>
@@ -1599,20 +1681,104 @@
         <w:rPr/>
         <w:t>Sont strictement les mêmes.</w:t>
       </w:r>
-      <w:bookmarkEnd w:id="0"/>
+    </w:p>
+    <w:p>
+      <w:pPr>
+        <w:pStyle w:val="BodyText"/>
+        <w:rPr/>
+      </w:pPr>
+      <w:r>
+        <w:rPr/>
+        <w:t>Pour compléter vos recherches, vous aurez probablement besoin de consulter l’</w:t>
+      </w:r>
+      <w:hyperlink r:id="rId4">
+        <w:r>
+          <w:rPr>
+            <w:rStyle w:val="Hyperlink"/>
+          </w:rPr>
+          <w:t>APIC Object Model Documentation</w:t>
+        </w:r>
+      </w:hyperlink>
+      <w:r>
+        <w:rPr/>
+        <w:t xml:space="preserve"> de Cisco pour savoir quels sont les retours possibles de chaque éléments du JSON.</w:t>
+      </w:r>
+    </w:p>
+    <w:p>
+      <w:pPr>
+        <w:pStyle w:val="BodyText"/>
+        <w:rPr/>
+      </w:pPr>
+      <w:r>
+        <w:rPr/>
+        <w:t>Dans le menu de gauche, sélectionnez “All packages” pour fair eune recherche sur l’intégralité des paquets disponibles sur l’API.</w:t>
+      </w:r>
+    </w:p>
+    <w:p>
+      <w:pPr>
+        <w:pStyle w:val="BodyText"/>
+        <w:rPr/>
+      </w:pPr>
+      <w:r>
+        <w:rPr>
+          <w:b/>
+          <w:bCs/>
+        </w:rPr>
+        <w:t>Exemple</w:t>
+      </w:r>
+      <w:r>
+        <w:rPr/>
+        <w:t xml:space="preserve">: Si on souhaite en savoir plus sur les retours possibles du JSON de la classe </w:t>
+      </w:r>
+      <w:r>
+        <w:rPr>
+          <w:rStyle w:val="VerbatimChar"/>
+        </w:rPr>
+        <w:t>ethpmIfPhys</w:t>
+      </w:r>
+      <w:r>
+        <w:rPr/>
+        <w:t xml:space="preserve">: - On clique sur All Packages à gauche - On recherche </w:t>
+      </w:r>
+      <w:r>
+        <w:rPr>
+          <w:rStyle w:val="VerbatimChar"/>
+        </w:rPr>
+        <w:t>ethpm</w:t>
+      </w:r>
+      <w:r>
+        <w:rPr/>
+        <w:t xml:space="preserve"> - On clique sur </w:t>
+      </w:r>
+      <w:r>
+        <w:rPr>
+          <w:rStyle w:val="VerbatimChar"/>
+        </w:rPr>
+        <w:t>Class (ethpm)</w:t>
+      </w:r>
+      <w:r>
+        <w:rPr/>
+        <w:t xml:space="preserve"> à gauche - On cherche </w:t>
+      </w:r>
+      <w:r>
+        <w:rPr>
+          <w:rStyle w:val="VerbatimChar"/>
+        </w:rPr>
+        <w:t>ethpm:PhysIf</w:t>
+      </w:r>
       <w:bookmarkEnd w:id="7"/>
       <w:bookmarkEnd w:id="9"/>
       <w:bookmarkEnd w:id="11"/>
     </w:p>
     <w:p>
       <w:pPr>
-        <w:pStyle w:val="Heading1"/>
-        <w:rPr/>
-      </w:pPr>
-      <w:bookmarkStart w:id="12" w:name="utilisation-du-script"/>
-      <w:r>
-        <w:rPr/>
-        <w:t>Utilisation du script</w:t>
+        <w:pStyle w:val="Heading2"/>
+        <w:rPr/>
+      </w:pPr>
+      <w:bookmarkStart w:id="12" w:name="ndfc"/>
+      <w:r>
+        <w:rPr/>
+        <w:t>NDFC</w:t>
       </w:r>
     </w:p>
     <w:p>
@@ -1622,18 +1788,165 @@
       </w:pPr>
       <w:r>
         <w:rPr/>
-        <w:t>Le script a pour vocation d’être un cronjob. Il prend en entrée les tests à réaliser et renvoie en sortie un fichier de log et de résultats pour faciliter l’intervention.</w:t>
-      </w:r>
-    </w:p>
-    <w:p>
-      <w:pPr>
-        <w:pStyle w:val="Heading2"/>
-        <w:rPr/>
-      </w:pPr>
-      <w:bookmarkStart w:id="13" w:name="premier-démarrage"/>
-      <w:r>
-        <w:rPr/>
-        <w:t>Premier démarrage</w:t>
+        <w:t>Pour modifier la configuration des switchs, comme certain sont gérés sur NDFC, il faut modifier la configuration directement sur celui-ci et donc utiliser l’API.</w:t>
+        <w:br/>
+        <w:t xml:space="preserve">L’authentification se fait sur le endpoint </w:t>
+      </w:r>
+      <w:r>
+        <w:rPr>
+          <w:rStyle w:val="VerbatimChar"/>
+        </w:rPr>
+        <w:t>https://&lt;ip_ndfc&gt;/login</w:t>
+      </w:r>
+      <w:r>
+        <w:rPr/>
+        <w:t xml:space="preserve">, où il faut envoyer le payload suivant en </w:t>
+      </w:r>
+      <w:r>
+        <w:rPr>
+          <w:rStyle w:val="VerbatimChar"/>
+        </w:rPr>
+        <w:t>POST</w:t>
+      </w:r>
+      <w:r>
+        <w:rPr/>
+        <w:t>:</w:t>
+      </w:r>
+    </w:p>
+    <w:p>
+      <w:pPr>
+        <w:pStyle w:val="SourceCode"/>
+        <w:rPr/>
+      </w:pPr>
+      <w:r>
+        <w:rPr>
+          <w:rStyle w:val="FunctionTok"/>
+        </w:rPr>
+        <w:t>{</w:t>
+      </w:r>
+      <w:r>
+        <w:rPr/>
+        <w:br/>
+      </w:r>
+      <w:r>
+        <w:rPr>
+          <w:rStyle w:val="NormalTok"/>
+        </w:rPr>
+        <w:t xml:space="preserve">    </w:t>
+      </w:r>
+      <w:r>
+        <w:rPr>
+          <w:rStyle w:val="DataTypeTok"/>
+        </w:rPr>
+        <w:t>"domain"</w:t>
+      </w:r>
+      <w:r>
+        <w:rPr>
+          <w:rStyle w:val="FunctionTok"/>
+        </w:rPr>
+        <w:t>:</w:t>
+      </w:r>
+      <w:r>
+        <w:rPr>
+          <w:rStyle w:val="NormalTok"/>
+        </w:rPr>
+        <w:t xml:space="preserve"> </w:t>
+      </w:r>
+      <w:r>
+        <w:rPr>
+          <w:rStyle w:val="StringTok"/>
+        </w:rPr>
+        <w:t>"local"</w:t>
+      </w:r>
+      <w:r>
+        <w:rPr>
+          <w:rStyle w:val="FunctionTok"/>
+        </w:rPr>
+        <w:t>,</w:t>
+      </w:r>
+      <w:r>
+        <w:rPr/>
+        <w:br/>
+      </w:r>
+      <w:r>
+        <w:rPr>
+          <w:rStyle w:val="NormalTok"/>
+        </w:rPr>
+        <w:t xml:space="preserve">    </w:t>
+      </w:r>
+      <w:r>
+        <w:rPr>
+          <w:rStyle w:val="DataTypeTok"/>
+        </w:rPr>
+        <w:t>"userName"</w:t>
+      </w:r>
+      <w:r>
+        <w:rPr>
+          <w:rStyle w:val="FunctionTok"/>
+        </w:rPr>
+        <w:t>:</w:t>
+      </w:r>
+      <w:r>
+        <w:rPr>
+          <w:rStyle w:val="NormalTok"/>
+        </w:rPr>
+        <w:t xml:space="preserve"> </w:t>
+      </w:r>
+      <w:r>
+        <w:rPr>
+          <w:rStyle w:val="StringTok"/>
+        </w:rPr>
+        <w:t>"&lt;nom_utilisateur_ndfc&gt;"</w:t>
+      </w:r>
+      <w:r>
+        <w:rPr>
+          <w:rStyle w:val="FunctionTok"/>
+        </w:rPr>
+        <w:t>,</w:t>
+      </w:r>
+      <w:r>
+        <w:rPr/>
+        <w:br/>
+      </w:r>
+      <w:r>
+        <w:rPr>
+          <w:rStyle w:val="NormalTok"/>
+        </w:rPr>
+        <w:t xml:space="preserve">    </w:t>
+      </w:r>
+      <w:r>
+        <w:rPr>
+          <w:rStyle w:val="DataTypeTok"/>
+        </w:rPr>
+        <w:t>"userPasswd"</w:t>
+      </w:r>
+      <w:r>
+        <w:rPr>
+          <w:rStyle w:val="FunctionTok"/>
+        </w:rPr>
+        <w:t>:</w:t>
+      </w:r>
+      <w:r>
+        <w:rPr>
+          <w:rStyle w:val="NormalTok"/>
+        </w:rPr>
+        <w:t xml:space="preserve"> </w:t>
+      </w:r>
+      <w:r>
+        <w:rPr>
+          <w:rStyle w:val="StringTok"/>
+        </w:rPr>
+        <w:t>"&lt;mot_de_passe_ndfc&gt;"</w:t>
+      </w:r>
+      <w:r>
+        <w:rPr/>
+        <w:br/>
+      </w:r>
+      <w:r>
+        <w:rPr>
+          <w:rStyle w:val="FunctionTok"/>
+        </w:rPr>
+        <w:t>}</w:t>
       </w:r>
     </w:p>
     <w:p>
@@ -1643,82 +1956,18 @@
       </w:pPr>
       <w:r>
         <w:rPr/>
-        <w:t xml:space="preserve">Le script est écrit en Python 3.14. Assurez-vous d’avoir </w:t>
-      </w:r>
-      <w:r>
-        <w:rPr>
-          <w:rStyle w:val="VerbatimChar"/>
-        </w:rPr>
-        <w:t>pip</w:t>
-      </w:r>
-      <w:r>
-        <w:rPr/>
-        <w:t xml:space="preserve"> installé. 1. Placez-vous à la racine du projet. 2. Initialisez un environnement virtuel :</w:t>
-      </w:r>
-    </w:p>
-    <w:p>
-      <w:pPr>
-        <w:pStyle w:val="SourceCode"/>
-        <w:rPr/>
-      </w:pPr>
-      <w:r>
-        <w:rPr>
-          <w:rStyle w:val="ExtensionTok"/>
-        </w:rPr>
-        <w:t>python</w:t>
-      </w:r>
-      <w:r>
-        <w:rPr>
-          <w:rStyle w:val="NormalTok"/>
-        </w:rPr>
-        <w:t xml:space="preserve"> </w:t>
-      </w:r>
-      <w:r>
-        <w:rPr>
-          <w:rStyle w:val="AttributeTok"/>
-        </w:rPr>
-        <w:t>-m</w:t>
-      </w:r>
-      <w:r>
-        <w:rPr>
-          <w:rStyle w:val="NormalTok"/>
-        </w:rPr>
-        <w:t xml:space="preserve"> venv .venv</w:t>
-      </w:r>
-    </w:p>
-    <w:p>
-      <w:pPr>
-        <w:pStyle w:val="Compact"/>
-        <w:numPr>
-          <w:ilvl w:val="0"/>
-          <w:numId w:val="18"/>
-        </w:numPr>
-        <w:rPr/>
-      </w:pPr>
-      <w:r>
-        <w:rPr/>
-        <w:t>Démarrez l’environnement virtuel.</w:t>
-      </w:r>
-    </w:p>
-    <w:p>
-      <w:pPr>
-        <w:pStyle w:val="FirstParagraph"/>
-        <w:rPr/>
-      </w:pPr>
-      <w:r>
-        <w:rPr/>
-        <w:t xml:space="preserve">Sur </w:t>
+        <w:t xml:space="preserve">NDFC répondra avec un </w:t>
       </w:r>
       <w:r>
         <w:rPr>
           <w:b/>
           <w:bCs/>
         </w:rPr>
-        <w:t>Windows</w:t>
-      </w:r>
-      <w:r>
-        <w:rPr/>
-        <w:t xml:space="preserve"> :</w:t>
+        <w:t>jwttoken</w:t>
+      </w:r>
+      <w:r>
+        <w:rPr/>
+        <w:t xml:space="preserve"> qu’il faudra inclure à chaque requête dans un header de la forme</w:t>
       </w:r>
     </w:p>
     <w:p>
@@ -1728,33 +1977,53 @@
       </w:pPr>
       <w:r>
         <w:rPr>
-          <w:rStyle w:val="OperatorTok"/>
-        </w:rPr>
-        <w:t>.</w:t>
-      </w:r>
-      <w:r>
-        <w:rPr>
           <w:rStyle w:val="FunctionTok"/>
         </w:rPr>
-        <w:t>venv</w:t>
-      </w:r>
-      <w:r>
-        <w:rPr>
-          <w:rStyle w:val="NormalTok"/>
-        </w:rPr>
-        <w:t>\Scripts\activate</w:t>
-      </w:r>
-      <w:r>
-        <w:rPr>
-          <w:rStyle w:val="OperatorTok"/>
-        </w:rPr>
-        <w:t>.</w:t>
+        <w:t>{</w:t>
+      </w:r>
+      <w:r>
+        <w:rPr/>
+        <w:br/>
+      </w:r>
+      <w:r>
+        <w:rPr>
+          <w:rStyle w:val="NormalTok"/>
+        </w:rPr>
+        <w:t xml:space="preserve">    </w:t>
+      </w:r>
+      <w:r>
+        <w:rPr>
+          <w:rStyle w:val="DataTypeTok"/>
+        </w:rPr>
+        <w:t>"Authorization"</w:t>
       </w:r>
       <w:r>
         <w:rPr>
           <w:rStyle w:val="FunctionTok"/>
         </w:rPr>
-        <w:t>ps1</w:t>
+        <w:t>:</w:t>
+      </w:r>
+      <w:r>
+        <w:rPr>
+          <w:rStyle w:val="NormalTok"/>
+        </w:rPr>
+        <w:t xml:space="preserve"> </w:t>
+      </w:r>
+      <w:r>
+        <w:rPr>
+          <w:rStyle w:val="StringTok"/>
+        </w:rPr>
+        <w:t>"Bearer &lt;jwttoken&gt;"</w:t>
+      </w:r>
+      <w:r>
+        <w:rPr/>
+        <w:br/>
+      </w:r>
+      <w:r>
+        <w:rPr>
+          <w:rStyle w:val="FunctionTok"/>
+        </w:rPr>
+        <w:t>}</w:t>
       </w:r>
     </w:p>
     <w:p>
@@ -1764,1236 +2033,23 @@
       </w:pPr>
       <w:r>
         <w:rPr/>
-        <w:t xml:space="preserve">Sur </w:t>
-      </w:r>
-      <w:r>
-        <w:rPr>
-          <w:b/>
-          <w:bCs/>
-        </w:rPr>
-        <w:t>Linux</w:t>
-      </w:r>
-      <w:r>
-        <w:rPr/>
-        <w:t xml:space="preserve"> ou </w:t>
-      </w:r>
-      <w:r>
-        <w:rPr>
-          <w:b/>
-          <w:bCs/>
-        </w:rPr>
-        <w:t>macOS</w:t>
-      </w:r>
-      <w:r>
-        <w:rPr/>
-        <w:t xml:space="preserve"> :</w:t>
-      </w:r>
-    </w:p>
-    <w:p>
-      <w:pPr>
-        <w:pStyle w:val="SourceCode"/>
-        <w:rPr/>
-      </w:pPr>
-      <w:r>
-        <w:rPr>
-          <w:rStyle w:val="BuiltInTok"/>
-        </w:rPr>
-        <w:t>source</w:t>
-      </w:r>
-      <w:r>
-        <w:rPr>
-          <w:rStyle w:val="NormalTok"/>
-        </w:rPr>
-        <w:t xml:space="preserve"> .venv/bin/activate</w:t>
-      </w:r>
-    </w:p>
-    <w:p>
-      <w:pPr>
-        <w:pStyle w:val="Compact"/>
-        <w:numPr>
-          <w:ilvl w:val="0"/>
-          <w:numId w:val="19"/>
-        </w:numPr>
-        <w:rPr/>
-      </w:pPr>
-      <w:r>
-        <w:rPr/>
-        <w:t>Installez les dépendances :</w:t>
-      </w:r>
-    </w:p>
-    <w:p>
-      <w:pPr>
-        <w:pStyle w:val="SourceCode"/>
-        <w:rPr/>
-      </w:pPr>
-      <w:r>
-        <w:rPr>
-          <w:rStyle w:val="ExtensionTok"/>
-        </w:rPr>
-        <w:t>python</w:t>
-      </w:r>
-      <w:r>
-        <w:rPr>
-          <w:rStyle w:val="NormalTok"/>
-        </w:rPr>
-        <w:t xml:space="preserve"> </w:t>
-      </w:r>
-      <w:r>
-        <w:rPr>
-          <w:rStyle w:val="AttributeTok"/>
-        </w:rPr>
-        <w:t>-m</w:t>
-      </w:r>
-      <w:r>
-        <w:rPr>
-          <w:rStyle w:val="NormalTok"/>
-        </w:rPr>
-        <w:t xml:space="preserve"> pip install </w:t>
-      </w:r>
-      <w:r>
-        <w:rPr>
-          <w:rStyle w:val="AttributeTok"/>
-        </w:rPr>
-        <w:t>-e</w:t>
-      </w:r>
-      <w:r>
-        <w:rPr>
-          <w:rStyle w:val="NormalTok"/>
-        </w:rPr>
-        <w:t xml:space="preserve"> .</w:t>
-      </w:r>
-      <w:bookmarkEnd w:id="13"/>
-    </w:p>
-    <w:p>
-      <w:pPr>
-        <w:pStyle w:val="Heading2"/>
-        <w:rPr/>
-      </w:pPr>
-      <w:bookmarkStart w:id="14" w:name="utilisation-courante"/>
-      <w:r>
-        <w:rPr/>
-        <w:t>Utilisation courante</w:t>
-      </w:r>
-    </w:p>
-    <w:p>
-      <w:pPr>
-        <w:pStyle w:val="FirstParagraph"/>
-        <w:rPr/>
-      </w:pPr>
-      <w:r>
-        <w:rPr/>
-        <w:t xml:space="preserve">Avant toute chose, assurez-vous : 1. D’avoir </w:t>
-      </w:r>
-      <w:r>
-        <w:rPr>
-          <w:b/>
-          <w:bCs/>
-        </w:rPr>
-        <w:t>démarré votre environnement virtuel Python</w:t>
-      </w:r>
-      <w:r>
-        <w:rPr/>
-        <w:t xml:space="preserve">. 2. D’avoir un fichier </w:t>
-      </w:r>
-      <w:r>
-        <w:rPr>
-          <w:rStyle w:val="VerbatimChar"/>
-        </w:rPr>
-        <w:t>.env</w:t>
-      </w:r>
-      <w:r>
-        <w:rPr/>
-        <w:t xml:space="preserve"> à la racine du projet contenant les identifiants des switchs à contacter :</w:t>
-      </w:r>
-    </w:p>
-    <w:p>
-      <w:pPr>
-        <w:pStyle w:val="SourceCode"/>
-        <w:rPr/>
-      </w:pPr>
-      <w:r>
-        <w:rPr>
-          <w:rStyle w:val="VerbatimChar"/>
-        </w:rPr>
-        <w:t>SWITCH_USER_ID="nom_d_utilisateur"</w:t>
-      </w:r>
-      <w:r>
-        <w:rPr/>
-        <w:br/>
-      </w:r>
-      <w:r>
-        <w:rPr>
-          <w:rStyle w:val="VerbatimChar"/>
-        </w:rPr>
-        <w:t>SWITCH_PASSWORD="mot_de_passe"</w:t>
-      </w:r>
-    </w:p>
-    <w:p>
-      <w:pPr>
-        <w:pStyle w:val="FirstParagraph"/>
-        <w:rPr/>
-      </w:pPr>
-      <w:r>
-        <w:rPr/>
-        <w:t>Vous pourrez ensuite lancer le programme avec :</w:t>
-      </w:r>
-    </w:p>
-    <w:p>
-      <w:pPr>
-        <w:pStyle w:val="SourceCode"/>
-        <w:rPr/>
-      </w:pPr>
-      <w:r>
-        <w:rPr>
-          <w:rStyle w:val="VerbatimChar"/>
-        </w:rPr>
-        <w:t>python main.py -h</w:t>
-      </w:r>
-    </w:p>
-    <w:p>
-      <w:pPr>
-        <w:pStyle w:val="FirstParagraph"/>
-        <w:rPr/>
-      </w:pPr>
-      <w:r>
-        <w:rPr/>
-        <w:t>Vous aurez le manuel qui s’affiche, avec les différents arguments.</w:t>
-      </w:r>
-    </w:p>
-    <w:p>
-      <w:pPr>
-        <w:pStyle w:val="SourceCode"/>
-        <w:rPr/>
-      </w:pPr>
-      <w:r>
-        <w:rPr>
-          <w:rStyle w:val="VerbatimChar"/>
-        </w:rPr>
-        <w:t>usage: main.py [-h] [--unused_ports N] [--half_duplex]</w:t>
-      </w:r>
-      <w:r>
-        <w:rPr/>
-        <w:br/>
-      </w:r>
-      <w:r>
-        <w:rPr>
-          <w:rStyle w:val="VerbatimChar"/>
-        </w:rPr>
-        <w:t xml:space="preserve">               [--check_transceiver {WARN,ALERT}]</w:t>
-      </w:r>
-      <w:r>
-        <w:rPr/>
-        <w:br/>
-      </w:r>
-      <w:r>
-        <w:rPr>
-          <w:rStyle w:val="VerbatimChar"/>
-        </w:rPr>
-        <w:t xml:space="preserve">               [--CRC critical_delta reference_directory_path]</w:t>
-      </w:r>
-      <w:r>
-        <w:rPr/>
-        <w:br/>
-      </w:r>
-      <w:r>
-        <w:rPr>
-          <w:rStyle w:val="VerbatimChar"/>
-        </w:rPr>
-        <w:t xml:space="preserve">               [--demo_path demo_directory_path]</w:t>
-      </w:r>
-      <w:r>
-        <w:rPr/>
-        <w:br/>
-      </w:r>
-      <w:r>
-        <w:rPr>
-          <w:rStyle w:val="VerbatimChar"/>
-        </w:rPr>
-        <w:t xml:space="preserve">               switch_ip_list log_dir_path result_dir_path</w:t>
-      </w:r>
-      <w:r>
-        <w:rPr/>
-        <w:br/>
-        <w:br/>
-      </w:r>
-      <w:r>
-        <w:rPr>
-          <w:rStyle w:val="VerbatimChar"/>
-        </w:rPr>
-        <w:t>A program to maintain Cisco switched through NX-API calls</w:t>
-      </w:r>
-      <w:r>
-        <w:rPr/>
-        <w:br/>
-        <w:br/>
-      </w:r>
-      <w:r>
-        <w:rPr>
-          <w:rStyle w:val="VerbatimChar"/>
-        </w:rPr>
-        <w:t>positional arguments:</w:t>
-      </w:r>
-      <w:r>
-        <w:rPr/>
-        <w:br/>
-      </w:r>
-      <w:r>
-        <w:rPr>
-          <w:rStyle w:val="VerbatimChar"/>
-        </w:rPr>
-        <w:t xml:space="preserve">  switch_ip_list        The file containing all the switch ips (separated by a</w:t>
-      </w:r>
-      <w:r>
-        <w:rPr/>
-        <w:br/>
-      </w:r>
-      <w:r>
-        <w:rPr>
-          <w:rStyle w:val="VerbatimChar"/>
-        </w:rPr>
-        <w:t xml:space="preserve">                        newline)</w:t>
-      </w:r>
-      <w:r>
-        <w:rPr/>
-        <w:br/>
-      </w:r>
-      <w:r>
-        <w:rPr>
-          <w:rStyle w:val="VerbatimChar"/>
-        </w:rPr>
-        <w:t xml:space="preserve">  log_dir_path          The directory on where to store logs of the program</w:t>
-      </w:r>
-      <w:r>
-        <w:rPr/>
-        <w:br/>
-      </w:r>
-      <w:r>
-        <w:rPr>
-          <w:rStyle w:val="VerbatimChar"/>
-        </w:rPr>
-        <w:t xml:space="preserve">  result_dir_path       The directory on where to store results of the program</w:t>
-      </w:r>
-      <w:r>
-        <w:rPr/>
-        <w:br/>
-        <w:br/>
-      </w:r>
-      <w:r>
-        <w:rPr>
-          <w:rStyle w:val="VerbatimChar"/>
-        </w:rPr>
-        <w:t>options:</w:t>
-      </w:r>
-      <w:r>
-        <w:rPr/>
-        <w:br/>
-      </w:r>
-      <w:r>
-        <w:rPr>
-          <w:rStyle w:val="VerbatimChar"/>
-        </w:rPr>
-        <w:t xml:space="preserve">  -h, --help            show this help message and exit</w:t>
-      </w:r>
-      <w:r>
-        <w:rPr/>
-        <w:br/>
-      </w:r>
-      <w:r>
-        <w:rPr>
-          <w:rStyle w:val="VerbatimChar"/>
-        </w:rPr>
-        <w:t xml:space="preserve">  --unused_ports N      Check for DOWN ports unused since N days</w:t>
-      </w:r>
-      <w:r>
-        <w:rPr/>
-        <w:br/>
-      </w:r>
-      <w:r>
-        <w:rPr>
-          <w:rStyle w:val="VerbatimChar"/>
-        </w:rPr>
-        <w:t xml:space="preserve">  --half_duplex         Check for interfaces running in half duplex mode</w:t>
-      </w:r>
-      <w:r>
-        <w:rPr/>
-        <w:br/>
-      </w:r>
-      <w:r>
-        <w:rPr>
-          <w:rStyle w:val="VerbatimChar"/>
-        </w:rPr>
-        <w:t xml:space="preserve">  --check_transceivers {WARN,ALERT}</w:t>
-      </w:r>
-      <w:r>
-        <w:rPr/>
-        <w:br/>
-      </w:r>
-      <w:r>
-        <w:rPr>
-          <w:rStyle w:val="VerbatimChar"/>
-        </w:rPr>
-        <w:t xml:space="preserve">                        Check transceivers hardware and notify for issues</w:t>
-      </w:r>
-      <w:r>
-        <w:rPr/>
-        <w:br/>
-      </w:r>
-      <w:r>
-        <w:rPr>
-          <w:rStyle w:val="VerbatimChar"/>
-        </w:rPr>
-        <w:t xml:space="preserve">                        higher or equal to specified level</w:t>
-      </w:r>
-      <w:r>
-        <w:rPr/>
-        <w:br/>
-      </w:r>
-      <w:r>
-        <w:rPr>
-          <w:rStyle w:val="VerbatimChar"/>
-        </w:rPr>
-        <w:t xml:space="preserve">  --CRC critical_delta reference_directory_path</w:t>
-      </w:r>
-      <w:r>
-        <w:rPr/>
-        <w:br/>
-      </w:r>
-      <w:r>
-        <w:rPr>
-          <w:rStyle w:val="VerbatimChar"/>
-        </w:rPr>
-        <w:t xml:space="preserve">                        Check for additional cRC and Align errors according to</w:t>
-      </w:r>
-      <w:r>
-        <w:rPr/>
-        <w:br/>
-      </w:r>
-      <w:r>
-        <w:rPr>
-          <w:rStyle w:val="VerbatimChar"/>
-        </w:rPr>
-        <w:t xml:space="preserve">                        the reference directory</w:t>
-      </w:r>
-      <w:r>
-        <w:rPr/>
-        <w:br/>
-      </w:r>
-      <w:r>
-        <w:rPr>
-          <w:rStyle w:val="VerbatimChar"/>
-        </w:rPr>
-        <w:t xml:space="preserve">  --demo_path demo_directory_path</w:t>
-      </w:r>
-      <w:r>
-        <w:rPr/>
-        <w:br/>
-      </w:r>
-      <w:r>
-        <w:rPr>
-          <w:rStyle w:val="VerbatimChar"/>
-        </w:rPr>
-        <w:t xml:space="preserve">                        Enable demo and read local files instead of switch</w:t>
-      </w:r>
-      <w:r>
-        <w:rPr/>
-        <w:br/>
-      </w:r>
-      <w:r>
-        <w:rPr>
-          <w:rStyle w:val="VerbatimChar"/>
-        </w:rPr>
-        <w:t xml:space="preserve">                        API. For testing purposes only.</w:t>
-      </w:r>
-    </w:p>
-    <w:p>
-      <w:pPr>
-        <w:pStyle w:val="Heading3"/>
-        <w:rPr/>
-      </w:pPr>
-      <w:bookmarkStart w:id="15" w:name="arguments"/>
-      <w:r>
-        <w:rPr/>
-        <w:t>Arguments</w:t>
-      </w:r>
-    </w:p>
-    <w:p>
-      <w:pPr>
-        <w:pStyle w:val="Heading4"/>
-        <w:rPr/>
-      </w:pPr>
-      <w:bookmarkStart w:id="16" w:name="obligatoires"/>
-      <w:r>
-        <w:rPr/>
-        <w:t>Obligatoires</w:t>
-      </w:r>
-    </w:p>
-    <w:p>
-      <w:pPr>
-        <w:pStyle w:val="Compact"/>
-        <w:numPr>
-          <w:ilvl w:val="0"/>
-          <w:numId w:val="3"/>
-        </w:numPr>
-        <w:rPr/>
-      </w:pPr>
-      <w:r>
-        <w:rPr>
-          <w:rStyle w:val="VerbatimChar"/>
-        </w:rPr>
-        <w:t>switch_ip_list</w:t>
-      </w:r>
-      <w:r>
-        <w:rPr/>
-        <w:t>: La liste des adresses IP des switchs à monitorer, séparée par une nouvelle ligne.</w:t>
-      </w:r>
-    </w:p>
-    <w:p>
-      <w:pPr>
-        <w:pStyle w:val="Compact"/>
-        <w:numPr>
-          <w:ilvl w:val="0"/>
-          <w:numId w:val="3"/>
-        </w:numPr>
-        <w:rPr/>
-      </w:pPr>
-      <w:r>
-        <w:rPr>
-          <w:rStyle w:val="VerbatimChar"/>
-        </w:rPr>
-        <w:t>log_dir_path</w:t>
-      </w:r>
-      <w:r>
-        <w:rPr/>
-        <w:t>: Le chemin d’accès du répertoire dans lequel stocker les fichiers de logs.</w:t>
-      </w:r>
-    </w:p>
-    <w:p>
-      <w:pPr>
-        <w:pStyle w:val="Compact"/>
-        <w:numPr>
-          <w:ilvl w:val="0"/>
-          <w:numId w:val="3"/>
-        </w:numPr>
-        <w:rPr/>
-      </w:pPr>
-      <w:r>
-        <w:rPr>
-          <w:rStyle w:val="VerbatimChar"/>
-        </w:rPr>
-        <w:t>result_dir_path</w:t>
-      </w:r>
-      <w:r>
-        <w:rPr/>
-        <w:t>: Le chemin du répertoire dans lequel stocker les fichiers de résultats pour les interventions.</w:t>
-      </w:r>
-      <w:bookmarkEnd w:id="16"/>
-    </w:p>
-    <w:p>
-      <w:pPr>
-        <w:pStyle w:val="Heading4"/>
-        <w:rPr/>
-      </w:pPr>
-      <w:bookmarkStart w:id="17" w:name="optionnels"/>
-      <w:r>
-        <w:rPr/>
-        <w:t>Optionnels</w:t>
-      </w:r>
-    </w:p>
-    <w:p>
-      <w:pPr>
-        <w:pStyle w:val="Compact"/>
-        <w:numPr>
-          <w:ilvl w:val="0"/>
-          <w:numId w:val="3"/>
-        </w:numPr>
-        <w:rPr/>
-      </w:pPr>
-      <w:r>
-        <w:rPr>
-          <w:rStyle w:val="VerbatimChar"/>
-        </w:rPr>
-        <w:t>--unused_ports N</w:t>
-      </w:r>
-      <w:r>
-        <w:rPr/>
-        <w:t xml:space="preserve">: Vérifie l’existence de ports </w:t>
-      </w:r>
-      <w:r>
-        <w:rPr>
-          <w:b/>
-          <w:bCs/>
-        </w:rPr>
-        <w:t>DOWN</w:t>
-      </w:r>
-      <w:r>
-        <w:rPr/>
-        <w:t xml:space="preserve"> qui ne sont pas administrativement down depuis plus de </w:t>
-      </w:r>
-      <w:r>
-        <w:rPr>
-          <w:rStyle w:val="VerbatimChar"/>
-        </w:rPr>
-        <w:t>N</w:t>
-      </w:r>
-      <w:r>
-        <w:rPr/>
-        <w:t xml:space="preserve"> jours.</w:t>
-      </w:r>
-    </w:p>
-    <w:p>
-      <w:pPr>
-        <w:pStyle w:val="Compact"/>
-        <w:numPr>
-          <w:ilvl w:val="0"/>
-          <w:numId w:val="3"/>
-        </w:numPr>
-        <w:rPr/>
-      </w:pPr>
-      <w:r>
-        <w:rPr>
-          <w:rStyle w:val="VerbatimChar"/>
-        </w:rPr>
-        <w:t>--half_duplex</w:t>
-      </w:r>
-      <w:r>
-        <w:rPr/>
-        <w:t xml:space="preserve">: Vérifie l’existence d’interfaces </w:t>
-      </w:r>
-      <w:r>
-        <w:rPr>
-          <w:b/>
-          <w:bCs/>
-        </w:rPr>
-        <w:t>UP</w:t>
-      </w:r>
-      <w:r>
-        <w:rPr/>
-        <w:t xml:space="preserve"> qui fonctionnent en half-duplex (au lieu de full-duplex).</w:t>
-      </w:r>
-    </w:p>
-    <w:p>
-      <w:pPr>
-        <w:pStyle w:val="Compact"/>
-        <w:numPr>
-          <w:ilvl w:val="0"/>
-          <w:numId w:val="3"/>
-        </w:numPr>
-        <w:rPr/>
-      </w:pPr>
-      <w:r>
-        <w:rPr>
-          <w:rStyle w:val="VerbatimChar"/>
-        </w:rPr>
-        <w:t>--check_transceivers {WARN, ALERT}</w:t>
-      </w:r>
-      <w:r>
-        <w:rPr/>
-        <w:t>: Vérifie l’état matériel des transceivers et renvoie les erreurs satisfaisant au moins le niveau spécifié (</w:t>
-      </w:r>
-      <w:r>
-        <w:rPr>
-          <w:rStyle w:val="VerbatimChar"/>
-        </w:rPr>
-        <w:t>WARN</w:t>
-      </w:r>
-      <w:r>
-        <w:rPr/>
-        <w:t xml:space="preserve"> ou </w:t>
-      </w:r>
-      <w:r>
-        <w:rPr>
-          <w:rStyle w:val="VerbatimChar"/>
-        </w:rPr>
-        <w:t>ALERT</w:t>
-      </w:r>
-      <w:r>
-        <w:rPr/>
-        <w:t>).</w:t>
-      </w:r>
-    </w:p>
-    <w:p>
-      <w:pPr>
-        <w:pStyle w:val="Compact"/>
-        <w:numPr>
-          <w:ilvl w:val="0"/>
-          <w:numId w:val="3"/>
-        </w:numPr>
-        <w:rPr/>
-      </w:pPr>
-      <w:r>
-        <w:rPr>
-          <w:rStyle w:val="VerbatimChar"/>
-        </w:rPr>
-        <w:t>--CRC critical_delta reference_directory_path</w:t>
-      </w:r>
-      <w:r>
-        <w:rPr/>
-        <w:t xml:space="preserve">: Contrôle les statistiques CRC des interfaces par rapport au dossier de référence </w:t>
-      </w:r>
-      <w:r>
-        <w:rPr>
-          <w:rStyle w:val="VerbatimChar"/>
-        </w:rPr>
-        <w:t>reference_directory_path</w:t>
-      </w:r>
-      <w:r>
-        <w:rPr/>
-        <w:t xml:space="preserve"> spécifié. Affiche des erreurs </w:t>
-      </w:r>
-      <w:r>
-        <w:rPr>
-          <w:b/>
-          <w:bCs/>
-        </w:rPr>
-        <w:t>CRITICAL</w:t>
-      </w:r>
-      <w:r>
-        <w:rPr/>
-        <w:t xml:space="preserve"> si les compteurs ont augmenté d’au moins </w:t>
-      </w:r>
-      <w:r>
-        <w:rPr>
-          <w:rStyle w:val="VerbatimChar"/>
-        </w:rPr>
-        <w:t>critical_delta</w:t>
-      </w:r>
-      <w:r>
-        <w:rPr/>
-        <w:t>.</w:t>
-      </w:r>
-    </w:p>
-    <w:p>
-      <w:pPr>
-        <w:pStyle w:val="Compact"/>
-        <w:numPr>
-          <w:ilvl w:val="0"/>
-          <w:numId w:val="3"/>
-        </w:numPr>
-        <w:rPr/>
-      </w:pPr>
-      <w:r>
-        <w:rPr>
-          <w:rStyle w:val="VerbatimChar"/>
-        </w:rPr>
-        <w:t>--demo_path demo_directory_path</w:t>
-      </w:r>
-      <w:r>
-        <w:rPr/>
-        <w:t xml:space="preserve">: Pour réaliser des tests, vérifie les valeurs renseignées dans le </w:t>
-      </w:r>
-      <w:r>
-        <w:rPr>
-          <w:rStyle w:val="VerbatimChar"/>
-        </w:rPr>
-        <w:t>demo_directory_path</w:t>
-      </w:r>
-      <w:r>
-        <w:rPr/>
-        <w:t xml:space="preserve"> plutôt que de s’adresser aux switchs.</w:t>
-      </w:r>
-    </w:p>
-    <w:p>
-      <w:pPr>
-        <w:pStyle w:val="FirstParagraph"/>
-        <w:rPr/>
-      </w:pPr>
-      <w:r>
-        <w:rPr/>
-        <w:t xml:space="preserve">Note d’utilisation: le dossier </w:t>
-      </w:r>
-      <w:r>
-        <w:rPr>
-          <w:rStyle w:val="VerbatimChar"/>
-        </w:rPr>
-        <w:t>references_data/</w:t>
-      </w:r>
-      <w:r>
-        <w:rPr/>
-        <w:t xml:space="preserve"> est utilisé pour le contrôle CRC et </w:t>
-      </w:r>
-      <w:r>
-        <w:rPr>
-          <w:b/>
-          <w:bCs/>
-        </w:rPr>
-        <w:t>est généré et mis à jour automatiquement</w:t>
-      </w:r>
-      <w:r>
-        <w:rPr/>
-        <w:t xml:space="preserve"> par le script lorsque vous exécutez le contrôle avec </w:t>
-      </w:r>
-      <w:r>
-        <w:rPr>
-          <w:rStyle w:val="VerbatimChar"/>
-        </w:rPr>
-        <w:t>--CRC</w:t>
-      </w:r>
-      <w:r>
-        <w:rPr/>
-        <w:t>. Il contient des fichiers JSON de référence nommés par adresse IP de switch.</w:t>
-      </w:r>
-      <w:bookmarkEnd w:id="15"/>
-      <w:bookmarkEnd w:id="17"/>
-    </w:p>
-    <w:p>
-      <w:pPr>
-        <w:pStyle w:val="Heading3"/>
-        <w:rPr/>
-      </w:pPr>
-      <w:bookmarkStart w:id="18" w:name="exemple-doutput"/>
-      <w:r>
-        <w:rPr/>
-        <w:t>Exemple d’output</w:t>
-      </w:r>
-    </w:p>
-    <w:p>
-      <w:pPr>
-        <w:pStyle w:val="FirstParagraph"/>
-        <w:rPr/>
-      </w:pPr>
-      <w:r>
-        <w:rPr/>
-        <w:t>On exécute le programme avec</w:t>
-      </w:r>
-    </w:p>
-    <w:p>
-      <w:pPr>
-        <w:pStyle w:val="SourceCode"/>
-        <w:rPr/>
-      </w:pPr>
-      <w:r>
-        <w:rPr>
-          <w:rStyle w:val="ExtensionTok"/>
-        </w:rPr>
-        <w:t>python</w:t>
-      </w:r>
-      <w:r>
-        <w:rPr>
-          <w:rStyle w:val="NormalTok"/>
-        </w:rPr>
-        <w:t xml:space="preserve"> main.py switch_ips.txt outputs/logs/ outputs/results/ </w:t>
-      </w:r>
-      <w:r>
-        <w:rPr>
-          <w:rStyle w:val="AttributeTok"/>
-        </w:rPr>
-        <w:t>--unused_ports</w:t>
-      </w:r>
-      <w:r>
-        <w:rPr>
-          <w:rStyle w:val="NormalTok"/>
-        </w:rPr>
-        <w:t xml:space="preserve"> 90 </w:t>
-      </w:r>
-      <w:r>
-        <w:rPr>
-          <w:rStyle w:val="AttributeTok"/>
-        </w:rPr>
-        <w:t>--check_transceivers</w:t>
-      </w:r>
-      <w:r>
-        <w:rPr>
-          <w:rStyle w:val="NormalTok"/>
-        </w:rPr>
-        <w:t xml:space="preserve"> WARN </w:t>
-      </w:r>
-      <w:r>
-        <w:rPr>
-          <w:rStyle w:val="AttributeTok"/>
-        </w:rPr>
-        <w:t>--half_duplex</w:t>
-      </w:r>
-      <w:r>
-        <w:rPr>
-          <w:rStyle w:val="NormalTok"/>
-        </w:rPr>
-        <w:t xml:space="preserve"> </w:t>
-      </w:r>
-      <w:r>
-        <w:rPr>
-          <w:rStyle w:val="AttributeTok"/>
-        </w:rPr>
-        <w:t>--CRC</w:t>
-      </w:r>
-      <w:r>
-        <w:rPr>
-          <w:rStyle w:val="NormalTok"/>
-        </w:rPr>
-        <w:t xml:space="preserve"> 5 references_data/</w:t>
-      </w:r>
-    </w:p>
-    <w:p>
-      <w:pPr>
-        <w:pStyle w:val="FirstParagraph"/>
-        <w:rPr/>
-      </w:pPr>
-      <w:r>
-        <w:rPr/>
-        <w:t>On obtient le résultat suivant:</w:t>
-      </w:r>
-    </w:p>
-    <w:p>
-      <w:pPr>
-        <w:pStyle w:val="SourceCode"/>
-        <w:rPr/>
-      </w:pPr>
-      <w:r>
-        <w:rPr>
-          <w:rStyle w:val="VerbatimChar"/>
-        </w:rPr>
-        <w:t>=============[ Switch: hostname (10.10.10.1) ]=============</w:t>
-      </w:r>
-      <w:r>
-        <w:rPr/>
-        <w:br/>
-        <w:br/>
-      </w:r>
-      <w:r>
-        <w:rPr>
-          <w:rStyle w:val="VerbatimChar"/>
-        </w:rPr>
-        <w:t>&gt; The following ports are unused since 90 days</w:t>
-      </w:r>
-      <w:r>
-        <w:rPr/>
-        <w:br/>
-      </w:r>
-      <w:r>
-        <w:rPr>
-          <w:rStyle w:val="VerbatimChar"/>
-        </w:rPr>
-        <w:t xml:space="preserve">    - eth1/97</w:t>
-      </w:r>
-      <w:r>
-        <w:rPr/>
-        <w:br/>
-      </w:r>
-      <w:r>
-        <w:rPr>
-          <w:rStyle w:val="VerbatimChar"/>
-        </w:rPr>
-        <w:t>Consider unplugging or disabling them to not be notified again.</w:t>
-      </w:r>
-      <w:r>
-        <w:rPr/>
-        <w:br/>
-        <w:br/>
-      </w:r>
-      <w:r>
-        <w:rPr>
-          <w:rStyle w:val="VerbatimChar"/>
-        </w:rPr>
-        <w:t>&gt; CRITICAL: The following interfaces are running in half duplex</w:t>
-      </w:r>
-      <w:r>
-        <w:rPr/>
-        <w:br/>
-      </w:r>
-      <w:r>
-        <w:rPr>
-          <w:rStyle w:val="VerbatimChar"/>
-        </w:rPr>
-        <w:t xml:space="preserve">    - eth1/107</w:t>
-      </w:r>
-      <w:r>
-        <w:rPr/>
-        <w:br/>
-        <w:br/>
-      </w:r>
-      <w:r>
-        <w:rPr>
-          <w:rStyle w:val="VerbatimChar"/>
-        </w:rPr>
-        <w:t>&gt; The following transceivers show hardware issues:</w:t>
-      </w:r>
-      <w:r>
-        <w:rPr/>
-        <w:br/>
-      </w:r>
-      <w:r>
-        <w:rPr>
-          <w:rStyle w:val="VerbatimChar"/>
-        </w:rPr>
-        <w:t xml:space="preserve">    - Interface: Ethernet1/2</w:t>
-      </w:r>
-      <w:r>
-        <w:rPr/>
-        <w:br/>
-      </w:r>
-      <w:r>
-        <w:rPr>
-          <w:rStyle w:val="VerbatimChar"/>
-        </w:rPr>
-        <w:t xml:space="preserve">        + ALERT: Transceiver current exceeded the threshold ! (0.0 &lt; 2.0)</w:t>
-      </w:r>
-      <w:r>
-        <w:rPr/>
-        <w:br/>
-      </w:r>
-      <w:r>
-        <w:rPr>
-          <w:rStyle w:val="VerbatimChar"/>
-        </w:rPr>
-        <w:t xml:space="preserve">        + CRITICAL: Lane 1 is not plugged in !!!</w:t>
-      </w:r>
-      <w:r>
-        <w:rPr/>
-        <w:br/>
-      </w:r>
-      <w:r>
-        <w:rPr>
-          <w:rStyle w:val="VerbatimChar"/>
-        </w:rPr>
-        <w:t xml:space="preserve">        + CRITICAL: Lane 2 is not plugged in !!!</w:t>
-      </w:r>
-      <w:r>
-        <w:rPr/>
-        <w:br/>
-      </w:r>
-      <w:r>
-        <w:rPr>
-          <w:rStyle w:val="VerbatimChar"/>
-        </w:rPr>
-        <w:t xml:space="preserve">        + CRITICAL: Lane 3 is not plugged in !!!</w:t>
-      </w:r>
-      <w:r>
-        <w:rPr/>
-        <w:br/>
-      </w:r>
-      <w:r>
-        <w:rPr>
-          <w:rStyle w:val="VerbatimChar"/>
-        </w:rPr>
-        <w:t xml:space="preserve">        + CRITICAL: Lane 4 is not plugged in !!!</w:t>
-      </w:r>
-      <w:r>
-        <w:rPr/>
-        <w:br/>
-        <w:br/>
-      </w:r>
-      <w:r>
-        <w:rPr>
-          <w:rStyle w:val="VerbatimChar"/>
-        </w:rPr>
-        <w:t xml:space="preserve">    - Interface: Ethernet1/3</w:t>
-      </w:r>
-      <w:r>
-        <w:rPr/>
-        <w:br/>
-      </w:r>
-      <w:r>
-        <w:rPr>
-          <w:rStyle w:val="VerbatimChar"/>
-        </w:rPr>
-        <w:t xml:space="preserve">        + ALERT: Transceiver temperature exceeded the threshold ! (67.0°C &gt; 65.0°C)</w:t>
-      </w:r>
-      <w:r>
-        <w:rPr/>
-        <w:br/>
-      </w:r>
-      <w:r>
-        <w:rPr>
-          <w:rStyle w:val="VerbatimChar"/>
-        </w:rPr>
-        <w:t xml:space="preserve">        + ALERT: Transceiver current exceeded the threshold ! (0.0 &lt; 2.0)</w:t>
-      </w:r>
-      <w:r>
-        <w:rPr/>
-        <w:br/>
-      </w:r>
-      <w:r>
-        <w:rPr>
-          <w:rStyle w:val="VerbatimChar"/>
-        </w:rPr>
-        <w:t xml:space="preserve">        + CRITICAL: Lane 1 is not plugged in !!!</w:t>
-      </w:r>
-      <w:r>
-        <w:rPr/>
-        <w:br/>
-      </w:r>
-      <w:r>
-        <w:rPr>
-          <w:rStyle w:val="VerbatimChar"/>
-        </w:rPr>
-        <w:t xml:space="preserve">        + CRITICAL: Lane 2 is not plugged in !!!</w:t>
-      </w:r>
-      <w:r>
-        <w:rPr/>
-        <w:br/>
-      </w:r>
-      <w:r>
-        <w:rPr>
-          <w:rStyle w:val="VerbatimChar"/>
-        </w:rPr>
-        <w:t xml:space="preserve">        + CRITICAL: Lane 3 is not plugged in !!!</w:t>
-      </w:r>
-      <w:r>
-        <w:rPr/>
-        <w:br/>
-      </w:r>
-      <w:r>
-        <w:rPr>
-          <w:rStyle w:val="VerbatimChar"/>
-        </w:rPr>
-        <w:t xml:space="preserve">        + CRITICAL: Lane 4 is not plugged in !!!</w:t>
-      </w:r>
-      <w:r>
-        <w:rPr/>
-        <w:br/>
-        <w:br/>
-      </w:r>
-      <w:r>
-        <w:rPr>
-          <w:rStyle w:val="VerbatimChar"/>
-        </w:rPr>
-        <w:t xml:space="preserve">    - Interface: Ethernet1/23</w:t>
-      </w:r>
-      <w:r>
-        <w:rPr/>
-        <w:br/>
-      </w:r>
-      <w:r>
-        <w:rPr>
-          <w:rStyle w:val="VerbatimChar"/>
-        </w:rPr>
-        <w:t xml:space="preserve">        + WARN: Transceiver voltage exceeded the threshold ! (3.48 &gt; 3.46)</w:t>
-      </w:r>
-      <w:r>
-        <w:rPr/>
-        <w:br/>
-      </w:r>
-      <w:r>
-        <w:rPr>
-          <w:rStyle w:val="VerbatimChar"/>
-        </w:rPr>
-        <w:t xml:space="preserve">        + ALERT: Transceiver current exceeded the threshold ! (11.0 &gt; 10.0)</w:t>
-      </w:r>
-      <w:r>
-        <w:rPr/>
-        <w:br/>
-      </w:r>
-      <w:r>
-        <w:rPr>
-          <w:rStyle w:val="VerbatimChar"/>
-        </w:rPr>
-        <w:t xml:space="preserve">        + WARN: Lane 1 transfer power has exceeded the threshold ! (-7.02 &lt; -6.0)</w:t>
-      </w:r>
-      <w:r>
-        <w:rPr/>
-        <w:br/>
-      </w:r>
-      <w:r>
-        <w:rPr>
-          <w:rStyle w:val="VerbatimChar"/>
-        </w:rPr>
-        <w:t xml:space="preserve">        + ALERT: Lane 2 receive power has exceeded the threshold ! (7.0 &gt; 6.99)</w:t>
-      </w:r>
-      <w:r>
-        <w:rPr/>
-        <w:br/>
-        <w:br/>
-      </w:r>
-      <w:r>
-        <w:rPr>
-          <w:rStyle w:val="VerbatimChar"/>
-        </w:rPr>
-        <w:t>&gt; The following interfaces shows additional cRC or Align errors compared to the last check</w:t>
-      </w:r>
-      <w:r>
-        <w:rPr/>
-        <w:br/>
-      </w:r>
-      <w:r>
-        <w:rPr>
-          <w:rStyle w:val="VerbatimChar"/>
-        </w:rPr>
-        <w:t xml:space="preserve">    - eth1/97 shows 3 new errors (now 61, was 58)</w:t>
-      </w:r>
-      <w:r>
-        <w:rPr/>
-        <w:br/>
-      </w:r>
-      <w:r>
-        <w:rPr>
-          <w:rStyle w:val="VerbatimChar"/>
-        </w:rPr>
-        <w:t xml:space="preserve">    - CRITICAL: eth1/99 shows 15 new errors (now 15, was 0)</w:t>
-      </w:r>
-      <w:r>
-        <w:rPr/>
-        <w:br/>
-      </w:r>
-      <w:r>
-        <w:rPr>
-          <w:rStyle w:val="VerbatimChar"/>
-        </w:rPr>
-        <w:t xml:space="preserve">    - eth1/102 shows 2 new errors (now 4, was 2)</w:t>
-      </w:r>
-      <w:r>
-        <w:rPr/>
-        <w:br/>
-      </w:r>
-      <w:r>
-        <w:rPr>
-          <w:rStyle w:val="VerbatimChar"/>
-        </w:rPr>
-        <w:t xml:space="preserve">    - CRITICAL: eth1/103 shows 20 new errors (now 20, was 34 and reset since)</w:t>
-      </w:r>
-      <w:r>
-        <w:rPr/>
-        <w:br/>
-        <w:br/>
-      </w:r>
-      <w:r>
-        <w:rPr>
-          <w:rStyle w:val="VerbatimChar"/>
-        </w:rPr>
-        <w:t>================================================</w:t>
-      </w:r>
-      <w:r>
-        <w:rPr/>
-        <w:br/>
-        <w:br/>
-      </w:r>
-      <w:r>
-        <w:rPr>
-          <w:rStyle w:val="VerbatimChar"/>
-        </w:rPr>
-        <w:t>=============[ Switch: hostname (10.10.10.2) ]=============</w:t>
-      </w:r>
-      <w:r>
-        <w:rPr/>
-        <w:br/>
-      </w:r>
-      <w:r>
-        <w:rPr>
-          <w:rStyle w:val="VerbatimChar"/>
-        </w:rPr>
-        <w:t>[...]</w:t>
-      </w:r>
-      <w:bookmarkEnd w:id="12"/>
-      <w:bookmarkEnd w:id="14"/>
-      <w:bookmarkEnd w:id="18"/>
-    </w:p>
-    <w:p>
-      <w:pPr>
-        <w:pStyle w:val="Heading1"/>
-        <w:rPr/>
-      </w:pPr>
-      <w:bookmarkStart w:id="19" w:name="pour-les-développeurs"/>
-      <w:r>
-        <w:rPr/>
-        <w:t>Pour les développeurs</w:t>
-      </w:r>
-    </w:p>
-    <w:p>
-      <w:pPr>
-        <w:pStyle w:val="FirstParagraph"/>
-        <w:rPr/>
-      </w:pPr>
-      <w:r>
-        <w:rPr/>
-        <w:t>Le programme est développé en Python 3.14 et suit une logique de programmation objet qui le rend modulable:</w:t>
+        <w:t>Pour faire un management switch par switch, il faut consulter la documentation legacy (l’API Swagger actuelle permet surtout le déploiement de configuration sur tout une fabrique plutôt qu’un seul switch)</w:t>
+      </w:r>
+    </w:p>
+    <w:p>
+      <w:pPr>
+        <w:pStyle w:val="BodyText"/>
+        <w:rPr/>
+      </w:pPr>
+      <w:r>
+        <w:rPr/>
+        <w:t xml:space="preserve">Pour consulter la documentation il faut aller dans </w:t>
+      </w:r>
+      <w:r>
+        <w:rPr>
+          <w:rStyle w:val="VerbatimChar"/>
+        </w:rPr>
+        <w:t>Help Center &gt; Lan Fabric &gt; Legacy LAN APIs</w:t>
       </w:r>
     </w:p>
     <w:p>
@@ -3007,12 +2063,12 @@
           <wp:anchor distT="0" distB="0" distL="0" distR="0" simplePos="0" relativeHeight="4" behindDoc="0" locked="0" layoutInCell="0" allowOverlap="1">
             <wp:simplePos x="0" y="0"/>
             <wp:positionH relativeFrom="column">
-              <wp:posOffset>1212850</wp:posOffset>
+              <wp:align>center</wp:align>
             </wp:positionH>
             <wp:positionV relativeFrom="paragraph">
-              <wp:posOffset>-57150</wp:posOffset>
+              <wp:posOffset>635</wp:posOffset>
             </wp:positionV>
-            <wp:extent cx="3191510" cy="5408295"/>
+            <wp:extent cx="3514090" cy="2037715"/>
             <wp:effectExtent l="0" t="0" r="0" b="0"/>
             <wp:wrapTopAndBottom/>
             <wp:docPr id="3" name="Image3"/>
@@ -3029,7 +2085,7 @@
                     </pic:cNvPicPr>
                   </pic:nvPicPr>
                   <pic:blipFill>
-                    <a:blip r:embed="rId4"/>
+                    <a:blip r:embed="rId5"/>
                     <a:stretch>
                       <a:fillRect/>
                     </a:stretch>
@@ -3037,7 +2093,7 @@
                   <pic:spPr bwMode="auto">
                     <a:xfrm>
                       <a:off x="0" y="0"/>
-                      <a:ext cx="3191510" cy="5408295"/>
+                      <a:ext cx="3514090" cy="2037715"/>
                     </a:xfrm>
                     <a:prstGeom prst="rect">
                       <a:avLst/>
@@ -3049,6 +2105,75 @@
             </a:graphic>
           </wp:anchor>
         </w:drawing>
+        <w:drawing>
+          <wp:anchor distT="0" distB="0" distL="0" distR="0" simplePos="0" relativeHeight="5" behindDoc="0" locked="0" layoutInCell="0" allowOverlap="1">
+            <wp:simplePos x="0" y="0"/>
+            <wp:positionH relativeFrom="column">
+              <wp:posOffset>9525</wp:posOffset>
+            </wp:positionH>
+            <wp:positionV relativeFrom="paragraph">
+              <wp:posOffset>2209800</wp:posOffset>
+            </wp:positionV>
+            <wp:extent cx="5943600" cy="1564640"/>
+            <wp:effectExtent l="0" t="0" r="0" b="0"/>
+            <wp:wrapTopAndBottom/>
+            <wp:docPr id="4" name="Image4"/>
+            <wp:cNvGraphicFramePr>
+              <a:graphicFrameLocks xmlns:a="http://schemas.openxmlformats.org/drawingml/2006/main" noChangeAspect="1"/>
+            </wp:cNvGraphicFramePr>
+            <a:graphic xmlns:a="http://schemas.openxmlformats.org/drawingml/2006/main">
+              <a:graphicData uri="http://schemas.openxmlformats.org/drawingml/2006/picture">
+                <pic:pic xmlns:pic="http://schemas.openxmlformats.org/drawingml/2006/picture">
+                  <pic:nvPicPr>
+                    <pic:cNvPr id="4" name="Image4"/>
+                    <pic:cNvPicPr>
+                      <a:picLocks noChangeAspect="1" noChangeArrowheads="1"/>
+                    </pic:cNvPicPr>
+                  </pic:nvPicPr>
+                  <pic:blipFill>
+                    <a:blip r:embed="rId6"/>
+                    <a:stretch>
+                      <a:fillRect/>
+                    </a:stretch>
+                  </pic:blipFill>
+                  <pic:spPr bwMode="auto">
+                    <a:xfrm>
+                      <a:off x="0" y="0"/>
+                      <a:ext cx="5943600" cy="1564640"/>
+                    </a:xfrm>
+                    <a:prstGeom prst="rect">
+                      <a:avLst/>
+                    </a:prstGeom>
+                    <a:noFill/>
+                  </pic:spPr>
+                </pic:pic>
+              </a:graphicData>
+            </a:graphic>
+          </wp:anchor>
+        </w:drawing>
+      </w:r>
+      <w:bookmarkEnd w:id="0"/>
+      <w:bookmarkEnd w:id="12"/>
+    </w:p>
+    <w:p>
+      <w:pPr>
+        <w:pStyle w:val="Heading1"/>
+        <w:rPr/>
+      </w:pPr>
+      <w:bookmarkStart w:id="13" w:name="utilisation-du-script"/>
+      <w:r>
+        <w:rPr/>
+        <w:t>Utilisation du script</w:t>
+      </w:r>
+    </w:p>
+    <w:p>
+      <w:pPr>
+        <w:pStyle w:val="FirstParagraph"/>
+        <w:rPr/>
+      </w:pPr>
+      <w:r>
+        <w:rPr/>
+        <w:t>Le script a pour vocation d’être un cronjob. Il prend en entrée les tests à réaliser et renvoie en sortie un fichier de log et de résultats pour faciliter l’intervention.</w:t>
       </w:r>
     </w:p>
     <w:p>
@@ -3056,10 +2181,10 @@
         <w:pStyle w:val="Heading2"/>
         <w:rPr/>
       </w:pPr>
-      <w:bookmarkStart w:id="20" w:name="contacter-un-endpoint"/>
-      <w:r>
-        <w:rPr/>
-        <w:t>Contacter un endpoint</w:t>
+      <w:bookmarkStart w:id="14" w:name="premier-démarrage"/>
+      <w:r>
+        <w:rPr/>
+        <w:t>Premier démarrage</w:t>
       </w:r>
     </w:p>
     <w:p>
@@ -3069,265 +2194,47 @@
       </w:pPr>
       <w:r>
         <w:rPr/>
-        <w:t>Pour ajouter un point de contacter à endpoint. On procède en 5 étapes</w:t>
-      </w:r>
-    </w:p>
-    <w:p>
-      <w:pPr>
-        <w:pStyle w:val="Heading3"/>
-        <w:rPr/>
-      </w:pPr>
-      <w:bookmarkStart w:id="21" w:name="étape-1-identification-du-besoin"/>
-      <w:r>
-        <w:rPr/>
-        <w:t>Étape 1: Identification du besoin</w:t>
-      </w:r>
-    </w:p>
-    <w:p>
-      <w:pPr>
-        <w:pStyle w:val="FirstParagraph"/>
-        <w:rPr/>
-      </w:pPr>
-      <w:r>
-        <w:rPr>
-          <w:b/>
-          <w:bCs/>
-        </w:rPr>
-        <w:t>Questions</w:t>
-      </w:r>
-      <w:r>
-        <w:rPr/>
-        <w:t xml:space="preserve"> : - Est-ce qu’on peut utiliser l’API REST, ou est-ce qu’on doit plutôt utiliser l’API CLI ? - Si c’est l’</w:t>
-      </w:r>
-      <w:r>
-        <w:rPr>
-          <w:b/>
-          <w:bCs/>
-        </w:rPr>
-        <w:t>API REST</w:t>
-      </w:r>
-      <w:r>
-        <w:rPr/>
-        <w:t xml:space="preserve">, on modifie la classe </w:t>
-      </w:r>
-      <w:r>
-        <w:rPr>
-          <w:rStyle w:val="VerbatimChar"/>
-        </w:rPr>
-        <w:t>NXREST-API</w:t>
-      </w:r>
-      <w:r>
-        <w:rPr/>
-        <w:t xml:space="preserve"> de </w:t>
-      </w:r>
-      <w:r>
-        <w:rPr>
-          <w:rStyle w:val="VerbatimChar"/>
-        </w:rPr>
-        <w:t>nxapi_requests.py</w:t>
-      </w:r>
-      <w:r>
-        <w:rPr/>
-        <w:t>. - Si c’est l’</w:t>
-      </w:r>
-      <w:r>
-        <w:rPr>
-          <w:b/>
-          <w:bCs/>
-        </w:rPr>
-        <w:t>API CLI</w:t>
-      </w:r>
-      <w:r>
-        <w:rPr/>
-        <w:t xml:space="preserve">, on modifie la classe </w:t>
-      </w:r>
-      <w:r>
-        <w:rPr>
-          <w:rStyle w:val="VerbatimChar"/>
-        </w:rPr>
-        <w:t>NXCLI-API</w:t>
-      </w:r>
-      <w:r>
-        <w:rPr/>
-        <w:t xml:space="preserve"> de </w:t>
-      </w:r>
-      <w:r>
-        <w:rPr>
-          <w:rStyle w:val="VerbatimChar"/>
-        </w:rPr>
-        <w:t>nxapi_requests.py</w:t>
-      </w:r>
-      <w:r>
-        <w:rPr/>
-        <w:t xml:space="preserve"> et on utilise la méthode </w:t>
-      </w:r>
-      <w:r>
-        <w:rPr>
-          <w:rStyle w:val="VerbatimChar"/>
-        </w:rPr>
-        <w:t>_wrap_cmd()</w:t>
-      </w:r>
-      <w:r>
-        <w:rPr/>
-        <w:t xml:space="preserve"> pour envoyer la commande au switch. - Est-ce un </w:t>
-      </w:r>
-      <w:r>
-        <w:rPr>
-          <w:rStyle w:val="VerbatimChar"/>
-        </w:rPr>
-        <w:t>POST</w:t>
-      </w:r>
-      <w:r>
-        <w:rPr/>
-        <w:t xml:space="preserve"> ou un </w:t>
-      </w:r>
-      <w:r>
-        <w:rPr>
-          <w:rStyle w:val="VerbatimChar"/>
-        </w:rPr>
-        <w:t>GET</w:t>
-      </w:r>
-      <w:r>
-        <w:rPr/>
-        <w:t xml:space="preserve"> ? - Si c’est un </w:t>
-      </w:r>
-      <w:r>
-        <w:rPr>
-          <w:rStyle w:val="VerbatimChar"/>
-        </w:rPr>
-        <w:t>GET</w:t>
-      </w:r>
-      <w:r>
-        <w:rPr/>
-        <w:t xml:space="preserve">, on utilise la méthode </w:t>
-      </w:r>
-      <w:r>
-        <w:rPr>
-          <w:rStyle w:val="VerbatimChar"/>
-        </w:rPr>
-        <w:t>_get</w:t>
-      </w:r>
-      <w:r>
-        <w:rPr/>
-        <w:t xml:space="preserve"> et on renseigne l’endpoint (sans le </w:t>
-      </w:r>
-      <w:r>
-        <w:rPr>
-          <w:rStyle w:val="VerbatimChar"/>
-        </w:rPr>
-        <w:t>/api</w:t>
-      </w:r>
-      <w:r>
-        <w:rPr/>
-        <w:t xml:space="preserve">). - Si c’est un </w:t>
-      </w:r>
-      <w:r>
-        <w:rPr>
-          <w:rStyle w:val="VerbatimChar"/>
-        </w:rPr>
-        <w:t>POST</w:t>
-      </w:r>
-      <w:r>
-        <w:rPr/>
-        <w:t>, il faut regarder le résultat du sandbox NXAPI pour avoir une idée de la structure. - Si on modifie une configuration, est-ce que cela va avoir une incidence de synchronisation avec NDFC ?</w:t>
-      </w:r>
-    </w:p>
-    <w:p>
-      <w:pPr>
-        <w:pStyle w:val="BodyText"/>
-        <w:rPr/>
-      </w:pPr>
-      <w:r>
-        <w:rPr/>
-        <w:t>On vérifie le format de retour de l’endpoint avec le sandbox de NXAPI (trouver l’IP d’un switch et s’y connecter via le navigateur).</w:t>
-      </w:r>
-    </w:p>
-    <w:p>
-      <w:pPr>
-        <w:pStyle w:val="BodyText"/>
-        <w:rPr/>
-      </w:pPr>
-      <w:r>
-        <w:rPr/>
-        <w:t xml:space="preserve">Le répertoire </w:t>
-      </w:r>
-      <w:r>
-        <w:rPr>
-          <w:rStyle w:val="VerbatimChar"/>
-        </w:rPr>
-        <w:t>demo_json/</w:t>
-      </w:r>
-      <w:r>
-        <w:rPr/>
-        <w:t xml:space="preserve"> contient des JSON qui représentent les endpoints de NXAPI.</w:t>
-        <w:br/>
-        <w:t>Le dossier reproduit ainsi la structure des endpoints NXAPI.</w:t>
-        <w:br/>
-        <w:t xml:space="preserve">Si vous avez besoin d’accéder à de nouveaux endpoints, vous pouvez copier le résultat de la sandbox de NXAPI et les ajouter à </w:t>
-      </w:r>
-      <w:r>
-        <w:rPr>
-          <w:rStyle w:val="VerbatimChar"/>
-        </w:rPr>
-        <w:t>demo_json/</w:t>
-      </w:r>
-      <w:r>
-        <w:rPr/>
-        <w:t xml:space="preserve"> en respectant le chemin d’URL (par ex. </w:t>
-      </w:r>
-      <w:r>
-        <w:rPr>
-          <w:rStyle w:val="VerbatimChar"/>
-        </w:rPr>
-        <w:t>api/mo/sys.json</w:t>
-      </w:r>
-      <w:r>
-        <w:rPr/>
-        <w:t xml:space="preserve"> se transforme en </w:t>
-      </w:r>
-      <w:r>
-        <w:rPr>
-          <w:rStyle w:val="VerbatimChar"/>
-        </w:rPr>
-        <w:t>demo_json/mo/sys.json</w:t>
-      </w:r>
-      <w:r>
-        <w:rPr/>
-        <w:t>).</w:t>
-        <w:br/>
-        <w:t>Ainsi, vous pourrez tester des cas de monitoring spécifique en changeant ce fichier.</w:t>
-      </w:r>
-      <w:bookmarkEnd w:id="21"/>
-    </w:p>
-    <w:p>
-      <w:pPr>
-        <w:pStyle w:val="Heading3"/>
-        <w:rPr/>
-      </w:pPr>
-      <w:bookmarkStart w:id="22" w:name="X07b8d1b52f8143b93a7e70a1f38550fbec1afb9"/>
-      <w:r>
-        <w:rPr/>
-        <w:t>Étape 2: Écriture dans le fichier de résultat</w:t>
-      </w:r>
-    </w:p>
-    <w:p>
-      <w:pPr>
-        <w:pStyle w:val="FirstParagraph"/>
-        <w:rPr/>
-      </w:pPr>
-      <w:r>
-        <w:rPr/>
-        <w:t xml:space="preserve">Dans le fichier </w:t>
-      </w:r>
-      <w:r>
-        <w:rPr>
-          <w:rStyle w:val="VerbatimChar"/>
-        </w:rPr>
-        <w:t>result_file.py</w:t>
-      </w:r>
-      <w:r>
-        <w:rPr/>
-        <w:t xml:space="preserve"> :</w:t>
+        <w:t xml:space="preserve">Le script est compatible avec Python 3.10+ (3.11 recommandé). Assurez-vous d’avoir </w:t>
+      </w:r>
+      <w:r>
+        <w:rPr>
+          <w:rStyle w:val="VerbatimChar"/>
+        </w:rPr>
+        <w:t>pip</w:t>
+      </w:r>
+      <w:r>
+        <w:rPr/>
+        <w:t xml:space="preserve"> installé. 1. Placez-vous à la racine du projet. 2. Initialisez un environnement virtuel :</w:t>
+      </w:r>
+    </w:p>
+    <w:p>
+      <w:pPr>
+        <w:pStyle w:val="SourceCode"/>
+        <w:rPr/>
+      </w:pPr>
+      <w:r>
+        <w:rPr>
+          <w:rStyle w:val="ExtensionTok"/>
+        </w:rPr>
+        <w:t>python</w:t>
+      </w:r>
+      <w:r>
+        <w:rPr>
+          <w:rStyle w:val="NormalTok"/>
+        </w:rPr>
+        <w:t xml:space="preserve"> </w:t>
+      </w:r>
+      <w:r>
+        <w:rPr>
+          <w:rStyle w:val="AttributeTok"/>
+        </w:rPr>
+        <w:t>-m</w:t>
+      </w:r>
+      <w:r>
+        <w:rPr>
+          <w:rStyle w:val="NormalTok"/>
+        </w:rPr>
+        <w:t xml:space="preserve"> venv .venv</w:t>
       </w:r>
     </w:p>
     <w:p>
@@ -3335,23 +2242,648 @@
         <w:pStyle w:val="Compact"/>
         <w:numPr>
           <w:ilvl w:val="0"/>
-          <w:numId w:val="20"/>
+          <w:numId w:val="23"/>
         </w:numPr>
         <w:rPr/>
       </w:pPr>
       <w:r>
         <w:rPr/>
-        <w:t xml:space="preserve">Créez un nouveau </w:t>
-      </w:r>
-      <w:r>
-        <w:rPr>
-          <w:rStyle w:val="VerbatimChar"/>
-        </w:rPr>
-        <w:t>Label</w:t>
-      </w:r>
-      <w:r>
-        <w:rPr/>
-        <w:t xml:space="preserve"> correspondant à ce que vous souhaitez monitorer (et ajoutez-le dans le fichier résultat).</w:t>
+        <w:t>Démarrez l’environnement virtuel.</w:t>
+      </w:r>
+    </w:p>
+    <w:p>
+      <w:pPr>
+        <w:pStyle w:val="FirstParagraph"/>
+        <w:rPr/>
+      </w:pPr>
+      <w:r>
+        <w:rPr/>
+        <w:t xml:space="preserve">Sur </w:t>
+      </w:r>
+      <w:r>
+        <w:rPr>
+          <w:b/>
+          <w:bCs/>
+        </w:rPr>
+        <w:t>Windows</w:t>
+      </w:r>
+      <w:r>
+        <w:rPr/>
+        <w:t xml:space="preserve"> :</w:t>
+      </w:r>
+    </w:p>
+    <w:p>
+      <w:pPr>
+        <w:pStyle w:val="SourceCode"/>
+        <w:rPr/>
+      </w:pPr>
+      <w:r>
+        <w:rPr>
+          <w:rStyle w:val="OperatorTok"/>
+        </w:rPr>
+        <w:t>.</w:t>
+      </w:r>
+      <w:r>
+        <w:rPr>
+          <w:rStyle w:val="FunctionTok"/>
+        </w:rPr>
+        <w:t>venv</w:t>
+      </w:r>
+      <w:r>
+        <w:rPr>
+          <w:rStyle w:val="NormalTok"/>
+        </w:rPr>
+        <w:t>\Scripts\activate</w:t>
+      </w:r>
+      <w:r>
+        <w:rPr>
+          <w:rStyle w:val="OperatorTok"/>
+        </w:rPr>
+        <w:t>.</w:t>
+      </w:r>
+      <w:r>
+        <w:rPr>
+          <w:rStyle w:val="FunctionTok"/>
+        </w:rPr>
+        <w:t>ps1</w:t>
+      </w:r>
+    </w:p>
+    <w:p>
+      <w:pPr>
+        <w:pStyle w:val="FirstParagraph"/>
+        <w:rPr/>
+      </w:pPr>
+      <w:r>
+        <w:rPr/>
+        <w:t xml:space="preserve">Sur </w:t>
+      </w:r>
+      <w:r>
+        <w:rPr>
+          <w:b/>
+          <w:bCs/>
+        </w:rPr>
+        <w:t>Linux</w:t>
+      </w:r>
+      <w:r>
+        <w:rPr/>
+        <w:t xml:space="preserve"> ou </w:t>
+      </w:r>
+      <w:r>
+        <w:rPr>
+          <w:b/>
+          <w:bCs/>
+        </w:rPr>
+        <w:t>macOS</w:t>
+      </w:r>
+      <w:r>
+        <w:rPr/>
+        <w:t xml:space="preserve"> :</w:t>
+      </w:r>
+    </w:p>
+    <w:p>
+      <w:pPr>
+        <w:pStyle w:val="SourceCode"/>
+        <w:rPr/>
+      </w:pPr>
+      <w:r>
+        <w:rPr>
+          <w:rStyle w:val="BuiltInTok"/>
+        </w:rPr>
+        <w:t>source</w:t>
+      </w:r>
+      <w:r>
+        <w:rPr>
+          <w:rStyle w:val="NormalTok"/>
+        </w:rPr>
+        <w:t xml:space="preserve"> .venv/bin/activate</w:t>
+      </w:r>
+    </w:p>
+    <w:p>
+      <w:pPr>
+        <w:pStyle w:val="Compact"/>
+        <w:numPr>
+          <w:ilvl w:val="0"/>
+          <w:numId w:val="24"/>
+        </w:numPr>
+        <w:rPr/>
+      </w:pPr>
+      <w:r>
+        <w:rPr/>
+        <w:t>Installez les dépendances :</w:t>
+      </w:r>
+    </w:p>
+    <w:p>
+      <w:pPr>
+        <w:pStyle w:val="SourceCode"/>
+        <w:rPr/>
+      </w:pPr>
+      <w:r>
+        <w:rPr>
+          <w:rStyle w:val="ExtensionTok"/>
+        </w:rPr>
+        <w:t>pip</w:t>
+      </w:r>
+      <w:r>
+        <w:rPr>
+          <w:rStyle w:val="NormalTok"/>
+        </w:rPr>
+        <w:t xml:space="preserve"> install </w:t>
+      </w:r>
+      <w:r>
+        <w:rPr>
+          <w:rStyle w:val="AttributeTok"/>
+        </w:rPr>
+        <w:t>-r</w:t>
+      </w:r>
+      <w:r>
+        <w:rPr>
+          <w:rStyle w:val="NormalTok"/>
+        </w:rPr>
+        <w:t xml:space="preserve"> requirements.txt</w:t>
+      </w:r>
+      <w:bookmarkEnd w:id="14"/>
+    </w:p>
+    <w:p>
+      <w:pPr>
+        <w:pStyle w:val="Heading2"/>
+        <w:rPr/>
+      </w:pPr>
+      <w:bookmarkStart w:id="15" w:name="utilisation-courante"/>
+      <w:r>
+        <w:rPr/>
+        <w:t>Utilisation courante</w:t>
+      </w:r>
+    </w:p>
+    <w:p>
+      <w:pPr>
+        <w:pStyle w:val="FirstParagraph"/>
+        <w:rPr/>
+      </w:pPr>
+      <w:r>
+        <w:rPr/>
+        <w:t xml:space="preserve">Avant toute chose, assurez-vous : 1. D’avoir </w:t>
+      </w:r>
+      <w:r>
+        <w:rPr>
+          <w:b/>
+          <w:bCs/>
+        </w:rPr>
+        <w:t>démarré votre environnement virtuel Python</w:t>
+      </w:r>
+      <w:r>
+        <w:rPr/>
+        <w:t xml:space="preserve">. 2. D’avoir un fichier </w:t>
+      </w:r>
+      <w:r>
+        <w:rPr>
+          <w:rStyle w:val="VerbatimChar"/>
+        </w:rPr>
+        <w:t>.env</w:t>
+      </w:r>
+      <w:r>
+        <w:rPr/>
+        <w:t xml:space="preserve"> à la racine du projet contenant les identifiants des switchs à contacter :</w:t>
+      </w:r>
+    </w:p>
+    <w:p>
+      <w:pPr>
+        <w:pStyle w:val="SourceCode"/>
+        <w:rPr/>
+      </w:pPr>
+      <w:r>
+        <w:rPr>
+          <w:rStyle w:val="VerbatimChar"/>
+        </w:rPr>
+        <w:t>SWITCH_USER_ID="nom_d_utilisateur"</w:t>
+      </w:r>
+      <w:r>
+        <w:rPr/>
+        <w:br/>
+      </w:r>
+      <w:r>
+        <w:rPr>
+          <w:rStyle w:val="VerbatimChar"/>
+        </w:rPr>
+        <w:t>SWITCH_PASSWORD="mot_de_passe"</w:t>
+      </w:r>
+    </w:p>
+    <w:p>
+      <w:pPr>
+        <w:pStyle w:val="FirstParagraph"/>
+        <w:rPr/>
+      </w:pPr>
+      <w:r>
+        <w:rPr/>
+        <w:t>Vous pourrez ensuite lancer le programme avec :</w:t>
+      </w:r>
+    </w:p>
+    <w:p>
+      <w:pPr>
+        <w:pStyle w:val="SourceCode"/>
+        <w:rPr/>
+      </w:pPr>
+      <w:r>
+        <w:rPr>
+          <w:rStyle w:val="VerbatimChar"/>
+        </w:rPr>
+        <w:t>python main.py -h</w:t>
+      </w:r>
+    </w:p>
+    <w:p>
+      <w:pPr>
+        <w:pStyle w:val="FirstParagraph"/>
+        <w:rPr/>
+      </w:pPr>
+      <w:r>
+        <w:rPr/>
+        <w:t>Vous aurez le manuel qui s’affiche, avec les différents arguments.</w:t>
+      </w:r>
+    </w:p>
+    <w:p>
+      <w:pPr>
+        <w:pStyle w:val="SourceCode"/>
+        <w:rPr/>
+      </w:pPr>
+      <w:r>
+        <w:rPr>
+          <w:rStyle w:val="VerbatimChar"/>
+        </w:rPr>
+        <w:t>usage: main.py [-h] [-u N auto_down] [-d] [-e] [-t {WARN,ALERT}]</w:t>
+      </w:r>
+      <w:r>
+        <w:rPr/>
+        <w:br/>
+      </w:r>
+      <w:r>
+        <w:rPr>
+          <w:rStyle w:val="VerbatimChar"/>
+        </w:rPr>
+        <w:t xml:space="preserve">               [-c critical_delta reference_directory_path]</w:t>
+      </w:r>
+      <w:r>
+        <w:rPr/>
+        <w:br/>
+      </w:r>
+      <w:r>
+        <w:rPr>
+          <w:rStyle w:val="VerbatimChar"/>
+        </w:rPr>
+        <w:t xml:space="preserve">               [-p since log_level critical_correction]</w:t>
+      </w:r>
+      <w:r>
+        <w:rPr/>
+        <w:br/>
+      </w:r>
+      <w:r>
+        <w:rPr>
+          <w:rStyle w:val="VerbatimChar"/>
+        </w:rPr>
+        <w:t xml:space="preserve">               [--demo_path demo_directory_path]</w:t>
+      </w:r>
+      <w:r>
+        <w:rPr/>
+        <w:br/>
+      </w:r>
+      <w:r>
+        <w:rPr>
+          <w:rStyle w:val="VerbatimChar"/>
+        </w:rPr>
+        <w:t xml:space="preserve">               switch_ip_list log_dir_path result_dir_path</w:t>
+      </w:r>
+      <w:r>
+        <w:rPr/>
+        <w:br/>
+        <w:br/>
+      </w:r>
+      <w:r>
+        <w:rPr>
+          <w:rStyle w:val="VerbatimChar"/>
+        </w:rPr>
+        <w:t>A program to maintain Cisco switches through NX-API calls</w:t>
+      </w:r>
+      <w:r>
+        <w:rPr/>
+        <w:br/>
+        <w:br/>
+      </w:r>
+      <w:r>
+        <w:rPr>
+          <w:rStyle w:val="VerbatimChar"/>
+        </w:rPr>
+        <w:t>positional arguments:</w:t>
+      </w:r>
+      <w:r>
+        <w:rPr/>
+        <w:br/>
+      </w:r>
+      <w:r>
+        <w:rPr>
+          <w:rStyle w:val="VerbatimChar"/>
+        </w:rPr>
+        <w:t xml:space="preserve">  switch_ip_list        The file containing all the switch ips (separated by a</w:t>
+      </w:r>
+      <w:r>
+        <w:rPr/>
+        <w:br/>
+      </w:r>
+      <w:r>
+        <w:rPr>
+          <w:rStyle w:val="VerbatimChar"/>
+        </w:rPr>
+        <w:t xml:space="preserve">                        newline)</w:t>
+      </w:r>
+      <w:r>
+        <w:rPr/>
+        <w:br/>
+      </w:r>
+      <w:r>
+        <w:rPr>
+          <w:rStyle w:val="VerbatimChar"/>
+        </w:rPr>
+        <w:t xml:space="preserve">  log_dir_path          The directory on where to store logs of the program</w:t>
+      </w:r>
+      <w:r>
+        <w:rPr/>
+        <w:br/>
+      </w:r>
+      <w:r>
+        <w:rPr>
+          <w:rStyle w:val="VerbatimChar"/>
+        </w:rPr>
+        <w:t xml:space="preserve">  result_dir_path       The directory on where to store results of the program</w:t>
+      </w:r>
+      <w:r>
+        <w:rPr/>
+        <w:br/>
+        <w:br/>
+      </w:r>
+      <w:r>
+        <w:rPr>
+          <w:rStyle w:val="VerbatimChar"/>
+        </w:rPr>
+        <w:t>options:</w:t>
+      </w:r>
+      <w:r>
+        <w:rPr/>
+        <w:br/>
+      </w:r>
+      <w:r>
+        <w:rPr>
+          <w:rStyle w:val="VerbatimChar"/>
+        </w:rPr>
+        <w:t xml:space="preserve">  -h, --help            show this help message and exit</w:t>
+      </w:r>
+      <w:r>
+        <w:rPr/>
+        <w:br/>
+      </w:r>
+      <w:r>
+        <w:rPr>
+          <w:rStyle w:val="VerbatimChar"/>
+        </w:rPr>
+        <w:t xml:space="preserve">  -u, --unused_ports N auto_down</w:t>
+      </w:r>
+      <w:r>
+        <w:rPr/>
+        <w:br/>
+      </w:r>
+      <w:r>
+        <w:rPr>
+          <w:rStyle w:val="VerbatimChar"/>
+        </w:rPr>
+        <w:t xml:space="preserve">                        Check for DOWN ports unused since N days. Use</w:t>
+      </w:r>
+      <w:r>
+        <w:rPr/>
+        <w:br/>
+      </w:r>
+      <w:r>
+        <w:rPr>
+          <w:rStyle w:val="VerbatimChar"/>
+        </w:rPr>
+        <w:t xml:space="preserve">                        auto_down=0 to not automaticlly set the associated</w:t>
+      </w:r>
+      <w:r>
+        <w:rPr/>
+        <w:br/>
+      </w:r>
+      <w:r>
+        <w:rPr>
+          <w:rStyle w:val="VerbatimChar"/>
+        </w:rPr>
+        <w:t xml:space="preserve">                        interfaces as admin_down, auto_down=1 to down the</w:t>
+      </w:r>
+      <w:r>
+        <w:rPr/>
+        <w:br/>
+      </w:r>
+      <w:r>
+        <w:rPr>
+          <w:rStyle w:val="VerbatimChar"/>
+        </w:rPr>
+        <w:t xml:space="preserve">                        interfaces DIRECTLY on the switch, auto_down=2 to down</w:t>
+      </w:r>
+      <w:r>
+        <w:rPr/>
+        <w:br/>
+      </w:r>
+      <w:r>
+        <w:rPr>
+          <w:rStyle w:val="VerbatimChar"/>
+        </w:rPr>
+        <w:t xml:space="preserve">                        the interfaces via NDFC only, and auto_down=3 to try</w:t>
+      </w:r>
+      <w:r>
+        <w:rPr/>
+        <w:br/>
+      </w:r>
+      <w:r>
+        <w:rPr>
+          <w:rStyle w:val="VerbatimChar"/>
+        </w:rPr>
+        <w:t xml:space="preserve">                        to down the interfaces via NDFC and fallback to a down</w:t>
+      </w:r>
+      <w:r>
+        <w:rPr/>
+        <w:br/>
+      </w:r>
+      <w:r>
+        <w:rPr>
+          <w:rStyle w:val="VerbatimChar"/>
+        </w:rPr>
+        <w:t xml:space="preserve">                        the interfaces DIRECTLY on the switch</w:t>
+      </w:r>
+      <w:r>
+        <w:rPr/>
+        <w:br/>
+      </w:r>
+      <w:r>
+        <w:rPr>
+          <w:rStyle w:val="VerbatimChar"/>
+        </w:rPr>
+        <w:t xml:space="preserve">  -d, --half_duplex     Check for interfaces running in half duplex mode</w:t>
+      </w:r>
+      <w:r>
+        <w:rPr/>
+        <w:br/>
+      </w:r>
+      <w:r>
+        <w:rPr>
+          <w:rStyle w:val="VerbatimChar"/>
+        </w:rPr>
+        <w:t xml:space="preserve">  -e, --err_disabled    Check for interfaces that are disabled due to an error</w:t>
+      </w:r>
+      <w:r>
+        <w:rPr/>
+        <w:br/>
+      </w:r>
+      <w:r>
+        <w:rPr>
+          <w:rStyle w:val="VerbatimChar"/>
+        </w:rPr>
+        <w:t xml:space="preserve">  -t, --check_transceivers {WARN,ALERT}</w:t>
+      </w:r>
+      <w:r>
+        <w:rPr/>
+        <w:br/>
+      </w:r>
+      <w:r>
+        <w:rPr>
+          <w:rStyle w:val="VerbatimChar"/>
+        </w:rPr>
+        <w:t xml:space="preserve">                        Check transceivers hardware and notify for issues</w:t>
+      </w:r>
+      <w:r>
+        <w:rPr/>
+        <w:br/>
+      </w:r>
+      <w:r>
+        <w:rPr>
+          <w:rStyle w:val="VerbatimChar"/>
+        </w:rPr>
+        <w:t xml:space="preserve">                        higher or equal to specified level</w:t>
+      </w:r>
+      <w:r>
+        <w:rPr/>
+        <w:br/>
+      </w:r>
+      <w:r>
+        <w:rPr>
+          <w:rStyle w:val="VerbatimChar"/>
+        </w:rPr>
+        <w:t xml:space="preserve">  -c, --CRC critical_delta reference_directory_path</w:t>
+      </w:r>
+      <w:r>
+        <w:rPr/>
+        <w:br/>
+      </w:r>
+      <w:r>
+        <w:rPr>
+          <w:rStyle w:val="VerbatimChar"/>
+        </w:rPr>
+        <w:t xml:space="preserve">                        Check for additional cRC and Align errors according to</w:t>
+      </w:r>
+      <w:r>
+        <w:rPr/>
+        <w:br/>
+      </w:r>
+      <w:r>
+        <w:rPr>
+          <w:rStyle w:val="VerbatimChar"/>
+        </w:rPr>
+        <w:t xml:space="preserve">                        the reference directory</w:t>
+      </w:r>
+      <w:r>
+        <w:rPr/>
+        <w:br/>
+      </w:r>
+      <w:r>
+        <w:rPr>
+          <w:rStyle w:val="VerbatimChar"/>
+        </w:rPr>
+        <w:t xml:space="preserve">  -p, --PTP since log_level critical_correction</w:t>
+      </w:r>
+      <w:r>
+        <w:rPr/>
+        <w:br/>
+      </w:r>
+      <w:r>
+        <w:rPr>
+          <w:rStyle w:val="VerbatimChar"/>
+        </w:rPr>
+        <w:t xml:space="preserve">                        Check for abnormal PTP activity. Use log_level=0 to</w:t>
+      </w:r>
+      <w:r>
+        <w:rPr/>
+        <w:br/>
+      </w:r>
+      <w:r>
+        <w:rPr>
+          <w:rStyle w:val="VerbatimChar"/>
+        </w:rPr>
+        <w:t xml:space="preserve">                        never output PTP logs, log_level=1 to output only on</w:t>
+      </w:r>
+      <w:r>
+        <w:rPr/>
+        <w:br/>
+      </w:r>
+      <w:r>
+        <w:rPr>
+          <w:rStyle w:val="VerbatimChar"/>
+        </w:rPr>
+        <w:t xml:space="preserve">                        abnormal activity and log_level=2 to always output</w:t>
+      </w:r>
+      <w:r>
+        <w:rPr/>
+        <w:br/>
+      </w:r>
+      <w:r>
+        <w:rPr>
+          <w:rStyle w:val="VerbatimChar"/>
+        </w:rPr>
+        <w:t xml:space="preserve">  --demo_path demo_directory_path</w:t>
+      </w:r>
+      <w:r>
+        <w:rPr/>
+        <w:br/>
+      </w:r>
+      <w:r>
+        <w:rPr>
+          <w:rStyle w:val="VerbatimChar"/>
+        </w:rPr>
+        <w:t xml:space="preserve">                        Enable demo and read local files instead of switch</w:t>
+      </w:r>
+      <w:r>
+        <w:rPr/>
+        <w:br/>
+      </w:r>
+      <w:r>
+        <w:rPr>
+          <w:rStyle w:val="VerbatimChar"/>
+        </w:rPr>
+        <w:t xml:space="preserve">                        API. For testing purposes only.</w:t>
+      </w:r>
+    </w:p>
+    <w:p>
+      <w:pPr>
+        <w:pStyle w:val="Heading3"/>
+        <w:rPr/>
+      </w:pPr>
+      <w:bookmarkStart w:id="16" w:name="arguments"/>
+      <w:r>
+        <w:rPr/>
+        <w:t>Arguments</w:t>
+      </w:r>
+    </w:p>
+    <w:p>
+      <w:pPr>
+        <w:pStyle w:val="Heading4"/>
+        <w:rPr/>
+      </w:pPr>
+      <w:bookmarkStart w:id="17" w:name="obligatoires"/>
+      <w:r>
+        <w:rPr/>
+        <w:t>Obligatoires</w:t>
       </w:r>
     </w:p>
     <w:p>
@@ -3364,18 +2896,14 @@
         <w:rPr/>
       </w:pPr>
       <w:r>
-        <w:rPr/>
-        <w:t xml:space="preserve">Créez un nouvel objet qui hérite de la classe abstraite </w:t>
-      </w:r>
-      <w:r>
-        <w:rPr>
-          <w:rStyle w:val="VerbatimChar"/>
-        </w:rPr>
-        <w:t>ResultOutput</w:t>
-      </w:r>
-      <w:r>
-        <w:rPr/>
-        <w:t>. Utilisez la structure de données la plus propice pour récupérer les données de monitoring.</w:t>
+        <w:rPr>
+          <w:rStyle w:val="VerbatimChar"/>
+        </w:rPr>
+        <w:t>switch_ip_list</w:t>
+      </w:r>
+      <w:r>
+        <w:rPr/>
+        <w:t>: La liste des adresses IP des switchs à monitorer, séparée par une nouvelle ligne.</w:t>
       </w:r>
     </w:p>
     <w:p>
@@ -3388,58 +2916,14 @@
         <w:rPr/>
       </w:pPr>
       <w:r>
-        <w:rPr/>
-        <w:t xml:space="preserve">Créez la méthode </w:t>
-      </w:r>
-      <w:r>
-        <w:rPr>
-          <w:rStyle w:val="VerbatimChar"/>
-        </w:rPr>
-        <w:t>write</w:t>
-      </w:r>
-      <w:r>
-        <w:rPr/>
-        <w:t xml:space="preserve"> de votre objet, qui prend la fonction </w:t>
-      </w:r>
-      <w:r>
-        <w:rPr>
-          <w:rStyle w:val="VerbatimChar"/>
-        </w:rPr>
-        <w:t>output</w:t>
-      </w:r>
-      <w:r>
-        <w:rPr/>
-        <w:t xml:space="preserve"> en paramètre. Considérez cette fonction comme l’équivalent de </w:t>
-      </w:r>
-      <w:r>
-        <w:rPr>
-          <w:rStyle w:val="VerbatimChar"/>
-        </w:rPr>
-        <w:t>print</w:t>
-      </w:r>
-      <w:r>
-        <w:rPr/>
-        <w:t xml:space="preserve"> qui renverra tout dans le fichier de résultat. &gt; Votre objet sera géré dans la classe </w:t>
-      </w:r>
-      <w:r>
-        <w:rPr>
-          <w:rStyle w:val="VerbatimChar"/>
-        </w:rPr>
-        <w:t>ResultFile</w:t>
-      </w:r>
-      <w:r>
-        <w:rPr/>
-        <w:t xml:space="preserve">. La fonction d’output qui est passée en paramètre y est définie par </w:t>
-      </w:r>
-      <w:r>
-        <w:rPr>
-          <w:rStyle w:val="VerbatimChar"/>
-        </w:rPr>
-        <w:t>_output</w:t>
-      </w:r>
-      <w:r>
-        <w:rPr/>
-        <w:t>. Vous n’avez pas besoin de la modifier.</w:t>
+        <w:rPr>
+          <w:rStyle w:val="VerbatimChar"/>
+        </w:rPr>
+        <w:t>log_dir_path</w:t>
+      </w:r>
+      <w:r>
+        <w:rPr/>
+        <w:t>: Le chemin d’accès du répertoire dans lequel stocker les fichiers de logs.</w:t>
       </w:r>
     </w:p>
     <w:p>
@@ -3452,58 +2936,26 @@
         <w:rPr/>
       </w:pPr>
       <w:r>
-        <w:rPr/>
-        <w:t xml:space="preserve">Ajoutez votre objet dans la gestion du </w:t>
-      </w:r>
-      <w:r>
-        <w:rPr>
-          <w:rStyle w:val="VerbatimChar"/>
-        </w:rPr>
-        <w:t>ResultFile</w:t>
-      </w:r>
-      <w:r>
-        <w:rPr/>
-        <w:t xml:space="preserve"> dans le dictionnaire </w:t>
-      </w:r>
-      <w:r>
-        <w:rPr>
-          <w:rStyle w:val="VerbatimChar"/>
-        </w:rPr>
-        <w:t>switch_outputs[&lt;ip_du_switch&gt;][&lt;Label du monitoring&gt;]</w:t>
-      </w:r>
-      <w:r>
-        <w:rPr/>
-        <w:t xml:space="preserve">. Votre objet sera automatiquement géré par </w:t>
-      </w:r>
-      <w:r>
-        <w:rPr>
-          <w:rStyle w:val="VerbatimChar"/>
-        </w:rPr>
-        <w:t>ResultFile</w:t>
-      </w:r>
-      <w:r>
-        <w:rPr/>
-        <w:t xml:space="preserve"> une fois fait. &gt; Il est recommandé d’utiliser la fonction </w:t>
-      </w:r>
-      <w:r>
-        <w:rPr>
-          <w:rStyle w:val="VerbatimChar"/>
-        </w:rPr>
-        <w:t>_init_dict(ip_addr)</w:t>
-      </w:r>
-      <w:r>
-        <w:rPr/>
-        <w:t xml:space="preserve"> où </w:t>
-      </w:r>
-      <w:r>
-        <w:rPr>
-          <w:rStyle w:val="VerbatimChar"/>
-        </w:rPr>
-        <w:t>ip_addr</w:t>
-      </w:r>
-      <w:r>
-        <w:rPr/>
-        <w:t xml:space="preserve"> est l’IP du switch, pour être sûr que le dictionnaire dispose bien d’une entrée correspondant au switch.</w:t>
+        <w:rPr>
+          <w:rStyle w:val="VerbatimChar"/>
+        </w:rPr>
+        <w:t>result_dir_path</w:t>
+      </w:r>
+      <w:r>
+        <w:rPr/>
+        <w:t>: Le chemin du répertoire dans lequel stocker les fichiers de résultats pour les interventions.</w:t>
+      </w:r>
+      <w:bookmarkEnd w:id="17"/>
+    </w:p>
+    <w:p>
+      <w:pPr>
+        <w:pStyle w:val="Heading4"/>
+        <w:rPr/>
+      </w:pPr>
+      <w:bookmarkStart w:id="18" w:name="optionnels"/>
+      <w:r>
+        <w:rPr/>
+        <w:t>Optionnels</w:t>
       </w:r>
     </w:p>
     <w:p>
@@ -3516,46 +2968,1483 @@
         <w:rPr/>
       </w:pPr>
       <w:r>
-        <w:rPr/>
-        <w:t>Si besoin, créez des méthodes pour alimenter votre objet au fur et à mesure de votre monitoring.</w:t>
-      </w:r>
-      <w:bookmarkEnd w:id="22"/>
-    </w:p>
-    <w:p>
-      <w:pPr>
-        <w:pStyle w:val="Heading3"/>
-        <w:rPr/>
-      </w:pPr>
-      <w:bookmarkStart w:id="23" w:name="étape-3-formatage-de-la-réponse"/>
-      <w:r>
-        <w:rPr/>
-        <w:t>Étape 3: Formatage de la réponse</w:t>
-      </w:r>
-    </w:p>
-    <w:p>
-      <w:pPr>
-        <w:pStyle w:val="FirstParagraph"/>
-        <w:rPr/>
-      </w:pPr>
-      <w:r>
-        <w:rPr/>
-        <w:t xml:space="preserve">La réponse d’un </w:t>
-      </w:r>
-      <w:r>
-        <w:rPr>
-          <w:rStyle w:val="VerbatimChar"/>
-        </w:rPr>
-        <w:t>GET</w:t>
-      </w:r>
-      <w:r>
-        <w:rPr/>
-        <w:t xml:space="preserve"> sur l’API REST est </w:t>
+        <w:rPr>
+          <w:rStyle w:val="VerbatimChar"/>
+        </w:rPr>
+        <w:t>--unused_ports N auto_down</w:t>
+      </w:r>
+      <w:r>
+        <w:rPr/>
+        <w:t xml:space="preserve">: Vérifie l’existence de ports </w:t>
       </w:r>
       <w:r>
         <w:rPr>
           <w:b/>
           <w:bCs/>
         </w:rPr>
+        <w:t>DOWN</w:t>
+      </w:r>
+      <w:r>
+        <w:rPr/>
+        <w:t xml:space="preserve"> qui ne sont pas administrativement down depuis plus de </w:t>
+      </w:r>
+      <w:r>
+        <w:rPr>
+          <w:rStyle w:val="VerbatimChar"/>
+        </w:rPr>
+        <w:t>N</w:t>
+      </w:r>
+      <w:r>
+        <w:rPr/>
+        <w:t xml:space="preserve"> jours. Si </w:t>
+      </w:r>
+      <w:r>
+        <w:rPr>
+          <w:rStyle w:val="VerbatimChar"/>
+        </w:rPr>
+        <w:t>auto_down=0</w:t>
+      </w:r>
+      <w:r>
+        <w:rPr/>
+        <w:t xml:space="preserve"> cette commande ne fait que vérifier l’existence de ports inutilisés, </w:t>
+      </w:r>
+      <w:r>
+        <w:rPr>
+          <w:rStyle w:val="VerbatimChar"/>
+        </w:rPr>
+        <w:t>auto_down=1</w:t>
+      </w:r>
+      <w:r>
+        <w:rPr/>
+        <w:t xml:space="preserve"> fera un shutdown sur le switch </w:t>
+      </w:r>
+      <w:r>
+        <w:rPr>
+          <w:b/>
+          <w:bCs/>
+        </w:rPr>
+        <w:t>directement</w:t>
+      </w:r>
+      <w:r>
+        <w:rPr/>
+        <w:t xml:space="preserve">, </w:t>
+      </w:r>
+      <w:r>
+        <w:rPr>
+          <w:rStyle w:val="VerbatimChar"/>
+        </w:rPr>
+        <w:t>auto_down=2</w:t>
+      </w:r>
+      <w:r>
+        <w:rPr/>
+        <w:t xml:space="preserve"> le fera sur NDFC, et </w:t>
+      </w:r>
+      <w:r>
+        <w:rPr>
+          <w:rStyle w:val="VerbatimChar"/>
+        </w:rPr>
+        <w:t>auto_down=3</w:t>
+      </w:r>
+      <w:r>
+        <w:rPr/>
+        <w:t xml:space="preserve"> tentera de shutdown sur NDFC mais si le switch </w:t>
+      </w:r>
+      <w:r>
+        <w:rPr>
+          <w:b/>
+          <w:bCs/>
+          <w:i/>
+          <w:iCs/>
+        </w:rPr>
+        <w:t>“n’est pas administré par NDFC”</w:t>
+      </w:r>
+      <w:r>
+        <w:rPr/>
+        <w:t xml:space="preserve">, le shutdown se fera </w:t>
+      </w:r>
+      <w:r>
+        <w:rPr>
+          <w:b/>
+          <w:bCs/>
+        </w:rPr>
+        <w:t>directement</w:t>
+      </w:r>
+      <w:r>
+        <w:rPr/>
+        <w:t xml:space="preserve"> sur le switch.</w:t>
+      </w:r>
+    </w:p>
+    <w:p>
+      <w:pPr>
+        <w:pStyle w:val="BlockText"/>
+        <w:rPr/>
+      </w:pPr>
+      <w:r>
+        <w:rPr>
+          <w:b/>
+          <w:bCs/>
+          <w:color w:val="C9211E"/>
+          <w:shd w:fill="FFFF00" w:val="clear"/>
+        </w:rPr>
+        <w:t>/!\</w:t>
+      </w:r>
+      <w:r>
+        <w:rPr>
+          <w:color w:val="C9211E"/>
+          <w:shd w:fill="FFFF00" w:val="clear"/>
+        </w:rPr>
+        <w:t xml:space="preserve"> Le programme considère qu’un switch </w:t>
+      </w:r>
+      <w:r>
+        <w:rPr>
+          <w:b/>
+          <w:bCs/>
+          <w:i/>
+          <w:iCs/>
+          <w:color w:val="C9211E"/>
+          <w:shd w:fill="FFFF00" w:val="clear"/>
+        </w:rPr>
+        <w:t>“n’est pas administré par NDFC”</w:t>
+      </w:r>
+      <w:r>
+        <w:rPr>
+          <w:color w:val="C9211E"/>
+          <w:shd w:fill="FFFF00" w:val="clear"/>
+        </w:rPr>
+        <w:t xml:space="preserve"> lorsqu’il n’existe pas d’</w:t>
+      </w:r>
+      <w:r>
+        <w:rPr>
+          <w:i/>
+          <w:iCs/>
+          <w:color w:val="C9211E"/>
+          <w:shd w:fill="FFFF00" w:val="clear"/>
+        </w:rPr>
+        <w:t>intent-interface</w:t>
+      </w:r>
+      <w:r>
+        <w:rPr>
+          <w:color w:val="C9211E"/>
+          <w:shd w:fill="FFFF00" w:val="clear"/>
+        </w:rPr>
+        <w:t>. Il est possible que cette information soit eronnée. Le mieux est de bien séparer les switchs adminstrés par NDFC de ceux qui ne le sont pas et de sélectionner le type de shutdown automatique en conséquence</w:t>
+      </w:r>
+      <w:r>
+        <w:rPr/>
+        <w:t>.</w:t>
+      </w:r>
+    </w:p>
+    <w:p>
+      <w:pPr>
+        <w:pStyle w:val="Compact"/>
+        <w:numPr>
+          <w:ilvl w:val="0"/>
+          <w:numId w:val="4"/>
+        </w:numPr>
+        <w:rPr/>
+      </w:pPr>
+      <w:r>
+        <w:rPr>
+          <w:rStyle w:val="VerbatimChar"/>
+        </w:rPr>
+        <w:t>--half_duplex</w:t>
+      </w:r>
+      <w:r>
+        <w:rPr/>
+        <w:t xml:space="preserve">: Vérifie l’existence d’interfaces </w:t>
+      </w:r>
+      <w:r>
+        <w:rPr>
+          <w:b/>
+          <w:bCs/>
+        </w:rPr>
+        <w:t>UP</w:t>
+      </w:r>
+      <w:r>
+        <w:rPr/>
+        <w:t xml:space="preserve"> qui fonctionnent en half-duplex (au lieu de full-duplex).</w:t>
+      </w:r>
+    </w:p>
+    <w:p>
+      <w:pPr>
+        <w:pStyle w:val="Compact"/>
+        <w:numPr>
+          <w:ilvl w:val="0"/>
+          <w:numId w:val="4"/>
+        </w:numPr>
+        <w:rPr/>
+      </w:pPr>
+      <w:r>
+        <w:rPr>
+          <w:rStyle w:val="VerbatimChar"/>
+        </w:rPr>
+        <w:t>--err-disabled</w:t>
+      </w:r>
+      <w:r>
+        <w:rPr/>
+        <w:t>: Vérifie les interfaces qui ont été désactivées à cause d’une erreur</w:t>
+      </w:r>
+    </w:p>
+    <w:p>
+      <w:pPr>
+        <w:pStyle w:val="Compact"/>
+        <w:numPr>
+          <w:ilvl w:val="0"/>
+          <w:numId w:val="4"/>
+        </w:numPr>
+        <w:rPr/>
+      </w:pPr>
+      <w:r>
+        <w:rPr>
+          <w:rStyle w:val="VerbatimChar"/>
+        </w:rPr>
+        <w:t>--check_transceivers {WARN, ALERT}</w:t>
+      </w:r>
+      <w:r>
+        <w:rPr/>
+        <w:t>: Vérifie l’état matériel des transceivers et renvoie les erreurs satisfaisant au moins le niveau spécifié (</w:t>
+      </w:r>
+      <w:r>
+        <w:rPr>
+          <w:rStyle w:val="VerbatimChar"/>
+        </w:rPr>
+        <w:t>WARN</w:t>
+      </w:r>
+      <w:r>
+        <w:rPr/>
+        <w:t xml:space="preserve"> ou </w:t>
+      </w:r>
+      <w:r>
+        <w:rPr>
+          <w:rStyle w:val="VerbatimChar"/>
+        </w:rPr>
+        <w:t>ALERT</w:t>
+      </w:r>
+      <w:r>
+        <w:rPr/>
+        <w:t>).</w:t>
+      </w:r>
+    </w:p>
+    <w:p>
+      <w:pPr>
+        <w:pStyle w:val="Compact"/>
+        <w:numPr>
+          <w:ilvl w:val="0"/>
+          <w:numId w:val="4"/>
+        </w:numPr>
+        <w:rPr/>
+      </w:pPr>
+      <w:r>
+        <w:rPr>
+          <w:rStyle w:val="VerbatimChar"/>
+        </w:rPr>
+        <w:t>--CRC critical_delta reference_directory_path</w:t>
+      </w:r>
+      <w:r>
+        <w:rPr/>
+        <w:t xml:space="preserve">: Contrôle les statistiques CRC des interfaces par rapport au dossier de référence </w:t>
+      </w:r>
+      <w:r>
+        <w:rPr>
+          <w:rStyle w:val="VerbatimChar"/>
+        </w:rPr>
+        <w:t>reference_directory_path</w:t>
+      </w:r>
+      <w:r>
+        <w:rPr/>
+        <w:t xml:space="preserve"> spécifié. Affiche des erreurs </w:t>
+      </w:r>
+      <w:r>
+        <w:rPr>
+          <w:b/>
+          <w:bCs/>
+        </w:rPr>
+        <w:t>CRITICAL</w:t>
+      </w:r>
+      <w:r>
+        <w:rPr/>
+        <w:t xml:space="preserve"> si les compteurs ont augmenté d’au moins </w:t>
+      </w:r>
+      <w:r>
+        <w:rPr>
+          <w:rStyle w:val="VerbatimChar"/>
+        </w:rPr>
+        <w:t>critical_delta</w:t>
+      </w:r>
+      <w:r>
+        <w:rPr/>
+        <w:t>. &gt; Si le dossier de référence spécifié ne contient pas de référence, le programme va les générer automatiquement, et considère que les compteurs commencent à 0.</w:t>
+      </w:r>
+    </w:p>
+    <w:p>
+      <w:pPr>
+        <w:pStyle w:val="Compact"/>
+        <w:numPr>
+          <w:ilvl w:val="0"/>
+          <w:numId w:val="4"/>
+        </w:numPr>
+        <w:rPr/>
+      </w:pPr>
+      <w:r>
+        <w:rPr>
+          <w:rStyle w:val="VerbatimChar"/>
+        </w:rPr>
+        <w:t>--PTP since log_level critical_correction</w:t>
+      </w:r>
+      <w:r>
+        <w:rPr/>
+        <w:t xml:space="preserve">: Contrôle les corrections et les changements de Grandmaster et si tous les switchs sont synchronisés au même endroit. Vérifie que les corrections ne dépassent pas le seuil de </w:t>
+      </w:r>
+      <w:r>
+        <w:rPr>
+          <w:rStyle w:val="VerbatimChar"/>
+        </w:rPr>
+        <w:t>critical_correction</w:t>
+      </w:r>
+      <w:r>
+        <w:rPr/>
+        <w:t xml:space="preserve"> exprimé en nanosecondes. Vérifie les logs de changement jusqu’à </w:t>
+      </w:r>
+      <w:r>
+        <w:rPr>
+          <w:rStyle w:val="VerbatimChar"/>
+        </w:rPr>
+        <w:t>since</w:t>
+      </w:r>
+      <w:r>
+        <w:rPr/>
+        <w:t xml:space="preserve"> jour. Si </w:t>
+      </w:r>
+      <w:r>
+        <w:rPr>
+          <w:rStyle w:val="VerbatimChar"/>
+        </w:rPr>
+        <w:t>log_level=2</w:t>
+      </w:r>
+      <w:r>
+        <w:rPr/>
+        <w:t xml:space="preserve"> les logs PTP sont affichés dans le fichier résultats dans tous les cas, si </w:t>
+      </w:r>
+      <w:r>
+        <w:rPr>
+          <w:rStyle w:val="VerbatimChar"/>
+        </w:rPr>
+        <w:t>log_level=1</w:t>
+      </w:r>
+      <w:r>
+        <w:rPr/>
+        <w:t xml:space="preserve"> seulement en cas d’erreurs, et si </w:t>
+      </w:r>
+      <w:r>
+        <w:rPr>
+          <w:rStyle w:val="VerbatimChar"/>
+        </w:rPr>
+        <w:t>log_level=0</w:t>
+      </w:r>
+      <w:r>
+        <w:rPr/>
+        <w:t xml:space="preserve"> les logs ne sont jamais affichés.</w:t>
+        <w:br/>
+      </w:r>
+    </w:p>
+    <w:p>
+      <w:pPr>
+        <w:pStyle w:val="Compact"/>
+        <w:numPr>
+          <w:ilvl w:val="0"/>
+          <w:numId w:val="4"/>
+        </w:numPr>
+        <w:rPr/>
+      </w:pPr>
+      <w:r>
+        <w:rPr>
+          <w:rStyle w:val="VerbatimChar"/>
+        </w:rPr>
+        <w:t>--demo_path demo_directory_path</w:t>
+      </w:r>
+      <w:r>
+        <w:rPr/>
+        <w:t xml:space="preserve">: Pour réaliser des tests, vérifie les valeurs renseignées dans le </w:t>
+      </w:r>
+      <w:r>
+        <w:rPr>
+          <w:rStyle w:val="VerbatimChar"/>
+        </w:rPr>
+        <w:t>demo_directory_path</w:t>
+      </w:r>
+      <w:r>
+        <w:rPr/>
+        <w:t xml:space="preserve"> plutôt que de s’adresser aux switchs.</w:t>
+      </w:r>
+      <w:bookmarkEnd w:id="16"/>
+      <w:bookmarkEnd w:id="18"/>
+    </w:p>
+    <w:p>
+      <w:pPr>
+        <w:pStyle w:val="Heading3"/>
+        <w:rPr/>
+      </w:pPr>
+      <w:bookmarkStart w:id="19" w:name="exemple-doutput"/>
+      <w:r>
+        <w:rPr/>
+        <w:t>Exemple d’output</w:t>
+      </w:r>
+    </w:p>
+    <w:p>
+      <w:pPr>
+        <w:pStyle w:val="FirstParagraph"/>
+        <w:rPr/>
+      </w:pPr>
+      <w:r>
+        <w:rPr/>
+        <w:t>On exécute le programme avec</w:t>
+      </w:r>
+    </w:p>
+    <w:p>
+      <w:pPr>
+        <w:pStyle w:val="SourceCode"/>
+        <w:rPr/>
+      </w:pPr>
+      <w:r>
+        <w:rPr>
+          <w:rStyle w:val="ExtensionTok"/>
+        </w:rPr>
+        <w:t>python</w:t>
+      </w:r>
+      <w:r>
+        <w:rPr>
+          <w:rStyle w:val="NormalTok"/>
+        </w:rPr>
+        <w:t xml:space="preserve"> main.py switch_ips.txt outputs/logs/ outputs/results/ </w:t>
+      </w:r>
+      <w:r>
+        <w:rPr>
+          <w:rStyle w:val="AttributeTok"/>
+        </w:rPr>
+        <w:t>--unused_ports</w:t>
+      </w:r>
+      <w:r>
+        <w:rPr>
+          <w:rStyle w:val="NormalTok"/>
+        </w:rPr>
+        <w:t xml:space="preserve"> 90 </w:t>
+      </w:r>
+      <w:r>
+        <w:rPr>
+          <w:rStyle w:val="AttributeTok"/>
+        </w:rPr>
+        <w:t>--check_transceivers</w:t>
+      </w:r>
+      <w:r>
+        <w:rPr>
+          <w:rStyle w:val="NormalTok"/>
+        </w:rPr>
+        <w:t xml:space="preserve"> WARN </w:t>
+      </w:r>
+      <w:r>
+        <w:rPr>
+          <w:rStyle w:val="AttributeTok"/>
+        </w:rPr>
+        <w:t>--half_duplex</w:t>
+      </w:r>
+      <w:r>
+        <w:rPr>
+          <w:rStyle w:val="NormalTok"/>
+        </w:rPr>
+        <w:t xml:space="preserve"> </w:t>
+      </w:r>
+      <w:r>
+        <w:rPr>
+          <w:rStyle w:val="AttributeTok"/>
+        </w:rPr>
+        <w:t>--CRC</w:t>
+      </w:r>
+      <w:r>
+        <w:rPr>
+          <w:rStyle w:val="NormalTok"/>
+        </w:rPr>
+        <w:t xml:space="preserve"> 5 references_data/</w:t>
+      </w:r>
+    </w:p>
+    <w:p>
+      <w:pPr>
+        <w:pStyle w:val="FirstParagraph"/>
+        <w:rPr/>
+      </w:pPr>
+      <w:r>
+        <w:rPr/>
+        <w:t>On obtient le résultat suivant:</w:t>
+      </w:r>
+    </w:p>
+    <w:p>
+      <w:pPr>
+        <w:pStyle w:val="SourceCode"/>
+        <w:rPr/>
+      </w:pPr>
+      <w:r>
+        <w:rPr>
+          <w:rStyle w:val="VerbatimChar"/>
+        </w:rPr>
+        <w:t>=============[ Switch: hostname (10.10.10.1) ]=============</w:t>
+      </w:r>
+      <w:r>
+        <w:rPr/>
+        <w:br/>
+        <w:br/>
+      </w:r>
+      <w:r>
+        <w:rPr>
+          <w:rStyle w:val="VerbatimChar"/>
+        </w:rPr>
+        <w:t>&gt; The following ports are unused since 90 days</w:t>
+      </w:r>
+      <w:r>
+        <w:rPr/>
+        <w:br/>
+      </w:r>
+      <w:r>
+        <w:rPr>
+          <w:rStyle w:val="VerbatimChar"/>
+        </w:rPr>
+        <w:t xml:space="preserve">    - eth1/97</w:t>
+      </w:r>
+      <w:r>
+        <w:rPr/>
+        <w:br/>
+      </w:r>
+      <w:r>
+        <w:rPr>
+          <w:rStyle w:val="VerbatimChar"/>
+        </w:rPr>
+        <w:t>Consider unplugging or disabling them to not be notified again.</w:t>
+      </w:r>
+      <w:r>
+        <w:rPr/>
+        <w:br/>
+        <w:br/>
+      </w:r>
+      <w:r>
+        <w:rPr>
+          <w:rStyle w:val="VerbatimChar"/>
+        </w:rPr>
+        <w:t>&gt; CRITICAL: The following interfaces are running in half duplex</w:t>
+      </w:r>
+      <w:r>
+        <w:rPr/>
+        <w:br/>
+      </w:r>
+      <w:r>
+        <w:rPr>
+          <w:rStyle w:val="VerbatimChar"/>
+        </w:rPr>
+        <w:t xml:space="preserve">    - eth1/107</w:t>
+      </w:r>
+      <w:r>
+        <w:rPr/>
+        <w:br/>
+        <w:br/>
+      </w:r>
+      <w:r>
+        <w:rPr>
+          <w:rStyle w:val="VerbatimChar"/>
+        </w:rPr>
+        <w:t>&gt; The following transceivers show hardware issues:</w:t>
+      </w:r>
+      <w:r>
+        <w:rPr/>
+        <w:br/>
+      </w:r>
+      <w:r>
+        <w:rPr>
+          <w:rStyle w:val="VerbatimChar"/>
+        </w:rPr>
+        <w:t xml:space="preserve">    - Interface: Ethernet1/2</w:t>
+      </w:r>
+      <w:r>
+        <w:rPr/>
+        <w:br/>
+      </w:r>
+      <w:r>
+        <w:rPr>
+          <w:rStyle w:val="VerbatimChar"/>
+        </w:rPr>
+        <w:t xml:space="preserve">        + ALERT: Transceiver current exceeded the threshold ! (0.0 &lt; 2.0)</w:t>
+      </w:r>
+      <w:r>
+        <w:rPr/>
+        <w:br/>
+      </w:r>
+      <w:r>
+        <w:rPr>
+          <w:rStyle w:val="VerbatimChar"/>
+        </w:rPr>
+        <w:t xml:space="preserve">        + CRITICAL: Lane 1 is not plugged in !!!</w:t>
+      </w:r>
+      <w:r>
+        <w:rPr/>
+        <w:br/>
+      </w:r>
+      <w:r>
+        <w:rPr>
+          <w:rStyle w:val="VerbatimChar"/>
+        </w:rPr>
+        <w:t xml:space="preserve">        + CRITICAL: Lane 2 is not plugged in !!!</w:t>
+      </w:r>
+      <w:r>
+        <w:rPr/>
+        <w:br/>
+      </w:r>
+      <w:r>
+        <w:rPr>
+          <w:rStyle w:val="VerbatimChar"/>
+        </w:rPr>
+        <w:t xml:space="preserve">        + CRITICAL: Lane 3 is not plugged in !!!</w:t>
+      </w:r>
+      <w:r>
+        <w:rPr/>
+        <w:br/>
+      </w:r>
+      <w:r>
+        <w:rPr>
+          <w:rStyle w:val="VerbatimChar"/>
+        </w:rPr>
+        <w:t xml:space="preserve">        + CRITICAL: Lane 4 is not plugged in !!!</w:t>
+      </w:r>
+      <w:r>
+        <w:rPr/>
+        <w:br/>
+        <w:br/>
+      </w:r>
+      <w:r>
+        <w:rPr>
+          <w:rStyle w:val="VerbatimChar"/>
+        </w:rPr>
+        <w:t xml:space="preserve">    - Interface: Ethernet1/3</w:t>
+      </w:r>
+      <w:r>
+        <w:rPr/>
+        <w:br/>
+      </w:r>
+      <w:r>
+        <w:rPr>
+          <w:rStyle w:val="VerbatimChar"/>
+        </w:rPr>
+        <w:t xml:space="preserve">        + ALERT: Transceiver temperature exceeded the threshold ! (67.0°C &gt; 65.0°C)</w:t>
+      </w:r>
+      <w:r>
+        <w:rPr/>
+        <w:br/>
+      </w:r>
+      <w:r>
+        <w:rPr>
+          <w:rStyle w:val="VerbatimChar"/>
+        </w:rPr>
+        <w:t xml:space="preserve">        + ALERT: Transceiver current exceeded the threshold ! (0.0 &lt; 2.0)</w:t>
+      </w:r>
+      <w:r>
+        <w:rPr/>
+        <w:br/>
+      </w:r>
+      <w:r>
+        <w:rPr>
+          <w:rStyle w:val="VerbatimChar"/>
+        </w:rPr>
+        <w:t xml:space="preserve">        + CRITICAL: Lane 1 is not plugged in !!!</w:t>
+      </w:r>
+      <w:r>
+        <w:rPr/>
+        <w:br/>
+      </w:r>
+      <w:r>
+        <w:rPr>
+          <w:rStyle w:val="VerbatimChar"/>
+        </w:rPr>
+        <w:t xml:space="preserve">        + CRITICAL: Lane 2 is not plugged in !!!</w:t>
+      </w:r>
+      <w:r>
+        <w:rPr/>
+        <w:br/>
+      </w:r>
+      <w:r>
+        <w:rPr>
+          <w:rStyle w:val="VerbatimChar"/>
+        </w:rPr>
+        <w:t xml:space="preserve">        + CRITICAL: Lane 3 is not plugged in !!!</w:t>
+      </w:r>
+      <w:r>
+        <w:rPr/>
+        <w:br/>
+      </w:r>
+      <w:r>
+        <w:rPr>
+          <w:rStyle w:val="VerbatimChar"/>
+        </w:rPr>
+        <w:t xml:space="preserve">        + CRITICAL: Lane 4 is not plugged in !!!</w:t>
+      </w:r>
+      <w:r>
+        <w:rPr/>
+        <w:br/>
+        <w:br/>
+      </w:r>
+      <w:r>
+        <w:rPr>
+          <w:rStyle w:val="VerbatimChar"/>
+        </w:rPr>
+        <w:t xml:space="preserve">    - Interface: Ethernet1/23</w:t>
+      </w:r>
+      <w:r>
+        <w:rPr/>
+        <w:br/>
+      </w:r>
+      <w:r>
+        <w:rPr>
+          <w:rStyle w:val="VerbatimChar"/>
+        </w:rPr>
+        <w:t xml:space="preserve">        + WARN: Transceiver voltage exceeded the threshold ! (3.48 &gt; 3.46)</w:t>
+      </w:r>
+      <w:r>
+        <w:rPr/>
+        <w:br/>
+      </w:r>
+      <w:r>
+        <w:rPr>
+          <w:rStyle w:val="VerbatimChar"/>
+        </w:rPr>
+        <w:t xml:space="preserve">        + ALERT: Transceiver current exceeded the threshold ! (11.0 &gt; 10.0)</w:t>
+      </w:r>
+      <w:r>
+        <w:rPr/>
+        <w:br/>
+      </w:r>
+      <w:r>
+        <w:rPr>
+          <w:rStyle w:val="VerbatimChar"/>
+        </w:rPr>
+        <w:t xml:space="preserve">        + WARN: Lane 1 transfer power has exceeded the threshold ! (-7.02 &lt; -6.0)</w:t>
+      </w:r>
+      <w:r>
+        <w:rPr/>
+        <w:br/>
+      </w:r>
+      <w:r>
+        <w:rPr>
+          <w:rStyle w:val="VerbatimChar"/>
+        </w:rPr>
+        <w:t xml:space="preserve">        + ALERT: Lane 2 receive power has exceeded the threshold ! (7.0 &gt; 6.99)</w:t>
+      </w:r>
+      <w:r>
+        <w:rPr/>
+        <w:br/>
+        <w:br/>
+      </w:r>
+      <w:r>
+        <w:rPr>
+          <w:rStyle w:val="VerbatimChar"/>
+        </w:rPr>
+        <w:t>&gt; The following interfaces shows additional cRC or Align errors compared to the last check</w:t>
+      </w:r>
+      <w:r>
+        <w:rPr/>
+        <w:br/>
+      </w:r>
+      <w:r>
+        <w:rPr>
+          <w:rStyle w:val="VerbatimChar"/>
+        </w:rPr>
+        <w:t xml:space="preserve">    - eth1/97 shows 3 new errors (now 61, was 58)</w:t>
+      </w:r>
+      <w:r>
+        <w:rPr/>
+        <w:br/>
+      </w:r>
+      <w:r>
+        <w:rPr>
+          <w:rStyle w:val="VerbatimChar"/>
+        </w:rPr>
+        <w:t xml:space="preserve">    - CRITICAL: eth1/99 shows 15 new errors (now 15, was 0)</w:t>
+      </w:r>
+      <w:r>
+        <w:rPr/>
+        <w:br/>
+      </w:r>
+      <w:r>
+        <w:rPr>
+          <w:rStyle w:val="VerbatimChar"/>
+        </w:rPr>
+        <w:t xml:space="preserve">    - eth1/102 shows 2 new errors (now 4, was 2)</w:t>
+      </w:r>
+      <w:r>
+        <w:rPr/>
+        <w:br/>
+      </w:r>
+      <w:r>
+        <w:rPr>
+          <w:rStyle w:val="VerbatimChar"/>
+        </w:rPr>
+        <w:t xml:space="preserve">    - CRITICAL: eth1/103 shows 20 new errors (now 20, was 34 and reset since)</w:t>
+      </w:r>
+      <w:r>
+        <w:rPr/>
+        <w:br/>
+        <w:br/>
+      </w:r>
+      <w:r>
+        <w:rPr>
+          <w:rStyle w:val="VerbatimChar"/>
+        </w:rPr>
+        <w:t>================================================</w:t>
+      </w:r>
+      <w:r>
+        <w:rPr/>
+        <w:br/>
+        <w:br/>
+      </w:r>
+      <w:r>
+        <w:rPr>
+          <w:rStyle w:val="VerbatimChar"/>
+        </w:rPr>
+        <w:t>=============[ Switch: hostname (10.10.10.2) ]=============</w:t>
+      </w:r>
+      <w:r>
+        <w:rPr/>
+        <w:br/>
+      </w:r>
+      <w:r>
+        <w:rPr>
+          <w:rStyle w:val="VerbatimChar"/>
+        </w:rPr>
+        <w:t>[...]</w:t>
+      </w:r>
+      <w:bookmarkEnd w:id="13"/>
+      <w:bookmarkEnd w:id="15"/>
+      <w:bookmarkEnd w:id="19"/>
+    </w:p>
+    <w:p>
+      <w:pPr>
+        <w:pStyle w:val="Heading1"/>
+        <w:rPr/>
+      </w:pPr>
+      <w:bookmarkStart w:id="20" w:name="pour-les-développeurs"/>
+      <w:r>
+        <w:rPr/>
+        <w:t>Pour les développeurs</w:t>
+      </w:r>
+    </w:p>
+    <w:p>
+      <w:pPr>
+        <w:pStyle w:val="FirstParagraph"/>
+        <w:rPr/>
+      </w:pPr>
+      <w:r>
+        <w:rPr/>
+        <w:t>Le programme est développé pour Python 3.10+ (3.11 recommandé) et suit une logique de programmation objet qui le rend modulable:</w:t>
+      </w:r>
+    </w:p>
+    <w:p>
+      <w:pPr>
+        <w:pStyle w:val="BodyText"/>
+        <w:rPr/>
+      </w:pPr>
+      <w:r>
+        <w:drawing>
+          <wp:anchor distT="0" distB="0" distL="0" distR="0" simplePos="0" relativeHeight="6" behindDoc="0" locked="0" layoutInCell="0" allowOverlap="1">
+            <wp:simplePos x="0" y="0"/>
+            <wp:positionH relativeFrom="column">
+              <wp:posOffset>1179195</wp:posOffset>
+            </wp:positionH>
+            <wp:positionV relativeFrom="paragraph">
+              <wp:posOffset>-83820</wp:posOffset>
+            </wp:positionV>
+            <wp:extent cx="3445510" cy="5840095"/>
+            <wp:effectExtent l="0" t="0" r="0" b="0"/>
+            <wp:wrapTopAndBottom/>
+            <wp:docPr id="5" name="Image5"/>
+            <wp:cNvGraphicFramePr>
+              <a:graphicFrameLocks xmlns:a="http://schemas.openxmlformats.org/drawingml/2006/main" noChangeAspect="1"/>
+            </wp:cNvGraphicFramePr>
+            <a:graphic xmlns:a="http://schemas.openxmlformats.org/drawingml/2006/main">
+              <a:graphicData uri="http://schemas.openxmlformats.org/drawingml/2006/picture">
+                <pic:pic xmlns:pic="http://schemas.openxmlformats.org/drawingml/2006/picture">
+                  <pic:nvPicPr>
+                    <pic:cNvPr id="5" name="Image5"/>
+                    <pic:cNvPicPr>
+                      <a:picLocks noChangeAspect="1" noChangeArrowheads="1"/>
+                    </pic:cNvPicPr>
+                  </pic:nvPicPr>
+                  <pic:blipFill>
+                    <a:blip r:embed="rId7"/>
+                    <a:stretch>
+                      <a:fillRect/>
+                    </a:stretch>
+                  </pic:blipFill>
+                  <pic:spPr bwMode="auto">
+                    <a:xfrm>
+                      <a:off x="0" y="0"/>
+                      <a:ext cx="3445510" cy="5840095"/>
+                    </a:xfrm>
+                    <a:prstGeom prst="rect">
+                      <a:avLst/>
+                    </a:prstGeom>
+                    <a:noFill/>
+                  </pic:spPr>
+                </pic:pic>
+              </a:graphicData>
+            </a:graphic>
+          </wp:anchor>
+        </w:drawing>
+      </w:r>
+      <w:r>
+        <w:rPr/>
+        <w:t xml:space="preserve">Il existe aussi la classe </w:t>
+      </w:r>
+      <w:r>
+        <w:rPr>
+          <w:rStyle w:val="VerbatimChar"/>
+        </w:rPr>
+        <w:t>NDFC_API</w:t>
+      </w:r>
+      <w:r>
+        <w:rPr/>
+        <w:t xml:space="preserve"> qui permets de modifier la config des switchs via NDFC. En particulier, elle est actuellement utilisée pour shutdown les ports inutilisés.</w:t>
+      </w:r>
+    </w:p>
+    <w:p>
+      <w:pPr>
+        <w:pStyle w:val="BodyText"/>
+        <w:rPr/>
+      </w:pPr>
+      <w:r>
+        <w:rPr/>
+        <w:t xml:space="preserve">Pour développer, il est recommandé d’utiliser </w:t>
+      </w:r>
+      <w:hyperlink r:id="rId8">
+        <w:r>
+          <w:rPr>
+            <w:rStyle w:val="Hyperlink"/>
+          </w:rPr>
+          <w:t>uv</w:t>
+        </w:r>
+      </w:hyperlink>
+      <w:r>
+        <w:rPr/>
+        <w:t xml:space="preserve"> pour gérer convenablement les dépendances et l’environnement virtuel.</w:t>
+      </w:r>
+    </w:p>
+    <w:p>
+      <w:pPr>
+        <w:pStyle w:val="Heading2"/>
+        <w:rPr/>
+      </w:pPr>
+      <w:bookmarkStart w:id="21" w:name="contacter-un-endpoint"/>
+      <w:r>
+        <w:rPr/>
+        <w:t>Contacter un endpoint</w:t>
+      </w:r>
+    </w:p>
+    <w:p>
+      <w:pPr>
+        <w:pStyle w:val="FirstParagraph"/>
+        <w:rPr/>
+      </w:pPr>
+      <w:r>
+        <w:rPr/>
+        <w:t>Pour ajouter un point de contacter à endpoint. On procède en 5 étapes</w:t>
+      </w:r>
+    </w:p>
+    <w:p>
+      <w:pPr>
+        <w:pStyle w:val="Heading3"/>
+        <w:rPr/>
+      </w:pPr>
+      <w:bookmarkStart w:id="22" w:name="étape-1-identification-du-besoin"/>
+      <w:r>
+        <w:rPr/>
+        <w:t>Étape 1: Identification du besoin</w:t>
+      </w:r>
+    </w:p>
+    <w:p>
+      <w:pPr>
+        <w:pStyle w:val="FirstParagraph"/>
+        <w:rPr/>
+      </w:pPr>
+      <w:r>
+        <w:rPr>
+          <w:b/>
+          <w:bCs/>
+        </w:rPr>
+        <w:t>Questions</w:t>
+      </w:r>
+      <w:r>
+        <w:rPr/>
+        <w:t xml:space="preserve"> : - Est-ce qu’on peut utiliser l’API REST, ou est-ce qu’on doit plutôt utiliser l’API CLI ? - Si c’est l’</w:t>
+      </w:r>
+      <w:r>
+        <w:rPr>
+          <w:b/>
+          <w:bCs/>
+        </w:rPr>
+        <w:t>API REST</w:t>
+      </w:r>
+      <w:r>
+        <w:rPr/>
+        <w:t xml:space="preserve">, on modifie la classe </w:t>
+      </w:r>
+      <w:r>
+        <w:rPr>
+          <w:rStyle w:val="VerbatimChar"/>
+        </w:rPr>
+        <w:t>NXREST-API</w:t>
+      </w:r>
+      <w:r>
+        <w:rPr/>
+        <w:t xml:space="preserve"> de </w:t>
+      </w:r>
+      <w:r>
+        <w:rPr>
+          <w:rStyle w:val="VerbatimChar"/>
+        </w:rPr>
+        <w:t>nxapi_requests.py</w:t>
+      </w:r>
+      <w:r>
+        <w:rPr/>
+        <w:t>. - Si c’est l’</w:t>
+      </w:r>
+      <w:r>
+        <w:rPr>
+          <w:b/>
+          <w:bCs/>
+        </w:rPr>
+        <w:t>API CLI</w:t>
+      </w:r>
+      <w:r>
+        <w:rPr/>
+        <w:t xml:space="preserve">, on modifie la classe </w:t>
+      </w:r>
+      <w:r>
+        <w:rPr>
+          <w:rStyle w:val="VerbatimChar"/>
+        </w:rPr>
+        <w:t>NXCLI-API</w:t>
+      </w:r>
+      <w:r>
+        <w:rPr/>
+        <w:t xml:space="preserve"> de </w:t>
+      </w:r>
+      <w:r>
+        <w:rPr>
+          <w:rStyle w:val="VerbatimChar"/>
+        </w:rPr>
+        <w:t>nxapi_requests.py</w:t>
+      </w:r>
+      <w:r>
+        <w:rPr/>
+        <w:t xml:space="preserve"> et on utilise la méthode </w:t>
+      </w:r>
+      <w:r>
+        <w:rPr>
+          <w:rStyle w:val="VerbatimChar"/>
+        </w:rPr>
+        <w:t>_wrap_cmd()</w:t>
+      </w:r>
+      <w:r>
+        <w:rPr/>
+        <w:t xml:space="preserve"> pour envoyer la commande au switch. - Est-ce un </w:t>
+      </w:r>
+      <w:r>
+        <w:rPr>
+          <w:rStyle w:val="VerbatimChar"/>
+        </w:rPr>
+        <w:t>POST</w:t>
+      </w:r>
+      <w:r>
+        <w:rPr/>
+        <w:t xml:space="preserve"> ou un </w:t>
+      </w:r>
+      <w:r>
+        <w:rPr>
+          <w:rStyle w:val="VerbatimChar"/>
+        </w:rPr>
+        <w:t>GET</w:t>
+      </w:r>
+      <w:r>
+        <w:rPr/>
+        <w:t xml:space="preserve"> ? - Si c’est un </w:t>
+      </w:r>
+      <w:r>
+        <w:rPr>
+          <w:rStyle w:val="VerbatimChar"/>
+        </w:rPr>
+        <w:t>GET</w:t>
+      </w:r>
+      <w:r>
+        <w:rPr/>
+        <w:t xml:space="preserve">, on utilise la méthode </w:t>
+      </w:r>
+      <w:r>
+        <w:rPr>
+          <w:rStyle w:val="VerbatimChar"/>
+        </w:rPr>
+        <w:t>_get</w:t>
+      </w:r>
+      <w:r>
+        <w:rPr/>
+        <w:t xml:space="preserve"> et on renseigne l’endpoint (sans le </w:t>
+      </w:r>
+      <w:r>
+        <w:rPr>
+          <w:rStyle w:val="VerbatimChar"/>
+        </w:rPr>
+        <w:t>/api</w:t>
+      </w:r>
+      <w:r>
+        <w:rPr/>
+        <w:t xml:space="preserve">). - Si c’est un </w:t>
+      </w:r>
+      <w:r>
+        <w:rPr>
+          <w:rStyle w:val="VerbatimChar"/>
+        </w:rPr>
+        <w:t>POST</w:t>
+      </w:r>
+      <w:r>
+        <w:rPr/>
+        <w:t xml:space="preserve">, il faut regarder le résultat du sandbox NXAPI pour avoir une idée de la structure. - Si on modifie une configuration, est-ce que cela va avoir une incidence de synchronisation avec NDFC ? On modifie autant que possible via l’API NDFC (définie dans </w:t>
+      </w:r>
+      <w:r>
+        <w:rPr>
+          <w:rStyle w:val="VerbatimChar"/>
+        </w:rPr>
+        <w:t>ndfc_requests.py</w:t>
+      </w:r>
+      <w:r>
+        <w:rPr/>
+        <w:t>)</w:t>
+      </w:r>
+    </w:p>
+    <w:p>
+      <w:pPr>
+        <w:pStyle w:val="BodyText"/>
+        <w:rPr/>
+      </w:pPr>
+      <w:r>
+        <w:rPr/>
+        <w:t>On vérifie le format de retour de l’endpoint avec le sandbox de NXAPI (trouver l’IP d’un switch et s’y connecter via le navigateur).</w:t>
+      </w:r>
+    </w:p>
+    <w:p>
+      <w:pPr>
+        <w:pStyle w:val="BodyText"/>
+        <w:rPr/>
+      </w:pPr>
+      <w:r>
+        <w:rPr/>
+        <w:t xml:space="preserve">Le répertoire </w:t>
+      </w:r>
+      <w:r>
+        <w:rPr>
+          <w:rStyle w:val="VerbatimChar"/>
+        </w:rPr>
+        <w:t>demo_json/</w:t>
+      </w:r>
+      <w:r>
+        <w:rPr/>
+        <w:t xml:space="preserve"> contient des JSON qui représentent les endpoints de NXAPI.</w:t>
+        <w:br/>
+        <w:t>A l’intérieur, les sous-dossiers décrivent des ip de switchs, et dans ces sous-dossiers est retranscrit larborescence de NXAPI.</w:t>
+        <w:br/>
+        <w:t xml:space="preserve">Si vous avez besoin d’accéder à de nouveaux endpoints, vous pouvez copier le résultat de la sandbox de NXAPI et les ajouter à </w:t>
+      </w:r>
+      <w:r>
+        <w:rPr>
+          <w:rStyle w:val="VerbatimChar"/>
+        </w:rPr>
+        <w:t>demo_json/</w:t>
+      </w:r>
+      <w:r>
+        <w:rPr/>
+        <w:t xml:space="preserve"> en respectant le chemin d’URL (par ex. </w:t>
+      </w:r>
+      <w:r>
+        <w:rPr>
+          <w:rStyle w:val="VerbatimChar"/>
+        </w:rPr>
+        <w:t>https://&lt;switch_ip&gt;/api/mo/sys.json</w:t>
+      </w:r>
+      <w:r>
+        <w:rPr/>
+        <w:t xml:space="preserve"> se transforme en </w:t>
+      </w:r>
+      <w:r>
+        <w:rPr>
+          <w:rStyle w:val="VerbatimChar"/>
+        </w:rPr>
+        <w:t>demo_json/&lt;switch_ip&gt;/mo/sys.json</w:t>
+      </w:r>
+      <w:r>
+        <w:rPr/>
+        <w:t>).</w:t>
+        <w:br/>
+        <w:t>Ainsi, vous pourrez tester des cas de monitoring spécifique en changeant ce fichier.</w:t>
+      </w:r>
+      <w:bookmarkEnd w:id="22"/>
+    </w:p>
+    <w:p>
+      <w:pPr>
+        <w:pStyle w:val="Heading3"/>
+        <w:rPr/>
+      </w:pPr>
+      <w:bookmarkStart w:id="23" w:name="X07b8d1b52f8143b93a7e70a1f38550fbec1afb9"/>
+      <w:r>
+        <w:rPr/>
+        <w:t>Étape 2: Écriture dans le fichier de résultat</w:t>
+      </w:r>
+    </w:p>
+    <w:p>
+      <w:pPr>
+        <w:pStyle w:val="FirstParagraph"/>
+        <w:rPr/>
+      </w:pPr>
+      <w:r>
+        <w:rPr/>
+        <w:t xml:space="preserve">Dans le fichier </w:t>
+      </w:r>
+      <w:r>
+        <w:rPr>
+          <w:rStyle w:val="VerbatimChar"/>
+        </w:rPr>
+        <w:t>result_file.py</w:t>
+      </w:r>
+      <w:r>
+        <w:rPr/>
+        <w:t xml:space="preserve"> :</w:t>
+      </w:r>
+    </w:p>
+    <w:p>
+      <w:pPr>
+        <w:pStyle w:val="Compact"/>
+        <w:numPr>
+          <w:ilvl w:val="0"/>
+          <w:numId w:val="25"/>
+        </w:numPr>
+        <w:rPr/>
+      </w:pPr>
+      <w:r>
+        <w:rPr/>
+        <w:t xml:space="preserve">Créez un nouveau </w:t>
+      </w:r>
+      <w:r>
+        <w:rPr>
+          <w:rStyle w:val="VerbatimChar"/>
+        </w:rPr>
+        <w:t>Label</w:t>
+      </w:r>
+      <w:r>
+        <w:rPr/>
+        <w:t xml:space="preserve"> correspondant à ce que vous souhaitez monitorer (et ajoutez-le dans le fichier résultat).</w:t>
+      </w:r>
+    </w:p>
+    <w:p>
+      <w:pPr>
+        <w:pStyle w:val="Compact"/>
+        <w:numPr>
+          <w:ilvl w:val="0"/>
+          <w:numId w:val="1"/>
+        </w:numPr>
+        <w:rPr/>
+      </w:pPr>
+      <w:r>
+        <w:rPr/>
+        <w:t xml:space="preserve">Créez un nouvel objet qui hérite de la classe abstraite </w:t>
+      </w:r>
+      <w:r>
+        <w:rPr>
+          <w:rStyle w:val="VerbatimChar"/>
+        </w:rPr>
+        <w:t>ResultOutput</w:t>
+      </w:r>
+      <w:r>
+        <w:rPr/>
+        <w:t>. Utilisez la structure de données la plus propice pour récupérer les données de monitoring.</w:t>
+      </w:r>
+    </w:p>
+    <w:p>
+      <w:pPr>
+        <w:pStyle w:val="Compact"/>
+        <w:numPr>
+          <w:ilvl w:val="0"/>
+          <w:numId w:val="1"/>
+        </w:numPr>
+        <w:rPr/>
+      </w:pPr>
+      <w:r>
+        <w:rPr/>
+        <w:t xml:space="preserve">Créez la méthode </w:t>
+      </w:r>
+      <w:r>
+        <w:rPr>
+          <w:rStyle w:val="VerbatimChar"/>
+        </w:rPr>
+        <w:t>write</w:t>
+      </w:r>
+      <w:r>
+        <w:rPr/>
+        <w:t xml:space="preserve"> de votre objet, qui prend la fonction </w:t>
+      </w:r>
+      <w:r>
+        <w:rPr>
+          <w:rStyle w:val="VerbatimChar"/>
+        </w:rPr>
+        <w:t>output</w:t>
+      </w:r>
+      <w:r>
+        <w:rPr/>
+        <w:t xml:space="preserve"> en paramètre. Considérez cette fonction comme l’équivalent de </w:t>
+      </w:r>
+      <w:r>
+        <w:rPr>
+          <w:rStyle w:val="VerbatimChar"/>
+        </w:rPr>
+        <w:t>print</w:t>
+      </w:r>
+      <w:r>
+        <w:rPr/>
+        <w:t xml:space="preserve"> qui renverra tout dans le fichier de résultat. &gt; Votre objet sera géré dans la classe </w:t>
+      </w:r>
+      <w:r>
+        <w:rPr>
+          <w:rStyle w:val="VerbatimChar"/>
+        </w:rPr>
+        <w:t>ResultFile</w:t>
+      </w:r>
+      <w:r>
+        <w:rPr/>
+        <w:t xml:space="preserve">. La fonction d’output qui est passée en paramètre y est définie par </w:t>
+      </w:r>
+      <w:r>
+        <w:rPr>
+          <w:rStyle w:val="VerbatimChar"/>
+        </w:rPr>
+        <w:t>_output</w:t>
+      </w:r>
+      <w:r>
+        <w:rPr/>
+        <w:t>. Vous n’avez pas besoin de la modifier.</w:t>
+      </w:r>
+    </w:p>
+    <w:p>
+      <w:pPr>
+        <w:pStyle w:val="Compact"/>
+        <w:numPr>
+          <w:ilvl w:val="0"/>
+          <w:numId w:val="1"/>
+        </w:numPr>
+        <w:rPr/>
+      </w:pPr>
+      <w:r>
+        <w:rPr/>
+        <w:t xml:space="preserve">Ajoutez votre objet dans la gestion du </w:t>
+      </w:r>
+      <w:r>
+        <w:rPr>
+          <w:rStyle w:val="VerbatimChar"/>
+        </w:rPr>
+        <w:t>ResultFile</w:t>
+      </w:r>
+      <w:r>
+        <w:rPr/>
+        <w:t xml:space="preserve"> dans le dictionnaire </w:t>
+      </w:r>
+      <w:r>
+        <w:rPr>
+          <w:rStyle w:val="VerbatimChar"/>
+        </w:rPr>
+        <w:t>switch_outputs[&lt;ip_du_switch&gt;][&lt;Label du monitoring&gt;]</w:t>
+      </w:r>
+      <w:r>
+        <w:rPr/>
+        <w:t xml:space="preserve">. Votre objet sera automatiquement géré par </w:t>
+      </w:r>
+      <w:r>
+        <w:rPr>
+          <w:rStyle w:val="VerbatimChar"/>
+        </w:rPr>
+        <w:t>ResultFile</w:t>
+      </w:r>
+      <w:r>
+        <w:rPr/>
+        <w:t xml:space="preserve"> une fois fait. &gt; Il est recommandé d’utiliser la fonction </w:t>
+      </w:r>
+      <w:r>
+        <w:rPr>
+          <w:rStyle w:val="VerbatimChar"/>
+        </w:rPr>
+        <w:t>_init_dict(ip_addr)</w:t>
+      </w:r>
+      <w:r>
+        <w:rPr/>
+        <w:t xml:space="preserve"> où </w:t>
+      </w:r>
+      <w:r>
+        <w:rPr>
+          <w:rStyle w:val="VerbatimChar"/>
+        </w:rPr>
+        <w:t>ip_addr</w:t>
+      </w:r>
+      <w:r>
+        <w:rPr/>
+        <w:t xml:space="preserve"> est l’IP du switch, pour être sûr que le dictionnaire dispose bien d’une entrée correspondant au switch.</w:t>
+      </w:r>
+    </w:p>
+    <w:p>
+      <w:pPr>
+        <w:pStyle w:val="Compact"/>
+        <w:numPr>
+          <w:ilvl w:val="0"/>
+          <w:numId w:val="1"/>
+        </w:numPr>
+        <w:rPr/>
+      </w:pPr>
+      <w:r>
+        <w:rPr/>
+        <w:t>Si besoin, créez des méthodes pour alimenter votre objet au fur et à mesure de votre monitoring.</w:t>
+      </w:r>
+      <w:bookmarkEnd w:id="23"/>
+    </w:p>
+    <w:p>
+      <w:pPr>
+        <w:pStyle w:val="Heading3"/>
+        <w:rPr/>
+      </w:pPr>
+      <w:bookmarkStart w:id="24" w:name="étape-3-formatage-de-la-réponse"/>
+      <w:r>
+        <w:rPr/>
+        <w:t>Étape 3: Formatage de la réponse</w:t>
+      </w:r>
+    </w:p>
+    <w:p>
+      <w:pPr>
+        <w:pStyle w:val="FirstParagraph"/>
+        <w:rPr/>
+      </w:pPr>
+      <w:r>
+        <w:rPr/>
+        <w:t xml:space="preserve">La réponse d’un </w:t>
+      </w:r>
+      <w:r>
+        <w:rPr>
+          <w:rStyle w:val="VerbatimChar"/>
+        </w:rPr>
+        <w:t>GET</w:t>
+      </w:r>
+      <w:r>
+        <w:rPr/>
+        <w:t xml:space="preserve"> sur l’API REST est </w:t>
+      </w:r>
+      <w:r>
+        <w:rPr>
+          <w:b/>
+          <w:bCs/>
+        </w:rPr>
         <w:t>toujours</w:t>
       </w:r>
       <w:r>
@@ -3592,7 +4481,7 @@
         <w:rPr/>
         <w:t xml:space="preserve">Avec </w:t>
       </w:r>
-      <w:hyperlink r:id="rId5">
+      <w:hyperlink r:id="rId9">
         <w:r>
           <w:rPr>
             <w:rStyle w:val="Hyperlink"/>
@@ -3640,7 +4529,7 @@
         <w:pStyle w:val="Compact"/>
         <w:numPr>
           <w:ilvl w:val="0"/>
-          <w:numId w:val="3"/>
+          <w:numId w:val="4"/>
         </w:numPr>
         <w:rPr/>
       </w:pPr>
@@ -3674,7 +4563,7 @@
         <w:pStyle w:val="Compact"/>
         <w:numPr>
           <w:ilvl w:val="0"/>
-          <w:numId w:val="3"/>
+          <w:numId w:val="4"/>
         </w:numPr>
         <w:rPr/>
       </w:pPr>
@@ -3742,14 +4631,14 @@
         <w:rPr/>
         <w:t>. Vous n’avez pas besoin de les modifier.</w:t>
       </w:r>
-      <w:bookmarkEnd w:id="23"/>
+      <w:bookmarkEnd w:id="24"/>
     </w:p>
     <w:p>
       <w:pPr>
         <w:pStyle w:val="Heading3"/>
         <w:rPr/>
       </w:pPr>
-      <w:bookmarkStart w:id="24" w:name="Xf1cd9a2b411a675dbfd562cfe7b36f22e3ce11b"/>
+      <w:bookmarkStart w:id="25" w:name="Xf1cd9a2b411a675dbfd562cfe7b36f22e3ce11b"/>
       <w:r>
         <w:rPr/>
         <w:t xml:space="preserve">Étape 4: Ajout de la fonction de monitoring à </w:t>
@@ -3786,7 +4675,7 @@
         <w:pStyle w:val="Compact"/>
         <w:numPr>
           <w:ilvl w:val="0"/>
-          <w:numId w:val="3"/>
+          <w:numId w:val="4"/>
         </w:numPr>
         <w:rPr/>
       </w:pPr>
@@ -3810,7 +4699,7 @@
         <w:pStyle w:val="Compact"/>
         <w:numPr>
           <w:ilvl w:val="0"/>
-          <w:numId w:val="3"/>
+          <w:numId w:val="4"/>
         </w:numPr>
         <w:rPr/>
       </w:pPr>
@@ -3838,14 +4727,14 @@
         <w:rPr/>
         <w:t xml:space="preserve"> que celui choisi dans les objets NXAPI pour éviter les confusions.</w:t>
       </w:r>
-      <w:bookmarkEnd w:id="24"/>
+      <w:bookmarkEnd w:id="25"/>
     </w:p>
     <w:p>
       <w:pPr>
         <w:pStyle w:val="Heading3"/>
         <w:rPr/>
       </w:pPr>
-      <w:bookmarkStart w:id="25" w:name="Xd6aadefcb863665e2f2c264e07f28d8a764c8e8"/>
+      <w:bookmarkStart w:id="26" w:name="Xd6aadefcb863665e2f2c264e07f28d8a764c8e8"/>
       <w:r>
         <w:rPr/>
         <w:t xml:space="preserve">Étape 5: Parsing des entrées utilisateurs dans </w:t>
@@ -3866,7 +4755,7 @@
         <w:rPr/>
         <w:t xml:space="preserve">La bibliothèque Python native </w:t>
       </w:r>
-      <w:hyperlink r:id="rId6">
+      <w:hyperlink r:id="rId10">
         <w:r>
           <w:rPr>
             <w:rStyle w:val="Hyperlink"/>
@@ -3884,7 +4773,7 @@
         <w:pStyle w:val="Compact"/>
         <w:numPr>
           <w:ilvl w:val="0"/>
-          <w:numId w:val="3"/>
+          <w:numId w:val="4"/>
         </w:numPr>
         <w:rPr/>
       </w:pPr>
@@ -3918,7 +4807,7 @@
         <w:pStyle w:val="Compact"/>
         <w:numPr>
           <w:ilvl w:val="1"/>
-          <w:numId w:val="3"/>
+          <w:numId w:val="4"/>
         </w:numPr>
         <w:rPr/>
       </w:pPr>
@@ -3942,7 +4831,7 @@
         <w:pStyle w:val="Compact"/>
         <w:numPr>
           <w:ilvl w:val="0"/>
-          <w:numId w:val="3"/>
+          <w:numId w:val="4"/>
         </w:numPr>
         <w:rPr/>
       </w:pPr>
@@ -3980,14 +4869,14 @@
         <w:rPr/>
         <w:t xml:space="preserve"> précédemment définie.</w:t>
       </w:r>
-      <w:bookmarkEnd w:id="25"/>
+      <w:bookmarkEnd w:id="26"/>
     </w:p>
     <w:p>
       <w:pPr>
         <w:pStyle w:val="Heading3"/>
         <w:rPr/>
       </w:pPr>
-      <w:bookmarkStart w:id="26" w:name="X961db17d681e73cacdc4cfdcf699805cfbbfcba"/>
+      <w:bookmarkStart w:id="27" w:name="X961db17d681e73cacdc4cfdcf699805cfbbfcba"/>
       <w:r>
         <w:rPr/>
         <w:t>Exemple complet: ajouter un monitoring “example_check”</w:t>
@@ -4018,7 +4907,7 @@
         <w:pStyle w:val="Compact"/>
         <w:numPr>
           <w:ilvl w:val="0"/>
-          <w:numId w:val="21"/>
+          <w:numId w:val="26"/>
         </w:numPr>
         <w:rPr/>
       </w:pPr>
@@ -4491,7 +5380,7 @@
         <w:pStyle w:val="Compact"/>
         <w:numPr>
           <w:ilvl w:val="0"/>
-          <w:numId w:val="22"/>
+          <w:numId w:val="27"/>
         </w:numPr>
         <w:rPr/>
       </w:pPr>
@@ -4749,7 +5638,7 @@
         <w:pStyle w:val="Compact"/>
         <w:numPr>
           <w:ilvl w:val="0"/>
-          <w:numId w:val="23"/>
+          <w:numId w:val="28"/>
         </w:numPr>
         <w:rPr/>
       </w:pPr>
@@ -4891,7 +5780,7 @@
         <w:pStyle w:val="Compact"/>
         <w:numPr>
           <w:ilvl w:val="0"/>
-          <w:numId w:val="24"/>
+          <w:numId w:val="29"/>
         </w:numPr>
         <w:rPr/>
       </w:pPr>
@@ -5147,9 +6036,9 @@
         </w:rPr>
         <w:t xml:space="preserve">    ...</w:t>
       </w:r>
-      <w:bookmarkEnd w:id="19"/>
       <w:bookmarkEnd w:id="20"/>
-      <w:bookmarkEnd w:id="26"/>
+      <w:bookmarkEnd w:id="21"/>
+      <w:bookmarkEnd w:id="27"/>
     </w:p>
     <w:sectPr>
       <w:type w:val="nextPage"/>
@@ -5406,6 +6295,125 @@
   </w:abstractNum>
   <w:abstractNum w:abstractNumId="3">
     <w:lvl w:ilvl="0">
+      <w:start w:val="7"/>
+      <w:numFmt w:val="decimal"/>
+      <w:lvlText w:val="%1."/>
+      <w:lvlJc w:val="left"/>
+      <w:pPr>
+        <w:tabs>
+          <w:tab w:val="num" w:pos="0"/>
+        </w:tabs>
+        <w:ind w:left="720" w:hanging="480"/>
+      </w:pPr>
+      <w:rPr/>
+    </w:lvl>
+    <w:lvl w:ilvl="1">
+      <w:start w:val="7"/>
+      <w:numFmt w:val="decimal"/>
+      <w:lvlText w:val="%2."/>
+      <w:lvlJc w:val="left"/>
+      <w:pPr>
+        <w:tabs>
+          <w:tab w:val="num" w:pos="0"/>
+        </w:tabs>
+        <w:ind w:left="1440" w:hanging="480"/>
+      </w:pPr>
+      <w:rPr/>
+    </w:lvl>
+    <w:lvl w:ilvl="2">
+      <w:start w:val="7"/>
+      <w:numFmt w:val="decimal"/>
+      <w:lvlText w:val="%3."/>
+      <w:lvlJc w:val="left"/>
+      <w:pPr>
+        <w:tabs>
+          <w:tab w:val="num" w:pos="0"/>
+        </w:tabs>
+        <w:ind w:left="2160" w:hanging="480"/>
+      </w:pPr>
+      <w:rPr/>
+    </w:lvl>
+    <w:lvl w:ilvl="3">
+      <w:start w:val="7"/>
+      <w:numFmt w:val="decimal"/>
+      <w:lvlText w:val="%4."/>
+      <w:lvlJc w:val="left"/>
+      <w:pPr>
+        <w:tabs>
+          <w:tab w:val="num" w:pos="0"/>
+        </w:tabs>
+        <w:ind w:left="2880" w:hanging="480"/>
+      </w:pPr>
+      <w:rPr/>
+    </w:lvl>
+    <w:lvl w:ilvl="4">
+      <w:start w:val="7"/>
+      <w:numFmt w:val="decimal"/>
+      <w:lvlText w:val="%5."/>
+      <w:lvlJc w:val="left"/>
+      <w:pPr>
+        <w:tabs>
+          <w:tab w:val="num" w:pos="0"/>
+        </w:tabs>
+        <w:ind w:left="3600" w:hanging="480"/>
+      </w:pPr>
+      <w:rPr/>
+    </w:lvl>
+    <w:lvl w:ilvl="5">
+      <w:start w:val="7"/>
+      <w:numFmt w:val="decimal"/>
+      <w:lvlText w:val="%6."/>
+      <w:lvlJc w:val="left"/>
+      <w:pPr>
+        <w:tabs>
+          <w:tab w:val="num" w:pos="0"/>
+        </w:tabs>
+        <w:ind w:left="4320" w:hanging="480"/>
+      </w:pPr>
+      <w:rPr/>
+    </w:lvl>
+    <w:lvl w:ilvl="6">
+      <w:start w:val="7"/>
+      <w:numFmt w:val="decimal"/>
+      <w:lvlText w:val="%7."/>
+      <w:lvlJc w:val="left"/>
+      <w:pPr>
+        <w:tabs>
+          <w:tab w:val="num" w:pos="0"/>
+        </w:tabs>
+        <w:ind w:left="5040" w:hanging="480"/>
+      </w:pPr>
+      <w:rPr/>
+    </w:lvl>
+    <w:lvl w:ilvl="7">
+      <w:start w:val="7"/>
+      <w:numFmt w:val="decimal"/>
+      <w:lvlText w:val="%8."/>
+      <w:lvlJc w:val="left"/>
+      <w:pPr>
+        <w:tabs>
+          <w:tab w:val="num" w:pos="0"/>
+        </w:tabs>
+        <w:ind w:left="5760" w:hanging="480"/>
+      </w:pPr>
+      <w:rPr/>
+    </w:lvl>
+    <w:lvl w:ilvl="8">
+      <w:start w:val="7"/>
+      <w:numFmt w:val="decimal"/>
+      <w:lvlText w:val="%9."/>
+      <w:lvlJc w:val="left"/>
+      <w:pPr>
+        <w:tabs>
+          <w:tab w:val="num" w:pos="0"/>
+        </w:tabs>
+        <w:ind w:left="6480" w:hanging="480"/>
+      </w:pPr>
+      <w:rPr/>
+    </w:lvl>
+  </w:abstractNum>
+  <w:abstractNum w:abstractNumId="4">
+    <w:lvl w:ilvl="0">
       <w:numFmt w:val="bullet"/>
       <w:lvlText w:val=""/>
       <w:lvlJc w:val="left"/>
@@ -5540,9 +6548,9 @@
       </w:rPr>
     </w:lvl>
   </w:abstractNum>
-  <w:abstractNum w:abstractNumId="4">
+  <w:abstractNum w:abstractNumId="5">
     <w:lvl w:ilvl="0">
-      <w:start w:val="1"/>
+      <w:start w:val="3"/>
       <w:numFmt w:val="decimal"/>
       <w:lvlText w:val="%1."/>
       <w:lvlJc w:val="left"/>
@@ -5555,7 +6563,7 @@
       <w:rPr/>
     </w:lvl>
     <w:lvl w:ilvl="1">
-      <w:start w:val="1"/>
+      <w:start w:val="3"/>
       <w:numFmt w:val="decimal"/>
       <w:lvlText w:val="%2."/>
       <w:lvlJc w:val="left"/>
@@ -5568,7 +6576,7 @@
       <w:rPr/>
     </w:lvl>
     <w:lvl w:ilvl="2">
-      <w:start w:val="1"/>
+      <w:start w:val="3"/>
       <w:numFmt w:val="decimal"/>
       <w:lvlText w:val="%3."/>
       <w:lvlJc w:val="left"/>
@@ -5581,7 +6589,7 @@
       <w:rPr/>
     </w:lvl>
     <w:lvl w:ilvl="3">
-      <w:start w:val="1"/>
+      <w:start w:val="3"/>
       <w:numFmt w:val="decimal"/>
       <w:lvlText w:val="%4."/>
       <w:lvlJc w:val="left"/>
@@ -5594,7 +6602,7 @@
       <w:rPr/>
     </w:lvl>
     <w:lvl w:ilvl="4">
-      <w:start w:val="1"/>
+      <w:start w:val="3"/>
       <w:numFmt w:val="decimal"/>
       <w:lvlText w:val="%5."/>
       <w:lvlJc w:val="left"/>
@@ -5607,7 +6615,7 @@
       <w:rPr/>
     </w:lvl>
     <w:lvl w:ilvl="5">
-      <w:start w:val="1"/>
+      <w:start w:val="3"/>
       <w:numFmt w:val="decimal"/>
       <w:lvlText w:val="%6."/>
       <w:lvlJc w:val="left"/>
@@ -5620,7 +6628,7 @@
       <w:rPr/>
     </w:lvl>
     <w:lvl w:ilvl="6">
-      <w:start w:val="1"/>
+      <w:start w:val="3"/>
       <w:numFmt w:val="decimal"/>
       <w:lvlText w:val="%7."/>
       <w:lvlJc w:val="left"/>
@@ -5633,7 +6641,7 @@
       <w:rPr/>
     </w:lvl>
     <w:lvl w:ilvl="7">
-      <w:start w:val="1"/>
+      <w:start w:val="3"/>
       <w:numFmt w:val="decimal"/>
       <w:lvlText w:val="%8."/>
       <w:lvlJc w:val="left"/>
@@ -5646,7 +6654,7 @@
       <w:rPr/>
     </w:lvl>
     <w:lvl w:ilvl="8">
-      <w:start w:val="1"/>
+      <w:start w:val="3"/>
       <w:numFmt w:val="decimal"/>
       <w:lvlText w:val="%9."/>
       <w:lvlJc w:val="left"/>
@@ -5659,7 +6667,7 @@
       <w:rPr/>
     </w:lvl>
   </w:abstractNum>
-  <w:abstractNum w:abstractNumId="5">
+  <w:abstractNum w:abstractNumId="6">
     <w:lvl w:ilvl="0">
       <w:start w:val="4"/>
       <w:numFmt w:val="decimal"/>
@@ -5778,130 +6786,10 @@
       <w:rPr/>
     </w:lvl>
   </w:abstractNum>
-  <w:abstractNum w:abstractNumId="6">
-    <w:lvl w:ilvl="0">
-      <w:start w:val="7"/>
-      <w:numFmt w:val="decimal"/>
-      <w:lvlText w:val="%1."/>
-      <w:lvlJc w:val="left"/>
-      <w:pPr>
-        <w:tabs>
-          <w:tab w:val="num" w:pos="0"/>
-        </w:tabs>
-        <w:ind w:left="720" w:hanging="480"/>
-      </w:pPr>
-      <w:rPr/>
-    </w:lvl>
-    <w:lvl w:ilvl="1">
-      <w:start w:val="7"/>
-      <w:numFmt w:val="decimal"/>
-      <w:lvlText w:val="%2."/>
-      <w:lvlJc w:val="left"/>
-      <w:pPr>
-        <w:tabs>
-          <w:tab w:val="num" w:pos="0"/>
-        </w:tabs>
-        <w:ind w:left="1440" w:hanging="480"/>
-      </w:pPr>
-      <w:rPr/>
-    </w:lvl>
-    <w:lvl w:ilvl="2">
-      <w:start w:val="7"/>
-      <w:numFmt w:val="decimal"/>
-      <w:lvlText w:val="%3."/>
-      <w:lvlJc w:val="left"/>
-      <w:pPr>
-        <w:tabs>
-          <w:tab w:val="num" w:pos="0"/>
-        </w:tabs>
-        <w:ind w:left="2160" w:hanging="480"/>
-      </w:pPr>
-      <w:rPr/>
-    </w:lvl>
-    <w:lvl w:ilvl="3">
-      <w:start w:val="7"/>
-      <w:numFmt w:val="decimal"/>
-      <w:lvlText w:val="%4."/>
-      <w:lvlJc w:val="left"/>
-      <w:pPr>
-        <w:tabs>
-          <w:tab w:val="num" w:pos="0"/>
-        </w:tabs>
-        <w:ind w:left="2880" w:hanging="480"/>
-      </w:pPr>
-      <w:rPr/>
-    </w:lvl>
-    <w:lvl w:ilvl="4">
-      <w:start w:val="7"/>
-      <w:numFmt w:val="decimal"/>
-      <w:lvlText w:val="%5."/>
-      <w:lvlJc w:val="left"/>
-      <w:pPr>
-        <w:tabs>
-          <w:tab w:val="num" w:pos="0"/>
-        </w:tabs>
-        <w:ind w:left="3600" w:hanging="480"/>
-      </w:pPr>
-      <w:rPr/>
-    </w:lvl>
-    <w:lvl w:ilvl="5">
-      <w:start w:val="7"/>
-      <w:numFmt w:val="decimal"/>
-      <w:lvlText w:val="%6."/>
-      <w:lvlJc w:val="left"/>
-      <w:pPr>
-        <w:tabs>
-          <w:tab w:val="num" w:pos="0"/>
-        </w:tabs>
-        <w:ind w:left="4320" w:hanging="480"/>
-      </w:pPr>
-      <w:rPr/>
-    </w:lvl>
-    <w:lvl w:ilvl="6">
-      <w:start w:val="7"/>
-      <w:numFmt w:val="decimal"/>
-      <w:lvlText w:val="%7."/>
-      <w:lvlJc w:val="left"/>
-      <w:pPr>
-        <w:tabs>
-          <w:tab w:val="num" w:pos="0"/>
-        </w:tabs>
-        <w:ind w:left="5040" w:hanging="480"/>
-      </w:pPr>
-      <w:rPr/>
-    </w:lvl>
-    <w:lvl w:ilvl="7">
-      <w:start w:val="7"/>
-      <w:numFmt w:val="decimal"/>
-      <w:lvlText w:val="%8."/>
-      <w:lvlJc w:val="left"/>
-      <w:pPr>
-        <w:tabs>
-          <w:tab w:val="num" w:pos="0"/>
-        </w:tabs>
-        <w:ind w:left="5760" w:hanging="480"/>
-      </w:pPr>
-      <w:rPr/>
-    </w:lvl>
-    <w:lvl w:ilvl="8">
-      <w:start w:val="7"/>
-      <w:numFmt w:val="decimal"/>
-      <w:lvlText w:val="%9."/>
-      <w:lvlJc w:val="left"/>
-      <w:pPr>
-        <w:tabs>
-          <w:tab w:val="num" w:pos="0"/>
-        </w:tabs>
-        <w:ind w:left="6480" w:hanging="480"/>
-      </w:pPr>
-      <w:rPr/>
-    </w:lvl>
-  </w:abstractNum>
   <w:abstractNum w:abstractNumId="7">
     <w:lvl w:ilvl="0">
-      <w:start w:val="3"/>
-      <w:numFmt w:val="decimal"/>
-      <w:lvlText w:val="%1."/>
+      <w:numFmt w:val="bullet"/>
+      <w:lvlText w:val=""/>
       <w:lvlJc w:val="left"/>
       <w:pPr>
         <w:tabs>
@@ -5909,12 +6797,14 @@
         </w:tabs>
         <w:ind w:left="720" w:hanging="480"/>
       </w:pPr>
-      <w:rPr/>
+      <w:rPr>
+        <w:rFonts w:ascii="Symbol" w:hAnsi="Symbol" w:cs="Symbol" w:hint="default"/>
+      </w:rPr>
     </w:lvl>
     <w:lvl w:ilvl="1">
-      <w:start w:val="3"/>
-      <w:numFmt w:val="decimal"/>
-      <w:lvlText w:val="%2."/>
+      <w:start w:val="0"/>
+      <w:numFmt w:val="bullet"/>
+      <w:lvlText w:val=""/>
       <w:lvlJc w:val="left"/>
       <w:pPr>
         <w:tabs>
@@ -5922,12 +6812,14 @@
         </w:tabs>
         <w:ind w:left="1440" w:hanging="480"/>
       </w:pPr>
-      <w:rPr/>
+      <w:rPr>
+        <w:rFonts w:ascii="Symbol" w:hAnsi="Symbol" w:cs="Symbol" w:hint="default"/>
+      </w:rPr>
     </w:lvl>
     <w:lvl w:ilvl="2">
-      <w:start w:val="3"/>
-      <w:numFmt w:val="decimal"/>
-      <w:lvlText w:val="%3."/>
+      <w:start w:val="0"/>
+      <w:numFmt w:val="bullet"/>
+      <w:lvlText w:val=""/>
       <w:lvlJc w:val="left"/>
       <w:pPr>
         <w:tabs>
@@ -5935,12 +6827,14 @@
         </w:tabs>
         <w:ind w:left="2160" w:hanging="480"/>
       </w:pPr>
-      <w:rPr/>
+      <w:rPr>
+        <w:rFonts w:ascii="Symbol" w:hAnsi="Symbol" w:cs="Symbol" w:hint="default"/>
+      </w:rPr>
     </w:lvl>
     <w:lvl w:ilvl="3">
-      <w:start w:val="3"/>
-      <w:numFmt w:val="decimal"/>
-      <w:lvlText w:val="%4."/>
+      <w:start w:val="0"/>
+      <w:numFmt w:val="bullet"/>
+      <w:lvlText w:val=""/>
       <w:lvlJc w:val="left"/>
       <w:pPr>
         <w:tabs>
@@ -5948,12 +6842,14 @@
         </w:tabs>
         <w:ind w:left="2880" w:hanging="480"/>
       </w:pPr>
-      <w:rPr/>
+      <w:rPr>
+        <w:rFonts w:ascii="Symbol" w:hAnsi="Symbol" w:cs="Symbol" w:hint="default"/>
+      </w:rPr>
     </w:lvl>
     <w:lvl w:ilvl="4">
-      <w:start w:val="3"/>
-      <w:numFmt w:val="decimal"/>
-      <w:lvlText w:val="%5."/>
+      <w:start w:val="0"/>
+      <w:numFmt w:val="bullet"/>
+      <w:lvlText w:val=""/>
       <w:lvlJc w:val="left"/>
       <w:pPr>
         <w:tabs>
@@ -5961,12 +6857,14 @@
         </w:tabs>
         <w:ind w:left="3600" w:hanging="480"/>
       </w:pPr>
-      <w:rPr/>
+      <w:rPr>
+        <w:rFonts w:ascii="Symbol" w:hAnsi="Symbol" w:cs="Symbol" w:hint="default"/>
+      </w:rPr>
     </w:lvl>
     <w:lvl w:ilvl="5">
-      <w:start w:val="3"/>
-      <w:numFmt w:val="decimal"/>
-      <w:lvlText w:val="%6."/>
+      <w:start w:val="0"/>
+      <w:numFmt w:val="bullet"/>
+      <w:lvlText w:val=""/>
       <w:lvlJc w:val="left"/>
       <w:pPr>
         <w:tabs>
@@ -5974,12 +6872,14 @@
         </w:tabs>
         <w:ind w:left="4320" w:hanging="480"/>
       </w:pPr>
-      <w:rPr/>
+      <w:rPr>
+        <w:rFonts w:ascii="Symbol" w:hAnsi="Symbol" w:cs="Symbol" w:hint="default"/>
+      </w:rPr>
     </w:lvl>
     <w:lvl w:ilvl="6">
-      <w:start w:val="3"/>
-      <w:numFmt w:val="decimal"/>
-      <w:lvlText w:val="%7."/>
+      <w:start w:val="0"/>
+      <w:numFmt w:val="bullet"/>
+      <w:lvlText w:val=""/>
       <w:lvlJc w:val="left"/>
       <w:pPr>
         <w:tabs>
@@ -5987,12 +6887,14 @@
         </w:tabs>
         <w:ind w:left="5040" w:hanging="480"/>
       </w:pPr>
-      <w:rPr/>
+      <w:rPr>
+        <w:rFonts w:ascii="Symbol" w:hAnsi="Symbol" w:cs="Symbol" w:hint="default"/>
+      </w:rPr>
     </w:lvl>
     <w:lvl w:ilvl="7">
-      <w:start w:val="3"/>
-      <w:numFmt w:val="decimal"/>
-      <w:lvlText w:val="%8."/>
+      <w:start w:val="0"/>
+      <w:numFmt w:val="bullet"/>
+      <w:lvlText w:val=""/>
       <w:lvlJc w:val="left"/>
       <w:pPr>
         <w:tabs>
@@ -6000,12 +6902,14 @@
         </w:tabs>
         <w:ind w:left="5760" w:hanging="480"/>
       </w:pPr>
-      <w:rPr/>
+      <w:rPr>
+        <w:rFonts w:ascii="Symbol" w:hAnsi="Symbol" w:cs="Symbol" w:hint="default"/>
+      </w:rPr>
     </w:lvl>
     <w:lvl w:ilvl="8">
-      <w:start w:val="3"/>
-      <w:numFmt w:val="decimal"/>
-      <w:lvlText w:val="%9."/>
+      <w:start w:val="0"/>
+      <w:numFmt w:val="bullet"/>
+      <w:lvlText w:val=""/>
       <w:lvlJc w:val="left"/>
       <w:pPr>
         <w:tabs>
@@ -6013,14 +6917,15 @@
         </w:tabs>
         <w:ind w:left="6480" w:hanging="480"/>
       </w:pPr>
-      <w:rPr/>
+      <w:rPr>
+        <w:rFonts w:ascii="Symbol" w:hAnsi="Symbol" w:cs="Symbol" w:hint="default"/>
+      </w:rPr>
     </w:lvl>
   </w:abstractNum>
   <w:abstractNum w:abstractNumId="8">
     <w:lvl w:ilvl="0">
-      <w:start w:val="4"/>
-      <w:numFmt w:val="decimal"/>
-      <w:lvlText w:val="%1."/>
+      <w:numFmt w:val="bullet"/>
+      <w:lvlText w:val=""/>
       <w:lvlJc w:val="left"/>
       <w:pPr>
         <w:tabs>
@@ -6028,12 +6933,14 @@
         </w:tabs>
         <w:ind w:left="720" w:hanging="480"/>
       </w:pPr>
-      <w:rPr/>
+      <w:rPr>
+        <w:rFonts w:ascii="Symbol" w:hAnsi="Symbol" w:cs="Symbol" w:hint="default"/>
+      </w:rPr>
     </w:lvl>
     <w:lvl w:ilvl="1">
-      <w:start w:val="4"/>
-      <w:numFmt w:val="decimal"/>
-      <w:lvlText w:val="%2."/>
+      <w:start w:val="0"/>
+      <w:numFmt w:val="bullet"/>
+      <w:lvlText w:val=""/>
       <w:lvlJc w:val="left"/>
       <w:pPr>
         <w:tabs>
@@ -6041,12 +6948,14 @@
         </w:tabs>
         <w:ind w:left="1440" w:hanging="480"/>
       </w:pPr>
-      <w:rPr/>
+      <w:rPr>
+        <w:rFonts w:ascii="Symbol" w:hAnsi="Symbol" w:cs="Symbol" w:hint="default"/>
+      </w:rPr>
     </w:lvl>
     <w:lvl w:ilvl="2">
-      <w:start w:val="4"/>
-      <w:numFmt w:val="decimal"/>
-      <w:lvlText w:val="%3."/>
+      <w:start w:val="0"/>
+      <w:numFmt w:val="bullet"/>
+      <w:lvlText w:val=""/>
       <w:lvlJc w:val="left"/>
       <w:pPr>
         <w:tabs>
@@ -6054,12 +6963,14 @@
         </w:tabs>
         <w:ind w:left="2160" w:hanging="480"/>
       </w:pPr>
-      <w:rPr/>
+      <w:rPr>
+        <w:rFonts w:ascii="Symbol" w:hAnsi="Symbol" w:cs="Symbol" w:hint="default"/>
+      </w:rPr>
     </w:lvl>
     <w:lvl w:ilvl="3">
-      <w:start w:val="4"/>
-      <w:numFmt w:val="decimal"/>
-      <w:lvlText w:val="%4."/>
+      <w:start w:val="0"/>
+      <w:numFmt w:val="bullet"/>
+      <w:lvlText w:val=""/>
       <w:lvlJc w:val="left"/>
       <w:pPr>
         <w:tabs>
@@ -6067,12 +6978,14 @@
         </w:tabs>
         <w:ind w:left="2880" w:hanging="480"/>
       </w:pPr>
-      <w:rPr/>
+      <w:rPr>
+        <w:rFonts w:ascii="Symbol" w:hAnsi="Symbol" w:cs="Symbol" w:hint="default"/>
+      </w:rPr>
     </w:lvl>
     <w:lvl w:ilvl="4">
-      <w:start w:val="4"/>
-      <w:numFmt w:val="decimal"/>
-      <w:lvlText w:val="%5."/>
+      <w:start w:val="0"/>
+      <w:numFmt w:val="bullet"/>
+      <w:lvlText w:val=""/>
       <w:lvlJc w:val="left"/>
       <w:pPr>
         <w:tabs>
@@ -6080,12 +6993,14 @@
         </w:tabs>
         <w:ind w:left="3600" w:hanging="480"/>
       </w:pPr>
-      <w:rPr/>
+      <w:rPr>
+        <w:rFonts w:ascii="Symbol" w:hAnsi="Symbol" w:cs="Symbol" w:hint="default"/>
+      </w:rPr>
     </w:lvl>
     <w:lvl w:ilvl="5">
-      <w:start w:val="4"/>
-      <w:numFmt w:val="decimal"/>
-      <w:lvlText w:val="%6."/>
+      <w:start w:val="0"/>
+      <w:numFmt w:val="bullet"/>
+      <w:lvlText w:val=""/>
       <w:lvlJc w:val="left"/>
       <w:pPr>
         <w:tabs>
@@ -6093,12 +7008,14 @@
         </w:tabs>
         <w:ind w:left="4320" w:hanging="480"/>
       </w:pPr>
-      <w:rPr/>
+      <w:rPr>
+        <w:rFonts w:ascii="Symbol" w:hAnsi="Symbol" w:cs="Symbol" w:hint="default"/>
+      </w:rPr>
     </w:lvl>
     <w:lvl w:ilvl="6">
-      <w:start w:val="4"/>
-      <w:numFmt w:val="decimal"/>
-      <w:lvlText w:val="%7."/>
+      <w:start w:val="0"/>
+      <w:numFmt w:val="bullet"/>
+      <w:lvlText w:val=""/>
       <w:lvlJc w:val="left"/>
       <w:pPr>
         <w:tabs>
@@ -6106,12 +7023,14 @@
         </w:tabs>
         <w:ind w:left="5040" w:hanging="480"/>
       </w:pPr>
-      <w:rPr/>
+      <w:rPr>
+        <w:rFonts w:ascii="Symbol" w:hAnsi="Symbol" w:cs="Symbol" w:hint="default"/>
+      </w:rPr>
     </w:lvl>
     <w:lvl w:ilvl="7">
-      <w:start w:val="4"/>
-      <w:numFmt w:val="decimal"/>
-      <w:lvlText w:val="%8."/>
+      <w:start w:val="0"/>
+      <w:numFmt w:val="bullet"/>
+      <w:lvlText w:val=""/>
       <w:lvlJc w:val="left"/>
       <w:pPr>
         <w:tabs>
@@ -6119,12 +7038,14 @@
         </w:tabs>
         <w:ind w:left="5760" w:hanging="480"/>
       </w:pPr>
-      <w:rPr/>
+      <w:rPr>
+        <w:rFonts w:ascii="Symbol" w:hAnsi="Symbol" w:cs="Symbol" w:hint="default"/>
+      </w:rPr>
     </w:lvl>
     <w:lvl w:ilvl="8">
-      <w:start w:val="4"/>
-      <w:numFmt w:val="decimal"/>
-      <w:lvlText w:val="%9."/>
+      <w:start w:val="0"/>
+      <w:numFmt w:val="bullet"/>
+      <w:lvlText w:val=""/>
       <w:lvlJc w:val="left"/>
       <w:pPr>
         <w:tabs>
@@ -6132,14 +7053,15 @@
         </w:tabs>
         <w:ind w:left="6480" w:hanging="480"/>
       </w:pPr>
-      <w:rPr/>
+      <w:rPr>
+        <w:rFonts w:ascii="Symbol" w:hAnsi="Symbol" w:cs="Symbol" w:hint="default"/>
+      </w:rPr>
     </w:lvl>
   </w:abstractNum>
   <w:abstractNum w:abstractNumId="9">
     <w:lvl w:ilvl="0">
-      <w:start w:val="1"/>
-      <w:numFmt w:val="decimal"/>
-      <w:lvlText w:val="%1."/>
+      <w:numFmt w:val="bullet"/>
+      <w:lvlText w:val=""/>
       <w:lvlJc w:val="left"/>
       <w:pPr>
         <w:tabs>
@@ -6147,12 +7069,14 @@
         </w:tabs>
         <w:ind w:left="720" w:hanging="480"/>
       </w:pPr>
-      <w:rPr/>
+      <w:rPr>
+        <w:rFonts w:ascii="Symbol" w:hAnsi="Symbol" w:cs="Symbol" w:hint="default"/>
+      </w:rPr>
     </w:lvl>
     <w:lvl w:ilvl="1">
-      <w:start w:val="1"/>
-      <w:numFmt w:val="decimal"/>
-      <w:lvlText w:val="%2."/>
+      <w:start w:val="0"/>
+      <w:numFmt w:val="bullet"/>
+      <w:lvlText w:val=""/>
       <w:lvlJc w:val="left"/>
       <w:pPr>
         <w:tabs>
@@ -6160,12 +7084,14 @@
         </w:tabs>
         <w:ind w:left="1440" w:hanging="480"/>
       </w:pPr>
-      <w:rPr/>
+      <w:rPr>
+        <w:rFonts w:ascii="Symbol" w:hAnsi="Symbol" w:cs="Symbol" w:hint="default"/>
+      </w:rPr>
     </w:lvl>
     <w:lvl w:ilvl="2">
-      <w:start w:val="1"/>
-      <w:numFmt w:val="decimal"/>
-      <w:lvlText w:val="%3."/>
+      <w:start w:val="0"/>
+      <w:numFmt w:val="bullet"/>
+      <w:lvlText w:val=""/>
       <w:lvlJc w:val="left"/>
       <w:pPr>
         <w:tabs>
@@ -6173,12 +7099,14 @@
         </w:tabs>
         <w:ind w:left="2160" w:hanging="480"/>
       </w:pPr>
-      <w:rPr/>
+      <w:rPr>
+        <w:rFonts w:ascii="Symbol" w:hAnsi="Symbol" w:cs="Symbol" w:hint="default"/>
+      </w:rPr>
     </w:lvl>
     <w:lvl w:ilvl="3">
-      <w:start w:val="1"/>
-      <w:numFmt w:val="decimal"/>
-      <w:lvlText w:val="%4."/>
+      <w:start w:val="0"/>
+      <w:numFmt w:val="bullet"/>
+      <w:lvlText w:val=""/>
       <w:lvlJc w:val="left"/>
       <w:pPr>
         <w:tabs>
@@ -6186,12 +7114,14 @@
         </w:tabs>
         <w:ind w:left="2880" w:hanging="480"/>
       </w:pPr>
-      <w:rPr/>
+      <w:rPr>
+        <w:rFonts w:ascii="Symbol" w:hAnsi="Symbol" w:cs="Symbol" w:hint="default"/>
+      </w:rPr>
     </w:lvl>
     <w:lvl w:ilvl="4">
-      <w:start w:val="1"/>
-      <w:numFmt w:val="decimal"/>
-      <w:lvlText w:val="%5."/>
+      <w:start w:val="0"/>
+      <w:numFmt w:val="bullet"/>
+      <w:lvlText w:val=""/>
       <w:lvlJc w:val="left"/>
       <w:pPr>
         <w:tabs>
@@ -6199,12 +7129,14 @@
         </w:tabs>
         <w:ind w:left="3600" w:hanging="480"/>
       </w:pPr>
-      <w:rPr/>
+      <w:rPr>
+        <w:rFonts w:ascii="Symbol" w:hAnsi="Symbol" w:cs="Symbol" w:hint="default"/>
+      </w:rPr>
     </w:lvl>
     <w:lvl w:ilvl="5">
-      <w:start w:val="1"/>
-      <w:numFmt w:val="decimal"/>
-      <w:lvlText w:val="%6."/>
+      <w:start w:val="0"/>
+      <w:numFmt w:val="bullet"/>
+      <w:lvlText w:val=""/>
       <w:lvlJc w:val="left"/>
       <w:pPr>
         <w:tabs>
@@ -6212,12 +7144,14 @@
         </w:tabs>
         <w:ind w:left="4320" w:hanging="480"/>
       </w:pPr>
-      <w:rPr/>
+      <w:rPr>
+        <w:rFonts w:ascii="Symbol" w:hAnsi="Symbol" w:cs="Symbol" w:hint="default"/>
+      </w:rPr>
     </w:lvl>
     <w:lvl w:ilvl="6">
-      <w:start w:val="1"/>
-      <w:numFmt w:val="decimal"/>
-      <w:lvlText w:val="%7."/>
+      <w:start w:val="0"/>
+      <w:numFmt w:val="bullet"/>
+      <w:lvlText w:val=""/>
       <w:lvlJc w:val="left"/>
       <w:pPr>
         <w:tabs>
@@ -6225,12 +7159,14 @@
         </w:tabs>
         <w:ind w:left="5040" w:hanging="480"/>
       </w:pPr>
-      <w:rPr/>
+      <w:rPr>
+        <w:rFonts w:ascii="Symbol" w:hAnsi="Symbol" w:cs="Symbol" w:hint="default"/>
+      </w:rPr>
     </w:lvl>
     <w:lvl w:ilvl="7">
-      <w:start w:val="1"/>
-      <w:numFmt w:val="decimal"/>
-      <w:lvlText w:val="%8."/>
+      <w:start w:val="0"/>
+      <w:numFmt w:val="bullet"/>
+      <w:lvlText w:val=""/>
       <w:lvlJc w:val="left"/>
       <w:pPr>
         <w:tabs>
@@ -6238,12 +7174,14 @@
         </w:tabs>
         <w:ind w:left="5760" w:hanging="480"/>
       </w:pPr>
-      <w:rPr/>
+      <w:rPr>
+        <w:rFonts w:ascii="Symbol" w:hAnsi="Symbol" w:cs="Symbol" w:hint="default"/>
+      </w:rPr>
     </w:lvl>
     <w:lvl w:ilvl="8">
-      <w:start w:val="1"/>
-      <w:numFmt w:val="decimal"/>
-      <w:lvlText w:val="%9."/>
+      <w:start w:val="0"/>
+      <w:numFmt w:val="bullet"/>
+      <w:lvlText w:val=""/>
       <w:lvlJc w:val="left"/>
       <w:pPr>
         <w:tabs>
@@ -6251,7 +7189,9 @@
         </w:tabs>
         <w:ind w:left="6480" w:hanging="480"/>
       </w:pPr>
-      <w:rPr/>
+      <w:rPr>
+        <w:rFonts w:ascii="Symbol" w:hAnsi="Symbol" w:cs="Symbol" w:hint="default"/>
+      </w:rPr>
     </w:lvl>
   </w:abstractNum>
   <w:abstractNum w:abstractNumId="10">
@@ -6375,6 +7315,669 @@
   </w:abstractNum>
   <w:abstractNum w:abstractNumId="11">
     <w:lvl w:ilvl="0">
+      <w:numFmt w:val="bullet"/>
+      <w:lvlText w:val=""/>
+      <w:lvlJc w:val="left"/>
+      <w:pPr>
+        <w:tabs>
+          <w:tab w:val="num" w:pos="0"/>
+        </w:tabs>
+        <w:ind w:left="720" w:hanging="480"/>
+      </w:pPr>
+      <w:rPr>
+        <w:rFonts w:ascii="Symbol" w:hAnsi="Symbol" w:cs="Symbol" w:hint="default"/>
+      </w:rPr>
+    </w:lvl>
+    <w:lvl w:ilvl="1">
+      <w:start w:val="0"/>
+      <w:numFmt w:val="bullet"/>
+      <w:lvlText w:val=""/>
+      <w:lvlJc w:val="left"/>
+      <w:pPr>
+        <w:tabs>
+          <w:tab w:val="num" w:pos="0"/>
+        </w:tabs>
+        <w:ind w:left="1440" w:hanging="480"/>
+      </w:pPr>
+      <w:rPr>
+        <w:rFonts w:ascii="Symbol" w:hAnsi="Symbol" w:cs="Symbol" w:hint="default"/>
+      </w:rPr>
+    </w:lvl>
+    <w:lvl w:ilvl="2">
+      <w:start w:val="0"/>
+      <w:numFmt w:val="bullet"/>
+      <w:lvlText w:val=""/>
+      <w:lvlJc w:val="left"/>
+      <w:pPr>
+        <w:tabs>
+          <w:tab w:val="num" w:pos="0"/>
+        </w:tabs>
+        <w:ind w:left="2160" w:hanging="480"/>
+      </w:pPr>
+      <w:rPr>
+        <w:rFonts w:ascii="Symbol" w:hAnsi="Symbol" w:cs="Symbol" w:hint="default"/>
+      </w:rPr>
+    </w:lvl>
+    <w:lvl w:ilvl="3">
+      <w:start w:val="0"/>
+      <w:numFmt w:val="bullet"/>
+      <w:lvlText w:val=""/>
+      <w:lvlJc w:val="left"/>
+      <w:pPr>
+        <w:tabs>
+          <w:tab w:val="num" w:pos="0"/>
+        </w:tabs>
+        <w:ind w:left="2880" w:hanging="480"/>
+      </w:pPr>
+      <w:rPr>
+        <w:rFonts w:ascii="Symbol" w:hAnsi="Symbol" w:cs="Symbol" w:hint="default"/>
+      </w:rPr>
+    </w:lvl>
+    <w:lvl w:ilvl="4">
+      <w:start w:val="0"/>
+      <w:numFmt w:val="bullet"/>
+      <w:lvlText w:val=""/>
+      <w:lvlJc w:val="left"/>
+      <w:pPr>
+        <w:tabs>
+          <w:tab w:val="num" w:pos="0"/>
+        </w:tabs>
+        <w:ind w:left="3600" w:hanging="480"/>
+      </w:pPr>
+      <w:rPr>
+        <w:rFonts w:ascii="Symbol" w:hAnsi="Symbol" w:cs="Symbol" w:hint="default"/>
+      </w:rPr>
+    </w:lvl>
+    <w:lvl w:ilvl="5">
+      <w:start w:val="0"/>
+      <w:numFmt w:val="bullet"/>
+      <w:lvlText w:val=""/>
+      <w:lvlJc w:val="left"/>
+      <w:pPr>
+        <w:tabs>
+          <w:tab w:val="num" w:pos="0"/>
+        </w:tabs>
+        <w:ind w:left="4320" w:hanging="480"/>
+      </w:pPr>
+      <w:rPr>
+        <w:rFonts w:ascii="Symbol" w:hAnsi="Symbol" w:cs="Symbol" w:hint="default"/>
+      </w:rPr>
+    </w:lvl>
+    <w:lvl w:ilvl="6">
+      <w:start w:val="0"/>
+      <w:numFmt w:val="bullet"/>
+      <w:lvlText w:val=""/>
+      <w:lvlJc w:val="left"/>
+      <w:pPr>
+        <w:tabs>
+          <w:tab w:val="num" w:pos="0"/>
+        </w:tabs>
+        <w:ind w:left="5040" w:hanging="480"/>
+      </w:pPr>
+      <w:rPr>
+        <w:rFonts w:ascii="Symbol" w:hAnsi="Symbol" w:cs="Symbol" w:hint="default"/>
+      </w:rPr>
+    </w:lvl>
+    <w:lvl w:ilvl="7">
+      <w:start w:val="0"/>
+      <w:numFmt w:val="bullet"/>
+      <w:lvlText w:val=""/>
+      <w:lvlJc w:val="left"/>
+      <w:pPr>
+        <w:tabs>
+          <w:tab w:val="num" w:pos="0"/>
+        </w:tabs>
+        <w:ind w:left="5760" w:hanging="480"/>
+      </w:pPr>
+      <w:rPr>
+        <w:rFonts w:ascii="Symbol" w:hAnsi="Symbol" w:cs="Symbol" w:hint="default"/>
+      </w:rPr>
+    </w:lvl>
+    <w:lvl w:ilvl="8">
+      <w:start w:val="0"/>
+      <w:numFmt w:val="bullet"/>
+      <w:lvlText w:val=""/>
+      <w:lvlJc w:val="left"/>
+      <w:pPr>
+        <w:tabs>
+          <w:tab w:val="num" w:pos="0"/>
+        </w:tabs>
+        <w:ind w:left="6480" w:hanging="480"/>
+      </w:pPr>
+      <w:rPr>
+        <w:rFonts w:ascii="Symbol" w:hAnsi="Symbol" w:cs="Symbol" w:hint="default"/>
+      </w:rPr>
+    </w:lvl>
+  </w:abstractNum>
+  <w:abstractNum w:abstractNumId="12">
+    <w:lvl w:ilvl="0">
+      <w:numFmt w:val="bullet"/>
+      <w:lvlText w:val=""/>
+      <w:lvlJc w:val="left"/>
+      <w:pPr>
+        <w:tabs>
+          <w:tab w:val="num" w:pos="0"/>
+        </w:tabs>
+        <w:ind w:left="720" w:hanging="480"/>
+      </w:pPr>
+      <w:rPr>
+        <w:rFonts w:ascii="Symbol" w:hAnsi="Symbol" w:cs="Symbol" w:hint="default"/>
+      </w:rPr>
+    </w:lvl>
+    <w:lvl w:ilvl="1">
+      <w:start w:val="0"/>
+      <w:numFmt w:val="bullet"/>
+      <w:lvlText w:val=""/>
+      <w:lvlJc w:val="left"/>
+      <w:pPr>
+        <w:tabs>
+          <w:tab w:val="num" w:pos="0"/>
+        </w:tabs>
+        <w:ind w:left="1440" w:hanging="480"/>
+      </w:pPr>
+      <w:rPr>
+        <w:rFonts w:ascii="Symbol" w:hAnsi="Symbol" w:cs="Symbol" w:hint="default"/>
+      </w:rPr>
+    </w:lvl>
+    <w:lvl w:ilvl="2">
+      <w:start w:val="0"/>
+      <w:numFmt w:val="bullet"/>
+      <w:lvlText w:val=""/>
+      <w:lvlJc w:val="left"/>
+      <w:pPr>
+        <w:tabs>
+          <w:tab w:val="num" w:pos="0"/>
+        </w:tabs>
+        <w:ind w:left="2160" w:hanging="480"/>
+      </w:pPr>
+      <w:rPr>
+        <w:rFonts w:ascii="Symbol" w:hAnsi="Symbol" w:cs="Symbol" w:hint="default"/>
+      </w:rPr>
+    </w:lvl>
+    <w:lvl w:ilvl="3">
+      <w:start w:val="0"/>
+      <w:numFmt w:val="bullet"/>
+      <w:lvlText w:val=""/>
+      <w:lvlJc w:val="left"/>
+      <w:pPr>
+        <w:tabs>
+          <w:tab w:val="num" w:pos="0"/>
+        </w:tabs>
+        <w:ind w:left="2880" w:hanging="480"/>
+      </w:pPr>
+      <w:rPr>
+        <w:rFonts w:ascii="Symbol" w:hAnsi="Symbol" w:cs="Symbol" w:hint="default"/>
+      </w:rPr>
+    </w:lvl>
+    <w:lvl w:ilvl="4">
+      <w:start w:val="0"/>
+      <w:numFmt w:val="bullet"/>
+      <w:lvlText w:val=""/>
+      <w:lvlJc w:val="left"/>
+      <w:pPr>
+        <w:tabs>
+          <w:tab w:val="num" w:pos="0"/>
+        </w:tabs>
+        <w:ind w:left="3600" w:hanging="480"/>
+      </w:pPr>
+      <w:rPr>
+        <w:rFonts w:ascii="Symbol" w:hAnsi="Symbol" w:cs="Symbol" w:hint="default"/>
+      </w:rPr>
+    </w:lvl>
+    <w:lvl w:ilvl="5">
+      <w:start w:val="0"/>
+      <w:numFmt w:val="bullet"/>
+      <w:lvlText w:val=""/>
+      <w:lvlJc w:val="left"/>
+      <w:pPr>
+        <w:tabs>
+          <w:tab w:val="num" w:pos="0"/>
+        </w:tabs>
+        <w:ind w:left="4320" w:hanging="480"/>
+      </w:pPr>
+      <w:rPr>
+        <w:rFonts w:ascii="Symbol" w:hAnsi="Symbol" w:cs="Symbol" w:hint="default"/>
+      </w:rPr>
+    </w:lvl>
+    <w:lvl w:ilvl="6">
+      <w:start w:val="0"/>
+      <w:numFmt w:val="bullet"/>
+      <w:lvlText w:val=""/>
+      <w:lvlJc w:val="left"/>
+      <w:pPr>
+        <w:tabs>
+          <w:tab w:val="num" w:pos="0"/>
+        </w:tabs>
+        <w:ind w:left="5040" w:hanging="480"/>
+      </w:pPr>
+      <w:rPr>
+        <w:rFonts w:ascii="Symbol" w:hAnsi="Symbol" w:cs="Symbol" w:hint="default"/>
+      </w:rPr>
+    </w:lvl>
+    <w:lvl w:ilvl="7">
+      <w:start w:val="0"/>
+      <w:numFmt w:val="bullet"/>
+      <w:lvlText w:val=""/>
+      <w:lvlJc w:val="left"/>
+      <w:pPr>
+        <w:tabs>
+          <w:tab w:val="num" w:pos="0"/>
+        </w:tabs>
+        <w:ind w:left="5760" w:hanging="480"/>
+      </w:pPr>
+      <w:rPr>
+        <w:rFonts w:ascii="Symbol" w:hAnsi="Symbol" w:cs="Symbol" w:hint="default"/>
+      </w:rPr>
+    </w:lvl>
+    <w:lvl w:ilvl="8">
+      <w:start w:val="0"/>
+      <w:numFmt w:val="bullet"/>
+      <w:lvlText w:val=""/>
+      <w:lvlJc w:val="left"/>
+      <w:pPr>
+        <w:tabs>
+          <w:tab w:val="num" w:pos="0"/>
+        </w:tabs>
+        <w:ind w:left="6480" w:hanging="480"/>
+      </w:pPr>
+      <w:rPr>
+        <w:rFonts w:ascii="Symbol" w:hAnsi="Symbol" w:cs="Symbol" w:hint="default"/>
+      </w:rPr>
+    </w:lvl>
+  </w:abstractNum>
+  <w:abstractNum w:abstractNumId="13">
+    <w:lvl w:ilvl="0">
+      <w:numFmt w:val="bullet"/>
+      <w:lvlText w:val=""/>
+      <w:lvlJc w:val="left"/>
+      <w:pPr>
+        <w:tabs>
+          <w:tab w:val="num" w:pos="0"/>
+        </w:tabs>
+        <w:ind w:left="720" w:hanging="480"/>
+      </w:pPr>
+      <w:rPr>
+        <w:rFonts w:ascii="Symbol" w:hAnsi="Symbol" w:cs="Symbol" w:hint="default"/>
+      </w:rPr>
+    </w:lvl>
+    <w:lvl w:ilvl="1">
+      <w:start w:val="0"/>
+      <w:numFmt w:val="bullet"/>
+      <w:lvlText w:val=""/>
+      <w:lvlJc w:val="left"/>
+      <w:pPr>
+        <w:tabs>
+          <w:tab w:val="num" w:pos="0"/>
+        </w:tabs>
+        <w:ind w:left="1440" w:hanging="480"/>
+      </w:pPr>
+      <w:rPr>
+        <w:rFonts w:ascii="Symbol" w:hAnsi="Symbol" w:cs="Symbol" w:hint="default"/>
+      </w:rPr>
+    </w:lvl>
+    <w:lvl w:ilvl="2">
+      <w:start w:val="0"/>
+      <w:numFmt w:val="bullet"/>
+      <w:lvlText w:val=""/>
+      <w:lvlJc w:val="left"/>
+      <w:pPr>
+        <w:tabs>
+          <w:tab w:val="num" w:pos="0"/>
+        </w:tabs>
+        <w:ind w:left="2160" w:hanging="480"/>
+      </w:pPr>
+      <w:rPr>
+        <w:rFonts w:ascii="Symbol" w:hAnsi="Symbol" w:cs="Symbol" w:hint="default"/>
+      </w:rPr>
+    </w:lvl>
+    <w:lvl w:ilvl="3">
+      <w:start w:val="0"/>
+      <w:numFmt w:val="bullet"/>
+      <w:lvlText w:val=""/>
+      <w:lvlJc w:val="left"/>
+      <w:pPr>
+        <w:tabs>
+          <w:tab w:val="num" w:pos="0"/>
+        </w:tabs>
+        <w:ind w:left="2880" w:hanging="480"/>
+      </w:pPr>
+      <w:rPr>
+        <w:rFonts w:ascii="Symbol" w:hAnsi="Symbol" w:cs="Symbol" w:hint="default"/>
+      </w:rPr>
+    </w:lvl>
+    <w:lvl w:ilvl="4">
+      <w:start w:val="0"/>
+      <w:numFmt w:val="bullet"/>
+      <w:lvlText w:val=""/>
+      <w:lvlJc w:val="left"/>
+      <w:pPr>
+        <w:tabs>
+          <w:tab w:val="num" w:pos="0"/>
+        </w:tabs>
+        <w:ind w:left="3600" w:hanging="480"/>
+      </w:pPr>
+      <w:rPr>
+        <w:rFonts w:ascii="Symbol" w:hAnsi="Symbol" w:cs="Symbol" w:hint="default"/>
+      </w:rPr>
+    </w:lvl>
+    <w:lvl w:ilvl="5">
+      <w:start w:val="0"/>
+      <w:numFmt w:val="bullet"/>
+      <w:lvlText w:val=""/>
+      <w:lvlJc w:val="left"/>
+      <w:pPr>
+        <w:tabs>
+          <w:tab w:val="num" w:pos="0"/>
+        </w:tabs>
+        <w:ind w:left="4320" w:hanging="480"/>
+      </w:pPr>
+      <w:rPr>
+        <w:rFonts w:ascii="Symbol" w:hAnsi="Symbol" w:cs="Symbol" w:hint="default"/>
+      </w:rPr>
+    </w:lvl>
+    <w:lvl w:ilvl="6">
+      <w:start w:val="0"/>
+      <w:numFmt w:val="bullet"/>
+      <w:lvlText w:val=""/>
+      <w:lvlJc w:val="left"/>
+      <w:pPr>
+        <w:tabs>
+          <w:tab w:val="num" w:pos="0"/>
+        </w:tabs>
+        <w:ind w:left="5040" w:hanging="480"/>
+      </w:pPr>
+      <w:rPr>
+        <w:rFonts w:ascii="Symbol" w:hAnsi="Symbol" w:cs="Symbol" w:hint="default"/>
+      </w:rPr>
+    </w:lvl>
+    <w:lvl w:ilvl="7">
+      <w:start w:val="0"/>
+      <w:numFmt w:val="bullet"/>
+      <w:lvlText w:val=""/>
+      <w:lvlJc w:val="left"/>
+      <w:pPr>
+        <w:tabs>
+          <w:tab w:val="num" w:pos="0"/>
+        </w:tabs>
+        <w:ind w:left="5760" w:hanging="480"/>
+      </w:pPr>
+      <w:rPr>
+        <w:rFonts w:ascii="Symbol" w:hAnsi="Symbol" w:cs="Symbol" w:hint="default"/>
+      </w:rPr>
+    </w:lvl>
+    <w:lvl w:ilvl="8">
+      <w:start w:val="0"/>
+      <w:numFmt w:val="bullet"/>
+      <w:lvlText w:val=""/>
+      <w:lvlJc w:val="left"/>
+      <w:pPr>
+        <w:tabs>
+          <w:tab w:val="num" w:pos="0"/>
+        </w:tabs>
+        <w:ind w:left="6480" w:hanging="480"/>
+      </w:pPr>
+      <w:rPr>
+        <w:rFonts w:ascii="Symbol" w:hAnsi="Symbol" w:cs="Symbol" w:hint="default"/>
+      </w:rPr>
+    </w:lvl>
+  </w:abstractNum>
+  <w:abstractNum w:abstractNumId="14">
+    <w:lvl w:ilvl="0">
+      <w:numFmt w:val="bullet"/>
+      <w:lvlText w:val=""/>
+      <w:lvlJc w:val="left"/>
+      <w:pPr>
+        <w:tabs>
+          <w:tab w:val="num" w:pos="0"/>
+        </w:tabs>
+        <w:ind w:left="720" w:hanging="480"/>
+      </w:pPr>
+      <w:rPr>
+        <w:rFonts w:ascii="Symbol" w:hAnsi="Symbol" w:cs="Symbol" w:hint="default"/>
+      </w:rPr>
+    </w:lvl>
+    <w:lvl w:ilvl="1">
+      <w:start w:val="0"/>
+      <w:numFmt w:val="bullet"/>
+      <w:lvlText w:val=""/>
+      <w:lvlJc w:val="left"/>
+      <w:pPr>
+        <w:tabs>
+          <w:tab w:val="num" w:pos="0"/>
+        </w:tabs>
+        <w:ind w:left="1440" w:hanging="480"/>
+      </w:pPr>
+      <w:rPr>
+        <w:rFonts w:ascii="Symbol" w:hAnsi="Symbol" w:cs="Symbol" w:hint="default"/>
+      </w:rPr>
+    </w:lvl>
+    <w:lvl w:ilvl="2">
+      <w:start w:val="0"/>
+      <w:numFmt w:val="bullet"/>
+      <w:lvlText w:val=""/>
+      <w:lvlJc w:val="left"/>
+      <w:pPr>
+        <w:tabs>
+          <w:tab w:val="num" w:pos="0"/>
+        </w:tabs>
+        <w:ind w:left="2160" w:hanging="480"/>
+      </w:pPr>
+      <w:rPr>
+        <w:rFonts w:ascii="Symbol" w:hAnsi="Symbol" w:cs="Symbol" w:hint="default"/>
+      </w:rPr>
+    </w:lvl>
+    <w:lvl w:ilvl="3">
+      <w:start w:val="0"/>
+      <w:numFmt w:val="bullet"/>
+      <w:lvlText w:val=""/>
+      <w:lvlJc w:val="left"/>
+      <w:pPr>
+        <w:tabs>
+          <w:tab w:val="num" w:pos="0"/>
+        </w:tabs>
+        <w:ind w:left="2880" w:hanging="480"/>
+      </w:pPr>
+      <w:rPr>
+        <w:rFonts w:ascii="Symbol" w:hAnsi="Symbol" w:cs="Symbol" w:hint="default"/>
+      </w:rPr>
+    </w:lvl>
+    <w:lvl w:ilvl="4">
+      <w:start w:val="0"/>
+      <w:numFmt w:val="bullet"/>
+      <w:lvlText w:val=""/>
+      <w:lvlJc w:val="left"/>
+      <w:pPr>
+        <w:tabs>
+          <w:tab w:val="num" w:pos="0"/>
+        </w:tabs>
+        <w:ind w:left="3600" w:hanging="480"/>
+      </w:pPr>
+      <w:rPr>
+        <w:rFonts w:ascii="Symbol" w:hAnsi="Symbol" w:cs="Symbol" w:hint="default"/>
+      </w:rPr>
+    </w:lvl>
+    <w:lvl w:ilvl="5">
+      <w:start w:val="0"/>
+      <w:numFmt w:val="bullet"/>
+      <w:lvlText w:val=""/>
+      <w:lvlJc w:val="left"/>
+      <w:pPr>
+        <w:tabs>
+          <w:tab w:val="num" w:pos="0"/>
+        </w:tabs>
+        <w:ind w:left="4320" w:hanging="480"/>
+      </w:pPr>
+      <w:rPr>
+        <w:rFonts w:ascii="Symbol" w:hAnsi="Symbol" w:cs="Symbol" w:hint="default"/>
+      </w:rPr>
+    </w:lvl>
+    <w:lvl w:ilvl="6">
+      <w:start w:val="0"/>
+      <w:numFmt w:val="bullet"/>
+      <w:lvlText w:val=""/>
+      <w:lvlJc w:val="left"/>
+      <w:pPr>
+        <w:tabs>
+          <w:tab w:val="num" w:pos="0"/>
+        </w:tabs>
+        <w:ind w:left="5040" w:hanging="480"/>
+      </w:pPr>
+      <w:rPr>
+        <w:rFonts w:ascii="Symbol" w:hAnsi="Symbol" w:cs="Symbol" w:hint="default"/>
+      </w:rPr>
+    </w:lvl>
+    <w:lvl w:ilvl="7">
+      <w:start w:val="0"/>
+      <w:numFmt w:val="bullet"/>
+      <w:lvlText w:val=""/>
+      <w:lvlJc w:val="left"/>
+      <w:pPr>
+        <w:tabs>
+          <w:tab w:val="num" w:pos="0"/>
+        </w:tabs>
+        <w:ind w:left="5760" w:hanging="480"/>
+      </w:pPr>
+      <w:rPr>
+        <w:rFonts w:ascii="Symbol" w:hAnsi="Symbol" w:cs="Symbol" w:hint="default"/>
+      </w:rPr>
+    </w:lvl>
+    <w:lvl w:ilvl="8">
+      <w:start w:val="0"/>
+      <w:numFmt w:val="bullet"/>
+      <w:lvlText w:val=""/>
+      <w:lvlJc w:val="left"/>
+      <w:pPr>
+        <w:tabs>
+          <w:tab w:val="num" w:pos="0"/>
+        </w:tabs>
+        <w:ind w:left="6480" w:hanging="480"/>
+      </w:pPr>
+      <w:rPr>
+        <w:rFonts w:ascii="Symbol" w:hAnsi="Symbol" w:cs="Symbol" w:hint="default"/>
+      </w:rPr>
+    </w:lvl>
+  </w:abstractNum>
+  <w:abstractNum w:abstractNumId="15">
+    <w:lvl w:ilvl="0">
+      <w:start w:val="1"/>
+      <w:numFmt w:val="decimal"/>
+      <w:lvlText w:val="%1."/>
+      <w:lvlJc w:val="left"/>
+      <w:pPr>
+        <w:tabs>
+          <w:tab w:val="num" w:pos="0"/>
+        </w:tabs>
+        <w:ind w:left="720" w:hanging="480"/>
+      </w:pPr>
+      <w:rPr/>
+    </w:lvl>
+    <w:lvl w:ilvl="1">
+      <w:start w:val="1"/>
+      <w:numFmt w:val="decimal"/>
+      <w:lvlText w:val="%2."/>
+      <w:lvlJc w:val="left"/>
+      <w:pPr>
+        <w:tabs>
+          <w:tab w:val="num" w:pos="0"/>
+        </w:tabs>
+        <w:ind w:left="1440" w:hanging="480"/>
+      </w:pPr>
+      <w:rPr/>
+    </w:lvl>
+    <w:lvl w:ilvl="2">
+      <w:start w:val="1"/>
+      <w:numFmt w:val="decimal"/>
+      <w:lvlText w:val="%3."/>
+      <w:lvlJc w:val="left"/>
+      <w:pPr>
+        <w:tabs>
+          <w:tab w:val="num" w:pos="0"/>
+        </w:tabs>
+        <w:ind w:left="2160" w:hanging="480"/>
+      </w:pPr>
+      <w:rPr/>
+    </w:lvl>
+    <w:lvl w:ilvl="3">
+      <w:start w:val="1"/>
+      <w:numFmt w:val="decimal"/>
+      <w:lvlText w:val="%4."/>
+      <w:lvlJc w:val="left"/>
+      <w:pPr>
+        <w:tabs>
+          <w:tab w:val="num" w:pos="0"/>
+        </w:tabs>
+        <w:ind w:left="2880" w:hanging="480"/>
+      </w:pPr>
+      <w:rPr/>
+    </w:lvl>
+    <w:lvl w:ilvl="4">
+      <w:start w:val="1"/>
+      <w:numFmt w:val="decimal"/>
+      <w:lvlText w:val="%5."/>
+      <w:lvlJc w:val="left"/>
+      <w:pPr>
+        <w:tabs>
+          <w:tab w:val="num" w:pos="0"/>
+        </w:tabs>
+        <w:ind w:left="3600" w:hanging="480"/>
+      </w:pPr>
+      <w:rPr/>
+    </w:lvl>
+    <w:lvl w:ilvl="5">
+      <w:start w:val="1"/>
+      <w:numFmt w:val="decimal"/>
+      <w:lvlText w:val="%6."/>
+      <w:lvlJc w:val="left"/>
+      <w:pPr>
+        <w:tabs>
+          <w:tab w:val="num" w:pos="0"/>
+        </w:tabs>
+        <w:ind w:left="4320" w:hanging="480"/>
+      </w:pPr>
+      <w:rPr/>
+    </w:lvl>
+    <w:lvl w:ilvl="6">
+      <w:start w:val="1"/>
+      <w:numFmt w:val="decimal"/>
+      <w:lvlText w:val="%7."/>
+      <w:lvlJc w:val="left"/>
+      <w:pPr>
+        <w:tabs>
+          <w:tab w:val="num" w:pos="0"/>
+        </w:tabs>
+        <w:ind w:left="5040" w:hanging="480"/>
+      </w:pPr>
+      <w:rPr/>
+    </w:lvl>
+    <w:lvl w:ilvl="7">
+      <w:start w:val="1"/>
+      <w:numFmt w:val="decimal"/>
+      <w:lvlText w:val="%8."/>
+      <w:lvlJc w:val="left"/>
+      <w:pPr>
+        <w:tabs>
+          <w:tab w:val="num" w:pos="0"/>
+        </w:tabs>
+        <w:ind w:left="5760" w:hanging="480"/>
+      </w:pPr>
+      <w:rPr/>
+    </w:lvl>
+    <w:lvl w:ilvl="8">
+      <w:start w:val="1"/>
+      <w:numFmt w:val="decimal"/>
+      <w:lvlText w:val="%9."/>
+      <w:lvlJc w:val="left"/>
+      <w:pPr>
+        <w:tabs>
+          <w:tab w:val="num" w:pos="0"/>
+        </w:tabs>
+        <w:ind w:left="6480" w:hanging="480"/>
+      </w:pPr>
+      <w:rPr/>
+    </w:lvl>
+  </w:abstractNum>
+  <w:abstractNum w:abstractNumId="16">
+    <w:lvl w:ilvl="0">
       <w:start w:val="2"/>
       <w:numFmt w:val="decimal"/>
       <w:lvlText w:val="%1."/>
@@ -6492,7 +8095,7 @@
       <w:rPr/>
     </w:lvl>
   </w:abstractNum>
-  <w:abstractNum w:abstractNumId="12">
+  <w:abstractNum w:abstractNumId="17">
     <w:lvl w:ilvl="0">
       <w:start w:val="3"/>
       <w:numFmt w:val="decimal"/>
@@ -6611,7 +8214,7 @@
       <w:rPr/>
     </w:lvl>
   </w:abstractNum>
-  <w:abstractNum w:abstractNumId="13">
+  <w:abstractNum w:abstractNumId="18">
     <w:lvl w:ilvl="0">
       <w:start w:val="4"/>
       <w:numFmt w:val="decimal"/>
@@ -6730,7 +8333,7 @@
       <w:rPr/>
     </w:lvl>
   </w:abstractNum>
-  <w:abstractNum w:abstractNumId="14">
+  <w:abstractNum w:abstractNumId="19">
     <w:lvl w:ilvl="0">
       <w:start w:val="1"/>
       <w:numFmt w:val="none"/>
@@ -6892,61 +8495,76 @@
     <w:abstractNumId w:val="14"/>
   </w:num>
   <w:num w:numId="15">
-    <w:abstractNumId w:val="4"/>
-    <w:lvlOverride w:ilvl="0">
-      <w:startOverride w:val="1"/>
-    </w:lvlOverride>
+    <w:abstractNumId w:val="15"/>
   </w:num>
   <w:num w:numId="16">
-    <w:abstractNumId w:val="5"/>
-    <w:lvlOverride w:ilvl="0">
-      <w:startOverride w:val="4"/>
-    </w:lvlOverride>
+    <w:abstractNumId w:val="16"/>
   </w:num>
   <w:num w:numId="17">
-    <w:abstractNumId w:val="6"/>
-    <w:lvlOverride w:ilvl="0">
-      <w:startOverride w:val="7"/>
-    </w:lvlOverride>
+    <w:abstractNumId w:val="17"/>
   </w:num>
   <w:num w:numId="18">
-    <w:abstractNumId w:val="7"/>
-    <w:lvlOverride w:ilvl="0">
-      <w:startOverride w:val="3"/>
-    </w:lvlOverride>
+    <w:abstractNumId w:val="18"/>
   </w:num>
   <w:num w:numId="19">
-    <w:abstractNumId w:val="5"/>
-    <w:lvlOverride w:ilvl="0">
-      <w:startOverride w:val="4"/>
-    </w:lvlOverride>
+    <w:abstractNumId w:val="19"/>
   </w:num>
   <w:num w:numId="20">
-    <w:abstractNumId w:val="4"/>
+    <w:abstractNumId w:val="1"/>
     <w:lvlOverride w:ilvl="0">
       <w:startOverride w:val="1"/>
     </w:lvlOverride>
   </w:num>
   <w:num w:numId="21">
-    <w:abstractNumId w:val="4"/>
+    <w:abstractNumId w:val="2"/>
     <w:lvlOverride w:ilvl="0">
-      <w:startOverride w:val="1"/>
+      <w:startOverride w:val="4"/>
     </w:lvlOverride>
   </w:num>
   <w:num w:numId="22">
-    <w:abstractNumId w:val="11"/>
+    <w:abstractNumId w:val="3"/>
     <w:lvlOverride w:ilvl="0">
-      <w:startOverride w:val="2"/>
+      <w:startOverride w:val="7"/>
     </w:lvlOverride>
   </w:num>
   <w:num w:numId="23">
-    <w:abstractNumId w:val="7"/>
+    <w:abstractNumId w:val="5"/>
     <w:lvlOverride w:ilvl="0">
       <w:startOverride w:val="3"/>
     </w:lvlOverride>
   </w:num>
   <w:num w:numId="24">
+    <w:abstractNumId w:val="2"/>
+    <w:lvlOverride w:ilvl="0">
+      <w:startOverride w:val="4"/>
+    </w:lvlOverride>
+  </w:num>
+  <w:num w:numId="25">
+    <w:abstractNumId w:val="1"/>
+    <w:lvlOverride w:ilvl="0">
+      <w:startOverride w:val="1"/>
+    </w:lvlOverride>
+  </w:num>
+  <w:num w:numId="26">
+    <w:abstractNumId w:val="1"/>
+    <w:lvlOverride w:ilvl="0">
+      <w:startOverride w:val="1"/>
+    </w:lvlOverride>
+  </w:num>
+  <w:num w:numId="27">
+    <w:abstractNumId w:val="16"/>
+    <w:lvlOverride w:ilvl="0">
+      <w:startOverride w:val="2"/>
+    </w:lvlOverride>
+  </w:num>
+  <w:num w:numId="28">
     <w:abstractNumId w:val="5"/>
+    <w:lvlOverride w:ilvl="0">
+      <w:startOverride w:val="3"/>
+    </w:lvlOverride>
+  </w:num>
+  <w:num w:numId="29">
+    <w:abstractNumId w:val="2"/>
     <w:lvlOverride w:ilvl="0">
       <w:startOverride w:val="4"/>
     </w:lvlOverride>
@@ -6977,7 +8595,6 @@
     <w:qFormat/>
     <w:pPr>
       <w:widowControl/>
-      <w:suppressAutoHyphens w:val="true"/>
       <w:bidi w:val="0"/>
       <w:spacing w:before="0" w:after="200"/>
       <w:jc w:val="left"/>
@@ -7207,16 +8824,9 @@
     <w:qFormat/>
     <w:rPr/>
   </w:style>
-  <w:style w:type="character" w:styleId="FootnoteCharactersuser">
-    <w:name w:val="Footnote Characters (user)"/>
-    <w:basedOn w:val="BodyTextChar"/>
-    <w:qFormat/>
-    <w:rPr>
-      <w:vertAlign w:val="superscript"/>
-    </w:rPr>
-  </w:style>
   <w:style w:type="character" w:styleId="FootnoteCharacters">
     <w:name w:val="Footnote Characters"/>
+    <w:basedOn w:val="BodyTextChar"/>
     <w:qFormat/>
     <w:rPr>
       <w:vertAlign w:val="superscript"/>
@@ -7502,7 +9112,7 @@
       <w:spacing w:before="240" w:after="120"/>
     </w:pPr>
     <w:rPr>
-      <w:rFonts w:ascii="Noto Sans" w:hAnsi="Noto Sans" w:eastAsia="Noto Sans" w:cs="Noto Sans Devanagari"/>
+      <w:rFonts w:ascii="Liberation Sans" w:hAnsi="Liberation Sans" w:eastAsia="Noto Sans CJK SC" w:cs="Noto Sans Devanagari"/>
       <w:sz w:val="28"/>
       <w:szCs w:val="28"/>
     </w:rPr>
@@ -7609,7 +9219,6 @@
       <w:keepNext w:val="true"/>
       <w:keepLines/>
       <w:widowControl/>
-      <w:suppressAutoHyphens w:val="true"/>
       <w:bidi w:val="0"/>
       <w:spacing w:before="0" w:after="200"/>
       <w:jc w:val="center"/>
@@ -7631,7 +9240,6 @@
       <w:keepNext w:val="true"/>
       <w:keepLines/>
       <w:widowControl/>
-      <w:suppressAutoHyphens w:val="true"/>
       <w:bidi w:val="0"/>
       <w:spacing w:before="0" w:after="200"/>
       <w:jc w:val="center"/>
@@ -7714,7 +9322,6 @@
     <w:qFormat/>
     <w:pPr>
       <w:widowControl/>
-      <w:suppressAutoHyphens w:val="true"/>
       <w:bidi w:val="0"/>
       <w:spacing w:before="100" w:after="100"/>
       <w:ind w:hanging="0" w:left="480" w:right="480"/>

--- a/README.docx
+++ b/README.docx
@@ -53,7 +53,7 @@
         <w:pStyle w:val="Compact"/>
         <w:numPr>
           <w:ilvl w:val="0"/>
-          <w:numId w:val="20"/>
+          <w:numId w:val="15"/>
         </w:numPr>
         <w:rPr/>
       </w:pPr>
@@ -67,7 +67,7 @@
         <w:pStyle w:val="Compact"/>
         <w:numPr>
           <w:ilvl w:val="0"/>
-          <w:numId w:val="1"/>
+          <w:numId w:val="4"/>
         </w:numPr>
         <w:rPr/>
       </w:pPr>
@@ -81,7 +81,7 @@
         <w:pStyle w:val="Compact"/>
         <w:numPr>
           <w:ilvl w:val="0"/>
-          <w:numId w:val="1"/>
+          <w:numId w:val="4"/>
         </w:numPr>
         <w:rPr/>
       </w:pPr>
@@ -107,7 +107,7 @@
         <w:pStyle w:val="Compact"/>
         <w:numPr>
           <w:ilvl w:val="0"/>
-          <w:numId w:val="21"/>
+          <w:numId w:val="16"/>
         </w:numPr>
         <w:rPr/>
       </w:pPr>
@@ -131,7 +131,7 @@
         <w:pStyle w:val="Compact"/>
         <w:numPr>
           <w:ilvl w:val="0"/>
-          <w:numId w:val="2"/>
+          <w:numId w:val="5"/>
         </w:numPr>
         <w:rPr/>
       </w:pPr>
@@ -155,7 +155,7 @@
         <w:pStyle w:val="Compact"/>
         <w:numPr>
           <w:ilvl w:val="0"/>
-          <w:numId w:val="2"/>
+          <w:numId w:val="5"/>
         </w:numPr>
         <w:rPr/>
       </w:pPr>
@@ -221,7 +221,7 @@
         <w:pStyle w:val="Compact"/>
         <w:numPr>
           <w:ilvl w:val="0"/>
-          <w:numId w:val="22"/>
+          <w:numId w:val="17"/>
         </w:numPr>
         <w:rPr/>
       </w:pPr>
@@ -1335,7 +1335,7 @@
               <w:drawing>
                 <wp:anchor distT="0" distB="0" distL="0" distR="0" simplePos="0" relativeHeight="2" behindDoc="0" locked="0" layoutInCell="0" allowOverlap="1">
                   <wp:simplePos x="0" y="0"/>
-                  <wp:positionH relativeFrom="column">
+                  <wp:positionH relativeFrom="margin">
                     <wp:align>center</wp:align>
                   </wp:positionH>
                   <wp:positionV relativeFrom="paragraph">
@@ -1593,7 +1593,7 @@
         <w:pStyle w:val="Normal"/>
         <w:numPr>
           <w:ilvl w:val="0"/>
-          <w:numId w:val="4"/>
+          <w:numId w:val="3"/>
         </w:numPr>
         <w:rPr/>
       </w:pPr>
@@ -1624,7 +1624,7 @@
         <w:pStyle w:val="Normal"/>
         <w:numPr>
           <w:ilvl w:val="0"/>
-          <w:numId w:val="4"/>
+          <w:numId w:val="3"/>
         </w:numPr>
         <w:rPr/>
       </w:pPr>
@@ -2242,7 +2242,7 @@
         <w:pStyle w:val="Compact"/>
         <w:numPr>
           <w:ilvl w:val="0"/>
-          <w:numId w:val="23"/>
+          <w:numId w:val="18"/>
         </w:numPr>
         <w:rPr/>
       </w:pPr>
@@ -2363,7 +2363,7 @@
         <w:pStyle w:val="Compact"/>
         <w:numPr>
           <w:ilvl w:val="0"/>
-          <w:numId w:val="24"/>
+          <w:numId w:val="19"/>
         </w:numPr>
         <w:rPr/>
       </w:pPr>
@@ -2891,7 +2891,7 @@
         <w:pStyle w:val="Compact"/>
         <w:numPr>
           <w:ilvl w:val="0"/>
-          <w:numId w:val="4"/>
+          <w:numId w:val="3"/>
         </w:numPr>
         <w:rPr/>
       </w:pPr>
@@ -2911,7 +2911,7 @@
         <w:pStyle w:val="Compact"/>
         <w:numPr>
           <w:ilvl w:val="0"/>
-          <w:numId w:val="4"/>
+          <w:numId w:val="3"/>
         </w:numPr>
         <w:rPr/>
       </w:pPr>
@@ -2931,7 +2931,7 @@
         <w:pStyle w:val="Compact"/>
         <w:numPr>
           <w:ilvl w:val="0"/>
-          <w:numId w:val="4"/>
+          <w:numId w:val="3"/>
         </w:numPr>
         <w:rPr/>
       </w:pPr>
@@ -2963,7 +2963,7 @@
         <w:pStyle w:val="Compact"/>
         <w:numPr>
           <w:ilvl w:val="0"/>
-          <w:numId w:val="4"/>
+          <w:numId w:val="3"/>
         </w:numPr>
         <w:rPr/>
       </w:pPr>
@@ -3139,7 +3139,7 @@
         <w:pStyle w:val="Compact"/>
         <w:numPr>
           <w:ilvl w:val="0"/>
-          <w:numId w:val="4"/>
+          <w:numId w:val="3"/>
         </w:numPr>
         <w:rPr/>
       </w:pPr>
@@ -3170,7 +3170,7 @@
         <w:pStyle w:val="Compact"/>
         <w:numPr>
           <w:ilvl w:val="0"/>
-          <w:numId w:val="4"/>
+          <w:numId w:val="3"/>
         </w:numPr>
         <w:rPr/>
       </w:pPr>
@@ -3190,7 +3190,7 @@
         <w:pStyle w:val="Compact"/>
         <w:numPr>
           <w:ilvl w:val="0"/>
-          <w:numId w:val="4"/>
+          <w:numId w:val="3"/>
         </w:numPr>
         <w:rPr/>
       </w:pPr>
@@ -3230,7 +3230,7 @@
         <w:pStyle w:val="Compact"/>
         <w:numPr>
           <w:ilvl w:val="0"/>
-          <w:numId w:val="4"/>
+          <w:numId w:val="3"/>
         </w:numPr>
         <w:rPr/>
       </w:pPr>
@@ -3281,7 +3281,7 @@
         <w:pStyle w:val="Compact"/>
         <w:numPr>
           <w:ilvl w:val="0"/>
-          <w:numId w:val="4"/>
+          <w:numId w:val="3"/>
         </w:numPr>
         <w:rPr/>
       </w:pPr>
@@ -3352,7 +3352,7 @@
         <w:pStyle w:val="Compact"/>
         <w:numPr>
           <w:ilvl w:val="0"/>
-          <w:numId w:val="4"/>
+          <w:numId w:val="3"/>
         </w:numPr>
         <w:rPr/>
       </w:pPr>
@@ -3428,6 +3428,18 @@
           <w:rStyle w:val="NormalTok"/>
         </w:rPr>
         <w:t xml:space="preserve"> 90 </w:t>
+      </w:r>
+      <w:r>
+        <w:rPr>
+          <w:rStyle w:val="NormalTok"/>
+        </w:rPr>
+        <w:t>0</w:t>
+      </w:r>
+      <w:r>
+        <w:rPr>
+          <w:rStyle w:val="NormalTok"/>
+        </w:rPr>
+        <w:t xml:space="preserve"> </w:t>
       </w:r>
       <w:r>
         <w:rPr>
@@ -4224,7 +4236,7 @@
         <w:pStyle w:val="Compact"/>
         <w:numPr>
           <w:ilvl w:val="0"/>
-          <w:numId w:val="25"/>
+          <w:numId w:val="20"/>
         </w:numPr>
         <w:rPr/>
       </w:pPr>
@@ -4248,7 +4260,7 @@
         <w:pStyle w:val="Compact"/>
         <w:numPr>
           <w:ilvl w:val="0"/>
-          <w:numId w:val="1"/>
+          <w:numId w:val="4"/>
         </w:numPr>
         <w:rPr/>
       </w:pPr>
@@ -4272,7 +4284,7 @@
         <w:pStyle w:val="Compact"/>
         <w:numPr>
           <w:ilvl w:val="0"/>
-          <w:numId w:val="1"/>
+          <w:numId w:val="4"/>
         </w:numPr>
         <w:rPr/>
       </w:pPr>
@@ -4336,7 +4348,7 @@
         <w:pStyle w:val="Compact"/>
         <w:numPr>
           <w:ilvl w:val="0"/>
-          <w:numId w:val="1"/>
+          <w:numId w:val="4"/>
         </w:numPr>
         <w:rPr/>
       </w:pPr>
@@ -4400,7 +4412,7 @@
         <w:pStyle w:val="Compact"/>
         <w:numPr>
           <w:ilvl w:val="0"/>
-          <w:numId w:val="1"/>
+          <w:numId w:val="4"/>
         </w:numPr>
         <w:rPr/>
       </w:pPr>
@@ -4529,7 +4541,7 @@
         <w:pStyle w:val="Compact"/>
         <w:numPr>
           <w:ilvl w:val="0"/>
-          <w:numId w:val="4"/>
+          <w:numId w:val="3"/>
         </w:numPr>
         <w:rPr/>
       </w:pPr>
@@ -4563,7 +4575,7 @@
         <w:pStyle w:val="Compact"/>
         <w:numPr>
           <w:ilvl w:val="0"/>
-          <w:numId w:val="4"/>
+          <w:numId w:val="3"/>
         </w:numPr>
         <w:rPr/>
       </w:pPr>
@@ -4675,7 +4687,7 @@
         <w:pStyle w:val="Compact"/>
         <w:numPr>
           <w:ilvl w:val="0"/>
-          <w:numId w:val="4"/>
+          <w:numId w:val="3"/>
         </w:numPr>
         <w:rPr/>
       </w:pPr>
@@ -4699,7 +4711,7 @@
         <w:pStyle w:val="Compact"/>
         <w:numPr>
           <w:ilvl w:val="0"/>
-          <w:numId w:val="4"/>
+          <w:numId w:val="3"/>
         </w:numPr>
         <w:rPr/>
       </w:pPr>
@@ -4773,7 +4785,7 @@
         <w:pStyle w:val="Compact"/>
         <w:numPr>
           <w:ilvl w:val="0"/>
-          <w:numId w:val="4"/>
+          <w:numId w:val="3"/>
         </w:numPr>
         <w:rPr/>
       </w:pPr>
@@ -4807,7 +4819,7 @@
         <w:pStyle w:val="Compact"/>
         <w:numPr>
           <w:ilvl w:val="1"/>
-          <w:numId w:val="4"/>
+          <w:numId w:val="3"/>
         </w:numPr>
         <w:rPr/>
       </w:pPr>
@@ -4831,7 +4843,7 @@
         <w:pStyle w:val="Compact"/>
         <w:numPr>
           <w:ilvl w:val="0"/>
-          <w:numId w:val="4"/>
+          <w:numId w:val="3"/>
         </w:numPr>
         <w:rPr/>
       </w:pPr>
@@ -4907,7 +4919,7 @@
         <w:pStyle w:val="Compact"/>
         <w:numPr>
           <w:ilvl w:val="0"/>
-          <w:numId w:val="26"/>
+          <w:numId w:val="21"/>
         </w:numPr>
         <w:rPr/>
       </w:pPr>
@@ -5380,7 +5392,7 @@
         <w:pStyle w:val="Compact"/>
         <w:numPr>
           <w:ilvl w:val="0"/>
-          <w:numId w:val="27"/>
+          <w:numId w:val="22"/>
         </w:numPr>
         <w:rPr/>
       </w:pPr>
@@ -5638,7 +5650,7 @@
         <w:pStyle w:val="Compact"/>
         <w:numPr>
           <w:ilvl w:val="0"/>
-          <w:numId w:val="28"/>
+          <w:numId w:val="23"/>
         </w:numPr>
         <w:rPr/>
       </w:pPr>
@@ -5780,7 +5792,7 @@
         <w:pStyle w:val="Compact"/>
         <w:numPr>
           <w:ilvl w:val="0"/>
-          <w:numId w:val="29"/>
+          <w:numId w:val="24"/>
         </w:numPr>
         <w:rPr/>
       </w:pPr>
@@ -6295,125 +6307,6 @@
   </w:abstractNum>
   <w:abstractNum w:abstractNumId="3">
     <w:lvl w:ilvl="0">
-      <w:start w:val="7"/>
-      <w:numFmt w:val="decimal"/>
-      <w:lvlText w:val="%1."/>
-      <w:lvlJc w:val="left"/>
-      <w:pPr>
-        <w:tabs>
-          <w:tab w:val="num" w:pos="0"/>
-        </w:tabs>
-        <w:ind w:left="720" w:hanging="480"/>
-      </w:pPr>
-      <w:rPr/>
-    </w:lvl>
-    <w:lvl w:ilvl="1">
-      <w:start w:val="7"/>
-      <w:numFmt w:val="decimal"/>
-      <w:lvlText w:val="%2."/>
-      <w:lvlJc w:val="left"/>
-      <w:pPr>
-        <w:tabs>
-          <w:tab w:val="num" w:pos="0"/>
-        </w:tabs>
-        <w:ind w:left="1440" w:hanging="480"/>
-      </w:pPr>
-      <w:rPr/>
-    </w:lvl>
-    <w:lvl w:ilvl="2">
-      <w:start w:val="7"/>
-      <w:numFmt w:val="decimal"/>
-      <w:lvlText w:val="%3."/>
-      <w:lvlJc w:val="left"/>
-      <w:pPr>
-        <w:tabs>
-          <w:tab w:val="num" w:pos="0"/>
-        </w:tabs>
-        <w:ind w:left="2160" w:hanging="480"/>
-      </w:pPr>
-      <w:rPr/>
-    </w:lvl>
-    <w:lvl w:ilvl="3">
-      <w:start w:val="7"/>
-      <w:numFmt w:val="decimal"/>
-      <w:lvlText w:val="%4."/>
-      <w:lvlJc w:val="left"/>
-      <w:pPr>
-        <w:tabs>
-          <w:tab w:val="num" w:pos="0"/>
-        </w:tabs>
-        <w:ind w:left="2880" w:hanging="480"/>
-      </w:pPr>
-      <w:rPr/>
-    </w:lvl>
-    <w:lvl w:ilvl="4">
-      <w:start w:val="7"/>
-      <w:numFmt w:val="decimal"/>
-      <w:lvlText w:val="%5."/>
-      <w:lvlJc w:val="left"/>
-      <w:pPr>
-        <w:tabs>
-          <w:tab w:val="num" w:pos="0"/>
-        </w:tabs>
-        <w:ind w:left="3600" w:hanging="480"/>
-      </w:pPr>
-      <w:rPr/>
-    </w:lvl>
-    <w:lvl w:ilvl="5">
-      <w:start w:val="7"/>
-      <w:numFmt w:val="decimal"/>
-      <w:lvlText w:val="%6."/>
-      <w:lvlJc w:val="left"/>
-      <w:pPr>
-        <w:tabs>
-          <w:tab w:val="num" w:pos="0"/>
-        </w:tabs>
-        <w:ind w:left="4320" w:hanging="480"/>
-      </w:pPr>
-      <w:rPr/>
-    </w:lvl>
-    <w:lvl w:ilvl="6">
-      <w:start w:val="7"/>
-      <w:numFmt w:val="decimal"/>
-      <w:lvlText w:val="%7."/>
-      <w:lvlJc w:val="left"/>
-      <w:pPr>
-        <w:tabs>
-          <w:tab w:val="num" w:pos="0"/>
-        </w:tabs>
-        <w:ind w:left="5040" w:hanging="480"/>
-      </w:pPr>
-      <w:rPr/>
-    </w:lvl>
-    <w:lvl w:ilvl="7">
-      <w:start w:val="7"/>
-      <w:numFmt w:val="decimal"/>
-      <w:lvlText w:val="%8."/>
-      <w:lvlJc w:val="left"/>
-      <w:pPr>
-        <w:tabs>
-          <w:tab w:val="num" w:pos="0"/>
-        </w:tabs>
-        <w:ind w:left="5760" w:hanging="480"/>
-      </w:pPr>
-      <w:rPr/>
-    </w:lvl>
-    <w:lvl w:ilvl="8">
-      <w:start w:val="7"/>
-      <w:numFmt w:val="decimal"/>
-      <w:lvlText w:val="%9."/>
-      <w:lvlJc w:val="left"/>
-      <w:pPr>
-        <w:tabs>
-          <w:tab w:val="num" w:pos="0"/>
-        </w:tabs>
-        <w:ind w:left="6480" w:hanging="480"/>
-      </w:pPr>
-      <w:rPr/>
-    </w:lvl>
-  </w:abstractNum>
-  <w:abstractNum w:abstractNumId="4">
-    <w:lvl w:ilvl="0">
       <w:numFmt w:val="bullet"/>
       <w:lvlText w:val=""/>
       <w:lvlJc w:val="left"/>
@@ -6548,9 +6441,128 @@
       </w:rPr>
     </w:lvl>
   </w:abstractNum>
+  <w:abstractNum w:abstractNumId="4">
+    <w:lvl w:ilvl="0">
+      <w:start w:val="1"/>
+      <w:numFmt w:val="decimal"/>
+      <w:lvlText w:val="%1."/>
+      <w:lvlJc w:val="left"/>
+      <w:pPr>
+        <w:tabs>
+          <w:tab w:val="num" w:pos="0"/>
+        </w:tabs>
+        <w:ind w:left="720" w:hanging="480"/>
+      </w:pPr>
+      <w:rPr/>
+    </w:lvl>
+    <w:lvl w:ilvl="1">
+      <w:start w:val="1"/>
+      <w:numFmt w:val="decimal"/>
+      <w:lvlText w:val="%2."/>
+      <w:lvlJc w:val="left"/>
+      <w:pPr>
+        <w:tabs>
+          <w:tab w:val="num" w:pos="0"/>
+        </w:tabs>
+        <w:ind w:left="1440" w:hanging="480"/>
+      </w:pPr>
+      <w:rPr/>
+    </w:lvl>
+    <w:lvl w:ilvl="2">
+      <w:start w:val="1"/>
+      <w:numFmt w:val="decimal"/>
+      <w:lvlText w:val="%3."/>
+      <w:lvlJc w:val="left"/>
+      <w:pPr>
+        <w:tabs>
+          <w:tab w:val="num" w:pos="0"/>
+        </w:tabs>
+        <w:ind w:left="2160" w:hanging="480"/>
+      </w:pPr>
+      <w:rPr/>
+    </w:lvl>
+    <w:lvl w:ilvl="3">
+      <w:start w:val="1"/>
+      <w:numFmt w:val="decimal"/>
+      <w:lvlText w:val="%4."/>
+      <w:lvlJc w:val="left"/>
+      <w:pPr>
+        <w:tabs>
+          <w:tab w:val="num" w:pos="0"/>
+        </w:tabs>
+        <w:ind w:left="2880" w:hanging="480"/>
+      </w:pPr>
+      <w:rPr/>
+    </w:lvl>
+    <w:lvl w:ilvl="4">
+      <w:start w:val="1"/>
+      <w:numFmt w:val="decimal"/>
+      <w:lvlText w:val="%5."/>
+      <w:lvlJc w:val="left"/>
+      <w:pPr>
+        <w:tabs>
+          <w:tab w:val="num" w:pos="0"/>
+        </w:tabs>
+        <w:ind w:left="3600" w:hanging="480"/>
+      </w:pPr>
+      <w:rPr/>
+    </w:lvl>
+    <w:lvl w:ilvl="5">
+      <w:start w:val="1"/>
+      <w:numFmt w:val="decimal"/>
+      <w:lvlText w:val="%6."/>
+      <w:lvlJc w:val="left"/>
+      <w:pPr>
+        <w:tabs>
+          <w:tab w:val="num" w:pos="0"/>
+        </w:tabs>
+        <w:ind w:left="4320" w:hanging="480"/>
+      </w:pPr>
+      <w:rPr/>
+    </w:lvl>
+    <w:lvl w:ilvl="6">
+      <w:start w:val="1"/>
+      <w:numFmt w:val="decimal"/>
+      <w:lvlText w:val="%7."/>
+      <w:lvlJc w:val="left"/>
+      <w:pPr>
+        <w:tabs>
+          <w:tab w:val="num" w:pos="0"/>
+        </w:tabs>
+        <w:ind w:left="5040" w:hanging="480"/>
+      </w:pPr>
+      <w:rPr/>
+    </w:lvl>
+    <w:lvl w:ilvl="7">
+      <w:start w:val="1"/>
+      <w:numFmt w:val="decimal"/>
+      <w:lvlText w:val="%8."/>
+      <w:lvlJc w:val="left"/>
+      <w:pPr>
+        <w:tabs>
+          <w:tab w:val="num" w:pos="0"/>
+        </w:tabs>
+        <w:ind w:left="5760" w:hanging="480"/>
+      </w:pPr>
+      <w:rPr/>
+    </w:lvl>
+    <w:lvl w:ilvl="8">
+      <w:start w:val="1"/>
+      <w:numFmt w:val="decimal"/>
+      <w:lvlText w:val="%9."/>
+      <w:lvlJc w:val="left"/>
+      <w:pPr>
+        <w:tabs>
+          <w:tab w:val="num" w:pos="0"/>
+        </w:tabs>
+        <w:ind w:left="6480" w:hanging="480"/>
+      </w:pPr>
+      <w:rPr/>
+    </w:lvl>
+  </w:abstractNum>
   <w:abstractNum w:abstractNumId="5">
     <w:lvl w:ilvl="0">
-      <w:start w:val="3"/>
+      <w:start w:val="4"/>
       <w:numFmt w:val="decimal"/>
       <w:lvlText w:val="%1."/>
       <w:lvlJc w:val="left"/>
@@ -6563,7 +6575,7 @@
       <w:rPr/>
     </w:lvl>
     <w:lvl w:ilvl="1">
-      <w:start w:val="3"/>
+      <w:start w:val="4"/>
       <w:numFmt w:val="decimal"/>
       <w:lvlText w:val="%2."/>
       <w:lvlJc w:val="left"/>
@@ -6576,7 +6588,7 @@
       <w:rPr/>
     </w:lvl>
     <w:lvl w:ilvl="2">
-      <w:start w:val="3"/>
+      <w:start w:val="4"/>
       <w:numFmt w:val="decimal"/>
       <w:lvlText w:val="%3."/>
       <w:lvlJc w:val="left"/>
@@ -6589,7 +6601,7 @@
       <w:rPr/>
     </w:lvl>
     <w:lvl w:ilvl="3">
-      <w:start w:val="3"/>
+      <w:start w:val="4"/>
       <w:numFmt w:val="decimal"/>
       <w:lvlText w:val="%4."/>
       <w:lvlJc w:val="left"/>
@@ -6602,7 +6614,7 @@
       <w:rPr/>
     </w:lvl>
     <w:lvl w:ilvl="4">
-      <w:start w:val="3"/>
+      <w:start w:val="4"/>
       <w:numFmt w:val="decimal"/>
       <w:lvlText w:val="%5."/>
       <w:lvlJc w:val="left"/>
@@ -6615,7 +6627,7 @@
       <w:rPr/>
     </w:lvl>
     <w:lvl w:ilvl="5">
-      <w:start w:val="3"/>
+      <w:start w:val="4"/>
       <w:numFmt w:val="decimal"/>
       <w:lvlText w:val="%6."/>
       <w:lvlJc w:val="left"/>
@@ -6628,7 +6640,7 @@
       <w:rPr/>
     </w:lvl>
     <w:lvl w:ilvl="6">
-      <w:start w:val="3"/>
+      <w:start w:val="4"/>
       <w:numFmt w:val="decimal"/>
       <w:lvlText w:val="%7."/>
       <w:lvlJc w:val="left"/>
@@ -6641,7 +6653,7 @@
       <w:rPr/>
     </w:lvl>
     <w:lvl w:ilvl="7">
-      <w:start w:val="3"/>
+      <w:start w:val="4"/>
       <w:numFmt w:val="decimal"/>
       <w:lvlText w:val="%8."/>
       <w:lvlJc w:val="left"/>
@@ -6654,7 +6666,7 @@
       <w:rPr/>
     </w:lvl>
     <w:lvl w:ilvl="8">
-      <w:start w:val="3"/>
+      <w:start w:val="4"/>
       <w:numFmt w:val="decimal"/>
       <w:lvlText w:val="%9."/>
       <w:lvlJc w:val="left"/>
@@ -6669,7 +6681,7 @@
   </w:abstractNum>
   <w:abstractNum w:abstractNumId="6">
     <w:lvl w:ilvl="0">
-      <w:start w:val="4"/>
+      <w:start w:val="7"/>
       <w:numFmt w:val="decimal"/>
       <w:lvlText w:val="%1."/>
       <w:lvlJc w:val="left"/>
@@ -6682,7 +6694,7 @@
       <w:rPr/>
     </w:lvl>
     <w:lvl w:ilvl="1">
-      <w:start w:val="4"/>
+      <w:start w:val="7"/>
       <w:numFmt w:val="decimal"/>
       <w:lvlText w:val="%2."/>
       <w:lvlJc w:val="left"/>
@@ -6695,7 +6707,7 @@
       <w:rPr/>
     </w:lvl>
     <w:lvl w:ilvl="2">
-      <w:start w:val="4"/>
+      <w:start w:val="7"/>
       <w:numFmt w:val="decimal"/>
       <w:lvlText w:val="%3."/>
       <w:lvlJc w:val="left"/>
@@ -6708,7 +6720,7 @@
       <w:rPr/>
     </w:lvl>
     <w:lvl w:ilvl="3">
-      <w:start w:val="4"/>
+      <w:start w:val="7"/>
       <w:numFmt w:val="decimal"/>
       <w:lvlText w:val="%4."/>
       <w:lvlJc w:val="left"/>
@@ -6721,7 +6733,7 @@
       <w:rPr/>
     </w:lvl>
     <w:lvl w:ilvl="4">
-      <w:start w:val="4"/>
+      <w:start w:val="7"/>
       <w:numFmt w:val="decimal"/>
       <w:lvlText w:val="%5."/>
       <w:lvlJc w:val="left"/>
@@ -6734,7 +6746,7 @@
       <w:rPr/>
     </w:lvl>
     <w:lvl w:ilvl="5">
-      <w:start w:val="4"/>
+      <w:start w:val="7"/>
       <w:numFmt w:val="decimal"/>
       <w:lvlText w:val="%6."/>
       <w:lvlJc w:val="left"/>
@@ -6747,7 +6759,7 @@
       <w:rPr/>
     </w:lvl>
     <w:lvl w:ilvl="6">
-      <w:start w:val="4"/>
+      <w:start w:val="7"/>
       <w:numFmt w:val="decimal"/>
       <w:lvlText w:val="%7."/>
       <w:lvlJc w:val="left"/>
@@ -6760,7 +6772,7 @@
       <w:rPr/>
     </w:lvl>
     <w:lvl w:ilvl="7">
-      <w:start w:val="4"/>
+      <w:start w:val="7"/>
       <w:numFmt w:val="decimal"/>
       <w:lvlText w:val="%8."/>
       <w:lvlJc w:val="left"/>
@@ -6773,7 +6785,7 @@
       <w:rPr/>
     </w:lvl>
     <w:lvl w:ilvl="8">
-      <w:start w:val="4"/>
+      <w:start w:val="7"/>
       <w:numFmt w:val="decimal"/>
       <w:lvlText w:val="%9."/>
       <w:lvlJc w:val="left"/>
@@ -6788,8 +6800,9 @@
   </w:abstractNum>
   <w:abstractNum w:abstractNumId="7">
     <w:lvl w:ilvl="0">
-      <w:numFmt w:val="bullet"/>
-      <w:lvlText w:val=""/>
+      <w:start w:val="3"/>
+      <w:numFmt w:val="decimal"/>
+      <w:lvlText w:val="%1."/>
       <w:lvlJc w:val="left"/>
       <w:pPr>
         <w:tabs>
@@ -6797,14 +6810,12 @@
         </w:tabs>
         <w:ind w:left="720" w:hanging="480"/>
       </w:pPr>
-      <w:rPr>
-        <w:rFonts w:ascii="Symbol" w:hAnsi="Symbol" w:cs="Symbol" w:hint="default"/>
-      </w:rPr>
+      <w:rPr/>
     </w:lvl>
     <w:lvl w:ilvl="1">
-      <w:start w:val="0"/>
-      <w:numFmt w:val="bullet"/>
-      <w:lvlText w:val=""/>
+      <w:start w:val="3"/>
+      <w:numFmt w:val="decimal"/>
+      <w:lvlText w:val="%2."/>
       <w:lvlJc w:val="left"/>
       <w:pPr>
         <w:tabs>
@@ -6812,14 +6823,12 @@
         </w:tabs>
         <w:ind w:left="1440" w:hanging="480"/>
       </w:pPr>
-      <w:rPr>
-        <w:rFonts w:ascii="Symbol" w:hAnsi="Symbol" w:cs="Symbol" w:hint="default"/>
-      </w:rPr>
+      <w:rPr/>
     </w:lvl>
     <w:lvl w:ilvl="2">
-      <w:start w:val="0"/>
-      <w:numFmt w:val="bullet"/>
-      <w:lvlText w:val=""/>
+      <w:start w:val="3"/>
+      <w:numFmt w:val="decimal"/>
+      <w:lvlText w:val="%3."/>
       <w:lvlJc w:val="left"/>
       <w:pPr>
         <w:tabs>
@@ -6827,14 +6836,12 @@
         </w:tabs>
         <w:ind w:left="2160" w:hanging="480"/>
       </w:pPr>
-      <w:rPr>
-        <w:rFonts w:ascii="Symbol" w:hAnsi="Symbol" w:cs="Symbol" w:hint="default"/>
-      </w:rPr>
+      <w:rPr/>
     </w:lvl>
     <w:lvl w:ilvl="3">
-      <w:start w:val="0"/>
-      <w:numFmt w:val="bullet"/>
-      <w:lvlText w:val=""/>
+      <w:start w:val="3"/>
+      <w:numFmt w:val="decimal"/>
+      <w:lvlText w:val="%4."/>
       <w:lvlJc w:val="left"/>
       <w:pPr>
         <w:tabs>
@@ -6842,14 +6849,12 @@
         </w:tabs>
         <w:ind w:left="2880" w:hanging="480"/>
       </w:pPr>
-      <w:rPr>
-        <w:rFonts w:ascii="Symbol" w:hAnsi="Symbol" w:cs="Symbol" w:hint="default"/>
-      </w:rPr>
+      <w:rPr/>
     </w:lvl>
     <w:lvl w:ilvl="4">
-      <w:start w:val="0"/>
-      <w:numFmt w:val="bullet"/>
-      <w:lvlText w:val=""/>
+      <w:start w:val="3"/>
+      <w:numFmt w:val="decimal"/>
+      <w:lvlText w:val="%5."/>
       <w:lvlJc w:val="left"/>
       <w:pPr>
         <w:tabs>
@@ -6857,14 +6862,12 @@
         </w:tabs>
         <w:ind w:left="3600" w:hanging="480"/>
       </w:pPr>
-      <w:rPr>
-        <w:rFonts w:ascii="Symbol" w:hAnsi="Symbol" w:cs="Symbol" w:hint="default"/>
-      </w:rPr>
+      <w:rPr/>
     </w:lvl>
     <w:lvl w:ilvl="5">
-      <w:start w:val="0"/>
-      <w:numFmt w:val="bullet"/>
-      <w:lvlText w:val=""/>
+      <w:start w:val="3"/>
+      <w:numFmt w:val="decimal"/>
+      <w:lvlText w:val="%6."/>
       <w:lvlJc w:val="left"/>
       <w:pPr>
         <w:tabs>
@@ -6872,14 +6875,12 @@
         </w:tabs>
         <w:ind w:left="4320" w:hanging="480"/>
       </w:pPr>
-      <w:rPr>
-        <w:rFonts w:ascii="Symbol" w:hAnsi="Symbol" w:cs="Symbol" w:hint="default"/>
-      </w:rPr>
+      <w:rPr/>
     </w:lvl>
     <w:lvl w:ilvl="6">
-      <w:start w:val="0"/>
-      <w:numFmt w:val="bullet"/>
-      <w:lvlText w:val=""/>
+      <w:start w:val="3"/>
+      <w:numFmt w:val="decimal"/>
+      <w:lvlText w:val="%7."/>
       <w:lvlJc w:val="left"/>
       <w:pPr>
         <w:tabs>
@@ -6887,14 +6888,12 @@
         </w:tabs>
         <w:ind w:left="5040" w:hanging="480"/>
       </w:pPr>
-      <w:rPr>
-        <w:rFonts w:ascii="Symbol" w:hAnsi="Symbol" w:cs="Symbol" w:hint="default"/>
-      </w:rPr>
+      <w:rPr/>
     </w:lvl>
     <w:lvl w:ilvl="7">
-      <w:start w:val="0"/>
-      <w:numFmt w:val="bullet"/>
-      <w:lvlText w:val=""/>
+      <w:start w:val="3"/>
+      <w:numFmt w:val="decimal"/>
+      <w:lvlText w:val="%8."/>
       <w:lvlJc w:val="left"/>
       <w:pPr>
         <w:tabs>
@@ -6902,14 +6901,12 @@
         </w:tabs>
         <w:ind w:left="5760" w:hanging="480"/>
       </w:pPr>
-      <w:rPr>
-        <w:rFonts w:ascii="Symbol" w:hAnsi="Symbol" w:cs="Symbol" w:hint="default"/>
-      </w:rPr>
+      <w:rPr/>
     </w:lvl>
     <w:lvl w:ilvl="8">
-      <w:start w:val="0"/>
-      <w:numFmt w:val="bullet"/>
-      <w:lvlText w:val=""/>
+      <w:start w:val="3"/>
+      <w:numFmt w:val="decimal"/>
+      <w:lvlText w:val="%9."/>
       <w:lvlJc w:val="left"/>
       <w:pPr>
         <w:tabs>
@@ -6917,15 +6914,14 @@
         </w:tabs>
         <w:ind w:left="6480" w:hanging="480"/>
       </w:pPr>
-      <w:rPr>
-        <w:rFonts w:ascii="Symbol" w:hAnsi="Symbol" w:cs="Symbol" w:hint="default"/>
-      </w:rPr>
+      <w:rPr/>
     </w:lvl>
   </w:abstractNum>
   <w:abstractNum w:abstractNumId="8">
     <w:lvl w:ilvl="0">
-      <w:numFmt w:val="bullet"/>
-      <w:lvlText w:val=""/>
+      <w:start w:val="4"/>
+      <w:numFmt w:val="decimal"/>
+      <w:lvlText w:val="%1."/>
       <w:lvlJc w:val="left"/>
       <w:pPr>
         <w:tabs>
@@ -6933,14 +6929,12 @@
         </w:tabs>
         <w:ind w:left="720" w:hanging="480"/>
       </w:pPr>
-      <w:rPr>
-        <w:rFonts w:ascii="Symbol" w:hAnsi="Symbol" w:cs="Symbol" w:hint="default"/>
-      </w:rPr>
+      <w:rPr/>
     </w:lvl>
     <w:lvl w:ilvl="1">
-      <w:start w:val="0"/>
-      <w:numFmt w:val="bullet"/>
-      <w:lvlText w:val=""/>
+      <w:start w:val="4"/>
+      <w:numFmt w:val="decimal"/>
+      <w:lvlText w:val="%2."/>
       <w:lvlJc w:val="left"/>
       <w:pPr>
         <w:tabs>
@@ -6948,14 +6942,12 @@
         </w:tabs>
         <w:ind w:left="1440" w:hanging="480"/>
       </w:pPr>
-      <w:rPr>
-        <w:rFonts w:ascii="Symbol" w:hAnsi="Symbol" w:cs="Symbol" w:hint="default"/>
-      </w:rPr>
+      <w:rPr/>
     </w:lvl>
     <w:lvl w:ilvl="2">
-      <w:start w:val="0"/>
-      <w:numFmt w:val="bullet"/>
-      <w:lvlText w:val=""/>
+      <w:start w:val="4"/>
+      <w:numFmt w:val="decimal"/>
+      <w:lvlText w:val="%3."/>
       <w:lvlJc w:val="left"/>
       <w:pPr>
         <w:tabs>
@@ -6963,14 +6955,12 @@
         </w:tabs>
         <w:ind w:left="2160" w:hanging="480"/>
       </w:pPr>
-      <w:rPr>
-        <w:rFonts w:ascii="Symbol" w:hAnsi="Symbol" w:cs="Symbol" w:hint="default"/>
-      </w:rPr>
+      <w:rPr/>
     </w:lvl>
     <w:lvl w:ilvl="3">
-      <w:start w:val="0"/>
-      <w:numFmt w:val="bullet"/>
-      <w:lvlText w:val=""/>
+      <w:start w:val="4"/>
+      <w:numFmt w:val="decimal"/>
+      <w:lvlText w:val="%4."/>
       <w:lvlJc w:val="left"/>
       <w:pPr>
         <w:tabs>
@@ -6978,14 +6968,12 @@
         </w:tabs>
         <w:ind w:left="2880" w:hanging="480"/>
       </w:pPr>
-      <w:rPr>
-        <w:rFonts w:ascii="Symbol" w:hAnsi="Symbol" w:cs="Symbol" w:hint="default"/>
-      </w:rPr>
+      <w:rPr/>
     </w:lvl>
     <w:lvl w:ilvl="4">
-      <w:start w:val="0"/>
-      <w:numFmt w:val="bullet"/>
-      <w:lvlText w:val=""/>
+      <w:start w:val="4"/>
+      <w:numFmt w:val="decimal"/>
+      <w:lvlText w:val="%5."/>
       <w:lvlJc w:val="left"/>
       <w:pPr>
         <w:tabs>
@@ -6993,14 +6981,12 @@
         </w:tabs>
         <w:ind w:left="3600" w:hanging="480"/>
       </w:pPr>
-      <w:rPr>
-        <w:rFonts w:ascii="Symbol" w:hAnsi="Symbol" w:cs="Symbol" w:hint="default"/>
-      </w:rPr>
+      <w:rPr/>
     </w:lvl>
     <w:lvl w:ilvl="5">
-      <w:start w:val="0"/>
-      <w:numFmt w:val="bullet"/>
-      <w:lvlText w:val=""/>
+      <w:start w:val="4"/>
+      <w:numFmt w:val="decimal"/>
+      <w:lvlText w:val="%6."/>
       <w:lvlJc w:val="left"/>
       <w:pPr>
         <w:tabs>
@@ -7008,14 +6994,12 @@
         </w:tabs>
         <w:ind w:left="4320" w:hanging="480"/>
       </w:pPr>
-      <w:rPr>
-        <w:rFonts w:ascii="Symbol" w:hAnsi="Symbol" w:cs="Symbol" w:hint="default"/>
-      </w:rPr>
+      <w:rPr/>
     </w:lvl>
     <w:lvl w:ilvl="6">
-      <w:start w:val="0"/>
-      <w:numFmt w:val="bullet"/>
-      <w:lvlText w:val=""/>
+      <w:start w:val="4"/>
+      <w:numFmt w:val="decimal"/>
+      <w:lvlText w:val="%7."/>
       <w:lvlJc w:val="left"/>
       <w:pPr>
         <w:tabs>
@@ -7023,14 +7007,12 @@
         </w:tabs>
         <w:ind w:left="5040" w:hanging="480"/>
       </w:pPr>
-      <w:rPr>
-        <w:rFonts w:ascii="Symbol" w:hAnsi="Symbol" w:cs="Symbol" w:hint="default"/>
-      </w:rPr>
+      <w:rPr/>
     </w:lvl>
     <w:lvl w:ilvl="7">
-      <w:start w:val="0"/>
-      <w:numFmt w:val="bullet"/>
-      <w:lvlText w:val=""/>
+      <w:start w:val="4"/>
+      <w:numFmt w:val="decimal"/>
+      <w:lvlText w:val="%8."/>
       <w:lvlJc w:val="left"/>
       <w:pPr>
         <w:tabs>
@@ -7038,14 +7020,12 @@
         </w:tabs>
         <w:ind w:left="5760" w:hanging="480"/>
       </w:pPr>
-      <w:rPr>
-        <w:rFonts w:ascii="Symbol" w:hAnsi="Symbol" w:cs="Symbol" w:hint="default"/>
-      </w:rPr>
+      <w:rPr/>
     </w:lvl>
     <w:lvl w:ilvl="8">
-      <w:start w:val="0"/>
-      <w:numFmt w:val="bullet"/>
-      <w:lvlText w:val=""/>
+      <w:start w:val="4"/>
+      <w:numFmt w:val="decimal"/>
+      <w:lvlText w:val="%9."/>
       <w:lvlJc w:val="left"/>
       <w:pPr>
         <w:tabs>
@@ -7053,15 +7033,14 @@
         </w:tabs>
         <w:ind w:left="6480" w:hanging="480"/>
       </w:pPr>
-      <w:rPr>
-        <w:rFonts w:ascii="Symbol" w:hAnsi="Symbol" w:cs="Symbol" w:hint="default"/>
-      </w:rPr>
+      <w:rPr/>
     </w:lvl>
   </w:abstractNum>
   <w:abstractNum w:abstractNumId="9">
     <w:lvl w:ilvl="0">
-      <w:numFmt w:val="bullet"/>
-      <w:lvlText w:val=""/>
+      <w:start w:val="1"/>
+      <w:numFmt w:val="decimal"/>
+      <w:lvlText w:val="%1."/>
       <w:lvlJc w:val="left"/>
       <w:pPr>
         <w:tabs>
@@ -7069,14 +7048,12 @@
         </w:tabs>
         <w:ind w:left="720" w:hanging="480"/>
       </w:pPr>
-      <w:rPr>
-        <w:rFonts w:ascii="Symbol" w:hAnsi="Symbol" w:cs="Symbol" w:hint="default"/>
-      </w:rPr>
+      <w:rPr/>
     </w:lvl>
     <w:lvl w:ilvl="1">
-      <w:start w:val="0"/>
-      <w:numFmt w:val="bullet"/>
-      <w:lvlText w:val=""/>
+      <w:start w:val="1"/>
+      <w:numFmt w:val="decimal"/>
+      <w:lvlText w:val="%2."/>
       <w:lvlJc w:val="left"/>
       <w:pPr>
         <w:tabs>
@@ -7084,14 +7061,12 @@
         </w:tabs>
         <w:ind w:left="1440" w:hanging="480"/>
       </w:pPr>
-      <w:rPr>
-        <w:rFonts w:ascii="Symbol" w:hAnsi="Symbol" w:cs="Symbol" w:hint="default"/>
-      </w:rPr>
+      <w:rPr/>
     </w:lvl>
     <w:lvl w:ilvl="2">
-      <w:start w:val="0"/>
-      <w:numFmt w:val="bullet"/>
-      <w:lvlText w:val=""/>
+      <w:start w:val="1"/>
+      <w:numFmt w:val="decimal"/>
+      <w:lvlText w:val="%3."/>
       <w:lvlJc w:val="left"/>
       <w:pPr>
         <w:tabs>
@@ -7099,14 +7074,12 @@
         </w:tabs>
         <w:ind w:left="2160" w:hanging="480"/>
       </w:pPr>
-      <w:rPr>
-        <w:rFonts w:ascii="Symbol" w:hAnsi="Symbol" w:cs="Symbol" w:hint="default"/>
-      </w:rPr>
+      <w:rPr/>
     </w:lvl>
     <w:lvl w:ilvl="3">
-      <w:start w:val="0"/>
-      <w:numFmt w:val="bullet"/>
-      <w:lvlText w:val=""/>
+      <w:start w:val="1"/>
+      <w:numFmt w:val="decimal"/>
+      <w:lvlText w:val="%4."/>
       <w:lvlJc w:val="left"/>
       <w:pPr>
         <w:tabs>
@@ -7114,14 +7087,12 @@
         </w:tabs>
         <w:ind w:left="2880" w:hanging="480"/>
       </w:pPr>
-      <w:rPr>
-        <w:rFonts w:ascii="Symbol" w:hAnsi="Symbol" w:cs="Symbol" w:hint="default"/>
-      </w:rPr>
+      <w:rPr/>
     </w:lvl>
     <w:lvl w:ilvl="4">
-      <w:start w:val="0"/>
-      <w:numFmt w:val="bullet"/>
-      <w:lvlText w:val=""/>
+      <w:start w:val="1"/>
+      <w:numFmt w:val="decimal"/>
+      <w:lvlText w:val="%5."/>
       <w:lvlJc w:val="left"/>
       <w:pPr>
         <w:tabs>
@@ -7129,14 +7100,12 @@
         </w:tabs>
         <w:ind w:left="3600" w:hanging="480"/>
       </w:pPr>
-      <w:rPr>
-        <w:rFonts w:ascii="Symbol" w:hAnsi="Symbol" w:cs="Symbol" w:hint="default"/>
-      </w:rPr>
+      <w:rPr/>
     </w:lvl>
     <w:lvl w:ilvl="5">
-      <w:start w:val="0"/>
-      <w:numFmt w:val="bullet"/>
-      <w:lvlText w:val=""/>
+      <w:start w:val="1"/>
+      <w:numFmt w:val="decimal"/>
+      <w:lvlText w:val="%6."/>
       <w:lvlJc w:val="left"/>
       <w:pPr>
         <w:tabs>
@@ -7144,14 +7113,12 @@
         </w:tabs>
         <w:ind w:left="4320" w:hanging="480"/>
       </w:pPr>
-      <w:rPr>
-        <w:rFonts w:ascii="Symbol" w:hAnsi="Symbol" w:cs="Symbol" w:hint="default"/>
-      </w:rPr>
+      <w:rPr/>
     </w:lvl>
     <w:lvl w:ilvl="6">
-      <w:start w:val="0"/>
-      <w:numFmt w:val="bullet"/>
-      <w:lvlText w:val=""/>
+      <w:start w:val="1"/>
+      <w:numFmt w:val="decimal"/>
+      <w:lvlText w:val="%7."/>
       <w:lvlJc w:val="left"/>
       <w:pPr>
         <w:tabs>
@@ -7159,14 +7126,12 @@
         </w:tabs>
         <w:ind w:left="5040" w:hanging="480"/>
       </w:pPr>
-      <w:rPr>
-        <w:rFonts w:ascii="Symbol" w:hAnsi="Symbol" w:cs="Symbol" w:hint="default"/>
-      </w:rPr>
+      <w:rPr/>
     </w:lvl>
     <w:lvl w:ilvl="7">
-      <w:start w:val="0"/>
-      <w:numFmt w:val="bullet"/>
-      <w:lvlText w:val=""/>
+      <w:start w:val="1"/>
+      <w:numFmt w:val="decimal"/>
+      <w:lvlText w:val="%8."/>
       <w:lvlJc w:val="left"/>
       <w:pPr>
         <w:tabs>
@@ -7174,14 +7139,12 @@
         </w:tabs>
         <w:ind w:left="5760" w:hanging="480"/>
       </w:pPr>
-      <w:rPr>
-        <w:rFonts w:ascii="Symbol" w:hAnsi="Symbol" w:cs="Symbol" w:hint="default"/>
-      </w:rPr>
+      <w:rPr/>
     </w:lvl>
     <w:lvl w:ilvl="8">
-      <w:start w:val="0"/>
-      <w:numFmt w:val="bullet"/>
-      <w:lvlText w:val=""/>
+      <w:start w:val="1"/>
+      <w:numFmt w:val="decimal"/>
+      <w:lvlText w:val="%9."/>
       <w:lvlJc w:val="left"/>
       <w:pPr>
         <w:tabs>
@@ -7189,9 +7152,7 @@
         </w:tabs>
         <w:ind w:left="6480" w:hanging="480"/>
       </w:pPr>
-      <w:rPr>
-        <w:rFonts w:ascii="Symbol" w:hAnsi="Symbol" w:cs="Symbol" w:hint="default"/>
-      </w:rPr>
+      <w:rPr/>
     </w:lvl>
   </w:abstractNum>
   <w:abstractNum w:abstractNumId="10">
@@ -7315,8 +7276,9 @@
   </w:abstractNum>
   <w:abstractNum w:abstractNumId="11">
     <w:lvl w:ilvl="0">
-      <w:numFmt w:val="bullet"/>
-      <w:lvlText w:val=""/>
+      <w:start w:val="2"/>
+      <w:numFmt w:val="decimal"/>
+      <w:lvlText w:val="%1."/>
       <w:lvlJc w:val="left"/>
       <w:pPr>
         <w:tabs>
@@ -7324,14 +7286,12 @@
         </w:tabs>
         <w:ind w:left="720" w:hanging="480"/>
       </w:pPr>
-      <w:rPr>
-        <w:rFonts w:ascii="Symbol" w:hAnsi="Symbol" w:cs="Symbol" w:hint="default"/>
-      </w:rPr>
+      <w:rPr/>
     </w:lvl>
     <w:lvl w:ilvl="1">
-      <w:start w:val="0"/>
-      <w:numFmt w:val="bullet"/>
-      <w:lvlText w:val=""/>
+      <w:start w:val="2"/>
+      <w:numFmt w:val="decimal"/>
+      <w:lvlText w:val="%2."/>
       <w:lvlJc w:val="left"/>
       <w:pPr>
         <w:tabs>
@@ -7339,14 +7299,12 @@
         </w:tabs>
         <w:ind w:left="1440" w:hanging="480"/>
       </w:pPr>
-      <w:rPr>
-        <w:rFonts w:ascii="Symbol" w:hAnsi="Symbol" w:cs="Symbol" w:hint="default"/>
-      </w:rPr>
+      <w:rPr/>
     </w:lvl>
     <w:lvl w:ilvl="2">
-      <w:start w:val="0"/>
-      <w:numFmt w:val="bullet"/>
-      <w:lvlText w:val=""/>
+      <w:start w:val="2"/>
+      <w:numFmt w:val="decimal"/>
+      <w:lvlText w:val="%3."/>
       <w:lvlJc w:val="left"/>
       <w:pPr>
         <w:tabs>
@@ -7354,14 +7312,12 @@
         </w:tabs>
         <w:ind w:left="2160" w:hanging="480"/>
       </w:pPr>
-      <w:rPr>
-        <w:rFonts w:ascii="Symbol" w:hAnsi="Symbol" w:cs="Symbol" w:hint="default"/>
-      </w:rPr>
+      <w:rPr/>
     </w:lvl>
     <w:lvl w:ilvl="3">
-      <w:start w:val="0"/>
-      <w:numFmt w:val="bullet"/>
-      <w:lvlText w:val=""/>
+      <w:start w:val="2"/>
+      <w:numFmt w:val="decimal"/>
+      <w:lvlText w:val="%4."/>
       <w:lvlJc w:val="left"/>
       <w:pPr>
         <w:tabs>
@@ -7369,14 +7325,12 @@
         </w:tabs>
         <w:ind w:left="2880" w:hanging="480"/>
       </w:pPr>
-      <w:rPr>
-        <w:rFonts w:ascii="Symbol" w:hAnsi="Symbol" w:cs="Symbol" w:hint="default"/>
-      </w:rPr>
+      <w:rPr/>
     </w:lvl>
     <w:lvl w:ilvl="4">
-      <w:start w:val="0"/>
-      <w:numFmt w:val="bullet"/>
-      <w:lvlText w:val=""/>
+      <w:start w:val="2"/>
+      <w:numFmt w:val="decimal"/>
+      <w:lvlText w:val="%5."/>
       <w:lvlJc w:val="left"/>
       <w:pPr>
         <w:tabs>
@@ -7384,14 +7338,12 @@
         </w:tabs>
         <w:ind w:left="3600" w:hanging="480"/>
       </w:pPr>
-      <w:rPr>
-        <w:rFonts w:ascii="Symbol" w:hAnsi="Symbol" w:cs="Symbol" w:hint="default"/>
-      </w:rPr>
+      <w:rPr/>
     </w:lvl>
     <w:lvl w:ilvl="5">
-      <w:start w:val="0"/>
-      <w:numFmt w:val="bullet"/>
-      <w:lvlText w:val=""/>
+      <w:start w:val="2"/>
+      <w:numFmt w:val="decimal"/>
+      <w:lvlText w:val="%6."/>
       <w:lvlJc w:val="left"/>
       <w:pPr>
         <w:tabs>
@@ -7399,14 +7351,12 @@
         </w:tabs>
         <w:ind w:left="4320" w:hanging="480"/>
       </w:pPr>
-      <w:rPr>
-        <w:rFonts w:ascii="Symbol" w:hAnsi="Symbol" w:cs="Symbol" w:hint="default"/>
-      </w:rPr>
+      <w:rPr/>
     </w:lvl>
     <w:lvl w:ilvl="6">
-      <w:start w:val="0"/>
-      <w:numFmt w:val="bullet"/>
-      <w:lvlText w:val=""/>
+      <w:start w:val="2"/>
+      <w:numFmt w:val="decimal"/>
+      <w:lvlText w:val="%7."/>
       <w:lvlJc w:val="left"/>
       <w:pPr>
         <w:tabs>
@@ -7414,14 +7364,12 @@
         </w:tabs>
         <w:ind w:left="5040" w:hanging="480"/>
       </w:pPr>
-      <w:rPr>
-        <w:rFonts w:ascii="Symbol" w:hAnsi="Symbol" w:cs="Symbol" w:hint="default"/>
-      </w:rPr>
+      <w:rPr/>
     </w:lvl>
     <w:lvl w:ilvl="7">
-      <w:start w:val="0"/>
-      <w:numFmt w:val="bullet"/>
-      <w:lvlText w:val=""/>
+      <w:start w:val="2"/>
+      <w:numFmt w:val="decimal"/>
+      <w:lvlText w:val="%8."/>
       <w:lvlJc w:val="left"/>
       <w:pPr>
         <w:tabs>
@@ -7429,14 +7377,12 @@
         </w:tabs>
         <w:ind w:left="5760" w:hanging="480"/>
       </w:pPr>
-      <w:rPr>
-        <w:rFonts w:ascii="Symbol" w:hAnsi="Symbol" w:cs="Symbol" w:hint="default"/>
-      </w:rPr>
+      <w:rPr/>
     </w:lvl>
     <w:lvl w:ilvl="8">
-      <w:start w:val="0"/>
-      <w:numFmt w:val="bullet"/>
-      <w:lvlText w:val=""/>
+      <w:start w:val="2"/>
+      <w:numFmt w:val="decimal"/>
+      <w:lvlText w:val="%9."/>
       <w:lvlJc w:val="left"/>
       <w:pPr>
         <w:tabs>
@@ -7444,15 +7390,14 @@
         </w:tabs>
         <w:ind w:left="6480" w:hanging="480"/>
       </w:pPr>
-      <w:rPr>
-        <w:rFonts w:ascii="Symbol" w:hAnsi="Symbol" w:cs="Symbol" w:hint="default"/>
-      </w:rPr>
+      <w:rPr/>
     </w:lvl>
   </w:abstractNum>
   <w:abstractNum w:abstractNumId="12">
     <w:lvl w:ilvl="0">
-      <w:numFmt w:val="bullet"/>
-      <w:lvlText w:val=""/>
+      <w:start w:val="3"/>
+      <w:numFmt w:val="decimal"/>
+      <w:lvlText w:val="%1."/>
       <w:lvlJc w:val="left"/>
       <w:pPr>
         <w:tabs>
@@ -7460,14 +7405,12 @@
         </w:tabs>
         <w:ind w:left="720" w:hanging="480"/>
       </w:pPr>
-      <w:rPr>
-        <w:rFonts w:ascii="Symbol" w:hAnsi="Symbol" w:cs="Symbol" w:hint="default"/>
-      </w:rPr>
+      <w:rPr/>
     </w:lvl>
     <w:lvl w:ilvl="1">
-      <w:start w:val="0"/>
-      <w:numFmt w:val="bullet"/>
-      <w:lvlText w:val=""/>
+      <w:start w:val="3"/>
+      <w:numFmt w:val="decimal"/>
+      <w:lvlText w:val="%2."/>
       <w:lvlJc w:val="left"/>
       <w:pPr>
         <w:tabs>
@@ -7475,14 +7418,12 @@
         </w:tabs>
         <w:ind w:left="1440" w:hanging="480"/>
       </w:pPr>
-      <w:rPr>
-        <w:rFonts w:ascii="Symbol" w:hAnsi="Symbol" w:cs="Symbol" w:hint="default"/>
-      </w:rPr>
+      <w:rPr/>
     </w:lvl>
     <w:lvl w:ilvl="2">
-      <w:start w:val="0"/>
-      <w:numFmt w:val="bullet"/>
-      <w:lvlText w:val=""/>
+      <w:start w:val="3"/>
+      <w:numFmt w:val="decimal"/>
+      <w:lvlText w:val="%3."/>
       <w:lvlJc w:val="left"/>
       <w:pPr>
         <w:tabs>
@@ -7490,14 +7431,12 @@
         </w:tabs>
         <w:ind w:left="2160" w:hanging="480"/>
       </w:pPr>
-      <w:rPr>
-        <w:rFonts w:ascii="Symbol" w:hAnsi="Symbol" w:cs="Symbol" w:hint="default"/>
-      </w:rPr>
+      <w:rPr/>
     </w:lvl>
     <w:lvl w:ilvl="3">
-      <w:start w:val="0"/>
-      <w:numFmt w:val="bullet"/>
-      <w:lvlText w:val=""/>
+      <w:start w:val="3"/>
+      <w:numFmt w:val="decimal"/>
+      <w:lvlText w:val="%4."/>
       <w:lvlJc w:val="left"/>
       <w:pPr>
         <w:tabs>
@@ -7505,14 +7444,12 @@
         </w:tabs>
         <w:ind w:left="2880" w:hanging="480"/>
       </w:pPr>
-      <w:rPr>
-        <w:rFonts w:ascii="Symbol" w:hAnsi="Symbol" w:cs="Symbol" w:hint="default"/>
-      </w:rPr>
+      <w:rPr/>
     </w:lvl>
     <w:lvl w:ilvl="4">
-      <w:start w:val="0"/>
-      <w:numFmt w:val="bullet"/>
-      <w:lvlText w:val=""/>
+      <w:start w:val="3"/>
+      <w:numFmt w:val="decimal"/>
+      <w:lvlText w:val="%5."/>
       <w:lvlJc w:val="left"/>
       <w:pPr>
         <w:tabs>
@@ -7520,14 +7457,12 @@
         </w:tabs>
         <w:ind w:left="3600" w:hanging="480"/>
       </w:pPr>
-      <w:rPr>
-        <w:rFonts w:ascii="Symbol" w:hAnsi="Symbol" w:cs="Symbol" w:hint="default"/>
-      </w:rPr>
+      <w:rPr/>
     </w:lvl>
     <w:lvl w:ilvl="5">
-      <w:start w:val="0"/>
-      <w:numFmt w:val="bullet"/>
-      <w:lvlText w:val=""/>
+      <w:start w:val="3"/>
+      <w:numFmt w:val="decimal"/>
+      <w:lvlText w:val="%6."/>
       <w:lvlJc w:val="left"/>
       <w:pPr>
         <w:tabs>
@@ -7535,14 +7470,12 @@
         </w:tabs>
         <w:ind w:left="4320" w:hanging="480"/>
       </w:pPr>
-      <w:rPr>
-        <w:rFonts w:ascii="Symbol" w:hAnsi="Symbol" w:cs="Symbol" w:hint="default"/>
-      </w:rPr>
+      <w:rPr/>
     </w:lvl>
     <w:lvl w:ilvl="6">
-      <w:start w:val="0"/>
-      <w:numFmt w:val="bullet"/>
-      <w:lvlText w:val=""/>
+      <w:start w:val="3"/>
+      <w:numFmt w:val="decimal"/>
+      <w:lvlText w:val="%7."/>
       <w:lvlJc w:val="left"/>
       <w:pPr>
         <w:tabs>
@@ -7550,14 +7483,12 @@
         </w:tabs>
         <w:ind w:left="5040" w:hanging="480"/>
       </w:pPr>
-      <w:rPr>
-        <w:rFonts w:ascii="Symbol" w:hAnsi="Symbol" w:cs="Symbol" w:hint="default"/>
-      </w:rPr>
+      <w:rPr/>
     </w:lvl>
     <w:lvl w:ilvl="7">
-      <w:start w:val="0"/>
-      <w:numFmt w:val="bullet"/>
-      <w:lvlText w:val=""/>
+      <w:start w:val="3"/>
+      <w:numFmt w:val="decimal"/>
+      <w:lvlText w:val="%8."/>
       <w:lvlJc w:val="left"/>
       <w:pPr>
         <w:tabs>
@@ -7565,14 +7496,12 @@
         </w:tabs>
         <w:ind w:left="5760" w:hanging="480"/>
       </w:pPr>
-      <w:rPr>
-        <w:rFonts w:ascii="Symbol" w:hAnsi="Symbol" w:cs="Symbol" w:hint="default"/>
-      </w:rPr>
+      <w:rPr/>
     </w:lvl>
     <w:lvl w:ilvl="8">
-      <w:start w:val="0"/>
-      <w:numFmt w:val="bullet"/>
-      <w:lvlText w:val=""/>
+      <w:start w:val="3"/>
+      <w:numFmt w:val="decimal"/>
+      <w:lvlText w:val="%9."/>
       <w:lvlJc w:val="left"/>
       <w:pPr>
         <w:tabs>
@@ -7580,15 +7509,14 @@
         </w:tabs>
         <w:ind w:left="6480" w:hanging="480"/>
       </w:pPr>
-      <w:rPr>
-        <w:rFonts w:ascii="Symbol" w:hAnsi="Symbol" w:cs="Symbol" w:hint="default"/>
-      </w:rPr>
+      <w:rPr/>
     </w:lvl>
   </w:abstractNum>
   <w:abstractNum w:abstractNumId="13">
     <w:lvl w:ilvl="0">
-      <w:numFmt w:val="bullet"/>
-      <w:lvlText w:val=""/>
+      <w:start w:val="4"/>
+      <w:numFmt w:val="decimal"/>
+      <w:lvlText w:val="%1."/>
       <w:lvlJc w:val="left"/>
       <w:pPr>
         <w:tabs>
@@ -7596,14 +7524,12 @@
         </w:tabs>
         <w:ind w:left="720" w:hanging="480"/>
       </w:pPr>
-      <w:rPr>
-        <w:rFonts w:ascii="Symbol" w:hAnsi="Symbol" w:cs="Symbol" w:hint="default"/>
-      </w:rPr>
+      <w:rPr/>
     </w:lvl>
     <w:lvl w:ilvl="1">
-      <w:start w:val="0"/>
-      <w:numFmt w:val="bullet"/>
-      <w:lvlText w:val=""/>
+      <w:start w:val="4"/>
+      <w:numFmt w:val="decimal"/>
+      <w:lvlText w:val="%2."/>
       <w:lvlJc w:val="left"/>
       <w:pPr>
         <w:tabs>
@@ -7611,14 +7537,12 @@
         </w:tabs>
         <w:ind w:left="1440" w:hanging="480"/>
       </w:pPr>
-      <w:rPr>
-        <w:rFonts w:ascii="Symbol" w:hAnsi="Symbol" w:cs="Symbol" w:hint="default"/>
-      </w:rPr>
+      <w:rPr/>
     </w:lvl>
     <w:lvl w:ilvl="2">
-      <w:start w:val="0"/>
-      <w:numFmt w:val="bullet"/>
-      <w:lvlText w:val=""/>
+      <w:start w:val="4"/>
+      <w:numFmt w:val="decimal"/>
+      <w:lvlText w:val="%3."/>
       <w:lvlJc w:val="left"/>
       <w:pPr>
         <w:tabs>
@@ -7626,14 +7550,12 @@
         </w:tabs>
         <w:ind w:left="2160" w:hanging="480"/>
       </w:pPr>
-      <w:rPr>
-        <w:rFonts w:ascii="Symbol" w:hAnsi="Symbol" w:cs="Symbol" w:hint="default"/>
-      </w:rPr>
+      <w:rPr/>
     </w:lvl>
     <w:lvl w:ilvl="3">
-      <w:start w:val="0"/>
-      <w:numFmt w:val="bullet"/>
-      <w:lvlText w:val=""/>
+      <w:start w:val="4"/>
+      <w:numFmt w:val="decimal"/>
+      <w:lvlText w:val="%4."/>
       <w:lvlJc w:val="left"/>
       <w:pPr>
         <w:tabs>
@@ -7641,14 +7563,12 @@
         </w:tabs>
         <w:ind w:left="2880" w:hanging="480"/>
       </w:pPr>
-      <w:rPr>
-        <w:rFonts w:ascii="Symbol" w:hAnsi="Symbol" w:cs="Symbol" w:hint="default"/>
-      </w:rPr>
+      <w:rPr/>
     </w:lvl>
     <w:lvl w:ilvl="4">
-      <w:start w:val="0"/>
-      <w:numFmt w:val="bullet"/>
-      <w:lvlText w:val=""/>
+      <w:start w:val="4"/>
+      <w:numFmt w:val="decimal"/>
+      <w:lvlText w:val="%5."/>
       <w:lvlJc w:val="left"/>
       <w:pPr>
         <w:tabs>
@@ -7656,14 +7576,12 @@
         </w:tabs>
         <w:ind w:left="3600" w:hanging="480"/>
       </w:pPr>
-      <w:rPr>
-        <w:rFonts w:ascii="Symbol" w:hAnsi="Symbol" w:cs="Symbol" w:hint="default"/>
-      </w:rPr>
+      <w:rPr/>
     </w:lvl>
     <w:lvl w:ilvl="5">
-      <w:start w:val="0"/>
-      <w:numFmt w:val="bullet"/>
-      <w:lvlText w:val=""/>
+      <w:start w:val="4"/>
+      <w:numFmt w:val="decimal"/>
+      <w:lvlText w:val="%6."/>
       <w:lvlJc w:val="left"/>
       <w:pPr>
         <w:tabs>
@@ -7671,14 +7589,12 @@
         </w:tabs>
         <w:ind w:left="4320" w:hanging="480"/>
       </w:pPr>
-      <w:rPr>
-        <w:rFonts w:ascii="Symbol" w:hAnsi="Symbol" w:cs="Symbol" w:hint="default"/>
-      </w:rPr>
+      <w:rPr/>
     </w:lvl>
     <w:lvl w:ilvl="6">
-      <w:start w:val="0"/>
-      <w:numFmt w:val="bullet"/>
-      <w:lvlText w:val=""/>
+      <w:start w:val="4"/>
+      <w:numFmt w:val="decimal"/>
+      <w:lvlText w:val="%7."/>
       <w:lvlJc w:val="left"/>
       <w:pPr>
         <w:tabs>
@@ -7686,14 +7602,12 @@
         </w:tabs>
         <w:ind w:left="5040" w:hanging="480"/>
       </w:pPr>
-      <w:rPr>
-        <w:rFonts w:ascii="Symbol" w:hAnsi="Symbol" w:cs="Symbol" w:hint="default"/>
-      </w:rPr>
+      <w:rPr/>
     </w:lvl>
     <w:lvl w:ilvl="7">
-      <w:start w:val="0"/>
-      <w:numFmt w:val="bullet"/>
-      <w:lvlText w:val=""/>
+      <w:start w:val="4"/>
+      <w:numFmt w:val="decimal"/>
+      <w:lvlText w:val="%8."/>
       <w:lvlJc w:val="left"/>
       <w:pPr>
         <w:tabs>
@@ -7701,14 +7615,12 @@
         </w:tabs>
         <w:ind w:left="5760" w:hanging="480"/>
       </w:pPr>
-      <w:rPr>
-        <w:rFonts w:ascii="Symbol" w:hAnsi="Symbol" w:cs="Symbol" w:hint="default"/>
-      </w:rPr>
+      <w:rPr/>
     </w:lvl>
     <w:lvl w:ilvl="8">
-      <w:start w:val="0"/>
-      <w:numFmt w:val="bullet"/>
-      <w:lvlText w:val=""/>
+      <w:start w:val="4"/>
+      <w:numFmt w:val="decimal"/>
+      <w:lvlText w:val="%9."/>
       <w:lvlJc w:val="left"/>
       <w:pPr>
         <w:tabs>
@@ -7716,624 +7628,10 @@
         </w:tabs>
         <w:ind w:left="6480" w:hanging="480"/>
       </w:pPr>
-      <w:rPr>
-        <w:rFonts w:ascii="Symbol" w:hAnsi="Symbol" w:cs="Symbol" w:hint="default"/>
-      </w:rPr>
+      <w:rPr/>
     </w:lvl>
   </w:abstractNum>
   <w:abstractNum w:abstractNumId="14">
-    <w:lvl w:ilvl="0">
-      <w:numFmt w:val="bullet"/>
-      <w:lvlText w:val=""/>
-      <w:lvlJc w:val="left"/>
-      <w:pPr>
-        <w:tabs>
-          <w:tab w:val="num" w:pos="0"/>
-        </w:tabs>
-        <w:ind w:left="720" w:hanging="480"/>
-      </w:pPr>
-      <w:rPr>
-        <w:rFonts w:ascii="Symbol" w:hAnsi="Symbol" w:cs="Symbol" w:hint="default"/>
-      </w:rPr>
-    </w:lvl>
-    <w:lvl w:ilvl="1">
-      <w:start w:val="0"/>
-      <w:numFmt w:val="bullet"/>
-      <w:lvlText w:val=""/>
-      <w:lvlJc w:val="left"/>
-      <w:pPr>
-        <w:tabs>
-          <w:tab w:val="num" w:pos="0"/>
-        </w:tabs>
-        <w:ind w:left="1440" w:hanging="480"/>
-      </w:pPr>
-      <w:rPr>
-        <w:rFonts w:ascii="Symbol" w:hAnsi="Symbol" w:cs="Symbol" w:hint="default"/>
-      </w:rPr>
-    </w:lvl>
-    <w:lvl w:ilvl="2">
-      <w:start w:val="0"/>
-      <w:numFmt w:val="bullet"/>
-      <w:lvlText w:val=""/>
-      <w:lvlJc w:val="left"/>
-      <w:pPr>
-        <w:tabs>
-          <w:tab w:val="num" w:pos="0"/>
-        </w:tabs>
-        <w:ind w:left="2160" w:hanging="480"/>
-      </w:pPr>
-      <w:rPr>
-        <w:rFonts w:ascii="Symbol" w:hAnsi="Symbol" w:cs="Symbol" w:hint="default"/>
-      </w:rPr>
-    </w:lvl>
-    <w:lvl w:ilvl="3">
-      <w:start w:val="0"/>
-      <w:numFmt w:val="bullet"/>
-      <w:lvlText w:val=""/>
-      <w:lvlJc w:val="left"/>
-      <w:pPr>
-        <w:tabs>
-          <w:tab w:val="num" w:pos="0"/>
-        </w:tabs>
-        <w:ind w:left="2880" w:hanging="480"/>
-      </w:pPr>
-      <w:rPr>
-        <w:rFonts w:ascii="Symbol" w:hAnsi="Symbol" w:cs="Symbol" w:hint="default"/>
-      </w:rPr>
-    </w:lvl>
-    <w:lvl w:ilvl="4">
-      <w:start w:val="0"/>
-      <w:numFmt w:val="bullet"/>
-      <w:lvlText w:val=""/>
-      <w:lvlJc w:val="left"/>
-      <w:pPr>
-        <w:tabs>
-          <w:tab w:val="num" w:pos="0"/>
-        </w:tabs>
-        <w:ind w:left="3600" w:hanging="480"/>
-      </w:pPr>
-      <w:rPr>
-        <w:rFonts w:ascii="Symbol" w:hAnsi="Symbol" w:cs="Symbol" w:hint="default"/>
-      </w:rPr>
-    </w:lvl>
-    <w:lvl w:ilvl="5">
-      <w:start w:val="0"/>
-      <w:numFmt w:val="bullet"/>
-      <w:lvlText w:val=""/>
-      <w:lvlJc w:val="left"/>
-      <w:pPr>
-        <w:tabs>
-          <w:tab w:val="num" w:pos="0"/>
-        </w:tabs>
-        <w:ind w:left="4320" w:hanging="480"/>
-      </w:pPr>
-      <w:rPr>
-        <w:rFonts w:ascii="Symbol" w:hAnsi="Symbol" w:cs="Symbol" w:hint="default"/>
-      </w:rPr>
-    </w:lvl>
-    <w:lvl w:ilvl="6">
-      <w:start w:val="0"/>
-      <w:numFmt w:val="bullet"/>
-      <w:lvlText w:val=""/>
-      <w:lvlJc w:val="left"/>
-      <w:pPr>
-        <w:tabs>
-          <w:tab w:val="num" w:pos="0"/>
-        </w:tabs>
-        <w:ind w:left="5040" w:hanging="480"/>
-      </w:pPr>
-      <w:rPr>
-        <w:rFonts w:ascii="Symbol" w:hAnsi="Symbol" w:cs="Symbol" w:hint="default"/>
-      </w:rPr>
-    </w:lvl>
-    <w:lvl w:ilvl="7">
-      <w:start w:val="0"/>
-      <w:numFmt w:val="bullet"/>
-      <w:lvlText w:val=""/>
-      <w:lvlJc w:val="left"/>
-      <w:pPr>
-        <w:tabs>
-          <w:tab w:val="num" w:pos="0"/>
-        </w:tabs>
-        <w:ind w:left="5760" w:hanging="480"/>
-      </w:pPr>
-      <w:rPr>
-        <w:rFonts w:ascii="Symbol" w:hAnsi="Symbol" w:cs="Symbol" w:hint="default"/>
-      </w:rPr>
-    </w:lvl>
-    <w:lvl w:ilvl="8">
-      <w:start w:val="0"/>
-      <w:numFmt w:val="bullet"/>
-      <w:lvlText w:val=""/>
-      <w:lvlJc w:val="left"/>
-      <w:pPr>
-        <w:tabs>
-          <w:tab w:val="num" w:pos="0"/>
-        </w:tabs>
-        <w:ind w:left="6480" w:hanging="480"/>
-      </w:pPr>
-      <w:rPr>
-        <w:rFonts w:ascii="Symbol" w:hAnsi="Symbol" w:cs="Symbol" w:hint="default"/>
-      </w:rPr>
-    </w:lvl>
-  </w:abstractNum>
-  <w:abstractNum w:abstractNumId="15">
-    <w:lvl w:ilvl="0">
-      <w:start w:val="1"/>
-      <w:numFmt w:val="decimal"/>
-      <w:lvlText w:val="%1."/>
-      <w:lvlJc w:val="left"/>
-      <w:pPr>
-        <w:tabs>
-          <w:tab w:val="num" w:pos="0"/>
-        </w:tabs>
-        <w:ind w:left="720" w:hanging="480"/>
-      </w:pPr>
-      <w:rPr/>
-    </w:lvl>
-    <w:lvl w:ilvl="1">
-      <w:start w:val="1"/>
-      <w:numFmt w:val="decimal"/>
-      <w:lvlText w:val="%2."/>
-      <w:lvlJc w:val="left"/>
-      <w:pPr>
-        <w:tabs>
-          <w:tab w:val="num" w:pos="0"/>
-        </w:tabs>
-        <w:ind w:left="1440" w:hanging="480"/>
-      </w:pPr>
-      <w:rPr/>
-    </w:lvl>
-    <w:lvl w:ilvl="2">
-      <w:start w:val="1"/>
-      <w:numFmt w:val="decimal"/>
-      <w:lvlText w:val="%3."/>
-      <w:lvlJc w:val="left"/>
-      <w:pPr>
-        <w:tabs>
-          <w:tab w:val="num" w:pos="0"/>
-        </w:tabs>
-        <w:ind w:left="2160" w:hanging="480"/>
-      </w:pPr>
-      <w:rPr/>
-    </w:lvl>
-    <w:lvl w:ilvl="3">
-      <w:start w:val="1"/>
-      <w:numFmt w:val="decimal"/>
-      <w:lvlText w:val="%4."/>
-      <w:lvlJc w:val="left"/>
-      <w:pPr>
-        <w:tabs>
-          <w:tab w:val="num" w:pos="0"/>
-        </w:tabs>
-        <w:ind w:left="2880" w:hanging="480"/>
-      </w:pPr>
-      <w:rPr/>
-    </w:lvl>
-    <w:lvl w:ilvl="4">
-      <w:start w:val="1"/>
-      <w:numFmt w:val="decimal"/>
-      <w:lvlText w:val="%5."/>
-      <w:lvlJc w:val="left"/>
-      <w:pPr>
-        <w:tabs>
-          <w:tab w:val="num" w:pos="0"/>
-        </w:tabs>
-        <w:ind w:left="3600" w:hanging="480"/>
-      </w:pPr>
-      <w:rPr/>
-    </w:lvl>
-    <w:lvl w:ilvl="5">
-      <w:start w:val="1"/>
-      <w:numFmt w:val="decimal"/>
-      <w:lvlText w:val="%6."/>
-      <w:lvlJc w:val="left"/>
-      <w:pPr>
-        <w:tabs>
-          <w:tab w:val="num" w:pos="0"/>
-        </w:tabs>
-        <w:ind w:left="4320" w:hanging="480"/>
-      </w:pPr>
-      <w:rPr/>
-    </w:lvl>
-    <w:lvl w:ilvl="6">
-      <w:start w:val="1"/>
-      <w:numFmt w:val="decimal"/>
-      <w:lvlText w:val="%7."/>
-      <w:lvlJc w:val="left"/>
-      <w:pPr>
-        <w:tabs>
-          <w:tab w:val="num" w:pos="0"/>
-        </w:tabs>
-        <w:ind w:left="5040" w:hanging="480"/>
-      </w:pPr>
-      <w:rPr/>
-    </w:lvl>
-    <w:lvl w:ilvl="7">
-      <w:start w:val="1"/>
-      <w:numFmt w:val="decimal"/>
-      <w:lvlText w:val="%8."/>
-      <w:lvlJc w:val="left"/>
-      <w:pPr>
-        <w:tabs>
-          <w:tab w:val="num" w:pos="0"/>
-        </w:tabs>
-        <w:ind w:left="5760" w:hanging="480"/>
-      </w:pPr>
-      <w:rPr/>
-    </w:lvl>
-    <w:lvl w:ilvl="8">
-      <w:start w:val="1"/>
-      <w:numFmt w:val="decimal"/>
-      <w:lvlText w:val="%9."/>
-      <w:lvlJc w:val="left"/>
-      <w:pPr>
-        <w:tabs>
-          <w:tab w:val="num" w:pos="0"/>
-        </w:tabs>
-        <w:ind w:left="6480" w:hanging="480"/>
-      </w:pPr>
-      <w:rPr/>
-    </w:lvl>
-  </w:abstractNum>
-  <w:abstractNum w:abstractNumId="16">
-    <w:lvl w:ilvl="0">
-      <w:start w:val="2"/>
-      <w:numFmt w:val="decimal"/>
-      <w:lvlText w:val="%1."/>
-      <w:lvlJc w:val="left"/>
-      <w:pPr>
-        <w:tabs>
-          <w:tab w:val="num" w:pos="0"/>
-        </w:tabs>
-        <w:ind w:left="720" w:hanging="480"/>
-      </w:pPr>
-      <w:rPr/>
-    </w:lvl>
-    <w:lvl w:ilvl="1">
-      <w:start w:val="2"/>
-      <w:numFmt w:val="decimal"/>
-      <w:lvlText w:val="%2."/>
-      <w:lvlJc w:val="left"/>
-      <w:pPr>
-        <w:tabs>
-          <w:tab w:val="num" w:pos="0"/>
-        </w:tabs>
-        <w:ind w:left="1440" w:hanging="480"/>
-      </w:pPr>
-      <w:rPr/>
-    </w:lvl>
-    <w:lvl w:ilvl="2">
-      <w:start w:val="2"/>
-      <w:numFmt w:val="decimal"/>
-      <w:lvlText w:val="%3."/>
-      <w:lvlJc w:val="left"/>
-      <w:pPr>
-        <w:tabs>
-          <w:tab w:val="num" w:pos="0"/>
-        </w:tabs>
-        <w:ind w:left="2160" w:hanging="480"/>
-      </w:pPr>
-      <w:rPr/>
-    </w:lvl>
-    <w:lvl w:ilvl="3">
-      <w:start w:val="2"/>
-      <w:numFmt w:val="decimal"/>
-      <w:lvlText w:val="%4."/>
-      <w:lvlJc w:val="left"/>
-      <w:pPr>
-        <w:tabs>
-          <w:tab w:val="num" w:pos="0"/>
-        </w:tabs>
-        <w:ind w:left="2880" w:hanging="480"/>
-      </w:pPr>
-      <w:rPr/>
-    </w:lvl>
-    <w:lvl w:ilvl="4">
-      <w:start w:val="2"/>
-      <w:numFmt w:val="decimal"/>
-      <w:lvlText w:val="%5."/>
-      <w:lvlJc w:val="left"/>
-      <w:pPr>
-        <w:tabs>
-          <w:tab w:val="num" w:pos="0"/>
-        </w:tabs>
-        <w:ind w:left="3600" w:hanging="480"/>
-      </w:pPr>
-      <w:rPr/>
-    </w:lvl>
-    <w:lvl w:ilvl="5">
-      <w:start w:val="2"/>
-      <w:numFmt w:val="decimal"/>
-      <w:lvlText w:val="%6."/>
-      <w:lvlJc w:val="left"/>
-      <w:pPr>
-        <w:tabs>
-          <w:tab w:val="num" w:pos="0"/>
-        </w:tabs>
-        <w:ind w:left="4320" w:hanging="480"/>
-      </w:pPr>
-      <w:rPr/>
-    </w:lvl>
-    <w:lvl w:ilvl="6">
-      <w:start w:val="2"/>
-      <w:numFmt w:val="decimal"/>
-      <w:lvlText w:val="%7."/>
-      <w:lvlJc w:val="left"/>
-      <w:pPr>
-        <w:tabs>
-          <w:tab w:val="num" w:pos="0"/>
-        </w:tabs>
-        <w:ind w:left="5040" w:hanging="480"/>
-      </w:pPr>
-      <w:rPr/>
-    </w:lvl>
-    <w:lvl w:ilvl="7">
-      <w:start w:val="2"/>
-      <w:numFmt w:val="decimal"/>
-      <w:lvlText w:val="%8."/>
-      <w:lvlJc w:val="left"/>
-      <w:pPr>
-        <w:tabs>
-          <w:tab w:val="num" w:pos="0"/>
-        </w:tabs>
-        <w:ind w:left="5760" w:hanging="480"/>
-      </w:pPr>
-      <w:rPr/>
-    </w:lvl>
-    <w:lvl w:ilvl="8">
-      <w:start w:val="2"/>
-      <w:numFmt w:val="decimal"/>
-      <w:lvlText w:val="%9."/>
-      <w:lvlJc w:val="left"/>
-      <w:pPr>
-        <w:tabs>
-          <w:tab w:val="num" w:pos="0"/>
-        </w:tabs>
-        <w:ind w:left="6480" w:hanging="480"/>
-      </w:pPr>
-      <w:rPr/>
-    </w:lvl>
-  </w:abstractNum>
-  <w:abstractNum w:abstractNumId="17">
-    <w:lvl w:ilvl="0">
-      <w:start w:val="3"/>
-      <w:numFmt w:val="decimal"/>
-      <w:lvlText w:val="%1."/>
-      <w:lvlJc w:val="left"/>
-      <w:pPr>
-        <w:tabs>
-          <w:tab w:val="num" w:pos="0"/>
-        </w:tabs>
-        <w:ind w:left="720" w:hanging="480"/>
-      </w:pPr>
-      <w:rPr/>
-    </w:lvl>
-    <w:lvl w:ilvl="1">
-      <w:start w:val="3"/>
-      <w:numFmt w:val="decimal"/>
-      <w:lvlText w:val="%2."/>
-      <w:lvlJc w:val="left"/>
-      <w:pPr>
-        <w:tabs>
-          <w:tab w:val="num" w:pos="0"/>
-        </w:tabs>
-        <w:ind w:left="1440" w:hanging="480"/>
-      </w:pPr>
-      <w:rPr/>
-    </w:lvl>
-    <w:lvl w:ilvl="2">
-      <w:start w:val="3"/>
-      <w:numFmt w:val="decimal"/>
-      <w:lvlText w:val="%3."/>
-      <w:lvlJc w:val="left"/>
-      <w:pPr>
-        <w:tabs>
-          <w:tab w:val="num" w:pos="0"/>
-        </w:tabs>
-        <w:ind w:left="2160" w:hanging="480"/>
-      </w:pPr>
-      <w:rPr/>
-    </w:lvl>
-    <w:lvl w:ilvl="3">
-      <w:start w:val="3"/>
-      <w:numFmt w:val="decimal"/>
-      <w:lvlText w:val="%4."/>
-      <w:lvlJc w:val="left"/>
-      <w:pPr>
-        <w:tabs>
-          <w:tab w:val="num" w:pos="0"/>
-        </w:tabs>
-        <w:ind w:left="2880" w:hanging="480"/>
-      </w:pPr>
-      <w:rPr/>
-    </w:lvl>
-    <w:lvl w:ilvl="4">
-      <w:start w:val="3"/>
-      <w:numFmt w:val="decimal"/>
-      <w:lvlText w:val="%5."/>
-      <w:lvlJc w:val="left"/>
-      <w:pPr>
-        <w:tabs>
-          <w:tab w:val="num" w:pos="0"/>
-        </w:tabs>
-        <w:ind w:left="3600" w:hanging="480"/>
-      </w:pPr>
-      <w:rPr/>
-    </w:lvl>
-    <w:lvl w:ilvl="5">
-      <w:start w:val="3"/>
-      <w:numFmt w:val="decimal"/>
-      <w:lvlText w:val="%6."/>
-      <w:lvlJc w:val="left"/>
-      <w:pPr>
-        <w:tabs>
-          <w:tab w:val="num" w:pos="0"/>
-        </w:tabs>
-        <w:ind w:left="4320" w:hanging="480"/>
-      </w:pPr>
-      <w:rPr/>
-    </w:lvl>
-    <w:lvl w:ilvl="6">
-      <w:start w:val="3"/>
-      <w:numFmt w:val="decimal"/>
-      <w:lvlText w:val="%7."/>
-      <w:lvlJc w:val="left"/>
-      <w:pPr>
-        <w:tabs>
-          <w:tab w:val="num" w:pos="0"/>
-        </w:tabs>
-        <w:ind w:left="5040" w:hanging="480"/>
-      </w:pPr>
-      <w:rPr/>
-    </w:lvl>
-    <w:lvl w:ilvl="7">
-      <w:start w:val="3"/>
-      <w:numFmt w:val="decimal"/>
-      <w:lvlText w:val="%8."/>
-      <w:lvlJc w:val="left"/>
-      <w:pPr>
-        <w:tabs>
-          <w:tab w:val="num" w:pos="0"/>
-        </w:tabs>
-        <w:ind w:left="5760" w:hanging="480"/>
-      </w:pPr>
-      <w:rPr/>
-    </w:lvl>
-    <w:lvl w:ilvl="8">
-      <w:start w:val="3"/>
-      <w:numFmt w:val="decimal"/>
-      <w:lvlText w:val="%9."/>
-      <w:lvlJc w:val="left"/>
-      <w:pPr>
-        <w:tabs>
-          <w:tab w:val="num" w:pos="0"/>
-        </w:tabs>
-        <w:ind w:left="6480" w:hanging="480"/>
-      </w:pPr>
-      <w:rPr/>
-    </w:lvl>
-  </w:abstractNum>
-  <w:abstractNum w:abstractNumId="18">
-    <w:lvl w:ilvl="0">
-      <w:start w:val="4"/>
-      <w:numFmt w:val="decimal"/>
-      <w:lvlText w:val="%1."/>
-      <w:lvlJc w:val="left"/>
-      <w:pPr>
-        <w:tabs>
-          <w:tab w:val="num" w:pos="0"/>
-        </w:tabs>
-        <w:ind w:left="720" w:hanging="480"/>
-      </w:pPr>
-      <w:rPr/>
-    </w:lvl>
-    <w:lvl w:ilvl="1">
-      <w:start w:val="4"/>
-      <w:numFmt w:val="decimal"/>
-      <w:lvlText w:val="%2."/>
-      <w:lvlJc w:val="left"/>
-      <w:pPr>
-        <w:tabs>
-          <w:tab w:val="num" w:pos="0"/>
-        </w:tabs>
-        <w:ind w:left="1440" w:hanging="480"/>
-      </w:pPr>
-      <w:rPr/>
-    </w:lvl>
-    <w:lvl w:ilvl="2">
-      <w:start w:val="4"/>
-      <w:numFmt w:val="decimal"/>
-      <w:lvlText w:val="%3."/>
-      <w:lvlJc w:val="left"/>
-      <w:pPr>
-        <w:tabs>
-          <w:tab w:val="num" w:pos="0"/>
-        </w:tabs>
-        <w:ind w:left="2160" w:hanging="480"/>
-      </w:pPr>
-      <w:rPr/>
-    </w:lvl>
-    <w:lvl w:ilvl="3">
-      <w:start w:val="4"/>
-      <w:numFmt w:val="decimal"/>
-      <w:lvlText w:val="%4."/>
-      <w:lvlJc w:val="left"/>
-      <w:pPr>
-        <w:tabs>
-          <w:tab w:val="num" w:pos="0"/>
-        </w:tabs>
-        <w:ind w:left="2880" w:hanging="480"/>
-      </w:pPr>
-      <w:rPr/>
-    </w:lvl>
-    <w:lvl w:ilvl="4">
-      <w:start w:val="4"/>
-      <w:numFmt w:val="decimal"/>
-      <w:lvlText w:val="%5."/>
-      <w:lvlJc w:val="left"/>
-      <w:pPr>
-        <w:tabs>
-          <w:tab w:val="num" w:pos="0"/>
-        </w:tabs>
-        <w:ind w:left="3600" w:hanging="480"/>
-      </w:pPr>
-      <w:rPr/>
-    </w:lvl>
-    <w:lvl w:ilvl="5">
-      <w:start w:val="4"/>
-      <w:numFmt w:val="decimal"/>
-      <w:lvlText w:val="%6."/>
-      <w:lvlJc w:val="left"/>
-      <w:pPr>
-        <w:tabs>
-          <w:tab w:val="num" w:pos="0"/>
-        </w:tabs>
-        <w:ind w:left="4320" w:hanging="480"/>
-      </w:pPr>
-      <w:rPr/>
-    </w:lvl>
-    <w:lvl w:ilvl="6">
-      <w:start w:val="4"/>
-      <w:numFmt w:val="decimal"/>
-      <w:lvlText w:val="%7."/>
-      <w:lvlJc w:val="left"/>
-      <w:pPr>
-        <w:tabs>
-          <w:tab w:val="num" w:pos="0"/>
-        </w:tabs>
-        <w:ind w:left="5040" w:hanging="480"/>
-      </w:pPr>
-      <w:rPr/>
-    </w:lvl>
-    <w:lvl w:ilvl="7">
-      <w:start w:val="4"/>
-      <w:numFmt w:val="decimal"/>
-      <w:lvlText w:val="%8."/>
-      <w:lvlJc w:val="left"/>
-      <w:pPr>
-        <w:tabs>
-          <w:tab w:val="num" w:pos="0"/>
-        </w:tabs>
-        <w:ind w:left="5760" w:hanging="480"/>
-      </w:pPr>
-      <w:rPr/>
-    </w:lvl>
-    <w:lvl w:ilvl="8">
-      <w:start w:val="4"/>
-      <w:numFmt w:val="decimal"/>
-      <w:lvlText w:val="%9."/>
-      <w:lvlJc w:val="left"/>
-      <w:pPr>
-        <w:tabs>
-          <w:tab w:val="num" w:pos="0"/>
-        </w:tabs>
-        <w:ind w:left="6480" w:hanging="480"/>
-      </w:pPr>
-      <w:rPr/>
-    </w:lvl>
-  </w:abstractNum>
-  <w:abstractNum w:abstractNumId="19">
     <w:lvl w:ilvl="0">
       <w:start w:val="1"/>
       <w:numFmt w:val="none"/>
@@ -8495,76 +7793,61 @@
     <w:abstractNumId w:val="14"/>
   </w:num>
   <w:num w:numId="15">
-    <w:abstractNumId w:val="15"/>
+    <w:abstractNumId w:val="4"/>
+    <w:lvlOverride w:ilvl="0">
+      <w:startOverride w:val="1"/>
+    </w:lvlOverride>
   </w:num>
   <w:num w:numId="16">
-    <w:abstractNumId w:val="16"/>
+    <w:abstractNumId w:val="5"/>
+    <w:lvlOverride w:ilvl="0">
+      <w:startOverride w:val="4"/>
+    </w:lvlOverride>
   </w:num>
   <w:num w:numId="17">
-    <w:abstractNumId w:val="17"/>
+    <w:abstractNumId w:val="6"/>
+    <w:lvlOverride w:ilvl="0">
+      <w:startOverride w:val="7"/>
+    </w:lvlOverride>
   </w:num>
   <w:num w:numId="18">
-    <w:abstractNumId w:val="18"/>
+    <w:abstractNumId w:val="7"/>
+    <w:lvlOverride w:ilvl="0">
+      <w:startOverride w:val="3"/>
+    </w:lvlOverride>
   </w:num>
   <w:num w:numId="19">
-    <w:abstractNumId w:val="19"/>
+    <w:abstractNumId w:val="5"/>
+    <w:lvlOverride w:ilvl="0">
+      <w:startOverride w:val="4"/>
+    </w:lvlOverride>
   </w:num>
   <w:num w:numId="20">
-    <w:abstractNumId w:val="1"/>
+    <w:abstractNumId w:val="4"/>
     <w:lvlOverride w:ilvl="0">
       <w:startOverride w:val="1"/>
     </w:lvlOverride>
   </w:num>
   <w:num w:numId="21">
-    <w:abstractNumId w:val="2"/>
+    <w:abstractNumId w:val="4"/>
     <w:lvlOverride w:ilvl="0">
-      <w:startOverride w:val="4"/>
+      <w:startOverride w:val="1"/>
     </w:lvlOverride>
   </w:num>
   <w:num w:numId="22">
-    <w:abstractNumId w:val="3"/>
+    <w:abstractNumId w:val="11"/>
     <w:lvlOverride w:ilvl="0">
-      <w:startOverride w:val="7"/>
+      <w:startOverride w:val="2"/>
     </w:lvlOverride>
   </w:num>
   <w:num w:numId="23">
-    <w:abstractNumId w:val="5"/>
+    <w:abstractNumId w:val="7"/>
     <w:lvlOverride w:ilvl="0">
       <w:startOverride w:val="3"/>
     </w:lvlOverride>
   </w:num>
   <w:num w:numId="24">
-    <w:abstractNumId w:val="2"/>
-    <w:lvlOverride w:ilvl="0">
-      <w:startOverride w:val="4"/>
-    </w:lvlOverride>
-  </w:num>
-  <w:num w:numId="25">
-    <w:abstractNumId w:val="1"/>
-    <w:lvlOverride w:ilvl="0">
-      <w:startOverride w:val="1"/>
-    </w:lvlOverride>
-  </w:num>
-  <w:num w:numId="26">
-    <w:abstractNumId w:val="1"/>
-    <w:lvlOverride w:ilvl="0">
-      <w:startOverride w:val="1"/>
-    </w:lvlOverride>
-  </w:num>
-  <w:num w:numId="27">
-    <w:abstractNumId w:val="16"/>
-    <w:lvlOverride w:ilvl="0">
-      <w:startOverride w:val="2"/>
-    </w:lvlOverride>
-  </w:num>
-  <w:num w:numId="28">
     <w:abstractNumId w:val="5"/>
-    <w:lvlOverride w:ilvl="0">
-      <w:startOverride w:val="3"/>
-    </w:lvlOverride>
-  </w:num>
-  <w:num w:numId="29">
-    <w:abstractNumId w:val="2"/>
     <w:lvlOverride w:ilvl="0">
       <w:startOverride w:val="4"/>
     </w:lvlOverride>
@@ -8595,6 +7878,7 @@
     <w:qFormat/>
     <w:pPr>
       <w:widowControl/>
+      <w:suppressAutoHyphens w:val="true"/>
       <w:bidi w:val="0"/>
       <w:spacing w:before="0" w:after="200"/>
       <w:jc w:val="left"/>
@@ -8824,9 +8108,16 @@
     <w:qFormat/>
     <w:rPr/>
   </w:style>
+  <w:style w:type="character" w:styleId="FootnoteCharactersuser">
+    <w:name w:val="Footnote Characters (user)"/>
+    <w:basedOn w:val="BodyTextChar"/>
+    <w:qFormat/>
+    <w:rPr>
+      <w:vertAlign w:val="superscript"/>
+    </w:rPr>
+  </w:style>
   <w:style w:type="character" w:styleId="FootnoteCharacters">
     <w:name w:val="Footnote Characters"/>
-    <w:basedOn w:val="BodyTextChar"/>
     <w:qFormat/>
     <w:rPr>
       <w:vertAlign w:val="superscript"/>
@@ -9219,6 +8510,7 @@
       <w:keepNext w:val="true"/>
       <w:keepLines/>
       <w:widowControl/>
+      <w:suppressAutoHyphens w:val="true"/>
       <w:bidi w:val="0"/>
       <w:spacing w:before="0" w:after="200"/>
       <w:jc w:val="center"/>
@@ -9240,6 +8532,7 @@
       <w:keepNext w:val="true"/>
       <w:keepLines/>
       <w:widowControl/>
+      <w:suppressAutoHyphens w:val="true"/>
       <w:bidi w:val="0"/>
       <w:spacing w:before="0" w:after="200"/>
       <w:jc w:val="center"/>
@@ -9322,6 +8615,7 @@
     <w:qFormat/>
     <w:pPr>
       <w:widowControl/>
+      <w:suppressAutoHyphens w:val="true"/>
       <w:bidi w:val="0"/>
       <w:spacing w:before="100" w:after="100"/>
       <w:ind w:hanging="0" w:left="480" w:right="480"/>

--- a/README.docx
+++ b/README.docx
@@ -1593,7 +1593,7 @@
         <w:pStyle w:val="Normal"/>
         <w:numPr>
           <w:ilvl w:val="0"/>
-          <w:numId w:val="3"/>
+          <w:numId w:val="1"/>
         </w:numPr>
         <w:rPr/>
       </w:pPr>
@@ -1624,7 +1624,7 @@
         <w:pStyle w:val="Normal"/>
         <w:numPr>
           <w:ilvl w:val="0"/>
-          <w:numId w:val="3"/>
+          <w:numId w:val="1"/>
         </w:numPr>
         <w:rPr/>
       </w:pPr>
@@ -2891,7 +2891,7 @@
         <w:pStyle w:val="Compact"/>
         <w:numPr>
           <w:ilvl w:val="0"/>
-          <w:numId w:val="3"/>
+          <w:numId w:val="1"/>
         </w:numPr>
         <w:rPr/>
       </w:pPr>
@@ -2911,7 +2911,7 @@
         <w:pStyle w:val="Compact"/>
         <w:numPr>
           <w:ilvl w:val="0"/>
-          <w:numId w:val="3"/>
+          <w:numId w:val="1"/>
         </w:numPr>
         <w:rPr/>
       </w:pPr>
@@ -2931,7 +2931,7 @@
         <w:pStyle w:val="Compact"/>
         <w:numPr>
           <w:ilvl w:val="0"/>
-          <w:numId w:val="3"/>
+          <w:numId w:val="1"/>
         </w:numPr>
         <w:rPr/>
       </w:pPr>
@@ -2963,7 +2963,7 @@
         <w:pStyle w:val="Compact"/>
         <w:numPr>
           <w:ilvl w:val="0"/>
-          <w:numId w:val="3"/>
+          <w:numId w:val="1"/>
         </w:numPr>
         <w:rPr/>
       </w:pPr>
@@ -3139,7 +3139,7 @@
         <w:pStyle w:val="Compact"/>
         <w:numPr>
           <w:ilvl w:val="0"/>
-          <w:numId w:val="3"/>
+          <w:numId w:val="1"/>
         </w:numPr>
         <w:rPr/>
       </w:pPr>
@@ -3170,7 +3170,7 @@
         <w:pStyle w:val="Compact"/>
         <w:numPr>
           <w:ilvl w:val="0"/>
-          <w:numId w:val="3"/>
+          <w:numId w:val="1"/>
         </w:numPr>
         <w:rPr/>
       </w:pPr>
@@ -3190,7 +3190,7 @@
         <w:pStyle w:val="Compact"/>
         <w:numPr>
           <w:ilvl w:val="0"/>
-          <w:numId w:val="3"/>
+          <w:numId w:val="1"/>
         </w:numPr>
         <w:rPr/>
       </w:pPr>
@@ -3230,7 +3230,7 @@
         <w:pStyle w:val="Compact"/>
         <w:numPr>
           <w:ilvl w:val="0"/>
-          <w:numId w:val="3"/>
+          <w:numId w:val="1"/>
         </w:numPr>
         <w:rPr/>
       </w:pPr>
@@ -3281,7 +3281,7 @@
         <w:pStyle w:val="Compact"/>
         <w:numPr>
           <w:ilvl w:val="0"/>
-          <w:numId w:val="3"/>
+          <w:numId w:val="1"/>
         </w:numPr>
         <w:rPr/>
       </w:pPr>
@@ -3352,7 +3352,7 @@
         <w:pStyle w:val="Compact"/>
         <w:numPr>
           <w:ilvl w:val="0"/>
-          <w:numId w:val="3"/>
+          <w:numId w:val="1"/>
         </w:numPr>
         <w:rPr/>
       </w:pPr>
@@ -3427,13 +3427,25 @@
         <w:rPr>
           <w:rStyle w:val="NormalTok"/>
         </w:rPr>
-        <w:t xml:space="preserve"> 90 </w:t>
-      </w:r>
-      <w:r>
-        <w:rPr>
-          <w:rStyle w:val="NormalTok"/>
-        </w:rPr>
-        <w:t>0</w:t>
+        <w:t xml:space="preserve"> 90 0 </w:t>
+      </w:r>
+      <w:r>
+        <w:rPr>
+          <w:rStyle w:val="AttributeTok"/>
+        </w:rPr>
+        <w:t>--check_transceivers</w:t>
+      </w:r>
+      <w:r>
+        <w:rPr>
+          <w:rStyle w:val="NormalTok"/>
+        </w:rPr>
+        <w:t xml:space="preserve"> WARN </w:t>
+      </w:r>
+      <w:r>
+        <w:rPr>
+          <w:rStyle w:val="AttributeTok"/>
+        </w:rPr>
+        <w:t>--half_duplex</w:t>
       </w:r>
       <w:r>
         <w:rPr>
@@ -3445,30 +3457,6 @@
         <w:rPr>
           <w:rStyle w:val="AttributeTok"/>
         </w:rPr>
-        <w:t>--check_transceivers</w:t>
-      </w:r>
-      <w:r>
-        <w:rPr>
-          <w:rStyle w:val="NormalTok"/>
-        </w:rPr>
-        <w:t xml:space="preserve"> WARN </w:t>
-      </w:r>
-      <w:r>
-        <w:rPr>
-          <w:rStyle w:val="AttributeTok"/>
-        </w:rPr>
-        <w:t>--half_duplex</w:t>
-      </w:r>
-      <w:r>
-        <w:rPr>
-          <w:rStyle w:val="NormalTok"/>
-        </w:rPr>
-        <w:t xml:space="preserve"> </w:t>
-      </w:r>
-      <w:r>
-        <w:rPr>
-          <w:rStyle w:val="AttributeTok"/>
-        </w:rPr>
         <w:t>--CRC</w:t>
       </w:r>
       <w:r>
@@ -3491,331 +3479,799 @@
     <w:p>
       <w:pPr>
         <w:pStyle w:val="SourceCode"/>
-        <w:rPr/>
-      </w:pPr>
-      <w:r>
-        <w:rPr>
-          <w:rStyle w:val="VerbatimChar"/>
-        </w:rPr>
-        <w:t>=============[ Switch: hostname (10.10.10.1) ]=============</w:t>
-      </w:r>
-      <w:r>
-        <w:rPr/>
-        <w:br/>
-        <w:br/>
-      </w:r>
+        <w:widowControl/>
+        <w:suppressAutoHyphens w:val="true"/>
+        <w:bidi w:val="0"/>
+        <w:spacing w:before="0" w:after="200"/>
+        <w:ind w:hanging="0" w:left="0" w:right="-989"/>
+        <w:jc w:val="left"/>
+        <w:rPr/>
+      </w:pPr>
+      <w:r>
+        <w:rPr>
+          <w:rStyle w:val="VerbatimChar"/>
+        </w:rPr>
+        <w:t xml:space="preserve">=============[ Switch: </w:t>
+      </w:r>
+      <w:r>
+        <w:rPr>
+          <w:rStyle w:val="VerbatimChar"/>
+        </w:rPr>
+        <w:t>spine</w:t>
+      </w:r>
+      <w:r>
+        <w:rPr>
+          <w:rStyle w:val="VerbatimChar"/>
+        </w:rPr>
+        <w:t xml:space="preserve"> (10.10.10.1 | SERIAL: 9XMBCLBQDFX) ]=============</w:t>
+      </w:r>
+    </w:p>
+    <w:p>
+      <w:pPr>
+        <w:pStyle w:val="SourceCode"/>
+        <w:rPr>
+          <w:rStyle w:val="VerbatimChar"/>
+        </w:rPr>
+      </w:pPr>
+      <w:r>
+        <w:rPr/>
+      </w:r>
+    </w:p>
+    <w:p>
+      <w:pPr>
+        <w:pStyle w:val="SourceCode"/>
+        <w:widowControl/>
+        <w:suppressAutoHyphens w:val="true"/>
+        <w:bidi w:val="0"/>
+        <w:spacing w:before="0" w:after="200"/>
+        <w:ind w:hanging="0" w:left="0" w:right="-900"/>
+        <w:jc w:val="left"/>
+        <w:rPr/>
+      </w:pPr>
       <w:r>
         <w:rPr>
           <w:rStyle w:val="VerbatimChar"/>
         </w:rPr>
         <w:t>&gt; The following ports are unused since 90 days</w:t>
       </w:r>
-      <w:r>
-        <w:rPr/>
-        <w:br/>
-      </w:r>
-      <w:r>
-        <w:rPr>
-          <w:rStyle w:val="VerbatimChar"/>
-        </w:rPr>
-        <w:t xml:space="preserve">    - eth1/97</w:t>
-      </w:r>
-      <w:r>
-        <w:rPr/>
-        <w:br/>
-      </w:r>
+    </w:p>
+    <w:p>
+      <w:pPr>
+        <w:pStyle w:val="SourceCode"/>
+        <w:widowControl/>
+        <w:suppressAutoHyphens w:val="true"/>
+        <w:bidi w:val="0"/>
+        <w:spacing w:before="0" w:after="200"/>
+        <w:ind w:hanging="0" w:left="0" w:right="-900"/>
+        <w:jc w:val="left"/>
+        <w:rPr/>
+      </w:pPr>
+      <w:r>
+        <w:rPr>
+          <w:rStyle w:val="VerbatimChar"/>
+        </w:rPr>
+        <w:tab/>
+        <w:t>- eth1/97</w:t>
+      </w:r>
+    </w:p>
+    <w:p>
+      <w:pPr>
+        <w:pStyle w:val="SourceCode"/>
+        <w:widowControl/>
+        <w:suppressAutoHyphens w:val="true"/>
+        <w:bidi w:val="0"/>
+        <w:spacing w:before="0" w:after="200"/>
+        <w:ind w:hanging="0" w:left="0" w:right="-900"/>
+        <w:jc w:val="left"/>
+        <w:rPr/>
+      </w:pPr>
       <w:r>
         <w:rPr>
           <w:rStyle w:val="VerbatimChar"/>
         </w:rPr>
         <w:t>Consider unplugging or disabling them to not be notified again.</w:t>
       </w:r>
-      <w:r>
-        <w:rPr/>
-        <w:br/>
-        <w:br/>
-      </w:r>
+    </w:p>
+    <w:p>
+      <w:pPr>
+        <w:pStyle w:val="SourceCode"/>
+        <w:widowControl/>
+        <w:suppressAutoHyphens w:val="true"/>
+        <w:bidi w:val="0"/>
+        <w:spacing w:before="0" w:after="200"/>
+        <w:ind w:hanging="0" w:left="0" w:right="-900"/>
+        <w:jc w:val="left"/>
+        <w:rPr>
+          <w:rStyle w:val="VerbatimChar"/>
+        </w:rPr>
+      </w:pPr>
+      <w:r>
+        <w:rPr/>
+      </w:r>
+    </w:p>
+    <w:p>
+      <w:pPr>
+        <w:pStyle w:val="SourceCode"/>
+        <w:widowControl/>
+        <w:suppressAutoHyphens w:val="true"/>
+        <w:bidi w:val="0"/>
+        <w:spacing w:before="0" w:after="200"/>
+        <w:ind w:hanging="0" w:left="0" w:right="-900"/>
+        <w:jc w:val="left"/>
+        <w:rPr/>
+      </w:pPr>
       <w:r>
         <w:rPr>
           <w:rStyle w:val="VerbatimChar"/>
         </w:rPr>
         <w:t>&gt; CRITICAL: The following interfaces are running in half duplex</w:t>
       </w:r>
-      <w:r>
-        <w:rPr/>
-        <w:br/>
-      </w:r>
-      <w:r>
-        <w:rPr>
-          <w:rStyle w:val="VerbatimChar"/>
-        </w:rPr>
-        <w:t xml:space="preserve">    - eth1/107</w:t>
-      </w:r>
-      <w:r>
-        <w:rPr/>
-        <w:br/>
-        <w:br/>
-      </w:r>
+    </w:p>
+    <w:p>
+      <w:pPr>
+        <w:pStyle w:val="SourceCode"/>
+        <w:widowControl/>
+        <w:suppressAutoHyphens w:val="true"/>
+        <w:bidi w:val="0"/>
+        <w:spacing w:before="0" w:after="200"/>
+        <w:ind w:hanging="0" w:left="0" w:right="-900"/>
+        <w:jc w:val="left"/>
+        <w:rPr/>
+      </w:pPr>
+      <w:r>
+        <w:rPr>
+          <w:rStyle w:val="VerbatimChar"/>
+        </w:rPr>
+        <w:tab/>
+        <w:t>- eth1/107</w:t>
+      </w:r>
+    </w:p>
+    <w:p>
+      <w:pPr>
+        <w:pStyle w:val="SourceCode"/>
+        <w:widowControl/>
+        <w:suppressAutoHyphens w:val="true"/>
+        <w:bidi w:val="0"/>
+        <w:spacing w:before="0" w:after="200"/>
+        <w:ind w:hanging="0" w:left="0" w:right="-900"/>
+        <w:jc w:val="left"/>
+        <w:rPr>
+          <w:rStyle w:val="VerbatimChar"/>
+        </w:rPr>
+      </w:pPr>
+      <w:r>
+        <w:rPr/>
+      </w:r>
+    </w:p>
+    <w:p>
+      <w:pPr>
+        <w:pStyle w:val="SourceCode"/>
+        <w:widowControl/>
+        <w:suppressAutoHyphens w:val="true"/>
+        <w:bidi w:val="0"/>
+        <w:spacing w:before="0" w:after="200"/>
+        <w:ind w:hanging="0" w:left="0" w:right="-900"/>
+        <w:jc w:val="left"/>
+        <w:rPr/>
+      </w:pPr>
+      <w:r>
+        <w:rPr>
+          <w:rStyle w:val="VerbatimChar"/>
+        </w:rPr>
+        <w:t>There are no interfaces that are disabled due to an error</w:t>
+      </w:r>
+    </w:p>
+    <w:p>
+      <w:pPr>
+        <w:pStyle w:val="SourceCode"/>
+        <w:widowControl/>
+        <w:suppressAutoHyphens w:val="true"/>
+        <w:bidi w:val="0"/>
+        <w:spacing w:before="0" w:after="200"/>
+        <w:ind w:hanging="0" w:left="0" w:right="-900"/>
+        <w:jc w:val="left"/>
+        <w:rPr>
+          <w:rStyle w:val="VerbatimChar"/>
+        </w:rPr>
+      </w:pPr>
+      <w:r>
+        <w:rPr/>
+      </w:r>
+    </w:p>
+    <w:p>
+      <w:pPr>
+        <w:pStyle w:val="SourceCode"/>
+        <w:widowControl/>
+        <w:suppressAutoHyphens w:val="true"/>
+        <w:bidi w:val="0"/>
+        <w:spacing w:before="0" w:after="200"/>
+        <w:ind w:hanging="0" w:left="0" w:right="-900"/>
+        <w:jc w:val="left"/>
+        <w:rPr/>
+      </w:pPr>
       <w:r>
         <w:rPr>
           <w:rStyle w:val="VerbatimChar"/>
         </w:rPr>
         <w:t>&gt; The following transceivers show hardware issues:</w:t>
       </w:r>
-      <w:r>
-        <w:rPr/>
-        <w:br/>
-      </w:r>
-      <w:r>
-        <w:rPr>
-          <w:rStyle w:val="VerbatimChar"/>
-        </w:rPr>
-        <w:t xml:space="preserve">    - Interface: Ethernet1/2</w:t>
-      </w:r>
-      <w:r>
-        <w:rPr/>
-        <w:br/>
-      </w:r>
-      <w:r>
-        <w:rPr>
-          <w:rStyle w:val="VerbatimChar"/>
-        </w:rPr>
-        <w:t xml:space="preserve">        + ALERT: Transceiver current exceeded the threshold ! (0.0 &lt; 2.0)</w:t>
-      </w:r>
-      <w:r>
-        <w:rPr/>
-        <w:br/>
-      </w:r>
-      <w:r>
-        <w:rPr>
-          <w:rStyle w:val="VerbatimChar"/>
-        </w:rPr>
-        <w:t xml:space="preserve">        + CRITICAL: Lane 1 is not plugged in !!!</w:t>
-      </w:r>
-      <w:r>
-        <w:rPr/>
-        <w:br/>
-      </w:r>
-      <w:r>
-        <w:rPr>
-          <w:rStyle w:val="VerbatimChar"/>
-        </w:rPr>
-        <w:t xml:space="preserve">        + CRITICAL: Lane 2 is not plugged in !!!</w:t>
-      </w:r>
-      <w:r>
-        <w:rPr/>
-        <w:br/>
-      </w:r>
-      <w:r>
-        <w:rPr>
-          <w:rStyle w:val="VerbatimChar"/>
-        </w:rPr>
-        <w:t xml:space="preserve">        + CRITICAL: Lane 3 is not plugged in !!!</w:t>
-      </w:r>
-      <w:r>
-        <w:rPr/>
-        <w:br/>
-      </w:r>
-      <w:r>
-        <w:rPr>
-          <w:rStyle w:val="VerbatimChar"/>
-        </w:rPr>
-        <w:t xml:space="preserve">        + CRITICAL: Lane 4 is not plugged in !!!</w:t>
-      </w:r>
-      <w:r>
-        <w:rPr/>
-        <w:br/>
-        <w:br/>
-      </w:r>
-      <w:r>
-        <w:rPr>
-          <w:rStyle w:val="VerbatimChar"/>
-        </w:rPr>
-        <w:t xml:space="preserve">    - Interface: Ethernet1/3</w:t>
-      </w:r>
-      <w:r>
-        <w:rPr/>
-        <w:br/>
-      </w:r>
-      <w:r>
-        <w:rPr>
-          <w:rStyle w:val="VerbatimChar"/>
-        </w:rPr>
-        <w:t xml:space="preserve">        + ALERT: Transceiver temperature exceeded the threshold ! (67.0°C &gt; 65.0°C)</w:t>
-      </w:r>
-      <w:r>
-        <w:rPr/>
-        <w:br/>
-      </w:r>
-      <w:r>
-        <w:rPr>
-          <w:rStyle w:val="VerbatimChar"/>
-        </w:rPr>
-        <w:t xml:space="preserve">        + ALERT: Transceiver current exceeded the threshold ! (0.0 &lt; 2.0)</w:t>
-      </w:r>
-      <w:r>
-        <w:rPr/>
-        <w:br/>
-      </w:r>
-      <w:r>
-        <w:rPr>
-          <w:rStyle w:val="VerbatimChar"/>
-        </w:rPr>
-        <w:t xml:space="preserve">        + CRITICAL: Lane 1 is not plugged in !!!</w:t>
-      </w:r>
-      <w:r>
-        <w:rPr/>
-        <w:br/>
-      </w:r>
-      <w:r>
-        <w:rPr>
-          <w:rStyle w:val="VerbatimChar"/>
-        </w:rPr>
-        <w:t xml:space="preserve">        + CRITICAL: Lane 2 is not plugged in !!!</w:t>
-      </w:r>
-      <w:r>
-        <w:rPr/>
-        <w:br/>
-      </w:r>
-      <w:r>
-        <w:rPr>
-          <w:rStyle w:val="VerbatimChar"/>
-        </w:rPr>
-        <w:t xml:space="preserve">        + CRITICAL: Lane 3 is not plugged in !!!</w:t>
-      </w:r>
-      <w:r>
-        <w:rPr/>
-        <w:br/>
-      </w:r>
-      <w:r>
-        <w:rPr>
-          <w:rStyle w:val="VerbatimChar"/>
-        </w:rPr>
-        <w:t xml:space="preserve">        + CRITICAL: Lane 4 is not plugged in !!!</w:t>
-      </w:r>
-      <w:r>
-        <w:rPr/>
-        <w:br/>
-        <w:br/>
-      </w:r>
-      <w:r>
-        <w:rPr>
-          <w:rStyle w:val="VerbatimChar"/>
-        </w:rPr>
-        <w:t xml:space="preserve">    - Interface: Ethernet1/23</w:t>
-      </w:r>
-      <w:r>
-        <w:rPr/>
-        <w:br/>
-      </w:r>
-      <w:r>
-        <w:rPr>
-          <w:rStyle w:val="VerbatimChar"/>
-        </w:rPr>
-        <w:t xml:space="preserve">        + WARN: Transceiver voltage exceeded the threshold ! (3.48 &gt; 3.46)</w:t>
-      </w:r>
-      <w:r>
-        <w:rPr/>
-        <w:br/>
-      </w:r>
-      <w:r>
-        <w:rPr>
-          <w:rStyle w:val="VerbatimChar"/>
-        </w:rPr>
-        <w:t xml:space="preserve">        + ALERT: Transceiver current exceeded the threshold ! (11.0 &gt; 10.0)</w:t>
-      </w:r>
-      <w:r>
-        <w:rPr/>
-        <w:br/>
-      </w:r>
-      <w:r>
-        <w:rPr>
-          <w:rStyle w:val="VerbatimChar"/>
-        </w:rPr>
-        <w:t xml:space="preserve">        + WARN: Lane 1 transfer power has exceeded the threshold ! (-7.02 &lt; -6.0)</w:t>
-      </w:r>
-      <w:r>
-        <w:rPr/>
-        <w:br/>
-      </w:r>
-      <w:r>
-        <w:rPr>
-          <w:rStyle w:val="VerbatimChar"/>
-        </w:rPr>
-        <w:t xml:space="preserve">        + ALERT: Lane 2 receive power has exceeded the threshold ! (7.0 &gt; 6.99)</w:t>
-      </w:r>
-      <w:r>
-        <w:rPr/>
-        <w:br/>
-        <w:br/>
-      </w:r>
+    </w:p>
+    <w:p>
+      <w:pPr>
+        <w:pStyle w:val="SourceCode"/>
+        <w:widowControl/>
+        <w:suppressAutoHyphens w:val="true"/>
+        <w:bidi w:val="0"/>
+        <w:spacing w:before="0" w:after="200"/>
+        <w:ind w:hanging="0" w:left="0" w:right="-900"/>
+        <w:jc w:val="left"/>
+        <w:rPr/>
+      </w:pPr>
+      <w:r>
+        <w:rPr>
+          <w:rStyle w:val="VerbatimChar"/>
+        </w:rPr>
+        <w:tab/>
+        <w:t>- Interface: Ethernet1/2</w:t>
+      </w:r>
+    </w:p>
+    <w:p>
+      <w:pPr>
+        <w:pStyle w:val="SourceCode"/>
+        <w:widowControl/>
+        <w:suppressAutoHyphens w:val="true"/>
+        <w:bidi w:val="0"/>
+        <w:spacing w:before="0" w:after="200"/>
+        <w:ind w:hanging="0" w:left="0" w:right="-900"/>
+        <w:jc w:val="left"/>
+        <w:rPr/>
+      </w:pPr>
+      <w:r>
+        <w:rPr>
+          <w:rStyle w:val="VerbatimChar"/>
+        </w:rPr>
+        <w:tab/>
+        <w:tab/>
+        <w:t>+ ALERT: Transceiver current exceeded the threshold ! (0.0 &lt; 2.0)</w:t>
+      </w:r>
+    </w:p>
+    <w:p>
+      <w:pPr>
+        <w:pStyle w:val="SourceCode"/>
+        <w:widowControl/>
+        <w:suppressAutoHyphens w:val="true"/>
+        <w:bidi w:val="0"/>
+        <w:spacing w:before="0" w:after="200"/>
+        <w:ind w:hanging="0" w:left="0" w:right="-900"/>
+        <w:jc w:val="left"/>
+        <w:rPr/>
+      </w:pPr>
+      <w:r>
+        <w:rPr>
+          <w:rStyle w:val="VerbatimChar"/>
+        </w:rPr>
+        <w:tab/>
+        <w:tab/>
+        <w:t>+ CRITICAL: Lane 1 is not plugged in !!!</w:t>
+      </w:r>
+    </w:p>
+    <w:p>
+      <w:pPr>
+        <w:pStyle w:val="SourceCode"/>
+        <w:widowControl/>
+        <w:suppressAutoHyphens w:val="true"/>
+        <w:bidi w:val="0"/>
+        <w:spacing w:before="0" w:after="200"/>
+        <w:ind w:hanging="0" w:left="0" w:right="-900"/>
+        <w:jc w:val="left"/>
+        <w:rPr/>
+      </w:pPr>
+      <w:r>
+        <w:rPr>
+          <w:rStyle w:val="VerbatimChar"/>
+        </w:rPr>
+        <w:tab/>
+        <w:tab/>
+        <w:t>+ CRITICAL: Lane 2 is not plugged in !!!</w:t>
+      </w:r>
+    </w:p>
+    <w:p>
+      <w:pPr>
+        <w:pStyle w:val="SourceCode"/>
+        <w:widowControl/>
+        <w:suppressAutoHyphens w:val="true"/>
+        <w:bidi w:val="0"/>
+        <w:spacing w:before="0" w:after="200"/>
+        <w:ind w:hanging="0" w:left="0" w:right="-900"/>
+        <w:jc w:val="left"/>
+        <w:rPr/>
+      </w:pPr>
+      <w:r>
+        <w:rPr>
+          <w:rStyle w:val="VerbatimChar"/>
+        </w:rPr>
+        <w:tab/>
+        <w:tab/>
+        <w:t>+ CRITICAL: Lane 3 is not plugged in !!!</w:t>
+      </w:r>
+    </w:p>
+    <w:p>
+      <w:pPr>
+        <w:pStyle w:val="SourceCode"/>
+        <w:widowControl/>
+        <w:suppressAutoHyphens w:val="true"/>
+        <w:bidi w:val="0"/>
+        <w:spacing w:before="0" w:after="200"/>
+        <w:ind w:hanging="0" w:left="0" w:right="-900"/>
+        <w:jc w:val="left"/>
+        <w:rPr/>
+      </w:pPr>
+      <w:r>
+        <w:rPr>
+          <w:rStyle w:val="VerbatimChar"/>
+        </w:rPr>
+        <w:tab/>
+        <w:tab/>
+        <w:t>+ CRITICAL: Lane 4 is not plugged in !!!</w:t>
+      </w:r>
+    </w:p>
+    <w:p>
+      <w:pPr>
+        <w:pStyle w:val="SourceCode"/>
+        <w:widowControl/>
+        <w:suppressAutoHyphens w:val="true"/>
+        <w:bidi w:val="0"/>
+        <w:spacing w:before="0" w:after="200"/>
+        <w:ind w:hanging="0" w:left="0" w:right="-900"/>
+        <w:jc w:val="left"/>
+        <w:rPr>
+          <w:rStyle w:val="VerbatimChar"/>
+        </w:rPr>
+      </w:pPr>
+      <w:r>
+        <w:rPr/>
+      </w:r>
+    </w:p>
+    <w:p>
+      <w:pPr>
+        <w:pStyle w:val="SourceCode"/>
+        <w:widowControl/>
+        <w:suppressAutoHyphens w:val="true"/>
+        <w:bidi w:val="0"/>
+        <w:spacing w:before="0" w:after="200"/>
+        <w:ind w:hanging="0" w:left="0" w:right="-900"/>
+        <w:jc w:val="left"/>
+        <w:rPr/>
+      </w:pPr>
+      <w:r>
+        <w:rPr>
+          <w:rStyle w:val="VerbatimChar"/>
+        </w:rPr>
+        <w:tab/>
+        <w:t>- Interface: Ethernet1/3</w:t>
+      </w:r>
+    </w:p>
+    <w:p>
+      <w:pPr>
+        <w:pStyle w:val="SourceCode"/>
+        <w:widowControl/>
+        <w:suppressAutoHyphens w:val="true"/>
+        <w:bidi w:val="0"/>
+        <w:spacing w:before="0" w:after="200"/>
+        <w:ind w:hanging="0" w:left="0" w:right="-900"/>
+        <w:jc w:val="left"/>
+        <w:rPr/>
+      </w:pPr>
+      <w:r>
+        <w:rPr>
+          <w:rStyle w:val="VerbatimChar"/>
+        </w:rPr>
+        <w:tab/>
+        <w:tab/>
+        <w:t>+ ALERT: Transceiver temperature exceeded the threshold ! (67.0°C &gt; 65.0°C)</w:t>
+      </w:r>
+    </w:p>
+    <w:p>
+      <w:pPr>
+        <w:pStyle w:val="SourceCode"/>
+        <w:widowControl/>
+        <w:suppressAutoHyphens w:val="true"/>
+        <w:bidi w:val="0"/>
+        <w:spacing w:before="0" w:after="200"/>
+        <w:ind w:hanging="0" w:left="0" w:right="-900"/>
+        <w:jc w:val="left"/>
+        <w:rPr/>
+      </w:pPr>
+      <w:r>
+        <w:rPr>
+          <w:rStyle w:val="VerbatimChar"/>
+        </w:rPr>
+        <w:tab/>
+        <w:tab/>
+        <w:t>+ ALERT: Transceiver current exceeded the threshold ! (0.0 &lt; 2.0)</w:t>
+      </w:r>
+    </w:p>
+    <w:p>
+      <w:pPr>
+        <w:pStyle w:val="SourceCode"/>
+        <w:widowControl/>
+        <w:suppressAutoHyphens w:val="true"/>
+        <w:bidi w:val="0"/>
+        <w:spacing w:before="0" w:after="200"/>
+        <w:ind w:hanging="0" w:left="0" w:right="-900"/>
+        <w:jc w:val="left"/>
+        <w:rPr/>
+      </w:pPr>
+      <w:r>
+        <w:rPr>
+          <w:rStyle w:val="VerbatimChar"/>
+        </w:rPr>
+        <w:tab/>
+        <w:tab/>
+        <w:t>+ CRITICAL: Lane 1 is not plugged in !!!</w:t>
+      </w:r>
+    </w:p>
+    <w:p>
+      <w:pPr>
+        <w:pStyle w:val="SourceCode"/>
+        <w:widowControl/>
+        <w:suppressAutoHyphens w:val="true"/>
+        <w:bidi w:val="0"/>
+        <w:spacing w:before="0" w:after="200"/>
+        <w:ind w:hanging="0" w:left="0" w:right="-900"/>
+        <w:jc w:val="left"/>
+        <w:rPr/>
+      </w:pPr>
+      <w:r>
+        <w:rPr>
+          <w:rStyle w:val="VerbatimChar"/>
+        </w:rPr>
+        <w:tab/>
+        <w:tab/>
+        <w:t>+ CRITICAL: Lane 2 is not plugged in !!!</w:t>
+      </w:r>
+    </w:p>
+    <w:p>
+      <w:pPr>
+        <w:pStyle w:val="SourceCode"/>
+        <w:widowControl/>
+        <w:suppressAutoHyphens w:val="true"/>
+        <w:bidi w:val="0"/>
+        <w:spacing w:before="0" w:after="200"/>
+        <w:ind w:hanging="0" w:left="0" w:right="-900"/>
+        <w:jc w:val="left"/>
+        <w:rPr/>
+      </w:pPr>
+      <w:r>
+        <w:rPr>
+          <w:rStyle w:val="VerbatimChar"/>
+        </w:rPr>
+        <w:tab/>
+        <w:tab/>
+        <w:t>+ CRITICAL: Lane 3 is not plugged in !!!</w:t>
+      </w:r>
+    </w:p>
+    <w:p>
+      <w:pPr>
+        <w:pStyle w:val="SourceCode"/>
+        <w:widowControl/>
+        <w:suppressAutoHyphens w:val="true"/>
+        <w:bidi w:val="0"/>
+        <w:spacing w:before="0" w:after="200"/>
+        <w:ind w:hanging="0" w:left="0" w:right="-900"/>
+        <w:jc w:val="left"/>
+        <w:rPr/>
+      </w:pPr>
+      <w:r>
+        <w:rPr>
+          <w:rStyle w:val="VerbatimChar"/>
+        </w:rPr>
+        <w:tab/>
+        <w:tab/>
+        <w:t>+ CRITICAL: Lane 4 is not plugged in !!!</w:t>
+      </w:r>
+    </w:p>
+    <w:p>
+      <w:pPr>
+        <w:pStyle w:val="SourceCode"/>
+        <w:widowControl/>
+        <w:suppressAutoHyphens w:val="true"/>
+        <w:bidi w:val="0"/>
+        <w:spacing w:before="0" w:after="200"/>
+        <w:ind w:hanging="0" w:left="0" w:right="-900"/>
+        <w:jc w:val="left"/>
+        <w:rPr>
+          <w:rStyle w:val="VerbatimChar"/>
+        </w:rPr>
+      </w:pPr>
+      <w:r>
+        <w:rPr/>
+      </w:r>
+    </w:p>
+    <w:p>
+      <w:pPr>
+        <w:pStyle w:val="SourceCode"/>
+        <w:widowControl/>
+        <w:suppressAutoHyphens w:val="true"/>
+        <w:bidi w:val="0"/>
+        <w:spacing w:before="0" w:after="200"/>
+        <w:ind w:hanging="0" w:left="0" w:right="-900"/>
+        <w:jc w:val="left"/>
+        <w:rPr/>
+      </w:pPr>
+      <w:r>
+        <w:rPr>
+          <w:rStyle w:val="VerbatimChar"/>
+        </w:rPr>
+        <w:tab/>
+        <w:t>- Interface: Ethernet1/23</w:t>
+      </w:r>
+    </w:p>
+    <w:p>
+      <w:pPr>
+        <w:pStyle w:val="SourceCode"/>
+        <w:widowControl/>
+        <w:suppressAutoHyphens w:val="true"/>
+        <w:bidi w:val="0"/>
+        <w:spacing w:before="0" w:after="200"/>
+        <w:ind w:hanging="0" w:left="0" w:right="-900"/>
+        <w:jc w:val="left"/>
+        <w:rPr/>
+      </w:pPr>
+      <w:r>
+        <w:rPr>
+          <w:rStyle w:val="VerbatimChar"/>
+        </w:rPr>
+        <w:tab/>
+        <w:tab/>
+        <w:t>+ WARN: Transceiver voltage exceeded the threshold ! (3.48 &gt; 3.46)</w:t>
+      </w:r>
+    </w:p>
+    <w:p>
+      <w:pPr>
+        <w:pStyle w:val="SourceCode"/>
+        <w:widowControl/>
+        <w:suppressAutoHyphens w:val="true"/>
+        <w:bidi w:val="0"/>
+        <w:spacing w:before="0" w:after="200"/>
+        <w:ind w:hanging="0" w:left="0" w:right="-900"/>
+        <w:jc w:val="left"/>
+        <w:rPr/>
+      </w:pPr>
+      <w:r>
+        <w:rPr>
+          <w:rStyle w:val="VerbatimChar"/>
+        </w:rPr>
+        <w:tab/>
+        <w:tab/>
+        <w:t>+ ALERT: Transceiver current exceeded the threshold ! (11.0 &gt; 10.0)</w:t>
+      </w:r>
+    </w:p>
+    <w:p>
+      <w:pPr>
+        <w:pStyle w:val="SourceCode"/>
+        <w:widowControl/>
+        <w:suppressAutoHyphens w:val="true"/>
+        <w:bidi w:val="0"/>
+        <w:spacing w:before="0" w:after="200"/>
+        <w:ind w:hanging="0" w:left="0" w:right="-900"/>
+        <w:jc w:val="left"/>
+        <w:rPr/>
+      </w:pPr>
+      <w:r>
+        <w:rPr>
+          <w:rStyle w:val="VerbatimChar"/>
+        </w:rPr>
+        <w:tab/>
+        <w:tab/>
+        <w:t>+ WARN: Lane 1 transfer power has exceeded the threshold ! (-7.02 &lt; -6.0)</w:t>
+      </w:r>
+    </w:p>
+    <w:p>
+      <w:pPr>
+        <w:pStyle w:val="SourceCode"/>
+        <w:widowControl/>
+        <w:suppressAutoHyphens w:val="true"/>
+        <w:bidi w:val="0"/>
+        <w:spacing w:before="0" w:after="200"/>
+        <w:ind w:hanging="0" w:left="0" w:right="-900"/>
+        <w:jc w:val="left"/>
+        <w:rPr/>
+      </w:pPr>
+      <w:r>
+        <w:rPr>
+          <w:rStyle w:val="VerbatimChar"/>
+        </w:rPr>
+        <w:tab/>
+        <w:tab/>
+        <w:t>+ ALERT: Lane 2 receive power has exceeded the threshold ! (7.0 &gt; 6.99)</w:t>
+      </w:r>
+    </w:p>
+    <w:p>
+      <w:pPr>
+        <w:pStyle w:val="SourceCode"/>
+        <w:widowControl/>
+        <w:suppressAutoHyphens w:val="true"/>
+        <w:bidi w:val="0"/>
+        <w:spacing w:before="0" w:after="200"/>
+        <w:ind w:hanging="0" w:left="0" w:right="-900"/>
+        <w:jc w:val="left"/>
+        <w:rPr>
+          <w:rStyle w:val="VerbatimChar"/>
+        </w:rPr>
+      </w:pPr>
+      <w:r>
+        <w:rPr/>
+      </w:r>
+    </w:p>
+    <w:p>
+      <w:pPr>
+        <w:pStyle w:val="SourceCode"/>
+        <w:widowControl/>
+        <w:suppressAutoHyphens w:val="true"/>
+        <w:bidi w:val="0"/>
+        <w:spacing w:before="0" w:after="200"/>
+        <w:ind w:hanging="0" w:left="0" w:right="-900"/>
+        <w:jc w:val="left"/>
+        <w:rPr/>
+      </w:pPr>
       <w:r>
         <w:rPr>
           <w:rStyle w:val="VerbatimChar"/>
         </w:rPr>
         <w:t>&gt; The following interfaces shows additional cRC or Align errors compared to the last check</w:t>
       </w:r>
-      <w:r>
-        <w:rPr/>
-        <w:br/>
-      </w:r>
-      <w:r>
-        <w:rPr>
-          <w:rStyle w:val="VerbatimChar"/>
-        </w:rPr>
-        <w:t xml:space="preserve">    - eth1/97 shows 3 new errors (now 61, was 58)</w:t>
-      </w:r>
-      <w:r>
-        <w:rPr/>
-        <w:br/>
-      </w:r>
-      <w:r>
-        <w:rPr>
-          <w:rStyle w:val="VerbatimChar"/>
-        </w:rPr>
-        <w:t xml:space="preserve">    - CRITICAL: eth1/99 shows 15 new errors (now 15, was 0)</w:t>
-      </w:r>
-      <w:r>
-        <w:rPr/>
-        <w:br/>
-      </w:r>
-      <w:r>
-        <w:rPr>
-          <w:rStyle w:val="VerbatimChar"/>
-        </w:rPr>
-        <w:t xml:space="preserve">    - eth1/102 shows 2 new errors (now 4, was 2)</w:t>
-      </w:r>
-      <w:r>
-        <w:rPr/>
-        <w:br/>
-      </w:r>
-      <w:r>
-        <w:rPr>
-          <w:rStyle w:val="VerbatimChar"/>
-        </w:rPr>
-        <w:t xml:space="preserve">    - CRITICAL: eth1/103 shows 20 new errors (now 20, was 34 and reset since)</w:t>
-      </w:r>
-      <w:r>
-        <w:rPr/>
-        <w:br/>
-        <w:br/>
-      </w:r>
+    </w:p>
+    <w:p>
+      <w:pPr>
+        <w:pStyle w:val="SourceCode"/>
+        <w:widowControl/>
+        <w:suppressAutoHyphens w:val="true"/>
+        <w:bidi w:val="0"/>
+        <w:spacing w:before="0" w:after="200"/>
+        <w:ind w:hanging="0" w:left="0" w:right="-900"/>
+        <w:jc w:val="left"/>
+        <w:rPr/>
+      </w:pPr>
+      <w:r>
+        <w:rPr>
+          <w:rStyle w:val="VerbatimChar"/>
+        </w:rPr>
+        <w:tab/>
+        <w:t>- eth1/97 shows 3 new errors (now 61, was 58)</w:t>
+      </w:r>
+    </w:p>
+    <w:p>
+      <w:pPr>
+        <w:pStyle w:val="SourceCode"/>
+        <w:widowControl/>
+        <w:suppressAutoHyphens w:val="true"/>
+        <w:bidi w:val="0"/>
+        <w:spacing w:before="0" w:after="200"/>
+        <w:ind w:hanging="0" w:left="0" w:right="-900"/>
+        <w:jc w:val="left"/>
+        <w:rPr/>
+      </w:pPr>
+      <w:r>
+        <w:rPr>
+          <w:rStyle w:val="VerbatimChar"/>
+        </w:rPr>
+        <w:tab/>
+        <w:t>- CRITICAL: eth1/99 shows 15 new errors (now 15, was 0)</w:t>
+      </w:r>
+    </w:p>
+    <w:p>
+      <w:pPr>
+        <w:pStyle w:val="SourceCode"/>
+        <w:widowControl/>
+        <w:suppressAutoHyphens w:val="true"/>
+        <w:bidi w:val="0"/>
+        <w:spacing w:before="0" w:after="200"/>
+        <w:ind w:hanging="0" w:left="0" w:right="-900"/>
+        <w:jc w:val="left"/>
+        <w:rPr/>
+      </w:pPr>
+      <w:r>
+        <w:rPr>
+          <w:rStyle w:val="VerbatimChar"/>
+        </w:rPr>
+        <w:tab/>
+        <w:t>- eth1/102 shows 2 new errors (now 4, was 2)</w:t>
+      </w:r>
+    </w:p>
+    <w:p>
+      <w:pPr>
+        <w:pStyle w:val="SourceCode"/>
+        <w:widowControl/>
+        <w:suppressAutoHyphens w:val="true"/>
+        <w:bidi w:val="0"/>
+        <w:spacing w:before="0" w:after="200"/>
+        <w:ind w:hanging="0" w:left="0" w:right="-900"/>
+        <w:jc w:val="left"/>
+        <w:rPr/>
+      </w:pPr>
+      <w:r>
+        <w:rPr>
+          <w:rStyle w:val="VerbatimChar"/>
+        </w:rPr>
+        <w:tab/>
+        <w:t>- CRITICAL: eth1/103 shows 20 new errors (now 20, was 34 and reset since)</w:t>
+      </w:r>
+    </w:p>
+    <w:p>
+      <w:pPr>
+        <w:pStyle w:val="SourceCode"/>
+        <w:widowControl/>
+        <w:suppressAutoHyphens w:val="true"/>
+        <w:bidi w:val="0"/>
+        <w:spacing w:before="0" w:after="200"/>
+        <w:ind w:hanging="0" w:left="0" w:right="-900"/>
+        <w:jc w:val="left"/>
+        <w:rPr>
+          <w:rStyle w:val="VerbatimChar"/>
+        </w:rPr>
+      </w:pPr>
+      <w:r>
+        <w:rPr/>
+      </w:r>
+    </w:p>
+    <w:p>
+      <w:pPr>
+        <w:pStyle w:val="SourceCode"/>
+        <w:widowControl/>
+        <w:suppressAutoHyphens w:val="true"/>
+        <w:bidi w:val="0"/>
+        <w:spacing w:before="0" w:after="200"/>
+        <w:ind w:hanging="0" w:left="0" w:right="-900"/>
+        <w:jc w:val="left"/>
+        <w:rPr/>
+      </w:pPr>
       <w:r>
         <w:rPr>
           <w:rStyle w:val="VerbatimChar"/>
         </w:rPr>
         <w:t>================================================</w:t>
       </w:r>
-      <w:r>
-        <w:rPr/>
-        <w:br/>
-        <w:br/>
-      </w:r>
-      <w:r>
-        <w:rPr>
-          <w:rStyle w:val="VerbatimChar"/>
-        </w:rPr>
-        <w:t>=============[ Switch: hostname (10.10.10.2) ]=============</w:t>
+    </w:p>
+    <w:p>
+      <w:pPr>
+        <w:pStyle w:val="SourceCode"/>
+        <w:rPr>
+          <w:rStyle w:val="VerbatimChar"/>
+        </w:rPr>
+      </w:pPr>
+      <w:r>
+        <w:rPr/>
+      </w:r>
+    </w:p>
+    <w:p>
+      <w:pPr>
+        <w:pStyle w:val="SourceCode"/>
+        <w:widowControl/>
+        <w:suppressAutoHyphens w:val="true"/>
+        <w:bidi w:val="0"/>
+        <w:spacing w:before="0" w:after="200"/>
+        <w:ind w:hanging="0" w:left="0" w:right="-1080"/>
+        <w:jc w:val="left"/>
+        <w:rPr/>
+      </w:pPr>
+      <w:r>
+        <w:rPr>
+          <w:rStyle w:val="VerbatimChar"/>
+        </w:rPr>
+        <w:t xml:space="preserve">=============[ Switch: </w:t>
+      </w:r>
+      <w:r>
+        <w:rPr>
+          <w:rStyle w:val="VerbatimChar"/>
+        </w:rPr>
+        <w:t>leaf</w:t>
+      </w:r>
+      <w:r>
+        <w:rPr>
+          <w:rStyle w:val="VerbatimChar"/>
+        </w:rPr>
+        <w:t xml:space="preserve"> (10.10.10.2 | SERIAL: 9XMBCLBLMPO) ]=============</w:t>
       </w:r>
       <w:r>
         <w:rPr/>
@@ -4541,7 +4997,7 @@
         <w:pStyle w:val="Compact"/>
         <w:numPr>
           <w:ilvl w:val="0"/>
-          <w:numId w:val="3"/>
+          <w:numId w:val="1"/>
         </w:numPr>
         <w:rPr/>
       </w:pPr>
@@ -4575,7 +5031,7 @@
         <w:pStyle w:val="Compact"/>
         <w:numPr>
           <w:ilvl w:val="0"/>
-          <w:numId w:val="3"/>
+          <w:numId w:val="1"/>
         </w:numPr>
         <w:rPr/>
       </w:pPr>
@@ -4687,7 +5143,7 @@
         <w:pStyle w:val="Compact"/>
         <w:numPr>
           <w:ilvl w:val="0"/>
-          <w:numId w:val="3"/>
+          <w:numId w:val="1"/>
         </w:numPr>
         <w:rPr/>
       </w:pPr>
@@ -4711,7 +5167,7 @@
         <w:pStyle w:val="Compact"/>
         <w:numPr>
           <w:ilvl w:val="0"/>
-          <w:numId w:val="3"/>
+          <w:numId w:val="1"/>
         </w:numPr>
         <w:rPr/>
       </w:pPr>
@@ -4785,7 +5241,7 @@
         <w:pStyle w:val="Compact"/>
         <w:numPr>
           <w:ilvl w:val="0"/>
-          <w:numId w:val="3"/>
+          <w:numId w:val="1"/>
         </w:numPr>
         <w:rPr/>
       </w:pPr>
@@ -4819,7 +5275,7 @@
         <w:pStyle w:val="Compact"/>
         <w:numPr>
           <w:ilvl w:val="1"/>
-          <w:numId w:val="3"/>
+          <w:numId w:val="1"/>
         </w:numPr>
         <w:rPr/>
       </w:pPr>
@@ -4843,7 +5299,7 @@
         <w:pStyle w:val="Compact"/>
         <w:numPr>
           <w:ilvl w:val="0"/>
-          <w:numId w:val="3"/>
+          <w:numId w:val="1"/>
         </w:numPr>
         <w:rPr/>
       </w:pPr>
@@ -6069,244 +6525,6 @@
 <w:numbering xmlns:w="http://schemas.openxmlformats.org/wordprocessingml/2006/main" xmlns:o="urn:schemas-microsoft-com:office:office" xmlns:r="http://schemas.openxmlformats.org/officeDocument/2006/relationships" xmlns:v="urn:schemas-microsoft-com:vml" xmlns:mc="http://schemas.openxmlformats.org/markup-compatibility/2006" xmlns:w14="http://schemas.microsoft.com/office/word/2010/wordml" mc:Ignorable="w14">
   <w:abstractNum w:abstractNumId="1">
     <w:lvl w:ilvl="0">
-      <w:start w:val="1"/>
-      <w:numFmt w:val="decimal"/>
-      <w:lvlText w:val="%1."/>
-      <w:lvlJc w:val="left"/>
-      <w:pPr>
-        <w:tabs>
-          <w:tab w:val="num" w:pos="0"/>
-        </w:tabs>
-        <w:ind w:left="720" w:hanging="480"/>
-      </w:pPr>
-      <w:rPr/>
-    </w:lvl>
-    <w:lvl w:ilvl="1">
-      <w:start w:val="1"/>
-      <w:numFmt w:val="decimal"/>
-      <w:lvlText w:val="%2."/>
-      <w:lvlJc w:val="left"/>
-      <w:pPr>
-        <w:tabs>
-          <w:tab w:val="num" w:pos="0"/>
-        </w:tabs>
-        <w:ind w:left="1440" w:hanging="480"/>
-      </w:pPr>
-      <w:rPr/>
-    </w:lvl>
-    <w:lvl w:ilvl="2">
-      <w:start w:val="1"/>
-      <w:numFmt w:val="decimal"/>
-      <w:lvlText w:val="%3."/>
-      <w:lvlJc w:val="left"/>
-      <w:pPr>
-        <w:tabs>
-          <w:tab w:val="num" w:pos="0"/>
-        </w:tabs>
-        <w:ind w:left="2160" w:hanging="480"/>
-      </w:pPr>
-      <w:rPr/>
-    </w:lvl>
-    <w:lvl w:ilvl="3">
-      <w:start w:val="1"/>
-      <w:numFmt w:val="decimal"/>
-      <w:lvlText w:val="%4."/>
-      <w:lvlJc w:val="left"/>
-      <w:pPr>
-        <w:tabs>
-          <w:tab w:val="num" w:pos="0"/>
-        </w:tabs>
-        <w:ind w:left="2880" w:hanging="480"/>
-      </w:pPr>
-      <w:rPr/>
-    </w:lvl>
-    <w:lvl w:ilvl="4">
-      <w:start w:val="1"/>
-      <w:numFmt w:val="decimal"/>
-      <w:lvlText w:val="%5."/>
-      <w:lvlJc w:val="left"/>
-      <w:pPr>
-        <w:tabs>
-          <w:tab w:val="num" w:pos="0"/>
-        </w:tabs>
-        <w:ind w:left="3600" w:hanging="480"/>
-      </w:pPr>
-      <w:rPr/>
-    </w:lvl>
-    <w:lvl w:ilvl="5">
-      <w:start w:val="1"/>
-      <w:numFmt w:val="decimal"/>
-      <w:lvlText w:val="%6."/>
-      <w:lvlJc w:val="left"/>
-      <w:pPr>
-        <w:tabs>
-          <w:tab w:val="num" w:pos="0"/>
-        </w:tabs>
-        <w:ind w:left="4320" w:hanging="480"/>
-      </w:pPr>
-      <w:rPr/>
-    </w:lvl>
-    <w:lvl w:ilvl="6">
-      <w:start w:val="1"/>
-      <w:numFmt w:val="decimal"/>
-      <w:lvlText w:val="%7."/>
-      <w:lvlJc w:val="left"/>
-      <w:pPr>
-        <w:tabs>
-          <w:tab w:val="num" w:pos="0"/>
-        </w:tabs>
-        <w:ind w:left="5040" w:hanging="480"/>
-      </w:pPr>
-      <w:rPr/>
-    </w:lvl>
-    <w:lvl w:ilvl="7">
-      <w:start w:val="1"/>
-      <w:numFmt w:val="decimal"/>
-      <w:lvlText w:val="%8."/>
-      <w:lvlJc w:val="left"/>
-      <w:pPr>
-        <w:tabs>
-          <w:tab w:val="num" w:pos="0"/>
-        </w:tabs>
-        <w:ind w:left="5760" w:hanging="480"/>
-      </w:pPr>
-      <w:rPr/>
-    </w:lvl>
-    <w:lvl w:ilvl="8">
-      <w:start w:val="1"/>
-      <w:numFmt w:val="decimal"/>
-      <w:lvlText w:val="%9."/>
-      <w:lvlJc w:val="left"/>
-      <w:pPr>
-        <w:tabs>
-          <w:tab w:val="num" w:pos="0"/>
-        </w:tabs>
-        <w:ind w:left="6480" w:hanging="480"/>
-      </w:pPr>
-      <w:rPr/>
-    </w:lvl>
-  </w:abstractNum>
-  <w:abstractNum w:abstractNumId="2">
-    <w:lvl w:ilvl="0">
-      <w:start w:val="4"/>
-      <w:numFmt w:val="decimal"/>
-      <w:lvlText w:val="%1."/>
-      <w:lvlJc w:val="left"/>
-      <w:pPr>
-        <w:tabs>
-          <w:tab w:val="num" w:pos="0"/>
-        </w:tabs>
-        <w:ind w:left="720" w:hanging="480"/>
-      </w:pPr>
-      <w:rPr/>
-    </w:lvl>
-    <w:lvl w:ilvl="1">
-      <w:start w:val="4"/>
-      <w:numFmt w:val="decimal"/>
-      <w:lvlText w:val="%2."/>
-      <w:lvlJc w:val="left"/>
-      <w:pPr>
-        <w:tabs>
-          <w:tab w:val="num" w:pos="0"/>
-        </w:tabs>
-        <w:ind w:left="1440" w:hanging="480"/>
-      </w:pPr>
-      <w:rPr/>
-    </w:lvl>
-    <w:lvl w:ilvl="2">
-      <w:start w:val="4"/>
-      <w:numFmt w:val="decimal"/>
-      <w:lvlText w:val="%3."/>
-      <w:lvlJc w:val="left"/>
-      <w:pPr>
-        <w:tabs>
-          <w:tab w:val="num" w:pos="0"/>
-        </w:tabs>
-        <w:ind w:left="2160" w:hanging="480"/>
-      </w:pPr>
-      <w:rPr/>
-    </w:lvl>
-    <w:lvl w:ilvl="3">
-      <w:start w:val="4"/>
-      <w:numFmt w:val="decimal"/>
-      <w:lvlText w:val="%4."/>
-      <w:lvlJc w:val="left"/>
-      <w:pPr>
-        <w:tabs>
-          <w:tab w:val="num" w:pos="0"/>
-        </w:tabs>
-        <w:ind w:left="2880" w:hanging="480"/>
-      </w:pPr>
-      <w:rPr/>
-    </w:lvl>
-    <w:lvl w:ilvl="4">
-      <w:start w:val="4"/>
-      <w:numFmt w:val="decimal"/>
-      <w:lvlText w:val="%5."/>
-      <w:lvlJc w:val="left"/>
-      <w:pPr>
-        <w:tabs>
-          <w:tab w:val="num" w:pos="0"/>
-        </w:tabs>
-        <w:ind w:left="3600" w:hanging="480"/>
-      </w:pPr>
-      <w:rPr/>
-    </w:lvl>
-    <w:lvl w:ilvl="5">
-      <w:start w:val="4"/>
-      <w:numFmt w:val="decimal"/>
-      <w:lvlText w:val="%6."/>
-      <w:lvlJc w:val="left"/>
-      <w:pPr>
-        <w:tabs>
-          <w:tab w:val="num" w:pos="0"/>
-        </w:tabs>
-        <w:ind w:left="4320" w:hanging="480"/>
-      </w:pPr>
-      <w:rPr/>
-    </w:lvl>
-    <w:lvl w:ilvl="6">
-      <w:start w:val="4"/>
-      <w:numFmt w:val="decimal"/>
-      <w:lvlText w:val="%7."/>
-      <w:lvlJc w:val="left"/>
-      <w:pPr>
-        <w:tabs>
-          <w:tab w:val="num" w:pos="0"/>
-        </w:tabs>
-        <w:ind w:left="5040" w:hanging="480"/>
-      </w:pPr>
-      <w:rPr/>
-    </w:lvl>
-    <w:lvl w:ilvl="7">
-      <w:start w:val="4"/>
-      <w:numFmt w:val="decimal"/>
-      <w:lvlText w:val="%8."/>
-      <w:lvlJc w:val="left"/>
-      <w:pPr>
-        <w:tabs>
-          <w:tab w:val="num" w:pos="0"/>
-        </w:tabs>
-        <w:ind w:left="5760" w:hanging="480"/>
-      </w:pPr>
-      <w:rPr/>
-    </w:lvl>
-    <w:lvl w:ilvl="8">
-      <w:start w:val="4"/>
-      <w:numFmt w:val="decimal"/>
-      <w:lvlText w:val="%9."/>
-      <w:lvlJc w:val="left"/>
-      <w:pPr>
-        <w:tabs>
-          <w:tab w:val="num" w:pos="0"/>
-        </w:tabs>
-        <w:ind w:left="6480" w:hanging="480"/>
-      </w:pPr>
-      <w:rPr/>
-    </w:lvl>
-  </w:abstractNum>
-  <w:abstractNum w:abstractNumId="3">
-    <w:lvl w:ilvl="0">
       <w:numFmt w:val="bullet"/>
       <w:lvlText w:val=""/>
       <w:lvlJc w:val="left"/>
@@ -6439,6 +6657,244 @@
       <w:rPr>
         <w:rFonts w:ascii="Symbol" w:hAnsi="Symbol" w:cs="Symbol" w:hint="default"/>
       </w:rPr>
+    </w:lvl>
+  </w:abstractNum>
+  <w:abstractNum w:abstractNumId="2">
+    <w:lvl w:ilvl="0">
+      <w:start w:val="1"/>
+      <w:numFmt w:val="decimal"/>
+      <w:lvlText w:val="%1."/>
+      <w:lvlJc w:val="left"/>
+      <w:pPr>
+        <w:tabs>
+          <w:tab w:val="num" w:pos="0"/>
+        </w:tabs>
+        <w:ind w:left="720" w:hanging="480"/>
+      </w:pPr>
+      <w:rPr/>
+    </w:lvl>
+    <w:lvl w:ilvl="1">
+      <w:start w:val="1"/>
+      <w:numFmt w:val="decimal"/>
+      <w:lvlText w:val="%2."/>
+      <w:lvlJc w:val="left"/>
+      <w:pPr>
+        <w:tabs>
+          <w:tab w:val="num" w:pos="0"/>
+        </w:tabs>
+        <w:ind w:left="1440" w:hanging="480"/>
+      </w:pPr>
+      <w:rPr/>
+    </w:lvl>
+    <w:lvl w:ilvl="2">
+      <w:start w:val="1"/>
+      <w:numFmt w:val="decimal"/>
+      <w:lvlText w:val="%3."/>
+      <w:lvlJc w:val="left"/>
+      <w:pPr>
+        <w:tabs>
+          <w:tab w:val="num" w:pos="0"/>
+        </w:tabs>
+        <w:ind w:left="2160" w:hanging="480"/>
+      </w:pPr>
+      <w:rPr/>
+    </w:lvl>
+    <w:lvl w:ilvl="3">
+      <w:start w:val="1"/>
+      <w:numFmt w:val="decimal"/>
+      <w:lvlText w:val="%4."/>
+      <w:lvlJc w:val="left"/>
+      <w:pPr>
+        <w:tabs>
+          <w:tab w:val="num" w:pos="0"/>
+        </w:tabs>
+        <w:ind w:left="2880" w:hanging="480"/>
+      </w:pPr>
+      <w:rPr/>
+    </w:lvl>
+    <w:lvl w:ilvl="4">
+      <w:start w:val="1"/>
+      <w:numFmt w:val="decimal"/>
+      <w:lvlText w:val="%5."/>
+      <w:lvlJc w:val="left"/>
+      <w:pPr>
+        <w:tabs>
+          <w:tab w:val="num" w:pos="0"/>
+        </w:tabs>
+        <w:ind w:left="3600" w:hanging="480"/>
+      </w:pPr>
+      <w:rPr/>
+    </w:lvl>
+    <w:lvl w:ilvl="5">
+      <w:start w:val="1"/>
+      <w:numFmt w:val="decimal"/>
+      <w:lvlText w:val="%6."/>
+      <w:lvlJc w:val="left"/>
+      <w:pPr>
+        <w:tabs>
+          <w:tab w:val="num" w:pos="0"/>
+        </w:tabs>
+        <w:ind w:left="4320" w:hanging="480"/>
+      </w:pPr>
+      <w:rPr/>
+    </w:lvl>
+    <w:lvl w:ilvl="6">
+      <w:start w:val="1"/>
+      <w:numFmt w:val="decimal"/>
+      <w:lvlText w:val="%7."/>
+      <w:lvlJc w:val="left"/>
+      <w:pPr>
+        <w:tabs>
+          <w:tab w:val="num" w:pos="0"/>
+        </w:tabs>
+        <w:ind w:left="5040" w:hanging="480"/>
+      </w:pPr>
+      <w:rPr/>
+    </w:lvl>
+    <w:lvl w:ilvl="7">
+      <w:start w:val="1"/>
+      <w:numFmt w:val="decimal"/>
+      <w:lvlText w:val="%8."/>
+      <w:lvlJc w:val="left"/>
+      <w:pPr>
+        <w:tabs>
+          <w:tab w:val="num" w:pos="0"/>
+        </w:tabs>
+        <w:ind w:left="5760" w:hanging="480"/>
+      </w:pPr>
+      <w:rPr/>
+    </w:lvl>
+    <w:lvl w:ilvl="8">
+      <w:start w:val="1"/>
+      <w:numFmt w:val="decimal"/>
+      <w:lvlText w:val="%9."/>
+      <w:lvlJc w:val="left"/>
+      <w:pPr>
+        <w:tabs>
+          <w:tab w:val="num" w:pos="0"/>
+        </w:tabs>
+        <w:ind w:left="6480" w:hanging="480"/>
+      </w:pPr>
+      <w:rPr/>
+    </w:lvl>
+  </w:abstractNum>
+  <w:abstractNum w:abstractNumId="3">
+    <w:lvl w:ilvl="0">
+      <w:start w:val="4"/>
+      <w:numFmt w:val="decimal"/>
+      <w:lvlText w:val="%1."/>
+      <w:lvlJc w:val="left"/>
+      <w:pPr>
+        <w:tabs>
+          <w:tab w:val="num" w:pos="0"/>
+        </w:tabs>
+        <w:ind w:left="720" w:hanging="480"/>
+      </w:pPr>
+      <w:rPr/>
+    </w:lvl>
+    <w:lvl w:ilvl="1">
+      <w:start w:val="4"/>
+      <w:numFmt w:val="decimal"/>
+      <w:lvlText w:val="%2."/>
+      <w:lvlJc w:val="left"/>
+      <w:pPr>
+        <w:tabs>
+          <w:tab w:val="num" w:pos="0"/>
+        </w:tabs>
+        <w:ind w:left="1440" w:hanging="480"/>
+      </w:pPr>
+      <w:rPr/>
+    </w:lvl>
+    <w:lvl w:ilvl="2">
+      <w:start w:val="4"/>
+      <w:numFmt w:val="decimal"/>
+      <w:lvlText w:val="%3."/>
+      <w:lvlJc w:val="left"/>
+      <w:pPr>
+        <w:tabs>
+          <w:tab w:val="num" w:pos="0"/>
+        </w:tabs>
+        <w:ind w:left="2160" w:hanging="480"/>
+      </w:pPr>
+      <w:rPr/>
+    </w:lvl>
+    <w:lvl w:ilvl="3">
+      <w:start w:val="4"/>
+      <w:numFmt w:val="decimal"/>
+      <w:lvlText w:val="%4."/>
+      <w:lvlJc w:val="left"/>
+      <w:pPr>
+        <w:tabs>
+          <w:tab w:val="num" w:pos="0"/>
+        </w:tabs>
+        <w:ind w:left="2880" w:hanging="480"/>
+      </w:pPr>
+      <w:rPr/>
+    </w:lvl>
+    <w:lvl w:ilvl="4">
+      <w:start w:val="4"/>
+      <w:numFmt w:val="decimal"/>
+      <w:lvlText w:val="%5."/>
+      <w:lvlJc w:val="left"/>
+      <w:pPr>
+        <w:tabs>
+          <w:tab w:val="num" w:pos="0"/>
+        </w:tabs>
+        <w:ind w:left="3600" w:hanging="480"/>
+      </w:pPr>
+      <w:rPr/>
+    </w:lvl>
+    <w:lvl w:ilvl="5">
+      <w:start w:val="4"/>
+      <w:numFmt w:val="decimal"/>
+      <w:lvlText w:val="%6."/>
+      <w:lvlJc w:val="left"/>
+      <w:pPr>
+        <w:tabs>
+          <w:tab w:val="num" w:pos="0"/>
+        </w:tabs>
+        <w:ind w:left="4320" w:hanging="480"/>
+      </w:pPr>
+      <w:rPr/>
+    </w:lvl>
+    <w:lvl w:ilvl="6">
+      <w:start w:val="4"/>
+      <w:numFmt w:val="decimal"/>
+      <w:lvlText w:val="%7."/>
+      <w:lvlJc w:val="left"/>
+      <w:pPr>
+        <w:tabs>
+          <w:tab w:val="num" w:pos="0"/>
+        </w:tabs>
+        <w:ind w:left="5040" w:hanging="480"/>
+      </w:pPr>
+      <w:rPr/>
+    </w:lvl>
+    <w:lvl w:ilvl="7">
+      <w:start w:val="4"/>
+      <w:numFmt w:val="decimal"/>
+      <w:lvlText w:val="%8."/>
+      <w:lvlJc w:val="left"/>
+      <w:pPr>
+        <w:tabs>
+          <w:tab w:val="num" w:pos="0"/>
+        </w:tabs>
+        <w:ind w:left="5760" w:hanging="480"/>
+      </w:pPr>
+      <w:rPr/>
+    </w:lvl>
+    <w:lvl w:ilvl="8">
+      <w:start w:val="4"/>
+      <w:numFmt w:val="decimal"/>
+      <w:lvlText w:val="%9."/>
+      <w:lvlJc w:val="left"/>
+      <w:pPr>
+        <w:tabs>
+          <w:tab w:val="num" w:pos="0"/>
+        </w:tabs>
+        <w:ind w:left="6480" w:hanging="480"/>
+      </w:pPr>
+      <w:rPr/>
     </w:lvl>
   </w:abstractNum>
   <w:abstractNum w:abstractNumId="4">
@@ -8108,16 +8564,15 @@
     <w:qFormat/>
     <w:rPr/>
   </w:style>
-  <w:style w:type="character" w:styleId="FootnoteCharactersuser">
-    <w:name w:val="Footnote Characters (user)"/>
-    <w:basedOn w:val="BodyTextChar"/>
+  <w:style w:type="character" w:styleId="FootnoteCharacters">
+    <w:name w:val="Footnote Characters"/>
     <w:qFormat/>
     <w:rPr>
       <w:vertAlign w:val="superscript"/>
     </w:rPr>
   </w:style>
-  <w:style w:type="character" w:styleId="FootnoteCharacters">
-    <w:name w:val="Footnote Characters"/>
+  <w:style w:type="character" w:styleId="FootnoteCharactersuser">
+    <w:name w:val="Footnote Characters (user)"/>
     <w:qFormat/>
     <w:rPr>
       <w:vertAlign w:val="superscript"/>

--- a/README.docx
+++ b/README.docx
@@ -2465,6 +2465,28 @@
           <w:rStyle w:val="VerbatimChar"/>
         </w:rPr>
         <w:t>SWITCH_PASSWORD="mot_de_passe"</w:t>
+        <w:br/>
+        <w:t>NDFC_URL="</w:t>
+      </w:r>
+      <w:hyperlink r:id="rId7">
+        <w:r>
+          <w:rPr>
+            <w:rStyle w:val="Hyperlink"/>
+            <w:rFonts w:ascii="Consolas" w:hAnsi="Consolas"/>
+            <w:sz w:val="22"/>
+          </w:rPr>
+          <w:t>https://ip_ndfc</w:t>
+        </w:r>
+      </w:hyperlink>
+      <w:r>
+        <w:rPr>
+          <w:rStyle w:val="VerbatimChar"/>
+        </w:rPr>
+        <w:t>"</w:t>
+        <w:br/>
+        <w:t>NDFC_USER="nom_NDFC"</w:t>
+        <w:br/>
+        <w:t>NDFC_PASSWORD="mot_de_passe_NDFC"</w:t>
       </w:r>
     </w:p>
     <w:p>
@@ -3491,19 +3513,7 @@
         <w:rPr>
           <w:rStyle w:val="VerbatimChar"/>
         </w:rPr>
-        <w:t xml:space="preserve">=============[ Switch: </w:t>
-      </w:r>
-      <w:r>
-        <w:rPr>
-          <w:rStyle w:val="VerbatimChar"/>
-        </w:rPr>
-        <w:t>spine</w:t>
-      </w:r>
-      <w:r>
-        <w:rPr>
-          <w:rStyle w:val="VerbatimChar"/>
-        </w:rPr>
-        <w:t xml:space="preserve"> (10.10.10.1 | SERIAL: 9XMBCLBQDFX) ]=============</w:t>
+        <w:t>=============[ Switch: spine (10.10.10.1 | SERIAL: 9XMBCLBQDFX) ]=============</w:t>
       </w:r>
     </w:p>
     <w:p>
@@ -3658,7 +3668,7 @@
         <w:rPr>
           <w:rStyle w:val="VerbatimChar"/>
         </w:rPr>
-        <w:t>There are no interfaces that are disabled due to an error</w:t>
+        <w:t>&gt; The following transceivers show hardware issues:</w:t>
       </w:r>
     </w:p>
     <w:p>
@@ -3670,12 +3680,14 @@
         <w:spacing w:before="0" w:after="200"/>
         <w:ind w:hanging="0" w:left="0" w:right="-900"/>
         <w:jc w:val="left"/>
-        <w:rPr>
-          <w:rStyle w:val="VerbatimChar"/>
-        </w:rPr>
-      </w:pPr>
-      <w:r>
-        <w:rPr/>
+        <w:rPr/>
+      </w:pPr>
+      <w:r>
+        <w:rPr>
+          <w:rStyle w:val="VerbatimChar"/>
+        </w:rPr>
+        <w:tab/>
+        <w:t>- Interface: Ethernet1/2</w:t>
       </w:r>
     </w:p>
     <w:p>
@@ -3693,7 +3705,9 @@
         <w:rPr>
           <w:rStyle w:val="VerbatimChar"/>
         </w:rPr>
-        <w:t>&gt; The following transceivers show hardware issues:</w:t>
+        <w:tab/>
+        <w:tab/>
+        <w:t>+ ALERT: Transceiver current exceeded the threshold ! (0.0 &lt; 2.0)</w:t>
       </w:r>
     </w:p>
     <w:p>
@@ -3712,7 +3726,8 @@
           <w:rStyle w:val="VerbatimChar"/>
         </w:rPr>
         <w:tab/>
-        <w:t>- Interface: Ethernet1/2</w:t>
+        <w:tab/>
+        <w:t>+ CRITICAL: Lane 1 is not plugged in !!!</w:t>
       </w:r>
     </w:p>
     <w:p>
@@ -3732,7 +3747,7 @@
         </w:rPr>
         <w:tab/>
         <w:tab/>
-        <w:t>+ ALERT: Transceiver current exceeded the threshold ! (0.0 &lt; 2.0)</w:t>
+        <w:t>+ CRITICAL: Lane 2 is not plugged in !!!</w:t>
       </w:r>
     </w:p>
     <w:p>
@@ -3752,7 +3767,7 @@
         </w:rPr>
         <w:tab/>
         <w:tab/>
-        <w:t>+ CRITICAL: Lane 1 is not plugged in !!!</w:t>
+        <w:t>+ CRITICAL: Lane 3 is not plugged in !!!</w:t>
       </w:r>
     </w:p>
     <w:p>
@@ -3772,7 +3787,7 @@
         </w:rPr>
         <w:tab/>
         <w:tab/>
-        <w:t>+ CRITICAL: Lane 2 is not plugged in !!!</w:t>
+        <w:t>+ CRITICAL: Lane 4 is not plugged in !!!</w:t>
       </w:r>
     </w:p>
     <w:p>
@@ -3784,15 +3799,12 @@
         <w:spacing w:before="0" w:after="200"/>
         <w:ind w:hanging="0" w:left="0" w:right="-900"/>
         <w:jc w:val="left"/>
-        <w:rPr/>
-      </w:pPr>
-      <w:r>
-        <w:rPr>
-          <w:rStyle w:val="VerbatimChar"/>
-        </w:rPr>
-        <w:tab/>
-        <w:tab/>
-        <w:t>+ CRITICAL: Lane 3 is not plugged in !!!</w:t>
+        <w:rPr>
+          <w:rStyle w:val="VerbatimChar"/>
+        </w:rPr>
+      </w:pPr>
+      <w:r>
+        <w:rPr/>
       </w:r>
     </w:p>
     <w:p>
@@ -3811,8 +3823,7 @@
           <w:rStyle w:val="VerbatimChar"/>
         </w:rPr>
         <w:tab/>
-        <w:tab/>
-        <w:t>+ CRITICAL: Lane 4 is not plugged in !!!</w:t>
+        <w:t>- Interface: Ethernet1/3</w:t>
       </w:r>
     </w:p>
     <w:p>
@@ -3824,12 +3835,15 @@
         <w:spacing w:before="0" w:after="200"/>
         <w:ind w:hanging="0" w:left="0" w:right="-900"/>
         <w:jc w:val="left"/>
-        <w:rPr>
-          <w:rStyle w:val="VerbatimChar"/>
-        </w:rPr>
-      </w:pPr>
-      <w:r>
-        <w:rPr/>
+        <w:rPr/>
+      </w:pPr>
+      <w:r>
+        <w:rPr>
+          <w:rStyle w:val="VerbatimChar"/>
+        </w:rPr>
+        <w:tab/>
+        <w:tab/>
+        <w:t>+ ALERT: Transceiver temperature exceeded the threshold ! (67.0°C &gt; 65.0°C)</w:t>
       </w:r>
     </w:p>
     <w:p>
@@ -3848,7 +3862,8 @@
           <w:rStyle w:val="VerbatimChar"/>
         </w:rPr>
         <w:tab/>
-        <w:t>- Interface: Ethernet1/3</w:t>
+        <w:tab/>
+        <w:t>+ ALERT: Transceiver current exceeded the threshold ! (0.0 &lt; 2.0)</w:t>
       </w:r>
     </w:p>
     <w:p>
@@ -3868,7 +3883,7 @@
         </w:rPr>
         <w:tab/>
         <w:tab/>
-        <w:t>+ ALERT: Transceiver temperature exceeded the threshold ! (67.0°C &gt; 65.0°C)</w:t>
+        <w:t>+ CRITICAL: Lane 1 is not plugged in !!!</w:t>
       </w:r>
     </w:p>
     <w:p>
@@ -3888,7 +3903,7 @@
         </w:rPr>
         <w:tab/>
         <w:tab/>
-        <w:t>+ ALERT: Transceiver current exceeded the threshold ! (0.0 &lt; 2.0)</w:t>
+        <w:t>+ CRITICAL: Lane 2 is not plugged in !!!</w:t>
       </w:r>
     </w:p>
     <w:p>
@@ -3908,7 +3923,7 @@
         </w:rPr>
         <w:tab/>
         <w:tab/>
-        <w:t>+ CRITICAL: Lane 1 is not plugged in !!!</w:t>
+        <w:t>+ CRITICAL: Lane 3 is not plugged in !!!</w:t>
       </w:r>
     </w:p>
     <w:p>
@@ -3928,7 +3943,7 @@
         </w:rPr>
         <w:tab/>
         <w:tab/>
-        <w:t>+ CRITICAL: Lane 2 is not plugged in !!!</w:t>
+        <w:t>+ CRITICAL: Lane 4 is not plugged in !!!</w:t>
       </w:r>
     </w:p>
     <w:p>
@@ -3940,15 +3955,12 @@
         <w:spacing w:before="0" w:after="200"/>
         <w:ind w:hanging="0" w:left="0" w:right="-900"/>
         <w:jc w:val="left"/>
-        <w:rPr/>
-      </w:pPr>
-      <w:r>
-        <w:rPr>
-          <w:rStyle w:val="VerbatimChar"/>
-        </w:rPr>
-        <w:tab/>
-        <w:tab/>
-        <w:t>+ CRITICAL: Lane 3 is not plugged in !!!</w:t>
+        <w:rPr>
+          <w:rStyle w:val="VerbatimChar"/>
+        </w:rPr>
+      </w:pPr>
+      <w:r>
+        <w:rPr/>
       </w:r>
     </w:p>
     <w:p>
@@ -3967,8 +3979,7 @@
           <w:rStyle w:val="VerbatimChar"/>
         </w:rPr>
         <w:tab/>
-        <w:tab/>
-        <w:t>+ CRITICAL: Lane 4 is not plugged in !!!</w:t>
+        <w:t>- Interface: Ethernet1/23</w:t>
       </w:r>
     </w:p>
     <w:p>
@@ -3980,12 +3991,15 @@
         <w:spacing w:before="0" w:after="200"/>
         <w:ind w:hanging="0" w:left="0" w:right="-900"/>
         <w:jc w:val="left"/>
-        <w:rPr>
-          <w:rStyle w:val="VerbatimChar"/>
-        </w:rPr>
-      </w:pPr>
-      <w:r>
-        <w:rPr/>
+        <w:rPr/>
+      </w:pPr>
+      <w:r>
+        <w:rPr>
+          <w:rStyle w:val="VerbatimChar"/>
+        </w:rPr>
+        <w:tab/>
+        <w:tab/>
+        <w:t>+ WARN: Transceiver voltage exceeded the threshold ! (3.48 &gt; 3.46)</w:t>
       </w:r>
     </w:p>
     <w:p>
@@ -4004,7 +4018,8 @@
           <w:rStyle w:val="VerbatimChar"/>
         </w:rPr>
         <w:tab/>
-        <w:t>- Interface: Ethernet1/23</w:t>
+        <w:tab/>
+        <w:t>+ ALERT: Transceiver current exceeded the threshold ! (11.0 &gt; 10.0)</w:t>
       </w:r>
     </w:p>
     <w:p>
@@ -4024,7 +4039,7 @@
         </w:rPr>
         <w:tab/>
         <w:tab/>
-        <w:t>+ WARN: Transceiver voltage exceeded the threshold ! (3.48 &gt; 3.46)</w:t>
+        <w:t>+ WARN: Lane 1 transfer power has exceeded the threshold ! (-7.02 &lt; -6.0)</w:t>
       </w:r>
     </w:p>
     <w:p>
@@ -4044,7 +4059,7 @@
         </w:rPr>
         <w:tab/>
         <w:tab/>
-        <w:t>+ ALERT: Transceiver current exceeded the threshold ! (11.0 &gt; 10.0)</w:t>
+        <w:t>+ ALERT: Lane 2 receive power has exceeded the threshold ! (7.0 &gt; 6.99)</w:t>
       </w:r>
     </w:p>
     <w:p>
@@ -4056,15 +4071,12 @@
         <w:spacing w:before="0" w:after="200"/>
         <w:ind w:hanging="0" w:left="0" w:right="-900"/>
         <w:jc w:val="left"/>
-        <w:rPr/>
-      </w:pPr>
-      <w:r>
-        <w:rPr>
-          <w:rStyle w:val="VerbatimChar"/>
-        </w:rPr>
-        <w:tab/>
-        <w:tab/>
-        <w:t>+ WARN: Lane 1 transfer power has exceeded the threshold ! (-7.02 &lt; -6.0)</w:t>
+        <w:rPr>
+          <w:rStyle w:val="VerbatimChar"/>
+        </w:rPr>
+      </w:pPr>
+      <w:r>
+        <w:rPr/>
       </w:r>
     </w:p>
     <w:p>
@@ -4082,9 +4094,7 @@
         <w:rPr>
           <w:rStyle w:val="VerbatimChar"/>
         </w:rPr>
-        <w:tab/>
-        <w:tab/>
-        <w:t>+ ALERT: Lane 2 receive power has exceeded the threshold ! (7.0 &gt; 6.99)</w:t>
+        <w:t>&gt; The following interfaces shows additional cRC or Align errors compared to the last check</w:t>
       </w:r>
     </w:p>
     <w:p>
@@ -4096,12 +4106,14 @@
         <w:spacing w:before="0" w:after="200"/>
         <w:ind w:hanging="0" w:left="0" w:right="-900"/>
         <w:jc w:val="left"/>
-        <w:rPr>
-          <w:rStyle w:val="VerbatimChar"/>
-        </w:rPr>
-      </w:pPr>
-      <w:r>
-        <w:rPr/>
+        <w:rPr/>
+      </w:pPr>
+      <w:r>
+        <w:rPr>
+          <w:rStyle w:val="VerbatimChar"/>
+        </w:rPr>
+        <w:tab/>
+        <w:t>- eth1/97 shows 3 new errors (now 61, was 58)</w:t>
       </w:r>
     </w:p>
     <w:p>
@@ -4119,7 +4131,8 @@
         <w:rPr>
           <w:rStyle w:val="VerbatimChar"/>
         </w:rPr>
-        <w:t>&gt; The following interfaces shows additional cRC or Align errors compared to the last check</w:t>
+        <w:tab/>
+        <w:t>- CRITICAL: eth1/99 shows 15 new errors (now 15, was 0)</w:t>
       </w:r>
     </w:p>
     <w:p>
@@ -4138,7 +4151,7 @@
           <w:rStyle w:val="VerbatimChar"/>
         </w:rPr>
         <w:tab/>
-        <w:t>- eth1/97 shows 3 new errors (now 61, was 58)</w:t>
+        <w:t>- eth1/102 shows 2 new errors (now 4, was 2)</w:t>
       </w:r>
     </w:p>
     <w:p>
@@ -4157,7 +4170,7 @@
           <w:rStyle w:val="VerbatimChar"/>
         </w:rPr>
         <w:tab/>
-        <w:t>- CRITICAL: eth1/99 shows 15 new errors (now 15, was 0)</w:t>
+        <w:t>- CRITICAL: eth1/103 shows 20 new errors (now 20, was 34 and reset since)</w:t>
       </w:r>
     </w:p>
     <w:p>
@@ -4169,14 +4182,12 @@
         <w:spacing w:before="0" w:after="200"/>
         <w:ind w:hanging="0" w:left="0" w:right="-900"/>
         <w:jc w:val="left"/>
-        <w:rPr/>
-      </w:pPr>
-      <w:r>
-        <w:rPr>
-          <w:rStyle w:val="VerbatimChar"/>
-        </w:rPr>
-        <w:tab/>
-        <w:t>- eth1/102 shows 2 new errors (now 4, was 2)</w:t>
+        <w:rPr>
+          <w:rStyle w:val="VerbatimChar"/>
+        </w:rPr>
+      </w:pPr>
+      <w:r>
+        <w:rPr/>
       </w:r>
     </w:p>
     <w:p>
@@ -4194,42 +4205,6 @@
         <w:rPr>
           <w:rStyle w:val="VerbatimChar"/>
         </w:rPr>
-        <w:tab/>
-        <w:t>- CRITICAL: eth1/103 shows 20 new errors (now 20, was 34 and reset since)</w:t>
-      </w:r>
-    </w:p>
-    <w:p>
-      <w:pPr>
-        <w:pStyle w:val="SourceCode"/>
-        <w:widowControl/>
-        <w:suppressAutoHyphens w:val="true"/>
-        <w:bidi w:val="0"/>
-        <w:spacing w:before="0" w:after="200"/>
-        <w:ind w:hanging="0" w:left="0" w:right="-900"/>
-        <w:jc w:val="left"/>
-        <w:rPr>
-          <w:rStyle w:val="VerbatimChar"/>
-        </w:rPr>
-      </w:pPr>
-      <w:r>
-        <w:rPr/>
-      </w:r>
-    </w:p>
-    <w:p>
-      <w:pPr>
-        <w:pStyle w:val="SourceCode"/>
-        <w:widowControl/>
-        <w:suppressAutoHyphens w:val="true"/>
-        <w:bidi w:val="0"/>
-        <w:spacing w:before="0" w:after="200"/>
-        <w:ind w:hanging="0" w:left="0" w:right="-900"/>
-        <w:jc w:val="left"/>
-        <w:rPr/>
-      </w:pPr>
-      <w:r>
-        <w:rPr>
-          <w:rStyle w:val="VerbatimChar"/>
-        </w:rPr>
         <w:t>================================================</w:t>
       </w:r>
     </w:p>
@@ -4259,19 +4234,7 @@
         <w:rPr>
           <w:rStyle w:val="VerbatimChar"/>
         </w:rPr>
-        <w:t xml:space="preserve">=============[ Switch: </w:t>
-      </w:r>
-      <w:r>
-        <w:rPr>
-          <w:rStyle w:val="VerbatimChar"/>
-        </w:rPr>
-        <w:t>leaf</w:t>
-      </w:r>
-      <w:r>
-        <w:rPr>
-          <w:rStyle w:val="VerbatimChar"/>
-        </w:rPr>
-        <w:t xml:space="preserve"> (10.10.10.2 | SERIAL: 9XMBCLBLMPO) ]=============</w:t>
+        <w:t>=============[ Switch: leaf (10.10.10.2 | SERIAL: 9XMBCLBLMPO) ]=============</w:t>
       </w:r>
       <w:r>
         <w:rPr/>
@@ -4340,7 +4303,7 @@
                     </pic:cNvPicPr>
                   </pic:nvPicPr>
                   <pic:blipFill>
-                    <a:blip r:embed="rId7"/>
+                    <a:blip r:embed="rId8"/>
                     <a:stretch>
                       <a:fillRect/>
                     </a:stretch>
@@ -4385,7 +4348,7 @@
         <w:rPr/>
         <w:t xml:space="preserve">Pour développer, il est recommandé d’utiliser </w:t>
       </w:r>
-      <w:hyperlink r:id="rId8">
+      <w:hyperlink r:id="rId9">
         <w:r>
           <w:rPr>
             <w:rStyle w:val="Hyperlink"/>
@@ -4949,7 +4912,7 @@
         <w:rPr/>
         <w:t xml:space="preserve">Avec </w:t>
       </w:r>
-      <w:hyperlink r:id="rId9">
+      <w:hyperlink r:id="rId10">
         <w:r>
           <w:rPr>
             <w:rStyle w:val="Hyperlink"/>
@@ -5223,7 +5186,7 @@
         <w:rPr/>
         <w:t xml:space="preserve">La bibliothèque Python native </w:t>
       </w:r>
-      <w:hyperlink r:id="rId10">
+      <w:hyperlink r:id="rId11">
         <w:r>
           <w:rPr>
             <w:rStyle w:val="Hyperlink"/>
@@ -8564,15 +8527,15 @@
     <w:qFormat/>
     <w:rPr/>
   </w:style>
-  <w:style w:type="character" w:styleId="FootnoteCharacters">
-    <w:name w:val="Footnote Characters"/>
+  <w:style w:type="character" w:styleId="FootnoteCharactersuser">
+    <w:name w:val="Footnote Characters (user)"/>
     <w:qFormat/>
     <w:rPr>
       <w:vertAlign w:val="superscript"/>
     </w:rPr>
   </w:style>
-  <w:style w:type="character" w:styleId="FootnoteCharactersuser">
-    <w:name w:val="Footnote Characters (user)"/>
+  <w:style w:type="character" w:styleId="FootnoteCharacters">
+    <w:name w:val="Footnote Characters"/>
     <w:qFormat/>
     <w:rPr>
       <w:vertAlign w:val="superscript"/>

--- a/README.docx
+++ b/README.docx
@@ -53,7 +53,7 @@
         <w:pStyle w:val="Compact"/>
         <w:numPr>
           <w:ilvl w:val="0"/>
-          <w:numId w:val="15"/>
+          <w:numId w:val="20"/>
         </w:numPr>
         <w:rPr/>
       </w:pPr>
@@ -67,7 +67,7 @@
         <w:pStyle w:val="Compact"/>
         <w:numPr>
           <w:ilvl w:val="0"/>
-          <w:numId w:val="4"/>
+          <w:numId w:val="1"/>
         </w:numPr>
         <w:rPr/>
       </w:pPr>
@@ -81,7 +81,7 @@
         <w:pStyle w:val="Compact"/>
         <w:numPr>
           <w:ilvl w:val="0"/>
-          <w:numId w:val="4"/>
+          <w:numId w:val="1"/>
         </w:numPr>
         <w:rPr/>
       </w:pPr>
@@ -107,7 +107,7 @@
         <w:pStyle w:val="Compact"/>
         <w:numPr>
           <w:ilvl w:val="0"/>
-          <w:numId w:val="16"/>
+          <w:numId w:val="21"/>
         </w:numPr>
         <w:rPr/>
       </w:pPr>
@@ -131,7 +131,7 @@
         <w:pStyle w:val="Compact"/>
         <w:numPr>
           <w:ilvl w:val="0"/>
-          <w:numId w:val="5"/>
+          <w:numId w:val="2"/>
         </w:numPr>
         <w:rPr/>
       </w:pPr>
@@ -155,7 +155,7 @@
         <w:pStyle w:val="Compact"/>
         <w:numPr>
           <w:ilvl w:val="0"/>
-          <w:numId w:val="5"/>
+          <w:numId w:val="2"/>
         </w:numPr>
         <w:rPr/>
       </w:pPr>
@@ -221,7 +221,7 @@
         <w:pStyle w:val="Compact"/>
         <w:numPr>
           <w:ilvl w:val="0"/>
-          <w:numId w:val="17"/>
+          <w:numId w:val="22"/>
         </w:numPr>
         <w:rPr/>
       </w:pPr>
@@ -730,7 +730,47 @@
       </w:pPr>
       <w:r>
         <w:rPr/>
-        <w:t xml:space="preserve">Il existe deux types d’API : - NXCLI, qui permet d’envoyer des commandes CLI au switch et de recevoir la réponse. &gt; Mais cette API est lente et demande une authentification à chaque commande. - NXREST, une API REST qui permet de vérifier l’état du switch et de modifier certaines configurations. &gt; Ces requêtes sont rapides et pratiques pour le monitoring. </w:t>
+        <w:t>Il existe deux types d’API :</w:t>
+      </w:r>
+    </w:p>
+    <w:p>
+      <w:pPr>
+        <w:pStyle w:val="BodyText"/>
+        <w:rPr/>
+      </w:pPr>
+      <w:r>
+        <w:rPr/>
+        <w:t xml:space="preserve">- NXCLI, qui permet d’envoyer des commandes CLI au switch et de recevoir la réponse. </w:t>
+      </w:r>
+    </w:p>
+    <w:p>
+      <w:pPr>
+        <w:pStyle w:val="BodyText"/>
+        <w:rPr/>
+      </w:pPr>
+      <w:r>
+        <w:rPr/>
+        <w:t xml:space="preserve">&gt; Mais cette API est lente et demande une authentification à chaque commande. </w:t>
+      </w:r>
+    </w:p>
+    <w:p>
+      <w:pPr>
+        <w:pStyle w:val="BodyText"/>
+        <w:rPr/>
+      </w:pPr>
+      <w:r>
+        <w:rPr/>
+        <w:t xml:space="preserve">- NXREST, une API REST qui permet de vérifier l’état du switch et de modifier certaines configurations. </w:t>
+      </w:r>
+    </w:p>
+    <w:p>
+      <w:pPr>
+        <w:pStyle w:val="BodyText"/>
+        <w:rPr/>
+      </w:pPr>
+      <w:r>
+        <w:rPr/>
+        <w:t xml:space="preserve">&gt; Ces requêtes sont rapides et pratiques pour le monitoring. </w:t>
       </w:r>
       <w:r>
         <w:rPr>
@@ -739,9 +779,15 @@
         </w:rPr>
         <w:t>On utilise cette API en priorité.</w:t>
       </w:r>
-      <w:r>
-        <w:rPr/>
-        <w:t xml:space="preserve"> &gt; L’API REST ne permet pas de sauvegarder la running-config et de correctement évaluer les niveaux optiques.</w:t>
+    </w:p>
+    <w:p>
+      <w:pPr>
+        <w:pStyle w:val="BodyText"/>
+        <w:rPr/>
+      </w:pPr>
+      <w:r>
+        <w:rPr/>
+        <w:t>&gt; L’API REST ne permet pas de sauvegarder la running-config et de correctement évaluer les niveaux optiques.</w:t>
       </w:r>
     </w:p>
     <w:p>
@@ -1154,7 +1200,17 @@
       </w:r>
       <w:r>
         <w:rPr/>
-        <w:t xml:space="preserve"> accessibles via NXAPI-REST, permettant de récupérer des données du switch : - </w:t>
+        <w:t xml:space="preserve"> accessibles via NXAPI-REST, permettant de récupérer des données du switch : </w:t>
+      </w:r>
+    </w:p>
+    <w:p>
+      <w:pPr>
+        <w:pStyle w:val="FirstParagraph"/>
+        <w:rPr/>
+      </w:pPr>
+      <w:r>
+        <w:rPr/>
+        <w:t xml:space="preserve">- </w:t>
       </w:r>
       <w:r>
         <w:rPr>
@@ -1164,7 +1220,17 @@
       </w:r>
       <w:r>
         <w:rPr/>
-        <w:t xml:space="preserve"> renvoie les informations du switch, notamment son nom, son uptime, etc. - </w:t>
+        <w:t xml:space="preserve"> renvoie les informations du switch, notamment son nom, son uptime, etc. </w:t>
+      </w:r>
+    </w:p>
+    <w:p>
+      <w:pPr>
+        <w:pStyle w:val="FirstParagraph"/>
+        <w:rPr/>
+      </w:pPr>
+      <w:r>
+        <w:rPr/>
+        <w:t xml:space="preserve">- </w:t>
       </w:r>
       <w:r>
         <w:rPr>
@@ -1196,7 +1262,17 @@
       </w:r>
       <w:r>
         <w:rPr/>
-        <w:t xml:space="preserve"> administrativement et opérationnellement. On peut aussi voir si les interfaces sont en full ou half-duplex. - </w:t>
+        <w:t xml:space="preserve"> administrativement et opérationnellement. On peut aussi voir si les interfaces sont en full ou half-duplex. </w:t>
+      </w:r>
+    </w:p>
+    <w:p>
+      <w:pPr>
+        <w:pStyle w:val="FirstParagraph"/>
+        <w:rPr/>
+      </w:pPr>
+      <w:r>
+        <w:rPr/>
+        <w:t xml:space="preserve">- </w:t>
       </w:r>
       <w:r>
         <w:rPr>
@@ -1296,102 +1372,6 @@
         <w:t>Pour commencer, sélectionnez la méthode NXAPI-REST puis entrez dans le “Model Browser”.</w:t>
       </w:r>
     </w:p>
-    <w:tbl>
-      <w:tblPr>
-        <w:tblStyle w:val="FigureTable"/>
-        <w:tblW w:w="7920" w:type="dxa"/>
-        <w:jc w:val="center"/>
-        <w:tblInd w:w="0" w:type="dxa"/>
-        <w:tblLayout w:type="fixed"/>
-        <w:tblCellMar>
-          <w:top w:w="0" w:type="dxa"/>
-          <w:left w:w="108" w:type="dxa"/>
-          <w:bottom w:w="0" w:type="dxa"/>
-          <w:right w:w="108" w:type="dxa"/>
-        </w:tblCellMar>
-        <w:tblLook w:firstColumn="0" w:lastRow="0" w:lastColumn="0" w:firstRow="0" w:val="0600"/>
-      </w:tblPr>
-      <w:tblGrid>
-        <w:gridCol w:w="7920"/>
-      </w:tblGrid>
-      <w:tr>
-        <w:trPr>
-          <w:trHeight w:val="2430" w:hRule="atLeast"/>
-        </w:trPr>
-        <w:tc>
-          <w:tcPr>
-            <w:tcW w:w="7920" w:type="dxa"/>
-            <w:tcBorders/>
-          </w:tcPr>
-          <w:p>
-            <w:pPr>
-              <w:pStyle w:val="Compact"/>
-              <w:spacing w:before="36" w:after="36"/>
-              <w:jc w:val="center"/>
-              <w:rPr/>
-            </w:pPr>
-            <w:r>
-              <w:rPr/>
-              <w:drawing>
-                <wp:anchor distT="0" distB="0" distL="0" distR="0" simplePos="0" relativeHeight="2" behindDoc="0" locked="0" layoutInCell="0" allowOverlap="1">
-                  <wp:simplePos x="0" y="0"/>
-                  <wp:positionH relativeFrom="margin">
-                    <wp:align>center</wp:align>
-                  </wp:positionH>
-                  <wp:positionV relativeFrom="paragraph">
-                    <wp:posOffset>635</wp:posOffset>
-                  </wp:positionV>
-                  <wp:extent cx="5905500" cy="1311275"/>
-                  <wp:effectExtent l="0" t="0" r="0" b="0"/>
-                  <wp:wrapSquare wrapText="largest"/>
-                  <wp:docPr id="1" name="Image1"/>
-                  <wp:cNvGraphicFramePr>
-                    <a:graphicFrameLocks xmlns:a="http://schemas.openxmlformats.org/drawingml/2006/main" noChangeAspect="1"/>
-                  </wp:cNvGraphicFramePr>
-                  <a:graphic xmlns:a="http://schemas.openxmlformats.org/drawingml/2006/main">
-                    <a:graphicData uri="http://schemas.openxmlformats.org/drawingml/2006/picture">
-                      <pic:pic xmlns:pic="http://schemas.openxmlformats.org/drawingml/2006/picture">
-                        <pic:nvPicPr>
-                          <pic:cNvPr id="1" name="Image1"/>
-                          <pic:cNvPicPr>
-                            <a:picLocks noChangeAspect="1" noChangeArrowheads="1"/>
-                          </pic:cNvPicPr>
-                        </pic:nvPicPr>
-                        <pic:blipFill>
-                          <a:blip r:embed="rId2"/>
-                          <a:stretch>
-                            <a:fillRect/>
-                          </a:stretch>
-                        </pic:blipFill>
-                        <pic:spPr bwMode="auto">
-                          <a:xfrm>
-                            <a:off x="0" y="0"/>
-                            <a:ext cx="5905500" cy="1311275"/>
-                          </a:xfrm>
-                          <a:prstGeom prst="rect">
-                            <a:avLst/>
-                          </a:prstGeom>
-                          <a:noFill/>
-                        </pic:spPr>
-                      </pic:pic>
-                    </a:graphicData>
-                  </a:graphic>
-                </wp:anchor>
-              </w:drawing>
-            </w:r>
-          </w:p>
-        </w:tc>
-      </w:tr>
-    </w:tbl>
-    <w:p>
-      <w:pPr>
-        <w:pStyle w:val="ImageCaption"/>
-        <w:rPr/>
-      </w:pPr>
-      <w:r>
-        <w:rPr/>
-      </w:r>
-    </w:p>
     <w:p>
       <w:pPr>
         <w:pStyle w:val="BodyText"/>
@@ -1399,6 +1379,61 @@
       </w:pPr>
       <w:r>
         <w:rPr/>
+        <w:drawing>
+          <wp:anchor distT="0" distB="0" distL="0" distR="0" simplePos="0" relativeHeight="2" behindDoc="0" locked="0" layoutInCell="0" allowOverlap="1">
+            <wp:simplePos x="0" y="0"/>
+            <wp:positionH relativeFrom="column">
+              <wp:align>center</wp:align>
+            </wp:positionH>
+            <wp:positionV relativeFrom="paragraph">
+              <wp:posOffset>635</wp:posOffset>
+            </wp:positionV>
+            <wp:extent cx="5943600" cy="1320165"/>
+            <wp:effectExtent l="0" t="0" r="0" b="0"/>
+            <wp:wrapSquare wrapText="largest"/>
+            <wp:docPr id="1" name="Image1"/>
+            <wp:cNvGraphicFramePr>
+              <a:graphicFrameLocks xmlns:a="http://schemas.openxmlformats.org/drawingml/2006/main" noChangeAspect="1"/>
+            </wp:cNvGraphicFramePr>
+            <a:graphic xmlns:a="http://schemas.openxmlformats.org/drawingml/2006/main">
+              <a:graphicData uri="http://schemas.openxmlformats.org/drawingml/2006/picture">
+                <pic:pic xmlns:pic="http://schemas.openxmlformats.org/drawingml/2006/picture">
+                  <pic:nvPicPr>
+                    <pic:cNvPr id="1" name="Image1"/>
+                    <pic:cNvPicPr>
+                      <a:picLocks noChangeAspect="1" noChangeArrowheads="1"/>
+                    </pic:cNvPicPr>
+                  </pic:nvPicPr>
+                  <pic:blipFill>
+                    <a:blip r:embed="rId2"/>
+                    <a:stretch>
+                      <a:fillRect/>
+                    </a:stretch>
+                  </pic:blipFill>
+                  <pic:spPr bwMode="auto">
+                    <a:xfrm>
+                      <a:off x="0" y="0"/>
+                      <a:ext cx="5943600" cy="1320165"/>
+                    </a:xfrm>
+                    <a:prstGeom prst="rect">
+                      <a:avLst/>
+                    </a:prstGeom>
+                    <a:noFill/>
+                  </pic:spPr>
+                </pic:pic>
+              </a:graphicData>
+            </a:graphic>
+          </wp:anchor>
+        </w:drawing>
+      </w:r>
+    </w:p>
+    <w:p>
+      <w:pPr>
+        <w:pStyle w:val="BodyText"/>
+        <w:rPr/>
+      </w:pPr>
+      <w:r>
+        <w:rPr/>
         <w:t>La version REST de NXAPI fonctionne comme une arborescence, avec différents niveau de précision. Elle donne des informations valables à l’instant de la requête.</w:t>
       </w:r>
     </w:p>
@@ -1442,50 +1477,9 @@
         <w:t xml:space="preserve"> dans le filtre “Class or DN” (ou en laissant le champ vide).</w:t>
       </w:r>
     </w:p>
-    <w:tbl>
-      <w:tblPr>
-        <w:tblStyle w:val="FigureTable"/>
-        <w:tblW w:w="7920" w:type="dxa"/>
-        <w:jc w:val="center"/>
-        <w:tblInd w:w="0" w:type="dxa"/>
-        <w:tblLayout w:type="fixed"/>
-        <w:tblCellMar>
-          <w:top w:w="0" w:type="dxa"/>
-          <w:left w:w="108" w:type="dxa"/>
-          <w:bottom w:w="0" w:type="dxa"/>
-          <w:right w:w="108" w:type="dxa"/>
-        </w:tblCellMar>
-        <w:tblLook w:firstColumn="0" w:lastRow="0" w:lastColumn="0" w:firstRow="0" w:val="0600"/>
-      </w:tblPr>
-      <w:tblGrid>
-        <w:gridCol w:w="7920"/>
-      </w:tblGrid>
-      <w:tr>
-        <w:trPr>
-          <w:trHeight w:val="450" w:hRule="atLeast"/>
-        </w:trPr>
-        <w:tc>
-          <w:tcPr>
-            <w:tcW w:w="7920" w:type="dxa"/>
-            <w:tcBorders/>
-          </w:tcPr>
-          <w:p>
-            <w:pPr>
-              <w:pStyle w:val="Compact"/>
-              <w:spacing w:before="36" w:after="36"/>
-              <w:jc w:val="center"/>
-              <w:rPr/>
-            </w:pPr>
-            <w:r>
-              <w:rPr/>
-            </w:r>
-          </w:p>
-        </w:tc>
-      </w:tr>
-    </w:tbl>
-    <w:p>
-      <w:pPr>
-        <w:pStyle w:val="ImageCaption"/>
+    <w:p>
+      <w:pPr>
+        <w:pStyle w:val="BodyText"/>
         <w:rPr/>
       </w:pPr>
       <w:r>
@@ -1499,9 +1493,9 @@
             <wp:positionV relativeFrom="paragraph">
               <wp:posOffset>635</wp:posOffset>
             </wp:positionV>
-            <wp:extent cx="4601210" cy="3987165"/>
+            <wp:extent cx="5591175" cy="4653915"/>
             <wp:effectExtent l="0" t="0" r="0" b="0"/>
-            <wp:wrapTopAndBottom/>
+            <wp:wrapSquare wrapText="largest"/>
             <wp:docPr id="2" name="Image2"/>
             <wp:cNvGraphicFramePr>
               <a:graphicFrameLocks xmlns:a="http://schemas.openxmlformats.org/drawingml/2006/main" noChangeAspect="1"/>
@@ -1524,7 +1518,7 @@
                   <pic:spPr bwMode="auto">
                     <a:xfrm>
                       <a:off x="0" y="0"/>
-                      <a:ext cx="4601210" cy="3987165"/>
+                      <a:ext cx="5591175" cy="4653915"/>
                     </a:xfrm>
                     <a:prstGeom prst="rect">
                       <a:avLst/>
@@ -1593,7 +1587,7 @@
         <w:pStyle w:val="Normal"/>
         <w:numPr>
           <w:ilvl w:val="0"/>
-          <w:numId w:val="1"/>
+          <w:numId w:val="4"/>
         </w:numPr>
         <w:rPr/>
       </w:pPr>
@@ -1624,7 +1618,7 @@
         <w:pStyle w:val="Normal"/>
         <w:numPr>
           <w:ilvl w:val="0"/>
-          <w:numId w:val="1"/>
+          <w:numId w:val="4"/>
         </w:numPr>
         <w:rPr/>
       </w:pPr>
@@ -1653,7 +1647,17 @@
       </w:pPr>
       <w:r>
         <w:rPr/>
-        <w:t xml:space="preserve">Ces deux méthodes sont stictement équivalentes. Cela signifie par exemple que, dans l’image précédente, les réponses de - </w:t>
+        <w:t xml:space="preserve">Ces deux méthodes sont stictement équivalentes. Cela signifie par exemple que, dans l’image précédente, les réponses de </w:t>
+      </w:r>
+    </w:p>
+    <w:p>
+      <w:pPr>
+        <w:pStyle w:val="FirstParagraph"/>
+        <w:rPr/>
+      </w:pPr>
+      <w:r>
+        <w:rPr/>
+        <w:t xml:space="preserve">- </w:t>
       </w:r>
       <w:r>
         <w:rPr>
@@ -1663,7 +1667,17 @@
       </w:r>
       <w:r>
         <w:rPr/>
-        <w:t xml:space="preserve"> - </w:t>
+        <w:t xml:space="preserve"> </w:t>
+      </w:r>
+    </w:p>
+    <w:p>
+      <w:pPr>
+        <w:pStyle w:val="FirstParagraph"/>
+        <w:rPr/>
+      </w:pPr>
+      <w:r>
+        <w:rPr/>
+        <w:t xml:space="preserve">- </w:t>
       </w:r>
       <w:r>
         <w:rPr>
@@ -1738,7 +1752,27 @@
       </w:r>
       <w:r>
         <w:rPr/>
-        <w:t xml:space="preserve">: - On clique sur All Packages à gauche - On recherche </w:t>
+        <w:t>:</w:t>
+      </w:r>
+    </w:p>
+    <w:p>
+      <w:pPr>
+        <w:pStyle w:val="BodyText"/>
+        <w:rPr/>
+      </w:pPr>
+      <w:r>
+        <w:rPr/>
+        <w:t xml:space="preserve">- On clique sur All Packages à gauche </w:t>
+      </w:r>
+    </w:p>
+    <w:p>
+      <w:pPr>
+        <w:pStyle w:val="BodyText"/>
+        <w:rPr/>
+      </w:pPr>
+      <w:r>
+        <w:rPr/>
+        <w:t xml:space="preserve">- On recherche </w:t>
       </w:r>
       <w:r>
         <w:rPr>
@@ -1748,7 +1782,17 @@
       </w:r>
       <w:r>
         <w:rPr/>
-        <w:t xml:space="preserve"> - On clique sur </w:t>
+        <w:t xml:space="preserve"> </w:t>
+      </w:r>
+    </w:p>
+    <w:p>
+      <w:pPr>
+        <w:pStyle w:val="BodyText"/>
+        <w:rPr/>
+      </w:pPr>
+      <w:r>
+        <w:rPr/>
+        <w:t xml:space="preserve">- On clique sur </w:t>
       </w:r>
       <w:r>
         <w:rPr>
@@ -2063,7 +2107,7 @@
           <wp:anchor distT="0" distB="0" distL="0" distR="0" simplePos="0" relativeHeight="4" behindDoc="0" locked="0" layoutInCell="0" allowOverlap="1">
             <wp:simplePos x="0" y="0"/>
             <wp:positionH relativeFrom="column">
-              <wp:align>center</wp:align>
+              <wp:posOffset>81280</wp:posOffset>
             </wp:positionH>
             <wp:positionV relativeFrom="paragraph">
               <wp:posOffset>635</wp:posOffset>
@@ -2105,18 +2149,29 @@
             </a:graphic>
           </wp:anchor>
         </w:drawing>
+      </w:r>
+      <w:bookmarkEnd w:id="0"/>
+      <w:bookmarkEnd w:id="12"/>
+    </w:p>
+    <w:p>
+      <w:pPr>
+        <w:pStyle w:val="Heading1"/>
+        <w:rPr/>
+      </w:pPr>
+      <w:bookmarkStart w:id="13" w:name="utilisation-du-script"/>
+      <w:r>
         <w:drawing>
           <wp:anchor distT="0" distB="0" distL="0" distR="0" simplePos="0" relativeHeight="5" behindDoc="0" locked="0" layoutInCell="0" allowOverlap="1">
             <wp:simplePos x="0" y="0"/>
             <wp:positionH relativeFrom="column">
-              <wp:posOffset>9525</wp:posOffset>
+              <wp:posOffset>76200</wp:posOffset>
             </wp:positionH>
             <wp:positionV relativeFrom="paragraph">
-              <wp:posOffset>2209800</wp:posOffset>
+              <wp:posOffset>173990</wp:posOffset>
             </wp:positionV>
             <wp:extent cx="5943600" cy="1564640"/>
             <wp:effectExtent l="0" t="0" r="0" b="0"/>
-            <wp:wrapTopAndBottom/>
+            <wp:wrapSquare wrapText="largest"/>
             <wp:docPr id="4" name="Image4"/>
             <wp:cNvGraphicFramePr>
               <a:graphicFrameLocks xmlns:a="http://schemas.openxmlformats.org/drawingml/2006/main" noChangeAspect="1"/>
@@ -2152,15 +2207,6 @@
           </wp:anchor>
         </w:drawing>
       </w:r>
-      <w:bookmarkEnd w:id="0"/>
-      <w:bookmarkEnd w:id="12"/>
-    </w:p>
-    <w:p>
-      <w:pPr>
-        <w:pStyle w:val="Heading1"/>
-        <w:rPr/>
-      </w:pPr>
-      <w:bookmarkStart w:id="13" w:name="utilisation-du-script"/>
       <w:r>
         <w:rPr/>
         <w:t>Utilisation du script</w:t>
@@ -2242,7 +2288,7 @@
         <w:pStyle w:val="Compact"/>
         <w:numPr>
           <w:ilvl w:val="0"/>
-          <w:numId w:val="18"/>
+          <w:numId w:val="23"/>
         </w:numPr>
         <w:rPr/>
       </w:pPr>
@@ -2363,7 +2409,7 @@
         <w:pStyle w:val="Compact"/>
         <w:numPr>
           <w:ilvl w:val="0"/>
-          <w:numId w:val="19"/>
+          <w:numId w:val="24"/>
         </w:numPr>
         <w:rPr/>
       </w:pPr>
@@ -2421,7 +2467,17 @@
       </w:pPr>
       <w:r>
         <w:rPr/>
-        <w:t xml:space="preserve">Avant toute chose, assurez-vous : 1. D’avoir </w:t>
+        <w:t xml:space="preserve">Avant toute chose, assurez-vous : </w:t>
+      </w:r>
+    </w:p>
+    <w:p>
+      <w:pPr>
+        <w:pStyle w:val="FirstParagraph"/>
+        <w:rPr/>
+      </w:pPr>
+      <w:r>
+        <w:rPr/>
+        <w:t xml:space="preserve">1. D’avoir </w:t>
       </w:r>
       <w:r>
         <w:rPr>
@@ -2432,7 +2488,17 @@
       </w:r>
       <w:r>
         <w:rPr/>
-        <w:t xml:space="preserve">. 2. D’avoir un fichier </w:t>
+        <w:t xml:space="preserve">. </w:t>
+      </w:r>
+    </w:p>
+    <w:p>
+      <w:pPr>
+        <w:pStyle w:val="FirstParagraph"/>
+        <w:rPr/>
+      </w:pPr>
+      <w:r>
+        <w:rPr/>
+        <w:t xml:space="preserve">2. D’avoir un fichier </w:t>
       </w:r>
       <w:r>
         <w:rPr>
@@ -2454,39 +2520,47 @@
         <w:rPr>
           <w:rStyle w:val="VerbatimChar"/>
         </w:rPr>
-        <w:t>SWITCH_USER_ID="nom_d_utilisateur"</w:t>
-      </w:r>
-      <w:r>
-        <w:rPr/>
-        <w:br/>
-      </w:r>
-      <w:r>
-        <w:rPr>
-          <w:rStyle w:val="VerbatimChar"/>
-        </w:rPr>
-        <w:t>SWITCH_PASSWORD="mot_de_passe"</w:t>
-        <w:br/>
-        <w:t>NDFC_URL="</w:t>
-      </w:r>
-      <w:hyperlink r:id="rId7">
-        <w:r>
-          <w:rPr>
-            <w:rStyle w:val="Hyperlink"/>
-            <w:rFonts w:ascii="Consolas" w:hAnsi="Consolas"/>
-            <w:sz w:val="22"/>
-          </w:rPr>
-          <w:t>https://ip_ndfc</w:t>
-        </w:r>
-      </w:hyperlink>
-      <w:r>
-        <w:rPr>
-          <w:rStyle w:val="VerbatimChar"/>
-        </w:rPr>
-        <w:t>"</w:t>
-        <w:br/>
-        <w:t>NDFC_USER="nom_NDFC"</w:t>
-        <w:br/>
-        <w:t>NDFC_PASSWORD="mot_de_passe_NDFC"</w:t>
+        <w:t>SWITCH_USER_ID=nom_d_utilisateur</w:t>
+      </w:r>
+      <w:r>
+        <w:rPr/>
+        <w:br/>
+      </w:r>
+      <w:r>
+        <w:rPr>
+          <w:rStyle w:val="VerbatimChar"/>
+        </w:rPr>
+        <w:t>SWITCH_PASSWORD=mot_de_passe</w:t>
+      </w:r>
+      <w:r>
+        <w:rPr/>
+        <w:br/>
+      </w:r>
+      <w:r>
+        <w:rPr>
+          <w:rStyle w:val="VerbatimChar"/>
+        </w:rPr>
+        <w:t>NDFC_URL=https://ip_ndfc</w:t>
+      </w:r>
+      <w:r>
+        <w:rPr/>
+        <w:br/>
+      </w:r>
+      <w:r>
+        <w:rPr>
+          <w:rStyle w:val="VerbatimChar"/>
+        </w:rPr>
+        <w:t>NDFC_USER=nom_NDFC</w:t>
+      </w:r>
+      <w:r>
+        <w:rPr/>
+        <w:br/>
+      </w:r>
+      <w:r>
+        <w:rPr>
+          <w:rStyle w:val="VerbatimChar"/>
+        </w:rPr>
+        <w:t>NDFC_PASSWORD=mot_de_passe_NDFC</w:t>
       </w:r>
     </w:p>
     <w:p>
@@ -2496,6 +2570,8 @@
       </w:pPr>
       <w:r>
         <w:rPr/>
+        <w:t>Les sections NDFC sont facultatives.</w:t>
+        <w:br/>
         <w:t>Vous pourrez ensuite lancer le programme avec :</w:t>
       </w:r>
     </w:p>
@@ -2560,6 +2636,16 @@
         <w:rPr>
           <w:rStyle w:val="VerbatimChar"/>
         </w:rPr>
+        <w:t xml:space="preserve">               [--timeout TIMEOUT]</w:t>
+      </w:r>
+      <w:r>
+        <w:rPr/>
+        <w:br/>
+      </w:r>
+      <w:r>
+        <w:rPr>
+          <w:rStyle w:val="VerbatimChar"/>
+        </w:rPr>
         <w:t xml:space="preserve">               [--demo_path demo_directory_path]</w:t>
       </w:r>
       <w:r>
@@ -2854,6 +2940,16 @@
           <w:rStyle w:val="VerbatimChar"/>
         </w:rPr>
         <w:t xml:space="preserve">                        abnormal activity and log_level=2 to always output</w:t>
+      </w:r>
+      <w:r>
+        <w:rPr/>
+        <w:br/>
+      </w:r>
+      <w:r>
+        <w:rPr>
+          <w:rStyle w:val="VerbatimChar"/>
+        </w:rPr>
+        <w:t xml:space="preserve">  --timeout TIMEOUT     Timeout in seconds for each NX-API and NDFC request</w:t>
       </w:r>
       <w:r>
         <w:rPr/>
@@ -2913,7 +3009,7 @@
         <w:pStyle w:val="Compact"/>
         <w:numPr>
           <w:ilvl w:val="0"/>
-          <w:numId w:val="1"/>
+          <w:numId w:val="4"/>
         </w:numPr>
         <w:rPr/>
       </w:pPr>
@@ -2933,7 +3029,7 @@
         <w:pStyle w:val="Compact"/>
         <w:numPr>
           <w:ilvl w:val="0"/>
-          <w:numId w:val="1"/>
+          <w:numId w:val="4"/>
         </w:numPr>
         <w:rPr/>
       </w:pPr>
@@ -2953,7 +3049,7 @@
         <w:pStyle w:val="Compact"/>
         <w:numPr>
           <w:ilvl w:val="0"/>
-          <w:numId w:val="1"/>
+          <w:numId w:val="4"/>
         </w:numPr>
         <w:rPr/>
       </w:pPr>
@@ -2985,7 +3081,7 @@
         <w:pStyle w:val="Compact"/>
         <w:numPr>
           <w:ilvl w:val="0"/>
-          <w:numId w:val="1"/>
+          <w:numId w:val="4"/>
         </w:numPr>
         <w:rPr/>
       </w:pPr>
@@ -3105,16 +3201,11 @@
         <w:rPr>
           <w:b/>
           <w:bCs/>
-          <w:color w:val="C9211E"/>
-          <w:shd w:fill="FFFF00" w:val="clear"/>
         </w:rPr>
         <w:t>/!\</w:t>
       </w:r>
       <w:r>
-        <w:rPr>
-          <w:color w:val="C9211E"/>
-          <w:shd w:fill="FFFF00" w:val="clear"/>
-        </w:rPr>
+        <w:rPr/>
         <w:t xml:space="preserve"> Le programme considère qu’un switch </w:t>
       </w:r>
       <w:r>
@@ -3123,37 +3214,23 @@
           <w:bCs/>
           <w:i/>
           <w:iCs/>
-          <w:color w:val="C9211E"/>
-          <w:shd w:fill="FFFF00" w:val="clear"/>
         </w:rPr>
         <w:t>“n’est pas administré par NDFC”</w:t>
       </w:r>
       <w:r>
-        <w:rPr>
-          <w:color w:val="C9211E"/>
-          <w:shd w:fill="FFFF00" w:val="clear"/>
-        </w:rPr>
+        <w:rPr/>
         <w:t xml:space="preserve"> lorsqu’il n’existe pas d’</w:t>
       </w:r>
       <w:r>
         <w:rPr>
           <w:i/>
           <w:iCs/>
-          <w:color w:val="C9211E"/>
-          <w:shd w:fill="FFFF00" w:val="clear"/>
         </w:rPr>
         <w:t>intent-interface</w:t>
       </w:r>
       <w:r>
-        <w:rPr>
-          <w:color w:val="C9211E"/>
-          <w:shd w:fill="FFFF00" w:val="clear"/>
-        </w:rPr>
-        <w:t>. Il est possible que cette information soit eronnée. Le mieux est de bien séparer les switchs adminstrés par NDFC de ceux qui ne le sont pas et de sélectionner le type de shutdown automatique en conséquence</w:t>
-      </w:r>
-      <w:r>
-        <w:rPr/>
-        <w:t>.</w:t>
+        <w:rPr/>
+        <w:t>. Il est possible que cette information soit eronnée. Le mieux est de bien séparer les switchs adminstrés par NDFC de ceux qui ne le sont pas et de sélectionner le type de shutdown automatique en conséquence.</w:t>
       </w:r>
     </w:p>
     <w:p>
@@ -3161,7 +3238,7 @@
         <w:pStyle w:val="Compact"/>
         <w:numPr>
           <w:ilvl w:val="0"/>
-          <w:numId w:val="1"/>
+          <w:numId w:val="4"/>
         </w:numPr>
         <w:rPr/>
       </w:pPr>
@@ -3192,7 +3269,7 @@
         <w:pStyle w:val="Compact"/>
         <w:numPr>
           <w:ilvl w:val="0"/>
-          <w:numId w:val="1"/>
+          <w:numId w:val="4"/>
         </w:numPr>
         <w:rPr/>
       </w:pPr>
@@ -3212,7 +3289,7 @@
         <w:pStyle w:val="Compact"/>
         <w:numPr>
           <w:ilvl w:val="0"/>
-          <w:numId w:val="1"/>
+          <w:numId w:val="4"/>
         </w:numPr>
         <w:rPr/>
       </w:pPr>
@@ -3252,7 +3329,7 @@
         <w:pStyle w:val="Compact"/>
         <w:numPr>
           <w:ilvl w:val="0"/>
-          <w:numId w:val="1"/>
+          <w:numId w:val="4"/>
         </w:numPr>
         <w:rPr/>
       </w:pPr>
@@ -3303,7 +3380,7 @@
         <w:pStyle w:val="Compact"/>
         <w:numPr>
           <w:ilvl w:val="0"/>
-          <w:numId w:val="1"/>
+          <w:numId w:val="4"/>
         </w:numPr>
         <w:rPr/>
       </w:pPr>
@@ -3374,7 +3451,27 @@
         <w:pStyle w:val="Compact"/>
         <w:numPr>
           <w:ilvl w:val="0"/>
-          <w:numId w:val="1"/>
+          <w:numId w:val="4"/>
+        </w:numPr>
+        <w:rPr/>
+      </w:pPr>
+      <w:r>
+        <w:rPr>
+          <w:rStyle w:val="VerbatimChar"/>
+        </w:rPr>
+        <w:t>--timeout TIMEOUT</w:t>
+      </w:r>
+      <w:r>
+        <w:rPr/>
+        <w:t>: Définit le délai maximum, en secondes, pour chaque requête NX-API et NDFC.</w:t>
+      </w:r>
+    </w:p>
+    <w:p>
+      <w:pPr>
+        <w:pStyle w:val="Compact"/>
+        <w:numPr>
+          <w:ilvl w:val="0"/>
+          <w:numId w:val="4"/>
         </w:numPr>
         <w:rPr/>
       </w:pPr>
@@ -3495,14 +3592,13 @@
       </w:pPr>
       <w:r>
         <w:rPr/>
-        <w:t>On obtient le résultat suivant:</w:t>
+        <w:t>On obtient, par exemple, le résultat suivant:</w:t>
       </w:r>
     </w:p>
     <w:p>
       <w:pPr>
         <w:pStyle w:val="SourceCode"/>
         <w:widowControl/>
-        <w:suppressAutoHyphens w:val="true"/>
         <w:bidi w:val="0"/>
         <w:spacing w:before="0" w:after="200"/>
         <w:ind w:hanging="0" w:left="0" w:right="-989"/>
@@ -3515,721 +3611,357 @@
         </w:rPr>
         <w:t>=============[ Switch: spine (10.10.10.1 | SERIAL: 9XMBCLBQDFX) ]=============</w:t>
       </w:r>
-    </w:p>
-    <w:p>
-      <w:pPr>
-        <w:pStyle w:val="SourceCode"/>
-        <w:rPr>
-          <w:rStyle w:val="VerbatimChar"/>
-        </w:rPr>
-      </w:pPr>
-      <w:r>
-        <w:rPr/>
+      <w:r>
+        <w:rPr/>
+        <w:br/>
+        <w:br/>
+      </w:r>
+      <w:r>
+        <w:rPr>
+          <w:rStyle w:val="VerbatimChar"/>
+        </w:rPr>
+        <w:t>&gt; The following ports are unused since 90 days</w:t>
+      </w:r>
+      <w:r>
+        <w:rPr/>
+        <w:br/>
+      </w:r>
+      <w:r>
+        <w:rPr>
+          <w:rStyle w:val="VerbatimChar"/>
+        </w:rPr>
+        <w:t xml:space="preserve">    - eth1/97</w:t>
+      </w:r>
+      <w:r>
+        <w:rPr/>
+        <w:br/>
+      </w:r>
+      <w:r>
+        <w:rPr>
+          <w:rStyle w:val="VerbatimChar"/>
+        </w:rPr>
+        <w:t>Consider unplugging or disabling them to not be notified again.</w:t>
+      </w:r>
+      <w:r>
+        <w:rPr/>
+        <w:br/>
+        <w:br/>
+      </w:r>
+      <w:r>
+        <w:rPr>
+          <w:rStyle w:val="VerbatimChar"/>
+        </w:rPr>
+        <w:t>&gt; CRITICAL: The following interfaces are running in half duplex</w:t>
+      </w:r>
+      <w:r>
+        <w:rPr/>
+        <w:br/>
+      </w:r>
+      <w:r>
+        <w:rPr>
+          <w:rStyle w:val="VerbatimChar"/>
+        </w:rPr>
+        <w:t xml:space="preserve">    - eth1/107</w:t>
+      </w:r>
+      <w:r>
+        <w:rPr/>
+        <w:br/>
+        <w:br/>
+      </w:r>
+      <w:r>
+        <w:rPr>
+          <w:rStyle w:val="VerbatimChar"/>
+        </w:rPr>
+        <w:t>&gt; The following transceivers show hardware issues:</w:t>
+      </w:r>
+      <w:r>
+        <w:rPr/>
+        <w:br/>
+      </w:r>
+      <w:r>
+        <w:rPr>
+          <w:rStyle w:val="VerbatimChar"/>
+        </w:rPr>
+        <w:t xml:space="preserve">    - Interface: Ethernet1/2</w:t>
+      </w:r>
+      <w:r>
+        <w:rPr/>
+        <w:br/>
+      </w:r>
+      <w:r>
+        <w:rPr>
+          <w:rStyle w:val="VerbatimChar"/>
+        </w:rPr>
+        <w:t xml:space="preserve">        + ALERT: Transceiver current exceeded the threshold ! (0.0 &lt; 2.0)</w:t>
+      </w:r>
+      <w:r>
+        <w:rPr/>
+        <w:br/>
+      </w:r>
+      <w:r>
+        <w:rPr>
+          <w:rStyle w:val="VerbatimChar"/>
+        </w:rPr>
+        <w:t xml:space="preserve">        + CRITICAL: Lane 1 is not plugged in !!!</w:t>
+      </w:r>
+      <w:r>
+        <w:rPr/>
+        <w:br/>
+      </w:r>
+      <w:r>
+        <w:rPr>
+          <w:rStyle w:val="VerbatimChar"/>
+        </w:rPr>
+        <w:t xml:space="preserve">        + CRITICAL: Lane 2 is not plugged in !!!</w:t>
       </w:r>
     </w:p>
     <w:p>
       <w:pPr>
         <w:pStyle w:val="SourceCode"/>
         <w:widowControl/>
-        <w:suppressAutoHyphens w:val="true"/>
         <w:bidi w:val="0"/>
         <w:spacing w:before="0" w:after="200"/>
-        <w:ind w:hanging="0" w:left="0" w:right="-900"/>
+        <w:ind w:hanging="0" w:left="0" w:right="-989"/>
         <w:jc w:val="left"/>
         <w:rPr/>
       </w:pPr>
       <w:r>
-        <w:rPr>
-          <w:rStyle w:val="VerbatimChar"/>
-        </w:rPr>
-        <w:t>&gt; The following ports are unused since 90 days</w:t>
-      </w:r>
-    </w:p>
-    <w:p>
-      <w:pPr>
-        <w:pStyle w:val="SourceCode"/>
-        <w:widowControl/>
-        <w:suppressAutoHyphens w:val="true"/>
-        <w:bidi w:val="0"/>
-        <w:spacing w:before="0" w:after="200"/>
-        <w:ind w:hanging="0" w:left="0" w:right="-900"/>
-        <w:jc w:val="left"/>
-        <w:rPr/>
-      </w:pPr>
-      <w:r>
-        <w:rPr>
-          <w:rStyle w:val="VerbatimChar"/>
-        </w:rPr>
-        <w:tab/>
-        <w:t>- eth1/97</w:t>
-      </w:r>
-    </w:p>
-    <w:p>
-      <w:pPr>
-        <w:pStyle w:val="SourceCode"/>
-        <w:widowControl/>
-        <w:suppressAutoHyphens w:val="true"/>
-        <w:bidi w:val="0"/>
-        <w:spacing w:before="0" w:after="200"/>
-        <w:ind w:hanging="0" w:left="0" w:right="-900"/>
-        <w:jc w:val="left"/>
-        <w:rPr/>
-      </w:pPr>
-      <w:r>
-        <w:rPr>
-          <w:rStyle w:val="VerbatimChar"/>
-        </w:rPr>
-        <w:t>Consider unplugging or disabling them to not be notified again.</w:t>
-      </w:r>
-    </w:p>
-    <w:p>
-      <w:pPr>
-        <w:pStyle w:val="SourceCode"/>
-        <w:widowControl/>
-        <w:suppressAutoHyphens w:val="true"/>
-        <w:bidi w:val="0"/>
-        <w:spacing w:before="0" w:after="200"/>
-        <w:ind w:hanging="0" w:left="0" w:right="-900"/>
-        <w:jc w:val="left"/>
-        <w:rPr>
-          <w:rStyle w:val="VerbatimChar"/>
-        </w:rPr>
-      </w:pPr>
-      <w:r>
-        <w:rPr/>
-      </w:r>
-    </w:p>
-    <w:p>
-      <w:pPr>
-        <w:pStyle w:val="SourceCode"/>
-        <w:widowControl/>
-        <w:suppressAutoHyphens w:val="true"/>
-        <w:bidi w:val="0"/>
-        <w:spacing w:before="0" w:after="200"/>
-        <w:ind w:hanging="0" w:left="0" w:right="-900"/>
-        <w:jc w:val="left"/>
-        <w:rPr/>
-      </w:pPr>
-      <w:r>
-        <w:rPr>
-          <w:rStyle w:val="VerbatimChar"/>
-        </w:rPr>
-        <w:t>&gt; CRITICAL: The following interfaces are running in half duplex</w:t>
-      </w:r>
-    </w:p>
-    <w:p>
-      <w:pPr>
-        <w:pStyle w:val="SourceCode"/>
-        <w:widowControl/>
-        <w:suppressAutoHyphens w:val="true"/>
-        <w:bidi w:val="0"/>
-        <w:spacing w:before="0" w:after="200"/>
-        <w:ind w:hanging="0" w:left="0" w:right="-900"/>
-        <w:jc w:val="left"/>
-        <w:rPr/>
-      </w:pPr>
-      <w:r>
-        <w:rPr>
-          <w:rStyle w:val="VerbatimChar"/>
-        </w:rPr>
-        <w:tab/>
-        <w:t>- eth1/107</w:t>
-      </w:r>
-    </w:p>
-    <w:p>
-      <w:pPr>
-        <w:pStyle w:val="SourceCode"/>
-        <w:widowControl/>
-        <w:suppressAutoHyphens w:val="true"/>
-        <w:bidi w:val="0"/>
-        <w:spacing w:before="0" w:after="200"/>
-        <w:ind w:hanging="0" w:left="0" w:right="-900"/>
-        <w:jc w:val="left"/>
-        <w:rPr>
-          <w:rStyle w:val="VerbatimChar"/>
-        </w:rPr>
-      </w:pPr>
-      <w:r>
-        <w:rPr/>
-      </w:r>
-    </w:p>
-    <w:p>
-      <w:pPr>
-        <w:pStyle w:val="SourceCode"/>
-        <w:widowControl/>
-        <w:suppressAutoHyphens w:val="true"/>
-        <w:bidi w:val="0"/>
-        <w:spacing w:before="0" w:after="200"/>
-        <w:ind w:hanging="0" w:left="0" w:right="-900"/>
-        <w:jc w:val="left"/>
-        <w:rPr/>
-      </w:pPr>
-      <w:r>
-        <w:rPr>
-          <w:rStyle w:val="VerbatimChar"/>
-        </w:rPr>
-        <w:t>&gt; The following transceivers show hardware issues:</w:t>
-      </w:r>
-    </w:p>
-    <w:p>
-      <w:pPr>
-        <w:pStyle w:val="SourceCode"/>
-        <w:widowControl/>
-        <w:suppressAutoHyphens w:val="true"/>
-        <w:bidi w:val="0"/>
-        <w:spacing w:before="0" w:after="200"/>
-        <w:ind w:hanging="0" w:left="0" w:right="-900"/>
-        <w:jc w:val="left"/>
-        <w:rPr/>
-      </w:pPr>
-      <w:r>
-        <w:rPr>
-          <w:rStyle w:val="VerbatimChar"/>
-        </w:rPr>
-        <w:tab/>
-        <w:t>- Interface: Ethernet1/2</w:t>
-      </w:r>
-    </w:p>
-    <w:p>
-      <w:pPr>
-        <w:pStyle w:val="SourceCode"/>
-        <w:widowControl/>
-        <w:suppressAutoHyphens w:val="true"/>
-        <w:bidi w:val="0"/>
-        <w:spacing w:before="0" w:after="200"/>
-        <w:ind w:hanging="0" w:left="0" w:right="-900"/>
-        <w:jc w:val="left"/>
-        <w:rPr/>
-      </w:pPr>
-      <w:r>
-        <w:rPr>
-          <w:rStyle w:val="VerbatimChar"/>
-        </w:rPr>
-        <w:tab/>
-        <w:tab/>
-        <w:t>+ ALERT: Transceiver current exceeded the threshold ! (0.0 &lt; 2.0)</w:t>
-      </w:r>
-    </w:p>
-    <w:p>
-      <w:pPr>
-        <w:pStyle w:val="SourceCode"/>
-        <w:widowControl/>
-        <w:suppressAutoHyphens w:val="true"/>
-        <w:bidi w:val="0"/>
-        <w:spacing w:before="0" w:after="200"/>
-        <w:ind w:hanging="0" w:left="0" w:right="-900"/>
-        <w:jc w:val="left"/>
-        <w:rPr/>
-      </w:pPr>
-      <w:r>
-        <w:rPr>
-          <w:rStyle w:val="VerbatimChar"/>
-        </w:rPr>
-        <w:tab/>
-        <w:tab/>
-        <w:t>+ CRITICAL: Lane 1 is not plugged in !!!</w:t>
-      </w:r>
-    </w:p>
-    <w:p>
-      <w:pPr>
-        <w:pStyle w:val="SourceCode"/>
-        <w:widowControl/>
-        <w:suppressAutoHyphens w:val="true"/>
-        <w:bidi w:val="0"/>
-        <w:spacing w:before="0" w:after="200"/>
-        <w:ind w:hanging="0" w:left="0" w:right="-900"/>
-        <w:jc w:val="left"/>
-        <w:rPr/>
-      </w:pPr>
-      <w:r>
-        <w:rPr>
-          <w:rStyle w:val="VerbatimChar"/>
-        </w:rPr>
-        <w:tab/>
-        <w:tab/>
-        <w:t>+ CRITICAL: Lane 2 is not plugged in !!!</w:t>
-      </w:r>
-    </w:p>
-    <w:p>
-      <w:pPr>
-        <w:pStyle w:val="SourceCode"/>
-        <w:widowControl/>
-        <w:suppressAutoHyphens w:val="true"/>
-        <w:bidi w:val="0"/>
-        <w:spacing w:before="0" w:after="200"/>
-        <w:ind w:hanging="0" w:left="0" w:right="-900"/>
-        <w:jc w:val="left"/>
-        <w:rPr/>
-      </w:pPr>
-      <w:r>
-        <w:rPr>
-          <w:rStyle w:val="VerbatimChar"/>
-        </w:rPr>
-        <w:tab/>
-        <w:tab/>
-        <w:t>+ CRITICAL: Lane 3 is not plugged in !!!</w:t>
-      </w:r>
-    </w:p>
-    <w:p>
-      <w:pPr>
-        <w:pStyle w:val="SourceCode"/>
-        <w:widowControl/>
-        <w:suppressAutoHyphens w:val="true"/>
-        <w:bidi w:val="0"/>
-        <w:spacing w:before="0" w:after="200"/>
-        <w:ind w:hanging="0" w:left="0" w:right="-900"/>
-        <w:jc w:val="left"/>
-        <w:rPr/>
-      </w:pPr>
-      <w:r>
-        <w:rPr>
-          <w:rStyle w:val="VerbatimChar"/>
-        </w:rPr>
-        <w:tab/>
-        <w:tab/>
-        <w:t>+ CRITICAL: Lane 4 is not plugged in !!!</w:t>
-      </w:r>
-    </w:p>
-    <w:p>
-      <w:pPr>
-        <w:pStyle w:val="SourceCode"/>
-        <w:widowControl/>
-        <w:suppressAutoHyphens w:val="true"/>
-        <w:bidi w:val="0"/>
-        <w:spacing w:before="0" w:after="200"/>
-        <w:ind w:hanging="0" w:left="0" w:right="-900"/>
-        <w:jc w:val="left"/>
-        <w:rPr>
-          <w:rStyle w:val="VerbatimChar"/>
-        </w:rPr>
-      </w:pPr>
-      <w:r>
-        <w:rPr/>
-      </w:r>
-    </w:p>
-    <w:p>
-      <w:pPr>
-        <w:pStyle w:val="SourceCode"/>
-        <w:widowControl/>
-        <w:suppressAutoHyphens w:val="true"/>
-        <w:bidi w:val="0"/>
-        <w:spacing w:before="0" w:after="200"/>
-        <w:ind w:hanging="0" w:left="0" w:right="-900"/>
-        <w:jc w:val="left"/>
-        <w:rPr/>
-      </w:pPr>
-      <w:r>
-        <w:rPr>
-          <w:rStyle w:val="VerbatimChar"/>
-        </w:rPr>
-        <w:tab/>
-        <w:t>- Interface: Ethernet1/3</w:t>
-      </w:r>
-    </w:p>
-    <w:p>
-      <w:pPr>
-        <w:pStyle w:val="SourceCode"/>
-        <w:widowControl/>
-        <w:suppressAutoHyphens w:val="true"/>
-        <w:bidi w:val="0"/>
-        <w:spacing w:before="0" w:after="200"/>
-        <w:ind w:hanging="0" w:left="0" w:right="-900"/>
-        <w:jc w:val="left"/>
-        <w:rPr/>
-      </w:pPr>
-      <w:r>
-        <w:rPr>
-          <w:rStyle w:val="VerbatimChar"/>
-        </w:rPr>
-        <w:tab/>
-        <w:tab/>
-        <w:t>+ ALERT: Transceiver temperature exceeded the threshold ! (67.0°C &gt; 65.0°C)</w:t>
-      </w:r>
-    </w:p>
-    <w:p>
-      <w:pPr>
-        <w:pStyle w:val="SourceCode"/>
-        <w:widowControl/>
-        <w:suppressAutoHyphens w:val="true"/>
-        <w:bidi w:val="0"/>
-        <w:spacing w:before="0" w:after="200"/>
-        <w:ind w:hanging="0" w:left="0" w:right="-900"/>
-        <w:jc w:val="left"/>
-        <w:rPr/>
-      </w:pPr>
-      <w:r>
-        <w:rPr>
-          <w:rStyle w:val="VerbatimChar"/>
-        </w:rPr>
-        <w:tab/>
-        <w:tab/>
-        <w:t>+ ALERT: Transceiver current exceeded the threshold ! (0.0 &lt; 2.0)</w:t>
-      </w:r>
-    </w:p>
-    <w:p>
-      <w:pPr>
-        <w:pStyle w:val="SourceCode"/>
-        <w:widowControl/>
-        <w:suppressAutoHyphens w:val="true"/>
-        <w:bidi w:val="0"/>
-        <w:spacing w:before="0" w:after="200"/>
-        <w:ind w:hanging="0" w:left="0" w:right="-900"/>
-        <w:jc w:val="left"/>
-        <w:rPr/>
-      </w:pPr>
-      <w:r>
-        <w:rPr>
-          <w:rStyle w:val="VerbatimChar"/>
-        </w:rPr>
-        <w:tab/>
-        <w:tab/>
-        <w:t>+ CRITICAL: Lane 1 is not plugged in !!!</w:t>
-      </w:r>
-    </w:p>
-    <w:p>
-      <w:pPr>
-        <w:pStyle w:val="SourceCode"/>
-        <w:widowControl/>
-        <w:suppressAutoHyphens w:val="true"/>
-        <w:bidi w:val="0"/>
-        <w:spacing w:before="0" w:after="200"/>
-        <w:ind w:hanging="0" w:left="0" w:right="-900"/>
-        <w:jc w:val="left"/>
-        <w:rPr/>
-      </w:pPr>
-      <w:r>
-        <w:rPr>
-          <w:rStyle w:val="VerbatimChar"/>
-        </w:rPr>
-        <w:tab/>
-        <w:tab/>
-        <w:t>+ CRITICAL: Lane 2 is not plugged in !!!</w:t>
-      </w:r>
-    </w:p>
-    <w:p>
-      <w:pPr>
-        <w:pStyle w:val="SourceCode"/>
-        <w:widowControl/>
-        <w:suppressAutoHyphens w:val="true"/>
-        <w:bidi w:val="0"/>
-        <w:spacing w:before="0" w:after="200"/>
-        <w:ind w:hanging="0" w:left="0" w:right="-900"/>
-        <w:jc w:val="left"/>
-        <w:rPr/>
-      </w:pPr>
-      <w:r>
-        <w:rPr>
-          <w:rStyle w:val="VerbatimChar"/>
-        </w:rPr>
-        <w:tab/>
-        <w:tab/>
-        <w:t>+ CRITICAL: Lane 3 is not plugged in !!!</w:t>
-      </w:r>
-    </w:p>
-    <w:p>
-      <w:pPr>
-        <w:pStyle w:val="SourceCode"/>
-        <w:widowControl/>
-        <w:suppressAutoHyphens w:val="true"/>
-        <w:bidi w:val="0"/>
-        <w:spacing w:before="0" w:after="200"/>
-        <w:ind w:hanging="0" w:left="0" w:right="-900"/>
-        <w:jc w:val="left"/>
-        <w:rPr/>
-      </w:pPr>
-      <w:r>
-        <w:rPr>
-          <w:rStyle w:val="VerbatimChar"/>
-        </w:rPr>
-        <w:tab/>
-        <w:tab/>
-        <w:t>+ CRITICAL: Lane 4 is not plugged in !!!</w:t>
-      </w:r>
-    </w:p>
-    <w:p>
-      <w:pPr>
-        <w:pStyle w:val="SourceCode"/>
-        <w:widowControl/>
-        <w:suppressAutoHyphens w:val="true"/>
-        <w:bidi w:val="0"/>
-        <w:spacing w:before="0" w:after="200"/>
-        <w:ind w:hanging="0" w:left="0" w:right="-900"/>
-        <w:jc w:val="left"/>
-        <w:rPr>
-          <w:rStyle w:val="VerbatimChar"/>
-        </w:rPr>
-      </w:pPr>
-      <w:r>
-        <w:rPr/>
-      </w:r>
-    </w:p>
-    <w:p>
-      <w:pPr>
-        <w:pStyle w:val="SourceCode"/>
-        <w:widowControl/>
-        <w:suppressAutoHyphens w:val="true"/>
-        <w:bidi w:val="0"/>
-        <w:spacing w:before="0" w:after="200"/>
-        <w:ind w:hanging="0" w:left="0" w:right="-900"/>
-        <w:jc w:val="left"/>
-        <w:rPr/>
-      </w:pPr>
-      <w:r>
-        <w:rPr>
-          <w:rStyle w:val="VerbatimChar"/>
-        </w:rPr>
-        <w:tab/>
-        <w:t>- Interface: Ethernet1/23</w:t>
-      </w:r>
-    </w:p>
-    <w:p>
-      <w:pPr>
-        <w:pStyle w:val="SourceCode"/>
-        <w:widowControl/>
-        <w:suppressAutoHyphens w:val="true"/>
-        <w:bidi w:val="0"/>
-        <w:spacing w:before="0" w:after="200"/>
-        <w:ind w:hanging="0" w:left="0" w:right="-900"/>
-        <w:jc w:val="left"/>
-        <w:rPr/>
-      </w:pPr>
-      <w:r>
-        <w:rPr>
-          <w:rStyle w:val="VerbatimChar"/>
-        </w:rPr>
-        <w:tab/>
-        <w:tab/>
-        <w:t>+ WARN: Transceiver voltage exceeded the threshold ! (3.48 &gt; 3.46)</w:t>
-      </w:r>
-    </w:p>
-    <w:p>
-      <w:pPr>
-        <w:pStyle w:val="SourceCode"/>
-        <w:widowControl/>
-        <w:suppressAutoHyphens w:val="true"/>
-        <w:bidi w:val="0"/>
-        <w:spacing w:before="0" w:after="200"/>
-        <w:ind w:hanging="0" w:left="0" w:right="-900"/>
-        <w:jc w:val="left"/>
-        <w:rPr/>
-      </w:pPr>
-      <w:r>
-        <w:rPr>
-          <w:rStyle w:val="VerbatimChar"/>
-        </w:rPr>
-        <w:tab/>
-        <w:tab/>
-        <w:t>+ ALERT: Transceiver current exceeded the threshold ! (11.0 &gt; 10.0)</w:t>
-      </w:r>
-    </w:p>
-    <w:p>
-      <w:pPr>
-        <w:pStyle w:val="SourceCode"/>
-        <w:widowControl/>
-        <w:suppressAutoHyphens w:val="true"/>
-        <w:bidi w:val="0"/>
-        <w:spacing w:before="0" w:after="200"/>
-        <w:ind w:hanging="0" w:left="0" w:right="-900"/>
-        <w:jc w:val="left"/>
-        <w:rPr/>
-      </w:pPr>
-      <w:r>
-        <w:rPr>
-          <w:rStyle w:val="VerbatimChar"/>
-        </w:rPr>
-        <w:tab/>
-        <w:tab/>
-        <w:t>+ WARN: Lane 1 transfer power has exceeded the threshold ! (-7.02 &lt; -6.0)</w:t>
-      </w:r>
-    </w:p>
-    <w:p>
-      <w:pPr>
-        <w:pStyle w:val="SourceCode"/>
-        <w:widowControl/>
-        <w:suppressAutoHyphens w:val="true"/>
-        <w:bidi w:val="0"/>
-        <w:spacing w:before="0" w:after="200"/>
-        <w:ind w:hanging="0" w:left="0" w:right="-900"/>
-        <w:jc w:val="left"/>
-        <w:rPr/>
-      </w:pPr>
-      <w:r>
-        <w:rPr>
-          <w:rStyle w:val="VerbatimChar"/>
-        </w:rPr>
-        <w:tab/>
-        <w:tab/>
-        <w:t>+ ALERT: Lane 2 receive power has exceeded the threshold ! (7.0 &gt; 6.99)</w:t>
-      </w:r>
-    </w:p>
-    <w:p>
-      <w:pPr>
-        <w:pStyle w:val="SourceCode"/>
-        <w:widowControl/>
-        <w:suppressAutoHyphens w:val="true"/>
-        <w:bidi w:val="0"/>
-        <w:spacing w:before="0" w:after="200"/>
-        <w:ind w:hanging="0" w:left="0" w:right="-900"/>
-        <w:jc w:val="left"/>
-        <w:rPr>
-          <w:rStyle w:val="VerbatimChar"/>
-        </w:rPr>
-      </w:pPr>
-      <w:r>
-        <w:rPr/>
-      </w:r>
-    </w:p>
-    <w:p>
-      <w:pPr>
-        <w:pStyle w:val="SourceCode"/>
-        <w:widowControl/>
-        <w:suppressAutoHyphens w:val="true"/>
-        <w:bidi w:val="0"/>
-        <w:spacing w:before="0" w:after="200"/>
-        <w:ind w:hanging="0" w:left="0" w:right="-900"/>
-        <w:jc w:val="left"/>
-        <w:rPr/>
-      </w:pPr>
+        <w:object w:dxaOrig="9638" w:dyaOrig="1701">
+          <v:shapetype id="_x0000_tole_rId7" coordsize="21600,21600" o:spt="7" o:preferrelative="t" path="m@4@5l@4@11@9@11@9@5xe" filled="f" stroked="f">
+            <v:stroke joinstyle="miter"/>
+            <v:formulas>
+              <v:f eqn="if lineDrawn pixelLineWidth 0"/>
+              <v:f eqn="sum @0 1 0"/>
+              <v:f eqn="sum 0 0 @1"/>
+              <v:f eqn="prod @2 1 2"/>
+              <v:f eqn="prod @3 21600 pixelWidth"/>
+              <v:f eqn="prod @3 21600 pixelHeight"/>
+              <v:f eqn="sum @0 0 1"/>
+              <v:f eqn="prod @6 1 2"/>
+              <v:f eqn="prod @7 21600 pixelWidth"/>
+              <v:f eqn="sum @8 21600 0"/>
+              <v:f eqn="prod @7 21600 pixelHeight"/>
+              <v:f eqn="sum @10 21600 0"/>
+            </v:formulas>
+            <v:path o:extrusionok="f" gradientshapeok="t" o:connecttype="rect"/>
+            <o:lock v:ext="edit" aspectratio="t"/>
+          </v:shapetype>
+          <v:shape id="ole_rId7" type="_x0000_tole_rId7" style="position:absolute;margin-left:-6.95pt;margin-top:0pt;width:481.9pt;height:85.05pt;mso-position-horizontal-relative:text;mso-position-vertical-relative:text" filled="f" o:ole="">
+            <v:imagedata r:id="rId8" o:title=""/>
+            <w10:wrap type="square" side="largest"/>
+          </v:shape>
+          <o:OLEObject Type="Embed" ProgID="Word.Document.12" ShapeID="ole_rId7" DrawAspect="Content" ObjectID="_9022520" r:id="rId7"/>
+        </w:object>
+      </w:r>
+      <w:r>
+        <w:rPr/>
+        <w:br/>
+      </w:r>
+      <w:r>
+        <w:rPr>
+          <w:rStyle w:val="VerbatimChar"/>
+        </w:rPr>
+        <w:t xml:space="preserve">        + CRITICAL: Lane 3 is not plugged in !!!</w:t>
+      </w:r>
+      <w:r>
+        <w:rPr/>
+        <w:br/>
+      </w:r>
+      <w:r>
+        <w:rPr>
+          <w:rStyle w:val="VerbatimChar"/>
+        </w:rPr>
+        <w:t xml:space="preserve">        + CRITICAL: Lane 4 is not plugged in !!!</w:t>
+      </w:r>
+      <w:r>
+        <w:rPr/>
+        <w:br/>
+        <w:br/>
+      </w:r>
+      <w:r>
+        <w:rPr>
+          <w:rStyle w:val="VerbatimChar"/>
+        </w:rPr>
+        <w:t xml:space="preserve">    - Interface: Ethernet1/3</w:t>
+      </w:r>
+      <w:r>
+        <w:rPr/>
+        <w:br/>
+      </w:r>
+      <w:r>
+        <w:rPr>
+          <w:rStyle w:val="VerbatimChar"/>
+        </w:rPr>
+        <w:t xml:space="preserve">        + ALERT: Transceiver temperature exceeded the threshold ! (67.0°C &gt; 65.0°C)</w:t>
+      </w:r>
+      <w:r>
+        <w:rPr/>
+        <w:br/>
+      </w:r>
+      <w:r>
+        <w:rPr>
+          <w:rStyle w:val="VerbatimChar"/>
+        </w:rPr>
+        <w:t xml:space="preserve">        + ALERT: Transceiver current exceeded the threshold ! (0.0 &lt; 2.0)</w:t>
+      </w:r>
+      <w:r>
+        <w:rPr/>
+        <w:br/>
+      </w:r>
+      <w:r>
+        <w:rPr>
+          <w:rStyle w:val="VerbatimChar"/>
+        </w:rPr>
+        <w:t xml:space="preserve">        + CRITICAL: Lane 1 is not plugged in !!!</w:t>
+      </w:r>
+      <w:r>
+        <w:rPr/>
+        <w:br/>
+      </w:r>
+      <w:r>
+        <w:rPr>
+          <w:rStyle w:val="VerbatimChar"/>
+        </w:rPr>
+        <w:t xml:space="preserve">        + CRITICAL: Lane 2 is not plugged in !!!</w:t>
+      </w:r>
+      <w:r>
+        <w:rPr/>
+        <w:br/>
+      </w:r>
+      <w:r>
+        <w:rPr>
+          <w:rStyle w:val="VerbatimChar"/>
+        </w:rPr>
+        <w:t xml:space="preserve">        + CRITICAL: Lane 3 is not plugged in !!!</w:t>
+      </w:r>
+      <w:r>
+        <w:rPr/>
+        <w:br/>
+      </w:r>
+      <w:r>
+        <w:rPr>
+          <w:rStyle w:val="VerbatimChar"/>
+        </w:rPr>
+        <w:t xml:space="preserve">        + CRITICAL: Lane 4 is not plugged in !!!</w:t>
+      </w:r>
+      <w:r>
+        <w:rPr/>
+        <w:br/>
+        <w:br/>
+      </w:r>
+      <w:r>
+        <w:rPr>
+          <w:rStyle w:val="VerbatimChar"/>
+        </w:rPr>
+        <w:t xml:space="preserve">    - Interface: Ethernet1/23</w:t>
+      </w:r>
+      <w:r>
+        <w:rPr/>
+        <w:br/>
+      </w:r>
+      <w:r>
+        <w:rPr>
+          <w:rStyle w:val="VerbatimChar"/>
+        </w:rPr>
+        <w:t xml:space="preserve">        + WARN: Transceiver voltage exceeded the threshold ! (3.48 &gt; 3.46)</w:t>
+      </w:r>
+      <w:r>
+        <w:rPr/>
+        <w:br/>
+      </w:r>
+      <w:r>
+        <w:rPr>
+          <w:rStyle w:val="VerbatimChar"/>
+        </w:rPr>
+        <w:t xml:space="preserve">        + ALERT: Transceiver current exceeded the threshold ! (11.0 &gt; 10.0)</w:t>
+      </w:r>
+      <w:r>
+        <w:rPr/>
+        <w:br/>
+      </w:r>
+      <w:r>
+        <w:rPr>
+          <w:rStyle w:val="VerbatimChar"/>
+        </w:rPr>
+        <w:t xml:space="preserve">        + WARN: Lane 1 transfer power has exceeded the threshold ! (-7.02 &lt; -6.0)</w:t>
+      </w:r>
+      <w:r>
+        <w:rPr/>
+        <w:br/>
+      </w:r>
+      <w:r>
+        <w:rPr>
+          <w:rStyle w:val="VerbatimChar"/>
+        </w:rPr>
+        <w:t xml:space="preserve">        + ALERT: Lane 2 receive power has exceeded the threshold ! (7.0 &gt; 6.99)</w:t>
+      </w:r>
+      <w:r>
+        <w:rPr/>
+        <w:br/>
+        <w:br/>
+      </w:r>
       <w:r>
         <w:rPr>
           <w:rStyle w:val="VerbatimChar"/>
         </w:rPr>
         <w:t>&gt; The following interfaces shows additional cRC or Align errors compared to the last check</w:t>
       </w:r>
-    </w:p>
-    <w:p>
-      <w:pPr>
-        <w:pStyle w:val="SourceCode"/>
-        <w:widowControl/>
-        <w:suppressAutoHyphens w:val="true"/>
-        <w:bidi w:val="0"/>
-        <w:spacing w:before="0" w:after="200"/>
-        <w:ind w:hanging="0" w:left="0" w:right="-900"/>
-        <w:jc w:val="left"/>
-        <w:rPr/>
-      </w:pPr>
-      <w:r>
-        <w:rPr>
-          <w:rStyle w:val="VerbatimChar"/>
-        </w:rPr>
-        <w:tab/>
-        <w:t>- eth1/97 shows 3 new errors (now 61, was 58)</w:t>
-      </w:r>
-    </w:p>
-    <w:p>
-      <w:pPr>
-        <w:pStyle w:val="SourceCode"/>
-        <w:widowControl/>
-        <w:suppressAutoHyphens w:val="true"/>
-        <w:bidi w:val="0"/>
-        <w:spacing w:before="0" w:after="200"/>
-        <w:ind w:hanging="0" w:left="0" w:right="-900"/>
-        <w:jc w:val="left"/>
-        <w:rPr/>
-      </w:pPr>
-      <w:r>
-        <w:rPr>
-          <w:rStyle w:val="VerbatimChar"/>
-        </w:rPr>
-        <w:tab/>
-        <w:t>- CRITICAL: eth1/99 shows 15 new errors (now 15, was 0)</w:t>
-      </w:r>
-    </w:p>
-    <w:p>
-      <w:pPr>
-        <w:pStyle w:val="SourceCode"/>
-        <w:widowControl/>
-        <w:suppressAutoHyphens w:val="true"/>
-        <w:bidi w:val="0"/>
-        <w:spacing w:before="0" w:after="200"/>
-        <w:ind w:hanging="0" w:left="0" w:right="-900"/>
-        <w:jc w:val="left"/>
-        <w:rPr/>
-      </w:pPr>
-      <w:r>
-        <w:rPr>
-          <w:rStyle w:val="VerbatimChar"/>
-        </w:rPr>
-        <w:tab/>
-        <w:t>- eth1/102 shows 2 new errors (now 4, was 2)</w:t>
-      </w:r>
-    </w:p>
-    <w:p>
-      <w:pPr>
-        <w:pStyle w:val="SourceCode"/>
-        <w:widowControl/>
-        <w:suppressAutoHyphens w:val="true"/>
-        <w:bidi w:val="0"/>
-        <w:spacing w:before="0" w:after="200"/>
-        <w:ind w:hanging="0" w:left="0" w:right="-900"/>
-        <w:jc w:val="left"/>
-        <w:rPr/>
-      </w:pPr>
-      <w:r>
-        <w:rPr>
-          <w:rStyle w:val="VerbatimChar"/>
-        </w:rPr>
-        <w:tab/>
-        <w:t>- CRITICAL: eth1/103 shows 20 new errors (now 20, was 34 and reset since)</w:t>
-      </w:r>
-    </w:p>
-    <w:p>
-      <w:pPr>
-        <w:pStyle w:val="SourceCode"/>
-        <w:widowControl/>
-        <w:suppressAutoHyphens w:val="true"/>
-        <w:bidi w:val="0"/>
-        <w:spacing w:before="0" w:after="200"/>
-        <w:ind w:hanging="0" w:left="0" w:right="-900"/>
-        <w:jc w:val="left"/>
-        <w:rPr>
-          <w:rStyle w:val="VerbatimChar"/>
-        </w:rPr>
-      </w:pPr>
-      <w:r>
-        <w:rPr/>
-      </w:r>
-    </w:p>
-    <w:p>
-      <w:pPr>
-        <w:pStyle w:val="SourceCode"/>
-        <w:widowControl/>
-        <w:suppressAutoHyphens w:val="true"/>
-        <w:bidi w:val="0"/>
-        <w:spacing w:before="0" w:after="200"/>
-        <w:ind w:hanging="0" w:left="0" w:right="-900"/>
-        <w:jc w:val="left"/>
-        <w:rPr/>
-      </w:pPr>
+      <w:r>
+        <w:rPr/>
+        <w:br/>
+      </w:r>
+      <w:r>
+        <w:rPr>
+          <w:rStyle w:val="VerbatimChar"/>
+        </w:rPr>
+        <w:t xml:space="preserve">    - eth1/97 shows 3 new errors (now 61, was 58)</w:t>
+      </w:r>
+      <w:r>
+        <w:rPr/>
+        <w:br/>
+      </w:r>
+      <w:r>
+        <w:rPr>
+          <w:rStyle w:val="VerbatimChar"/>
+        </w:rPr>
+        <w:t xml:space="preserve">    - CRITICAL: eth1/99 shows 15 new errors (now 15, was 0)</w:t>
+      </w:r>
+      <w:r>
+        <w:rPr/>
+        <w:br/>
+      </w:r>
+      <w:r>
+        <w:rPr>
+          <w:rStyle w:val="VerbatimChar"/>
+        </w:rPr>
+        <w:t xml:space="preserve">    - eth1/102 shows 2 new errors (now 4, was 2)</w:t>
+      </w:r>
+      <w:r>
+        <w:rPr/>
+        <w:br/>
+      </w:r>
+      <w:r>
+        <w:rPr>
+          <w:rStyle w:val="VerbatimChar"/>
+        </w:rPr>
+        <w:t xml:space="preserve">    - CRITICAL: eth1/103 shows 20 new errors (now 20, was 34 and reset since)</w:t>
+      </w:r>
+      <w:r>
+        <w:rPr/>
+        <w:br/>
+        <w:br/>
+      </w:r>
       <w:r>
         <w:rPr>
           <w:rStyle w:val="VerbatimChar"/>
         </w:rPr>
         <w:t>================================================</w:t>
       </w:r>
-    </w:p>
-    <w:p>
-      <w:pPr>
-        <w:pStyle w:val="SourceCode"/>
-        <w:rPr>
-          <w:rStyle w:val="VerbatimChar"/>
-        </w:rPr>
-      </w:pPr>
-      <w:r>
-        <w:rPr/>
-      </w:r>
-    </w:p>
-    <w:p>
-      <w:pPr>
-        <w:pStyle w:val="SourceCode"/>
-        <w:widowControl/>
-        <w:suppressAutoHyphens w:val="true"/>
-        <w:bidi w:val="0"/>
-        <w:spacing w:before="0" w:after="200"/>
-        <w:ind w:hanging="0" w:left="0" w:right="-1080"/>
-        <w:jc w:val="left"/>
-        <w:rPr/>
-      </w:pPr>
+      <w:r>
+        <w:rPr/>
+        <w:br/>
+        <w:br/>
+      </w:r>
       <w:r>
         <w:rPr>
           <w:rStyle w:val="VerbatimChar"/>
@@ -4246,16 +3978,924 @@
         </w:rPr>
         <w:t>[...]</w:t>
       </w:r>
-      <w:bookmarkEnd w:id="13"/>
       <w:bookmarkEnd w:id="15"/>
       <w:bookmarkEnd w:id="19"/>
     </w:p>
     <w:p>
       <w:pPr>
+        <w:pStyle w:val="Heading2"/>
+        <w:rPr/>
+      </w:pPr>
+      <w:bookmarkStart w:id="20" w:name="avec-docker"/>
+      <w:r>
+        <w:rPr/>
+        <w:t>Avec Docker</w:t>
+      </w:r>
+      <w:bookmarkEnd w:id="20"/>
+    </w:p>
+    <w:p>
+      <w:pPr>
+        <w:pStyle w:val="Heading2"/>
+        <w:rPr/>
+      </w:pPr>
+      <w:bookmarkStart w:id="21" w:name="avec-docker-1"/>
+      <w:r>
+        <w:rPr/>
+        <w:t>Avec Docker</w:t>
+      </w:r>
+    </w:p>
+    <w:p>
+      <w:pPr>
+        <w:pStyle w:val="FirstParagraph"/>
+        <w:rPr/>
+      </w:pPr>
+      <w:r>
+        <w:rPr/>
+        <w:t xml:space="preserve">Le script est fourni avec un </w:t>
+      </w:r>
+      <w:r>
+        <w:rPr>
+          <w:rStyle w:val="VerbatimChar"/>
+        </w:rPr>
+        <w:t>Dockerfile</w:t>
+      </w:r>
+      <w:r>
+        <w:rPr/>
+        <w:t xml:space="preserve"> et peut donc être exécuté facilement dans un conteneur Docker. Ainsi, il peut être déployé sur plusieurs machines pour faire des analyses en parallèle.</w:t>
+      </w:r>
+    </w:p>
+    <w:p>
+      <w:pPr>
+        <w:pStyle w:val="BodyText"/>
+        <w:rPr/>
+      </w:pPr>
+      <w:r>
+        <w:rPr/>
+        <w:t xml:space="preserve">Récupérez ce conteneur directement depuis </w:t>
+      </w:r>
+      <w:hyperlink r:id="rId9">
+        <w:r>
+          <w:rPr>
+            <w:rStyle w:val="Hyperlink"/>
+          </w:rPr>
+          <w:t>Docker Hub</w:t>
+        </w:r>
+      </w:hyperlink>
+      <w:r>
+        <w:rPr/>
+        <w:t>:</w:t>
+      </w:r>
+    </w:p>
+    <w:p>
+      <w:pPr>
+        <w:pStyle w:val="SourceCode"/>
+        <w:rPr/>
+      </w:pPr>
+      <w:r>
+        <w:rPr>
+          <w:rStyle w:val="ExtensionTok"/>
+        </w:rPr>
+        <w:t>docker</w:t>
+      </w:r>
+      <w:r>
+        <w:rPr>
+          <w:rStyle w:val="NormalTok"/>
+        </w:rPr>
+        <w:t xml:space="preserve"> pull wilhembk/cisco-nxapi-wrapper</w:t>
+      </w:r>
+    </w:p>
+    <w:p>
+      <w:pPr>
+        <w:pStyle w:val="FirstParagraph"/>
+        <w:rPr/>
+      </w:pPr>
+      <w:r>
+        <w:rPr/>
+        <w:t>Ou bien vous pouvez aussi le construire directement, en étant dans le dossier de travail:</w:t>
+      </w:r>
+    </w:p>
+    <w:p>
+      <w:pPr>
+        <w:pStyle w:val="SourceCode"/>
+        <w:rPr/>
+      </w:pPr>
+      <w:r>
+        <w:rPr>
+          <w:rStyle w:val="ExtensionTok"/>
+        </w:rPr>
+        <w:t>docker</w:t>
+      </w:r>
+      <w:r>
+        <w:rPr>
+          <w:rStyle w:val="NormalTok"/>
+        </w:rPr>
+        <w:t xml:space="preserve"> build </w:t>
+      </w:r>
+      <w:r>
+        <w:rPr>
+          <w:rStyle w:val="AttributeTok"/>
+        </w:rPr>
+        <w:t>-t</w:t>
+      </w:r>
+      <w:r>
+        <w:rPr>
+          <w:rStyle w:val="NormalTok"/>
+        </w:rPr>
+        <w:t xml:space="preserve"> cisco-nxapi-wrapper .</w:t>
+      </w:r>
+    </w:p>
+    <w:p>
+      <w:pPr>
+        <w:pStyle w:val="Heading3"/>
+        <w:rPr/>
+      </w:pPr>
+      <w:bookmarkStart w:id="22" w:name="configuration-nécessaire"/>
+      <w:r>
+        <w:rPr/>
+        <w:t>Configuration nécessaire</w:t>
+      </w:r>
+    </w:p>
+    <w:p>
+      <w:pPr>
+        <w:pStyle w:val="FirstParagraph"/>
+        <w:rPr/>
+      </w:pPr>
+      <w:r>
+        <w:rPr/>
+        <w:t xml:space="preserve">Comme pour une utilisation normale, vous aurez besoin d’un fichier </w:t>
+      </w:r>
+      <w:r>
+        <w:rPr>
+          <w:rStyle w:val="VerbatimChar"/>
+        </w:rPr>
+        <w:t>.env</w:t>
+      </w:r>
+      <w:r>
+        <w:rPr/>
+        <w:t xml:space="preserve"> de la forme suivante :</w:t>
+      </w:r>
+    </w:p>
+    <w:p>
+      <w:pPr>
+        <w:pStyle w:val="SourceCode"/>
+        <w:rPr/>
+      </w:pPr>
+      <w:r>
+        <w:rPr>
+          <w:rStyle w:val="VerbatimChar"/>
+        </w:rPr>
+        <w:t>SWITCH_USER_ID=nom_d_utilisateur</w:t>
+      </w:r>
+      <w:r>
+        <w:rPr/>
+        <w:br/>
+      </w:r>
+      <w:r>
+        <w:rPr>
+          <w:rStyle w:val="VerbatimChar"/>
+        </w:rPr>
+        <w:t>SWITCH_PASSWORD=mot_de_passe</w:t>
+      </w:r>
+      <w:r>
+        <w:rPr/>
+        <w:br/>
+      </w:r>
+      <w:r>
+        <w:rPr>
+          <w:rStyle w:val="VerbatimChar"/>
+        </w:rPr>
+        <w:t>NDFC_URL=https://ip_ndfc</w:t>
+      </w:r>
+      <w:r>
+        <w:rPr/>
+        <w:br/>
+      </w:r>
+      <w:r>
+        <w:rPr>
+          <w:rStyle w:val="VerbatimChar"/>
+        </w:rPr>
+        <w:t>NDFC_USER=nom_NDFC</w:t>
+      </w:r>
+      <w:r>
+        <w:rPr/>
+        <w:br/>
+      </w:r>
+      <w:r>
+        <w:rPr>
+          <w:rStyle w:val="VerbatimChar"/>
+        </w:rPr>
+        <w:t>NDFC_PASSWORD=mot_de_passe_NDFC</w:t>
+      </w:r>
+      <w:r>
+        <w:rPr/>
+        <w:br/>
+      </w:r>
+      <w:r>
+        <w:rPr>
+          <w:rStyle w:val="VerbatimChar"/>
+        </w:rPr>
+        <w:t>TZ=Europe/Paris</w:t>
+      </w:r>
+    </w:p>
+    <w:p>
+      <w:pPr>
+        <w:pStyle w:val="FirstParagraph"/>
+        <w:rPr/>
+      </w:pPr>
+      <w:r>
+        <w:rPr/>
+        <w:t xml:space="preserve">On rajoute la mention </w:t>
+      </w:r>
+      <w:r>
+        <w:rPr>
+          <w:rStyle w:val="VerbatimChar"/>
+        </w:rPr>
+        <w:t>TZ</w:t>
+      </w:r>
+      <w:r>
+        <w:rPr/>
+        <w:t xml:space="preserve"> pour que le conteneur </w:t>
+      </w:r>
+      <w:r>
+        <w:rPr>
+          <w:b/>
+          <w:bCs/>
+        </w:rPr>
+        <w:t>soit à la bonne heure</w:t>
+      </w:r>
+      <w:r>
+        <w:rPr/>
+        <w:t>. Cela permet de générer des logs avec des timestamps cohérents, ainsi que d’assurer la cohérence des tests temporels (PTP, ports inutilisés, …).</w:t>
+      </w:r>
+    </w:p>
+    <w:p>
+      <w:pPr>
+        <w:pStyle w:val="BodyText"/>
+        <w:rPr/>
+      </w:pPr>
+      <w:r>
+        <w:rPr/>
+        <w:t xml:space="preserve">Il nous faudra aussi </w:t>
+      </w:r>
+      <w:r>
+        <w:rPr>
+          <w:b/>
+          <w:bCs/>
+        </w:rPr>
+        <w:t>obligatoirement</w:t>
+      </w:r>
+      <w:r>
+        <w:rPr/>
+        <w:t>:</w:t>
+      </w:r>
+    </w:p>
+    <w:p>
+      <w:pPr>
+        <w:pStyle w:val="BodyText"/>
+        <w:rPr/>
+      </w:pPr>
+      <w:r>
+        <w:rPr/>
+        <w:t>- un fichier contenant les adresses IP des switchs à contacter</w:t>
+      </w:r>
+    </w:p>
+    <w:p>
+      <w:pPr>
+        <w:pStyle w:val="BodyText"/>
+        <w:rPr/>
+      </w:pPr>
+      <w:r>
+        <w:rPr/>
+        <w:t xml:space="preserve">- le dossier dans lequel stocker les logs </w:t>
+      </w:r>
+    </w:p>
+    <w:p>
+      <w:pPr>
+        <w:pStyle w:val="BodyText"/>
+        <w:rPr/>
+      </w:pPr>
+      <w:r>
+        <w:rPr/>
+        <w:t>- le dossier dans lequel stocker les résultats</w:t>
+      </w:r>
+    </w:p>
+    <w:p>
+      <w:pPr>
+        <w:pStyle w:val="BodyText"/>
+        <w:rPr/>
+      </w:pPr>
+      <w:r>
+        <w:rPr/>
+        <w:t xml:space="preserve">Et </w:t>
+      </w:r>
+      <w:r>
+        <w:rPr>
+          <w:b/>
+          <w:bCs/>
+        </w:rPr>
+        <w:t>facultativement</w:t>
+      </w:r>
+      <w:r>
+        <w:rPr/>
+        <w:t>:</w:t>
+      </w:r>
+    </w:p>
+    <w:p>
+      <w:pPr>
+        <w:pStyle w:val="BodyText"/>
+        <w:rPr/>
+      </w:pPr>
+      <w:r>
+        <w:rPr/>
+        <w:t>- le dossier de référence pour les erreurs CRC</w:t>
+      </w:r>
+    </w:p>
+    <w:p>
+      <w:pPr>
+        <w:pStyle w:val="BodyText"/>
+        <w:rPr/>
+      </w:pPr>
+      <w:r>
+        <w:rPr/>
+        <w:t>- un dossier de démo si l’on souhaite tester des fonctionnalités</w:t>
+      </w:r>
+      <w:bookmarkEnd w:id="22"/>
+    </w:p>
+    <w:p>
+      <w:pPr>
+        <w:pStyle w:val="Heading3"/>
+        <w:rPr/>
+      </w:pPr>
+      <w:bookmarkStart w:id="23" w:name="exécution"/>
+      <w:r>
+        <w:rPr/>
+        <w:t>Exécution</w:t>
+      </w:r>
+    </w:p>
+    <w:p>
+      <w:pPr>
+        <w:pStyle w:val="Heading4"/>
+        <w:rPr/>
+      </w:pPr>
+      <w:bookmarkStart w:id="24" w:name="petit-point-sur-les-volumes"/>
+      <w:r>
+        <w:rPr/>
+        <w:t>Petit point sur les volumes</w:t>
+      </w:r>
+    </w:p>
+    <w:p>
+      <w:pPr>
+        <w:pStyle w:val="FirstParagraph"/>
+        <w:rPr/>
+      </w:pPr>
+      <w:r>
+        <w:rPr/>
+        <w:t xml:space="preserve">Sur Docker, il faut créer des volumes pour pouvoir créer des dossiers partagés entre l’hôte et le conteneur. On peut les créer avec le paramètre </w:t>
+      </w:r>
+      <w:r>
+        <w:rPr>
+          <w:rStyle w:val="VerbatimChar"/>
+        </w:rPr>
+        <w:t>-v</w:t>
+      </w:r>
+      <w:r>
+        <w:rPr/>
+        <w:t xml:space="preserve"> de la commande </w:t>
+      </w:r>
+      <w:r>
+        <w:rPr>
+          <w:rStyle w:val="VerbatimChar"/>
+        </w:rPr>
+        <w:t>docker run</w:t>
+      </w:r>
+      <w:r>
+        <w:rPr/>
+        <w:t>:</w:t>
+      </w:r>
+    </w:p>
+    <w:p>
+      <w:pPr>
+        <w:pStyle w:val="SourceCode"/>
+        <w:rPr/>
+      </w:pPr>
+      <w:r>
+        <w:rPr>
+          <w:rStyle w:val="ExtensionTok"/>
+        </w:rPr>
+        <w:t>docker</w:t>
+      </w:r>
+      <w:r>
+        <w:rPr>
+          <w:rStyle w:val="NormalTok"/>
+        </w:rPr>
+        <w:t xml:space="preserve"> run </w:t>
+      </w:r>
+      <w:r>
+        <w:rPr>
+          <w:rStyle w:val="AttributeTok"/>
+        </w:rPr>
+        <w:t>-v</w:t>
+      </w:r>
+      <w:r>
+        <w:rPr>
+          <w:rStyle w:val="NormalTok"/>
+        </w:rPr>
+        <w:t xml:space="preserve"> </w:t>
+      </w:r>
+      <w:r>
+        <w:rPr>
+          <w:rStyle w:val="StringTok"/>
+        </w:rPr>
+        <w:t>"/chemin/sur/hote:/chemin/sur/container"</w:t>
+      </w:r>
+    </w:p>
+    <w:p>
+      <w:pPr>
+        <w:pStyle w:val="FirstParagraph"/>
+        <w:rPr/>
+      </w:pPr>
+      <w:r>
+        <w:rPr/>
+        <w:t xml:space="preserve">Ainsi, le fichier </w:t>
+      </w:r>
+      <w:r>
+        <w:rPr>
+          <w:rStyle w:val="VerbatimChar"/>
+        </w:rPr>
+        <w:t>/chemin/sur/hote</w:t>
+      </w:r>
+      <w:r>
+        <w:rPr/>
+        <w:t xml:space="preserve"> de la machine hôte est accessible sur le conteneur sous le nom de </w:t>
+      </w:r>
+      <w:r>
+        <w:rPr>
+          <w:rStyle w:val="VerbatimChar"/>
+        </w:rPr>
+        <w:t>chemin/sur/container</w:t>
+      </w:r>
+      <w:r>
+        <w:rPr/>
+        <w:t xml:space="preserve">. </w:t>
+      </w:r>
+      <w:r>
+        <w:rPr>
+          <w:b/>
+          <w:bCs/>
+        </w:rPr>
+        <w:t>Ces fichiers sont partagés entre l’hôte et le conteneur.</w:t>
+      </w:r>
+    </w:p>
+    <w:p>
+      <w:pPr>
+        <w:pStyle w:val="BlockText"/>
+        <w:rPr/>
+      </w:pPr>
+      <w:r>
+        <w:rPr>
+          <w:b/>
+          <w:bCs/>
+        </w:rPr>
+        <w:t>/!\</w:t>
+      </w:r>
+      <w:r>
+        <w:rPr/>
+        <w:t xml:space="preserve"> Il faut bien indiquer le chemin d’accès complet du fichier sur la machine hôte, ou bien utiliser le </w:t>
+      </w:r>
+      <w:r>
+        <w:rPr>
+          <w:rStyle w:val="VerbatimChar"/>
+        </w:rPr>
+        <w:t>.</w:t>
+      </w:r>
+      <w:r>
+        <w:rPr/>
+        <w:t xml:space="preserve"> pour préciser un chemin relatif. Docker considère par défaut que tous les fichiers viennent de la racine </w:t>
+      </w:r>
+      <w:r>
+        <w:rPr>
+          <w:rStyle w:val="VerbatimChar"/>
+        </w:rPr>
+        <w:t>/</w:t>
+      </w:r>
+      <w:r>
+        <w:rPr/>
+        <w:t>.</w:t>
+      </w:r>
+      <w:bookmarkEnd w:id="24"/>
+    </w:p>
+    <w:p>
+      <w:pPr>
+        <w:pStyle w:val="Heading4"/>
+        <w:rPr/>
+      </w:pPr>
+      <w:bookmarkStart w:id="25" w:name="exemple"/>
+      <w:r>
+        <w:rPr/>
+        <w:t>Exemple</w:t>
+      </w:r>
+    </w:p>
+    <w:p>
+      <w:pPr>
+        <w:pStyle w:val="FirstParagraph"/>
+        <w:rPr/>
+      </w:pPr>
+      <w:r>
+        <w:rPr/>
+        <w:t xml:space="preserve">On utilise donc la commande </w:t>
+      </w:r>
+      <w:r>
+        <w:rPr>
+          <w:rStyle w:val="VerbatimChar"/>
+        </w:rPr>
+        <w:t>docker run</w:t>
+      </w:r>
+      <w:r>
+        <w:rPr/>
+        <w:t xml:space="preserve">. On </w:t>
+      </w:r>
+      <w:r>
+        <w:rPr>
+          <w:b/>
+          <w:bCs/>
+        </w:rPr>
+        <w:t>ajoute le paramètre</w:t>
+      </w:r>
+      <w:r>
+        <w:rPr/>
+        <w:t xml:space="preserve"> </w:t>
+      </w:r>
+      <w:r>
+        <w:rPr>
+          <w:rStyle w:val="VerbatimChar"/>
+        </w:rPr>
+        <w:t>--rm</w:t>
+      </w:r>
+      <w:r>
+        <w:rPr/>
+        <w:t xml:space="preserve"> pour supprimer le conteneur à la sortie du programme (comme il s’agit juste d’une application CLI, conserver le conteneur ne sert à rien une fois que le travail est fini).</w:t>
+      </w:r>
+    </w:p>
+    <w:p>
+      <w:pPr>
+        <w:pStyle w:val="BodyText"/>
+        <w:rPr/>
+      </w:pPr>
+      <w:r>
+        <w:rPr/>
+        <w:t>Voici un exemple d’exécution avec tous les paramètres (sauf les paramètres de démo):</w:t>
+      </w:r>
+    </w:p>
+    <w:p>
+      <w:pPr>
+        <w:pStyle w:val="SourceCode"/>
+        <w:rPr/>
+      </w:pPr>
+      <w:r>
+        <w:rPr>
+          <w:rStyle w:val="ExtensionTok"/>
+        </w:rPr>
+        <w:t>docker</w:t>
+      </w:r>
+      <w:r>
+        <w:rPr>
+          <w:rStyle w:val="NormalTok"/>
+        </w:rPr>
+        <w:t xml:space="preserve"> run </w:t>
+      </w:r>
+      <w:r>
+        <w:rPr>
+          <w:rStyle w:val="AttributeTok"/>
+        </w:rPr>
+        <w:t>--rm</w:t>
+      </w:r>
+      <w:r>
+        <w:rPr>
+          <w:rStyle w:val="NormalTok"/>
+        </w:rPr>
+        <w:t xml:space="preserve"> </w:t>
+      </w:r>
+      <w:r>
+        <w:rPr>
+          <w:rStyle w:val="AttributeTok"/>
+        </w:rPr>
+        <w:t>--env-file</w:t>
+      </w:r>
+      <w:r>
+        <w:rPr>
+          <w:rStyle w:val="NormalTok"/>
+        </w:rPr>
+        <w:t xml:space="preserve"> /chemin/du/.env </w:t>
+      </w:r>
+      <w:r>
+        <w:rPr>
+          <w:rStyle w:val="DataTypeTok"/>
+        </w:rPr>
+        <w:t>\</w:t>
+      </w:r>
+      <w:r>
+        <w:rPr/>
+        <w:br/>
+      </w:r>
+      <w:r>
+        <w:rPr>
+          <w:rStyle w:val="NormalTok"/>
+        </w:rPr>
+        <w:t xml:space="preserve">    </w:t>
+      </w:r>
+      <w:r>
+        <w:rPr>
+          <w:rStyle w:val="AttributeTok"/>
+        </w:rPr>
+        <w:t>-v</w:t>
+      </w:r>
+      <w:r>
+        <w:rPr>
+          <w:rStyle w:val="NormalTok"/>
+        </w:rPr>
+        <w:t xml:space="preserve"> </w:t>
+      </w:r>
+      <w:r>
+        <w:rPr>
+          <w:rStyle w:val="StringTok"/>
+        </w:rPr>
+        <w:t>"/chemin/switch_ips.txt:/data/switch_ips.txt"</w:t>
+      </w:r>
+      <w:r>
+        <w:rPr>
+          <w:rStyle w:val="NormalTok"/>
+        </w:rPr>
+        <w:t xml:space="preserve"> </w:t>
+      </w:r>
+      <w:r>
+        <w:rPr>
+          <w:rStyle w:val="DataTypeTok"/>
+        </w:rPr>
+        <w:t>\</w:t>
+      </w:r>
+      <w:r>
+        <w:rPr/>
+        <w:br/>
+      </w:r>
+      <w:r>
+        <w:rPr>
+          <w:rStyle w:val="NormalTok"/>
+        </w:rPr>
+        <w:t xml:space="preserve">    </w:t>
+      </w:r>
+      <w:r>
+        <w:rPr>
+          <w:rStyle w:val="AttributeTok"/>
+        </w:rPr>
+        <w:t>-v</w:t>
+      </w:r>
+      <w:r>
+        <w:rPr>
+          <w:rStyle w:val="NormalTok"/>
+        </w:rPr>
+        <w:t xml:space="preserve"> </w:t>
+      </w:r>
+      <w:r>
+        <w:rPr>
+          <w:rStyle w:val="StringTok"/>
+        </w:rPr>
+        <w:t>"/chemin/du/dossier/outputs:/outputs"</w:t>
+      </w:r>
+      <w:r>
+        <w:rPr>
+          <w:rStyle w:val="NormalTok"/>
+        </w:rPr>
+        <w:t xml:space="preserve"> </w:t>
+      </w:r>
+      <w:r>
+        <w:rPr>
+          <w:rStyle w:val="DataTypeTok"/>
+        </w:rPr>
+        <w:t>\</w:t>
+      </w:r>
+      <w:r>
+        <w:rPr/>
+        <w:br/>
+      </w:r>
+      <w:r>
+        <w:rPr>
+          <w:rStyle w:val="NormalTok"/>
+        </w:rPr>
+        <w:t xml:space="preserve">    </w:t>
+      </w:r>
+      <w:r>
+        <w:rPr>
+          <w:rStyle w:val="AttributeTok"/>
+        </w:rPr>
+        <w:t>-v</w:t>
+      </w:r>
+      <w:r>
+        <w:rPr>
+          <w:rStyle w:val="NormalTok"/>
+        </w:rPr>
+        <w:t xml:space="preserve"> </w:t>
+      </w:r>
+      <w:r>
+        <w:rPr>
+          <w:rStyle w:val="StringTok"/>
+        </w:rPr>
+        <w:t>"chemin/du/dossier/references/CRC:/data/references_data"</w:t>
+      </w:r>
+      <w:r>
+        <w:rPr>
+          <w:rStyle w:val="NormalTok"/>
+        </w:rPr>
+        <w:t xml:space="preserve"> </w:t>
+      </w:r>
+      <w:r>
+        <w:rPr>
+          <w:rStyle w:val="DataTypeTok"/>
+        </w:rPr>
+        <w:t>\</w:t>
+      </w:r>
+      <w:r>
+        <w:rPr/>
+        <w:br/>
+      </w:r>
+      <w:r>
+        <w:rPr>
+          <w:rStyle w:val="NormalTok"/>
+        </w:rPr>
+        <w:t xml:space="preserve">    cisco-nxapi-wrapper:latest </w:t>
+      </w:r>
+      <w:r>
+        <w:rPr>
+          <w:rStyle w:val="DataTypeTok"/>
+        </w:rPr>
+        <w:t>\</w:t>
+      </w:r>
+      <w:r>
+        <w:rPr/>
+        <w:br/>
+      </w:r>
+      <w:r>
+        <w:rPr>
+          <w:rStyle w:val="NormalTok"/>
+        </w:rPr>
+        <w:t xml:space="preserve">    /data/switch_ips.txt /outputs/logs /outputs/results </w:t>
+      </w:r>
+      <w:r>
+        <w:rPr>
+          <w:rStyle w:val="DataTypeTok"/>
+        </w:rPr>
+        <w:t>\</w:t>
+      </w:r>
+      <w:r>
+        <w:rPr/>
+        <w:br/>
+      </w:r>
+      <w:r>
+        <w:rPr>
+          <w:rStyle w:val="NormalTok"/>
+        </w:rPr>
+        <w:t xml:space="preserve">    </w:t>
+      </w:r>
+      <w:r>
+        <w:rPr>
+          <w:rStyle w:val="AttributeTok"/>
+        </w:rPr>
+        <w:t>--unused_ports</w:t>
+      </w:r>
+      <w:r>
+        <w:rPr>
+          <w:rStyle w:val="NormalTok"/>
+        </w:rPr>
+        <w:t xml:space="preserve"> 90 0 </w:t>
+      </w:r>
+      <w:r>
+        <w:rPr>
+          <w:rStyle w:val="AttributeTok"/>
+        </w:rPr>
+        <w:t>--half_duplex</w:t>
+      </w:r>
+      <w:r>
+        <w:rPr>
+          <w:rStyle w:val="NormalTok"/>
+        </w:rPr>
+        <w:t xml:space="preserve"> </w:t>
+      </w:r>
+      <w:r>
+        <w:rPr>
+          <w:rStyle w:val="AttributeTok"/>
+        </w:rPr>
+        <w:t>--err_disabled</w:t>
+      </w:r>
+      <w:r>
+        <w:rPr>
+          <w:rStyle w:val="NormalTok"/>
+        </w:rPr>
+        <w:t xml:space="preserve"> </w:t>
+      </w:r>
+      <w:r>
+        <w:rPr>
+          <w:rStyle w:val="AttributeTok"/>
+        </w:rPr>
+        <w:t>--check_transceivers</w:t>
+      </w:r>
+      <w:r>
+        <w:rPr>
+          <w:rStyle w:val="NormalTok"/>
+        </w:rPr>
+        <w:t xml:space="preserve"> WARN  </w:t>
+      </w:r>
+      <w:r>
+        <w:rPr>
+          <w:rStyle w:val="DataTypeTok"/>
+        </w:rPr>
+        <w:t>\</w:t>
+      </w:r>
+      <w:r>
+        <w:rPr/>
+        <w:br/>
+      </w:r>
+      <w:r>
+        <w:rPr>
+          <w:rStyle w:val="NormalTok"/>
+        </w:rPr>
+        <w:t xml:space="preserve">    </w:t>
+      </w:r>
+      <w:r>
+        <w:rPr>
+          <w:rStyle w:val="AttributeTok"/>
+        </w:rPr>
+        <w:t>--CRC</w:t>
+      </w:r>
+      <w:r>
+        <w:rPr>
+          <w:rStyle w:val="NormalTok"/>
+        </w:rPr>
+        <w:t xml:space="preserve"> 5 /data/references_data </w:t>
+      </w:r>
+      <w:r>
+        <w:rPr>
+          <w:rStyle w:val="AttributeTok"/>
+        </w:rPr>
+        <w:t>--PTP</w:t>
+      </w:r>
+      <w:r>
+        <w:rPr>
+          <w:rStyle w:val="NormalTok"/>
+        </w:rPr>
+        <w:t xml:space="preserve"> 2 1 500 </w:t>
+      </w:r>
+      <w:r>
+        <w:rPr>
+          <w:rStyle w:val="AttributeTok"/>
+        </w:rPr>
+        <w:t>--timeout</w:t>
+      </w:r>
+      <w:r>
+        <w:rPr>
+          <w:rStyle w:val="NormalTok"/>
+        </w:rPr>
+        <w:t xml:space="preserve"> 30</w:t>
+      </w:r>
+    </w:p>
+    <w:p>
+      <w:pPr>
+        <w:pStyle w:val="BlockText"/>
+        <w:rPr/>
+      </w:pPr>
+      <w:r>
+        <w:rPr/>
+        <w:t>Dans cette commande, il est possible de retirer le volume des valeurs de référence du CRC, si l’on ne souhaite pas tester le CRC.</w:t>
+      </w:r>
+    </w:p>
+    <w:p>
+      <w:pPr>
+        <w:pStyle w:val="FirstParagraph"/>
+        <w:rPr/>
+      </w:pPr>
+      <w:r>
+        <w:rPr/>
+        <w:t>Ainsi, les arguments sont les mêmes que ceux à passer au programme Python de base, et les chemins d’accès des fichiers doivent correspondre au chemin d’accès sur le conteneur (et non pas à ceux de la machine hôte).</w:t>
+      </w:r>
+    </w:p>
+    <w:p>
+      <w:pPr>
+        <w:pStyle w:val="BodyText"/>
+        <w:rPr/>
+      </w:pPr>
+      <w:r>
+        <w:rPr/>
+        <w:t>Il est donc possible de remplacer ces chemins d’accès par d’autres et de permettre une parallélisation des tests de switchs.</w:t>
+      </w:r>
+      <w:bookmarkEnd w:id="13"/>
+      <w:bookmarkEnd w:id="21"/>
+      <w:bookmarkEnd w:id="23"/>
+      <w:bookmarkEnd w:id="25"/>
+    </w:p>
+    <w:p>
+      <w:pPr>
         <w:pStyle w:val="Heading1"/>
         <w:rPr/>
       </w:pPr>
-      <w:bookmarkStart w:id="20" w:name="pour-les-développeurs"/>
+      <w:bookmarkStart w:id="26" w:name="pour-les-développeurs"/>
       <w:r>
         <w:rPr/>
         <w:t>Pour les développeurs</w:t>
@@ -4268,25 +4908,19 @@
       </w:pPr>
       <w:r>
         <w:rPr/>
-        <w:t>Le programme est développé pour Python 3.10+ (3.11 recommandé) et suit une logique de programmation objet qui le rend modulable:</w:t>
-      </w:r>
-    </w:p>
-    <w:p>
-      <w:pPr>
-        <w:pStyle w:val="BodyText"/>
-        <w:rPr/>
-      </w:pPr>
+        <w:t>Le programme est développé pour Python 3.10+ (3.11 recommandé) et suit une logique</w:t>
+      </w:r>
       <w:r>
         <w:drawing>
-          <wp:anchor distT="0" distB="0" distL="0" distR="0" simplePos="0" relativeHeight="6" behindDoc="0" locked="0" layoutInCell="0" allowOverlap="1">
+          <wp:anchor distT="0" distB="0" distL="0" distR="0" simplePos="0" relativeHeight="7" behindDoc="0" locked="0" layoutInCell="0" allowOverlap="1">
             <wp:simplePos x="0" y="0"/>
             <wp:positionH relativeFrom="column">
-              <wp:posOffset>1179195</wp:posOffset>
+              <wp:posOffset>709295</wp:posOffset>
             </wp:positionH>
             <wp:positionV relativeFrom="paragraph">
-              <wp:posOffset>-83820</wp:posOffset>
+              <wp:posOffset>584835</wp:posOffset>
             </wp:positionV>
-            <wp:extent cx="3445510" cy="5840095"/>
+            <wp:extent cx="4354195" cy="7381240"/>
             <wp:effectExtent l="0" t="0" r="0" b="0"/>
             <wp:wrapTopAndBottom/>
             <wp:docPr id="5" name="Image5"/>
@@ -4303,7 +4937,7 @@
                     </pic:cNvPicPr>
                   </pic:nvPicPr>
                   <pic:blipFill>
-                    <a:blip r:embed="rId8"/>
+                    <a:blip r:embed="rId10"/>
                     <a:stretch>
                       <a:fillRect/>
                     </a:stretch>
@@ -4311,7 +4945,7 @@
                   <pic:spPr bwMode="auto">
                     <a:xfrm>
                       <a:off x="0" y="0"/>
-                      <a:ext cx="3445510" cy="5840095"/>
+                      <a:ext cx="4354195" cy="7381240"/>
                     </a:xfrm>
                     <a:prstGeom prst="rect">
                       <a:avLst/>
@@ -4326,6 +4960,16 @@
       </w:r>
       <w:r>
         <w:rPr/>
+        <w:t xml:space="preserve"> de programmation objet qui le rend modulable:</w:t>
+      </w:r>
+    </w:p>
+    <w:p>
+      <w:pPr>
+        <w:pStyle w:val="BodyText"/>
+        <w:rPr/>
+      </w:pPr>
+      <w:r>
+        <w:rPr/>
         <w:t xml:space="preserve">Il existe aussi la classe </w:t>
       </w:r>
       <w:r>
@@ -4348,7 +4992,7 @@
         <w:rPr/>
         <w:t xml:space="preserve">Pour développer, il est recommandé d’utiliser </w:t>
       </w:r>
-      <w:hyperlink r:id="rId9">
+      <w:hyperlink r:id="rId11">
         <w:r>
           <w:rPr>
             <w:rStyle w:val="Hyperlink"/>
@@ -4366,7 +5010,7 @@
         <w:pStyle w:val="Heading2"/>
         <w:rPr/>
       </w:pPr>
-      <w:bookmarkStart w:id="21" w:name="contacter-un-endpoint"/>
+      <w:bookmarkStart w:id="27" w:name="contacter-un-endpoint"/>
       <w:r>
         <w:rPr/>
         <w:t>Contacter un endpoint</w:t>
@@ -4387,7 +5031,7 @@
         <w:pStyle w:val="Heading3"/>
         <w:rPr/>
       </w:pPr>
-      <w:bookmarkStart w:id="22" w:name="étape-1-identification-du-besoin"/>
+      <w:bookmarkStart w:id="28" w:name="étape-1-identification-du-besoin"/>
       <w:r>
         <w:rPr/>
         <w:t>Étape 1: Identification du besoin</w:t>
@@ -4407,7 +5051,28 @@
       </w:r>
       <w:r>
         <w:rPr/>
-        <w:t xml:space="preserve"> : - Est-ce qu’on peut utiliser l’API REST, ou est-ce qu’on doit plutôt utiliser l’API CLI ? - Si c’est l’</w:t>
+        <w:t xml:space="preserve"> : </w:t>
+      </w:r>
+    </w:p>
+    <w:p>
+      <w:pPr>
+        <w:pStyle w:val="FirstParagraph"/>
+        <w:rPr/>
+      </w:pPr>
+      <w:r>
+        <w:rPr/>
+        <w:t xml:space="preserve">- Est-ce qu’on peut utiliser l’API REST, ou est-ce qu’on doit plutôt utiliser l’API CLI ? </w:t>
+      </w:r>
+    </w:p>
+    <w:p>
+      <w:pPr>
+        <w:pStyle w:val="FirstParagraph"/>
+        <w:rPr/>
+      </w:pPr>
+      <w:r>
+        <w:rPr/>
+        <w:tab/>
+        <w:t>- Si c’est l’</w:t>
       </w:r>
       <w:r>
         <w:rPr>
@@ -4438,7 +5103,18 @@
       </w:r>
       <w:r>
         <w:rPr/>
-        <w:t>. - Si c’est l’</w:t>
+        <w:t xml:space="preserve">. </w:t>
+      </w:r>
+    </w:p>
+    <w:p>
+      <w:pPr>
+        <w:pStyle w:val="FirstParagraph"/>
+        <w:rPr/>
+      </w:pPr>
+      <w:r>
+        <w:rPr/>
+        <w:tab/>
+        <w:t>- Si c’est l’</w:t>
       </w:r>
       <w:r>
         <w:rPr>
@@ -4479,7 +5155,17 @@
       </w:r>
       <w:r>
         <w:rPr/>
-        <w:t xml:space="preserve"> pour envoyer la commande au switch. - Est-ce un </w:t>
+        <w:t xml:space="preserve"> pour envoyer la commande au switch. </w:t>
+      </w:r>
+    </w:p>
+    <w:p>
+      <w:pPr>
+        <w:pStyle w:val="FirstParagraph"/>
+        <w:rPr/>
+      </w:pPr>
+      <w:r>
+        <w:rPr/>
+        <w:t xml:space="preserve">- Est-ce un </w:t>
       </w:r>
       <w:r>
         <w:rPr>
@@ -4499,7 +5185,18 @@
       </w:r>
       <w:r>
         <w:rPr/>
-        <w:t xml:space="preserve"> ? - Si c’est un </w:t>
+        <w:t xml:space="preserve"> ? </w:t>
+      </w:r>
+    </w:p>
+    <w:p>
+      <w:pPr>
+        <w:pStyle w:val="FirstParagraph"/>
+        <w:rPr/>
+      </w:pPr>
+      <w:r>
+        <w:rPr/>
+        <w:tab/>
+        <w:t xml:space="preserve">- Si c’est un </w:t>
       </w:r>
       <w:r>
         <w:rPr>
@@ -4529,7 +5226,18 @@
       </w:r>
       <w:r>
         <w:rPr/>
-        <w:t xml:space="preserve">). - Si c’est un </w:t>
+        <w:t xml:space="preserve">). </w:t>
+      </w:r>
+    </w:p>
+    <w:p>
+      <w:pPr>
+        <w:pStyle w:val="FirstParagraph"/>
+        <w:rPr/>
+      </w:pPr>
+      <w:r>
+        <w:rPr/>
+        <w:tab/>
+        <w:t xml:space="preserve">- Si c’est un </w:t>
       </w:r>
       <w:r>
         <w:rPr>
@@ -4539,7 +5247,17 @@
       </w:r>
       <w:r>
         <w:rPr/>
-        <w:t xml:space="preserve">, il faut regarder le résultat du sandbox NXAPI pour avoir une idée de la structure. - Si on modifie une configuration, est-ce que cela va avoir une incidence de synchronisation avec NDFC ? On modifie autant que possible via l’API NDFC (définie dans </w:t>
+        <w:t xml:space="preserve">, il faut regarder le résultat du sandbox NXAPI pour avoir une idée de la structure. </w:t>
+      </w:r>
+    </w:p>
+    <w:p>
+      <w:pPr>
+        <w:pStyle w:val="FirstParagraph"/>
+        <w:rPr/>
+      </w:pPr>
+      <w:r>
+        <w:rPr/>
+        <w:t xml:space="preserve">- Si on modifie une configuration, est-ce que cela va avoir une incidence de synchronisation avec NDFC ? On modifie autant que possible via l’API NDFC (définie dans </w:t>
       </w:r>
       <w:r>
         <w:rPr>
@@ -4617,14 +5335,14 @@
         <w:br/>
         <w:t>Ainsi, vous pourrez tester des cas de monitoring spécifique en changeant ce fichier.</w:t>
       </w:r>
-      <w:bookmarkEnd w:id="22"/>
+      <w:bookmarkEnd w:id="28"/>
     </w:p>
     <w:p>
       <w:pPr>
         <w:pStyle w:val="Heading3"/>
         <w:rPr/>
       </w:pPr>
-      <w:bookmarkStart w:id="23" w:name="X07b8d1b52f8143b93a7e70a1f38550fbec1afb9"/>
+      <w:bookmarkStart w:id="29" w:name="X07b8d1b52f8143b93a7e70a1f38550fbec1afb9"/>
       <w:r>
         <w:rPr/>
         <w:t>Étape 2: Écriture dans le fichier de résultat</w:t>
@@ -4655,7 +5373,7 @@
         <w:pStyle w:val="Compact"/>
         <w:numPr>
           <w:ilvl w:val="0"/>
-          <w:numId w:val="20"/>
+          <w:numId w:val="25"/>
         </w:numPr>
         <w:rPr/>
       </w:pPr>
@@ -4679,7 +5397,7 @@
         <w:pStyle w:val="Compact"/>
         <w:numPr>
           <w:ilvl w:val="0"/>
-          <w:numId w:val="4"/>
+          <w:numId w:val="1"/>
         </w:numPr>
         <w:rPr/>
       </w:pPr>
@@ -4703,7 +5421,7 @@
         <w:pStyle w:val="Compact"/>
         <w:numPr>
           <w:ilvl w:val="0"/>
-          <w:numId w:val="4"/>
+          <w:numId w:val="1"/>
         </w:numPr>
         <w:rPr/>
       </w:pPr>
@@ -4767,7 +5485,7 @@
         <w:pStyle w:val="Compact"/>
         <w:numPr>
           <w:ilvl w:val="0"/>
-          <w:numId w:val="4"/>
+          <w:numId w:val="1"/>
         </w:numPr>
         <w:rPr/>
       </w:pPr>
@@ -4831,7 +5549,7 @@
         <w:pStyle w:val="Compact"/>
         <w:numPr>
           <w:ilvl w:val="0"/>
-          <w:numId w:val="4"/>
+          <w:numId w:val="1"/>
         </w:numPr>
         <w:rPr/>
       </w:pPr>
@@ -4839,14 +5557,14 @@
         <w:rPr/>
         <w:t>Si besoin, créez des méthodes pour alimenter votre objet au fur et à mesure de votre monitoring.</w:t>
       </w:r>
-      <w:bookmarkEnd w:id="23"/>
+      <w:bookmarkEnd w:id="29"/>
     </w:p>
     <w:p>
       <w:pPr>
         <w:pStyle w:val="Heading3"/>
         <w:rPr/>
       </w:pPr>
-      <w:bookmarkStart w:id="24" w:name="étape-3-formatage-de-la-réponse"/>
+      <w:bookmarkStart w:id="30" w:name="étape-3-formatage-de-la-réponse"/>
       <w:r>
         <w:rPr/>
         <w:t>Étape 3: Formatage de la réponse</w:t>
@@ -4912,7 +5630,7 @@
         <w:rPr/>
         <w:t xml:space="preserve">Avec </w:t>
       </w:r>
-      <w:hyperlink r:id="rId10">
+      <w:hyperlink r:id="rId12">
         <w:r>
           <w:rPr>
             <w:rStyle w:val="Hyperlink"/>
@@ -4952,7 +5670,17 @@
       </w:pPr>
       <w:r>
         <w:rPr/>
-        <w:t>Une fois la réponse correctement formatée, on peut commencer à réaliser des tests de monitoring. &gt; Si des données utilisateurs sont nécessaires pour pouvoir réaliser ces tests, ajoutez ces variables dans la fonction qui s’occupe de faire le monitoring.</w:t>
+        <w:t>Une fois la réponse correctement formatée, on peut commencer à réaliser des tests de monitoring.</w:t>
+      </w:r>
+    </w:p>
+    <w:p>
+      <w:pPr>
+        <w:pStyle w:val="BodyText"/>
+        <w:rPr/>
+      </w:pPr>
+      <w:r>
+        <w:rPr/>
+        <w:t>&gt; Si des données utilisateurs sont nécessaires pour pouvoir réaliser ces tests, ajoutez ces variables dans la fonction qui s’occupe de faire le monitoring.</w:t>
       </w:r>
     </w:p>
     <w:p>
@@ -4960,7 +5688,7 @@
         <w:pStyle w:val="Compact"/>
         <w:numPr>
           <w:ilvl w:val="0"/>
-          <w:numId w:val="1"/>
+          <w:numId w:val="4"/>
         </w:numPr>
         <w:rPr/>
       </w:pPr>
@@ -4994,7 +5722,7 @@
         <w:pStyle w:val="Compact"/>
         <w:numPr>
           <w:ilvl w:val="0"/>
-          <w:numId w:val="1"/>
+          <w:numId w:val="4"/>
         </w:numPr>
         <w:rPr/>
       </w:pPr>
@@ -5062,14 +5790,14 @@
         <w:rPr/>
         <w:t>. Vous n’avez pas besoin de les modifier.</w:t>
       </w:r>
-      <w:bookmarkEnd w:id="24"/>
+      <w:bookmarkEnd w:id="30"/>
     </w:p>
     <w:p>
       <w:pPr>
         <w:pStyle w:val="Heading3"/>
         <w:rPr/>
       </w:pPr>
-      <w:bookmarkStart w:id="25" w:name="Xf1cd9a2b411a675dbfd562cfe7b36f22e3ce11b"/>
+      <w:bookmarkStart w:id="31" w:name="Xf1cd9a2b411a675dbfd562cfe7b36f22e3ce11b"/>
       <w:r>
         <w:rPr/>
         <w:t xml:space="preserve">Étape 4: Ajout de la fonction de monitoring à </w:t>
@@ -5106,7 +5834,7 @@
         <w:pStyle w:val="Compact"/>
         <w:numPr>
           <w:ilvl w:val="0"/>
-          <w:numId w:val="1"/>
+          <w:numId w:val="4"/>
         </w:numPr>
         <w:rPr/>
       </w:pPr>
@@ -5130,7 +5858,7 @@
         <w:pStyle w:val="Compact"/>
         <w:numPr>
           <w:ilvl w:val="0"/>
-          <w:numId w:val="1"/>
+          <w:numId w:val="4"/>
         </w:numPr>
         <w:rPr/>
       </w:pPr>
@@ -5158,14 +5886,14 @@
         <w:rPr/>
         <w:t xml:space="preserve"> que celui choisi dans les objets NXAPI pour éviter les confusions.</w:t>
       </w:r>
-      <w:bookmarkEnd w:id="25"/>
+      <w:bookmarkEnd w:id="31"/>
     </w:p>
     <w:p>
       <w:pPr>
         <w:pStyle w:val="Heading3"/>
         <w:rPr/>
       </w:pPr>
-      <w:bookmarkStart w:id="26" w:name="Xd6aadefcb863665e2f2c264e07f28d8a764c8e8"/>
+      <w:bookmarkStart w:id="32" w:name="Xd6aadefcb863665e2f2c264e07f28d8a764c8e8"/>
       <w:r>
         <w:rPr/>
         <w:t xml:space="preserve">Étape 5: Parsing des entrées utilisateurs dans </w:t>
@@ -5186,7 +5914,7 @@
         <w:rPr/>
         <w:t xml:space="preserve">La bibliothèque Python native </w:t>
       </w:r>
-      <w:hyperlink r:id="rId11">
+      <w:hyperlink r:id="rId13">
         <w:r>
           <w:rPr>
             <w:rStyle w:val="Hyperlink"/>
@@ -5204,7 +5932,7 @@
         <w:pStyle w:val="Compact"/>
         <w:numPr>
           <w:ilvl w:val="0"/>
-          <w:numId w:val="1"/>
+          <w:numId w:val="4"/>
         </w:numPr>
         <w:rPr/>
       </w:pPr>
@@ -5238,7 +5966,7 @@
         <w:pStyle w:val="Compact"/>
         <w:numPr>
           <w:ilvl w:val="1"/>
-          <w:numId w:val="1"/>
+          <w:numId w:val="4"/>
         </w:numPr>
         <w:rPr/>
       </w:pPr>
@@ -5262,7 +5990,7 @@
         <w:pStyle w:val="Compact"/>
         <w:numPr>
           <w:ilvl w:val="0"/>
-          <w:numId w:val="1"/>
+          <w:numId w:val="4"/>
         </w:numPr>
         <w:rPr/>
       </w:pPr>
@@ -5300,14 +6028,14 @@
         <w:rPr/>
         <w:t xml:space="preserve"> précédemment définie.</w:t>
       </w:r>
-      <w:bookmarkEnd w:id="26"/>
+      <w:bookmarkEnd w:id="32"/>
     </w:p>
     <w:p>
       <w:pPr>
         <w:pStyle w:val="Heading3"/>
         <w:rPr/>
       </w:pPr>
-      <w:bookmarkStart w:id="27" w:name="X961db17d681e73cacdc4cfdcf699805cfbbfcba"/>
+      <w:bookmarkStart w:id="33" w:name="X961db17d681e73cacdc4cfdcf699805cfbbfcba"/>
       <w:r>
         <w:rPr/>
         <w:t>Exemple complet: ajouter un monitoring “example_check”</w:t>
@@ -5338,7 +6066,7 @@
         <w:pStyle w:val="Compact"/>
         <w:numPr>
           <w:ilvl w:val="0"/>
-          <w:numId w:val="21"/>
+          <w:numId w:val="26"/>
         </w:numPr>
         <w:rPr/>
       </w:pPr>
@@ -5811,7 +6539,7 @@
         <w:pStyle w:val="Compact"/>
         <w:numPr>
           <w:ilvl w:val="0"/>
-          <w:numId w:val="22"/>
+          <w:numId w:val="27"/>
         </w:numPr>
         <w:rPr/>
       </w:pPr>
@@ -6069,7 +6797,7 @@
         <w:pStyle w:val="Compact"/>
         <w:numPr>
           <w:ilvl w:val="0"/>
-          <w:numId w:val="23"/>
+          <w:numId w:val="28"/>
         </w:numPr>
         <w:rPr/>
       </w:pPr>
@@ -6211,7 +6939,7 @@
         <w:pStyle w:val="Compact"/>
         <w:numPr>
           <w:ilvl w:val="0"/>
-          <w:numId w:val="24"/>
+          <w:numId w:val="29"/>
         </w:numPr>
         <w:rPr/>
       </w:pPr>
@@ -6467,9 +7195,9 @@
         </w:rPr>
         <w:t xml:space="preserve">    ...</w:t>
       </w:r>
-      <w:bookmarkEnd w:id="20"/>
-      <w:bookmarkEnd w:id="21"/>
+      <w:bookmarkEnd w:id="26"/>
       <w:bookmarkEnd w:id="27"/>
+      <w:bookmarkEnd w:id="33"/>
     </w:p>
     <w:sectPr>
       <w:type w:val="nextPage"/>
@@ -6488,6 +7216,363 @@
 <w:numbering xmlns:w="http://schemas.openxmlformats.org/wordprocessingml/2006/main" xmlns:o="urn:schemas-microsoft-com:office:office" xmlns:r="http://schemas.openxmlformats.org/officeDocument/2006/relationships" xmlns:v="urn:schemas-microsoft-com:vml" xmlns:mc="http://schemas.openxmlformats.org/markup-compatibility/2006" xmlns:w14="http://schemas.microsoft.com/office/word/2010/wordml" mc:Ignorable="w14">
   <w:abstractNum w:abstractNumId="1">
     <w:lvl w:ilvl="0">
+      <w:start w:val="1"/>
+      <w:numFmt w:val="decimal"/>
+      <w:lvlText w:val="%1."/>
+      <w:lvlJc w:val="left"/>
+      <w:pPr>
+        <w:tabs>
+          <w:tab w:val="num" w:pos="0"/>
+        </w:tabs>
+        <w:ind w:left="720" w:hanging="480"/>
+      </w:pPr>
+      <w:rPr/>
+    </w:lvl>
+    <w:lvl w:ilvl="1">
+      <w:start w:val="1"/>
+      <w:numFmt w:val="decimal"/>
+      <w:lvlText w:val="%2."/>
+      <w:lvlJc w:val="left"/>
+      <w:pPr>
+        <w:tabs>
+          <w:tab w:val="num" w:pos="0"/>
+        </w:tabs>
+        <w:ind w:left="1440" w:hanging="480"/>
+      </w:pPr>
+      <w:rPr/>
+    </w:lvl>
+    <w:lvl w:ilvl="2">
+      <w:start w:val="1"/>
+      <w:numFmt w:val="decimal"/>
+      <w:lvlText w:val="%3."/>
+      <w:lvlJc w:val="left"/>
+      <w:pPr>
+        <w:tabs>
+          <w:tab w:val="num" w:pos="0"/>
+        </w:tabs>
+        <w:ind w:left="2160" w:hanging="480"/>
+      </w:pPr>
+      <w:rPr/>
+    </w:lvl>
+    <w:lvl w:ilvl="3">
+      <w:start w:val="1"/>
+      <w:numFmt w:val="decimal"/>
+      <w:lvlText w:val="%4."/>
+      <w:lvlJc w:val="left"/>
+      <w:pPr>
+        <w:tabs>
+          <w:tab w:val="num" w:pos="0"/>
+        </w:tabs>
+        <w:ind w:left="2880" w:hanging="480"/>
+      </w:pPr>
+      <w:rPr/>
+    </w:lvl>
+    <w:lvl w:ilvl="4">
+      <w:start w:val="1"/>
+      <w:numFmt w:val="decimal"/>
+      <w:lvlText w:val="%5."/>
+      <w:lvlJc w:val="left"/>
+      <w:pPr>
+        <w:tabs>
+          <w:tab w:val="num" w:pos="0"/>
+        </w:tabs>
+        <w:ind w:left="3600" w:hanging="480"/>
+      </w:pPr>
+      <w:rPr/>
+    </w:lvl>
+    <w:lvl w:ilvl="5">
+      <w:start w:val="1"/>
+      <w:numFmt w:val="decimal"/>
+      <w:lvlText w:val="%6."/>
+      <w:lvlJc w:val="left"/>
+      <w:pPr>
+        <w:tabs>
+          <w:tab w:val="num" w:pos="0"/>
+        </w:tabs>
+        <w:ind w:left="4320" w:hanging="480"/>
+      </w:pPr>
+      <w:rPr/>
+    </w:lvl>
+    <w:lvl w:ilvl="6">
+      <w:start w:val="1"/>
+      <w:numFmt w:val="decimal"/>
+      <w:lvlText w:val="%7."/>
+      <w:lvlJc w:val="left"/>
+      <w:pPr>
+        <w:tabs>
+          <w:tab w:val="num" w:pos="0"/>
+        </w:tabs>
+        <w:ind w:left="5040" w:hanging="480"/>
+      </w:pPr>
+      <w:rPr/>
+    </w:lvl>
+    <w:lvl w:ilvl="7">
+      <w:start w:val="1"/>
+      <w:numFmt w:val="decimal"/>
+      <w:lvlText w:val="%8."/>
+      <w:lvlJc w:val="left"/>
+      <w:pPr>
+        <w:tabs>
+          <w:tab w:val="num" w:pos="0"/>
+        </w:tabs>
+        <w:ind w:left="5760" w:hanging="480"/>
+      </w:pPr>
+      <w:rPr/>
+    </w:lvl>
+    <w:lvl w:ilvl="8">
+      <w:start w:val="1"/>
+      <w:numFmt w:val="decimal"/>
+      <w:lvlText w:val="%9."/>
+      <w:lvlJc w:val="left"/>
+      <w:pPr>
+        <w:tabs>
+          <w:tab w:val="num" w:pos="0"/>
+        </w:tabs>
+        <w:ind w:left="6480" w:hanging="480"/>
+      </w:pPr>
+      <w:rPr/>
+    </w:lvl>
+  </w:abstractNum>
+  <w:abstractNum w:abstractNumId="2">
+    <w:lvl w:ilvl="0">
+      <w:start w:val="4"/>
+      <w:numFmt w:val="decimal"/>
+      <w:lvlText w:val="%1."/>
+      <w:lvlJc w:val="left"/>
+      <w:pPr>
+        <w:tabs>
+          <w:tab w:val="num" w:pos="0"/>
+        </w:tabs>
+        <w:ind w:left="720" w:hanging="480"/>
+      </w:pPr>
+      <w:rPr/>
+    </w:lvl>
+    <w:lvl w:ilvl="1">
+      <w:start w:val="4"/>
+      <w:numFmt w:val="decimal"/>
+      <w:lvlText w:val="%2."/>
+      <w:lvlJc w:val="left"/>
+      <w:pPr>
+        <w:tabs>
+          <w:tab w:val="num" w:pos="0"/>
+        </w:tabs>
+        <w:ind w:left="1440" w:hanging="480"/>
+      </w:pPr>
+      <w:rPr/>
+    </w:lvl>
+    <w:lvl w:ilvl="2">
+      <w:start w:val="4"/>
+      <w:numFmt w:val="decimal"/>
+      <w:lvlText w:val="%3."/>
+      <w:lvlJc w:val="left"/>
+      <w:pPr>
+        <w:tabs>
+          <w:tab w:val="num" w:pos="0"/>
+        </w:tabs>
+        <w:ind w:left="2160" w:hanging="480"/>
+      </w:pPr>
+      <w:rPr/>
+    </w:lvl>
+    <w:lvl w:ilvl="3">
+      <w:start w:val="4"/>
+      <w:numFmt w:val="decimal"/>
+      <w:lvlText w:val="%4."/>
+      <w:lvlJc w:val="left"/>
+      <w:pPr>
+        <w:tabs>
+          <w:tab w:val="num" w:pos="0"/>
+        </w:tabs>
+        <w:ind w:left="2880" w:hanging="480"/>
+      </w:pPr>
+      <w:rPr/>
+    </w:lvl>
+    <w:lvl w:ilvl="4">
+      <w:start w:val="4"/>
+      <w:numFmt w:val="decimal"/>
+      <w:lvlText w:val="%5."/>
+      <w:lvlJc w:val="left"/>
+      <w:pPr>
+        <w:tabs>
+          <w:tab w:val="num" w:pos="0"/>
+        </w:tabs>
+        <w:ind w:left="3600" w:hanging="480"/>
+      </w:pPr>
+      <w:rPr/>
+    </w:lvl>
+    <w:lvl w:ilvl="5">
+      <w:start w:val="4"/>
+      <w:numFmt w:val="decimal"/>
+      <w:lvlText w:val="%6."/>
+      <w:lvlJc w:val="left"/>
+      <w:pPr>
+        <w:tabs>
+          <w:tab w:val="num" w:pos="0"/>
+        </w:tabs>
+        <w:ind w:left="4320" w:hanging="480"/>
+      </w:pPr>
+      <w:rPr/>
+    </w:lvl>
+    <w:lvl w:ilvl="6">
+      <w:start w:val="4"/>
+      <w:numFmt w:val="decimal"/>
+      <w:lvlText w:val="%7."/>
+      <w:lvlJc w:val="left"/>
+      <w:pPr>
+        <w:tabs>
+          <w:tab w:val="num" w:pos="0"/>
+        </w:tabs>
+        <w:ind w:left="5040" w:hanging="480"/>
+      </w:pPr>
+      <w:rPr/>
+    </w:lvl>
+    <w:lvl w:ilvl="7">
+      <w:start w:val="4"/>
+      <w:numFmt w:val="decimal"/>
+      <w:lvlText w:val="%8."/>
+      <w:lvlJc w:val="left"/>
+      <w:pPr>
+        <w:tabs>
+          <w:tab w:val="num" w:pos="0"/>
+        </w:tabs>
+        <w:ind w:left="5760" w:hanging="480"/>
+      </w:pPr>
+      <w:rPr/>
+    </w:lvl>
+    <w:lvl w:ilvl="8">
+      <w:start w:val="4"/>
+      <w:numFmt w:val="decimal"/>
+      <w:lvlText w:val="%9."/>
+      <w:lvlJc w:val="left"/>
+      <w:pPr>
+        <w:tabs>
+          <w:tab w:val="num" w:pos="0"/>
+        </w:tabs>
+        <w:ind w:left="6480" w:hanging="480"/>
+      </w:pPr>
+      <w:rPr/>
+    </w:lvl>
+  </w:abstractNum>
+  <w:abstractNum w:abstractNumId="3">
+    <w:lvl w:ilvl="0">
+      <w:start w:val="7"/>
+      <w:numFmt w:val="decimal"/>
+      <w:lvlText w:val="%1."/>
+      <w:lvlJc w:val="left"/>
+      <w:pPr>
+        <w:tabs>
+          <w:tab w:val="num" w:pos="0"/>
+        </w:tabs>
+        <w:ind w:left="720" w:hanging="480"/>
+      </w:pPr>
+      <w:rPr/>
+    </w:lvl>
+    <w:lvl w:ilvl="1">
+      <w:start w:val="7"/>
+      <w:numFmt w:val="decimal"/>
+      <w:lvlText w:val="%2."/>
+      <w:lvlJc w:val="left"/>
+      <w:pPr>
+        <w:tabs>
+          <w:tab w:val="num" w:pos="0"/>
+        </w:tabs>
+        <w:ind w:left="1440" w:hanging="480"/>
+      </w:pPr>
+      <w:rPr/>
+    </w:lvl>
+    <w:lvl w:ilvl="2">
+      <w:start w:val="7"/>
+      <w:numFmt w:val="decimal"/>
+      <w:lvlText w:val="%3."/>
+      <w:lvlJc w:val="left"/>
+      <w:pPr>
+        <w:tabs>
+          <w:tab w:val="num" w:pos="0"/>
+        </w:tabs>
+        <w:ind w:left="2160" w:hanging="480"/>
+      </w:pPr>
+      <w:rPr/>
+    </w:lvl>
+    <w:lvl w:ilvl="3">
+      <w:start w:val="7"/>
+      <w:numFmt w:val="decimal"/>
+      <w:lvlText w:val="%4."/>
+      <w:lvlJc w:val="left"/>
+      <w:pPr>
+        <w:tabs>
+          <w:tab w:val="num" w:pos="0"/>
+        </w:tabs>
+        <w:ind w:left="2880" w:hanging="480"/>
+      </w:pPr>
+      <w:rPr/>
+    </w:lvl>
+    <w:lvl w:ilvl="4">
+      <w:start w:val="7"/>
+      <w:numFmt w:val="decimal"/>
+      <w:lvlText w:val="%5."/>
+      <w:lvlJc w:val="left"/>
+      <w:pPr>
+        <w:tabs>
+          <w:tab w:val="num" w:pos="0"/>
+        </w:tabs>
+        <w:ind w:left="3600" w:hanging="480"/>
+      </w:pPr>
+      <w:rPr/>
+    </w:lvl>
+    <w:lvl w:ilvl="5">
+      <w:start w:val="7"/>
+      <w:numFmt w:val="decimal"/>
+      <w:lvlText w:val="%6."/>
+      <w:lvlJc w:val="left"/>
+      <w:pPr>
+        <w:tabs>
+          <w:tab w:val="num" w:pos="0"/>
+        </w:tabs>
+        <w:ind w:left="4320" w:hanging="480"/>
+      </w:pPr>
+      <w:rPr/>
+    </w:lvl>
+    <w:lvl w:ilvl="6">
+      <w:start w:val="7"/>
+      <w:numFmt w:val="decimal"/>
+      <w:lvlText w:val="%7."/>
+      <w:lvlJc w:val="left"/>
+      <w:pPr>
+        <w:tabs>
+          <w:tab w:val="num" w:pos="0"/>
+        </w:tabs>
+        <w:ind w:left="5040" w:hanging="480"/>
+      </w:pPr>
+      <w:rPr/>
+    </w:lvl>
+    <w:lvl w:ilvl="7">
+      <w:start w:val="7"/>
+      <w:numFmt w:val="decimal"/>
+      <w:lvlText w:val="%8."/>
+      <w:lvlJc w:val="left"/>
+      <w:pPr>
+        <w:tabs>
+          <w:tab w:val="num" w:pos="0"/>
+        </w:tabs>
+        <w:ind w:left="5760" w:hanging="480"/>
+      </w:pPr>
+      <w:rPr/>
+    </w:lvl>
+    <w:lvl w:ilvl="8">
+      <w:start w:val="7"/>
+      <w:numFmt w:val="decimal"/>
+      <w:lvlText w:val="%9."/>
+      <w:lvlJc w:val="left"/>
+      <w:pPr>
+        <w:tabs>
+          <w:tab w:val="num" w:pos="0"/>
+        </w:tabs>
+        <w:ind w:left="6480" w:hanging="480"/>
+      </w:pPr>
+      <w:rPr/>
+    </w:lvl>
+  </w:abstractNum>
+  <w:abstractNum w:abstractNumId="4">
+    <w:lvl w:ilvl="0">
       <w:numFmt w:val="bullet"/>
       <w:lvlText w:val=""/>
       <w:lvlJc w:val="left"/>
@@ -6622,9 +7707,9 @@
       </w:rPr>
     </w:lvl>
   </w:abstractNum>
-  <w:abstractNum w:abstractNumId="2">
+  <w:abstractNum w:abstractNumId="5">
     <w:lvl w:ilvl="0">
-      <w:start w:val="1"/>
+      <w:start w:val="3"/>
       <w:numFmt w:val="decimal"/>
       <w:lvlText w:val="%1."/>
       <w:lvlJc w:val="left"/>
@@ -6637,7 +7722,7 @@
       <w:rPr/>
     </w:lvl>
     <w:lvl w:ilvl="1">
-      <w:start w:val="1"/>
+      <w:start w:val="3"/>
       <w:numFmt w:val="decimal"/>
       <w:lvlText w:val="%2."/>
       <w:lvlJc w:val="left"/>
@@ -6650,7 +7735,7 @@
       <w:rPr/>
     </w:lvl>
     <w:lvl w:ilvl="2">
-      <w:start w:val="1"/>
+      <w:start w:val="3"/>
       <w:numFmt w:val="decimal"/>
       <w:lvlText w:val="%3."/>
       <w:lvlJc w:val="left"/>
@@ -6663,7 +7748,7 @@
       <w:rPr/>
     </w:lvl>
     <w:lvl w:ilvl="3">
-      <w:start w:val="1"/>
+      <w:start w:val="3"/>
       <w:numFmt w:val="decimal"/>
       <w:lvlText w:val="%4."/>
       <w:lvlJc w:val="left"/>
@@ -6676,7 +7761,7 @@
       <w:rPr/>
     </w:lvl>
     <w:lvl w:ilvl="4">
-      <w:start w:val="1"/>
+      <w:start w:val="3"/>
       <w:numFmt w:val="decimal"/>
       <w:lvlText w:val="%5."/>
       <w:lvlJc w:val="left"/>
@@ -6689,7 +7774,7 @@
       <w:rPr/>
     </w:lvl>
     <w:lvl w:ilvl="5">
-      <w:start w:val="1"/>
+      <w:start w:val="3"/>
       <w:numFmt w:val="decimal"/>
       <w:lvlText w:val="%6."/>
       <w:lvlJc w:val="left"/>
@@ -6702,7 +7787,7 @@
       <w:rPr/>
     </w:lvl>
     <w:lvl w:ilvl="6">
-      <w:start w:val="1"/>
+      <w:start w:val="3"/>
       <w:numFmt w:val="decimal"/>
       <w:lvlText w:val="%7."/>
       <w:lvlJc w:val="left"/>
@@ -6715,7 +7800,7 @@
       <w:rPr/>
     </w:lvl>
     <w:lvl w:ilvl="7">
-      <w:start w:val="1"/>
+      <w:start w:val="3"/>
       <w:numFmt w:val="decimal"/>
       <w:lvlText w:val="%8."/>
       <w:lvlJc w:val="left"/>
@@ -6728,7 +7813,7 @@
       <w:rPr/>
     </w:lvl>
     <w:lvl w:ilvl="8">
-      <w:start w:val="1"/>
+      <w:start w:val="3"/>
       <w:numFmt w:val="decimal"/>
       <w:lvlText w:val="%9."/>
       <w:lvlJc w:val="left"/>
@@ -6741,7 +7826,7 @@
       <w:rPr/>
     </w:lvl>
   </w:abstractNum>
-  <w:abstractNum w:abstractNumId="3">
+  <w:abstractNum w:abstractNumId="6">
     <w:lvl w:ilvl="0">
       <w:start w:val="4"/>
       <w:numFmt w:val="decimal"/>
@@ -6860,368 +7945,10 @@
       <w:rPr/>
     </w:lvl>
   </w:abstractNum>
-  <w:abstractNum w:abstractNumId="4">
-    <w:lvl w:ilvl="0">
-      <w:start w:val="1"/>
-      <w:numFmt w:val="decimal"/>
-      <w:lvlText w:val="%1."/>
-      <w:lvlJc w:val="left"/>
-      <w:pPr>
-        <w:tabs>
-          <w:tab w:val="num" w:pos="0"/>
-        </w:tabs>
-        <w:ind w:left="720" w:hanging="480"/>
-      </w:pPr>
-      <w:rPr/>
-    </w:lvl>
-    <w:lvl w:ilvl="1">
-      <w:start w:val="1"/>
-      <w:numFmt w:val="decimal"/>
-      <w:lvlText w:val="%2."/>
-      <w:lvlJc w:val="left"/>
-      <w:pPr>
-        <w:tabs>
-          <w:tab w:val="num" w:pos="0"/>
-        </w:tabs>
-        <w:ind w:left="1440" w:hanging="480"/>
-      </w:pPr>
-      <w:rPr/>
-    </w:lvl>
-    <w:lvl w:ilvl="2">
-      <w:start w:val="1"/>
-      <w:numFmt w:val="decimal"/>
-      <w:lvlText w:val="%3."/>
-      <w:lvlJc w:val="left"/>
-      <w:pPr>
-        <w:tabs>
-          <w:tab w:val="num" w:pos="0"/>
-        </w:tabs>
-        <w:ind w:left="2160" w:hanging="480"/>
-      </w:pPr>
-      <w:rPr/>
-    </w:lvl>
-    <w:lvl w:ilvl="3">
-      <w:start w:val="1"/>
-      <w:numFmt w:val="decimal"/>
-      <w:lvlText w:val="%4."/>
-      <w:lvlJc w:val="left"/>
-      <w:pPr>
-        <w:tabs>
-          <w:tab w:val="num" w:pos="0"/>
-        </w:tabs>
-        <w:ind w:left="2880" w:hanging="480"/>
-      </w:pPr>
-      <w:rPr/>
-    </w:lvl>
-    <w:lvl w:ilvl="4">
-      <w:start w:val="1"/>
-      <w:numFmt w:val="decimal"/>
-      <w:lvlText w:val="%5."/>
-      <w:lvlJc w:val="left"/>
-      <w:pPr>
-        <w:tabs>
-          <w:tab w:val="num" w:pos="0"/>
-        </w:tabs>
-        <w:ind w:left="3600" w:hanging="480"/>
-      </w:pPr>
-      <w:rPr/>
-    </w:lvl>
-    <w:lvl w:ilvl="5">
-      <w:start w:val="1"/>
-      <w:numFmt w:val="decimal"/>
-      <w:lvlText w:val="%6."/>
-      <w:lvlJc w:val="left"/>
-      <w:pPr>
-        <w:tabs>
-          <w:tab w:val="num" w:pos="0"/>
-        </w:tabs>
-        <w:ind w:left="4320" w:hanging="480"/>
-      </w:pPr>
-      <w:rPr/>
-    </w:lvl>
-    <w:lvl w:ilvl="6">
-      <w:start w:val="1"/>
-      <w:numFmt w:val="decimal"/>
-      <w:lvlText w:val="%7."/>
-      <w:lvlJc w:val="left"/>
-      <w:pPr>
-        <w:tabs>
-          <w:tab w:val="num" w:pos="0"/>
-        </w:tabs>
-        <w:ind w:left="5040" w:hanging="480"/>
-      </w:pPr>
-      <w:rPr/>
-    </w:lvl>
-    <w:lvl w:ilvl="7">
-      <w:start w:val="1"/>
-      <w:numFmt w:val="decimal"/>
-      <w:lvlText w:val="%8."/>
-      <w:lvlJc w:val="left"/>
-      <w:pPr>
-        <w:tabs>
-          <w:tab w:val="num" w:pos="0"/>
-        </w:tabs>
-        <w:ind w:left="5760" w:hanging="480"/>
-      </w:pPr>
-      <w:rPr/>
-    </w:lvl>
-    <w:lvl w:ilvl="8">
-      <w:start w:val="1"/>
-      <w:numFmt w:val="decimal"/>
-      <w:lvlText w:val="%9."/>
-      <w:lvlJc w:val="left"/>
-      <w:pPr>
-        <w:tabs>
-          <w:tab w:val="num" w:pos="0"/>
-        </w:tabs>
-        <w:ind w:left="6480" w:hanging="480"/>
-      </w:pPr>
-      <w:rPr/>
-    </w:lvl>
-  </w:abstractNum>
-  <w:abstractNum w:abstractNumId="5">
-    <w:lvl w:ilvl="0">
-      <w:start w:val="4"/>
-      <w:numFmt w:val="decimal"/>
-      <w:lvlText w:val="%1."/>
-      <w:lvlJc w:val="left"/>
-      <w:pPr>
-        <w:tabs>
-          <w:tab w:val="num" w:pos="0"/>
-        </w:tabs>
-        <w:ind w:left="720" w:hanging="480"/>
-      </w:pPr>
-      <w:rPr/>
-    </w:lvl>
-    <w:lvl w:ilvl="1">
-      <w:start w:val="4"/>
-      <w:numFmt w:val="decimal"/>
-      <w:lvlText w:val="%2."/>
-      <w:lvlJc w:val="left"/>
-      <w:pPr>
-        <w:tabs>
-          <w:tab w:val="num" w:pos="0"/>
-        </w:tabs>
-        <w:ind w:left="1440" w:hanging="480"/>
-      </w:pPr>
-      <w:rPr/>
-    </w:lvl>
-    <w:lvl w:ilvl="2">
-      <w:start w:val="4"/>
-      <w:numFmt w:val="decimal"/>
-      <w:lvlText w:val="%3."/>
-      <w:lvlJc w:val="left"/>
-      <w:pPr>
-        <w:tabs>
-          <w:tab w:val="num" w:pos="0"/>
-        </w:tabs>
-        <w:ind w:left="2160" w:hanging="480"/>
-      </w:pPr>
-      <w:rPr/>
-    </w:lvl>
-    <w:lvl w:ilvl="3">
-      <w:start w:val="4"/>
-      <w:numFmt w:val="decimal"/>
-      <w:lvlText w:val="%4."/>
-      <w:lvlJc w:val="left"/>
-      <w:pPr>
-        <w:tabs>
-          <w:tab w:val="num" w:pos="0"/>
-        </w:tabs>
-        <w:ind w:left="2880" w:hanging="480"/>
-      </w:pPr>
-      <w:rPr/>
-    </w:lvl>
-    <w:lvl w:ilvl="4">
-      <w:start w:val="4"/>
-      <w:numFmt w:val="decimal"/>
-      <w:lvlText w:val="%5."/>
-      <w:lvlJc w:val="left"/>
-      <w:pPr>
-        <w:tabs>
-          <w:tab w:val="num" w:pos="0"/>
-        </w:tabs>
-        <w:ind w:left="3600" w:hanging="480"/>
-      </w:pPr>
-      <w:rPr/>
-    </w:lvl>
-    <w:lvl w:ilvl="5">
-      <w:start w:val="4"/>
-      <w:numFmt w:val="decimal"/>
-      <w:lvlText w:val="%6."/>
-      <w:lvlJc w:val="left"/>
-      <w:pPr>
-        <w:tabs>
-          <w:tab w:val="num" w:pos="0"/>
-        </w:tabs>
-        <w:ind w:left="4320" w:hanging="480"/>
-      </w:pPr>
-      <w:rPr/>
-    </w:lvl>
-    <w:lvl w:ilvl="6">
-      <w:start w:val="4"/>
-      <w:numFmt w:val="decimal"/>
-      <w:lvlText w:val="%7."/>
-      <w:lvlJc w:val="left"/>
-      <w:pPr>
-        <w:tabs>
-          <w:tab w:val="num" w:pos="0"/>
-        </w:tabs>
-        <w:ind w:left="5040" w:hanging="480"/>
-      </w:pPr>
-      <w:rPr/>
-    </w:lvl>
-    <w:lvl w:ilvl="7">
-      <w:start w:val="4"/>
-      <w:numFmt w:val="decimal"/>
-      <w:lvlText w:val="%8."/>
-      <w:lvlJc w:val="left"/>
-      <w:pPr>
-        <w:tabs>
-          <w:tab w:val="num" w:pos="0"/>
-        </w:tabs>
-        <w:ind w:left="5760" w:hanging="480"/>
-      </w:pPr>
-      <w:rPr/>
-    </w:lvl>
-    <w:lvl w:ilvl="8">
-      <w:start w:val="4"/>
-      <w:numFmt w:val="decimal"/>
-      <w:lvlText w:val="%9."/>
-      <w:lvlJc w:val="left"/>
-      <w:pPr>
-        <w:tabs>
-          <w:tab w:val="num" w:pos="0"/>
-        </w:tabs>
-        <w:ind w:left="6480" w:hanging="480"/>
-      </w:pPr>
-      <w:rPr/>
-    </w:lvl>
-  </w:abstractNum>
-  <w:abstractNum w:abstractNumId="6">
-    <w:lvl w:ilvl="0">
-      <w:start w:val="7"/>
-      <w:numFmt w:val="decimal"/>
-      <w:lvlText w:val="%1."/>
-      <w:lvlJc w:val="left"/>
-      <w:pPr>
-        <w:tabs>
-          <w:tab w:val="num" w:pos="0"/>
-        </w:tabs>
-        <w:ind w:left="720" w:hanging="480"/>
-      </w:pPr>
-      <w:rPr/>
-    </w:lvl>
-    <w:lvl w:ilvl="1">
-      <w:start w:val="7"/>
-      <w:numFmt w:val="decimal"/>
-      <w:lvlText w:val="%2."/>
-      <w:lvlJc w:val="left"/>
-      <w:pPr>
-        <w:tabs>
-          <w:tab w:val="num" w:pos="0"/>
-        </w:tabs>
-        <w:ind w:left="1440" w:hanging="480"/>
-      </w:pPr>
-      <w:rPr/>
-    </w:lvl>
-    <w:lvl w:ilvl="2">
-      <w:start w:val="7"/>
-      <w:numFmt w:val="decimal"/>
-      <w:lvlText w:val="%3."/>
-      <w:lvlJc w:val="left"/>
-      <w:pPr>
-        <w:tabs>
-          <w:tab w:val="num" w:pos="0"/>
-        </w:tabs>
-        <w:ind w:left="2160" w:hanging="480"/>
-      </w:pPr>
-      <w:rPr/>
-    </w:lvl>
-    <w:lvl w:ilvl="3">
-      <w:start w:val="7"/>
-      <w:numFmt w:val="decimal"/>
-      <w:lvlText w:val="%4."/>
-      <w:lvlJc w:val="left"/>
-      <w:pPr>
-        <w:tabs>
-          <w:tab w:val="num" w:pos="0"/>
-        </w:tabs>
-        <w:ind w:left="2880" w:hanging="480"/>
-      </w:pPr>
-      <w:rPr/>
-    </w:lvl>
-    <w:lvl w:ilvl="4">
-      <w:start w:val="7"/>
-      <w:numFmt w:val="decimal"/>
-      <w:lvlText w:val="%5."/>
-      <w:lvlJc w:val="left"/>
-      <w:pPr>
-        <w:tabs>
-          <w:tab w:val="num" w:pos="0"/>
-        </w:tabs>
-        <w:ind w:left="3600" w:hanging="480"/>
-      </w:pPr>
-      <w:rPr/>
-    </w:lvl>
-    <w:lvl w:ilvl="5">
-      <w:start w:val="7"/>
-      <w:numFmt w:val="decimal"/>
-      <w:lvlText w:val="%6."/>
-      <w:lvlJc w:val="left"/>
-      <w:pPr>
-        <w:tabs>
-          <w:tab w:val="num" w:pos="0"/>
-        </w:tabs>
-        <w:ind w:left="4320" w:hanging="480"/>
-      </w:pPr>
-      <w:rPr/>
-    </w:lvl>
-    <w:lvl w:ilvl="6">
-      <w:start w:val="7"/>
-      <w:numFmt w:val="decimal"/>
-      <w:lvlText w:val="%7."/>
-      <w:lvlJc w:val="left"/>
-      <w:pPr>
-        <w:tabs>
-          <w:tab w:val="num" w:pos="0"/>
-        </w:tabs>
-        <w:ind w:left="5040" w:hanging="480"/>
-      </w:pPr>
-      <w:rPr/>
-    </w:lvl>
-    <w:lvl w:ilvl="7">
-      <w:start w:val="7"/>
-      <w:numFmt w:val="decimal"/>
-      <w:lvlText w:val="%8."/>
-      <w:lvlJc w:val="left"/>
-      <w:pPr>
-        <w:tabs>
-          <w:tab w:val="num" w:pos="0"/>
-        </w:tabs>
-        <w:ind w:left="5760" w:hanging="480"/>
-      </w:pPr>
-      <w:rPr/>
-    </w:lvl>
-    <w:lvl w:ilvl="8">
-      <w:start w:val="7"/>
-      <w:numFmt w:val="decimal"/>
-      <w:lvlText w:val="%9."/>
-      <w:lvlJc w:val="left"/>
-      <w:pPr>
-        <w:tabs>
-          <w:tab w:val="num" w:pos="0"/>
-        </w:tabs>
-        <w:ind w:left="6480" w:hanging="480"/>
-      </w:pPr>
-      <w:rPr/>
-    </w:lvl>
-  </w:abstractNum>
   <w:abstractNum w:abstractNumId="7">
     <w:lvl w:ilvl="0">
-      <w:start w:val="3"/>
-      <w:numFmt w:val="decimal"/>
-      <w:lvlText w:val="%1."/>
+      <w:numFmt w:val="bullet"/>
+      <w:lvlText w:val=""/>
       <w:lvlJc w:val="left"/>
       <w:pPr>
         <w:tabs>
@@ -7229,12 +7956,14 @@
         </w:tabs>
         <w:ind w:left="720" w:hanging="480"/>
       </w:pPr>
-      <w:rPr/>
+      <w:rPr>
+        <w:rFonts w:ascii="Symbol" w:hAnsi="Symbol" w:cs="Symbol" w:hint="default"/>
+      </w:rPr>
     </w:lvl>
     <w:lvl w:ilvl="1">
-      <w:start w:val="3"/>
-      <w:numFmt w:val="decimal"/>
-      <w:lvlText w:val="%2."/>
+      <w:start w:val="0"/>
+      <w:numFmt w:val="bullet"/>
+      <w:lvlText w:val=""/>
       <w:lvlJc w:val="left"/>
       <w:pPr>
         <w:tabs>
@@ -7242,12 +7971,14 @@
         </w:tabs>
         <w:ind w:left="1440" w:hanging="480"/>
       </w:pPr>
-      <w:rPr/>
+      <w:rPr>
+        <w:rFonts w:ascii="Symbol" w:hAnsi="Symbol" w:cs="Symbol" w:hint="default"/>
+      </w:rPr>
     </w:lvl>
     <w:lvl w:ilvl="2">
-      <w:start w:val="3"/>
-      <w:numFmt w:val="decimal"/>
-      <w:lvlText w:val="%3."/>
+      <w:start w:val="0"/>
+      <w:numFmt w:val="bullet"/>
+      <w:lvlText w:val=""/>
       <w:lvlJc w:val="left"/>
       <w:pPr>
         <w:tabs>
@@ -7255,12 +7986,14 @@
         </w:tabs>
         <w:ind w:left="2160" w:hanging="480"/>
       </w:pPr>
-      <w:rPr/>
+      <w:rPr>
+        <w:rFonts w:ascii="Symbol" w:hAnsi="Symbol" w:cs="Symbol" w:hint="default"/>
+      </w:rPr>
     </w:lvl>
     <w:lvl w:ilvl="3">
-      <w:start w:val="3"/>
-      <w:numFmt w:val="decimal"/>
-      <w:lvlText w:val="%4."/>
+      <w:start w:val="0"/>
+      <w:numFmt w:val="bullet"/>
+      <w:lvlText w:val=""/>
       <w:lvlJc w:val="left"/>
       <w:pPr>
         <w:tabs>
@@ -7268,12 +8001,14 @@
         </w:tabs>
         <w:ind w:left="2880" w:hanging="480"/>
       </w:pPr>
-      <w:rPr/>
+      <w:rPr>
+        <w:rFonts w:ascii="Symbol" w:hAnsi="Symbol" w:cs="Symbol" w:hint="default"/>
+      </w:rPr>
     </w:lvl>
     <w:lvl w:ilvl="4">
-      <w:start w:val="3"/>
-      <w:numFmt w:val="decimal"/>
-      <w:lvlText w:val="%5."/>
+      <w:start w:val="0"/>
+      <w:numFmt w:val="bullet"/>
+      <w:lvlText w:val=""/>
       <w:lvlJc w:val="left"/>
       <w:pPr>
         <w:tabs>
@@ -7281,12 +8016,14 @@
         </w:tabs>
         <w:ind w:left="3600" w:hanging="480"/>
       </w:pPr>
-      <w:rPr/>
+      <w:rPr>
+        <w:rFonts w:ascii="Symbol" w:hAnsi="Symbol" w:cs="Symbol" w:hint="default"/>
+      </w:rPr>
     </w:lvl>
     <w:lvl w:ilvl="5">
-      <w:start w:val="3"/>
-      <w:numFmt w:val="decimal"/>
-      <w:lvlText w:val="%6."/>
+      <w:start w:val="0"/>
+      <w:numFmt w:val="bullet"/>
+      <w:lvlText w:val=""/>
       <w:lvlJc w:val="left"/>
       <w:pPr>
         <w:tabs>
@@ -7294,12 +8031,14 @@
         </w:tabs>
         <w:ind w:left="4320" w:hanging="480"/>
       </w:pPr>
-      <w:rPr/>
+      <w:rPr>
+        <w:rFonts w:ascii="Symbol" w:hAnsi="Symbol" w:cs="Symbol" w:hint="default"/>
+      </w:rPr>
     </w:lvl>
     <w:lvl w:ilvl="6">
-      <w:start w:val="3"/>
-      <w:numFmt w:val="decimal"/>
-      <w:lvlText w:val="%7."/>
+      <w:start w:val="0"/>
+      <w:numFmt w:val="bullet"/>
+      <w:lvlText w:val=""/>
       <w:lvlJc w:val="left"/>
       <w:pPr>
         <w:tabs>
@@ -7307,12 +8046,14 @@
         </w:tabs>
         <w:ind w:left="5040" w:hanging="480"/>
       </w:pPr>
-      <w:rPr/>
+      <w:rPr>
+        <w:rFonts w:ascii="Symbol" w:hAnsi="Symbol" w:cs="Symbol" w:hint="default"/>
+      </w:rPr>
     </w:lvl>
     <w:lvl w:ilvl="7">
-      <w:start w:val="3"/>
-      <w:numFmt w:val="decimal"/>
-      <w:lvlText w:val="%8."/>
+      <w:start w:val="0"/>
+      <w:numFmt w:val="bullet"/>
+      <w:lvlText w:val=""/>
       <w:lvlJc w:val="left"/>
       <w:pPr>
         <w:tabs>
@@ -7320,12 +8061,14 @@
         </w:tabs>
         <w:ind w:left="5760" w:hanging="480"/>
       </w:pPr>
-      <w:rPr/>
+      <w:rPr>
+        <w:rFonts w:ascii="Symbol" w:hAnsi="Symbol" w:cs="Symbol" w:hint="default"/>
+      </w:rPr>
     </w:lvl>
     <w:lvl w:ilvl="8">
-      <w:start w:val="3"/>
-      <w:numFmt w:val="decimal"/>
-      <w:lvlText w:val="%9."/>
+      <w:start w:val="0"/>
+      <w:numFmt w:val="bullet"/>
+      <w:lvlText w:val=""/>
       <w:lvlJc w:val="left"/>
       <w:pPr>
         <w:tabs>
@@ -7333,14 +8076,15 @@
         </w:tabs>
         <w:ind w:left="6480" w:hanging="480"/>
       </w:pPr>
-      <w:rPr/>
+      <w:rPr>
+        <w:rFonts w:ascii="Symbol" w:hAnsi="Symbol" w:cs="Symbol" w:hint="default"/>
+      </w:rPr>
     </w:lvl>
   </w:abstractNum>
   <w:abstractNum w:abstractNumId="8">
     <w:lvl w:ilvl="0">
-      <w:start w:val="4"/>
-      <w:numFmt w:val="decimal"/>
-      <w:lvlText w:val="%1."/>
+      <w:numFmt w:val="bullet"/>
+      <w:lvlText w:val=""/>
       <w:lvlJc w:val="left"/>
       <w:pPr>
         <w:tabs>
@@ -7348,12 +8092,14 @@
         </w:tabs>
         <w:ind w:left="720" w:hanging="480"/>
       </w:pPr>
-      <w:rPr/>
+      <w:rPr>
+        <w:rFonts w:ascii="Symbol" w:hAnsi="Symbol" w:cs="Symbol" w:hint="default"/>
+      </w:rPr>
     </w:lvl>
     <w:lvl w:ilvl="1">
-      <w:start w:val="4"/>
-      <w:numFmt w:val="decimal"/>
-      <w:lvlText w:val="%2."/>
+      <w:start w:val="0"/>
+      <w:numFmt w:val="bullet"/>
+      <w:lvlText w:val=""/>
       <w:lvlJc w:val="left"/>
       <w:pPr>
         <w:tabs>
@@ -7361,12 +8107,14 @@
         </w:tabs>
         <w:ind w:left="1440" w:hanging="480"/>
       </w:pPr>
-      <w:rPr/>
+      <w:rPr>
+        <w:rFonts w:ascii="Symbol" w:hAnsi="Symbol" w:cs="Symbol" w:hint="default"/>
+      </w:rPr>
     </w:lvl>
     <w:lvl w:ilvl="2">
-      <w:start w:val="4"/>
-      <w:numFmt w:val="decimal"/>
-      <w:lvlText w:val="%3."/>
+      <w:start w:val="0"/>
+      <w:numFmt w:val="bullet"/>
+      <w:lvlText w:val=""/>
       <w:lvlJc w:val="left"/>
       <w:pPr>
         <w:tabs>
@@ -7374,12 +8122,14 @@
         </w:tabs>
         <w:ind w:left="2160" w:hanging="480"/>
       </w:pPr>
-      <w:rPr/>
+      <w:rPr>
+        <w:rFonts w:ascii="Symbol" w:hAnsi="Symbol" w:cs="Symbol" w:hint="default"/>
+      </w:rPr>
     </w:lvl>
     <w:lvl w:ilvl="3">
-      <w:start w:val="4"/>
-      <w:numFmt w:val="decimal"/>
-      <w:lvlText w:val="%4."/>
+      <w:start w:val="0"/>
+      <w:numFmt w:val="bullet"/>
+      <w:lvlText w:val=""/>
       <w:lvlJc w:val="left"/>
       <w:pPr>
         <w:tabs>
@@ -7387,12 +8137,14 @@
         </w:tabs>
         <w:ind w:left="2880" w:hanging="480"/>
       </w:pPr>
-      <w:rPr/>
+      <w:rPr>
+        <w:rFonts w:ascii="Symbol" w:hAnsi="Symbol" w:cs="Symbol" w:hint="default"/>
+      </w:rPr>
     </w:lvl>
     <w:lvl w:ilvl="4">
-      <w:start w:val="4"/>
-      <w:numFmt w:val="decimal"/>
-      <w:lvlText w:val="%5."/>
+      <w:start w:val="0"/>
+      <w:numFmt w:val="bullet"/>
+      <w:lvlText w:val=""/>
       <w:lvlJc w:val="left"/>
       <w:pPr>
         <w:tabs>
@@ -7400,12 +8152,14 @@
         </w:tabs>
         <w:ind w:left="3600" w:hanging="480"/>
       </w:pPr>
-      <w:rPr/>
+      <w:rPr>
+        <w:rFonts w:ascii="Symbol" w:hAnsi="Symbol" w:cs="Symbol" w:hint="default"/>
+      </w:rPr>
     </w:lvl>
     <w:lvl w:ilvl="5">
-      <w:start w:val="4"/>
-      <w:numFmt w:val="decimal"/>
-      <w:lvlText w:val="%6."/>
+      <w:start w:val="0"/>
+      <w:numFmt w:val="bullet"/>
+      <w:lvlText w:val=""/>
       <w:lvlJc w:val="left"/>
       <w:pPr>
         <w:tabs>
@@ -7413,12 +8167,14 @@
         </w:tabs>
         <w:ind w:left="4320" w:hanging="480"/>
       </w:pPr>
-      <w:rPr/>
+      <w:rPr>
+        <w:rFonts w:ascii="Symbol" w:hAnsi="Symbol" w:cs="Symbol" w:hint="default"/>
+      </w:rPr>
     </w:lvl>
     <w:lvl w:ilvl="6">
-      <w:start w:val="4"/>
-      <w:numFmt w:val="decimal"/>
-      <w:lvlText w:val="%7."/>
+      <w:start w:val="0"/>
+      <w:numFmt w:val="bullet"/>
+      <w:lvlText w:val=""/>
       <w:lvlJc w:val="left"/>
       <w:pPr>
         <w:tabs>
@@ -7426,12 +8182,14 @@
         </w:tabs>
         <w:ind w:left="5040" w:hanging="480"/>
       </w:pPr>
-      <w:rPr/>
+      <w:rPr>
+        <w:rFonts w:ascii="Symbol" w:hAnsi="Symbol" w:cs="Symbol" w:hint="default"/>
+      </w:rPr>
     </w:lvl>
     <w:lvl w:ilvl="7">
-      <w:start w:val="4"/>
-      <w:numFmt w:val="decimal"/>
-      <w:lvlText w:val="%8."/>
+      <w:start w:val="0"/>
+      <w:numFmt w:val="bullet"/>
+      <w:lvlText w:val=""/>
       <w:lvlJc w:val="left"/>
       <w:pPr>
         <w:tabs>
@@ -7439,12 +8197,14 @@
         </w:tabs>
         <w:ind w:left="5760" w:hanging="480"/>
       </w:pPr>
-      <w:rPr/>
+      <w:rPr>
+        <w:rFonts w:ascii="Symbol" w:hAnsi="Symbol" w:cs="Symbol" w:hint="default"/>
+      </w:rPr>
     </w:lvl>
     <w:lvl w:ilvl="8">
-      <w:start w:val="4"/>
-      <w:numFmt w:val="decimal"/>
-      <w:lvlText w:val="%9."/>
+      <w:start w:val="0"/>
+      <w:numFmt w:val="bullet"/>
+      <w:lvlText w:val=""/>
       <w:lvlJc w:val="left"/>
       <w:pPr>
         <w:tabs>
@@ -7452,14 +8212,15 @@
         </w:tabs>
         <w:ind w:left="6480" w:hanging="480"/>
       </w:pPr>
-      <w:rPr/>
+      <w:rPr>
+        <w:rFonts w:ascii="Symbol" w:hAnsi="Symbol" w:cs="Symbol" w:hint="default"/>
+      </w:rPr>
     </w:lvl>
   </w:abstractNum>
   <w:abstractNum w:abstractNumId="9">
     <w:lvl w:ilvl="0">
-      <w:start w:val="1"/>
-      <w:numFmt w:val="decimal"/>
-      <w:lvlText w:val="%1."/>
+      <w:numFmt w:val="bullet"/>
+      <w:lvlText w:val=""/>
       <w:lvlJc w:val="left"/>
       <w:pPr>
         <w:tabs>
@@ -7467,12 +8228,14 @@
         </w:tabs>
         <w:ind w:left="720" w:hanging="480"/>
       </w:pPr>
-      <w:rPr/>
+      <w:rPr>
+        <w:rFonts w:ascii="Symbol" w:hAnsi="Symbol" w:cs="Symbol" w:hint="default"/>
+      </w:rPr>
     </w:lvl>
     <w:lvl w:ilvl="1">
-      <w:start w:val="1"/>
-      <w:numFmt w:val="decimal"/>
-      <w:lvlText w:val="%2."/>
+      <w:start w:val="0"/>
+      <w:numFmt w:val="bullet"/>
+      <w:lvlText w:val=""/>
       <w:lvlJc w:val="left"/>
       <w:pPr>
         <w:tabs>
@@ -7480,12 +8243,14 @@
         </w:tabs>
         <w:ind w:left="1440" w:hanging="480"/>
       </w:pPr>
-      <w:rPr/>
+      <w:rPr>
+        <w:rFonts w:ascii="Symbol" w:hAnsi="Symbol" w:cs="Symbol" w:hint="default"/>
+      </w:rPr>
     </w:lvl>
     <w:lvl w:ilvl="2">
-      <w:start w:val="1"/>
-      <w:numFmt w:val="decimal"/>
-      <w:lvlText w:val="%3."/>
+      <w:start w:val="0"/>
+      <w:numFmt w:val="bullet"/>
+      <w:lvlText w:val=""/>
       <w:lvlJc w:val="left"/>
       <w:pPr>
         <w:tabs>
@@ -7493,12 +8258,14 @@
         </w:tabs>
         <w:ind w:left="2160" w:hanging="480"/>
       </w:pPr>
-      <w:rPr/>
+      <w:rPr>
+        <w:rFonts w:ascii="Symbol" w:hAnsi="Symbol" w:cs="Symbol" w:hint="default"/>
+      </w:rPr>
     </w:lvl>
     <w:lvl w:ilvl="3">
-      <w:start w:val="1"/>
-      <w:numFmt w:val="decimal"/>
-      <w:lvlText w:val="%4."/>
+      <w:start w:val="0"/>
+      <w:numFmt w:val="bullet"/>
+      <w:lvlText w:val=""/>
       <w:lvlJc w:val="left"/>
       <w:pPr>
         <w:tabs>
@@ -7506,12 +8273,14 @@
         </w:tabs>
         <w:ind w:left="2880" w:hanging="480"/>
       </w:pPr>
-      <w:rPr/>
+      <w:rPr>
+        <w:rFonts w:ascii="Symbol" w:hAnsi="Symbol" w:cs="Symbol" w:hint="default"/>
+      </w:rPr>
     </w:lvl>
     <w:lvl w:ilvl="4">
-      <w:start w:val="1"/>
-      <w:numFmt w:val="decimal"/>
-      <w:lvlText w:val="%5."/>
+      <w:start w:val="0"/>
+      <w:numFmt w:val="bullet"/>
+      <w:lvlText w:val=""/>
       <w:lvlJc w:val="left"/>
       <w:pPr>
         <w:tabs>
@@ -7519,12 +8288,14 @@
         </w:tabs>
         <w:ind w:left="3600" w:hanging="480"/>
       </w:pPr>
-      <w:rPr/>
+      <w:rPr>
+        <w:rFonts w:ascii="Symbol" w:hAnsi="Symbol" w:cs="Symbol" w:hint="default"/>
+      </w:rPr>
     </w:lvl>
     <w:lvl w:ilvl="5">
-      <w:start w:val="1"/>
-      <w:numFmt w:val="decimal"/>
-      <w:lvlText w:val="%6."/>
+      <w:start w:val="0"/>
+      <w:numFmt w:val="bullet"/>
+      <w:lvlText w:val=""/>
       <w:lvlJc w:val="left"/>
       <w:pPr>
         <w:tabs>
@@ -7532,12 +8303,14 @@
         </w:tabs>
         <w:ind w:left="4320" w:hanging="480"/>
       </w:pPr>
-      <w:rPr/>
+      <w:rPr>
+        <w:rFonts w:ascii="Symbol" w:hAnsi="Symbol" w:cs="Symbol" w:hint="default"/>
+      </w:rPr>
     </w:lvl>
     <w:lvl w:ilvl="6">
-      <w:start w:val="1"/>
-      <w:numFmt w:val="decimal"/>
-      <w:lvlText w:val="%7."/>
+      <w:start w:val="0"/>
+      <w:numFmt w:val="bullet"/>
+      <w:lvlText w:val=""/>
       <w:lvlJc w:val="left"/>
       <w:pPr>
         <w:tabs>
@@ -7545,12 +8318,14 @@
         </w:tabs>
         <w:ind w:left="5040" w:hanging="480"/>
       </w:pPr>
-      <w:rPr/>
+      <w:rPr>
+        <w:rFonts w:ascii="Symbol" w:hAnsi="Symbol" w:cs="Symbol" w:hint="default"/>
+      </w:rPr>
     </w:lvl>
     <w:lvl w:ilvl="7">
-      <w:start w:val="1"/>
-      <w:numFmt w:val="decimal"/>
-      <w:lvlText w:val="%8."/>
+      <w:start w:val="0"/>
+      <w:numFmt w:val="bullet"/>
+      <w:lvlText w:val=""/>
       <w:lvlJc w:val="left"/>
       <w:pPr>
         <w:tabs>
@@ -7558,12 +8333,14 @@
         </w:tabs>
         <w:ind w:left="5760" w:hanging="480"/>
       </w:pPr>
-      <w:rPr/>
+      <w:rPr>
+        <w:rFonts w:ascii="Symbol" w:hAnsi="Symbol" w:cs="Symbol" w:hint="default"/>
+      </w:rPr>
     </w:lvl>
     <w:lvl w:ilvl="8">
-      <w:start w:val="1"/>
-      <w:numFmt w:val="decimal"/>
-      <w:lvlText w:val="%9."/>
+      <w:start w:val="0"/>
+      <w:numFmt w:val="bullet"/>
+      <w:lvlText w:val=""/>
       <w:lvlJc w:val="left"/>
       <w:pPr>
         <w:tabs>
@@ -7571,7 +8348,9 @@
         </w:tabs>
         <w:ind w:left="6480" w:hanging="480"/>
       </w:pPr>
-      <w:rPr/>
+      <w:rPr>
+        <w:rFonts w:ascii="Symbol" w:hAnsi="Symbol" w:cs="Symbol" w:hint="default"/>
+      </w:rPr>
     </w:lvl>
   </w:abstractNum>
   <w:abstractNum w:abstractNumId="10">
@@ -7695,6 +8474,669 @@
   </w:abstractNum>
   <w:abstractNum w:abstractNumId="11">
     <w:lvl w:ilvl="0">
+      <w:numFmt w:val="bullet"/>
+      <w:lvlText w:val=""/>
+      <w:lvlJc w:val="left"/>
+      <w:pPr>
+        <w:tabs>
+          <w:tab w:val="num" w:pos="0"/>
+        </w:tabs>
+        <w:ind w:left="720" w:hanging="480"/>
+      </w:pPr>
+      <w:rPr>
+        <w:rFonts w:ascii="Symbol" w:hAnsi="Symbol" w:cs="Symbol" w:hint="default"/>
+      </w:rPr>
+    </w:lvl>
+    <w:lvl w:ilvl="1">
+      <w:start w:val="0"/>
+      <w:numFmt w:val="bullet"/>
+      <w:lvlText w:val=""/>
+      <w:lvlJc w:val="left"/>
+      <w:pPr>
+        <w:tabs>
+          <w:tab w:val="num" w:pos="0"/>
+        </w:tabs>
+        <w:ind w:left="1440" w:hanging="480"/>
+      </w:pPr>
+      <w:rPr>
+        <w:rFonts w:ascii="Symbol" w:hAnsi="Symbol" w:cs="Symbol" w:hint="default"/>
+      </w:rPr>
+    </w:lvl>
+    <w:lvl w:ilvl="2">
+      <w:start w:val="0"/>
+      <w:numFmt w:val="bullet"/>
+      <w:lvlText w:val=""/>
+      <w:lvlJc w:val="left"/>
+      <w:pPr>
+        <w:tabs>
+          <w:tab w:val="num" w:pos="0"/>
+        </w:tabs>
+        <w:ind w:left="2160" w:hanging="480"/>
+      </w:pPr>
+      <w:rPr>
+        <w:rFonts w:ascii="Symbol" w:hAnsi="Symbol" w:cs="Symbol" w:hint="default"/>
+      </w:rPr>
+    </w:lvl>
+    <w:lvl w:ilvl="3">
+      <w:start w:val="0"/>
+      <w:numFmt w:val="bullet"/>
+      <w:lvlText w:val=""/>
+      <w:lvlJc w:val="left"/>
+      <w:pPr>
+        <w:tabs>
+          <w:tab w:val="num" w:pos="0"/>
+        </w:tabs>
+        <w:ind w:left="2880" w:hanging="480"/>
+      </w:pPr>
+      <w:rPr>
+        <w:rFonts w:ascii="Symbol" w:hAnsi="Symbol" w:cs="Symbol" w:hint="default"/>
+      </w:rPr>
+    </w:lvl>
+    <w:lvl w:ilvl="4">
+      <w:start w:val="0"/>
+      <w:numFmt w:val="bullet"/>
+      <w:lvlText w:val=""/>
+      <w:lvlJc w:val="left"/>
+      <w:pPr>
+        <w:tabs>
+          <w:tab w:val="num" w:pos="0"/>
+        </w:tabs>
+        <w:ind w:left="3600" w:hanging="480"/>
+      </w:pPr>
+      <w:rPr>
+        <w:rFonts w:ascii="Symbol" w:hAnsi="Symbol" w:cs="Symbol" w:hint="default"/>
+      </w:rPr>
+    </w:lvl>
+    <w:lvl w:ilvl="5">
+      <w:start w:val="0"/>
+      <w:numFmt w:val="bullet"/>
+      <w:lvlText w:val=""/>
+      <w:lvlJc w:val="left"/>
+      <w:pPr>
+        <w:tabs>
+          <w:tab w:val="num" w:pos="0"/>
+        </w:tabs>
+        <w:ind w:left="4320" w:hanging="480"/>
+      </w:pPr>
+      <w:rPr>
+        <w:rFonts w:ascii="Symbol" w:hAnsi="Symbol" w:cs="Symbol" w:hint="default"/>
+      </w:rPr>
+    </w:lvl>
+    <w:lvl w:ilvl="6">
+      <w:start w:val="0"/>
+      <w:numFmt w:val="bullet"/>
+      <w:lvlText w:val=""/>
+      <w:lvlJc w:val="left"/>
+      <w:pPr>
+        <w:tabs>
+          <w:tab w:val="num" w:pos="0"/>
+        </w:tabs>
+        <w:ind w:left="5040" w:hanging="480"/>
+      </w:pPr>
+      <w:rPr>
+        <w:rFonts w:ascii="Symbol" w:hAnsi="Symbol" w:cs="Symbol" w:hint="default"/>
+      </w:rPr>
+    </w:lvl>
+    <w:lvl w:ilvl="7">
+      <w:start w:val="0"/>
+      <w:numFmt w:val="bullet"/>
+      <w:lvlText w:val=""/>
+      <w:lvlJc w:val="left"/>
+      <w:pPr>
+        <w:tabs>
+          <w:tab w:val="num" w:pos="0"/>
+        </w:tabs>
+        <w:ind w:left="5760" w:hanging="480"/>
+      </w:pPr>
+      <w:rPr>
+        <w:rFonts w:ascii="Symbol" w:hAnsi="Symbol" w:cs="Symbol" w:hint="default"/>
+      </w:rPr>
+    </w:lvl>
+    <w:lvl w:ilvl="8">
+      <w:start w:val="0"/>
+      <w:numFmt w:val="bullet"/>
+      <w:lvlText w:val=""/>
+      <w:lvlJc w:val="left"/>
+      <w:pPr>
+        <w:tabs>
+          <w:tab w:val="num" w:pos="0"/>
+        </w:tabs>
+        <w:ind w:left="6480" w:hanging="480"/>
+      </w:pPr>
+      <w:rPr>
+        <w:rFonts w:ascii="Symbol" w:hAnsi="Symbol" w:cs="Symbol" w:hint="default"/>
+      </w:rPr>
+    </w:lvl>
+  </w:abstractNum>
+  <w:abstractNum w:abstractNumId="12">
+    <w:lvl w:ilvl="0">
+      <w:numFmt w:val="bullet"/>
+      <w:lvlText w:val=""/>
+      <w:lvlJc w:val="left"/>
+      <w:pPr>
+        <w:tabs>
+          <w:tab w:val="num" w:pos="0"/>
+        </w:tabs>
+        <w:ind w:left="720" w:hanging="480"/>
+      </w:pPr>
+      <w:rPr>
+        <w:rFonts w:ascii="Symbol" w:hAnsi="Symbol" w:cs="Symbol" w:hint="default"/>
+      </w:rPr>
+    </w:lvl>
+    <w:lvl w:ilvl="1">
+      <w:start w:val="0"/>
+      <w:numFmt w:val="bullet"/>
+      <w:lvlText w:val=""/>
+      <w:lvlJc w:val="left"/>
+      <w:pPr>
+        <w:tabs>
+          <w:tab w:val="num" w:pos="0"/>
+        </w:tabs>
+        <w:ind w:left="1440" w:hanging="480"/>
+      </w:pPr>
+      <w:rPr>
+        <w:rFonts w:ascii="Symbol" w:hAnsi="Symbol" w:cs="Symbol" w:hint="default"/>
+      </w:rPr>
+    </w:lvl>
+    <w:lvl w:ilvl="2">
+      <w:start w:val="0"/>
+      <w:numFmt w:val="bullet"/>
+      <w:lvlText w:val=""/>
+      <w:lvlJc w:val="left"/>
+      <w:pPr>
+        <w:tabs>
+          <w:tab w:val="num" w:pos="0"/>
+        </w:tabs>
+        <w:ind w:left="2160" w:hanging="480"/>
+      </w:pPr>
+      <w:rPr>
+        <w:rFonts w:ascii="Symbol" w:hAnsi="Symbol" w:cs="Symbol" w:hint="default"/>
+      </w:rPr>
+    </w:lvl>
+    <w:lvl w:ilvl="3">
+      <w:start w:val="0"/>
+      <w:numFmt w:val="bullet"/>
+      <w:lvlText w:val=""/>
+      <w:lvlJc w:val="left"/>
+      <w:pPr>
+        <w:tabs>
+          <w:tab w:val="num" w:pos="0"/>
+        </w:tabs>
+        <w:ind w:left="2880" w:hanging="480"/>
+      </w:pPr>
+      <w:rPr>
+        <w:rFonts w:ascii="Symbol" w:hAnsi="Symbol" w:cs="Symbol" w:hint="default"/>
+      </w:rPr>
+    </w:lvl>
+    <w:lvl w:ilvl="4">
+      <w:start w:val="0"/>
+      <w:numFmt w:val="bullet"/>
+      <w:lvlText w:val=""/>
+      <w:lvlJc w:val="left"/>
+      <w:pPr>
+        <w:tabs>
+          <w:tab w:val="num" w:pos="0"/>
+        </w:tabs>
+        <w:ind w:left="3600" w:hanging="480"/>
+      </w:pPr>
+      <w:rPr>
+        <w:rFonts w:ascii="Symbol" w:hAnsi="Symbol" w:cs="Symbol" w:hint="default"/>
+      </w:rPr>
+    </w:lvl>
+    <w:lvl w:ilvl="5">
+      <w:start w:val="0"/>
+      <w:numFmt w:val="bullet"/>
+      <w:lvlText w:val=""/>
+      <w:lvlJc w:val="left"/>
+      <w:pPr>
+        <w:tabs>
+          <w:tab w:val="num" w:pos="0"/>
+        </w:tabs>
+        <w:ind w:left="4320" w:hanging="480"/>
+      </w:pPr>
+      <w:rPr>
+        <w:rFonts w:ascii="Symbol" w:hAnsi="Symbol" w:cs="Symbol" w:hint="default"/>
+      </w:rPr>
+    </w:lvl>
+    <w:lvl w:ilvl="6">
+      <w:start w:val="0"/>
+      <w:numFmt w:val="bullet"/>
+      <w:lvlText w:val=""/>
+      <w:lvlJc w:val="left"/>
+      <w:pPr>
+        <w:tabs>
+          <w:tab w:val="num" w:pos="0"/>
+        </w:tabs>
+        <w:ind w:left="5040" w:hanging="480"/>
+      </w:pPr>
+      <w:rPr>
+        <w:rFonts w:ascii="Symbol" w:hAnsi="Symbol" w:cs="Symbol" w:hint="default"/>
+      </w:rPr>
+    </w:lvl>
+    <w:lvl w:ilvl="7">
+      <w:start w:val="0"/>
+      <w:numFmt w:val="bullet"/>
+      <w:lvlText w:val=""/>
+      <w:lvlJc w:val="left"/>
+      <w:pPr>
+        <w:tabs>
+          <w:tab w:val="num" w:pos="0"/>
+        </w:tabs>
+        <w:ind w:left="5760" w:hanging="480"/>
+      </w:pPr>
+      <w:rPr>
+        <w:rFonts w:ascii="Symbol" w:hAnsi="Symbol" w:cs="Symbol" w:hint="default"/>
+      </w:rPr>
+    </w:lvl>
+    <w:lvl w:ilvl="8">
+      <w:start w:val="0"/>
+      <w:numFmt w:val="bullet"/>
+      <w:lvlText w:val=""/>
+      <w:lvlJc w:val="left"/>
+      <w:pPr>
+        <w:tabs>
+          <w:tab w:val="num" w:pos="0"/>
+        </w:tabs>
+        <w:ind w:left="6480" w:hanging="480"/>
+      </w:pPr>
+      <w:rPr>
+        <w:rFonts w:ascii="Symbol" w:hAnsi="Symbol" w:cs="Symbol" w:hint="default"/>
+      </w:rPr>
+    </w:lvl>
+  </w:abstractNum>
+  <w:abstractNum w:abstractNumId="13">
+    <w:lvl w:ilvl="0">
+      <w:numFmt w:val="bullet"/>
+      <w:lvlText w:val=""/>
+      <w:lvlJc w:val="left"/>
+      <w:pPr>
+        <w:tabs>
+          <w:tab w:val="num" w:pos="0"/>
+        </w:tabs>
+        <w:ind w:left="720" w:hanging="480"/>
+      </w:pPr>
+      <w:rPr>
+        <w:rFonts w:ascii="Symbol" w:hAnsi="Symbol" w:cs="Symbol" w:hint="default"/>
+      </w:rPr>
+    </w:lvl>
+    <w:lvl w:ilvl="1">
+      <w:start w:val="0"/>
+      <w:numFmt w:val="bullet"/>
+      <w:lvlText w:val=""/>
+      <w:lvlJc w:val="left"/>
+      <w:pPr>
+        <w:tabs>
+          <w:tab w:val="num" w:pos="0"/>
+        </w:tabs>
+        <w:ind w:left="1440" w:hanging="480"/>
+      </w:pPr>
+      <w:rPr>
+        <w:rFonts w:ascii="Symbol" w:hAnsi="Symbol" w:cs="Symbol" w:hint="default"/>
+      </w:rPr>
+    </w:lvl>
+    <w:lvl w:ilvl="2">
+      <w:start w:val="0"/>
+      <w:numFmt w:val="bullet"/>
+      <w:lvlText w:val=""/>
+      <w:lvlJc w:val="left"/>
+      <w:pPr>
+        <w:tabs>
+          <w:tab w:val="num" w:pos="0"/>
+        </w:tabs>
+        <w:ind w:left="2160" w:hanging="480"/>
+      </w:pPr>
+      <w:rPr>
+        <w:rFonts w:ascii="Symbol" w:hAnsi="Symbol" w:cs="Symbol" w:hint="default"/>
+      </w:rPr>
+    </w:lvl>
+    <w:lvl w:ilvl="3">
+      <w:start w:val="0"/>
+      <w:numFmt w:val="bullet"/>
+      <w:lvlText w:val=""/>
+      <w:lvlJc w:val="left"/>
+      <w:pPr>
+        <w:tabs>
+          <w:tab w:val="num" w:pos="0"/>
+        </w:tabs>
+        <w:ind w:left="2880" w:hanging="480"/>
+      </w:pPr>
+      <w:rPr>
+        <w:rFonts w:ascii="Symbol" w:hAnsi="Symbol" w:cs="Symbol" w:hint="default"/>
+      </w:rPr>
+    </w:lvl>
+    <w:lvl w:ilvl="4">
+      <w:start w:val="0"/>
+      <w:numFmt w:val="bullet"/>
+      <w:lvlText w:val=""/>
+      <w:lvlJc w:val="left"/>
+      <w:pPr>
+        <w:tabs>
+          <w:tab w:val="num" w:pos="0"/>
+        </w:tabs>
+        <w:ind w:left="3600" w:hanging="480"/>
+      </w:pPr>
+      <w:rPr>
+        <w:rFonts w:ascii="Symbol" w:hAnsi="Symbol" w:cs="Symbol" w:hint="default"/>
+      </w:rPr>
+    </w:lvl>
+    <w:lvl w:ilvl="5">
+      <w:start w:val="0"/>
+      <w:numFmt w:val="bullet"/>
+      <w:lvlText w:val=""/>
+      <w:lvlJc w:val="left"/>
+      <w:pPr>
+        <w:tabs>
+          <w:tab w:val="num" w:pos="0"/>
+        </w:tabs>
+        <w:ind w:left="4320" w:hanging="480"/>
+      </w:pPr>
+      <w:rPr>
+        <w:rFonts w:ascii="Symbol" w:hAnsi="Symbol" w:cs="Symbol" w:hint="default"/>
+      </w:rPr>
+    </w:lvl>
+    <w:lvl w:ilvl="6">
+      <w:start w:val="0"/>
+      <w:numFmt w:val="bullet"/>
+      <w:lvlText w:val=""/>
+      <w:lvlJc w:val="left"/>
+      <w:pPr>
+        <w:tabs>
+          <w:tab w:val="num" w:pos="0"/>
+        </w:tabs>
+        <w:ind w:left="5040" w:hanging="480"/>
+      </w:pPr>
+      <w:rPr>
+        <w:rFonts w:ascii="Symbol" w:hAnsi="Symbol" w:cs="Symbol" w:hint="default"/>
+      </w:rPr>
+    </w:lvl>
+    <w:lvl w:ilvl="7">
+      <w:start w:val="0"/>
+      <w:numFmt w:val="bullet"/>
+      <w:lvlText w:val=""/>
+      <w:lvlJc w:val="left"/>
+      <w:pPr>
+        <w:tabs>
+          <w:tab w:val="num" w:pos="0"/>
+        </w:tabs>
+        <w:ind w:left="5760" w:hanging="480"/>
+      </w:pPr>
+      <w:rPr>
+        <w:rFonts w:ascii="Symbol" w:hAnsi="Symbol" w:cs="Symbol" w:hint="default"/>
+      </w:rPr>
+    </w:lvl>
+    <w:lvl w:ilvl="8">
+      <w:start w:val="0"/>
+      <w:numFmt w:val="bullet"/>
+      <w:lvlText w:val=""/>
+      <w:lvlJc w:val="left"/>
+      <w:pPr>
+        <w:tabs>
+          <w:tab w:val="num" w:pos="0"/>
+        </w:tabs>
+        <w:ind w:left="6480" w:hanging="480"/>
+      </w:pPr>
+      <w:rPr>
+        <w:rFonts w:ascii="Symbol" w:hAnsi="Symbol" w:cs="Symbol" w:hint="default"/>
+      </w:rPr>
+    </w:lvl>
+  </w:abstractNum>
+  <w:abstractNum w:abstractNumId="14">
+    <w:lvl w:ilvl="0">
+      <w:numFmt w:val="bullet"/>
+      <w:lvlText w:val=""/>
+      <w:lvlJc w:val="left"/>
+      <w:pPr>
+        <w:tabs>
+          <w:tab w:val="num" w:pos="0"/>
+        </w:tabs>
+        <w:ind w:left="720" w:hanging="480"/>
+      </w:pPr>
+      <w:rPr>
+        <w:rFonts w:ascii="Symbol" w:hAnsi="Symbol" w:cs="Symbol" w:hint="default"/>
+      </w:rPr>
+    </w:lvl>
+    <w:lvl w:ilvl="1">
+      <w:start w:val="0"/>
+      <w:numFmt w:val="bullet"/>
+      <w:lvlText w:val=""/>
+      <w:lvlJc w:val="left"/>
+      <w:pPr>
+        <w:tabs>
+          <w:tab w:val="num" w:pos="0"/>
+        </w:tabs>
+        <w:ind w:left="1440" w:hanging="480"/>
+      </w:pPr>
+      <w:rPr>
+        <w:rFonts w:ascii="Symbol" w:hAnsi="Symbol" w:cs="Symbol" w:hint="default"/>
+      </w:rPr>
+    </w:lvl>
+    <w:lvl w:ilvl="2">
+      <w:start w:val="0"/>
+      <w:numFmt w:val="bullet"/>
+      <w:lvlText w:val=""/>
+      <w:lvlJc w:val="left"/>
+      <w:pPr>
+        <w:tabs>
+          <w:tab w:val="num" w:pos="0"/>
+        </w:tabs>
+        <w:ind w:left="2160" w:hanging="480"/>
+      </w:pPr>
+      <w:rPr>
+        <w:rFonts w:ascii="Symbol" w:hAnsi="Symbol" w:cs="Symbol" w:hint="default"/>
+      </w:rPr>
+    </w:lvl>
+    <w:lvl w:ilvl="3">
+      <w:start w:val="0"/>
+      <w:numFmt w:val="bullet"/>
+      <w:lvlText w:val=""/>
+      <w:lvlJc w:val="left"/>
+      <w:pPr>
+        <w:tabs>
+          <w:tab w:val="num" w:pos="0"/>
+        </w:tabs>
+        <w:ind w:left="2880" w:hanging="480"/>
+      </w:pPr>
+      <w:rPr>
+        <w:rFonts w:ascii="Symbol" w:hAnsi="Symbol" w:cs="Symbol" w:hint="default"/>
+      </w:rPr>
+    </w:lvl>
+    <w:lvl w:ilvl="4">
+      <w:start w:val="0"/>
+      <w:numFmt w:val="bullet"/>
+      <w:lvlText w:val=""/>
+      <w:lvlJc w:val="left"/>
+      <w:pPr>
+        <w:tabs>
+          <w:tab w:val="num" w:pos="0"/>
+        </w:tabs>
+        <w:ind w:left="3600" w:hanging="480"/>
+      </w:pPr>
+      <w:rPr>
+        <w:rFonts w:ascii="Symbol" w:hAnsi="Symbol" w:cs="Symbol" w:hint="default"/>
+      </w:rPr>
+    </w:lvl>
+    <w:lvl w:ilvl="5">
+      <w:start w:val="0"/>
+      <w:numFmt w:val="bullet"/>
+      <w:lvlText w:val=""/>
+      <w:lvlJc w:val="left"/>
+      <w:pPr>
+        <w:tabs>
+          <w:tab w:val="num" w:pos="0"/>
+        </w:tabs>
+        <w:ind w:left="4320" w:hanging="480"/>
+      </w:pPr>
+      <w:rPr>
+        <w:rFonts w:ascii="Symbol" w:hAnsi="Symbol" w:cs="Symbol" w:hint="default"/>
+      </w:rPr>
+    </w:lvl>
+    <w:lvl w:ilvl="6">
+      <w:start w:val="0"/>
+      <w:numFmt w:val="bullet"/>
+      <w:lvlText w:val=""/>
+      <w:lvlJc w:val="left"/>
+      <w:pPr>
+        <w:tabs>
+          <w:tab w:val="num" w:pos="0"/>
+        </w:tabs>
+        <w:ind w:left="5040" w:hanging="480"/>
+      </w:pPr>
+      <w:rPr>
+        <w:rFonts w:ascii="Symbol" w:hAnsi="Symbol" w:cs="Symbol" w:hint="default"/>
+      </w:rPr>
+    </w:lvl>
+    <w:lvl w:ilvl="7">
+      <w:start w:val="0"/>
+      <w:numFmt w:val="bullet"/>
+      <w:lvlText w:val=""/>
+      <w:lvlJc w:val="left"/>
+      <w:pPr>
+        <w:tabs>
+          <w:tab w:val="num" w:pos="0"/>
+        </w:tabs>
+        <w:ind w:left="5760" w:hanging="480"/>
+      </w:pPr>
+      <w:rPr>
+        <w:rFonts w:ascii="Symbol" w:hAnsi="Symbol" w:cs="Symbol" w:hint="default"/>
+      </w:rPr>
+    </w:lvl>
+    <w:lvl w:ilvl="8">
+      <w:start w:val="0"/>
+      <w:numFmt w:val="bullet"/>
+      <w:lvlText w:val=""/>
+      <w:lvlJc w:val="left"/>
+      <w:pPr>
+        <w:tabs>
+          <w:tab w:val="num" w:pos="0"/>
+        </w:tabs>
+        <w:ind w:left="6480" w:hanging="480"/>
+      </w:pPr>
+      <w:rPr>
+        <w:rFonts w:ascii="Symbol" w:hAnsi="Symbol" w:cs="Symbol" w:hint="default"/>
+      </w:rPr>
+    </w:lvl>
+  </w:abstractNum>
+  <w:abstractNum w:abstractNumId="15">
+    <w:lvl w:ilvl="0">
+      <w:start w:val="1"/>
+      <w:numFmt w:val="decimal"/>
+      <w:lvlText w:val="%1."/>
+      <w:lvlJc w:val="left"/>
+      <w:pPr>
+        <w:tabs>
+          <w:tab w:val="num" w:pos="0"/>
+        </w:tabs>
+        <w:ind w:left="720" w:hanging="480"/>
+      </w:pPr>
+      <w:rPr/>
+    </w:lvl>
+    <w:lvl w:ilvl="1">
+      <w:start w:val="1"/>
+      <w:numFmt w:val="decimal"/>
+      <w:lvlText w:val="%2."/>
+      <w:lvlJc w:val="left"/>
+      <w:pPr>
+        <w:tabs>
+          <w:tab w:val="num" w:pos="0"/>
+        </w:tabs>
+        <w:ind w:left="1440" w:hanging="480"/>
+      </w:pPr>
+      <w:rPr/>
+    </w:lvl>
+    <w:lvl w:ilvl="2">
+      <w:start w:val="1"/>
+      <w:numFmt w:val="decimal"/>
+      <w:lvlText w:val="%3."/>
+      <w:lvlJc w:val="left"/>
+      <w:pPr>
+        <w:tabs>
+          <w:tab w:val="num" w:pos="0"/>
+        </w:tabs>
+        <w:ind w:left="2160" w:hanging="480"/>
+      </w:pPr>
+      <w:rPr/>
+    </w:lvl>
+    <w:lvl w:ilvl="3">
+      <w:start w:val="1"/>
+      <w:numFmt w:val="decimal"/>
+      <w:lvlText w:val="%4."/>
+      <w:lvlJc w:val="left"/>
+      <w:pPr>
+        <w:tabs>
+          <w:tab w:val="num" w:pos="0"/>
+        </w:tabs>
+        <w:ind w:left="2880" w:hanging="480"/>
+      </w:pPr>
+      <w:rPr/>
+    </w:lvl>
+    <w:lvl w:ilvl="4">
+      <w:start w:val="1"/>
+      <w:numFmt w:val="decimal"/>
+      <w:lvlText w:val="%5."/>
+      <w:lvlJc w:val="left"/>
+      <w:pPr>
+        <w:tabs>
+          <w:tab w:val="num" w:pos="0"/>
+        </w:tabs>
+        <w:ind w:left="3600" w:hanging="480"/>
+      </w:pPr>
+      <w:rPr/>
+    </w:lvl>
+    <w:lvl w:ilvl="5">
+      <w:start w:val="1"/>
+      <w:numFmt w:val="decimal"/>
+      <w:lvlText w:val="%6."/>
+      <w:lvlJc w:val="left"/>
+      <w:pPr>
+        <w:tabs>
+          <w:tab w:val="num" w:pos="0"/>
+        </w:tabs>
+        <w:ind w:left="4320" w:hanging="480"/>
+      </w:pPr>
+      <w:rPr/>
+    </w:lvl>
+    <w:lvl w:ilvl="6">
+      <w:start w:val="1"/>
+      <w:numFmt w:val="decimal"/>
+      <w:lvlText w:val="%7."/>
+      <w:lvlJc w:val="left"/>
+      <w:pPr>
+        <w:tabs>
+          <w:tab w:val="num" w:pos="0"/>
+        </w:tabs>
+        <w:ind w:left="5040" w:hanging="480"/>
+      </w:pPr>
+      <w:rPr/>
+    </w:lvl>
+    <w:lvl w:ilvl="7">
+      <w:start w:val="1"/>
+      <w:numFmt w:val="decimal"/>
+      <w:lvlText w:val="%8."/>
+      <w:lvlJc w:val="left"/>
+      <w:pPr>
+        <w:tabs>
+          <w:tab w:val="num" w:pos="0"/>
+        </w:tabs>
+        <w:ind w:left="5760" w:hanging="480"/>
+      </w:pPr>
+      <w:rPr/>
+    </w:lvl>
+    <w:lvl w:ilvl="8">
+      <w:start w:val="1"/>
+      <w:numFmt w:val="decimal"/>
+      <w:lvlText w:val="%9."/>
+      <w:lvlJc w:val="left"/>
+      <w:pPr>
+        <w:tabs>
+          <w:tab w:val="num" w:pos="0"/>
+        </w:tabs>
+        <w:ind w:left="6480" w:hanging="480"/>
+      </w:pPr>
+      <w:rPr/>
+    </w:lvl>
+  </w:abstractNum>
+  <w:abstractNum w:abstractNumId="16">
+    <w:lvl w:ilvl="0">
       <w:start w:val="2"/>
       <w:numFmt w:val="decimal"/>
       <w:lvlText w:val="%1."/>
@@ -7812,7 +9254,7 @@
       <w:rPr/>
     </w:lvl>
   </w:abstractNum>
-  <w:abstractNum w:abstractNumId="12">
+  <w:abstractNum w:abstractNumId="17">
     <w:lvl w:ilvl="0">
       <w:start w:val="3"/>
       <w:numFmt w:val="decimal"/>
@@ -7931,7 +9373,7 @@
       <w:rPr/>
     </w:lvl>
   </w:abstractNum>
-  <w:abstractNum w:abstractNumId="13">
+  <w:abstractNum w:abstractNumId="18">
     <w:lvl w:ilvl="0">
       <w:start w:val="4"/>
       <w:numFmt w:val="decimal"/>
@@ -8050,7 +9492,7 @@
       <w:rPr/>
     </w:lvl>
   </w:abstractNum>
-  <w:abstractNum w:abstractNumId="14">
+  <w:abstractNum w:abstractNumId="19">
     <w:lvl w:ilvl="0">
       <w:start w:val="1"/>
       <w:numFmt w:val="none"/>
@@ -8212,61 +9654,76 @@
     <w:abstractNumId w:val="14"/>
   </w:num>
   <w:num w:numId="15">
-    <w:abstractNumId w:val="4"/>
-    <w:lvlOverride w:ilvl="0">
-      <w:startOverride w:val="1"/>
-    </w:lvlOverride>
+    <w:abstractNumId w:val="15"/>
   </w:num>
   <w:num w:numId="16">
-    <w:abstractNumId w:val="5"/>
-    <w:lvlOverride w:ilvl="0">
-      <w:startOverride w:val="4"/>
-    </w:lvlOverride>
+    <w:abstractNumId w:val="16"/>
   </w:num>
   <w:num w:numId="17">
-    <w:abstractNumId w:val="6"/>
-    <w:lvlOverride w:ilvl="0">
-      <w:startOverride w:val="7"/>
-    </w:lvlOverride>
+    <w:abstractNumId w:val="17"/>
   </w:num>
   <w:num w:numId="18">
-    <w:abstractNumId w:val="7"/>
-    <w:lvlOverride w:ilvl="0">
-      <w:startOverride w:val="3"/>
-    </w:lvlOverride>
+    <w:abstractNumId w:val="18"/>
   </w:num>
   <w:num w:numId="19">
-    <w:abstractNumId w:val="5"/>
-    <w:lvlOverride w:ilvl="0">
-      <w:startOverride w:val="4"/>
-    </w:lvlOverride>
+    <w:abstractNumId w:val="19"/>
   </w:num>
   <w:num w:numId="20">
-    <w:abstractNumId w:val="4"/>
+    <w:abstractNumId w:val="1"/>
     <w:lvlOverride w:ilvl="0">
       <w:startOverride w:val="1"/>
     </w:lvlOverride>
   </w:num>
   <w:num w:numId="21">
-    <w:abstractNumId w:val="4"/>
+    <w:abstractNumId w:val="2"/>
     <w:lvlOverride w:ilvl="0">
-      <w:startOverride w:val="1"/>
+      <w:startOverride w:val="4"/>
     </w:lvlOverride>
   </w:num>
   <w:num w:numId="22">
-    <w:abstractNumId w:val="11"/>
+    <w:abstractNumId w:val="3"/>
     <w:lvlOverride w:ilvl="0">
-      <w:startOverride w:val="2"/>
+      <w:startOverride w:val="7"/>
     </w:lvlOverride>
   </w:num>
   <w:num w:numId="23">
-    <w:abstractNumId w:val="7"/>
+    <w:abstractNumId w:val="5"/>
     <w:lvlOverride w:ilvl="0">
       <w:startOverride w:val="3"/>
     </w:lvlOverride>
   </w:num>
   <w:num w:numId="24">
+    <w:abstractNumId w:val="2"/>
+    <w:lvlOverride w:ilvl="0">
+      <w:startOverride w:val="4"/>
+    </w:lvlOverride>
+  </w:num>
+  <w:num w:numId="25">
+    <w:abstractNumId w:val="1"/>
+    <w:lvlOverride w:ilvl="0">
+      <w:startOverride w:val="1"/>
+    </w:lvlOverride>
+  </w:num>
+  <w:num w:numId="26">
+    <w:abstractNumId w:val="1"/>
+    <w:lvlOverride w:ilvl="0">
+      <w:startOverride w:val="1"/>
+    </w:lvlOverride>
+  </w:num>
+  <w:num w:numId="27">
+    <w:abstractNumId w:val="16"/>
+    <w:lvlOverride w:ilvl="0">
+      <w:startOverride w:val="2"/>
+    </w:lvlOverride>
+  </w:num>
+  <w:num w:numId="28">
     <w:abstractNumId w:val="5"/>
+    <w:lvlOverride w:ilvl="0">
+      <w:startOverride w:val="3"/>
+    </w:lvlOverride>
+  </w:num>
+  <w:num w:numId="29">
+    <w:abstractNumId w:val="2"/>
     <w:lvlOverride w:ilvl="0">
       <w:startOverride w:val="4"/>
     </w:lvlOverride>
@@ -8297,7 +9754,6 @@
     <w:qFormat/>
     <w:pPr>
       <w:widowControl/>
-      <w:suppressAutoHyphens w:val="true"/>
       <w:bidi w:val="0"/>
       <w:spacing w:before="0" w:after="200"/>
       <w:jc w:val="left"/>
@@ -8527,15 +9983,9 @@
     <w:qFormat/>
     <w:rPr/>
   </w:style>
-  <w:style w:type="character" w:styleId="FootnoteCharactersuser">
-    <w:name w:val="Footnote Characters (user)"/>
-    <w:qFormat/>
-    <w:rPr>
-      <w:vertAlign w:val="superscript"/>
-    </w:rPr>
-  </w:style>
   <w:style w:type="character" w:styleId="FootnoteCharacters">
     <w:name w:val="Footnote Characters"/>
+    <w:basedOn w:val="BodyTextChar"/>
     <w:qFormat/>
     <w:rPr>
       <w:vertAlign w:val="superscript"/>
@@ -8821,7 +10271,7 @@
       <w:spacing w:before="240" w:after="120"/>
     </w:pPr>
     <w:rPr>
-      <w:rFonts w:ascii="Liberation Sans" w:hAnsi="Liberation Sans" w:eastAsia="Noto Sans CJK SC" w:cs="Noto Sans Devanagari"/>
+      <w:rFonts w:ascii="Liberation Sans" w:hAnsi="Liberation Sans" w:eastAsia="Noto Sans" w:cs="Noto Sans Devanagari"/>
       <w:sz w:val="28"/>
       <w:szCs w:val="28"/>
     </w:rPr>
@@ -8928,7 +10378,6 @@
       <w:keepNext w:val="true"/>
       <w:keepLines/>
       <w:widowControl/>
-      <w:suppressAutoHyphens w:val="true"/>
       <w:bidi w:val="0"/>
       <w:spacing w:before="0" w:after="200"/>
       <w:jc w:val="center"/>
@@ -8950,7 +10399,6 @@
       <w:keepNext w:val="true"/>
       <w:keepLines/>
       <w:widowControl/>
-      <w:suppressAutoHyphens w:val="true"/>
       <w:bidi w:val="0"/>
       <w:spacing w:before="0" w:after="200"/>
       <w:jc w:val="center"/>
@@ -9033,7 +10481,6 @@
     <w:qFormat/>
     <w:pPr>
       <w:widowControl/>
-      <w:suppressAutoHyphens w:val="true"/>
       <w:bidi w:val="0"/>
       <w:spacing w:before="100" w:after="100"/>
       <w:ind w:hanging="0" w:left="480" w:right="480"/>

--- a/README.docx
+++ b/README.docx
@@ -53,7 +53,7 @@
         <w:pStyle w:val="Compact"/>
         <w:numPr>
           <w:ilvl w:val="0"/>
-          <w:numId w:val="20"/>
+          <w:numId w:val="23"/>
         </w:numPr>
         <w:rPr/>
       </w:pPr>
@@ -67,7 +67,7 @@
         <w:pStyle w:val="Compact"/>
         <w:numPr>
           <w:ilvl w:val="0"/>
-          <w:numId w:val="1"/>
+          <w:numId w:val="4"/>
         </w:numPr>
         <w:rPr/>
       </w:pPr>
@@ -81,7 +81,7 @@
         <w:pStyle w:val="Compact"/>
         <w:numPr>
           <w:ilvl w:val="0"/>
-          <w:numId w:val="1"/>
+          <w:numId w:val="4"/>
         </w:numPr>
         <w:rPr/>
       </w:pPr>
@@ -107,7 +107,7 @@
         <w:pStyle w:val="Compact"/>
         <w:numPr>
           <w:ilvl w:val="0"/>
-          <w:numId w:val="21"/>
+          <w:numId w:val="24"/>
         </w:numPr>
         <w:rPr/>
       </w:pPr>
@@ -131,7 +131,7 @@
         <w:pStyle w:val="Compact"/>
         <w:numPr>
           <w:ilvl w:val="0"/>
-          <w:numId w:val="2"/>
+          <w:numId w:val="5"/>
         </w:numPr>
         <w:rPr/>
       </w:pPr>
@@ -155,7 +155,7 @@
         <w:pStyle w:val="Compact"/>
         <w:numPr>
           <w:ilvl w:val="0"/>
-          <w:numId w:val="2"/>
+          <w:numId w:val="5"/>
         </w:numPr>
         <w:rPr/>
       </w:pPr>
@@ -221,7 +221,7 @@
         <w:pStyle w:val="Compact"/>
         <w:numPr>
           <w:ilvl w:val="0"/>
-          <w:numId w:val="22"/>
+          <w:numId w:val="25"/>
         </w:numPr>
         <w:rPr/>
       </w:pPr>
@@ -736,11 +736,15 @@
     <w:p>
       <w:pPr>
         <w:pStyle w:val="BodyText"/>
-        <w:rPr/>
-      </w:pPr>
-      <w:r>
-        <w:rPr/>
-        <w:t xml:space="preserve">- NXCLI, qui permet d’envoyer des commandes CLI au switch et de recevoir la réponse. </w:t>
+        <w:numPr>
+          <w:ilvl w:val="0"/>
+          <w:numId w:val="14"/>
+        </w:numPr>
+        <w:rPr/>
+      </w:pPr>
+      <w:r>
+        <w:rPr/>
+        <w:t xml:space="preserve">NXCLI, qui permet d’envoyer des commandes CLI au switch et de recevoir la réponse. </w:t>
       </w:r>
     </w:p>
     <w:p>
@@ -750,17 +754,24 @@
       </w:pPr>
       <w:r>
         <w:rPr/>
-        <w:t xml:space="preserve">&gt; Mais cette API est lente et demande une authentification à chaque commande. </w:t>
+        <w:tab/>
+        <w:t xml:space="preserve">Mais cette API est lente et demande une authentification à chaque </w:t>
+        <w:tab/>
+        <w:t xml:space="preserve">commande. </w:t>
       </w:r>
     </w:p>
     <w:p>
       <w:pPr>
         <w:pStyle w:val="BodyText"/>
-        <w:rPr/>
-      </w:pPr>
-      <w:r>
-        <w:rPr/>
-        <w:t xml:space="preserve">- NXREST, une API REST qui permet de vérifier l’état du switch et de modifier certaines configurations. </w:t>
+        <w:numPr>
+          <w:ilvl w:val="0"/>
+          <w:numId w:val="15"/>
+        </w:numPr>
+        <w:rPr/>
+      </w:pPr>
+      <w:r>
+        <w:rPr/>
+        <w:t xml:space="preserve">NXREST, une API REST qui permet de vérifier l’état du switch et de modifier certaines configurations. </w:t>
       </w:r>
     </w:p>
     <w:p>
@@ -770,14 +781,17 @@
       </w:pPr>
       <w:r>
         <w:rPr/>
-        <w:t xml:space="preserve">&gt; Ces requêtes sont rapides et pratiques pour le monitoring. </w:t>
+        <w:tab/>
+        <w:t xml:space="preserve">Ces requêtes sont rapides et pratiques pour le monitoring. </w:t>
       </w:r>
       <w:r>
         <w:rPr>
           <w:b/>
           <w:bCs/>
         </w:rPr>
-        <w:t>On utilise cette API en priorité.</w:t>
+        <w:t xml:space="preserve">On utilise cette </w:t>
+        <w:tab/>
+        <w:t>API en priorité.</w:t>
       </w:r>
     </w:p>
     <w:p>
@@ -787,7 +801,10 @@
       </w:pPr>
       <w:r>
         <w:rPr/>
-        <w:t>&gt; L’API REST ne permet pas de sauvegarder la running-config et de correctement évaluer les niveaux optiques.</w:t>
+        <w:tab/>
+        <w:t xml:space="preserve">L’API REST ne permet pas de sauvegarder la running-config et de </w:t>
+        <w:tab/>
+        <w:t>correctement évaluer les niveaux optiques.</w:t>
       </w:r>
     </w:p>
     <w:p>
@@ -1206,12 +1223,12 @@
     <w:p>
       <w:pPr>
         <w:pStyle w:val="FirstParagraph"/>
-        <w:rPr/>
-      </w:pPr>
-      <w:r>
-        <w:rPr/>
-        <w:t xml:space="preserve">- </w:t>
-      </w:r>
+        <w:numPr>
+          <w:ilvl w:val="0"/>
+          <w:numId w:val="16"/>
+        </w:numPr>
+        <w:rPr/>
+      </w:pPr>
       <w:r>
         <w:rPr>
           <w:rStyle w:val="VerbatimChar"/>
@@ -1226,12 +1243,12 @@
     <w:p>
       <w:pPr>
         <w:pStyle w:val="FirstParagraph"/>
-        <w:rPr/>
-      </w:pPr>
-      <w:r>
-        <w:rPr/>
-        <w:t xml:space="preserve">- </w:t>
-      </w:r>
+        <w:numPr>
+          <w:ilvl w:val="0"/>
+          <w:numId w:val="16"/>
+        </w:numPr>
+        <w:rPr/>
+      </w:pPr>
       <w:r>
         <w:rPr>
           <w:rStyle w:val="VerbatimChar"/>
@@ -1268,12 +1285,12 @@
     <w:p>
       <w:pPr>
         <w:pStyle w:val="FirstParagraph"/>
-        <w:rPr/>
-      </w:pPr>
-      <w:r>
-        <w:rPr/>
-        <w:t xml:space="preserve">- </w:t>
-      </w:r>
+        <w:numPr>
+          <w:ilvl w:val="0"/>
+          <w:numId w:val="16"/>
+        </w:numPr>
+        <w:rPr/>
+      </w:pPr>
       <w:r>
         <w:rPr>
           <w:rStyle w:val="VerbatimChar"/>
@@ -1587,7 +1604,7 @@
         <w:pStyle w:val="Normal"/>
         <w:numPr>
           <w:ilvl w:val="0"/>
-          <w:numId w:val="4"/>
+          <w:numId w:val="3"/>
         </w:numPr>
         <w:rPr/>
       </w:pPr>
@@ -1618,7 +1635,7 @@
         <w:pStyle w:val="Normal"/>
         <w:numPr>
           <w:ilvl w:val="0"/>
-          <w:numId w:val="4"/>
+          <w:numId w:val="3"/>
         </w:numPr>
         <w:rPr/>
       </w:pPr>
@@ -1653,12 +1670,12 @@
     <w:p>
       <w:pPr>
         <w:pStyle w:val="FirstParagraph"/>
-        <w:rPr/>
-      </w:pPr>
-      <w:r>
-        <w:rPr/>
-        <w:t xml:space="preserve">- </w:t>
-      </w:r>
+        <w:numPr>
+          <w:ilvl w:val="0"/>
+          <w:numId w:val="17"/>
+        </w:numPr>
+        <w:rPr/>
+      </w:pPr>
       <w:r>
         <w:rPr>
           <w:rStyle w:val="VerbatimChar"/>
@@ -1673,12 +1690,12 @@
     <w:p>
       <w:pPr>
         <w:pStyle w:val="FirstParagraph"/>
-        <w:rPr/>
-      </w:pPr>
-      <w:r>
-        <w:rPr/>
-        <w:t xml:space="preserve">- </w:t>
-      </w:r>
+        <w:numPr>
+          <w:ilvl w:val="0"/>
+          <w:numId w:val="17"/>
+        </w:numPr>
+        <w:rPr/>
+      </w:pPr>
       <w:r>
         <w:rPr>
           <w:rStyle w:val="VerbatimChar"/>
@@ -1758,21 +1775,29 @@
     <w:p>
       <w:pPr>
         <w:pStyle w:val="BodyText"/>
-        <w:rPr/>
-      </w:pPr>
-      <w:r>
-        <w:rPr/>
-        <w:t xml:space="preserve">- On clique sur All Packages à gauche </w:t>
+        <w:numPr>
+          <w:ilvl w:val="0"/>
+          <w:numId w:val="18"/>
+        </w:numPr>
+        <w:rPr/>
+      </w:pPr>
+      <w:r>
+        <w:rPr/>
+        <w:t xml:space="preserve">On clique sur All Packages à gauche </w:t>
       </w:r>
     </w:p>
     <w:p>
       <w:pPr>
         <w:pStyle w:val="BodyText"/>
-        <w:rPr/>
-      </w:pPr>
-      <w:r>
-        <w:rPr/>
-        <w:t xml:space="preserve">- On recherche </w:t>
+        <w:numPr>
+          <w:ilvl w:val="0"/>
+          <w:numId w:val="18"/>
+        </w:numPr>
+        <w:rPr/>
+      </w:pPr>
+      <w:r>
+        <w:rPr/>
+        <w:t xml:space="preserve">On recherche </w:t>
       </w:r>
       <w:r>
         <w:rPr>
@@ -1788,11 +1813,15 @@
     <w:p>
       <w:pPr>
         <w:pStyle w:val="BodyText"/>
-        <w:rPr/>
-      </w:pPr>
-      <w:r>
-        <w:rPr/>
-        <w:t xml:space="preserve">- On clique sur </w:t>
+        <w:numPr>
+          <w:ilvl w:val="0"/>
+          <w:numId w:val="18"/>
+        </w:numPr>
+        <w:rPr/>
+      </w:pPr>
+      <w:r>
+        <w:rPr/>
+        <w:t xml:space="preserve">On clique sur </w:t>
       </w:r>
       <w:r>
         <w:rPr>
@@ -1802,7 +1831,21 @@
       </w:r>
       <w:r>
         <w:rPr/>
-        <w:t xml:space="preserve"> à gauche - On cherche </w:t>
+        <w:t xml:space="preserve"> à gauche </w:t>
+      </w:r>
+    </w:p>
+    <w:p>
+      <w:pPr>
+        <w:pStyle w:val="BodyText"/>
+        <w:numPr>
+          <w:ilvl w:val="0"/>
+          <w:numId w:val="18"/>
+        </w:numPr>
+        <w:rPr/>
+      </w:pPr>
+      <w:r>
+        <w:rPr/>
+        <w:t xml:space="preserve">On cherche </w:t>
       </w:r>
       <w:r>
         <w:rPr>
@@ -2224,6 +2267,147 @@
     </w:p>
     <w:p>
       <w:pPr>
+        <w:pStyle w:val="FirstParagraph"/>
+        <w:jc w:val="left"/>
+        <w:rPr/>
+      </w:pPr>
+      <w:r>
+        <w:rPr/>
+        <w:t xml:space="preserve">Vous pouvez télécharger le script en </w:t>
+      </w:r>
+      <w:r>
+        <w:rPr>
+          <w:rStyle w:val="NormalTok"/>
+        </w:rPr>
+        <w:t>.</w:t>
+      </w:r>
+      <w:r>
+        <w:rPr>
+          <w:rStyle w:val="NormalTok"/>
+        </w:rPr>
+        <w:t xml:space="preserve">zip </w:t>
+      </w:r>
+      <w:r>
+        <w:rPr>
+          <w:rStyle w:val="NormalTok"/>
+          <w:rFonts w:ascii="Cambria" w:hAnsi="Cambria"/>
+          <w:sz w:val="24"/>
+          <w:szCs w:val="24"/>
+        </w:rPr>
+        <w:t xml:space="preserve">sur </w:t>
+      </w:r>
+      <w:hyperlink r:id="rId7">
+        <w:r>
+          <w:rPr>
+            <w:rStyle w:val="Hyperlink"/>
+            <w:rFonts w:ascii="Cambria" w:hAnsi="Cambria"/>
+            <w:sz w:val="24"/>
+            <w:szCs w:val="24"/>
+          </w:rPr>
+          <w:t>https://codeberg.org/wilhembk/cisco-nxapi-wrapper</w:t>
+        </w:r>
+      </w:hyperlink>
+    </w:p>
+    <w:p>
+      <w:pPr>
+        <w:pStyle w:val="BodyText"/>
+        <w:rPr/>
+      </w:pPr>
+      <w:r>
+        <w:rPr/>
+        <w:drawing>
+          <wp:anchor distT="0" distB="0" distL="0" distR="0" simplePos="0" relativeHeight="8" behindDoc="0" locked="0" layoutInCell="0" allowOverlap="1">
+            <wp:simplePos x="0" y="0"/>
+            <wp:positionH relativeFrom="column">
+              <wp:align>center</wp:align>
+            </wp:positionH>
+            <wp:positionV relativeFrom="paragraph">
+              <wp:posOffset>635</wp:posOffset>
+            </wp:positionV>
+            <wp:extent cx="5943600" cy="932815"/>
+            <wp:effectExtent l="0" t="0" r="0" b="0"/>
+            <wp:wrapSquare wrapText="largest"/>
+            <wp:docPr id="5" name="Image6"/>
+            <wp:cNvGraphicFramePr>
+              <a:graphicFrameLocks xmlns:a="http://schemas.openxmlformats.org/drawingml/2006/main" noChangeAspect="1"/>
+            </wp:cNvGraphicFramePr>
+            <a:graphic xmlns:a="http://schemas.openxmlformats.org/drawingml/2006/main">
+              <a:graphicData uri="http://schemas.openxmlformats.org/drawingml/2006/picture">
+                <pic:pic xmlns:pic="http://schemas.openxmlformats.org/drawingml/2006/picture">
+                  <pic:nvPicPr>
+                    <pic:cNvPr id="5" name="Image6"/>
+                    <pic:cNvPicPr>
+                      <a:picLocks noChangeAspect="1" noChangeArrowheads="1"/>
+                    </pic:cNvPicPr>
+                  </pic:nvPicPr>
+                  <pic:blipFill>
+                    <a:blip r:embed="rId8"/>
+                    <a:stretch>
+                      <a:fillRect/>
+                    </a:stretch>
+                  </pic:blipFill>
+                  <pic:spPr bwMode="auto">
+                    <a:xfrm>
+                      <a:off x="0" y="0"/>
+                      <a:ext cx="5943600" cy="932815"/>
+                    </a:xfrm>
+                    <a:prstGeom prst="rect">
+                      <a:avLst/>
+                    </a:prstGeom>
+                    <a:noFill/>
+                  </pic:spPr>
+                </pic:pic>
+              </a:graphicData>
+            </a:graphic>
+          </wp:anchor>
+        </w:drawing>
+      </w:r>
+    </w:p>
+    <w:p>
+      <w:pPr>
+        <w:pStyle w:val="BodyText"/>
+        <w:rPr/>
+      </w:pPr>
+      <w:r>
+        <w:rPr/>
+        <w:t>Ou bien en clonant le répertoire g</w:t>
+      </w:r>
+      <w:r>
+        <w:rPr>
+          <w:rStyle w:val="NormalTok"/>
+        </w:rPr>
+        <w:t>it</w:t>
+      </w:r>
+      <w:r>
+        <w:rPr>
+          <w:rStyle w:val="NormalTok"/>
+          <w:rFonts w:ascii="Cambria" w:hAnsi="Cambria"/>
+          <w:sz w:val="24"/>
+          <w:szCs w:val="24"/>
+        </w:rPr>
+        <w:t>:</w:t>
+      </w:r>
+    </w:p>
+    <w:p>
+      <w:pPr>
+        <w:pStyle w:val="BodyText"/>
+        <w:rPr>
+          <w:rFonts w:ascii="Consolas" w:hAnsi="Consolas"/>
+          <w:sz w:val="22"/>
+          <w:szCs w:val="22"/>
+        </w:rPr>
+      </w:pPr>
+      <w:r>
+        <w:rPr>
+          <w:rFonts w:ascii="Consolas" w:hAnsi="Consolas"/>
+          <w:sz w:val="22"/>
+          <w:szCs w:val="22"/>
+        </w:rPr>
+        <w:t>git clone https://codeberg.org/wilhembk/cisco-nxapi-wrapper.git</w:t>
+      </w:r>
+    </w:p>
+    <w:p>
+      <w:pPr>
         <w:pStyle w:val="Heading2"/>
         <w:rPr/>
       </w:pPr>
@@ -2288,7 +2472,7 @@
         <w:pStyle w:val="Compact"/>
         <w:numPr>
           <w:ilvl w:val="0"/>
-          <w:numId w:val="23"/>
+          <w:numId w:val="26"/>
         </w:numPr>
         <w:rPr/>
       </w:pPr>
@@ -2409,7 +2593,7 @@
         <w:pStyle w:val="Compact"/>
         <w:numPr>
           <w:ilvl w:val="0"/>
-          <w:numId w:val="24"/>
+          <w:numId w:val="27"/>
         </w:numPr>
         <w:rPr/>
       </w:pPr>
@@ -3009,7 +3193,7 @@
         <w:pStyle w:val="Compact"/>
         <w:numPr>
           <w:ilvl w:val="0"/>
-          <w:numId w:val="4"/>
+          <w:numId w:val="3"/>
         </w:numPr>
         <w:rPr/>
       </w:pPr>
@@ -3029,7 +3213,7 @@
         <w:pStyle w:val="Compact"/>
         <w:numPr>
           <w:ilvl w:val="0"/>
-          <w:numId w:val="4"/>
+          <w:numId w:val="3"/>
         </w:numPr>
         <w:rPr/>
       </w:pPr>
@@ -3049,7 +3233,7 @@
         <w:pStyle w:val="Compact"/>
         <w:numPr>
           <w:ilvl w:val="0"/>
-          <w:numId w:val="4"/>
+          <w:numId w:val="3"/>
         </w:numPr>
         <w:rPr/>
       </w:pPr>
@@ -3081,7 +3265,7 @@
         <w:pStyle w:val="Compact"/>
         <w:numPr>
           <w:ilvl w:val="0"/>
-          <w:numId w:val="4"/>
+          <w:numId w:val="3"/>
         </w:numPr>
         <w:rPr/>
       </w:pPr>
@@ -3195,18 +3379,31 @@
     <w:p>
       <w:pPr>
         <w:pStyle w:val="BlockText"/>
-        <w:rPr/>
-      </w:pPr>
-      <w:r>
-        <w:rPr>
+        <w:rPr>
+          <w:color w:val="C9211E"/>
+        </w:rPr>
+      </w:pPr>
+      <w:r>
+        <w:rPr>
+          <w:rFonts w:eastAsia="DejaVu Sans" w:cs="DejaVu Sans" w:ascii="DejaVu Sans" w:hAnsi="DejaVu Sans"/>
           <w:b/>
           <w:bCs/>
-        </w:rPr>
-        <w:t>/!\</w:t>
-      </w:r>
-      <w:r>
-        <w:rPr/>
-        <w:t xml:space="preserve"> Le programme considère qu’un switch </w:t>
+          <w:color w:val="C9211E"/>
+          <w:shd w:fill="FFFF00" w:val="clear"/>
+        </w:rPr>
+        <w:t>⚠</w:t>
+      </w:r>
+      <w:r>
+        <w:rPr>
+          <w:color w:val="C9211E"/>
+        </w:rPr>
+        <w:t xml:space="preserve"> </w:t>
+      </w:r>
+      <w:r>
+        <w:rPr>
+          <w:color w:val="C9211E"/>
+        </w:rPr>
+        <w:t xml:space="preserve">Le programme considère qu’un switch </w:t>
       </w:r>
       <w:r>
         <w:rPr>
@@ -3214,22 +3411,28 @@
           <w:bCs/>
           <w:i/>
           <w:iCs/>
+          <w:color w:val="C9211E"/>
         </w:rPr>
         <w:t>“n’est pas administré par NDFC”</w:t>
       </w:r>
       <w:r>
-        <w:rPr/>
+        <w:rPr>
+          <w:color w:val="C9211E"/>
+        </w:rPr>
         <w:t xml:space="preserve"> lorsqu’il n’existe pas d’</w:t>
       </w:r>
       <w:r>
         <w:rPr>
           <w:i/>
           <w:iCs/>
+          <w:color w:val="C9211E"/>
         </w:rPr>
         <w:t>intent-interface</w:t>
       </w:r>
       <w:r>
-        <w:rPr/>
+        <w:rPr>
+          <w:color w:val="C9211E"/>
+        </w:rPr>
         <w:t>. Il est possible que cette information soit eronnée. Le mieux est de bien séparer les switchs adminstrés par NDFC de ceux qui ne le sont pas et de sélectionner le type de shutdown automatique en conséquence.</w:t>
       </w:r>
     </w:p>
@@ -3238,7 +3441,7 @@
         <w:pStyle w:val="Compact"/>
         <w:numPr>
           <w:ilvl w:val="0"/>
-          <w:numId w:val="4"/>
+          <w:numId w:val="3"/>
         </w:numPr>
         <w:rPr/>
       </w:pPr>
@@ -3269,7 +3472,7 @@
         <w:pStyle w:val="Compact"/>
         <w:numPr>
           <w:ilvl w:val="0"/>
-          <w:numId w:val="4"/>
+          <w:numId w:val="3"/>
         </w:numPr>
         <w:rPr/>
       </w:pPr>
@@ -3289,7 +3492,7 @@
         <w:pStyle w:val="Compact"/>
         <w:numPr>
           <w:ilvl w:val="0"/>
-          <w:numId w:val="4"/>
+          <w:numId w:val="3"/>
         </w:numPr>
         <w:rPr/>
       </w:pPr>
@@ -3329,7 +3532,7 @@
         <w:pStyle w:val="Compact"/>
         <w:numPr>
           <w:ilvl w:val="0"/>
-          <w:numId w:val="4"/>
+          <w:numId w:val="3"/>
         </w:numPr>
         <w:rPr/>
       </w:pPr>
@@ -3380,7 +3583,7 @@
         <w:pStyle w:val="Compact"/>
         <w:numPr>
           <w:ilvl w:val="0"/>
-          <w:numId w:val="4"/>
+          <w:numId w:val="3"/>
         </w:numPr>
         <w:rPr/>
       </w:pPr>
@@ -3451,7 +3654,7 @@
         <w:pStyle w:val="Compact"/>
         <w:numPr>
           <w:ilvl w:val="0"/>
-          <w:numId w:val="4"/>
+          <w:numId w:val="3"/>
         </w:numPr>
         <w:rPr/>
       </w:pPr>
@@ -3471,7 +3674,7 @@
         <w:pStyle w:val="Compact"/>
         <w:numPr>
           <w:ilvl w:val="0"/>
-          <w:numId w:val="4"/>
+          <w:numId w:val="3"/>
         </w:numPr>
         <w:rPr/>
       </w:pPr>
@@ -3727,7 +3930,7 @@
       </w:pPr>
       <w:r>
         <w:object w:dxaOrig="9638" w:dyaOrig="1701">
-          <v:shapetype id="_x0000_tole_rId7" coordsize="21600,21600" o:spt="7" o:preferrelative="t" path="m@4@5l@4@11@9@11@9@5xe" filled="f" stroked="f">
+          <v:shapetype id="_x0000_tole_rId9" coordsize="21600,21600" o:spt="9" o:preferrelative="t" path="m@4@5l@4@11@9@11@9@5xe" filled="f" stroked="f">
             <v:stroke joinstyle="miter"/>
             <v:formulas>
               <v:f eqn="if lineDrawn pixelLineWidth 0"/>
@@ -3746,11 +3949,11 @@
             <v:path o:extrusionok="f" gradientshapeok="t" o:connecttype="rect"/>
             <o:lock v:ext="edit" aspectratio="t"/>
           </v:shapetype>
-          <v:shape id="ole_rId7" type="_x0000_tole_rId7" style="position:absolute;margin-left:-6.95pt;margin-top:0pt;width:481.9pt;height:85.05pt;mso-position-horizontal-relative:text;mso-position-vertical-relative:text" filled="f" o:ole="">
-            <v:imagedata r:id="rId8" o:title=""/>
-            <w10:wrap type="square" side="largest"/>
+          <v:shape id="ole_rId9" type="_x0000_tole_rId9" style="position:absolute;margin-left:-6.95pt;margin-top:0pt;width:481.9pt;height:85.05pt;mso-wrap-distance-right:0pt;mso-position-horizontal-relative:text;mso-position-vertical-relative:text" filled="f" o:ole="">
+            <v:imagedata r:id="rId10" o:title=""/>
+            <w10:wrap type="square"/>
           </v:shape>
-          <o:OLEObject Type="Embed" ProgID="Word.Document.12" ShapeID="ole_rId7" DrawAspect="Content" ObjectID="_9022520" r:id="rId7"/>
+          <o:OLEObject Type="Embed" ProgID="Word.Document.12" ShapeID="ole_rId9" DrawAspect="Content" ObjectID="_332439939" r:id="rId9"/>
         </w:object>
       </w:r>
       <w:r>
@@ -3986,23 +4189,11 @@
         <w:pStyle w:val="Heading2"/>
         <w:rPr/>
       </w:pPr>
-      <w:bookmarkStart w:id="20" w:name="avec-docker"/>
+      <w:bookmarkStart w:id="20" w:name="avec-docker-1"/>
       <w:r>
         <w:rPr/>
         <w:t>Avec Docker</w:t>
       </w:r>
-      <w:bookmarkEnd w:id="20"/>
-    </w:p>
-    <w:p>
-      <w:pPr>
-        <w:pStyle w:val="Heading2"/>
-        <w:rPr/>
-      </w:pPr>
-      <w:bookmarkStart w:id="21" w:name="avec-docker-1"/>
-      <w:r>
-        <w:rPr/>
-        <w:t>Avec Docker</w:t>
-      </w:r>
     </w:p>
     <w:p>
       <w:pPr>
@@ -4033,7 +4224,7 @@
         <w:rPr/>
         <w:t xml:space="preserve">Récupérez ce conteneur directement depuis </w:t>
       </w:r>
-      <w:hyperlink r:id="rId9">
+      <w:hyperlink r:id="rId11">
         <w:r>
           <w:rPr>
             <w:rStyle w:val="Hyperlink"/>
@@ -4101,7 +4292,88 @@
         <w:rPr>
           <w:rStyle w:val="NormalTok"/>
         </w:rPr>
-        <w:t xml:space="preserve"> cisco-nxapi-wrapper .</w:t>
+        <w:t xml:space="preserve"> </w:t>
+      </w:r>
+      <w:r>
+        <w:rPr>
+          <w:rStyle w:val="NormalTok"/>
+        </w:rPr>
+        <w:t>wilhembk/</w:t>
+      </w:r>
+      <w:r>
+        <w:rPr>
+          <w:rStyle w:val="NormalTok"/>
+        </w:rPr>
+        <w:t>cisco-nxapi-wrapper .</w:t>
+      </w:r>
+    </w:p>
+    <w:p>
+      <w:pPr>
+        <w:pStyle w:val="SourceCode"/>
+        <w:rPr/>
+      </w:pPr>
+      <w:r>
+        <w:rPr>
+          <w:rStyle w:val="NormalTok"/>
+          <w:rFonts w:ascii="Cambria" w:hAnsi="Cambria"/>
+          <w:sz w:val="24"/>
+          <w:szCs w:val="24"/>
+        </w:rPr>
+        <w:t xml:space="preserve">Vous pouvez donner le nom que vous souhaitez au container plutôt que </w:t>
+      </w:r>
+      <w:r>
+        <w:rPr>
+          <w:rStyle w:val="NormalTok"/>
+        </w:rPr>
+        <w:t xml:space="preserve">wilhembk/cisco-nxapi-wrapper, </w:t>
+      </w:r>
+      <w:r>
+        <w:rPr>
+          <w:rStyle w:val="NormalTok"/>
+          <w:rFonts w:ascii="Cambria" w:hAnsi="Cambria"/>
+          <w:sz w:val="24"/>
+          <w:szCs w:val="24"/>
+        </w:rPr>
+        <w:t xml:space="preserve">mais veillez à repercutez ce changement </w:t>
+      </w:r>
+      <w:r>
+        <w:rPr>
+          <w:rStyle w:val="NormalTok"/>
+          <w:rFonts w:ascii="Cambria" w:hAnsi="Cambria"/>
+          <w:sz w:val="24"/>
+          <w:szCs w:val="24"/>
+        </w:rPr>
+        <w:t>s</w:t>
+      </w:r>
+      <w:r>
+        <w:rPr>
+          <w:rStyle w:val="NormalTok"/>
+          <w:rFonts w:ascii="Cambria" w:hAnsi="Cambria"/>
+          <w:sz w:val="24"/>
+          <w:szCs w:val="24"/>
+        </w:rPr>
+        <w:t xml:space="preserve">ur la commande </w:t>
+      </w:r>
+      <w:r>
+        <w:rPr>
+          <w:rStyle w:val="NormalTok"/>
+        </w:rPr>
+        <w:t>docker run</w:t>
+      </w:r>
+      <w:r>
+        <w:rPr>
+          <w:rStyle w:val="NormalTok"/>
+          <w:rFonts w:ascii="Cambria" w:hAnsi="Cambria"/>
+          <w:sz w:val="24"/>
+          <w:szCs w:val="24"/>
+        </w:rPr>
+        <w:t xml:space="preserve"> plus bas</w:t>
+      </w:r>
+      <w:r>
+        <w:rPr>
+          <w:rStyle w:val="NormalTok"/>
+        </w:rPr>
+        <w:t xml:space="preserve"> </w:t>
       </w:r>
     </w:p>
     <w:p>
@@ -4109,7 +4381,7 @@
         <w:pStyle w:val="Heading3"/>
         <w:rPr/>
       </w:pPr>
-      <w:bookmarkStart w:id="22" w:name="configuration-nécessaire"/>
+      <w:bookmarkStart w:id="21" w:name="configuration-nécessaire"/>
       <w:r>
         <w:rPr/>
         <w:t>Configuration nécessaire</w:t>
@@ -4252,31 +4524,43 @@
     <w:p>
       <w:pPr>
         <w:pStyle w:val="BodyText"/>
-        <w:rPr/>
-      </w:pPr>
-      <w:r>
-        <w:rPr/>
-        <w:t>- un fichier contenant les adresses IP des switchs à contacter</w:t>
+        <w:numPr>
+          <w:ilvl w:val="0"/>
+          <w:numId w:val="19"/>
+        </w:numPr>
+        <w:rPr/>
+      </w:pPr>
+      <w:r>
+        <w:rPr/>
+        <w:t>un fichier contenant les adresses IP des switchs à contacter</w:t>
       </w:r>
     </w:p>
     <w:p>
       <w:pPr>
         <w:pStyle w:val="BodyText"/>
-        <w:rPr/>
-      </w:pPr>
-      <w:r>
-        <w:rPr/>
-        <w:t xml:space="preserve">- le dossier dans lequel stocker les logs </w:t>
+        <w:numPr>
+          <w:ilvl w:val="0"/>
+          <w:numId w:val="19"/>
+        </w:numPr>
+        <w:rPr/>
+      </w:pPr>
+      <w:r>
+        <w:rPr/>
+        <w:t xml:space="preserve">le dossier dans lequel stocker les logs </w:t>
       </w:r>
     </w:p>
     <w:p>
       <w:pPr>
         <w:pStyle w:val="BodyText"/>
-        <w:rPr/>
-      </w:pPr>
-      <w:r>
-        <w:rPr/>
-        <w:t>- le dossier dans lequel stocker les résultats</w:t>
+        <w:numPr>
+          <w:ilvl w:val="0"/>
+          <w:numId w:val="19"/>
+        </w:numPr>
+        <w:rPr/>
+      </w:pPr>
+      <w:r>
+        <w:rPr/>
+        <w:t>le dossier dans lequel stocker les résultats</w:t>
       </w:r>
     </w:p>
     <w:p>
@@ -4303,30 +4587,38 @@
     <w:p>
       <w:pPr>
         <w:pStyle w:val="BodyText"/>
-        <w:rPr/>
-      </w:pPr>
-      <w:r>
-        <w:rPr/>
-        <w:t>- le dossier de référence pour les erreurs CRC</w:t>
+        <w:numPr>
+          <w:ilvl w:val="0"/>
+          <w:numId w:val="20"/>
+        </w:numPr>
+        <w:rPr/>
+      </w:pPr>
+      <w:r>
+        <w:rPr/>
+        <w:t>le dossier de référence pour les erreurs CRC</w:t>
       </w:r>
     </w:p>
     <w:p>
       <w:pPr>
         <w:pStyle w:val="BodyText"/>
-        <w:rPr/>
-      </w:pPr>
-      <w:r>
-        <w:rPr/>
-        <w:t>- un dossier de démo si l’on souhaite tester des fonctionnalités</w:t>
-      </w:r>
-      <w:bookmarkEnd w:id="22"/>
+        <w:numPr>
+          <w:ilvl w:val="0"/>
+          <w:numId w:val="20"/>
+        </w:numPr>
+        <w:rPr/>
+      </w:pPr>
+      <w:r>
+        <w:rPr/>
+        <w:t>un dossier de démo si l’on souhaite tester des fonctionnalités</w:t>
+      </w:r>
+      <w:bookmarkEnd w:id="21"/>
     </w:p>
     <w:p>
       <w:pPr>
         <w:pStyle w:val="Heading3"/>
         <w:rPr/>
       </w:pPr>
-      <w:bookmarkStart w:id="23" w:name="exécution"/>
+      <w:bookmarkStart w:id="22" w:name="exécution"/>
       <w:r>
         <w:rPr/>
         <w:t>Exécution</w:t>
@@ -4337,7 +4629,7 @@
         <w:pStyle w:val="Heading4"/>
         <w:rPr/>
       </w:pPr>
-      <w:bookmarkStart w:id="24" w:name="petit-point-sur-les-volumes"/>
+      <w:bookmarkStart w:id="23" w:name="petit-point-sur-les-volumes"/>
       <w:r>
         <w:rPr/>
         <w:t>Petit point sur les volumes</w:t>
@@ -4453,43 +4745,60 @@
       </w:pPr>
       <w:r>
         <w:rPr>
+          <w:rFonts w:eastAsia="DejaVu Sans" w:cs="DejaVu Sans" w:ascii="DejaVu Sans" w:hAnsi="DejaVu Sans"/>
           <w:b/>
           <w:bCs/>
-        </w:rPr>
-        <w:t>/!\</w:t>
-      </w:r>
-      <w:r>
-        <w:rPr/>
-        <w:t xml:space="preserve"> Il faut bien indiquer le chemin d’accès complet du fichier sur la machine hôte, ou bien utiliser le </w:t>
-      </w:r>
-      <w:r>
-        <w:rPr>
-          <w:rStyle w:val="VerbatimChar"/>
+          <w:color w:val="C9211E"/>
+          <w:shd w:fill="FFFF00" w:val="clear"/>
+        </w:rPr>
+        <w:t>⚠</w:t>
+      </w:r>
+      <w:r>
+        <w:rPr>
+          <w:color w:val="C9211E"/>
+        </w:rPr>
+        <w:t xml:space="preserve"> </w:t>
+      </w:r>
+      <w:r>
+        <w:rPr>
+          <w:color w:val="C9211E"/>
+        </w:rPr>
+        <w:t xml:space="preserve">Il faut bien indiquer le chemin d’accès complet du fichier sur la machine hôte, ou bien utiliser le </w:t>
+      </w:r>
+      <w:r>
+        <w:rPr>
+          <w:rStyle w:val="VerbatimChar"/>
+          <w:color w:val="C9211E"/>
         </w:rPr>
         <w:t>.</w:t>
       </w:r>
       <w:r>
-        <w:rPr/>
+        <w:rPr>
+          <w:color w:val="C9211E"/>
+        </w:rPr>
         <w:t xml:space="preserve"> pour préciser un chemin relatif. Docker considère par défaut que tous les fichiers viennent de la racine </w:t>
       </w:r>
       <w:r>
         <w:rPr>
           <w:rStyle w:val="VerbatimChar"/>
+          <w:color w:val="C9211E"/>
         </w:rPr>
         <w:t>/</w:t>
       </w:r>
       <w:r>
-        <w:rPr/>
+        <w:rPr>
+          <w:color w:val="C9211E"/>
+        </w:rPr>
         <w:t>.</w:t>
       </w:r>
-      <w:bookmarkEnd w:id="24"/>
+      <w:bookmarkEnd w:id="23"/>
     </w:p>
     <w:p>
       <w:pPr>
         <w:pStyle w:val="Heading4"/>
         <w:rPr/>
       </w:pPr>
-      <w:bookmarkStart w:id="25" w:name="exemple"/>
+      <w:bookmarkStart w:id="24" w:name="exemple"/>
       <w:r>
         <w:rPr/>
         <w:t>Exemple</w:t>
@@ -4886,16 +5195,16 @@
         <w:t>Il est donc possible de remplacer ces chemins d’accès par d’autres et de permettre une parallélisation des tests de switchs.</w:t>
       </w:r>
       <w:bookmarkEnd w:id="13"/>
-      <w:bookmarkEnd w:id="21"/>
-      <w:bookmarkEnd w:id="23"/>
-      <w:bookmarkEnd w:id="25"/>
+      <w:bookmarkEnd w:id="20"/>
+      <w:bookmarkEnd w:id="22"/>
+      <w:bookmarkEnd w:id="24"/>
     </w:p>
     <w:p>
       <w:pPr>
         <w:pStyle w:val="Heading1"/>
         <w:rPr/>
       </w:pPr>
-      <w:bookmarkStart w:id="26" w:name="pour-les-développeurs"/>
+      <w:bookmarkStart w:id="25" w:name="pour-les-développeurs"/>
       <w:r>
         <w:rPr/>
         <w:t>Pour les développeurs</w:t>
@@ -4912,7 +5221,7 @@
       </w:r>
       <w:r>
         <w:drawing>
-          <wp:anchor distT="0" distB="0" distL="0" distR="0" simplePos="0" relativeHeight="7" behindDoc="0" locked="0" layoutInCell="0" allowOverlap="1">
+          <wp:anchor distT="0" distB="0" distL="0" distR="0" simplePos="0" relativeHeight="6" behindDoc="0" locked="0" layoutInCell="0" allowOverlap="1">
             <wp:simplePos x="0" y="0"/>
             <wp:positionH relativeFrom="column">
               <wp:posOffset>709295</wp:posOffset>
@@ -4923,7 +5232,7 @@
             <wp:extent cx="4354195" cy="7381240"/>
             <wp:effectExtent l="0" t="0" r="0" b="0"/>
             <wp:wrapTopAndBottom/>
-            <wp:docPr id="5" name="Image5"/>
+            <wp:docPr id="6" name="Image5"/>
             <wp:cNvGraphicFramePr>
               <a:graphicFrameLocks xmlns:a="http://schemas.openxmlformats.org/drawingml/2006/main" noChangeAspect="1"/>
             </wp:cNvGraphicFramePr>
@@ -4931,13 +5240,13 @@
               <a:graphicData uri="http://schemas.openxmlformats.org/drawingml/2006/picture">
                 <pic:pic xmlns:pic="http://schemas.openxmlformats.org/drawingml/2006/picture">
                   <pic:nvPicPr>
-                    <pic:cNvPr id="5" name="Image5"/>
+                    <pic:cNvPr id="6" name="Image5"/>
                     <pic:cNvPicPr>
                       <a:picLocks noChangeAspect="1" noChangeArrowheads="1"/>
                     </pic:cNvPicPr>
                   </pic:nvPicPr>
                   <pic:blipFill>
-                    <a:blip r:embed="rId10"/>
+                    <a:blip r:embed="rId12"/>
                     <a:stretch>
                       <a:fillRect/>
                     </a:stretch>
@@ -4992,7 +5301,7 @@
         <w:rPr/>
         <w:t xml:space="preserve">Pour développer, il est recommandé d’utiliser </w:t>
       </w:r>
-      <w:hyperlink r:id="rId11">
+      <w:hyperlink r:id="rId13">
         <w:r>
           <w:rPr>
             <w:rStyle w:val="Hyperlink"/>
@@ -5010,7 +5319,7 @@
         <w:pStyle w:val="Heading2"/>
         <w:rPr/>
       </w:pPr>
-      <w:bookmarkStart w:id="27" w:name="contacter-un-endpoint"/>
+      <w:bookmarkStart w:id="26" w:name="contacter-un-endpoint"/>
       <w:r>
         <w:rPr/>
         <w:t>Contacter un endpoint</w:t>
@@ -5031,7 +5340,7 @@
         <w:pStyle w:val="Heading3"/>
         <w:rPr/>
       </w:pPr>
-      <w:bookmarkStart w:id="28" w:name="étape-1-identification-du-besoin"/>
+      <w:bookmarkStart w:id="27" w:name="étape-1-identification-du-besoin"/>
       <w:r>
         <w:rPr/>
         <w:t>Étape 1: Identification du besoin</w:t>
@@ -5057,22 +5366,29 @@
     <w:p>
       <w:pPr>
         <w:pStyle w:val="FirstParagraph"/>
-        <w:rPr/>
-      </w:pPr>
-      <w:r>
-        <w:rPr/>
-        <w:t xml:space="preserve">- Est-ce qu’on peut utiliser l’API REST, ou est-ce qu’on doit plutôt utiliser l’API CLI ? </w:t>
+        <w:numPr>
+          <w:ilvl w:val="0"/>
+          <w:numId w:val="21"/>
+        </w:numPr>
+        <w:rPr/>
+      </w:pPr>
+      <w:r>
+        <w:rPr/>
+        <w:t xml:space="preserve">Est-ce qu’on peut utiliser l’API REST, ou est-ce qu’on doit plutôt utiliser l’API CLI ? </w:t>
       </w:r>
     </w:p>
     <w:p>
       <w:pPr>
         <w:pStyle w:val="FirstParagraph"/>
-        <w:rPr/>
-      </w:pPr>
-      <w:r>
-        <w:rPr/>
-        <w:tab/>
-        <w:t>- Si c’est l’</w:t>
+        <w:numPr>
+          <w:ilvl w:val="1"/>
+          <w:numId w:val="21"/>
+        </w:numPr>
+        <w:rPr/>
+      </w:pPr>
+      <w:r>
+        <w:rPr/>
+        <w:t>Si c’est l’</w:t>
       </w:r>
       <w:r>
         <w:rPr>
@@ -5109,12 +5425,15 @@
     <w:p>
       <w:pPr>
         <w:pStyle w:val="FirstParagraph"/>
-        <w:rPr/>
-      </w:pPr>
-      <w:r>
-        <w:rPr/>
-        <w:tab/>
-        <w:t>- Si c’est l’</w:t>
+        <w:numPr>
+          <w:ilvl w:val="1"/>
+          <w:numId w:val="21"/>
+        </w:numPr>
+        <w:rPr/>
+      </w:pPr>
+      <w:r>
+        <w:rPr/>
+        <w:t>Si c’est l’</w:t>
       </w:r>
       <w:r>
         <w:rPr>
@@ -5161,11 +5480,15 @@
     <w:p>
       <w:pPr>
         <w:pStyle w:val="FirstParagraph"/>
-        <w:rPr/>
-      </w:pPr>
-      <w:r>
-        <w:rPr/>
-        <w:t xml:space="preserve">- Est-ce un </w:t>
+        <w:numPr>
+          <w:ilvl w:val="0"/>
+          <w:numId w:val="21"/>
+        </w:numPr>
+        <w:rPr/>
+      </w:pPr>
+      <w:r>
+        <w:rPr/>
+        <w:t xml:space="preserve">Est-ce un </w:t>
       </w:r>
       <w:r>
         <w:rPr>
@@ -5191,12 +5514,15 @@
     <w:p>
       <w:pPr>
         <w:pStyle w:val="FirstParagraph"/>
-        <w:rPr/>
-      </w:pPr>
-      <w:r>
-        <w:rPr/>
-        <w:tab/>
-        <w:t xml:space="preserve">- Si c’est un </w:t>
+        <w:numPr>
+          <w:ilvl w:val="1"/>
+          <w:numId w:val="21"/>
+        </w:numPr>
+        <w:rPr/>
+      </w:pPr>
+      <w:r>
+        <w:rPr/>
+        <w:t xml:space="preserve">Si c’est un </w:t>
       </w:r>
       <w:r>
         <w:rPr>
@@ -5232,12 +5558,15 @@
     <w:p>
       <w:pPr>
         <w:pStyle w:val="FirstParagraph"/>
-        <w:rPr/>
-      </w:pPr>
-      <w:r>
-        <w:rPr/>
-        <w:tab/>
-        <w:t xml:space="preserve">- Si c’est un </w:t>
+        <w:numPr>
+          <w:ilvl w:val="1"/>
+          <w:numId w:val="21"/>
+        </w:numPr>
+        <w:rPr/>
+      </w:pPr>
+      <w:r>
+        <w:rPr/>
+        <w:t xml:space="preserve">Si c’est un </w:t>
       </w:r>
       <w:r>
         <w:rPr>
@@ -5253,11 +5582,15 @@
     <w:p>
       <w:pPr>
         <w:pStyle w:val="FirstParagraph"/>
-        <w:rPr/>
-      </w:pPr>
-      <w:r>
-        <w:rPr/>
-        <w:t xml:space="preserve">- Si on modifie une configuration, est-ce que cela va avoir une incidence de synchronisation avec NDFC ? On modifie autant que possible via l’API NDFC (définie dans </w:t>
+        <w:numPr>
+          <w:ilvl w:val="0"/>
+          <w:numId w:val="21"/>
+        </w:numPr>
+        <w:rPr/>
+      </w:pPr>
+      <w:r>
+        <w:rPr/>
+        <w:t xml:space="preserve">Si on modifie une configuration, est-ce que cela va avoir une incidence de synchronisation avec NDFC ? On modifie autant que possible via l’API NDFC (définie dans </w:t>
       </w:r>
       <w:r>
         <w:rPr>
@@ -5335,14 +5668,14 @@
         <w:br/>
         <w:t>Ainsi, vous pourrez tester des cas de monitoring spécifique en changeant ce fichier.</w:t>
       </w:r>
-      <w:bookmarkEnd w:id="28"/>
+      <w:bookmarkEnd w:id="27"/>
     </w:p>
     <w:p>
       <w:pPr>
         <w:pStyle w:val="Heading3"/>
         <w:rPr/>
       </w:pPr>
-      <w:bookmarkStart w:id="29" w:name="X07b8d1b52f8143b93a7e70a1f38550fbec1afb9"/>
+      <w:bookmarkStart w:id="28" w:name="X07b8d1b52f8143b93a7e70a1f38550fbec1afb9"/>
       <w:r>
         <w:rPr/>
         <w:t>Étape 2: Écriture dans le fichier de résultat</w:t>
@@ -5373,7 +5706,7 @@
         <w:pStyle w:val="Compact"/>
         <w:numPr>
           <w:ilvl w:val="0"/>
-          <w:numId w:val="25"/>
+          <w:numId w:val="28"/>
         </w:numPr>
         <w:rPr/>
       </w:pPr>
@@ -5397,7 +5730,7 @@
         <w:pStyle w:val="Compact"/>
         <w:numPr>
           <w:ilvl w:val="0"/>
-          <w:numId w:val="1"/>
+          <w:numId w:val="4"/>
         </w:numPr>
         <w:rPr/>
       </w:pPr>
@@ -5421,7 +5754,7 @@
         <w:pStyle w:val="Compact"/>
         <w:numPr>
           <w:ilvl w:val="0"/>
-          <w:numId w:val="1"/>
+          <w:numId w:val="4"/>
         </w:numPr>
         <w:rPr/>
       </w:pPr>
@@ -5485,7 +5818,7 @@
         <w:pStyle w:val="Compact"/>
         <w:numPr>
           <w:ilvl w:val="0"/>
-          <w:numId w:val="1"/>
+          <w:numId w:val="4"/>
         </w:numPr>
         <w:rPr/>
       </w:pPr>
@@ -5549,7 +5882,7 @@
         <w:pStyle w:val="Compact"/>
         <w:numPr>
           <w:ilvl w:val="0"/>
-          <w:numId w:val="1"/>
+          <w:numId w:val="4"/>
         </w:numPr>
         <w:rPr/>
       </w:pPr>
@@ -5557,14 +5890,14 @@
         <w:rPr/>
         <w:t>Si besoin, créez des méthodes pour alimenter votre objet au fur et à mesure de votre monitoring.</w:t>
       </w:r>
-      <w:bookmarkEnd w:id="29"/>
+      <w:bookmarkEnd w:id="28"/>
     </w:p>
     <w:p>
       <w:pPr>
         <w:pStyle w:val="Heading3"/>
         <w:rPr/>
       </w:pPr>
-      <w:bookmarkStart w:id="30" w:name="étape-3-formatage-de-la-réponse"/>
+      <w:bookmarkStart w:id="29" w:name="étape-3-formatage-de-la-réponse"/>
       <w:r>
         <w:rPr/>
         <w:t>Étape 3: Formatage de la réponse</w:t>
@@ -5630,7 +5963,7 @@
         <w:rPr/>
         <w:t xml:space="preserve">Avec </w:t>
       </w:r>
-      <w:hyperlink r:id="rId12">
+      <w:hyperlink r:id="rId14">
         <w:r>
           <w:rPr>
             <w:rStyle w:val="Hyperlink"/>
@@ -5680,7 +6013,7 @@
       </w:pPr>
       <w:r>
         <w:rPr/>
-        <w:t>&gt; Si des données utilisateurs sont nécessaires pour pouvoir réaliser ces tests, ajoutez ces variables dans la fonction qui s’occupe de faire le monitoring.</w:t>
+        <w:t>Si des données utilisateurs sont nécessaires pour pouvoir réaliser ces tests, ajoutez ces variables dans la fonction qui s’occupe de faire le monitoring.</w:t>
       </w:r>
     </w:p>
     <w:p>
@@ -5688,7 +6021,7 @@
         <w:pStyle w:val="Compact"/>
         <w:numPr>
           <w:ilvl w:val="0"/>
-          <w:numId w:val="4"/>
+          <w:numId w:val="3"/>
         </w:numPr>
         <w:rPr/>
       </w:pPr>
@@ -5722,7 +6055,7 @@
         <w:pStyle w:val="Compact"/>
         <w:numPr>
           <w:ilvl w:val="0"/>
-          <w:numId w:val="4"/>
+          <w:numId w:val="3"/>
         </w:numPr>
         <w:rPr/>
       </w:pPr>
@@ -5790,14 +6123,14 @@
         <w:rPr/>
         <w:t>. Vous n’avez pas besoin de les modifier.</w:t>
       </w:r>
-      <w:bookmarkEnd w:id="30"/>
+      <w:bookmarkEnd w:id="29"/>
     </w:p>
     <w:p>
       <w:pPr>
         <w:pStyle w:val="Heading3"/>
         <w:rPr/>
       </w:pPr>
-      <w:bookmarkStart w:id="31" w:name="Xf1cd9a2b411a675dbfd562cfe7b36f22e3ce11b"/>
+      <w:bookmarkStart w:id="30" w:name="Xf1cd9a2b411a675dbfd562cfe7b36f22e3ce11b"/>
       <w:r>
         <w:rPr/>
         <w:t xml:space="preserve">Étape 4: Ajout de la fonction de monitoring à </w:t>
@@ -5834,7 +6167,7 @@
         <w:pStyle w:val="Compact"/>
         <w:numPr>
           <w:ilvl w:val="0"/>
-          <w:numId w:val="4"/>
+          <w:numId w:val="3"/>
         </w:numPr>
         <w:rPr/>
       </w:pPr>
@@ -5858,7 +6191,7 @@
         <w:pStyle w:val="Compact"/>
         <w:numPr>
           <w:ilvl w:val="0"/>
-          <w:numId w:val="4"/>
+          <w:numId w:val="3"/>
         </w:numPr>
         <w:rPr/>
       </w:pPr>
@@ -5886,14 +6219,14 @@
         <w:rPr/>
         <w:t xml:space="preserve"> que celui choisi dans les objets NXAPI pour éviter les confusions.</w:t>
       </w:r>
-      <w:bookmarkEnd w:id="31"/>
+      <w:bookmarkEnd w:id="30"/>
     </w:p>
     <w:p>
       <w:pPr>
         <w:pStyle w:val="Heading3"/>
         <w:rPr/>
       </w:pPr>
-      <w:bookmarkStart w:id="32" w:name="Xd6aadefcb863665e2f2c264e07f28d8a764c8e8"/>
+      <w:bookmarkStart w:id="31" w:name="Xd6aadefcb863665e2f2c264e07f28d8a764c8e8"/>
       <w:r>
         <w:rPr/>
         <w:t xml:space="preserve">Étape 5: Parsing des entrées utilisateurs dans </w:t>
@@ -5914,7 +6247,7 @@
         <w:rPr/>
         <w:t xml:space="preserve">La bibliothèque Python native </w:t>
       </w:r>
-      <w:hyperlink r:id="rId13">
+      <w:hyperlink r:id="rId15">
         <w:r>
           <w:rPr>
             <w:rStyle w:val="Hyperlink"/>
@@ -5932,7 +6265,7 @@
         <w:pStyle w:val="Compact"/>
         <w:numPr>
           <w:ilvl w:val="0"/>
-          <w:numId w:val="4"/>
+          <w:numId w:val="3"/>
         </w:numPr>
         <w:rPr/>
       </w:pPr>
@@ -5966,7 +6299,7 @@
         <w:pStyle w:val="Compact"/>
         <w:numPr>
           <w:ilvl w:val="1"/>
-          <w:numId w:val="4"/>
+          <w:numId w:val="3"/>
         </w:numPr>
         <w:rPr/>
       </w:pPr>
@@ -5990,7 +6323,7 @@
         <w:pStyle w:val="Compact"/>
         <w:numPr>
           <w:ilvl w:val="0"/>
-          <w:numId w:val="4"/>
+          <w:numId w:val="3"/>
         </w:numPr>
         <w:rPr/>
       </w:pPr>
@@ -6028,14 +6361,14 @@
         <w:rPr/>
         <w:t xml:space="preserve"> précédemment définie.</w:t>
       </w:r>
-      <w:bookmarkEnd w:id="32"/>
+      <w:bookmarkEnd w:id="31"/>
     </w:p>
     <w:p>
       <w:pPr>
         <w:pStyle w:val="Heading3"/>
         <w:rPr/>
       </w:pPr>
-      <w:bookmarkStart w:id="33" w:name="X961db17d681e73cacdc4cfdcf699805cfbbfcba"/>
+      <w:bookmarkStart w:id="32" w:name="X961db17d681e73cacdc4cfdcf699805cfbbfcba"/>
       <w:r>
         <w:rPr/>
         <w:t>Exemple complet: ajouter un monitoring “example_check”</w:t>
@@ -6059,879 +6392,6 @@
       <w:r>
         <w:rPr/>
         <w:t xml:space="preserve"> qui récupère un endpoint REST et écrit le résultat dans le fichier de résultat.</w:t>
-      </w:r>
-    </w:p>
-    <w:p>
-      <w:pPr>
-        <w:pStyle w:val="Compact"/>
-        <w:numPr>
-          <w:ilvl w:val="0"/>
-          <w:numId w:val="26"/>
-        </w:numPr>
-        <w:rPr/>
-      </w:pPr>
-      <w:r>
-        <w:rPr>
-          <w:rStyle w:val="VerbatimChar"/>
-        </w:rPr>
-        <w:t>result_file.py</w:t>
-      </w:r>
-      <w:r>
-        <w:rPr/>
-        <w:t xml:space="preserve">: Ajoutez un </w:t>
-      </w:r>
-      <w:r>
-        <w:rPr>
-          <w:rStyle w:val="VerbatimChar"/>
-        </w:rPr>
-        <w:t>Label</w:t>
-      </w:r>
-      <w:r>
-        <w:rPr/>
-        <w:t xml:space="preserve"> et un </w:t>
-      </w:r>
-      <w:r>
-        <w:rPr>
-          <w:rStyle w:val="VerbatimChar"/>
-        </w:rPr>
-        <w:t>ResultOutput</w:t>
-      </w:r>
-    </w:p>
-    <w:p>
-      <w:pPr>
-        <w:pStyle w:val="SourceCode"/>
-        <w:rPr/>
-      </w:pPr>
-      <w:r>
-        <w:rPr>
-          <w:rStyle w:val="CommentTok"/>
-        </w:rPr>
-        <w:t># result_file.py</w:t>
-      </w:r>
-      <w:r>
-        <w:rPr/>
-        <w:br/>
-      </w:r>
-      <w:r>
-        <w:rPr>
-          <w:rStyle w:val="KeywordTok"/>
-        </w:rPr>
-        <w:t>class</w:t>
-      </w:r>
-      <w:r>
-        <w:rPr>
-          <w:rStyle w:val="NormalTok"/>
-        </w:rPr>
-        <w:t xml:space="preserve"> Label(Enum):</w:t>
-      </w:r>
-      <w:r>
-        <w:rPr/>
-        <w:br/>
-      </w:r>
-      <w:r>
-        <w:rPr>
-          <w:rStyle w:val="NormalTok"/>
-        </w:rPr>
-        <w:t xml:space="preserve">  ...</w:t>
-      </w:r>
-      <w:r>
-        <w:rPr/>
-        <w:br/>
-      </w:r>
-      <w:r>
-        <w:rPr>
-          <w:rStyle w:val="NormalTok"/>
-        </w:rPr>
-        <w:t xml:space="preserve">  EXAMPLE_CHECK </w:t>
-      </w:r>
-      <w:r>
-        <w:rPr>
-          <w:rStyle w:val="OperatorTok"/>
-        </w:rPr>
-        <w:t>=</w:t>
-      </w:r>
-      <w:r>
-        <w:rPr>
-          <w:rStyle w:val="NormalTok"/>
-        </w:rPr>
-        <w:t xml:space="preserve"> </w:t>
-      </w:r>
-      <w:r>
-        <w:rPr>
-          <w:rStyle w:val="StringTok"/>
-        </w:rPr>
-        <w:t>"example"</w:t>
-      </w:r>
-      <w:r>
-        <w:rPr/>
-        <w:br/>
-        <w:br/>
-      </w:r>
-      <w:r>
-        <w:rPr>
-          <w:rStyle w:val="KeywordTok"/>
-        </w:rPr>
-        <w:t>class</w:t>
-      </w:r>
-      <w:r>
-        <w:rPr>
-          <w:rStyle w:val="NormalTok"/>
-        </w:rPr>
-        <w:t xml:space="preserve"> ExampleCheck(ResultOutput):</w:t>
-      </w:r>
-      <w:r>
-        <w:rPr/>
-        <w:br/>
-      </w:r>
-      <w:r>
-        <w:rPr>
-          <w:rStyle w:val="NormalTok"/>
-        </w:rPr>
-        <w:t xml:space="preserve">    </w:t>
-      </w:r>
-      <w:r>
-        <w:rPr>
-          <w:rStyle w:val="KeywordTok"/>
-        </w:rPr>
-        <w:t>def</w:t>
-      </w:r>
-      <w:r>
-        <w:rPr>
-          <w:rStyle w:val="NormalTok"/>
-        </w:rPr>
-        <w:t xml:space="preserve"> </w:t>
-      </w:r>
-      <w:r>
-        <w:rPr>
-          <w:rStyle w:val="FunctionTok"/>
-        </w:rPr>
-        <w:t>__init__</w:t>
-      </w:r>
-      <w:r>
-        <w:rPr>
-          <w:rStyle w:val="NormalTok"/>
-        </w:rPr>
-        <w:t>(</w:t>
-      </w:r>
-      <w:r>
-        <w:rPr>
-          <w:rStyle w:val="VariableTok"/>
-        </w:rPr>
-        <w:t>self</w:t>
-      </w:r>
-      <w:r>
-        <w:rPr>
-          <w:rStyle w:val="NormalTok"/>
-        </w:rPr>
-        <w:t>, data):</w:t>
-      </w:r>
-      <w:r>
-        <w:rPr/>
-        <w:br/>
-      </w:r>
-      <w:r>
-        <w:rPr>
-          <w:rStyle w:val="NormalTok"/>
-        </w:rPr>
-        <w:t xml:space="preserve">        </w:t>
-      </w:r>
-      <w:r>
-        <w:rPr>
-          <w:rStyle w:val="VariableTok"/>
-        </w:rPr>
-        <w:t>self</w:t>
-      </w:r>
-      <w:r>
-        <w:rPr>
-          <w:rStyle w:val="NormalTok"/>
-        </w:rPr>
-        <w:t xml:space="preserve">.data </w:t>
-      </w:r>
-      <w:r>
-        <w:rPr>
-          <w:rStyle w:val="OperatorTok"/>
-        </w:rPr>
-        <w:t>=</w:t>
-      </w:r>
-      <w:r>
-        <w:rPr>
-          <w:rStyle w:val="NormalTok"/>
-        </w:rPr>
-        <w:t xml:space="preserve"> data</w:t>
-      </w:r>
-      <w:r>
-        <w:rPr/>
-        <w:br/>
-        <w:br/>
-      </w:r>
-      <w:r>
-        <w:rPr>
-          <w:rStyle w:val="NormalTok"/>
-        </w:rPr>
-        <w:t xml:space="preserve">    </w:t>
-      </w:r>
-      <w:r>
-        <w:rPr>
-          <w:rStyle w:val="KeywordTok"/>
-        </w:rPr>
-        <w:t>def</w:t>
-      </w:r>
-      <w:r>
-        <w:rPr>
-          <w:rStyle w:val="NormalTok"/>
-        </w:rPr>
-        <w:t xml:space="preserve"> write(</w:t>
-      </w:r>
-      <w:r>
-        <w:rPr>
-          <w:rStyle w:val="VariableTok"/>
-        </w:rPr>
-        <w:t>self</w:t>
-      </w:r>
-      <w:r>
-        <w:rPr>
-          <w:rStyle w:val="NormalTok"/>
-        </w:rPr>
-        <w:t>, output):</w:t>
-      </w:r>
-      <w:r>
-        <w:rPr/>
-        <w:br/>
-      </w:r>
-      <w:r>
-        <w:rPr>
-          <w:rStyle w:val="NormalTok"/>
-        </w:rPr>
-        <w:t xml:space="preserve">        output(</w:t>
-      </w:r>
-      <w:r>
-        <w:rPr>
-          <w:rStyle w:val="SpecialStringTok"/>
-        </w:rPr>
-        <w:t>f"&gt; Example check:</w:t>
-      </w:r>
-      <w:r>
-        <w:rPr>
-          <w:rStyle w:val="CharTok"/>
-        </w:rPr>
-        <w:t>\n</w:t>
-      </w:r>
-      <w:r>
-        <w:rPr>
-          <w:rStyle w:val="SpecialStringTok"/>
-        </w:rPr>
-        <w:t>"</w:t>
-      </w:r>
-      <w:r>
-        <w:rPr>
-          <w:rStyle w:val="NormalTok"/>
-        </w:rPr>
-        <w:t>)</w:t>
-      </w:r>
-      <w:r>
-        <w:rPr/>
-        <w:br/>
-      </w:r>
-      <w:r>
-        <w:rPr>
-          <w:rStyle w:val="NormalTok"/>
-        </w:rPr>
-        <w:t xml:space="preserve">        output(</w:t>
-      </w:r>
-      <w:r>
-        <w:rPr>
-          <w:rStyle w:val="SpecialStringTok"/>
-        </w:rPr>
-        <w:t>f"</w:t>
-      </w:r>
-      <w:r>
-        <w:rPr>
-          <w:rStyle w:val="CharTok"/>
-        </w:rPr>
-        <w:t>\t</w:t>
-      </w:r>
-      <w:r>
-        <w:rPr>
-          <w:rStyle w:val="SpecialStringTok"/>
-        </w:rPr>
-        <w:t xml:space="preserve">- value: </w:t>
-      </w:r>
-      <w:r>
-        <w:rPr>
-          <w:rStyle w:val="SpecialCharTok"/>
-        </w:rPr>
-        <w:t>{</w:t>
-      </w:r>
-      <w:r>
-        <w:rPr>
-          <w:rStyle w:val="VariableTok"/>
-        </w:rPr>
-        <w:t>self</w:t>
-      </w:r>
-      <w:r>
-        <w:rPr>
-          <w:rStyle w:val="SpecialCharTok"/>
-        </w:rPr>
-        <w:t>.</w:t>
-      </w:r>
-      <w:r>
-        <w:rPr>
-          <w:rStyle w:val="NormalTok"/>
-        </w:rPr>
-        <w:t>data</w:t>
-      </w:r>
-      <w:r>
-        <w:rPr>
-          <w:rStyle w:val="SpecialCharTok"/>
-        </w:rPr>
-        <w:t>}</w:t>
-      </w:r>
-      <w:r>
-        <w:rPr>
-          <w:rStyle w:val="CharTok"/>
-        </w:rPr>
-        <w:t>\n\n</w:t>
-      </w:r>
-      <w:r>
-        <w:rPr>
-          <w:rStyle w:val="SpecialStringTok"/>
-        </w:rPr>
-        <w:t>"</w:t>
-      </w:r>
-      <w:r>
-        <w:rPr>
-          <w:rStyle w:val="NormalTok"/>
-        </w:rPr>
-        <w:t>)</w:t>
-      </w:r>
-      <w:r>
-        <w:rPr/>
-        <w:br/>
-        <w:br/>
-      </w:r>
-      <w:r>
-        <w:rPr>
-          <w:rStyle w:val="KeywordTok"/>
-        </w:rPr>
-        <w:t>class</w:t>
-      </w:r>
-      <w:r>
-        <w:rPr>
-          <w:rStyle w:val="NormalTok"/>
-        </w:rPr>
-        <w:t xml:space="preserve"> ResultFile:</w:t>
-      </w:r>
-      <w:r>
-        <w:rPr/>
-        <w:br/>
-      </w:r>
-      <w:r>
-        <w:rPr>
-          <w:rStyle w:val="NormalTok"/>
-        </w:rPr>
-        <w:t xml:space="preserve">    ...</w:t>
-      </w:r>
-      <w:r>
-        <w:rPr/>
-        <w:br/>
-      </w:r>
-      <w:r>
-        <w:rPr>
-          <w:rStyle w:val="NormalTok"/>
-        </w:rPr>
-        <w:t xml:space="preserve">    </w:t>
-      </w:r>
-      <w:r>
-        <w:rPr>
-          <w:rStyle w:val="KeywordTok"/>
-        </w:rPr>
-        <w:t>def</w:t>
-      </w:r>
-      <w:r>
-        <w:rPr>
-          <w:rStyle w:val="NormalTok"/>
-        </w:rPr>
-        <w:t xml:space="preserve"> set_example_check(</w:t>
-      </w:r>
-      <w:r>
-        <w:rPr>
-          <w:rStyle w:val="VariableTok"/>
-        </w:rPr>
-        <w:t>self</w:t>
-      </w:r>
-      <w:r>
-        <w:rPr>
-          <w:rStyle w:val="NormalTok"/>
-        </w:rPr>
-        <w:t xml:space="preserve">, ip_addr: </w:t>
-      </w:r>
-      <w:r>
-        <w:rPr>
-          <w:rStyle w:val="BuiltInTok"/>
-        </w:rPr>
-        <w:t>str</w:t>
-      </w:r>
-      <w:r>
-        <w:rPr>
-          <w:rStyle w:val="NormalTok"/>
-        </w:rPr>
-        <w:t>, data):</w:t>
-      </w:r>
-      <w:r>
-        <w:rPr/>
-        <w:br/>
-      </w:r>
-      <w:r>
-        <w:rPr>
-          <w:rStyle w:val="NormalTok"/>
-        </w:rPr>
-        <w:t xml:space="preserve">        </w:t>
-      </w:r>
-      <w:r>
-        <w:rPr>
-          <w:rStyle w:val="VariableTok"/>
-        </w:rPr>
-        <w:t>self</w:t>
-      </w:r>
-      <w:r>
-        <w:rPr>
-          <w:rStyle w:val="NormalTok"/>
-        </w:rPr>
-        <w:t>._init_dict(ip_addr)</w:t>
-      </w:r>
-      <w:r>
-        <w:rPr/>
-        <w:br/>
-      </w:r>
-      <w:r>
-        <w:rPr>
-          <w:rStyle w:val="NormalTok"/>
-        </w:rPr>
-        <w:t xml:space="preserve">        </w:t>
-      </w:r>
-      <w:r>
-        <w:rPr>
-          <w:rStyle w:val="VariableTok"/>
-        </w:rPr>
-        <w:t>self</w:t>
-      </w:r>
-      <w:r>
-        <w:rPr>
-          <w:rStyle w:val="NormalTok"/>
-        </w:rPr>
-        <w:t xml:space="preserve">.switch_outputs[ip_addr][Label.EXAMPLE_CHECK] </w:t>
-      </w:r>
-      <w:r>
-        <w:rPr>
-          <w:rStyle w:val="OperatorTok"/>
-        </w:rPr>
-        <w:t>=</w:t>
-      </w:r>
-      <w:r>
-        <w:rPr>
-          <w:rStyle w:val="NormalTok"/>
-        </w:rPr>
-        <w:t xml:space="preserve"> ExampleCheck(data)</w:t>
-      </w:r>
-    </w:p>
-    <w:p>
-      <w:pPr>
-        <w:pStyle w:val="Compact"/>
-        <w:numPr>
-          <w:ilvl w:val="0"/>
-          <w:numId w:val="27"/>
-        </w:numPr>
-        <w:rPr/>
-      </w:pPr>
-      <w:r>
-        <w:rPr>
-          <w:rStyle w:val="VerbatimChar"/>
-        </w:rPr>
-        <w:t>nxapi_requests.py</w:t>
-      </w:r>
-      <w:r>
-        <w:rPr/>
-        <w:t xml:space="preserve">: Ajoutez la méthode de monitoring et envoyez les données à </w:t>
-      </w:r>
-      <w:r>
-        <w:rPr>
-          <w:rStyle w:val="VerbatimChar"/>
-        </w:rPr>
-        <w:t>result</w:t>
-      </w:r>
-    </w:p>
-    <w:p>
-      <w:pPr>
-        <w:pStyle w:val="SourceCode"/>
-        <w:rPr/>
-      </w:pPr>
-      <w:r>
-        <w:rPr>
-          <w:rStyle w:val="CommentTok"/>
-        </w:rPr>
-        <w:t># nxapi_requests.py</w:t>
-      </w:r>
-      <w:r>
-        <w:rPr/>
-        <w:br/>
-      </w:r>
-      <w:r>
-        <w:rPr>
-          <w:rStyle w:val="KeywordTok"/>
-        </w:rPr>
-        <w:t>class</w:t>
-      </w:r>
-      <w:r>
-        <w:rPr>
-          <w:rStyle w:val="NormalTok"/>
-        </w:rPr>
-        <w:t xml:space="preserve"> NXAPI_REST:</w:t>
-      </w:r>
-      <w:r>
-        <w:rPr/>
-        <w:br/>
-      </w:r>
-      <w:r>
-        <w:rPr>
-          <w:rStyle w:val="NormalTok"/>
-        </w:rPr>
-        <w:t xml:space="preserve">    ...</w:t>
-      </w:r>
-      <w:r>
-        <w:rPr/>
-        <w:br/>
-      </w:r>
-      <w:r>
-        <w:rPr>
-          <w:rStyle w:val="NormalTok"/>
-        </w:rPr>
-        <w:t xml:space="preserve">    </w:t>
-      </w:r>
-      <w:r>
-        <w:rPr>
-          <w:rStyle w:val="KeywordTok"/>
-        </w:rPr>
-        <w:t>def</w:t>
-      </w:r>
-      <w:r>
-        <w:rPr>
-          <w:rStyle w:val="NormalTok"/>
-        </w:rPr>
-        <w:t xml:space="preserve"> get_example_metric(</w:t>
-      </w:r>
-      <w:r>
-        <w:rPr>
-          <w:rStyle w:val="VariableTok"/>
-        </w:rPr>
-        <w:t>self</w:t>
-      </w:r>
-      <w:r>
-        <w:rPr>
-          <w:rStyle w:val="NormalTok"/>
-        </w:rPr>
-        <w:t>):</w:t>
-      </w:r>
-      <w:r>
-        <w:rPr/>
-        <w:br/>
-      </w:r>
-      <w:r>
-        <w:rPr>
-          <w:rStyle w:val="NormalTok"/>
-        </w:rPr>
-        <w:t xml:space="preserve">        data </w:t>
-      </w:r>
-      <w:r>
-        <w:rPr>
-          <w:rStyle w:val="OperatorTok"/>
-        </w:rPr>
-        <w:t>=</w:t>
-      </w:r>
-      <w:r>
-        <w:rPr>
-          <w:rStyle w:val="NormalTok"/>
-        </w:rPr>
-        <w:t xml:space="preserve"> </w:t>
-      </w:r>
-      <w:r>
-        <w:rPr>
-          <w:rStyle w:val="VariableTok"/>
-        </w:rPr>
-        <w:t>self</w:t>
-      </w:r>
-      <w:r>
-        <w:rPr>
-          <w:rStyle w:val="NormalTok"/>
-        </w:rPr>
-        <w:t>._get(</w:t>
-      </w:r>
-      <w:r>
-        <w:rPr>
-          <w:rStyle w:val="StringTok"/>
-        </w:rPr>
-        <w:t>"class/myExample.json"</w:t>
-      </w:r>
-      <w:r>
-        <w:rPr>
-          <w:rStyle w:val="NormalTok"/>
-        </w:rPr>
-        <w:t>)</w:t>
-      </w:r>
-      <w:r>
-        <w:rPr/>
-        <w:br/>
-      </w:r>
-      <w:r>
-        <w:rPr>
-          <w:rStyle w:val="NormalTok"/>
-        </w:rPr>
-        <w:t xml:space="preserve">        value </w:t>
-      </w:r>
-      <w:r>
-        <w:rPr>
-          <w:rStyle w:val="OperatorTok"/>
-        </w:rPr>
-        <w:t>=</w:t>
-      </w:r>
-      <w:r>
-        <w:rPr>
-          <w:rStyle w:val="NormalTok"/>
-        </w:rPr>
-        <w:t xml:space="preserve"> glom(data, (</w:t>
-      </w:r>
-      <w:r>
-        <w:rPr>
-          <w:rStyle w:val="StringTok"/>
-        </w:rPr>
-        <w:t>"imdata"</w:t>
-      </w:r>
-      <w:r>
-        <w:rPr>
-          <w:rStyle w:val="NormalTok"/>
-        </w:rPr>
-        <w:t>, [</w:t>
-      </w:r>
-      <w:r>
-        <w:rPr>
-          <w:rStyle w:val="StringTok"/>
-        </w:rPr>
-        <w:t>"myExample.attributes.value"</w:t>
-      </w:r>
-      <w:r>
-        <w:rPr>
-          <w:rStyle w:val="NormalTok"/>
-        </w:rPr>
-        <w:t>]))[</w:t>
-      </w:r>
-      <w:r>
-        <w:rPr>
-          <w:rStyle w:val="DecValTok"/>
-        </w:rPr>
-        <w:t>0</w:t>
-      </w:r>
-      <w:r>
-        <w:rPr>
-          <w:rStyle w:val="NormalTok"/>
-        </w:rPr>
-        <w:t>]</w:t>
-      </w:r>
-      <w:r>
-        <w:rPr/>
-        <w:br/>
-      </w:r>
-      <w:r>
-        <w:rPr>
-          <w:rStyle w:val="NormalTok"/>
-        </w:rPr>
-        <w:t xml:space="preserve">        </w:t>
-      </w:r>
-      <w:r>
-        <w:rPr>
-          <w:rStyle w:val="VariableTok"/>
-        </w:rPr>
-        <w:t>self</w:t>
-      </w:r>
-      <w:r>
-        <w:rPr>
-          <w:rStyle w:val="NormalTok"/>
-        </w:rPr>
-        <w:t>.result.set_example_check(</w:t>
-      </w:r>
-      <w:r>
-        <w:rPr>
-          <w:rStyle w:val="VariableTok"/>
-        </w:rPr>
-        <w:t>self</w:t>
-      </w:r>
-      <w:r>
-        <w:rPr>
-          <w:rStyle w:val="NormalTok"/>
-        </w:rPr>
-        <w:t>.switch_ip, value)</w:t>
-      </w:r>
-      <w:r>
-        <w:rPr/>
-        <w:br/>
-      </w:r>
-      <w:r>
-        <w:rPr>
-          <w:rStyle w:val="NormalTok"/>
-        </w:rPr>
-        <w:t xml:space="preserve">        </w:t>
-      </w:r>
-      <w:r>
-        <w:rPr>
-          <w:rStyle w:val="ControlFlowTok"/>
-        </w:rPr>
-        <w:t>return</w:t>
-      </w:r>
-      <w:r>
-        <w:rPr>
-          <w:rStyle w:val="NormalTok"/>
-        </w:rPr>
-        <w:t xml:space="preserve"> value</w:t>
-      </w:r>
-    </w:p>
-    <w:p>
-      <w:pPr>
-        <w:pStyle w:val="Compact"/>
-        <w:numPr>
-          <w:ilvl w:val="0"/>
-          <w:numId w:val="28"/>
-        </w:numPr>
-        <w:rPr/>
-      </w:pPr>
-      <w:r>
-        <w:rPr>
-          <w:rStyle w:val="VerbatimChar"/>
-        </w:rPr>
-        <w:t>switch_connection.py</w:t>
-      </w:r>
-      <w:r>
-        <w:rPr/>
-        <w:t xml:space="preserve">: Ajoutez la méthode de monitoring à </w:t>
-      </w:r>
-      <w:r>
-        <w:rPr>
-          <w:rStyle w:val="VerbatimChar"/>
-        </w:rPr>
-        <w:t>SwitchConnection</w:t>
-      </w:r>
-      <w:r>
-        <w:rPr/>
-        <w:t xml:space="preserve"> pour y faire appel dans </w:t>
-      </w:r>
-      <w:r>
-        <w:rPr>
-          <w:rStyle w:val="VerbatimChar"/>
-        </w:rPr>
-        <w:t>main.py</w:t>
-      </w:r>
-    </w:p>
-    <w:p>
-      <w:pPr>
-        <w:pStyle w:val="SourceCode"/>
-        <w:rPr/>
-      </w:pPr>
-      <w:r>
-        <w:rPr>
-          <w:rStyle w:val="CommentTok"/>
-        </w:rPr>
-        <w:t># switch_connection.py</w:t>
-      </w:r>
-      <w:r>
-        <w:rPr/>
-        <w:br/>
-      </w:r>
-      <w:r>
-        <w:rPr>
-          <w:rStyle w:val="KeywordTok"/>
-        </w:rPr>
-        <w:t>class</w:t>
-      </w:r>
-      <w:r>
-        <w:rPr>
-          <w:rStyle w:val="NormalTok"/>
-        </w:rPr>
-        <w:t xml:space="preserve"> SwitchConnection:</w:t>
-      </w:r>
-      <w:r>
-        <w:rPr/>
-        <w:br/>
-      </w:r>
-      <w:r>
-        <w:rPr>
-          <w:rStyle w:val="NormalTok"/>
-        </w:rPr>
-        <w:t xml:space="preserve">    ...</w:t>
-      </w:r>
-      <w:r>
-        <w:rPr/>
-        <w:br/>
-      </w:r>
-      <w:r>
-        <w:rPr>
-          <w:rStyle w:val="NormalTok"/>
-        </w:rPr>
-        <w:t xml:space="preserve">    </w:t>
-      </w:r>
-      <w:r>
-        <w:rPr>
-          <w:rStyle w:val="KeywordTok"/>
-        </w:rPr>
-        <w:t>def</w:t>
-      </w:r>
-      <w:r>
-        <w:rPr>
-          <w:rStyle w:val="NormalTok"/>
-        </w:rPr>
-        <w:t xml:space="preserve"> get_example_metric(</w:t>
-      </w:r>
-      <w:r>
-        <w:rPr>
-          <w:rStyle w:val="VariableTok"/>
-        </w:rPr>
-        <w:t>self</w:t>
-      </w:r>
-      <w:r>
-        <w:rPr>
-          <w:rStyle w:val="NormalTok"/>
-        </w:rPr>
-        <w:t>):</w:t>
-      </w:r>
-      <w:r>
-        <w:rPr/>
-        <w:br/>
-      </w:r>
-      <w:r>
-        <w:rPr>
-          <w:rStyle w:val="NormalTok"/>
-        </w:rPr>
-        <w:t xml:space="preserve">        </w:t>
-      </w:r>
-      <w:r>
-        <w:rPr>
-          <w:rStyle w:val="ControlFlowTok"/>
-        </w:rPr>
-        <w:t>return</w:t>
-      </w:r>
-      <w:r>
-        <w:rPr>
-          <w:rStyle w:val="NormalTok"/>
-        </w:rPr>
-        <w:t xml:space="preserve"> </w:t>
-      </w:r>
-      <w:r>
-        <w:rPr>
-          <w:rStyle w:val="VariableTok"/>
-        </w:rPr>
-        <w:t>self</w:t>
-      </w:r>
-      <w:r>
-        <w:rPr>
-          <w:rStyle w:val="NormalTok"/>
-        </w:rPr>
-        <w:t>.rest.get_example_metric()</w:t>
       </w:r>
     </w:p>
     <w:p>
@@ -6947,6 +6407,879 @@
         <w:rPr>
           <w:rStyle w:val="VerbatimChar"/>
         </w:rPr>
+        <w:t>result_file.py</w:t>
+      </w:r>
+      <w:r>
+        <w:rPr/>
+        <w:t xml:space="preserve">: Ajoutez un </w:t>
+      </w:r>
+      <w:r>
+        <w:rPr>
+          <w:rStyle w:val="VerbatimChar"/>
+        </w:rPr>
+        <w:t>Label</w:t>
+      </w:r>
+      <w:r>
+        <w:rPr/>
+        <w:t xml:space="preserve"> et un </w:t>
+      </w:r>
+      <w:r>
+        <w:rPr>
+          <w:rStyle w:val="VerbatimChar"/>
+        </w:rPr>
+        <w:t>ResultOutput</w:t>
+      </w:r>
+    </w:p>
+    <w:p>
+      <w:pPr>
+        <w:pStyle w:val="SourceCode"/>
+        <w:rPr/>
+      </w:pPr>
+      <w:r>
+        <w:rPr>
+          <w:rStyle w:val="CommentTok"/>
+        </w:rPr>
+        <w:t># result_file.py</w:t>
+      </w:r>
+      <w:r>
+        <w:rPr/>
+        <w:br/>
+      </w:r>
+      <w:r>
+        <w:rPr>
+          <w:rStyle w:val="KeywordTok"/>
+        </w:rPr>
+        <w:t>class</w:t>
+      </w:r>
+      <w:r>
+        <w:rPr>
+          <w:rStyle w:val="NormalTok"/>
+        </w:rPr>
+        <w:t xml:space="preserve"> Label(Enum):</w:t>
+      </w:r>
+      <w:r>
+        <w:rPr/>
+        <w:br/>
+      </w:r>
+      <w:r>
+        <w:rPr>
+          <w:rStyle w:val="NormalTok"/>
+        </w:rPr>
+        <w:t xml:space="preserve">  ...</w:t>
+      </w:r>
+      <w:r>
+        <w:rPr/>
+        <w:br/>
+      </w:r>
+      <w:r>
+        <w:rPr>
+          <w:rStyle w:val="NormalTok"/>
+        </w:rPr>
+        <w:t xml:space="preserve">  EXAMPLE_CHECK </w:t>
+      </w:r>
+      <w:r>
+        <w:rPr>
+          <w:rStyle w:val="OperatorTok"/>
+        </w:rPr>
+        <w:t>=</w:t>
+      </w:r>
+      <w:r>
+        <w:rPr>
+          <w:rStyle w:val="NormalTok"/>
+        </w:rPr>
+        <w:t xml:space="preserve"> </w:t>
+      </w:r>
+      <w:r>
+        <w:rPr>
+          <w:rStyle w:val="StringTok"/>
+        </w:rPr>
+        <w:t>"example"</w:t>
+      </w:r>
+      <w:r>
+        <w:rPr/>
+        <w:br/>
+        <w:br/>
+      </w:r>
+      <w:r>
+        <w:rPr>
+          <w:rStyle w:val="KeywordTok"/>
+        </w:rPr>
+        <w:t>class</w:t>
+      </w:r>
+      <w:r>
+        <w:rPr>
+          <w:rStyle w:val="NormalTok"/>
+        </w:rPr>
+        <w:t xml:space="preserve"> ExampleCheck(ResultOutput):</w:t>
+      </w:r>
+      <w:r>
+        <w:rPr/>
+        <w:br/>
+      </w:r>
+      <w:r>
+        <w:rPr>
+          <w:rStyle w:val="NormalTok"/>
+        </w:rPr>
+        <w:t xml:space="preserve">    </w:t>
+      </w:r>
+      <w:r>
+        <w:rPr>
+          <w:rStyle w:val="KeywordTok"/>
+        </w:rPr>
+        <w:t>def</w:t>
+      </w:r>
+      <w:r>
+        <w:rPr>
+          <w:rStyle w:val="NormalTok"/>
+        </w:rPr>
+        <w:t xml:space="preserve"> </w:t>
+      </w:r>
+      <w:r>
+        <w:rPr>
+          <w:rStyle w:val="FunctionTok"/>
+        </w:rPr>
+        <w:t>__init__</w:t>
+      </w:r>
+      <w:r>
+        <w:rPr>
+          <w:rStyle w:val="NormalTok"/>
+        </w:rPr>
+        <w:t>(</w:t>
+      </w:r>
+      <w:r>
+        <w:rPr>
+          <w:rStyle w:val="VariableTok"/>
+        </w:rPr>
+        <w:t>self</w:t>
+      </w:r>
+      <w:r>
+        <w:rPr>
+          <w:rStyle w:val="NormalTok"/>
+        </w:rPr>
+        <w:t>, data):</w:t>
+      </w:r>
+      <w:r>
+        <w:rPr/>
+        <w:br/>
+      </w:r>
+      <w:r>
+        <w:rPr>
+          <w:rStyle w:val="NormalTok"/>
+        </w:rPr>
+        <w:t xml:space="preserve">        </w:t>
+      </w:r>
+      <w:r>
+        <w:rPr>
+          <w:rStyle w:val="VariableTok"/>
+        </w:rPr>
+        <w:t>self</w:t>
+      </w:r>
+      <w:r>
+        <w:rPr>
+          <w:rStyle w:val="NormalTok"/>
+        </w:rPr>
+        <w:t xml:space="preserve">.data </w:t>
+      </w:r>
+      <w:r>
+        <w:rPr>
+          <w:rStyle w:val="OperatorTok"/>
+        </w:rPr>
+        <w:t>=</w:t>
+      </w:r>
+      <w:r>
+        <w:rPr>
+          <w:rStyle w:val="NormalTok"/>
+        </w:rPr>
+        <w:t xml:space="preserve"> data</w:t>
+      </w:r>
+      <w:r>
+        <w:rPr/>
+        <w:br/>
+        <w:br/>
+      </w:r>
+      <w:r>
+        <w:rPr>
+          <w:rStyle w:val="NormalTok"/>
+        </w:rPr>
+        <w:t xml:space="preserve">    </w:t>
+      </w:r>
+      <w:r>
+        <w:rPr>
+          <w:rStyle w:val="KeywordTok"/>
+        </w:rPr>
+        <w:t>def</w:t>
+      </w:r>
+      <w:r>
+        <w:rPr>
+          <w:rStyle w:val="NormalTok"/>
+        </w:rPr>
+        <w:t xml:space="preserve"> write(</w:t>
+      </w:r>
+      <w:r>
+        <w:rPr>
+          <w:rStyle w:val="VariableTok"/>
+        </w:rPr>
+        <w:t>self</w:t>
+      </w:r>
+      <w:r>
+        <w:rPr>
+          <w:rStyle w:val="NormalTok"/>
+        </w:rPr>
+        <w:t>, output):</w:t>
+      </w:r>
+      <w:r>
+        <w:rPr/>
+        <w:br/>
+      </w:r>
+      <w:r>
+        <w:rPr>
+          <w:rStyle w:val="NormalTok"/>
+        </w:rPr>
+        <w:t xml:space="preserve">        output(</w:t>
+      </w:r>
+      <w:r>
+        <w:rPr>
+          <w:rStyle w:val="SpecialStringTok"/>
+        </w:rPr>
+        <w:t>f"&gt; Example check:</w:t>
+      </w:r>
+      <w:r>
+        <w:rPr>
+          <w:rStyle w:val="CharTok"/>
+        </w:rPr>
+        <w:t>\n</w:t>
+      </w:r>
+      <w:r>
+        <w:rPr>
+          <w:rStyle w:val="SpecialStringTok"/>
+        </w:rPr>
+        <w:t>"</w:t>
+      </w:r>
+      <w:r>
+        <w:rPr>
+          <w:rStyle w:val="NormalTok"/>
+        </w:rPr>
+        <w:t>)</w:t>
+      </w:r>
+      <w:r>
+        <w:rPr/>
+        <w:br/>
+      </w:r>
+      <w:r>
+        <w:rPr>
+          <w:rStyle w:val="NormalTok"/>
+        </w:rPr>
+        <w:t xml:space="preserve">        output(</w:t>
+      </w:r>
+      <w:r>
+        <w:rPr>
+          <w:rStyle w:val="SpecialStringTok"/>
+        </w:rPr>
+        <w:t>f"</w:t>
+      </w:r>
+      <w:r>
+        <w:rPr>
+          <w:rStyle w:val="CharTok"/>
+        </w:rPr>
+        <w:t>\t</w:t>
+      </w:r>
+      <w:r>
+        <w:rPr>
+          <w:rStyle w:val="SpecialStringTok"/>
+        </w:rPr>
+        <w:t xml:space="preserve">- value: </w:t>
+      </w:r>
+      <w:r>
+        <w:rPr>
+          <w:rStyle w:val="SpecialCharTok"/>
+        </w:rPr>
+        <w:t>{</w:t>
+      </w:r>
+      <w:r>
+        <w:rPr>
+          <w:rStyle w:val="VariableTok"/>
+        </w:rPr>
+        <w:t>self</w:t>
+      </w:r>
+      <w:r>
+        <w:rPr>
+          <w:rStyle w:val="SpecialCharTok"/>
+        </w:rPr>
+        <w:t>.</w:t>
+      </w:r>
+      <w:r>
+        <w:rPr>
+          <w:rStyle w:val="NormalTok"/>
+        </w:rPr>
+        <w:t>data</w:t>
+      </w:r>
+      <w:r>
+        <w:rPr>
+          <w:rStyle w:val="SpecialCharTok"/>
+        </w:rPr>
+        <w:t>}</w:t>
+      </w:r>
+      <w:r>
+        <w:rPr>
+          <w:rStyle w:val="CharTok"/>
+        </w:rPr>
+        <w:t>\n\n</w:t>
+      </w:r>
+      <w:r>
+        <w:rPr>
+          <w:rStyle w:val="SpecialStringTok"/>
+        </w:rPr>
+        <w:t>"</w:t>
+      </w:r>
+      <w:r>
+        <w:rPr>
+          <w:rStyle w:val="NormalTok"/>
+        </w:rPr>
+        <w:t>)</w:t>
+      </w:r>
+      <w:r>
+        <w:rPr/>
+        <w:br/>
+        <w:br/>
+      </w:r>
+      <w:r>
+        <w:rPr>
+          <w:rStyle w:val="KeywordTok"/>
+        </w:rPr>
+        <w:t>class</w:t>
+      </w:r>
+      <w:r>
+        <w:rPr>
+          <w:rStyle w:val="NormalTok"/>
+        </w:rPr>
+        <w:t xml:space="preserve"> ResultFile:</w:t>
+      </w:r>
+      <w:r>
+        <w:rPr/>
+        <w:br/>
+      </w:r>
+      <w:r>
+        <w:rPr>
+          <w:rStyle w:val="NormalTok"/>
+        </w:rPr>
+        <w:t xml:space="preserve">    ...</w:t>
+      </w:r>
+      <w:r>
+        <w:rPr/>
+        <w:br/>
+      </w:r>
+      <w:r>
+        <w:rPr>
+          <w:rStyle w:val="NormalTok"/>
+        </w:rPr>
+        <w:t xml:space="preserve">    </w:t>
+      </w:r>
+      <w:r>
+        <w:rPr>
+          <w:rStyle w:val="KeywordTok"/>
+        </w:rPr>
+        <w:t>def</w:t>
+      </w:r>
+      <w:r>
+        <w:rPr>
+          <w:rStyle w:val="NormalTok"/>
+        </w:rPr>
+        <w:t xml:space="preserve"> set_example_check(</w:t>
+      </w:r>
+      <w:r>
+        <w:rPr>
+          <w:rStyle w:val="VariableTok"/>
+        </w:rPr>
+        <w:t>self</w:t>
+      </w:r>
+      <w:r>
+        <w:rPr>
+          <w:rStyle w:val="NormalTok"/>
+        </w:rPr>
+        <w:t xml:space="preserve">, ip_addr: </w:t>
+      </w:r>
+      <w:r>
+        <w:rPr>
+          <w:rStyle w:val="BuiltInTok"/>
+        </w:rPr>
+        <w:t>str</w:t>
+      </w:r>
+      <w:r>
+        <w:rPr>
+          <w:rStyle w:val="NormalTok"/>
+        </w:rPr>
+        <w:t>, data):</w:t>
+      </w:r>
+      <w:r>
+        <w:rPr/>
+        <w:br/>
+      </w:r>
+      <w:r>
+        <w:rPr>
+          <w:rStyle w:val="NormalTok"/>
+        </w:rPr>
+        <w:t xml:space="preserve">        </w:t>
+      </w:r>
+      <w:r>
+        <w:rPr>
+          <w:rStyle w:val="VariableTok"/>
+        </w:rPr>
+        <w:t>self</w:t>
+      </w:r>
+      <w:r>
+        <w:rPr>
+          <w:rStyle w:val="NormalTok"/>
+        </w:rPr>
+        <w:t>._init_dict(ip_addr)</w:t>
+      </w:r>
+      <w:r>
+        <w:rPr/>
+        <w:br/>
+      </w:r>
+      <w:r>
+        <w:rPr>
+          <w:rStyle w:val="NormalTok"/>
+        </w:rPr>
+        <w:t xml:space="preserve">        </w:t>
+      </w:r>
+      <w:r>
+        <w:rPr>
+          <w:rStyle w:val="VariableTok"/>
+        </w:rPr>
+        <w:t>self</w:t>
+      </w:r>
+      <w:r>
+        <w:rPr>
+          <w:rStyle w:val="NormalTok"/>
+        </w:rPr>
+        <w:t xml:space="preserve">.switch_outputs[ip_addr][Label.EXAMPLE_CHECK] </w:t>
+      </w:r>
+      <w:r>
+        <w:rPr>
+          <w:rStyle w:val="OperatorTok"/>
+        </w:rPr>
+        <w:t>=</w:t>
+      </w:r>
+      <w:r>
+        <w:rPr>
+          <w:rStyle w:val="NormalTok"/>
+        </w:rPr>
+        <w:t xml:space="preserve"> ExampleCheck(data)</w:t>
+      </w:r>
+    </w:p>
+    <w:p>
+      <w:pPr>
+        <w:pStyle w:val="Compact"/>
+        <w:numPr>
+          <w:ilvl w:val="0"/>
+          <w:numId w:val="30"/>
+        </w:numPr>
+        <w:rPr/>
+      </w:pPr>
+      <w:r>
+        <w:rPr>
+          <w:rStyle w:val="VerbatimChar"/>
+        </w:rPr>
+        <w:t>nxapi_requests.py</w:t>
+      </w:r>
+      <w:r>
+        <w:rPr/>
+        <w:t xml:space="preserve">: Ajoutez la méthode de monitoring et envoyez les données à </w:t>
+      </w:r>
+      <w:r>
+        <w:rPr>
+          <w:rStyle w:val="VerbatimChar"/>
+        </w:rPr>
+        <w:t>result</w:t>
+      </w:r>
+    </w:p>
+    <w:p>
+      <w:pPr>
+        <w:pStyle w:val="SourceCode"/>
+        <w:rPr/>
+      </w:pPr>
+      <w:r>
+        <w:rPr>
+          <w:rStyle w:val="CommentTok"/>
+        </w:rPr>
+        <w:t># nxapi_requests.py</w:t>
+      </w:r>
+      <w:r>
+        <w:rPr/>
+        <w:br/>
+      </w:r>
+      <w:r>
+        <w:rPr>
+          <w:rStyle w:val="KeywordTok"/>
+        </w:rPr>
+        <w:t>class</w:t>
+      </w:r>
+      <w:r>
+        <w:rPr>
+          <w:rStyle w:val="NormalTok"/>
+        </w:rPr>
+        <w:t xml:space="preserve"> NXAPI_REST:</w:t>
+      </w:r>
+      <w:r>
+        <w:rPr/>
+        <w:br/>
+      </w:r>
+      <w:r>
+        <w:rPr>
+          <w:rStyle w:val="NormalTok"/>
+        </w:rPr>
+        <w:t xml:space="preserve">    ...</w:t>
+      </w:r>
+      <w:r>
+        <w:rPr/>
+        <w:br/>
+      </w:r>
+      <w:r>
+        <w:rPr>
+          <w:rStyle w:val="NormalTok"/>
+        </w:rPr>
+        <w:t xml:space="preserve">    </w:t>
+      </w:r>
+      <w:r>
+        <w:rPr>
+          <w:rStyle w:val="KeywordTok"/>
+        </w:rPr>
+        <w:t>def</w:t>
+      </w:r>
+      <w:r>
+        <w:rPr>
+          <w:rStyle w:val="NormalTok"/>
+        </w:rPr>
+        <w:t xml:space="preserve"> get_example_metric(</w:t>
+      </w:r>
+      <w:r>
+        <w:rPr>
+          <w:rStyle w:val="VariableTok"/>
+        </w:rPr>
+        <w:t>self</w:t>
+      </w:r>
+      <w:r>
+        <w:rPr>
+          <w:rStyle w:val="NormalTok"/>
+        </w:rPr>
+        <w:t>):</w:t>
+      </w:r>
+      <w:r>
+        <w:rPr/>
+        <w:br/>
+      </w:r>
+      <w:r>
+        <w:rPr>
+          <w:rStyle w:val="NormalTok"/>
+        </w:rPr>
+        <w:t xml:space="preserve">        data </w:t>
+      </w:r>
+      <w:r>
+        <w:rPr>
+          <w:rStyle w:val="OperatorTok"/>
+        </w:rPr>
+        <w:t>=</w:t>
+      </w:r>
+      <w:r>
+        <w:rPr>
+          <w:rStyle w:val="NormalTok"/>
+        </w:rPr>
+        <w:t xml:space="preserve"> </w:t>
+      </w:r>
+      <w:r>
+        <w:rPr>
+          <w:rStyle w:val="VariableTok"/>
+        </w:rPr>
+        <w:t>self</w:t>
+      </w:r>
+      <w:r>
+        <w:rPr>
+          <w:rStyle w:val="NormalTok"/>
+        </w:rPr>
+        <w:t>._get(</w:t>
+      </w:r>
+      <w:r>
+        <w:rPr>
+          <w:rStyle w:val="StringTok"/>
+        </w:rPr>
+        <w:t>"class/myExample.json"</w:t>
+      </w:r>
+      <w:r>
+        <w:rPr>
+          <w:rStyle w:val="NormalTok"/>
+        </w:rPr>
+        <w:t>)</w:t>
+      </w:r>
+      <w:r>
+        <w:rPr/>
+        <w:br/>
+      </w:r>
+      <w:r>
+        <w:rPr>
+          <w:rStyle w:val="NormalTok"/>
+        </w:rPr>
+        <w:t xml:space="preserve">        value </w:t>
+      </w:r>
+      <w:r>
+        <w:rPr>
+          <w:rStyle w:val="OperatorTok"/>
+        </w:rPr>
+        <w:t>=</w:t>
+      </w:r>
+      <w:r>
+        <w:rPr>
+          <w:rStyle w:val="NormalTok"/>
+        </w:rPr>
+        <w:t xml:space="preserve"> glom(data, (</w:t>
+      </w:r>
+      <w:r>
+        <w:rPr>
+          <w:rStyle w:val="StringTok"/>
+        </w:rPr>
+        <w:t>"imdata"</w:t>
+      </w:r>
+      <w:r>
+        <w:rPr>
+          <w:rStyle w:val="NormalTok"/>
+        </w:rPr>
+        <w:t>, [</w:t>
+      </w:r>
+      <w:r>
+        <w:rPr>
+          <w:rStyle w:val="StringTok"/>
+        </w:rPr>
+        <w:t>"myExample.attributes.value"</w:t>
+      </w:r>
+      <w:r>
+        <w:rPr>
+          <w:rStyle w:val="NormalTok"/>
+        </w:rPr>
+        <w:t>]))[</w:t>
+      </w:r>
+      <w:r>
+        <w:rPr>
+          <w:rStyle w:val="DecValTok"/>
+        </w:rPr>
+        <w:t>0</w:t>
+      </w:r>
+      <w:r>
+        <w:rPr>
+          <w:rStyle w:val="NormalTok"/>
+        </w:rPr>
+        <w:t>]</w:t>
+      </w:r>
+      <w:r>
+        <w:rPr/>
+        <w:br/>
+      </w:r>
+      <w:r>
+        <w:rPr>
+          <w:rStyle w:val="NormalTok"/>
+        </w:rPr>
+        <w:t xml:space="preserve">        </w:t>
+      </w:r>
+      <w:r>
+        <w:rPr>
+          <w:rStyle w:val="VariableTok"/>
+        </w:rPr>
+        <w:t>self</w:t>
+      </w:r>
+      <w:r>
+        <w:rPr>
+          <w:rStyle w:val="NormalTok"/>
+        </w:rPr>
+        <w:t>.result.set_example_check(</w:t>
+      </w:r>
+      <w:r>
+        <w:rPr>
+          <w:rStyle w:val="VariableTok"/>
+        </w:rPr>
+        <w:t>self</w:t>
+      </w:r>
+      <w:r>
+        <w:rPr>
+          <w:rStyle w:val="NormalTok"/>
+        </w:rPr>
+        <w:t>.switch_ip, value)</w:t>
+      </w:r>
+      <w:r>
+        <w:rPr/>
+        <w:br/>
+      </w:r>
+      <w:r>
+        <w:rPr>
+          <w:rStyle w:val="NormalTok"/>
+        </w:rPr>
+        <w:t xml:space="preserve">        </w:t>
+      </w:r>
+      <w:r>
+        <w:rPr>
+          <w:rStyle w:val="ControlFlowTok"/>
+        </w:rPr>
+        <w:t>return</w:t>
+      </w:r>
+      <w:r>
+        <w:rPr>
+          <w:rStyle w:val="NormalTok"/>
+        </w:rPr>
+        <w:t xml:space="preserve"> value</w:t>
+      </w:r>
+    </w:p>
+    <w:p>
+      <w:pPr>
+        <w:pStyle w:val="Compact"/>
+        <w:numPr>
+          <w:ilvl w:val="0"/>
+          <w:numId w:val="31"/>
+        </w:numPr>
+        <w:rPr/>
+      </w:pPr>
+      <w:r>
+        <w:rPr>
+          <w:rStyle w:val="VerbatimChar"/>
+        </w:rPr>
+        <w:t>switch_connection.py</w:t>
+      </w:r>
+      <w:r>
+        <w:rPr/>
+        <w:t xml:space="preserve">: Ajoutez la méthode de monitoring à </w:t>
+      </w:r>
+      <w:r>
+        <w:rPr>
+          <w:rStyle w:val="VerbatimChar"/>
+        </w:rPr>
+        <w:t>SwitchConnection</w:t>
+      </w:r>
+      <w:r>
+        <w:rPr/>
+        <w:t xml:space="preserve"> pour y faire appel dans </w:t>
+      </w:r>
+      <w:r>
+        <w:rPr>
+          <w:rStyle w:val="VerbatimChar"/>
+        </w:rPr>
+        <w:t>main.py</w:t>
+      </w:r>
+    </w:p>
+    <w:p>
+      <w:pPr>
+        <w:pStyle w:val="SourceCode"/>
+        <w:rPr/>
+      </w:pPr>
+      <w:r>
+        <w:rPr>
+          <w:rStyle w:val="CommentTok"/>
+        </w:rPr>
+        <w:t># switch_connection.py</w:t>
+      </w:r>
+      <w:r>
+        <w:rPr/>
+        <w:br/>
+      </w:r>
+      <w:r>
+        <w:rPr>
+          <w:rStyle w:val="KeywordTok"/>
+        </w:rPr>
+        <w:t>class</w:t>
+      </w:r>
+      <w:r>
+        <w:rPr>
+          <w:rStyle w:val="NormalTok"/>
+        </w:rPr>
+        <w:t xml:space="preserve"> SwitchConnection:</w:t>
+      </w:r>
+      <w:r>
+        <w:rPr/>
+        <w:br/>
+      </w:r>
+      <w:r>
+        <w:rPr>
+          <w:rStyle w:val="NormalTok"/>
+        </w:rPr>
+        <w:t xml:space="preserve">    ...</w:t>
+      </w:r>
+      <w:r>
+        <w:rPr/>
+        <w:br/>
+      </w:r>
+      <w:r>
+        <w:rPr>
+          <w:rStyle w:val="NormalTok"/>
+        </w:rPr>
+        <w:t xml:space="preserve">    </w:t>
+      </w:r>
+      <w:r>
+        <w:rPr>
+          <w:rStyle w:val="KeywordTok"/>
+        </w:rPr>
+        <w:t>def</w:t>
+      </w:r>
+      <w:r>
+        <w:rPr>
+          <w:rStyle w:val="NormalTok"/>
+        </w:rPr>
+        <w:t xml:space="preserve"> get_example_metric(</w:t>
+      </w:r>
+      <w:r>
+        <w:rPr>
+          <w:rStyle w:val="VariableTok"/>
+        </w:rPr>
+        <w:t>self</w:t>
+      </w:r>
+      <w:r>
+        <w:rPr>
+          <w:rStyle w:val="NormalTok"/>
+        </w:rPr>
+        <w:t>):</w:t>
+      </w:r>
+      <w:r>
+        <w:rPr/>
+        <w:br/>
+      </w:r>
+      <w:r>
+        <w:rPr>
+          <w:rStyle w:val="NormalTok"/>
+        </w:rPr>
+        <w:t xml:space="preserve">        </w:t>
+      </w:r>
+      <w:r>
+        <w:rPr>
+          <w:rStyle w:val="ControlFlowTok"/>
+        </w:rPr>
+        <w:t>return</w:t>
+      </w:r>
+      <w:r>
+        <w:rPr>
+          <w:rStyle w:val="NormalTok"/>
+        </w:rPr>
+        <w:t xml:space="preserve"> </w:t>
+      </w:r>
+      <w:r>
+        <w:rPr>
+          <w:rStyle w:val="VariableTok"/>
+        </w:rPr>
+        <w:t>self</w:t>
+      </w:r>
+      <w:r>
+        <w:rPr>
+          <w:rStyle w:val="NormalTok"/>
+        </w:rPr>
+        <w:t>.rest.get_example_metric()</w:t>
+      </w:r>
+    </w:p>
+    <w:p>
+      <w:pPr>
+        <w:pStyle w:val="Compact"/>
+        <w:numPr>
+          <w:ilvl w:val="0"/>
+          <w:numId w:val="32"/>
+        </w:numPr>
+        <w:rPr/>
+      </w:pPr>
+      <w:r>
+        <w:rPr>
+          <w:rStyle w:val="VerbatimChar"/>
+        </w:rPr>
         <w:t>main.py</w:t>
       </w:r>
       <w:r>
@@ -7195,9 +7528,9 @@
         </w:rPr>
         <w:t xml:space="preserve">    ...</w:t>
       </w:r>
+      <w:bookmarkEnd w:id="25"/>
       <w:bookmarkEnd w:id="26"/>
-      <w:bookmarkEnd w:id="27"/>
-      <w:bookmarkEnd w:id="33"/>
+      <w:bookmarkEnd w:id="32"/>
     </w:p>
     <w:sectPr>
       <w:type w:val="nextPage"/>
@@ -7454,125 +7787,6 @@
   </w:abstractNum>
   <w:abstractNum w:abstractNumId="3">
     <w:lvl w:ilvl="0">
-      <w:start w:val="7"/>
-      <w:numFmt w:val="decimal"/>
-      <w:lvlText w:val="%1."/>
-      <w:lvlJc w:val="left"/>
-      <w:pPr>
-        <w:tabs>
-          <w:tab w:val="num" w:pos="0"/>
-        </w:tabs>
-        <w:ind w:left="720" w:hanging="480"/>
-      </w:pPr>
-      <w:rPr/>
-    </w:lvl>
-    <w:lvl w:ilvl="1">
-      <w:start w:val="7"/>
-      <w:numFmt w:val="decimal"/>
-      <w:lvlText w:val="%2."/>
-      <w:lvlJc w:val="left"/>
-      <w:pPr>
-        <w:tabs>
-          <w:tab w:val="num" w:pos="0"/>
-        </w:tabs>
-        <w:ind w:left="1440" w:hanging="480"/>
-      </w:pPr>
-      <w:rPr/>
-    </w:lvl>
-    <w:lvl w:ilvl="2">
-      <w:start w:val="7"/>
-      <w:numFmt w:val="decimal"/>
-      <w:lvlText w:val="%3."/>
-      <w:lvlJc w:val="left"/>
-      <w:pPr>
-        <w:tabs>
-          <w:tab w:val="num" w:pos="0"/>
-        </w:tabs>
-        <w:ind w:left="2160" w:hanging="480"/>
-      </w:pPr>
-      <w:rPr/>
-    </w:lvl>
-    <w:lvl w:ilvl="3">
-      <w:start w:val="7"/>
-      <w:numFmt w:val="decimal"/>
-      <w:lvlText w:val="%4."/>
-      <w:lvlJc w:val="left"/>
-      <w:pPr>
-        <w:tabs>
-          <w:tab w:val="num" w:pos="0"/>
-        </w:tabs>
-        <w:ind w:left="2880" w:hanging="480"/>
-      </w:pPr>
-      <w:rPr/>
-    </w:lvl>
-    <w:lvl w:ilvl="4">
-      <w:start w:val="7"/>
-      <w:numFmt w:val="decimal"/>
-      <w:lvlText w:val="%5."/>
-      <w:lvlJc w:val="left"/>
-      <w:pPr>
-        <w:tabs>
-          <w:tab w:val="num" w:pos="0"/>
-        </w:tabs>
-        <w:ind w:left="3600" w:hanging="480"/>
-      </w:pPr>
-      <w:rPr/>
-    </w:lvl>
-    <w:lvl w:ilvl="5">
-      <w:start w:val="7"/>
-      <w:numFmt w:val="decimal"/>
-      <w:lvlText w:val="%6."/>
-      <w:lvlJc w:val="left"/>
-      <w:pPr>
-        <w:tabs>
-          <w:tab w:val="num" w:pos="0"/>
-        </w:tabs>
-        <w:ind w:left="4320" w:hanging="480"/>
-      </w:pPr>
-      <w:rPr/>
-    </w:lvl>
-    <w:lvl w:ilvl="6">
-      <w:start w:val="7"/>
-      <w:numFmt w:val="decimal"/>
-      <w:lvlText w:val="%7."/>
-      <w:lvlJc w:val="left"/>
-      <w:pPr>
-        <w:tabs>
-          <w:tab w:val="num" w:pos="0"/>
-        </w:tabs>
-        <w:ind w:left="5040" w:hanging="480"/>
-      </w:pPr>
-      <w:rPr/>
-    </w:lvl>
-    <w:lvl w:ilvl="7">
-      <w:start w:val="7"/>
-      <w:numFmt w:val="decimal"/>
-      <w:lvlText w:val="%8."/>
-      <w:lvlJc w:val="left"/>
-      <w:pPr>
-        <w:tabs>
-          <w:tab w:val="num" w:pos="0"/>
-        </w:tabs>
-        <w:ind w:left="5760" w:hanging="480"/>
-      </w:pPr>
-      <w:rPr/>
-    </w:lvl>
-    <w:lvl w:ilvl="8">
-      <w:start w:val="7"/>
-      <w:numFmt w:val="decimal"/>
-      <w:lvlText w:val="%9."/>
-      <w:lvlJc w:val="left"/>
-      <w:pPr>
-        <w:tabs>
-          <w:tab w:val="num" w:pos="0"/>
-        </w:tabs>
-        <w:ind w:left="6480" w:hanging="480"/>
-      </w:pPr>
-      <w:rPr/>
-    </w:lvl>
-  </w:abstractNum>
-  <w:abstractNum w:abstractNumId="4">
-    <w:lvl w:ilvl="0">
       <w:numFmt w:val="bullet"/>
       <w:lvlText w:val=""/>
       <w:lvlJc w:val="left"/>
@@ -7707,9 +7921,128 @@
       </w:rPr>
     </w:lvl>
   </w:abstractNum>
+  <w:abstractNum w:abstractNumId="4">
+    <w:lvl w:ilvl="0">
+      <w:start w:val="1"/>
+      <w:numFmt w:val="decimal"/>
+      <w:lvlText w:val="%1."/>
+      <w:lvlJc w:val="left"/>
+      <w:pPr>
+        <w:tabs>
+          <w:tab w:val="num" w:pos="0"/>
+        </w:tabs>
+        <w:ind w:left="720" w:hanging="480"/>
+      </w:pPr>
+      <w:rPr/>
+    </w:lvl>
+    <w:lvl w:ilvl="1">
+      <w:start w:val="1"/>
+      <w:numFmt w:val="decimal"/>
+      <w:lvlText w:val="%2."/>
+      <w:lvlJc w:val="left"/>
+      <w:pPr>
+        <w:tabs>
+          <w:tab w:val="num" w:pos="0"/>
+        </w:tabs>
+        <w:ind w:left="1440" w:hanging="480"/>
+      </w:pPr>
+      <w:rPr/>
+    </w:lvl>
+    <w:lvl w:ilvl="2">
+      <w:start w:val="1"/>
+      <w:numFmt w:val="decimal"/>
+      <w:lvlText w:val="%3."/>
+      <w:lvlJc w:val="left"/>
+      <w:pPr>
+        <w:tabs>
+          <w:tab w:val="num" w:pos="0"/>
+        </w:tabs>
+        <w:ind w:left="2160" w:hanging="480"/>
+      </w:pPr>
+      <w:rPr/>
+    </w:lvl>
+    <w:lvl w:ilvl="3">
+      <w:start w:val="1"/>
+      <w:numFmt w:val="decimal"/>
+      <w:lvlText w:val="%4."/>
+      <w:lvlJc w:val="left"/>
+      <w:pPr>
+        <w:tabs>
+          <w:tab w:val="num" w:pos="0"/>
+        </w:tabs>
+        <w:ind w:left="2880" w:hanging="480"/>
+      </w:pPr>
+      <w:rPr/>
+    </w:lvl>
+    <w:lvl w:ilvl="4">
+      <w:start w:val="1"/>
+      <w:numFmt w:val="decimal"/>
+      <w:lvlText w:val="%5."/>
+      <w:lvlJc w:val="left"/>
+      <w:pPr>
+        <w:tabs>
+          <w:tab w:val="num" w:pos="0"/>
+        </w:tabs>
+        <w:ind w:left="3600" w:hanging="480"/>
+      </w:pPr>
+      <w:rPr/>
+    </w:lvl>
+    <w:lvl w:ilvl="5">
+      <w:start w:val="1"/>
+      <w:numFmt w:val="decimal"/>
+      <w:lvlText w:val="%6."/>
+      <w:lvlJc w:val="left"/>
+      <w:pPr>
+        <w:tabs>
+          <w:tab w:val="num" w:pos="0"/>
+        </w:tabs>
+        <w:ind w:left="4320" w:hanging="480"/>
+      </w:pPr>
+      <w:rPr/>
+    </w:lvl>
+    <w:lvl w:ilvl="6">
+      <w:start w:val="1"/>
+      <w:numFmt w:val="decimal"/>
+      <w:lvlText w:val="%7."/>
+      <w:lvlJc w:val="left"/>
+      <w:pPr>
+        <w:tabs>
+          <w:tab w:val="num" w:pos="0"/>
+        </w:tabs>
+        <w:ind w:left="5040" w:hanging="480"/>
+      </w:pPr>
+      <w:rPr/>
+    </w:lvl>
+    <w:lvl w:ilvl="7">
+      <w:start w:val="1"/>
+      <w:numFmt w:val="decimal"/>
+      <w:lvlText w:val="%8."/>
+      <w:lvlJc w:val="left"/>
+      <w:pPr>
+        <w:tabs>
+          <w:tab w:val="num" w:pos="0"/>
+        </w:tabs>
+        <w:ind w:left="5760" w:hanging="480"/>
+      </w:pPr>
+      <w:rPr/>
+    </w:lvl>
+    <w:lvl w:ilvl="8">
+      <w:start w:val="1"/>
+      <w:numFmt w:val="decimal"/>
+      <w:lvlText w:val="%9."/>
+      <w:lvlJc w:val="left"/>
+      <w:pPr>
+        <w:tabs>
+          <w:tab w:val="num" w:pos="0"/>
+        </w:tabs>
+        <w:ind w:left="6480" w:hanging="480"/>
+      </w:pPr>
+      <w:rPr/>
+    </w:lvl>
+  </w:abstractNum>
   <w:abstractNum w:abstractNumId="5">
     <w:lvl w:ilvl="0">
-      <w:start w:val="3"/>
+      <w:start w:val="4"/>
       <w:numFmt w:val="decimal"/>
       <w:lvlText w:val="%1."/>
       <w:lvlJc w:val="left"/>
@@ -7722,7 +8055,7 @@
       <w:rPr/>
     </w:lvl>
     <w:lvl w:ilvl="1">
-      <w:start w:val="3"/>
+      <w:start w:val="4"/>
       <w:numFmt w:val="decimal"/>
       <w:lvlText w:val="%2."/>
       <w:lvlJc w:val="left"/>
@@ -7735,7 +8068,7 @@
       <w:rPr/>
     </w:lvl>
     <w:lvl w:ilvl="2">
-      <w:start w:val="3"/>
+      <w:start w:val="4"/>
       <w:numFmt w:val="decimal"/>
       <w:lvlText w:val="%3."/>
       <w:lvlJc w:val="left"/>
@@ -7748,7 +8081,7 @@
       <w:rPr/>
     </w:lvl>
     <w:lvl w:ilvl="3">
-      <w:start w:val="3"/>
+      <w:start w:val="4"/>
       <w:numFmt w:val="decimal"/>
       <w:lvlText w:val="%4."/>
       <w:lvlJc w:val="left"/>
@@ -7761,7 +8094,7 @@
       <w:rPr/>
     </w:lvl>
     <w:lvl w:ilvl="4">
-      <w:start w:val="3"/>
+      <w:start w:val="4"/>
       <w:numFmt w:val="decimal"/>
       <w:lvlText w:val="%5."/>
       <w:lvlJc w:val="left"/>
@@ -7774,7 +8107,7 @@
       <w:rPr/>
     </w:lvl>
     <w:lvl w:ilvl="5">
-      <w:start w:val="3"/>
+      <w:start w:val="4"/>
       <w:numFmt w:val="decimal"/>
       <w:lvlText w:val="%6."/>
       <w:lvlJc w:val="left"/>
@@ -7787,7 +8120,7 @@
       <w:rPr/>
     </w:lvl>
     <w:lvl w:ilvl="6">
-      <w:start w:val="3"/>
+      <w:start w:val="4"/>
       <w:numFmt w:val="decimal"/>
       <w:lvlText w:val="%7."/>
       <w:lvlJc w:val="left"/>
@@ -7800,7 +8133,7 @@
       <w:rPr/>
     </w:lvl>
     <w:lvl w:ilvl="7">
-      <w:start w:val="3"/>
+      <w:start w:val="4"/>
       <w:numFmt w:val="decimal"/>
       <w:lvlText w:val="%8."/>
       <w:lvlJc w:val="left"/>
@@ -7813,7 +8146,7 @@
       <w:rPr/>
     </w:lvl>
     <w:lvl w:ilvl="8">
-      <w:start w:val="3"/>
+      <w:start w:val="4"/>
       <w:numFmt w:val="decimal"/>
       <w:lvlText w:val="%9."/>
       <w:lvlJc w:val="left"/>
@@ -7828,7 +8161,7 @@
   </w:abstractNum>
   <w:abstractNum w:abstractNumId="6">
     <w:lvl w:ilvl="0">
-      <w:start w:val="4"/>
+      <w:start w:val="7"/>
       <w:numFmt w:val="decimal"/>
       <w:lvlText w:val="%1."/>
       <w:lvlJc w:val="left"/>
@@ -7841,7 +8174,7 @@
       <w:rPr/>
     </w:lvl>
     <w:lvl w:ilvl="1">
-      <w:start w:val="4"/>
+      <w:start w:val="7"/>
       <w:numFmt w:val="decimal"/>
       <w:lvlText w:val="%2."/>
       <w:lvlJc w:val="left"/>
@@ -7854,7 +8187,7 @@
       <w:rPr/>
     </w:lvl>
     <w:lvl w:ilvl="2">
-      <w:start w:val="4"/>
+      <w:start w:val="7"/>
       <w:numFmt w:val="decimal"/>
       <w:lvlText w:val="%3."/>
       <w:lvlJc w:val="left"/>
@@ -7867,7 +8200,7 @@
       <w:rPr/>
     </w:lvl>
     <w:lvl w:ilvl="3">
-      <w:start w:val="4"/>
+      <w:start w:val="7"/>
       <w:numFmt w:val="decimal"/>
       <w:lvlText w:val="%4."/>
       <w:lvlJc w:val="left"/>
@@ -7880,7 +8213,7 @@
       <w:rPr/>
     </w:lvl>
     <w:lvl w:ilvl="4">
-      <w:start w:val="4"/>
+      <w:start w:val="7"/>
       <w:numFmt w:val="decimal"/>
       <w:lvlText w:val="%5."/>
       <w:lvlJc w:val="left"/>
@@ -7893,7 +8226,7 @@
       <w:rPr/>
     </w:lvl>
     <w:lvl w:ilvl="5">
-      <w:start w:val="4"/>
+      <w:start w:val="7"/>
       <w:numFmt w:val="decimal"/>
       <w:lvlText w:val="%6."/>
       <w:lvlJc w:val="left"/>
@@ -7906,7 +8239,7 @@
       <w:rPr/>
     </w:lvl>
     <w:lvl w:ilvl="6">
-      <w:start w:val="4"/>
+      <w:start w:val="7"/>
       <w:numFmt w:val="decimal"/>
       <w:lvlText w:val="%7."/>
       <w:lvlJc w:val="left"/>
@@ -7919,7 +8252,7 @@
       <w:rPr/>
     </w:lvl>
     <w:lvl w:ilvl="7">
-      <w:start w:val="4"/>
+      <w:start w:val="7"/>
       <w:numFmt w:val="decimal"/>
       <w:lvlText w:val="%8."/>
       <w:lvlJc w:val="left"/>
@@ -7932,7 +8265,7 @@
       <w:rPr/>
     </w:lvl>
     <w:lvl w:ilvl="8">
-      <w:start w:val="4"/>
+      <w:start w:val="7"/>
       <w:numFmt w:val="decimal"/>
       <w:lvlText w:val="%9."/>
       <w:lvlJc w:val="left"/>
@@ -7947,1552 +8280,1916 @@
   </w:abstractNum>
   <w:abstractNum w:abstractNumId="7">
     <w:lvl w:ilvl="0">
+      <w:start w:val="3"/>
+      <w:numFmt w:val="decimal"/>
+      <w:lvlText w:val="%1."/>
+      <w:lvlJc w:val="left"/>
+      <w:pPr>
+        <w:tabs>
+          <w:tab w:val="num" w:pos="0"/>
+        </w:tabs>
+        <w:ind w:left="720" w:hanging="480"/>
+      </w:pPr>
+      <w:rPr/>
+    </w:lvl>
+    <w:lvl w:ilvl="1">
+      <w:start w:val="3"/>
+      <w:numFmt w:val="decimal"/>
+      <w:lvlText w:val="%2."/>
+      <w:lvlJc w:val="left"/>
+      <w:pPr>
+        <w:tabs>
+          <w:tab w:val="num" w:pos="0"/>
+        </w:tabs>
+        <w:ind w:left="1440" w:hanging="480"/>
+      </w:pPr>
+      <w:rPr/>
+    </w:lvl>
+    <w:lvl w:ilvl="2">
+      <w:start w:val="3"/>
+      <w:numFmt w:val="decimal"/>
+      <w:lvlText w:val="%3."/>
+      <w:lvlJc w:val="left"/>
+      <w:pPr>
+        <w:tabs>
+          <w:tab w:val="num" w:pos="0"/>
+        </w:tabs>
+        <w:ind w:left="2160" w:hanging="480"/>
+      </w:pPr>
+      <w:rPr/>
+    </w:lvl>
+    <w:lvl w:ilvl="3">
+      <w:start w:val="3"/>
+      <w:numFmt w:val="decimal"/>
+      <w:lvlText w:val="%4."/>
+      <w:lvlJc w:val="left"/>
+      <w:pPr>
+        <w:tabs>
+          <w:tab w:val="num" w:pos="0"/>
+        </w:tabs>
+        <w:ind w:left="2880" w:hanging="480"/>
+      </w:pPr>
+      <w:rPr/>
+    </w:lvl>
+    <w:lvl w:ilvl="4">
+      <w:start w:val="3"/>
+      <w:numFmt w:val="decimal"/>
+      <w:lvlText w:val="%5."/>
+      <w:lvlJc w:val="left"/>
+      <w:pPr>
+        <w:tabs>
+          <w:tab w:val="num" w:pos="0"/>
+        </w:tabs>
+        <w:ind w:left="3600" w:hanging="480"/>
+      </w:pPr>
+      <w:rPr/>
+    </w:lvl>
+    <w:lvl w:ilvl="5">
+      <w:start w:val="3"/>
+      <w:numFmt w:val="decimal"/>
+      <w:lvlText w:val="%6."/>
+      <w:lvlJc w:val="left"/>
+      <w:pPr>
+        <w:tabs>
+          <w:tab w:val="num" w:pos="0"/>
+        </w:tabs>
+        <w:ind w:left="4320" w:hanging="480"/>
+      </w:pPr>
+      <w:rPr/>
+    </w:lvl>
+    <w:lvl w:ilvl="6">
+      <w:start w:val="3"/>
+      <w:numFmt w:val="decimal"/>
+      <w:lvlText w:val="%7."/>
+      <w:lvlJc w:val="left"/>
+      <w:pPr>
+        <w:tabs>
+          <w:tab w:val="num" w:pos="0"/>
+        </w:tabs>
+        <w:ind w:left="5040" w:hanging="480"/>
+      </w:pPr>
+      <w:rPr/>
+    </w:lvl>
+    <w:lvl w:ilvl="7">
+      <w:start w:val="3"/>
+      <w:numFmt w:val="decimal"/>
+      <w:lvlText w:val="%8."/>
+      <w:lvlJc w:val="left"/>
+      <w:pPr>
+        <w:tabs>
+          <w:tab w:val="num" w:pos="0"/>
+        </w:tabs>
+        <w:ind w:left="5760" w:hanging="480"/>
+      </w:pPr>
+      <w:rPr/>
+    </w:lvl>
+    <w:lvl w:ilvl="8">
+      <w:start w:val="3"/>
+      <w:numFmt w:val="decimal"/>
+      <w:lvlText w:val="%9."/>
+      <w:lvlJc w:val="left"/>
+      <w:pPr>
+        <w:tabs>
+          <w:tab w:val="num" w:pos="0"/>
+        </w:tabs>
+        <w:ind w:left="6480" w:hanging="480"/>
+      </w:pPr>
+      <w:rPr/>
+    </w:lvl>
+  </w:abstractNum>
+  <w:abstractNum w:abstractNumId="8">
+    <w:lvl w:ilvl="0">
+      <w:start w:val="4"/>
+      <w:numFmt w:val="decimal"/>
+      <w:lvlText w:val="%1."/>
+      <w:lvlJc w:val="left"/>
+      <w:pPr>
+        <w:tabs>
+          <w:tab w:val="num" w:pos="0"/>
+        </w:tabs>
+        <w:ind w:left="720" w:hanging="480"/>
+      </w:pPr>
+      <w:rPr/>
+    </w:lvl>
+    <w:lvl w:ilvl="1">
+      <w:start w:val="4"/>
+      <w:numFmt w:val="decimal"/>
+      <w:lvlText w:val="%2."/>
+      <w:lvlJc w:val="left"/>
+      <w:pPr>
+        <w:tabs>
+          <w:tab w:val="num" w:pos="0"/>
+        </w:tabs>
+        <w:ind w:left="1440" w:hanging="480"/>
+      </w:pPr>
+      <w:rPr/>
+    </w:lvl>
+    <w:lvl w:ilvl="2">
+      <w:start w:val="4"/>
+      <w:numFmt w:val="decimal"/>
+      <w:lvlText w:val="%3."/>
+      <w:lvlJc w:val="left"/>
+      <w:pPr>
+        <w:tabs>
+          <w:tab w:val="num" w:pos="0"/>
+        </w:tabs>
+        <w:ind w:left="2160" w:hanging="480"/>
+      </w:pPr>
+      <w:rPr/>
+    </w:lvl>
+    <w:lvl w:ilvl="3">
+      <w:start w:val="4"/>
+      <w:numFmt w:val="decimal"/>
+      <w:lvlText w:val="%4."/>
+      <w:lvlJc w:val="left"/>
+      <w:pPr>
+        <w:tabs>
+          <w:tab w:val="num" w:pos="0"/>
+        </w:tabs>
+        <w:ind w:left="2880" w:hanging="480"/>
+      </w:pPr>
+      <w:rPr/>
+    </w:lvl>
+    <w:lvl w:ilvl="4">
+      <w:start w:val="4"/>
+      <w:numFmt w:val="decimal"/>
+      <w:lvlText w:val="%5."/>
+      <w:lvlJc w:val="left"/>
+      <w:pPr>
+        <w:tabs>
+          <w:tab w:val="num" w:pos="0"/>
+        </w:tabs>
+        <w:ind w:left="3600" w:hanging="480"/>
+      </w:pPr>
+      <w:rPr/>
+    </w:lvl>
+    <w:lvl w:ilvl="5">
+      <w:start w:val="4"/>
+      <w:numFmt w:val="decimal"/>
+      <w:lvlText w:val="%6."/>
+      <w:lvlJc w:val="left"/>
+      <w:pPr>
+        <w:tabs>
+          <w:tab w:val="num" w:pos="0"/>
+        </w:tabs>
+        <w:ind w:left="4320" w:hanging="480"/>
+      </w:pPr>
+      <w:rPr/>
+    </w:lvl>
+    <w:lvl w:ilvl="6">
+      <w:start w:val="4"/>
+      <w:numFmt w:val="decimal"/>
+      <w:lvlText w:val="%7."/>
+      <w:lvlJc w:val="left"/>
+      <w:pPr>
+        <w:tabs>
+          <w:tab w:val="num" w:pos="0"/>
+        </w:tabs>
+        <w:ind w:left="5040" w:hanging="480"/>
+      </w:pPr>
+      <w:rPr/>
+    </w:lvl>
+    <w:lvl w:ilvl="7">
+      <w:start w:val="4"/>
+      <w:numFmt w:val="decimal"/>
+      <w:lvlText w:val="%8."/>
+      <w:lvlJc w:val="left"/>
+      <w:pPr>
+        <w:tabs>
+          <w:tab w:val="num" w:pos="0"/>
+        </w:tabs>
+        <w:ind w:left="5760" w:hanging="480"/>
+      </w:pPr>
+      <w:rPr/>
+    </w:lvl>
+    <w:lvl w:ilvl="8">
+      <w:start w:val="4"/>
+      <w:numFmt w:val="decimal"/>
+      <w:lvlText w:val="%9."/>
+      <w:lvlJc w:val="left"/>
+      <w:pPr>
+        <w:tabs>
+          <w:tab w:val="num" w:pos="0"/>
+        </w:tabs>
+        <w:ind w:left="6480" w:hanging="480"/>
+      </w:pPr>
+      <w:rPr/>
+    </w:lvl>
+  </w:abstractNum>
+  <w:abstractNum w:abstractNumId="9">
+    <w:lvl w:ilvl="0">
+      <w:start w:val="1"/>
+      <w:numFmt w:val="decimal"/>
+      <w:lvlText w:val="%1."/>
+      <w:lvlJc w:val="left"/>
+      <w:pPr>
+        <w:tabs>
+          <w:tab w:val="num" w:pos="0"/>
+        </w:tabs>
+        <w:ind w:left="720" w:hanging="480"/>
+      </w:pPr>
+      <w:rPr/>
+    </w:lvl>
+    <w:lvl w:ilvl="1">
+      <w:start w:val="1"/>
+      <w:numFmt w:val="decimal"/>
+      <w:lvlText w:val="%2."/>
+      <w:lvlJc w:val="left"/>
+      <w:pPr>
+        <w:tabs>
+          <w:tab w:val="num" w:pos="0"/>
+        </w:tabs>
+        <w:ind w:left="1440" w:hanging="480"/>
+      </w:pPr>
+      <w:rPr/>
+    </w:lvl>
+    <w:lvl w:ilvl="2">
+      <w:start w:val="1"/>
+      <w:numFmt w:val="decimal"/>
+      <w:lvlText w:val="%3."/>
+      <w:lvlJc w:val="left"/>
+      <w:pPr>
+        <w:tabs>
+          <w:tab w:val="num" w:pos="0"/>
+        </w:tabs>
+        <w:ind w:left="2160" w:hanging="480"/>
+      </w:pPr>
+      <w:rPr/>
+    </w:lvl>
+    <w:lvl w:ilvl="3">
+      <w:start w:val="1"/>
+      <w:numFmt w:val="decimal"/>
+      <w:lvlText w:val="%4."/>
+      <w:lvlJc w:val="left"/>
+      <w:pPr>
+        <w:tabs>
+          <w:tab w:val="num" w:pos="0"/>
+        </w:tabs>
+        <w:ind w:left="2880" w:hanging="480"/>
+      </w:pPr>
+      <w:rPr/>
+    </w:lvl>
+    <w:lvl w:ilvl="4">
+      <w:start w:val="1"/>
+      <w:numFmt w:val="decimal"/>
+      <w:lvlText w:val="%5."/>
+      <w:lvlJc w:val="left"/>
+      <w:pPr>
+        <w:tabs>
+          <w:tab w:val="num" w:pos="0"/>
+        </w:tabs>
+        <w:ind w:left="3600" w:hanging="480"/>
+      </w:pPr>
+      <w:rPr/>
+    </w:lvl>
+    <w:lvl w:ilvl="5">
+      <w:start w:val="1"/>
+      <w:numFmt w:val="decimal"/>
+      <w:lvlText w:val="%6."/>
+      <w:lvlJc w:val="left"/>
+      <w:pPr>
+        <w:tabs>
+          <w:tab w:val="num" w:pos="0"/>
+        </w:tabs>
+        <w:ind w:left="4320" w:hanging="480"/>
+      </w:pPr>
+      <w:rPr/>
+    </w:lvl>
+    <w:lvl w:ilvl="6">
+      <w:start w:val="1"/>
+      <w:numFmt w:val="decimal"/>
+      <w:lvlText w:val="%7."/>
+      <w:lvlJc w:val="left"/>
+      <w:pPr>
+        <w:tabs>
+          <w:tab w:val="num" w:pos="0"/>
+        </w:tabs>
+        <w:ind w:left="5040" w:hanging="480"/>
+      </w:pPr>
+      <w:rPr/>
+    </w:lvl>
+    <w:lvl w:ilvl="7">
+      <w:start w:val="1"/>
+      <w:numFmt w:val="decimal"/>
+      <w:lvlText w:val="%8."/>
+      <w:lvlJc w:val="left"/>
+      <w:pPr>
+        <w:tabs>
+          <w:tab w:val="num" w:pos="0"/>
+        </w:tabs>
+        <w:ind w:left="5760" w:hanging="480"/>
+      </w:pPr>
+      <w:rPr/>
+    </w:lvl>
+    <w:lvl w:ilvl="8">
+      <w:start w:val="1"/>
+      <w:numFmt w:val="decimal"/>
+      <w:lvlText w:val="%9."/>
+      <w:lvlJc w:val="left"/>
+      <w:pPr>
+        <w:tabs>
+          <w:tab w:val="num" w:pos="0"/>
+        </w:tabs>
+        <w:ind w:left="6480" w:hanging="480"/>
+      </w:pPr>
+      <w:rPr/>
+    </w:lvl>
+  </w:abstractNum>
+  <w:abstractNum w:abstractNumId="10">
+    <w:lvl w:ilvl="0">
+      <w:start w:val="1"/>
+      <w:numFmt w:val="decimal"/>
+      <w:lvlText w:val="%1."/>
+      <w:lvlJc w:val="left"/>
+      <w:pPr>
+        <w:tabs>
+          <w:tab w:val="num" w:pos="0"/>
+        </w:tabs>
+        <w:ind w:left="720" w:hanging="480"/>
+      </w:pPr>
+      <w:rPr/>
+    </w:lvl>
+    <w:lvl w:ilvl="1">
+      <w:start w:val="1"/>
+      <w:numFmt w:val="decimal"/>
+      <w:lvlText w:val="%2."/>
+      <w:lvlJc w:val="left"/>
+      <w:pPr>
+        <w:tabs>
+          <w:tab w:val="num" w:pos="0"/>
+        </w:tabs>
+        <w:ind w:left="1440" w:hanging="480"/>
+      </w:pPr>
+      <w:rPr/>
+    </w:lvl>
+    <w:lvl w:ilvl="2">
+      <w:start w:val="1"/>
+      <w:numFmt w:val="decimal"/>
+      <w:lvlText w:val="%3."/>
+      <w:lvlJc w:val="left"/>
+      <w:pPr>
+        <w:tabs>
+          <w:tab w:val="num" w:pos="0"/>
+        </w:tabs>
+        <w:ind w:left="2160" w:hanging="480"/>
+      </w:pPr>
+      <w:rPr/>
+    </w:lvl>
+    <w:lvl w:ilvl="3">
+      <w:start w:val="1"/>
+      <w:numFmt w:val="decimal"/>
+      <w:lvlText w:val="%4."/>
+      <w:lvlJc w:val="left"/>
+      <w:pPr>
+        <w:tabs>
+          <w:tab w:val="num" w:pos="0"/>
+        </w:tabs>
+        <w:ind w:left="2880" w:hanging="480"/>
+      </w:pPr>
+      <w:rPr/>
+    </w:lvl>
+    <w:lvl w:ilvl="4">
+      <w:start w:val="1"/>
+      <w:numFmt w:val="decimal"/>
+      <w:lvlText w:val="%5."/>
+      <w:lvlJc w:val="left"/>
+      <w:pPr>
+        <w:tabs>
+          <w:tab w:val="num" w:pos="0"/>
+        </w:tabs>
+        <w:ind w:left="3600" w:hanging="480"/>
+      </w:pPr>
+      <w:rPr/>
+    </w:lvl>
+    <w:lvl w:ilvl="5">
+      <w:start w:val="1"/>
+      <w:numFmt w:val="decimal"/>
+      <w:lvlText w:val="%6."/>
+      <w:lvlJc w:val="left"/>
+      <w:pPr>
+        <w:tabs>
+          <w:tab w:val="num" w:pos="0"/>
+        </w:tabs>
+        <w:ind w:left="4320" w:hanging="480"/>
+      </w:pPr>
+      <w:rPr/>
+    </w:lvl>
+    <w:lvl w:ilvl="6">
+      <w:start w:val="1"/>
+      <w:numFmt w:val="decimal"/>
+      <w:lvlText w:val="%7."/>
+      <w:lvlJc w:val="left"/>
+      <w:pPr>
+        <w:tabs>
+          <w:tab w:val="num" w:pos="0"/>
+        </w:tabs>
+        <w:ind w:left="5040" w:hanging="480"/>
+      </w:pPr>
+      <w:rPr/>
+    </w:lvl>
+    <w:lvl w:ilvl="7">
+      <w:start w:val="1"/>
+      <w:numFmt w:val="decimal"/>
+      <w:lvlText w:val="%8."/>
+      <w:lvlJc w:val="left"/>
+      <w:pPr>
+        <w:tabs>
+          <w:tab w:val="num" w:pos="0"/>
+        </w:tabs>
+        <w:ind w:left="5760" w:hanging="480"/>
+      </w:pPr>
+      <w:rPr/>
+    </w:lvl>
+    <w:lvl w:ilvl="8">
+      <w:start w:val="1"/>
+      <w:numFmt w:val="decimal"/>
+      <w:lvlText w:val="%9."/>
+      <w:lvlJc w:val="left"/>
+      <w:pPr>
+        <w:tabs>
+          <w:tab w:val="num" w:pos="0"/>
+        </w:tabs>
+        <w:ind w:left="6480" w:hanging="480"/>
+      </w:pPr>
+      <w:rPr/>
+    </w:lvl>
+  </w:abstractNum>
+  <w:abstractNum w:abstractNumId="11">
+    <w:lvl w:ilvl="0">
+      <w:start w:val="2"/>
+      <w:numFmt w:val="decimal"/>
+      <w:lvlText w:val="%1."/>
+      <w:lvlJc w:val="left"/>
+      <w:pPr>
+        <w:tabs>
+          <w:tab w:val="num" w:pos="0"/>
+        </w:tabs>
+        <w:ind w:left="720" w:hanging="480"/>
+      </w:pPr>
+      <w:rPr/>
+    </w:lvl>
+    <w:lvl w:ilvl="1">
+      <w:start w:val="2"/>
+      <w:numFmt w:val="decimal"/>
+      <w:lvlText w:val="%2."/>
+      <w:lvlJc w:val="left"/>
+      <w:pPr>
+        <w:tabs>
+          <w:tab w:val="num" w:pos="0"/>
+        </w:tabs>
+        <w:ind w:left="1440" w:hanging="480"/>
+      </w:pPr>
+      <w:rPr/>
+    </w:lvl>
+    <w:lvl w:ilvl="2">
+      <w:start w:val="2"/>
+      <w:numFmt w:val="decimal"/>
+      <w:lvlText w:val="%3."/>
+      <w:lvlJc w:val="left"/>
+      <w:pPr>
+        <w:tabs>
+          <w:tab w:val="num" w:pos="0"/>
+        </w:tabs>
+        <w:ind w:left="2160" w:hanging="480"/>
+      </w:pPr>
+      <w:rPr/>
+    </w:lvl>
+    <w:lvl w:ilvl="3">
+      <w:start w:val="2"/>
+      <w:numFmt w:val="decimal"/>
+      <w:lvlText w:val="%4."/>
+      <w:lvlJc w:val="left"/>
+      <w:pPr>
+        <w:tabs>
+          <w:tab w:val="num" w:pos="0"/>
+        </w:tabs>
+        <w:ind w:left="2880" w:hanging="480"/>
+      </w:pPr>
+      <w:rPr/>
+    </w:lvl>
+    <w:lvl w:ilvl="4">
+      <w:start w:val="2"/>
+      <w:numFmt w:val="decimal"/>
+      <w:lvlText w:val="%5."/>
+      <w:lvlJc w:val="left"/>
+      <w:pPr>
+        <w:tabs>
+          <w:tab w:val="num" w:pos="0"/>
+        </w:tabs>
+        <w:ind w:left="3600" w:hanging="480"/>
+      </w:pPr>
+      <w:rPr/>
+    </w:lvl>
+    <w:lvl w:ilvl="5">
+      <w:start w:val="2"/>
+      <w:numFmt w:val="decimal"/>
+      <w:lvlText w:val="%6."/>
+      <w:lvlJc w:val="left"/>
+      <w:pPr>
+        <w:tabs>
+          <w:tab w:val="num" w:pos="0"/>
+        </w:tabs>
+        <w:ind w:left="4320" w:hanging="480"/>
+      </w:pPr>
+      <w:rPr/>
+    </w:lvl>
+    <w:lvl w:ilvl="6">
+      <w:start w:val="2"/>
+      <w:numFmt w:val="decimal"/>
+      <w:lvlText w:val="%7."/>
+      <w:lvlJc w:val="left"/>
+      <w:pPr>
+        <w:tabs>
+          <w:tab w:val="num" w:pos="0"/>
+        </w:tabs>
+        <w:ind w:left="5040" w:hanging="480"/>
+      </w:pPr>
+      <w:rPr/>
+    </w:lvl>
+    <w:lvl w:ilvl="7">
+      <w:start w:val="2"/>
+      <w:numFmt w:val="decimal"/>
+      <w:lvlText w:val="%8."/>
+      <w:lvlJc w:val="left"/>
+      <w:pPr>
+        <w:tabs>
+          <w:tab w:val="num" w:pos="0"/>
+        </w:tabs>
+        <w:ind w:left="5760" w:hanging="480"/>
+      </w:pPr>
+      <w:rPr/>
+    </w:lvl>
+    <w:lvl w:ilvl="8">
+      <w:start w:val="2"/>
+      <w:numFmt w:val="decimal"/>
+      <w:lvlText w:val="%9."/>
+      <w:lvlJc w:val="left"/>
+      <w:pPr>
+        <w:tabs>
+          <w:tab w:val="num" w:pos="0"/>
+        </w:tabs>
+        <w:ind w:left="6480" w:hanging="480"/>
+      </w:pPr>
+      <w:rPr/>
+    </w:lvl>
+  </w:abstractNum>
+  <w:abstractNum w:abstractNumId="12">
+    <w:lvl w:ilvl="0">
+      <w:start w:val="3"/>
+      <w:numFmt w:val="decimal"/>
+      <w:lvlText w:val="%1."/>
+      <w:lvlJc w:val="left"/>
+      <w:pPr>
+        <w:tabs>
+          <w:tab w:val="num" w:pos="0"/>
+        </w:tabs>
+        <w:ind w:left="720" w:hanging="480"/>
+      </w:pPr>
+      <w:rPr/>
+    </w:lvl>
+    <w:lvl w:ilvl="1">
+      <w:start w:val="3"/>
+      <w:numFmt w:val="decimal"/>
+      <w:lvlText w:val="%2."/>
+      <w:lvlJc w:val="left"/>
+      <w:pPr>
+        <w:tabs>
+          <w:tab w:val="num" w:pos="0"/>
+        </w:tabs>
+        <w:ind w:left="1440" w:hanging="480"/>
+      </w:pPr>
+      <w:rPr/>
+    </w:lvl>
+    <w:lvl w:ilvl="2">
+      <w:start w:val="3"/>
+      <w:numFmt w:val="decimal"/>
+      <w:lvlText w:val="%3."/>
+      <w:lvlJc w:val="left"/>
+      <w:pPr>
+        <w:tabs>
+          <w:tab w:val="num" w:pos="0"/>
+        </w:tabs>
+        <w:ind w:left="2160" w:hanging="480"/>
+      </w:pPr>
+      <w:rPr/>
+    </w:lvl>
+    <w:lvl w:ilvl="3">
+      <w:start w:val="3"/>
+      <w:numFmt w:val="decimal"/>
+      <w:lvlText w:val="%4."/>
+      <w:lvlJc w:val="left"/>
+      <w:pPr>
+        <w:tabs>
+          <w:tab w:val="num" w:pos="0"/>
+        </w:tabs>
+        <w:ind w:left="2880" w:hanging="480"/>
+      </w:pPr>
+      <w:rPr/>
+    </w:lvl>
+    <w:lvl w:ilvl="4">
+      <w:start w:val="3"/>
+      <w:numFmt w:val="decimal"/>
+      <w:lvlText w:val="%5."/>
+      <w:lvlJc w:val="left"/>
+      <w:pPr>
+        <w:tabs>
+          <w:tab w:val="num" w:pos="0"/>
+        </w:tabs>
+        <w:ind w:left="3600" w:hanging="480"/>
+      </w:pPr>
+      <w:rPr/>
+    </w:lvl>
+    <w:lvl w:ilvl="5">
+      <w:start w:val="3"/>
+      <w:numFmt w:val="decimal"/>
+      <w:lvlText w:val="%6."/>
+      <w:lvlJc w:val="left"/>
+      <w:pPr>
+        <w:tabs>
+          <w:tab w:val="num" w:pos="0"/>
+        </w:tabs>
+        <w:ind w:left="4320" w:hanging="480"/>
+      </w:pPr>
+      <w:rPr/>
+    </w:lvl>
+    <w:lvl w:ilvl="6">
+      <w:start w:val="3"/>
+      <w:numFmt w:val="decimal"/>
+      <w:lvlText w:val="%7."/>
+      <w:lvlJc w:val="left"/>
+      <w:pPr>
+        <w:tabs>
+          <w:tab w:val="num" w:pos="0"/>
+        </w:tabs>
+        <w:ind w:left="5040" w:hanging="480"/>
+      </w:pPr>
+      <w:rPr/>
+    </w:lvl>
+    <w:lvl w:ilvl="7">
+      <w:start w:val="3"/>
+      <w:numFmt w:val="decimal"/>
+      <w:lvlText w:val="%8."/>
+      <w:lvlJc w:val="left"/>
+      <w:pPr>
+        <w:tabs>
+          <w:tab w:val="num" w:pos="0"/>
+        </w:tabs>
+        <w:ind w:left="5760" w:hanging="480"/>
+      </w:pPr>
+      <w:rPr/>
+    </w:lvl>
+    <w:lvl w:ilvl="8">
+      <w:start w:val="3"/>
+      <w:numFmt w:val="decimal"/>
+      <w:lvlText w:val="%9."/>
+      <w:lvlJc w:val="left"/>
+      <w:pPr>
+        <w:tabs>
+          <w:tab w:val="num" w:pos="0"/>
+        </w:tabs>
+        <w:ind w:left="6480" w:hanging="480"/>
+      </w:pPr>
+      <w:rPr/>
+    </w:lvl>
+  </w:abstractNum>
+  <w:abstractNum w:abstractNumId="13">
+    <w:lvl w:ilvl="0">
+      <w:start w:val="4"/>
+      <w:numFmt w:val="decimal"/>
+      <w:lvlText w:val="%1."/>
+      <w:lvlJc w:val="left"/>
+      <w:pPr>
+        <w:tabs>
+          <w:tab w:val="num" w:pos="0"/>
+        </w:tabs>
+        <w:ind w:left="720" w:hanging="480"/>
+      </w:pPr>
+      <w:rPr/>
+    </w:lvl>
+    <w:lvl w:ilvl="1">
+      <w:start w:val="4"/>
+      <w:numFmt w:val="decimal"/>
+      <w:lvlText w:val="%2."/>
+      <w:lvlJc w:val="left"/>
+      <w:pPr>
+        <w:tabs>
+          <w:tab w:val="num" w:pos="0"/>
+        </w:tabs>
+        <w:ind w:left="1440" w:hanging="480"/>
+      </w:pPr>
+      <w:rPr/>
+    </w:lvl>
+    <w:lvl w:ilvl="2">
+      <w:start w:val="4"/>
+      <w:numFmt w:val="decimal"/>
+      <w:lvlText w:val="%3."/>
+      <w:lvlJc w:val="left"/>
+      <w:pPr>
+        <w:tabs>
+          <w:tab w:val="num" w:pos="0"/>
+        </w:tabs>
+        <w:ind w:left="2160" w:hanging="480"/>
+      </w:pPr>
+      <w:rPr/>
+    </w:lvl>
+    <w:lvl w:ilvl="3">
+      <w:start w:val="4"/>
+      <w:numFmt w:val="decimal"/>
+      <w:lvlText w:val="%4."/>
+      <w:lvlJc w:val="left"/>
+      <w:pPr>
+        <w:tabs>
+          <w:tab w:val="num" w:pos="0"/>
+        </w:tabs>
+        <w:ind w:left="2880" w:hanging="480"/>
+      </w:pPr>
+      <w:rPr/>
+    </w:lvl>
+    <w:lvl w:ilvl="4">
+      <w:start w:val="4"/>
+      <w:numFmt w:val="decimal"/>
+      <w:lvlText w:val="%5."/>
+      <w:lvlJc w:val="left"/>
+      <w:pPr>
+        <w:tabs>
+          <w:tab w:val="num" w:pos="0"/>
+        </w:tabs>
+        <w:ind w:left="3600" w:hanging="480"/>
+      </w:pPr>
+      <w:rPr/>
+    </w:lvl>
+    <w:lvl w:ilvl="5">
+      <w:start w:val="4"/>
+      <w:numFmt w:val="decimal"/>
+      <w:lvlText w:val="%6."/>
+      <w:lvlJc w:val="left"/>
+      <w:pPr>
+        <w:tabs>
+          <w:tab w:val="num" w:pos="0"/>
+        </w:tabs>
+        <w:ind w:left="4320" w:hanging="480"/>
+      </w:pPr>
+      <w:rPr/>
+    </w:lvl>
+    <w:lvl w:ilvl="6">
+      <w:start w:val="4"/>
+      <w:numFmt w:val="decimal"/>
+      <w:lvlText w:val="%7."/>
+      <w:lvlJc w:val="left"/>
+      <w:pPr>
+        <w:tabs>
+          <w:tab w:val="num" w:pos="0"/>
+        </w:tabs>
+        <w:ind w:left="5040" w:hanging="480"/>
+      </w:pPr>
+      <w:rPr/>
+    </w:lvl>
+    <w:lvl w:ilvl="7">
+      <w:start w:val="4"/>
+      <w:numFmt w:val="decimal"/>
+      <w:lvlText w:val="%8."/>
+      <w:lvlJc w:val="left"/>
+      <w:pPr>
+        <w:tabs>
+          <w:tab w:val="num" w:pos="0"/>
+        </w:tabs>
+        <w:ind w:left="5760" w:hanging="480"/>
+      </w:pPr>
+      <w:rPr/>
+    </w:lvl>
+    <w:lvl w:ilvl="8">
+      <w:start w:val="4"/>
+      <w:numFmt w:val="decimal"/>
+      <w:lvlText w:val="%9."/>
+      <w:lvlJc w:val="left"/>
+      <w:pPr>
+        <w:tabs>
+          <w:tab w:val="num" w:pos="0"/>
+        </w:tabs>
+        <w:ind w:left="6480" w:hanging="480"/>
+      </w:pPr>
+      <w:rPr/>
+    </w:lvl>
+  </w:abstractNum>
+  <w:abstractNum w:abstractNumId="14">
+    <w:lvl w:ilvl="0">
+      <w:start w:val="1"/>
       <w:numFmt w:val="bullet"/>
       <w:lvlText w:val=""/>
       <w:lvlJc w:val="left"/>
       <w:pPr>
         <w:tabs>
-          <w:tab w:val="num" w:pos="0"/>
-        </w:tabs>
-        <w:ind w:left="720" w:hanging="480"/>
+          <w:tab w:val="num" w:pos="720"/>
+        </w:tabs>
+        <w:ind w:left="720" w:hanging="360"/>
       </w:pPr>
       <w:rPr>
         <w:rFonts w:ascii="Symbol" w:hAnsi="Symbol" w:cs="Symbol" w:hint="default"/>
       </w:rPr>
     </w:lvl>
     <w:lvl w:ilvl="1">
-      <w:start w:val="0"/>
+      <w:start w:val="1"/>
       <w:numFmt w:val="bullet"/>
-      <w:lvlText w:val=""/>
-      <w:lvlJc w:val="left"/>
-      <w:pPr>
-        <w:tabs>
-          <w:tab w:val="num" w:pos="0"/>
-        </w:tabs>
-        <w:ind w:left="1440" w:hanging="480"/>
+      <w:lvlText w:val="◦"/>
+      <w:lvlJc w:val="left"/>
+      <w:pPr>
+        <w:tabs>
+          <w:tab w:val="num" w:pos="1080"/>
+        </w:tabs>
+        <w:ind w:left="1080" w:hanging="360"/>
+      </w:pPr>
+      <w:rPr>
+        <w:rFonts w:ascii="OpenSymbol" w:hAnsi="OpenSymbol" w:cs="OpenSymbol" w:hint="default"/>
+      </w:rPr>
+    </w:lvl>
+    <w:lvl w:ilvl="2">
+      <w:start w:val="1"/>
+      <w:numFmt w:val="bullet"/>
+      <w:lvlText w:val="▪"/>
+      <w:lvlJc w:val="left"/>
+      <w:pPr>
+        <w:tabs>
+          <w:tab w:val="num" w:pos="1440"/>
+        </w:tabs>
+        <w:ind w:left="1440" w:hanging="360"/>
+      </w:pPr>
+      <w:rPr>
+        <w:rFonts w:ascii="OpenSymbol" w:hAnsi="OpenSymbol" w:cs="OpenSymbol" w:hint="default"/>
+      </w:rPr>
+    </w:lvl>
+    <w:lvl w:ilvl="3">
+      <w:start w:val="1"/>
+      <w:numFmt w:val="bullet"/>
+      <w:lvlText w:val=""/>
+      <w:lvlJc w:val="left"/>
+      <w:pPr>
+        <w:tabs>
+          <w:tab w:val="num" w:pos="1800"/>
+        </w:tabs>
+        <w:ind w:left="1800" w:hanging="360"/>
       </w:pPr>
       <w:rPr>
         <w:rFonts w:ascii="Symbol" w:hAnsi="Symbol" w:cs="Symbol" w:hint="default"/>
       </w:rPr>
     </w:lvl>
-    <w:lvl w:ilvl="2">
-      <w:start w:val="0"/>
+    <w:lvl w:ilvl="4">
+      <w:start w:val="1"/>
+      <w:numFmt w:val="bullet"/>
+      <w:lvlText w:val="◦"/>
+      <w:lvlJc w:val="left"/>
+      <w:pPr>
+        <w:tabs>
+          <w:tab w:val="num" w:pos="2160"/>
+        </w:tabs>
+        <w:ind w:left="2160" w:hanging="360"/>
+      </w:pPr>
+      <w:rPr>
+        <w:rFonts w:ascii="OpenSymbol" w:hAnsi="OpenSymbol" w:cs="OpenSymbol" w:hint="default"/>
+      </w:rPr>
+    </w:lvl>
+    <w:lvl w:ilvl="5">
+      <w:start w:val="1"/>
+      <w:numFmt w:val="bullet"/>
+      <w:lvlText w:val="▪"/>
+      <w:lvlJc w:val="left"/>
+      <w:pPr>
+        <w:tabs>
+          <w:tab w:val="num" w:pos="2520"/>
+        </w:tabs>
+        <w:ind w:left="2520" w:hanging="360"/>
+      </w:pPr>
+      <w:rPr>
+        <w:rFonts w:ascii="OpenSymbol" w:hAnsi="OpenSymbol" w:cs="OpenSymbol" w:hint="default"/>
+      </w:rPr>
+    </w:lvl>
+    <w:lvl w:ilvl="6">
+      <w:start w:val="1"/>
       <w:numFmt w:val="bullet"/>
       <w:lvlText w:val=""/>
       <w:lvlJc w:val="left"/>
       <w:pPr>
         <w:tabs>
-          <w:tab w:val="num" w:pos="0"/>
-        </w:tabs>
-        <w:ind w:left="2160" w:hanging="480"/>
+          <w:tab w:val="num" w:pos="2880"/>
+        </w:tabs>
+        <w:ind w:left="2880" w:hanging="360"/>
       </w:pPr>
       <w:rPr>
         <w:rFonts w:ascii="Symbol" w:hAnsi="Symbol" w:cs="Symbol" w:hint="default"/>
       </w:rPr>
     </w:lvl>
-    <w:lvl w:ilvl="3">
-      <w:start w:val="0"/>
+    <w:lvl w:ilvl="7">
+      <w:start w:val="1"/>
       <w:numFmt w:val="bullet"/>
-      <w:lvlText w:val=""/>
-      <w:lvlJc w:val="left"/>
-      <w:pPr>
-        <w:tabs>
-          <w:tab w:val="num" w:pos="0"/>
-        </w:tabs>
-        <w:ind w:left="2880" w:hanging="480"/>
+      <w:lvlText w:val="◦"/>
+      <w:lvlJc w:val="left"/>
+      <w:pPr>
+        <w:tabs>
+          <w:tab w:val="num" w:pos="3240"/>
+        </w:tabs>
+        <w:ind w:left="3240" w:hanging="360"/>
+      </w:pPr>
+      <w:rPr>
+        <w:rFonts w:ascii="OpenSymbol" w:hAnsi="OpenSymbol" w:cs="OpenSymbol" w:hint="default"/>
+      </w:rPr>
+    </w:lvl>
+    <w:lvl w:ilvl="8">
+      <w:start w:val="1"/>
+      <w:numFmt w:val="bullet"/>
+      <w:lvlText w:val="▪"/>
+      <w:lvlJc w:val="left"/>
+      <w:pPr>
+        <w:tabs>
+          <w:tab w:val="num" w:pos="3600"/>
+        </w:tabs>
+        <w:ind w:left="3600" w:hanging="360"/>
+      </w:pPr>
+      <w:rPr>
+        <w:rFonts w:ascii="OpenSymbol" w:hAnsi="OpenSymbol" w:cs="OpenSymbol" w:hint="default"/>
+      </w:rPr>
+    </w:lvl>
+  </w:abstractNum>
+  <w:abstractNum w:abstractNumId="15">
+    <w:lvl w:ilvl="0">
+      <w:start w:val="1"/>
+      <w:numFmt w:val="bullet"/>
+      <w:lvlText w:val=""/>
+      <w:lvlJc w:val="left"/>
+      <w:pPr>
+        <w:tabs>
+          <w:tab w:val="num" w:pos="720"/>
+        </w:tabs>
+        <w:ind w:left="720" w:hanging="360"/>
       </w:pPr>
       <w:rPr>
         <w:rFonts w:ascii="Symbol" w:hAnsi="Symbol" w:cs="Symbol" w:hint="default"/>
       </w:rPr>
     </w:lvl>
-    <w:lvl w:ilvl="4">
-      <w:start w:val="0"/>
+    <w:lvl w:ilvl="1">
+      <w:start w:val="1"/>
+      <w:numFmt w:val="bullet"/>
+      <w:lvlText w:val="◦"/>
+      <w:lvlJc w:val="left"/>
+      <w:pPr>
+        <w:tabs>
+          <w:tab w:val="num" w:pos="1080"/>
+        </w:tabs>
+        <w:ind w:left="1080" w:hanging="360"/>
+      </w:pPr>
+      <w:rPr>
+        <w:rFonts w:ascii="OpenSymbol" w:hAnsi="OpenSymbol" w:cs="OpenSymbol" w:hint="default"/>
+      </w:rPr>
+    </w:lvl>
+    <w:lvl w:ilvl="2">
+      <w:start w:val="1"/>
+      <w:numFmt w:val="bullet"/>
+      <w:lvlText w:val="▪"/>
+      <w:lvlJc w:val="left"/>
+      <w:pPr>
+        <w:tabs>
+          <w:tab w:val="num" w:pos="1440"/>
+        </w:tabs>
+        <w:ind w:left="1440" w:hanging="360"/>
+      </w:pPr>
+      <w:rPr>
+        <w:rFonts w:ascii="OpenSymbol" w:hAnsi="OpenSymbol" w:cs="OpenSymbol" w:hint="default"/>
+      </w:rPr>
+    </w:lvl>
+    <w:lvl w:ilvl="3">
+      <w:start w:val="1"/>
       <w:numFmt w:val="bullet"/>
       <w:lvlText w:val=""/>
       <w:lvlJc w:val="left"/>
       <w:pPr>
         <w:tabs>
-          <w:tab w:val="num" w:pos="0"/>
-        </w:tabs>
-        <w:ind w:left="3600" w:hanging="480"/>
+          <w:tab w:val="num" w:pos="1800"/>
+        </w:tabs>
+        <w:ind w:left="1800" w:hanging="360"/>
       </w:pPr>
       <w:rPr>
         <w:rFonts w:ascii="Symbol" w:hAnsi="Symbol" w:cs="Symbol" w:hint="default"/>
       </w:rPr>
     </w:lvl>
+    <w:lvl w:ilvl="4">
+      <w:start w:val="1"/>
+      <w:numFmt w:val="bullet"/>
+      <w:lvlText w:val="◦"/>
+      <w:lvlJc w:val="left"/>
+      <w:pPr>
+        <w:tabs>
+          <w:tab w:val="num" w:pos="2160"/>
+        </w:tabs>
+        <w:ind w:left="2160" w:hanging="360"/>
+      </w:pPr>
+      <w:rPr>
+        <w:rFonts w:ascii="OpenSymbol" w:hAnsi="OpenSymbol" w:cs="OpenSymbol" w:hint="default"/>
+      </w:rPr>
+    </w:lvl>
     <w:lvl w:ilvl="5">
-      <w:start w:val="0"/>
+      <w:start w:val="1"/>
       <w:numFmt w:val="bullet"/>
-      <w:lvlText w:val=""/>
-      <w:lvlJc w:val="left"/>
-      <w:pPr>
-        <w:tabs>
-          <w:tab w:val="num" w:pos="0"/>
-        </w:tabs>
-        <w:ind w:left="4320" w:hanging="480"/>
+      <w:lvlText w:val="▪"/>
+      <w:lvlJc w:val="left"/>
+      <w:pPr>
+        <w:tabs>
+          <w:tab w:val="num" w:pos="2520"/>
+        </w:tabs>
+        <w:ind w:left="2520" w:hanging="360"/>
+      </w:pPr>
+      <w:rPr>
+        <w:rFonts w:ascii="OpenSymbol" w:hAnsi="OpenSymbol" w:cs="OpenSymbol" w:hint="default"/>
+      </w:rPr>
+    </w:lvl>
+    <w:lvl w:ilvl="6">
+      <w:start w:val="1"/>
+      <w:numFmt w:val="bullet"/>
+      <w:lvlText w:val=""/>
+      <w:lvlJc w:val="left"/>
+      <w:pPr>
+        <w:tabs>
+          <w:tab w:val="num" w:pos="2880"/>
+        </w:tabs>
+        <w:ind w:left="2880" w:hanging="360"/>
       </w:pPr>
       <w:rPr>
         <w:rFonts w:ascii="Symbol" w:hAnsi="Symbol" w:cs="Symbol" w:hint="default"/>
       </w:rPr>
     </w:lvl>
-    <w:lvl w:ilvl="6">
-      <w:start w:val="0"/>
+    <w:lvl w:ilvl="7">
+      <w:start w:val="1"/>
+      <w:numFmt w:val="bullet"/>
+      <w:lvlText w:val="◦"/>
+      <w:lvlJc w:val="left"/>
+      <w:pPr>
+        <w:tabs>
+          <w:tab w:val="num" w:pos="3240"/>
+        </w:tabs>
+        <w:ind w:left="3240" w:hanging="360"/>
+      </w:pPr>
+      <w:rPr>
+        <w:rFonts w:ascii="OpenSymbol" w:hAnsi="OpenSymbol" w:cs="OpenSymbol" w:hint="default"/>
+      </w:rPr>
+    </w:lvl>
+    <w:lvl w:ilvl="8">
+      <w:start w:val="1"/>
+      <w:numFmt w:val="bullet"/>
+      <w:lvlText w:val="▪"/>
+      <w:lvlJc w:val="left"/>
+      <w:pPr>
+        <w:tabs>
+          <w:tab w:val="num" w:pos="3600"/>
+        </w:tabs>
+        <w:ind w:left="3600" w:hanging="360"/>
+      </w:pPr>
+      <w:rPr>
+        <w:rFonts w:ascii="OpenSymbol" w:hAnsi="OpenSymbol" w:cs="OpenSymbol" w:hint="default"/>
+      </w:rPr>
+    </w:lvl>
+  </w:abstractNum>
+  <w:abstractNum w:abstractNumId="16">
+    <w:lvl w:ilvl="0">
+      <w:start w:val="1"/>
       <w:numFmt w:val="bullet"/>
       <w:lvlText w:val=""/>
       <w:lvlJc w:val="left"/>
       <w:pPr>
         <w:tabs>
-          <w:tab w:val="num" w:pos="0"/>
-        </w:tabs>
-        <w:ind w:left="5040" w:hanging="480"/>
+          <w:tab w:val="num" w:pos="720"/>
+        </w:tabs>
+        <w:ind w:left="720" w:hanging="360"/>
       </w:pPr>
       <w:rPr>
         <w:rFonts w:ascii="Symbol" w:hAnsi="Symbol" w:cs="Symbol" w:hint="default"/>
       </w:rPr>
     </w:lvl>
-    <w:lvl w:ilvl="7">
-      <w:start w:val="0"/>
+    <w:lvl w:ilvl="1">
+      <w:start w:val="1"/>
       <w:numFmt w:val="bullet"/>
-      <w:lvlText w:val=""/>
-      <w:lvlJc w:val="left"/>
-      <w:pPr>
-        <w:tabs>
-          <w:tab w:val="num" w:pos="0"/>
-        </w:tabs>
-        <w:ind w:left="5760" w:hanging="480"/>
+      <w:lvlText w:val="◦"/>
+      <w:lvlJc w:val="left"/>
+      <w:pPr>
+        <w:tabs>
+          <w:tab w:val="num" w:pos="1080"/>
+        </w:tabs>
+        <w:ind w:left="1080" w:hanging="360"/>
+      </w:pPr>
+      <w:rPr>
+        <w:rFonts w:ascii="OpenSymbol" w:hAnsi="OpenSymbol" w:cs="OpenSymbol" w:hint="default"/>
+      </w:rPr>
+    </w:lvl>
+    <w:lvl w:ilvl="2">
+      <w:start w:val="1"/>
+      <w:numFmt w:val="bullet"/>
+      <w:lvlText w:val="▪"/>
+      <w:lvlJc w:val="left"/>
+      <w:pPr>
+        <w:tabs>
+          <w:tab w:val="num" w:pos="1440"/>
+        </w:tabs>
+        <w:ind w:left="1440" w:hanging="360"/>
+      </w:pPr>
+      <w:rPr>
+        <w:rFonts w:ascii="OpenSymbol" w:hAnsi="OpenSymbol" w:cs="OpenSymbol" w:hint="default"/>
+      </w:rPr>
+    </w:lvl>
+    <w:lvl w:ilvl="3">
+      <w:start w:val="1"/>
+      <w:numFmt w:val="bullet"/>
+      <w:lvlText w:val=""/>
+      <w:lvlJc w:val="left"/>
+      <w:pPr>
+        <w:tabs>
+          <w:tab w:val="num" w:pos="1800"/>
+        </w:tabs>
+        <w:ind w:left="1800" w:hanging="360"/>
       </w:pPr>
       <w:rPr>
         <w:rFonts w:ascii="Symbol" w:hAnsi="Symbol" w:cs="Symbol" w:hint="default"/>
       </w:rPr>
     </w:lvl>
-    <w:lvl w:ilvl="8">
-      <w:start w:val="0"/>
+    <w:lvl w:ilvl="4">
+      <w:start w:val="1"/>
+      <w:numFmt w:val="bullet"/>
+      <w:lvlText w:val="◦"/>
+      <w:lvlJc w:val="left"/>
+      <w:pPr>
+        <w:tabs>
+          <w:tab w:val="num" w:pos="2160"/>
+        </w:tabs>
+        <w:ind w:left="2160" w:hanging="360"/>
+      </w:pPr>
+      <w:rPr>
+        <w:rFonts w:ascii="OpenSymbol" w:hAnsi="OpenSymbol" w:cs="OpenSymbol" w:hint="default"/>
+      </w:rPr>
+    </w:lvl>
+    <w:lvl w:ilvl="5">
+      <w:start w:val="1"/>
+      <w:numFmt w:val="bullet"/>
+      <w:lvlText w:val="▪"/>
+      <w:lvlJc w:val="left"/>
+      <w:pPr>
+        <w:tabs>
+          <w:tab w:val="num" w:pos="2520"/>
+        </w:tabs>
+        <w:ind w:left="2520" w:hanging="360"/>
+      </w:pPr>
+      <w:rPr>
+        <w:rFonts w:ascii="OpenSymbol" w:hAnsi="OpenSymbol" w:cs="OpenSymbol" w:hint="default"/>
+      </w:rPr>
+    </w:lvl>
+    <w:lvl w:ilvl="6">
+      <w:start w:val="1"/>
       <w:numFmt w:val="bullet"/>
       <w:lvlText w:val=""/>
       <w:lvlJc w:val="left"/>
       <w:pPr>
         <w:tabs>
-          <w:tab w:val="num" w:pos="0"/>
-        </w:tabs>
-        <w:ind w:left="6480" w:hanging="480"/>
+          <w:tab w:val="num" w:pos="2880"/>
+        </w:tabs>
+        <w:ind w:left="2880" w:hanging="360"/>
       </w:pPr>
       <w:rPr>
         <w:rFonts w:ascii="Symbol" w:hAnsi="Symbol" w:cs="Symbol" w:hint="default"/>
       </w:rPr>
     </w:lvl>
+    <w:lvl w:ilvl="7">
+      <w:start w:val="1"/>
+      <w:numFmt w:val="bullet"/>
+      <w:lvlText w:val="◦"/>
+      <w:lvlJc w:val="left"/>
+      <w:pPr>
+        <w:tabs>
+          <w:tab w:val="num" w:pos="3240"/>
+        </w:tabs>
+        <w:ind w:left="3240" w:hanging="360"/>
+      </w:pPr>
+      <w:rPr>
+        <w:rFonts w:ascii="OpenSymbol" w:hAnsi="OpenSymbol" w:cs="OpenSymbol" w:hint="default"/>
+      </w:rPr>
+    </w:lvl>
+    <w:lvl w:ilvl="8">
+      <w:start w:val="1"/>
+      <w:numFmt w:val="bullet"/>
+      <w:lvlText w:val="▪"/>
+      <w:lvlJc w:val="left"/>
+      <w:pPr>
+        <w:tabs>
+          <w:tab w:val="num" w:pos="3600"/>
+        </w:tabs>
+        <w:ind w:left="3600" w:hanging="360"/>
+      </w:pPr>
+      <w:rPr>
+        <w:rFonts w:ascii="OpenSymbol" w:hAnsi="OpenSymbol" w:cs="OpenSymbol" w:hint="default"/>
+      </w:rPr>
+    </w:lvl>
   </w:abstractNum>
-  <w:abstractNum w:abstractNumId="8">
+  <w:abstractNum w:abstractNumId="17">
     <w:lvl w:ilvl="0">
+      <w:start w:val="1"/>
       <w:numFmt w:val="bullet"/>
       <w:lvlText w:val=""/>
       <w:lvlJc w:val="left"/>
       <w:pPr>
         <w:tabs>
-          <w:tab w:val="num" w:pos="0"/>
-        </w:tabs>
-        <w:ind w:left="720" w:hanging="480"/>
+          <w:tab w:val="num" w:pos="720"/>
+        </w:tabs>
+        <w:ind w:left="720" w:hanging="360"/>
       </w:pPr>
       <w:rPr>
         <w:rFonts w:ascii="Symbol" w:hAnsi="Symbol" w:cs="Symbol" w:hint="default"/>
       </w:rPr>
     </w:lvl>
     <w:lvl w:ilvl="1">
-      <w:start w:val="0"/>
+      <w:start w:val="1"/>
       <w:numFmt w:val="bullet"/>
-      <w:lvlText w:val=""/>
-      <w:lvlJc w:val="left"/>
-      <w:pPr>
-        <w:tabs>
-          <w:tab w:val="num" w:pos="0"/>
-        </w:tabs>
-        <w:ind w:left="1440" w:hanging="480"/>
+      <w:lvlText w:val="◦"/>
+      <w:lvlJc w:val="left"/>
+      <w:pPr>
+        <w:tabs>
+          <w:tab w:val="num" w:pos="1080"/>
+        </w:tabs>
+        <w:ind w:left="1080" w:hanging="360"/>
+      </w:pPr>
+      <w:rPr>
+        <w:rFonts w:ascii="OpenSymbol" w:hAnsi="OpenSymbol" w:cs="OpenSymbol" w:hint="default"/>
+      </w:rPr>
+    </w:lvl>
+    <w:lvl w:ilvl="2">
+      <w:start w:val="1"/>
+      <w:numFmt w:val="bullet"/>
+      <w:lvlText w:val="▪"/>
+      <w:lvlJc w:val="left"/>
+      <w:pPr>
+        <w:tabs>
+          <w:tab w:val="num" w:pos="1440"/>
+        </w:tabs>
+        <w:ind w:left="1440" w:hanging="360"/>
+      </w:pPr>
+      <w:rPr>
+        <w:rFonts w:ascii="OpenSymbol" w:hAnsi="OpenSymbol" w:cs="OpenSymbol" w:hint="default"/>
+      </w:rPr>
+    </w:lvl>
+    <w:lvl w:ilvl="3">
+      <w:start w:val="1"/>
+      <w:numFmt w:val="bullet"/>
+      <w:lvlText w:val=""/>
+      <w:lvlJc w:val="left"/>
+      <w:pPr>
+        <w:tabs>
+          <w:tab w:val="num" w:pos="1800"/>
+        </w:tabs>
+        <w:ind w:left="1800" w:hanging="360"/>
       </w:pPr>
       <w:rPr>
         <w:rFonts w:ascii="Symbol" w:hAnsi="Symbol" w:cs="Symbol" w:hint="default"/>
       </w:rPr>
     </w:lvl>
-    <w:lvl w:ilvl="2">
-      <w:start w:val="0"/>
+    <w:lvl w:ilvl="4">
+      <w:start w:val="1"/>
+      <w:numFmt w:val="bullet"/>
+      <w:lvlText w:val="◦"/>
+      <w:lvlJc w:val="left"/>
+      <w:pPr>
+        <w:tabs>
+          <w:tab w:val="num" w:pos="2160"/>
+        </w:tabs>
+        <w:ind w:left="2160" w:hanging="360"/>
+      </w:pPr>
+      <w:rPr>
+        <w:rFonts w:ascii="OpenSymbol" w:hAnsi="OpenSymbol" w:cs="OpenSymbol" w:hint="default"/>
+      </w:rPr>
+    </w:lvl>
+    <w:lvl w:ilvl="5">
+      <w:start w:val="1"/>
+      <w:numFmt w:val="bullet"/>
+      <w:lvlText w:val="▪"/>
+      <w:lvlJc w:val="left"/>
+      <w:pPr>
+        <w:tabs>
+          <w:tab w:val="num" w:pos="2520"/>
+        </w:tabs>
+        <w:ind w:left="2520" w:hanging="360"/>
+      </w:pPr>
+      <w:rPr>
+        <w:rFonts w:ascii="OpenSymbol" w:hAnsi="OpenSymbol" w:cs="OpenSymbol" w:hint="default"/>
+      </w:rPr>
+    </w:lvl>
+    <w:lvl w:ilvl="6">
+      <w:start w:val="1"/>
       <w:numFmt w:val="bullet"/>
       <w:lvlText w:val=""/>
       <w:lvlJc w:val="left"/>
       <w:pPr>
         <w:tabs>
-          <w:tab w:val="num" w:pos="0"/>
-        </w:tabs>
-        <w:ind w:left="2160" w:hanging="480"/>
+          <w:tab w:val="num" w:pos="2880"/>
+        </w:tabs>
+        <w:ind w:left="2880" w:hanging="360"/>
       </w:pPr>
       <w:rPr>
         <w:rFonts w:ascii="Symbol" w:hAnsi="Symbol" w:cs="Symbol" w:hint="default"/>
       </w:rPr>
     </w:lvl>
+    <w:lvl w:ilvl="7">
+      <w:start w:val="1"/>
+      <w:numFmt w:val="bullet"/>
+      <w:lvlText w:val="◦"/>
+      <w:lvlJc w:val="left"/>
+      <w:pPr>
+        <w:tabs>
+          <w:tab w:val="num" w:pos="3240"/>
+        </w:tabs>
+        <w:ind w:left="3240" w:hanging="360"/>
+      </w:pPr>
+      <w:rPr>
+        <w:rFonts w:ascii="OpenSymbol" w:hAnsi="OpenSymbol" w:cs="OpenSymbol" w:hint="default"/>
+      </w:rPr>
+    </w:lvl>
+    <w:lvl w:ilvl="8">
+      <w:start w:val="1"/>
+      <w:numFmt w:val="bullet"/>
+      <w:lvlText w:val="▪"/>
+      <w:lvlJc w:val="left"/>
+      <w:pPr>
+        <w:tabs>
+          <w:tab w:val="num" w:pos="3600"/>
+        </w:tabs>
+        <w:ind w:left="3600" w:hanging="360"/>
+      </w:pPr>
+      <w:rPr>
+        <w:rFonts w:ascii="OpenSymbol" w:hAnsi="OpenSymbol" w:cs="OpenSymbol" w:hint="default"/>
+      </w:rPr>
+    </w:lvl>
+  </w:abstractNum>
+  <w:abstractNum w:abstractNumId="18">
+    <w:lvl w:ilvl="0">
+      <w:start w:val="1"/>
+      <w:numFmt w:val="decimal"/>
+      <w:lvlText w:val="%1."/>
+      <w:lvlJc w:val="left"/>
+      <w:pPr>
+        <w:tabs>
+          <w:tab w:val="num" w:pos="720"/>
+        </w:tabs>
+        <w:ind w:left="720" w:hanging="360"/>
+      </w:pPr>
+      <w:rPr/>
+    </w:lvl>
+    <w:lvl w:ilvl="1">
+      <w:start w:val="1"/>
+      <w:numFmt w:val="decimal"/>
+      <w:lvlText w:val="%2."/>
+      <w:lvlJc w:val="left"/>
+      <w:pPr>
+        <w:tabs>
+          <w:tab w:val="num" w:pos="1080"/>
+        </w:tabs>
+        <w:ind w:left="1080" w:hanging="360"/>
+      </w:pPr>
+      <w:rPr/>
+    </w:lvl>
+    <w:lvl w:ilvl="2">
+      <w:start w:val="1"/>
+      <w:numFmt w:val="decimal"/>
+      <w:lvlText w:val="%3."/>
+      <w:lvlJc w:val="left"/>
+      <w:pPr>
+        <w:tabs>
+          <w:tab w:val="num" w:pos="1440"/>
+        </w:tabs>
+        <w:ind w:left="1440" w:hanging="360"/>
+      </w:pPr>
+      <w:rPr/>
+    </w:lvl>
     <w:lvl w:ilvl="3">
-      <w:start w:val="0"/>
+      <w:start w:val="1"/>
+      <w:numFmt w:val="decimal"/>
+      <w:lvlText w:val="%4."/>
+      <w:lvlJc w:val="left"/>
+      <w:pPr>
+        <w:tabs>
+          <w:tab w:val="num" w:pos="1800"/>
+        </w:tabs>
+        <w:ind w:left="1800" w:hanging="360"/>
+      </w:pPr>
+      <w:rPr/>
+    </w:lvl>
+    <w:lvl w:ilvl="4">
+      <w:start w:val="1"/>
+      <w:numFmt w:val="decimal"/>
+      <w:lvlText w:val="%5."/>
+      <w:lvlJc w:val="left"/>
+      <w:pPr>
+        <w:tabs>
+          <w:tab w:val="num" w:pos="2160"/>
+        </w:tabs>
+        <w:ind w:left="2160" w:hanging="360"/>
+      </w:pPr>
+      <w:rPr/>
+    </w:lvl>
+    <w:lvl w:ilvl="5">
+      <w:start w:val="1"/>
+      <w:numFmt w:val="decimal"/>
+      <w:lvlText w:val="%6."/>
+      <w:lvlJc w:val="left"/>
+      <w:pPr>
+        <w:tabs>
+          <w:tab w:val="num" w:pos="2520"/>
+        </w:tabs>
+        <w:ind w:left="2520" w:hanging="360"/>
+      </w:pPr>
+      <w:rPr/>
+    </w:lvl>
+    <w:lvl w:ilvl="6">
+      <w:start w:val="1"/>
+      <w:numFmt w:val="decimal"/>
+      <w:lvlText w:val="%7."/>
+      <w:lvlJc w:val="left"/>
+      <w:pPr>
+        <w:tabs>
+          <w:tab w:val="num" w:pos="2880"/>
+        </w:tabs>
+        <w:ind w:left="2880" w:hanging="360"/>
+      </w:pPr>
+      <w:rPr/>
+    </w:lvl>
+    <w:lvl w:ilvl="7">
+      <w:start w:val="1"/>
+      <w:numFmt w:val="decimal"/>
+      <w:lvlText w:val="%8."/>
+      <w:lvlJc w:val="left"/>
+      <w:pPr>
+        <w:tabs>
+          <w:tab w:val="num" w:pos="3240"/>
+        </w:tabs>
+        <w:ind w:left="3240" w:hanging="360"/>
+      </w:pPr>
+      <w:rPr/>
+    </w:lvl>
+    <w:lvl w:ilvl="8">
+      <w:start w:val="1"/>
+      <w:numFmt w:val="decimal"/>
+      <w:lvlText w:val="%9."/>
+      <w:lvlJc w:val="left"/>
+      <w:pPr>
+        <w:tabs>
+          <w:tab w:val="num" w:pos="3600"/>
+        </w:tabs>
+        <w:ind w:left="3600" w:hanging="360"/>
+      </w:pPr>
+      <w:rPr/>
+    </w:lvl>
+  </w:abstractNum>
+  <w:abstractNum w:abstractNumId="19">
+    <w:lvl w:ilvl="0">
+      <w:start w:val="1"/>
       <w:numFmt w:val="bullet"/>
-      <w:lvlText w:val=""/>
-      <w:lvlJc w:val="left"/>
-      <w:pPr>
-        <w:tabs>
-          <w:tab w:val="num" w:pos="0"/>
-        </w:tabs>
-        <w:ind w:left="2880" w:hanging="480"/>
+      <w:lvlText w:val=""/>
+      <w:lvlJc w:val="left"/>
+      <w:pPr>
+        <w:tabs>
+          <w:tab w:val="num" w:pos="720"/>
+        </w:tabs>
+        <w:ind w:left="720" w:hanging="360"/>
       </w:pPr>
       <w:rPr>
         <w:rFonts w:ascii="Symbol" w:hAnsi="Symbol" w:cs="Symbol" w:hint="default"/>
       </w:rPr>
     </w:lvl>
-    <w:lvl w:ilvl="4">
-      <w:start w:val="0"/>
+    <w:lvl w:ilvl="1">
+      <w:start w:val="1"/>
+      <w:numFmt w:val="bullet"/>
+      <w:lvlText w:val="◦"/>
+      <w:lvlJc w:val="left"/>
+      <w:pPr>
+        <w:tabs>
+          <w:tab w:val="num" w:pos="1080"/>
+        </w:tabs>
+        <w:ind w:left="1080" w:hanging="360"/>
+      </w:pPr>
+      <w:rPr>
+        <w:rFonts w:ascii="OpenSymbol" w:hAnsi="OpenSymbol" w:cs="OpenSymbol" w:hint="default"/>
+      </w:rPr>
+    </w:lvl>
+    <w:lvl w:ilvl="2">
+      <w:start w:val="1"/>
+      <w:numFmt w:val="bullet"/>
+      <w:lvlText w:val="▪"/>
+      <w:lvlJc w:val="left"/>
+      <w:pPr>
+        <w:tabs>
+          <w:tab w:val="num" w:pos="1440"/>
+        </w:tabs>
+        <w:ind w:left="1440" w:hanging="360"/>
+      </w:pPr>
+      <w:rPr>
+        <w:rFonts w:ascii="OpenSymbol" w:hAnsi="OpenSymbol" w:cs="OpenSymbol" w:hint="default"/>
+      </w:rPr>
+    </w:lvl>
+    <w:lvl w:ilvl="3">
+      <w:start w:val="1"/>
       <w:numFmt w:val="bullet"/>
       <w:lvlText w:val=""/>
       <w:lvlJc w:val="left"/>
       <w:pPr>
         <w:tabs>
-          <w:tab w:val="num" w:pos="0"/>
-        </w:tabs>
-        <w:ind w:left="3600" w:hanging="480"/>
+          <w:tab w:val="num" w:pos="1800"/>
+        </w:tabs>
+        <w:ind w:left="1800" w:hanging="360"/>
       </w:pPr>
       <w:rPr>
         <w:rFonts w:ascii="Symbol" w:hAnsi="Symbol" w:cs="Symbol" w:hint="default"/>
       </w:rPr>
     </w:lvl>
+    <w:lvl w:ilvl="4">
+      <w:start w:val="1"/>
+      <w:numFmt w:val="bullet"/>
+      <w:lvlText w:val="◦"/>
+      <w:lvlJc w:val="left"/>
+      <w:pPr>
+        <w:tabs>
+          <w:tab w:val="num" w:pos="2160"/>
+        </w:tabs>
+        <w:ind w:left="2160" w:hanging="360"/>
+      </w:pPr>
+      <w:rPr>
+        <w:rFonts w:ascii="OpenSymbol" w:hAnsi="OpenSymbol" w:cs="OpenSymbol" w:hint="default"/>
+      </w:rPr>
+    </w:lvl>
     <w:lvl w:ilvl="5">
-      <w:start w:val="0"/>
+      <w:start w:val="1"/>
       <w:numFmt w:val="bullet"/>
-      <w:lvlText w:val=""/>
-      <w:lvlJc w:val="left"/>
-      <w:pPr>
-        <w:tabs>
-          <w:tab w:val="num" w:pos="0"/>
-        </w:tabs>
-        <w:ind w:left="4320" w:hanging="480"/>
+      <w:lvlText w:val="▪"/>
+      <w:lvlJc w:val="left"/>
+      <w:pPr>
+        <w:tabs>
+          <w:tab w:val="num" w:pos="2520"/>
+        </w:tabs>
+        <w:ind w:left="2520" w:hanging="360"/>
+      </w:pPr>
+      <w:rPr>
+        <w:rFonts w:ascii="OpenSymbol" w:hAnsi="OpenSymbol" w:cs="OpenSymbol" w:hint="default"/>
+      </w:rPr>
+    </w:lvl>
+    <w:lvl w:ilvl="6">
+      <w:start w:val="1"/>
+      <w:numFmt w:val="bullet"/>
+      <w:lvlText w:val=""/>
+      <w:lvlJc w:val="left"/>
+      <w:pPr>
+        <w:tabs>
+          <w:tab w:val="num" w:pos="2880"/>
+        </w:tabs>
+        <w:ind w:left="2880" w:hanging="360"/>
       </w:pPr>
       <w:rPr>
         <w:rFonts w:ascii="Symbol" w:hAnsi="Symbol" w:cs="Symbol" w:hint="default"/>
       </w:rPr>
     </w:lvl>
-    <w:lvl w:ilvl="6">
-      <w:start w:val="0"/>
+    <w:lvl w:ilvl="7">
+      <w:start w:val="1"/>
+      <w:numFmt w:val="bullet"/>
+      <w:lvlText w:val="◦"/>
+      <w:lvlJc w:val="left"/>
+      <w:pPr>
+        <w:tabs>
+          <w:tab w:val="num" w:pos="3240"/>
+        </w:tabs>
+        <w:ind w:left="3240" w:hanging="360"/>
+      </w:pPr>
+      <w:rPr>
+        <w:rFonts w:ascii="OpenSymbol" w:hAnsi="OpenSymbol" w:cs="OpenSymbol" w:hint="default"/>
+      </w:rPr>
+    </w:lvl>
+    <w:lvl w:ilvl="8">
+      <w:start w:val="1"/>
+      <w:numFmt w:val="bullet"/>
+      <w:lvlText w:val="▪"/>
+      <w:lvlJc w:val="left"/>
+      <w:pPr>
+        <w:tabs>
+          <w:tab w:val="num" w:pos="3600"/>
+        </w:tabs>
+        <w:ind w:left="3600" w:hanging="360"/>
+      </w:pPr>
+      <w:rPr>
+        <w:rFonts w:ascii="OpenSymbol" w:hAnsi="OpenSymbol" w:cs="OpenSymbol" w:hint="default"/>
+      </w:rPr>
+    </w:lvl>
+  </w:abstractNum>
+  <w:abstractNum w:abstractNumId="20">
+    <w:lvl w:ilvl="0">
+      <w:start w:val="1"/>
       <w:numFmt w:val="bullet"/>
       <w:lvlText w:val=""/>
       <w:lvlJc w:val="left"/>
       <w:pPr>
         <w:tabs>
-          <w:tab w:val="num" w:pos="0"/>
-        </w:tabs>
-        <w:ind w:left="5040" w:hanging="480"/>
+          <w:tab w:val="num" w:pos="720"/>
+        </w:tabs>
+        <w:ind w:left="720" w:hanging="360"/>
       </w:pPr>
       <w:rPr>
         <w:rFonts w:ascii="Symbol" w:hAnsi="Symbol" w:cs="Symbol" w:hint="default"/>
       </w:rPr>
     </w:lvl>
-    <w:lvl w:ilvl="7">
-      <w:start w:val="0"/>
+    <w:lvl w:ilvl="1">
+      <w:start w:val="1"/>
       <w:numFmt w:val="bullet"/>
-      <w:lvlText w:val=""/>
-      <w:lvlJc w:val="left"/>
-      <w:pPr>
-        <w:tabs>
-          <w:tab w:val="num" w:pos="0"/>
-        </w:tabs>
-        <w:ind w:left="5760" w:hanging="480"/>
+      <w:lvlText w:val="◦"/>
+      <w:lvlJc w:val="left"/>
+      <w:pPr>
+        <w:tabs>
+          <w:tab w:val="num" w:pos="1080"/>
+        </w:tabs>
+        <w:ind w:left="1080" w:hanging="360"/>
+      </w:pPr>
+      <w:rPr>
+        <w:rFonts w:ascii="OpenSymbol" w:hAnsi="OpenSymbol" w:cs="OpenSymbol" w:hint="default"/>
+      </w:rPr>
+    </w:lvl>
+    <w:lvl w:ilvl="2">
+      <w:start w:val="1"/>
+      <w:numFmt w:val="bullet"/>
+      <w:lvlText w:val="▪"/>
+      <w:lvlJc w:val="left"/>
+      <w:pPr>
+        <w:tabs>
+          <w:tab w:val="num" w:pos="1440"/>
+        </w:tabs>
+        <w:ind w:left="1440" w:hanging="360"/>
+      </w:pPr>
+      <w:rPr>
+        <w:rFonts w:ascii="OpenSymbol" w:hAnsi="OpenSymbol" w:cs="OpenSymbol" w:hint="default"/>
+      </w:rPr>
+    </w:lvl>
+    <w:lvl w:ilvl="3">
+      <w:start w:val="1"/>
+      <w:numFmt w:val="bullet"/>
+      <w:lvlText w:val=""/>
+      <w:lvlJc w:val="left"/>
+      <w:pPr>
+        <w:tabs>
+          <w:tab w:val="num" w:pos="1800"/>
+        </w:tabs>
+        <w:ind w:left="1800" w:hanging="360"/>
       </w:pPr>
       <w:rPr>
         <w:rFonts w:ascii="Symbol" w:hAnsi="Symbol" w:cs="Symbol" w:hint="default"/>
       </w:rPr>
     </w:lvl>
-    <w:lvl w:ilvl="8">
-      <w:start w:val="0"/>
+    <w:lvl w:ilvl="4">
+      <w:start w:val="1"/>
+      <w:numFmt w:val="bullet"/>
+      <w:lvlText w:val="◦"/>
+      <w:lvlJc w:val="left"/>
+      <w:pPr>
+        <w:tabs>
+          <w:tab w:val="num" w:pos="2160"/>
+        </w:tabs>
+        <w:ind w:left="2160" w:hanging="360"/>
+      </w:pPr>
+      <w:rPr>
+        <w:rFonts w:ascii="OpenSymbol" w:hAnsi="OpenSymbol" w:cs="OpenSymbol" w:hint="default"/>
+      </w:rPr>
+    </w:lvl>
+    <w:lvl w:ilvl="5">
+      <w:start w:val="1"/>
+      <w:numFmt w:val="bullet"/>
+      <w:lvlText w:val="▪"/>
+      <w:lvlJc w:val="left"/>
+      <w:pPr>
+        <w:tabs>
+          <w:tab w:val="num" w:pos="2520"/>
+        </w:tabs>
+        <w:ind w:left="2520" w:hanging="360"/>
+      </w:pPr>
+      <w:rPr>
+        <w:rFonts w:ascii="OpenSymbol" w:hAnsi="OpenSymbol" w:cs="OpenSymbol" w:hint="default"/>
+      </w:rPr>
+    </w:lvl>
+    <w:lvl w:ilvl="6">
+      <w:start w:val="1"/>
       <w:numFmt w:val="bullet"/>
       <w:lvlText w:val=""/>
       <w:lvlJc w:val="left"/>
       <w:pPr>
         <w:tabs>
-          <w:tab w:val="num" w:pos="0"/>
-        </w:tabs>
-        <w:ind w:left="6480" w:hanging="480"/>
+          <w:tab w:val="num" w:pos="2880"/>
+        </w:tabs>
+        <w:ind w:left="2880" w:hanging="360"/>
       </w:pPr>
       <w:rPr>
         <w:rFonts w:ascii="Symbol" w:hAnsi="Symbol" w:cs="Symbol" w:hint="default"/>
       </w:rPr>
     </w:lvl>
+    <w:lvl w:ilvl="7">
+      <w:start w:val="1"/>
+      <w:numFmt w:val="bullet"/>
+      <w:lvlText w:val="◦"/>
+      <w:lvlJc w:val="left"/>
+      <w:pPr>
+        <w:tabs>
+          <w:tab w:val="num" w:pos="3240"/>
+        </w:tabs>
+        <w:ind w:left="3240" w:hanging="360"/>
+      </w:pPr>
+      <w:rPr>
+        <w:rFonts w:ascii="OpenSymbol" w:hAnsi="OpenSymbol" w:cs="OpenSymbol" w:hint="default"/>
+      </w:rPr>
+    </w:lvl>
+    <w:lvl w:ilvl="8">
+      <w:start w:val="1"/>
+      <w:numFmt w:val="bullet"/>
+      <w:lvlText w:val="▪"/>
+      <w:lvlJc w:val="left"/>
+      <w:pPr>
+        <w:tabs>
+          <w:tab w:val="num" w:pos="3600"/>
+        </w:tabs>
+        <w:ind w:left="3600" w:hanging="360"/>
+      </w:pPr>
+      <w:rPr>
+        <w:rFonts w:ascii="OpenSymbol" w:hAnsi="OpenSymbol" w:cs="OpenSymbol" w:hint="default"/>
+      </w:rPr>
+    </w:lvl>
   </w:abstractNum>
-  <w:abstractNum w:abstractNumId="9">
+  <w:abstractNum w:abstractNumId="21">
     <w:lvl w:ilvl="0">
+      <w:start w:val="1"/>
       <w:numFmt w:val="bullet"/>
       <w:lvlText w:val=""/>
       <w:lvlJc w:val="left"/>
       <w:pPr>
         <w:tabs>
-          <w:tab w:val="num" w:pos="0"/>
-        </w:tabs>
-        <w:ind w:left="720" w:hanging="480"/>
+          <w:tab w:val="num" w:pos="720"/>
+        </w:tabs>
+        <w:ind w:left="720" w:hanging="360"/>
       </w:pPr>
       <w:rPr>
         <w:rFonts w:ascii="Symbol" w:hAnsi="Symbol" w:cs="Symbol" w:hint="default"/>
       </w:rPr>
     </w:lvl>
     <w:lvl w:ilvl="1">
-      <w:start w:val="0"/>
+      <w:start w:val="1"/>
       <w:numFmt w:val="bullet"/>
-      <w:lvlText w:val=""/>
-      <w:lvlJc w:val="left"/>
-      <w:pPr>
-        <w:tabs>
-          <w:tab w:val="num" w:pos="0"/>
-        </w:tabs>
-        <w:ind w:left="1440" w:hanging="480"/>
+      <w:lvlText w:val="◦"/>
+      <w:lvlJc w:val="left"/>
+      <w:pPr>
+        <w:tabs>
+          <w:tab w:val="num" w:pos="1080"/>
+        </w:tabs>
+        <w:ind w:left="1080" w:hanging="360"/>
+      </w:pPr>
+      <w:rPr>
+        <w:rFonts w:ascii="OpenSymbol" w:hAnsi="OpenSymbol" w:cs="OpenSymbol" w:hint="default"/>
+      </w:rPr>
+    </w:lvl>
+    <w:lvl w:ilvl="2">
+      <w:start w:val="1"/>
+      <w:numFmt w:val="bullet"/>
+      <w:lvlText w:val="▪"/>
+      <w:lvlJc w:val="left"/>
+      <w:pPr>
+        <w:tabs>
+          <w:tab w:val="num" w:pos="1440"/>
+        </w:tabs>
+        <w:ind w:left="1440" w:hanging="360"/>
+      </w:pPr>
+      <w:rPr>
+        <w:rFonts w:ascii="OpenSymbol" w:hAnsi="OpenSymbol" w:cs="OpenSymbol" w:hint="default"/>
+      </w:rPr>
+    </w:lvl>
+    <w:lvl w:ilvl="3">
+      <w:start w:val="1"/>
+      <w:numFmt w:val="bullet"/>
+      <w:lvlText w:val=""/>
+      <w:lvlJc w:val="left"/>
+      <w:pPr>
+        <w:tabs>
+          <w:tab w:val="num" w:pos="1800"/>
+        </w:tabs>
+        <w:ind w:left="1800" w:hanging="360"/>
       </w:pPr>
       <w:rPr>
         <w:rFonts w:ascii="Symbol" w:hAnsi="Symbol" w:cs="Symbol" w:hint="default"/>
       </w:rPr>
     </w:lvl>
-    <w:lvl w:ilvl="2">
-      <w:start w:val="0"/>
+    <w:lvl w:ilvl="4">
+      <w:start w:val="1"/>
+      <w:numFmt w:val="bullet"/>
+      <w:lvlText w:val="◦"/>
+      <w:lvlJc w:val="left"/>
+      <w:pPr>
+        <w:tabs>
+          <w:tab w:val="num" w:pos="2160"/>
+        </w:tabs>
+        <w:ind w:left="2160" w:hanging="360"/>
+      </w:pPr>
+      <w:rPr>
+        <w:rFonts w:ascii="OpenSymbol" w:hAnsi="OpenSymbol" w:cs="OpenSymbol" w:hint="default"/>
+      </w:rPr>
+    </w:lvl>
+    <w:lvl w:ilvl="5">
+      <w:start w:val="1"/>
+      <w:numFmt w:val="bullet"/>
+      <w:lvlText w:val="▪"/>
+      <w:lvlJc w:val="left"/>
+      <w:pPr>
+        <w:tabs>
+          <w:tab w:val="num" w:pos="2520"/>
+        </w:tabs>
+        <w:ind w:left="2520" w:hanging="360"/>
+      </w:pPr>
+      <w:rPr>
+        <w:rFonts w:ascii="OpenSymbol" w:hAnsi="OpenSymbol" w:cs="OpenSymbol" w:hint="default"/>
+      </w:rPr>
+    </w:lvl>
+    <w:lvl w:ilvl="6">
+      <w:start w:val="1"/>
       <w:numFmt w:val="bullet"/>
       <w:lvlText w:val=""/>
       <w:lvlJc w:val="left"/>
       <w:pPr>
         <w:tabs>
-          <w:tab w:val="num" w:pos="0"/>
-        </w:tabs>
-        <w:ind w:left="2160" w:hanging="480"/>
+          <w:tab w:val="num" w:pos="2880"/>
+        </w:tabs>
+        <w:ind w:left="2880" w:hanging="360"/>
       </w:pPr>
       <w:rPr>
         <w:rFonts w:ascii="Symbol" w:hAnsi="Symbol" w:cs="Symbol" w:hint="default"/>
       </w:rPr>
     </w:lvl>
-    <w:lvl w:ilvl="3">
-      <w:start w:val="0"/>
+    <w:lvl w:ilvl="7">
+      <w:start w:val="1"/>
       <w:numFmt w:val="bullet"/>
-      <w:lvlText w:val=""/>
-      <w:lvlJc w:val="left"/>
-      <w:pPr>
-        <w:tabs>
-          <w:tab w:val="num" w:pos="0"/>
-        </w:tabs>
-        <w:ind w:left="2880" w:hanging="480"/>
+      <w:lvlText w:val="◦"/>
+      <w:lvlJc w:val="left"/>
+      <w:pPr>
+        <w:tabs>
+          <w:tab w:val="num" w:pos="3240"/>
+        </w:tabs>
+        <w:ind w:left="3240" w:hanging="360"/>
       </w:pPr>
       <w:rPr>
-        <w:rFonts w:ascii="Symbol" w:hAnsi="Symbol" w:cs="Symbol" w:hint="default"/>
+        <w:rFonts w:ascii="OpenSymbol" w:hAnsi="OpenSymbol" w:cs="OpenSymbol" w:hint="default"/>
       </w:rPr>
     </w:lvl>
-    <w:lvl w:ilvl="4">
-      <w:start w:val="0"/>
+    <w:lvl w:ilvl="8">
+      <w:start w:val="1"/>
       <w:numFmt w:val="bullet"/>
-      <w:lvlText w:val=""/>
-      <w:lvlJc w:val="left"/>
-      <w:pPr>
-        <w:tabs>
-          <w:tab w:val="num" w:pos="0"/>
-        </w:tabs>
-        <w:ind w:left="3600" w:hanging="480"/>
+      <w:lvlText w:val="▪"/>
+      <w:lvlJc w:val="left"/>
+      <w:pPr>
+        <w:tabs>
+          <w:tab w:val="num" w:pos="3600"/>
+        </w:tabs>
+        <w:ind w:left="3600" w:hanging="360"/>
       </w:pPr>
       <w:rPr>
-        <w:rFonts w:ascii="Symbol" w:hAnsi="Symbol" w:cs="Symbol" w:hint="default"/>
+        <w:rFonts w:ascii="OpenSymbol" w:hAnsi="OpenSymbol" w:cs="OpenSymbol" w:hint="default"/>
       </w:rPr>
     </w:lvl>
-    <w:lvl w:ilvl="5">
-      <w:start w:val="0"/>
-      <w:numFmt w:val="bullet"/>
-      <w:lvlText w:val=""/>
-      <w:lvlJc w:val="left"/>
-      <w:pPr>
-        <w:tabs>
-          <w:tab w:val="num" w:pos="0"/>
-        </w:tabs>
-        <w:ind w:left="4320" w:hanging="480"/>
-      </w:pPr>
-      <w:rPr>
-        <w:rFonts w:ascii="Symbol" w:hAnsi="Symbol" w:cs="Symbol" w:hint="default"/>
-      </w:rPr>
-    </w:lvl>
-    <w:lvl w:ilvl="6">
-      <w:start w:val="0"/>
-      <w:numFmt w:val="bullet"/>
-      <w:lvlText w:val=""/>
-      <w:lvlJc w:val="left"/>
-      <w:pPr>
-        <w:tabs>
-          <w:tab w:val="num" w:pos="0"/>
-        </w:tabs>
-        <w:ind w:left="5040" w:hanging="480"/>
-      </w:pPr>
-      <w:rPr>
-        <w:rFonts w:ascii="Symbol" w:hAnsi="Symbol" w:cs="Symbol" w:hint="default"/>
-      </w:rPr>
-    </w:lvl>
-    <w:lvl w:ilvl="7">
-      <w:start w:val="0"/>
-      <w:numFmt w:val="bullet"/>
-      <w:lvlText w:val=""/>
-      <w:lvlJc w:val="left"/>
-      <w:pPr>
-        <w:tabs>
-          <w:tab w:val="num" w:pos="0"/>
-        </w:tabs>
-        <w:ind w:left="5760" w:hanging="480"/>
-      </w:pPr>
-      <w:rPr>
-        <w:rFonts w:ascii="Symbol" w:hAnsi="Symbol" w:cs="Symbol" w:hint="default"/>
-      </w:rPr>
-    </w:lvl>
-    <w:lvl w:ilvl="8">
-      <w:start w:val="0"/>
-      <w:numFmt w:val="bullet"/>
-      <w:lvlText w:val=""/>
-      <w:lvlJc w:val="left"/>
-      <w:pPr>
-        <w:tabs>
-          <w:tab w:val="num" w:pos="0"/>
-        </w:tabs>
-        <w:ind w:left="6480" w:hanging="480"/>
-      </w:pPr>
-      <w:rPr>
-        <w:rFonts w:ascii="Symbol" w:hAnsi="Symbol" w:cs="Symbol" w:hint="default"/>
-      </w:rPr>
-    </w:lvl>
   </w:abstractNum>
-  <w:abstractNum w:abstractNumId="10">
-    <w:lvl w:ilvl="0">
-      <w:start w:val="1"/>
-      <w:numFmt w:val="decimal"/>
-      <w:lvlText w:val="%1."/>
-      <w:lvlJc w:val="left"/>
-      <w:pPr>
-        <w:tabs>
-          <w:tab w:val="num" w:pos="0"/>
-        </w:tabs>
-        <w:ind w:left="720" w:hanging="480"/>
-      </w:pPr>
-      <w:rPr/>
-    </w:lvl>
-    <w:lvl w:ilvl="1">
-      <w:start w:val="1"/>
-      <w:numFmt w:val="decimal"/>
-      <w:lvlText w:val="%2."/>
-      <w:lvlJc w:val="left"/>
-      <w:pPr>
-        <w:tabs>
-          <w:tab w:val="num" w:pos="0"/>
-        </w:tabs>
-        <w:ind w:left="1440" w:hanging="480"/>
-      </w:pPr>
-      <w:rPr/>
-    </w:lvl>
-    <w:lvl w:ilvl="2">
-      <w:start w:val="1"/>
-      <w:numFmt w:val="decimal"/>
-      <w:lvlText w:val="%3."/>
-      <w:lvlJc w:val="left"/>
-      <w:pPr>
-        <w:tabs>
-          <w:tab w:val="num" w:pos="0"/>
-        </w:tabs>
-        <w:ind w:left="2160" w:hanging="480"/>
-      </w:pPr>
-      <w:rPr/>
-    </w:lvl>
-    <w:lvl w:ilvl="3">
-      <w:start w:val="1"/>
-      <w:numFmt w:val="decimal"/>
-      <w:lvlText w:val="%4."/>
-      <w:lvlJc w:val="left"/>
-      <w:pPr>
-        <w:tabs>
-          <w:tab w:val="num" w:pos="0"/>
-        </w:tabs>
-        <w:ind w:left="2880" w:hanging="480"/>
-      </w:pPr>
-      <w:rPr/>
-    </w:lvl>
-    <w:lvl w:ilvl="4">
-      <w:start w:val="1"/>
-      <w:numFmt w:val="decimal"/>
-      <w:lvlText w:val="%5."/>
-      <w:lvlJc w:val="left"/>
-      <w:pPr>
-        <w:tabs>
-          <w:tab w:val="num" w:pos="0"/>
-        </w:tabs>
-        <w:ind w:left="3600" w:hanging="480"/>
-      </w:pPr>
-      <w:rPr/>
-    </w:lvl>
-    <w:lvl w:ilvl="5">
-      <w:start w:val="1"/>
-      <w:numFmt w:val="decimal"/>
-      <w:lvlText w:val="%6."/>
-      <w:lvlJc w:val="left"/>
-      <w:pPr>
-        <w:tabs>
-          <w:tab w:val="num" w:pos="0"/>
-        </w:tabs>
-        <w:ind w:left="4320" w:hanging="480"/>
-      </w:pPr>
-      <w:rPr/>
-    </w:lvl>
-    <w:lvl w:ilvl="6">
-      <w:start w:val="1"/>
-      <w:numFmt w:val="decimal"/>
-      <w:lvlText w:val="%7."/>
-      <w:lvlJc w:val="left"/>
-      <w:pPr>
-        <w:tabs>
-          <w:tab w:val="num" w:pos="0"/>
-        </w:tabs>
-        <w:ind w:left="5040" w:hanging="480"/>
-      </w:pPr>
-      <w:rPr/>
-    </w:lvl>
-    <w:lvl w:ilvl="7">
-      <w:start w:val="1"/>
-      <w:numFmt w:val="decimal"/>
-      <w:lvlText w:val="%8."/>
-      <w:lvlJc w:val="left"/>
-      <w:pPr>
-        <w:tabs>
-          <w:tab w:val="num" w:pos="0"/>
-        </w:tabs>
-        <w:ind w:left="5760" w:hanging="480"/>
-      </w:pPr>
-      <w:rPr/>
-    </w:lvl>
-    <w:lvl w:ilvl="8">
-      <w:start w:val="1"/>
-      <w:numFmt w:val="decimal"/>
-      <w:lvlText w:val="%9."/>
-      <w:lvlJc w:val="left"/>
-      <w:pPr>
-        <w:tabs>
-          <w:tab w:val="num" w:pos="0"/>
-        </w:tabs>
-        <w:ind w:left="6480" w:hanging="480"/>
-      </w:pPr>
-      <w:rPr/>
-    </w:lvl>
-  </w:abstractNum>
-  <w:abstractNum w:abstractNumId="11">
-    <w:lvl w:ilvl="0">
-      <w:numFmt w:val="bullet"/>
-      <w:lvlText w:val=""/>
-      <w:lvlJc w:val="left"/>
-      <w:pPr>
-        <w:tabs>
-          <w:tab w:val="num" w:pos="0"/>
-        </w:tabs>
-        <w:ind w:left="720" w:hanging="480"/>
-      </w:pPr>
-      <w:rPr>
-        <w:rFonts w:ascii="Symbol" w:hAnsi="Symbol" w:cs="Symbol" w:hint="default"/>
-      </w:rPr>
-    </w:lvl>
-    <w:lvl w:ilvl="1">
-      <w:start w:val="0"/>
-      <w:numFmt w:val="bullet"/>
-      <w:lvlText w:val=""/>
-      <w:lvlJc w:val="left"/>
-      <w:pPr>
-        <w:tabs>
-          <w:tab w:val="num" w:pos="0"/>
-        </w:tabs>
-        <w:ind w:left="1440" w:hanging="480"/>
-      </w:pPr>
-      <w:rPr>
-        <w:rFonts w:ascii="Symbol" w:hAnsi="Symbol" w:cs="Symbol" w:hint="default"/>
-      </w:rPr>
-    </w:lvl>
-    <w:lvl w:ilvl="2">
-      <w:start w:val="0"/>
-      <w:numFmt w:val="bullet"/>
-      <w:lvlText w:val=""/>
-      <w:lvlJc w:val="left"/>
-      <w:pPr>
-        <w:tabs>
-          <w:tab w:val="num" w:pos="0"/>
-        </w:tabs>
-        <w:ind w:left="2160" w:hanging="480"/>
-      </w:pPr>
-      <w:rPr>
-        <w:rFonts w:ascii="Symbol" w:hAnsi="Symbol" w:cs="Symbol" w:hint="default"/>
-      </w:rPr>
-    </w:lvl>
-    <w:lvl w:ilvl="3">
-      <w:start w:val="0"/>
-      <w:numFmt w:val="bullet"/>
-      <w:lvlText w:val=""/>
-      <w:lvlJc w:val="left"/>
-      <w:pPr>
-        <w:tabs>
-          <w:tab w:val="num" w:pos="0"/>
-        </w:tabs>
-        <w:ind w:left="2880" w:hanging="480"/>
-      </w:pPr>
-      <w:rPr>
-        <w:rFonts w:ascii="Symbol" w:hAnsi="Symbol" w:cs="Symbol" w:hint="default"/>
-      </w:rPr>
-    </w:lvl>
-    <w:lvl w:ilvl="4">
-      <w:start w:val="0"/>
-      <w:numFmt w:val="bullet"/>
-      <w:lvlText w:val=""/>
-      <w:lvlJc w:val="left"/>
-      <w:pPr>
-        <w:tabs>
-          <w:tab w:val="num" w:pos="0"/>
-        </w:tabs>
-        <w:ind w:left="3600" w:hanging="480"/>
-      </w:pPr>
-      <w:rPr>
-        <w:rFonts w:ascii="Symbol" w:hAnsi="Symbol" w:cs="Symbol" w:hint="default"/>
-      </w:rPr>
-    </w:lvl>
-    <w:lvl w:ilvl="5">
-      <w:start w:val="0"/>
-      <w:numFmt w:val="bullet"/>
-      <w:lvlText w:val=""/>
-      <w:lvlJc w:val="left"/>
-      <w:pPr>
-        <w:tabs>
-          <w:tab w:val="num" w:pos="0"/>
-        </w:tabs>
-        <w:ind w:left="4320" w:hanging="480"/>
-      </w:pPr>
-      <w:rPr>
-        <w:rFonts w:ascii="Symbol" w:hAnsi="Symbol" w:cs="Symbol" w:hint="default"/>
-      </w:rPr>
-    </w:lvl>
-    <w:lvl w:ilvl="6">
-      <w:start w:val="0"/>
-      <w:numFmt w:val="bullet"/>
-      <w:lvlText w:val=""/>
-      <w:lvlJc w:val="left"/>
-      <w:pPr>
-        <w:tabs>
-          <w:tab w:val="num" w:pos="0"/>
-        </w:tabs>
-        <w:ind w:left="5040" w:hanging="480"/>
-      </w:pPr>
-      <w:rPr>
-        <w:rFonts w:ascii="Symbol" w:hAnsi="Symbol" w:cs="Symbol" w:hint="default"/>
-      </w:rPr>
-    </w:lvl>
-    <w:lvl w:ilvl="7">
-      <w:start w:val="0"/>
-      <w:numFmt w:val="bullet"/>
-      <w:lvlText w:val=""/>
-      <w:lvlJc w:val="left"/>
-      <w:pPr>
-        <w:tabs>
-          <w:tab w:val="num" w:pos="0"/>
-        </w:tabs>
-        <w:ind w:left="5760" w:hanging="480"/>
-      </w:pPr>
-      <w:rPr>
-        <w:rFonts w:ascii="Symbol" w:hAnsi="Symbol" w:cs="Symbol" w:hint="default"/>
-      </w:rPr>
-    </w:lvl>
-    <w:lvl w:ilvl="8">
-      <w:start w:val="0"/>
-      <w:numFmt w:val="bullet"/>
-      <w:lvlText w:val=""/>
-      <w:lvlJc w:val="left"/>
-      <w:pPr>
-        <w:tabs>
-          <w:tab w:val="num" w:pos="0"/>
-        </w:tabs>
-        <w:ind w:left="6480" w:hanging="480"/>
-      </w:pPr>
-      <w:rPr>
-        <w:rFonts w:ascii="Symbol" w:hAnsi="Symbol" w:cs="Symbol" w:hint="default"/>
-      </w:rPr>
-    </w:lvl>
-  </w:abstractNum>
-  <w:abstractNum w:abstractNumId="12">
-    <w:lvl w:ilvl="0">
-      <w:numFmt w:val="bullet"/>
-      <w:lvlText w:val=""/>
-      <w:lvlJc w:val="left"/>
-      <w:pPr>
-        <w:tabs>
-          <w:tab w:val="num" w:pos="0"/>
-        </w:tabs>
-        <w:ind w:left="720" w:hanging="480"/>
-      </w:pPr>
-      <w:rPr>
-        <w:rFonts w:ascii="Symbol" w:hAnsi="Symbol" w:cs="Symbol" w:hint="default"/>
-      </w:rPr>
-    </w:lvl>
-    <w:lvl w:ilvl="1">
-      <w:start w:val="0"/>
-      <w:numFmt w:val="bullet"/>
-      <w:lvlText w:val=""/>
-      <w:lvlJc w:val="left"/>
-      <w:pPr>
-        <w:tabs>
-          <w:tab w:val="num" w:pos="0"/>
-        </w:tabs>
-        <w:ind w:left="1440" w:hanging="480"/>
-      </w:pPr>
-      <w:rPr>
-        <w:rFonts w:ascii="Symbol" w:hAnsi="Symbol" w:cs="Symbol" w:hint="default"/>
-      </w:rPr>
-    </w:lvl>
-    <w:lvl w:ilvl="2">
-      <w:start w:val="0"/>
-      <w:numFmt w:val="bullet"/>
-      <w:lvlText w:val=""/>
-      <w:lvlJc w:val="left"/>
-      <w:pPr>
-        <w:tabs>
-          <w:tab w:val="num" w:pos="0"/>
-        </w:tabs>
-        <w:ind w:left="2160" w:hanging="480"/>
-      </w:pPr>
-      <w:rPr>
-        <w:rFonts w:ascii="Symbol" w:hAnsi="Symbol" w:cs="Symbol" w:hint="default"/>
-      </w:rPr>
-    </w:lvl>
-    <w:lvl w:ilvl="3">
-      <w:start w:val="0"/>
-      <w:numFmt w:val="bullet"/>
-      <w:lvlText w:val=""/>
-      <w:lvlJc w:val="left"/>
-      <w:pPr>
-        <w:tabs>
-          <w:tab w:val="num" w:pos="0"/>
-        </w:tabs>
-        <w:ind w:left="2880" w:hanging="480"/>
-      </w:pPr>
-      <w:rPr>
-        <w:rFonts w:ascii="Symbol" w:hAnsi="Symbol" w:cs="Symbol" w:hint="default"/>
-      </w:rPr>
-    </w:lvl>
-    <w:lvl w:ilvl="4">
-      <w:start w:val="0"/>
-      <w:numFmt w:val="bullet"/>
-      <w:lvlText w:val=""/>
-      <w:lvlJc w:val="left"/>
-      <w:pPr>
-        <w:tabs>
-          <w:tab w:val="num" w:pos="0"/>
-        </w:tabs>
-        <w:ind w:left="3600" w:hanging="480"/>
-      </w:pPr>
-      <w:rPr>
-        <w:rFonts w:ascii="Symbol" w:hAnsi="Symbol" w:cs="Symbol" w:hint="default"/>
-      </w:rPr>
-    </w:lvl>
-    <w:lvl w:ilvl="5">
-      <w:start w:val="0"/>
-      <w:numFmt w:val="bullet"/>
-      <w:lvlText w:val=""/>
-      <w:lvlJc w:val="left"/>
-      <w:pPr>
-        <w:tabs>
-          <w:tab w:val="num" w:pos="0"/>
-        </w:tabs>
-        <w:ind w:left="4320" w:hanging="480"/>
-      </w:pPr>
-      <w:rPr>
-        <w:rFonts w:ascii="Symbol" w:hAnsi="Symbol" w:cs="Symbol" w:hint="default"/>
-      </w:rPr>
-    </w:lvl>
-    <w:lvl w:ilvl="6">
-      <w:start w:val="0"/>
-      <w:numFmt w:val="bullet"/>
-      <w:lvlText w:val=""/>
-      <w:lvlJc w:val="left"/>
-      <w:pPr>
-        <w:tabs>
-          <w:tab w:val="num" w:pos="0"/>
-        </w:tabs>
-        <w:ind w:left="5040" w:hanging="480"/>
-      </w:pPr>
-      <w:rPr>
-        <w:rFonts w:ascii="Symbol" w:hAnsi="Symbol" w:cs="Symbol" w:hint="default"/>
-      </w:rPr>
-    </w:lvl>
-    <w:lvl w:ilvl="7">
-      <w:start w:val="0"/>
-      <w:numFmt w:val="bullet"/>
-      <w:lvlText w:val=""/>
-      <w:lvlJc w:val="left"/>
-      <w:pPr>
-        <w:tabs>
-          <w:tab w:val="num" w:pos="0"/>
-        </w:tabs>
-        <w:ind w:left="5760" w:hanging="480"/>
-      </w:pPr>
-      <w:rPr>
-        <w:rFonts w:ascii="Symbol" w:hAnsi="Symbol" w:cs="Symbol" w:hint="default"/>
-      </w:rPr>
-    </w:lvl>
-    <w:lvl w:ilvl="8">
-      <w:start w:val="0"/>
-      <w:numFmt w:val="bullet"/>
-      <w:lvlText w:val=""/>
-      <w:lvlJc w:val="left"/>
-      <w:pPr>
-        <w:tabs>
-          <w:tab w:val="num" w:pos="0"/>
-        </w:tabs>
-        <w:ind w:left="6480" w:hanging="480"/>
-      </w:pPr>
-      <w:rPr>
-        <w:rFonts w:ascii="Symbol" w:hAnsi="Symbol" w:cs="Symbol" w:hint="default"/>
-      </w:rPr>
-    </w:lvl>
-  </w:abstractNum>
-  <w:abstractNum w:abstractNumId="13">
-    <w:lvl w:ilvl="0">
-      <w:numFmt w:val="bullet"/>
-      <w:lvlText w:val=""/>
-      <w:lvlJc w:val="left"/>
-      <w:pPr>
-        <w:tabs>
-          <w:tab w:val="num" w:pos="0"/>
-        </w:tabs>
-        <w:ind w:left="720" w:hanging="480"/>
-      </w:pPr>
-      <w:rPr>
-        <w:rFonts w:ascii="Symbol" w:hAnsi="Symbol" w:cs="Symbol" w:hint="default"/>
-      </w:rPr>
-    </w:lvl>
-    <w:lvl w:ilvl="1">
-      <w:start w:val="0"/>
-      <w:numFmt w:val="bullet"/>
-      <w:lvlText w:val=""/>
-      <w:lvlJc w:val="left"/>
-      <w:pPr>
-        <w:tabs>
-          <w:tab w:val="num" w:pos="0"/>
-        </w:tabs>
-        <w:ind w:left="1440" w:hanging="480"/>
-      </w:pPr>
-      <w:rPr>
-        <w:rFonts w:ascii="Symbol" w:hAnsi="Symbol" w:cs="Symbol" w:hint="default"/>
-      </w:rPr>
-    </w:lvl>
-    <w:lvl w:ilvl="2">
-      <w:start w:val="0"/>
-      <w:numFmt w:val="bullet"/>
-      <w:lvlText w:val=""/>
-      <w:lvlJc w:val="left"/>
-      <w:pPr>
-        <w:tabs>
-          <w:tab w:val="num" w:pos="0"/>
-        </w:tabs>
-        <w:ind w:left="2160" w:hanging="480"/>
-      </w:pPr>
-      <w:rPr>
-        <w:rFonts w:ascii="Symbol" w:hAnsi="Symbol" w:cs="Symbol" w:hint="default"/>
-      </w:rPr>
-    </w:lvl>
-    <w:lvl w:ilvl="3">
-      <w:start w:val="0"/>
-      <w:numFmt w:val="bullet"/>
-      <w:lvlText w:val=""/>
-      <w:lvlJc w:val="left"/>
-      <w:pPr>
-        <w:tabs>
-          <w:tab w:val="num" w:pos="0"/>
-        </w:tabs>
-        <w:ind w:left="2880" w:hanging="480"/>
-      </w:pPr>
-      <w:rPr>
-        <w:rFonts w:ascii="Symbol" w:hAnsi="Symbol" w:cs="Symbol" w:hint="default"/>
-      </w:rPr>
-    </w:lvl>
-    <w:lvl w:ilvl="4">
-      <w:start w:val="0"/>
-      <w:numFmt w:val="bullet"/>
-      <w:lvlText w:val=""/>
-      <w:lvlJc w:val="left"/>
-      <w:pPr>
-        <w:tabs>
-          <w:tab w:val="num" w:pos="0"/>
-        </w:tabs>
-        <w:ind w:left="3600" w:hanging="480"/>
-      </w:pPr>
-      <w:rPr>
-        <w:rFonts w:ascii="Symbol" w:hAnsi="Symbol" w:cs="Symbol" w:hint="default"/>
-      </w:rPr>
-    </w:lvl>
-    <w:lvl w:ilvl="5">
-      <w:start w:val="0"/>
-      <w:numFmt w:val="bullet"/>
-      <w:lvlText w:val=""/>
-      <w:lvlJc w:val="left"/>
-      <w:pPr>
-        <w:tabs>
-          <w:tab w:val="num" w:pos="0"/>
-        </w:tabs>
-        <w:ind w:left="4320" w:hanging="480"/>
-      </w:pPr>
-      <w:rPr>
-        <w:rFonts w:ascii="Symbol" w:hAnsi="Symbol" w:cs="Symbol" w:hint="default"/>
-      </w:rPr>
-    </w:lvl>
-    <w:lvl w:ilvl="6">
-      <w:start w:val="0"/>
-      <w:numFmt w:val="bullet"/>
-      <w:lvlText w:val=""/>
-      <w:lvlJc w:val="left"/>
-      <w:pPr>
-        <w:tabs>
-          <w:tab w:val="num" w:pos="0"/>
-        </w:tabs>
-        <w:ind w:left="5040" w:hanging="480"/>
-      </w:pPr>
-      <w:rPr>
-        <w:rFonts w:ascii="Symbol" w:hAnsi="Symbol" w:cs="Symbol" w:hint="default"/>
-      </w:rPr>
-    </w:lvl>
-    <w:lvl w:ilvl="7">
-      <w:start w:val="0"/>
-      <w:numFmt w:val="bullet"/>
-      <w:lvlText w:val=""/>
-      <w:lvlJc w:val="left"/>
-      <w:pPr>
-        <w:tabs>
-          <w:tab w:val="num" w:pos="0"/>
-        </w:tabs>
-        <w:ind w:left="5760" w:hanging="480"/>
-      </w:pPr>
-      <w:rPr>
-        <w:rFonts w:ascii="Symbol" w:hAnsi="Symbol" w:cs="Symbol" w:hint="default"/>
-      </w:rPr>
-    </w:lvl>
-    <w:lvl w:ilvl="8">
-      <w:start w:val="0"/>
-      <w:numFmt w:val="bullet"/>
-      <w:lvlText w:val=""/>
-      <w:lvlJc w:val="left"/>
-      <w:pPr>
-        <w:tabs>
-          <w:tab w:val="num" w:pos="0"/>
-        </w:tabs>
-        <w:ind w:left="6480" w:hanging="480"/>
-      </w:pPr>
-      <w:rPr>
-        <w:rFonts w:ascii="Symbol" w:hAnsi="Symbol" w:cs="Symbol" w:hint="default"/>
-      </w:rPr>
-    </w:lvl>
-  </w:abstractNum>
-  <w:abstractNum w:abstractNumId="14">
-    <w:lvl w:ilvl="0">
-      <w:numFmt w:val="bullet"/>
-      <w:lvlText w:val=""/>
-      <w:lvlJc w:val="left"/>
-      <w:pPr>
-        <w:tabs>
-          <w:tab w:val="num" w:pos="0"/>
-        </w:tabs>
-        <w:ind w:left="720" w:hanging="480"/>
-      </w:pPr>
-      <w:rPr>
-        <w:rFonts w:ascii="Symbol" w:hAnsi="Symbol" w:cs="Symbol" w:hint="default"/>
-      </w:rPr>
-    </w:lvl>
-    <w:lvl w:ilvl="1">
-      <w:start w:val="0"/>
-      <w:numFmt w:val="bullet"/>
-      <w:lvlText w:val=""/>
-      <w:lvlJc w:val="left"/>
-      <w:pPr>
-        <w:tabs>
-          <w:tab w:val="num" w:pos="0"/>
-        </w:tabs>
-        <w:ind w:left="1440" w:hanging="480"/>
-      </w:pPr>
-      <w:rPr>
-        <w:rFonts w:ascii="Symbol" w:hAnsi="Symbol" w:cs="Symbol" w:hint="default"/>
-      </w:rPr>
-    </w:lvl>
-    <w:lvl w:ilvl="2">
-      <w:start w:val="0"/>
-      <w:numFmt w:val="bullet"/>
-      <w:lvlText w:val=""/>
-      <w:lvlJc w:val="left"/>
-      <w:pPr>
-        <w:tabs>
-          <w:tab w:val="num" w:pos="0"/>
-        </w:tabs>
-        <w:ind w:left="2160" w:hanging="480"/>
-      </w:pPr>
-      <w:rPr>
-        <w:rFonts w:ascii="Symbol" w:hAnsi="Symbol" w:cs="Symbol" w:hint="default"/>
-      </w:rPr>
-    </w:lvl>
-    <w:lvl w:ilvl="3">
-      <w:start w:val="0"/>
-      <w:numFmt w:val="bullet"/>
-      <w:lvlText w:val=""/>
-      <w:lvlJc w:val="left"/>
-      <w:pPr>
-        <w:tabs>
-          <w:tab w:val="num" w:pos="0"/>
-        </w:tabs>
-        <w:ind w:left="2880" w:hanging="480"/>
-      </w:pPr>
-      <w:rPr>
-        <w:rFonts w:ascii="Symbol" w:hAnsi="Symbol" w:cs="Symbol" w:hint="default"/>
-      </w:rPr>
-    </w:lvl>
-    <w:lvl w:ilvl="4">
-      <w:start w:val="0"/>
-      <w:numFmt w:val="bullet"/>
-      <w:lvlText w:val=""/>
-      <w:lvlJc w:val="left"/>
-      <w:pPr>
-        <w:tabs>
-          <w:tab w:val="num" w:pos="0"/>
-        </w:tabs>
-        <w:ind w:left="3600" w:hanging="480"/>
-      </w:pPr>
-      <w:rPr>
-        <w:rFonts w:ascii="Symbol" w:hAnsi="Symbol" w:cs="Symbol" w:hint="default"/>
-      </w:rPr>
-    </w:lvl>
-    <w:lvl w:ilvl="5">
-      <w:start w:val="0"/>
-      <w:numFmt w:val="bullet"/>
-      <w:lvlText w:val=""/>
-      <w:lvlJc w:val="left"/>
-      <w:pPr>
-        <w:tabs>
-          <w:tab w:val="num" w:pos="0"/>
-        </w:tabs>
-        <w:ind w:left="4320" w:hanging="480"/>
-      </w:pPr>
-      <w:rPr>
-        <w:rFonts w:ascii="Symbol" w:hAnsi="Symbol" w:cs="Symbol" w:hint="default"/>
-      </w:rPr>
-    </w:lvl>
-    <w:lvl w:ilvl="6">
-      <w:start w:val="0"/>
-      <w:numFmt w:val="bullet"/>
-      <w:lvlText w:val=""/>
-      <w:lvlJc w:val="left"/>
-      <w:pPr>
-        <w:tabs>
-          <w:tab w:val="num" w:pos="0"/>
-        </w:tabs>
-        <w:ind w:left="5040" w:hanging="480"/>
-      </w:pPr>
-      <w:rPr>
-        <w:rFonts w:ascii="Symbol" w:hAnsi="Symbol" w:cs="Symbol" w:hint="default"/>
-      </w:rPr>
-    </w:lvl>
-    <w:lvl w:ilvl="7">
-      <w:start w:val="0"/>
-      <w:numFmt w:val="bullet"/>
-      <w:lvlText w:val=""/>
-      <w:lvlJc w:val="left"/>
-      <w:pPr>
-        <w:tabs>
-          <w:tab w:val="num" w:pos="0"/>
-        </w:tabs>
-        <w:ind w:left="5760" w:hanging="480"/>
-      </w:pPr>
-      <w:rPr>
-        <w:rFonts w:ascii="Symbol" w:hAnsi="Symbol" w:cs="Symbol" w:hint="default"/>
-      </w:rPr>
-    </w:lvl>
-    <w:lvl w:ilvl="8">
-      <w:start w:val="0"/>
-      <w:numFmt w:val="bullet"/>
-      <w:lvlText w:val=""/>
-      <w:lvlJc w:val="left"/>
-      <w:pPr>
-        <w:tabs>
-          <w:tab w:val="num" w:pos="0"/>
-        </w:tabs>
-        <w:ind w:left="6480" w:hanging="480"/>
-      </w:pPr>
-      <w:rPr>
-        <w:rFonts w:ascii="Symbol" w:hAnsi="Symbol" w:cs="Symbol" w:hint="default"/>
-      </w:rPr>
-    </w:lvl>
-  </w:abstractNum>
-  <w:abstractNum w:abstractNumId="15">
-    <w:lvl w:ilvl="0">
-      <w:start w:val="1"/>
-      <w:numFmt w:val="decimal"/>
-      <w:lvlText w:val="%1."/>
-      <w:lvlJc w:val="left"/>
-      <w:pPr>
-        <w:tabs>
-          <w:tab w:val="num" w:pos="0"/>
-        </w:tabs>
-        <w:ind w:left="720" w:hanging="480"/>
-      </w:pPr>
-      <w:rPr/>
-    </w:lvl>
-    <w:lvl w:ilvl="1">
-      <w:start w:val="1"/>
-      <w:numFmt w:val="decimal"/>
-      <w:lvlText w:val="%2."/>
-      <w:lvlJc w:val="left"/>
-      <w:pPr>
-        <w:tabs>
-          <w:tab w:val="num" w:pos="0"/>
-        </w:tabs>
-        <w:ind w:left="1440" w:hanging="480"/>
-      </w:pPr>
-      <w:rPr/>
-    </w:lvl>
-    <w:lvl w:ilvl="2">
-      <w:start w:val="1"/>
-      <w:numFmt w:val="decimal"/>
-      <w:lvlText w:val="%3."/>
-      <w:lvlJc w:val="left"/>
-      <w:pPr>
-        <w:tabs>
-          <w:tab w:val="num" w:pos="0"/>
-        </w:tabs>
-        <w:ind w:left="2160" w:hanging="480"/>
-      </w:pPr>
-      <w:rPr/>
-    </w:lvl>
-    <w:lvl w:ilvl="3">
-      <w:start w:val="1"/>
-      <w:numFmt w:val="decimal"/>
-      <w:lvlText w:val="%4."/>
-      <w:lvlJc w:val="left"/>
-      <w:pPr>
-        <w:tabs>
-          <w:tab w:val="num" w:pos="0"/>
-        </w:tabs>
-        <w:ind w:left="2880" w:hanging="480"/>
-      </w:pPr>
-      <w:rPr/>
-    </w:lvl>
-    <w:lvl w:ilvl="4">
-      <w:start w:val="1"/>
-      <w:numFmt w:val="decimal"/>
-      <w:lvlText w:val="%5."/>
-      <w:lvlJc w:val="left"/>
-      <w:pPr>
-        <w:tabs>
-          <w:tab w:val="num" w:pos="0"/>
-        </w:tabs>
-        <w:ind w:left="3600" w:hanging="480"/>
-      </w:pPr>
-      <w:rPr/>
-    </w:lvl>
-    <w:lvl w:ilvl="5">
-      <w:start w:val="1"/>
-      <w:numFmt w:val="decimal"/>
-      <w:lvlText w:val="%6."/>
-      <w:lvlJc w:val="left"/>
-      <w:pPr>
-        <w:tabs>
-          <w:tab w:val="num" w:pos="0"/>
-        </w:tabs>
-        <w:ind w:left="4320" w:hanging="480"/>
-      </w:pPr>
-      <w:rPr/>
-    </w:lvl>
-    <w:lvl w:ilvl="6">
-      <w:start w:val="1"/>
-      <w:numFmt w:val="decimal"/>
-      <w:lvlText w:val="%7."/>
-      <w:lvlJc w:val="left"/>
-      <w:pPr>
-        <w:tabs>
-          <w:tab w:val="num" w:pos="0"/>
-        </w:tabs>
-        <w:ind w:left="5040" w:hanging="480"/>
-      </w:pPr>
-      <w:rPr/>
-    </w:lvl>
-    <w:lvl w:ilvl="7">
-      <w:start w:val="1"/>
-      <w:numFmt w:val="decimal"/>
-      <w:lvlText w:val="%8."/>
-      <w:lvlJc w:val="left"/>
-      <w:pPr>
-        <w:tabs>
-          <w:tab w:val="num" w:pos="0"/>
-        </w:tabs>
-        <w:ind w:left="5760" w:hanging="480"/>
-      </w:pPr>
-      <w:rPr/>
-    </w:lvl>
-    <w:lvl w:ilvl="8">
-      <w:start w:val="1"/>
-      <w:numFmt w:val="decimal"/>
-      <w:lvlText w:val="%9."/>
-      <w:lvlJc w:val="left"/>
-      <w:pPr>
-        <w:tabs>
-          <w:tab w:val="num" w:pos="0"/>
-        </w:tabs>
-        <w:ind w:left="6480" w:hanging="480"/>
-      </w:pPr>
-      <w:rPr/>
-    </w:lvl>
-  </w:abstractNum>
-  <w:abstractNum w:abstractNumId="16">
-    <w:lvl w:ilvl="0">
-      <w:start w:val="2"/>
-      <w:numFmt w:val="decimal"/>
-      <w:lvlText w:val="%1."/>
-      <w:lvlJc w:val="left"/>
-      <w:pPr>
-        <w:tabs>
-          <w:tab w:val="num" w:pos="0"/>
-        </w:tabs>
-        <w:ind w:left="720" w:hanging="480"/>
-      </w:pPr>
-      <w:rPr/>
-    </w:lvl>
-    <w:lvl w:ilvl="1">
-      <w:start w:val="2"/>
-      <w:numFmt w:val="decimal"/>
-      <w:lvlText w:val="%2."/>
-      <w:lvlJc w:val="left"/>
-      <w:pPr>
-        <w:tabs>
-          <w:tab w:val="num" w:pos="0"/>
-        </w:tabs>
-        <w:ind w:left="1440" w:hanging="480"/>
-      </w:pPr>
-      <w:rPr/>
-    </w:lvl>
-    <w:lvl w:ilvl="2">
-      <w:start w:val="2"/>
-      <w:numFmt w:val="decimal"/>
-      <w:lvlText w:val="%3."/>
-      <w:lvlJc w:val="left"/>
-      <w:pPr>
-        <w:tabs>
-          <w:tab w:val="num" w:pos="0"/>
-        </w:tabs>
-        <w:ind w:left="2160" w:hanging="480"/>
-      </w:pPr>
-      <w:rPr/>
-    </w:lvl>
-    <w:lvl w:ilvl="3">
-      <w:start w:val="2"/>
-      <w:numFmt w:val="decimal"/>
-      <w:lvlText w:val="%4."/>
-      <w:lvlJc w:val="left"/>
-      <w:pPr>
-        <w:tabs>
-          <w:tab w:val="num" w:pos="0"/>
-        </w:tabs>
-        <w:ind w:left="2880" w:hanging="480"/>
-      </w:pPr>
-      <w:rPr/>
-    </w:lvl>
-    <w:lvl w:ilvl="4">
-      <w:start w:val="2"/>
-      <w:numFmt w:val="decimal"/>
-      <w:lvlText w:val="%5."/>
-      <w:lvlJc w:val="left"/>
-      <w:pPr>
-        <w:tabs>
-          <w:tab w:val="num" w:pos="0"/>
-        </w:tabs>
-        <w:ind w:left="3600" w:hanging="480"/>
-      </w:pPr>
-      <w:rPr/>
-    </w:lvl>
-    <w:lvl w:ilvl="5">
-      <w:start w:val="2"/>
-      <w:numFmt w:val="decimal"/>
-      <w:lvlText w:val="%6."/>
-      <w:lvlJc w:val="left"/>
-      <w:pPr>
-        <w:tabs>
-          <w:tab w:val="num" w:pos="0"/>
-        </w:tabs>
-        <w:ind w:left="4320" w:hanging="480"/>
-      </w:pPr>
-      <w:rPr/>
-    </w:lvl>
-    <w:lvl w:ilvl="6">
-      <w:start w:val="2"/>
-      <w:numFmt w:val="decimal"/>
-      <w:lvlText w:val="%7."/>
-      <w:lvlJc w:val="left"/>
-      <w:pPr>
-        <w:tabs>
-          <w:tab w:val="num" w:pos="0"/>
-        </w:tabs>
-        <w:ind w:left="5040" w:hanging="480"/>
-      </w:pPr>
-      <w:rPr/>
-    </w:lvl>
-    <w:lvl w:ilvl="7">
-      <w:start w:val="2"/>
-      <w:numFmt w:val="decimal"/>
-      <w:lvlText w:val="%8."/>
-      <w:lvlJc w:val="left"/>
-      <w:pPr>
-        <w:tabs>
-          <w:tab w:val="num" w:pos="0"/>
-        </w:tabs>
-        <w:ind w:left="5760" w:hanging="480"/>
-      </w:pPr>
-      <w:rPr/>
-    </w:lvl>
-    <w:lvl w:ilvl="8">
-      <w:start w:val="2"/>
-      <w:numFmt w:val="decimal"/>
-      <w:lvlText w:val="%9."/>
-      <w:lvlJc w:val="left"/>
-      <w:pPr>
-        <w:tabs>
-          <w:tab w:val="num" w:pos="0"/>
-        </w:tabs>
-        <w:ind w:left="6480" w:hanging="480"/>
-      </w:pPr>
-      <w:rPr/>
-    </w:lvl>
-  </w:abstractNum>
-  <w:abstractNum w:abstractNumId="17">
-    <w:lvl w:ilvl="0">
-      <w:start w:val="3"/>
-      <w:numFmt w:val="decimal"/>
-      <w:lvlText w:val="%1."/>
-      <w:lvlJc w:val="left"/>
-      <w:pPr>
-        <w:tabs>
-          <w:tab w:val="num" w:pos="0"/>
-        </w:tabs>
-        <w:ind w:left="720" w:hanging="480"/>
-      </w:pPr>
-      <w:rPr/>
-    </w:lvl>
-    <w:lvl w:ilvl="1">
-      <w:start w:val="3"/>
-      <w:numFmt w:val="decimal"/>
-      <w:lvlText w:val="%2."/>
-      <w:lvlJc w:val="left"/>
-      <w:pPr>
-        <w:tabs>
-          <w:tab w:val="num" w:pos="0"/>
-        </w:tabs>
-        <w:ind w:left="1440" w:hanging="480"/>
-      </w:pPr>
-      <w:rPr/>
-    </w:lvl>
-    <w:lvl w:ilvl="2">
-      <w:start w:val="3"/>
-      <w:numFmt w:val="decimal"/>
-      <w:lvlText w:val="%3."/>
-      <w:lvlJc w:val="left"/>
-      <w:pPr>
-        <w:tabs>
-          <w:tab w:val="num" w:pos="0"/>
-        </w:tabs>
-        <w:ind w:left="2160" w:hanging="480"/>
-      </w:pPr>
-      <w:rPr/>
-    </w:lvl>
-    <w:lvl w:ilvl="3">
-      <w:start w:val="3"/>
-      <w:numFmt w:val="decimal"/>
-      <w:lvlText w:val="%4."/>
-      <w:lvlJc w:val="left"/>
-      <w:pPr>
-        <w:tabs>
-          <w:tab w:val="num" w:pos="0"/>
-        </w:tabs>
-        <w:ind w:left="2880" w:hanging="480"/>
-      </w:pPr>
-      <w:rPr/>
-    </w:lvl>
-    <w:lvl w:ilvl="4">
-      <w:start w:val="3"/>
-      <w:numFmt w:val="decimal"/>
-      <w:lvlText w:val="%5."/>
-      <w:lvlJc w:val="left"/>
-      <w:pPr>
-        <w:tabs>
-          <w:tab w:val="num" w:pos="0"/>
-        </w:tabs>
-        <w:ind w:left="3600" w:hanging="480"/>
-      </w:pPr>
-      <w:rPr/>
-    </w:lvl>
-    <w:lvl w:ilvl="5">
-      <w:start w:val="3"/>
-      <w:numFmt w:val="decimal"/>
-      <w:lvlText w:val="%6."/>
-      <w:lvlJc w:val="left"/>
-      <w:pPr>
-        <w:tabs>
-          <w:tab w:val="num" w:pos="0"/>
-        </w:tabs>
-        <w:ind w:left="4320" w:hanging="480"/>
-      </w:pPr>
-      <w:rPr/>
-    </w:lvl>
-    <w:lvl w:ilvl="6">
-      <w:start w:val="3"/>
-      <w:numFmt w:val="decimal"/>
-      <w:lvlText w:val="%7."/>
-      <w:lvlJc w:val="left"/>
-      <w:pPr>
-        <w:tabs>
-          <w:tab w:val="num" w:pos="0"/>
-        </w:tabs>
-        <w:ind w:left="5040" w:hanging="480"/>
-      </w:pPr>
-      <w:rPr/>
-    </w:lvl>
-    <w:lvl w:ilvl="7">
-      <w:start w:val="3"/>
-      <w:numFmt w:val="decimal"/>
-      <w:lvlText w:val="%8."/>
-      <w:lvlJc w:val="left"/>
-      <w:pPr>
-        <w:tabs>
-          <w:tab w:val="num" w:pos="0"/>
-        </w:tabs>
-        <w:ind w:left="5760" w:hanging="480"/>
-      </w:pPr>
-      <w:rPr/>
-    </w:lvl>
-    <w:lvl w:ilvl="8">
-      <w:start w:val="3"/>
-      <w:numFmt w:val="decimal"/>
-      <w:lvlText w:val="%9."/>
-      <w:lvlJc w:val="left"/>
-      <w:pPr>
-        <w:tabs>
-          <w:tab w:val="num" w:pos="0"/>
-        </w:tabs>
-        <w:ind w:left="6480" w:hanging="480"/>
-      </w:pPr>
-      <w:rPr/>
-    </w:lvl>
-  </w:abstractNum>
-  <w:abstractNum w:abstractNumId="18">
-    <w:lvl w:ilvl="0">
-      <w:start w:val="4"/>
-      <w:numFmt w:val="decimal"/>
-      <w:lvlText w:val="%1."/>
-      <w:lvlJc w:val="left"/>
-      <w:pPr>
-        <w:tabs>
-          <w:tab w:val="num" w:pos="0"/>
-        </w:tabs>
-        <w:ind w:left="720" w:hanging="480"/>
-      </w:pPr>
-      <w:rPr/>
-    </w:lvl>
-    <w:lvl w:ilvl="1">
-      <w:start w:val="4"/>
-      <w:numFmt w:val="decimal"/>
-      <w:lvlText w:val="%2."/>
-      <w:lvlJc w:val="left"/>
-      <w:pPr>
-        <w:tabs>
-          <w:tab w:val="num" w:pos="0"/>
-        </w:tabs>
-        <w:ind w:left="1440" w:hanging="480"/>
-      </w:pPr>
-      <w:rPr/>
-    </w:lvl>
-    <w:lvl w:ilvl="2">
-      <w:start w:val="4"/>
-      <w:numFmt w:val="decimal"/>
-      <w:lvlText w:val="%3."/>
-      <w:lvlJc w:val="left"/>
-      <w:pPr>
-        <w:tabs>
-          <w:tab w:val="num" w:pos="0"/>
-        </w:tabs>
-        <w:ind w:left="2160" w:hanging="480"/>
-      </w:pPr>
-      <w:rPr/>
-    </w:lvl>
-    <w:lvl w:ilvl="3">
-      <w:start w:val="4"/>
-      <w:numFmt w:val="decimal"/>
-      <w:lvlText w:val="%4."/>
-      <w:lvlJc w:val="left"/>
-      <w:pPr>
-        <w:tabs>
-          <w:tab w:val="num" w:pos="0"/>
-        </w:tabs>
-        <w:ind w:left="2880" w:hanging="480"/>
-      </w:pPr>
-      <w:rPr/>
-    </w:lvl>
-    <w:lvl w:ilvl="4">
-      <w:start w:val="4"/>
-      <w:numFmt w:val="decimal"/>
-      <w:lvlText w:val="%5."/>
-      <w:lvlJc w:val="left"/>
-      <w:pPr>
-        <w:tabs>
-          <w:tab w:val="num" w:pos="0"/>
-        </w:tabs>
-        <w:ind w:left="3600" w:hanging="480"/>
-      </w:pPr>
-      <w:rPr/>
-    </w:lvl>
-    <w:lvl w:ilvl="5">
-      <w:start w:val="4"/>
-      <w:numFmt w:val="decimal"/>
-      <w:lvlText w:val="%6."/>
-      <w:lvlJc w:val="left"/>
-      <w:pPr>
-        <w:tabs>
-          <w:tab w:val="num" w:pos="0"/>
-        </w:tabs>
-        <w:ind w:left="4320" w:hanging="480"/>
-      </w:pPr>
-      <w:rPr/>
-    </w:lvl>
-    <w:lvl w:ilvl="6">
-      <w:start w:val="4"/>
-      <w:numFmt w:val="decimal"/>
-      <w:lvlText w:val="%7."/>
-      <w:lvlJc w:val="left"/>
-      <w:pPr>
-        <w:tabs>
-          <w:tab w:val="num" w:pos="0"/>
-        </w:tabs>
-        <w:ind w:left="5040" w:hanging="480"/>
-      </w:pPr>
-      <w:rPr/>
-    </w:lvl>
-    <w:lvl w:ilvl="7">
-      <w:start w:val="4"/>
-      <w:numFmt w:val="decimal"/>
-      <w:lvlText w:val="%8."/>
-      <w:lvlJc w:val="left"/>
-      <w:pPr>
-        <w:tabs>
-          <w:tab w:val="num" w:pos="0"/>
-        </w:tabs>
-        <w:ind w:left="5760" w:hanging="480"/>
-      </w:pPr>
-      <w:rPr/>
-    </w:lvl>
-    <w:lvl w:ilvl="8">
-      <w:start w:val="4"/>
-      <w:numFmt w:val="decimal"/>
-      <w:lvlText w:val="%9."/>
-      <w:lvlJc w:val="left"/>
-      <w:pPr>
-        <w:tabs>
-          <w:tab w:val="num" w:pos="0"/>
-        </w:tabs>
-        <w:ind w:left="6480" w:hanging="480"/>
-      </w:pPr>
-      <w:rPr/>
-    </w:lvl>
-  </w:abstractNum>
-  <w:abstractNum w:abstractNumId="19">
+  <w:abstractNum w:abstractNumId="22">
     <w:lvl w:ilvl="0">
       <w:start w:val="1"/>
       <w:numFmt w:val="none"/>
@@ -9669,61 +10366,70 @@
     <w:abstractNumId w:val="19"/>
   </w:num>
   <w:num w:numId="20">
-    <w:abstractNumId w:val="1"/>
+    <w:abstractNumId w:val="20"/>
+  </w:num>
+  <w:num w:numId="21">
+    <w:abstractNumId w:val="21"/>
+  </w:num>
+  <w:num w:numId="22">
+    <w:abstractNumId w:val="22"/>
+  </w:num>
+  <w:num w:numId="23">
+    <w:abstractNumId w:val="4"/>
     <w:lvlOverride w:ilvl="0">
       <w:startOverride w:val="1"/>
     </w:lvlOverride>
   </w:num>
-  <w:num w:numId="21">
-    <w:abstractNumId w:val="2"/>
-    <w:lvlOverride w:ilvl="0">
-      <w:startOverride w:val="4"/>
-    </w:lvlOverride>
-  </w:num>
-  <w:num w:numId="22">
-    <w:abstractNumId w:val="3"/>
-    <w:lvlOverride w:ilvl="0">
-      <w:startOverride w:val="7"/>
-    </w:lvlOverride>
-  </w:num>
-  <w:num w:numId="23">
+  <w:num w:numId="24">
     <w:abstractNumId w:val="5"/>
-    <w:lvlOverride w:ilvl="0">
-      <w:startOverride w:val="3"/>
-    </w:lvlOverride>
-  </w:num>
-  <w:num w:numId="24">
-    <w:abstractNumId w:val="2"/>
     <w:lvlOverride w:ilvl="0">
       <w:startOverride w:val="4"/>
     </w:lvlOverride>
   </w:num>
   <w:num w:numId="25">
-    <w:abstractNumId w:val="1"/>
+    <w:abstractNumId w:val="6"/>
+    <w:lvlOverride w:ilvl="0">
+      <w:startOverride w:val="7"/>
+    </w:lvlOverride>
+  </w:num>
+  <w:num w:numId="26">
+    <w:abstractNumId w:val="7"/>
+    <w:lvlOverride w:ilvl="0">
+      <w:startOverride w:val="3"/>
+    </w:lvlOverride>
+  </w:num>
+  <w:num w:numId="27">
+    <w:abstractNumId w:val="5"/>
+    <w:lvlOverride w:ilvl="0">
+      <w:startOverride w:val="4"/>
+    </w:lvlOverride>
+  </w:num>
+  <w:num w:numId="28">
+    <w:abstractNumId w:val="4"/>
     <w:lvlOverride w:ilvl="0">
       <w:startOverride w:val="1"/>
     </w:lvlOverride>
   </w:num>
-  <w:num w:numId="26">
-    <w:abstractNumId w:val="1"/>
+  <w:num w:numId="29">
+    <w:abstractNumId w:val="4"/>
     <w:lvlOverride w:ilvl="0">
       <w:startOverride w:val="1"/>
     </w:lvlOverride>
   </w:num>
-  <w:num w:numId="27">
-    <w:abstractNumId w:val="16"/>
+  <w:num w:numId="30">
+    <w:abstractNumId w:val="11"/>
     <w:lvlOverride w:ilvl="0">
       <w:startOverride w:val="2"/>
     </w:lvlOverride>
   </w:num>
-  <w:num w:numId="28">
-    <w:abstractNumId w:val="5"/>
+  <w:num w:numId="31">
+    <w:abstractNumId w:val="7"/>
     <w:lvlOverride w:ilvl="0">
       <w:startOverride w:val="3"/>
     </w:lvlOverride>
   </w:num>
-  <w:num w:numId="29">
-    <w:abstractNumId w:val="2"/>
+  <w:num w:numId="32">
+    <w:abstractNumId w:val="5"/>
     <w:lvlOverride w:ilvl="0">
       <w:startOverride w:val="4"/>
     </w:lvlOverride>
@@ -9754,6 +10460,7 @@
     <w:qFormat/>
     <w:pPr>
       <w:widowControl/>
+      <w:suppressAutoHyphens w:val="true"/>
       <w:bidi w:val="0"/>
       <w:spacing w:before="0" w:after="200"/>
       <w:jc w:val="left"/>
@@ -9983,9 +10690,16 @@
     <w:qFormat/>
     <w:rPr/>
   </w:style>
+  <w:style w:type="character" w:styleId="FootnoteCharactersuser">
+    <w:name w:val="Footnote Characters (user)"/>
+    <w:basedOn w:val="BodyTextChar"/>
+    <w:qFormat/>
+    <w:rPr>
+      <w:vertAlign w:val="superscript"/>
+    </w:rPr>
+  </w:style>
   <w:style w:type="character" w:styleId="FootnoteCharacters">
     <w:name w:val="Footnote Characters"/>
-    <w:basedOn w:val="BodyTextChar"/>
     <w:qFormat/>
     <w:rPr>
       <w:vertAlign w:val="superscript"/>
@@ -10261,6 +10975,25 @@
     <w:qFormat/>
     <w:rPr/>
   </w:style>
+  <w:style w:type="character" w:styleId="Bullets">
+    <w:name w:val="Bullets"/>
+    <w:qFormat/>
+    <w:rPr>
+      <w:rFonts w:ascii="OpenSymbol" w:hAnsi="OpenSymbol" w:eastAsia="OpenSymbol" w:cs="OpenSymbol"/>
+    </w:rPr>
+  </w:style>
+  <w:style w:type="character" w:styleId="NumberingSymbols">
+    <w:name w:val="Numbering Symbols"/>
+    <w:qFormat/>
+    <w:rPr/>
+  </w:style>
+  <w:style w:type="character" w:styleId="FollowedHyperlink">
+    <w:name w:val="FollowedHyperlink"/>
+    <w:rPr>
+      <w:color w:val="800000"/>
+      <w:u w:val="single"/>
+    </w:rPr>
+  </w:style>
   <w:style w:type="paragraph" w:styleId="Heading">
     <w:name w:val="Heading"/>
     <w:basedOn w:val="Normal"/>
@@ -10378,6 +11111,7 @@
       <w:keepNext w:val="true"/>
       <w:keepLines/>
       <w:widowControl/>
+      <w:suppressAutoHyphens w:val="true"/>
       <w:bidi w:val="0"/>
       <w:spacing w:before="0" w:after="200"/>
       <w:jc w:val="center"/>
@@ -10399,6 +11133,7 @@
       <w:keepNext w:val="true"/>
       <w:keepLines/>
       <w:widowControl/>
+      <w:suppressAutoHyphens w:val="true"/>
       <w:bidi w:val="0"/>
       <w:spacing w:before="0" w:after="200"/>
       <w:jc w:val="center"/>
@@ -10481,6 +11216,7 @@
     <w:qFormat/>
     <w:pPr>
       <w:widowControl/>
+      <w:suppressAutoHyphens w:val="true"/>
       <w:bidi w:val="0"/>
       <w:spacing w:before="100" w:after="100"/>
       <w:ind w:hanging="0" w:left="480" w:right="480"/>

--- a/README.docx
+++ b/README.docx
@@ -67,7 +67,7 @@
         <w:pStyle w:val="Compact"/>
         <w:numPr>
           <w:ilvl w:val="0"/>
-          <w:numId w:val="4"/>
+          <w:numId w:val="12"/>
         </w:numPr>
         <w:rPr/>
       </w:pPr>
@@ -81,7 +81,7 @@
         <w:pStyle w:val="Compact"/>
         <w:numPr>
           <w:ilvl w:val="0"/>
-          <w:numId w:val="4"/>
+          <w:numId w:val="12"/>
         </w:numPr>
         <w:rPr/>
       </w:pPr>
@@ -131,7 +131,7 @@
         <w:pStyle w:val="Compact"/>
         <w:numPr>
           <w:ilvl w:val="0"/>
-          <w:numId w:val="5"/>
+          <w:numId w:val="13"/>
         </w:numPr>
         <w:rPr/>
       </w:pPr>
@@ -155,7 +155,7 @@
         <w:pStyle w:val="Compact"/>
         <w:numPr>
           <w:ilvl w:val="0"/>
-          <w:numId w:val="5"/>
+          <w:numId w:val="13"/>
         </w:numPr>
         <w:rPr/>
       </w:pPr>
@@ -738,7 +738,7 @@
         <w:pStyle w:val="BodyText"/>
         <w:numPr>
           <w:ilvl w:val="0"/>
-          <w:numId w:val="14"/>
+          <w:numId w:val="2"/>
         </w:numPr>
         <w:rPr/>
       </w:pPr>
@@ -765,7 +765,7 @@
         <w:pStyle w:val="BodyText"/>
         <w:numPr>
           <w:ilvl w:val="0"/>
-          <w:numId w:val="15"/>
+          <w:numId w:val="3"/>
         </w:numPr>
         <w:rPr/>
       </w:pPr>
@@ -1225,7 +1225,7 @@
         <w:pStyle w:val="FirstParagraph"/>
         <w:numPr>
           <w:ilvl w:val="0"/>
-          <w:numId w:val="16"/>
+          <w:numId w:val="4"/>
         </w:numPr>
         <w:rPr/>
       </w:pPr>
@@ -1245,7 +1245,7 @@
         <w:pStyle w:val="FirstParagraph"/>
         <w:numPr>
           <w:ilvl w:val="0"/>
-          <w:numId w:val="16"/>
+          <w:numId w:val="4"/>
         </w:numPr>
         <w:rPr/>
       </w:pPr>
@@ -1287,7 +1287,7 @@
         <w:pStyle w:val="FirstParagraph"/>
         <w:numPr>
           <w:ilvl w:val="0"/>
-          <w:numId w:val="16"/>
+          <w:numId w:val="4"/>
         </w:numPr>
         <w:rPr/>
       </w:pPr>
@@ -1604,7 +1604,7 @@
         <w:pStyle w:val="Normal"/>
         <w:numPr>
           <w:ilvl w:val="0"/>
-          <w:numId w:val="3"/>
+          <w:numId w:val="1"/>
         </w:numPr>
         <w:rPr/>
       </w:pPr>
@@ -1635,7 +1635,7 @@
         <w:pStyle w:val="Normal"/>
         <w:numPr>
           <w:ilvl w:val="0"/>
-          <w:numId w:val="3"/>
+          <w:numId w:val="1"/>
         </w:numPr>
         <w:rPr/>
       </w:pPr>
@@ -1672,7 +1672,7 @@
         <w:pStyle w:val="FirstParagraph"/>
         <w:numPr>
           <w:ilvl w:val="0"/>
-          <w:numId w:val="17"/>
+          <w:numId w:val="5"/>
         </w:numPr>
         <w:rPr/>
       </w:pPr>
@@ -1692,7 +1692,7 @@
         <w:pStyle w:val="FirstParagraph"/>
         <w:numPr>
           <w:ilvl w:val="0"/>
-          <w:numId w:val="17"/>
+          <w:numId w:val="5"/>
         </w:numPr>
         <w:rPr/>
       </w:pPr>
@@ -1777,7 +1777,7 @@
         <w:pStyle w:val="BodyText"/>
         <w:numPr>
           <w:ilvl w:val="0"/>
-          <w:numId w:val="18"/>
+          <w:numId w:val="6"/>
         </w:numPr>
         <w:rPr/>
       </w:pPr>
@@ -1791,7 +1791,7 @@
         <w:pStyle w:val="BodyText"/>
         <w:numPr>
           <w:ilvl w:val="0"/>
-          <w:numId w:val="18"/>
+          <w:numId w:val="6"/>
         </w:numPr>
         <w:rPr/>
       </w:pPr>
@@ -1815,7 +1815,7 @@
         <w:pStyle w:val="BodyText"/>
         <w:numPr>
           <w:ilvl w:val="0"/>
-          <w:numId w:val="18"/>
+          <w:numId w:val="6"/>
         </w:numPr>
         <w:rPr/>
       </w:pPr>
@@ -1839,7 +1839,7 @@
         <w:pStyle w:val="BodyText"/>
         <w:numPr>
           <w:ilvl w:val="0"/>
-          <w:numId w:val="18"/>
+          <w:numId w:val="6"/>
         </w:numPr>
         <w:rPr/>
       </w:pPr>
@@ -2279,18 +2279,11 @@
         <w:rPr>
           <w:rStyle w:val="NormalTok"/>
         </w:rPr>
-        <w:t>.</w:t>
-      </w:r>
-      <w:r>
-        <w:rPr>
-          <w:rStyle w:val="NormalTok"/>
-        </w:rPr>
-        <w:t xml:space="preserve">zip </w:t>
-      </w:r>
-      <w:r>
-        <w:rPr>
-          <w:rStyle w:val="NormalTok"/>
-          <w:rFonts w:ascii="Cambria" w:hAnsi="Cambria"/>
+        <w:t xml:space="preserve">.zip </w:t>
+      </w:r>
+      <w:r>
+        <w:rPr>
+          <w:rStyle w:val="NormalTok"/>
           <w:sz w:val="24"/>
           <w:szCs w:val="24"/>
         </w:rPr>
@@ -2300,13 +2293,21 @@
         <w:r>
           <w:rPr>
             <w:rStyle w:val="Hyperlink"/>
-            <w:rFonts w:ascii="Cambria" w:hAnsi="Cambria"/>
             <w:sz w:val="24"/>
             <w:szCs w:val="24"/>
           </w:rPr>
-          <w:t>https://codeberg.org/wilhembk/cisco-nxapi-wrapper</w:t>
+          <w:t>Codeberg</w:t>
         </w:r>
       </w:hyperlink>
+      <w:r>
+        <w:rPr>
+          <w:rStyle w:val="Hyperlink"/>
+          <w:color w:val="auto"/>
+          <w:sz w:val="24"/>
+          <w:szCs w:val="24"/>
+        </w:rPr>
+        <w:t>:</w:t>
+      </w:r>
     </w:p>
     <w:p>
       <w:pPr>
@@ -2314,9 +2315,8 @@
         <w:rPr/>
       </w:pPr>
       <w:r>
-        <w:rPr/>
         <w:drawing>
-          <wp:anchor distT="0" distB="0" distL="0" distR="0" simplePos="0" relativeHeight="8" behindDoc="0" locked="0" layoutInCell="0" allowOverlap="1">
+          <wp:anchor distT="0" distB="0" distL="0" distR="0" simplePos="0" relativeHeight="7" behindDoc="0" locked="0" layoutInCell="0" allowOverlap="1">
             <wp:simplePos x="0" y="0"/>
             <wp:positionH relativeFrom="column">
               <wp:align>center</wp:align>
@@ -2362,10 +2362,87 @@
           </wp:anchor>
         </w:drawing>
       </w:r>
+      <w:r>
+        <w:rPr/>
+        <w:t xml:space="preserve">Ou sur </w:t>
+      </w:r>
+      <w:hyperlink r:id="rId9">
+        <w:r>
+          <w:rPr>
+            <w:rStyle w:val="Hyperlink"/>
+          </w:rPr>
+          <w:t>GitHub</w:t>
+        </w:r>
+      </w:hyperlink>
+      <w:r>
+        <w:rPr>
+          <w:rStyle w:val="Hyperlink"/>
+          <w:color w:val="auto"/>
+        </w:rPr>
+        <w:t>:</w:t>
+      </w:r>
     </w:p>
     <w:p>
       <w:pPr>
         <w:pStyle w:val="BodyText"/>
+        <w:rPr>
+          <w:rStyle w:val="Hyperlink"/>
+          <w:color w:val="auto"/>
+        </w:rPr>
+      </w:pPr>
+      <w:r>
+        <w:rPr/>
+        <w:drawing>
+          <wp:anchor distT="0" distB="0" distL="0" distR="0" simplePos="0" relativeHeight="9" behindDoc="0" locked="0" layoutInCell="0" allowOverlap="1">
+            <wp:simplePos x="0" y="0"/>
+            <wp:positionH relativeFrom="column">
+              <wp:align>center</wp:align>
+            </wp:positionH>
+            <wp:positionV relativeFrom="paragraph">
+              <wp:posOffset>635</wp:posOffset>
+            </wp:positionV>
+            <wp:extent cx="5943600" cy="2675890"/>
+            <wp:effectExtent l="0" t="0" r="0" b="0"/>
+            <wp:wrapSquare wrapText="largest"/>
+            <wp:docPr id="6" name="Image7"/>
+            <wp:cNvGraphicFramePr>
+              <a:graphicFrameLocks xmlns:a="http://schemas.openxmlformats.org/drawingml/2006/main" noChangeAspect="1"/>
+            </wp:cNvGraphicFramePr>
+            <a:graphic xmlns:a="http://schemas.openxmlformats.org/drawingml/2006/main">
+              <a:graphicData uri="http://schemas.openxmlformats.org/drawingml/2006/picture">
+                <pic:pic xmlns:pic="http://schemas.openxmlformats.org/drawingml/2006/picture">
+                  <pic:nvPicPr>
+                    <pic:cNvPr id="6" name="Image7"/>
+                    <pic:cNvPicPr>
+                      <a:picLocks noChangeAspect="1" noChangeArrowheads="1"/>
+                    </pic:cNvPicPr>
+                  </pic:nvPicPr>
+                  <pic:blipFill>
+                    <a:blip r:embed="rId10"/>
+                    <a:stretch>
+                      <a:fillRect/>
+                    </a:stretch>
+                  </pic:blipFill>
+                  <pic:spPr bwMode="auto">
+                    <a:xfrm>
+                      <a:off x="0" y="0"/>
+                      <a:ext cx="5943600" cy="2675890"/>
+                    </a:xfrm>
+                    <a:prstGeom prst="rect">
+                      <a:avLst/>
+                    </a:prstGeom>
+                    <a:noFill/>
+                  </pic:spPr>
+                </pic:pic>
+              </a:graphicData>
+            </a:graphic>
+          </wp:anchor>
+        </w:drawing>
+      </w:r>
+    </w:p>
+    <w:p>
+      <w:pPr>
+        <w:pStyle w:val="BodyText"/>
         <w:rPr/>
       </w:pPr>
       <w:r>
@@ -2376,7 +2453,7 @@
         <w:rPr>
           <w:rStyle w:val="NormalTok"/>
         </w:rPr>
-        <w:t>it</w:t>
+        <w:t xml:space="preserve">it </w:t>
       </w:r>
       <w:r>
         <w:rPr>
@@ -2385,7 +2462,7 @@
           <w:sz w:val="24"/>
           <w:szCs w:val="24"/>
         </w:rPr>
-        <w:t>:</w:t>
+        <w:t>de Codeberg</w:t>
       </w:r>
     </w:p>
     <w:p>
@@ -2403,7 +2480,82 @@
           <w:sz w:val="22"/>
           <w:szCs w:val="22"/>
         </w:rPr>
-        <w:t>git clone https://codeberg.org/wilhembk/cisco-nxapi-wrapper.git</w:t>
+        <w:t xml:space="preserve">git clone </w:t>
+      </w:r>
+      <w:hyperlink r:id="rId11">
+        <w:r>
+          <w:rPr>
+            <w:rStyle w:val="Hyperlink"/>
+            <w:rFonts w:ascii="Consolas" w:hAnsi="Consolas"/>
+            <w:sz w:val="22"/>
+            <w:szCs w:val="22"/>
+          </w:rPr>
+          <w:t>https://codeberg.org/wilhembk/cisco-nxapi-wrapper.git</w:t>
+        </w:r>
+      </w:hyperlink>
+    </w:p>
+    <w:p>
+      <w:pPr>
+        <w:pStyle w:val="BodyText"/>
+        <w:rPr>
+          <w:rFonts w:ascii="Cambria" w:hAnsi="Cambria"/>
+          <w:sz w:val="24"/>
+          <w:szCs w:val="24"/>
+        </w:rPr>
+      </w:pPr>
+      <w:r>
+        <w:rPr>
+          <w:rFonts w:ascii="Cambria" w:hAnsi="Cambria"/>
+          <w:sz w:val="24"/>
+          <w:szCs w:val="24"/>
+        </w:rPr>
+        <w:t>Ou le répertoire miroir disponible sur GitHub</w:t>
+      </w:r>
+    </w:p>
+    <w:p>
+      <w:pPr>
+        <w:pStyle w:val="BodyText"/>
+        <w:rPr>
+          <w:rFonts w:ascii="Consolas" w:hAnsi="Consolas"/>
+          <w:sz w:val="22"/>
+          <w:szCs w:val="22"/>
+        </w:rPr>
+      </w:pPr>
+      <w:r>
+        <w:rPr>
+          <w:rFonts w:ascii="Consolas" w:hAnsi="Consolas"/>
+          <w:sz w:val="22"/>
+          <w:szCs w:val="22"/>
+        </w:rPr>
+        <w:t xml:space="preserve">git clone </w:t>
+      </w:r>
+      <w:hyperlink r:id="rId12">
+        <w:r>
+          <w:rPr>
+            <w:rStyle w:val="Hyperlink"/>
+            <w:rFonts w:ascii="Consolas" w:hAnsi="Consolas"/>
+            <w:sz w:val="22"/>
+            <w:szCs w:val="22"/>
+          </w:rPr>
+          <w:t>https://github.com/wilhembk/cisco-nxapi-wrapper.git</w:t>
+        </w:r>
+      </w:hyperlink>
+    </w:p>
+    <w:p>
+      <w:pPr>
+        <w:pStyle w:val="BodyText"/>
+        <w:rPr>
+          <w:rFonts w:ascii="Consolas" w:hAnsi="Consolas"/>
+          <w:sz w:val="22"/>
+          <w:szCs w:val="22"/>
+        </w:rPr>
+      </w:pPr>
+      <w:r>
+        <w:rPr>
+          <w:rFonts w:ascii="Consolas" w:hAnsi="Consolas"/>
+          <w:sz w:val="22"/>
+          <w:szCs w:val="22"/>
+        </w:rPr>
       </w:r>
     </w:p>
     <w:p>
@@ -3193,7 +3345,7 @@
         <w:pStyle w:val="Compact"/>
         <w:numPr>
           <w:ilvl w:val="0"/>
-          <w:numId w:val="3"/>
+          <w:numId w:val="1"/>
         </w:numPr>
         <w:rPr/>
       </w:pPr>
@@ -3213,7 +3365,7 @@
         <w:pStyle w:val="Compact"/>
         <w:numPr>
           <w:ilvl w:val="0"/>
-          <w:numId w:val="3"/>
+          <w:numId w:val="1"/>
         </w:numPr>
         <w:rPr/>
       </w:pPr>
@@ -3233,7 +3385,7 @@
         <w:pStyle w:val="Compact"/>
         <w:numPr>
           <w:ilvl w:val="0"/>
-          <w:numId w:val="3"/>
+          <w:numId w:val="1"/>
         </w:numPr>
         <w:rPr/>
       </w:pPr>
@@ -3265,7 +3417,7 @@
         <w:pStyle w:val="Compact"/>
         <w:numPr>
           <w:ilvl w:val="0"/>
-          <w:numId w:val="3"/>
+          <w:numId w:val="1"/>
         </w:numPr>
         <w:rPr/>
       </w:pPr>
@@ -3441,7 +3593,7 @@
         <w:pStyle w:val="Compact"/>
         <w:numPr>
           <w:ilvl w:val="0"/>
-          <w:numId w:val="3"/>
+          <w:numId w:val="1"/>
         </w:numPr>
         <w:rPr/>
       </w:pPr>
@@ -3472,7 +3624,7 @@
         <w:pStyle w:val="Compact"/>
         <w:numPr>
           <w:ilvl w:val="0"/>
-          <w:numId w:val="3"/>
+          <w:numId w:val="1"/>
         </w:numPr>
         <w:rPr/>
       </w:pPr>
@@ -3492,7 +3644,7 @@
         <w:pStyle w:val="Compact"/>
         <w:numPr>
           <w:ilvl w:val="0"/>
-          <w:numId w:val="3"/>
+          <w:numId w:val="1"/>
         </w:numPr>
         <w:rPr/>
       </w:pPr>
@@ -3532,7 +3684,7 @@
         <w:pStyle w:val="Compact"/>
         <w:numPr>
           <w:ilvl w:val="0"/>
-          <w:numId w:val="3"/>
+          <w:numId w:val="1"/>
         </w:numPr>
         <w:rPr/>
       </w:pPr>
@@ -3583,7 +3735,7 @@
         <w:pStyle w:val="Compact"/>
         <w:numPr>
           <w:ilvl w:val="0"/>
-          <w:numId w:val="3"/>
+          <w:numId w:val="1"/>
         </w:numPr>
         <w:rPr/>
       </w:pPr>
@@ -3654,7 +3806,7 @@
         <w:pStyle w:val="Compact"/>
         <w:numPr>
           <w:ilvl w:val="0"/>
-          <w:numId w:val="3"/>
+          <w:numId w:val="1"/>
         </w:numPr>
         <w:rPr/>
       </w:pPr>
@@ -3674,7 +3826,7 @@
         <w:pStyle w:val="Compact"/>
         <w:numPr>
           <w:ilvl w:val="0"/>
-          <w:numId w:val="3"/>
+          <w:numId w:val="1"/>
         </w:numPr>
         <w:rPr/>
       </w:pPr>
@@ -3930,7 +4082,7 @@
       </w:pPr>
       <w:r>
         <w:object w:dxaOrig="9638" w:dyaOrig="1701">
-          <v:shapetype id="_x0000_tole_rId9" coordsize="21600,21600" o:spt="9" o:preferrelative="t" path="m@4@5l@4@11@9@11@9@5xe" filled="f" stroked="f">
+          <v:shapetype id="_x0000_tole_rId13" coordsize="21600,21600" o:spt="13" o:preferrelative="t" path="m@4@5l@4@11@9@11@9@5xe" filled="f" stroked="f">
             <v:stroke joinstyle="miter"/>
             <v:formulas>
               <v:f eqn="if lineDrawn pixelLineWidth 0"/>
@@ -3949,11 +4101,11 @@
             <v:path o:extrusionok="f" gradientshapeok="t" o:connecttype="rect"/>
             <o:lock v:ext="edit" aspectratio="t"/>
           </v:shapetype>
-          <v:shape id="ole_rId9" type="_x0000_tole_rId9" style="position:absolute;margin-left:-6.95pt;margin-top:0pt;width:481.9pt;height:85.05pt;mso-wrap-distance-right:0pt;mso-position-horizontal-relative:text;mso-position-vertical-relative:text" filled="f" o:ole="">
-            <v:imagedata r:id="rId10" o:title=""/>
+          <v:shape id="ole_rId13" type="_x0000_tole_rId13" style="position:absolute;margin-left:-6.95pt;margin-top:0pt;width:481.9pt;height:85.05pt;mso-wrap-distance-right:0pt;mso-position-horizontal-relative:text;mso-position-vertical-relative:text" filled="f" o:ole="">
+            <v:imagedata r:id="rId14" o:title=""/>
             <w10:wrap type="square"/>
           </v:shape>
-          <o:OLEObject Type="Embed" ProgID="Word.Document.12" ShapeID="ole_rId9" DrawAspect="Content" ObjectID="_332439939" r:id="rId9"/>
+          <o:OLEObject Type="Embed" ProgID="Word.Document.12" ShapeID="ole_rId13" DrawAspect="Content" ObjectID="_99969468" r:id="rId13"/>
         </w:object>
       </w:r>
       <w:r>
@@ -4224,7 +4376,7 @@
         <w:rPr/>
         <w:t xml:space="preserve">Récupérez ce conteneur directement depuis </w:t>
       </w:r>
-      <w:hyperlink r:id="rId11">
+      <w:hyperlink r:id="rId15">
         <w:r>
           <w:rPr>
             <w:rStyle w:val="Hyperlink"/>
@@ -4292,19 +4444,7 @@
         <w:rPr>
           <w:rStyle w:val="NormalTok"/>
         </w:rPr>
-        <w:t xml:space="preserve"> </w:t>
-      </w:r>
-      <w:r>
-        <w:rPr>
-          <w:rStyle w:val="NormalTok"/>
-        </w:rPr>
-        <w:t>wilhembk/</w:t>
-      </w:r>
-      <w:r>
-        <w:rPr>
-          <w:rStyle w:val="NormalTok"/>
-        </w:rPr>
-        <w:t>cisco-nxapi-wrapper .</w:t>
+        <w:t xml:space="preserve"> wilhembk/cisco-nxapi-wrapper .</w:t>
       </w:r>
     </w:p>
     <w:p>
@@ -4315,7 +4455,6 @@
       <w:r>
         <w:rPr>
           <w:rStyle w:val="NormalTok"/>
-          <w:rFonts w:ascii="Cambria" w:hAnsi="Cambria"/>
           <w:sz w:val="24"/>
           <w:szCs w:val="24"/>
         </w:rPr>
@@ -4330,29 +4469,10 @@
       <w:r>
         <w:rPr>
           <w:rStyle w:val="NormalTok"/>
-          <w:rFonts w:ascii="Cambria" w:hAnsi="Cambria"/>
           <w:sz w:val="24"/>
           <w:szCs w:val="24"/>
         </w:rPr>
-        <w:t xml:space="preserve">mais veillez à repercutez ce changement </w:t>
-      </w:r>
-      <w:r>
-        <w:rPr>
-          <w:rStyle w:val="NormalTok"/>
-          <w:rFonts w:ascii="Cambria" w:hAnsi="Cambria"/>
-          <w:sz w:val="24"/>
-          <w:szCs w:val="24"/>
-        </w:rPr>
-        <w:t>s</w:t>
-      </w:r>
-      <w:r>
-        <w:rPr>
-          <w:rStyle w:val="NormalTok"/>
-          <w:rFonts w:ascii="Cambria" w:hAnsi="Cambria"/>
-          <w:sz w:val="24"/>
-          <w:szCs w:val="24"/>
-        </w:rPr>
-        <w:t xml:space="preserve">ur la commande </w:t>
+        <w:t xml:space="preserve">mais veillez à repercutez ce changement sur la commande </w:t>
       </w:r>
       <w:r>
         <w:rPr>
@@ -4363,7 +4483,6 @@
       <w:r>
         <w:rPr>
           <w:rStyle w:val="NormalTok"/>
-          <w:rFonts w:ascii="Cambria" w:hAnsi="Cambria"/>
           <w:sz w:val="24"/>
           <w:szCs w:val="24"/>
         </w:rPr>
@@ -4526,7 +4645,7 @@
         <w:pStyle w:val="BodyText"/>
         <w:numPr>
           <w:ilvl w:val="0"/>
-          <w:numId w:val="19"/>
+          <w:numId w:val="7"/>
         </w:numPr>
         <w:rPr/>
       </w:pPr>
@@ -4540,7 +4659,7 @@
         <w:pStyle w:val="BodyText"/>
         <w:numPr>
           <w:ilvl w:val="0"/>
-          <w:numId w:val="19"/>
+          <w:numId w:val="7"/>
         </w:numPr>
         <w:rPr/>
       </w:pPr>
@@ -4554,7 +4673,7 @@
         <w:pStyle w:val="BodyText"/>
         <w:numPr>
           <w:ilvl w:val="0"/>
-          <w:numId w:val="19"/>
+          <w:numId w:val="7"/>
         </w:numPr>
         <w:rPr/>
       </w:pPr>
@@ -4589,7 +4708,7 @@
         <w:pStyle w:val="BodyText"/>
         <w:numPr>
           <w:ilvl w:val="0"/>
-          <w:numId w:val="20"/>
+          <w:numId w:val="8"/>
         </w:numPr>
         <w:rPr/>
       </w:pPr>
@@ -4603,7 +4722,7 @@
         <w:pStyle w:val="BodyText"/>
         <w:numPr>
           <w:ilvl w:val="0"/>
-          <w:numId w:val="20"/>
+          <w:numId w:val="8"/>
         </w:numPr>
         <w:rPr/>
       </w:pPr>
@@ -5232,7 +5351,7 @@
             <wp:extent cx="4354195" cy="7381240"/>
             <wp:effectExtent l="0" t="0" r="0" b="0"/>
             <wp:wrapTopAndBottom/>
-            <wp:docPr id="6" name="Image5"/>
+            <wp:docPr id="7" name="Image5"/>
             <wp:cNvGraphicFramePr>
               <a:graphicFrameLocks xmlns:a="http://schemas.openxmlformats.org/drawingml/2006/main" noChangeAspect="1"/>
             </wp:cNvGraphicFramePr>
@@ -5240,13 +5359,13 @@
               <a:graphicData uri="http://schemas.openxmlformats.org/drawingml/2006/picture">
                 <pic:pic xmlns:pic="http://schemas.openxmlformats.org/drawingml/2006/picture">
                   <pic:nvPicPr>
-                    <pic:cNvPr id="6" name="Image5"/>
+                    <pic:cNvPr id="7" name="Image5"/>
                     <pic:cNvPicPr>
                       <a:picLocks noChangeAspect="1" noChangeArrowheads="1"/>
                     </pic:cNvPicPr>
                   </pic:nvPicPr>
                   <pic:blipFill>
-                    <a:blip r:embed="rId12"/>
+                    <a:blip r:embed="rId16"/>
                     <a:stretch>
                       <a:fillRect/>
                     </a:stretch>
@@ -5301,7 +5420,7 @@
         <w:rPr/>
         <w:t xml:space="preserve">Pour développer, il est recommandé d’utiliser </w:t>
       </w:r>
-      <w:hyperlink r:id="rId13">
+      <w:hyperlink r:id="rId17">
         <w:r>
           <w:rPr>
             <w:rStyle w:val="Hyperlink"/>
@@ -5368,7 +5487,7 @@
         <w:pStyle w:val="FirstParagraph"/>
         <w:numPr>
           <w:ilvl w:val="0"/>
-          <w:numId w:val="21"/>
+          <w:numId w:val="9"/>
         </w:numPr>
         <w:rPr/>
       </w:pPr>
@@ -5382,7 +5501,7 @@
         <w:pStyle w:val="FirstParagraph"/>
         <w:numPr>
           <w:ilvl w:val="1"/>
-          <w:numId w:val="21"/>
+          <w:numId w:val="9"/>
         </w:numPr>
         <w:rPr/>
       </w:pPr>
@@ -5427,7 +5546,7 @@
         <w:pStyle w:val="FirstParagraph"/>
         <w:numPr>
           <w:ilvl w:val="1"/>
-          <w:numId w:val="21"/>
+          <w:numId w:val="9"/>
         </w:numPr>
         <w:rPr/>
       </w:pPr>
@@ -5482,7 +5601,7 @@
         <w:pStyle w:val="FirstParagraph"/>
         <w:numPr>
           <w:ilvl w:val="0"/>
-          <w:numId w:val="21"/>
+          <w:numId w:val="9"/>
         </w:numPr>
         <w:rPr/>
       </w:pPr>
@@ -5516,7 +5635,7 @@
         <w:pStyle w:val="FirstParagraph"/>
         <w:numPr>
           <w:ilvl w:val="1"/>
-          <w:numId w:val="21"/>
+          <w:numId w:val="9"/>
         </w:numPr>
         <w:rPr/>
       </w:pPr>
@@ -5560,7 +5679,7 @@
         <w:pStyle w:val="FirstParagraph"/>
         <w:numPr>
           <w:ilvl w:val="1"/>
-          <w:numId w:val="21"/>
+          <w:numId w:val="9"/>
         </w:numPr>
         <w:rPr/>
       </w:pPr>
@@ -5584,7 +5703,7 @@
         <w:pStyle w:val="FirstParagraph"/>
         <w:numPr>
           <w:ilvl w:val="0"/>
-          <w:numId w:val="21"/>
+          <w:numId w:val="9"/>
         </w:numPr>
         <w:rPr/>
       </w:pPr>
@@ -5730,7 +5849,7 @@
         <w:pStyle w:val="Compact"/>
         <w:numPr>
           <w:ilvl w:val="0"/>
-          <w:numId w:val="4"/>
+          <w:numId w:val="12"/>
         </w:numPr>
         <w:rPr/>
       </w:pPr>
@@ -5754,7 +5873,7 @@
         <w:pStyle w:val="Compact"/>
         <w:numPr>
           <w:ilvl w:val="0"/>
-          <w:numId w:val="4"/>
+          <w:numId w:val="12"/>
         </w:numPr>
         <w:rPr/>
       </w:pPr>
@@ -5818,7 +5937,7 @@
         <w:pStyle w:val="Compact"/>
         <w:numPr>
           <w:ilvl w:val="0"/>
-          <w:numId w:val="4"/>
+          <w:numId w:val="12"/>
         </w:numPr>
         <w:rPr/>
       </w:pPr>
@@ -5882,7 +6001,7 @@
         <w:pStyle w:val="Compact"/>
         <w:numPr>
           <w:ilvl w:val="0"/>
-          <w:numId w:val="4"/>
+          <w:numId w:val="12"/>
         </w:numPr>
         <w:rPr/>
       </w:pPr>
@@ -5963,7 +6082,7 @@
         <w:rPr/>
         <w:t xml:space="preserve">Avec </w:t>
       </w:r>
-      <w:hyperlink r:id="rId14">
+      <w:hyperlink r:id="rId18">
         <w:r>
           <w:rPr>
             <w:rStyle w:val="Hyperlink"/>
@@ -6021,7 +6140,7 @@
         <w:pStyle w:val="Compact"/>
         <w:numPr>
           <w:ilvl w:val="0"/>
-          <w:numId w:val="3"/>
+          <w:numId w:val="1"/>
         </w:numPr>
         <w:rPr/>
       </w:pPr>
@@ -6055,7 +6174,7 @@
         <w:pStyle w:val="Compact"/>
         <w:numPr>
           <w:ilvl w:val="0"/>
-          <w:numId w:val="3"/>
+          <w:numId w:val="1"/>
         </w:numPr>
         <w:rPr/>
       </w:pPr>
@@ -6167,7 +6286,7 @@
         <w:pStyle w:val="Compact"/>
         <w:numPr>
           <w:ilvl w:val="0"/>
-          <w:numId w:val="3"/>
+          <w:numId w:val="1"/>
         </w:numPr>
         <w:rPr/>
       </w:pPr>
@@ -6191,7 +6310,7 @@
         <w:pStyle w:val="Compact"/>
         <w:numPr>
           <w:ilvl w:val="0"/>
-          <w:numId w:val="3"/>
+          <w:numId w:val="1"/>
         </w:numPr>
         <w:rPr/>
       </w:pPr>
@@ -6247,7 +6366,7 @@
         <w:rPr/>
         <w:t xml:space="preserve">La bibliothèque Python native </w:t>
       </w:r>
-      <w:hyperlink r:id="rId15">
+      <w:hyperlink r:id="rId19">
         <w:r>
           <w:rPr>
             <w:rStyle w:val="Hyperlink"/>
@@ -6265,7 +6384,7 @@
         <w:pStyle w:val="Compact"/>
         <w:numPr>
           <w:ilvl w:val="0"/>
-          <w:numId w:val="3"/>
+          <w:numId w:val="1"/>
         </w:numPr>
         <w:rPr/>
       </w:pPr>
@@ -6299,7 +6418,7 @@
         <w:pStyle w:val="Compact"/>
         <w:numPr>
           <w:ilvl w:val="1"/>
-          <w:numId w:val="3"/>
+          <w:numId w:val="1"/>
         </w:numPr>
         <w:rPr/>
       </w:pPr>
@@ -6323,7 +6442,7 @@
         <w:pStyle w:val="Compact"/>
         <w:numPr>
           <w:ilvl w:val="0"/>
-          <w:numId w:val="3"/>
+          <w:numId w:val="1"/>
         </w:numPr>
         <w:rPr/>
       </w:pPr>
@@ -7549,15 +7668,699 @@
 <w:numbering xmlns:w="http://schemas.openxmlformats.org/wordprocessingml/2006/main" xmlns:o="urn:schemas-microsoft-com:office:office" xmlns:r="http://schemas.openxmlformats.org/officeDocument/2006/relationships" xmlns:v="urn:schemas-microsoft-com:vml" xmlns:mc="http://schemas.openxmlformats.org/markup-compatibility/2006" xmlns:w14="http://schemas.microsoft.com/office/word/2010/wordml" mc:Ignorable="w14">
   <w:abstractNum w:abstractNumId="1">
     <w:lvl w:ilvl="0">
+      <w:numFmt w:val="bullet"/>
+      <w:lvlText w:val=""/>
+      <w:lvlJc w:val="left"/>
+      <w:pPr>
+        <w:tabs>
+          <w:tab w:val="num" w:pos="0"/>
+        </w:tabs>
+        <w:ind w:left="720" w:hanging="480"/>
+      </w:pPr>
+      <w:rPr>
+        <w:rFonts w:ascii="Symbol" w:hAnsi="Symbol" w:cs="Symbol" w:hint="default"/>
+      </w:rPr>
+    </w:lvl>
+    <w:lvl w:ilvl="1">
+      <w:start w:val="0"/>
+      <w:numFmt w:val="bullet"/>
+      <w:lvlText w:val=""/>
+      <w:lvlJc w:val="left"/>
+      <w:pPr>
+        <w:tabs>
+          <w:tab w:val="num" w:pos="0"/>
+        </w:tabs>
+        <w:ind w:left="1440" w:hanging="480"/>
+      </w:pPr>
+      <w:rPr>
+        <w:rFonts w:ascii="Symbol" w:hAnsi="Symbol" w:cs="Symbol" w:hint="default"/>
+      </w:rPr>
+    </w:lvl>
+    <w:lvl w:ilvl="2">
+      <w:start w:val="0"/>
+      <w:numFmt w:val="bullet"/>
+      <w:lvlText w:val=""/>
+      <w:lvlJc w:val="left"/>
+      <w:pPr>
+        <w:tabs>
+          <w:tab w:val="num" w:pos="0"/>
+        </w:tabs>
+        <w:ind w:left="2160" w:hanging="480"/>
+      </w:pPr>
+      <w:rPr>
+        <w:rFonts w:ascii="Symbol" w:hAnsi="Symbol" w:cs="Symbol" w:hint="default"/>
+      </w:rPr>
+    </w:lvl>
+    <w:lvl w:ilvl="3">
+      <w:start w:val="0"/>
+      <w:numFmt w:val="bullet"/>
+      <w:lvlText w:val=""/>
+      <w:lvlJc w:val="left"/>
+      <w:pPr>
+        <w:tabs>
+          <w:tab w:val="num" w:pos="0"/>
+        </w:tabs>
+        <w:ind w:left="2880" w:hanging="480"/>
+      </w:pPr>
+      <w:rPr>
+        <w:rFonts w:ascii="Symbol" w:hAnsi="Symbol" w:cs="Symbol" w:hint="default"/>
+      </w:rPr>
+    </w:lvl>
+    <w:lvl w:ilvl="4">
+      <w:start w:val="0"/>
+      <w:numFmt w:val="bullet"/>
+      <w:lvlText w:val=""/>
+      <w:lvlJc w:val="left"/>
+      <w:pPr>
+        <w:tabs>
+          <w:tab w:val="num" w:pos="0"/>
+        </w:tabs>
+        <w:ind w:left="3600" w:hanging="480"/>
+      </w:pPr>
+      <w:rPr>
+        <w:rFonts w:ascii="Symbol" w:hAnsi="Symbol" w:cs="Symbol" w:hint="default"/>
+      </w:rPr>
+    </w:lvl>
+    <w:lvl w:ilvl="5">
+      <w:start w:val="0"/>
+      <w:numFmt w:val="bullet"/>
+      <w:lvlText w:val=""/>
+      <w:lvlJc w:val="left"/>
+      <w:pPr>
+        <w:tabs>
+          <w:tab w:val="num" w:pos="0"/>
+        </w:tabs>
+        <w:ind w:left="4320" w:hanging="480"/>
+      </w:pPr>
+      <w:rPr>
+        <w:rFonts w:ascii="Symbol" w:hAnsi="Symbol" w:cs="Symbol" w:hint="default"/>
+      </w:rPr>
+    </w:lvl>
+    <w:lvl w:ilvl="6">
+      <w:start w:val="0"/>
+      <w:numFmt w:val="bullet"/>
+      <w:lvlText w:val=""/>
+      <w:lvlJc w:val="left"/>
+      <w:pPr>
+        <w:tabs>
+          <w:tab w:val="num" w:pos="0"/>
+        </w:tabs>
+        <w:ind w:left="5040" w:hanging="480"/>
+      </w:pPr>
+      <w:rPr>
+        <w:rFonts w:ascii="Symbol" w:hAnsi="Symbol" w:cs="Symbol" w:hint="default"/>
+      </w:rPr>
+    </w:lvl>
+    <w:lvl w:ilvl="7">
+      <w:start w:val="0"/>
+      <w:numFmt w:val="bullet"/>
+      <w:lvlText w:val=""/>
+      <w:lvlJc w:val="left"/>
+      <w:pPr>
+        <w:tabs>
+          <w:tab w:val="num" w:pos="0"/>
+        </w:tabs>
+        <w:ind w:left="5760" w:hanging="480"/>
+      </w:pPr>
+      <w:rPr>
+        <w:rFonts w:ascii="Symbol" w:hAnsi="Symbol" w:cs="Symbol" w:hint="default"/>
+      </w:rPr>
+    </w:lvl>
+    <w:lvl w:ilvl="8">
+      <w:start w:val="0"/>
+      <w:numFmt w:val="bullet"/>
+      <w:lvlText w:val=""/>
+      <w:lvlJc w:val="left"/>
+      <w:pPr>
+        <w:tabs>
+          <w:tab w:val="num" w:pos="0"/>
+        </w:tabs>
+        <w:ind w:left="6480" w:hanging="480"/>
+      </w:pPr>
+      <w:rPr>
+        <w:rFonts w:ascii="Symbol" w:hAnsi="Symbol" w:cs="Symbol" w:hint="default"/>
+      </w:rPr>
+    </w:lvl>
+  </w:abstractNum>
+  <w:abstractNum w:abstractNumId="2">
+    <w:lvl w:ilvl="0">
+      <w:start w:val="1"/>
+      <w:numFmt w:val="bullet"/>
+      <w:lvlText w:val=""/>
+      <w:lvlJc w:val="left"/>
+      <w:pPr>
+        <w:tabs>
+          <w:tab w:val="num" w:pos="720"/>
+        </w:tabs>
+        <w:ind w:left="720" w:hanging="360"/>
+      </w:pPr>
+      <w:rPr>
+        <w:rFonts w:ascii="Symbol" w:hAnsi="Symbol" w:cs="Symbol" w:hint="default"/>
+      </w:rPr>
+    </w:lvl>
+    <w:lvl w:ilvl="1">
+      <w:start w:val="1"/>
+      <w:numFmt w:val="bullet"/>
+      <w:lvlText w:val="◦"/>
+      <w:lvlJc w:val="left"/>
+      <w:pPr>
+        <w:tabs>
+          <w:tab w:val="num" w:pos="1080"/>
+        </w:tabs>
+        <w:ind w:left="1080" w:hanging="360"/>
+      </w:pPr>
+      <w:rPr>
+        <w:rFonts w:ascii="OpenSymbol" w:hAnsi="OpenSymbol" w:cs="OpenSymbol" w:hint="default"/>
+      </w:rPr>
+    </w:lvl>
+    <w:lvl w:ilvl="2">
+      <w:start w:val="1"/>
+      <w:numFmt w:val="bullet"/>
+      <w:lvlText w:val="▪"/>
+      <w:lvlJc w:val="left"/>
+      <w:pPr>
+        <w:tabs>
+          <w:tab w:val="num" w:pos="1440"/>
+        </w:tabs>
+        <w:ind w:left="1440" w:hanging="360"/>
+      </w:pPr>
+      <w:rPr>
+        <w:rFonts w:ascii="OpenSymbol" w:hAnsi="OpenSymbol" w:cs="OpenSymbol" w:hint="default"/>
+      </w:rPr>
+    </w:lvl>
+    <w:lvl w:ilvl="3">
+      <w:start w:val="1"/>
+      <w:numFmt w:val="bullet"/>
+      <w:lvlText w:val=""/>
+      <w:lvlJc w:val="left"/>
+      <w:pPr>
+        <w:tabs>
+          <w:tab w:val="num" w:pos="1800"/>
+        </w:tabs>
+        <w:ind w:left="1800" w:hanging="360"/>
+      </w:pPr>
+      <w:rPr>
+        <w:rFonts w:ascii="Symbol" w:hAnsi="Symbol" w:cs="Symbol" w:hint="default"/>
+      </w:rPr>
+    </w:lvl>
+    <w:lvl w:ilvl="4">
+      <w:start w:val="1"/>
+      <w:numFmt w:val="bullet"/>
+      <w:lvlText w:val="◦"/>
+      <w:lvlJc w:val="left"/>
+      <w:pPr>
+        <w:tabs>
+          <w:tab w:val="num" w:pos="2160"/>
+        </w:tabs>
+        <w:ind w:left="2160" w:hanging="360"/>
+      </w:pPr>
+      <w:rPr>
+        <w:rFonts w:ascii="OpenSymbol" w:hAnsi="OpenSymbol" w:cs="OpenSymbol" w:hint="default"/>
+      </w:rPr>
+    </w:lvl>
+    <w:lvl w:ilvl="5">
+      <w:start w:val="1"/>
+      <w:numFmt w:val="bullet"/>
+      <w:lvlText w:val="▪"/>
+      <w:lvlJc w:val="left"/>
+      <w:pPr>
+        <w:tabs>
+          <w:tab w:val="num" w:pos="2520"/>
+        </w:tabs>
+        <w:ind w:left="2520" w:hanging="360"/>
+      </w:pPr>
+      <w:rPr>
+        <w:rFonts w:ascii="OpenSymbol" w:hAnsi="OpenSymbol" w:cs="OpenSymbol" w:hint="default"/>
+      </w:rPr>
+    </w:lvl>
+    <w:lvl w:ilvl="6">
+      <w:start w:val="1"/>
+      <w:numFmt w:val="bullet"/>
+      <w:lvlText w:val=""/>
+      <w:lvlJc w:val="left"/>
+      <w:pPr>
+        <w:tabs>
+          <w:tab w:val="num" w:pos="2880"/>
+        </w:tabs>
+        <w:ind w:left="2880" w:hanging="360"/>
+      </w:pPr>
+      <w:rPr>
+        <w:rFonts w:ascii="Symbol" w:hAnsi="Symbol" w:cs="Symbol" w:hint="default"/>
+      </w:rPr>
+    </w:lvl>
+    <w:lvl w:ilvl="7">
+      <w:start w:val="1"/>
+      <w:numFmt w:val="bullet"/>
+      <w:lvlText w:val="◦"/>
+      <w:lvlJc w:val="left"/>
+      <w:pPr>
+        <w:tabs>
+          <w:tab w:val="num" w:pos="3240"/>
+        </w:tabs>
+        <w:ind w:left="3240" w:hanging="360"/>
+      </w:pPr>
+      <w:rPr>
+        <w:rFonts w:ascii="OpenSymbol" w:hAnsi="OpenSymbol" w:cs="OpenSymbol" w:hint="default"/>
+      </w:rPr>
+    </w:lvl>
+    <w:lvl w:ilvl="8">
+      <w:start w:val="1"/>
+      <w:numFmt w:val="bullet"/>
+      <w:lvlText w:val="▪"/>
+      <w:lvlJc w:val="left"/>
+      <w:pPr>
+        <w:tabs>
+          <w:tab w:val="num" w:pos="3600"/>
+        </w:tabs>
+        <w:ind w:left="3600" w:hanging="360"/>
+      </w:pPr>
+      <w:rPr>
+        <w:rFonts w:ascii="OpenSymbol" w:hAnsi="OpenSymbol" w:cs="OpenSymbol" w:hint="default"/>
+      </w:rPr>
+    </w:lvl>
+  </w:abstractNum>
+  <w:abstractNum w:abstractNumId="3">
+    <w:lvl w:ilvl="0">
+      <w:start w:val="1"/>
+      <w:numFmt w:val="bullet"/>
+      <w:lvlText w:val=""/>
+      <w:lvlJc w:val="left"/>
+      <w:pPr>
+        <w:tabs>
+          <w:tab w:val="num" w:pos="720"/>
+        </w:tabs>
+        <w:ind w:left="720" w:hanging="360"/>
+      </w:pPr>
+      <w:rPr>
+        <w:rFonts w:ascii="Symbol" w:hAnsi="Symbol" w:cs="Symbol" w:hint="default"/>
+      </w:rPr>
+    </w:lvl>
+    <w:lvl w:ilvl="1">
+      <w:start w:val="1"/>
+      <w:numFmt w:val="bullet"/>
+      <w:lvlText w:val="◦"/>
+      <w:lvlJc w:val="left"/>
+      <w:pPr>
+        <w:tabs>
+          <w:tab w:val="num" w:pos="1080"/>
+        </w:tabs>
+        <w:ind w:left="1080" w:hanging="360"/>
+      </w:pPr>
+      <w:rPr>
+        <w:rFonts w:ascii="OpenSymbol" w:hAnsi="OpenSymbol" w:cs="OpenSymbol" w:hint="default"/>
+      </w:rPr>
+    </w:lvl>
+    <w:lvl w:ilvl="2">
+      <w:start w:val="1"/>
+      <w:numFmt w:val="bullet"/>
+      <w:lvlText w:val="▪"/>
+      <w:lvlJc w:val="left"/>
+      <w:pPr>
+        <w:tabs>
+          <w:tab w:val="num" w:pos="1440"/>
+        </w:tabs>
+        <w:ind w:left="1440" w:hanging="360"/>
+      </w:pPr>
+      <w:rPr>
+        <w:rFonts w:ascii="OpenSymbol" w:hAnsi="OpenSymbol" w:cs="OpenSymbol" w:hint="default"/>
+      </w:rPr>
+    </w:lvl>
+    <w:lvl w:ilvl="3">
+      <w:start w:val="1"/>
+      <w:numFmt w:val="bullet"/>
+      <w:lvlText w:val=""/>
+      <w:lvlJc w:val="left"/>
+      <w:pPr>
+        <w:tabs>
+          <w:tab w:val="num" w:pos="1800"/>
+        </w:tabs>
+        <w:ind w:left="1800" w:hanging="360"/>
+      </w:pPr>
+      <w:rPr>
+        <w:rFonts w:ascii="Symbol" w:hAnsi="Symbol" w:cs="Symbol" w:hint="default"/>
+      </w:rPr>
+    </w:lvl>
+    <w:lvl w:ilvl="4">
+      <w:start w:val="1"/>
+      <w:numFmt w:val="bullet"/>
+      <w:lvlText w:val="◦"/>
+      <w:lvlJc w:val="left"/>
+      <w:pPr>
+        <w:tabs>
+          <w:tab w:val="num" w:pos="2160"/>
+        </w:tabs>
+        <w:ind w:left="2160" w:hanging="360"/>
+      </w:pPr>
+      <w:rPr>
+        <w:rFonts w:ascii="OpenSymbol" w:hAnsi="OpenSymbol" w:cs="OpenSymbol" w:hint="default"/>
+      </w:rPr>
+    </w:lvl>
+    <w:lvl w:ilvl="5">
+      <w:start w:val="1"/>
+      <w:numFmt w:val="bullet"/>
+      <w:lvlText w:val="▪"/>
+      <w:lvlJc w:val="left"/>
+      <w:pPr>
+        <w:tabs>
+          <w:tab w:val="num" w:pos="2520"/>
+        </w:tabs>
+        <w:ind w:left="2520" w:hanging="360"/>
+      </w:pPr>
+      <w:rPr>
+        <w:rFonts w:ascii="OpenSymbol" w:hAnsi="OpenSymbol" w:cs="OpenSymbol" w:hint="default"/>
+      </w:rPr>
+    </w:lvl>
+    <w:lvl w:ilvl="6">
+      <w:start w:val="1"/>
+      <w:numFmt w:val="bullet"/>
+      <w:lvlText w:val=""/>
+      <w:lvlJc w:val="left"/>
+      <w:pPr>
+        <w:tabs>
+          <w:tab w:val="num" w:pos="2880"/>
+        </w:tabs>
+        <w:ind w:left="2880" w:hanging="360"/>
+      </w:pPr>
+      <w:rPr>
+        <w:rFonts w:ascii="Symbol" w:hAnsi="Symbol" w:cs="Symbol" w:hint="default"/>
+      </w:rPr>
+    </w:lvl>
+    <w:lvl w:ilvl="7">
+      <w:start w:val="1"/>
+      <w:numFmt w:val="bullet"/>
+      <w:lvlText w:val="◦"/>
+      <w:lvlJc w:val="left"/>
+      <w:pPr>
+        <w:tabs>
+          <w:tab w:val="num" w:pos="3240"/>
+        </w:tabs>
+        <w:ind w:left="3240" w:hanging="360"/>
+      </w:pPr>
+      <w:rPr>
+        <w:rFonts w:ascii="OpenSymbol" w:hAnsi="OpenSymbol" w:cs="OpenSymbol" w:hint="default"/>
+      </w:rPr>
+    </w:lvl>
+    <w:lvl w:ilvl="8">
+      <w:start w:val="1"/>
+      <w:numFmt w:val="bullet"/>
+      <w:lvlText w:val="▪"/>
+      <w:lvlJc w:val="left"/>
+      <w:pPr>
+        <w:tabs>
+          <w:tab w:val="num" w:pos="3600"/>
+        </w:tabs>
+        <w:ind w:left="3600" w:hanging="360"/>
+      </w:pPr>
+      <w:rPr>
+        <w:rFonts w:ascii="OpenSymbol" w:hAnsi="OpenSymbol" w:cs="OpenSymbol" w:hint="default"/>
+      </w:rPr>
+    </w:lvl>
+  </w:abstractNum>
+  <w:abstractNum w:abstractNumId="4">
+    <w:lvl w:ilvl="0">
+      <w:start w:val="1"/>
+      <w:numFmt w:val="bullet"/>
+      <w:lvlText w:val=""/>
+      <w:lvlJc w:val="left"/>
+      <w:pPr>
+        <w:tabs>
+          <w:tab w:val="num" w:pos="720"/>
+        </w:tabs>
+        <w:ind w:left="720" w:hanging="360"/>
+      </w:pPr>
+      <w:rPr>
+        <w:rFonts w:ascii="Symbol" w:hAnsi="Symbol" w:cs="Symbol" w:hint="default"/>
+      </w:rPr>
+    </w:lvl>
+    <w:lvl w:ilvl="1">
+      <w:start w:val="1"/>
+      <w:numFmt w:val="bullet"/>
+      <w:lvlText w:val="◦"/>
+      <w:lvlJc w:val="left"/>
+      <w:pPr>
+        <w:tabs>
+          <w:tab w:val="num" w:pos="1080"/>
+        </w:tabs>
+        <w:ind w:left="1080" w:hanging="360"/>
+      </w:pPr>
+      <w:rPr>
+        <w:rFonts w:ascii="OpenSymbol" w:hAnsi="OpenSymbol" w:cs="OpenSymbol" w:hint="default"/>
+      </w:rPr>
+    </w:lvl>
+    <w:lvl w:ilvl="2">
+      <w:start w:val="1"/>
+      <w:numFmt w:val="bullet"/>
+      <w:lvlText w:val="▪"/>
+      <w:lvlJc w:val="left"/>
+      <w:pPr>
+        <w:tabs>
+          <w:tab w:val="num" w:pos="1440"/>
+        </w:tabs>
+        <w:ind w:left="1440" w:hanging="360"/>
+      </w:pPr>
+      <w:rPr>
+        <w:rFonts w:ascii="OpenSymbol" w:hAnsi="OpenSymbol" w:cs="OpenSymbol" w:hint="default"/>
+      </w:rPr>
+    </w:lvl>
+    <w:lvl w:ilvl="3">
+      <w:start w:val="1"/>
+      <w:numFmt w:val="bullet"/>
+      <w:lvlText w:val=""/>
+      <w:lvlJc w:val="left"/>
+      <w:pPr>
+        <w:tabs>
+          <w:tab w:val="num" w:pos="1800"/>
+        </w:tabs>
+        <w:ind w:left="1800" w:hanging="360"/>
+      </w:pPr>
+      <w:rPr>
+        <w:rFonts w:ascii="Symbol" w:hAnsi="Symbol" w:cs="Symbol" w:hint="default"/>
+      </w:rPr>
+    </w:lvl>
+    <w:lvl w:ilvl="4">
+      <w:start w:val="1"/>
+      <w:numFmt w:val="bullet"/>
+      <w:lvlText w:val="◦"/>
+      <w:lvlJc w:val="left"/>
+      <w:pPr>
+        <w:tabs>
+          <w:tab w:val="num" w:pos="2160"/>
+        </w:tabs>
+        <w:ind w:left="2160" w:hanging="360"/>
+      </w:pPr>
+      <w:rPr>
+        <w:rFonts w:ascii="OpenSymbol" w:hAnsi="OpenSymbol" w:cs="OpenSymbol" w:hint="default"/>
+      </w:rPr>
+    </w:lvl>
+    <w:lvl w:ilvl="5">
+      <w:start w:val="1"/>
+      <w:numFmt w:val="bullet"/>
+      <w:lvlText w:val="▪"/>
+      <w:lvlJc w:val="left"/>
+      <w:pPr>
+        <w:tabs>
+          <w:tab w:val="num" w:pos="2520"/>
+        </w:tabs>
+        <w:ind w:left="2520" w:hanging="360"/>
+      </w:pPr>
+      <w:rPr>
+        <w:rFonts w:ascii="OpenSymbol" w:hAnsi="OpenSymbol" w:cs="OpenSymbol" w:hint="default"/>
+      </w:rPr>
+    </w:lvl>
+    <w:lvl w:ilvl="6">
+      <w:start w:val="1"/>
+      <w:numFmt w:val="bullet"/>
+      <w:lvlText w:val=""/>
+      <w:lvlJc w:val="left"/>
+      <w:pPr>
+        <w:tabs>
+          <w:tab w:val="num" w:pos="2880"/>
+        </w:tabs>
+        <w:ind w:left="2880" w:hanging="360"/>
+      </w:pPr>
+      <w:rPr>
+        <w:rFonts w:ascii="Symbol" w:hAnsi="Symbol" w:cs="Symbol" w:hint="default"/>
+      </w:rPr>
+    </w:lvl>
+    <w:lvl w:ilvl="7">
+      <w:start w:val="1"/>
+      <w:numFmt w:val="bullet"/>
+      <w:lvlText w:val="◦"/>
+      <w:lvlJc w:val="left"/>
+      <w:pPr>
+        <w:tabs>
+          <w:tab w:val="num" w:pos="3240"/>
+        </w:tabs>
+        <w:ind w:left="3240" w:hanging="360"/>
+      </w:pPr>
+      <w:rPr>
+        <w:rFonts w:ascii="OpenSymbol" w:hAnsi="OpenSymbol" w:cs="OpenSymbol" w:hint="default"/>
+      </w:rPr>
+    </w:lvl>
+    <w:lvl w:ilvl="8">
+      <w:start w:val="1"/>
+      <w:numFmt w:val="bullet"/>
+      <w:lvlText w:val="▪"/>
+      <w:lvlJc w:val="left"/>
+      <w:pPr>
+        <w:tabs>
+          <w:tab w:val="num" w:pos="3600"/>
+        </w:tabs>
+        <w:ind w:left="3600" w:hanging="360"/>
+      </w:pPr>
+      <w:rPr>
+        <w:rFonts w:ascii="OpenSymbol" w:hAnsi="OpenSymbol" w:cs="OpenSymbol" w:hint="default"/>
+      </w:rPr>
+    </w:lvl>
+  </w:abstractNum>
+  <w:abstractNum w:abstractNumId="5">
+    <w:lvl w:ilvl="0">
+      <w:start w:val="1"/>
+      <w:numFmt w:val="bullet"/>
+      <w:lvlText w:val=""/>
+      <w:lvlJc w:val="left"/>
+      <w:pPr>
+        <w:tabs>
+          <w:tab w:val="num" w:pos="720"/>
+        </w:tabs>
+        <w:ind w:left="720" w:hanging="360"/>
+      </w:pPr>
+      <w:rPr>
+        <w:rFonts w:ascii="Symbol" w:hAnsi="Symbol" w:cs="Symbol" w:hint="default"/>
+      </w:rPr>
+    </w:lvl>
+    <w:lvl w:ilvl="1">
+      <w:start w:val="1"/>
+      <w:numFmt w:val="bullet"/>
+      <w:lvlText w:val="◦"/>
+      <w:lvlJc w:val="left"/>
+      <w:pPr>
+        <w:tabs>
+          <w:tab w:val="num" w:pos="1080"/>
+        </w:tabs>
+        <w:ind w:left="1080" w:hanging="360"/>
+      </w:pPr>
+      <w:rPr>
+        <w:rFonts w:ascii="OpenSymbol" w:hAnsi="OpenSymbol" w:cs="OpenSymbol" w:hint="default"/>
+      </w:rPr>
+    </w:lvl>
+    <w:lvl w:ilvl="2">
+      <w:start w:val="1"/>
+      <w:numFmt w:val="bullet"/>
+      <w:lvlText w:val="▪"/>
+      <w:lvlJc w:val="left"/>
+      <w:pPr>
+        <w:tabs>
+          <w:tab w:val="num" w:pos="1440"/>
+        </w:tabs>
+        <w:ind w:left="1440" w:hanging="360"/>
+      </w:pPr>
+      <w:rPr>
+        <w:rFonts w:ascii="OpenSymbol" w:hAnsi="OpenSymbol" w:cs="OpenSymbol" w:hint="default"/>
+      </w:rPr>
+    </w:lvl>
+    <w:lvl w:ilvl="3">
+      <w:start w:val="1"/>
+      <w:numFmt w:val="bullet"/>
+      <w:lvlText w:val=""/>
+      <w:lvlJc w:val="left"/>
+      <w:pPr>
+        <w:tabs>
+          <w:tab w:val="num" w:pos="1800"/>
+        </w:tabs>
+        <w:ind w:left="1800" w:hanging="360"/>
+      </w:pPr>
+      <w:rPr>
+        <w:rFonts w:ascii="Symbol" w:hAnsi="Symbol" w:cs="Symbol" w:hint="default"/>
+      </w:rPr>
+    </w:lvl>
+    <w:lvl w:ilvl="4">
+      <w:start w:val="1"/>
+      <w:numFmt w:val="bullet"/>
+      <w:lvlText w:val="◦"/>
+      <w:lvlJc w:val="left"/>
+      <w:pPr>
+        <w:tabs>
+          <w:tab w:val="num" w:pos="2160"/>
+        </w:tabs>
+        <w:ind w:left="2160" w:hanging="360"/>
+      </w:pPr>
+      <w:rPr>
+        <w:rFonts w:ascii="OpenSymbol" w:hAnsi="OpenSymbol" w:cs="OpenSymbol" w:hint="default"/>
+      </w:rPr>
+    </w:lvl>
+    <w:lvl w:ilvl="5">
+      <w:start w:val="1"/>
+      <w:numFmt w:val="bullet"/>
+      <w:lvlText w:val="▪"/>
+      <w:lvlJc w:val="left"/>
+      <w:pPr>
+        <w:tabs>
+          <w:tab w:val="num" w:pos="2520"/>
+        </w:tabs>
+        <w:ind w:left="2520" w:hanging="360"/>
+      </w:pPr>
+      <w:rPr>
+        <w:rFonts w:ascii="OpenSymbol" w:hAnsi="OpenSymbol" w:cs="OpenSymbol" w:hint="default"/>
+      </w:rPr>
+    </w:lvl>
+    <w:lvl w:ilvl="6">
+      <w:start w:val="1"/>
+      <w:numFmt w:val="bullet"/>
+      <w:lvlText w:val=""/>
+      <w:lvlJc w:val="left"/>
+      <w:pPr>
+        <w:tabs>
+          <w:tab w:val="num" w:pos="2880"/>
+        </w:tabs>
+        <w:ind w:left="2880" w:hanging="360"/>
+      </w:pPr>
+      <w:rPr>
+        <w:rFonts w:ascii="Symbol" w:hAnsi="Symbol" w:cs="Symbol" w:hint="default"/>
+      </w:rPr>
+    </w:lvl>
+    <w:lvl w:ilvl="7">
+      <w:start w:val="1"/>
+      <w:numFmt w:val="bullet"/>
+      <w:lvlText w:val="◦"/>
+      <w:lvlJc w:val="left"/>
+      <w:pPr>
+        <w:tabs>
+          <w:tab w:val="num" w:pos="3240"/>
+        </w:tabs>
+        <w:ind w:left="3240" w:hanging="360"/>
+      </w:pPr>
+      <w:rPr>
+        <w:rFonts w:ascii="OpenSymbol" w:hAnsi="OpenSymbol" w:cs="OpenSymbol" w:hint="default"/>
+      </w:rPr>
+    </w:lvl>
+    <w:lvl w:ilvl="8">
+      <w:start w:val="1"/>
+      <w:numFmt w:val="bullet"/>
+      <w:lvlText w:val="▪"/>
+      <w:lvlJc w:val="left"/>
+      <w:pPr>
+        <w:tabs>
+          <w:tab w:val="num" w:pos="3600"/>
+        </w:tabs>
+        <w:ind w:left="3600" w:hanging="360"/>
+      </w:pPr>
+      <w:rPr>
+        <w:rFonts w:ascii="OpenSymbol" w:hAnsi="OpenSymbol" w:cs="OpenSymbol" w:hint="default"/>
+      </w:rPr>
+    </w:lvl>
+  </w:abstractNum>
+  <w:abstractNum w:abstractNumId="6">
+    <w:lvl w:ilvl="0">
       <w:start w:val="1"/>
       <w:numFmt w:val="decimal"/>
       <w:lvlText w:val="%1."/>
       <w:lvlJc w:val="left"/>
       <w:pPr>
         <w:tabs>
-          <w:tab w:val="num" w:pos="0"/>
-        </w:tabs>
-        <w:ind w:left="720" w:hanging="480"/>
+          <w:tab w:val="num" w:pos="720"/>
+        </w:tabs>
+        <w:ind w:left="720" w:hanging="360"/>
       </w:pPr>
       <w:rPr/>
     </w:lvl>
@@ -7568,9 +8371,9 @@
       <w:lvlJc w:val="left"/>
       <w:pPr>
         <w:tabs>
-          <w:tab w:val="num" w:pos="0"/>
-        </w:tabs>
-        <w:ind w:left="1440" w:hanging="480"/>
+          <w:tab w:val="num" w:pos="1080"/>
+        </w:tabs>
+        <w:ind w:left="1080" w:hanging="360"/>
       </w:pPr>
       <w:rPr/>
     </w:lvl>
@@ -7581,9 +8384,9 @@
       <w:lvlJc w:val="left"/>
       <w:pPr>
         <w:tabs>
-          <w:tab w:val="num" w:pos="0"/>
-        </w:tabs>
-        <w:ind w:left="2160" w:hanging="480"/>
+          <w:tab w:val="num" w:pos="1440"/>
+        </w:tabs>
+        <w:ind w:left="1440" w:hanging="360"/>
       </w:pPr>
       <w:rPr/>
     </w:lvl>
@@ -7594,9 +8397,9 @@
       <w:lvlJc w:val="left"/>
       <w:pPr>
         <w:tabs>
-          <w:tab w:val="num" w:pos="0"/>
-        </w:tabs>
-        <w:ind w:left="2880" w:hanging="480"/>
+          <w:tab w:val="num" w:pos="1800"/>
+        </w:tabs>
+        <w:ind w:left="1800" w:hanging="360"/>
       </w:pPr>
       <w:rPr/>
     </w:lvl>
@@ -7607,9 +8410,9 @@
       <w:lvlJc w:val="left"/>
       <w:pPr>
         <w:tabs>
-          <w:tab w:val="num" w:pos="0"/>
-        </w:tabs>
-        <w:ind w:left="3600" w:hanging="480"/>
+          <w:tab w:val="num" w:pos="2160"/>
+        </w:tabs>
+        <w:ind w:left="2160" w:hanging="360"/>
       </w:pPr>
       <w:rPr/>
     </w:lvl>
@@ -7620,9 +8423,9 @@
       <w:lvlJc w:val="left"/>
       <w:pPr>
         <w:tabs>
-          <w:tab w:val="num" w:pos="0"/>
-        </w:tabs>
-        <w:ind w:left="4320" w:hanging="480"/>
+          <w:tab w:val="num" w:pos="2520"/>
+        </w:tabs>
+        <w:ind w:left="2520" w:hanging="360"/>
       </w:pPr>
       <w:rPr/>
     </w:lvl>
@@ -7633,9 +8436,9 @@
       <w:lvlJc w:val="left"/>
       <w:pPr>
         <w:tabs>
-          <w:tab w:val="num" w:pos="0"/>
-        </w:tabs>
-        <w:ind w:left="5040" w:hanging="480"/>
+          <w:tab w:val="num" w:pos="2880"/>
+        </w:tabs>
+        <w:ind w:left="2880" w:hanging="360"/>
       </w:pPr>
       <w:rPr/>
     </w:lvl>
@@ -7646,9 +8449,9 @@
       <w:lvlJc w:val="left"/>
       <w:pPr>
         <w:tabs>
-          <w:tab w:val="num" w:pos="0"/>
-        </w:tabs>
-        <w:ind w:left="5760" w:hanging="480"/>
+          <w:tab w:val="num" w:pos="3240"/>
+        </w:tabs>
+        <w:ind w:left="3240" w:hanging="360"/>
       </w:pPr>
       <w:rPr/>
     </w:lvl>
@@ -7659,980 +8462,422 @@
       <w:lvlJc w:val="left"/>
       <w:pPr>
         <w:tabs>
-          <w:tab w:val="num" w:pos="0"/>
-        </w:tabs>
-        <w:ind w:left="6480" w:hanging="480"/>
+          <w:tab w:val="num" w:pos="3600"/>
+        </w:tabs>
+        <w:ind w:left="3600" w:hanging="360"/>
       </w:pPr>
       <w:rPr/>
     </w:lvl>
   </w:abstractNum>
-  <w:abstractNum w:abstractNumId="2">
+  <w:abstractNum w:abstractNumId="7">
     <w:lvl w:ilvl="0">
-      <w:start w:val="4"/>
-      <w:numFmt w:val="decimal"/>
-      <w:lvlText w:val="%1."/>
-      <w:lvlJc w:val="left"/>
-      <w:pPr>
-        <w:tabs>
-          <w:tab w:val="num" w:pos="0"/>
-        </w:tabs>
-        <w:ind w:left="720" w:hanging="480"/>
-      </w:pPr>
-      <w:rPr/>
-    </w:lvl>
-    <w:lvl w:ilvl="1">
-      <w:start w:val="4"/>
-      <w:numFmt w:val="decimal"/>
-      <w:lvlText w:val="%2."/>
-      <w:lvlJc w:val="left"/>
-      <w:pPr>
-        <w:tabs>
-          <w:tab w:val="num" w:pos="0"/>
-        </w:tabs>
-        <w:ind w:left="1440" w:hanging="480"/>
-      </w:pPr>
-      <w:rPr/>
-    </w:lvl>
-    <w:lvl w:ilvl="2">
-      <w:start w:val="4"/>
-      <w:numFmt w:val="decimal"/>
-      <w:lvlText w:val="%3."/>
-      <w:lvlJc w:val="left"/>
-      <w:pPr>
-        <w:tabs>
-          <w:tab w:val="num" w:pos="0"/>
-        </w:tabs>
-        <w:ind w:left="2160" w:hanging="480"/>
-      </w:pPr>
-      <w:rPr/>
-    </w:lvl>
-    <w:lvl w:ilvl="3">
-      <w:start w:val="4"/>
-      <w:numFmt w:val="decimal"/>
-      <w:lvlText w:val="%4."/>
-      <w:lvlJc w:val="left"/>
-      <w:pPr>
-        <w:tabs>
-          <w:tab w:val="num" w:pos="0"/>
-        </w:tabs>
-        <w:ind w:left="2880" w:hanging="480"/>
-      </w:pPr>
-      <w:rPr/>
-    </w:lvl>
-    <w:lvl w:ilvl="4">
-      <w:start w:val="4"/>
-      <w:numFmt w:val="decimal"/>
-      <w:lvlText w:val="%5."/>
-      <w:lvlJc w:val="left"/>
-      <w:pPr>
-        <w:tabs>
-          <w:tab w:val="num" w:pos="0"/>
-        </w:tabs>
-        <w:ind w:left="3600" w:hanging="480"/>
-      </w:pPr>
-      <w:rPr/>
-    </w:lvl>
-    <w:lvl w:ilvl="5">
-      <w:start w:val="4"/>
-      <w:numFmt w:val="decimal"/>
-      <w:lvlText w:val="%6."/>
-      <w:lvlJc w:val="left"/>
-      <w:pPr>
-        <w:tabs>
-          <w:tab w:val="num" w:pos="0"/>
-        </w:tabs>
-        <w:ind w:left="4320" w:hanging="480"/>
-      </w:pPr>
-      <w:rPr/>
-    </w:lvl>
-    <w:lvl w:ilvl="6">
-      <w:start w:val="4"/>
-      <w:numFmt w:val="decimal"/>
-      <w:lvlText w:val="%7."/>
-      <w:lvlJc w:val="left"/>
-      <w:pPr>
-        <w:tabs>
-          <w:tab w:val="num" w:pos="0"/>
-        </w:tabs>
-        <w:ind w:left="5040" w:hanging="480"/>
-      </w:pPr>
-      <w:rPr/>
-    </w:lvl>
-    <w:lvl w:ilvl="7">
-      <w:start w:val="4"/>
-      <w:numFmt w:val="decimal"/>
-      <w:lvlText w:val="%8."/>
-      <w:lvlJc w:val="left"/>
-      <w:pPr>
-        <w:tabs>
-          <w:tab w:val="num" w:pos="0"/>
-        </w:tabs>
-        <w:ind w:left="5760" w:hanging="480"/>
-      </w:pPr>
-      <w:rPr/>
-    </w:lvl>
-    <w:lvl w:ilvl="8">
-      <w:start w:val="4"/>
-      <w:numFmt w:val="decimal"/>
-      <w:lvlText w:val="%9."/>
-      <w:lvlJc w:val="left"/>
-      <w:pPr>
-        <w:tabs>
-          <w:tab w:val="num" w:pos="0"/>
-        </w:tabs>
-        <w:ind w:left="6480" w:hanging="480"/>
-      </w:pPr>
-      <w:rPr/>
-    </w:lvl>
-  </w:abstractNum>
-  <w:abstractNum w:abstractNumId="3">
-    <w:lvl w:ilvl="0">
+      <w:start w:val="1"/>
       <w:numFmt w:val="bullet"/>
       <w:lvlText w:val=""/>
       <w:lvlJc w:val="left"/>
       <w:pPr>
         <w:tabs>
-          <w:tab w:val="num" w:pos="0"/>
-        </w:tabs>
-        <w:ind w:left="720" w:hanging="480"/>
+          <w:tab w:val="num" w:pos="720"/>
+        </w:tabs>
+        <w:ind w:left="720" w:hanging="360"/>
       </w:pPr>
       <w:rPr>
         <w:rFonts w:ascii="Symbol" w:hAnsi="Symbol" w:cs="Symbol" w:hint="default"/>
       </w:rPr>
     </w:lvl>
     <w:lvl w:ilvl="1">
-      <w:start w:val="0"/>
+      <w:start w:val="1"/>
       <w:numFmt w:val="bullet"/>
-      <w:lvlText w:val=""/>
-      <w:lvlJc w:val="left"/>
-      <w:pPr>
-        <w:tabs>
-          <w:tab w:val="num" w:pos="0"/>
-        </w:tabs>
-        <w:ind w:left="1440" w:hanging="480"/>
+      <w:lvlText w:val="◦"/>
+      <w:lvlJc w:val="left"/>
+      <w:pPr>
+        <w:tabs>
+          <w:tab w:val="num" w:pos="1080"/>
+        </w:tabs>
+        <w:ind w:left="1080" w:hanging="360"/>
+      </w:pPr>
+      <w:rPr>
+        <w:rFonts w:ascii="OpenSymbol" w:hAnsi="OpenSymbol" w:cs="OpenSymbol" w:hint="default"/>
+      </w:rPr>
+    </w:lvl>
+    <w:lvl w:ilvl="2">
+      <w:start w:val="1"/>
+      <w:numFmt w:val="bullet"/>
+      <w:lvlText w:val="▪"/>
+      <w:lvlJc w:val="left"/>
+      <w:pPr>
+        <w:tabs>
+          <w:tab w:val="num" w:pos="1440"/>
+        </w:tabs>
+        <w:ind w:left="1440" w:hanging="360"/>
+      </w:pPr>
+      <w:rPr>
+        <w:rFonts w:ascii="OpenSymbol" w:hAnsi="OpenSymbol" w:cs="OpenSymbol" w:hint="default"/>
+      </w:rPr>
+    </w:lvl>
+    <w:lvl w:ilvl="3">
+      <w:start w:val="1"/>
+      <w:numFmt w:val="bullet"/>
+      <w:lvlText w:val=""/>
+      <w:lvlJc w:val="left"/>
+      <w:pPr>
+        <w:tabs>
+          <w:tab w:val="num" w:pos="1800"/>
+        </w:tabs>
+        <w:ind w:left="1800" w:hanging="360"/>
       </w:pPr>
       <w:rPr>
         <w:rFonts w:ascii="Symbol" w:hAnsi="Symbol" w:cs="Symbol" w:hint="default"/>
       </w:rPr>
     </w:lvl>
-    <w:lvl w:ilvl="2">
-      <w:start w:val="0"/>
+    <w:lvl w:ilvl="4">
+      <w:start w:val="1"/>
+      <w:numFmt w:val="bullet"/>
+      <w:lvlText w:val="◦"/>
+      <w:lvlJc w:val="left"/>
+      <w:pPr>
+        <w:tabs>
+          <w:tab w:val="num" w:pos="2160"/>
+        </w:tabs>
+        <w:ind w:left="2160" w:hanging="360"/>
+      </w:pPr>
+      <w:rPr>
+        <w:rFonts w:ascii="OpenSymbol" w:hAnsi="OpenSymbol" w:cs="OpenSymbol" w:hint="default"/>
+      </w:rPr>
+    </w:lvl>
+    <w:lvl w:ilvl="5">
+      <w:start w:val="1"/>
+      <w:numFmt w:val="bullet"/>
+      <w:lvlText w:val="▪"/>
+      <w:lvlJc w:val="left"/>
+      <w:pPr>
+        <w:tabs>
+          <w:tab w:val="num" w:pos="2520"/>
+        </w:tabs>
+        <w:ind w:left="2520" w:hanging="360"/>
+      </w:pPr>
+      <w:rPr>
+        <w:rFonts w:ascii="OpenSymbol" w:hAnsi="OpenSymbol" w:cs="OpenSymbol" w:hint="default"/>
+      </w:rPr>
+    </w:lvl>
+    <w:lvl w:ilvl="6">
+      <w:start w:val="1"/>
       <w:numFmt w:val="bullet"/>
       <w:lvlText w:val=""/>
       <w:lvlJc w:val="left"/>
       <w:pPr>
         <w:tabs>
-          <w:tab w:val="num" w:pos="0"/>
-        </w:tabs>
-        <w:ind w:left="2160" w:hanging="480"/>
+          <w:tab w:val="num" w:pos="2880"/>
+        </w:tabs>
+        <w:ind w:left="2880" w:hanging="360"/>
       </w:pPr>
       <w:rPr>
         <w:rFonts w:ascii="Symbol" w:hAnsi="Symbol" w:cs="Symbol" w:hint="default"/>
       </w:rPr>
     </w:lvl>
-    <w:lvl w:ilvl="3">
-      <w:start w:val="0"/>
+    <w:lvl w:ilvl="7">
+      <w:start w:val="1"/>
       <w:numFmt w:val="bullet"/>
-      <w:lvlText w:val=""/>
-      <w:lvlJc w:val="left"/>
-      <w:pPr>
-        <w:tabs>
-          <w:tab w:val="num" w:pos="0"/>
-        </w:tabs>
-        <w:ind w:left="2880" w:hanging="480"/>
+      <w:lvlText w:val="◦"/>
+      <w:lvlJc w:val="left"/>
+      <w:pPr>
+        <w:tabs>
+          <w:tab w:val="num" w:pos="3240"/>
+        </w:tabs>
+        <w:ind w:left="3240" w:hanging="360"/>
+      </w:pPr>
+      <w:rPr>
+        <w:rFonts w:ascii="OpenSymbol" w:hAnsi="OpenSymbol" w:cs="OpenSymbol" w:hint="default"/>
+      </w:rPr>
+    </w:lvl>
+    <w:lvl w:ilvl="8">
+      <w:start w:val="1"/>
+      <w:numFmt w:val="bullet"/>
+      <w:lvlText w:val="▪"/>
+      <w:lvlJc w:val="left"/>
+      <w:pPr>
+        <w:tabs>
+          <w:tab w:val="num" w:pos="3600"/>
+        </w:tabs>
+        <w:ind w:left="3600" w:hanging="360"/>
+      </w:pPr>
+      <w:rPr>
+        <w:rFonts w:ascii="OpenSymbol" w:hAnsi="OpenSymbol" w:cs="OpenSymbol" w:hint="default"/>
+      </w:rPr>
+    </w:lvl>
+  </w:abstractNum>
+  <w:abstractNum w:abstractNumId="8">
+    <w:lvl w:ilvl="0">
+      <w:start w:val="1"/>
+      <w:numFmt w:val="bullet"/>
+      <w:lvlText w:val=""/>
+      <w:lvlJc w:val="left"/>
+      <w:pPr>
+        <w:tabs>
+          <w:tab w:val="num" w:pos="720"/>
+        </w:tabs>
+        <w:ind w:left="720" w:hanging="360"/>
       </w:pPr>
       <w:rPr>
         <w:rFonts w:ascii="Symbol" w:hAnsi="Symbol" w:cs="Symbol" w:hint="default"/>
       </w:rPr>
     </w:lvl>
-    <w:lvl w:ilvl="4">
-      <w:start w:val="0"/>
+    <w:lvl w:ilvl="1">
+      <w:start w:val="1"/>
+      <w:numFmt w:val="bullet"/>
+      <w:lvlText w:val="◦"/>
+      <w:lvlJc w:val="left"/>
+      <w:pPr>
+        <w:tabs>
+          <w:tab w:val="num" w:pos="1080"/>
+        </w:tabs>
+        <w:ind w:left="1080" w:hanging="360"/>
+      </w:pPr>
+      <w:rPr>
+        <w:rFonts w:ascii="OpenSymbol" w:hAnsi="OpenSymbol" w:cs="OpenSymbol" w:hint="default"/>
+      </w:rPr>
+    </w:lvl>
+    <w:lvl w:ilvl="2">
+      <w:start w:val="1"/>
+      <w:numFmt w:val="bullet"/>
+      <w:lvlText w:val="▪"/>
+      <w:lvlJc w:val="left"/>
+      <w:pPr>
+        <w:tabs>
+          <w:tab w:val="num" w:pos="1440"/>
+        </w:tabs>
+        <w:ind w:left="1440" w:hanging="360"/>
+      </w:pPr>
+      <w:rPr>
+        <w:rFonts w:ascii="OpenSymbol" w:hAnsi="OpenSymbol" w:cs="OpenSymbol" w:hint="default"/>
+      </w:rPr>
+    </w:lvl>
+    <w:lvl w:ilvl="3">
+      <w:start w:val="1"/>
       <w:numFmt w:val="bullet"/>
       <w:lvlText w:val=""/>
       <w:lvlJc w:val="left"/>
       <w:pPr>
         <w:tabs>
-          <w:tab w:val="num" w:pos="0"/>
-        </w:tabs>
-        <w:ind w:left="3600" w:hanging="480"/>
+          <w:tab w:val="num" w:pos="1800"/>
+        </w:tabs>
+        <w:ind w:left="1800" w:hanging="360"/>
       </w:pPr>
       <w:rPr>
         <w:rFonts w:ascii="Symbol" w:hAnsi="Symbol" w:cs="Symbol" w:hint="default"/>
       </w:rPr>
     </w:lvl>
+    <w:lvl w:ilvl="4">
+      <w:start w:val="1"/>
+      <w:numFmt w:val="bullet"/>
+      <w:lvlText w:val="◦"/>
+      <w:lvlJc w:val="left"/>
+      <w:pPr>
+        <w:tabs>
+          <w:tab w:val="num" w:pos="2160"/>
+        </w:tabs>
+        <w:ind w:left="2160" w:hanging="360"/>
+      </w:pPr>
+      <w:rPr>
+        <w:rFonts w:ascii="OpenSymbol" w:hAnsi="OpenSymbol" w:cs="OpenSymbol" w:hint="default"/>
+      </w:rPr>
+    </w:lvl>
     <w:lvl w:ilvl="5">
-      <w:start w:val="0"/>
+      <w:start w:val="1"/>
       <w:numFmt w:val="bullet"/>
-      <w:lvlText w:val=""/>
-      <w:lvlJc w:val="left"/>
-      <w:pPr>
-        <w:tabs>
-          <w:tab w:val="num" w:pos="0"/>
-        </w:tabs>
-        <w:ind w:left="4320" w:hanging="480"/>
+      <w:lvlText w:val="▪"/>
+      <w:lvlJc w:val="left"/>
+      <w:pPr>
+        <w:tabs>
+          <w:tab w:val="num" w:pos="2520"/>
+        </w:tabs>
+        <w:ind w:left="2520" w:hanging="360"/>
+      </w:pPr>
+      <w:rPr>
+        <w:rFonts w:ascii="OpenSymbol" w:hAnsi="OpenSymbol" w:cs="OpenSymbol" w:hint="default"/>
+      </w:rPr>
+    </w:lvl>
+    <w:lvl w:ilvl="6">
+      <w:start w:val="1"/>
+      <w:numFmt w:val="bullet"/>
+      <w:lvlText w:val=""/>
+      <w:lvlJc w:val="left"/>
+      <w:pPr>
+        <w:tabs>
+          <w:tab w:val="num" w:pos="2880"/>
+        </w:tabs>
+        <w:ind w:left="2880" w:hanging="360"/>
       </w:pPr>
       <w:rPr>
         <w:rFonts w:ascii="Symbol" w:hAnsi="Symbol" w:cs="Symbol" w:hint="default"/>
       </w:rPr>
     </w:lvl>
-    <w:lvl w:ilvl="6">
-      <w:start w:val="0"/>
-      <w:numFmt w:val="bullet"/>
-      <w:lvlText w:val=""/>
-      <w:lvlJc w:val="left"/>
-      <w:pPr>
-        <w:tabs>
-          <w:tab w:val="num" w:pos="0"/>
-        </w:tabs>
-        <w:ind w:left="5040" w:hanging="480"/>
-      </w:pPr>
-      <w:rPr>
-        <w:rFonts w:ascii="Symbol" w:hAnsi="Symbol" w:cs="Symbol" w:hint="default"/>
-      </w:rPr>
-    </w:lvl>
-    <w:lvl w:ilvl="7">
-      <w:start w:val="0"/>
-      <w:numFmt w:val="bullet"/>
-      <w:lvlText w:val=""/>
-      <w:lvlJc w:val="left"/>
-      <w:pPr>
-        <w:tabs>
-          <w:tab w:val="num" w:pos="0"/>
-        </w:tabs>
-        <w:ind w:left="5760" w:hanging="480"/>
-      </w:pPr>
-      <w:rPr>
-        <w:rFonts w:ascii="Symbol" w:hAnsi="Symbol" w:cs="Symbol" w:hint="default"/>
-      </w:rPr>
-    </w:lvl>
-    <w:lvl w:ilvl="8">
-      <w:start w:val="0"/>
-      <w:numFmt w:val="bullet"/>
-      <w:lvlText w:val=""/>
-      <w:lvlJc w:val="left"/>
-      <w:pPr>
-        <w:tabs>
-          <w:tab w:val="num" w:pos="0"/>
-        </w:tabs>
-        <w:ind w:left="6480" w:hanging="480"/>
-      </w:pPr>
-      <w:rPr>
-        <w:rFonts w:ascii="Symbol" w:hAnsi="Symbol" w:cs="Symbol" w:hint="default"/>
-      </w:rPr>
-    </w:lvl>
-  </w:abstractNum>
-  <w:abstractNum w:abstractNumId="4">
-    <w:lvl w:ilvl="0">
-      <w:start w:val="1"/>
-      <w:numFmt w:val="decimal"/>
-      <w:lvlText w:val="%1."/>
-      <w:lvlJc w:val="left"/>
-      <w:pPr>
-        <w:tabs>
-          <w:tab w:val="num" w:pos="0"/>
-        </w:tabs>
-        <w:ind w:left="720" w:hanging="480"/>
-      </w:pPr>
-      <w:rPr/>
-    </w:lvl>
-    <w:lvl w:ilvl="1">
-      <w:start w:val="1"/>
-      <w:numFmt w:val="decimal"/>
-      <w:lvlText w:val="%2."/>
-      <w:lvlJc w:val="left"/>
-      <w:pPr>
-        <w:tabs>
-          <w:tab w:val="num" w:pos="0"/>
-        </w:tabs>
-        <w:ind w:left="1440" w:hanging="480"/>
-      </w:pPr>
-      <w:rPr/>
-    </w:lvl>
-    <w:lvl w:ilvl="2">
-      <w:start w:val="1"/>
-      <w:numFmt w:val="decimal"/>
-      <w:lvlText w:val="%3."/>
-      <w:lvlJc w:val="left"/>
-      <w:pPr>
-        <w:tabs>
-          <w:tab w:val="num" w:pos="0"/>
-        </w:tabs>
-        <w:ind w:left="2160" w:hanging="480"/>
-      </w:pPr>
-      <w:rPr/>
-    </w:lvl>
-    <w:lvl w:ilvl="3">
-      <w:start w:val="1"/>
-      <w:numFmt w:val="decimal"/>
-      <w:lvlText w:val="%4."/>
-      <w:lvlJc w:val="left"/>
-      <w:pPr>
-        <w:tabs>
-          <w:tab w:val="num" w:pos="0"/>
-        </w:tabs>
-        <w:ind w:left="2880" w:hanging="480"/>
-      </w:pPr>
-      <w:rPr/>
-    </w:lvl>
-    <w:lvl w:ilvl="4">
-      <w:start w:val="1"/>
-      <w:numFmt w:val="decimal"/>
-      <w:lvlText w:val="%5."/>
-      <w:lvlJc w:val="left"/>
-      <w:pPr>
-        <w:tabs>
-          <w:tab w:val="num" w:pos="0"/>
-        </w:tabs>
-        <w:ind w:left="3600" w:hanging="480"/>
-      </w:pPr>
-      <w:rPr/>
-    </w:lvl>
-    <w:lvl w:ilvl="5">
-      <w:start w:val="1"/>
-      <w:numFmt w:val="decimal"/>
-      <w:lvlText w:val="%6."/>
-      <w:lvlJc w:val="left"/>
-      <w:pPr>
-        <w:tabs>
-          <w:tab w:val="num" w:pos="0"/>
-        </w:tabs>
-        <w:ind w:left="4320" w:hanging="480"/>
-      </w:pPr>
-      <w:rPr/>
-    </w:lvl>
-    <w:lvl w:ilvl="6">
-      <w:start w:val="1"/>
-      <w:numFmt w:val="decimal"/>
-      <w:lvlText w:val="%7."/>
-      <w:lvlJc w:val="left"/>
-      <w:pPr>
-        <w:tabs>
-          <w:tab w:val="num" w:pos="0"/>
-        </w:tabs>
-        <w:ind w:left="5040" w:hanging="480"/>
-      </w:pPr>
-      <w:rPr/>
-    </w:lvl>
     <w:lvl w:ilvl="7">
       <w:start w:val="1"/>
-      <w:numFmt w:val="decimal"/>
-      <w:lvlText w:val="%8."/>
-      <w:lvlJc w:val="left"/>
-      <w:pPr>
-        <w:tabs>
-          <w:tab w:val="num" w:pos="0"/>
-        </w:tabs>
-        <w:ind w:left="5760" w:hanging="480"/>
-      </w:pPr>
-      <w:rPr/>
+      <w:numFmt w:val="bullet"/>
+      <w:lvlText w:val="◦"/>
+      <w:lvlJc w:val="left"/>
+      <w:pPr>
+        <w:tabs>
+          <w:tab w:val="num" w:pos="3240"/>
+        </w:tabs>
+        <w:ind w:left="3240" w:hanging="360"/>
+      </w:pPr>
+      <w:rPr>
+        <w:rFonts w:ascii="OpenSymbol" w:hAnsi="OpenSymbol" w:cs="OpenSymbol" w:hint="default"/>
+      </w:rPr>
     </w:lvl>
     <w:lvl w:ilvl="8">
       <w:start w:val="1"/>
-      <w:numFmt w:val="decimal"/>
-      <w:lvlText w:val="%9."/>
-      <w:lvlJc w:val="left"/>
-      <w:pPr>
-        <w:tabs>
-          <w:tab w:val="num" w:pos="0"/>
-        </w:tabs>
-        <w:ind w:left="6480" w:hanging="480"/>
-      </w:pPr>
-      <w:rPr/>
-    </w:lvl>
-  </w:abstractNum>
-  <w:abstractNum w:abstractNumId="5">
-    <w:lvl w:ilvl="0">
-      <w:start w:val="4"/>
-      <w:numFmt w:val="decimal"/>
-      <w:lvlText w:val="%1."/>
-      <w:lvlJc w:val="left"/>
-      <w:pPr>
-        <w:tabs>
-          <w:tab w:val="num" w:pos="0"/>
-        </w:tabs>
-        <w:ind w:left="720" w:hanging="480"/>
-      </w:pPr>
-      <w:rPr/>
-    </w:lvl>
-    <w:lvl w:ilvl="1">
-      <w:start w:val="4"/>
-      <w:numFmt w:val="decimal"/>
-      <w:lvlText w:val="%2."/>
-      <w:lvlJc w:val="left"/>
-      <w:pPr>
-        <w:tabs>
-          <w:tab w:val="num" w:pos="0"/>
-        </w:tabs>
-        <w:ind w:left="1440" w:hanging="480"/>
-      </w:pPr>
-      <w:rPr/>
-    </w:lvl>
-    <w:lvl w:ilvl="2">
-      <w:start w:val="4"/>
-      <w:numFmt w:val="decimal"/>
-      <w:lvlText w:val="%3."/>
-      <w:lvlJc w:val="left"/>
-      <w:pPr>
-        <w:tabs>
-          <w:tab w:val="num" w:pos="0"/>
-        </w:tabs>
-        <w:ind w:left="2160" w:hanging="480"/>
-      </w:pPr>
-      <w:rPr/>
-    </w:lvl>
-    <w:lvl w:ilvl="3">
-      <w:start w:val="4"/>
-      <w:numFmt w:val="decimal"/>
-      <w:lvlText w:val="%4."/>
-      <w:lvlJc w:val="left"/>
-      <w:pPr>
-        <w:tabs>
-          <w:tab w:val="num" w:pos="0"/>
-        </w:tabs>
-        <w:ind w:left="2880" w:hanging="480"/>
-      </w:pPr>
-      <w:rPr/>
-    </w:lvl>
-    <w:lvl w:ilvl="4">
-      <w:start w:val="4"/>
-      <w:numFmt w:val="decimal"/>
-      <w:lvlText w:val="%5."/>
-      <w:lvlJc w:val="left"/>
-      <w:pPr>
-        <w:tabs>
-          <w:tab w:val="num" w:pos="0"/>
-        </w:tabs>
-        <w:ind w:left="3600" w:hanging="480"/>
-      </w:pPr>
-      <w:rPr/>
-    </w:lvl>
-    <w:lvl w:ilvl="5">
-      <w:start w:val="4"/>
-      <w:numFmt w:val="decimal"/>
-      <w:lvlText w:val="%6."/>
-      <w:lvlJc w:val="left"/>
-      <w:pPr>
-        <w:tabs>
-          <w:tab w:val="num" w:pos="0"/>
-        </w:tabs>
-        <w:ind w:left="4320" w:hanging="480"/>
-      </w:pPr>
-      <w:rPr/>
-    </w:lvl>
-    <w:lvl w:ilvl="6">
-      <w:start w:val="4"/>
-      <w:numFmt w:val="decimal"/>
-      <w:lvlText w:val="%7."/>
-      <w:lvlJc w:val="left"/>
-      <w:pPr>
-        <w:tabs>
-          <w:tab w:val="num" w:pos="0"/>
-        </w:tabs>
-        <w:ind w:left="5040" w:hanging="480"/>
-      </w:pPr>
-      <w:rPr/>
-    </w:lvl>
-    <w:lvl w:ilvl="7">
-      <w:start w:val="4"/>
-      <w:numFmt w:val="decimal"/>
-      <w:lvlText w:val="%8."/>
-      <w:lvlJc w:val="left"/>
-      <w:pPr>
-        <w:tabs>
-          <w:tab w:val="num" w:pos="0"/>
-        </w:tabs>
-        <w:ind w:left="5760" w:hanging="480"/>
-      </w:pPr>
-      <w:rPr/>
-    </w:lvl>
-    <w:lvl w:ilvl="8">
-      <w:start w:val="4"/>
-      <w:numFmt w:val="decimal"/>
-      <w:lvlText w:val="%9."/>
-      <w:lvlJc w:val="left"/>
-      <w:pPr>
-        <w:tabs>
-          <w:tab w:val="num" w:pos="0"/>
-        </w:tabs>
-        <w:ind w:left="6480" w:hanging="480"/>
-      </w:pPr>
-      <w:rPr/>
-    </w:lvl>
-  </w:abstractNum>
-  <w:abstractNum w:abstractNumId="6">
-    <w:lvl w:ilvl="0">
-      <w:start w:val="7"/>
-      <w:numFmt w:val="decimal"/>
-      <w:lvlText w:val="%1."/>
-      <w:lvlJc w:val="left"/>
-      <w:pPr>
-        <w:tabs>
-          <w:tab w:val="num" w:pos="0"/>
-        </w:tabs>
-        <w:ind w:left="720" w:hanging="480"/>
-      </w:pPr>
-      <w:rPr/>
-    </w:lvl>
-    <w:lvl w:ilvl="1">
-      <w:start w:val="7"/>
-      <w:numFmt w:val="decimal"/>
-      <w:lvlText w:val="%2."/>
-      <w:lvlJc w:val="left"/>
-      <w:pPr>
-        <w:tabs>
-          <w:tab w:val="num" w:pos="0"/>
-        </w:tabs>
-        <w:ind w:left="1440" w:hanging="480"/>
-      </w:pPr>
-      <w:rPr/>
-    </w:lvl>
-    <w:lvl w:ilvl="2">
-      <w:start w:val="7"/>
-      <w:numFmt w:val="decimal"/>
-      <w:lvlText w:val="%3."/>
-      <w:lvlJc w:val="left"/>
-      <w:pPr>
-        <w:tabs>
-          <w:tab w:val="num" w:pos="0"/>
-        </w:tabs>
-        <w:ind w:left="2160" w:hanging="480"/>
-      </w:pPr>
-      <w:rPr/>
-    </w:lvl>
-    <w:lvl w:ilvl="3">
-      <w:start w:val="7"/>
-      <w:numFmt w:val="decimal"/>
-      <w:lvlText w:val="%4."/>
-      <w:lvlJc w:val="left"/>
-      <w:pPr>
-        <w:tabs>
-          <w:tab w:val="num" w:pos="0"/>
-        </w:tabs>
-        <w:ind w:left="2880" w:hanging="480"/>
-      </w:pPr>
-      <w:rPr/>
-    </w:lvl>
-    <w:lvl w:ilvl="4">
-      <w:start w:val="7"/>
-      <w:numFmt w:val="decimal"/>
-      <w:lvlText w:val="%5."/>
-      <w:lvlJc w:val="left"/>
-      <w:pPr>
-        <w:tabs>
-          <w:tab w:val="num" w:pos="0"/>
-        </w:tabs>
-        <w:ind w:left="3600" w:hanging="480"/>
-      </w:pPr>
-      <w:rPr/>
-    </w:lvl>
-    <w:lvl w:ilvl="5">
-      <w:start w:val="7"/>
-      <w:numFmt w:val="decimal"/>
-      <w:lvlText w:val="%6."/>
-      <w:lvlJc w:val="left"/>
-      <w:pPr>
-        <w:tabs>
-          <w:tab w:val="num" w:pos="0"/>
-        </w:tabs>
-        <w:ind w:left="4320" w:hanging="480"/>
-      </w:pPr>
-      <w:rPr/>
-    </w:lvl>
-    <w:lvl w:ilvl="6">
-      <w:start w:val="7"/>
-      <w:numFmt w:val="decimal"/>
-      <w:lvlText w:val="%7."/>
-      <w:lvlJc w:val="left"/>
-      <w:pPr>
-        <w:tabs>
-          <w:tab w:val="num" w:pos="0"/>
-        </w:tabs>
-        <w:ind w:left="5040" w:hanging="480"/>
-      </w:pPr>
-      <w:rPr/>
-    </w:lvl>
-    <w:lvl w:ilvl="7">
-      <w:start w:val="7"/>
-      <w:numFmt w:val="decimal"/>
-      <w:lvlText w:val="%8."/>
-      <w:lvlJc w:val="left"/>
-      <w:pPr>
-        <w:tabs>
-          <w:tab w:val="num" w:pos="0"/>
-        </w:tabs>
-        <w:ind w:left="5760" w:hanging="480"/>
-      </w:pPr>
-      <w:rPr/>
-    </w:lvl>
-    <w:lvl w:ilvl="8">
-      <w:start w:val="7"/>
-      <w:numFmt w:val="decimal"/>
-      <w:lvlText w:val="%9."/>
-      <w:lvlJc w:val="left"/>
-      <w:pPr>
-        <w:tabs>
-          <w:tab w:val="num" w:pos="0"/>
-        </w:tabs>
-        <w:ind w:left="6480" w:hanging="480"/>
-      </w:pPr>
-      <w:rPr/>
-    </w:lvl>
-  </w:abstractNum>
-  <w:abstractNum w:abstractNumId="7">
-    <w:lvl w:ilvl="0">
-      <w:start w:val="3"/>
-      <w:numFmt w:val="decimal"/>
-      <w:lvlText w:val="%1."/>
-      <w:lvlJc w:val="left"/>
-      <w:pPr>
-        <w:tabs>
-          <w:tab w:val="num" w:pos="0"/>
-        </w:tabs>
-        <w:ind w:left="720" w:hanging="480"/>
-      </w:pPr>
-      <w:rPr/>
-    </w:lvl>
-    <w:lvl w:ilvl="1">
-      <w:start w:val="3"/>
-      <w:numFmt w:val="decimal"/>
-      <w:lvlText w:val="%2."/>
-      <w:lvlJc w:val="left"/>
-      <w:pPr>
-        <w:tabs>
-          <w:tab w:val="num" w:pos="0"/>
-        </w:tabs>
-        <w:ind w:left="1440" w:hanging="480"/>
-      </w:pPr>
-      <w:rPr/>
-    </w:lvl>
-    <w:lvl w:ilvl="2">
-      <w:start w:val="3"/>
-      <w:numFmt w:val="decimal"/>
-      <w:lvlText w:val="%3."/>
-      <w:lvlJc w:val="left"/>
-      <w:pPr>
-        <w:tabs>
-          <w:tab w:val="num" w:pos="0"/>
-        </w:tabs>
-        <w:ind w:left="2160" w:hanging="480"/>
-      </w:pPr>
-      <w:rPr/>
-    </w:lvl>
-    <w:lvl w:ilvl="3">
-      <w:start w:val="3"/>
-      <w:numFmt w:val="decimal"/>
-      <w:lvlText w:val="%4."/>
-      <w:lvlJc w:val="left"/>
-      <w:pPr>
-        <w:tabs>
-          <w:tab w:val="num" w:pos="0"/>
-        </w:tabs>
-        <w:ind w:left="2880" w:hanging="480"/>
-      </w:pPr>
-      <w:rPr/>
-    </w:lvl>
-    <w:lvl w:ilvl="4">
-      <w:start w:val="3"/>
-      <w:numFmt w:val="decimal"/>
-      <w:lvlText w:val="%5."/>
-      <w:lvlJc w:val="left"/>
-      <w:pPr>
-        <w:tabs>
-          <w:tab w:val="num" w:pos="0"/>
-        </w:tabs>
-        <w:ind w:left="3600" w:hanging="480"/>
-      </w:pPr>
-      <w:rPr/>
-    </w:lvl>
-    <w:lvl w:ilvl="5">
-      <w:start w:val="3"/>
-      <w:numFmt w:val="decimal"/>
-      <w:lvlText w:val="%6."/>
-      <w:lvlJc w:val="left"/>
-      <w:pPr>
-        <w:tabs>
-          <w:tab w:val="num" w:pos="0"/>
-        </w:tabs>
-        <w:ind w:left="4320" w:hanging="480"/>
-      </w:pPr>
-      <w:rPr/>
-    </w:lvl>
-    <w:lvl w:ilvl="6">
-      <w:start w:val="3"/>
-      <w:numFmt w:val="decimal"/>
-      <w:lvlText w:val="%7."/>
-      <w:lvlJc w:val="left"/>
-      <w:pPr>
-        <w:tabs>
-          <w:tab w:val="num" w:pos="0"/>
-        </w:tabs>
-        <w:ind w:left="5040" w:hanging="480"/>
-      </w:pPr>
-      <w:rPr/>
-    </w:lvl>
-    <w:lvl w:ilvl="7">
-      <w:start w:val="3"/>
-      <w:numFmt w:val="decimal"/>
-      <w:lvlText w:val="%8."/>
-      <w:lvlJc w:val="left"/>
-      <w:pPr>
-        <w:tabs>
-          <w:tab w:val="num" w:pos="0"/>
-        </w:tabs>
-        <w:ind w:left="5760" w:hanging="480"/>
-      </w:pPr>
-      <w:rPr/>
-    </w:lvl>
-    <w:lvl w:ilvl="8">
-      <w:start w:val="3"/>
-      <w:numFmt w:val="decimal"/>
-      <w:lvlText w:val="%9."/>
-      <w:lvlJc w:val="left"/>
-      <w:pPr>
-        <w:tabs>
-          <w:tab w:val="num" w:pos="0"/>
-        </w:tabs>
-        <w:ind w:left="6480" w:hanging="480"/>
-      </w:pPr>
-      <w:rPr/>
-    </w:lvl>
-  </w:abstractNum>
-  <w:abstractNum w:abstractNumId="8">
-    <w:lvl w:ilvl="0">
-      <w:start w:val="4"/>
-      <w:numFmt w:val="decimal"/>
-      <w:lvlText w:val="%1."/>
-      <w:lvlJc w:val="left"/>
-      <w:pPr>
-        <w:tabs>
-          <w:tab w:val="num" w:pos="0"/>
-        </w:tabs>
-        <w:ind w:left="720" w:hanging="480"/>
-      </w:pPr>
-      <w:rPr/>
-    </w:lvl>
-    <w:lvl w:ilvl="1">
-      <w:start w:val="4"/>
-      <w:numFmt w:val="decimal"/>
-      <w:lvlText w:val="%2."/>
-      <w:lvlJc w:val="left"/>
-      <w:pPr>
-        <w:tabs>
-          <w:tab w:val="num" w:pos="0"/>
-        </w:tabs>
-        <w:ind w:left="1440" w:hanging="480"/>
-      </w:pPr>
-      <w:rPr/>
-    </w:lvl>
-    <w:lvl w:ilvl="2">
-      <w:start w:val="4"/>
-      <w:numFmt w:val="decimal"/>
-      <w:lvlText w:val="%3."/>
-      <w:lvlJc w:val="left"/>
-      <w:pPr>
-        <w:tabs>
-          <w:tab w:val="num" w:pos="0"/>
-        </w:tabs>
-        <w:ind w:left="2160" w:hanging="480"/>
-      </w:pPr>
-      <w:rPr/>
-    </w:lvl>
-    <w:lvl w:ilvl="3">
-      <w:start w:val="4"/>
-      <w:numFmt w:val="decimal"/>
-      <w:lvlText w:val="%4."/>
-      <w:lvlJc w:val="left"/>
-      <w:pPr>
-        <w:tabs>
-          <w:tab w:val="num" w:pos="0"/>
-        </w:tabs>
-        <w:ind w:left="2880" w:hanging="480"/>
-      </w:pPr>
-      <w:rPr/>
-    </w:lvl>
-    <w:lvl w:ilvl="4">
-      <w:start w:val="4"/>
-      <w:numFmt w:val="decimal"/>
-      <w:lvlText w:val="%5."/>
-      <w:lvlJc w:val="left"/>
-      <w:pPr>
-        <w:tabs>
-          <w:tab w:val="num" w:pos="0"/>
-        </w:tabs>
-        <w:ind w:left="3600" w:hanging="480"/>
-      </w:pPr>
-      <w:rPr/>
-    </w:lvl>
-    <w:lvl w:ilvl="5">
-      <w:start w:val="4"/>
-      <w:numFmt w:val="decimal"/>
-      <w:lvlText w:val="%6."/>
-      <w:lvlJc w:val="left"/>
-      <w:pPr>
-        <w:tabs>
-          <w:tab w:val="num" w:pos="0"/>
-        </w:tabs>
-        <w:ind w:left="4320" w:hanging="480"/>
-      </w:pPr>
-      <w:rPr/>
-    </w:lvl>
-    <w:lvl w:ilvl="6">
-      <w:start w:val="4"/>
-      <w:numFmt w:val="decimal"/>
-      <w:lvlText w:val="%7."/>
-      <w:lvlJc w:val="left"/>
-      <w:pPr>
-        <w:tabs>
-          <w:tab w:val="num" w:pos="0"/>
-        </w:tabs>
-        <w:ind w:left="5040" w:hanging="480"/>
-      </w:pPr>
-      <w:rPr/>
-    </w:lvl>
-    <w:lvl w:ilvl="7">
-      <w:start w:val="4"/>
-      <w:numFmt w:val="decimal"/>
-      <w:lvlText w:val="%8."/>
-      <w:lvlJc w:val="left"/>
-      <w:pPr>
-        <w:tabs>
-          <w:tab w:val="num" w:pos="0"/>
-        </w:tabs>
-        <w:ind w:left="5760" w:hanging="480"/>
-      </w:pPr>
-      <w:rPr/>
-    </w:lvl>
-    <w:lvl w:ilvl="8">
-      <w:start w:val="4"/>
-      <w:numFmt w:val="decimal"/>
-      <w:lvlText w:val="%9."/>
-      <w:lvlJc w:val="left"/>
-      <w:pPr>
-        <w:tabs>
-          <w:tab w:val="num" w:pos="0"/>
-        </w:tabs>
-        <w:ind w:left="6480" w:hanging="480"/>
-      </w:pPr>
-      <w:rPr/>
+      <w:numFmt w:val="bullet"/>
+      <w:lvlText w:val="▪"/>
+      <w:lvlJc w:val="left"/>
+      <w:pPr>
+        <w:tabs>
+          <w:tab w:val="num" w:pos="3600"/>
+        </w:tabs>
+        <w:ind w:left="3600" w:hanging="360"/>
+      </w:pPr>
+      <w:rPr>
+        <w:rFonts w:ascii="OpenSymbol" w:hAnsi="OpenSymbol" w:cs="OpenSymbol" w:hint="default"/>
+      </w:rPr>
     </w:lvl>
   </w:abstractNum>
   <w:abstractNum w:abstractNumId="9">
     <w:lvl w:ilvl="0">
       <w:start w:val="1"/>
-      <w:numFmt w:val="decimal"/>
-      <w:lvlText w:val="%1."/>
-      <w:lvlJc w:val="left"/>
-      <w:pPr>
-        <w:tabs>
-          <w:tab w:val="num" w:pos="0"/>
-        </w:tabs>
-        <w:ind w:left="720" w:hanging="480"/>
-      </w:pPr>
-      <w:rPr/>
+      <w:numFmt w:val="bullet"/>
+      <w:lvlText w:val=""/>
+      <w:lvlJc w:val="left"/>
+      <w:pPr>
+        <w:tabs>
+          <w:tab w:val="num" w:pos="720"/>
+        </w:tabs>
+        <w:ind w:left="720" w:hanging="360"/>
+      </w:pPr>
+      <w:rPr>
+        <w:rFonts w:ascii="Symbol" w:hAnsi="Symbol" w:cs="Symbol" w:hint="default"/>
+      </w:rPr>
     </w:lvl>
     <w:lvl w:ilvl="1">
       <w:start w:val="1"/>
-      <w:numFmt w:val="decimal"/>
-      <w:lvlText w:val="%2."/>
-      <w:lvlJc w:val="left"/>
-      <w:pPr>
-        <w:tabs>
-          <w:tab w:val="num" w:pos="0"/>
-        </w:tabs>
-        <w:ind w:left="1440" w:hanging="480"/>
-      </w:pPr>
-      <w:rPr/>
+      <w:numFmt w:val="bullet"/>
+      <w:lvlText w:val="◦"/>
+      <w:lvlJc w:val="left"/>
+      <w:pPr>
+        <w:tabs>
+          <w:tab w:val="num" w:pos="1080"/>
+        </w:tabs>
+        <w:ind w:left="1080" w:hanging="360"/>
+      </w:pPr>
+      <w:rPr>
+        <w:rFonts w:ascii="OpenSymbol" w:hAnsi="OpenSymbol" w:cs="OpenSymbol" w:hint="default"/>
+      </w:rPr>
     </w:lvl>
     <w:lvl w:ilvl="2">
       <w:start w:val="1"/>
-      <w:numFmt w:val="decimal"/>
-      <w:lvlText w:val="%3."/>
-      <w:lvlJc w:val="left"/>
-      <w:pPr>
-        <w:tabs>
-          <w:tab w:val="num" w:pos="0"/>
-        </w:tabs>
-        <w:ind w:left="2160" w:hanging="480"/>
-      </w:pPr>
-      <w:rPr/>
+      <w:numFmt w:val="bullet"/>
+      <w:lvlText w:val="▪"/>
+      <w:lvlJc w:val="left"/>
+      <w:pPr>
+        <w:tabs>
+          <w:tab w:val="num" w:pos="1440"/>
+        </w:tabs>
+        <w:ind w:left="1440" w:hanging="360"/>
+      </w:pPr>
+      <w:rPr>
+        <w:rFonts w:ascii="OpenSymbol" w:hAnsi="OpenSymbol" w:cs="OpenSymbol" w:hint="default"/>
+      </w:rPr>
     </w:lvl>
     <w:lvl w:ilvl="3">
       <w:start w:val="1"/>
-      <w:numFmt w:val="decimal"/>
-      <w:lvlText w:val="%4."/>
-      <w:lvlJc w:val="left"/>
-      <w:pPr>
-        <w:tabs>
-          <w:tab w:val="num" w:pos="0"/>
-        </w:tabs>
-        <w:ind w:left="2880" w:hanging="480"/>
-      </w:pPr>
-      <w:rPr/>
+      <w:numFmt w:val="bullet"/>
+      <w:lvlText w:val=""/>
+      <w:lvlJc w:val="left"/>
+      <w:pPr>
+        <w:tabs>
+          <w:tab w:val="num" w:pos="1800"/>
+        </w:tabs>
+        <w:ind w:left="1800" w:hanging="360"/>
+      </w:pPr>
+      <w:rPr>
+        <w:rFonts w:ascii="Symbol" w:hAnsi="Symbol" w:cs="Symbol" w:hint="default"/>
+      </w:rPr>
     </w:lvl>
     <w:lvl w:ilvl="4">
       <w:start w:val="1"/>
-      <w:numFmt w:val="decimal"/>
-      <w:lvlText w:val="%5."/>
-      <w:lvlJc w:val="left"/>
-      <w:pPr>
-        <w:tabs>
-          <w:tab w:val="num" w:pos="0"/>
-        </w:tabs>
-        <w:ind w:left="3600" w:hanging="480"/>
-      </w:pPr>
-      <w:rPr/>
+      <w:numFmt w:val="bullet"/>
+      <w:lvlText w:val="◦"/>
+      <w:lvlJc w:val="left"/>
+      <w:pPr>
+        <w:tabs>
+          <w:tab w:val="num" w:pos="2160"/>
+        </w:tabs>
+        <w:ind w:left="2160" w:hanging="360"/>
+      </w:pPr>
+      <w:rPr>
+        <w:rFonts w:ascii="OpenSymbol" w:hAnsi="OpenSymbol" w:cs="OpenSymbol" w:hint="default"/>
+      </w:rPr>
     </w:lvl>
     <w:lvl w:ilvl="5">
       <w:start w:val="1"/>
-      <w:numFmt w:val="decimal"/>
-      <w:lvlText w:val="%6."/>
-      <w:lvlJc w:val="left"/>
-      <w:pPr>
-        <w:tabs>
-          <w:tab w:val="num" w:pos="0"/>
-        </w:tabs>
-        <w:ind w:left="4320" w:hanging="480"/>
-      </w:pPr>
-      <w:rPr/>
+      <w:numFmt w:val="bullet"/>
+      <w:lvlText w:val="▪"/>
+      <w:lvlJc w:val="left"/>
+      <w:pPr>
+        <w:tabs>
+          <w:tab w:val="num" w:pos="2520"/>
+        </w:tabs>
+        <w:ind w:left="2520" w:hanging="360"/>
+      </w:pPr>
+      <w:rPr>
+        <w:rFonts w:ascii="OpenSymbol" w:hAnsi="OpenSymbol" w:cs="OpenSymbol" w:hint="default"/>
+      </w:rPr>
     </w:lvl>
     <w:lvl w:ilvl="6">
       <w:start w:val="1"/>
-      <w:numFmt w:val="decimal"/>
-      <w:lvlText w:val="%7."/>
-      <w:lvlJc w:val="left"/>
-      <w:pPr>
-        <w:tabs>
-          <w:tab w:val="num" w:pos="0"/>
-        </w:tabs>
-        <w:ind w:left="5040" w:hanging="480"/>
-      </w:pPr>
-      <w:rPr/>
+      <w:numFmt w:val="bullet"/>
+      <w:lvlText w:val=""/>
+      <w:lvlJc w:val="left"/>
+      <w:pPr>
+        <w:tabs>
+          <w:tab w:val="num" w:pos="2880"/>
+        </w:tabs>
+        <w:ind w:left="2880" w:hanging="360"/>
+      </w:pPr>
+      <w:rPr>
+        <w:rFonts w:ascii="Symbol" w:hAnsi="Symbol" w:cs="Symbol" w:hint="default"/>
+      </w:rPr>
     </w:lvl>
     <w:lvl w:ilvl="7">
       <w:start w:val="1"/>
-      <w:numFmt w:val="decimal"/>
-      <w:lvlText w:val="%8."/>
-      <w:lvlJc w:val="left"/>
-      <w:pPr>
-        <w:tabs>
-          <w:tab w:val="num" w:pos="0"/>
-        </w:tabs>
-        <w:ind w:left="5760" w:hanging="480"/>
-      </w:pPr>
-      <w:rPr/>
+      <w:numFmt w:val="bullet"/>
+      <w:lvlText w:val="◦"/>
+      <w:lvlJc w:val="left"/>
+      <w:pPr>
+        <w:tabs>
+          <w:tab w:val="num" w:pos="3240"/>
+        </w:tabs>
+        <w:ind w:left="3240" w:hanging="360"/>
+      </w:pPr>
+      <w:rPr>
+        <w:rFonts w:ascii="OpenSymbol" w:hAnsi="OpenSymbol" w:cs="OpenSymbol" w:hint="default"/>
+      </w:rPr>
     </w:lvl>
     <w:lvl w:ilvl="8">
       <w:start w:val="1"/>
-      <w:numFmt w:val="decimal"/>
-      <w:lvlText w:val="%9."/>
-      <w:lvlJc w:val="left"/>
-      <w:pPr>
-        <w:tabs>
-          <w:tab w:val="num" w:pos="0"/>
-        </w:tabs>
-        <w:ind w:left="6480" w:hanging="480"/>
-      </w:pPr>
-      <w:rPr/>
+      <w:numFmt w:val="bullet"/>
+      <w:lvlText w:val="▪"/>
+      <w:lvlJc w:val="left"/>
+      <w:pPr>
+        <w:tabs>
+          <w:tab w:val="num" w:pos="3600"/>
+        </w:tabs>
+        <w:ind w:left="3600" w:hanging="360"/>
+      </w:pPr>
+      <w:rPr>
+        <w:rFonts w:ascii="OpenSymbol" w:hAnsi="OpenSymbol" w:cs="OpenSymbol" w:hint="default"/>
+      </w:rPr>
     </w:lvl>
   </w:abstractNum>
   <w:abstractNum w:abstractNumId="10">
@@ -8756,7 +9001,7 @@
   </w:abstractNum>
   <w:abstractNum w:abstractNumId="11">
     <w:lvl w:ilvl="0">
-      <w:start w:val="2"/>
+      <w:start w:val="4"/>
       <w:numFmt w:val="decimal"/>
       <w:lvlText w:val="%1."/>
       <w:lvlJc w:val="left"/>
@@ -8769,7 +9014,7 @@
       <w:rPr/>
     </w:lvl>
     <w:lvl w:ilvl="1">
-      <w:start w:val="2"/>
+      <w:start w:val="4"/>
       <w:numFmt w:val="decimal"/>
       <w:lvlText w:val="%2."/>
       <w:lvlJc w:val="left"/>
@@ -8782,7 +9027,7 @@
       <w:rPr/>
     </w:lvl>
     <w:lvl w:ilvl="2">
-      <w:start w:val="2"/>
+      <w:start w:val="4"/>
       <w:numFmt w:val="decimal"/>
       <w:lvlText w:val="%3."/>
       <w:lvlJc w:val="left"/>
@@ -8795,7 +9040,7 @@
       <w:rPr/>
     </w:lvl>
     <w:lvl w:ilvl="3">
-      <w:start w:val="2"/>
+      <w:start w:val="4"/>
       <w:numFmt w:val="decimal"/>
       <w:lvlText w:val="%4."/>
       <w:lvlJc w:val="left"/>
@@ -8808,7 +9053,7 @@
       <w:rPr/>
     </w:lvl>
     <w:lvl w:ilvl="4">
-      <w:start w:val="2"/>
+      <w:start w:val="4"/>
       <w:numFmt w:val="decimal"/>
       <w:lvlText w:val="%5."/>
       <w:lvlJc w:val="left"/>
@@ -8821,7 +9066,7 @@
       <w:rPr/>
     </w:lvl>
     <w:lvl w:ilvl="5">
-      <w:start w:val="2"/>
+      <w:start w:val="4"/>
       <w:numFmt w:val="decimal"/>
       <w:lvlText w:val="%6."/>
       <w:lvlJc w:val="left"/>
@@ -8834,7 +9079,7 @@
       <w:rPr/>
     </w:lvl>
     <w:lvl w:ilvl="6">
-      <w:start w:val="2"/>
+      <w:start w:val="4"/>
       <w:numFmt w:val="decimal"/>
       <w:lvlText w:val="%7."/>
       <w:lvlJc w:val="left"/>
@@ -8847,7 +9092,7 @@
       <w:rPr/>
     </w:lvl>
     <w:lvl w:ilvl="7">
-      <w:start w:val="2"/>
+      <w:start w:val="4"/>
       <w:numFmt w:val="decimal"/>
       <w:lvlText w:val="%8."/>
       <w:lvlJc w:val="left"/>
@@ -8860,7 +9105,7 @@
       <w:rPr/>
     </w:lvl>
     <w:lvl w:ilvl="8">
-      <w:start w:val="2"/>
+      <w:start w:val="4"/>
       <w:numFmt w:val="decimal"/>
       <w:lvlText w:val="%9."/>
       <w:lvlJc w:val="left"/>
@@ -8875,7 +9120,7 @@
   </w:abstractNum>
   <w:abstractNum w:abstractNumId="12">
     <w:lvl w:ilvl="0">
-      <w:start w:val="3"/>
+      <w:start w:val="1"/>
       <w:numFmt w:val="decimal"/>
       <w:lvlText w:val="%1."/>
       <w:lvlJc w:val="left"/>
@@ -8888,7 +9133,7 @@
       <w:rPr/>
     </w:lvl>
     <w:lvl w:ilvl="1">
-      <w:start w:val="3"/>
+      <w:start w:val="1"/>
       <w:numFmt w:val="decimal"/>
       <w:lvlText w:val="%2."/>
       <w:lvlJc w:val="left"/>
@@ -8901,7 +9146,7 @@
       <w:rPr/>
     </w:lvl>
     <w:lvl w:ilvl="2">
-      <w:start w:val="3"/>
+      <w:start w:val="1"/>
       <w:numFmt w:val="decimal"/>
       <w:lvlText w:val="%3."/>
       <w:lvlJc w:val="left"/>
@@ -8914,7 +9159,7 @@
       <w:rPr/>
     </w:lvl>
     <w:lvl w:ilvl="3">
-      <w:start w:val="3"/>
+      <w:start w:val="1"/>
       <w:numFmt w:val="decimal"/>
       <w:lvlText w:val="%4."/>
       <w:lvlJc w:val="left"/>
@@ -8927,7 +9172,7 @@
       <w:rPr/>
     </w:lvl>
     <w:lvl w:ilvl="4">
-      <w:start w:val="3"/>
+      <w:start w:val="1"/>
       <w:numFmt w:val="decimal"/>
       <w:lvlText w:val="%5."/>
       <w:lvlJc w:val="left"/>
@@ -8940,7 +9185,7 @@
       <w:rPr/>
     </w:lvl>
     <w:lvl w:ilvl="5">
-      <w:start w:val="3"/>
+      <w:start w:val="1"/>
       <w:numFmt w:val="decimal"/>
       <w:lvlText w:val="%6."/>
       <w:lvlJc w:val="left"/>
@@ -8953,7 +9198,7 @@
       <w:rPr/>
     </w:lvl>
     <w:lvl w:ilvl="6">
-      <w:start w:val="3"/>
+      <w:start w:val="1"/>
       <w:numFmt w:val="decimal"/>
       <w:lvlText w:val="%7."/>
       <w:lvlJc w:val="left"/>
@@ -8966,7 +9211,7 @@
       <w:rPr/>
     </w:lvl>
     <w:lvl w:ilvl="7">
-      <w:start w:val="3"/>
+      <w:start w:val="1"/>
       <w:numFmt w:val="decimal"/>
       <w:lvlText w:val="%8."/>
       <w:lvlJc w:val="left"/>
@@ -8979,7 +9224,7 @@
       <w:rPr/>
     </w:lvl>
     <w:lvl w:ilvl="8">
-      <w:start w:val="3"/>
+      <w:start w:val="1"/>
       <w:numFmt w:val="decimal"/>
       <w:lvlText w:val="%9."/>
       <w:lvlJc w:val="left"/>
@@ -9113,550 +9358,478 @@
   </w:abstractNum>
   <w:abstractNum w:abstractNumId="14">
     <w:lvl w:ilvl="0">
-      <w:start w:val="1"/>
-      <w:numFmt w:val="bullet"/>
-      <w:lvlText w:val=""/>
-      <w:lvlJc w:val="left"/>
-      <w:pPr>
-        <w:tabs>
-          <w:tab w:val="num" w:pos="720"/>
-        </w:tabs>
-        <w:ind w:left="720" w:hanging="360"/>
-      </w:pPr>
-      <w:rPr>
-        <w:rFonts w:ascii="Symbol" w:hAnsi="Symbol" w:cs="Symbol" w:hint="default"/>
-      </w:rPr>
+      <w:start w:val="7"/>
+      <w:numFmt w:val="decimal"/>
+      <w:lvlText w:val="%1."/>
+      <w:lvlJc w:val="left"/>
+      <w:pPr>
+        <w:tabs>
+          <w:tab w:val="num" w:pos="0"/>
+        </w:tabs>
+        <w:ind w:left="720" w:hanging="480"/>
+      </w:pPr>
+      <w:rPr/>
     </w:lvl>
     <w:lvl w:ilvl="1">
-      <w:start w:val="1"/>
-      <w:numFmt w:val="bullet"/>
-      <w:lvlText w:val="◦"/>
-      <w:lvlJc w:val="left"/>
-      <w:pPr>
-        <w:tabs>
-          <w:tab w:val="num" w:pos="1080"/>
-        </w:tabs>
-        <w:ind w:left="1080" w:hanging="360"/>
-      </w:pPr>
-      <w:rPr>
-        <w:rFonts w:ascii="OpenSymbol" w:hAnsi="OpenSymbol" w:cs="OpenSymbol" w:hint="default"/>
-      </w:rPr>
+      <w:start w:val="7"/>
+      <w:numFmt w:val="decimal"/>
+      <w:lvlText w:val="%2."/>
+      <w:lvlJc w:val="left"/>
+      <w:pPr>
+        <w:tabs>
+          <w:tab w:val="num" w:pos="0"/>
+        </w:tabs>
+        <w:ind w:left="1440" w:hanging="480"/>
+      </w:pPr>
+      <w:rPr/>
     </w:lvl>
     <w:lvl w:ilvl="2">
-      <w:start w:val="1"/>
-      <w:numFmt w:val="bullet"/>
-      <w:lvlText w:val="▪"/>
-      <w:lvlJc w:val="left"/>
-      <w:pPr>
-        <w:tabs>
-          <w:tab w:val="num" w:pos="1440"/>
-        </w:tabs>
-        <w:ind w:left="1440" w:hanging="360"/>
-      </w:pPr>
-      <w:rPr>
-        <w:rFonts w:ascii="OpenSymbol" w:hAnsi="OpenSymbol" w:cs="OpenSymbol" w:hint="default"/>
-      </w:rPr>
+      <w:start w:val="7"/>
+      <w:numFmt w:val="decimal"/>
+      <w:lvlText w:val="%3."/>
+      <w:lvlJc w:val="left"/>
+      <w:pPr>
+        <w:tabs>
+          <w:tab w:val="num" w:pos="0"/>
+        </w:tabs>
+        <w:ind w:left="2160" w:hanging="480"/>
+      </w:pPr>
+      <w:rPr/>
     </w:lvl>
     <w:lvl w:ilvl="3">
-      <w:start w:val="1"/>
-      <w:numFmt w:val="bullet"/>
-      <w:lvlText w:val=""/>
-      <w:lvlJc w:val="left"/>
-      <w:pPr>
-        <w:tabs>
-          <w:tab w:val="num" w:pos="1800"/>
-        </w:tabs>
-        <w:ind w:left="1800" w:hanging="360"/>
-      </w:pPr>
-      <w:rPr>
-        <w:rFonts w:ascii="Symbol" w:hAnsi="Symbol" w:cs="Symbol" w:hint="default"/>
-      </w:rPr>
+      <w:start w:val="7"/>
+      <w:numFmt w:val="decimal"/>
+      <w:lvlText w:val="%4."/>
+      <w:lvlJc w:val="left"/>
+      <w:pPr>
+        <w:tabs>
+          <w:tab w:val="num" w:pos="0"/>
+        </w:tabs>
+        <w:ind w:left="2880" w:hanging="480"/>
+      </w:pPr>
+      <w:rPr/>
     </w:lvl>
     <w:lvl w:ilvl="4">
-      <w:start w:val="1"/>
-      <w:numFmt w:val="bullet"/>
-      <w:lvlText w:val="◦"/>
-      <w:lvlJc w:val="left"/>
-      <w:pPr>
-        <w:tabs>
-          <w:tab w:val="num" w:pos="2160"/>
-        </w:tabs>
-        <w:ind w:left="2160" w:hanging="360"/>
-      </w:pPr>
-      <w:rPr>
-        <w:rFonts w:ascii="OpenSymbol" w:hAnsi="OpenSymbol" w:cs="OpenSymbol" w:hint="default"/>
-      </w:rPr>
+      <w:start w:val="7"/>
+      <w:numFmt w:val="decimal"/>
+      <w:lvlText w:val="%5."/>
+      <w:lvlJc w:val="left"/>
+      <w:pPr>
+        <w:tabs>
+          <w:tab w:val="num" w:pos="0"/>
+        </w:tabs>
+        <w:ind w:left="3600" w:hanging="480"/>
+      </w:pPr>
+      <w:rPr/>
     </w:lvl>
     <w:lvl w:ilvl="5">
-      <w:start w:val="1"/>
-      <w:numFmt w:val="bullet"/>
-      <w:lvlText w:val="▪"/>
-      <w:lvlJc w:val="left"/>
-      <w:pPr>
-        <w:tabs>
-          <w:tab w:val="num" w:pos="2520"/>
-        </w:tabs>
-        <w:ind w:left="2520" w:hanging="360"/>
-      </w:pPr>
-      <w:rPr>
-        <w:rFonts w:ascii="OpenSymbol" w:hAnsi="OpenSymbol" w:cs="OpenSymbol" w:hint="default"/>
-      </w:rPr>
+      <w:start w:val="7"/>
+      <w:numFmt w:val="decimal"/>
+      <w:lvlText w:val="%6."/>
+      <w:lvlJc w:val="left"/>
+      <w:pPr>
+        <w:tabs>
+          <w:tab w:val="num" w:pos="0"/>
+        </w:tabs>
+        <w:ind w:left="4320" w:hanging="480"/>
+      </w:pPr>
+      <w:rPr/>
     </w:lvl>
     <w:lvl w:ilvl="6">
-      <w:start w:val="1"/>
-      <w:numFmt w:val="bullet"/>
-      <w:lvlText w:val=""/>
-      <w:lvlJc w:val="left"/>
-      <w:pPr>
-        <w:tabs>
-          <w:tab w:val="num" w:pos="2880"/>
-        </w:tabs>
-        <w:ind w:left="2880" w:hanging="360"/>
-      </w:pPr>
-      <w:rPr>
-        <w:rFonts w:ascii="Symbol" w:hAnsi="Symbol" w:cs="Symbol" w:hint="default"/>
-      </w:rPr>
+      <w:start w:val="7"/>
+      <w:numFmt w:val="decimal"/>
+      <w:lvlText w:val="%7."/>
+      <w:lvlJc w:val="left"/>
+      <w:pPr>
+        <w:tabs>
+          <w:tab w:val="num" w:pos="0"/>
+        </w:tabs>
+        <w:ind w:left="5040" w:hanging="480"/>
+      </w:pPr>
+      <w:rPr/>
     </w:lvl>
     <w:lvl w:ilvl="7">
-      <w:start w:val="1"/>
-      <w:numFmt w:val="bullet"/>
-      <w:lvlText w:val="◦"/>
-      <w:lvlJc w:val="left"/>
-      <w:pPr>
-        <w:tabs>
-          <w:tab w:val="num" w:pos="3240"/>
-        </w:tabs>
-        <w:ind w:left="3240" w:hanging="360"/>
-      </w:pPr>
-      <w:rPr>
-        <w:rFonts w:ascii="OpenSymbol" w:hAnsi="OpenSymbol" w:cs="OpenSymbol" w:hint="default"/>
-      </w:rPr>
+      <w:start w:val="7"/>
+      <w:numFmt w:val="decimal"/>
+      <w:lvlText w:val="%8."/>
+      <w:lvlJc w:val="left"/>
+      <w:pPr>
+        <w:tabs>
+          <w:tab w:val="num" w:pos="0"/>
+        </w:tabs>
+        <w:ind w:left="5760" w:hanging="480"/>
+      </w:pPr>
+      <w:rPr/>
     </w:lvl>
     <w:lvl w:ilvl="8">
-      <w:start w:val="1"/>
-      <w:numFmt w:val="bullet"/>
-      <w:lvlText w:val="▪"/>
-      <w:lvlJc w:val="left"/>
-      <w:pPr>
-        <w:tabs>
-          <w:tab w:val="num" w:pos="3600"/>
-        </w:tabs>
-        <w:ind w:left="3600" w:hanging="360"/>
-      </w:pPr>
-      <w:rPr>
-        <w:rFonts w:ascii="OpenSymbol" w:hAnsi="OpenSymbol" w:cs="OpenSymbol" w:hint="default"/>
-      </w:rPr>
+      <w:start w:val="7"/>
+      <w:numFmt w:val="decimal"/>
+      <w:lvlText w:val="%9."/>
+      <w:lvlJc w:val="left"/>
+      <w:pPr>
+        <w:tabs>
+          <w:tab w:val="num" w:pos="0"/>
+        </w:tabs>
+        <w:ind w:left="6480" w:hanging="480"/>
+      </w:pPr>
+      <w:rPr/>
     </w:lvl>
   </w:abstractNum>
   <w:abstractNum w:abstractNumId="15">
     <w:lvl w:ilvl="0">
-      <w:start w:val="1"/>
-      <w:numFmt w:val="bullet"/>
-      <w:lvlText w:val=""/>
-      <w:lvlJc w:val="left"/>
-      <w:pPr>
-        <w:tabs>
-          <w:tab w:val="num" w:pos="720"/>
-        </w:tabs>
-        <w:ind w:left="720" w:hanging="360"/>
-      </w:pPr>
-      <w:rPr>
-        <w:rFonts w:ascii="Symbol" w:hAnsi="Symbol" w:cs="Symbol" w:hint="default"/>
-      </w:rPr>
+      <w:start w:val="3"/>
+      <w:numFmt w:val="decimal"/>
+      <w:lvlText w:val="%1."/>
+      <w:lvlJc w:val="left"/>
+      <w:pPr>
+        <w:tabs>
+          <w:tab w:val="num" w:pos="0"/>
+        </w:tabs>
+        <w:ind w:left="720" w:hanging="480"/>
+      </w:pPr>
+      <w:rPr/>
     </w:lvl>
     <w:lvl w:ilvl="1">
-      <w:start w:val="1"/>
-      <w:numFmt w:val="bullet"/>
-      <w:lvlText w:val="◦"/>
-      <w:lvlJc w:val="left"/>
-      <w:pPr>
-        <w:tabs>
-          <w:tab w:val="num" w:pos="1080"/>
-        </w:tabs>
-        <w:ind w:left="1080" w:hanging="360"/>
-      </w:pPr>
-      <w:rPr>
-        <w:rFonts w:ascii="OpenSymbol" w:hAnsi="OpenSymbol" w:cs="OpenSymbol" w:hint="default"/>
-      </w:rPr>
+      <w:start w:val="3"/>
+      <w:numFmt w:val="decimal"/>
+      <w:lvlText w:val="%2."/>
+      <w:lvlJc w:val="left"/>
+      <w:pPr>
+        <w:tabs>
+          <w:tab w:val="num" w:pos="0"/>
+        </w:tabs>
+        <w:ind w:left="1440" w:hanging="480"/>
+      </w:pPr>
+      <w:rPr/>
     </w:lvl>
     <w:lvl w:ilvl="2">
-      <w:start w:val="1"/>
-      <w:numFmt w:val="bullet"/>
-      <w:lvlText w:val="▪"/>
-      <w:lvlJc w:val="left"/>
-      <w:pPr>
-        <w:tabs>
-          <w:tab w:val="num" w:pos="1440"/>
-        </w:tabs>
-        <w:ind w:left="1440" w:hanging="360"/>
-      </w:pPr>
-      <w:rPr>
-        <w:rFonts w:ascii="OpenSymbol" w:hAnsi="OpenSymbol" w:cs="OpenSymbol" w:hint="default"/>
-      </w:rPr>
+      <w:start w:val="3"/>
+      <w:numFmt w:val="decimal"/>
+      <w:lvlText w:val="%3."/>
+      <w:lvlJc w:val="left"/>
+      <w:pPr>
+        <w:tabs>
+          <w:tab w:val="num" w:pos="0"/>
+        </w:tabs>
+        <w:ind w:left="2160" w:hanging="480"/>
+      </w:pPr>
+      <w:rPr/>
     </w:lvl>
     <w:lvl w:ilvl="3">
-      <w:start w:val="1"/>
-      <w:numFmt w:val="bullet"/>
-      <w:lvlText w:val=""/>
-      <w:lvlJc w:val="left"/>
-      <w:pPr>
-        <w:tabs>
-          <w:tab w:val="num" w:pos="1800"/>
-        </w:tabs>
-        <w:ind w:left="1800" w:hanging="360"/>
-      </w:pPr>
-      <w:rPr>
-        <w:rFonts w:ascii="Symbol" w:hAnsi="Symbol" w:cs="Symbol" w:hint="default"/>
-      </w:rPr>
+      <w:start w:val="3"/>
+      <w:numFmt w:val="decimal"/>
+      <w:lvlText w:val="%4."/>
+      <w:lvlJc w:val="left"/>
+      <w:pPr>
+        <w:tabs>
+          <w:tab w:val="num" w:pos="0"/>
+        </w:tabs>
+        <w:ind w:left="2880" w:hanging="480"/>
+      </w:pPr>
+      <w:rPr/>
     </w:lvl>
     <w:lvl w:ilvl="4">
-      <w:start w:val="1"/>
-      <w:numFmt w:val="bullet"/>
-      <w:lvlText w:val="◦"/>
-      <w:lvlJc w:val="left"/>
-      <w:pPr>
-        <w:tabs>
-          <w:tab w:val="num" w:pos="2160"/>
-        </w:tabs>
-        <w:ind w:left="2160" w:hanging="360"/>
-      </w:pPr>
-      <w:rPr>
-        <w:rFonts w:ascii="OpenSymbol" w:hAnsi="OpenSymbol" w:cs="OpenSymbol" w:hint="default"/>
-      </w:rPr>
+      <w:start w:val="3"/>
+      <w:numFmt w:val="decimal"/>
+      <w:lvlText w:val="%5."/>
+      <w:lvlJc w:val="left"/>
+      <w:pPr>
+        <w:tabs>
+          <w:tab w:val="num" w:pos="0"/>
+        </w:tabs>
+        <w:ind w:left="3600" w:hanging="480"/>
+      </w:pPr>
+      <w:rPr/>
     </w:lvl>
     <w:lvl w:ilvl="5">
-      <w:start w:val="1"/>
-      <w:numFmt w:val="bullet"/>
-      <w:lvlText w:val="▪"/>
-      <w:lvlJc w:val="left"/>
-      <w:pPr>
-        <w:tabs>
-          <w:tab w:val="num" w:pos="2520"/>
-        </w:tabs>
-        <w:ind w:left="2520" w:hanging="360"/>
-      </w:pPr>
-      <w:rPr>
-        <w:rFonts w:ascii="OpenSymbol" w:hAnsi="OpenSymbol" w:cs="OpenSymbol" w:hint="default"/>
-      </w:rPr>
+      <w:start w:val="3"/>
+      <w:numFmt w:val="decimal"/>
+      <w:lvlText w:val="%6."/>
+      <w:lvlJc w:val="left"/>
+      <w:pPr>
+        <w:tabs>
+          <w:tab w:val="num" w:pos="0"/>
+        </w:tabs>
+        <w:ind w:left="4320" w:hanging="480"/>
+      </w:pPr>
+      <w:rPr/>
     </w:lvl>
     <w:lvl w:ilvl="6">
-      <w:start w:val="1"/>
-      <w:numFmt w:val="bullet"/>
-      <w:lvlText w:val=""/>
-      <w:lvlJc w:val="left"/>
-      <w:pPr>
-        <w:tabs>
-          <w:tab w:val="num" w:pos="2880"/>
-        </w:tabs>
-        <w:ind w:left="2880" w:hanging="360"/>
-      </w:pPr>
-      <w:rPr>
-        <w:rFonts w:ascii="Symbol" w:hAnsi="Symbol" w:cs="Symbol" w:hint="default"/>
-      </w:rPr>
+      <w:start w:val="3"/>
+      <w:numFmt w:val="decimal"/>
+      <w:lvlText w:val="%7."/>
+      <w:lvlJc w:val="left"/>
+      <w:pPr>
+        <w:tabs>
+          <w:tab w:val="num" w:pos="0"/>
+        </w:tabs>
+        <w:ind w:left="5040" w:hanging="480"/>
+      </w:pPr>
+      <w:rPr/>
     </w:lvl>
     <w:lvl w:ilvl="7">
-      <w:start w:val="1"/>
-      <w:numFmt w:val="bullet"/>
-      <w:lvlText w:val="◦"/>
-      <w:lvlJc w:val="left"/>
-      <w:pPr>
-        <w:tabs>
-          <w:tab w:val="num" w:pos="3240"/>
-        </w:tabs>
-        <w:ind w:left="3240" w:hanging="360"/>
-      </w:pPr>
-      <w:rPr>
-        <w:rFonts w:ascii="OpenSymbol" w:hAnsi="OpenSymbol" w:cs="OpenSymbol" w:hint="default"/>
-      </w:rPr>
+      <w:start w:val="3"/>
+      <w:numFmt w:val="decimal"/>
+      <w:lvlText w:val="%8."/>
+      <w:lvlJc w:val="left"/>
+      <w:pPr>
+        <w:tabs>
+          <w:tab w:val="num" w:pos="0"/>
+        </w:tabs>
+        <w:ind w:left="5760" w:hanging="480"/>
+      </w:pPr>
+      <w:rPr/>
     </w:lvl>
     <w:lvl w:ilvl="8">
-      <w:start w:val="1"/>
-      <w:numFmt w:val="bullet"/>
-      <w:lvlText w:val="▪"/>
-      <w:lvlJc w:val="left"/>
-      <w:pPr>
-        <w:tabs>
-          <w:tab w:val="num" w:pos="3600"/>
-        </w:tabs>
-        <w:ind w:left="3600" w:hanging="360"/>
-      </w:pPr>
-      <w:rPr>
-        <w:rFonts w:ascii="OpenSymbol" w:hAnsi="OpenSymbol" w:cs="OpenSymbol" w:hint="default"/>
-      </w:rPr>
+      <w:start w:val="3"/>
+      <w:numFmt w:val="decimal"/>
+      <w:lvlText w:val="%9."/>
+      <w:lvlJc w:val="left"/>
+      <w:pPr>
+        <w:tabs>
+          <w:tab w:val="num" w:pos="0"/>
+        </w:tabs>
+        <w:ind w:left="6480" w:hanging="480"/>
+      </w:pPr>
+      <w:rPr/>
     </w:lvl>
   </w:abstractNum>
   <w:abstractNum w:abstractNumId="16">
     <w:lvl w:ilvl="0">
-      <w:start w:val="1"/>
-      <w:numFmt w:val="bullet"/>
-      <w:lvlText w:val=""/>
-      <w:lvlJc w:val="left"/>
-      <w:pPr>
-        <w:tabs>
-          <w:tab w:val="num" w:pos="720"/>
-        </w:tabs>
-        <w:ind w:left="720" w:hanging="360"/>
-      </w:pPr>
-      <w:rPr>
-        <w:rFonts w:ascii="Symbol" w:hAnsi="Symbol" w:cs="Symbol" w:hint="default"/>
-      </w:rPr>
+      <w:start w:val="4"/>
+      <w:numFmt w:val="decimal"/>
+      <w:lvlText w:val="%1."/>
+      <w:lvlJc w:val="left"/>
+      <w:pPr>
+        <w:tabs>
+          <w:tab w:val="num" w:pos="0"/>
+        </w:tabs>
+        <w:ind w:left="720" w:hanging="480"/>
+      </w:pPr>
+      <w:rPr/>
     </w:lvl>
     <w:lvl w:ilvl="1">
-      <w:start w:val="1"/>
-      <w:numFmt w:val="bullet"/>
-      <w:lvlText w:val="◦"/>
-      <w:lvlJc w:val="left"/>
-      <w:pPr>
-        <w:tabs>
-          <w:tab w:val="num" w:pos="1080"/>
-        </w:tabs>
-        <w:ind w:left="1080" w:hanging="360"/>
-      </w:pPr>
-      <w:rPr>
-        <w:rFonts w:ascii="OpenSymbol" w:hAnsi="OpenSymbol" w:cs="OpenSymbol" w:hint="default"/>
-      </w:rPr>
+      <w:start w:val="4"/>
+      <w:numFmt w:val="decimal"/>
+      <w:lvlText w:val="%2."/>
+      <w:lvlJc w:val="left"/>
+      <w:pPr>
+        <w:tabs>
+          <w:tab w:val="num" w:pos="0"/>
+        </w:tabs>
+        <w:ind w:left="1440" w:hanging="480"/>
+      </w:pPr>
+      <w:rPr/>
     </w:lvl>
     <w:lvl w:ilvl="2">
-      <w:start w:val="1"/>
-      <w:numFmt w:val="bullet"/>
-      <w:lvlText w:val="▪"/>
-      <w:lvlJc w:val="left"/>
-      <w:pPr>
-        <w:tabs>
-          <w:tab w:val="num" w:pos="1440"/>
-        </w:tabs>
-        <w:ind w:left="1440" w:hanging="360"/>
-      </w:pPr>
-      <w:rPr>
-        <w:rFonts w:ascii="OpenSymbol" w:hAnsi="OpenSymbol" w:cs="OpenSymbol" w:hint="default"/>
-      </w:rPr>
+      <w:start w:val="4"/>
+      <w:numFmt w:val="decimal"/>
+      <w:lvlText w:val="%3."/>
+      <w:lvlJc w:val="left"/>
+      <w:pPr>
+        <w:tabs>
+          <w:tab w:val="num" w:pos="0"/>
+        </w:tabs>
+        <w:ind w:left="2160" w:hanging="480"/>
+      </w:pPr>
+      <w:rPr/>
     </w:lvl>
     <w:lvl w:ilvl="3">
-      <w:start w:val="1"/>
-      <w:numFmt w:val="bullet"/>
-      <w:lvlText w:val=""/>
-      <w:lvlJc w:val="left"/>
-      <w:pPr>
-        <w:tabs>
-          <w:tab w:val="num" w:pos="1800"/>
-        </w:tabs>
-        <w:ind w:left="1800" w:hanging="360"/>
-      </w:pPr>
-      <w:rPr>
-        <w:rFonts w:ascii="Symbol" w:hAnsi="Symbol" w:cs="Symbol" w:hint="default"/>
-      </w:rPr>
+      <w:start w:val="4"/>
+      <w:numFmt w:val="decimal"/>
+      <w:lvlText w:val="%4."/>
+      <w:lvlJc w:val="left"/>
+      <w:pPr>
+        <w:tabs>
+          <w:tab w:val="num" w:pos="0"/>
+        </w:tabs>
+        <w:ind w:left="2880" w:hanging="480"/>
+      </w:pPr>
+      <w:rPr/>
     </w:lvl>
     <w:lvl w:ilvl="4">
-      <w:start w:val="1"/>
-      <w:numFmt w:val="bullet"/>
-      <w:lvlText w:val="◦"/>
-      <w:lvlJc w:val="left"/>
-      <w:pPr>
-        <w:tabs>
-          <w:tab w:val="num" w:pos="2160"/>
-        </w:tabs>
-        <w:ind w:left="2160" w:hanging="360"/>
-      </w:pPr>
-      <w:rPr>
-        <w:rFonts w:ascii="OpenSymbol" w:hAnsi="OpenSymbol" w:cs="OpenSymbol" w:hint="default"/>
-      </w:rPr>
+      <w:start w:val="4"/>
+      <w:numFmt w:val="decimal"/>
+      <w:lvlText w:val="%5."/>
+      <w:lvlJc w:val="left"/>
+      <w:pPr>
+        <w:tabs>
+          <w:tab w:val="num" w:pos="0"/>
+        </w:tabs>
+        <w:ind w:left="3600" w:hanging="480"/>
+      </w:pPr>
+      <w:rPr/>
     </w:lvl>
     <w:lvl w:ilvl="5">
-      <w:start w:val="1"/>
-      <w:numFmt w:val="bullet"/>
-      <w:lvlText w:val="▪"/>
-      <w:lvlJc w:val="left"/>
-      <w:pPr>
-        <w:tabs>
-          <w:tab w:val="num" w:pos="2520"/>
-        </w:tabs>
-        <w:ind w:left="2520" w:hanging="360"/>
-      </w:pPr>
-      <w:rPr>
-        <w:rFonts w:ascii="OpenSymbol" w:hAnsi="OpenSymbol" w:cs="OpenSymbol" w:hint="default"/>
-      </w:rPr>
+      <w:start w:val="4"/>
+      <w:numFmt w:val="decimal"/>
+      <w:lvlText w:val="%6."/>
+      <w:lvlJc w:val="left"/>
+      <w:pPr>
+        <w:tabs>
+          <w:tab w:val="num" w:pos="0"/>
+        </w:tabs>
+        <w:ind w:left="4320" w:hanging="480"/>
+      </w:pPr>
+      <w:rPr/>
     </w:lvl>
     <w:lvl w:ilvl="6">
-      <w:start w:val="1"/>
-      <w:numFmt w:val="bullet"/>
-      <w:lvlText w:val=""/>
-      <w:lvlJc w:val="left"/>
-      <w:pPr>
-        <w:tabs>
-          <w:tab w:val="num" w:pos="2880"/>
-        </w:tabs>
-        <w:ind w:left="2880" w:hanging="360"/>
-      </w:pPr>
-      <w:rPr>
-        <w:rFonts w:ascii="Symbol" w:hAnsi="Symbol" w:cs="Symbol" w:hint="default"/>
-      </w:rPr>
+      <w:start w:val="4"/>
+      <w:numFmt w:val="decimal"/>
+      <w:lvlText w:val="%7."/>
+      <w:lvlJc w:val="left"/>
+      <w:pPr>
+        <w:tabs>
+          <w:tab w:val="num" w:pos="0"/>
+        </w:tabs>
+        <w:ind w:left="5040" w:hanging="480"/>
+      </w:pPr>
+      <w:rPr/>
     </w:lvl>
     <w:lvl w:ilvl="7">
-      <w:start w:val="1"/>
-      <w:numFmt w:val="bullet"/>
-      <w:lvlText w:val="◦"/>
-      <w:lvlJc w:val="left"/>
-      <w:pPr>
-        <w:tabs>
-          <w:tab w:val="num" w:pos="3240"/>
-        </w:tabs>
-        <w:ind w:left="3240" w:hanging="360"/>
-      </w:pPr>
-      <w:rPr>
-        <w:rFonts w:ascii="OpenSymbol" w:hAnsi="OpenSymbol" w:cs="OpenSymbol" w:hint="default"/>
-      </w:rPr>
+      <w:start w:val="4"/>
+      <w:numFmt w:val="decimal"/>
+      <w:lvlText w:val="%8."/>
+      <w:lvlJc w:val="left"/>
+      <w:pPr>
+        <w:tabs>
+          <w:tab w:val="num" w:pos="0"/>
+        </w:tabs>
+        <w:ind w:left="5760" w:hanging="480"/>
+      </w:pPr>
+      <w:rPr/>
     </w:lvl>
     <w:lvl w:ilvl="8">
-      <w:start w:val="1"/>
-      <w:numFmt w:val="bullet"/>
-      <w:lvlText w:val="▪"/>
-      <w:lvlJc w:val="left"/>
-      <w:pPr>
-        <w:tabs>
-          <w:tab w:val="num" w:pos="3600"/>
-        </w:tabs>
-        <w:ind w:left="3600" w:hanging="360"/>
-      </w:pPr>
-      <w:rPr>
-        <w:rFonts w:ascii="OpenSymbol" w:hAnsi="OpenSymbol" w:cs="OpenSymbol" w:hint="default"/>
-      </w:rPr>
+      <w:start w:val="4"/>
+      <w:numFmt w:val="decimal"/>
+      <w:lvlText w:val="%9."/>
+      <w:lvlJc w:val="left"/>
+      <w:pPr>
+        <w:tabs>
+          <w:tab w:val="num" w:pos="0"/>
+        </w:tabs>
+        <w:ind w:left="6480" w:hanging="480"/>
+      </w:pPr>
+      <w:rPr/>
     </w:lvl>
   </w:abstractNum>
   <w:abstractNum w:abstractNumId="17">
     <w:lvl w:ilvl="0">
       <w:start w:val="1"/>
-      <w:numFmt w:val="bullet"/>
-      <w:lvlText w:val=""/>
-      <w:lvlJc w:val="left"/>
-      <w:pPr>
-        <w:tabs>
-          <w:tab w:val="num" w:pos="720"/>
-        </w:tabs>
-        <w:ind w:left="720" w:hanging="360"/>
-      </w:pPr>
-      <w:rPr>
-        <w:rFonts w:ascii="Symbol" w:hAnsi="Symbol" w:cs="Symbol" w:hint="default"/>
-      </w:rPr>
+      <w:numFmt w:val="decimal"/>
+      <w:lvlText w:val="%1."/>
+      <w:lvlJc w:val="left"/>
+      <w:pPr>
+        <w:tabs>
+          <w:tab w:val="num" w:pos="0"/>
+        </w:tabs>
+        <w:ind w:left="720" w:hanging="480"/>
+      </w:pPr>
+      <w:rPr/>
     </w:lvl>
     <w:lvl w:ilvl="1">
       <w:start w:val="1"/>
-      <w:numFmt w:val="bullet"/>
-      <w:lvlText w:val="◦"/>
-      <w:lvlJc w:val="left"/>
-      <w:pPr>
-        <w:tabs>
-          <w:tab w:val="num" w:pos="1080"/>
-        </w:tabs>
-        <w:ind w:left="1080" w:hanging="360"/>
-      </w:pPr>
-      <w:rPr>
-        <w:rFonts w:ascii="OpenSymbol" w:hAnsi="OpenSymbol" w:cs="OpenSymbol" w:hint="default"/>
-      </w:rPr>
+      <w:numFmt w:val="decimal"/>
+      <w:lvlText w:val="%2."/>
+      <w:lvlJc w:val="left"/>
+      <w:pPr>
+        <w:tabs>
+          <w:tab w:val="num" w:pos="0"/>
+        </w:tabs>
+        <w:ind w:left="1440" w:hanging="480"/>
+      </w:pPr>
+      <w:rPr/>
     </w:lvl>
     <w:lvl w:ilvl="2">
       <w:start w:val="1"/>
-      <w:numFmt w:val="bullet"/>
-      <w:lvlText w:val="▪"/>
-      <w:lvlJc w:val="left"/>
-      <w:pPr>
-        <w:tabs>
-          <w:tab w:val="num" w:pos="1440"/>
-        </w:tabs>
-        <w:ind w:left="1440" w:hanging="360"/>
-      </w:pPr>
-      <w:rPr>
-        <w:rFonts w:ascii="OpenSymbol" w:hAnsi="OpenSymbol" w:cs="OpenSymbol" w:hint="default"/>
-      </w:rPr>
+      <w:numFmt w:val="decimal"/>
+      <w:lvlText w:val="%3."/>
+      <w:lvlJc w:val="left"/>
+      <w:pPr>
+        <w:tabs>
+          <w:tab w:val="num" w:pos="0"/>
+        </w:tabs>
+        <w:ind w:left="2160" w:hanging="480"/>
+      </w:pPr>
+      <w:rPr/>
     </w:lvl>
     <w:lvl w:ilvl="3">
       <w:start w:val="1"/>
-      <w:numFmt w:val="bullet"/>
-      <w:lvlText w:val=""/>
-      <w:lvlJc w:val="left"/>
-      <w:pPr>
-        <w:tabs>
-          <w:tab w:val="num" w:pos="1800"/>
-        </w:tabs>
-        <w:ind w:left="1800" w:hanging="360"/>
-      </w:pPr>
-      <w:rPr>
-        <w:rFonts w:ascii="Symbol" w:hAnsi="Symbol" w:cs="Symbol" w:hint="default"/>
-      </w:rPr>
+      <w:numFmt w:val="decimal"/>
+      <w:lvlText w:val="%4."/>
+      <w:lvlJc w:val="left"/>
+      <w:pPr>
+        <w:tabs>
+          <w:tab w:val="num" w:pos="0"/>
+        </w:tabs>
+        <w:ind w:left="2880" w:hanging="480"/>
+      </w:pPr>
+      <w:rPr/>
     </w:lvl>
     <w:lvl w:ilvl="4">
       <w:start w:val="1"/>
-      <w:numFmt w:val="bullet"/>
-      <w:lvlText w:val="◦"/>
-      <w:lvlJc w:val="left"/>
-      <w:pPr>
-        <w:tabs>
-          <w:tab w:val="num" w:pos="2160"/>
-        </w:tabs>
-        <w:ind w:left="2160" w:hanging="360"/>
-      </w:pPr>
-      <w:rPr>
-        <w:rFonts w:ascii="OpenSymbol" w:hAnsi="OpenSymbol" w:cs="OpenSymbol" w:hint="default"/>
-      </w:rPr>
+      <w:numFmt w:val="decimal"/>
+      <w:lvlText w:val="%5."/>
+      <w:lvlJc w:val="left"/>
+      <w:pPr>
+        <w:tabs>
+          <w:tab w:val="num" w:pos="0"/>
+        </w:tabs>
+        <w:ind w:left="3600" w:hanging="480"/>
+      </w:pPr>
+      <w:rPr/>
     </w:lvl>
     <w:lvl w:ilvl="5">
       <w:start w:val="1"/>
-      <w:numFmt w:val="bullet"/>
-      <w:lvlText w:val="▪"/>
-      <w:lvlJc w:val="left"/>
-      <w:pPr>
-        <w:tabs>
-          <w:tab w:val="num" w:pos="2520"/>
-        </w:tabs>
-        <w:ind w:left="2520" w:hanging="360"/>
-      </w:pPr>
-      <w:rPr>
-        <w:rFonts w:ascii="OpenSymbol" w:hAnsi="OpenSymbol" w:cs="OpenSymbol" w:hint="default"/>
-      </w:rPr>
+      <w:numFmt w:val="decimal"/>
+      <w:lvlText w:val="%6."/>
+      <w:lvlJc w:val="left"/>
+      <w:pPr>
+        <w:tabs>
+          <w:tab w:val="num" w:pos="0"/>
+        </w:tabs>
+        <w:ind w:left="4320" w:hanging="480"/>
+      </w:pPr>
+      <w:rPr/>
     </w:lvl>
     <w:lvl w:ilvl="6">
       <w:start w:val="1"/>
-      <w:numFmt w:val="bullet"/>
-      <w:lvlText w:val=""/>
-      <w:lvlJc w:val="left"/>
-      <w:pPr>
-        <w:tabs>
-          <w:tab w:val="num" w:pos="2880"/>
-        </w:tabs>
-        <w:ind w:left="2880" w:hanging="360"/>
-      </w:pPr>
-      <w:rPr>
-        <w:rFonts w:ascii="Symbol" w:hAnsi="Symbol" w:cs="Symbol" w:hint="default"/>
-      </w:rPr>
+      <w:numFmt w:val="decimal"/>
+      <w:lvlText w:val="%7."/>
+      <w:lvlJc w:val="left"/>
+      <w:pPr>
+        <w:tabs>
+          <w:tab w:val="num" w:pos="0"/>
+        </w:tabs>
+        <w:ind w:left="5040" w:hanging="480"/>
+      </w:pPr>
+      <w:rPr/>
     </w:lvl>
     <w:lvl w:ilvl="7">
       <w:start w:val="1"/>
-      <w:numFmt w:val="bullet"/>
-      <w:lvlText w:val="◦"/>
-      <w:lvlJc w:val="left"/>
-      <w:pPr>
-        <w:tabs>
-          <w:tab w:val="num" w:pos="3240"/>
-        </w:tabs>
-        <w:ind w:left="3240" w:hanging="360"/>
-      </w:pPr>
-      <w:rPr>
-        <w:rFonts w:ascii="OpenSymbol" w:hAnsi="OpenSymbol" w:cs="OpenSymbol" w:hint="default"/>
-      </w:rPr>
+      <w:numFmt w:val="decimal"/>
+      <w:lvlText w:val="%8."/>
+      <w:lvlJc w:val="left"/>
+      <w:pPr>
+        <w:tabs>
+          <w:tab w:val="num" w:pos="0"/>
+        </w:tabs>
+        <w:ind w:left="5760" w:hanging="480"/>
+      </w:pPr>
+      <w:rPr/>
     </w:lvl>
     <w:lvl w:ilvl="8">
       <w:start w:val="1"/>
-      <w:numFmt w:val="bullet"/>
-      <w:lvlText w:val="▪"/>
-      <w:lvlJc w:val="left"/>
-      <w:pPr>
-        <w:tabs>
-          <w:tab w:val="num" w:pos="3600"/>
-        </w:tabs>
-        <w:ind w:left="3600" w:hanging="360"/>
-      </w:pPr>
-      <w:rPr>
-        <w:rFonts w:ascii="OpenSymbol" w:hAnsi="OpenSymbol" w:cs="OpenSymbol" w:hint="default"/>
-      </w:rPr>
+      <w:numFmt w:val="decimal"/>
+      <w:lvlText w:val="%9."/>
+      <w:lvlJc w:val="left"/>
+      <w:pPr>
+        <w:tabs>
+          <w:tab w:val="num" w:pos="0"/>
+        </w:tabs>
+        <w:ind w:left="6480" w:hanging="480"/>
+      </w:pPr>
+      <w:rPr/>
     </w:lvl>
   </w:abstractNum>
   <w:abstractNum w:abstractNumId="18">
@@ -9667,9 +9840,9 @@
       <w:lvlJc w:val="left"/>
       <w:pPr>
         <w:tabs>
-          <w:tab w:val="num" w:pos="720"/>
-        </w:tabs>
-        <w:ind w:left="720" w:hanging="360"/>
+          <w:tab w:val="num" w:pos="0"/>
+        </w:tabs>
+        <w:ind w:left="720" w:hanging="480"/>
       </w:pPr>
       <w:rPr/>
     </w:lvl>
@@ -9680,9 +9853,9 @@
       <w:lvlJc w:val="left"/>
       <w:pPr>
         <w:tabs>
-          <w:tab w:val="num" w:pos="1080"/>
-        </w:tabs>
-        <w:ind w:left="1080" w:hanging="360"/>
+          <w:tab w:val="num" w:pos="0"/>
+        </w:tabs>
+        <w:ind w:left="1440" w:hanging="480"/>
       </w:pPr>
       <w:rPr/>
     </w:lvl>
@@ -9693,9 +9866,9 @@
       <w:lvlJc w:val="left"/>
       <w:pPr>
         <w:tabs>
-          <w:tab w:val="num" w:pos="1440"/>
-        </w:tabs>
-        <w:ind w:left="1440" w:hanging="360"/>
+          <w:tab w:val="num" w:pos="0"/>
+        </w:tabs>
+        <w:ind w:left="2160" w:hanging="480"/>
       </w:pPr>
       <w:rPr/>
     </w:lvl>
@@ -9706,9 +9879,9 @@
       <w:lvlJc w:val="left"/>
       <w:pPr>
         <w:tabs>
-          <w:tab w:val="num" w:pos="1800"/>
-        </w:tabs>
-        <w:ind w:left="1800" w:hanging="360"/>
+          <w:tab w:val="num" w:pos="0"/>
+        </w:tabs>
+        <w:ind w:left="2880" w:hanging="480"/>
       </w:pPr>
       <w:rPr/>
     </w:lvl>
@@ -9719,9 +9892,9 @@
       <w:lvlJc w:val="left"/>
       <w:pPr>
         <w:tabs>
-          <w:tab w:val="num" w:pos="2160"/>
-        </w:tabs>
-        <w:ind w:left="2160" w:hanging="360"/>
+          <w:tab w:val="num" w:pos="0"/>
+        </w:tabs>
+        <w:ind w:left="3600" w:hanging="480"/>
       </w:pPr>
       <w:rPr/>
     </w:lvl>
@@ -9732,9 +9905,9 @@
       <w:lvlJc w:val="left"/>
       <w:pPr>
         <w:tabs>
-          <w:tab w:val="num" w:pos="2520"/>
-        </w:tabs>
-        <w:ind w:left="2520" w:hanging="360"/>
+          <w:tab w:val="num" w:pos="0"/>
+        </w:tabs>
+        <w:ind w:left="4320" w:hanging="480"/>
       </w:pPr>
       <w:rPr/>
     </w:lvl>
@@ -9745,9 +9918,9 @@
       <w:lvlJc w:val="left"/>
       <w:pPr>
         <w:tabs>
-          <w:tab w:val="num" w:pos="2880"/>
-        </w:tabs>
-        <w:ind w:left="2880" w:hanging="360"/>
+          <w:tab w:val="num" w:pos="0"/>
+        </w:tabs>
+        <w:ind w:left="5040" w:hanging="480"/>
       </w:pPr>
       <w:rPr/>
     </w:lvl>
@@ -9758,9 +9931,9 @@
       <w:lvlJc w:val="left"/>
       <w:pPr>
         <w:tabs>
-          <w:tab w:val="num" w:pos="3240"/>
-        </w:tabs>
-        <w:ind w:left="3240" w:hanging="360"/>
+          <w:tab w:val="num" w:pos="0"/>
+        </w:tabs>
+        <w:ind w:left="5760" w:hanging="480"/>
       </w:pPr>
       <w:rPr/>
     </w:lvl>
@@ -9771,422 +9944,368 @@
       <w:lvlJc w:val="left"/>
       <w:pPr>
         <w:tabs>
-          <w:tab w:val="num" w:pos="3600"/>
-        </w:tabs>
-        <w:ind w:left="3600" w:hanging="360"/>
+          <w:tab w:val="num" w:pos="0"/>
+        </w:tabs>
+        <w:ind w:left="6480" w:hanging="480"/>
       </w:pPr>
       <w:rPr/>
     </w:lvl>
   </w:abstractNum>
   <w:abstractNum w:abstractNumId="19">
     <w:lvl w:ilvl="0">
-      <w:start w:val="1"/>
-      <w:numFmt w:val="bullet"/>
-      <w:lvlText w:val=""/>
-      <w:lvlJc w:val="left"/>
-      <w:pPr>
-        <w:tabs>
-          <w:tab w:val="num" w:pos="720"/>
-        </w:tabs>
-        <w:ind w:left="720" w:hanging="360"/>
-      </w:pPr>
-      <w:rPr>
-        <w:rFonts w:ascii="Symbol" w:hAnsi="Symbol" w:cs="Symbol" w:hint="default"/>
-      </w:rPr>
+      <w:start w:val="2"/>
+      <w:numFmt w:val="decimal"/>
+      <w:lvlText w:val="%1."/>
+      <w:lvlJc w:val="left"/>
+      <w:pPr>
+        <w:tabs>
+          <w:tab w:val="num" w:pos="0"/>
+        </w:tabs>
+        <w:ind w:left="720" w:hanging="480"/>
+      </w:pPr>
+      <w:rPr/>
     </w:lvl>
     <w:lvl w:ilvl="1">
-      <w:start w:val="1"/>
-      <w:numFmt w:val="bullet"/>
-      <w:lvlText w:val="◦"/>
-      <w:lvlJc w:val="left"/>
-      <w:pPr>
-        <w:tabs>
-          <w:tab w:val="num" w:pos="1080"/>
-        </w:tabs>
-        <w:ind w:left="1080" w:hanging="360"/>
-      </w:pPr>
-      <w:rPr>
-        <w:rFonts w:ascii="OpenSymbol" w:hAnsi="OpenSymbol" w:cs="OpenSymbol" w:hint="default"/>
-      </w:rPr>
+      <w:start w:val="2"/>
+      <w:numFmt w:val="decimal"/>
+      <w:lvlText w:val="%2."/>
+      <w:lvlJc w:val="left"/>
+      <w:pPr>
+        <w:tabs>
+          <w:tab w:val="num" w:pos="0"/>
+        </w:tabs>
+        <w:ind w:left="1440" w:hanging="480"/>
+      </w:pPr>
+      <w:rPr/>
     </w:lvl>
     <w:lvl w:ilvl="2">
-      <w:start w:val="1"/>
-      <w:numFmt w:val="bullet"/>
-      <w:lvlText w:val="▪"/>
-      <w:lvlJc w:val="left"/>
-      <w:pPr>
-        <w:tabs>
-          <w:tab w:val="num" w:pos="1440"/>
-        </w:tabs>
-        <w:ind w:left="1440" w:hanging="360"/>
-      </w:pPr>
-      <w:rPr>
-        <w:rFonts w:ascii="OpenSymbol" w:hAnsi="OpenSymbol" w:cs="OpenSymbol" w:hint="default"/>
-      </w:rPr>
+      <w:start w:val="2"/>
+      <w:numFmt w:val="decimal"/>
+      <w:lvlText w:val="%3."/>
+      <w:lvlJc w:val="left"/>
+      <w:pPr>
+        <w:tabs>
+          <w:tab w:val="num" w:pos="0"/>
+        </w:tabs>
+        <w:ind w:left="2160" w:hanging="480"/>
+      </w:pPr>
+      <w:rPr/>
     </w:lvl>
     <w:lvl w:ilvl="3">
-      <w:start w:val="1"/>
-      <w:numFmt w:val="bullet"/>
-      <w:lvlText w:val=""/>
-      <w:lvlJc w:val="left"/>
-      <w:pPr>
-        <w:tabs>
-          <w:tab w:val="num" w:pos="1800"/>
-        </w:tabs>
-        <w:ind w:left="1800" w:hanging="360"/>
-      </w:pPr>
-      <w:rPr>
-        <w:rFonts w:ascii="Symbol" w:hAnsi="Symbol" w:cs="Symbol" w:hint="default"/>
-      </w:rPr>
+      <w:start w:val="2"/>
+      <w:numFmt w:val="decimal"/>
+      <w:lvlText w:val="%4."/>
+      <w:lvlJc w:val="left"/>
+      <w:pPr>
+        <w:tabs>
+          <w:tab w:val="num" w:pos="0"/>
+        </w:tabs>
+        <w:ind w:left="2880" w:hanging="480"/>
+      </w:pPr>
+      <w:rPr/>
     </w:lvl>
     <w:lvl w:ilvl="4">
-      <w:start w:val="1"/>
-      <w:numFmt w:val="bullet"/>
-      <w:lvlText w:val="◦"/>
-      <w:lvlJc w:val="left"/>
-      <w:pPr>
-        <w:tabs>
-          <w:tab w:val="num" w:pos="2160"/>
-        </w:tabs>
-        <w:ind w:left="2160" w:hanging="360"/>
-      </w:pPr>
-      <w:rPr>
-        <w:rFonts w:ascii="OpenSymbol" w:hAnsi="OpenSymbol" w:cs="OpenSymbol" w:hint="default"/>
-      </w:rPr>
+      <w:start w:val="2"/>
+      <w:numFmt w:val="decimal"/>
+      <w:lvlText w:val="%5."/>
+      <w:lvlJc w:val="left"/>
+      <w:pPr>
+        <w:tabs>
+          <w:tab w:val="num" w:pos="0"/>
+        </w:tabs>
+        <w:ind w:left="3600" w:hanging="480"/>
+      </w:pPr>
+      <w:rPr/>
     </w:lvl>
     <w:lvl w:ilvl="5">
-      <w:start w:val="1"/>
-      <w:numFmt w:val="bullet"/>
-      <w:lvlText w:val="▪"/>
-      <w:lvlJc w:val="left"/>
-      <w:pPr>
-        <w:tabs>
-          <w:tab w:val="num" w:pos="2520"/>
-        </w:tabs>
-        <w:ind w:left="2520" w:hanging="360"/>
-      </w:pPr>
-      <w:rPr>
-        <w:rFonts w:ascii="OpenSymbol" w:hAnsi="OpenSymbol" w:cs="OpenSymbol" w:hint="default"/>
-      </w:rPr>
+      <w:start w:val="2"/>
+      <w:numFmt w:val="decimal"/>
+      <w:lvlText w:val="%6."/>
+      <w:lvlJc w:val="left"/>
+      <w:pPr>
+        <w:tabs>
+          <w:tab w:val="num" w:pos="0"/>
+        </w:tabs>
+        <w:ind w:left="4320" w:hanging="480"/>
+      </w:pPr>
+      <w:rPr/>
     </w:lvl>
     <w:lvl w:ilvl="6">
-      <w:start w:val="1"/>
-      <w:numFmt w:val="bullet"/>
-      <w:lvlText w:val=""/>
-      <w:lvlJc w:val="left"/>
-      <w:pPr>
-        <w:tabs>
-          <w:tab w:val="num" w:pos="2880"/>
-        </w:tabs>
-        <w:ind w:left="2880" w:hanging="360"/>
-      </w:pPr>
-      <w:rPr>
-        <w:rFonts w:ascii="Symbol" w:hAnsi="Symbol" w:cs="Symbol" w:hint="default"/>
-      </w:rPr>
+      <w:start w:val="2"/>
+      <w:numFmt w:val="decimal"/>
+      <w:lvlText w:val="%7."/>
+      <w:lvlJc w:val="left"/>
+      <w:pPr>
+        <w:tabs>
+          <w:tab w:val="num" w:pos="0"/>
+        </w:tabs>
+        <w:ind w:left="5040" w:hanging="480"/>
+      </w:pPr>
+      <w:rPr/>
     </w:lvl>
     <w:lvl w:ilvl="7">
-      <w:start w:val="1"/>
-      <w:numFmt w:val="bullet"/>
-      <w:lvlText w:val="◦"/>
-      <w:lvlJc w:val="left"/>
-      <w:pPr>
-        <w:tabs>
-          <w:tab w:val="num" w:pos="3240"/>
-        </w:tabs>
-        <w:ind w:left="3240" w:hanging="360"/>
-      </w:pPr>
-      <w:rPr>
-        <w:rFonts w:ascii="OpenSymbol" w:hAnsi="OpenSymbol" w:cs="OpenSymbol" w:hint="default"/>
-      </w:rPr>
+      <w:start w:val="2"/>
+      <w:numFmt w:val="decimal"/>
+      <w:lvlText w:val="%8."/>
+      <w:lvlJc w:val="left"/>
+      <w:pPr>
+        <w:tabs>
+          <w:tab w:val="num" w:pos="0"/>
+        </w:tabs>
+        <w:ind w:left="5760" w:hanging="480"/>
+      </w:pPr>
+      <w:rPr/>
     </w:lvl>
     <w:lvl w:ilvl="8">
-      <w:start w:val="1"/>
-      <w:numFmt w:val="bullet"/>
-      <w:lvlText w:val="▪"/>
-      <w:lvlJc w:val="left"/>
-      <w:pPr>
-        <w:tabs>
-          <w:tab w:val="num" w:pos="3600"/>
-        </w:tabs>
-        <w:ind w:left="3600" w:hanging="360"/>
-      </w:pPr>
-      <w:rPr>
-        <w:rFonts w:ascii="OpenSymbol" w:hAnsi="OpenSymbol" w:cs="OpenSymbol" w:hint="default"/>
-      </w:rPr>
+      <w:start w:val="2"/>
+      <w:numFmt w:val="decimal"/>
+      <w:lvlText w:val="%9."/>
+      <w:lvlJc w:val="left"/>
+      <w:pPr>
+        <w:tabs>
+          <w:tab w:val="num" w:pos="0"/>
+        </w:tabs>
+        <w:ind w:left="6480" w:hanging="480"/>
+      </w:pPr>
+      <w:rPr/>
     </w:lvl>
   </w:abstractNum>
   <w:abstractNum w:abstractNumId="20">
     <w:lvl w:ilvl="0">
-      <w:start w:val="1"/>
-      <w:numFmt w:val="bullet"/>
-      <w:lvlText w:val=""/>
-      <w:lvlJc w:val="left"/>
-      <w:pPr>
-        <w:tabs>
-          <w:tab w:val="num" w:pos="720"/>
-        </w:tabs>
-        <w:ind w:left="720" w:hanging="360"/>
-      </w:pPr>
-      <w:rPr>
-        <w:rFonts w:ascii="Symbol" w:hAnsi="Symbol" w:cs="Symbol" w:hint="default"/>
-      </w:rPr>
+      <w:start w:val="3"/>
+      <w:numFmt w:val="decimal"/>
+      <w:lvlText w:val="%1."/>
+      <w:lvlJc w:val="left"/>
+      <w:pPr>
+        <w:tabs>
+          <w:tab w:val="num" w:pos="0"/>
+        </w:tabs>
+        <w:ind w:left="720" w:hanging="480"/>
+      </w:pPr>
+      <w:rPr/>
     </w:lvl>
     <w:lvl w:ilvl="1">
-      <w:start w:val="1"/>
-      <w:numFmt w:val="bullet"/>
-      <w:lvlText w:val="◦"/>
-      <w:lvlJc w:val="left"/>
-      <w:pPr>
-        <w:tabs>
-          <w:tab w:val="num" w:pos="1080"/>
-        </w:tabs>
-        <w:ind w:left="1080" w:hanging="360"/>
-      </w:pPr>
-      <w:rPr>
-        <w:rFonts w:ascii="OpenSymbol" w:hAnsi="OpenSymbol" w:cs="OpenSymbol" w:hint="default"/>
-      </w:rPr>
+      <w:start w:val="3"/>
+      <w:numFmt w:val="decimal"/>
+      <w:lvlText w:val="%2."/>
+      <w:lvlJc w:val="left"/>
+      <w:pPr>
+        <w:tabs>
+          <w:tab w:val="num" w:pos="0"/>
+        </w:tabs>
+        <w:ind w:left="1440" w:hanging="480"/>
+      </w:pPr>
+      <w:rPr/>
     </w:lvl>
     <w:lvl w:ilvl="2">
-      <w:start w:val="1"/>
-      <w:numFmt w:val="bullet"/>
-      <w:lvlText w:val="▪"/>
-      <w:lvlJc w:val="left"/>
-      <w:pPr>
-        <w:tabs>
-          <w:tab w:val="num" w:pos="1440"/>
-        </w:tabs>
-        <w:ind w:left="1440" w:hanging="360"/>
-      </w:pPr>
-      <w:rPr>
-        <w:rFonts w:ascii="OpenSymbol" w:hAnsi="OpenSymbol" w:cs="OpenSymbol" w:hint="default"/>
-      </w:rPr>
+      <w:start w:val="3"/>
+      <w:numFmt w:val="decimal"/>
+      <w:lvlText w:val="%3."/>
+      <w:lvlJc w:val="left"/>
+      <w:pPr>
+        <w:tabs>
+          <w:tab w:val="num" w:pos="0"/>
+        </w:tabs>
+        <w:ind w:left="2160" w:hanging="480"/>
+      </w:pPr>
+      <w:rPr/>
     </w:lvl>
     <w:lvl w:ilvl="3">
-      <w:start w:val="1"/>
-      <w:numFmt w:val="bullet"/>
-      <w:lvlText w:val=""/>
-      <w:lvlJc w:val="left"/>
-      <w:pPr>
-        <w:tabs>
-          <w:tab w:val="num" w:pos="1800"/>
-        </w:tabs>
-        <w:ind w:left="1800" w:hanging="360"/>
-      </w:pPr>
-      <w:rPr>
-        <w:rFonts w:ascii="Symbol" w:hAnsi="Symbol" w:cs="Symbol" w:hint="default"/>
-      </w:rPr>
+      <w:start w:val="3"/>
+      <w:numFmt w:val="decimal"/>
+      <w:lvlText w:val="%4."/>
+      <w:lvlJc w:val="left"/>
+      <w:pPr>
+        <w:tabs>
+          <w:tab w:val="num" w:pos="0"/>
+        </w:tabs>
+        <w:ind w:left="2880" w:hanging="480"/>
+      </w:pPr>
+      <w:rPr/>
     </w:lvl>
     <w:lvl w:ilvl="4">
-      <w:start w:val="1"/>
-      <w:numFmt w:val="bullet"/>
-      <w:lvlText w:val="◦"/>
-      <w:lvlJc w:val="left"/>
-      <w:pPr>
-        <w:tabs>
-          <w:tab w:val="num" w:pos="2160"/>
-        </w:tabs>
-        <w:ind w:left="2160" w:hanging="360"/>
-      </w:pPr>
-      <w:rPr>
-        <w:rFonts w:ascii="OpenSymbol" w:hAnsi="OpenSymbol" w:cs="OpenSymbol" w:hint="default"/>
-      </w:rPr>
+      <w:start w:val="3"/>
+      <w:numFmt w:val="decimal"/>
+      <w:lvlText w:val="%5."/>
+      <w:lvlJc w:val="left"/>
+      <w:pPr>
+        <w:tabs>
+          <w:tab w:val="num" w:pos="0"/>
+        </w:tabs>
+        <w:ind w:left="3600" w:hanging="480"/>
+      </w:pPr>
+      <w:rPr/>
     </w:lvl>
     <w:lvl w:ilvl="5">
-      <w:start w:val="1"/>
-      <w:numFmt w:val="bullet"/>
-      <w:lvlText w:val="▪"/>
-      <w:lvlJc w:val="left"/>
-      <w:pPr>
-        <w:tabs>
-          <w:tab w:val="num" w:pos="2520"/>
-        </w:tabs>
-        <w:ind w:left="2520" w:hanging="360"/>
-      </w:pPr>
-      <w:rPr>
-        <w:rFonts w:ascii="OpenSymbol" w:hAnsi="OpenSymbol" w:cs="OpenSymbol" w:hint="default"/>
-      </w:rPr>
+      <w:start w:val="3"/>
+      <w:numFmt w:val="decimal"/>
+      <w:lvlText w:val="%6."/>
+      <w:lvlJc w:val="left"/>
+      <w:pPr>
+        <w:tabs>
+          <w:tab w:val="num" w:pos="0"/>
+        </w:tabs>
+        <w:ind w:left="4320" w:hanging="480"/>
+      </w:pPr>
+      <w:rPr/>
     </w:lvl>
     <w:lvl w:ilvl="6">
-      <w:start w:val="1"/>
-      <w:numFmt w:val="bullet"/>
-      <w:lvlText w:val=""/>
-      <w:lvlJc w:val="left"/>
-      <w:pPr>
-        <w:tabs>
-          <w:tab w:val="num" w:pos="2880"/>
-        </w:tabs>
-        <w:ind w:left="2880" w:hanging="360"/>
-      </w:pPr>
-      <w:rPr>
-        <w:rFonts w:ascii="Symbol" w:hAnsi="Symbol" w:cs="Symbol" w:hint="default"/>
-      </w:rPr>
+      <w:start w:val="3"/>
+      <w:numFmt w:val="decimal"/>
+      <w:lvlText w:val="%7."/>
+      <w:lvlJc w:val="left"/>
+      <w:pPr>
+        <w:tabs>
+          <w:tab w:val="num" w:pos="0"/>
+        </w:tabs>
+        <w:ind w:left="5040" w:hanging="480"/>
+      </w:pPr>
+      <w:rPr/>
     </w:lvl>
     <w:lvl w:ilvl="7">
-      <w:start w:val="1"/>
-      <w:numFmt w:val="bullet"/>
-      <w:lvlText w:val="◦"/>
-      <w:lvlJc w:val="left"/>
-      <w:pPr>
-        <w:tabs>
-          <w:tab w:val="num" w:pos="3240"/>
-        </w:tabs>
-        <w:ind w:left="3240" w:hanging="360"/>
-      </w:pPr>
-      <w:rPr>
-        <w:rFonts w:ascii="OpenSymbol" w:hAnsi="OpenSymbol" w:cs="OpenSymbol" w:hint="default"/>
-      </w:rPr>
+      <w:start w:val="3"/>
+      <w:numFmt w:val="decimal"/>
+      <w:lvlText w:val="%8."/>
+      <w:lvlJc w:val="left"/>
+      <w:pPr>
+        <w:tabs>
+          <w:tab w:val="num" w:pos="0"/>
+        </w:tabs>
+        <w:ind w:left="5760" w:hanging="480"/>
+      </w:pPr>
+      <w:rPr/>
     </w:lvl>
     <w:lvl w:ilvl="8">
-      <w:start w:val="1"/>
-      <w:numFmt w:val="bullet"/>
-      <w:lvlText w:val="▪"/>
-      <w:lvlJc w:val="left"/>
-      <w:pPr>
-        <w:tabs>
-          <w:tab w:val="num" w:pos="3600"/>
-        </w:tabs>
-        <w:ind w:left="3600" w:hanging="360"/>
-      </w:pPr>
-      <w:rPr>
-        <w:rFonts w:ascii="OpenSymbol" w:hAnsi="OpenSymbol" w:cs="OpenSymbol" w:hint="default"/>
-      </w:rPr>
+      <w:start w:val="3"/>
+      <w:numFmt w:val="decimal"/>
+      <w:lvlText w:val="%9."/>
+      <w:lvlJc w:val="left"/>
+      <w:pPr>
+        <w:tabs>
+          <w:tab w:val="num" w:pos="0"/>
+        </w:tabs>
+        <w:ind w:left="6480" w:hanging="480"/>
+      </w:pPr>
+      <w:rPr/>
     </w:lvl>
   </w:abstractNum>
   <w:abstractNum w:abstractNumId="21">
     <w:lvl w:ilvl="0">
-      <w:start w:val="1"/>
-      <w:numFmt w:val="bullet"/>
-      <w:lvlText w:val=""/>
-      <w:lvlJc w:val="left"/>
-      <w:pPr>
-        <w:tabs>
-          <w:tab w:val="num" w:pos="720"/>
-        </w:tabs>
-        <w:ind w:left="720" w:hanging="360"/>
-      </w:pPr>
-      <w:rPr>
-        <w:rFonts w:ascii="Symbol" w:hAnsi="Symbol" w:cs="Symbol" w:hint="default"/>
-      </w:rPr>
+      <w:start w:val="4"/>
+      <w:numFmt w:val="decimal"/>
+      <w:lvlText w:val="%1."/>
+      <w:lvlJc w:val="left"/>
+      <w:pPr>
+        <w:tabs>
+          <w:tab w:val="num" w:pos="0"/>
+        </w:tabs>
+        <w:ind w:left="720" w:hanging="480"/>
+      </w:pPr>
+      <w:rPr/>
     </w:lvl>
     <w:lvl w:ilvl="1">
-      <w:start w:val="1"/>
-      <w:numFmt w:val="bullet"/>
-      <w:lvlText w:val="◦"/>
-      <w:lvlJc w:val="left"/>
-      <w:pPr>
-        <w:tabs>
-          <w:tab w:val="num" w:pos="1080"/>
-        </w:tabs>
-        <w:ind w:left="1080" w:hanging="360"/>
-      </w:pPr>
-      <w:rPr>
-        <w:rFonts w:ascii="OpenSymbol" w:hAnsi="OpenSymbol" w:cs="OpenSymbol" w:hint="default"/>
-      </w:rPr>
+      <w:start w:val="4"/>
+      <w:numFmt w:val="decimal"/>
+      <w:lvlText w:val="%2."/>
+      <w:lvlJc w:val="left"/>
+      <w:pPr>
+        <w:tabs>
+          <w:tab w:val="num" w:pos="0"/>
+        </w:tabs>
+        <w:ind w:left="1440" w:hanging="480"/>
+      </w:pPr>
+      <w:rPr/>
     </w:lvl>
     <w:lvl w:ilvl="2">
-      <w:start w:val="1"/>
-      <w:numFmt w:val="bullet"/>
-      <w:lvlText w:val="▪"/>
-      <w:lvlJc w:val="left"/>
-      <w:pPr>
-        <w:tabs>
-          <w:tab w:val="num" w:pos="1440"/>
-        </w:tabs>
-        <w:ind w:left="1440" w:hanging="360"/>
-      </w:pPr>
-      <w:rPr>
-        <w:rFonts w:ascii="OpenSymbol" w:hAnsi="OpenSymbol" w:cs="OpenSymbol" w:hint="default"/>
-      </w:rPr>
+      <w:start w:val="4"/>
+      <w:numFmt w:val="decimal"/>
+      <w:lvlText w:val="%3."/>
+      <w:lvlJc w:val="left"/>
+      <w:pPr>
+        <w:tabs>
+          <w:tab w:val="num" w:pos="0"/>
+        </w:tabs>
+        <w:ind w:left="2160" w:hanging="480"/>
+      </w:pPr>
+      <w:rPr/>
     </w:lvl>
     <w:lvl w:ilvl="3">
-      <w:start w:val="1"/>
-      <w:numFmt w:val="bullet"/>
-      <w:lvlText w:val=""/>
-      <w:lvlJc w:val="left"/>
-      <w:pPr>
-        <w:tabs>
-          <w:tab w:val="num" w:pos="1800"/>
-        </w:tabs>
-        <w:ind w:left="1800" w:hanging="360"/>
-      </w:pPr>
-      <w:rPr>
-        <w:rFonts w:ascii="Symbol" w:hAnsi="Symbol" w:cs="Symbol" w:hint="default"/>
-      </w:rPr>
+      <w:start w:val="4"/>
+      <w:numFmt w:val="decimal"/>
+      <w:lvlText w:val="%4."/>
+      <w:lvlJc w:val="left"/>
+      <w:pPr>
+        <w:tabs>
+          <w:tab w:val="num" w:pos="0"/>
+        </w:tabs>
+        <w:ind w:left="2880" w:hanging="480"/>
+      </w:pPr>
+      <w:rPr/>
     </w:lvl>
     <w:lvl w:ilvl="4">
-      <w:start w:val="1"/>
-      <w:numFmt w:val="bullet"/>
-      <w:lvlText w:val="◦"/>
-      <w:lvlJc w:val="left"/>
-      <w:pPr>
-        <w:tabs>
-          <w:tab w:val="num" w:pos="2160"/>
-        </w:tabs>
-        <w:ind w:left="2160" w:hanging="360"/>
-      </w:pPr>
-      <w:rPr>
-        <w:rFonts w:ascii="OpenSymbol" w:hAnsi="OpenSymbol" w:cs="OpenSymbol" w:hint="default"/>
-      </w:rPr>
+      <w:start w:val="4"/>
+      <w:numFmt w:val="decimal"/>
+      <w:lvlText w:val="%5."/>
+      <w:lvlJc w:val="left"/>
+      <w:pPr>
+        <w:tabs>
+          <w:tab w:val="num" w:pos="0"/>
+        </w:tabs>
+        <w:ind w:left="3600" w:hanging="480"/>
+      </w:pPr>
+      <w:rPr/>
     </w:lvl>
     <w:lvl w:ilvl="5">
-      <w:start w:val="1"/>
-      <w:numFmt w:val="bullet"/>
-      <w:lvlText w:val="▪"/>
-      <w:lvlJc w:val="left"/>
-      <w:pPr>
-        <w:tabs>
-          <w:tab w:val="num" w:pos="2520"/>
-        </w:tabs>
-        <w:ind w:left="2520" w:hanging="360"/>
-      </w:pPr>
-      <w:rPr>
-        <w:rFonts w:ascii="OpenSymbol" w:hAnsi="OpenSymbol" w:cs="OpenSymbol" w:hint="default"/>
-      </w:rPr>
+      <w:start w:val="4"/>
+      <w:numFmt w:val="decimal"/>
+      <w:lvlText w:val="%6."/>
+      <w:lvlJc w:val="left"/>
+      <w:pPr>
+        <w:tabs>
+          <w:tab w:val="num" w:pos="0"/>
+        </w:tabs>
+        <w:ind w:left="4320" w:hanging="480"/>
+      </w:pPr>
+      <w:rPr/>
     </w:lvl>
     <w:lvl w:ilvl="6">
-      <w:start w:val="1"/>
-      <w:numFmt w:val="bullet"/>
-      <w:lvlText w:val=""/>
-      <w:lvlJc w:val="left"/>
-      <w:pPr>
-        <w:tabs>
-          <w:tab w:val="num" w:pos="2880"/>
-        </w:tabs>
-        <w:ind w:left="2880" w:hanging="360"/>
-      </w:pPr>
-      <w:rPr>
-        <w:rFonts w:ascii="Symbol" w:hAnsi="Symbol" w:cs="Symbol" w:hint="default"/>
-      </w:rPr>
+      <w:start w:val="4"/>
+      <w:numFmt w:val="decimal"/>
+      <w:lvlText w:val="%7."/>
+      <w:lvlJc w:val="left"/>
+      <w:pPr>
+        <w:tabs>
+          <w:tab w:val="num" w:pos="0"/>
+        </w:tabs>
+        <w:ind w:left="5040" w:hanging="480"/>
+      </w:pPr>
+      <w:rPr/>
     </w:lvl>
     <w:lvl w:ilvl="7">
-      <w:start w:val="1"/>
-      <w:numFmt w:val="bullet"/>
-      <w:lvlText w:val="◦"/>
-      <w:lvlJc w:val="left"/>
-      <w:pPr>
-        <w:tabs>
-          <w:tab w:val="num" w:pos="3240"/>
-        </w:tabs>
-        <w:ind w:left="3240" w:hanging="360"/>
-      </w:pPr>
-      <w:rPr>
-        <w:rFonts w:ascii="OpenSymbol" w:hAnsi="OpenSymbol" w:cs="OpenSymbol" w:hint="default"/>
-      </w:rPr>
+      <w:start w:val="4"/>
+      <w:numFmt w:val="decimal"/>
+      <w:lvlText w:val="%8."/>
+      <w:lvlJc w:val="left"/>
+      <w:pPr>
+        <w:tabs>
+          <w:tab w:val="num" w:pos="0"/>
+        </w:tabs>
+        <w:ind w:left="5760" w:hanging="480"/>
+      </w:pPr>
+      <w:rPr/>
     </w:lvl>
     <w:lvl w:ilvl="8">
-      <w:start w:val="1"/>
-      <w:numFmt w:val="bullet"/>
-      <w:lvlText w:val="▪"/>
-      <w:lvlJc w:val="left"/>
-      <w:pPr>
-        <w:tabs>
-          <w:tab w:val="num" w:pos="3600"/>
-        </w:tabs>
-        <w:ind w:left="3600" w:hanging="360"/>
-      </w:pPr>
-      <w:rPr>
-        <w:rFonts w:ascii="OpenSymbol" w:hAnsi="OpenSymbol" w:cs="OpenSymbol" w:hint="default"/>
-      </w:rPr>
+      <w:start w:val="4"/>
+      <w:numFmt w:val="decimal"/>
+      <w:lvlText w:val="%9."/>
+      <w:lvlJc w:val="left"/>
+      <w:pPr>
+        <w:tabs>
+          <w:tab w:val="num" w:pos="0"/>
+        </w:tabs>
+        <w:ind w:left="6480" w:hanging="480"/>
+      </w:pPr>
+      <w:rPr/>
     </w:lvl>
   </w:abstractNum>
   <w:abstractNum w:abstractNumId="22">
@@ -10375,61 +10494,61 @@
     <w:abstractNumId w:val="22"/>
   </w:num>
   <w:num w:numId="23">
-    <w:abstractNumId w:val="4"/>
+    <w:abstractNumId w:val="12"/>
     <w:lvlOverride w:ilvl="0">
       <w:startOverride w:val="1"/>
     </w:lvlOverride>
   </w:num>
   <w:num w:numId="24">
-    <w:abstractNumId w:val="5"/>
+    <w:abstractNumId w:val="13"/>
     <w:lvlOverride w:ilvl="0">
       <w:startOverride w:val="4"/>
     </w:lvlOverride>
   </w:num>
   <w:num w:numId="25">
-    <w:abstractNumId w:val="6"/>
+    <w:abstractNumId w:val="14"/>
     <w:lvlOverride w:ilvl="0">
       <w:startOverride w:val="7"/>
     </w:lvlOverride>
   </w:num>
   <w:num w:numId="26">
-    <w:abstractNumId w:val="7"/>
+    <w:abstractNumId w:val="15"/>
     <w:lvlOverride w:ilvl="0">
       <w:startOverride w:val="3"/>
     </w:lvlOverride>
   </w:num>
   <w:num w:numId="27">
-    <w:abstractNumId w:val="5"/>
+    <w:abstractNumId w:val="13"/>
     <w:lvlOverride w:ilvl="0">
       <w:startOverride w:val="4"/>
     </w:lvlOverride>
   </w:num>
   <w:num w:numId="28">
-    <w:abstractNumId w:val="4"/>
+    <w:abstractNumId w:val="12"/>
     <w:lvlOverride w:ilvl="0">
       <w:startOverride w:val="1"/>
     </w:lvlOverride>
   </w:num>
   <w:num w:numId="29">
-    <w:abstractNumId w:val="4"/>
+    <w:abstractNumId w:val="12"/>
     <w:lvlOverride w:ilvl="0">
       <w:startOverride w:val="1"/>
     </w:lvlOverride>
   </w:num>
   <w:num w:numId="30">
-    <w:abstractNumId w:val="11"/>
+    <w:abstractNumId w:val="19"/>
     <w:lvlOverride w:ilvl="0">
       <w:startOverride w:val="2"/>
     </w:lvlOverride>
   </w:num>
   <w:num w:numId="31">
-    <w:abstractNumId w:val="7"/>
+    <w:abstractNumId w:val="15"/>
     <w:lvlOverride w:ilvl="0">
       <w:startOverride w:val="3"/>
     </w:lvlOverride>
   </w:num>
   <w:num w:numId="32">
-    <w:abstractNumId w:val="5"/>
+    <w:abstractNumId w:val="13"/>
     <w:lvlOverride w:ilvl="0">
       <w:startOverride w:val="4"/>
     </w:lvlOverride>
@@ -10692,7 +10811,6 @@
   </w:style>
   <w:style w:type="character" w:styleId="FootnoteCharactersuser">
     <w:name w:val="Footnote Characters (user)"/>
-    <w:basedOn w:val="BodyTextChar"/>
     <w:qFormat/>
     <w:rPr>
       <w:vertAlign w:val="superscript"/>
